--- a/ЛР7_Итоговый_отчет/ОТЧЕТ_ЛР7_TableMind.docx
+++ b/ЛР7_Итоговый_отчет/ОТЧЕТ_ЛР7_TableMind.docx
@@ -245,7 +245,7 @@
       <w:r>
         <w:fldChar w:fldCharType="separate"/>
       </w:r>
-      <w:hyperlink w:anchor="_Toc241913782" w:history="1">
+      <w:hyperlink w:anchor="_Toc241934382" w:history="1">
         <w:r>
           <w:rPr>
             <w:rStyle w:val="af"/>
@@ -273,7 +273,7 @@
             <w:noProof/>
             <w:webHidden/>
           </w:rPr>
-          <w:instrText xml:space="preserve"> PAGEREF _Toc241913782 \h </w:instrText>
+          <w:instrText xml:space="preserve"> PAGEREF _Toc241934382 \h </w:instrText>
         </w:r>
         <w:r>
           <w:rPr>
@@ -314,7 +314,7 @@
           <w:noProof/>
         </w:rPr>
       </w:pPr>
-      <w:hyperlink w:anchor="_Toc241913783" w:history="1">
+      <w:hyperlink w:anchor="_Toc241934383" w:history="1">
         <w:r>
           <w:rPr>
             <w:rStyle w:val="af"/>
@@ -376,7 +376,7 @@
             <w:noProof/>
             <w:webHidden/>
           </w:rPr>
-          <w:instrText xml:space="preserve"> PAGEREF _Toc241913783 \h </w:instrText>
+          <w:instrText xml:space="preserve"> PAGEREF _Toc241934383 \h </w:instrText>
         </w:r>
         <w:r>
           <w:rPr>
@@ -417,7 +417,7 @@
           <w:noProof/>
         </w:rPr>
       </w:pPr>
-      <w:hyperlink w:anchor="_Toc241913784" w:history="1">
+      <w:hyperlink w:anchor="_Toc241934384" w:history="1">
         <w:r>
           <w:rPr>
             <w:rStyle w:val="af"/>
@@ -445,7 +445,7 @@
             <w:noProof/>
             <w:webHidden/>
           </w:rPr>
-          <w:instrText xml:space="preserve"> PAGEREF _Toc241913784 \h </w:instrText>
+          <w:instrText xml:space="preserve"> PAGEREF _Toc241934384 \h </w:instrText>
         </w:r>
         <w:r>
           <w:rPr>
@@ -486,7 +486,7 @@
           <w:noProof/>
         </w:rPr>
       </w:pPr>
-      <w:hyperlink w:anchor="_Toc241913785" w:history="1">
+      <w:hyperlink w:anchor="_Toc241934385" w:history="1">
         <w:r>
           <w:rPr>
             <w:rStyle w:val="af"/>
@@ -514,7 +514,7 @@
             <w:noProof/>
             <w:webHidden/>
           </w:rPr>
-          <w:instrText xml:space="preserve"> PAGEREF _Toc241913785 \h </w:instrText>
+          <w:instrText xml:space="preserve"> PAGEREF _Toc241934385 \h </w:instrText>
         </w:r>
         <w:r>
           <w:rPr>
@@ -555,7 +555,7 @@
           <w:noProof/>
         </w:rPr>
       </w:pPr>
-      <w:hyperlink w:anchor="_Toc241913786" w:history="1">
+      <w:hyperlink w:anchor="_Toc241934386" w:history="1">
         <w:r>
           <w:rPr>
             <w:rStyle w:val="af"/>
@@ -583,7 +583,7 @@
             <w:noProof/>
             <w:webHidden/>
           </w:rPr>
-          <w:instrText xml:space="preserve"> PAGEREF _Toc241913786 \h </w:instrText>
+          <w:instrText xml:space="preserve"> PAGEREF _Toc241934386 \h </w:instrText>
         </w:r>
         <w:r>
           <w:rPr>
@@ -624,7 +624,7 @@
           <w:noProof/>
         </w:rPr>
       </w:pPr>
-      <w:hyperlink w:anchor="_Toc241913787" w:history="1">
+      <w:hyperlink w:anchor="_Toc241934387" w:history="1">
         <w:r>
           <w:rPr>
             <w:rStyle w:val="af"/>
@@ -652,7 +652,7 @@
             <w:noProof/>
             <w:webHidden/>
           </w:rPr>
-          <w:instrText xml:space="preserve"> PAGEREF _Toc241913787 \h </w:instrText>
+          <w:instrText xml:space="preserve"> PAGEREF _Toc241934387 \h </w:instrText>
         </w:r>
         <w:r>
           <w:rPr>
@@ -693,7 +693,7 @@
           <w:noProof/>
         </w:rPr>
       </w:pPr>
-      <w:hyperlink w:anchor="_Toc241913788" w:history="1">
+      <w:hyperlink w:anchor="_Toc241934388" w:history="1">
         <w:r>
           <w:rPr>
             <w:rStyle w:val="af"/>
@@ -721,7 +721,7 @@
             <w:noProof/>
             <w:webHidden/>
           </w:rPr>
-          <w:instrText xml:space="preserve"> PAGEREF _Toc241913788 \h </w:instrText>
+          <w:instrText xml:space="preserve"> PAGEREF _Toc241934388 \h </w:instrText>
         </w:r>
         <w:r>
           <w:rPr>
@@ -762,7 +762,7 @@
           <w:noProof/>
         </w:rPr>
       </w:pPr>
-      <w:hyperlink w:anchor="_Toc241913789" w:history="1">
+      <w:hyperlink w:anchor="_Toc241934389" w:history="1">
         <w:r>
           <w:rPr>
             <w:rStyle w:val="af"/>
@@ -790,7 +790,7 @@
             <w:noProof/>
             <w:webHidden/>
           </w:rPr>
-          <w:instrText xml:space="preserve"> PAGEREF _Toc241913789 \h </w:instrText>
+          <w:instrText xml:space="preserve"> PAGEREF _Toc241934389 \h </w:instrText>
         </w:r>
         <w:r>
           <w:rPr>
@@ -831,7 +831,7 @@
           <w:noProof/>
         </w:rPr>
       </w:pPr>
-      <w:hyperlink w:anchor="_Toc241913790" w:history="1">
+      <w:hyperlink w:anchor="_Toc241934390" w:history="1">
         <w:r>
           <w:rPr>
             <w:rStyle w:val="af"/>
@@ -859,7 +859,7 @@
             <w:noProof/>
             <w:webHidden/>
           </w:rPr>
-          <w:instrText xml:space="preserve"> PAGEREF _Toc241913790 \h </w:instrText>
+          <w:instrText xml:space="preserve"> PAGEREF _Toc241934390 \h </w:instrText>
         </w:r>
         <w:r>
           <w:rPr>
@@ -900,7 +900,7 @@
           <w:noProof/>
         </w:rPr>
       </w:pPr>
-      <w:hyperlink w:anchor="_Toc241913791" w:history="1">
+      <w:hyperlink w:anchor="_Toc241934391" w:history="1">
         <w:r>
           <w:rPr>
             <w:rStyle w:val="af"/>
@@ -928,7 +928,7 @@
             <w:noProof/>
             <w:webHidden/>
           </w:rPr>
-          <w:instrText xml:space="preserve"> PAGEREF _Toc241913791 \h </w:instrText>
+          <w:instrText xml:space="preserve"> PAGEREF _Toc241934391 \h </w:instrText>
         </w:r>
         <w:r>
           <w:rPr>
@@ -969,7 +969,7 @@
           <w:noProof/>
         </w:rPr>
       </w:pPr>
-      <w:hyperlink w:anchor="_Toc241913792" w:history="1">
+      <w:hyperlink w:anchor="_Toc241934392" w:history="1">
         <w:r>
           <w:rPr>
             <w:rStyle w:val="af"/>
@@ -997,7 +997,7 @@
             <w:noProof/>
             <w:webHidden/>
           </w:rPr>
-          <w:instrText xml:space="preserve"> PAGEREF _Toc241913792 \h </w:instrText>
+          <w:instrText xml:space="preserve"> PAGEREF _Toc241934392 \h </w:instrText>
         </w:r>
         <w:r>
           <w:rPr>
@@ -1038,7 +1038,7 @@
           <w:noProof/>
         </w:rPr>
       </w:pPr>
-      <w:hyperlink w:anchor="_Toc241913793" w:history="1">
+      <w:hyperlink w:anchor="_Toc241934393" w:history="1">
         <w:r>
           <w:rPr>
             <w:rStyle w:val="af"/>
@@ -1066,7 +1066,7 @@
             <w:noProof/>
             <w:webHidden/>
           </w:rPr>
-          <w:instrText xml:space="preserve"> PAGEREF _Toc241913793 \h </w:instrText>
+          <w:instrText xml:space="preserve"> PAGEREF _Toc241934393 \h </w:instrText>
         </w:r>
         <w:r>
           <w:rPr>
@@ -1107,7 +1107,7 @@
           <w:noProof/>
         </w:rPr>
       </w:pPr>
-      <w:hyperlink w:anchor="_Toc241913794" w:history="1">
+      <w:hyperlink w:anchor="_Toc241934394" w:history="1">
         <w:r>
           <w:rPr>
             <w:rStyle w:val="af"/>
@@ -1135,7 +1135,7 @@
             <w:noProof/>
             <w:webHidden/>
           </w:rPr>
-          <w:instrText xml:space="preserve"> PAGEREF _Toc241913794 \h </w:instrText>
+          <w:instrText xml:space="preserve"> PAGEREF _Toc241934394 \h </w:instrText>
         </w:r>
         <w:r>
           <w:rPr>
@@ -1176,7 +1176,7 @@
           <w:noProof/>
         </w:rPr>
       </w:pPr>
-      <w:hyperlink w:anchor="_Toc241913795" w:history="1">
+      <w:hyperlink w:anchor="_Toc241934395" w:history="1">
         <w:r>
           <w:rPr>
             <w:rStyle w:val="af"/>
@@ -1204,7 +1204,7 @@
             <w:noProof/>
             <w:webHidden/>
           </w:rPr>
-          <w:instrText xml:space="preserve"> PAGEREF _Toc241913795 \h </w:instrText>
+          <w:instrText xml:space="preserve"> PAGEREF _Toc241934395 \h </w:instrText>
         </w:r>
         <w:r>
           <w:rPr>
@@ -1245,7 +1245,7 @@
           <w:noProof/>
         </w:rPr>
       </w:pPr>
-      <w:hyperlink w:anchor="_Toc241913796" w:history="1">
+      <w:hyperlink w:anchor="_Toc241934396" w:history="1">
         <w:r>
           <w:rPr>
             <w:rStyle w:val="af"/>
@@ -1273,7 +1273,7 @@
             <w:noProof/>
             <w:webHidden/>
           </w:rPr>
-          <w:instrText xml:space="preserve"> PAGEREF _Toc241913796 \h </w:instrText>
+          <w:instrText xml:space="preserve"> PAGEREF _Toc241934396 \h </w:instrText>
         </w:r>
         <w:r>
           <w:rPr>
@@ -1314,7 +1314,7 @@
           <w:noProof/>
         </w:rPr>
       </w:pPr>
-      <w:hyperlink w:anchor="_Toc241913797" w:history="1">
+      <w:hyperlink w:anchor="_Toc241934397" w:history="1">
         <w:r>
           <w:rPr>
             <w:rStyle w:val="af"/>
@@ -1342,7 +1342,7 @@
             <w:noProof/>
             <w:webHidden/>
           </w:rPr>
-          <w:instrText xml:space="preserve"> PAGEREF _Toc241913797 \h </w:instrText>
+          <w:instrText xml:space="preserve"> PAGEREF _Toc241934397 \h </w:instrText>
         </w:r>
         <w:r>
           <w:rPr>
@@ -1383,7 +1383,7 @@
           <w:noProof/>
         </w:rPr>
       </w:pPr>
-      <w:hyperlink w:anchor="_Toc241913798" w:history="1">
+      <w:hyperlink w:anchor="_Toc241934398" w:history="1">
         <w:r>
           <w:rPr>
             <w:rStyle w:val="af"/>
@@ -1411,7 +1411,7 @@
             <w:noProof/>
             <w:webHidden/>
           </w:rPr>
-          <w:instrText xml:space="preserve"> PAGEREF _Toc241913798 \h </w:instrText>
+          <w:instrText xml:space="preserve"> PAGEREF _Toc241934398 \h </w:instrText>
         </w:r>
         <w:r>
           <w:rPr>
@@ -1452,7 +1452,7 @@
           <w:noProof/>
         </w:rPr>
       </w:pPr>
-      <w:hyperlink w:anchor="_Toc241913799" w:history="1">
+      <w:hyperlink w:anchor="_Toc241934399" w:history="1">
         <w:r>
           <w:rPr>
             <w:rStyle w:val="af"/>
@@ -1480,7 +1480,7 @@
             <w:noProof/>
             <w:webHidden/>
           </w:rPr>
-          <w:instrText xml:space="preserve"> PAGEREF _Toc241913799 \h </w:instrText>
+          <w:instrText xml:space="preserve"> PAGEREF _Toc241934399 \h </w:instrText>
         </w:r>
         <w:r>
           <w:rPr>
@@ -1521,7 +1521,7 @@
           <w:noProof/>
         </w:rPr>
       </w:pPr>
-      <w:hyperlink w:anchor="_Toc241913800" w:history="1">
+      <w:hyperlink w:anchor="_Toc241934400" w:history="1">
         <w:r>
           <w:rPr>
             <w:rStyle w:val="af"/>
@@ -1549,7 +1549,7 @@
             <w:noProof/>
             <w:webHidden/>
           </w:rPr>
-          <w:instrText xml:space="preserve"> PAGEREF _Toc241913800 \h </w:instrText>
+          <w:instrText xml:space="preserve"> PAGEREF _Toc241934400 \h </w:instrText>
         </w:r>
         <w:r>
           <w:rPr>
@@ -1590,7 +1590,7 @@
           <w:noProof/>
         </w:rPr>
       </w:pPr>
-      <w:hyperlink w:anchor="_Toc241913801" w:history="1">
+      <w:hyperlink w:anchor="_Toc241934401" w:history="1">
         <w:r>
           <w:rPr>
             <w:rStyle w:val="af"/>
@@ -1618,7 +1618,7 @@
             <w:noProof/>
             <w:webHidden/>
           </w:rPr>
-          <w:instrText xml:space="preserve"> PAGEREF _Toc241913801 \h </w:instrText>
+          <w:instrText xml:space="preserve"> PAGEREF _Toc241934401 \h </w:instrText>
         </w:r>
         <w:r>
           <w:rPr>
@@ -1664,7 +1664,7 @@
         <w:spacing w:before="0" w:after="360" w:line="360" w:lineRule="exact"/>
         <w:ind w:firstLine="709"/>
       </w:pPr>
-      <w:bookmarkStart w:id="1" w:name="_Toc241913782"/>
+      <w:bookmarkStart w:id="1" w:name="_Toc241934382"/>
       <w:r>
         <w:rPr>
           <w:b/>
@@ -2213,7 +2213,7 @@
         <w:ind w:firstLine="709"/>
       </w:pPr>
       <w:bookmarkStart w:id="2" w:name="_fe8d3efd355b4a528bffe4e412a753a8708d8a7"/>
-      <w:bookmarkStart w:id="3" w:name="_Toc241913783"/>
+      <w:bookmarkStart w:id="3" w:name="_Toc241934383"/>
       <w:bookmarkEnd w:id="0"/>
       <w:r>
         <w:rPr>
@@ -2808,7 +2808,7 @@
         <w:ind w:firstLine="709"/>
       </w:pPr>
       <w:bookmarkStart w:id="4" w:name="_85970216d61dd6d6f40a43c2142d7359aebf30e"/>
-      <w:bookmarkStart w:id="5" w:name="_Toc241913784"/>
+      <w:bookmarkStart w:id="5" w:name="_Toc241934384"/>
       <w:bookmarkEnd w:id="2"/>
       <w:r>
         <w:rPr>
@@ -3524,7 +3524,7 @@
           <w:sz w:val="28"/>
         </w:rPr>
         <w:drawing>
-          <wp:inline distT="0" distB="0" distL="0" distR="0" wp14:anchorId="30514E02" wp14:editId="3A2A69AF">
+          <wp:inline distT="0" distB="0" distL="0" distR="0" wp14:anchorId="5B148A32" wp14:editId="3E0681CC">
             <wp:extent cx="5334000" cy="2471853"/>
             <wp:effectExtent l="0" t="0" r="0" b="0"/>
             <wp:docPr id="12" name="Picture"/>
@@ -3758,7 +3758,7 @@
         <w:ind w:firstLine="709"/>
       </w:pPr>
       <w:bookmarkStart w:id="6" w:name="_952a16116c37bc0383f5f47ccedf9607bd1472f"/>
-      <w:bookmarkStart w:id="7" w:name="_Toc241913785"/>
+      <w:bookmarkStart w:id="7" w:name="_Toc241934385"/>
       <w:bookmarkEnd w:id="4"/>
       <w:r>
         <w:rPr>
@@ -4692,7 +4692,7 @@
         <w:ind w:firstLine="709"/>
       </w:pPr>
       <w:bookmarkStart w:id="8" w:name="_550d58f707a5c37672fca98b77eb8736ae09aa2"/>
-      <w:bookmarkStart w:id="9" w:name="_Toc241913786"/>
+      <w:bookmarkStart w:id="9" w:name="_Toc241934386"/>
       <w:bookmarkEnd w:id="6"/>
       <w:r>
         <w:rPr>
@@ -5235,7 +5235,7 @@
           <w:sz w:val="28"/>
         </w:rPr>
         <w:drawing>
-          <wp:inline distT="0" distB="0" distL="0" distR="0" wp14:anchorId="082538F1" wp14:editId="17062B47">
+          <wp:inline distT="0" distB="0" distL="0" distR="0" wp14:anchorId="1AAE3C96" wp14:editId="2957194A">
             <wp:extent cx="5334000" cy="2471853"/>
             <wp:effectExtent l="0" t="0" r="0" b="0"/>
             <wp:docPr id="17" name="Picture"/>
@@ -5345,7 +5345,7 @@
         <w:ind w:firstLine="709"/>
       </w:pPr>
       <w:bookmarkStart w:id="10" w:name="_e000447a5cb978ee53bdb6877ec2ece1121f293"/>
-      <w:bookmarkStart w:id="11" w:name="_Toc241913787"/>
+      <w:bookmarkStart w:id="11" w:name="_Toc241934387"/>
       <w:bookmarkEnd w:id="8"/>
       <w:r>
         <w:rPr>
@@ -6101,7 +6101,7 @@
         <w:ind w:firstLine="709"/>
       </w:pPr>
       <w:bookmarkStart w:id="12" w:name="_d6b1e0606ccffbfea524c7b8890d7424ae6ef8d"/>
-      <w:bookmarkStart w:id="13" w:name="_Toc241913788"/>
+      <w:bookmarkStart w:id="13" w:name="_Toc241934388"/>
       <w:bookmarkEnd w:id="10"/>
       <w:r>
         <w:rPr>
@@ -6692,7 +6692,7 @@
         <w:ind w:firstLine="709"/>
       </w:pPr>
       <w:bookmarkStart w:id="14" w:name="_d9c21b914bbc5bab06da79c3c8a3f5937408dab"/>
-      <w:bookmarkStart w:id="15" w:name="_Toc241913789"/>
+      <w:bookmarkStart w:id="15" w:name="_Toc241934389"/>
       <w:bookmarkEnd w:id="12"/>
       <w:r>
         <w:rPr>
@@ -7670,7 +7670,7 @@
         <w:ind w:firstLine="709"/>
       </w:pPr>
       <w:bookmarkStart w:id="16" w:name="_519d46f9ff7923648cbfef21e26057944381813"/>
-      <w:bookmarkStart w:id="17" w:name="_Toc241913790"/>
+      <w:bookmarkStart w:id="17" w:name="_Toc241934390"/>
       <w:bookmarkEnd w:id="14"/>
       <w:r>
         <w:rPr>
@@ -7736,7 +7736,7 @@
         <w:ind w:firstLine="709"/>
       </w:pPr>
       <w:bookmarkStart w:id="18" w:name="_753c3388bf9c3477a7d17f68c6497177eb43643"/>
-      <w:bookmarkStart w:id="19" w:name="_Toc241913791"/>
+      <w:bookmarkStart w:id="19" w:name="_Toc241934391"/>
       <w:bookmarkEnd w:id="16"/>
       <w:r>
         <w:rPr>
@@ -9233,7 +9233,7 @@
         <w:ind w:firstLine="709"/>
       </w:pPr>
       <w:bookmarkStart w:id="20" w:name="_fc51781abcc4857bf621eab6b8861ea54729fed"/>
-      <w:bookmarkStart w:id="21" w:name="_Toc241913792"/>
+      <w:bookmarkStart w:id="21" w:name="_Toc241934392"/>
       <w:bookmarkEnd w:id="18"/>
       <w:r>
         <w:rPr>
@@ -9752,7 +9752,7 @@
           <w:sz w:val="28"/>
         </w:rPr>
         <w:drawing>
-          <wp:inline distT="0" distB="0" distL="0" distR="0" wp14:anchorId="62B6FF55" wp14:editId="216E5718">
+          <wp:inline distT="0" distB="0" distL="0" distR="0" wp14:anchorId="0D71FAB6" wp14:editId="68ABCEE3">
             <wp:extent cx="5334000" cy="2341756"/>
             <wp:effectExtent l="0" t="0" r="0" b="0"/>
             <wp:docPr id="26" name="Picture"/>
@@ -9836,7 +9836,7 @@
         <w:ind w:firstLine="709"/>
       </w:pPr>
       <w:bookmarkStart w:id="22" w:name="_3cbac706be9fcf271e7c81612a5c58063188b2f"/>
-      <w:bookmarkStart w:id="23" w:name="_Toc241913793"/>
+      <w:bookmarkStart w:id="23" w:name="_Toc241934393"/>
       <w:bookmarkEnd w:id="20"/>
       <w:r>
         <w:rPr>
@@ -11416,7 +11416,7 @@
         <w:ind w:firstLine="709"/>
       </w:pPr>
       <w:bookmarkStart w:id="24" w:name="_efd4e361dc2d7db269a1aa4c2dc9b6b6bcbeef9"/>
-      <w:bookmarkStart w:id="25" w:name="_Toc241913794"/>
+      <w:bookmarkStart w:id="25" w:name="_Toc241934394"/>
       <w:bookmarkEnd w:id="22"/>
       <w:r>
         <w:rPr>
@@ -12298,7 +12298,7 @@
         <w:jc w:val="center"/>
       </w:pPr>
       <w:bookmarkStart w:id="26" w:name="_выводы"/>
-      <w:bookmarkStart w:id="27" w:name="_Toc241913795"/>
+      <w:bookmarkStart w:id="27" w:name="_Toc241934395"/>
       <w:bookmarkEnd w:id="24"/>
       <w:r>
         <w:rPr>
@@ -12364,7 +12364,7 @@
         <w:jc w:val="center"/>
       </w:pPr>
       <w:bookmarkStart w:id="28" w:name="_274f6a444530ef90b0479dabf3d210f01e97699"/>
-      <w:bookmarkStart w:id="29" w:name="_Toc241913796"/>
+      <w:bookmarkStart w:id="29" w:name="_Toc241934396"/>
       <w:bookmarkEnd w:id="26"/>
       <w:r>
         <w:rPr>
@@ -12513,7 +12513,7 @@
         <w:ind w:firstLine="709"/>
       </w:pPr>
       <w:bookmarkStart w:id="30" w:name="_d0b2864b05c1a6817d4667f0f3e4b4928a2cf70"/>
-      <w:bookmarkStart w:id="31" w:name="_Toc241913797"/>
+      <w:bookmarkStart w:id="31" w:name="_Toc241934397"/>
       <w:bookmarkEnd w:id="28"/>
       <w:r>
         <w:rPr>
@@ -13279,7 +13279,7 @@
         <w:ind w:firstLine="709"/>
       </w:pPr>
       <w:bookmarkStart w:id="32" w:name="_57b6da660863974cb7f545bcaedf54a886793e9"/>
-      <w:bookmarkStart w:id="33" w:name="_Toc241913798"/>
+      <w:bookmarkStart w:id="33" w:name="_Toc241934398"/>
       <w:bookmarkEnd w:id="30"/>
       <w:r>
         <w:rPr>
@@ -14380,7 +14380,7 @@
         <w:ind w:firstLine="709"/>
       </w:pPr>
       <w:bookmarkStart w:id="34" w:name="_bab2a73b062d54d30a46b35a66541c275d60dcb"/>
-      <w:bookmarkStart w:id="35" w:name="_Toc241913799"/>
+      <w:bookmarkStart w:id="35" w:name="_Toc241934399"/>
       <w:bookmarkEnd w:id="32"/>
       <w:r>
         <w:rPr>
@@ -14442,9 +14442,9 @@
         <w:tblLook w:val="0020" w:firstRow="1" w:lastRow="0" w:firstColumn="0" w:lastColumn="0" w:noHBand="0" w:noVBand="0"/>
       </w:tblPr>
       <w:tblGrid>
-        <w:gridCol w:w="4668"/>
-        <w:gridCol w:w="1271"/>
-        <w:gridCol w:w="3416"/>
+        <w:gridCol w:w="4100"/>
+        <w:gridCol w:w="1242"/>
+        <w:gridCol w:w="4013"/>
       </w:tblGrid>
       <w:tr>
         <w:trPr>
@@ -14455,7 +14455,7 @@
         </w:trPr>
         <w:tc>
           <w:tcPr>
-            <w:tcW w:w="4667" w:type="dxa"/>
+            <w:tcW w:w="4100" w:type="dxa"/>
             <w:vAlign w:val="center"/>
           </w:tcPr>
           <w:p>
@@ -14475,7 +14475,7 @@
         </w:tc>
         <w:tc>
           <w:tcPr>
-            <w:tcW w:w="1271" w:type="dxa"/>
+            <w:tcW w:w="1242" w:type="dxa"/>
             <w:vAlign w:val="center"/>
           </w:tcPr>
           <w:p>
@@ -14495,7 +14495,7 @@
         </w:tc>
         <w:tc>
           <w:tcPr>
-            <w:tcW w:w="3416" w:type="dxa"/>
+            <w:tcW w:w="4013" w:type="dxa"/>
             <w:vAlign w:val="center"/>
           </w:tcPr>
           <w:p>
@@ -14521,7 +14521,7 @@
         </w:trPr>
         <w:tc>
           <w:tcPr>
-            <w:tcW w:w="4667" w:type="dxa"/>
+            <w:tcW w:w="4100" w:type="dxa"/>
             <w:vAlign w:val="center"/>
           </w:tcPr>
           <w:p>
@@ -14540,7 +14540,7 @@
         </w:tc>
         <w:tc>
           <w:tcPr>
-            <w:tcW w:w="1271" w:type="dxa"/>
+            <w:tcW w:w="1242" w:type="dxa"/>
             <w:vAlign w:val="center"/>
           </w:tcPr>
           <w:p>
@@ -14559,7 +14559,7 @@
         </w:tc>
         <w:tc>
           <w:tcPr>
-            <w:tcW w:w="3416" w:type="dxa"/>
+            <w:tcW w:w="4013" w:type="dxa"/>
             <w:vAlign w:val="center"/>
           </w:tcPr>
           <w:p>
@@ -14584,7 +14584,7 @@
         </w:trPr>
         <w:tc>
           <w:tcPr>
-            <w:tcW w:w="4667" w:type="dxa"/>
+            <w:tcW w:w="4100" w:type="dxa"/>
             <w:vAlign w:val="center"/>
           </w:tcPr>
           <w:p>
@@ -14603,7 +14603,7 @@
         </w:tc>
         <w:tc>
           <w:tcPr>
-            <w:tcW w:w="1271" w:type="dxa"/>
+            <w:tcW w:w="1242" w:type="dxa"/>
             <w:vAlign w:val="center"/>
           </w:tcPr>
           <w:p>
@@ -14622,7 +14622,7 @@
         </w:tc>
         <w:tc>
           <w:tcPr>
-            <w:tcW w:w="3416" w:type="dxa"/>
+            <w:tcW w:w="4013" w:type="dxa"/>
             <w:vAlign w:val="center"/>
           </w:tcPr>
           <w:p>
@@ -14647,7 +14647,7 @@
         </w:trPr>
         <w:tc>
           <w:tcPr>
-            <w:tcW w:w="4667" w:type="dxa"/>
+            <w:tcW w:w="4100" w:type="dxa"/>
             <w:vAlign w:val="center"/>
           </w:tcPr>
           <w:p>
@@ -14666,7 +14666,7 @@
         </w:tc>
         <w:tc>
           <w:tcPr>
-            <w:tcW w:w="1271" w:type="dxa"/>
+            <w:tcW w:w="1242" w:type="dxa"/>
             <w:vAlign w:val="center"/>
           </w:tcPr>
           <w:p>
@@ -14685,7 +14685,7 @@
         </w:tc>
         <w:tc>
           <w:tcPr>
-            <w:tcW w:w="3416" w:type="dxa"/>
+            <w:tcW w:w="4013" w:type="dxa"/>
             <w:vAlign w:val="center"/>
           </w:tcPr>
           <w:p>
@@ -14710,7 +14710,7 @@
         </w:trPr>
         <w:tc>
           <w:tcPr>
-            <w:tcW w:w="4667" w:type="dxa"/>
+            <w:tcW w:w="4100" w:type="dxa"/>
             <w:vAlign w:val="center"/>
           </w:tcPr>
           <w:p>
@@ -14729,7 +14729,7 @@
         </w:tc>
         <w:tc>
           <w:tcPr>
-            <w:tcW w:w="1271" w:type="dxa"/>
+            <w:tcW w:w="1242" w:type="dxa"/>
             <w:vAlign w:val="center"/>
           </w:tcPr>
           <w:p>
@@ -14748,7 +14748,7 @@
         </w:tc>
         <w:tc>
           <w:tcPr>
-            <w:tcW w:w="3416" w:type="dxa"/>
+            <w:tcW w:w="4013" w:type="dxa"/>
             <w:vAlign w:val="center"/>
           </w:tcPr>
           <w:p>
@@ -14773,7 +14773,7 @@
         </w:trPr>
         <w:tc>
           <w:tcPr>
-            <w:tcW w:w="4667" w:type="dxa"/>
+            <w:tcW w:w="4100" w:type="dxa"/>
             <w:vAlign w:val="center"/>
           </w:tcPr>
           <w:p>
@@ -14792,7 +14792,7 @@
         </w:tc>
         <w:tc>
           <w:tcPr>
-            <w:tcW w:w="1271" w:type="dxa"/>
+            <w:tcW w:w="1242" w:type="dxa"/>
             <w:vAlign w:val="center"/>
           </w:tcPr>
           <w:p>
@@ -14811,7 +14811,7 @@
         </w:tc>
         <w:tc>
           <w:tcPr>
-            <w:tcW w:w="3416" w:type="dxa"/>
+            <w:tcW w:w="4013" w:type="dxa"/>
             <w:vAlign w:val="center"/>
           </w:tcPr>
           <w:p>
@@ -14836,7 +14836,7 @@
         </w:trPr>
         <w:tc>
           <w:tcPr>
-            <w:tcW w:w="4667" w:type="dxa"/>
+            <w:tcW w:w="4100" w:type="dxa"/>
             <w:vAlign w:val="center"/>
           </w:tcPr>
           <w:p>
@@ -14861,7 +14861,7 @@
         </w:tc>
         <w:tc>
           <w:tcPr>
-            <w:tcW w:w="1271" w:type="dxa"/>
+            <w:tcW w:w="1242" w:type="dxa"/>
             <w:vAlign w:val="center"/>
           </w:tcPr>
           <w:p>
@@ -14880,7 +14880,7 @@
         </w:tc>
         <w:tc>
           <w:tcPr>
-            <w:tcW w:w="3416" w:type="dxa"/>
+            <w:tcW w:w="4013" w:type="dxa"/>
             <w:vAlign w:val="center"/>
           </w:tcPr>
           <w:p>
@@ -14905,7 +14905,7 @@
         </w:trPr>
         <w:tc>
           <w:tcPr>
-            <w:tcW w:w="4667" w:type="dxa"/>
+            <w:tcW w:w="4100" w:type="dxa"/>
             <w:vAlign w:val="center"/>
           </w:tcPr>
           <w:p>
@@ -14924,7 +14924,7 @@
         </w:tc>
         <w:tc>
           <w:tcPr>
-            <w:tcW w:w="1271" w:type="dxa"/>
+            <w:tcW w:w="1242" w:type="dxa"/>
             <w:vAlign w:val="center"/>
           </w:tcPr>
           <w:p>
@@ -14943,7 +14943,7 @@
         </w:tc>
         <w:tc>
           <w:tcPr>
-            <w:tcW w:w="3416" w:type="dxa"/>
+            <w:tcW w:w="4013" w:type="dxa"/>
             <w:vAlign w:val="center"/>
           </w:tcPr>
           <w:p>
@@ -14968,7 +14968,7 @@
         </w:trPr>
         <w:tc>
           <w:tcPr>
-            <w:tcW w:w="4667" w:type="dxa"/>
+            <w:tcW w:w="4100" w:type="dxa"/>
             <w:vAlign w:val="center"/>
           </w:tcPr>
           <w:p>
@@ -14987,7 +14987,7 @@
         </w:tc>
         <w:tc>
           <w:tcPr>
-            <w:tcW w:w="1271" w:type="dxa"/>
+            <w:tcW w:w="1242" w:type="dxa"/>
             <w:vAlign w:val="center"/>
           </w:tcPr>
           <w:p>
@@ -15006,7 +15006,7 @@
         </w:tc>
         <w:tc>
           <w:tcPr>
-            <w:tcW w:w="3416" w:type="dxa"/>
+            <w:tcW w:w="4013" w:type="dxa"/>
             <w:vAlign w:val="center"/>
           </w:tcPr>
           <w:p>
@@ -15031,7 +15031,7 @@
         </w:trPr>
         <w:tc>
           <w:tcPr>
-            <w:tcW w:w="4667" w:type="dxa"/>
+            <w:tcW w:w="4100" w:type="dxa"/>
             <w:vAlign w:val="center"/>
           </w:tcPr>
           <w:p>
@@ -15050,7 +15050,7 @@
         </w:tc>
         <w:tc>
           <w:tcPr>
-            <w:tcW w:w="1271" w:type="dxa"/>
+            <w:tcW w:w="1242" w:type="dxa"/>
             <w:vAlign w:val="center"/>
           </w:tcPr>
           <w:p>
@@ -15069,7 +15069,7 @@
         </w:tc>
         <w:tc>
           <w:tcPr>
-            <w:tcW w:w="3416" w:type="dxa"/>
+            <w:tcW w:w="4013" w:type="dxa"/>
             <w:vAlign w:val="center"/>
           </w:tcPr>
           <w:p>
@@ -15094,7 +15094,7 @@
         </w:trPr>
         <w:tc>
           <w:tcPr>
-            <w:tcW w:w="4667" w:type="dxa"/>
+            <w:tcW w:w="4100" w:type="dxa"/>
             <w:vAlign w:val="center"/>
           </w:tcPr>
           <w:p>
@@ -15113,7 +15113,7 @@
         </w:tc>
         <w:tc>
           <w:tcPr>
-            <w:tcW w:w="1271" w:type="dxa"/>
+            <w:tcW w:w="1242" w:type="dxa"/>
             <w:vAlign w:val="center"/>
           </w:tcPr>
           <w:p>
@@ -15132,7 +15132,7 @@
         </w:tc>
         <w:tc>
           <w:tcPr>
-            <w:tcW w:w="3416" w:type="dxa"/>
+            <w:tcW w:w="4013" w:type="dxa"/>
             <w:vAlign w:val="center"/>
           </w:tcPr>
           <w:p>
@@ -15157,7 +15157,7 @@
         </w:trPr>
         <w:tc>
           <w:tcPr>
-            <w:tcW w:w="4667" w:type="dxa"/>
+            <w:tcW w:w="4100" w:type="dxa"/>
             <w:vAlign w:val="center"/>
           </w:tcPr>
           <w:p>
@@ -15176,7 +15176,7 @@
         </w:tc>
         <w:tc>
           <w:tcPr>
-            <w:tcW w:w="1271" w:type="dxa"/>
+            <w:tcW w:w="1242" w:type="dxa"/>
             <w:vAlign w:val="center"/>
           </w:tcPr>
           <w:p>
@@ -15195,7 +15195,7 @@
         </w:tc>
         <w:tc>
           <w:tcPr>
-            <w:tcW w:w="3416" w:type="dxa"/>
+            <w:tcW w:w="4013" w:type="dxa"/>
             <w:vAlign w:val="center"/>
           </w:tcPr>
           <w:p>
@@ -15220,7 +15220,7 @@
         </w:trPr>
         <w:tc>
           <w:tcPr>
-            <w:tcW w:w="4667" w:type="dxa"/>
+            <w:tcW w:w="4100" w:type="dxa"/>
             <w:vAlign w:val="center"/>
           </w:tcPr>
           <w:p>
@@ -15239,7 +15239,7 @@
         </w:tc>
         <w:tc>
           <w:tcPr>
-            <w:tcW w:w="1271" w:type="dxa"/>
+            <w:tcW w:w="1242" w:type="dxa"/>
             <w:vAlign w:val="center"/>
           </w:tcPr>
           <w:p>
@@ -15258,7 +15258,7 @@
         </w:tc>
         <w:tc>
           <w:tcPr>
-            <w:tcW w:w="3416" w:type="dxa"/>
+            <w:tcW w:w="4013" w:type="dxa"/>
             <w:vAlign w:val="center"/>
           </w:tcPr>
           <w:p>
@@ -15283,7 +15283,7 @@
         </w:trPr>
         <w:tc>
           <w:tcPr>
-            <w:tcW w:w="4667" w:type="dxa"/>
+            <w:tcW w:w="4100" w:type="dxa"/>
             <w:vAlign w:val="center"/>
           </w:tcPr>
           <w:p>
@@ -15302,7 +15302,7 @@
         </w:tc>
         <w:tc>
           <w:tcPr>
-            <w:tcW w:w="1271" w:type="dxa"/>
+            <w:tcW w:w="1242" w:type="dxa"/>
             <w:vAlign w:val="center"/>
           </w:tcPr>
           <w:p>
@@ -15321,20 +15321,20 @@
         </w:tc>
         <w:tc>
           <w:tcPr>
-            <w:tcW w:w="3416" w:type="dxa"/>
-            <w:vAlign w:val="center"/>
-          </w:tcPr>
-          <w:p>
-            <w:pPr>
-              <w:pStyle w:val="Compact"/>
-              <w:spacing w:before="0" w:after="0" w:line="280" w:lineRule="exact"/>
-              <w:jc w:val="center"/>
-            </w:pPr>
-            <w:r>
-              <w:rPr>
-                <w:sz w:val="24"/>
-              </w:rPr>
-              <w:t xml:space="preserve">покрытие 80 %, прототип </w:t>
+            <w:tcW w:w="4013" w:type="dxa"/>
+            <w:vAlign w:val="center"/>
+          </w:tcPr>
+          <w:p>
+            <w:pPr>
+              <w:pStyle w:val="Compact"/>
+              <w:spacing w:before="0" w:after="0" w:line="280" w:lineRule="exact"/>
+              <w:jc w:val="center"/>
+            </w:pPr>
+            <w:r>
+              <w:rPr>
+                <w:sz w:val="24"/>
+              </w:rPr>
+              <w:t xml:space="preserve">покрытие 80 %; прототип сайта в </w:t>
             </w:r>
             <w:r>
               <w:rPr>
@@ -15347,7 +15347,7 @@
               <w:rPr>
                 <w:sz w:val="24"/>
               </w:rPr>
-              <w:t xml:space="preserve"> не создан</w:t>
+              <w:t xml:space="preserve"> (3 страницы), экранов приложения нет</w:t>
             </w:r>
           </w:p>
         </w:tc>
@@ -15359,7 +15359,7 @@
         </w:trPr>
         <w:tc>
           <w:tcPr>
-            <w:tcW w:w="4667" w:type="dxa"/>
+            <w:tcW w:w="4100" w:type="dxa"/>
             <w:vAlign w:val="center"/>
           </w:tcPr>
           <w:p>
@@ -15378,7 +15378,7 @@
         </w:tc>
         <w:tc>
           <w:tcPr>
-            <w:tcW w:w="1271" w:type="dxa"/>
+            <w:tcW w:w="1242" w:type="dxa"/>
             <w:vAlign w:val="center"/>
           </w:tcPr>
           <w:p>
@@ -15397,20 +15397,26 @@
         </w:tc>
         <w:tc>
           <w:tcPr>
-            <w:tcW w:w="3416" w:type="dxa"/>
-            <w:vAlign w:val="center"/>
-          </w:tcPr>
-          <w:p>
-            <w:pPr>
-              <w:pStyle w:val="Compact"/>
-              <w:spacing w:before="0" w:after="0" w:line="280" w:lineRule="exact"/>
-              <w:jc w:val="center"/>
-            </w:pPr>
-            <w:r>
-              <w:rPr>
-                <w:sz w:val="24"/>
-              </w:rPr>
-              <w:t>см. разделы отчета</w:t>
+            <w:tcW w:w="4013" w:type="dxa"/>
+            <w:vAlign w:val="center"/>
+          </w:tcPr>
+          <w:p>
+            <w:pPr>
+              <w:pStyle w:val="Compact"/>
+              <w:spacing w:before="0" w:after="0" w:line="280" w:lineRule="exact"/>
+              <w:jc w:val="center"/>
+            </w:pPr>
+            <w:r>
+              <w:rPr>
+                <w:sz w:val="24"/>
+              </w:rPr>
+              <w:t>см. разделы отче</w:t>
+            </w:r>
+            <w:r>
+              <w:rPr>
+                <w:sz w:val="24"/>
+              </w:rPr>
+              <w:t>та</w:t>
             </w:r>
           </w:p>
         </w:tc>
@@ -15422,32 +15428,26 @@
         </w:trPr>
         <w:tc>
           <w:tcPr>
-            <w:tcW w:w="4667" w:type="dxa"/>
-            <w:vAlign w:val="center"/>
-          </w:tcPr>
-          <w:p>
-            <w:pPr>
-              <w:pStyle w:val="Compact"/>
-              <w:spacing w:before="0" w:after="0" w:line="280" w:lineRule="exact"/>
-              <w:jc w:val="center"/>
-            </w:pPr>
-            <w:r>
-              <w:rPr>
-                <w:sz w:val="24"/>
-              </w:rPr>
-              <w:t>Решение о старте имеет условия,</w:t>
-            </w:r>
-            <w:r>
-              <w:rPr>
-                <w:sz w:val="24"/>
-              </w:rPr>
-              <w:t xml:space="preserve"> границы и метрики</w:t>
-            </w:r>
-          </w:p>
-        </w:tc>
-        <w:tc>
-          <w:tcPr>
-            <w:tcW w:w="1271" w:type="dxa"/>
+            <w:tcW w:w="4100" w:type="dxa"/>
+            <w:vAlign w:val="center"/>
+          </w:tcPr>
+          <w:p>
+            <w:pPr>
+              <w:pStyle w:val="Compact"/>
+              <w:spacing w:before="0" w:after="0" w:line="280" w:lineRule="exact"/>
+              <w:jc w:val="center"/>
+            </w:pPr>
+            <w:r>
+              <w:rPr>
+                <w:sz w:val="24"/>
+              </w:rPr>
+              <w:t>Решение о старте имеет условия, границы и метрики</w:t>
+            </w:r>
+          </w:p>
+        </w:tc>
+        <w:tc>
+          <w:tcPr>
+            <w:tcW w:w="1242" w:type="dxa"/>
             <w:vAlign w:val="center"/>
           </w:tcPr>
           <w:p>
@@ -15466,7 +15466,7 @@
         </w:tc>
         <w:tc>
           <w:tcPr>
-            <w:tcW w:w="3416" w:type="dxa"/>
+            <w:tcW w:w="4013" w:type="dxa"/>
             <w:vAlign w:val="center"/>
           </w:tcPr>
           <w:p>
@@ -15496,7 +15496,7 @@
         <w:rPr>
           <w:sz w:val="28"/>
         </w:rPr>
-        <w:t xml:space="preserve">Из 15 пунктов 13 выполнены, 2 частично: спрос (расхождение источников) и интерфейсное покрытие (80 %, нет прототипа в </w:t>
+        <w:t xml:space="preserve">Из 15 пунктов 13 выполнены, 2 частично: спрос (расхождение источников) и интерфейсное покрытие (80 %; прототип в </w:t>
       </w:r>
       <w:r>
         <w:rPr>
@@ -15509,7 +15509,7 @@
         <w:rPr>
           <w:sz w:val="28"/>
         </w:rPr>
-        <w:t>).</w:t>
+        <w:t xml:space="preserve"> охватывает страницы сайта, но не экраны приложения).</w:t>
       </w:r>
     </w:p>
     <w:p>
@@ -15520,7 +15520,7 @@
         <w:ind w:firstLine="709"/>
       </w:pPr>
       <w:bookmarkStart w:id="36" w:name="_301fb4639e999825c095dd7055019e7c013a803"/>
-      <w:bookmarkStart w:id="37" w:name="_Toc241913800"/>
+      <w:bookmarkStart w:id="37" w:name="_Toc241934400"/>
       <w:bookmarkEnd w:id="34"/>
       <w:r>
         <w:rPr>
@@ -15528,7 +15528,14 @@
           <w:sz w:val="28"/>
         </w:rPr>
         <w:lastRenderedPageBreak/>
-        <w:t>ПРИЛОЖЕНИЕ 4 (ОБЯЗАТЕЛЬНОЕ) МИНИМАЛЬНАЯ ФОРМА ТЕХНИЧЕСКОГО ЗАДАНИЯ ДЛЯ ПЕРВОГО РЕЛИЗА</w:t>
+        <w:t>ПРИЛОЖЕНИЕ 4 (ОБЯЗАТЕЛЬНОЕ) МИНИМАЛЬНАЯ ФОРМА ТЕХНИЧЕСКОГО ЗАДАНИЯ ДЛЯ ПЕРВОГО РЕЛИЗ</w:t>
+      </w:r>
+      <w:r>
+        <w:rPr>
+          <w:b/>
+          <w:sz w:val="28"/>
+        </w:rPr>
+        <w:t>А</w:t>
       </w:r>
       <w:bookmarkEnd w:id="37"/>
     </w:p>
@@ -15543,13 +15550,7 @@
         <w:rPr>
           <w:sz w:val="28"/>
         </w:rPr>
-        <w:t>В таблице 18 представлено: минимальное ТЗ пе</w:t>
-      </w:r>
-      <w:r>
-        <w:rPr>
-          <w:sz w:val="28"/>
-        </w:rPr>
-        <w:t>рвого релиза.</w:t>
+        <w:t>В таблице 18 представлено: минимальное ТЗ первого релиза.</w:t>
       </w:r>
     </w:p>
     <w:p>
@@ -16198,7 +16199,7 @@
         <w:ind w:firstLine="709"/>
       </w:pPr>
       <w:bookmarkStart w:id="38" w:name="_0b3889fe5487e8057dd761c90a2747437e007c1"/>
-      <w:bookmarkStart w:id="39" w:name="_Toc241913801"/>
+      <w:bookmarkStart w:id="39" w:name="_Toc241934401"/>
       <w:bookmarkEnd w:id="36"/>
       <w:r>
         <w:rPr>
@@ -16432,7 +16433,7 @@
   <w:abstractNum w:abstractNumId="0" w15:restartNumberingAfterBreak="0">
     <w:nsid w:val="0000A990"/>
     <w:multiLevelType w:val="multilevel"/>
-    <w:tmpl w:val="CE00578C"/>
+    <w:tmpl w:val="990AA352"/>
     <w:lvl w:ilvl="0">
       <w:numFmt w:val="bullet"/>
       <w:lvlText w:val=" "/>
@@ -16509,7 +16510,7 @@
   <w:abstractNum w:abstractNumId="1" w15:restartNumberingAfterBreak="0">
     <w:nsid w:val="00A99411"/>
     <w:multiLevelType w:val="multilevel"/>
-    <w:tmpl w:val="F906FDA0"/>
+    <w:tmpl w:val="28D62548"/>
     <w:lvl w:ilvl="0">
       <w:start w:val="1"/>
       <w:numFmt w:val="decimal"/>
@@ -17957,7 +17958,7 @@
     <w:autoRedefine/>
     <w:uiPriority w:val="39"/>
     <w:unhideWhenUsed/>
-    <w:rsid w:val="006A0137"/>
+    <w:rsid w:val="00EB7110"/>
     <w:pPr>
       <w:spacing w:after="100"/>
     </w:pPr>

--- a/ЛР7_Итоговый_отчет/ОТЧЕТ_ЛР7_TableMind.docx
+++ b/ЛР7_Итоговый_отчет/ОТЧЕТ_ЛР7_TableMind.docx
@@ -245,7 +245,7 @@
       <w:r>
         <w:fldChar w:fldCharType="separate"/>
       </w:r>
-      <w:hyperlink w:anchor="_Toc241934382" w:history="1">
+      <w:hyperlink w:anchor="_Toc241934651" w:history="1">
         <w:r>
           <w:rPr>
             <w:rStyle w:val="af"/>
@@ -273,7 +273,7 @@
             <w:noProof/>
             <w:webHidden/>
           </w:rPr>
-          <w:instrText xml:space="preserve"> PAGEREF _Toc241934382 \h </w:instrText>
+          <w:instrText xml:space="preserve"> PAGEREF _Toc241934651 \h </w:instrText>
         </w:r>
         <w:r>
           <w:rPr>
@@ -314,7 +314,7 @@
           <w:noProof/>
         </w:rPr>
       </w:pPr>
-      <w:hyperlink w:anchor="_Toc241934383" w:history="1">
+      <w:hyperlink w:anchor="_Toc241934652" w:history="1">
         <w:r>
           <w:rPr>
             <w:rStyle w:val="af"/>
@@ -376,7 +376,7 @@
             <w:noProof/>
             <w:webHidden/>
           </w:rPr>
-          <w:instrText xml:space="preserve"> PAGEREF _Toc241934383 \h </w:instrText>
+          <w:instrText xml:space="preserve"> PAGEREF _Toc241934652 \h </w:instrText>
         </w:r>
         <w:r>
           <w:rPr>
@@ -417,7 +417,7 @@
           <w:noProof/>
         </w:rPr>
       </w:pPr>
-      <w:hyperlink w:anchor="_Toc241934384" w:history="1">
+      <w:hyperlink w:anchor="_Toc241934653" w:history="1">
         <w:r>
           <w:rPr>
             <w:rStyle w:val="af"/>
@@ -445,7 +445,7 @@
             <w:noProof/>
             <w:webHidden/>
           </w:rPr>
-          <w:instrText xml:space="preserve"> PAGEREF _Toc241934384 \h </w:instrText>
+          <w:instrText xml:space="preserve"> PAGEREF _Toc241934653 \h </w:instrText>
         </w:r>
         <w:r>
           <w:rPr>
@@ -486,7 +486,7 @@
           <w:noProof/>
         </w:rPr>
       </w:pPr>
-      <w:hyperlink w:anchor="_Toc241934385" w:history="1">
+      <w:hyperlink w:anchor="_Toc241934654" w:history="1">
         <w:r>
           <w:rPr>
             <w:rStyle w:val="af"/>
@@ -514,7 +514,7 @@
             <w:noProof/>
             <w:webHidden/>
           </w:rPr>
-          <w:instrText xml:space="preserve"> PAGEREF _Toc241934385 \h </w:instrText>
+          <w:instrText xml:space="preserve"> PAGEREF _Toc241934654 \h </w:instrText>
         </w:r>
         <w:r>
           <w:rPr>
@@ -555,7 +555,7 @@
           <w:noProof/>
         </w:rPr>
       </w:pPr>
-      <w:hyperlink w:anchor="_Toc241934386" w:history="1">
+      <w:hyperlink w:anchor="_Toc241934655" w:history="1">
         <w:r>
           <w:rPr>
             <w:rStyle w:val="af"/>
@@ -583,7 +583,7 @@
             <w:noProof/>
             <w:webHidden/>
           </w:rPr>
-          <w:instrText xml:space="preserve"> PAGEREF _Toc241934386 \h </w:instrText>
+          <w:instrText xml:space="preserve"> PAGEREF _Toc241934655 \h </w:instrText>
         </w:r>
         <w:r>
           <w:rPr>
@@ -624,7 +624,7 @@
           <w:noProof/>
         </w:rPr>
       </w:pPr>
-      <w:hyperlink w:anchor="_Toc241934387" w:history="1">
+      <w:hyperlink w:anchor="_Toc241934656" w:history="1">
         <w:r>
           <w:rPr>
             <w:rStyle w:val="af"/>
@@ -652,7 +652,7 @@
             <w:noProof/>
             <w:webHidden/>
           </w:rPr>
-          <w:instrText xml:space="preserve"> PAGEREF _Toc241934387 \h </w:instrText>
+          <w:instrText xml:space="preserve"> PAGEREF _Toc241934656 \h </w:instrText>
         </w:r>
         <w:r>
           <w:rPr>
@@ -693,7 +693,7 @@
           <w:noProof/>
         </w:rPr>
       </w:pPr>
-      <w:hyperlink w:anchor="_Toc241934388" w:history="1">
+      <w:hyperlink w:anchor="_Toc241934657" w:history="1">
         <w:r>
           <w:rPr>
             <w:rStyle w:val="af"/>
@@ -721,7 +721,7 @@
             <w:noProof/>
             <w:webHidden/>
           </w:rPr>
-          <w:instrText xml:space="preserve"> PAGEREF _Toc241934388 \h </w:instrText>
+          <w:instrText xml:space="preserve"> PAGEREF _Toc241934657 \h </w:instrText>
         </w:r>
         <w:r>
           <w:rPr>
@@ -762,7 +762,7 @@
           <w:noProof/>
         </w:rPr>
       </w:pPr>
-      <w:hyperlink w:anchor="_Toc241934389" w:history="1">
+      <w:hyperlink w:anchor="_Toc241934658" w:history="1">
         <w:r>
           <w:rPr>
             <w:rStyle w:val="af"/>
@@ -790,7 +790,7 @@
             <w:noProof/>
             <w:webHidden/>
           </w:rPr>
-          <w:instrText xml:space="preserve"> PAGEREF _Toc241934389 \h </w:instrText>
+          <w:instrText xml:space="preserve"> PAGEREF _Toc241934658 \h </w:instrText>
         </w:r>
         <w:r>
           <w:rPr>
@@ -831,7 +831,7 @@
           <w:noProof/>
         </w:rPr>
       </w:pPr>
-      <w:hyperlink w:anchor="_Toc241934390" w:history="1">
+      <w:hyperlink w:anchor="_Toc241934659" w:history="1">
         <w:r>
           <w:rPr>
             <w:rStyle w:val="af"/>
@@ -859,7 +859,7 @@
             <w:noProof/>
             <w:webHidden/>
           </w:rPr>
-          <w:instrText xml:space="preserve"> PAGEREF _Toc241934390 \h </w:instrText>
+          <w:instrText xml:space="preserve"> PAGEREF _Toc241934659 \h </w:instrText>
         </w:r>
         <w:r>
           <w:rPr>
@@ -900,7 +900,7 @@
           <w:noProof/>
         </w:rPr>
       </w:pPr>
-      <w:hyperlink w:anchor="_Toc241934391" w:history="1">
+      <w:hyperlink w:anchor="_Toc241934660" w:history="1">
         <w:r>
           <w:rPr>
             <w:rStyle w:val="af"/>
@@ -928,7 +928,7 @@
             <w:noProof/>
             <w:webHidden/>
           </w:rPr>
-          <w:instrText xml:space="preserve"> PAGEREF _Toc241934391 \h </w:instrText>
+          <w:instrText xml:space="preserve"> PAGEREF _Toc241934660 \h </w:instrText>
         </w:r>
         <w:r>
           <w:rPr>
@@ -969,7 +969,7 @@
           <w:noProof/>
         </w:rPr>
       </w:pPr>
-      <w:hyperlink w:anchor="_Toc241934392" w:history="1">
+      <w:hyperlink w:anchor="_Toc241934661" w:history="1">
         <w:r>
           <w:rPr>
             <w:rStyle w:val="af"/>
@@ -997,7 +997,7 @@
             <w:noProof/>
             <w:webHidden/>
           </w:rPr>
-          <w:instrText xml:space="preserve"> PAGEREF _Toc241934392 \h </w:instrText>
+          <w:instrText xml:space="preserve"> PAGEREF _Toc241934661 \h </w:instrText>
         </w:r>
         <w:r>
           <w:rPr>
@@ -1038,7 +1038,7 @@
           <w:noProof/>
         </w:rPr>
       </w:pPr>
-      <w:hyperlink w:anchor="_Toc241934393" w:history="1">
+      <w:hyperlink w:anchor="_Toc241934662" w:history="1">
         <w:r>
           <w:rPr>
             <w:rStyle w:val="af"/>
@@ -1066,7 +1066,7 @@
             <w:noProof/>
             <w:webHidden/>
           </w:rPr>
-          <w:instrText xml:space="preserve"> PAGEREF _Toc241934393 \h </w:instrText>
+          <w:instrText xml:space="preserve"> PAGEREF _Toc241934662 \h </w:instrText>
         </w:r>
         <w:r>
           <w:rPr>
@@ -1107,7 +1107,7 @@
           <w:noProof/>
         </w:rPr>
       </w:pPr>
-      <w:hyperlink w:anchor="_Toc241934394" w:history="1">
+      <w:hyperlink w:anchor="_Toc241934663" w:history="1">
         <w:r>
           <w:rPr>
             <w:rStyle w:val="af"/>
@@ -1135,7 +1135,7 @@
             <w:noProof/>
             <w:webHidden/>
           </w:rPr>
-          <w:instrText xml:space="preserve"> PAGEREF _Toc241934394 \h </w:instrText>
+          <w:instrText xml:space="preserve"> PAGEREF _Toc241934663 \h </w:instrText>
         </w:r>
         <w:r>
           <w:rPr>
@@ -1176,7 +1176,7 @@
           <w:noProof/>
         </w:rPr>
       </w:pPr>
-      <w:hyperlink w:anchor="_Toc241934395" w:history="1">
+      <w:hyperlink w:anchor="_Toc241934664" w:history="1">
         <w:r>
           <w:rPr>
             <w:rStyle w:val="af"/>
@@ -1204,7 +1204,7 @@
             <w:noProof/>
             <w:webHidden/>
           </w:rPr>
-          <w:instrText xml:space="preserve"> PAGEREF _Toc241934395 \h </w:instrText>
+          <w:instrText xml:space="preserve"> PAGEREF _Toc241934664 \h </w:instrText>
         </w:r>
         <w:r>
           <w:rPr>
@@ -1245,7 +1245,7 @@
           <w:noProof/>
         </w:rPr>
       </w:pPr>
-      <w:hyperlink w:anchor="_Toc241934396" w:history="1">
+      <w:hyperlink w:anchor="_Toc241934665" w:history="1">
         <w:r>
           <w:rPr>
             <w:rStyle w:val="af"/>
@@ -1273,7 +1273,7 @@
             <w:noProof/>
             <w:webHidden/>
           </w:rPr>
-          <w:instrText xml:space="preserve"> PAGEREF _Toc241934396 \h </w:instrText>
+          <w:instrText xml:space="preserve"> PAGEREF _Toc241934665 \h </w:instrText>
         </w:r>
         <w:r>
           <w:rPr>
@@ -1314,7 +1314,7 @@
           <w:noProof/>
         </w:rPr>
       </w:pPr>
-      <w:hyperlink w:anchor="_Toc241934397" w:history="1">
+      <w:hyperlink w:anchor="_Toc241934666" w:history="1">
         <w:r>
           <w:rPr>
             <w:rStyle w:val="af"/>
@@ -1342,7 +1342,7 @@
             <w:noProof/>
             <w:webHidden/>
           </w:rPr>
-          <w:instrText xml:space="preserve"> PAGEREF _Toc241934397 \h </w:instrText>
+          <w:instrText xml:space="preserve"> PAGEREF _Toc241934666 \h </w:instrText>
         </w:r>
         <w:r>
           <w:rPr>
@@ -1383,7 +1383,7 @@
           <w:noProof/>
         </w:rPr>
       </w:pPr>
-      <w:hyperlink w:anchor="_Toc241934398" w:history="1">
+      <w:hyperlink w:anchor="_Toc241934667" w:history="1">
         <w:r>
           <w:rPr>
             <w:rStyle w:val="af"/>
@@ -1411,7 +1411,7 @@
             <w:noProof/>
             <w:webHidden/>
           </w:rPr>
-          <w:instrText xml:space="preserve"> PAGEREF _Toc241934398 \h </w:instrText>
+          <w:instrText xml:space="preserve"> PAGEREF _Toc241934667 \h </w:instrText>
         </w:r>
         <w:r>
           <w:rPr>
@@ -1452,7 +1452,7 @@
           <w:noProof/>
         </w:rPr>
       </w:pPr>
-      <w:hyperlink w:anchor="_Toc241934399" w:history="1">
+      <w:hyperlink w:anchor="_Toc241934668" w:history="1">
         <w:r>
           <w:rPr>
             <w:rStyle w:val="af"/>
@@ -1480,7 +1480,7 @@
             <w:noProof/>
             <w:webHidden/>
           </w:rPr>
-          <w:instrText xml:space="preserve"> PAGEREF _Toc241934399 \h </w:instrText>
+          <w:instrText xml:space="preserve"> PAGEREF _Toc241934668 \h </w:instrText>
         </w:r>
         <w:r>
           <w:rPr>
@@ -1521,7 +1521,7 @@
           <w:noProof/>
         </w:rPr>
       </w:pPr>
-      <w:hyperlink w:anchor="_Toc241934400" w:history="1">
+      <w:hyperlink w:anchor="_Toc241934669" w:history="1">
         <w:r>
           <w:rPr>
             <w:rStyle w:val="af"/>
@@ -1549,7 +1549,7 @@
             <w:noProof/>
             <w:webHidden/>
           </w:rPr>
-          <w:instrText xml:space="preserve"> PAGEREF _Toc241934400 \h </w:instrText>
+          <w:instrText xml:space="preserve"> PAGEREF _Toc241934669 \h </w:instrText>
         </w:r>
         <w:r>
           <w:rPr>
@@ -1590,7 +1590,7 @@
           <w:noProof/>
         </w:rPr>
       </w:pPr>
-      <w:hyperlink w:anchor="_Toc241934401" w:history="1">
+      <w:hyperlink w:anchor="_Toc241934670" w:history="1">
         <w:r>
           <w:rPr>
             <w:rStyle w:val="af"/>
@@ -1618,7 +1618,7 @@
             <w:noProof/>
             <w:webHidden/>
           </w:rPr>
-          <w:instrText xml:space="preserve"> PAGEREF _Toc241934401 \h </w:instrText>
+          <w:instrText xml:space="preserve"> PAGEREF _Toc241934670 \h </w:instrText>
         </w:r>
         <w:r>
           <w:rPr>
@@ -1664,7 +1664,7 @@
         <w:spacing w:before="0" w:after="360" w:line="360" w:lineRule="exact"/>
         <w:ind w:firstLine="709"/>
       </w:pPr>
-      <w:bookmarkStart w:id="1" w:name="_Toc241934382"/>
+      <w:bookmarkStart w:id="1" w:name="_Toc241934651"/>
       <w:r>
         <w:rPr>
           <w:b/>
@@ -2213,7 +2213,7 @@
         <w:ind w:firstLine="709"/>
       </w:pPr>
       <w:bookmarkStart w:id="2" w:name="_fe8d3efd355b4a528bffe4e412a753a8708d8a7"/>
-      <w:bookmarkStart w:id="3" w:name="_Toc241934383"/>
+      <w:bookmarkStart w:id="3" w:name="_Toc241934652"/>
       <w:bookmarkEnd w:id="0"/>
       <w:r>
         <w:rPr>
@@ -2808,7 +2808,7 @@
         <w:ind w:firstLine="709"/>
       </w:pPr>
       <w:bookmarkStart w:id="4" w:name="_85970216d61dd6d6f40a43c2142d7359aebf30e"/>
-      <w:bookmarkStart w:id="5" w:name="_Toc241934384"/>
+      <w:bookmarkStart w:id="5" w:name="_Toc241934653"/>
       <w:bookmarkEnd w:id="2"/>
       <w:r>
         <w:rPr>
@@ -3524,7 +3524,7 @@
           <w:sz w:val="28"/>
         </w:rPr>
         <w:drawing>
-          <wp:inline distT="0" distB="0" distL="0" distR="0" wp14:anchorId="5B148A32" wp14:editId="3E0681CC">
+          <wp:inline distT="0" distB="0" distL="0" distR="0" wp14:anchorId="3972FBAD" wp14:editId="0B2DEDAC">
             <wp:extent cx="5334000" cy="2471853"/>
             <wp:effectExtent l="0" t="0" r="0" b="0"/>
             <wp:docPr id="12" name="Picture"/>
@@ -3758,7 +3758,7 @@
         <w:ind w:firstLine="709"/>
       </w:pPr>
       <w:bookmarkStart w:id="6" w:name="_952a16116c37bc0383f5f47ccedf9607bd1472f"/>
-      <w:bookmarkStart w:id="7" w:name="_Toc241934385"/>
+      <w:bookmarkStart w:id="7" w:name="_Toc241934654"/>
       <w:bookmarkEnd w:id="4"/>
       <w:r>
         <w:rPr>
@@ -4692,7 +4692,7 @@
         <w:ind w:firstLine="709"/>
       </w:pPr>
       <w:bookmarkStart w:id="8" w:name="_550d58f707a5c37672fca98b77eb8736ae09aa2"/>
-      <w:bookmarkStart w:id="9" w:name="_Toc241934386"/>
+      <w:bookmarkStart w:id="9" w:name="_Toc241934655"/>
       <w:bookmarkEnd w:id="6"/>
       <w:r>
         <w:rPr>
@@ -5235,7 +5235,7 @@
           <w:sz w:val="28"/>
         </w:rPr>
         <w:drawing>
-          <wp:inline distT="0" distB="0" distL="0" distR="0" wp14:anchorId="1AAE3C96" wp14:editId="2957194A">
+          <wp:inline distT="0" distB="0" distL="0" distR="0" wp14:anchorId="7C03A072" wp14:editId="322F21C3">
             <wp:extent cx="5334000" cy="2471853"/>
             <wp:effectExtent l="0" t="0" r="0" b="0"/>
             <wp:docPr id="17" name="Picture"/>
@@ -5345,7 +5345,7 @@
         <w:ind w:firstLine="709"/>
       </w:pPr>
       <w:bookmarkStart w:id="10" w:name="_e000447a5cb978ee53bdb6877ec2ece1121f293"/>
-      <w:bookmarkStart w:id="11" w:name="_Toc241934387"/>
+      <w:bookmarkStart w:id="11" w:name="_Toc241934656"/>
       <w:bookmarkEnd w:id="8"/>
       <w:r>
         <w:rPr>
@@ -6101,7 +6101,7 @@
         <w:ind w:firstLine="709"/>
       </w:pPr>
       <w:bookmarkStart w:id="12" w:name="_d6b1e0606ccffbfea524c7b8890d7424ae6ef8d"/>
-      <w:bookmarkStart w:id="13" w:name="_Toc241934388"/>
+      <w:bookmarkStart w:id="13" w:name="_Toc241934657"/>
       <w:bookmarkEnd w:id="10"/>
       <w:r>
         <w:rPr>
@@ -6692,7 +6692,7 @@
         <w:ind w:firstLine="709"/>
       </w:pPr>
       <w:bookmarkStart w:id="14" w:name="_d9c21b914bbc5bab06da79c3c8a3f5937408dab"/>
-      <w:bookmarkStart w:id="15" w:name="_Toc241934389"/>
+      <w:bookmarkStart w:id="15" w:name="_Toc241934658"/>
       <w:bookmarkEnd w:id="12"/>
       <w:r>
         <w:rPr>
@@ -7670,7 +7670,7 @@
         <w:ind w:firstLine="709"/>
       </w:pPr>
       <w:bookmarkStart w:id="16" w:name="_519d46f9ff7923648cbfef21e26057944381813"/>
-      <w:bookmarkStart w:id="17" w:name="_Toc241934390"/>
+      <w:bookmarkStart w:id="17" w:name="_Toc241934659"/>
       <w:bookmarkEnd w:id="14"/>
       <w:r>
         <w:rPr>
@@ -7736,7 +7736,7 @@
         <w:ind w:firstLine="709"/>
       </w:pPr>
       <w:bookmarkStart w:id="18" w:name="_753c3388bf9c3477a7d17f68c6497177eb43643"/>
-      <w:bookmarkStart w:id="19" w:name="_Toc241934391"/>
+      <w:bookmarkStart w:id="19" w:name="_Toc241934660"/>
       <w:bookmarkEnd w:id="16"/>
       <w:r>
         <w:rPr>
@@ -9233,7 +9233,7 @@
         <w:ind w:firstLine="709"/>
       </w:pPr>
       <w:bookmarkStart w:id="20" w:name="_fc51781abcc4857bf621eab6b8861ea54729fed"/>
-      <w:bookmarkStart w:id="21" w:name="_Toc241934392"/>
+      <w:bookmarkStart w:id="21" w:name="_Toc241934661"/>
       <w:bookmarkEnd w:id="18"/>
       <w:r>
         <w:rPr>
@@ -9752,7 +9752,7 @@
           <w:sz w:val="28"/>
         </w:rPr>
         <w:drawing>
-          <wp:inline distT="0" distB="0" distL="0" distR="0" wp14:anchorId="0D71FAB6" wp14:editId="68ABCEE3">
+          <wp:inline distT="0" distB="0" distL="0" distR="0" wp14:anchorId="552F027E" wp14:editId="077F6EA6">
             <wp:extent cx="5334000" cy="2341756"/>
             <wp:effectExtent l="0" t="0" r="0" b="0"/>
             <wp:docPr id="26" name="Picture"/>
@@ -9836,7 +9836,7 @@
         <w:ind w:firstLine="709"/>
       </w:pPr>
       <w:bookmarkStart w:id="22" w:name="_3cbac706be9fcf271e7c81612a5c58063188b2f"/>
-      <w:bookmarkStart w:id="23" w:name="_Toc241934393"/>
+      <w:bookmarkStart w:id="23" w:name="_Toc241934662"/>
       <w:bookmarkEnd w:id="20"/>
       <w:r>
         <w:rPr>
@@ -11416,7 +11416,7 @@
         <w:ind w:firstLine="709"/>
       </w:pPr>
       <w:bookmarkStart w:id="24" w:name="_efd4e361dc2d7db269a1aa4c2dc9b6b6bcbeef9"/>
-      <w:bookmarkStart w:id="25" w:name="_Toc241934394"/>
+      <w:bookmarkStart w:id="25" w:name="_Toc241934663"/>
       <w:bookmarkEnd w:id="22"/>
       <w:r>
         <w:rPr>
@@ -12298,7 +12298,7 @@
         <w:jc w:val="center"/>
       </w:pPr>
       <w:bookmarkStart w:id="26" w:name="_выводы"/>
-      <w:bookmarkStart w:id="27" w:name="_Toc241934395"/>
+      <w:bookmarkStart w:id="27" w:name="_Toc241934664"/>
       <w:bookmarkEnd w:id="24"/>
       <w:r>
         <w:rPr>
@@ -12364,7 +12364,7 @@
         <w:jc w:val="center"/>
       </w:pPr>
       <w:bookmarkStart w:id="28" w:name="_274f6a444530ef90b0479dabf3d210f01e97699"/>
-      <w:bookmarkStart w:id="29" w:name="_Toc241934396"/>
+      <w:bookmarkStart w:id="29" w:name="_Toc241934665"/>
       <w:bookmarkEnd w:id="26"/>
       <w:r>
         <w:rPr>
@@ -12513,7 +12513,7 @@
         <w:ind w:firstLine="709"/>
       </w:pPr>
       <w:bookmarkStart w:id="30" w:name="_d0b2864b05c1a6817d4667f0f3e4b4928a2cf70"/>
-      <w:bookmarkStart w:id="31" w:name="_Toc241934397"/>
+      <w:bookmarkStart w:id="31" w:name="_Toc241934666"/>
       <w:bookmarkEnd w:id="28"/>
       <w:r>
         <w:rPr>
@@ -13279,7 +13279,7 @@
         <w:ind w:firstLine="709"/>
       </w:pPr>
       <w:bookmarkStart w:id="32" w:name="_57b6da660863974cb7f545bcaedf54a886793e9"/>
-      <w:bookmarkStart w:id="33" w:name="_Toc241934398"/>
+      <w:bookmarkStart w:id="33" w:name="_Toc241934667"/>
       <w:bookmarkEnd w:id="30"/>
       <w:r>
         <w:rPr>
@@ -14380,7 +14380,7 @@
         <w:ind w:firstLine="709"/>
       </w:pPr>
       <w:bookmarkStart w:id="34" w:name="_bab2a73b062d54d30a46b35a66541c275d60dcb"/>
-      <w:bookmarkStart w:id="35" w:name="_Toc241934399"/>
+      <w:bookmarkStart w:id="35" w:name="_Toc241934668"/>
       <w:bookmarkEnd w:id="32"/>
       <w:r>
         <w:rPr>
@@ -15520,7 +15520,7 @@
         <w:ind w:firstLine="709"/>
       </w:pPr>
       <w:bookmarkStart w:id="36" w:name="_301fb4639e999825c095dd7055019e7c013a803"/>
-      <w:bookmarkStart w:id="37" w:name="_Toc241934400"/>
+      <w:bookmarkStart w:id="37" w:name="_Toc241934669"/>
       <w:bookmarkEnd w:id="34"/>
       <w:r>
         <w:rPr>
@@ -16199,7 +16199,7 @@
         <w:ind w:firstLine="709"/>
       </w:pPr>
       <w:bookmarkStart w:id="38" w:name="_0b3889fe5487e8057dd761c90a2747437e007c1"/>
-      <w:bookmarkStart w:id="39" w:name="_Toc241934401"/>
+      <w:bookmarkStart w:id="39" w:name="_Toc241934670"/>
       <w:bookmarkEnd w:id="36"/>
       <w:r>
         <w:rPr>
@@ -16433,7 +16433,7 @@
   <w:abstractNum w:abstractNumId="0" w15:restartNumberingAfterBreak="0">
     <w:nsid w:val="0000A990"/>
     <w:multiLevelType w:val="multilevel"/>
-    <w:tmpl w:val="990AA352"/>
+    <w:tmpl w:val="E9A4C59C"/>
     <w:lvl w:ilvl="0">
       <w:numFmt w:val="bullet"/>
       <w:lvlText w:val=" "/>
@@ -16510,7 +16510,7 @@
   <w:abstractNum w:abstractNumId="1" w15:restartNumberingAfterBreak="0">
     <w:nsid w:val="00A99411"/>
     <w:multiLevelType w:val="multilevel"/>
-    <w:tmpl w:val="28D62548"/>
+    <w:tmpl w:val="A3AC976A"/>
     <w:lvl w:ilvl="0">
       <w:start w:val="1"/>
       <w:numFmt w:val="decimal"/>
@@ -17958,7 +17958,7 @@
     <w:autoRedefine/>
     <w:uiPriority w:val="39"/>
     <w:unhideWhenUsed/>
-    <w:rsid w:val="00EB7110"/>
+    <w:rsid w:val="00A74E17"/>
     <w:pPr>
       <w:spacing w:after="100"/>
     </w:pPr>

--- a/ЛР7_Итоговый_отчет/ОТЧЕТ_ЛР7_TableMind.docx
+++ b/ЛР7_Итоговый_отчет/ОТЧЕТ_ЛР7_TableMind.docx
@@ -245,7 +245,7 @@
       <w:r>
         <w:fldChar w:fldCharType="separate"/>
       </w:r>
-      <w:hyperlink w:anchor="_Toc241934651" w:history="1">
+      <w:hyperlink w:anchor="_Toc241934887" w:history="1">
         <w:r>
           <w:rPr>
             <w:rStyle w:val="af"/>
@@ -273,7 +273,7 @@
             <w:noProof/>
             <w:webHidden/>
           </w:rPr>
-          <w:instrText xml:space="preserve"> PAGEREF _Toc241934651 \h </w:instrText>
+          <w:instrText xml:space="preserve"> PAGEREF _Toc241934887 \h </w:instrText>
         </w:r>
         <w:r>
           <w:rPr>
@@ -314,7 +314,7 @@
           <w:noProof/>
         </w:rPr>
       </w:pPr>
-      <w:hyperlink w:anchor="_Toc241934652" w:history="1">
+      <w:hyperlink w:anchor="_Toc241934888" w:history="1">
         <w:r>
           <w:rPr>
             <w:rStyle w:val="af"/>
@@ -376,7 +376,7 @@
             <w:noProof/>
             <w:webHidden/>
           </w:rPr>
-          <w:instrText xml:space="preserve"> PAGEREF _Toc241934652 \h </w:instrText>
+          <w:instrText xml:space="preserve"> PAGEREF _Toc241934888 \h </w:instrText>
         </w:r>
         <w:r>
           <w:rPr>
@@ -417,7 +417,7 @@
           <w:noProof/>
         </w:rPr>
       </w:pPr>
-      <w:hyperlink w:anchor="_Toc241934653" w:history="1">
+      <w:hyperlink w:anchor="_Toc241934889" w:history="1">
         <w:r>
           <w:rPr>
             <w:rStyle w:val="af"/>
@@ -445,7 +445,7 @@
             <w:noProof/>
             <w:webHidden/>
           </w:rPr>
-          <w:instrText xml:space="preserve"> PAGEREF _Toc241934653 \h </w:instrText>
+          <w:instrText xml:space="preserve"> PAGEREF _Toc241934889 \h </w:instrText>
         </w:r>
         <w:r>
           <w:rPr>
@@ -486,7 +486,7 @@
           <w:noProof/>
         </w:rPr>
       </w:pPr>
-      <w:hyperlink w:anchor="_Toc241934654" w:history="1">
+      <w:hyperlink w:anchor="_Toc241934890" w:history="1">
         <w:r>
           <w:rPr>
             <w:rStyle w:val="af"/>
@@ -514,7 +514,7 @@
             <w:noProof/>
             <w:webHidden/>
           </w:rPr>
-          <w:instrText xml:space="preserve"> PAGEREF _Toc241934654 \h </w:instrText>
+          <w:instrText xml:space="preserve"> PAGEREF _Toc241934890 \h </w:instrText>
         </w:r>
         <w:r>
           <w:rPr>
@@ -555,7 +555,7 @@
           <w:noProof/>
         </w:rPr>
       </w:pPr>
-      <w:hyperlink w:anchor="_Toc241934655" w:history="1">
+      <w:hyperlink w:anchor="_Toc241934891" w:history="1">
         <w:r>
           <w:rPr>
             <w:rStyle w:val="af"/>
@@ -583,7 +583,7 @@
             <w:noProof/>
             <w:webHidden/>
           </w:rPr>
-          <w:instrText xml:space="preserve"> PAGEREF _Toc241934655 \h </w:instrText>
+          <w:instrText xml:space="preserve"> PAGEREF _Toc241934891 \h </w:instrText>
         </w:r>
         <w:r>
           <w:rPr>
@@ -624,7 +624,7 @@
           <w:noProof/>
         </w:rPr>
       </w:pPr>
-      <w:hyperlink w:anchor="_Toc241934656" w:history="1">
+      <w:hyperlink w:anchor="_Toc241934892" w:history="1">
         <w:r>
           <w:rPr>
             <w:rStyle w:val="af"/>
@@ -652,7 +652,7 @@
             <w:noProof/>
             <w:webHidden/>
           </w:rPr>
-          <w:instrText xml:space="preserve"> PAGEREF _Toc241934656 \h </w:instrText>
+          <w:instrText xml:space="preserve"> PAGEREF _Toc241934892 \h </w:instrText>
         </w:r>
         <w:r>
           <w:rPr>
@@ -693,7 +693,7 @@
           <w:noProof/>
         </w:rPr>
       </w:pPr>
-      <w:hyperlink w:anchor="_Toc241934657" w:history="1">
+      <w:hyperlink w:anchor="_Toc241934893" w:history="1">
         <w:r>
           <w:rPr>
             <w:rStyle w:val="af"/>
@@ -721,7 +721,7 @@
             <w:noProof/>
             <w:webHidden/>
           </w:rPr>
-          <w:instrText xml:space="preserve"> PAGEREF _Toc241934657 \h </w:instrText>
+          <w:instrText xml:space="preserve"> PAGEREF _Toc241934893 \h </w:instrText>
         </w:r>
         <w:r>
           <w:rPr>
@@ -762,7 +762,7 @@
           <w:noProof/>
         </w:rPr>
       </w:pPr>
-      <w:hyperlink w:anchor="_Toc241934658" w:history="1">
+      <w:hyperlink w:anchor="_Toc241934894" w:history="1">
         <w:r>
           <w:rPr>
             <w:rStyle w:val="af"/>
@@ -790,7 +790,7 @@
             <w:noProof/>
             <w:webHidden/>
           </w:rPr>
-          <w:instrText xml:space="preserve"> PAGEREF _Toc241934658 \h </w:instrText>
+          <w:instrText xml:space="preserve"> PAGEREF _Toc241934894 \h </w:instrText>
         </w:r>
         <w:r>
           <w:rPr>
@@ -831,7 +831,7 @@
           <w:noProof/>
         </w:rPr>
       </w:pPr>
-      <w:hyperlink w:anchor="_Toc241934659" w:history="1">
+      <w:hyperlink w:anchor="_Toc241934895" w:history="1">
         <w:r>
           <w:rPr>
             <w:rStyle w:val="af"/>
@@ -859,7 +859,7 @@
             <w:noProof/>
             <w:webHidden/>
           </w:rPr>
-          <w:instrText xml:space="preserve"> PAGEREF _Toc241934659 \h </w:instrText>
+          <w:instrText xml:space="preserve"> PAGEREF _Toc241934895 \h </w:instrText>
         </w:r>
         <w:r>
           <w:rPr>
@@ -900,7 +900,7 @@
           <w:noProof/>
         </w:rPr>
       </w:pPr>
-      <w:hyperlink w:anchor="_Toc241934660" w:history="1">
+      <w:hyperlink w:anchor="_Toc241934896" w:history="1">
         <w:r>
           <w:rPr>
             <w:rStyle w:val="af"/>
@@ -928,7 +928,7 @@
             <w:noProof/>
             <w:webHidden/>
           </w:rPr>
-          <w:instrText xml:space="preserve"> PAGEREF _Toc241934660 \h </w:instrText>
+          <w:instrText xml:space="preserve"> PAGEREF _Toc241934896 \h </w:instrText>
         </w:r>
         <w:r>
           <w:rPr>
@@ -969,7 +969,7 @@
           <w:noProof/>
         </w:rPr>
       </w:pPr>
-      <w:hyperlink w:anchor="_Toc241934661" w:history="1">
+      <w:hyperlink w:anchor="_Toc241934897" w:history="1">
         <w:r>
           <w:rPr>
             <w:rStyle w:val="af"/>
@@ -997,7 +997,7 @@
             <w:noProof/>
             <w:webHidden/>
           </w:rPr>
-          <w:instrText xml:space="preserve"> PAGEREF _Toc241934661 \h </w:instrText>
+          <w:instrText xml:space="preserve"> PAGEREF _Toc241934897 \h </w:instrText>
         </w:r>
         <w:r>
           <w:rPr>
@@ -1038,7 +1038,7 @@
           <w:noProof/>
         </w:rPr>
       </w:pPr>
-      <w:hyperlink w:anchor="_Toc241934662" w:history="1">
+      <w:hyperlink w:anchor="_Toc241934898" w:history="1">
         <w:r>
           <w:rPr>
             <w:rStyle w:val="af"/>
@@ -1066,7 +1066,7 @@
             <w:noProof/>
             <w:webHidden/>
           </w:rPr>
-          <w:instrText xml:space="preserve"> PAGEREF _Toc241934662 \h </w:instrText>
+          <w:instrText xml:space="preserve"> PAGEREF _Toc241934898 \h </w:instrText>
         </w:r>
         <w:r>
           <w:rPr>
@@ -1107,7 +1107,7 @@
           <w:noProof/>
         </w:rPr>
       </w:pPr>
-      <w:hyperlink w:anchor="_Toc241934663" w:history="1">
+      <w:hyperlink w:anchor="_Toc241934899" w:history="1">
         <w:r>
           <w:rPr>
             <w:rStyle w:val="af"/>
@@ -1135,7 +1135,7 @@
             <w:noProof/>
             <w:webHidden/>
           </w:rPr>
-          <w:instrText xml:space="preserve"> PAGEREF _Toc241934663 \h </w:instrText>
+          <w:instrText xml:space="preserve"> PAGEREF _Toc241934899 \h </w:instrText>
         </w:r>
         <w:r>
           <w:rPr>
@@ -1176,7 +1176,7 @@
           <w:noProof/>
         </w:rPr>
       </w:pPr>
-      <w:hyperlink w:anchor="_Toc241934664" w:history="1">
+      <w:hyperlink w:anchor="_Toc241934900" w:history="1">
         <w:r>
           <w:rPr>
             <w:rStyle w:val="af"/>
@@ -1204,7 +1204,7 @@
             <w:noProof/>
             <w:webHidden/>
           </w:rPr>
-          <w:instrText xml:space="preserve"> PAGEREF _Toc241934664 \h </w:instrText>
+          <w:instrText xml:space="preserve"> PAGEREF _Toc241934900 \h </w:instrText>
         </w:r>
         <w:r>
           <w:rPr>
@@ -1245,7 +1245,7 @@
           <w:noProof/>
         </w:rPr>
       </w:pPr>
-      <w:hyperlink w:anchor="_Toc241934665" w:history="1">
+      <w:hyperlink w:anchor="_Toc241934901" w:history="1">
         <w:r>
           <w:rPr>
             <w:rStyle w:val="af"/>
@@ -1273,7 +1273,7 @@
             <w:noProof/>
             <w:webHidden/>
           </w:rPr>
-          <w:instrText xml:space="preserve"> PAGEREF _Toc241934665 \h </w:instrText>
+          <w:instrText xml:space="preserve"> PAGEREF _Toc241934901 \h </w:instrText>
         </w:r>
         <w:r>
           <w:rPr>
@@ -1314,7 +1314,7 @@
           <w:noProof/>
         </w:rPr>
       </w:pPr>
-      <w:hyperlink w:anchor="_Toc241934666" w:history="1">
+      <w:hyperlink w:anchor="_Toc241934902" w:history="1">
         <w:r>
           <w:rPr>
             <w:rStyle w:val="af"/>
@@ -1342,7 +1342,7 @@
             <w:noProof/>
             <w:webHidden/>
           </w:rPr>
-          <w:instrText xml:space="preserve"> PAGEREF _Toc241934666 \h </w:instrText>
+          <w:instrText xml:space="preserve"> PAGEREF _Toc241934902 \h </w:instrText>
         </w:r>
         <w:r>
           <w:rPr>
@@ -1383,7 +1383,7 @@
           <w:noProof/>
         </w:rPr>
       </w:pPr>
-      <w:hyperlink w:anchor="_Toc241934667" w:history="1">
+      <w:hyperlink w:anchor="_Toc241934903" w:history="1">
         <w:r>
           <w:rPr>
             <w:rStyle w:val="af"/>
@@ -1411,7 +1411,7 @@
             <w:noProof/>
             <w:webHidden/>
           </w:rPr>
-          <w:instrText xml:space="preserve"> PAGEREF _Toc241934667 \h </w:instrText>
+          <w:instrText xml:space="preserve"> PAGEREF _Toc241934903 \h </w:instrText>
         </w:r>
         <w:r>
           <w:rPr>
@@ -1452,7 +1452,7 @@
           <w:noProof/>
         </w:rPr>
       </w:pPr>
-      <w:hyperlink w:anchor="_Toc241934668" w:history="1">
+      <w:hyperlink w:anchor="_Toc241934904" w:history="1">
         <w:r>
           <w:rPr>
             <w:rStyle w:val="af"/>
@@ -1480,7 +1480,7 @@
             <w:noProof/>
             <w:webHidden/>
           </w:rPr>
-          <w:instrText xml:space="preserve"> PAGEREF _Toc241934668 \h </w:instrText>
+          <w:instrText xml:space="preserve"> PAGEREF _Toc241934904 \h </w:instrText>
         </w:r>
         <w:r>
           <w:rPr>
@@ -1521,7 +1521,7 @@
           <w:noProof/>
         </w:rPr>
       </w:pPr>
-      <w:hyperlink w:anchor="_Toc241934669" w:history="1">
+      <w:hyperlink w:anchor="_Toc241934905" w:history="1">
         <w:r>
           <w:rPr>
             <w:rStyle w:val="af"/>
@@ -1549,7 +1549,7 @@
             <w:noProof/>
             <w:webHidden/>
           </w:rPr>
-          <w:instrText xml:space="preserve"> PAGEREF _Toc241934669 \h </w:instrText>
+          <w:instrText xml:space="preserve"> PAGEREF _Toc241934905 \h </w:instrText>
         </w:r>
         <w:r>
           <w:rPr>
@@ -1590,7 +1590,7 @@
           <w:noProof/>
         </w:rPr>
       </w:pPr>
-      <w:hyperlink w:anchor="_Toc241934670" w:history="1">
+      <w:hyperlink w:anchor="_Toc241934906" w:history="1">
         <w:r>
           <w:rPr>
             <w:rStyle w:val="af"/>
@@ -1618,7 +1618,7 @@
             <w:noProof/>
             <w:webHidden/>
           </w:rPr>
-          <w:instrText xml:space="preserve"> PAGEREF _Toc241934670 \h </w:instrText>
+          <w:instrText xml:space="preserve"> PAGEREF _Toc241934906 \h </w:instrText>
         </w:r>
         <w:r>
           <w:rPr>
@@ -1664,7 +1664,7 @@
         <w:spacing w:before="0" w:after="360" w:line="360" w:lineRule="exact"/>
         <w:ind w:firstLine="709"/>
       </w:pPr>
-      <w:bookmarkStart w:id="1" w:name="_Toc241934651"/>
+      <w:bookmarkStart w:id="1" w:name="_Toc241934887"/>
       <w:r>
         <w:rPr>
           <w:b/>
@@ -2213,7 +2213,7 @@
         <w:ind w:firstLine="709"/>
       </w:pPr>
       <w:bookmarkStart w:id="2" w:name="_fe8d3efd355b4a528bffe4e412a753a8708d8a7"/>
-      <w:bookmarkStart w:id="3" w:name="_Toc241934652"/>
+      <w:bookmarkStart w:id="3" w:name="_Toc241934888"/>
       <w:bookmarkEnd w:id="0"/>
       <w:r>
         <w:rPr>
@@ -2808,7 +2808,7 @@
         <w:ind w:firstLine="709"/>
       </w:pPr>
       <w:bookmarkStart w:id="4" w:name="_85970216d61dd6d6f40a43c2142d7359aebf30e"/>
-      <w:bookmarkStart w:id="5" w:name="_Toc241934653"/>
+      <w:bookmarkStart w:id="5" w:name="_Toc241934889"/>
       <w:bookmarkEnd w:id="2"/>
       <w:r>
         <w:rPr>
@@ -3524,7 +3524,7 @@
           <w:sz w:val="28"/>
         </w:rPr>
         <w:drawing>
-          <wp:inline distT="0" distB="0" distL="0" distR="0" wp14:anchorId="3972FBAD" wp14:editId="0B2DEDAC">
+          <wp:inline distT="0" distB="0" distL="0" distR="0" wp14:anchorId="1265C00F" wp14:editId="6485C1E9">
             <wp:extent cx="5334000" cy="2471853"/>
             <wp:effectExtent l="0" t="0" r="0" b="0"/>
             <wp:docPr id="12" name="Picture"/>
@@ -3758,7 +3758,7 @@
         <w:ind w:firstLine="709"/>
       </w:pPr>
       <w:bookmarkStart w:id="6" w:name="_952a16116c37bc0383f5f47ccedf9607bd1472f"/>
-      <w:bookmarkStart w:id="7" w:name="_Toc241934654"/>
+      <w:bookmarkStart w:id="7" w:name="_Toc241934890"/>
       <w:bookmarkEnd w:id="4"/>
       <w:r>
         <w:rPr>
@@ -4692,7 +4692,7 @@
         <w:ind w:firstLine="709"/>
       </w:pPr>
       <w:bookmarkStart w:id="8" w:name="_550d58f707a5c37672fca98b77eb8736ae09aa2"/>
-      <w:bookmarkStart w:id="9" w:name="_Toc241934655"/>
+      <w:bookmarkStart w:id="9" w:name="_Toc241934891"/>
       <w:bookmarkEnd w:id="6"/>
       <w:r>
         <w:rPr>
@@ -5235,7 +5235,7 @@
           <w:sz w:val="28"/>
         </w:rPr>
         <w:drawing>
-          <wp:inline distT="0" distB="0" distL="0" distR="0" wp14:anchorId="7C03A072" wp14:editId="322F21C3">
+          <wp:inline distT="0" distB="0" distL="0" distR="0" wp14:anchorId="7A6CE5E7" wp14:editId="3EBCBC17">
             <wp:extent cx="5334000" cy="2471853"/>
             <wp:effectExtent l="0" t="0" r="0" b="0"/>
             <wp:docPr id="17" name="Picture"/>
@@ -5345,7 +5345,7 @@
         <w:ind w:firstLine="709"/>
       </w:pPr>
       <w:bookmarkStart w:id="10" w:name="_e000447a5cb978ee53bdb6877ec2ece1121f293"/>
-      <w:bookmarkStart w:id="11" w:name="_Toc241934656"/>
+      <w:bookmarkStart w:id="11" w:name="_Toc241934892"/>
       <w:bookmarkEnd w:id="8"/>
       <w:r>
         <w:rPr>
@@ -6101,7 +6101,7 @@
         <w:ind w:firstLine="709"/>
       </w:pPr>
       <w:bookmarkStart w:id="12" w:name="_d6b1e0606ccffbfea524c7b8890d7424ae6ef8d"/>
-      <w:bookmarkStart w:id="13" w:name="_Toc241934657"/>
+      <w:bookmarkStart w:id="13" w:name="_Toc241934893"/>
       <w:bookmarkEnd w:id="10"/>
       <w:r>
         <w:rPr>
@@ -6692,7 +6692,7 @@
         <w:ind w:firstLine="709"/>
       </w:pPr>
       <w:bookmarkStart w:id="14" w:name="_d9c21b914bbc5bab06da79c3c8a3f5937408dab"/>
-      <w:bookmarkStart w:id="15" w:name="_Toc241934658"/>
+      <w:bookmarkStart w:id="15" w:name="_Toc241934894"/>
       <w:bookmarkEnd w:id="12"/>
       <w:r>
         <w:rPr>
@@ -7670,7 +7670,7 @@
         <w:ind w:firstLine="709"/>
       </w:pPr>
       <w:bookmarkStart w:id="16" w:name="_519d46f9ff7923648cbfef21e26057944381813"/>
-      <w:bookmarkStart w:id="17" w:name="_Toc241934659"/>
+      <w:bookmarkStart w:id="17" w:name="_Toc241934895"/>
       <w:bookmarkEnd w:id="14"/>
       <w:r>
         <w:rPr>
@@ -7736,7 +7736,7 @@
         <w:ind w:firstLine="709"/>
       </w:pPr>
       <w:bookmarkStart w:id="18" w:name="_753c3388bf9c3477a7d17f68c6497177eb43643"/>
-      <w:bookmarkStart w:id="19" w:name="_Toc241934660"/>
+      <w:bookmarkStart w:id="19" w:name="_Toc241934896"/>
       <w:bookmarkEnd w:id="16"/>
       <w:r>
         <w:rPr>
@@ -9233,7 +9233,7 @@
         <w:ind w:firstLine="709"/>
       </w:pPr>
       <w:bookmarkStart w:id="20" w:name="_fc51781abcc4857bf621eab6b8861ea54729fed"/>
-      <w:bookmarkStart w:id="21" w:name="_Toc241934661"/>
+      <w:bookmarkStart w:id="21" w:name="_Toc241934897"/>
       <w:bookmarkEnd w:id="18"/>
       <w:r>
         <w:rPr>
@@ -9752,7 +9752,7 @@
           <w:sz w:val="28"/>
         </w:rPr>
         <w:drawing>
-          <wp:inline distT="0" distB="0" distL="0" distR="0" wp14:anchorId="552F027E" wp14:editId="077F6EA6">
+          <wp:inline distT="0" distB="0" distL="0" distR="0" wp14:anchorId="69888ADB" wp14:editId="3643DEDB">
             <wp:extent cx="5334000" cy="2341756"/>
             <wp:effectExtent l="0" t="0" r="0" b="0"/>
             <wp:docPr id="26" name="Picture"/>
@@ -9836,7 +9836,7 @@
         <w:ind w:firstLine="709"/>
       </w:pPr>
       <w:bookmarkStart w:id="22" w:name="_3cbac706be9fcf271e7c81612a5c58063188b2f"/>
-      <w:bookmarkStart w:id="23" w:name="_Toc241934662"/>
+      <w:bookmarkStart w:id="23" w:name="_Toc241934898"/>
       <w:bookmarkEnd w:id="20"/>
       <w:r>
         <w:rPr>
@@ -11416,7 +11416,7 @@
         <w:ind w:firstLine="709"/>
       </w:pPr>
       <w:bookmarkStart w:id="24" w:name="_efd4e361dc2d7db269a1aa4c2dc9b6b6bcbeef9"/>
-      <w:bookmarkStart w:id="25" w:name="_Toc241934663"/>
+      <w:bookmarkStart w:id="25" w:name="_Toc241934899"/>
       <w:bookmarkEnd w:id="22"/>
       <w:r>
         <w:rPr>
@@ -12298,7 +12298,7 @@
         <w:jc w:val="center"/>
       </w:pPr>
       <w:bookmarkStart w:id="26" w:name="_выводы"/>
-      <w:bookmarkStart w:id="27" w:name="_Toc241934664"/>
+      <w:bookmarkStart w:id="27" w:name="_Toc241934900"/>
       <w:bookmarkEnd w:id="24"/>
       <w:r>
         <w:rPr>
@@ -12364,7 +12364,7 @@
         <w:jc w:val="center"/>
       </w:pPr>
       <w:bookmarkStart w:id="28" w:name="_274f6a444530ef90b0479dabf3d210f01e97699"/>
-      <w:bookmarkStart w:id="29" w:name="_Toc241934665"/>
+      <w:bookmarkStart w:id="29" w:name="_Toc241934901"/>
       <w:bookmarkEnd w:id="26"/>
       <w:r>
         <w:rPr>
@@ -12513,7 +12513,7 @@
         <w:ind w:firstLine="709"/>
       </w:pPr>
       <w:bookmarkStart w:id="30" w:name="_d0b2864b05c1a6817d4667f0f3e4b4928a2cf70"/>
-      <w:bookmarkStart w:id="31" w:name="_Toc241934666"/>
+      <w:bookmarkStart w:id="31" w:name="_Toc241934902"/>
       <w:bookmarkEnd w:id="28"/>
       <w:r>
         <w:rPr>
@@ -13279,7 +13279,7 @@
         <w:ind w:firstLine="709"/>
       </w:pPr>
       <w:bookmarkStart w:id="32" w:name="_57b6da660863974cb7f545bcaedf54a886793e9"/>
-      <w:bookmarkStart w:id="33" w:name="_Toc241934667"/>
+      <w:bookmarkStart w:id="33" w:name="_Toc241934903"/>
       <w:bookmarkEnd w:id="30"/>
       <w:r>
         <w:rPr>
@@ -14380,7 +14380,7 @@
         <w:ind w:firstLine="709"/>
       </w:pPr>
       <w:bookmarkStart w:id="34" w:name="_bab2a73b062d54d30a46b35a66541c275d60dcb"/>
-      <w:bookmarkStart w:id="35" w:name="_Toc241934668"/>
+      <w:bookmarkStart w:id="35" w:name="_Toc241934904"/>
       <w:bookmarkEnd w:id="32"/>
       <w:r>
         <w:rPr>
@@ -15520,7 +15520,7 @@
         <w:ind w:firstLine="709"/>
       </w:pPr>
       <w:bookmarkStart w:id="36" w:name="_301fb4639e999825c095dd7055019e7c013a803"/>
-      <w:bookmarkStart w:id="37" w:name="_Toc241934669"/>
+      <w:bookmarkStart w:id="37" w:name="_Toc241934905"/>
       <w:bookmarkEnd w:id="34"/>
       <w:r>
         <w:rPr>
@@ -16199,7 +16199,7 @@
         <w:ind w:firstLine="709"/>
       </w:pPr>
       <w:bookmarkStart w:id="38" w:name="_0b3889fe5487e8057dd761c90a2747437e007c1"/>
-      <w:bookmarkStart w:id="39" w:name="_Toc241934670"/>
+      <w:bookmarkStart w:id="39" w:name="_Toc241934906"/>
       <w:bookmarkEnd w:id="36"/>
       <w:r>
         <w:rPr>
@@ -16433,7 +16433,7 @@
   <w:abstractNum w:abstractNumId="0" w15:restartNumberingAfterBreak="0">
     <w:nsid w:val="0000A990"/>
     <w:multiLevelType w:val="multilevel"/>
-    <w:tmpl w:val="E9A4C59C"/>
+    <w:tmpl w:val="85581E92"/>
     <w:lvl w:ilvl="0">
       <w:numFmt w:val="bullet"/>
       <w:lvlText w:val=" "/>
@@ -16510,7 +16510,7 @@
   <w:abstractNum w:abstractNumId="1" w15:restartNumberingAfterBreak="0">
     <w:nsid w:val="00A99411"/>
     <w:multiLevelType w:val="multilevel"/>
-    <w:tmpl w:val="A3AC976A"/>
+    <w:tmpl w:val="4334B230"/>
     <w:lvl w:ilvl="0">
       <w:start w:val="1"/>
       <w:numFmt w:val="decimal"/>
@@ -17958,7 +17958,7 @@
     <w:autoRedefine/>
     <w:uiPriority w:val="39"/>
     <w:unhideWhenUsed/>
-    <w:rsid w:val="00A74E17"/>
+    <w:rsid w:val="00815623"/>
     <w:pPr>
       <w:spacing w:after="100"/>
     </w:pPr>

--- a/ЛР7_Итоговый_отчет/ОТЧЕТ_ЛР7_TableMind.docx
+++ b/ЛР7_Итоговый_отчет/ОТЧЕТ_ЛР7_TableMind.docx
@@ -245,7 +245,7 @@
       <w:r>
         <w:fldChar w:fldCharType="separate"/>
       </w:r>
-      <w:hyperlink w:anchor="_Toc241934887" w:history="1">
+      <w:hyperlink w:anchor="_Toc241936246" w:history="1">
         <w:r>
           <w:rPr>
             <w:rStyle w:val="af"/>
@@ -273,7 +273,7 @@
             <w:noProof/>
             <w:webHidden/>
           </w:rPr>
-          <w:instrText xml:space="preserve"> PAGEREF _Toc241934887 \h </w:instrText>
+          <w:instrText xml:space="preserve"> PAGEREF _Toc241936246 \h </w:instrText>
         </w:r>
         <w:r>
           <w:rPr>
@@ -314,7 +314,7 @@
           <w:noProof/>
         </w:rPr>
       </w:pPr>
-      <w:hyperlink w:anchor="_Toc241934888" w:history="1">
+      <w:hyperlink w:anchor="_Toc241936247" w:history="1">
         <w:r>
           <w:rPr>
             <w:rStyle w:val="af"/>
@@ -376,7 +376,7 @@
             <w:noProof/>
             <w:webHidden/>
           </w:rPr>
-          <w:instrText xml:space="preserve"> PAGEREF _Toc241934888 \h </w:instrText>
+          <w:instrText xml:space="preserve"> PAGEREF _Toc241936247 \h </w:instrText>
         </w:r>
         <w:r>
           <w:rPr>
@@ -417,7 +417,7 @@
           <w:noProof/>
         </w:rPr>
       </w:pPr>
-      <w:hyperlink w:anchor="_Toc241934889" w:history="1">
+      <w:hyperlink w:anchor="_Toc241936248" w:history="1">
         <w:r>
           <w:rPr>
             <w:rStyle w:val="af"/>
@@ -445,7 +445,7 @@
             <w:noProof/>
             <w:webHidden/>
           </w:rPr>
-          <w:instrText xml:space="preserve"> PAGEREF _Toc241934889 \h </w:instrText>
+          <w:instrText xml:space="preserve"> PAGEREF _Toc241936248 \h </w:instrText>
         </w:r>
         <w:r>
           <w:rPr>
@@ -486,7 +486,7 @@
           <w:noProof/>
         </w:rPr>
       </w:pPr>
-      <w:hyperlink w:anchor="_Toc241934890" w:history="1">
+      <w:hyperlink w:anchor="_Toc241936249" w:history="1">
         <w:r>
           <w:rPr>
             <w:rStyle w:val="af"/>
@@ -514,7 +514,7 @@
             <w:noProof/>
             <w:webHidden/>
           </w:rPr>
-          <w:instrText xml:space="preserve"> PAGEREF _Toc241934890 \h </w:instrText>
+          <w:instrText xml:space="preserve"> PAGEREF _Toc241936249 \h </w:instrText>
         </w:r>
         <w:r>
           <w:rPr>
@@ -555,7 +555,7 @@
           <w:noProof/>
         </w:rPr>
       </w:pPr>
-      <w:hyperlink w:anchor="_Toc241934891" w:history="1">
+      <w:hyperlink w:anchor="_Toc241936250" w:history="1">
         <w:r>
           <w:rPr>
             <w:rStyle w:val="af"/>
@@ -583,7 +583,7 @@
             <w:noProof/>
             <w:webHidden/>
           </w:rPr>
-          <w:instrText xml:space="preserve"> PAGEREF _Toc241934891 \h </w:instrText>
+          <w:instrText xml:space="preserve"> PAGEREF _Toc241936250 \h </w:instrText>
         </w:r>
         <w:r>
           <w:rPr>
@@ -624,7 +624,7 @@
           <w:noProof/>
         </w:rPr>
       </w:pPr>
-      <w:hyperlink w:anchor="_Toc241934892" w:history="1">
+      <w:hyperlink w:anchor="_Toc241936251" w:history="1">
         <w:r>
           <w:rPr>
             <w:rStyle w:val="af"/>
@@ -652,7 +652,7 @@
             <w:noProof/>
             <w:webHidden/>
           </w:rPr>
-          <w:instrText xml:space="preserve"> PAGEREF _Toc241934892 \h </w:instrText>
+          <w:instrText xml:space="preserve"> PAGEREF _Toc241936251 \h </w:instrText>
         </w:r>
         <w:r>
           <w:rPr>
@@ -693,7 +693,7 @@
           <w:noProof/>
         </w:rPr>
       </w:pPr>
-      <w:hyperlink w:anchor="_Toc241934893" w:history="1">
+      <w:hyperlink w:anchor="_Toc241936252" w:history="1">
         <w:r>
           <w:rPr>
             <w:rStyle w:val="af"/>
@@ -721,7 +721,7 @@
             <w:noProof/>
             <w:webHidden/>
           </w:rPr>
-          <w:instrText xml:space="preserve"> PAGEREF _Toc241934893 \h </w:instrText>
+          <w:instrText xml:space="preserve"> PAGEREF _Toc241936252 \h </w:instrText>
         </w:r>
         <w:r>
           <w:rPr>
@@ -762,7 +762,7 @@
           <w:noProof/>
         </w:rPr>
       </w:pPr>
-      <w:hyperlink w:anchor="_Toc241934894" w:history="1">
+      <w:hyperlink w:anchor="_Toc241936253" w:history="1">
         <w:r>
           <w:rPr>
             <w:rStyle w:val="af"/>
@@ -790,7 +790,7 @@
             <w:noProof/>
             <w:webHidden/>
           </w:rPr>
-          <w:instrText xml:space="preserve"> PAGEREF _Toc241934894 \h </w:instrText>
+          <w:instrText xml:space="preserve"> PAGEREF _Toc241936253 \h </w:instrText>
         </w:r>
         <w:r>
           <w:rPr>
@@ -831,7 +831,7 @@
           <w:noProof/>
         </w:rPr>
       </w:pPr>
-      <w:hyperlink w:anchor="_Toc241934895" w:history="1">
+      <w:hyperlink w:anchor="_Toc241936254" w:history="1">
         <w:r>
           <w:rPr>
             <w:rStyle w:val="af"/>
@@ -859,7 +859,7 @@
             <w:noProof/>
             <w:webHidden/>
           </w:rPr>
-          <w:instrText xml:space="preserve"> PAGEREF _Toc241934895 \h </w:instrText>
+          <w:instrText xml:space="preserve"> PAGEREF _Toc241936254 \h </w:instrText>
         </w:r>
         <w:r>
           <w:rPr>
@@ -900,7 +900,7 @@
           <w:noProof/>
         </w:rPr>
       </w:pPr>
-      <w:hyperlink w:anchor="_Toc241934896" w:history="1">
+      <w:hyperlink w:anchor="_Toc241936255" w:history="1">
         <w:r>
           <w:rPr>
             <w:rStyle w:val="af"/>
@@ -928,7 +928,7 @@
             <w:noProof/>
             <w:webHidden/>
           </w:rPr>
-          <w:instrText xml:space="preserve"> PAGEREF _Toc241934896 \h </w:instrText>
+          <w:instrText xml:space="preserve"> PAGEREF _Toc241936255 \h </w:instrText>
         </w:r>
         <w:r>
           <w:rPr>
@@ -969,7 +969,7 @@
           <w:noProof/>
         </w:rPr>
       </w:pPr>
-      <w:hyperlink w:anchor="_Toc241934897" w:history="1">
+      <w:hyperlink w:anchor="_Toc241936256" w:history="1">
         <w:r>
           <w:rPr>
             <w:rStyle w:val="af"/>
@@ -997,7 +997,7 @@
             <w:noProof/>
             <w:webHidden/>
           </w:rPr>
-          <w:instrText xml:space="preserve"> PAGEREF _Toc241934897 \h </w:instrText>
+          <w:instrText xml:space="preserve"> PAGEREF _Toc241936256 \h </w:instrText>
         </w:r>
         <w:r>
           <w:rPr>
@@ -1038,7 +1038,7 @@
           <w:noProof/>
         </w:rPr>
       </w:pPr>
-      <w:hyperlink w:anchor="_Toc241934898" w:history="1">
+      <w:hyperlink w:anchor="_Toc241936257" w:history="1">
         <w:r>
           <w:rPr>
             <w:rStyle w:val="af"/>
@@ -1066,7 +1066,7 @@
             <w:noProof/>
             <w:webHidden/>
           </w:rPr>
-          <w:instrText xml:space="preserve"> PAGEREF _Toc241934898 \h </w:instrText>
+          <w:instrText xml:space="preserve"> PAGEREF _Toc241936257 \h </w:instrText>
         </w:r>
         <w:r>
           <w:rPr>
@@ -1107,7 +1107,7 @@
           <w:noProof/>
         </w:rPr>
       </w:pPr>
-      <w:hyperlink w:anchor="_Toc241934899" w:history="1">
+      <w:hyperlink w:anchor="_Toc241936258" w:history="1">
         <w:r>
           <w:rPr>
             <w:rStyle w:val="af"/>
@@ -1135,7 +1135,7 @@
             <w:noProof/>
             <w:webHidden/>
           </w:rPr>
-          <w:instrText xml:space="preserve"> PAGEREF _Toc241934899 \h </w:instrText>
+          <w:instrText xml:space="preserve"> PAGEREF _Toc241936258 \h </w:instrText>
         </w:r>
         <w:r>
           <w:rPr>
@@ -1176,7 +1176,7 @@
           <w:noProof/>
         </w:rPr>
       </w:pPr>
-      <w:hyperlink w:anchor="_Toc241934900" w:history="1">
+      <w:hyperlink w:anchor="_Toc241936259" w:history="1">
         <w:r>
           <w:rPr>
             <w:rStyle w:val="af"/>
@@ -1204,7 +1204,7 @@
             <w:noProof/>
             <w:webHidden/>
           </w:rPr>
-          <w:instrText xml:space="preserve"> PAGEREF _Toc241934900 \h </w:instrText>
+          <w:instrText xml:space="preserve"> PAGEREF _Toc241936259 \h </w:instrText>
         </w:r>
         <w:r>
           <w:rPr>
@@ -1245,7 +1245,7 @@
           <w:noProof/>
         </w:rPr>
       </w:pPr>
-      <w:hyperlink w:anchor="_Toc241934901" w:history="1">
+      <w:hyperlink w:anchor="_Toc241936260" w:history="1">
         <w:r>
           <w:rPr>
             <w:rStyle w:val="af"/>
@@ -1273,7 +1273,7 @@
             <w:noProof/>
             <w:webHidden/>
           </w:rPr>
-          <w:instrText xml:space="preserve"> PAGEREF _Toc241934901 \h </w:instrText>
+          <w:instrText xml:space="preserve"> PAGEREF _Toc241936260 \h </w:instrText>
         </w:r>
         <w:r>
           <w:rPr>
@@ -1314,7 +1314,7 @@
           <w:noProof/>
         </w:rPr>
       </w:pPr>
-      <w:hyperlink w:anchor="_Toc241934902" w:history="1">
+      <w:hyperlink w:anchor="_Toc241936261" w:history="1">
         <w:r>
           <w:rPr>
             <w:rStyle w:val="af"/>
@@ -1342,7 +1342,7 @@
             <w:noProof/>
             <w:webHidden/>
           </w:rPr>
-          <w:instrText xml:space="preserve"> PAGEREF _Toc241934902 \h </w:instrText>
+          <w:instrText xml:space="preserve"> PAGEREF _Toc241936261 \h </w:instrText>
         </w:r>
         <w:r>
           <w:rPr>
@@ -1383,7 +1383,7 @@
           <w:noProof/>
         </w:rPr>
       </w:pPr>
-      <w:hyperlink w:anchor="_Toc241934903" w:history="1">
+      <w:hyperlink w:anchor="_Toc241936262" w:history="1">
         <w:r>
           <w:rPr>
             <w:rStyle w:val="af"/>
@@ -1411,7 +1411,7 @@
             <w:noProof/>
             <w:webHidden/>
           </w:rPr>
-          <w:instrText xml:space="preserve"> PAGEREF _Toc241934903 \h </w:instrText>
+          <w:instrText xml:space="preserve"> PAGEREF _Toc241936262 \h </w:instrText>
         </w:r>
         <w:r>
           <w:rPr>
@@ -1452,7 +1452,7 @@
           <w:noProof/>
         </w:rPr>
       </w:pPr>
-      <w:hyperlink w:anchor="_Toc241934904" w:history="1">
+      <w:hyperlink w:anchor="_Toc241936263" w:history="1">
         <w:r>
           <w:rPr>
             <w:rStyle w:val="af"/>
@@ -1480,7 +1480,7 @@
             <w:noProof/>
             <w:webHidden/>
           </w:rPr>
-          <w:instrText xml:space="preserve"> PAGEREF _Toc241934904 \h </w:instrText>
+          <w:instrText xml:space="preserve"> PAGEREF _Toc241936263 \h </w:instrText>
         </w:r>
         <w:r>
           <w:rPr>
@@ -1521,7 +1521,7 @@
           <w:noProof/>
         </w:rPr>
       </w:pPr>
-      <w:hyperlink w:anchor="_Toc241934905" w:history="1">
+      <w:hyperlink w:anchor="_Toc241936264" w:history="1">
         <w:r>
           <w:rPr>
             <w:rStyle w:val="af"/>
@@ -1549,7 +1549,7 @@
             <w:noProof/>
             <w:webHidden/>
           </w:rPr>
-          <w:instrText xml:space="preserve"> PAGEREF _Toc241934905 \h </w:instrText>
+          <w:instrText xml:space="preserve"> PAGEREF _Toc241936264 \h </w:instrText>
         </w:r>
         <w:r>
           <w:rPr>
@@ -1590,7 +1590,7 @@
           <w:noProof/>
         </w:rPr>
       </w:pPr>
-      <w:hyperlink w:anchor="_Toc241934906" w:history="1">
+      <w:hyperlink w:anchor="_Toc241936265" w:history="1">
         <w:r>
           <w:rPr>
             <w:rStyle w:val="af"/>
@@ -1618,7 +1618,7 @@
             <w:noProof/>
             <w:webHidden/>
           </w:rPr>
-          <w:instrText xml:space="preserve"> PAGEREF _Toc241934906 \h </w:instrText>
+          <w:instrText xml:space="preserve"> PAGEREF _Toc241936265 \h </w:instrText>
         </w:r>
         <w:r>
           <w:rPr>
@@ -1664,7 +1664,7 @@
         <w:spacing w:before="0" w:after="360" w:line="360" w:lineRule="exact"/>
         <w:ind w:firstLine="709"/>
       </w:pPr>
-      <w:bookmarkStart w:id="1" w:name="_Toc241934887"/>
+      <w:bookmarkStart w:id="1" w:name="_Toc241936246"/>
       <w:r>
         <w:rPr>
           <w:b/>
@@ -2213,7 +2213,7 @@
         <w:ind w:firstLine="709"/>
       </w:pPr>
       <w:bookmarkStart w:id="2" w:name="_fe8d3efd355b4a528bffe4e412a753a8708d8a7"/>
-      <w:bookmarkStart w:id="3" w:name="_Toc241934888"/>
+      <w:bookmarkStart w:id="3" w:name="_Toc241936247"/>
       <w:bookmarkEnd w:id="0"/>
       <w:r>
         <w:rPr>
@@ -2808,7 +2808,7 @@
         <w:ind w:firstLine="709"/>
       </w:pPr>
       <w:bookmarkStart w:id="4" w:name="_85970216d61dd6d6f40a43c2142d7359aebf30e"/>
-      <w:bookmarkStart w:id="5" w:name="_Toc241934889"/>
+      <w:bookmarkStart w:id="5" w:name="_Toc241936248"/>
       <w:bookmarkEnd w:id="2"/>
       <w:r>
         <w:rPr>
@@ -3524,7 +3524,7 @@
           <w:sz w:val="28"/>
         </w:rPr>
         <w:drawing>
-          <wp:inline distT="0" distB="0" distL="0" distR="0" wp14:anchorId="1265C00F" wp14:editId="6485C1E9">
+          <wp:inline distT="0" distB="0" distL="0" distR="0" wp14:anchorId="4C01D550" wp14:editId="7D614529">
             <wp:extent cx="5334000" cy="2471853"/>
             <wp:effectExtent l="0" t="0" r="0" b="0"/>
             <wp:docPr id="12" name="Picture"/>
@@ -3758,7 +3758,7 @@
         <w:ind w:firstLine="709"/>
       </w:pPr>
       <w:bookmarkStart w:id="6" w:name="_952a16116c37bc0383f5f47ccedf9607bd1472f"/>
-      <w:bookmarkStart w:id="7" w:name="_Toc241934890"/>
+      <w:bookmarkStart w:id="7" w:name="_Toc241936249"/>
       <w:bookmarkEnd w:id="4"/>
       <w:r>
         <w:rPr>
@@ -4692,7 +4692,7 @@
         <w:ind w:firstLine="709"/>
       </w:pPr>
       <w:bookmarkStart w:id="8" w:name="_550d58f707a5c37672fca98b77eb8736ae09aa2"/>
-      <w:bookmarkStart w:id="9" w:name="_Toc241934891"/>
+      <w:bookmarkStart w:id="9" w:name="_Toc241936250"/>
       <w:bookmarkEnd w:id="6"/>
       <w:r>
         <w:rPr>
@@ -5235,7 +5235,7 @@
           <w:sz w:val="28"/>
         </w:rPr>
         <w:drawing>
-          <wp:inline distT="0" distB="0" distL="0" distR="0" wp14:anchorId="7A6CE5E7" wp14:editId="3EBCBC17">
+          <wp:inline distT="0" distB="0" distL="0" distR="0" wp14:anchorId="17A733B4" wp14:editId="047732F9">
             <wp:extent cx="5334000" cy="2471853"/>
             <wp:effectExtent l="0" t="0" r="0" b="0"/>
             <wp:docPr id="17" name="Picture"/>
@@ -5345,7 +5345,7 @@
         <w:ind w:firstLine="709"/>
       </w:pPr>
       <w:bookmarkStart w:id="10" w:name="_e000447a5cb978ee53bdb6877ec2ece1121f293"/>
-      <w:bookmarkStart w:id="11" w:name="_Toc241934892"/>
+      <w:bookmarkStart w:id="11" w:name="_Toc241936251"/>
       <w:bookmarkEnd w:id="8"/>
       <w:r>
         <w:rPr>
@@ -6101,7 +6101,7 @@
         <w:ind w:firstLine="709"/>
       </w:pPr>
       <w:bookmarkStart w:id="12" w:name="_d6b1e0606ccffbfea524c7b8890d7424ae6ef8d"/>
-      <w:bookmarkStart w:id="13" w:name="_Toc241934893"/>
+      <w:bookmarkStart w:id="13" w:name="_Toc241936252"/>
       <w:bookmarkEnd w:id="10"/>
       <w:r>
         <w:rPr>
@@ -6692,7 +6692,7 @@
         <w:ind w:firstLine="709"/>
       </w:pPr>
       <w:bookmarkStart w:id="14" w:name="_d9c21b914bbc5bab06da79c3c8a3f5937408dab"/>
-      <w:bookmarkStart w:id="15" w:name="_Toc241934894"/>
+      <w:bookmarkStart w:id="15" w:name="_Toc241936253"/>
       <w:bookmarkEnd w:id="12"/>
       <w:r>
         <w:rPr>
@@ -7670,7 +7670,7 @@
         <w:ind w:firstLine="709"/>
       </w:pPr>
       <w:bookmarkStart w:id="16" w:name="_519d46f9ff7923648cbfef21e26057944381813"/>
-      <w:bookmarkStart w:id="17" w:name="_Toc241934895"/>
+      <w:bookmarkStart w:id="17" w:name="_Toc241936254"/>
       <w:bookmarkEnd w:id="14"/>
       <w:r>
         <w:rPr>
@@ -7736,7 +7736,7 @@
         <w:ind w:firstLine="709"/>
       </w:pPr>
       <w:bookmarkStart w:id="18" w:name="_753c3388bf9c3477a7d17f68c6497177eb43643"/>
-      <w:bookmarkStart w:id="19" w:name="_Toc241934896"/>
+      <w:bookmarkStart w:id="19" w:name="_Toc241936255"/>
       <w:bookmarkEnd w:id="16"/>
       <w:r>
         <w:rPr>
@@ -9233,7 +9233,7 @@
         <w:ind w:firstLine="709"/>
       </w:pPr>
       <w:bookmarkStart w:id="20" w:name="_fc51781abcc4857bf621eab6b8861ea54729fed"/>
-      <w:bookmarkStart w:id="21" w:name="_Toc241934897"/>
+      <w:bookmarkStart w:id="21" w:name="_Toc241936256"/>
       <w:bookmarkEnd w:id="18"/>
       <w:r>
         <w:rPr>
@@ -9752,7 +9752,7 @@
           <w:sz w:val="28"/>
         </w:rPr>
         <w:drawing>
-          <wp:inline distT="0" distB="0" distL="0" distR="0" wp14:anchorId="69888ADB" wp14:editId="3643DEDB">
+          <wp:inline distT="0" distB="0" distL="0" distR="0" wp14:anchorId="6BEB1EDF" wp14:editId="360C357E">
             <wp:extent cx="5334000" cy="2341756"/>
             <wp:effectExtent l="0" t="0" r="0" b="0"/>
             <wp:docPr id="26" name="Picture"/>
@@ -9836,7 +9836,7 @@
         <w:ind w:firstLine="709"/>
       </w:pPr>
       <w:bookmarkStart w:id="22" w:name="_3cbac706be9fcf271e7c81612a5c58063188b2f"/>
-      <w:bookmarkStart w:id="23" w:name="_Toc241934898"/>
+      <w:bookmarkStart w:id="23" w:name="_Toc241936257"/>
       <w:bookmarkEnd w:id="20"/>
       <w:r>
         <w:rPr>
@@ -11416,7 +11416,7 @@
         <w:ind w:firstLine="709"/>
       </w:pPr>
       <w:bookmarkStart w:id="24" w:name="_efd4e361dc2d7db269a1aa4c2dc9b6b6bcbeef9"/>
-      <w:bookmarkStart w:id="25" w:name="_Toc241934899"/>
+      <w:bookmarkStart w:id="25" w:name="_Toc241936258"/>
       <w:bookmarkEnd w:id="22"/>
       <w:r>
         <w:rPr>
@@ -12298,7 +12298,7 @@
         <w:jc w:val="center"/>
       </w:pPr>
       <w:bookmarkStart w:id="26" w:name="_выводы"/>
-      <w:bookmarkStart w:id="27" w:name="_Toc241934900"/>
+      <w:bookmarkStart w:id="27" w:name="_Toc241936259"/>
       <w:bookmarkEnd w:id="24"/>
       <w:r>
         <w:rPr>
@@ -12364,7 +12364,7 @@
         <w:jc w:val="center"/>
       </w:pPr>
       <w:bookmarkStart w:id="28" w:name="_274f6a444530ef90b0479dabf3d210f01e97699"/>
-      <w:bookmarkStart w:id="29" w:name="_Toc241934901"/>
+      <w:bookmarkStart w:id="29" w:name="_Toc241936260"/>
       <w:bookmarkEnd w:id="26"/>
       <w:r>
         <w:rPr>
@@ -12513,7 +12513,7 @@
         <w:ind w:firstLine="709"/>
       </w:pPr>
       <w:bookmarkStart w:id="30" w:name="_d0b2864b05c1a6817d4667f0f3e4b4928a2cf70"/>
-      <w:bookmarkStart w:id="31" w:name="_Toc241934902"/>
+      <w:bookmarkStart w:id="31" w:name="_Toc241936261"/>
       <w:bookmarkEnd w:id="28"/>
       <w:r>
         <w:rPr>
@@ -13279,7 +13279,7 @@
         <w:ind w:firstLine="709"/>
       </w:pPr>
       <w:bookmarkStart w:id="32" w:name="_57b6da660863974cb7f545bcaedf54a886793e9"/>
-      <w:bookmarkStart w:id="33" w:name="_Toc241934903"/>
+      <w:bookmarkStart w:id="33" w:name="_Toc241936262"/>
       <w:bookmarkEnd w:id="30"/>
       <w:r>
         <w:rPr>
@@ -14380,7 +14380,7 @@
         <w:ind w:firstLine="709"/>
       </w:pPr>
       <w:bookmarkStart w:id="34" w:name="_bab2a73b062d54d30a46b35a66541c275d60dcb"/>
-      <w:bookmarkStart w:id="35" w:name="_Toc241934904"/>
+      <w:bookmarkStart w:id="35" w:name="_Toc241936263"/>
       <w:bookmarkEnd w:id="32"/>
       <w:r>
         <w:rPr>
@@ -15520,7 +15520,7 @@
         <w:ind w:firstLine="709"/>
       </w:pPr>
       <w:bookmarkStart w:id="36" w:name="_301fb4639e999825c095dd7055019e7c013a803"/>
-      <w:bookmarkStart w:id="37" w:name="_Toc241934905"/>
+      <w:bookmarkStart w:id="37" w:name="_Toc241936264"/>
       <w:bookmarkEnd w:id="34"/>
       <w:r>
         <w:rPr>
@@ -16199,7 +16199,7 @@
         <w:ind w:firstLine="709"/>
       </w:pPr>
       <w:bookmarkStart w:id="38" w:name="_0b3889fe5487e8057dd761c90a2747437e007c1"/>
-      <w:bookmarkStart w:id="39" w:name="_Toc241934906"/>
+      <w:bookmarkStart w:id="39" w:name="_Toc241936265"/>
       <w:bookmarkEnd w:id="36"/>
       <w:r>
         <w:rPr>
@@ -16433,7 +16433,7 @@
   <w:abstractNum w:abstractNumId="0" w15:restartNumberingAfterBreak="0">
     <w:nsid w:val="0000A990"/>
     <w:multiLevelType w:val="multilevel"/>
-    <w:tmpl w:val="85581E92"/>
+    <w:tmpl w:val="C0DC3A00"/>
     <w:lvl w:ilvl="0">
       <w:numFmt w:val="bullet"/>
       <w:lvlText w:val=" "/>
@@ -16510,7 +16510,7 @@
   <w:abstractNum w:abstractNumId="1" w15:restartNumberingAfterBreak="0">
     <w:nsid w:val="00A99411"/>
     <w:multiLevelType w:val="multilevel"/>
-    <w:tmpl w:val="4334B230"/>
+    <w:tmpl w:val="76E00F6E"/>
     <w:lvl w:ilvl="0">
       <w:start w:val="1"/>
       <w:numFmt w:val="decimal"/>
@@ -17958,7 +17958,7 @@
     <w:autoRedefine/>
     <w:uiPriority w:val="39"/>
     <w:unhideWhenUsed/>
-    <w:rsid w:val="00815623"/>
+    <w:rsid w:val="00182A77"/>
     <w:pPr>
       <w:spacing w:after="100"/>
     </w:pPr>

--- a/ЛР7_Итоговый_отчет/ОТЧЕТ_ЛР7_TableMind.docx
+++ b/ЛР7_Итоговый_отчет/ОТЧЕТ_ЛР7_TableMind.docx
@@ -245,7 +245,7 @@
       <w:r>
         <w:fldChar w:fldCharType="separate"/>
       </w:r>
-      <w:hyperlink w:anchor="_Toc241936246" w:history="1">
+      <w:hyperlink w:anchor="_Toc241936449" w:history="1">
         <w:r>
           <w:rPr>
             <w:rStyle w:val="af"/>
@@ -273,7 +273,7 @@
             <w:noProof/>
             <w:webHidden/>
           </w:rPr>
-          <w:instrText xml:space="preserve"> PAGEREF _Toc241936246 \h </w:instrText>
+          <w:instrText xml:space="preserve"> PAGEREF _Toc241936449 \h </w:instrText>
         </w:r>
         <w:r>
           <w:rPr>
@@ -314,7 +314,7 @@
           <w:noProof/>
         </w:rPr>
       </w:pPr>
-      <w:hyperlink w:anchor="_Toc241936247" w:history="1">
+      <w:hyperlink w:anchor="_Toc241936450" w:history="1">
         <w:r>
           <w:rPr>
             <w:rStyle w:val="af"/>
@@ -376,7 +376,7 @@
             <w:noProof/>
             <w:webHidden/>
           </w:rPr>
-          <w:instrText xml:space="preserve"> PAGEREF _Toc241936247 \h </w:instrText>
+          <w:instrText xml:space="preserve"> PAGEREF _Toc241936450 \h </w:instrText>
         </w:r>
         <w:r>
           <w:rPr>
@@ -417,7 +417,7 @@
           <w:noProof/>
         </w:rPr>
       </w:pPr>
-      <w:hyperlink w:anchor="_Toc241936248" w:history="1">
+      <w:hyperlink w:anchor="_Toc241936451" w:history="1">
         <w:r>
           <w:rPr>
             <w:rStyle w:val="af"/>
@@ -445,7 +445,7 @@
             <w:noProof/>
             <w:webHidden/>
           </w:rPr>
-          <w:instrText xml:space="preserve"> PAGEREF _Toc241936248 \h </w:instrText>
+          <w:instrText xml:space="preserve"> PAGEREF _Toc241936451 \h </w:instrText>
         </w:r>
         <w:r>
           <w:rPr>
@@ -486,7 +486,7 @@
           <w:noProof/>
         </w:rPr>
       </w:pPr>
-      <w:hyperlink w:anchor="_Toc241936249" w:history="1">
+      <w:hyperlink w:anchor="_Toc241936452" w:history="1">
         <w:r>
           <w:rPr>
             <w:rStyle w:val="af"/>
@@ -514,7 +514,7 @@
             <w:noProof/>
             <w:webHidden/>
           </w:rPr>
-          <w:instrText xml:space="preserve"> PAGEREF _Toc241936249 \h </w:instrText>
+          <w:instrText xml:space="preserve"> PAGEREF _Toc241936452 \h </w:instrText>
         </w:r>
         <w:r>
           <w:rPr>
@@ -555,7 +555,7 @@
           <w:noProof/>
         </w:rPr>
       </w:pPr>
-      <w:hyperlink w:anchor="_Toc241936250" w:history="1">
+      <w:hyperlink w:anchor="_Toc241936453" w:history="1">
         <w:r>
           <w:rPr>
             <w:rStyle w:val="af"/>
@@ -583,7 +583,7 @@
             <w:noProof/>
             <w:webHidden/>
           </w:rPr>
-          <w:instrText xml:space="preserve"> PAGEREF _Toc241936250 \h </w:instrText>
+          <w:instrText xml:space="preserve"> PAGEREF _Toc241936453 \h </w:instrText>
         </w:r>
         <w:r>
           <w:rPr>
@@ -624,7 +624,7 @@
           <w:noProof/>
         </w:rPr>
       </w:pPr>
-      <w:hyperlink w:anchor="_Toc241936251" w:history="1">
+      <w:hyperlink w:anchor="_Toc241936454" w:history="1">
         <w:r>
           <w:rPr>
             <w:rStyle w:val="af"/>
@@ -652,7 +652,7 @@
             <w:noProof/>
             <w:webHidden/>
           </w:rPr>
-          <w:instrText xml:space="preserve"> PAGEREF _Toc241936251 \h </w:instrText>
+          <w:instrText xml:space="preserve"> PAGEREF _Toc241936454 \h </w:instrText>
         </w:r>
         <w:r>
           <w:rPr>
@@ -693,7 +693,7 @@
           <w:noProof/>
         </w:rPr>
       </w:pPr>
-      <w:hyperlink w:anchor="_Toc241936252" w:history="1">
+      <w:hyperlink w:anchor="_Toc241936455" w:history="1">
         <w:r>
           <w:rPr>
             <w:rStyle w:val="af"/>
@@ -721,7 +721,7 @@
             <w:noProof/>
             <w:webHidden/>
           </w:rPr>
-          <w:instrText xml:space="preserve"> PAGEREF _Toc241936252 \h </w:instrText>
+          <w:instrText xml:space="preserve"> PAGEREF _Toc241936455 \h </w:instrText>
         </w:r>
         <w:r>
           <w:rPr>
@@ -762,7 +762,7 @@
           <w:noProof/>
         </w:rPr>
       </w:pPr>
-      <w:hyperlink w:anchor="_Toc241936253" w:history="1">
+      <w:hyperlink w:anchor="_Toc241936456" w:history="1">
         <w:r>
           <w:rPr>
             <w:rStyle w:val="af"/>
@@ -790,7 +790,7 @@
             <w:noProof/>
             <w:webHidden/>
           </w:rPr>
-          <w:instrText xml:space="preserve"> PAGEREF _Toc241936253 \h </w:instrText>
+          <w:instrText xml:space="preserve"> PAGEREF _Toc241936456 \h </w:instrText>
         </w:r>
         <w:r>
           <w:rPr>
@@ -831,7 +831,7 @@
           <w:noProof/>
         </w:rPr>
       </w:pPr>
-      <w:hyperlink w:anchor="_Toc241936254" w:history="1">
+      <w:hyperlink w:anchor="_Toc241936457" w:history="1">
         <w:r>
           <w:rPr>
             <w:rStyle w:val="af"/>
@@ -859,7 +859,7 @@
             <w:noProof/>
             <w:webHidden/>
           </w:rPr>
-          <w:instrText xml:space="preserve"> PAGEREF _Toc241936254 \h </w:instrText>
+          <w:instrText xml:space="preserve"> PAGEREF _Toc241936457 \h </w:instrText>
         </w:r>
         <w:r>
           <w:rPr>
@@ -900,7 +900,7 @@
           <w:noProof/>
         </w:rPr>
       </w:pPr>
-      <w:hyperlink w:anchor="_Toc241936255" w:history="1">
+      <w:hyperlink w:anchor="_Toc241936458" w:history="1">
         <w:r>
           <w:rPr>
             <w:rStyle w:val="af"/>
@@ -928,7 +928,7 @@
             <w:noProof/>
             <w:webHidden/>
           </w:rPr>
-          <w:instrText xml:space="preserve"> PAGEREF _Toc241936255 \h </w:instrText>
+          <w:instrText xml:space="preserve"> PAGEREF _Toc241936458 \h </w:instrText>
         </w:r>
         <w:r>
           <w:rPr>
@@ -969,7 +969,7 @@
           <w:noProof/>
         </w:rPr>
       </w:pPr>
-      <w:hyperlink w:anchor="_Toc241936256" w:history="1">
+      <w:hyperlink w:anchor="_Toc241936459" w:history="1">
         <w:r>
           <w:rPr>
             <w:rStyle w:val="af"/>
@@ -997,7 +997,7 @@
             <w:noProof/>
             <w:webHidden/>
           </w:rPr>
-          <w:instrText xml:space="preserve"> PAGEREF _Toc241936256 \h </w:instrText>
+          <w:instrText xml:space="preserve"> PAGEREF _Toc241936459 \h </w:instrText>
         </w:r>
         <w:r>
           <w:rPr>
@@ -1038,7 +1038,7 @@
           <w:noProof/>
         </w:rPr>
       </w:pPr>
-      <w:hyperlink w:anchor="_Toc241936257" w:history="1">
+      <w:hyperlink w:anchor="_Toc241936460" w:history="1">
         <w:r>
           <w:rPr>
             <w:rStyle w:val="af"/>
@@ -1066,7 +1066,7 @@
             <w:noProof/>
             <w:webHidden/>
           </w:rPr>
-          <w:instrText xml:space="preserve"> PAGEREF _Toc241936257 \h </w:instrText>
+          <w:instrText xml:space="preserve"> PAGEREF _Toc241936460 \h </w:instrText>
         </w:r>
         <w:r>
           <w:rPr>
@@ -1107,7 +1107,7 @@
           <w:noProof/>
         </w:rPr>
       </w:pPr>
-      <w:hyperlink w:anchor="_Toc241936258" w:history="1">
+      <w:hyperlink w:anchor="_Toc241936461" w:history="1">
         <w:r>
           <w:rPr>
             <w:rStyle w:val="af"/>
@@ -1135,7 +1135,7 @@
             <w:noProof/>
             <w:webHidden/>
           </w:rPr>
-          <w:instrText xml:space="preserve"> PAGEREF _Toc241936258 \h </w:instrText>
+          <w:instrText xml:space="preserve"> PAGEREF _Toc241936461 \h </w:instrText>
         </w:r>
         <w:r>
           <w:rPr>
@@ -1176,7 +1176,7 @@
           <w:noProof/>
         </w:rPr>
       </w:pPr>
-      <w:hyperlink w:anchor="_Toc241936259" w:history="1">
+      <w:hyperlink w:anchor="_Toc241936462" w:history="1">
         <w:r>
           <w:rPr>
             <w:rStyle w:val="af"/>
@@ -1204,7 +1204,7 @@
             <w:noProof/>
             <w:webHidden/>
           </w:rPr>
-          <w:instrText xml:space="preserve"> PAGEREF _Toc241936259 \h </w:instrText>
+          <w:instrText xml:space="preserve"> PAGEREF _Toc241936462 \h </w:instrText>
         </w:r>
         <w:r>
           <w:rPr>
@@ -1245,7 +1245,7 @@
           <w:noProof/>
         </w:rPr>
       </w:pPr>
-      <w:hyperlink w:anchor="_Toc241936260" w:history="1">
+      <w:hyperlink w:anchor="_Toc241936463" w:history="1">
         <w:r>
           <w:rPr>
             <w:rStyle w:val="af"/>
@@ -1273,7 +1273,7 @@
             <w:noProof/>
             <w:webHidden/>
           </w:rPr>
-          <w:instrText xml:space="preserve"> PAGEREF _Toc241936260 \h </w:instrText>
+          <w:instrText xml:space="preserve"> PAGEREF _Toc241936463 \h </w:instrText>
         </w:r>
         <w:r>
           <w:rPr>
@@ -1314,7 +1314,7 @@
           <w:noProof/>
         </w:rPr>
       </w:pPr>
-      <w:hyperlink w:anchor="_Toc241936261" w:history="1">
+      <w:hyperlink w:anchor="_Toc241936464" w:history="1">
         <w:r>
           <w:rPr>
             <w:rStyle w:val="af"/>
@@ -1342,7 +1342,7 @@
             <w:noProof/>
             <w:webHidden/>
           </w:rPr>
-          <w:instrText xml:space="preserve"> PAGEREF _Toc241936261 \h </w:instrText>
+          <w:instrText xml:space="preserve"> PAGEREF _Toc241936464 \h </w:instrText>
         </w:r>
         <w:r>
           <w:rPr>
@@ -1383,7 +1383,7 @@
           <w:noProof/>
         </w:rPr>
       </w:pPr>
-      <w:hyperlink w:anchor="_Toc241936262" w:history="1">
+      <w:hyperlink w:anchor="_Toc241936465" w:history="1">
         <w:r>
           <w:rPr>
             <w:rStyle w:val="af"/>
@@ -1411,7 +1411,7 @@
             <w:noProof/>
             <w:webHidden/>
           </w:rPr>
-          <w:instrText xml:space="preserve"> PAGEREF _Toc241936262 \h </w:instrText>
+          <w:instrText xml:space="preserve"> PAGEREF _Toc241936465 \h </w:instrText>
         </w:r>
         <w:r>
           <w:rPr>
@@ -1452,7 +1452,7 @@
           <w:noProof/>
         </w:rPr>
       </w:pPr>
-      <w:hyperlink w:anchor="_Toc241936263" w:history="1">
+      <w:hyperlink w:anchor="_Toc241936466" w:history="1">
         <w:r>
           <w:rPr>
             <w:rStyle w:val="af"/>
@@ -1480,7 +1480,7 @@
             <w:noProof/>
             <w:webHidden/>
           </w:rPr>
-          <w:instrText xml:space="preserve"> PAGEREF _Toc241936263 \h </w:instrText>
+          <w:instrText xml:space="preserve"> PAGEREF _Toc241936466 \h </w:instrText>
         </w:r>
         <w:r>
           <w:rPr>
@@ -1521,7 +1521,7 @@
           <w:noProof/>
         </w:rPr>
       </w:pPr>
-      <w:hyperlink w:anchor="_Toc241936264" w:history="1">
+      <w:hyperlink w:anchor="_Toc241936467" w:history="1">
         <w:r>
           <w:rPr>
             <w:rStyle w:val="af"/>
@@ -1549,7 +1549,7 @@
             <w:noProof/>
             <w:webHidden/>
           </w:rPr>
-          <w:instrText xml:space="preserve"> PAGEREF _Toc241936264 \h </w:instrText>
+          <w:instrText xml:space="preserve"> PAGEREF _Toc241936467 \h </w:instrText>
         </w:r>
         <w:r>
           <w:rPr>
@@ -1590,7 +1590,7 @@
           <w:noProof/>
         </w:rPr>
       </w:pPr>
-      <w:hyperlink w:anchor="_Toc241936265" w:history="1">
+      <w:hyperlink w:anchor="_Toc241936468" w:history="1">
         <w:r>
           <w:rPr>
             <w:rStyle w:val="af"/>
@@ -1618,7 +1618,7 @@
             <w:noProof/>
             <w:webHidden/>
           </w:rPr>
-          <w:instrText xml:space="preserve"> PAGEREF _Toc241936265 \h </w:instrText>
+          <w:instrText xml:space="preserve"> PAGEREF _Toc241936468 \h </w:instrText>
         </w:r>
         <w:r>
           <w:rPr>
@@ -1664,7 +1664,7 @@
         <w:spacing w:before="0" w:after="360" w:line="360" w:lineRule="exact"/>
         <w:ind w:firstLine="709"/>
       </w:pPr>
-      <w:bookmarkStart w:id="1" w:name="_Toc241936246"/>
+      <w:bookmarkStart w:id="1" w:name="_Toc241936449"/>
       <w:r>
         <w:rPr>
           <w:b/>
@@ -2213,7 +2213,7 @@
         <w:ind w:firstLine="709"/>
       </w:pPr>
       <w:bookmarkStart w:id="2" w:name="_fe8d3efd355b4a528bffe4e412a753a8708d8a7"/>
-      <w:bookmarkStart w:id="3" w:name="_Toc241936247"/>
+      <w:bookmarkStart w:id="3" w:name="_Toc241936450"/>
       <w:bookmarkEnd w:id="0"/>
       <w:r>
         <w:rPr>
@@ -2808,7 +2808,7 @@
         <w:ind w:firstLine="709"/>
       </w:pPr>
       <w:bookmarkStart w:id="4" w:name="_85970216d61dd6d6f40a43c2142d7359aebf30e"/>
-      <w:bookmarkStart w:id="5" w:name="_Toc241936248"/>
+      <w:bookmarkStart w:id="5" w:name="_Toc241936451"/>
       <w:bookmarkEnd w:id="2"/>
       <w:r>
         <w:rPr>
@@ -3524,7 +3524,7 @@
           <w:sz w:val="28"/>
         </w:rPr>
         <w:drawing>
-          <wp:inline distT="0" distB="0" distL="0" distR="0" wp14:anchorId="4C01D550" wp14:editId="7D614529">
+          <wp:inline distT="0" distB="0" distL="0" distR="0" wp14:anchorId="6F0B8B0B" wp14:editId="28E212D8">
             <wp:extent cx="5334000" cy="2471853"/>
             <wp:effectExtent l="0" t="0" r="0" b="0"/>
             <wp:docPr id="12" name="Picture"/>
@@ -3758,7 +3758,7 @@
         <w:ind w:firstLine="709"/>
       </w:pPr>
       <w:bookmarkStart w:id="6" w:name="_952a16116c37bc0383f5f47ccedf9607bd1472f"/>
-      <w:bookmarkStart w:id="7" w:name="_Toc241936249"/>
+      <w:bookmarkStart w:id="7" w:name="_Toc241936452"/>
       <w:bookmarkEnd w:id="4"/>
       <w:r>
         <w:rPr>
@@ -4692,7 +4692,7 @@
         <w:ind w:firstLine="709"/>
       </w:pPr>
       <w:bookmarkStart w:id="8" w:name="_550d58f707a5c37672fca98b77eb8736ae09aa2"/>
-      <w:bookmarkStart w:id="9" w:name="_Toc241936250"/>
+      <w:bookmarkStart w:id="9" w:name="_Toc241936453"/>
       <w:bookmarkEnd w:id="6"/>
       <w:r>
         <w:rPr>
@@ -5235,7 +5235,7 @@
           <w:sz w:val="28"/>
         </w:rPr>
         <w:drawing>
-          <wp:inline distT="0" distB="0" distL="0" distR="0" wp14:anchorId="17A733B4" wp14:editId="047732F9">
+          <wp:inline distT="0" distB="0" distL="0" distR="0" wp14:anchorId="03F9BDF7" wp14:editId="1EF969E0">
             <wp:extent cx="5334000" cy="2471853"/>
             <wp:effectExtent l="0" t="0" r="0" b="0"/>
             <wp:docPr id="17" name="Picture"/>
@@ -5345,7 +5345,7 @@
         <w:ind w:firstLine="709"/>
       </w:pPr>
       <w:bookmarkStart w:id="10" w:name="_e000447a5cb978ee53bdb6877ec2ece1121f293"/>
-      <w:bookmarkStart w:id="11" w:name="_Toc241936251"/>
+      <w:bookmarkStart w:id="11" w:name="_Toc241936454"/>
       <w:bookmarkEnd w:id="8"/>
       <w:r>
         <w:rPr>
@@ -6101,7 +6101,7 @@
         <w:ind w:firstLine="709"/>
       </w:pPr>
       <w:bookmarkStart w:id="12" w:name="_d6b1e0606ccffbfea524c7b8890d7424ae6ef8d"/>
-      <w:bookmarkStart w:id="13" w:name="_Toc241936252"/>
+      <w:bookmarkStart w:id="13" w:name="_Toc241936455"/>
       <w:bookmarkEnd w:id="10"/>
       <w:r>
         <w:rPr>
@@ -6692,7 +6692,7 @@
         <w:ind w:firstLine="709"/>
       </w:pPr>
       <w:bookmarkStart w:id="14" w:name="_d9c21b914bbc5bab06da79c3c8a3f5937408dab"/>
-      <w:bookmarkStart w:id="15" w:name="_Toc241936253"/>
+      <w:bookmarkStart w:id="15" w:name="_Toc241936456"/>
       <w:bookmarkEnd w:id="12"/>
       <w:r>
         <w:rPr>
@@ -7670,7 +7670,7 @@
         <w:ind w:firstLine="709"/>
       </w:pPr>
       <w:bookmarkStart w:id="16" w:name="_519d46f9ff7923648cbfef21e26057944381813"/>
-      <w:bookmarkStart w:id="17" w:name="_Toc241936254"/>
+      <w:bookmarkStart w:id="17" w:name="_Toc241936457"/>
       <w:bookmarkEnd w:id="14"/>
       <w:r>
         <w:rPr>
@@ -7736,7 +7736,7 @@
         <w:ind w:firstLine="709"/>
       </w:pPr>
       <w:bookmarkStart w:id="18" w:name="_753c3388bf9c3477a7d17f68c6497177eb43643"/>
-      <w:bookmarkStart w:id="19" w:name="_Toc241936255"/>
+      <w:bookmarkStart w:id="19" w:name="_Toc241936458"/>
       <w:bookmarkEnd w:id="16"/>
       <w:r>
         <w:rPr>
@@ -9233,7 +9233,7 @@
         <w:ind w:firstLine="709"/>
       </w:pPr>
       <w:bookmarkStart w:id="20" w:name="_fc51781abcc4857bf621eab6b8861ea54729fed"/>
-      <w:bookmarkStart w:id="21" w:name="_Toc241936256"/>
+      <w:bookmarkStart w:id="21" w:name="_Toc241936459"/>
       <w:bookmarkEnd w:id="18"/>
       <w:r>
         <w:rPr>
@@ -9752,7 +9752,7 @@
           <w:sz w:val="28"/>
         </w:rPr>
         <w:drawing>
-          <wp:inline distT="0" distB="0" distL="0" distR="0" wp14:anchorId="6BEB1EDF" wp14:editId="360C357E">
+          <wp:inline distT="0" distB="0" distL="0" distR="0" wp14:anchorId="615F723E" wp14:editId="25AE9362">
             <wp:extent cx="5334000" cy="2341756"/>
             <wp:effectExtent l="0" t="0" r="0" b="0"/>
             <wp:docPr id="26" name="Picture"/>
@@ -9836,7 +9836,7 @@
         <w:ind w:firstLine="709"/>
       </w:pPr>
       <w:bookmarkStart w:id="22" w:name="_3cbac706be9fcf271e7c81612a5c58063188b2f"/>
-      <w:bookmarkStart w:id="23" w:name="_Toc241936257"/>
+      <w:bookmarkStart w:id="23" w:name="_Toc241936460"/>
       <w:bookmarkEnd w:id="20"/>
       <w:r>
         <w:rPr>
@@ -11416,7 +11416,7 @@
         <w:ind w:firstLine="709"/>
       </w:pPr>
       <w:bookmarkStart w:id="24" w:name="_efd4e361dc2d7db269a1aa4c2dc9b6b6bcbeef9"/>
-      <w:bookmarkStart w:id="25" w:name="_Toc241936258"/>
+      <w:bookmarkStart w:id="25" w:name="_Toc241936461"/>
       <w:bookmarkEnd w:id="22"/>
       <w:r>
         <w:rPr>
@@ -12298,7 +12298,7 @@
         <w:jc w:val="center"/>
       </w:pPr>
       <w:bookmarkStart w:id="26" w:name="_выводы"/>
-      <w:bookmarkStart w:id="27" w:name="_Toc241936259"/>
+      <w:bookmarkStart w:id="27" w:name="_Toc241936462"/>
       <w:bookmarkEnd w:id="24"/>
       <w:r>
         <w:rPr>
@@ -12364,7 +12364,7 @@
         <w:jc w:val="center"/>
       </w:pPr>
       <w:bookmarkStart w:id="28" w:name="_274f6a444530ef90b0479dabf3d210f01e97699"/>
-      <w:bookmarkStart w:id="29" w:name="_Toc241936260"/>
+      <w:bookmarkStart w:id="29" w:name="_Toc241936463"/>
       <w:bookmarkEnd w:id="26"/>
       <w:r>
         <w:rPr>
@@ -12513,7 +12513,7 @@
         <w:ind w:firstLine="709"/>
       </w:pPr>
       <w:bookmarkStart w:id="30" w:name="_d0b2864b05c1a6817d4667f0f3e4b4928a2cf70"/>
-      <w:bookmarkStart w:id="31" w:name="_Toc241936261"/>
+      <w:bookmarkStart w:id="31" w:name="_Toc241936464"/>
       <w:bookmarkEnd w:id="28"/>
       <w:r>
         <w:rPr>
@@ -13279,7 +13279,7 @@
         <w:ind w:firstLine="709"/>
       </w:pPr>
       <w:bookmarkStart w:id="32" w:name="_57b6da660863974cb7f545bcaedf54a886793e9"/>
-      <w:bookmarkStart w:id="33" w:name="_Toc241936262"/>
+      <w:bookmarkStart w:id="33" w:name="_Toc241936465"/>
       <w:bookmarkEnd w:id="30"/>
       <w:r>
         <w:rPr>
@@ -14380,7 +14380,7 @@
         <w:ind w:firstLine="709"/>
       </w:pPr>
       <w:bookmarkStart w:id="34" w:name="_bab2a73b062d54d30a46b35a66541c275d60dcb"/>
-      <w:bookmarkStart w:id="35" w:name="_Toc241936263"/>
+      <w:bookmarkStart w:id="35" w:name="_Toc241936466"/>
       <w:bookmarkEnd w:id="32"/>
       <w:r>
         <w:rPr>
@@ -15520,7 +15520,7 @@
         <w:ind w:firstLine="709"/>
       </w:pPr>
       <w:bookmarkStart w:id="36" w:name="_301fb4639e999825c095dd7055019e7c013a803"/>
-      <w:bookmarkStart w:id="37" w:name="_Toc241936264"/>
+      <w:bookmarkStart w:id="37" w:name="_Toc241936467"/>
       <w:bookmarkEnd w:id="34"/>
       <w:r>
         <w:rPr>
@@ -16199,7 +16199,7 @@
         <w:ind w:firstLine="709"/>
       </w:pPr>
       <w:bookmarkStart w:id="38" w:name="_0b3889fe5487e8057dd761c90a2747437e007c1"/>
-      <w:bookmarkStart w:id="39" w:name="_Toc241936265"/>
+      <w:bookmarkStart w:id="39" w:name="_Toc241936468"/>
       <w:bookmarkEnd w:id="36"/>
       <w:r>
         <w:rPr>
@@ -16433,7 +16433,7 @@
   <w:abstractNum w:abstractNumId="0" w15:restartNumberingAfterBreak="0">
     <w:nsid w:val="0000A990"/>
     <w:multiLevelType w:val="multilevel"/>
-    <w:tmpl w:val="C0DC3A00"/>
+    <w:tmpl w:val="49C4480C"/>
     <w:lvl w:ilvl="0">
       <w:numFmt w:val="bullet"/>
       <w:lvlText w:val=" "/>
@@ -16510,7 +16510,7 @@
   <w:abstractNum w:abstractNumId="1" w15:restartNumberingAfterBreak="0">
     <w:nsid w:val="00A99411"/>
     <w:multiLevelType w:val="multilevel"/>
-    <w:tmpl w:val="76E00F6E"/>
+    <w:tmpl w:val="69263344"/>
     <w:lvl w:ilvl="0">
       <w:start w:val="1"/>
       <w:numFmt w:val="decimal"/>
@@ -17958,7 +17958,7 @@
     <w:autoRedefine/>
     <w:uiPriority w:val="39"/>
     <w:unhideWhenUsed/>
-    <w:rsid w:val="00182A77"/>
+    <w:rsid w:val="00D8140F"/>
     <w:pPr>
       <w:spacing w:after="100"/>
     </w:pPr>

--- a/ЛР7_Итоговый_отчет/ОТЧЕТ_ЛР7_TableMind.docx
+++ b/ЛР7_Итоговый_отчет/ОТЧЕТ_ЛР7_TableMind.docx
@@ -245,7 +245,7 @@
       <w:r>
         <w:fldChar w:fldCharType="separate"/>
       </w:r>
-      <w:hyperlink w:anchor="_Toc241936449" w:history="1">
+      <w:hyperlink w:anchor="_Toc241937558" w:history="1">
         <w:r>
           <w:rPr>
             <w:rStyle w:val="af"/>
@@ -273,7 +273,7 @@
             <w:noProof/>
             <w:webHidden/>
           </w:rPr>
-          <w:instrText xml:space="preserve"> PAGEREF _Toc241936449 \h </w:instrText>
+          <w:instrText xml:space="preserve"> PAGEREF _Toc241937558 \h </w:instrText>
         </w:r>
         <w:r>
           <w:rPr>
@@ -314,7 +314,7 @@
           <w:noProof/>
         </w:rPr>
       </w:pPr>
-      <w:hyperlink w:anchor="_Toc241936450" w:history="1">
+      <w:hyperlink w:anchor="_Toc241937559" w:history="1">
         <w:r>
           <w:rPr>
             <w:rStyle w:val="af"/>
@@ -376,7 +376,7 @@
             <w:noProof/>
             <w:webHidden/>
           </w:rPr>
-          <w:instrText xml:space="preserve"> PAGEREF _Toc241936450 \h </w:instrText>
+          <w:instrText xml:space="preserve"> PAGEREF _Toc241937559 \h </w:instrText>
         </w:r>
         <w:r>
           <w:rPr>
@@ -417,7 +417,7 @@
           <w:noProof/>
         </w:rPr>
       </w:pPr>
-      <w:hyperlink w:anchor="_Toc241936451" w:history="1">
+      <w:hyperlink w:anchor="_Toc241937560" w:history="1">
         <w:r>
           <w:rPr>
             <w:rStyle w:val="af"/>
@@ -445,7 +445,7 @@
             <w:noProof/>
             <w:webHidden/>
           </w:rPr>
-          <w:instrText xml:space="preserve"> PAGEREF _Toc241936451 \h </w:instrText>
+          <w:instrText xml:space="preserve"> PAGEREF _Toc241937560 \h </w:instrText>
         </w:r>
         <w:r>
           <w:rPr>
@@ -486,7 +486,7 @@
           <w:noProof/>
         </w:rPr>
       </w:pPr>
-      <w:hyperlink w:anchor="_Toc241936452" w:history="1">
+      <w:hyperlink w:anchor="_Toc241937561" w:history="1">
         <w:r>
           <w:rPr>
             <w:rStyle w:val="af"/>
@@ -514,7 +514,7 @@
             <w:noProof/>
             <w:webHidden/>
           </w:rPr>
-          <w:instrText xml:space="preserve"> PAGEREF _Toc241936452 \h </w:instrText>
+          <w:instrText xml:space="preserve"> PAGEREF _Toc241937561 \h </w:instrText>
         </w:r>
         <w:r>
           <w:rPr>
@@ -555,7 +555,7 @@
           <w:noProof/>
         </w:rPr>
       </w:pPr>
-      <w:hyperlink w:anchor="_Toc241936453" w:history="1">
+      <w:hyperlink w:anchor="_Toc241937562" w:history="1">
         <w:r>
           <w:rPr>
             <w:rStyle w:val="af"/>
@@ -583,7 +583,7 @@
             <w:noProof/>
             <w:webHidden/>
           </w:rPr>
-          <w:instrText xml:space="preserve"> PAGEREF _Toc241936453 \h </w:instrText>
+          <w:instrText xml:space="preserve"> PAGEREF _Toc241937562 \h </w:instrText>
         </w:r>
         <w:r>
           <w:rPr>
@@ -624,7 +624,7 @@
           <w:noProof/>
         </w:rPr>
       </w:pPr>
-      <w:hyperlink w:anchor="_Toc241936454" w:history="1">
+      <w:hyperlink w:anchor="_Toc241937563" w:history="1">
         <w:r>
           <w:rPr>
             <w:rStyle w:val="af"/>
@@ -652,7 +652,7 @@
             <w:noProof/>
             <w:webHidden/>
           </w:rPr>
-          <w:instrText xml:space="preserve"> PAGEREF _Toc241936454 \h </w:instrText>
+          <w:instrText xml:space="preserve"> PAGEREF _Toc241937563 \h </w:instrText>
         </w:r>
         <w:r>
           <w:rPr>
@@ -693,7 +693,7 @@
           <w:noProof/>
         </w:rPr>
       </w:pPr>
-      <w:hyperlink w:anchor="_Toc241936455" w:history="1">
+      <w:hyperlink w:anchor="_Toc241937564" w:history="1">
         <w:r>
           <w:rPr>
             <w:rStyle w:val="af"/>
@@ -721,7 +721,7 @@
             <w:noProof/>
             <w:webHidden/>
           </w:rPr>
-          <w:instrText xml:space="preserve"> PAGEREF _Toc241936455 \h </w:instrText>
+          <w:instrText xml:space="preserve"> PAGEREF _Toc241937564 \h </w:instrText>
         </w:r>
         <w:r>
           <w:rPr>
@@ -762,7 +762,7 @@
           <w:noProof/>
         </w:rPr>
       </w:pPr>
-      <w:hyperlink w:anchor="_Toc241936456" w:history="1">
+      <w:hyperlink w:anchor="_Toc241937565" w:history="1">
         <w:r>
           <w:rPr>
             <w:rStyle w:val="af"/>
@@ -790,7 +790,7 @@
             <w:noProof/>
             <w:webHidden/>
           </w:rPr>
-          <w:instrText xml:space="preserve"> PAGEREF _Toc241936456 \h </w:instrText>
+          <w:instrText xml:space="preserve"> PAGEREF _Toc241937565 \h </w:instrText>
         </w:r>
         <w:r>
           <w:rPr>
@@ -831,7 +831,7 @@
           <w:noProof/>
         </w:rPr>
       </w:pPr>
-      <w:hyperlink w:anchor="_Toc241936457" w:history="1">
+      <w:hyperlink w:anchor="_Toc241937566" w:history="1">
         <w:r>
           <w:rPr>
             <w:rStyle w:val="af"/>
@@ -859,7 +859,7 @@
             <w:noProof/>
             <w:webHidden/>
           </w:rPr>
-          <w:instrText xml:space="preserve"> PAGEREF _Toc241936457 \h </w:instrText>
+          <w:instrText xml:space="preserve"> PAGEREF _Toc241937566 \h </w:instrText>
         </w:r>
         <w:r>
           <w:rPr>
@@ -900,7 +900,7 @@
           <w:noProof/>
         </w:rPr>
       </w:pPr>
-      <w:hyperlink w:anchor="_Toc241936458" w:history="1">
+      <w:hyperlink w:anchor="_Toc241937567" w:history="1">
         <w:r>
           <w:rPr>
             <w:rStyle w:val="af"/>
@@ -928,7 +928,7 @@
             <w:noProof/>
             <w:webHidden/>
           </w:rPr>
-          <w:instrText xml:space="preserve"> PAGEREF _Toc241936458 \h </w:instrText>
+          <w:instrText xml:space="preserve"> PAGEREF _Toc241937567 \h </w:instrText>
         </w:r>
         <w:r>
           <w:rPr>
@@ -969,7 +969,7 @@
           <w:noProof/>
         </w:rPr>
       </w:pPr>
-      <w:hyperlink w:anchor="_Toc241936459" w:history="1">
+      <w:hyperlink w:anchor="_Toc241937568" w:history="1">
         <w:r>
           <w:rPr>
             <w:rStyle w:val="af"/>
@@ -997,7 +997,7 @@
             <w:noProof/>
             <w:webHidden/>
           </w:rPr>
-          <w:instrText xml:space="preserve"> PAGEREF _Toc241936459 \h </w:instrText>
+          <w:instrText xml:space="preserve"> PAGEREF _Toc241937568 \h </w:instrText>
         </w:r>
         <w:r>
           <w:rPr>
@@ -1038,7 +1038,7 @@
           <w:noProof/>
         </w:rPr>
       </w:pPr>
-      <w:hyperlink w:anchor="_Toc241936460" w:history="1">
+      <w:hyperlink w:anchor="_Toc241937569" w:history="1">
         <w:r>
           <w:rPr>
             <w:rStyle w:val="af"/>
@@ -1066,7 +1066,7 @@
             <w:noProof/>
             <w:webHidden/>
           </w:rPr>
-          <w:instrText xml:space="preserve"> PAGEREF _Toc241936460 \h </w:instrText>
+          <w:instrText xml:space="preserve"> PAGEREF _Toc241937569 \h </w:instrText>
         </w:r>
         <w:r>
           <w:rPr>
@@ -1107,7 +1107,7 @@
           <w:noProof/>
         </w:rPr>
       </w:pPr>
-      <w:hyperlink w:anchor="_Toc241936461" w:history="1">
+      <w:hyperlink w:anchor="_Toc241937570" w:history="1">
         <w:r>
           <w:rPr>
             <w:rStyle w:val="af"/>
@@ -1135,7 +1135,7 @@
             <w:noProof/>
             <w:webHidden/>
           </w:rPr>
-          <w:instrText xml:space="preserve"> PAGEREF _Toc241936461 \h </w:instrText>
+          <w:instrText xml:space="preserve"> PAGEREF _Toc241937570 \h </w:instrText>
         </w:r>
         <w:r>
           <w:rPr>
@@ -1176,7 +1176,7 @@
           <w:noProof/>
         </w:rPr>
       </w:pPr>
-      <w:hyperlink w:anchor="_Toc241936462" w:history="1">
+      <w:hyperlink w:anchor="_Toc241937571" w:history="1">
         <w:r>
           <w:rPr>
             <w:rStyle w:val="af"/>
@@ -1204,7 +1204,7 @@
             <w:noProof/>
             <w:webHidden/>
           </w:rPr>
-          <w:instrText xml:space="preserve"> PAGEREF _Toc241936462 \h </w:instrText>
+          <w:instrText xml:space="preserve"> PAGEREF _Toc241937571 \h </w:instrText>
         </w:r>
         <w:r>
           <w:rPr>
@@ -1245,7 +1245,7 @@
           <w:noProof/>
         </w:rPr>
       </w:pPr>
-      <w:hyperlink w:anchor="_Toc241936463" w:history="1">
+      <w:hyperlink w:anchor="_Toc241937572" w:history="1">
         <w:r>
           <w:rPr>
             <w:rStyle w:val="af"/>
@@ -1273,7 +1273,7 @@
             <w:noProof/>
             <w:webHidden/>
           </w:rPr>
-          <w:instrText xml:space="preserve"> PAGEREF _Toc241936463 \h </w:instrText>
+          <w:instrText xml:space="preserve"> PAGEREF _Toc241937572 \h </w:instrText>
         </w:r>
         <w:r>
           <w:rPr>
@@ -1314,7 +1314,7 @@
           <w:noProof/>
         </w:rPr>
       </w:pPr>
-      <w:hyperlink w:anchor="_Toc241936464" w:history="1">
+      <w:hyperlink w:anchor="_Toc241937573" w:history="1">
         <w:r>
           <w:rPr>
             <w:rStyle w:val="af"/>
@@ -1342,7 +1342,7 @@
             <w:noProof/>
             <w:webHidden/>
           </w:rPr>
-          <w:instrText xml:space="preserve"> PAGEREF _Toc241936464 \h </w:instrText>
+          <w:instrText xml:space="preserve"> PAGEREF _Toc241937573 \h </w:instrText>
         </w:r>
         <w:r>
           <w:rPr>
@@ -1383,7 +1383,7 @@
           <w:noProof/>
         </w:rPr>
       </w:pPr>
-      <w:hyperlink w:anchor="_Toc241936465" w:history="1">
+      <w:hyperlink w:anchor="_Toc241937574" w:history="1">
         <w:r>
           <w:rPr>
             <w:rStyle w:val="af"/>
@@ -1411,7 +1411,7 @@
             <w:noProof/>
             <w:webHidden/>
           </w:rPr>
-          <w:instrText xml:space="preserve"> PAGEREF _Toc241936465 \h </w:instrText>
+          <w:instrText xml:space="preserve"> PAGEREF _Toc241937574 \h </w:instrText>
         </w:r>
         <w:r>
           <w:rPr>
@@ -1452,7 +1452,7 @@
           <w:noProof/>
         </w:rPr>
       </w:pPr>
-      <w:hyperlink w:anchor="_Toc241936466" w:history="1">
+      <w:hyperlink w:anchor="_Toc241937575" w:history="1">
         <w:r>
           <w:rPr>
             <w:rStyle w:val="af"/>
@@ -1480,7 +1480,7 @@
             <w:noProof/>
             <w:webHidden/>
           </w:rPr>
-          <w:instrText xml:space="preserve"> PAGEREF _Toc241936466 \h </w:instrText>
+          <w:instrText xml:space="preserve"> PAGEREF _Toc241937575 \h </w:instrText>
         </w:r>
         <w:r>
           <w:rPr>
@@ -1521,7 +1521,7 @@
           <w:noProof/>
         </w:rPr>
       </w:pPr>
-      <w:hyperlink w:anchor="_Toc241936467" w:history="1">
+      <w:hyperlink w:anchor="_Toc241937576" w:history="1">
         <w:r>
           <w:rPr>
             <w:rStyle w:val="af"/>
@@ -1549,7 +1549,7 @@
             <w:noProof/>
             <w:webHidden/>
           </w:rPr>
-          <w:instrText xml:space="preserve"> PAGEREF _Toc241936467 \h </w:instrText>
+          <w:instrText xml:space="preserve"> PAGEREF _Toc241937576 \h </w:instrText>
         </w:r>
         <w:r>
           <w:rPr>
@@ -1590,7 +1590,7 @@
           <w:noProof/>
         </w:rPr>
       </w:pPr>
-      <w:hyperlink w:anchor="_Toc241936468" w:history="1">
+      <w:hyperlink w:anchor="_Toc241937577" w:history="1">
         <w:r>
           <w:rPr>
             <w:rStyle w:val="af"/>
@@ -1618,7 +1618,7 @@
             <w:noProof/>
             <w:webHidden/>
           </w:rPr>
-          <w:instrText xml:space="preserve"> PAGEREF _Toc241936468 \h </w:instrText>
+          <w:instrText xml:space="preserve"> PAGEREF _Toc241937577 \h </w:instrText>
         </w:r>
         <w:r>
           <w:rPr>
@@ -1664,7 +1664,7 @@
         <w:spacing w:before="0" w:after="360" w:line="360" w:lineRule="exact"/>
         <w:ind w:firstLine="709"/>
       </w:pPr>
-      <w:bookmarkStart w:id="1" w:name="_Toc241936449"/>
+      <w:bookmarkStart w:id="1" w:name="_Toc241937558"/>
       <w:r>
         <w:rPr>
           <w:b/>
@@ -2213,7 +2213,7 @@
         <w:ind w:firstLine="709"/>
       </w:pPr>
       <w:bookmarkStart w:id="2" w:name="_fe8d3efd355b4a528bffe4e412a753a8708d8a7"/>
-      <w:bookmarkStart w:id="3" w:name="_Toc241936450"/>
+      <w:bookmarkStart w:id="3" w:name="_Toc241937559"/>
       <w:bookmarkEnd w:id="0"/>
       <w:r>
         <w:rPr>
@@ -2808,7 +2808,7 @@
         <w:ind w:firstLine="709"/>
       </w:pPr>
       <w:bookmarkStart w:id="4" w:name="_85970216d61dd6d6f40a43c2142d7359aebf30e"/>
-      <w:bookmarkStart w:id="5" w:name="_Toc241936451"/>
+      <w:bookmarkStart w:id="5" w:name="_Toc241937560"/>
       <w:bookmarkEnd w:id="2"/>
       <w:r>
         <w:rPr>
@@ -3524,7 +3524,7 @@
           <w:sz w:val="28"/>
         </w:rPr>
         <w:drawing>
-          <wp:inline distT="0" distB="0" distL="0" distR="0" wp14:anchorId="6F0B8B0B" wp14:editId="28E212D8">
+          <wp:inline distT="0" distB="0" distL="0" distR="0" wp14:anchorId="4FFA8B88" wp14:editId="59C7C170">
             <wp:extent cx="5334000" cy="2471853"/>
             <wp:effectExtent l="0" t="0" r="0" b="0"/>
             <wp:docPr id="12" name="Picture"/>
@@ -3758,7 +3758,7 @@
         <w:ind w:firstLine="709"/>
       </w:pPr>
       <w:bookmarkStart w:id="6" w:name="_952a16116c37bc0383f5f47ccedf9607bd1472f"/>
-      <w:bookmarkStart w:id="7" w:name="_Toc241936452"/>
+      <w:bookmarkStart w:id="7" w:name="_Toc241937561"/>
       <w:bookmarkEnd w:id="4"/>
       <w:r>
         <w:rPr>
@@ -4692,7 +4692,7 @@
         <w:ind w:firstLine="709"/>
       </w:pPr>
       <w:bookmarkStart w:id="8" w:name="_550d58f707a5c37672fca98b77eb8736ae09aa2"/>
-      <w:bookmarkStart w:id="9" w:name="_Toc241936453"/>
+      <w:bookmarkStart w:id="9" w:name="_Toc241937562"/>
       <w:bookmarkEnd w:id="6"/>
       <w:r>
         <w:rPr>
@@ -5235,7 +5235,7 @@
           <w:sz w:val="28"/>
         </w:rPr>
         <w:drawing>
-          <wp:inline distT="0" distB="0" distL="0" distR="0" wp14:anchorId="03F9BDF7" wp14:editId="1EF969E0">
+          <wp:inline distT="0" distB="0" distL="0" distR="0" wp14:anchorId="5F54C824" wp14:editId="528F00D7">
             <wp:extent cx="5334000" cy="2471853"/>
             <wp:effectExtent l="0" t="0" r="0" b="0"/>
             <wp:docPr id="17" name="Picture"/>
@@ -5345,7 +5345,7 @@
         <w:ind w:firstLine="709"/>
       </w:pPr>
       <w:bookmarkStart w:id="10" w:name="_e000447a5cb978ee53bdb6877ec2ece1121f293"/>
-      <w:bookmarkStart w:id="11" w:name="_Toc241936454"/>
+      <w:bookmarkStart w:id="11" w:name="_Toc241937563"/>
       <w:bookmarkEnd w:id="8"/>
       <w:r>
         <w:rPr>
@@ -6101,7 +6101,7 @@
         <w:ind w:firstLine="709"/>
       </w:pPr>
       <w:bookmarkStart w:id="12" w:name="_d6b1e0606ccffbfea524c7b8890d7424ae6ef8d"/>
-      <w:bookmarkStart w:id="13" w:name="_Toc241936455"/>
+      <w:bookmarkStart w:id="13" w:name="_Toc241937564"/>
       <w:bookmarkEnd w:id="10"/>
       <w:r>
         <w:rPr>
@@ -6692,7 +6692,7 @@
         <w:ind w:firstLine="709"/>
       </w:pPr>
       <w:bookmarkStart w:id="14" w:name="_d9c21b914bbc5bab06da79c3c8a3f5937408dab"/>
-      <w:bookmarkStart w:id="15" w:name="_Toc241936456"/>
+      <w:bookmarkStart w:id="15" w:name="_Toc241937565"/>
       <w:bookmarkEnd w:id="12"/>
       <w:r>
         <w:rPr>
@@ -7670,7 +7670,7 @@
         <w:ind w:firstLine="709"/>
       </w:pPr>
       <w:bookmarkStart w:id="16" w:name="_519d46f9ff7923648cbfef21e26057944381813"/>
-      <w:bookmarkStart w:id="17" w:name="_Toc241936457"/>
+      <w:bookmarkStart w:id="17" w:name="_Toc241937566"/>
       <w:bookmarkEnd w:id="14"/>
       <w:r>
         <w:rPr>
@@ -7736,7 +7736,7 @@
         <w:ind w:firstLine="709"/>
       </w:pPr>
       <w:bookmarkStart w:id="18" w:name="_753c3388bf9c3477a7d17f68c6497177eb43643"/>
-      <w:bookmarkStart w:id="19" w:name="_Toc241936458"/>
+      <w:bookmarkStart w:id="19" w:name="_Toc241937567"/>
       <w:bookmarkEnd w:id="16"/>
       <w:r>
         <w:rPr>
@@ -9233,7 +9233,7 @@
         <w:ind w:firstLine="709"/>
       </w:pPr>
       <w:bookmarkStart w:id="20" w:name="_fc51781abcc4857bf621eab6b8861ea54729fed"/>
-      <w:bookmarkStart w:id="21" w:name="_Toc241936459"/>
+      <w:bookmarkStart w:id="21" w:name="_Toc241937568"/>
       <w:bookmarkEnd w:id="18"/>
       <w:r>
         <w:rPr>
@@ -9752,7 +9752,7 @@
           <w:sz w:val="28"/>
         </w:rPr>
         <w:drawing>
-          <wp:inline distT="0" distB="0" distL="0" distR="0" wp14:anchorId="615F723E" wp14:editId="25AE9362">
+          <wp:inline distT="0" distB="0" distL="0" distR="0" wp14:anchorId="53202A4C" wp14:editId="1403788F">
             <wp:extent cx="5334000" cy="2341756"/>
             <wp:effectExtent l="0" t="0" r="0" b="0"/>
             <wp:docPr id="26" name="Picture"/>
@@ -9836,7 +9836,7 @@
         <w:ind w:firstLine="709"/>
       </w:pPr>
       <w:bookmarkStart w:id="22" w:name="_3cbac706be9fcf271e7c81612a5c58063188b2f"/>
-      <w:bookmarkStart w:id="23" w:name="_Toc241936460"/>
+      <w:bookmarkStart w:id="23" w:name="_Toc241937569"/>
       <w:bookmarkEnd w:id="20"/>
       <w:r>
         <w:rPr>
@@ -11416,7 +11416,7 @@
         <w:ind w:firstLine="709"/>
       </w:pPr>
       <w:bookmarkStart w:id="24" w:name="_efd4e361dc2d7db269a1aa4c2dc9b6b6bcbeef9"/>
-      <w:bookmarkStart w:id="25" w:name="_Toc241936461"/>
+      <w:bookmarkStart w:id="25" w:name="_Toc241937570"/>
       <w:bookmarkEnd w:id="22"/>
       <w:r>
         <w:rPr>
@@ -12298,7 +12298,7 @@
         <w:jc w:val="center"/>
       </w:pPr>
       <w:bookmarkStart w:id="26" w:name="_выводы"/>
-      <w:bookmarkStart w:id="27" w:name="_Toc241936462"/>
+      <w:bookmarkStart w:id="27" w:name="_Toc241937571"/>
       <w:bookmarkEnd w:id="24"/>
       <w:r>
         <w:rPr>
@@ -12364,7 +12364,7 @@
         <w:jc w:val="center"/>
       </w:pPr>
       <w:bookmarkStart w:id="28" w:name="_274f6a444530ef90b0479dabf3d210f01e97699"/>
-      <w:bookmarkStart w:id="29" w:name="_Toc241936463"/>
+      <w:bookmarkStart w:id="29" w:name="_Toc241937572"/>
       <w:bookmarkEnd w:id="26"/>
       <w:r>
         <w:rPr>
@@ -12513,7 +12513,7 @@
         <w:ind w:firstLine="709"/>
       </w:pPr>
       <w:bookmarkStart w:id="30" w:name="_d0b2864b05c1a6817d4667f0f3e4b4928a2cf70"/>
-      <w:bookmarkStart w:id="31" w:name="_Toc241936464"/>
+      <w:bookmarkStart w:id="31" w:name="_Toc241937573"/>
       <w:bookmarkEnd w:id="28"/>
       <w:r>
         <w:rPr>
@@ -13279,7 +13279,7 @@
         <w:ind w:firstLine="709"/>
       </w:pPr>
       <w:bookmarkStart w:id="32" w:name="_57b6da660863974cb7f545bcaedf54a886793e9"/>
-      <w:bookmarkStart w:id="33" w:name="_Toc241936465"/>
+      <w:bookmarkStart w:id="33" w:name="_Toc241937574"/>
       <w:bookmarkEnd w:id="30"/>
       <w:r>
         <w:rPr>
@@ -14380,7 +14380,7 @@
         <w:ind w:firstLine="709"/>
       </w:pPr>
       <w:bookmarkStart w:id="34" w:name="_bab2a73b062d54d30a46b35a66541c275d60dcb"/>
-      <w:bookmarkStart w:id="35" w:name="_Toc241936466"/>
+      <w:bookmarkStart w:id="35" w:name="_Toc241937575"/>
       <w:bookmarkEnd w:id="32"/>
       <w:r>
         <w:rPr>
@@ -15520,7 +15520,7 @@
         <w:ind w:firstLine="709"/>
       </w:pPr>
       <w:bookmarkStart w:id="36" w:name="_301fb4639e999825c095dd7055019e7c013a803"/>
-      <w:bookmarkStart w:id="37" w:name="_Toc241936467"/>
+      <w:bookmarkStart w:id="37" w:name="_Toc241937576"/>
       <w:bookmarkEnd w:id="34"/>
       <w:r>
         <w:rPr>
@@ -16199,7 +16199,7 @@
         <w:ind w:firstLine="709"/>
       </w:pPr>
       <w:bookmarkStart w:id="38" w:name="_0b3889fe5487e8057dd761c90a2747437e007c1"/>
-      <w:bookmarkStart w:id="39" w:name="_Toc241936468"/>
+      <w:bookmarkStart w:id="39" w:name="_Toc241937577"/>
       <w:bookmarkEnd w:id="36"/>
       <w:r>
         <w:rPr>
@@ -16433,7 +16433,7 @@
   <w:abstractNum w:abstractNumId="0" w15:restartNumberingAfterBreak="0">
     <w:nsid w:val="0000A990"/>
     <w:multiLevelType w:val="multilevel"/>
-    <w:tmpl w:val="49C4480C"/>
+    <w:tmpl w:val="FD1E2848"/>
     <w:lvl w:ilvl="0">
       <w:numFmt w:val="bullet"/>
       <w:lvlText w:val=" "/>
@@ -16510,7 +16510,7 @@
   <w:abstractNum w:abstractNumId="1" w15:restartNumberingAfterBreak="0">
     <w:nsid w:val="00A99411"/>
     <w:multiLevelType w:val="multilevel"/>
-    <w:tmpl w:val="69263344"/>
+    <w:tmpl w:val="D19266A8"/>
     <w:lvl w:ilvl="0">
       <w:start w:val="1"/>
       <w:numFmt w:val="decimal"/>
@@ -17958,7 +17958,7 @@
     <w:autoRedefine/>
     <w:uiPriority w:val="39"/>
     <w:unhideWhenUsed/>
-    <w:rsid w:val="00D8140F"/>
+    <w:rsid w:val="00901A3E"/>
     <w:pPr>
       <w:spacing w:after="100"/>
     </w:pPr>

--- a/ЛР7_Итоговый_отчет/ОТЧЕТ_ЛР7_TableMind.docx
+++ b/ЛР7_Итоговый_отчет/ОТЧЕТ_ЛР7_TableMind.docx
@@ -245,7 +245,7 @@
       <w:r>
         <w:fldChar w:fldCharType="separate"/>
       </w:r>
-      <w:hyperlink w:anchor="_Toc241937558" w:history="1">
+      <w:hyperlink w:anchor="_Toc241937913" w:history="1">
         <w:r>
           <w:rPr>
             <w:rStyle w:val="af"/>
@@ -273,7 +273,7 @@
             <w:noProof/>
             <w:webHidden/>
           </w:rPr>
-          <w:instrText xml:space="preserve"> PAGEREF _Toc241937558 \h </w:instrText>
+          <w:instrText xml:space="preserve"> PAGEREF _Toc241937913 \h </w:instrText>
         </w:r>
         <w:r>
           <w:rPr>
@@ -314,7 +314,7 @@
           <w:noProof/>
         </w:rPr>
       </w:pPr>
-      <w:hyperlink w:anchor="_Toc241937559" w:history="1">
+      <w:hyperlink w:anchor="_Toc241937914" w:history="1">
         <w:r>
           <w:rPr>
             <w:rStyle w:val="af"/>
@@ -376,7 +376,7 @@
             <w:noProof/>
             <w:webHidden/>
           </w:rPr>
-          <w:instrText xml:space="preserve"> PAGEREF _Toc241937559 \h </w:instrText>
+          <w:instrText xml:space="preserve"> PAGEREF _Toc241937914 \h </w:instrText>
         </w:r>
         <w:r>
           <w:rPr>
@@ -417,7 +417,7 @@
           <w:noProof/>
         </w:rPr>
       </w:pPr>
-      <w:hyperlink w:anchor="_Toc241937560" w:history="1">
+      <w:hyperlink w:anchor="_Toc241937915" w:history="1">
         <w:r>
           <w:rPr>
             <w:rStyle w:val="af"/>
@@ -445,7 +445,7 @@
             <w:noProof/>
             <w:webHidden/>
           </w:rPr>
-          <w:instrText xml:space="preserve"> PAGEREF _Toc241937560 \h </w:instrText>
+          <w:instrText xml:space="preserve"> PAGEREF _Toc241937915 \h </w:instrText>
         </w:r>
         <w:r>
           <w:rPr>
@@ -486,7 +486,7 @@
           <w:noProof/>
         </w:rPr>
       </w:pPr>
-      <w:hyperlink w:anchor="_Toc241937561" w:history="1">
+      <w:hyperlink w:anchor="_Toc241937916" w:history="1">
         <w:r>
           <w:rPr>
             <w:rStyle w:val="af"/>
@@ -514,7 +514,7 @@
             <w:noProof/>
             <w:webHidden/>
           </w:rPr>
-          <w:instrText xml:space="preserve"> PAGEREF _Toc241937561 \h </w:instrText>
+          <w:instrText xml:space="preserve"> PAGEREF _Toc241937916 \h </w:instrText>
         </w:r>
         <w:r>
           <w:rPr>
@@ -555,7 +555,7 @@
           <w:noProof/>
         </w:rPr>
       </w:pPr>
-      <w:hyperlink w:anchor="_Toc241937562" w:history="1">
+      <w:hyperlink w:anchor="_Toc241937917" w:history="1">
         <w:r>
           <w:rPr>
             <w:rStyle w:val="af"/>
@@ -583,7 +583,7 @@
             <w:noProof/>
             <w:webHidden/>
           </w:rPr>
-          <w:instrText xml:space="preserve"> PAGEREF _Toc241937562 \h </w:instrText>
+          <w:instrText xml:space="preserve"> PAGEREF _Toc241937917 \h </w:instrText>
         </w:r>
         <w:r>
           <w:rPr>
@@ -624,7 +624,7 @@
           <w:noProof/>
         </w:rPr>
       </w:pPr>
-      <w:hyperlink w:anchor="_Toc241937563" w:history="1">
+      <w:hyperlink w:anchor="_Toc241937918" w:history="1">
         <w:r>
           <w:rPr>
             <w:rStyle w:val="af"/>
@@ -652,7 +652,7 @@
             <w:noProof/>
             <w:webHidden/>
           </w:rPr>
-          <w:instrText xml:space="preserve"> PAGEREF _Toc241937563 \h </w:instrText>
+          <w:instrText xml:space="preserve"> PAGEREF _Toc241937918 \h </w:instrText>
         </w:r>
         <w:r>
           <w:rPr>
@@ -693,7 +693,7 @@
           <w:noProof/>
         </w:rPr>
       </w:pPr>
-      <w:hyperlink w:anchor="_Toc241937564" w:history="1">
+      <w:hyperlink w:anchor="_Toc241937919" w:history="1">
         <w:r>
           <w:rPr>
             <w:rStyle w:val="af"/>
@@ -721,7 +721,7 @@
             <w:noProof/>
             <w:webHidden/>
           </w:rPr>
-          <w:instrText xml:space="preserve"> PAGEREF _Toc241937564 \h </w:instrText>
+          <w:instrText xml:space="preserve"> PAGEREF _Toc241937919 \h </w:instrText>
         </w:r>
         <w:r>
           <w:rPr>
@@ -762,7 +762,7 @@
           <w:noProof/>
         </w:rPr>
       </w:pPr>
-      <w:hyperlink w:anchor="_Toc241937565" w:history="1">
+      <w:hyperlink w:anchor="_Toc241937920" w:history="1">
         <w:r>
           <w:rPr>
             <w:rStyle w:val="af"/>
@@ -790,7 +790,7 @@
             <w:noProof/>
             <w:webHidden/>
           </w:rPr>
-          <w:instrText xml:space="preserve"> PAGEREF _Toc241937565 \h </w:instrText>
+          <w:instrText xml:space="preserve"> PAGEREF _Toc241937920 \h </w:instrText>
         </w:r>
         <w:r>
           <w:rPr>
@@ -831,7 +831,7 @@
           <w:noProof/>
         </w:rPr>
       </w:pPr>
-      <w:hyperlink w:anchor="_Toc241937566" w:history="1">
+      <w:hyperlink w:anchor="_Toc241937921" w:history="1">
         <w:r>
           <w:rPr>
             <w:rStyle w:val="af"/>
@@ -859,7 +859,7 @@
             <w:noProof/>
             <w:webHidden/>
           </w:rPr>
-          <w:instrText xml:space="preserve"> PAGEREF _Toc241937566 \h </w:instrText>
+          <w:instrText xml:space="preserve"> PAGEREF _Toc241937921 \h </w:instrText>
         </w:r>
         <w:r>
           <w:rPr>
@@ -900,7 +900,7 @@
           <w:noProof/>
         </w:rPr>
       </w:pPr>
-      <w:hyperlink w:anchor="_Toc241937567" w:history="1">
+      <w:hyperlink w:anchor="_Toc241937922" w:history="1">
         <w:r>
           <w:rPr>
             <w:rStyle w:val="af"/>
@@ -928,7 +928,7 @@
             <w:noProof/>
             <w:webHidden/>
           </w:rPr>
-          <w:instrText xml:space="preserve"> PAGEREF _Toc241937567 \h </w:instrText>
+          <w:instrText xml:space="preserve"> PAGEREF _Toc241937922 \h </w:instrText>
         </w:r>
         <w:r>
           <w:rPr>
@@ -969,7 +969,7 @@
           <w:noProof/>
         </w:rPr>
       </w:pPr>
-      <w:hyperlink w:anchor="_Toc241937568" w:history="1">
+      <w:hyperlink w:anchor="_Toc241937923" w:history="1">
         <w:r>
           <w:rPr>
             <w:rStyle w:val="af"/>
@@ -997,7 +997,7 @@
             <w:noProof/>
             <w:webHidden/>
           </w:rPr>
-          <w:instrText xml:space="preserve"> PAGEREF _Toc241937568 \h </w:instrText>
+          <w:instrText xml:space="preserve"> PAGEREF _Toc241937923 \h </w:instrText>
         </w:r>
         <w:r>
           <w:rPr>
@@ -1038,7 +1038,7 @@
           <w:noProof/>
         </w:rPr>
       </w:pPr>
-      <w:hyperlink w:anchor="_Toc241937569" w:history="1">
+      <w:hyperlink w:anchor="_Toc241937924" w:history="1">
         <w:r>
           <w:rPr>
             <w:rStyle w:val="af"/>
@@ -1066,7 +1066,7 @@
             <w:noProof/>
             <w:webHidden/>
           </w:rPr>
-          <w:instrText xml:space="preserve"> PAGEREF _Toc241937569 \h </w:instrText>
+          <w:instrText xml:space="preserve"> PAGEREF _Toc241937924 \h </w:instrText>
         </w:r>
         <w:r>
           <w:rPr>
@@ -1107,7 +1107,7 @@
           <w:noProof/>
         </w:rPr>
       </w:pPr>
-      <w:hyperlink w:anchor="_Toc241937570" w:history="1">
+      <w:hyperlink w:anchor="_Toc241937925" w:history="1">
         <w:r>
           <w:rPr>
             <w:rStyle w:val="af"/>
@@ -1135,7 +1135,7 @@
             <w:noProof/>
             <w:webHidden/>
           </w:rPr>
-          <w:instrText xml:space="preserve"> PAGEREF _Toc241937570 \h </w:instrText>
+          <w:instrText xml:space="preserve"> PAGEREF _Toc241937925 \h </w:instrText>
         </w:r>
         <w:r>
           <w:rPr>
@@ -1176,7 +1176,7 @@
           <w:noProof/>
         </w:rPr>
       </w:pPr>
-      <w:hyperlink w:anchor="_Toc241937571" w:history="1">
+      <w:hyperlink w:anchor="_Toc241937926" w:history="1">
         <w:r>
           <w:rPr>
             <w:rStyle w:val="af"/>
@@ -1204,7 +1204,7 @@
             <w:noProof/>
             <w:webHidden/>
           </w:rPr>
-          <w:instrText xml:space="preserve"> PAGEREF _Toc241937571 \h </w:instrText>
+          <w:instrText xml:space="preserve"> PAGEREF _Toc241937926 \h </w:instrText>
         </w:r>
         <w:r>
           <w:rPr>
@@ -1245,7 +1245,7 @@
           <w:noProof/>
         </w:rPr>
       </w:pPr>
-      <w:hyperlink w:anchor="_Toc241937572" w:history="1">
+      <w:hyperlink w:anchor="_Toc241937927" w:history="1">
         <w:r>
           <w:rPr>
             <w:rStyle w:val="af"/>
@@ -1273,7 +1273,7 @@
             <w:noProof/>
             <w:webHidden/>
           </w:rPr>
-          <w:instrText xml:space="preserve"> PAGEREF _Toc241937572 \h </w:instrText>
+          <w:instrText xml:space="preserve"> PAGEREF _Toc241937927 \h </w:instrText>
         </w:r>
         <w:r>
           <w:rPr>
@@ -1314,7 +1314,7 @@
           <w:noProof/>
         </w:rPr>
       </w:pPr>
-      <w:hyperlink w:anchor="_Toc241937573" w:history="1">
+      <w:hyperlink w:anchor="_Toc241937928" w:history="1">
         <w:r>
           <w:rPr>
             <w:rStyle w:val="af"/>
@@ -1342,7 +1342,7 @@
             <w:noProof/>
             <w:webHidden/>
           </w:rPr>
-          <w:instrText xml:space="preserve"> PAGEREF _Toc241937573 \h </w:instrText>
+          <w:instrText xml:space="preserve"> PAGEREF _Toc241937928 \h </w:instrText>
         </w:r>
         <w:r>
           <w:rPr>
@@ -1383,7 +1383,7 @@
           <w:noProof/>
         </w:rPr>
       </w:pPr>
-      <w:hyperlink w:anchor="_Toc241937574" w:history="1">
+      <w:hyperlink w:anchor="_Toc241937929" w:history="1">
         <w:r>
           <w:rPr>
             <w:rStyle w:val="af"/>
@@ -1411,7 +1411,7 @@
             <w:noProof/>
             <w:webHidden/>
           </w:rPr>
-          <w:instrText xml:space="preserve"> PAGEREF _Toc241937574 \h </w:instrText>
+          <w:instrText xml:space="preserve"> PAGEREF _Toc241937929 \h </w:instrText>
         </w:r>
         <w:r>
           <w:rPr>
@@ -1452,7 +1452,7 @@
           <w:noProof/>
         </w:rPr>
       </w:pPr>
-      <w:hyperlink w:anchor="_Toc241937575" w:history="1">
+      <w:hyperlink w:anchor="_Toc241937930" w:history="1">
         <w:r>
           <w:rPr>
             <w:rStyle w:val="af"/>
@@ -1480,7 +1480,7 @@
             <w:noProof/>
             <w:webHidden/>
           </w:rPr>
-          <w:instrText xml:space="preserve"> PAGEREF _Toc241937575 \h </w:instrText>
+          <w:instrText xml:space="preserve"> PAGEREF _Toc241937930 \h </w:instrText>
         </w:r>
         <w:r>
           <w:rPr>
@@ -1521,7 +1521,7 @@
           <w:noProof/>
         </w:rPr>
       </w:pPr>
-      <w:hyperlink w:anchor="_Toc241937576" w:history="1">
+      <w:hyperlink w:anchor="_Toc241937931" w:history="1">
         <w:r>
           <w:rPr>
             <w:rStyle w:val="af"/>
@@ -1549,7 +1549,7 @@
             <w:noProof/>
             <w:webHidden/>
           </w:rPr>
-          <w:instrText xml:space="preserve"> PAGEREF _Toc241937576 \h </w:instrText>
+          <w:instrText xml:space="preserve"> PAGEREF _Toc241937931 \h </w:instrText>
         </w:r>
         <w:r>
           <w:rPr>
@@ -1590,7 +1590,7 @@
           <w:noProof/>
         </w:rPr>
       </w:pPr>
-      <w:hyperlink w:anchor="_Toc241937577" w:history="1">
+      <w:hyperlink w:anchor="_Toc241937932" w:history="1">
         <w:r>
           <w:rPr>
             <w:rStyle w:val="af"/>
@@ -1618,7 +1618,7 @@
             <w:noProof/>
             <w:webHidden/>
           </w:rPr>
-          <w:instrText xml:space="preserve"> PAGEREF _Toc241937577 \h </w:instrText>
+          <w:instrText xml:space="preserve"> PAGEREF _Toc241937932 \h </w:instrText>
         </w:r>
         <w:r>
           <w:rPr>
@@ -1664,7 +1664,7 @@
         <w:spacing w:before="0" w:after="360" w:line="360" w:lineRule="exact"/>
         <w:ind w:firstLine="709"/>
       </w:pPr>
-      <w:bookmarkStart w:id="1" w:name="_Toc241937558"/>
+      <w:bookmarkStart w:id="1" w:name="_Toc241937913"/>
       <w:r>
         <w:rPr>
           <w:b/>
@@ -2213,7 +2213,7 @@
         <w:ind w:firstLine="709"/>
       </w:pPr>
       <w:bookmarkStart w:id="2" w:name="_fe8d3efd355b4a528bffe4e412a753a8708d8a7"/>
-      <w:bookmarkStart w:id="3" w:name="_Toc241937559"/>
+      <w:bookmarkStart w:id="3" w:name="_Toc241937914"/>
       <w:bookmarkEnd w:id="0"/>
       <w:r>
         <w:rPr>
@@ -2808,7 +2808,7 @@
         <w:ind w:firstLine="709"/>
       </w:pPr>
       <w:bookmarkStart w:id="4" w:name="_85970216d61dd6d6f40a43c2142d7359aebf30e"/>
-      <w:bookmarkStart w:id="5" w:name="_Toc241937560"/>
+      <w:bookmarkStart w:id="5" w:name="_Toc241937915"/>
       <w:bookmarkEnd w:id="2"/>
       <w:r>
         <w:rPr>
@@ -3524,7 +3524,7 @@
           <w:sz w:val="28"/>
         </w:rPr>
         <w:drawing>
-          <wp:inline distT="0" distB="0" distL="0" distR="0" wp14:anchorId="4FFA8B88" wp14:editId="59C7C170">
+          <wp:inline distT="0" distB="0" distL="0" distR="0" wp14:anchorId="620093A8" wp14:editId="4B2D8001">
             <wp:extent cx="5334000" cy="2471853"/>
             <wp:effectExtent l="0" t="0" r="0" b="0"/>
             <wp:docPr id="12" name="Picture"/>
@@ -3758,7 +3758,7 @@
         <w:ind w:firstLine="709"/>
       </w:pPr>
       <w:bookmarkStart w:id="6" w:name="_952a16116c37bc0383f5f47ccedf9607bd1472f"/>
-      <w:bookmarkStart w:id="7" w:name="_Toc241937561"/>
+      <w:bookmarkStart w:id="7" w:name="_Toc241937916"/>
       <w:bookmarkEnd w:id="4"/>
       <w:r>
         <w:rPr>
@@ -4692,7 +4692,7 @@
         <w:ind w:firstLine="709"/>
       </w:pPr>
       <w:bookmarkStart w:id="8" w:name="_550d58f707a5c37672fca98b77eb8736ae09aa2"/>
-      <w:bookmarkStart w:id="9" w:name="_Toc241937562"/>
+      <w:bookmarkStart w:id="9" w:name="_Toc241937917"/>
       <w:bookmarkEnd w:id="6"/>
       <w:r>
         <w:rPr>
@@ -5235,7 +5235,7 @@
           <w:sz w:val="28"/>
         </w:rPr>
         <w:drawing>
-          <wp:inline distT="0" distB="0" distL="0" distR="0" wp14:anchorId="5F54C824" wp14:editId="528F00D7">
+          <wp:inline distT="0" distB="0" distL="0" distR="0" wp14:anchorId="2B947663" wp14:editId="798E8D80">
             <wp:extent cx="5334000" cy="2471853"/>
             <wp:effectExtent l="0" t="0" r="0" b="0"/>
             <wp:docPr id="17" name="Picture"/>
@@ -5345,7 +5345,7 @@
         <w:ind w:firstLine="709"/>
       </w:pPr>
       <w:bookmarkStart w:id="10" w:name="_e000447a5cb978ee53bdb6877ec2ece1121f293"/>
-      <w:bookmarkStart w:id="11" w:name="_Toc241937563"/>
+      <w:bookmarkStart w:id="11" w:name="_Toc241937918"/>
       <w:bookmarkEnd w:id="8"/>
       <w:r>
         <w:rPr>
@@ -6101,7 +6101,7 @@
         <w:ind w:firstLine="709"/>
       </w:pPr>
       <w:bookmarkStart w:id="12" w:name="_d6b1e0606ccffbfea524c7b8890d7424ae6ef8d"/>
-      <w:bookmarkStart w:id="13" w:name="_Toc241937564"/>
+      <w:bookmarkStart w:id="13" w:name="_Toc241937919"/>
       <w:bookmarkEnd w:id="10"/>
       <w:r>
         <w:rPr>
@@ -6692,7 +6692,7 @@
         <w:ind w:firstLine="709"/>
       </w:pPr>
       <w:bookmarkStart w:id="14" w:name="_d9c21b914bbc5bab06da79c3c8a3f5937408dab"/>
-      <w:bookmarkStart w:id="15" w:name="_Toc241937565"/>
+      <w:bookmarkStart w:id="15" w:name="_Toc241937920"/>
       <w:bookmarkEnd w:id="12"/>
       <w:r>
         <w:rPr>
@@ -7670,7 +7670,7 @@
         <w:ind w:firstLine="709"/>
       </w:pPr>
       <w:bookmarkStart w:id="16" w:name="_519d46f9ff7923648cbfef21e26057944381813"/>
-      <w:bookmarkStart w:id="17" w:name="_Toc241937566"/>
+      <w:bookmarkStart w:id="17" w:name="_Toc241937921"/>
       <w:bookmarkEnd w:id="14"/>
       <w:r>
         <w:rPr>
@@ -7736,7 +7736,7 @@
         <w:ind w:firstLine="709"/>
       </w:pPr>
       <w:bookmarkStart w:id="18" w:name="_753c3388bf9c3477a7d17f68c6497177eb43643"/>
-      <w:bookmarkStart w:id="19" w:name="_Toc241937567"/>
+      <w:bookmarkStart w:id="19" w:name="_Toc241937922"/>
       <w:bookmarkEnd w:id="16"/>
       <w:r>
         <w:rPr>
@@ -9233,7 +9233,7 @@
         <w:ind w:firstLine="709"/>
       </w:pPr>
       <w:bookmarkStart w:id="20" w:name="_fc51781abcc4857bf621eab6b8861ea54729fed"/>
-      <w:bookmarkStart w:id="21" w:name="_Toc241937568"/>
+      <w:bookmarkStart w:id="21" w:name="_Toc241937923"/>
       <w:bookmarkEnd w:id="18"/>
       <w:r>
         <w:rPr>
@@ -9752,7 +9752,7 @@
           <w:sz w:val="28"/>
         </w:rPr>
         <w:drawing>
-          <wp:inline distT="0" distB="0" distL="0" distR="0" wp14:anchorId="53202A4C" wp14:editId="1403788F">
+          <wp:inline distT="0" distB="0" distL="0" distR="0" wp14:anchorId="6CD76A06" wp14:editId="1F0B5235">
             <wp:extent cx="5334000" cy="2341756"/>
             <wp:effectExtent l="0" t="0" r="0" b="0"/>
             <wp:docPr id="26" name="Picture"/>
@@ -9836,7 +9836,7 @@
         <w:ind w:firstLine="709"/>
       </w:pPr>
       <w:bookmarkStart w:id="22" w:name="_3cbac706be9fcf271e7c81612a5c58063188b2f"/>
-      <w:bookmarkStart w:id="23" w:name="_Toc241937569"/>
+      <w:bookmarkStart w:id="23" w:name="_Toc241937924"/>
       <w:bookmarkEnd w:id="20"/>
       <w:r>
         <w:rPr>
@@ -11416,7 +11416,7 @@
         <w:ind w:firstLine="709"/>
       </w:pPr>
       <w:bookmarkStart w:id="24" w:name="_efd4e361dc2d7db269a1aa4c2dc9b6b6bcbeef9"/>
-      <w:bookmarkStart w:id="25" w:name="_Toc241937570"/>
+      <w:bookmarkStart w:id="25" w:name="_Toc241937925"/>
       <w:bookmarkEnd w:id="22"/>
       <w:r>
         <w:rPr>
@@ -12298,7 +12298,7 @@
         <w:jc w:val="center"/>
       </w:pPr>
       <w:bookmarkStart w:id="26" w:name="_выводы"/>
-      <w:bookmarkStart w:id="27" w:name="_Toc241937571"/>
+      <w:bookmarkStart w:id="27" w:name="_Toc241937926"/>
       <w:bookmarkEnd w:id="24"/>
       <w:r>
         <w:rPr>
@@ -12364,7 +12364,7 @@
         <w:jc w:val="center"/>
       </w:pPr>
       <w:bookmarkStart w:id="28" w:name="_274f6a444530ef90b0479dabf3d210f01e97699"/>
-      <w:bookmarkStart w:id="29" w:name="_Toc241937572"/>
+      <w:bookmarkStart w:id="29" w:name="_Toc241937927"/>
       <w:bookmarkEnd w:id="26"/>
       <w:r>
         <w:rPr>
@@ -12513,7 +12513,7 @@
         <w:ind w:firstLine="709"/>
       </w:pPr>
       <w:bookmarkStart w:id="30" w:name="_d0b2864b05c1a6817d4667f0f3e4b4928a2cf70"/>
-      <w:bookmarkStart w:id="31" w:name="_Toc241937573"/>
+      <w:bookmarkStart w:id="31" w:name="_Toc241937928"/>
       <w:bookmarkEnd w:id="28"/>
       <w:r>
         <w:rPr>
@@ -13279,7 +13279,7 @@
         <w:ind w:firstLine="709"/>
       </w:pPr>
       <w:bookmarkStart w:id="32" w:name="_57b6da660863974cb7f545bcaedf54a886793e9"/>
-      <w:bookmarkStart w:id="33" w:name="_Toc241937574"/>
+      <w:bookmarkStart w:id="33" w:name="_Toc241937929"/>
       <w:bookmarkEnd w:id="30"/>
       <w:r>
         <w:rPr>
@@ -14380,7 +14380,7 @@
         <w:ind w:firstLine="709"/>
       </w:pPr>
       <w:bookmarkStart w:id="34" w:name="_bab2a73b062d54d30a46b35a66541c275d60dcb"/>
-      <w:bookmarkStart w:id="35" w:name="_Toc241937575"/>
+      <w:bookmarkStart w:id="35" w:name="_Toc241937930"/>
       <w:bookmarkEnd w:id="32"/>
       <w:r>
         <w:rPr>
@@ -15520,7 +15520,7 @@
         <w:ind w:firstLine="709"/>
       </w:pPr>
       <w:bookmarkStart w:id="36" w:name="_301fb4639e999825c095dd7055019e7c013a803"/>
-      <w:bookmarkStart w:id="37" w:name="_Toc241937576"/>
+      <w:bookmarkStart w:id="37" w:name="_Toc241937931"/>
       <w:bookmarkEnd w:id="34"/>
       <w:r>
         <w:rPr>
@@ -16199,7 +16199,7 @@
         <w:ind w:firstLine="709"/>
       </w:pPr>
       <w:bookmarkStart w:id="38" w:name="_0b3889fe5487e8057dd761c90a2747437e007c1"/>
-      <w:bookmarkStart w:id="39" w:name="_Toc241937577"/>
+      <w:bookmarkStart w:id="39" w:name="_Toc241937932"/>
       <w:bookmarkEnd w:id="36"/>
       <w:r>
         <w:rPr>
@@ -16433,7 +16433,7 @@
   <w:abstractNum w:abstractNumId="0" w15:restartNumberingAfterBreak="0">
     <w:nsid w:val="0000A990"/>
     <w:multiLevelType w:val="multilevel"/>
-    <w:tmpl w:val="FD1E2848"/>
+    <w:tmpl w:val="9B72E776"/>
     <w:lvl w:ilvl="0">
       <w:numFmt w:val="bullet"/>
       <w:lvlText w:val=" "/>
@@ -16510,7 +16510,7 @@
   <w:abstractNum w:abstractNumId="1" w15:restartNumberingAfterBreak="0">
     <w:nsid w:val="00A99411"/>
     <w:multiLevelType w:val="multilevel"/>
-    <w:tmpl w:val="D19266A8"/>
+    <w:tmpl w:val="5BEE5056"/>
     <w:lvl w:ilvl="0">
       <w:start w:val="1"/>
       <w:numFmt w:val="decimal"/>
@@ -17958,7 +17958,7 @@
     <w:autoRedefine/>
     <w:uiPriority w:val="39"/>
     <w:unhideWhenUsed/>
-    <w:rsid w:val="00901A3E"/>
+    <w:rsid w:val="0059035C"/>
     <w:pPr>
       <w:spacing w:after="100"/>
     </w:pPr>

--- a/ЛР7_Итоговый_отчет/ОТЧЕТ_ЛР7_TableMind.docx
+++ b/ЛР7_Итоговый_отчет/ОТЧЕТ_ЛР7_TableMind.docx
@@ -36,7 +36,7 @@
         <w:rPr>
           <w:sz w:val="28"/>
         </w:rPr>
-        <w:t>БЕЛОРУССКИЙ ГОСУДАРСТВЕННЫЙ УНИВЕРСИТЕТ</w:t>
+        <w:t>«Белорусский государственный университет</w:t>
       </w:r>
     </w:p>
     <w:p>
@@ -48,7 +48,19 @@
         <w:rPr>
           <w:sz w:val="28"/>
         </w:rPr>
-        <w:t>ИНФОРМАТИКИ И РАДИОЭЛЕКТРОНИКИ</w:t>
+        <w:t>информатики и радиоэлектроники»</w:t>
+      </w:r>
+    </w:p>
+    <w:p>
+      <w:pPr>
+        <w:spacing w:after="0" w:line="360" w:lineRule="exact"/>
+        <w:jc w:val="center"/>
+      </w:pPr>
+      <w:r>
+        <w:rPr>
+          <w:sz w:val="28"/>
+        </w:rPr>
+        <w:t>Обособленное подразделение «Институт информационных технологий БГУИР»</w:t>
       </w:r>
     </w:p>
     <w:p>
@@ -60,7 +72,13 @@
         <w:rPr>
           <w:sz w:val="28"/>
         </w:rPr>
-        <w:t>Факультет повышения квалификации и переподготовки</w:t>
+        <w:t xml:space="preserve">Факультет повышения квалификации и </w:t>
+      </w:r>
+      <w:r>
+        <w:rPr>
+          <w:sz w:val="28"/>
+        </w:rPr>
+        <w:t>переподготовки</w:t>
       </w:r>
     </w:p>
     <w:p>
@@ -97,13 +115,7 @@
         <w:rPr>
           <w:sz w:val="28"/>
         </w:rPr>
-        <w:t xml:space="preserve">по </w:t>
-      </w:r>
-      <w:r>
-        <w:rPr>
-          <w:sz w:val="28"/>
-        </w:rPr>
-        <w:t>лабораторной работе №7</w:t>
+        <w:t>по лабораторной работе №7</w:t>
       </w:r>
     </w:p>
     <w:p>
@@ -153,14 +165,14 @@
         <w:rPr>
           <w:sz w:val="28"/>
         </w:rPr>
-        <w:t>Выполнила:</w:t>
+        <w:t>Слушатель</w:t>
       </w:r>
       <w:r>
         <w:rPr>
           <w:sz w:val="28"/>
         </w:rPr>
         <w:tab/>
-        <w:t>ст. гр. 60131</w:t>
+        <w:t>гр. 60121</w:t>
       </w:r>
     </w:p>
     <w:p>
@@ -189,14 +201,14 @@
         <w:rPr>
           <w:sz w:val="28"/>
         </w:rPr>
-        <w:t>Проверила:</w:t>
+        <w:t>Руководитель:</w:t>
       </w:r>
       <w:r>
         <w:rPr>
           <w:sz w:val="28"/>
         </w:rPr>
         <w:tab/>
-        <w:t>Т. Н. Беляцкая</w:t>
+        <w:t>И. В. Кашникова</w:t>
       </w:r>
     </w:p>
     <w:p>
@@ -208,7 +220,14 @@
         <w:rPr>
           <w:sz w:val="28"/>
         </w:rPr>
-        <w:t>Минск 2026</w:t>
+        <w:lastRenderedPageBreak/>
+        <w:t>Минск 2</w:t>
+      </w:r>
+      <w:r>
+        <w:rPr>
+          <w:sz w:val="28"/>
+        </w:rPr>
+        <w:t>026</w:t>
       </w:r>
     </w:p>
     <w:p>
@@ -245,7 +264,7 @@
       <w:r>
         <w:fldChar w:fldCharType="separate"/>
       </w:r>
-      <w:hyperlink w:anchor="_Toc241937913" w:history="1">
+      <w:hyperlink w:anchor="_Toc241938615" w:history="1">
         <w:r>
           <w:rPr>
             <w:rStyle w:val="af"/>
@@ -273,7 +292,7 @@
             <w:noProof/>
             <w:webHidden/>
           </w:rPr>
-          <w:instrText xml:space="preserve"> PAGEREF _Toc241937913 \h </w:instrText>
+          <w:instrText xml:space="preserve"> PAGEREF _Toc241938615 \h </w:instrText>
         </w:r>
         <w:r>
           <w:rPr>
@@ -293,7 +312,7 @@
             <w:noProof/>
             <w:webHidden/>
           </w:rPr>
-          <w:t>3</w:t>
+          <w:t>4</w:t>
         </w:r>
         <w:r>
           <w:rPr>
@@ -314,7 +333,7 @@
           <w:noProof/>
         </w:rPr>
       </w:pPr>
-      <w:hyperlink w:anchor="_Toc241937914" w:history="1">
+      <w:hyperlink w:anchor="_Toc241938616" w:history="1">
         <w:r>
           <w:rPr>
             <w:rStyle w:val="af"/>
@@ -376,76 +395,7 @@
             <w:noProof/>
             <w:webHidden/>
           </w:rPr>
-          <w:instrText xml:space="preserve"> PAGEREF _Toc241937914 \h </w:instrText>
-        </w:r>
-        <w:r>
-          <w:rPr>
-            <w:noProof/>
-            <w:webHidden/>
-          </w:rPr>
-        </w:r>
-        <w:r>
-          <w:rPr>
-            <w:noProof/>
-            <w:webHidden/>
-          </w:rPr>
-          <w:fldChar w:fldCharType="separate"/>
-        </w:r>
-        <w:r>
-          <w:rPr>
-            <w:noProof/>
-            <w:webHidden/>
-          </w:rPr>
-          <w:t>4</w:t>
-        </w:r>
-        <w:r>
-          <w:rPr>
-            <w:noProof/>
-            <w:webHidden/>
-          </w:rPr>
-          <w:fldChar w:fldCharType="end"/>
-        </w:r>
-      </w:hyperlink>
-    </w:p>
-    <w:p>
-      <w:pPr>
-        <w:pStyle w:val="12"/>
-        <w:tabs>
-          <w:tab w:val="right" w:leader="dot" w:pos="9345"/>
-        </w:tabs>
-        <w:rPr>
-          <w:noProof/>
-        </w:rPr>
-      </w:pPr>
-      <w:hyperlink w:anchor="_Toc241937915" w:history="1">
-        <w:r>
-          <w:rPr>
-            <w:rStyle w:val="af"/>
-            <w:b/>
-            <w:noProof/>
-          </w:rPr>
-          <w:t>3 ГРАНИЦЫ И РАЗМЕР РЫНКА</w:t>
-        </w:r>
-        <w:r>
-          <w:rPr>
-            <w:noProof/>
-            <w:webHidden/>
-          </w:rPr>
-          <w:tab/>
-        </w:r>
-        <w:r>
-          <w:rPr>
-            <w:noProof/>
-            <w:webHidden/>
-          </w:rPr>
-          <w:fldChar w:fldCharType="begin"/>
-        </w:r>
-        <w:r>
-          <w:rPr>
-            <w:noProof/>
-            <w:webHidden/>
-          </w:rPr>
-          <w:instrText xml:space="preserve"> PAGEREF _Toc241937915 \h </w:instrText>
+          <w:instrText xml:space="preserve"> PAGEREF _Toc241938616 \h </w:instrText>
         </w:r>
         <w:r>
           <w:rPr>
@@ -486,7 +436,76 @@
           <w:noProof/>
         </w:rPr>
       </w:pPr>
-      <w:hyperlink w:anchor="_Toc241937916" w:history="1">
+      <w:hyperlink w:anchor="_Toc241938617" w:history="1">
+        <w:r>
+          <w:rPr>
+            <w:rStyle w:val="af"/>
+            <w:b/>
+            <w:noProof/>
+          </w:rPr>
+          <w:t>3 ГРАНИЦЫ И РАЗМЕР РЫНКА</w:t>
+        </w:r>
+        <w:r>
+          <w:rPr>
+            <w:noProof/>
+            <w:webHidden/>
+          </w:rPr>
+          <w:tab/>
+        </w:r>
+        <w:r>
+          <w:rPr>
+            <w:noProof/>
+            <w:webHidden/>
+          </w:rPr>
+          <w:fldChar w:fldCharType="begin"/>
+        </w:r>
+        <w:r>
+          <w:rPr>
+            <w:noProof/>
+            <w:webHidden/>
+          </w:rPr>
+          <w:instrText xml:space="preserve"> PAGEREF _Toc241938617 \h </w:instrText>
+        </w:r>
+        <w:r>
+          <w:rPr>
+            <w:noProof/>
+            <w:webHidden/>
+          </w:rPr>
+        </w:r>
+        <w:r>
+          <w:rPr>
+            <w:noProof/>
+            <w:webHidden/>
+          </w:rPr>
+          <w:fldChar w:fldCharType="separate"/>
+        </w:r>
+        <w:r>
+          <w:rPr>
+            <w:noProof/>
+            <w:webHidden/>
+          </w:rPr>
+          <w:t>6</w:t>
+        </w:r>
+        <w:r>
+          <w:rPr>
+            <w:noProof/>
+            <w:webHidden/>
+          </w:rPr>
+          <w:fldChar w:fldCharType="end"/>
+        </w:r>
+      </w:hyperlink>
+    </w:p>
+    <w:p>
+      <w:pPr>
+        <w:pStyle w:val="12"/>
+        <w:tabs>
+          <w:tab w:val="right" w:leader="dot" w:pos="9345"/>
+        </w:tabs>
+        <w:rPr>
+          <w:noProof/>
+        </w:rPr>
+      </w:pPr>
+      <w:hyperlink w:anchor="_Toc241938618" w:history="1">
         <w:r>
           <w:rPr>
             <w:rStyle w:val="af"/>
@@ -514,76 +533,7 @@
             <w:noProof/>
             <w:webHidden/>
           </w:rPr>
-          <w:instrText xml:space="preserve"> PAGEREF _Toc241937916 \h </w:instrText>
-        </w:r>
-        <w:r>
-          <w:rPr>
-            <w:noProof/>
-            <w:webHidden/>
-          </w:rPr>
-        </w:r>
-        <w:r>
-          <w:rPr>
-            <w:noProof/>
-            <w:webHidden/>
-          </w:rPr>
-          <w:fldChar w:fldCharType="separate"/>
-        </w:r>
-        <w:r>
-          <w:rPr>
-            <w:noProof/>
-            <w:webHidden/>
-          </w:rPr>
-          <w:t>7</w:t>
-        </w:r>
-        <w:r>
-          <w:rPr>
-            <w:noProof/>
-            <w:webHidden/>
-          </w:rPr>
-          <w:fldChar w:fldCharType="end"/>
-        </w:r>
-      </w:hyperlink>
-    </w:p>
-    <w:p>
-      <w:pPr>
-        <w:pStyle w:val="12"/>
-        <w:tabs>
-          <w:tab w:val="right" w:leader="dot" w:pos="9345"/>
-        </w:tabs>
-        <w:rPr>
-          <w:noProof/>
-        </w:rPr>
-      </w:pPr>
-      <w:hyperlink w:anchor="_Toc241937917" w:history="1">
-        <w:r>
-          <w:rPr>
-            <w:rStyle w:val="af"/>
-            <w:b/>
-            <w:noProof/>
-          </w:rPr>
-          <w:t>5 ОЦЕНКА БАРЬЕРОВ ВХОДА И ВЫХОДА</w:t>
-        </w:r>
-        <w:r>
-          <w:rPr>
-            <w:noProof/>
-            <w:webHidden/>
-          </w:rPr>
-          <w:tab/>
-        </w:r>
-        <w:r>
-          <w:rPr>
-            <w:noProof/>
-            <w:webHidden/>
-          </w:rPr>
-          <w:fldChar w:fldCharType="begin"/>
-        </w:r>
-        <w:r>
-          <w:rPr>
-            <w:noProof/>
-            <w:webHidden/>
-          </w:rPr>
-          <w:instrText xml:space="preserve"> PAGEREF _Toc241937917 \h </w:instrText>
+          <w:instrText xml:space="preserve"> PAGEREF _Toc241938618 \h </w:instrText>
         </w:r>
         <w:r>
           <w:rPr>
@@ -624,14 +574,14 @@
           <w:noProof/>
         </w:rPr>
       </w:pPr>
-      <w:hyperlink w:anchor="_Toc241937918" w:history="1">
+      <w:hyperlink w:anchor="_Toc241938619" w:history="1">
         <w:r>
           <w:rPr>
             <w:rStyle w:val="af"/>
             <w:b/>
             <w:noProof/>
           </w:rPr>
-          <w:t>6 АНАЛИЗ ПРОБЛЕМ ПОЛЬЗОВАТЕЛЕЙ И РЫНОЧНЫХ ПРОБЕЛОВ</w:t>
+          <w:t>5 ОЦЕНКА БАРЬЕРОВ ВХОДА И ВЫХОДА</w:t>
         </w:r>
         <w:r>
           <w:rPr>
@@ -652,7 +602,7 @@
             <w:noProof/>
             <w:webHidden/>
           </w:rPr>
-          <w:instrText xml:space="preserve"> PAGEREF _Toc241937918 \h </w:instrText>
+          <w:instrText xml:space="preserve"> PAGEREF _Toc241938619 \h </w:instrText>
         </w:r>
         <w:r>
           <w:rPr>
@@ -693,14 +643,14 @@
           <w:noProof/>
         </w:rPr>
       </w:pPr>
-      <w:hyperlink w:anchor="_Toc241937919" w:history="1">
+      <w:hyperlink w:anchor="_Toc241938620" w:history="1">
         <w:r>
           <w:rPr>
             <w:rStyle w:val="af"/>
             <w:b/>
             <w:noProof/>
           </w:rPr>
-          <w:t>7 ЦЕННОСТНОЕ ПРЕДЛОЖЕНИЕ И ЦИФРОВОЙ ТОВАР</w:t>
+          <w:t>6 АНАЛИЗ ПРОБЛЕМ ПОЛЬЗОВАТЕЛЕЙ И РЫНОЧНЫХ ПРОБЕЛОВ</w:t>
         </w:r>
         <w:r>
           <w:rPr>
@@ -721,7 +671,7 @@
             <w:noProof/>
             <w:webHidden/>
           </w:rPr>
-          <w:instrText xml:space="preserve"> PAGEREF _Toc241937919 \h </w:instrText>
+          <w:instrText xml:space="preserve"> PAGEREF _Toc241938620 \h </w:instrText>
         </w:r>
         <w:r>
           <w:rPr>
@@ -762,14 +712,14 @@
           <w:noProof/>
         </w:rPr>
       </w:pPr>
-      <w:hyperlink w:anchor="_Toc241937920" w:history="1">
+      <w:hyperlink w:anchor="_Toc241938621" w:history="1">
         <w:r>
           <w:rPr>
             <w:rStyle w:val="af"/>
             <w:b/>
             <w:noProof/>
           </w:rPr>
-          <w:t>8 БИЗНЕС-МОДЕЛЬ ПО КАНВАС</w:t>
+          <w:t>7 ЦЕННОСТНОЕ ПРЕДЛОЖЕНИЕ И ЦИФРОВОЙ ТОВАР</w:t>
         </w:r>
         <w:r>
           <w:rPr>
@@ -790,7 +740,7 @@
             <w:noProof/>
             <w:webHidden/>
           </w:rPr>
-          <w:instrText xml:space="preserve"> PAGEREF _Toc241937920 \h </w:instrText>
+          <w:instrText xml:space="preserve"> PAGEREF _Toc241938621 \h </w:instrText>
         </w:r>
         <w:r>
           <w:rPr>
@@ -831,14 +781,14 @@
           <w:noProof/>
         </w:rPr>
       </w:pPr>
-      <w:hyperlink w:anchor="_Toc241937921" w:history="1">
+      <w:hyperlink w:anchor="_Toc241938622" w:history="1">
         <w:r>
           <w:rPr>
             <w:rStyle w:val="af"/>
             <w:b/>
             <w:noProof/>
           </w:rPr>
-          <w:t>9 БИЗНЕС-ЛОГИКА И ПОЛЬЗОВАТЕЛЬСКИЕ СЦЕНАРИИ</w:t>
+          <w:t>8 БИЗНЕС-МОДЕЛЬ ПО КАНВАС</w:t>
         </w:r>
         <w:r>
           <w:rPr>
@@ -859,7 +809,7 @@
             <w:noProof/>
             <w:webHidden/>
           </w:rPr>
-          <w:instrText xml:space="preserve"> PAGEREF _Toc241937921 \h </w:instrText>
+          <w:instrText xml:space="preserve"> PAGEREF _Toc241938622 \h </w:instrText>
         </w:r>
         <w:r>
           <w:rPr>
@@ -900,14 +850,14 @@
           <w:noProof/>
         </w:rPr>
       </w:pPr>
-      <w:hyperlink w:anchor="_Toc241937922" w:history="1">
+      <w:hyperlink w:anchor="_Toc241938623" w:history="1">
         <w:r>
           <w:rPr>
             <w:rStyle w:val="af"/>
             <w:b/>
             <w:noProof/>
           </w:rPr>
-          <w:t>10 ТЕХНИЧЕСКОЕ ЗАДАНИЕ: СТРАНИЦЫ, ЭКРАНЫ, КОНТЕНТ И ФУНКЦИОНАЛ</w:t>
+          <w:t>9 БИЗНЕС-ЛОГИКА И ПОЛЬЗОВАТЕЛЬСКИЕ СЦЕНАРИИ</w:t>
         </w:r>
         <w:r>
           <w:rPr>
@@ -928,7 +878,7 @@
             <w:noProof/>
             <w:webHidden/>
           </w:rPr>
-          <w:instrText xml:space="preserve"> PAGEREF _Toc241937922 \h </w:instrText>
+          <w:instrText xml:space="preserve"> PAGEREF _Toc241938623 \h </w:instrText>
         </w:r>
         <w:r>
           <w:rPr>
@@ -969,14 +919,14 @@
           <w:noProof/>
         </w:rPr>
       </w:pPr>
-      <w:hyperlink w:anchor="_Toc241937923" w:history="1">
+      <w:hyperlink w:anchor="_Toc241938624" w:history="1">
         <w:r>
           <w:rPr>
             <w:rStyle w:val="af"/>
             <w:b/>
             <w:noProof/>
           </w:rPr>
-          <w:t>11 ДЕЛЕНИЕ РАЗРАБОТКИ НА РЕЛИЗЫ</w:t>
+          <w:t>10 ТЕХНИЧЕСКОЕ ЗАДАНИЕ: СТРАНИЦЫ, ЭКРАНЫ, КОНТЕНТ И ФУНКЦИОНАЛ</w:t>
         </w:r>
         <w:r>
           <w:rPr>
@@ -997,7 +947,7 @@
             <w:noProof/>
             <w:webHidden/>
           </w:rPr>
-          <w:instrText xml:space="preserve"> PAGEREF _Toc241937923 \h </w:instrText>
+          <w:instrText xml:space="preserve"> PAGEREF _Toc241938624 \h </w:instrText>
         </w:r>
         <w:r>
           <w:rPr>
@@ -1038,14 +988,14 @@
           <w:noProof/>
         </w:rPr>
       </w:pPr>
-      <w:hyperlink w:anchor="_Toc241937924" w:history="1">
+      <w:hyperlink w:anchor="_Toc241938625" w:history="1">
         <w:r>
           <w:rPr>
             <w:rStyle w:val="af"/>
             <w:b/>
             <w:noProof/>
           </w:rPr>
-          <w:t>12 РЕШЕНИЕ О ЦЕЛЕСООБРАЗНОСТИ СТАРТА</w:t>
+          <w:t>11 ДЕЛЕНИЕ РАЗРАБОТКИ НА РЕЛИЗЫ</w:t>
         </w:r>
         <w:r>
           <w:rPr>
@@ -1066,7 +1016,7 @@
             <w:noProof/>
             <w:webHidden/>
           </w:rPr>
-          <w:instrText xml:space="preserve"> PAGEREF _Toc241937924 \h </w:instrText>
+          <w:instrText xml:space="preserve"> PAGEREF _Toc241938625 \h </w:instrText>
         </w:r>
         <w:r>
           <w:rPr>
@@ -1107,7 +1057,76 @@
           <w:noProof/>
         </w:rPr>
       </w:pPr>
-      <w:hyperlink w:anchor="_Toc241937925" w:history="1">
+      <w:hyperlink w:anchor="_Toc241938626" w:history="1">
+        <w:r>
+          <w:rPr>
+            <w:rStyle w:val="af"/>
+            <w:b/>
+            <w:noProof/>
+          </w:rPr>
+          <w:t>12 РЕШЕНИЕ О ЦЕЛЕСООБРАЗНОСТИ СТАРТА</w:t>
+        </w:r>
+        <w:r>
+          <w:rPr>
+            <w:noProof/>
+            <w:webHidden/>
+          </w:rPr>
+          <w:tab/>
+        </w:r>
+        <w:r>
+          <w:rPr>
+            <w:noProof/>
+            <w:webHidden/>
+          </w:rPr>
+          <w:fldChar w:fldCharType="begin"/>
+        </w:r>
+        <w:r>
+          <w:rPr>
+            <w:noProof/>
+            <w:webHidden/>
+          </w:rPr>
+          <w:instrText xml:space="preserve"> PAGEREF _Toc241938626 \h </w:instrText>
+        </w:r>
+        <w:r>
+          <w:rPr>
+            <w:noProof/>
+            <w:webHidden/>
+          </w:rPr>
+        </w:r>
+        <w:r>
+          <w:rPr>
+            <w:noProof/>
+            <w:webHidden/>
+          </w:rPr>
+          <w:fldChar w:fldCharType="separate"/>
+        </w:r>
+        <w:r>
+          <w:rPr>
+            <w:noProof/>
+            <w:webHidden/>
+          </w:rPr>
+          <w:t>16</w:t>
+        </w:r>
+        <w:r>
+          <w:rPr>
+            <w:noProof/>
+            <w:webHidden/>
+          </w:rPr>
+          <w:fldChar w:fldCharType="end"/>
+        </w:r>
+      </w:hyperlink>
+    </w:p>
+    <w:p>
+      <w:pPr>
+        <w:pStyle w:val="12"/>
+        <w:tabs>
+          <w:tab w:val="right" w:leader="dot" w:pos="9345"/>
+        </w:tabs>
+        <w:rPr>
+          <w:noProof/>
+        </w:rPr>
+      </w:pPr>
+      <w:hyperlink w:anchor="_Toc241938627" w:history="1">
         <w:r>
           <w:rPr>
             <w:rStyle w:val="af"/>
@@ -1135,76 +1154,7 @@
             <w:noProof/>
             <w:webHidden/>
           </w:rPr>
-          <w:instrText xml:space="preserve"> PAGEREF _Toc241937925 \h </w:instrText>
-        </w:r>
-        <w:r>
-          <w:rPr>
-            <w:noProof/>
-            <w:webHidden/>
-          </w:rPr>
-        </w:r>
-        <w:r>
-          <w:rPr>
-            <w:noProof/>
-            <w:webHidden/>
-          </w:rPr>
-          <w:fldChar w:fldCharType="separate"/>
-        </w:r>
-        <w:r>
-          <w:rPr>
-            <w:noProof/>
-            <w:webHidden/>
-          </w:rPr>
-          <w:t>17</w:t>
-        </w:r>
-        <w:r>
-          <w:rPr>
-            <w:noProof/>
-            <w:webHidden/>
-          </w:rPr>
-          <w:fldChar w:fldCharType="end"/>
-        </w:r>
-      </w:hyperlink>
-    </w:p>
-    <w:p>
-      <w:pPr>
-        <w:pStyle w:val="12"/>
-        <w:tabs>
-          <w:tab w:val="right" w:leader="dot" w:pos="9345"/>
-        </w:tabs>
-        <w:rPr>
-          <w:noProof/>
-        </w:rPr>
-      </w:pPr>
-      <w:hyperlink w:anchor="_Toc241937926" w:history="1">
-        <w:r>
-          <w:rPr>
-            <w:rStyle w:val="af"/>
-            <w:b/>
-            <w:noProof/>
-          </w:rPr>
-          <w:t>ВЫВОДЫ</w:t>
-        </w:r>
-        <w:r>
-          <w:rPr>
-            <w:noProof/>
-            <w:webHidden/>
-          </w:rPr>
-          <w:tab/>
-        </w:r>
-        <w:r>
-          <w:rPr>
-            <w:noProof/>
-            <w:webHidden/>
-          </w:rPr>
-          <w:fldChar w:fldCharType="begin"/>
-        </w:r>
-        <w:r>
-          <w:rPr>
-            <w:noProof/>
-            <w:webHidden/>
-          </w:rPr>
-          <w:instrText xml:space="preserve"> PAGEREF _Toc241937926 \h </w:instrText>
+          <w:instrText xml:space="preserve"> PAGEREF _Toc241938627 \h </w:instrText>
         </w:r>
         <w:r>
           <w:rPr>
@@ -1245,14 +1195,14 @@
           <w:noProof/>
         </w:rPr>
       </w:pPr>
-      <w:hyperlink w:anchor="_Toc241937927" w:history="1">
+      <w:hyperlink w:anchor="_Toc241938628" w:history="1">
         <w:r>
           <w:rPr>
             <w:rStyle w:val="af"/>
             <w:b/>
             <w:noProof/>
           </w:rPr>
-          <w:t>СПИСОК ИСПОЛЬЗОВАННЫХ ИСТОЧНИКОВ</w:t>
+          <w:t>ВЫВОДЫ</w:t>
         </w:r>
         <w:r>
           <w:rPr>
@@ -1273,7 +1223,7 @@
             <w:noProof/>
             <w:webHidden/>
           </w:rPr>
-          <w:instrText xml:space="preserve"> PAGEREF _Toc241937927 \h </w:instrText>
+          <w:instrText xml:space="preserve"> PAGEREF _Toc241938628 \h </w:instrText>
         </w:r>
         <w:r>
           <w:rPr>
@@ -1314,14 +1264,14 @@
           <w:noProof/>
         </w:rPr>
       </w:pPr>
-      <w:hyperlink w:anchor="_Toc241937928" w:history="1">
+      <w:hyperlink w:anchor="_Toc241938629" w:history="1">
         <w:r>
           <w:rPr>
             <w:rStyle w:val="af"/>
             <w:b/>
             <w:noProof/>
           </w:rPr>
-          <w:t>ПРИЛОЖЕНИЕ 1 (ОБЯЗАТЕЛЬНОЕ) ПАСПОРТ ИТОГОВОГО ОТЧЕТА</w:t>
+          <w:t>СПИСОК ИСПОЛЬЗОВАННЫХ ИСТОЧНИКОВ</w:t>
         </w:r>
         <w:r>
           <w:rPr>
@@ -1342,7 +1292,7 @@
             <w:noProof/>
             <w:webHidden/>
           </w:rPr>
-          <w:instrText xml:space="preserve"> PAGEREF _Toc241937928 \h </w:instrText>
+          <w:instrText xml:space="preserve"> PAGEREF _Toc241938629 \h </w:instrText>
         </w:r>
         <w:r>
           <w:rPr>
@@ -1383,14 +1333,14 @@
           <w:noProof/>
         </w:rPr>
       </w:pPr>
-      <w:hyperlink w:anchor="_Toc241937929" w:history="1">
+      <w:hyperlink w:anchor="_Toc241938630" w:history="1">
         <w:r>
           <w:rPr>
             <w:rStyle w:val="af"/>
             <w:b/>
             <w:noProof/>
           </w:rPr>
-          <w:t>ПРИЛОЖЕНИЕ 2 (ОБЯЗАТЕЛЬНОЕ) КАРТА ДОКАЗАТЕЛЬСТВ ПО РАЗДЕЛАМ</w:t>
+          <w:t>ПРИЛОЖЕНИЕ 1 (ОБЯЗАТЕЛЬНОЕ) ПАСПОРТ ИТОГОВОГО ОТЧЕТА</w:t>
         </w:r>
         <w:r>
           <w:rPr>
@@ -1411,7 +1361,7 @@
             <w:noProof/>
             <w:webHidden/>
           </w:rPr>
-          <w:instrText xml:space="preserve"> PAGEREF _Toc241937929 \h </w:instrText>
+          <w:instrText xml:space="preserve"> PAGEREF _Toc241938630 \h </w:instrText>
         </w:r>
         <w:r>
           <w:rPr>
@@ -1452,14 +1402,14 @@
           <w:noProof/>
         </w:rPr>
       </w:pPr>
-      <w:hyperlink w:anchor="_Toc241937930" w:history="1">
+      <w:hyperlink w:anchor="_Toc241938631" w:history="1">
         <w:r>
           <w:rPr>
             <w:rStyle w:val="af"/>
             <w:b/>
             <w:noProof/>
           </w:rPr>
-          <w:t>ПРИЛОЖЕНИЕ 3 (ОБЯЗАТЕЛЬНОЕ) КОНТРОЛЬНЫЙ ЛИСТ ПОЛНОТЫ ОТЧЕТА</w:t>
+          <w:t>ПРИЛОЖЕНИЕ 2 (ОБЯЗАТЕЛЬНОЕ) КАРТА ДОКАЗАТЕЛЬСТВ ПО РАЗДЕЛАМ</w:t>
         </w:r>
         <w:r>
           <w:rPr>
@@ -1480,7 +1430,7 @@
             <w:noProof/>
             <w:webHidden/>
           </w:rPr>
-          <w:instrText xml:space="preserve"> PAGEREF _Toc241937930 \h </w:instrText>
+          <w:instrText xml:space="preserve"> PAGEREF _Toc241938631 \h </w:instrText>
         </w:r>
         <w:r>
           <w:rPr>
@@ -1521,14 +1471,14 @@
           <w:noProof/>
         </w:rPr>
       </w:pPr>
-      <w:hyperlink w:anchor="_Toc241937931" w:history="1">
+      <w:hyperlink w:anchor="_Toc241938632" w:history="1">
         <w:r>
           <w:rPr>
             <w:rStyle w:val="af"/>
             <w:b/>
             <w:noProof/>
           </w:rPr>
-          <w:t>ПРИЛОЖЕНИЕ 4 (ОБЯЗАТЕЛЬНОЕ) МИНИМАЛЬНАЯ ФОРМА ТЕХНИЧЕСКОГО ЗАДАНИЯ ДЛЯ ПЕРВОГО РЕЛИЗА</w:t>
+          <w:t>ПРИЛОЖЕНИЕ 3 (ОБЯЗАТЕЛЬНОЕ) КОНТРОЛЬНЫЙ ЛИСТ ПОЛНОТЫ ОТЧЕТА</w:t>
         </w:r>
         <w:r>
           <w:rPr>
@@ -1549,7 +1499,7 @@
             <w:noProof/>
             <w:webHidden/>
           </w:rPr>
-          <w:instrText xml:space="preserve"> PAGEREF _Toc241937931 \h </w:instrText>
+          <w:instrText xml:space="preserve"> PAGEREF _Toc241938632 \h </w:instrText>
         </w:r>
         <w:r>
           <w:rPr>
@@ -1590,14 +1540,14 @@
           <w:noProof/>
         </w:rPr>
       </w:pPr>
-      <w:hyperlink w:anchor="_Toc241937932" w:history="1">
+      <w:hyperlink w:anchor="_Toc241938633" w:history="1">
         <w:r>
           <w:rPr>
             <w:rStyle w:val="af"/>
             <w:b/>
             <w:noProof/>
           </w:rPr>
-          <w:t>ПРИЛОЖЕНИЕ 5 (ОБЯЗАТЕЛЬНОЕ) КРАТКОЕ ЗАКЛЮЧЕНИЕ</w:t>
+          <w:t>ПРИЛОЖЕНИЕ 4 (ОБЯЗАТЕЛЬНОЕ) МИНИМАЛЬНАЯ ФОРМА ТЕХНИЧЕСКОГО ЗАДАНИЯ ДЛЯ ПЕРВОГО РЕЛИЗА</w:t>
         </w:r>
         <w:r>
           <w:rPr>
@@ -1618,7 +1568,7 @@
             <w:noProof/>
             <w:webHidden/>
           </w:rPr>
-          <w:instrText xml:space="preserve"> PAGEREF _Toc241937932 \h </w:instrText>
+          <w:instrText xml:space="preserve"> PAGEREF _Toc241938633 \h </w:instrText>
         </w:r>
         <w:r>
           <w:rPr>
@@ -1651,6 +1601,75 @@
     </w:p>
     <w:p>
       <w:pPr>
+        <w:pStyle w:val="12"/>
+        <w:tabs>
+          <w:tab w:val="right" w:leader="dot" w:pos="9345"/>
+        </w:tabs>
+        <w:rPr>
+          <w:noProof/>
+        </w:rPr>
+      </w:pPr>
+      <w:hyperlink w:anchor="_Toc241938634" w:history="1">
+        <w:r>
+          <w:rPr>
+            <w:rStyle w:val="af"/>
+            <w:b/>
+            <w:noProof/>
+          </w:rPr>
+          <w:t>ПРИЛОЖЕНИЕ 5 (ОБЯЗАТЕЛЬНОЕ) КРАТКОЕ ЗАКЛЮЧЕНИЕ</w:t>
+        </w:r>
+        <w:r>
+          <w:rPr>
+            <w:noProof/>
+            <w:webHidden/>
+          </w:rPr>
+          <w:tab/>
+        </w:r>
+        <w:r>
+          <w:rPr>
+            <w:noProof/>
+            <w:webHidden/>
+          </w:rPr>
+          <w:fldChar w:fldCharType="begin"/>
+        </w:r>
+        <w:r>
+          <w:rPr>
+            <w:noProof/>
+            <w:webHidden/>
+          </w:rPr>
+          <w:instrText xml:space="preserve"> PAGEREF _Toc241938634 \h </w:instrText>
+        </w:r>
+        <w:r>
+          <w:rPr>
+            <w:noProof/>
+            <w:webHidden/>
+          </w:rPr>
+        </w:r>
+        <w:r>
+          <w:rPr>
+            <w:noProof/>
+            <w:webHidden/>
+          </w:rPr>
+          <w:fldChar w:fldCharType="separate"/>
+        </w:r>
+        <w:r>
+          <w:rPr>
+            <w:noProof/>
+            <w:webHidden/>
+          </w:rPr>
+          <w:t>25</w:t>
+        </w:r>
+        <w:r>
+          <w:rPr>
+            <w:noProof/>
+            <w:webHidden/>
+          </w:rPr>
+          <w:fldChar w:fldCharType="end"/>
+        </w:r>
+      </w:hyperlink>
+    </w:p>
+    <w:p>
+      <w:pPr>
         <w:pStyle w:val="11"/>
       </w:pPr>
       <w:r>
@@ -1664,7 +1683,7 @@
         <w:spacing w:before="0" w:after="360" w:line="360" w:lineRule="exact"/>
         <w:ind w:firstLine="709"/>
       </w:pPr>
-      <w:bookmarkStart w:id="1" w:name="_Toc241937913"/>
+      <w:bookmarkStart w:id="1" w:name="_Toc241938615"/>
       <w:r>
         <w:rPr>
           <w:b/>
@@ -1686,7 +1705,13 @@
         <w:rPr>
           <w:sz w:val="28"/>
         </w:rPr>
-        <w:t xml:space="preserve">Исходная идея сформулирована в ПЗ1 и уточнена в ЛР1: клиентам нужен не «курс </w:t>
+        <w:t xml:space="preserve">Исходная идея сформулирована в ПЗ1 и уточнена в ЛР1: клиентам нужен не </w:t>
+      </w:r>
+      <w:r>
+        <w:rPr>
+          <w:sz w:val="28"/>
+        </w:rPr>
+        <w:t xml:space="preserve">«курс </w:t>
       </w:r>
       <w:r>
         <w:rPr>
@@ -1726,13 +1751,7 @@
         <w:rPr>
           <w:sz w:val="28"/>
         </w:rPr>
-        <w:t>В таблице 2 представлено: па</w:t>
-      </w:r>
-      <w:r>
-        <w:rPr>
-          <w:sz w:val="28"/>
-        </w:rPr>
-        <w:t>спорт идеи.</w:t>
+        <w:t>В таблице 2 представлено: паспорт идеи.</w:t>
       </w:r>
     </w:p>
     <w:p>
@@ -1932,7 +1951,13 @@
               <w:rPr>
                 <w:sz w:val="24"/>
               </w:rPr>
-              <w:t>, бухгалтеры и аудиторы, консультанты, МСП с финансовой функцией</w:t>
+              <w:t xml:space="preserve">, бухгалтеры и аудиторы, консультанты, МСП с </w:t>
+            </w:r>
+            <w:r>
+              <w:rPr>
+                <w:sz w:val="24"/>
+              </w:rPr>
+              <w:t>финансовой функцией</w:t>
             </w:r>
           </w:p>
         </w:tc>
@@ -2077,13 +2102,7 @@
               <w:rPr>
                 <w:sz w:val="24"/>
               </w:rPr>
-              <w:t>После первого результата 5 % зарегистрировавшихся станут платящим</w:t>
-            </w:r>
-            <w:r>
-              <w:rPr>
-                <w:sz w:val="24"/>
-              </w:rPr>
-              <w:t xml:space="preserve">и (разовый аудит, </w:t>
+              <w:t xml:space="preserve">После первого результата 5 % зарегистрировавшихся станут платящими (разовый аудит, </w:t>
             </w:r>
             <w:r>
               <w:rPr>
@@ -2153,7 +2172,13 @@
               <w:rPr>
                 <w:sz w:val="24"/>
               </w:rPr>
-              <w:t xml:space="preserve">Независимое доказательство находок и прозрачная цена отличают сервис от </w:t>
+              <w:t>Независимое доказательство находок и прозрачная цена отлич</w:t>
+            </w:r>
+            <w:r>
+              <w:rPr>
+                <w:sz w:val="24"/>
+              </w:rPr>
+              <w:t xml:space="preserve">ают сервис от </w:t>
             </w:r>
             <w:r>
               <w:rPr>
@@ -2183,13 +2208,7 @@
         <w:rPr>
           <w:sz w:val="28"/>
         </w:rPr>
-        <w:t>Идея заслуживает проверки, потому что проблема массовая, а конкуренты закрывают ее только частично: специ</w:t>
-      </w:r>
-      <w:r>
-        <w:rPr>
-          <w:sz w:val="28"/>
-        </w:rPr>
-        <w:t xml:space="preserve">ализированные инструменты не доказывают находки и не имеют отзывов, универсальные </w:t>
+        <w:t xml:space="preserve">Идея заслуживает проверки, потому что проблема массовая, а конкуренты закрывают ее только частично: специализированные инструменты не доказывают находки и не имеют отзывов, универсальные </w:t>
       </w:r>
       <w:r>
         <w:rPr>
@@ -2202,7 +2221,13 @@
         <w:rPr>
           <w:sz w:val="28"/>
         </w:rPr>
-        <w:t>-помощники ничего не проверяют.</w:t>
+        <w:t>-помощники ниче</w:t>
+      </w:r>
+      <w:r>
+        <w:rPr>
+          <w:sz w:val="28"/>
+        </w:rPr>
+        <w:t>го не проверяют.</w:t>
       </w:r>
     </w:p>
     <w:p>
@@ -2213,7 +2238,7 @@
         <w:ind w:firstLine="709"/>
       </w:pPr>
       <w:bookmarkStart w:id="2" w:name="_fe8d3efd355b4a528bffe4e412a753a8708d8a7"/>
-      <w:bookmarkStart w:id="3" w:name="_Toc241937914"/>
+      <w:bookmarkStart w:id="3" w:name="_Toc241938616"/>
       <w:bookmarkEnd w:id="0"/>
       <w:r>
         <w:rPr>
@@ -2292,13 +2317,7 @@
         <w:rPr>
           <w:sz w:val="28"/>
         </w:rPr>
-        <w:t xml:space="preserve"> (мир, 5 лет) и тринадцати</w:t>
-      </w:r>
-      <w:r>
-        <w:rPr>
-          <w:sz w:val="28"/>
-        </w:rPr>
-        <w:t xml:space="preserve"> запросам Вордстата (Россия и Беларусь, 2018-2026) [3]. Объем запросов в Вордстате за 12 месяцев (Россия): кластер А «проверка и аудит таблиц» - 25 024, кластер Б «</w:t>
+        <w:t xml:space="preserve"> (мир, 5 лет) и тринадцати запросам Вордстата (Россия и Беларусь, 2018-2026) [3]. Объем запросов в Вордстате за 12 месяцев (Россия): кластер А «проверка и аудит таблиц» - 25 024, кластер Б «</w:t>
       </w:r>
       <w:r>
         <w:rPr>
@@ -2311,7 +2330,13 @@
         <w:rPr>
           <w:sz w:val="28"/>
         </w:rPr>
-        <w:t>-инструменты» - 21 068, кластер В «аудит финансовых моделей» - около 1,1 тысячи.</w:t>
+        <w:t xml:space="preserve">-инструменты» - 21 068, кластер В «аудит финансовых </w:t>
+      </w:r>
+      <w:r>
+        <w:rPr>
+          <w:sz w:val="28"/>
+        </w:rPr>
+        <w:t>моделей» - около 1,1 тысячи.</w:t>
       </w:r>
     </w:p>
     <w:p>
@@ -2513,7 +2538,13 @@
               <w:rPr>
                 <w:sz w:val="24"/>
               </w:rPr>
-              <w:t>+296 % (от низкой базы)</w:t>
+              <w:t>+296 % (от низкой ба</w:t>
+            </w:r>
+            <w:r>
+              <w:rPr>
+                <w:sz w:val="24"/>
+              </w:rPr>
+              <w:t>зы)</w:t>
             </w:r>
           </w:p>
         </w:tc>
@@ -2551,13 +2582,7 @@
               <w:rPr>
                 <w:sz w:val="24"/>
               </w:rPr>
-              <w:t>Источники расходятс</w:t>
-            </w:r>
-            <w:r>
-              <w:rPr>
-                <w:sz w:val="24"/>
-              </w:rPr>
-              <w:t>я, вывод нельзя окончательно</w:t>
+              <w:t>Источники расходятся, вывод нельзя окончательно</w:t>
             </w:r>
           </w:p>
         </w:tc>
@@ -2771,13 +2796,13 @@
         <w:rPr>
           <w:sz w:val="28"/>
         </w:rPr>
-        <w:t xml:space="preserve"> 45,3 %, проверка 8,6 %, услуги 2,3 %) показывает, что канал привлечения должен строиться на проблемных запросах. Сезонност</w:t>
-      </w:r>
-      <w:r>
-        <w:rPr>
-          <w:sz w:val="28"/>
-        </w:rPr>
-        <w:t>ь выражена: пик в ноябре-декабре, второй подъем в апреле-мае, спад в июле-августе. Беларусь составляет около 1 % российского объема, поэтому русскоязычный сегмент оставлен контрольным.</w:t>
+        <w:t xml:space="preserve"> 45,3 %, проверка 8,6 %, услуги 2,3 %) показывает, что канал привлечения должен строиться на проблем</w:t>
+      </w:r>
+      <w:r>
+        <w:rPr>
+          <w:sz w:val="28"/>
+        </w:rPr>
+        <w:t>ных запросах. Сезонность выражена: пик в ноябре-декабре, второй подъем в апреле-мае, спад в июле-августе. Беларусь составляет около 1 % российского объема, поэтому русскоязычный сегмент оставлен контрольным.</w:t>
       </w:r>
     </w:p>
     <w:p>
@@ -2791,13 +2816,13 @@
         <w:rPr>
           <w:sz w:val="28"/>
         </w:rPr>
-        <w:t xml:space="preserve">Вывод: спрос подтвержден частично. Он достаточен для проверки гипотезы </w:t>
-      </w:r>
-      <w:r>
-        <w:rPr>
-          <w:sz w:val="28"/>
-        </w:rPr>
-        <w:t>через проблемные запросы, но не для обоснования масштаба только по поисковой статистике; дальнейшая оценка выполнена по клиентской базе и трафику конкурентов.</w:t>
+        <w:t>Вывод: спрос подтвержден частично. Он достаточен</w:t>
+      </w:r>
+      <w:r>
+        <w:rPr>
+          <w:sz w:val="28"/>
+        </w:rPr>
+        <w:t xml:space="preserve"> для проверки гипотезы через проблемные запросы, но не для обоснования масштаба только по поисковой статистике; дальнейшая оценка выполнена по клиентской базе и трафику конкурентов.</w:t>
       </w:r>
     </w:p>
     <w:p>
@@ -2808,7 +2833,7 @@
         <w:ind w:firstLine="709"/>
       </w:pPr>
       <w:bookmarkStart w:id="4" w:name="_85970216d61dd6d6f40a43c2142d7359aebf30e"/>
-      <w:bookmarkStart w:id="5" w:name="_Toc241937915"/>
+      <w:bookmarkStart w:id="5" w:name="_Toc241938617"/>
       <w:bookmarkEnd w:id="2"/>
       <w:r>
         <w:rPr>
@@ -3524,7 +3549,7 @@
           <w:sz w:val="28"/>
         </w:rPr>
         <w:drawing>
-          <wp:inline distT="0" distB="0" distL="0" distR="0" wp14:anchorId="620093A8" wp14:editId="4B2D8001">
+          <wp:inline distT="0" distB="0" distL="0" distR="0" wp14:anchorId="434C3D40" wp14:editId="5ED6AA7F">
             <wp:extent cx="5334000" cy="2471853"/>
             <wp:effectExtent l="0" t="0" r="0" b="0"/>
             <wp:docPr id="12" name="Picture"/>
@@ -3758,7 +3783,7 @@
         <w:ind w:firstLine="709"/>
       </w:pPr>
       <w:bookmarkStart w:id="6" w:name="_952a16116c37bc0383f5f47ccedf9607bd1472f"/>
-      <w:bookmarkStart w:id="7" w:name="_Toc241937916"/>
+      <w:bookmarkStart w:id="7" w:name="_Toc241938618"/>
       <w:bookmarkEnd w:id="4"/>
       <w:r>
         <w:rPr>
@@ -4692,7 +4717,7 @@
         <w:ind w:firstLine="709"/>
       </w:pPr>
       <w:bookmarkStart w:id="8" w:name="_550d58f707a5c37672fca98b77eb8736ae09aa2"/>
-      <w:bookmarkStart w:id="9" w:name="_Toc241937917"/>
+      <w:bookmarkStart w:id="9" w:name="_Toc241938619"/>
       <w:bookmarkEnd w:id="6"/>
       <w:r>
         <w:rPr>
@@ -5235,7 +5260,7 @@
           <w:sz w:val="28"/>
         </w:rPr>
         <w:drawing>
-          <wp:inline distT="0" distB="0" distL="0" distR="0" wp14:anchorId="2B947663" wp14:editId="798E8D80">
+          <wp:inline distT="0" distB="0" distL="0" distR="0" wp14:anchorId="6C57B9B4" wp14:editId="7C7C19FC">
             <wp:extent cx="5334000" cy="2471853"/>
             <wp:effectExtent l="0" t="0" r="0" b="0"/>
             <wp:docPr id="17" name="Picture"/>
@@ -5345,7 +5370,7 @@
         <w:ind w:firstLine="709"/>
       </w:pPr>
       <w:bookmarkStart w:id="10" w:name="_e000447a5cb978ee53bdb6877ec2ece1121f293"/>
-      <w:bookmarkStart w:id="11" w:name="_Toc241937918"/>
+      <w:bookmarkStart w:id="11" w:name="_Toc241938620"/>
       <w:bookmarkEnd w:id="8"/>
       <w:r>
         <w:rPr>
@@ -6101,7 +6126,7 @@
         <w:ind w:firstLine="709"/>
       </w:pPr>
       <w:bookmarkStart w:id="12" w:name="_d6b1e0606ccffbfea524c7b8890d7424ae6ef8d"/>
-      <w:bookmarkStart w:id="13" w:name="_Toc241937919"/>
+      <w:bookmarkStart w:id="13" w:name="_Toc241938621"/>
       <w:bookmarkEnd w:id="10"/>
       <w:r>
         <w:rPr>
@@ -6692,7 +6717,7 @@
         <w:ind w:firstLine="709"/>
       </w:pPr>
       <w:bookmarkStart w:id="14" w:name="_d9c21b914bbc5bab06da79c3c8a3f5937408dab"/>
-      <w:bookmarkStart w:id="15" w:name="_Toc241937920"/>
+      <w:bookmarkStart w:id="15" w:name="_Toc241938622"/>
       <w:bookmarkEnd w:id="12"/>
       <w:r>
         <w:rPr>
@@ -7670,7 +7695,7 @@
         <w:ind w:firstLine="709"/>
       </w:pPr>
       <w:bookmarkStart w:id="16" w:name="_519d46f9ff7923648cbfef21e26057944381813"/>
-      <w:bookmarkStart w:id="17" w:name="_Toc241937921"/>
+      <w:bookmarkStart w:id="17" w:name="_Toc241938623"/>
       <w:bookmarkEnd w:id="14"/>
       <w:r>
         <w:rPr>
@@ -7736,7 +7761,7 @@
         <w:ind w:firstLine="709"/>
       </w:pPr>
       <w:bookmarkStart w:id="18" w:name="_753c3388bf9c3477a7d17f68c6497177eb43643"/>
-      <w:bookmarkStart w:id="19" w:name="_Toc241937922"/>
+      <w:bookmarkStart w:id="19" w:name="_Toc241938624"/>
       <w:bookmarkEnd w:id="16"/>
       <w:r>
         <w:rPr>
@@ -9233,7 +9258,7 @@
         <w:ind w:firstLine="709"/>
       </w:pPr>
       <w:bookmarkStart w:id="20" w:name="_fc51781abcc4857bf621eab6b8861ea54729fed"/>
-      <w:bookmarkStart w:id="21" w:name="_Toc241937923"/>
+      <w:bookmarkStart w:id="21" w:name="_Toc241938625"/>
       <w:bookmarkEnd w:id="18"/>
       <w:r>
         <w:rPr>
@@ -9752,7 +9777,7 @@
           <w:sz w:val="28"/>
         </w:rPr>
         <w:drawing>
-          <wp:inline distT="0" distB="0" distL="0" distR="0" wp14:anchorId="6CD76A06" wp14:editId="1F0B5235">
+          <wp:inline distT="0" distB="0" distL="0" distR="0" wp14:anchorId="3FFDD275" wp14:editId="077F9A5D">
             <wp:extent cx="5334000" cy="2341756"/>
             <wp:effectExtent l="0" t="0" r="0" b="0"/>
             <wp:docPr id="26" name="Picture"/>
@@ -9836,7 +9861,7 @@
         <w:ind w:firstLine="709"/>
       </w:pPr>
       <w:bookmarkStart w:id="22" w:name="_3cbac706be9fcf271e7c81612a5c58063188b2f"/>
-      <w:bookmarkStart w:id="23" w:name="_Toc241937924"/>
+      <w:bookmarkStart w:id="23" w:name="_Toc241938626"/>
       <w:bookmarkEnd w:id="20"/>
       <w:r>
         <w:rPr>
@@ -11416,7 +11441,7 @@
         <w:ind w:firstLine="709"/>
       </w:pPr>
       <w:bookmarkStart w:id="24" w:name="_efd4e361dc2d7db269a1aa4c2dc9b6b6bcbeef9"/>
-      <w:bookmarkStart w:id="25" w:name="_Toc241937925"/>
+      <w:bookmarkStart w:id="25" w:name="_Toc241938627"/>
       <w:bookmarkEnd w:id="22"/>
       <w:r>
         <w:rPr>
@@ -12298,7 +12323,7 @@
         <w:jc w:val="center"/>
       </w:pPr>
       <w:bookmarkStart w:id="26" w:name="_выводы"/>
-      <w:bookmarkStart w:id="27" w:name="_Toc241937926"/>
+      <w:bookmarkStart w:id="27" w:name="_Toc241938628"/>
       <w:bookmarkEnd w:id="24"/>
       <w:r>
         <w:rPr>
@@ -12364,7 +12389,7 @@
         <w:jc w:val="center"/>
       </w:pPr>
       <w:bookmarkStart w:id="28" w:name="_274f6a444530ef90b0479dabf3d210f01e97699"/>
-      <w:bookmarkStart w:id="29" w:name="_Toc241937927"/>
+      <w:bookmarkStart w:id="29" w:name="_Toc241938629"/>
       <w:bookmarkEnd w:id="26"/>
       <w:r>
         <w:rPr>
@@ -12513,7 +12538,7 @@
         <w:ind w:firstLine="709"/>
       </w:pPr>
       <w:bookmarkStart w:id="30" w:name="_d0b2864b05c1a6817d4667f0f3e4b4928a2cf70"/>
-      <w:bookmarkStart w:id="31" w:name="_Toc241937928"/>
+      <w:bookmarkStart w:id="31" w:name="_Toc241938630"/>
       <w:bookmarkEnd w:id="28"/>
       <w:r>
         <w:rPr>
@@ -13279,7 +13304,7 @@
         <w:ind w:firstLine="709"/>
       </w:pPr>
       <w:bookmarkStart w:id="32" w:name="_57b6da660863974cb7f545bcaedf54a886793e9"/>
-      <w:bookmarkStart w:id="33" w:name="_Toc241937929"/>
+      <w:bookmarkStart w:id="33" w:name="_Toc241938631"/>
       <w:bookmarkEnd w:id="30"/>
       <w:r>
         <w:rPr>
@@ -14380,7 +14405,7 @@
         <w:ind w:firstLine="709"/>
       </w:pPr>
       <w:bookmarkStart w:id="34" w:name="_bab2a73b062d54d30a46b35a66541c275d60dcb"/>
-      <w:bookmarkStart w:id="35" w:name="_Toc241937930"/>
+      <w:bookmarkStart w:id="35" w:name="_Toc241938632"/>
       <w:bookmarkEnd w:id="32"/>
       <w:r>
         <w:rPr>
@@ -15520,7 +15545,7 @@
         <w:ind w:firstLine="709"/>
       </w:pPr>
       <w:bookmarkStart w:id="36" w:name="_301fb4639e999825c095dd7055019e7c013a803"/>
-      <w:bookmarkStart w:id="37" w:name="_Toc241937931"/>
+      <w:bookmarkStart w:id="37" w:name="_Toc241938633"/>
       <w:bookmarkEnd w:id="34"/>
       <w:r>
         <w:rPr>
@@ -16199,7 +16224,7 @@
         <w:ind w:firstLine="709"/>
       </w:pPr>
       <w:bookmarkStart w:id="38" w:name="_0b3889fe5487e8057dd761c90a2747437e007c1"/>
-      <w:bookmarkStart w:id="39" w:name="_Toc241937932"/>
+      <w:bookmarkStart w:id="39" w:name="_Toc241938634"/>
       <w:bookmarkEnd w:id="36"/>
       <w:r>
         <w:rPr>
@@ -16433,7 +16458,7 @@
   <w:abstractNum w:abstractNumId="0" w15:restartNumberingAfterBreak="0">
     <w:nsid w:val="0000A990"/>
     <w:multiLevelType w:val="multilevel"/>
-    <w:tmpl w:val="9B72E776"/>
+    <w:tmpl w:val="770C98E6"/>
     <w:lvl w:ilvl="0">
       <w:numFmt w:val="bullet"/>
       <w:lvlText w:val=" "/>
@@ -16510,7 +16535,7 @@
   <w:abstractNum w:abstractNumId="1" w15:restartNumberingAfterBreak="0">
     <w:nsid w:val="00A99411"/>
     <w:multiLevelType w:val="multilevel"/>
-    <w:tmpl w:val="5BEE5056"/>
+    <w:tmpl w:val="1EE6C596"/>
     <w:lvl w:ilvl="0">
       <w:start w:val="1"/>
       <w:numFmt w:val="decimal"/>
@@ -17958,7 +17983,7 @@
     <w:autoRedefine/>
     <w:uiPriority w:val="39"/>
     <w:unhideWhenUsed/>
-    <w:rsid w:val="0059035C"/>
+    <w:rsid w:val="00FB0B53"/>
     <w:pPr>
       <w:spacing w:after="100"/>
     </w:pPr>

--- a/ЛР7_Итоговый_отчет/ОТЧЕТ_ЛР7_TableMind.docx
+++ b/ЛР7_Итоговый_отчет/ОТЧЕТ_ЛР7_TableMind.docx
@@ -264,7 +264,7 @@
       <w:r>
         <w:fldChar w:fldCharType="separate"/>
       </w:r>
-      <w:hyperlink w:anchor="_Toc241938615" w:history="1">
+      <w:hyperlink w:anchor="_Toc241939380" w:history="1">
         <w:r>
           <w:rPr>
             <w:rStyle w:val="af"/>
@@ -292,7 +292,7 @@
             <w:noProof/>
             <w:webHidden/>
           </w:rPr>
-          <w:instrText xml:space="preserve"> PAGEREF _Toc241938615 \h </w:instrText>
+          <w:instrText xml:space="preserve"> PAGEREF _Toc241939380 \h </w:instrText>
         </w:r>
         <w:r>
           <w:rPr>
@@ -333,7 +333,7 @@
           <w:noProof/>
         </w:rPr>
       </w:pPr>
-      <w:hyperlink w:anchor="_Toc241938616" w:history="1">
+      <w:hyperlink w:anchor="_Toc241939381" w:history="1">
         <w:r>
           <w:rPr>
             <w:rStyle w:val="af"/>
@@ -395,7 +395,7 @@
             <w:noProof/>
             <w:webHidden/>
           </w:rPr>
-          <w:instrText xml:space="preserve"> PAGEREF _Toc241938616 \h </w:instrText>
+          <w:instrText xml:space="preserve"> PAGEREF _Toc241939381 \h </w:instrText>
         </w:r>
         <w:r>
           <w:rPr>
@@ -436,7 +436,7 @@
           <w:noProof/>
         </w:rPr>
       </w:pPr>
-      <w:hyperlink w:anchor="_Toc241938617" w:history="1">
+      <w:hyperlink w:anchor="_Toc241939382" w:history="1">
         <w:r>
           <w:rPr>
             <w:rStyle w:val="af"/>
@@ -464,7 +464,7 @@
             <w:noProof/>
             <w:webHidden/>
           </w:rPr>
-          <w:instrText xml:space="preserve"> PAGEREF _Toc241938617 \h </w:instrText>
+          <w:instrText xml:space="preserve"> PAGEREF _Toc241939382 \h </w:instrText>
         </w:r>
         <w:r>
           <w:rPr>
@@ -505,7 +505,7 @@
           <w:noProof/>
         </w:rPr>
       </w:pPr>
-      <w:hyperlink w:anchor="_Toc241938618" w:history="1">
+      <w:hyperlink w:anchor="_Toc241939383" w:history="1">
         <w:r>
           <w:rPr>
             <w:rStyle w:val="af"/>
@@ -533,7 +533,7 @@
             <w:noProof/>
             <w:webHidden/>
           </w:rPr>
-          <w:instrText xml:space="preserve"> PAGEREF _Toc241938618 \h </w:instrText>
+          <w:instrText xml:space="preserve"> PAGEREF _Toc241939383 \h </w:instrText>
         </w:r>
         <w:r>
           <w:rPr>
@@ -574,7 +574,7 @@
           <w:noProof/>
         </w:rPr>
       </w:pPr>
-      <w:hyperlink w:anchor="_Toc241938619" w:history="1">
+      <w:hyperlink w:anchor="_Toc241939384" w:history="1">
         <w:r>
           <w:rPr>
             <w:rStyle w:val="af"/>
@@ -602,7 +602,7 @@
             <w:noProof/>
             <w:webHidden/>
           </w:rPr>
-          <w:instrText xml:space="preserve"> PAGEREF _Toc241938619 \h </w:instrText>
+          <w:instrText xml:space="preserve"> PAGEREF _Toc241939384 \h </w:instrText>
         </w:r>
         <w:r>
           <w:rPr>
@@ -643,7 +643,7 @@
           <w:noProof/>
         </w:rPr>
       </w:pPr>
-      <w:hyperlink w:anchor="_Toc241938620" w:history="1">
+      <w:hyperlink w:anchor="_Toc241939385" w:history="1">
         <w:r>
           <w:rPr>
             <w:rStyle w:val="af"/>
@@ -671,7 +671,7 @@
             <w:noProof/>
             <w:webHidden/>
           </w:rPr>
-          <w:instrText xml:space="preserve"> PAGEREF _Toc241938620 \h </w:instrText>
+          <w:instrText xml:space="preserve"> PAGEREF _Toc241939385 \h </w:instrText>
         </w:r>
         <w:r>
           <w:rPr>
@@ -712,7 +712,7 @@
           <w:noProof/>
         </w:rPr>
       </w:pPr>
-      <w:hyperlink w:anchor="_Toc241938621" w:history="1">
+      <w:hyperlink w:anchor="_Toc241939386" w:history="1">
         <w:r>
           <w:rPr>
             <w:rStyle w:val="af"/>
@@ -740,7 +740,7 @@
             <w:noProof/>
             <w:webHidden/>
           </w:rPr>
-          <w:instrText xml:space="preserve"> PAGEREF _Toc241938621 \h </w:instrText>
+          <w:instrText xml:space="preserve"> PAGEREF _Toc241939386 \h </w:instrText>
         </w:r>
         <w:r>
           <w:rPr>
@@ -781,7 +781,7 @@
           <w:noProof/>
         </w:rPr>
       </w:pPr>
-      <w:hyperlink w:anchor="_Toc241938622" w:history="1">
+      <w:hyperlink w:anchor="_Toc241939387" w:history="1">
         <w:r>
           <w:rPr>
             <w:rStyle w:val="af"/>
@@ -809,7 +809,7 @@
             <w:noProof/>
             <w:webHidden/>
           </w:rPr>
-          <w:instrText xml:space="preserve"> PAGEREF _Toc241938622 \h </w:instrText>
+          <w:instrText xml:space="preserve"> PAGEREF _Toc241939387 \h </w:instrText>
         </w:r>
         <w:r>
           <w:rPr>
@@ -850,7 +850,7 @@
           <w:noProof/>
         </w:rPr>
       </w:pPr>
-      <w:hyperlink w:anchor="_Toc241938623" w:history="1">
+      <w:hyperlink w:anchor="_Toc241939388" w:history="1">
         <w:r>
           <w:rPr>
             <w:rStyle w:val="af"/>
@@ -878,7 +878,7 @@
             <w:noProof/>
             <w:webHidden/>
           </w:rPr>
-          <w:instrText xml:space="preserve"> PAGEREF _Toc241938623 \h </w:instrText>
+          <w:instrText xml:space="preserve"> PAGEREF _Toc241939388 \h </w:instrText>
         </w:r>
         <w:r>
           <w:rPr>
@@ -919,7 +919,7 @@
           <w:noProof/>
         </w:rPr>
       </w:pPr>
-      <w:hyperlink w:anchor="_Toc241938624" w:history="1">
+      <w:hyperlink w:anchor="_Toc241939389" w:history="1">
         <w:r>
           <w:rPr>
             <w:rStyle w:val="af"/>
@@ -947,7 +947,7 @@
             <w:noProof/>
             <w:webHidden/>
           </w:rPr>
-          <w:instrText xml:space="preserve"> PAGEREF _Toc241938624 \h </w:instrText>
+          <w:instrText xml:space="preserve"> PAGEREF _Toc241939389 \h </w:instrText>
         </w:r>
         <w:r>
           <w:rPr>
@@ -988,7 +988,7 @@
           <w:noProof/>
         </w:rPr>
       </w:pPr>
-      <w:hyperlink w:anchor="_Toc241938625" w:history="1">
+      <w:hyperlink w:anchor="_Toc241939390" w:history="1">
         <w:r>
           <w:rPr>
             <w:rStyle w:val="af"/>
@@ -1016,7 +1016,7 @@
             <w:noProof/>
             <w:webHidden/>
           </w:rPr>
-          <w:instrText xml:space="preserve"> PAGEREF _Toc241938625 \h </w:instrText>
+          <w:instrText xml:space="preserve"> PAGEREF _Toc241939390 \h </w:instrText>
         </w:r>
         <w:r>
           <w:rPr>
@@ -1057,7 +1057,7 @@
           <w:noProof/>
         </w:rPr>
       </w:pPr>
-      <w:hyperlink w:anchor="_Toc241938626" w:history="1">
+      <w:hyperlink w:anchor="_Toc241939391" w:history="1">
         <w:r>
           <w:rPr>
             <w:rStyle w:val="af"/>
@@ -1085,7 +1085,7 @@
             <w:noProof/>
             <w:webHidden/>
           </w:rPr>
-          <w:instrText xml:space="preserve"> PAGEREF _Toc241938626 \h </w:instrText>
+          <w:instrText xml:space="preserve"> PAGEREF _Toc241939391 \h </w:instrText>
         </w:r>
         <w:r>
           <w:rPr>
@@ -1126,7 +1126,7 @@
           <w:noProof/>
         </w:rPr>
       </w:pPr>
-      <w:hyperlink w:anchor="_Toc241938627" w:history="1">
+      <w:hyperlink w:anchor="_Toc241939392" w:history="1">
         <w:r>
           <w:rPr>
             <w:rStyle w:val="af"/>
@@ -1154,7 +1154,7 @@
             <w:noProof/>
             <w:webHidden/>
           </w:rPr>
-          <w:instrText xml:space="preserve"> PAGEREF _Toc241938627 \h </w:instrText>
+          <w:instrText xml:space="preserve"> PAGEREF _Toc241939392 \h </w:instrText>
         </w:r>
         <w:r>
           <w:rPr>
@@ -1195,7 +1195,7 @@
           <w:noProof/>
         </w:rPr>
       </w:pPr>
-      <w:hyperlink w:anchor="_Toc241938628" w:history="1">
+      <w:hyperlink w:anchor="_Toc241939393" w:history="1">
         <w:r>
           <w:rPr>
             <w:rStyle w:val="af"/>
@@ -1223,7 +1223,7 @@
             <w:noProof/>
             <w:webHidden/>
           </w:rPr>
-          <w:instrText xml:space="preserve"> PAGEREF _Toc241938628 \h </w:instrText>
+          <w:instrText xml:space="preserve"> PAGEREF _Toc241939393 \h </w:instrText>
         </w:r>
         <w:r>
           <w:rPr>
@@ -1264,7 +1264,7 @@
           <w:noProof/>
         </w:rPr>
       </w:pPr>
-      <w:hyperlink w:anchor="_Toc241938629" w:history="1">
+      <w:hyperlink w:anchor="_Toc241939394" w:history="1">
         <w:r>
           <w:rPr>
             <w:rStyle w:val="af"/>
@@ -1292,7 +1292,7 @@
             <w:noProof/>
             <w:webHidden/>
           </w:rPr>
-          <w:instrText xml:space="preserve"> PAGEREF _Toc241938629 \h </w:instrText>
+          <w:instrText xml:space="preserve"> PAGEREF _Toc241939394 \h </w:instrText>
         </w:r>
         <w:r>
           <w:rPr>
@@ -1333,7 +1333,7 @@
           <w:noProof/>
         </w:rPr>
       </w:pPr>
-      <w:hyperlink w:anchor="_Toc241938630" w:history="1">
+      <w:hyperlink w:anchor="_Toc241939395" w:history="1">
         <w:r>
           <w:rPr>
             <w:rStyle w:val="af"/>
@@ -1361,7 +1361,7 @@
             <w:noProof/>
             <w:webHidden/>
           </w:rPr>
-          <w:instrText xml:space="preserve"> PAGEREF _Toc241938630 \h </w:instrText>
+          <w:instrText xml:space="preserve"> PAGEREF _Toc241939395 \h </w:instrText>
         </w:r>
         <w:r>
           <w:rPr>
@@ -1402,7 +1402,7 @@
           <w:noProof/>
         </w:rPr>
       </w:pPr>
-      <w:hyperlink w:anchor="_Toc241938631" w:history="1">
+      <w:hyperlink w:anchor="_Toc241939396" w:history="1">
         <w:r>
           <w:rPr>
             <w:rStyle w:val="af"/>
@@ -1430,7 +1430,7 @@
             <w:noProof/>
             <w:webHidden/>
           </w:rPr>
-          <w:instrText xml:space="preserve"> PAGEREF _Toc241938631 \h </w:instrText>
+          <w:instrText xml:space="preserve"> PAGEREF _Toc241939396 \h </w:instrText>
         </w:r>
         <w:r>
           <w:rPr>
@@ -1471,7 +1471,7 @@
           <w:noProof/>
         </w:rPr>
       </w:pPr>
-      <w:hyperlink w:anchor="_Toc241938632" w:history="1">
+      <w:hyperlink w:anchor="_Toc241939397" w:history="1">
         <w:r>
           <w:rPr>
             <w:rStyle w:val="af"/>
@@ -1499,7 +1499,7 @@
             <w:noProof/>
             <w:webHidden/>
           </w:rPr>
-          <w:instrText xml:space="preserve"> PAGEREF _Toc241938632 \h </w:instrText>
+          <w:instrText xml:space="preserve"> PAGEREF _Toc241939397 \h </w:instrText>
         </w:r>
         <w:r>
           <w:rPr>
@@ -1540,7 +1540,7 @@
           <w:noProof/>
         </w:rPr>
       </w:pPr>
-      <w:hyperlink w:anchor="_Toc241938633" w:history="1">
+      <w:hyperlink w:anchor="_Toc241939398" w:history="1">
         <w:r>
           <w:rPr>
             <w:rStyle w:val="af"/>
@@ -1568,7 +1568,7 @@
             <w:noProof/>
             <w:webHidden/>
           </w:rPr>
-          <w:instrText xml:space="preserve"> PAGEREF _Toc241938633 \h </w:instrText>
+          <w:instrText xml:space="preserve"> PAGEREF _Toc241939398 \h </w:instrText>
         </w:r>
         <w:r>
           <w:rPr>
@@ -1609,7 +1609,7 @@
           <w:noProof/>
         </w:rPr>
       </w:pPr>
-      <w:hyperlink w:anchor="_Toc241938634" w:history="1">
+      <w:hyperlink w:anchor="_Toc241939399" w:history="1">
         <w:r>
           <w:rPr>
             <w:rStyle w:val="af"/>
@@ -1637,7 +1637,7 @@
             <w:noProof/>
             <w:webHidden/>
           </w:rPr>
-          <w:instrText xml:space="preserve"> PAGEREF _Toc241938634 \h </w:instrText>
+          <w:instrText xml:space="preserve"> PAGEREF _Toc241939399 \h </w:instrText>
         </w:r>
         <w:r>
           <w:rPr>
@@ -1683,7 +1683,7 @@
         <w:spacing w:before="0" w:after="360" w:line="360" w:lineRule="exact"/>
         <w:ind w:firstLine="709"/>
       </w:pPr>
-      <w:bookmarkStart w:id="1" w:name="_Toc241938615"/>
+      <w:bookmarkStart w:id="1" w:name="_Toc241939380"/>
       <w:r>
         <w:rPr>
           <w:b/>
@@ -2238,7 +2238,7 @@
         <w:ind w:firstLine="709"/>
       </w:pPr>
       <w:bookmarkStart w:id="2" w:name="_fe8d3efd355b4a528bffe4e412a753a8708d8a7"/>
-      <w:bookmarkStart w:id="3" w:name="_Toc241938616"/>
+      <w:bookmarkStart w:id="3" w:name="_Toc241939381"/>
       <w:bookmarkEnd w:id="0"/>
       <w:r>
         <w:rPr>
@@ -2833,7 +2833,7 @@
         <w:ind w:firstLine="709"/>
       </w:pPr>
       <w:bookmarkStart w:id="4" w:name="_85970216d61dd6d6f40a43c2142d7359aebf30e"/>
-      <w:bookmarkStart w:id="5" w:name="_Toc241938617"/>
+      <w:bookmarkStart w:id="5" w:name="_Toc241939382"/>
       <w:bookmarkEnd w:id="2"/>
       <w:r>
         <w:rPr>
@@ -3549,7 +3549,7 @@
           <w:sz w:val="28"/>
         </w:rPr>
         <w:drawing>
-          <wp:inline distT="0" distB="0" distL="0" distR="0" wp14:anchorId="434C3D40" wp14:editId="5ED6AA7F">
+          <wp:inline distT="0" distB="0" distL="0" distR="0" wp14:anchorId="2331A466" wp14:editId="427C8F8E">
             <wp:extent cx="5334000" cy="2471853"/>
             <wp:effectExtent l="0" t="0" r="0" b="0"/>
             <wp:docPr id="12" name="Picture"/>
@@ -3783,7 +3783,7 @@
         <w:ind w:firstLine="709"/>
       </w:pPr>
       <w:bookmarkStart w:id="6" w:name="_952a16116c37bc0383f5f47ccedf9607bd1472f"/>
-      <w:bookmarkStart w:id="7" w:name="_Toc241938618"/>
+      <w:bookmarkStart w:id="7" w:name="_Toc241939383"/>
       <w:bookmarkEnd w:id="4"/>
       <w:r>
         <w:rPr>
@@ -4717,7 +4717,7 @@
         <w:ind w:firstLine="709"/>
       </w:pPr>
       <w:bookmarkStart w:id="8" w:name="_550d58f707a5c37672fca98b77eb8736ae09aa2"/>
-      <w:bookmarkStart w:id="9" w:name="_Toc241938619"/>
+      <w:bookmarkStart w:id="9" w:name="_Toc241939384"/>
       <w:bookmarkEnd w:id="6"/>
       <w:r>
         <w:rPr>
@@ -5260,7 +5260,7 @@
           <w:sz w:val="28"/>
         </w:rPr>
         <w:drawing>
-          <wp:inline distT="0" distB="0" distL="0" distR="0" wp14:anchorId="6C57B9B4" wp14:editId="7C7C19FC">
+          <wp:inline distT="0" distB="0" distL="0" distR="0" wp14:anchorId="3F9C24C2" wp14:editId="643B0F13">
             <wp:extent cx="5334000" cy="2471853"/>
             <wp:effectExtent l="0" t="0" r="0" b="0"/>
             <wp:docPr id="17" name="Picture"/>
@@ -5370,7 +5370,7 @@
         <w:ind w:firstLine="709"/>
       </w:pPr>
       <w:bookmarkStart w:id="10" w:name="_e000447a5cb978ee53bdb6877ec2ece1121f293"/>
-      <w:bookmarkStart w:id="11" w:name="_Toc241938620"/>
+      <w:bookmarkStart w:id="11" w:name="_Toc241939385"/>
       <w:bookmarkEnd w:id="8"/>
       <w:r>
         <w:rPr>
@@ -6126,7 +6126,7 @@
         <w:ind w:firstLine="709"/>
       </w:pPr>
       <w:bookmarkStart w:id="12" w:name="_d6b1e0606ccffbfea524c7b8890d7424ae6ef8d"/>
-      <w:bookmarkStart w:id="13" w:name="_Toc241938621"/>
+      <w:bookmarkStart w:id="13" w:name="_Toc241939386"/>
       <w:bookmarkEnd w:id="10"/>
       <w:r>
         <w:rPr>
@@ -6717,7 +6717,7 @@
         <w:ind w:firstLine="709"/>
       </w:pPr>
       <w:bookmarkStart w:id="14" w:name="_d9c21b914bbc5bab06da79c3c8a3f5937408dab"/>
-      <w:bookmarkStart w:id="15" w:name="_Toc241938622"/>
+      <w:bookmarkStart w:id="15" w:name="_Toc241939387"/>
       <w:bookmarkEnd w:id="12"/>
       <w:r>
         <w:rPr>
@@ -7695,7 +7695,7 @@
         <w:ind w:firstLine="709"/>
       </w:pPr>
       <w:bookmarkStart w:id="16" w:name="_519d46f9ff7923648cbfef21e26057944381813"/>
-      <w:bookmarkStart w:id="17" w:name="_Toc241938623"/>
+      <w:bookmarkStart w:id="17" w:name="_Toc241939388"/>
       <w:bookmarkEnd w:id="14"/>
       <w:r>
         <w:rPr>
@@ -7761,7 +7761,7 @@
         <w:ind w:firstLine="709"/>
       </w:pPr>
       <w:bookmarkStart w:id="18" w:name="_753c3388bf9c3477a7d17f68c6497177eb43643"/>
-      <w:bookmarkStart w:id="19" w:name="_Toc241938624"/>
+      <w:bookmarkStart w:id="19" w:name="_Toc241939389"/>
       <w:bookmarkEnd w:id="16"/>
       <w:r>
         <w:rPr>
@@ -9258,7 +9258,7 @@
         <w:ind w:firstLine="709"/>
       </w:pPr>
       <w:bookmarkStart w:id="20" w:name="_fc51781abcc4857bf621eab6b8861ea54729fed"/>
-      <w:bookmarkStart w:id="21" w:name="_Toc241938625"/>
+      <w:bookmarkStart w:id="21" w:name="_Toc241939390"/>
       <w:bookmarkEnd w:id="18"/>
       <w:r>
         <w:rPr>
@@ -9777,7 +9777,7 @@
           <w:sz w:val="28"/>
         </w:rPr>
         <w:drawing>
-          <wp:inline distT="0" distB="0" distL="0" distR="0" wp14:anchorId="3FFDD275" wp14:editId="077F9A5D">
+          <wp:inline distT="0" distB="0" distL="0" distR="0" wp14:anchorId="48BE3B9F" wp14:editId="450215EF">
             <wp:extent cx="5334000" cy="2341756"/>
             <wp:effectExtent l="0" t="0" r="0" b="0"/>
             <wp:docPr id="26" name="Picture"/>
@@ -9861,7 +9861,7 @@
         <w:ind w:firstLine="709"/>
       </w:pPr>
       <w:bookmarkStart w:id="22" w:name="_3cbac706be9fcf271e7c81612a5c58063188b2f"/>
-      <w:bookmarkStart w:id="23" w:name="_Toc241938626"/>
+      <w:bookmarkStart w:id="23" w:name="_Toc241939391"/>
       <w:bookmarkEnd w:id="20"/>
       <w:r>
         <w:rPr>
@@ -11441,7 +11441,7 @@
         <w:ind w:firstLine="709"/>
       </w:pPr>
       <w:bookmarkStart w:id="24" w:name="_efd4e361dc2d7db269a1aa4c2dc9b6b6bcbeef9"/>
-      <w:bookmarkStart w:id="25" w:name="_Toc241938627"/>
+      <w:bookmarkStart w:id="25" w:name="_Toc241939392"/>
       <w:bookmarkEnd w:id="22"/>
       <w:r>
         <w:rPr>
@@ -12323,7 +12323,7 @@
         <w:jc w:val="center"/>
       </w:pPr>
       <w:bookmarkStart w:id="26" w:name="_выводы"/>
-      <w:bookmarkStart w:id="27" w:name="_Toc241938628"/>
+      <w:bookmarkStart w:id="27" w:name="_Toc241939393"/>
       <w:bookmarkEnd w:id="24"/>
       <w:r>
         <w:rPr>
@@ -12389,7 +12389,7 @@
         <w:jc w:val="center"/>
       </w:pPr>
       <w:bookmarkStart w:id="28" w:name="_274f6a444530ef90b0479dabf3d210f01e97699"/>
-      <w:bookmarkStart w:id="29" w:name="_Toc241938629"/>
+      <w:bookmarkStart w:id="29" w:name="_Toc241939394"/>
       <w:bookmarkEnd w:id="26"/>
       <w:r>
         <w:rPr>
@@ -12538,7 +12538,7 @@
         <w:ind w:firstLine="709"/>
       </w:pPr>
       <w:bookmarkStart w:id="30" w:name="_d0b2864b05c1a6817d4667f0f3e4b4928a2cf70"/>
-      <w:bookmarkStart w:id="31" w:name="_Toc241938630"/>
+      <w:bookmarkStart w:id="31" w:name="_Toc241939395"/>
       <w:bookmarkEnd w:id="28"/>
       <w:r>
         <w:rPr>
@@ -13304,7 +13304,7 @@
         <w:ind w:firstLine="709"/>
       </w:pPr>
       <w:bookmarkStart w:id="32" w:name="_57b6da660863974cb7f545bcaedf54a886793e9"/>
-      <w:bookmarkStart w:id="33" w:name="_Toc241938631"/>
+      <w:bookmarkStart w:id="33" w:name="_Toc241939396"/>
       <w:bookmarkEnd w:id="30"/>
       <w:r>
         <w:rPr>
@@ -14405,7 +14405,7 @@
         <w:ind w:firstLine="709"/>
       </w:pPr>
       <w:bookmarkStart w:id="34" w:name="_bab2a73b062d54d30a46b35a66541c275d60dcb"/>
-      <w:bookmarkStart w:id="35" w:name="_Toc241938632"/>
+      <w:bookmarkStart w:id="35" w:name="_Toc241939397"/>
       <w:bookmarkEnd w:id="32"/>
       <w:r>
         <w:rPr>
@@ -15545,7 +15545,7 @@
         <w:ind w:firstLine="709"/>
       </w:pPr>
       <w:bookmarkStart w:id="36" w:name="_301fb4639e999825c095dd7055019e7c013a803"/>
-      <w:bookmarkStart w:id="37" w:name="_Toc241938633"/>
+      <w:bookmarkStart w:id="37" w:name="_Toc241939398"/>
       <w:bookmarkEnd w:id="34"/>
       <w:r>
         <w:rPr>
@@ -16224,7 +16224,7 @@
         <w:ind w:firstLine="709"/>
       </w:pPr>
       <w:bookmarkStart w:id="38" w:name="_0b3889fe5487e8057dd761c90a2747437e007c1"/>
-      <w:bookmarkStart w:id="39" w:name="_Toc241938634"/>
+      <w:bookmarkStart w:id="39" w:name="_Toc241939399"/>
       <w:bookmarkEnd w:id="36"/>
       <w:r>
         <w:rPr>
@@ -16458,7 +16458,7 @@
   <w:abstractNum w:abstractNumId="0" w15:restartNumberingAfterBreak="0">
     <w:nsid w:val="0000A990"/>
     <w:multiLevelType w:val="multilevel"/>
-    <w:tmpl w:val="770C98E6"/>
+    <w:tmpl w:val="13B66DBC"/>
     <w:lvl w:ilvl="0">
       <w:numFmt w:val="bullet"/>
       <w:lvlText w:val=" "/>
@@ -16535,7 +16535,7 @@
   <w:abstractNum w:abstractNumId="1" w15:restartNumberingAfterBreak="0">
     <w:nsid w:val="00A99411"/>
     <w:multiLevelType w:val="multilevel"/>
-    <w:tmpl w:val="1EE6C596"/>
+    <w:tmpl w:val="3B7A1BF6"/>
     <w:lvl w:ilvl="0">
       <w:start w:val="1"/>
       <w:numFmt w:val="decimal"/>
@@ -17983,7 +17983,7 @@
     <w:autoRedefine/>
     <w:uiPriority w:val="39"/>
     <w:unhideWhenUsed/>
-    <w:rsid w:val="00FB0B53"/>
+    <w:rsid w:val="008F2F3D"/>
     <w:pPr>
       <w:spacing w:after="100"/>
     </w:pPr>

--- a/ЛР7_Итоговый_отчет/ОТЧЕТ_ЛР7_TableMind.docx
+++ b/ЛР7_Итоговый_отчет/ОТЧЕТ_ЛР7_TableMind.docx
@@ -264,7 +264,7 @@
       <w:r>
         <w:fldChar w:fldCharType="separate"/>
       </w:r>
-      <w:hyperlink w:anchor="_Toc241939380" w:history="1">
+      <w:hyperlink w:anchor="_Toc241940007" w:history="1">
         <w:r>
           <w:rPr>
             <w:rStyle w:val="af"/>
@@ -292,7 +292,7 @@
             <w:noProof/>
             <w:webHidden/>
           </w:rPr>
-          <w:instrText xml:space="preserve"> PAGEREF _Toc241939380 \h </w:instrText>
+          <w:instrText xml:space="preserve"> PAGEREF _Toc241940007 \h </w:instrText>
         </w:r>
         <w:r>
           <w:rPr>
@@ -333,7 +333,7 @@
           <w:noProof/>
         </w:rPr>
       </w:pPr>
-      <w:hyperlink w:anchor="_Toc241939381" w:history="1">
+      <w:hyperlink w:anchor="_Toc241940008" w:history="1">
         <w:r>
           <w:rPr>
             <w:rStyle w:val="af"/>
@@ -395,7 +395,7 @@
             <w:noProof/>
             <w:webHidden/>
           </w:rPr>
-          <w:instrText xml:space="preserve"> PAGEREF _Toc241939381 \h </w:instrText>
+          <w:instrText xml:space="preserve"> PAGEREF _Toc241940008 \h </w:instrText>
         </w:r>
         <w:r>
           <w:rPr>
@@ -436,7 +436,7 @@
           <w:noProof/>
         </w:rPr>
       </w:pPr>
-      <w:hyperlink w:anchor="_Toc241939382" w:history="1">
+      <w:hyperlink w:anchor="_Toc241940009" w:history="1">
         <w:r>
           <w:rPr>
             <w:rStyle w:val="af"/>
@@ -464,7 +464,7 @@
             <w:noProof/>
             <w:webHidden/>
           </w:rPr>
-          <w:instrText xml:space="preserve"> PAGEREF _Toc241939382 \h </w:instrText>
+          <w:instrText xml:space="preserve"> PAGEREF _Toc241940009 \h </w:instrText>
         </w:r>
         <w:r>
           <w:rPr>
@@ -505,7 +505,7 @@
           <w:noProof/>
         </w:rPr>
       </w:pPr>
-      <w:hyperlink w:anchor="_Toc241939383" w:history="1">
+      <w:hyperlink w:anchor="_Toc241940010" w:history="1">
         <w:r>
           <w:rPr>
             <w:rStyle w:val="af"/>
@@ -533,7 +533,7 @@
             <w:noProof/>
             <w:webHidden/>
           </w:rPr>
-          <w:instrText xml:space="preserve"> PAGEREF _Toc241939383 \h </w:instrText>
+          <w:instrText xml:space="preserve"> PAGEREF _Toc241940010 \h </w:instrText>
         </w:r>
         <w:r>
           <w:rPr>
@@ -574,7 +574,7 @@
           <w:noProof/>
         </w:rPr>
       </w:pPr>
-      <w:hyperlink w:anchor="_Toc241939384" w:history="1">
+      <w:hyperlink w:anchor="_Toc241940011" w:history="1">
         <w:r>
           <w:rPr>
             <w:rStyle w:val="af"/>
@@ -602,7 +602,7 @@
             <w:noProof/>
             <w:webHidden/>
           </w:rPr>
-          <w:instrText xml:space="preserve"> PAGEREF _Toc241939384 \h </w:instrText>
+          <w:instrText xml:space="preserve"> PAGEREF _Toc241940011 \h </w:instrText>
         </w:r>
         <w:r>
           <w:rPr>
@@ -643,7 +643,7 @@
           <w:noProof/>
         </w:rPr>
       </w:pPr>
-      <w:hyperlink w:anchor="_Toc241939385" w:history="1">
+      <w:hyperlink w:anchor="_Toc241940012" w:history="1">
         <w:r>
           <w:rPr>
             <w:rStyle w:val="af"/>
@@ -671,7 +671,7 @@
             <w:noProof/>
             <w:webHidden/>
           </w:rPr>
-          <w:instrText xml:space="preserve"> PAGEREF _Toc241939385 \h </w:instrText>
+          <w:instrText xml:space="preserve"> PAGEREF _Toc241940012 \h </w:instrText>
         </w:r>
         <w:r>
           <w:rPr>
@@ -712,7 +712,7 @@
           <w:noProof/>
         </w:rPr>
       </w:pPr>
-      <w:hyperlink w:anchor="_Toc241939386" w:history="1">
+      <w:hyperlink w:anchor="_Toc241940013" w:history="1">
         <w:r>
           <w:rPr>
             <w:rStyle w:val="af"/>
@@ -740,7 +740,7 @@
             <w:noProof/>
             <w:webHidden/>
           </w:rPr>
-          <w:instrText xml:space="preserve"> PAGEREF _Toc241939386 \h </w:instrText>
+          <w:instrText xml:space="preserve"> PAGEREF _Toc241940013 \h </w:instrText>
         </w:r>
         <w:r>
           <w:rPr>
@@ -781,7 +781,7 @@
           <w:noProof/>
         </w:rPr>
       </w:pPr>
-      <w:hyperlink w:anchor="_Toc241939387" w:history="1">
+      <w:hyperlink w:anchor="_Toc241940014" w:history="1">
         <w:r>
           <w:rPr>
             <w:rStyle w:val="af"/>
@@ -809,7 +809,7 @@
             <w:noProof/>
             <w:webHidden/>
           </w:rPr>
-          <w:instrText xml:space="preserve"> PAGEREF _Toc241939387 \h </w:instrText>
+          <w:instrText xml:space="preserve"> PAGEREF _Toc241940014 \h </w:instrText>
         </w:r>
         <w:r>
           <w:rPr>
@@ -850,7 +850,7 @@
           <w:noProof/>
         </w:rPr>
       </w:pPr>
-      <w:hyperlink w:anchor="_Toc241939388" w:history="1">
+      <w:hyperlink w:anchor="_Toc241940015" w:history="1">
         <w:r>
           <w:rPr>
             <w:rStyle w:val="af"/>
@@ -878,7 +878,7 @@
             <w:noProof/>
             <w:webHidden/>
           </w:rPr>
-          <w:instrText xml:space="preserve"> PAGEREF _Toc241939388 \h </w:instrText>
+          <w:instrText xml:space="preserve"> PAGEREF _Toc241940015 \h </w:instrText>
         </w:r>
         <w:r>
           <w:rPr>
@@ -919,7 +919,7 @@
           <w:noProof/>
         </w:rPr>
       </w:pPr>
-      <w:hyperlink w:anchor="_Toc241939389" w:history="1">
+      <w:hyperlink w:anchor="_Toc241940016" w:history="1">
         <w:r>
           <w:rPr>
             <w:rStyle w:val="af"/>
@@ -947,7 +947,7 @@
             <w:noProof/>
             <w:webHidden/>
           </w:rPr>
-          <w:instrText xml:space="preserve"> PAGEREF _Toc241939389 \h </w:instrText>
+          <w:instrText xml:space="preserve"> PAGEREF _Toc241940016 \h </w:instrText>
         </w:r>
         <w:r>
           <w:rPr>
@@ -988,7 +988,7 @@
           <w:noProof/>
         </w:rPr>
       </w:pPr>
-      <w:hyperlink w:anchor="_Toc241939390" w:history="1">
+      <w:hyperlink w:anchor="_Toc241940017" w:history="1">
         <w:r>
           <w:rPr>
             <w:rStyle w:val="af"/>
@@ -1016,7 +1016,7 @@
             <w:noProof/>
             <w:webHidden/>
           </w:rPr>
-          <w:instrText xml:space="preserve"> PAGEREF _Toc241939390 \h </w:instrText>
+          <w:instrText xml:space="preserve"> PAGEREF _Toc241940017 \h </w:instrText>
         </w:r>
         <w:r>
           <w:rPr>
@@ -1057,7 +1057,7 @@
           <w:noProof/>
         </w:rPr>
       </w:pPr>
-      <w:hyperlink w:anchor="_Toc241939391" w:history="1">
+      <w:hyperlink w:anchor="_Toc241940018" w:history="1">
         <w:r>
           <w:rPr>
             <w:rStyle w:val="af"/>
@@ -1085,7 +1085,7 @@
             <w:noProof/>
             <w:webHidden/>
           </w:rPr>
-          <w:instrText xml:space="preserve"> PAGEREF _Toc241939391 \h </w:instrText>
+          <w:instrText xml:space="preserve"> PAGEREF _Toc241940018 \h </w:instrText>
         </w:r>
         <w:r>
           <w:rPr>
@@ -1126,7 +1126,7 @@
           <w:noProof/>
         </w:rPr>
       </w:pPr>
-      <w:hyperlink w:anchor="_Toc241939392" w:history="1">
+      <w:hyperlink w:anchor="_Toc241940019" w:history="1">
         <w:r>
           <w:rPr>
             <w:rStyle w:val="af"/>
@@ -1154,7 +1154,7 @@
             <w:noProof/>
             <w:webHidden/>
           </w:rPr>
-          <w:instrText xml:space="preserve"> PAGEREF _Toc241939392 \h </w:instrText>
+          <w:instrText xml:space="preserve"> PAGEREF _Toc241940019 \h </w:instrText>
         </w:r>
         <w:r>
           <w:rPr>
@@ -1195,7 +1195,7 @@
           <w:noProof/>
         </w:rPr>
       </w:pPr>
-      <w:hyperlink w:anchor="_Toc241939393" w:history="1">
+      <w:hyperlink w:anchor="_Toc241940020" w:history="1">
         <w:r>
           <w:rPr>
             <w:rStyle w:val="af"/>
@@ -1223,7 +1223,7 @@
             <w:noProof/>
             <w:webHidden/>
           </w:rPr>
-          <w:instrText xml:space="preserve"> PAGEREF _Toc241939393 \h </w:instrText>
+          <w:instrText xml:space="preserve"> PAGEREF _Toc241940020 \h </w:instrText>
         </w:r>
         <w:r>
           <w:rPr>
@@ -1264,7 +1264,7 @@
           <w:noProof/>
         </w:rPr>
       </w:pPr>
-      <w:hyperlink w:anchor="_Toc241939394" w:history="1">
+      <w:hyperlink w:anchor="_Toc241940021" w:history="1">
         <w:r>
           <w:rPr>
             <w:rStyle w:val="af"/>
@@ -1292,7 +1292,7 @@
             <w:noProof/>
             <w:webHidden/>
           </w:rPr>
-          <w:instrText xml:space="preserve"> PAGEREF _Toc241939394 \h </w:instrText>
+          <w:instrText xml:space="preserve"> PAGEREF _Toc241940021 \h </w:instrText>
         </w:r>
         <w:r>
           <w:rPr>
@@ -1333,7 +1333,7 @@
           <w:noProof/>
         </w:rPr>
       </w:pPr>
-      <w:hyperlink w:anchor="_Toc241939395" w:history="1">
+      <w:hyperlink w:anchor="_Toc241940022" w:history="1">
         <w:r>
           <w:rPr>
             <w:rStyle w:val="af"/>
@@ -1361,7 +1361,7 @@
             <w:noProof/>
             <w:webHidden/>
           </w:rPr>
-          <w:instrText xml:space="preserve"> PAGEREF _Toc241939395 \h </w:instrText>
+          <w:instrText xml:space="preserve"> PAGEREF _Toc241940022 \h </w:instrText>
         </w:r>
         <w:r>
           <w:rPr>
@@ -1402,7 +1402,7 @@
           <w:noProof/>
         </w:rPr>
       </w:pPr>
-      <w:hyperlink w:anchor="_Toc241939396" w:history="1">
+      <w:hyperlink w:anchor="_Toc241940023" w:history="1">
         <w:r>
           <w:rPr>
             <w:rStyle w:val="af"/>
@@ -1430,7 +1430,7 @@
             <w:noProof/>
             <w:webHidden/>
           </w:rPr>
-          <w:instrText xml:space="preserve"> PAGEREF _Toc241939396 \h </w:instrText>
+          <w:instrText xml:space="preserve"> PAGEREF _Toc241940023 \h </w:instrText>
         </w:r>
         <w:r>
           <w:rPr>
@@ -1471,7 +1471,7 @@
           <w:noProof/>
         </w:rPr>
       </w:pPr>
-      <w:hyperlink w:anchor="_Toc241939397" w:history="1">
+      <w:hyperlink w:anchor="_Toc241940024" w:history="1">
         <w:r>
           <w:rPr>
             <w:rStyle w:val="af"/>
@@ -1499,7 +1499,7 @@
             <w:noProof/>
             <w:webHidden/>
           </w:rPr>
-          <w:instrText xml:space="preserve"> PAGEREF _Toc241939397 \h </w:instrText>
+          <w:instrText xml:space="preserve"> PAGEREF _Toc241940024 \h </w:instrText>
         </w:r>
         <w:r>
           <w:rPr>
@@ -1540,7 +1540,7 @@
           <w:noProof/>
         </w:rPr>
       </w:pPr>
-      <w:hyperlink w:anchor="_Toc241939398" w:history="1">
+      <w:hyperlink w:anchor="_Toc241940025" w:history="1">
         <w:r>
           <w:rPr>
             <w:rStyle w:val="af"/>
@@ -1568,7 +1568,7 @@
             <w:noProof/>
             <w:webHidden/>
           </w:rPr>
-          <w:instrText xml:space="preserve"> PAGEREF _Toc241939398 \h </w:instrText>
+          <w:instrText xml:space="preserve"> PAGEREF _Toc241940025 \h </w:instrText>
         </w:r>
         <w:r>
           <w:rPr>
@@ -1609,7 +1609,7 @@
           <w:noProof/>
         </w:rPr>
       </w:pPr>
-      <w:hyperlink w:anchor="_Toc241939399" w:history="1">
+      <w:hyperlink w:anchor="_Toc241940026" w:history="1">
         <w:r>
           <w:rPr>
             <w:rStyle w:val="af"/>
@@ -1637,7 +1637,7 @@
             <w:noProof/>
             <w:webHidden/>
           </w:rPr>
-          <w:instrText xml:space="preserve"> PAGEREF _Toc241939399 \h </w:instrText>
+          <w:instrText xml:space="preserve"> PAGEREF _Toc241940026 \h </w:instrText>
         </w:r>
         <w:r>
           <w:rPr>
@@ -1683,7 +1683,7 @@
         <w:spacing w:before="0" w:after="360" w:line="360" w:lineRule="exact"/>
         <w:ind w:firstLine="709"/>
       </w:pPr>
-      <w:bookmarkStart w:id="1" w:name="_Toc241939380"/>
+      <w:bookmarkStart w:id="1" w:name="_Toc241940007"/>
       <w:r>
         <w:rPr>
           <w:b/>
@@ -2238,7 +2238,7 @@
         <w:ind w:firstLine="709"/>
       </w:pPr>
       <w:bookmarkStart w:id="2" w:name="_fe8d3efd355b4a528bffe4e412a753a8708d8a7"/>
-      <w:bookmarkStart w:id="3" w:name="_Toc241939381"/>
+      <w:bookmarkStart w:id="3" w:name="_Toc241940008"/>
       <w:bookmarkEnd w:id="0"/>
       <w:r>
         <w:rPr>
@@ -2833,7 +2833,7 @@
         <w:ind w:firstLine="709"/>
       </w:pPr>
       <w:bookmarkStart w:id="4" w:name="_85970216d61dd6d6f40a43c2142d7359aebf30e"/>
-      <w:bookmarkStart w:id="5" w:name="_Toc241939382"/>
+      <w:bookmarkStart w:id="5" w:name="_Toc241940009"/>
       <w:bookmarkEnd w:id="2"/>
       <w:r>
         <w:rPr>
@@ -3549,7 +3549,7 @@
           <w:sz w:val="28"/>
         </w:rPr>
         <w:drawing>
-          <wp:inline distT="0" distB="0" distL="0" distR="0" wp14:anchorId="2331A466" wp14:editId="427C8F8E">
+          <wp:inline distT="0" distB="0" distL="0" distR="0" wp14:anchorId="09AE1FE9" wp14:editId="780AF2CD">
             <wp:extent cx="5334000" cy="2471853"/>
             <wp:effectExtent l="0" t="0" r="0" b="0"/>
             <wp:docPr id="12" name="Picture"/>
@@ -3783,7 +3783,7 @@
         <w:ind w:firstLine="709"/>
       </w:pPr>
       <w:bookmarkStart w:id="6" w:name="_952a16116c37bc0383f5f47ccedf9607bd1472f"/>
-      <w:bookmarkStart w:id="7" w:name="_Toc241939383"/>
+      <w:bookmarkStart w:id="7" w:name="_Toc241940010"/>
       <w:bookmarkEnd w:id="4"/>
       <w:r>
         <w:rPr>
@@ -4717,7 +4717,7 @@
         <w:ind w:firstLine="709"/>
       </w:pPr>
       <w:bookmarkStart w:id="8" w:name="_550d58f707a5c37672fca98b77eb8736ae09aa2"/>
-      <w:bookmarkStart w:id="9" w:name="_Toc241939384"/>
+      <w:bookmarkStart w:id="9" w:name="_Toc241940011"/>
       <w:bookmarkEnd w:id="6"/>
       <w:r>
         <w:rPr>
@@ -5260,7 +5260,7 @@
           <w:sz w:val="28"/>
         </w:rPr>
         <w:drawing>
-          <wp:inline distT="0" distB="0" distL="0" distR="0" wp14:anchorId="3F9C24C2" wp14:editId="643B0F13">
+          <wp:inline distT="0" distB="0" distL="0" distR="0" wp14:anchorId="57119569" wp14:editId="589DCF8F">
             <wp:extent cx="5334000" cy="2471853"/>
             <wp:effectExtent l="0" t="0" r="0" b="0"/>
             <wp:docPr id="17" name="Picture"/>
@@ -5340,13 +5340,13 @@
         <w:rPr>
           <w:sz w:val="28"/>
         </w:rPr>
-        <w:t>Вывод: можно стартовать быстро и обратимо при условии огр</w:t>
-      </w:r>
-      <w:r>
-        <w:rPr>
-          <w:sz w:val="28"/>
-        </w:rPr>
-        <w:t xml:space="preserve">аниченного бюджета и этапных проверок; главный риск - привычка пользователей доверять </w:t>
+        <w:t>Вывод: можно стартовать по полному плану проекта: обратим</w:t>
+      </w:r>
+      <w:r>
+        <w:rPr>
+          <w:sz w:val="28"/>
+        </w:rPr>
+        <w:t xml:space="preserve">ость обеспечивается поэтапным расходованием бюджета и резервом по триггерам риска; главный риск - привычка пользователей доверять </w:t>
       </w:r>
       <w:r>
         <w:rPr>
@@ -5370,7 +5370,7 @@
         <w:ind w:firstLine="709"/>
       </w:pPr>
       <w:bookmarkStart w:id="10" w:name="_e000447a5cb978ee53bdb6877ec2ece1121f293"/>
-      <w:bookmarkStart w:id="11" w:name="_Toc241939385"/>
+      <w:bookmarkStart w:id="11" w:name="_Toc241940012"/>
       <w:bookmarkEnd w:id="8"/>
       <w:r>
         <w:rPr>
@@ -5406,7 +5406,13 @@
         <w:rPr>
           <w:sz w:val="28"/>
         </w:rPr>
-        <w:t>Таблица 7 – Реестр проблем</w:t>
+        <w:t>Таблиц</w:t>
+      </w:r>
+      <w:r>
+        <w:rPr>
+          <w:sz w:val="28"/>
+        </w:rPr>
+        <w:t>а 7 – Реестр проблем</w:t>
       </w:r>
     </w:p>
     <w:tbl>
@@ -5515,14 +5521,7 @@
                 <w:b/>
                 <w:sz w:val="24"/>
               </w:rPr>
-              <w:t>Прио</w:t>
-            </w:r>
-            <w:r>
-              <w:rPr>
-                <w:b/>
-                <w:sz w:val="24"/>
-              </w:rPr>
-              <w:t>ритет</w:t>
+              <w:t>Приоритет</w:t>
             </w:r>
           </w:p>
         </w:tc>
@@ -5925,7 +5924,13 @@
               <w:rPr>
                 <w:sz w:val="24"/>
               </w:rPr>
-              <w:t>Неясно, безопасно ли загружать файл с финансовыми данными во внешний сервис</w:t>
+              <w:t>Неясно, безопас</w:t>
+            </w:r>
+            <w:r>
+              <w:rPr>
+                <w:sz w:val="24"/>
+              </w:rPr>
+              <w:t>но ли загружать файл с финансовыми данными во внешний сервис</w:t>
             </w:r>
           </w:p>
         </w:tc>
@@ -5944,13 +5949,7 @@
               <w:rPr>
                 <w:sz w:val="24"/>
               </w:rPr>
-              <w:t>7</w:t>
-            </w:r>
-            <w:r>
-              <w:rPr>
-                <w:sz w:val="24"/>
-              </w:rPr>
-              <w:t>0</w:t>
+              <w:t>70</w:t>
             </w:r>
           </w:p>
         </w:tc>
@@ -6126,7 +6125,7 @@
         <w:ind w:firstLine="709"/>
       </w:pPr>
       <w:bookmarkStart w:id="12" w:name="_d6b1e0606ccffbfea524c7b8890d7424ae6ef8d"/>
-      <w:bookmarkStart w:id="13" w:name="_Toc241939386"/>
+      <w:bookmarkStart w:id="13" w:name="_Toc241940013"/>
       <w:bookmarkEnd w:id="10"/>
       <w:r>
         <w:rPr>
@@ -6717,7 +6716,7 @@
         <w:ind w:firstLine="709"/>
       </w:pPr>
       <w:bookmarkStart w:id="14" w:name="_d9c21b914bbc5bab06da79c3c8a3f5937408dab"/>
-      <w:bookmarkStart w:id="15" w:name="_Toc241939387"/>
+      <w:bookmarkStart w:id="15" w:name="_Toc241940014"/>
       <w:bookmarkEnd w:id="12"/>
       <w:r>
         <w:rPr>
@@ -7695,7 +7694,7 @@
         <w:ind w:firstLine="709"/>
       </w:pPr>
       <w:bookmarkStart w:id="16" w:name="_519d46f9ff7923648cbfef21e26057944381813"/>
-      <w:bookmarkStart w:id="17" w:name="_Toc241939388"/>
+      <w:bookmarkStart w:id="17" w:name="_Toc241940015"/>
       <w:bookmarkEnd w:id="14"/>
       <w:r>
         <w:rPr>
@@ -7761,7 +7760,7 @@
         <w:ind w:firstLine="709"/>
       </w:pPr>
       <w:bookmarkStart w:id="18" w:name="_753c3388bf9c3477a7d17f68c6497177eb43643"/>
-      <w:bookmarkStart w:id="19" w:name="_Toc241939389"/>
+      <w:bookmarkStart w:id="19" w:name="_Toc241940016"/>
       <w:bookmarkEnd w:id="16"/>
       <w:r>
         <w:rPr>
@@ -9258,7 +9257,7 @@
         <w:ind w:firstLine="709"/>
       </w:pPr>
       <w:bookmarkStart w:id="20" w:name="_fc51781abcc4857bf621eab6b8861ea54729fed"/>
-      <w:bookmarkStart w:id="21" w:name="_Toc241939390"/>
+      <w:bookmarkStart w:id="21" w:name="_Toc241940017"/>
       <w:bookmarkEnd w:id="18"/>
       <w:r>
         <w:rPr>
@@ -9777,7 +9776,7 @@
           <w:sz w:val="28"/>
         </w:rPr>
         <w:drawing>
-          <wp:inline distT="0" distB="0" distL="0" distR="0" wp14:anchorId="48BE3B9F" wp14:editId="450215EF">
+          <wp:inline distT="0" distB="0" distL="0" distR="0" wp14:anchorId="393088CD" wp14:editId="15FCF0E0">
             <wp:extent cx="5334000" cy="2341756"/>
             <wp:effectExtent l="0" t="0" r="0" b="0"/>
             <wp:docPr id="26" name="Picture"/>
@@ -9861,7 +9860,7 @@
         <w:ind w:firstLine="709"/>
       </w:pPr>
       <w:bookmarkStart w:id="22" w:name="_3cbac706be9fcf271e7c81612a5c58063188b2f"/>
-      <w:bookmarkStart w:id="23" w:name="_Toc241939391"/>
+      <w:bookmarkStart w:id="23" w:name="_Toc241940018"/>
       <w:bookmarkEnd w:id="20"/>
       <w:r>
         <w:rPr>
@@ -10750,26 +10749,13 @@
         <w:rPr>
           <w:sz w:val="28"/>
         </w:rPr>
-        <w:t>Шесть критериев выполнены полностью или с оговоркой, один выполнен частично (спрос); отрицательных нет. Поэтому выбран тип решения «стартовать ограниченно»: гипотеза перспективна, но часть данных (конверсии, платежеспособность по опросу, реальные цены) тре</w:t>
-      </w:r>
-      <w:r>
-        <w:rPr>
-          <w:sz w:val="28"/>
-        </w:rPr>
-        <w:t xml:space="preserve">бует проверки на </w:t>
-      </w:r>
-      <w:r>
-        <w:rPr>
-          <w:i/>
-          <w:sz w:val="28"/>
-        </w:rPr>
-        <w:t>MVP</w:t>
-      </w:r>
-      <w:r>
-        <w:rPr>
-          <w:sz w:val="28"/>
-        </w:rPr>
-        <w:t>.</w:t>
+        <w:t>Шесть критериев выполнены полностью или с оговоркой, один выполнен частично (спрос); отрицательных нет. Поэтому по решению владельца проекта (03.10.2026) выбран тип решения «стартовать полностью»: отрицательных критериев нет, а непроверенные данные (конвер</w:t>
+      </w:r>
+      <w:r>
+        <w:rPr>
+          <w:sz w:val="28"/>
+        </w:rPr>
+        <w:t>сии, платежеспособность, реальные цены) собираются в ходе реализации и учитываются как риски.</w:t>
       </w:r>
     </w:p>
     <w:p>
@@ -10887,7 +10873,7 @@
               <w:rPr>
                 <w:sz w:val="24"/>
               </w:rPr>
-              <w:t>География</w:t>
+              <w:t>Тип старта</w:t>
             </w:r>
           </w:p>
         </w:tc>
@@ -10906,7 +10892,26 @@
               <w:rPr>
                 <w:sz w:val="24"/>
               </w:rPr>
-              <w:t>англоязычные страны и ЕС; контрольный русскоязычный сегмент не используется как источник выручки</w:t>
+              <w:t xml:space="preserve">полный старт по плану ПЗ1: </w:t>
+            </w:r>
+            <w:r>
+              <w:rPr>
+                <w:i/>
+                <w:sz w:val="24"/>
+              </w:rPr>
+              <w:t>MVP</w:t>
+            </w:r>
+            <w:r>
+              <w:rPr>
+                <w:sz w:val="24"/>
+              </w:rPr>
+              <w:t xml:space="preserve"> 31.03.2027, </w:t>
+            </w:r>
+            <w:r>
+              <w:rPr>
+                <w:sz w:val="24"/>
+              </w:rPr>
+              <w:t>открытая бета с оплатой 01.06.2027, релиз проекта 09.2027</w:t>
             </w:r>
           </w:p>
         </w:tc>
@@ -10931,7 +10936,7 @@
               <w:rPr>
                 <w:sz w:val="24"/>
               </w:rPr>
-              <w:t>Аудитория</w:t>
+              <w:t>География</w:t>
             </w:r>
           </w:p>
         </w:tc>
@@ -10950,7 +10955,7 @@
               <w:rPr>
                 <w:sz w:val="24"/>
               </w:rPr>
-              <w:t>финансовые аналитики и консультанты (приоритетные сегменты), затем бухгалтеры и МСП</w:t>
+              <w:t>англоязычные страны и ЕС; контрольный русскоязычный сегмент не используется как источник выручки</w:t>
             </w:r>
           </w:p>
         </w:tc>
@@ -10975,7 +10980,7 @@
               <w:rPr>
                 <w:sz w:val="24"/>
               </w:rPr>
-              <w:t>Категория товара</w:t>
+              <w:t>Аудитория</w:t>
             </w:r>
           </w:p>
         </w:tc>
@@ -10994,33 +10999,7 @@
               <w:rPr>
                 <w:sz w:val="24"/>
               </w:rPr>
-              <w:t xml:space="preserve">веб-аудит файла </w:t>
-            </w:r>
-            <w:r>
-              <w:rPr>
-                <w:i/>
-                <w:sz w:val="24"/>
-              </w:rPr>
-              <w:t>Excel</w:t>
-            </w:r>
-            <w:r>
-              <w:rPr>
-                <w:sz w:val="24"/>
-              </w:rPr>
-              <w:t xml:space="preserve"> с отчетом (</w:t>
-            </w:r>
-            <w:r>
-              <w:rPr>
-                <w:i/>
-                <w:sz w:val="24"/>
-              </w:rPr>
-              <w:t>MVP</w:t>
-            </w:r>
-            <w:r>
-              <w:rPr>
-                <w:sz w:val="24"/>
-              </w:rPr>
-              <w:t>), затем надстройка</w:t>
+              <w:t>финансовые аналитики и консультанты (приоритетные сегменты), затем бухгалтеры и МСП</w:t>
             </w:r>
           </w:p>
         </w:tc>
@@ -11045,7 +11024,7 @@
               <w:rPr>
                 <w:sz w:val="24"/>
               </w:rPr>
-              <w:t>Каналы проверки спроса</w:t>
+              <w:t>Категория товара</w:t>
             </w:r>
           </w:p>
         </w:tc>
@@ -11064,40 +11043,39 @@
               <w:rPr>
                 <w:sz w:val="24"/>
               </w:rPr>
-              <w:t xml:space="preserve">поиск по проблемным запросам, </w:t>
+              <w:t xml:space="preserve">веб-аудит файла </w:t>
             </w:r>
             <w:r>
               <w:rPr>
                 <w:i/>
                 <w:sz w:val="24"/>
               </w:rPr>
-              <w:t>AppSource</w:t>
-            </w:r>
-            <w:r>
-              <w:rPr>
-                <w:sz w:val="24"/>
-              </w:rPr>
-              <w:t xml:space="preserve">, партнерские фирмы, </w:t>
+              <w:t>Excel</w:t>
+            </w:r>
+            <w:r>
+              <w:rPr>
+                <w:sz w:val="24"/>
+              </w:rPr>
+              <w:t xml:space="preserve"> с отчетом (</w:t>
             </w:r>
             <w:r>
               <w:rPr>
                 <w:i/>
                 <w:sz w:val="24"/>
               </w:rPr>
-              <w:t>Product</w:t>
-            </w:r>
-            <w:r>
-              <w:rPr>
-                <w:sz w:val="24"/>
-              </w:rPr>
-              <w:t xml:space="preserve"> </w:t>
-            </w:r>
-            <w:r>
-              <w:rPr>
-                <w:i/>
-                <w:sz w:val="24"/>
-              </w:rPr>
-              <w:t>Hunt</w:t>
+              <w:t>MVP</w:t>
+            </w:r>
+            <w:r>
+              <w:rPr>
+                <w:sz w:val="24"/>
+              </w:rPr>
+              <w:t>), затем н</w:t>
+            </w:r>
+            <w:r>
+              <w:rPr>
+                <w:sz w:val="24"/>
+              </w:rPr>
+              <w:t>адстройка</w:t>
             </w:r>
           </w:p>
         </w:tc>
@@ -11122,7 +11100,7 @@
               <w:rPr>
                 <w:sz w:val="24"/>
               </w:rPr>
-              <w:t>Предел инвестиций</w:t>
+              <w:t>Каналы проверки спроса</w:t>
             </w:r>
           </w:p>
         </w:tc>
@@ -11141,59 +11119,40 @@
               <w:rPr>
                 <w:sz w:val="24"/>
               </w:rPr>
-              <w:t>бюджет проекта 517 000 </w:t>
+              <w:t xml:space="preserve">поиск по проблемным запросам, </w:t>
             </w:r>
             <w:r>
               <w:rPr>
                 <w:i/>
                 <w:sz w:val="24"/>
               </w:rPr>
-              <w:t>BYN</w:t>
-            </w:r>
-            <w:r>
-              <w:rPr>
-                <w:sz w:val="24"/>
-              </w:rPr>
-              <w:t xml:space="preserve"> (152 688 </w:t>
+              <w:t>AppSource</w:t>
+            </w:r>
+            <w:r>
+              <w:rPr>
+                <w:sz w:val="24"/>
+              </w:rPr>
+              <w:t xml:space="preserve">, партнерские фирмы, </w:t>
             </w:r>
             <w:r>
               <w:rPr>
                 <w:i/>
                 <w:sz w:val="24"/>
               </w:rPr>
-              <w:t>EUR</w:t>
-            </w:r>
-            <w:r>
-              <w:rPr>
-                <w:sz w:val="24"/>
-              </w:rPr>
-              <w:t>); база 470 000 </w:t>
+              <w:t>Product</w:t>
+            </w:r>
+            <w:r>
+              <w:rPr>
+                <w:sz w:val="24"/>
+              </w:rPr>
+              <w:t xml:space="preserve"> </w:t>
             </w:r>
             <w:r>
               <w:rPr>
                 <w:i/>
                 <w:sz w:val="24"/>
               </w:rPr>
-              <w:t>BYN</w:t>
-            </w:r>
-            <w:r>
-              <w:rPr>
-                <w:sz w:val="24"/>
-              </w:rPr>
-              <w:t xml:space="preserve"> расходуется поэтапно, резерв 47 000 </w:t>
-            </w:r>
-            <w:r>
-              <w:rPr>
-                <w:i/>
-                <w:sz w:val="24"/>
-              </w:rPr>
-              <w:t>BYN</w:t>
-            </w:r>
-            <w:r>
-              <w:rPr>
-                <w:sz w:val="24"/>
-              </w:rPr>
-              <w:t xml:space="preserve"> - по триггерам риска</w:t>
+              <w:t>Hunt</w:t>
             </w:r>
           </w:p>
         </w:tc>
@@ -11218,7 +11177,7 @@
               <w:rPr>
                 <w:sz w:val="24"/>
               </w:rPr>
-              <w:t>Контрольные метрики</w:t>
+              <w:t>Предел инвестиций</w:t>
             </w:r>
           </w:p>
         </w:tc>
@@ -11235,22 +11194,119 @@
             </w:pPr>
             <w:r>
               <w:rPr>
+                <w:sz w:val="24"/>
+              </w:rPr>
+              <w:t>бюджет проекта 517 000 </w:t>
+            </w:r>
+            <w:r>
+              <w:rPr>
                 <w:i/>
                 <w:sz w:val="24"/>
               </w:rPr>
+              <w:t>BYN</w:t>
+            </w:r>
+            <w:r>
+              <w:rPr>
+                <w:sz w:val="24"/>
+              </w:rPr>
+              <w:t xml:space="preserve"> (152 688 </w:t>
+            </w:r>
+            <w:r>
+              <w:rPr>
+                <w:i/>
+                <w:sz w:val="24"/>
+              </w:rPr>
+              <w:t>EUR</w:t>
+            </w:r>
+            <w:r>
+              <w:rPr>
+                <w:sz w:val="24"/>
+              </w:rPr>
+              <w:t>); база 470 000 </w:t>
+            </w:r>
+            <w:r>
+              <w:rPr>
+                <w:i/>
+                <w:sz w:val="24"/>
+              </w:rPr>
+              <w:t>BYN</w:t>
+            </w:r>
+            <w:r>
+              <w:rPr>
+                <w:sz w:val="24"/>
+              </w:rPr>
+              <w:t xml:space="preserve"> расходуется поэтапно, резерв 47 000 </w:t>
+            </w:r>
+            <w:r>
+              <w:rPr>
+                <w:i/>
+                <w:sz w:val="24"/>
+              </w:rPr>
+              <w:t>BYN</w:t>
+            </w:r>
+            <w:r>
+              <w:rPr>
+                <w:sz w:val="24"/>
+              </w:rPr>
+              <w:t xml:space="preserve"> - по триггерам риска</w:t>
+            </w:r>
+          </w:p>
+        </w:tc>
+      </w:tr>
+      <w:tr>
+        <w:trPr>
+          <w:cantSplit/>
+          <w:jc w:val="center"/>
+        </w:trPr>
+        <w:tc>
+          <w:tcPr>
+            <w:tcW w:w="2935" w:type="dxa"/>
+            <w:vAlign w:val="center"/>
+          </w:tcPr>
+          <w:p>
+            <w:pPr>
+              <w:pStyle w:val="Compact"/>
+              <w:spacing w:before="0" w:after="0" w:line="280" w:lineRule="exact"/>
+              <w:jc w:val="center"/>
+            </w:pPr>
+            <w:r>
+              <w:rPr>
+                <w:sz w:val="24"/>
+              </w:rPr>
+              <w:lastRenderedPageBreak/>
+              <w:t>Контрольн</w:t>
+            </w:r>
+            <w:r>
+              <w:rPr>
+                <w:sz w:val="24"/>
+              </w:rPr>
+              <w:t>ые метрики</w:t>
+            </w:r>
+          </w:p>
+        </w:tc>
+        <w:tc>
+          <w:tcPr>
+            <w:tcW w:w="6420" w:type="dxa"/>
+            <w:vAlign w:val="center"/>
+          </w:tcPr>
+          <w:p>
+            <w:pPr>
+              <w:pStyle w:val="Compact"/>
+              <w:spacing w:before="0" w:after="0" w:line="280" w:lineRule="exact"/>
+              <w:jc w:val="center"/>
+            </w:pPr>
+            <w:r>
+              <w:rPr>
+                <w:i/>
+                <w:sz w:val="24"/>
+              </w:rPr>
               <w:t>precision</w:t>
             </w:r>
             <w:r>
               <w:rPr>
                 <w:sz w:val="24"/>
               </w:rPr>
-              <w:t xml:space="preserve"> не ниже 90 %, аудит 100 тыс. ячеек быстрее 60 с, конверсия визит - регистрация 4 %, рег</w:t>
-            </w:r>
-            <w:r>
-              <w:rPr>
-                <w:sz w:val="24"/>
-              </w:rPr>
-              <w:t>истрация - платящий 5 %, 300 регистраций и 50 платящих к 30.09.2027</w:t>
+              <w:t xml:space="preserve"> не ниже 90 %, аудит 100 тыс. ячеек быстрее 60 с, конверсия визит - регистрация 4 %, регистрация - платящий 5 %, 300 регистраций и 50 платящих к 30.09.2027</w:t>
             </w:r>
           </w:p>
         </w:tc>
@@ -11267,8 +11323,7 @@
         <w:rPr>
           <w:sz w:val="28"/>
         </w:rPr>
-        <w:lastRenderedPageBreak/>
-        <w:t xml:space="preserve">Границы фиксируют, что именно запускается и по каким показателям принимается решение о продолжении. Если за 2 месяца после </w:t>
+        <w:t xml:space="preserve">Границы фиксируют, что именно запускается и по каким показателям управляется проект. Если за 2 месяца после </w:t>
       </w:r>
       <w:r>
         <w:rPr>
@@ -11281,7 +11336,7 @@
         <w:rPr>
           <w:sz w:val="28"/>
         </w:rPr>
-        <w:t xml:space="preserve"> конверсия регистрация - платящий окажется ниже 3 % или доля трафика ниже 0,5 %, расширение следует остановить и пересмотреть сегмент или цену.</w:t>
+        <w:t xml:space="preserve"> конверсия регистрация - платящий окажется ниже 3 % или доля трафика ниже 0,5 %, резерв бюджета направляется на дополнительные каналы, а цена и сегмент пересматриваются без остановки проекта.</w:t>
       </w:r>
     </w:p>
     <w:p>
@@ -11295,7 +11350,13 @@
         <w:rPr>
           <w:sz w:val="28"/>
         </w:rPr>
-        <w:t xml:space="preserve">Итоговое заключение. По результатам анализа рекомендуется ограниченный старт проекта </w:t>
+        <w:t>Итоговое заключение. По результатам анализа рекомендуется полный</w:t>
+      </w:r>
+      <w:r>
+        <w:rPr>
+          <w:sz w:val="28"/>
+        </w:rPr>
+        <w:t xml:space="preserve"> старт проекта </w:t>
       </w:r>
       <w:r>
         <w:rPr>
@@ -11334,13 +11395,7 @@
         <w:rPr>
           <w:sz w:val="28"/>
         </w:rPr>
-        <w:t xml:space="preserve"> </w:t>
-      </w:r>
-      <w:r>
-        <w:rPr>
-          <w:sz w:val="28"/>
-        </w:rPr>
-        <w:t>около 35 003 130 </w:t>
+        <w:t xml:space="preserve"> около 35 003 130 </w:t>
       </w:r>
       <w:r>
         <w:rPr>
@@ -11353,7 +11408,13 @@
         <w:rPr>
           <w:sz w:val="28"/>
         </w:rPr>
-        <w:t xml:space="preserve"> в год) для проверки гипотезы; есть конкурентный пробел (доказательство вывода, прозрачная цена, отзывы); цена </w:t>
+        <w:t xml:space="preserve"> в год) для проверки гипотезы; есть конкурентный п</w:t>
+      </w:r>
+      <w:r>
+        <w:rPr>
+          <w:sz w:val="28"/>
+        </w:rPr>
+        <w:t xml:space="preserve">робел (доказательство вывода, прозрачная цена, отзывы); цена </w:t>
       </w:r>
       <w:r>
         <w:rPr>
@@ -11379,58 +11440,53 @@
         <w:rPr>
           <w:sz w:val="28"/>
         </w:rPr>
-        <w:t xml:space="preserve"> находится в рыночном коридоре. Ключевые риски: цель 50 платящих при базовых допущениях достигает около 19 за 4 мес</w:t>
-      </w:r>
-      <w:r>
-        <w:rPr>
-          <w:sz w:val="28"/>
-        </w:rPr>
-        <w:t xml:space="preserve">яца платной беты, давление заменителей, зависимость от поиска и </w:t>
+        <w:t xml:space="preserve"> находится в рыночном коридоре. Ключевые риски: цель 50 платящих при базовых допущениях достигает около 19 за 4 месяца платной беты, давление заменителей, зависимость от поиска и </w:t>
       </w:r>
       <w:r>
         <w:rPr>
           <w:i/>
           <w:sz w:val="28"/>
         </w:rPr>
+        <w:t>AppSou</w:t>
+      </w:r>
+      <w:r>
+        <w:rPr>
+          <w:i/>
+          <w:sz w:val="28"/>
+        </w:rPr>
+        <w:t>rce</w:t>
+      </w:r>
+      <w:r>
+        <w:rPr>
+          <w:sz w:val="28"/>
+        </w:rPr>
+        <w:t xml:space="preserve">; способы снижения - дополнительные каналы (партнеры, </w:t>
+      </w:r>
+      <w:r>
+        <w:rPr>
+          <w:i/>
+          <w:sz w:val="28"/>
+        </w:rPr>
         <w:t>AppSource</w:t>
       </w:r>
       <w:r>
         <w:rPr>
           <w:sz w:val="28"/>
         </w:rPr>
-        <w:t xml:space="preserve">; способы снижения - дополнительные каналы (партнеры, </w:t>
+        <w:t xml:space="preserve">), ранние отзывы и кейсы, измерение конверсий на </w:t>
       </w:r>
       <w:r>
         <w:rPr>
           <w:i/>
           <w:sz w:val="28"/>
         </w:rPr>
-        <w:t>AppSource</w:t>
-      </w:r>
-      <w:r>
-        <w:rPr>
-          <w:sz w:val="28"/>
-        </w:rPr>
-        <w:t xml:space="preserve">), ранние отзывы и кейсы, измерение конверсий на </w:t>
-      </w:r>
-      <w:r>
-        <w:rPr>
-          <w:i/>
-          <w:sz w:val="28"/>
-        </w:rPr>
         <w:t>MVP</w:t>
       </w:r>
       <w:r>
         <w:rPr>
           <w:sz w:val="28"/>
         </w:rPr>
-        <w:t xml:space="preserve">. Таким образом, запуск условно целесообразен в указанном размере и </w:t>
-      </w:r>
-      <w:r>
-        <w:rPr>
-          <w:sz w:val="28"/>
-        </w:rPr>
-        <w:t>границах.</w:t>
+        <w:t>. Таким образом, запуск целесообразен в полном объеме плана ПЗ1 с перечисленными мерами снижения рисков.</w:t>
       </w:r>
     </w:p>
     <w:p>
@@ -11441,7 +11497,7 @@
         <w:ind w:firstLine="709"/>
       </w:pPr>
       <w:bookmarkStart w:id="24" w:name="_efd4e361dc2d7db269a1aa4c2dc9b6b6bcbeef9"/>
-      <w:bookmarkStart w:id="25" w:name="_Toc241939392"/>
+      <w:bookmarkStart w:id="25" w:name="_Toc241940019"/>
       <w:bookmarkEnd w:id="22"/>
       <w:r>
         <w:rPr>
@@ -11449,7 +11505,14 @@
           <w:sz w:val="28"/>
         </w:rPr>
         <w:lastRenderedPageBreak/>
-        <w:t>13 СКВОЗНАЯ ПРОВЕРКА СОГЛАСОВАННОСТИ ЧИСЕЛ</w:t>
+        <w:t>13 СКВОЗНАЯ ПРОВЕРКА СОГЛАСОВАННО</w:t>
+      </w:r>
+      <w:r>
+        <w:rPr>
+          <w:b/>
+          <w:sz w:val="28"/>
+        </w:rPr>
+        <w:t>СТИ ЧИСЕЛ</w:t>
       </w:r>
       <w:bookmarkEnd w:id="25"/>
     </w:p>
@@ -12323,7 +12386,7 @@
         <w:jc w:val="center"/>
       </w:pPr>
       <w:bookmarkStart w:id="26" w:name="_выводы"/>
-      <w:bookmarkStart w:id="27" w:name="_Toc241939393"/>
+      <w:bookmarkStart w:id="27" w:name="_Toc241940020"/>
       <w:bookmarkEnd w:id="24"/>
       <w:r>
         <w:rPr>
@@ -12378,7 +12441,7 @@
         <w:rPr>
           <w:sz w:val="28"/>
         </w:rPr>
-        <w:t>елиз определен. Решение - ограниченный старт с этапными проверками. Главная управленческая задача - довести число платящих до цели 50 дополнительными каналами и ранней проверкой конверсий.</w:t>
+        <w:t>елиз определен. Решение - полный старт с контрольными метриками. Главная управленческая задача - довести число платящих до цели 50 дополнительными каналами и ранней проверкой конверсий.</w:t>
       </w:r>
     </w:p>
     <w:p>
@@ -12389,7 +12452,7 @@
         <w:jc w:val="center"/>
       </w:pPr>
       <w:bookmarkStart w:id="28" w:name="_274f6a444530ef90b0479dabf3d210f01e97699"/>
-      <w:bookmarkStart w:id="29" w:name="_Toc241939394"/>
+      <w:bookmarkStart w:id="29" w:name="_Toc241940021"/>
       <w:bookmarkEnd w:id="26"/>
       <w:r>
         <w:rPr>
@@ -12416,13 +12479,13 @@
         <w:rPr>
           <w:sz w:val="28"/>
         </w:rPr>
-        <w:t>Методика-шаблон итогового отчета п</w:t>
-      </w:r>
-      <w:r>
-        <w:rPr>
-          <w:sz w:val="28"/>
-        </w:rPr>
-        <w:t>о бизнес-анализу; шаблон краткого резюме проекта. Методические материалы дисциплины «Электронный бизнес» к лабораторной работе № 7. – Минск : БГУИР, 2026.</w:t>
+        <w:t>Методика-шаблон итогового отчета по б</w:t>
+      </w:r>
+      <w:r>
+        <w:rPr>
+          <w:sz w:val="28"/>
+        </w:rPr>
+        <w:t>изнес-анализу; шаблон краткого резюме проекта. Методические материалы дисциплины «Электронный бизнес» к лабораторной работе № 7. – Минск : БГУИР, 2026.</w:t>
       </w:r>
     </w:p>
     <w:p>
@@ -12479,13 +12542,7 @@
         <w:rPr>
           <w:sz w:val="28"/>
         </w:rPr>
-        <w:t xml:space="preserve">: отчеты </w:t>
-      </w:r>
-      <w:r>
-        <w:rPr>
-          <w:sz w:val="28"/>
-        </w:rPr>
-        <w:t>по практическим занятиям по дисциплине «Управление проектами» / Р. В. Земляник. – Минск : БГУИР, 2026.</w:t>
+        <w:t>: отчеты по практическим занятиям по дисциплине «Управление проектами» / Р. В. Земляник. – Минск : БГУИР, 2026.</w:t>
       </w:r>
     </w:p>
     <w:p>
@@ -12503,7 +12560,13 @@
         <w:rPr>
           <w:sz w:val="28"/>
         </w:rPr>
-        <w:t>Земляник, Р. В. Отчет по лабораторной работе № 1 «Анализ поискового спроса и фиксация границ рынка» / Р. В. Земляник. – Минск : БГУИР, 2026.</w:t>
+        <w:t xml:space="preserve">Земляник, Р. В. Отчет по лабораторной работе № 1 «Анализ поискового спроса и фиксация границ рынка» </w:t>
+      </w:r>
+      <w:r>
+        <w:rPr>
+          <w:sz w:val="28"/>
+        </w:rPr>
+        <w:t>/ Р. В. Земляник. – Минск : БГУИР, 2026.</w:t>
       </w:r>
     </w:p>
     <w:p>
@@ -12521,13 +12584,7 @@
         <w:rPr>
           <w:sz w:val="28"/>
         </w:rPr>
-        <w:t>Земляник, Р. В. Отчеты по лабораторным работам № 2–3, № 4, № 5, № 6 по дисциплине «Электронный бизнес» / Р. В. Земл</w:t>
-      </w:r>
-      <w:r>
-        <w:rPr>
-          <w:sz w:val="28"/>
-        </w:rPr>
-        <w:t>яник. – Минск : БГУИР, 2026.</w:t>
+        <w:t>Земляник, Р. В. Отчеты по лабораторным работам № 2–3, № 4, № 5, № 6 по дисциплине «Электронный бизнес» / Р. В. Земляник. – Минск : БГУИР, 2026.</w:t>
       </w:r>
     </w:p>
     <w:p>
@@ -12538,7 +12595,7 @@
         <w:ind w:firstLine="709"/>
       </w:pPr>
       <w:bookmarkStart w:id="30" w:name="_d0b2864b05c1a6817d4667f0f3e4b4928a2cf70"/>
-      <w:bookmarkStart w:id="31" w:name="_Toc241939395"/>
+      <w:bookmarkStart w:id="31" w:name="_Toc241940022"/>
       <w:bookmarkEnd w:id="28"/>
       <w:r>
         <w:rPr>
@@ -12561,7 +12618,13 @@
         <w:rPr>
           <w:sz w:val="28"/>
         </w:rPr>
-        <w:t>В таблице 15 представлено: паспорт итогового отчета.</w:t>
+        <w:t>В таблице 15 предс</w:t>
+      </w:r>
+      <w:r>
+        <w:rPr>
+          <w:sz w:val="28"/>
+        </w:rPr>
+        <w:t>тавлено: паспорт итогового отчета.</w:t>
       </w:r>
     </w:p>
     <w:p>
@@ -12913,13 +12976,7 @@
               <w:rPr>
                 <w:sz w:val="24"/>
               </w:rPr>
-              <w:t>скрытые ошибки в формулах и невозможность подтвердить резу</w:t>
-            </w:r>
-            <w:r>
-              <w:rPr>
-                <w:sz w:val="24"/>
-              </w:rPr>
-              <w:t xml:space="preserve">льтат </w:t>
+              <w:t xml:space="preserve">скрытые ошибки в формулах и невозможность подтвердить результат </w:t>
             </w:r>
             <w:r>
               <w:rPr>
@@ -12970,7 +13027,13 @@
               <w:rPr>
                 <w:sz w:val="24"/>
               </w:rPr>
-              <w:t>находит скрытые ошибки до отправки файла и доказывает каждую находку вычислением</w:t>
+              <w:t xml:space="preserve">находит скрытые ошибки до отправки файла и доказывает каждую </w:t>
+            </w:r>
+            <w:r>
+              <w:rPr>
+                <w:sz w:val="24"/>
+              </w:rPr>
+              <w:t>находку вычислением</w:t>
             </w:r>
           </w:p>
         </w:tc>
@@ -13270,7 +13333,7 @@
               <w:rPr>
                 <w:sz w:val="24"/>
               </w:rPr>
-              <w:t>ограниченный старт</w:t>
+              <w:t>полный старт</w:t>
             </w:r>
           </w:p>
         </w:tc>
@@ -13287,13 +13350,7 @@
         <w:rPr>
           <w:sz w:val="28"/>
         </w:rPr>
-        <w:t>Паспорт сводит ключевые параметры отчета в одну таблицу и служит входом для краткого резюме</w:t>
-      </w:r>
-      <w:r>
-        <w:rPr>
-          <w:sz w:val="28"/>
-        </w:rPr>
-        <w:t xml:space="preserve"> проекта.</w:t>
+        <w:t>Паспорт сводит ключевые параметры отчета в одну таблицу и служит входом для краткого резюме проекта.</w:t>
       </w:r>
     </w:p>
     <w:p>
@@ -13304,7 +13361,7 @@
         <w:ind w:firstLine="709"/>
       </w:pPr>
       <w:bookmarkStart w:id="32" w:name="_57b6da660863974cb7f545bcaedf54a886793e9"/>
-      <w:bookmarkStart w:id="33" w:name="_Toc241939396"/>
+      <w:bookmarkStart w:id="33" w:name="_Toc241940023"/>
       <w:bookmarkEnd w:id="30"/>
       <w:r>
         <w:rPr>
@@ -13312,7 +13369,14 @@
           <w:sz w:val="28"/>
         </w:rPr>
         <w:lastRenderedPageBreak/>
-        <w:t>ПРИЛОЖЕНИЕ 2 (ОБЯЗАТЕЛЬНОЕ) КАРТА ДОКАЗАТЕЛЬСТВ ПО РАЗДЕЛАМ</w:t>
+        <w:t>ПРИЛОЖЕНИЕ 2 (ОБЯЗАТЕЛЬНОЕ) КАРТА ДОКАЗАТЕЛЬСТВ ПО</w:t>
+      </w:r>
+      <w:r>
+        <w:rPr>
+          <w:b/>
+          <w:sz w:val="28"/>
+        </w:rPr>
+        <w:t xml:space="preserve"> РАЗДЕЛАМ</w:t>
       </w:r>
       <w:bookmarkEnd w:id="33"/>
     </w:p>
@@ -13553,13 +13617,7 @@
               <w:rPr>
                 <w:sz w:val="24"/>
               </w:rPr>
-              <w:t xml:space="preserve">ошибки в </w:t>
-            </w:r>
-            <w:r>
-              <w:rPr>
-                <w:sz w:val="24"/>
-              </w:rPr>
-              <w:t>86-94 % таблиц; индекс 86</w:t>
+              <w:t>ошибки в 86-94 % таблиц; индекс 86</w:t>
             </w:r>
           </w:p>
         </w:tc>
@@ -14405,7 +14463,7 @@
         <w:ind w:firstLine="709"/>
       </w:pPr>
       <w:bookmarkStart w:id="34" w:name="_bab2a73b062d54d30a46b35a66541c275d60dcb"/>
-      <w:bookmarkStart w:id="35" w:name="_Toc241939397"/>
+      <w:bookmarkStart w:id="35" w:name="_Toc241940024"/>
       <w:bookmarkEnd w:id="32"/>
       <w:r>
         <w:rPr>
@@ -15545,7 +15603,7 @@
         <w:ind w:firstLine="709"/>
       </w:pPr>
       <w:bookmarkStart w:id="36" w:name="_301fb4639e999825c095dd7055019e7c013a803"/>
-      <w:bookmarkStart w:id="37" w:name="_Toc241939398"/>
+      <w:bookmarkStart w:id="37" w:name="_Toc241940025"/>
       <w:bookmarkEnd w:id="34"/>
       <w:r>
         <w:rPr>
@@ -16224,7 +16282,7 @@
         <w:ind w:firstLine="709"/>
       </w:pPr>
       <w:bookmarkStart w:id="38" w:name="_0b3889fe5487e8057dd761c90a2747437e007c1"/>
-      <w:bookmarkStart w:id="39" w:name="_Toc241939399"/>
+      <w:bookmarkStart w:id="39" w:name="_Toc241940026"/>
       <w:bookmarkEnd w:id="36"/>
       <w:r>
         <w:rPr>
@@ -16247,7 +16305,7 @@
         <w:rPr>
           <w:sz w:val="28"/>
         </w:rPr>
-        <w:t xml:space="preserve">По результатам анализа рекомендуется ограниченный старт проекта </w:t>
+        <w:t xml:space="preserve">По результатам анализа рекомендуется полный старт проекта </w:t>
       </w:r>
       <w:r>
         <w:rPr>
@@ -16260,13 +16318,13 @@
         <w:rPr>
           <w:sz w:val="28"/>
         </w:rPr>
-        <w:t xml:space="preserve"> в граница</w:t>
-      </w:r>
-      <w:r>
-        <w:rPr>
-          <w:sz w:val="28"/>
-        </w:rPr>
-        <w:t xml:space="preserve">х онлайн-проверки </w:t>
+        <w:t xml:space="preserve"> в границах онла</w:t>
+      </w:r>
+      <w:r>
+        <w:rPr>
+          <w:sz w:val="28"/>
+        </w:rPr>
+        <w:t xml:space="preserve">йн-проверки </w:t>
       </w:r>
       <w:r>
         <w:rPr>
@@ -16305,13 +16363,13 @@
         <w:rPr>
           <w:sz w:val="28"/>
         </w:rPr>
-        <w:t xml:space="preserve"> в год); опорная проблема подтверждена источниками; ценностное пр</w:t>
-      </w:r>
-      <w:r>
-        <w:rPr>
-          <w:sz w:val="28"/>
-        </w:rPr>
-        <w:t xml:space="preserve">едложение - независимое доказательство находок; единица монетизации - файл, </w:t>
+        <w:t xml:space="preserve"> в год); опорная проблема подтверждена источниками; ценностное предложе</w:t>
+      </w:r>
+      <w:r>
+        <w:rPr>
+          <w:sz w:val="28"/>
+        </w:rPr>
+        <w:t xml:space="preserve">ние - независимое доказательство находок; единица монетизации - файл, </w:t>
       </w:r>
       <w:r>
         <w:rPr>
@@ -16350,7 +16408,7 @@
         <w:rPr>
           <w:sz w:val="28"/>
         </w:rPr>
-        <w:t xml:space="preserve"> не ниже 90 % и конверсии регистрация - платящий не ниже 5 %. Запуск условно целесообразен в указанном размере и границах.</w:t>
+        <w:t xml:space="preserve"> не ниже 90 % и конверсии регистрация - платящий не ниже 5 %. Запуск целесообразен в полном объеме плана ПЗ1.</w:t>
       </w:r>
     </w:p>
     <w:bookmarkEnd w:id="38"/>
@@ -16458,7 +16516,7 @@
   <w:abstractNum w:abstractNumId="0" w15:restartNumberingAfterBreak="0">
     <w:nsid w:val="0000A990"/>
     <w:multiLevelType w:val="multilevel"/>
-    <w:tmpl w:val="13B66DBC"/>
+    <w:tmpl w:val="AE22BBF8"/>
     <w:lvl w:ilvl="0">
       <w:numFmt w:val="bullet"/>
       <w:lvlText w:val=" "/>
@@ -16535,7 +16593,7 @@
   <w:abstractNum w:abstractNumId="1" w15:restartNumberingAfterBreak="0">
     <w:nsid w:val="00A99411"/>
     <w:multiLevelType w:val="multilevel"/>
-    <w:tmpl w:val="3B7A1BF6"/>
+    <w:tmpl w:val="A7CCA5FA"/>
     <w:lvl w:ilvl="0">
       <w:start w:val="1"/>
       <w:numFmt w:val="decimal"/>
@@ -17983,7 +18041,7 @@
     <w:autoRedefine/>
     <w:uiPriority w:val="39"/>
     <w:unhideWhenUsed/>
-    <w:rsid w:val="008F2F3D"/>
+    <w:rsid w:val="003D0BF5"/>
     <w:pPr>
       <w:spacing w:after="100"/>
     </w:pPr>

--- a/ЛР7_Итоговый_отчет/ОТЧЕТ_ЛР7_TableMind.docx
+++ b/ЛР7_Итоговый_отчет/ОТЧЕТ_ЛР7_TableMind.docx
@@ -264,7 +264,7 @@
       <w:r>
         <w:fldChar w:fldCharType="separate"/>
       </w:r>
-      <w:hyperlink w:anchor="_Toc241940007" w:history="1">
+      <w:hyperlink w:anchor="_Toc241941333" w:history="1">
         <w:r>
           <w:rPr>
             <w:rStyle w:val="af"/>
@@ -292,7 +292,7 @@
             <w:noProof/>
             <w:webHidden/>
           </w:rPr>
-          <w:instrText xml:space="preserve"> PAGEREF _Toc241940007 \h </w:instrText>
+          <w:instrText xml:space="preserve"> PAGEREF _Toc241941333 \h </w:instrText>
         </w:r>
         <w:r>
           <w:rPr>
@@ -333,7 +333,7 @@
           <w:noProof/>
         </w:rPr>
       </w:pPr>
-      <w:hyperlink w:anchor="_Toc241940008" w:history="1">
+      <w:hyperlink w:anchor="_Toc241941334" w:history="1">
         <w:r>
           <w:rPr>
             <w:rStyle w:val="af"/>
@@ -395,7 +395,7 @@
             <w:noProof/>
             <w:webHidden/>
           </w:rPr>
-          <w:instrText xml:space="preserve"> PAGEREF _Toc241940008 \h </w:instrText>
+          <w:instrText xml:space="preserve"> PAGEREF _Toc241941334 \h </w:instrText>
         </w:r>
         <w:r>
           <w:rPr>
@@ -436,7 +436,7 @@
           <w:noProof/>
         </w:rPr>
       </w:pPr>
-      <w:hyperlink w:anchor="_Toc241940009" w:history="1">
+      <w:hyperlink w:anchor="_Toc241941335" w:history="1">
         <w:r>
           <w:rPr>
             <w:rStyle w:val="af"/>
@@ -464,7 +464,7 @@
             <w:noProof/>
             <w:webHidden/>
           </w:rPr>
-          <w:instrText xml:space="preserve"> PAGEREF _Toc241940009 \h </w:instrText>
+          <w:instrText xml:space="preserve"> PAGEREF _Toc241941335 \h </w:instrText>
         </w:r>
         <w:r>
           <w:rPr>
@@ -505,7 +505,7 @@
           <w:noProof/>
         </w:rPr>
       </w:pPr>
-      <w:hyperlink w:anchor="_Toc241940010" w:history="1">
+      <w:hyperlink w:anchor="_Toc241941336" w:history="1">
         <w:r>
           <w:rPr>
             <w:rStyle w:val="af"/>
@@ -533,7 +533,7 @@
             <w:noProof/>
             <w:webHidden/>
           </w:rPr>
-          <w:instrText xml:space="preserve"> PAGEREF _Toc241940010 \h </w:instrText>
+          <w:instrText xml:space="preserve"> PAGEREF _Toc241941336 \h </w:instrText>
         </w:r>
         <w:r>
           <w:rPr>
@@ -574,7 +574,7 @@
           <w:noProof/>
         </w:rPr>
       </w:pPr>
-      <w:hyperlink w:anchor="_Toc241940011" w:history="1">
+      <w:hyperlink w:anchor="_Toc241941337" w:history="1">
         <w:r>
           <w:rPr>
             <w:rStyle w:val="af"/>
@@ -602,7 +602,7 @@
             <w:noProof/>
             <w:webHidden/>
           </w:rPr>
-          <w:instrText xml:space="preserve"> PAGEREF _Toc241940011 \h </w:instrText>
+          <w:instrText xml:space="preserve"> PAGEREF _Toc241941337 \h </w:instrText>
         </w:r>
         <w:r>
           <w:rPr>
@@ -643,7 +643,7 @@
           <w:noProof/>
         </w:rPr>
       </w:pPr>
-      <w:hyperlink w:anchor="_Toc241940012" w:history="1">
+      <w:hyperlink w:anchor="_Toc241941338" w:history="1">
         <w:r>
           <w:rPr>
             <w:rStyle w:val="af"/>
@@ -671,7 +671,7 @@
             <w:noProof/>
             <w:webHidden/>
           </w:rPr>
-          <w:instrText xml:space="preserve"> PAGEREF _Toc241940012 \h </w:instrText>
+          <w:instrText xml:space="preserve"> PAGEREF _Toc241941338 \h </w:instrText>
         </w:r>
         <w:r>
           <w:rPr>
@@ -712,7 +712,7 @@
           <w:noProof/>
         </w:rPr>
       </w:pPr>
-      <w:hyperlink w:anchor="_Toc241940013" w:history="1">
+      <w:hyperlink w:anchor="_Toc241941339" w:history="1">
         <w:r>
           <w:rPr>
             <w:rStyle w:val="af"/>
@@ -740,7 +740,7 @@
             <w:noProof/>
             <w:webHidden/>
           </w:rPr>
-          <w:instrText xml:space="preserve"> PAGEREF _Toc241940013 \h </w:instrText>
+          <w:instrText xml:space="preserve"> PAGEREF _Toc241941339 \h </w:instrText>
         </w:r>
         <w:r>
           <w:rPr>
@@ -781,7 +781,7 @@
           <w:noProof/>
         </w:rPr>
       </w:pPr>
-      <w:hyperlink w:anchor="_Toc241940014" w:history="1">
+      <w:hyperlink w:anchor="_Toc241941340" w:history="1">
         <w:r>
           <w:rPr>
             <w:rStyle w:val="af"/>
@@ -809,7 +809,7 @@
             <w:noProof/>
             <w:webHidden/>
           </w:rPr>
-          <w:instrText xml:space="preserve"> PAGEREF _Toc241940014 \h </w:instrText>
+          <w:instrText xml:space="preserve"> PAGEREF _Toc241941340 \h </w:instrText>
         </w:r>
         <w:r>
           <w:rPr>
@@ -850,7 +850,7 @@
           <w:noProof/>
         </w:rPr>
       </w:pPr>
-      <w:hyperlink w:anchor="_Toc241940015" w:history="1">
+      <w:hyperlink w:anchor="_Toc241941341" w:history="1">
         <w:r>
           <w:rPr>
             <w:rStyle w:val="af"/>
@@ -878,7 +878,7 @@
             <w:noProof/>
             <w:webHidden/>
           </w:rPr>
-          <w:instrText xml:space="preserve"> PAGEREF _Toc241940015 \h </w:instrText>
+          <w:instrText xml:space="preserve"> PAGEREF _Toc241941341 \h </w:instrText>
         </w:r>
         <w:r>
           <w:rPr>
@@ -919,7 +919,7 @@
           <w:noProof/>
         </w:rPr>
       </w:pPr>
-      <w:hyperlink w:anchor="_Toc241940016" w:history="1">
+      <w:hyperlink w:anchor="_Toc241941342" w:history="1">
         <w:r>
           <w:rPr>
             <w:rStyle w:val="af"/>
@@ -947,7 +947,7 @@
             <w:noProof/>
             <w:webHidden/>
           </w:rPr>
-          <w:instrText xml:space="preserve"> PAGEREF _Toc241940016 \h </w:instrText>
+          <w:instrText xml:space="preserve"> PAGEREF _Toc241941342 \h </w:instrText>
         </w:r>
         <w:r>
           <w:rPr>
@@ -988,7 +988,7 @@
           <w:noProof/>
         </w:rPr>
       </w:pPr>
-      <w:hyperlink w:anchor="_Toc241940017" w:history="1">
+      <w:hyperlink w:anchor="_Toc241941343" w:history="1">
         <w:r>
           <w:rPr>
             <w:rStyle w:val="af"/>
@@ -1016,7 +1016,7 @@
             <w:noProof/>
             <w:webHidden/>
           </w:rPr>
-          <w:instrText xml:space="preserve"> PAGEREF _Toc241940017 \h </w:instrText>
+          <w:instrText xml:space="preserve"> PAGEREF _Toc241941343 \h </w:instrText>
         </w:r>
         <w:r>
           <w:rPr>
@@ -1057,7 +1057,7 @@
           <w:noProof/>
         </w:rPr>
       </w:pPr>
-      <w:hyperlink w:anchor="_Toc241940018" w:history="1">
+      <w:hyperlink w:anchor="_Toc241941344" w:history="1">
         <w:r>
           <w:rPr>
             <w:rStyle w:val="af"/>
@@ -1085,7 +1085,7 @@
             <w:noProof/>
             <w:webHidden/>
           </w:rPr>
-          <w:instrText xml:space="preserve"> PAGEREF _Toc241940018 \h </w:instrText>
+          <w:instrText xml:space="preserve"> PAGEREF _Toc241941344 \h </w:instrText>
         </w:r>
         <w:r>
           <w:rPr>
@@ -1126,7 +1126,7 @@
           <w:noProof/>
         </w:rPr>
       </w:pPr>
-      <w:hyperlink w:anchor="_Toc241940019" w:history="1">
+      <w:hyperlink w:anchor="_Toc241941345" w:history="1">
         <w:r>
           <w:rPr>
             <w:rStyle w:val="af"/>
@@ -1154,7 +1154,7 @@
             <w:noProof/>
             <w:webHidden/>
           </w:rPr>
-          <w:instrText xml:space="preserve"> PAGEREF _Toc241940019 \h </w:instrText>
+          <w:instrText xml:space="preserve"> PAGEREF _Toc241941345 \h </w:instrText>
         </w:r>
         <w:r>
           <w:rPr>
@@ -1195,7 +1195,7 @@
           <w:noProof/>
         </w:rPr>
       </w:pPr>
-      <w:hyperlink w:anchor="_Toc241940020" w:history="1">
+      <w:hyperlink w:anchor="_Toc241941346" w:history="1">
         <w:r>
           <w:rPr>
             <w:rStyle w:val="af"/>
@@ -1223,7 +1223,7 @@
             <w:noProof/>
             <w:webHidden/>
           </w:rPr>
-          <w:instrText xml:space="preserve"> PAGEREF _Toc241940020 \h </w:instrText>
+          <w:instrText xml:space="preserve"> PAGEREF _Toc241941346 \h </w:instrText>
         </w:r>
         <w:r>
           <w:rPr>
@@ -1264,7 +1264,7 @@
           <w:noProof/>
         </w:rPr>
       </w:pPr>
-      <w:hyperlink w:anchor="_Toc241940021" w:history="1">
+      <w:hyperlink w:anchor="_Toc241941347" w:history="1">
         <w:r>
           <w:rPr>
             <w:rStyle w:val="af"/>
@@ -1292,7 +1292,7 @@
             <w:noProof/>
             <w:webHidden/>
           </w:rPr>
-          <w:instrText xml:space="preserve"> PAGEREF _Toc241940021 \h </w:instrText>
+          <w:instrText xml:space="preserve"> PAGEREF _Toc241941347 \h </w:instrText>
         </w:r>
         <w:r>
           <w:rPr>
@@ -1333,7 +1333,7 @@
           <w:noProof/>
         </w:rPr>
       </w:pPr>
-      <w:hyperlink w:anchor="_Toc241940022" w:history="1">
+      <w:hyperlink w:anchor="_Toc241941348" w:history="1">
         <w:r>
           <w:rPr>
             <w:rStyle w:val="af"/>
@@ -1361,7 +1361,7 @@
             <w:noProof/>
             <w:webHidden/>
           </w:rPr>
-          <w:instrText xml:space="preserve"> PAGEREF _Toc241940022 \h </w:instrText>
+          <w:instrText xml:space="preserve"> PAGEREF _Toc241941348 \h </w:instrText>
         </w:r>
         <w:r>
           <w:rPr>
@@ -1402,7 +1402,7 @@
           <w:noProof/>
         </w:rPr>
       </w:pPr>
-      <w:hyperlink w:anchor="_Toc241940023" w:history="1">
+      <w:hyperlink w:anchor="_Toc241941349" w:history="1">
         <w:r>
           <w:rPr>
             <w:rStyle w:val="af"/>
@@ -1430,7 +1430,7 @@
             <w:noProof/>
             <w:webHidden/>
           </w:rPr>
-          <w:instrText xml:space="preserve"> PAGEREF _Toc241940023 \h </w:instrText>
+          <w:instrText xml:space="preserve"> PAGEREF _Toc241941349 \h </w:instrText>
         </w:r>
         <w:r>
           <w:rPr>
@@ -1471,7 +1471,7 @@
           <w:noProof/>
         </w:rPr>
       </w:pPr>
-      <w:hyperlink w:anchor="_Toc241940024" w:history="1">
+      <w:hyperlink w:anchor="_Toc241941350" w:history="1">
         <w:r>
           <w:rPr>
             <w:rStyle w:val="af"/>
@@ -1499,7 +1499,7 @@
             <w:noProof/>
             <w:webHidden/>
           </w:rPr>
-          <w:instrText xml:space="preserve"> PAGEREF _Toc241940024 \h </w:instrText>
+          <w:instrText xml:space="preserve"> PAGEREF _Toc241941350 \h </w:instrText>
         </w:r>
         <w:r>
           <w:rPr>
@@ -1540,7 +1540,7 @@
           <w:noProof/>
         </w:rPr>
       </w:pPr>
-      <w:hyperlink w:anchor="_Toc241940025" w:history="1">
+      <w:hyperlink w:anchor="_Toc241941351" w:history="1">
         <w:r>
           <w:rPr>
             <w:rStyle w:val="af"/>
@@ -1568,7 +1568,7 @@
             <w:noProof/>
             <w:webHidden/>
           </w:rPr>
-          <w:instrText xml:space="preserve"> PAGEREF _Toc241940025 \h </w:instrText>
+          <w:instrText xml:space="preserve"> PAGEREF _Toc241941351 \h </w:instrText>
         </w:r>
         <w:r>
           <w:rPr>
@@ -1609,7 +1609,7 @@
           <w:noProof/>
         </w:rPr>
       </w:pPr>
-      <w:hyperlink w:anchor="_Toc241940026" w:history="1">
+      <w:hyperlink w:anchor="_Toc241941352" w:history="1">
         <w:r>
           <w:rPr>
             <w:rStyle w:val="af"/>
@@ -1637,7 +1637,7 @@
             <w:noProof/>
             <w:webHidden/>
           </w:rPr>
-          <w:instrText xml:space="preserve"> PAGEREF _Toc241940026 \h </w:instrText>
+          <w:instrText xml:space="preserve"> PAGEREF _Toc241941352 \h </w:instrText>
         </w:r>
         <w:r>
           <w:rPr>
@@ -1683,7 +1683,7 @@
         <w:spacing w:before="0" w:after="360" w:line="360" w:lineRule="exact"/>
         <w:ind w:firstLine="709"/>
       </w:pPr>
-      <w:bookmarkStart w:id="1" w:name="_Toc241940007"/>
+      <w:bookmarkStart w:id="1" w:name="_Toc241941333"/>
       <w:r>
         <w:rPr>
           <w:b/>
@@ -2238,7 +2238,7 @@
         <w:ind w:firstLine="709"/>
       </w:pPr>
       <w:bookmarkStart w:id="2" w:name="_fe8d3efd355b4a528bffe4e412a753a8708d8a7"/>
-      <w:bookmarkStart w:id="3" w:name="_Toc241940008"/>
+      <w:bookmarkStart w:id="3" w:name="_Toc241941334"/>
       <w:bookmarkEnd w:id="0"/>
       <w:r>
         <w:rPr>
@@ -2833,7 +2833,7 @@
         <w:ind w:firstLine="709"/>
       </w:pPr>
       <w:bookmarkStart w:id="4" w:name="_85970216d61dd6d6f40a43c2142d7359aebf30e"/>
-      <w:bookmarkStart w:id="5" w:name="_Toc241940009"/>
+      <w:bookmarkStart w:id="5" w:name="_Toc241941335"/>
       <w:bookmarkEnd w:id="2"/>
       <w:r>
         <w:rPr>
@@ -3549,7 +3549,7 @@
           <w:sz w:val="28"/>
         </w:rPr>
         <w:drawing>
-          <wp:inline distT="0" distB="0" distL="0" distR="0" wp14:anchorId="09AE1FE9" wp14:editId="780AF2CD">
+          <wp:inline distT="0" distB="0" distL="0" distR="0" wp14:anchorId="3D9C93CB" wp14:editId="3ADEB6ED">
             <wp:extent cx="5334000" cy="2471853"/>
             <wp:effectExtent l="0" t="0" r="0" b="0"/>
             <wp:docPr id="12" name="Picture"/>
@@ -3783,7 +3783,7 @@
         <w:ind w:firstLine="709"/>
       </w:pPr>
       <w:bookmarkStart w:id="6" w:name="_952a16116c37bc0383f5f47ccedf9607bd1472f"/>
-      <w:bookmarkStart w:id="7" w:name="_Toc241940010"/>
+      <w:bookmarkStart w:id="7" w:name="_Toc241941336"/>
       <w:bookmarkEnd w:id="4"/>
       <w:r>
         <w:rPr>
@@ -4717,7 +4717,7 @@
         <w:ind w:firstLine="709"/>
       </w:pPr>
       <w:bookmarkStart w:id="8" w:name="_550d58f707a5c37672fca98b77eb8736ae09aa2"/>
-      <w:bookmarkStart w:id="9" w:name="_Toc241940011"/>
+      <w:bookmarkStart w:id="9" w:name="_Toc241941337"/>
       <w:bookmarkEnd w:id="6"/>
       <w:r>
         <w:rPr>
@@ -5260,7 +5260,7 @@
           <w:sz w:val="28"/>
         </w:rPr>
         <w:drawing>
-          <wp:inline distT="0" distB="0" distL="0" distR="0" wp14:anchorId="57119569" wp14:editId="589DCF8F">
+          <wp:inline distT="0" distB="0" distL="0" distR="0" wp14:anchorId="0D1C7652" wp14:editId="17F3E190">
             <wp:extent cx="5334000" cy="2471853"/>
             <wp:effectExtent l="0" t="0" r="0" b="0"/>
             <wp:docPr id="17" name="Picture"/>
@@ -5370,7 +5370,7 @@
         <w:ind w:firstLine="709"/>
       </w:pPr>
       <w:bookmarkStart w:id="10" w:name="_e000447a5cb978ee53bdb6877ec2ece1121f293"/>
-      <w:bookmarkStart w:id="11" w:name="_Toc241940012"/>
+      <w:bookmarkStart w:id="11" w:name="_Toc241941338"/>
       <w:bookmarkEnd w:id="8"/>
       <w:r>
         <w:rPr>
@@ -6125,7 +6125,7 @@
         <w:ind w:firstLine="709"/>
       </w:pPr>
       <w:bookmarkStart w:id="12" w:name="_d6b1e0606ccffbfea524c7b8890d7424ae6ef8d"/>
-      <w:bookmarkStart w:id="13" w:name="_Toc241940013"/>
+      <w:bookmarkStart w:id="13" w:name="_Toc241941339"/>
       <w:bookmarkEnd w:id="10"/>
       <w:r>
         <w:rPr>
@@ -6716,7 +6716,7 @@
         <w:ind w:firstLine="709"/>
       </w:pPr>
       <w:bookmarkStart w:id="14" w:name="_d9c21b914bbc5bab06da79c3c8a3f5937408dab"/>
-      <w:bookmarkStart w:id="15" w:name="_Toc241940014"/>
+      <w:bookmarkStart w:id="15" w:name="_Toc241941340"/>
       <w:bookmarkEnd w:id="12"/>
       <w:r>
         <w:rPr>
@@ -7694,7 +7694,7 @@
         <w:ind w:firstLine="709"/>
       </w:pPr>
       <w:bookmarkStart w:id="16" w:name="_519d46f9ff7923648cbfef21e26057944381813"/>
-      <w:bookmarkStart w:id="17" w:name="_Toc241940015"/>
+      <w:bookmarkStart w:id="17" w:name="_Toc241941341"/>
       <w:bookmarkEnd w:id="14"/>
       <w:r>
         <w:rPr>
@@ -7760,7 +7760,7 @@
         <w:ind w:firstLine="709"/>
       </w:pPr>
       <w:bookmarkStart w:id="18" w:name="_753c3388bf9c3477a7d17f68c6497177eb43643"/>
-      <w:bookmarkStart w:id="19" w:name="_Toc241940016"/>
+      <w:bookmarkStart w:id="19" w:name="_Toc241941342"/>
       <w:bookmarkEnd w:id="16"/>
       <w:r>
         <w:rPr>
@@ -9257,7 +9257,7 @@
         <w:ind w:firstLine="709"/>
       </w:pPr>
       <w:bookmarkStart w:id="20" w:name="_fc51781abcc4857bf621eab6b8861ea54729fed"/>
-      <w:bookmarkStart w:id="21" w:name="_Toc241940017"/>
+      <w:bookmarkStart w:id="21" w:name="_Toc241941343"/>
       <w:bookmarkEnd w:id="18"/>
       <w:r>
         <w:rPr>
@@ -9776,7 +9776,7 @@
           <w:sz w:val="28"/>
         </w:rPr>
         <w:drawing>
-          <wp:inline distT="0" distB="0" distL="0" distR="0" wp14:anchorId="393088CD" wp14:editId="15FCF0E0">
+          <wp:inline distT="0" distB="0" distL="0" distR="0" wp14:anchorId="02210684" wp14:editId="4803A814">
             <wp:extent cx="5334000" cy="2341756"/>
             <wp:effectExtent l="0" t="0" r="0" b="0"/>
             <wp:docPr id="26" name="Picture"/>
@@ -9860,7 +9860,7 @@
         <w:ind w:firstLine="709"/>
       </w:pPr>
       <w:bookmarkStart w:id="22" w:name="_3cbac706be9fcf271e7c81612a5c58063188b2f"/>
-      <w:bookmarkStart w:id="23" w:name="_Toc241940018"/>
+      <w:bookmarkStart w:id="23" w:name="_Toc241941344"/>
       <w:bookmarkEnd w:id="20"/>
       <w:r>
         <w:rPr>
@@ -10802,8 +10802,8 @@
         <w:tblLook w:val="0020" w:firstRow="1" w:lastRow="0" w:firstColumn="0" w:lastColumn="0" w:noHBand="0" w:noVBand="0"/>
       </w:tblPr>
       <w:tblGrid>
-        <w:gridCol w:w="2935"/>
-        <w:gridCol w:w="6420"/>
+        <w:gridCol w:w="2779"/>
+        <w:gridCol w:w="6576"/>
       </w:tblGrid>
       <w:tr>
         <w:trPr>
@@ -10814,7 +10814,7 @@
         </w:trPr>
         <w:tc>
           <w:tcPr>
-            <w:tcW w:w="2935" w:type="dxa"/>
+            <w:tcW w:w="2779" w:type="dxa"/>
             <w:vAlign w:val="center"/>
           </w:tcPr>
           <w:p>
@@ -10834,7 +10834,7 @@
         </w:tc>
         <w:tc>
           <w:tcPr>
-            <w:tcW w:w="6420" w:type="dxa"/>
+            <w:tcW w:w="6575" w:type="dxa"/>
             <w:vAlign w:val="center"/>
           </w:tcPr>
           <w:p>
@@ -10860,7 +10860,7 @@
         </w:trPr>
         <w:tc>
           <w:tcPr>
-            <w:tcW w:w="2935" w:type="dxa"/>
+            <w:tcW w:w="2779" w:type="dxa"/>
             <w:vAlign w:val="center"/>
           </w:tcPr>
           <w:p>
@@ -10879,7 +10879,7 @@
         </w:tc>
         <w:tc>
           <w:tcPr>
-            <w:tcW w:w="6420" w:type="dxa"/>
+            <w:tcW w:w="6575" w:type="dxa"/>
             <w:vAlign w:val="center"/>
           </w:tcPr>
           <w:p>
@@ -10923,7 +10923,7 @@
         </w:trPr>
         <w:tc>
           <w:tcPr>
-            <w:tcW w:w="2935" w:type="dxa"/>
+            <w:tcW w:w="2779" w:type="dxa"/>
             <w:vAlign w:val="center"/>
           </w:tcPr>
           <w:p>
@@ -10942,7 +10942,7 @@
         </w:tc>
         <w:tc>
           <w:tcPr>
-            <w:tcW w:w="6420" w:type="dxa"/>
+            <w:tcW w:w="6575" w:type="dxa"/>
             <w:vAlign w:val="center"/>
           </w:tcPr>
           <w:p>
@@ -10967,7 +10967,7 @@
         </w:trPr>
         <w:tc>
           <w:tcPr>
-            <w:tcW w:w="2935" w:type="dxa"/>
+            <w:tcW w:w="2779" w:type="dxa"/>
             <w:vAlign w:val="center"/>
           </w:tcPr>
           <w:p>
@@ -10986,7 +10986,7 @@
         </w:tc>
         <w:tc>
           <w:tcPr>
-            <w:tcW w:w="6420" w:type="dxa"/>
+            <w:tcW w:w="6575" w:type="dxa"/>
             <w:vAlign w:val="center"/>
           </w:tcPr>
           <w:p>
@@ -11011,7 +11011,7 @@
         </w:trPr>
         <w:tc>
           <w:tcPr>
-            <w:tcW w:w="2935" w:type="dxa"/>
+            <w:tcW w:w="2779" w:type="dxa"/>
             <w:vAlign w:val="center"/>
           </w:tcPr>
           <w:p>
@@ -11030,7 +11030,7 @@
         </w:tc>
         <w:tc>
           <w:tcPr>
-            <w:tcW w:w="6420" w:type="dxa"/>
+            <w:tcW w:w="6575" w:type="dxa"/>
             <w:vAlign w:val="center"/>
           </w:tcPr>
           <w:p>
@@ -11087,7 +11087,7 @@
         </w:trPr>
         <w:tc>
           <w:tcPr>
-            <w:tcW w:w="2935" w:type="dxa"/>
+            <w:tcW w:w="2779" w:type="dxa"/>
             <w:vAlign w:val="center"/>
           </w:tcPr>
           <w:p>
@@ -11106,7 +11106,7 @@
         </w:tc>
         <w:tc>
           <w:tcPr>
-            <w:tcW w:w="6420" w:type="dxa"/>
+            <w:tcW w:w="6575" w:type="dxa"/>
             <w:vAlign w:val="center"/>
           </w:tcPr>
           <w:p>
@@ -11164,26 +11164,27 @@
         </w:trPr>
         <w:tc>
           <w:tcPr>
-            <w:tcW w:w="2935" w:type="dxa"/>
-            <w:vAlign w:val="center"/>
-          </w:tcPr>
-          <w:p>
-            <w:pPr>
-              <w:pStyle w:val="Compact"/>
-              <w:spacing w:before="0" w:after="0" w:line="280" w:lineRule="exact"/>
-              <w:jc w:val="center"/>
-            </w:pPr>
-            <w:r>
-              <w:rPr>
-                <w:sz w:val="24"/>
-              </w:rPr>
+            <w:tcW w:w="2779" w:type="dxa"/>
+            <w:vAlign w:val="center"/>
+          </w:tcPr>
+          <w:p>
+            <w:pPr>
+              <w:pStyle w:val="Compact"/>
+              <w:spacing w:before="0" w:after="0" w:line="280" w:lineRule="exact"/>
+              <w:jc w:val="center"/>
+            </w:pPr>
+            <w:r>
+              <w:rPr>
+                <w:sz w:val="24"/>
+              </w:rPr>
+              <w:lastRenderedPageBreak/>
               <w:t>Предел инвестиций</w:t>
             </w:r>
           </w:p>
         </w:tc>
         <w:tc>
           <w:tcPr>
-            <w:tcW w:w="6420" w:type="dxa"/>
+            <w:tcW w:w="6575" w:type="dxa"/>
             <w:vAlign w:val="center"/>
           </w:tcPr>
           <w:p>
@@ -11248,7 +11249,92 @@
               <w:rPr>
                 <w:sz w:val="24"/>
               </w:rPr>
-              <w:t xml:space="preserve"> - по триггерам риска</w:t>
+              <w:t xml:space="preserve"> - по триггерам риска; </w:t>
+            </w:r>
+            <w:r>
+              <w:rPr>
+                <w:i/>
+                <w:sz w:val="24"/>
+              </w:rPr>
+              <w:t>SOC</w:t>
+            </w:r>
+            <w:r>
+              <w:rPr>
+                <w:sz w:val="24"/>
+              </w:rPr>
+              <w:t xml:space="preserve"> 2 </w:t>
+            </w:r>
+            <w:r>
+              <w:rPr>
+                <w:i/>
+                <w:sz w:val="24"/>
+              </w:rPr>
+              <w:t>Typ</w:t>
+            </w:r>
+            <w:r>
+              <w:rPr>
+                <w:i/>
+                <w:sz w:val="24"/>
+              </w:rPr>
+              <w:t>e</w:t>
+            </w:r>
+            <w:r>
+              <w:rPr>
+                <w:sz w:val="24"/>
+              </w:rPr>
+              <w:t xml:space="preserve"> </w:t>
+            </w:r>
+            <w:r>
+              <w:rPr>
+                <w:i/>
+                <w:sz w:val="24"/>
+              </w:rPr>
+              <w:t>I</w:t>
+            </w:r>
+            <w:r>
+              <w:rPr>
+                <w:sz w:val="24"/>
+              </w:rPr>
+              <w:t xml:space="preserve"> (45-120 тыс. </w:t>
+            </w:r>
+            <w:r>
+              <w:rPr>
+                <w:i/>
+                <w:sz w:val="24"/>
+              </w:rPr>
+              <w:t>BYN</w:t>
+            </w:r>
+            <w:r>
+              <w:rPr>
+                <w:sz w:val="24"/>
+              </w:rPr>
+              <w:t xml:space="preserve">, ЛР6 приложение Г) финансируется из резерва и перераспределения статей, </w:t>
+            </w:r>
+            <w:r>
+              <w:rPr>
+                <w:i/>
+                <w:sz w:val="24"/>
+              </w:rPr>
+              <w:t>Type</w:t>
+            </w:r>
+            <w:r>
+              <w:rPr>
+                <w:sz w:val="24"/>
+              </w:rPr>
+              <w:t xml:space="preserve"> </w:t>
+            </w:r>
+            <w:r>
+              <w:rPr>
+                <w:i/>
+                <w:sz w:val="24"/>
+              </w:rPr>
+              <w:t>II</w:t>
+            </w:r>
+            <w:r>
+              <w:rPr>
+                <w:sz w:val="24"/>
+              </w:rPr>
+              <w:t xml:space="preserve"> - после завершения проекта</w:t>
             </w:r>
           </w:p>
         </w:tc>
@@ -11260,33 +11346,26 @@
         </w:trPr>
         <w:tc>
           <w:tcPr>
-            <w:tcW w:w="2935" w:type="dxa"/>
-            <w:vAlign w:val="center"/>
-          </w:tcPr>
-          <w:p>
-            <w:pPr>
-              <w:pStyle w:val="Compact"/>
-              <w:spacing w:before="0" w:after="0" w:line="280" w:lineRule="exact"/>
-              <w:jc w:val="center"/>
-            </w:pPr>
-            <w:r>
-              <w:rPr>
-                <w:sz w:val="24"/>
-              </w:rPr>
-              <w:lastRenderedPageBreak/>
-              <w:t>Контрольн</w:t>
-            </w:r>
-            <w:r>
-              <w:rPr>
-                <w:sz w:val="24"/>
-              </w:rPr>
-              <w:t>ые метрики</w:t>
-            </w:r>
-          </w:p>
-        </w:tc>
-        <w:tc>
-          <w:tcPr>
-            <w:tcW w:w="6420" w:type="dxa"/>
+            <w:tcW w:w="2779" w:type="dxa"/>
+            <w:vAlign w:val="center"/>
+          </w:tcPr>
+          <w:p>
+            <w:pPr>
+              <w:pStyle w:val="Compact"/>
+              <w:spacing w:before="0" w:after="0" w:line="280" w:lineRule="exact"/>
+              <w:jc w:val="center"/>
+            </w:pPr>
+            <w:r>
+              <w:rPr>
+                <w:sz w:val="24"/>
+              </w:rPr>
+              <w:t>Контрольные метрики</w:t>
+            </w:r>
+          </w:p>
+        </w:tc>
+        <w:tc>
+          <w:tcPr>
+            <w:tcW w:w="6575" w:type="dxa"/>
             <w:vAlign w:val="center"/>
           </w:tcPr>
           <w:p>
@@ -11336,7 +11415,13 @@
         <w:rPr>
           <w:sz w:val="28"/>
         </w:rPr>
-        <w:t xml:space="preserve"> конверсия регистрация - платящий окажется ниже 3 % или доля трафика ниже 0,5 %, резерв бюджета направляется на дополнительные каналы, а цена и сегмент пересматриваются без остановки проекта.</w:t>
+        <w:t xml:space="preserve"> конверсия регистрация - платящий окажется ниже 3 % или доля трафика ниже 0,5 %, резерв бюджета направляется на дополнительные каналы, а цена и с</w:t>
+      </w:r>
+      <w:r>
+        <w:rPr>
+          <w:sz w:val="28"/>
+        </w:rPr>
+        <w:t>егмент пересматриваются без остановки проекта.</w:t>
       </w:r>
     </w:p>
     <w:p>
@@ -11350,13 +11435,7 @@
         <w:rPr>
           <w:sz w:val="28"/>
         </w:rPr>
-        <w:t>Итоговое заключение. По результатам анализа рекомендуется полный</w:t>
-      </w:r>
-      <w:r>
-        <w:rPr>
-          <w:sz w:val="28"/>
-        </w:rPr>
-        <w:t xml:space="preserve"> старт проекта </w:t>
+        <w:t xml:space="preserve">Итоговое заключение. По результатам анализа рекомендуется полный старт проекта </w:t>
       </w:r>
       <w:r>
         <w:rPr>
@@ -11382,7 +11461,13 @@
         <w:rPr>
           <w:sz w:val="28"/>
         </w:rPr>
-        <w:t>-моделей для финансовых специалистов англоязычных стран и ЕС. Основания: проблема подтверждена и массовая; рынок достаточен (</w:t>
+        <w:t>-моделей для финансовых специалистов англоязычных стран и ЕС. Основания: проблема подтве</w:t>
+      </w:r>
+      <w:r>
+        <w:rPr>
+          <w:sz w:val="28"/>
+        </w:rPr>
+        <w:t>рждена и массовая; рынок достаточен (</w:t>
       </w:r>
       <w:r>
         <w:rPr>
@@ -11408,13 +11493,7 @@
         <w:rPr>
           <w:sz w:val="28"/>
         </w:rPr>
-        <w:t xml:space="preserve"> в год) для проверки гипотезы; есть конкурентный п</w:t>
-      </w:r>
-      <w:r>
-        <w:rPr>
-          <w:sz w:val="28"/>
-        </w:rPr>
-        <w:t xml:space="preserve">робел (доказательство вывода, прозрачная цена, отзывы); цена </w:t>
+        <w:t xml:space="preserve"> в год) для проверки гипотезы; есть конкурентный пробел (доказательство вывода, прозрачная цена, отзывы); цена </w:t>
       </w:r>
       <w:r>
         <w:rPr>
@@ -11440,53 +11519,58 @@
         <w:rPr>
           <w:sz w:val="28"/>
         </w:rPr>
-        <w:t xml:space="preserve"> находится в рыночном коридоре. Ключевые риски: цель 50 платящих при базовых допущениях достигает около 19 за 4 месяца платной беты, давление заменителей, зависимость от поиска и </w:t>
+        <w:t xml:space="preserve"> находится в рыночном коридоре. Ключевые риски: цель 50 платящих при базов</w:t>
+      </w:r>
+      <w:r>
+        <w:rPr>
+          <w:sz w:val="28"/>
+        </w:rPr>
+        <w:t xml:space="preserve">ых допущениях достигает около 19 за 4 месяца платной беты, давление заменителей, зависимость от поиска и </w:t>
       </w:r>
       <w:r>
         <w:rPr>
           <w:i/>
           <w:sz w:val="28"/>
         </w:rPr>
-        <w:t>AppSou</w:t>
+        <w:t>AppSource</w:t>
+      </w:r>
+      <w:r>
+        <w:rPr>
+          <w:sz w:val="28"/>
+        </w:rPr>
+        <w:t xml:space="preserve">; способы снижения - дополнительные каналы (партнеры, </w:t>
       </w:r>
       <w:r>
         <w:rPr>
           <w:i/>
           <w:sz w:val="28"/>
         </w:rPr>
-        <w:t>rce</w:t>
-      </w:r>
-      <w:r>
-        <w:rPr>
-          <w:sz w:val="28"/>
-        </w:rPr>
-        <w:t xml:space="preserve">; способы снижения - дополнительные каналы (партнеры, </w:t>
+        <w:t>AppSource</w:t>
+      </w:r>
+      <w:r>
+        <w:rPr>
+          <w:sz w:val="28"/>
+        </w:rPr>
+        <w:t xml:space="preserve">), ранние отзывы и кейсы, измерение конверсий на </w:t>
       </w:r>
       <w:r>
         <w:rPr>
           <w:i/>
           <w:sz w:val="28"/>
         </w:rPr>
-        <w:t>AppSource</w:t>
-      </w:r>
-      <w:r>
-        <w:rPr>
-          <w:sz w:val="28"/>
-        </w:rPr>
-        <w:t xml:space="preserve">), ранние отзывы и кейсы, измерение конверсий на </w:t>
-      </w:r>
-      <w:r>
-        <w:rPr>
-          <w:i/>
-          <w:sz w:val="28"/>
-        </w:rPr>
         <w:t>MVP</w:t>
       </w:r>
       <w:r>
         <w:rPr>
           <w:sz w:val="28"/>
         </w:rPr>
-        <w:t>. Таким образом, запуск целесообразен в полном объеме плана ПЗ1 с перечисленными мерами снижения рисков.</w:t>
+        <w:t>. Таким образом, запуск цел</w:t>
+      </w:r>
+      <w:r>
+        <w:rPr>
+          <w:sz w:val="28"/>
+        </w:rPr>
+        <w:t>есообразен в полном объеме плана ПЗ1 с перечисленными мерами снижения рисков.</w:t>
       </w:r>
     </w:p>
     <w:p>
@@ -11497,7 +11581,7 @@
         <w:ind w:firstLine="709"/>
       </w:pPr>
       <w:bookmarkStart w:id="24" w:name="_efd4e361dc2d7db269a1aa4c2dc9b6b6bcbeef9"/>
-      <w:bookmarkStart w:id="25" w:name="_Toc241940019"/>
+      <w:bookmarkStart w:id="25" w:name="_Toc241941345"/>
       <w:bookmarkEnd w:id="22"/>
       <w:r>
         <w:rPr>
@@ -11505,14 +11589,7 @@
           <w:sz w:val="28"/>
         </w:rPr>
         <w:lastRenderedPageBreak/>
-        <w:t>13 СКВОЗНАЯ ПРОВЕРКА СОГЛАСОВАННО</w:t>
-      </w:r>
-      <w:r>
-        <w:rPr>
-          <w:b/>
-          <w:sz w:val="28"/>
-        </w:rPr>
-        <w:t>СТИ ЧИСЕЛ</w:t>
+        <w:t>13 СКВОЗНАЯ ПРОВЕРКА СОГЛАСОВАННОСТИ ЧИСЕЛ</w:t>
       </w:r>
       <w:bookmarkEnd w:id="25"/>
     </w:p>
@@ -11628,7 +11705,14 @@
                 <w:b/>
                 <w:sz w:val="24"/>
               </w:rPr>
-              <w:t>Результат поиска в отчете</w:t>
+              <w:t>Результа</w:t>
+            </w:r>
+            <w:r>
+              <w:rPr>
+                <w:b/>
+                <w:sz w:val="24"/>
+              </w:rPr>
+              <w:t>т поиска в отчете</w:t>
             </w:r>
           </w:p>
         </w:tc>
@@ -12386,7 +12470,7 @@
         <w:jc w:val="center"/>
       </w:pPr>
       <w:bookmarkStart w:id="26" w:name="_выводы"/>
-      <w:bookmarkStart w:id="27" w:name="_Toc241940020"/>
+      <w:bookmarkStart w:id="27" w:name="_Toc241941346"/>
       <w:bookmarkEnd w:id="24"/>
       <w:r>
         <w:rPr>
@@ -12452,7 +12536,7 @@
         <w:jc w:val="center"/>
       </w:pPr>
       <w:bookmarkStart w:id="28" w:name="_274f6a444530ef90b0479dabf3d210f01e97699"/>
-      <w:bookmarkStart w:id="29" w:name="_Toc241940021"/>
+      <w:bookmarkStart w:id="29" w:name="_Toc241941347"/>
       <w:bookmarkEnd w:id="26"/>
       <w:r>
         <w:rPr>
@@ -12595,7 +12679,7 @@
         <w:ind w:firstLine="709"/>
       </w:pPr>
       <w:bookmarkStart w:id="30" w:name="_d0b2864b05c1a6817d4667f0f3e4b4928a2cf70"/>
-      <w:bookmarkStart w:id="31" w:name="_Toc241940022"/>
+      <w:bookmarkStart w:id="31" w:name="_Toc241941348"/>
       <w:bookmarkEnd w:id="28"/>
       <w:r>
         <w:rPr>
@@ -12618,13 +12702,7 @@
         <w:rPr>
           <w:sz w:val="28"/>
         </w:rPr>
-        <w:t>В таблице 15 предс</w:t>
-      </w:r>
-      <w:r>
-        <w:rPr>
-          <w:sz w:val="28"/>
-        </w:rPr>
-        <w:t>тавлено: паспорт итогового отчета.</w:t>
+        <w:t>В таблице 15 представлено: паспорт итогового отчета.</w:t>
       </w:r>
     </w:p>
     <w:p>
@@ -13361,7 +13439,7 @@
         <w:ind w:firstLine="709"/>
       </w:pPr>
       <w:bookmarkStart w:id="32" w:name="_57b6da660863974cb7f545bcaedf54a886793e9"/>
-      <w:bookmarkStart w:id="33" w:name="_Toc241940023"/>
+      <w:bookmarkStart w:id="33" w:name="_Toc241941349"/>
       <w:bookmarkEnd w:id="30"/>
       <w:r>
         <w:rPr>
@@ -13369,14 +13447,14 @@
           <w:sz w:val="28"/>
         </w:rPr>
         <w:lastRenderedPageBreak/>
-        <w:t>ПРИЛОЖЕНИЕ 2 (ОБЯЗАТЕЛЬНОЕ) КАРТА ДОКАЗАТЕЛЬСТВ ПО</w:t>
+        <w:t xml:space="preserve">ПРИЛОЖЕНИЕ 2 (ОБЯЗАТЕЛЬНОЕ) КАРТА </w:t>
       </w:r>
       <w:r>
         <w:rPr>
           <w:b/>
           <w:sz w:val="28"/>
         </w:rPr>
-        <w:t xml:space="preserve"> РАЗДЕЛАМ</w:t>
+        <w:t>ДОКАЗАТЕЛЬСТВ ПО РАЗДЕЛАМ</w:t>
       </w:r>
       <w:bookmarkEnd w:id="33"/>
     </w:p>
@@ -14463,7 +14541,7 @@
         <w:ind w:firstLine="709"/>
       </w:pPr>
       <w:bookmarkStart w:id="34" w:name="_bab2a73b062d54d30a46b35a66541c275d60dcb"/>
-      <w:bookmarkStart w:id="35" w:name="_Toc241940024"/>
+      <w:bookmarkStart w:id="35" w:name="_Toc241941350"/>
       <w:bookmarkEnd w:id="32"/>
       <w:r>
         <w:rPr>
@@ -14525,9 +14603,9 @@
         <w:tblLook w:val="0020" w:firstRow="1" w:lastRow="0" w:firstColumn="0" w:lastColumn="0" w:noHBand="0" w:noVBand="0"/>
       </w:tblPr>
       <w:tblGrid>
-        <w:gridCol w:w="4100"/>
-        <w:gridCol w:w="1242"/>
-        <w:gridCol w:w="4013"/>
+        <w:gridCol w:w="3817"/>
+        <w:gridCol w:w="1233"/>
+        <w:gridCol w:w="4305"/>
       </w:tblGrid>
       <w:tr>
         <w:trPr>
@@ -14538,7 +14616,7 @@
         </w:trPr>
         <w:tc>
           <w:tcPr>
-            <w:tcW w:w="4100" w:type="dxa"/>
+            <w:tcW w:w="3817" w:type="dxa"/>
             <w:vAlign w:val="center"/>
           </w:tcPr>
           <w:p>
@@ -14558,7 +14636,7 @@
         </w:tc>
         <w:tc>
           <w:tcPr>
-            <w:tcW w:w="1242" w:type="dxa"/>
+            <w:tcW w:w="1233" w:type="dxa"/>
             <w:vAlign w:val="center"/>
           </w:tcPr>
           <w:p>
@@ -14578,7 +14656,7 @@
         </w:tc>
         <w:tc>
           <w:tcPr>
-            <w:tcW w:w="4013" w:type="dxa"/>
+            <w:tcW w:w="4305" w:type="dxa"/>
             <w:vAlign w:val="center"/>
           </w:tcPr>
           <w:p>
@@ -14604,7 +14682,7 @@
         </w:trPr>
         <w:tc>
           <w:tcPr>
-            <w:tcW w:w="4100" w:type="dxa"/>
+            <w:tcW w:w="3817" w:type="dxa"/>
             <w:vAlign w:val="center"/>
           </w:tcPr>
           <w:p>
@@ -14623,7 +14701,7 @@
         </w:tc>
         <w:tc>
           <w:tcPr>
-            <w:tcW w:w="1242" w:type="dxa"/>
+            <w:tcW w:w="1233" w:type="dxa"/>
             <w:vAlign w:val="center"/>
           </w:tcPr>
           <w:p>
@@ -14642,7 +14720,7 @@
         </w:tc>
         <w:tc>
           <w:tcPr>
-            <w:tcW w:w="4013" w:type="dxa"/>
+            <w:tcW w:w="4305" w:type="dxa"/>
             <w:vAlign w:val="center"/>
           </w:tcPr>
           <w:p>
@@ -14667,7 +14745,7 @@
         </w:trPr>
         <w:tc>
           <w:tcPr>
-            <w:tcW w:w="4100" w:type="dxa"/>
+            <w:tcW w:w="3817" w:type="dxa"/>
             <w:vAlign w:val="center"/>
           </w:tcPr>
           <w:p>
@@ -14686,7 +14764,7 @@
         </w:tc>
         <w:tc>
           <w:tcPr>
-            <w:tcW w:w="1242" w:type="dxa"/>
+            <w:tcW w:w="1233" w:type="dxa"/>
             <w:vAlign w:val="center"/>
           </w:tcPr>
           <w:p>
@@ -14705,7 +14783,7 @@
         </w:tc>
         <w:tc>
           <w:tcPr>
-            <w:tcW w:w="4013" w:type="dxa"/>
+            <w:tcW w:w="4305" w:type="dxa"/>
             <w:vAlign w:val="center"/>
           </w:tcPr>
           <w:p>
@@ -14730,7 +14808,7 @@
         </w:trPr>
         <w:tc>
           <w:tcPr>
-            <w:tcW w:w="4100" w:type="dxa"/>
+            <w:tcW w:w="3817" w:type="dxa"/>
             <w:vAlign w:val="center"/>
           </w:tcPr>
           <w:p>
@@ -14749,7 +14827,7 @@
         </w:tc>
         <w:tc>
           <w:tcPr>
-            <w:tcW w:w="1242" w:type="dxa"/>
+            <w:tcW w:w="1233" w:type="dxa"/>
             <w:vAlign w:val="center"/>
           </w:tcPr>
           <w:p>
@@ -14768,7 +14846,7 @@
         </w:tc>
         <w:tc>
           <w:tcPr>
-            <w:tcW w:w="4013" w:type="dxa"/>
+            <w:tcW w:w="4305" w:type="dxa"/>
             <w:vAlign w:val="center"/>
           </w:tcPr>
           <w:p>
@@ -14793,7 +14871,7 @@
         </w:trPr>
         <w:tc>
           <w:tcPr>
-            <w:tcW w:w="4100" w:type="dxa"/>
+            <w:tcW w:w="3817" w:type="dxa"/>
             <w:vAlign w:val="center"/>
           </w:tcPr>
           <w:p>
@@ -14812,7 +14890,7 @@
         </w:tc>
         <w:tc>
           <w:tcPr>
-            <w:tcW w:w="1242" w:type="dxa"/>
+            <w:tcW w:w="1233" w:type="dxa"/>
             <w:vAlign w:val="center"/>
           </w:tcPr>
           <w:p>
@@ -14831,7 +14909,7 @@
         </w:tc>
         <w:tc>
           <w:tcPr>
-            <w:tcW w:w="4013" w:type="dxa"/>
+            <w:tcW w:w="4305" w:type="dxa"/>
             <w:vAlign w:val="center"/>
           </w:tcPr>
           <w:p>
@@ -14856,7 +14934,7 @@
         </w:trPr>
         <w:tc>
           <w:tcPr>
-            <w:tcW w:w="4100" w:type="dxa"/>
+            <w:tcW w:w="3817" w:type="dxa"/>
             <w:vAlign w:val="center"/>
           </w:tcPr>
           <w:p>
@@ -14875,7 +14953,7 @@
         </w:tc>
         <w:tc>
           <w:tcPr>
-            <w:tcW w:w="1242" w:type="dxa"/>
+            <w:tcW w:w="1233" w:type="dxa"/>
             <w:vAlign w:val="center"/>
           </w:tcPr>
           <w:p>
@@ -14894,7 +14972,7 @@
         </w:tc>
         <w:tc>
           <w:tcPr>
-            <w:tcW w:w="4013" w:type="dxa"/>
+            <w:tcW w:w="4305" w:type="dxa"/>
             <w:vAlign w:val="center"/>
           </w:tcPr>
           <w:p>
@@ -14919,32 +14997,26 @@
         </w:trPr>
         <w:tc>
           <w:tcPr>
-            <w:tcW w:w="4100" w:type="dxa"/>
-            <w:vAlign w:val="center"/>
-          </w:tcPr>
-          <w:p>
-            <w:pPr>
-              <w:pStyle w:val="Compact"/>
-              <w:spacing w:before="0" w:after="0" w:line="280" w:lineRule="exact"/>
-              <w:jc w:val="center"/>
-            </w:pPr>
-            <w:r>
-              <w:rPr>
-                <w:sz w:val="24"/>
-              </w:rPr>
-              <w:t>Рыночный стандарт и пробел с</w:t>
-            </w:r>
-            <w:r>
-              <w:rPr>
-                <w:sz w:val="24"/>
-              </w:rPr>
-              <w:t>формулированы явно</w:t>
-            </w:r>
-          </w:p>
-        </w:tc>
-        <w:tc>
-          <w:tcPr>
-            <w:tcW w:w="1242" w:type="dxa"/>
+            <w:tcW w:w="3817" w:type="dxa"/>
+            <w:vAlign w:val="center"/>
+          </w:tcPr>
+          <w:p>
+            <w:pPr>
+              <w:pStyle w:val="Compact"/>
+              <w:spacing w:before="0" w:after="0" w:line="280" w:lineRule="exact"/>
+              <w:jc w:val="center"/>
+            </w:pPr>
+            <w:r>
+              <w:rPr>
+                <w:sz w:val="24"/>
+              </w:rPr>
+              <w:t>Рыночный стандарт и пробел сформулированы явно</w:t>
+            </w:r>
+          </w:p>
+        </w:tc>
+        <w:tc>
+          <w:tcPr>
+            <w:tcW w:w="1233" w:type="dxa"/>
             <w:vAlign w:val="center"/>
           </w:tcPr>
           <w:p>
@@ -14963,7 +15035,7 @@
         </w:tc>
         <w:tc>
           <w:tcPr>
-            <w:tcW w:w="4013" w:type="dxa"/>
+            <w:tcW w:w="4305" w:type="dxa"/>
             <w:vAlign w:val="center"/>
           </w:tcPr>
           <w:p>
@@ -14988,7 +15060,7 @@
         </w:trPr>
         <w:tc>
           <w:tcPr>
-            <w:tcW w:w="4100" w:type="dxa"/>
+            <w:tcW w:w="3817" w:type="dxa"/>
             <w:vAlign w:val="center"/>
           </w:tcPr>
           <w:p>
@@ -15007,7 +15079,7 @@
         </w:tc>
         <w:tc>
           <w:tcPr>
-            <w:tcW w:w="1242" w:type="dxa"/>
+            <w:tcW w:w="1233" w:type="dxa"/>
             <w:vAlign w:val="center"/>
           </w:tcPr>
           <w:p>
@@ -15026,7 +15098,7 @@
         </w:tc>
         <w:tc>
           <w:tcPr>
-            <w:tcW w:w="4013" w:type="dxa"/>
+            <w:tcW w:w="4305" w:type="dxa"/>
             <w:vAlign w:val="center"/>
           </w:tcPr>
           <w:p>
@@ -15051,7 +15123,7 @@
         </w:trPr>
         <w:tc>
           <w:tcPr>
-            <w:tcW w:w="4100" w:type="dxa"/>
+            <w:tcW w:w="3817" w:type="dxa"/>
             <w:vAlign w:val="center"/>
           </w:tcPr>
           <w:p>
@@ -15070,7 +15142,7 @@
         </w:tc>
         <w:tc>
           <w:tcPr>
-            <w:tcW w:w="1242" w:type="dxa"/>
+            <w:tcW w:w="1233" w:type="dxa"/>
             <w:vAlign w:val="center"/>
           </w:tcPr>
           <w:p>
@@ -15089,7 +15161,7 @@
         </w:tc>
         <w:tc>
           <w:tcPr>
-            <w:tcW w:w="4013" w:type="dxa"/>
+            <w:tcW w:w="4305" w:type="dxa"/>
             <w:vAlign w:val="center"/>
           </w:tcPr>
           <w:p>
@@ -15114,7 +15186,7 @@
         </w:trPr>
         <w:tc>
           <w:tcPr>
-            <w:tcW w:w="4100" w:type="dxa"/>
+            <w:tcW w:w="3817" w:type="dxa"/>
             <w:vAlign w:val="center"/>
           </w:tcPr>
           <w:p>
@@ -15133,7 +15205,7 @@
         </w:tc>
         <w:tc>
           <w:tcPr>
-            <w:tcW w:w="1242" w:type="dxa"/>
+            <w:tcW w:w="1233" w:type="dxa"/>
             <w:vAlign w:val="center"/>
           </w:tcPr>
           <w:p>
@@ -15152,7 +15224,7 @@
         </w:tc>
         <w:tc>
           <w:tcPr>
-            <w:tcW w:w="4013" w:type="dxa"/>
+            <w:tcW w:w="4305" w:type="dxa"/>
             <w:vAlign w:val="center"/>
           </w:tcPr>
           <w:p>
@@ -15177,7 +15249,7 @@
         </w:trPr>
         <w:tc>
           <w:tcPr>
-            <w:tcW w:w="4100" w:type="dxa"/>
+            <w:tcW w:w="3817" w:type="dxa"/>
             <w:vAlign w:val="center"/>
           </w:tcPr>
           <w:p>
@@ -15196,7 +15268,7 @@
         </w:tc>
         <w:tc>
           <w:tcPr>
-            <w:tcW w:w="1242" w:type="dxa"/>
+            <w:tcW w:w="1233" w:type="dxa"/>
             <w:vAlign w:val="center"/>
           </w:tcPr>
           <w:p>
@@ -15215,7 +15287,7 @@
         </w:tc>
         <w:tc>
           <w:tcPr>
-            <w:tcW w:w="4013" w:type="dxa"/>
+            <w:tcW w:w="4305" w:type="dxa"/>
             <w:vAlign w:val="center"/>
           </w:tcPr>
           <w:p>
@@ -15240,7 +15312,7 @@
         </w:trPr>
         <w:tc>
           <w:tcPr>
-            <w:tcW w:w="4100" w:type="dxa"/>
+            <w:tcW w:w="3817" w:type="dxa"/>
             <w:vAlign w:val="center"/>
           </w:tcPr>
           <w:p>
@@ -15259,7 +15331,7 @@
         </w:tc>
         <w:tc>
           <w:tcPr>
-            <w:tcW w:w="1242" w:type="dxa"/>
+            <w:tcW w:w="1233" w:type="dxa"/>
             <w:vAlign w:val="center"/>
           </w:tcPr>
           <w:p>
@@ -15278,7 +15350,7 @@
         </w:tc>
         <w:tc>
           <w:tcPr>
-            <w:tcW w:w="4013" w:type="dxa"/>
+            <w:tcW w:w="4305" w:type="dxa"/>
             <w:vAlign w:val="center"/>
           </w:tcPr>
           <w:p>
@@ -15303,7 +15375,7 @@
         </w:trPr>
         <w:tc>
           <w:tcPr>
-            <w:tcW w:w="4100" w:type="dxa"/>
+            <w:tcW w:w="3817" w:type="dxa"/>
             <w:vAlign w:val="center"/>
           </w:tcPr>
           <w:p>
@@ -15322,7 +15394,7 @@
         </w:tc>
         <w:tc>
           <w:tcPr>
-            <w:tcW w:w="1242" w:type="dxa"/>
+            <w:tcW w:w="1233" w:type="dxa"/>
             <w:vAlign w:val="center"/>
           </w:tcPr>
           <w:p>
@@ -15341,7 +15413,7 @@
         </w:tc>
         <w:tc>
           <w:tcPr>
-            <w:tcW w:w="4013" w:type="dxa"/>
+            <w:tcW w:w="4305" w:type="dxa"/>
             <w:vAlign w:val="center"/>
           </w:tcPr>
           <w:p>
@@ -15366,7 +15438,7 @@
         </w:trPr>
         <w:tc>
           <w:tcPr>
-            <w:tcW w:w="4100" w:type="dxa"/>
+            <w:tcW w:w="3817" w:type="dxa"/>
             <w:vAlign w:val="center"/>
           </w:tcPr>
           <w:p>
@@ -15385,7 +15457,7 @@
         </w:tc>
         <w:tc>
           <w:tcPr>
-            <w:tcW w:w="1242" w:type="dxa"/>
+            <w:tcW w:w="1233" w:type="dxa"/>
             <w:vAlign w:val="center"/>
           </w:tcPr>
           <w:p>
@@ -15404,20 +15476,20 @@
         </w:tc>
         <w:tc>
           <w:tcPr>
-            <w:tcW w:w="4013" w:type="dxa"/>
-            <w:vAlign w:val="center"/>
-          </w:tcPr>
-          <w:p>
-            <w:pPr>
-              <w:pStyle w:val="Compact"/>
-              <w:spacing w:before="0" w:after="0" w:line="280" w:lineRule="exact"/>
-              <w:jc w:val="center"/>
-            </w:pPr>
-            <w:r>
-              <w:rPr>
-                <w:sz w:val="24"/>
-              </w:rPr>
-              <w:t xml:space="preserve">покрытие 80 %; прототип сайта в </w:t>
+            <w:tcW w:w="4305" w:type="dxa"/>
+            <w:vAlign w:val="center"/>
+          </w:tcPr>
+          <w:p>
+            <w:pPr>
+              <w:pStyle w:val="Compact"/>
+              <w:spacing w:before="0" w:after="0" w:line="280" w:lineRule="exact"/>
+              <w:jc w:val="center"/>
+            </w:pPr>
+            <w:r>
+              <w:rPr>
+                <w:sz w:val="24"/>
+              </w:rPr>
+              <w:t xml:space="preserve">покрытие 80 % по схемам; прототип в </w:t>
             </w:r>
             <w:r>
               <w:rPr>
@@ -15430,7 +15502,33 @@
               <w:rPr>
                 <w:sz w:val="24"/>
               </w:rPr>
-              <w:t xml:space="preserve"> (3 страницы), экранов приложения нет</w:t>
+              <w:t xml:space="preserve"> охватывает страницы сайта и экраны приложения </w:t>
+            </w:r>
+            <w:r>
+              <w:rPr>
+                <w:i/>
+                <w:sz w:val="24"/>
+              </w:rPr>
+              <w:t>U-001</w:t>
+            </w:r>
+            <w:r>
+              <w:rPr>
+                <w:sz w:val="24"/>
+              </w:rPr>
+              <w:t>…</w:t>
+            </w:r>
+            <w:r>
+              <w:rPr>
+                <w:i/>
+                <w:sz w:val="24"/>
+              </w:rPr>
+              <w:t>U-009</w:t>
+            </w:r>
+            <w:r>
+              <w:rPr>
+                <w:sz w:val="24"/>
+              </w:rPr>
+              <w:t xml:space="preserve"> (демонстрационные данные)</w:t>
             </w:r>
           </w:p>
         </w:tc>
@@ -15442,26 +15540,32 @@
         </w:trPr>
         <w:tc>
           <w:tcPr>
-            <w:tcW w:w="4100" w:type="dxa"/>
-            <w:vAlign w:val="center"/>
-          </w:tcPr>
-          <w:p>
-            <w:pPr>
-              <w:pStyle w:val="Compact"/>
-              <w:spacing w:before="0" w:after="0" w:line="280" w:lineRule="exact"/>
-              <w:jc w:val="center"/>
-            </w:pPr>
-            <w:r>
-              <w:rPr>
-                <w:sz w:val="24"/>
-              </w:rPr>
-              <w:t>Первый релиз отделен от последующих</w:t>
-            </w:r>
-          </w:p>
-        </w:tc>
-        <w:tc>
-          <w:tcPr>
-            <w:tcW w:w="1242" w:type="dxa"/>
+            <w:tcW w:w="3817" w:type="dxa"/>
+            <w:vAlign w:val="center"/>
+          </w:tcPr>
+          <w:p>
+            <w:pPr>
+              <w:pStyle w:val="Compact"/>
+              <w:spacing w:before="0" w:after="0" w:line="280" w:lineRule="exact"/>
+              <w:jc w:val="center"/>
+            </w:pPr>
+            <w:r>
+              <w:rPr>
+                <w:sz w:val="24"/>
+              </w:rPr>
+              <w:t>Перв</w:t>
+            </w:r>
+            <w:r>
+              <w:rPr>
+                <w:sz w:val="24"/>
+              </w:rPr>
+              <w:t>ый релиз отделен от последующих</w:t>
+            </w:r>
+          </w:p>
+        </w:tc>
+        <w:tc>
+          <w:tcPr>
+            <w:tcW w:w="1233" w:type="dxa"/>
             <w:vAlign w:val="center"/>
           </w:tcPr>
           <w:p>
@@ -15480,26 +15584,20 @@
         </w:tc>
         <w:tc>
           <w:tcPr>
-            <w:tcW w:w="4013" w:type="dxa"/>
-            <w:vAlign w:val="center"/>
-          </w:tcPr>
-          <w:p>
-            <w:pPr>
-              <w:pStyle w:val="Compact"/>
-              <w:spacing w:before="0" w:after="0" w:line="280" w:lineRule="exact"/>
-              <w:jc w:val="center"/>
-            </w:pPr>
-            <w:r>
-              <w:rPr>
-                <w:sz w:val="24"/>
-              </w:rPr>
-              <w:t>см. разделы отче</w:t>
-            </w:r>
-            <w:r>
-              <w:rPr>
-                <w:sz w:val="24"/>
-              </w:rPr>
-              <w:t>та</w:t>
+            <w:tcW w:w="4305" w:type="dxa"/>
+            <w:vAlign w:val="center"/>
+          </w:tcPr>
+          <w:p>
+            <w:pPr>
+              <w:pStyle w:val="Compact"/>
+              <w:spacing w:before="0" w:after="0" w:line="280" w:lineRule="exact"/>
+              <w:jc w:val="center"/>
+            </w:pPr>
+            <w:r>
+              <w:rPr>
+                <w:sz w:val="24"/>
+              </w:rPr>
+              <w:t>см. разделы отчета</w:t>
             </w:r>
           </w:p>
         </w:tc>
@@ -15511,7 +15609,7 @@
         </w:trPr>
         <w:tc>
           <w:tcPr>
-            <w:tcW w:w="4100" w:type="dxa"/>
+            <w:tcW w:w="3817" w:type="dxa"/>
             <w:vAlign w:val="center"/>
           </w:tcPr>
           <w:p>
@@ -15530,7 +15628,7 @@
         </w:tc>
         <w:tc>
           <w:tcPr>
-            <w:tcW w:w="1242" w:type="dxa"/>
+            <w:tcW w:w="1233" w:type="dxa"/>
             <w:vAlign w:val="center"/>
           </w:tcPr>
           <w:p>
@@ -15549,7 +15647,7 @@
         </w:tc>
         <w:tc>
           <w:tcPr>
-            <w:tcW w:w="4013" w:type="dxa"/>
+            <w:tcW w:w="4305" w:type="dxa"/>
             <w:vAlign w:val="center"/>
           </w:tcPr>
           <w:p>
@@ -15579,7 +15677,7 @@
         <w:rPr>
           <w:sz w:val="28"/>
         </w:rPr>
-        <w:t xml:space="preserve">Из 15 пунктов 13 выполнены, 2 частично: спрос (расхождение источников) и интерфейсное покрытие (80 %; прототип в </w:t>
+        <w:t xml:space="preserve">Из 15 пунктов 13 выполнены, 2 частично: спрос (расхождение источников) и интерфейсное покрытие (80 % по схемам; макеты </w:t>
       </w:r>
       <w:r>
         <w:rPr>
@@ -15592,7 +15690,7 @@
         <w:rPr>
           <w:sz w:val="28"/>
         </w:rPr>
-        <w:t xml:space="preserve"> охватывает страницы сайта, но не экраны приложения).</w:t>
+        <w:t xml:space="preserve"> покрывают единицы первой версии, но используют демонстрационные данные).</w:t>
       </w:r>
     </w:p>
     <w:p>
@@ -15603,7 +15701,7 @@
         <w:ind w:firstLine="709"/>
       </w:pPr>
       <w:bookmarkStart w:id="36" w:name="_301fb4639e999825c095dd7055019e7c013a803"/>
-      <w:bookmarkStart w:id="37" w:name="_Toc241940025"/>
+      <w:bookmarkStart w:id="37" w:name="_Toc241941351"/>
       <w:bookmarkEnd w:id="34"/>
       <w:r>
         <w:rPr>
@@ -15611,14 +15709,14 @@
           <w:sz w:val="28"/>
         </w:rPr>
         <w:lastRenderedPageBreak/>
-        <w:t>ПРИЛОЖЕНИЕ 4 (ОБЯЗАТЕЛЬНОЕ) МИНИМАЛЬНАЯ ФОРМА ТЕХНИЧЕСКОГО ЗАДАНИЯ ДЛЯ ПЕРВОГО РЕЛИЗ</w:t>
+        <w:t>ПРИЛОЖЕНИЕ 4 (ОБЯЗАТЕЛЬНОЕ) МИНИМАЛЬНАЯ ФОРМА ТЕХНИЧЕСКОГО</w:t>
       </w:r>
       <w:r>
         <w:rPr>
           <w:b/>
           <w:sz w:val="28"/>
         </w:rPr>
-        <w:t>А</w:t>
+        <w:t xml:space="preserve"> ЗАДАНИЯ ДЛЯ ПЕРВОГО РЕЛИЗА</w:t>
       </w:r>
       <w:bookmarkEnd w:id="37"/>
     </w:p>
@@ -15790,7 +15888,13 @@
               <w:rPr>
                 <w:sz w:val="24"/>
               </w:rPr>
-              <w:t>-модель на ошибки и получить отчет с доказательствами</w:t>
+              <w:t xml:space="preserve">-модель на ошибки и получить отчет с </w:t>
+            </w:r>
+            <w:r>
+              <w:rPr>
+                <w:sz w:val="24"/>
+              </w:rPr>
+              <w:t>доказательствами</w:t>
             </w:r>
           </w:p>
         </w:tc>
@@ -16282,7 +16386,7 @@
         <w:ind w:firstLine="709"/>
       </w:pPr>
       <w:bookmarkStart w:id="38" w:name="_0b3889fe5487e8057dd761c90a2747437e007c1"/>
-      <w:bookmarkStart w:id="39" w:name="_Toc241940026"/>
+      <w:bookmarkStart w:id="39" w:name="_Toc241941352"/>
       <w:bookmarkEnd w:id="36"/>
       <w:r>
         <w:rPr>
@@ -16318,13 +16422,7 @@
         <w:rPr>
           <w:sz w:val="28"/>
         </w:rPr>
-        <w:t xml:space="preserve"> в границах онла</w:t>
-      </w:r>
-      <w:r>
-        <w:rPr>
-          <w:sz w:val="28"/>
-        </w:rPr>
-        <w:t xml:space="preserve">йн-проверки </w:t>
+        <w:t xml:space="preserve"> в границах онлайн-проверки </w:t>
       </w:r>
       <w:r>
         <w:rPr>
@@ -16363,13 +16461,13 @@
         <w:rPr>
           <w:sz w:val="28"/>
         </w:rPr>
-        <w:t xml:space="preserve"> в год); опорная проблема подтверждена источниками; ценностное предложе</w:t>
-      </w:r>
-      <w:r>
-        <w:rPr>
-          <w:sz w:val="28"/>
-        </w:rPr>
-        <w:t xml:space="preserve">ние - независимое доказательство находок; единица монетизации - файл, </w:t>
+        <w:t xml:space="preserve"> в год); опорная проблема подтверждена источниками; цен</w:t>
+      </w:r>
+      <w:r>
+        <w:rPr>
+          <w:sz w:val="28"/>
+        </w:rPr>
+        <w:t xml:space="preserve">ностное предложение - независимое доказательство находок; единица монетизации - файл, </w:t>
       </w:r>
       <w:r>
         <w:rPr>
@@ -16408,7 +16506,13 @@
         <w:rPr>
           <w:sz w:val="28"/>
         </w:rPr>
-        <w:t xml:space="preserve"> не ниже 90 % и конверсии регистрация - платящий не ниже 5 %. Запуск целесообразен в полном объеме плана ПЗ1.</w:t>
+        <w:t xml:space="preserve"> не ниже 90 % и конверсии регистрация - п</w:t>
+      </w:r>
+      <w:r>
+        <w:rPr>
+          <w:sz w:val="28"/>
+        </w:rPr>
+        <w:t>латящий не ниже 5 %. Запуск целесообразен в полном объеме плана ПЗ1.</w:t>
       </w:r>
     </w:p>
     <w:bookmarkEnd w:id="38"/>
@@ -16516,7 +16620,7 @@
   <w:abstractNum w:abstractNumId="0" w15:restartNumberingAfterBreak="0">
     <w:nsid w:val="0000A990"/>
     <w:multiLevelType w:val="multilevel"/>
-    <w:tmpl w:val="AE22BBF8"/>
+    <w:tmpl w:val="7FC650C4"/>
     <w:lvl w:ilvl="0">
       <w:numFmt w:val="bullet"/>
       <w:lvlText w:val=" "/>
@@ -16593,7 +16697,7 @@
   <w:abstractNum w:abstractNumId="1" w15:restartNumberingAfterBreak="0">
     <w:nsid w:val="00A99411"/>
     <w:multiLevelType w:val="multilevel"/>
-    <w:tmpl w:val="A7CCA5FA"/>
+    <w:tmpl w:val="F74E0896"/>
     <w:lvl w:ilvl="0">
       <w:start w:val="1"/>
       <w:numFmt w:val="decimal"/>
@@ -18041,7 +18145,7 @@
     <w:autoRedefine/>
     <w:uiPriority w:val="39"/>
     <w:unhideWhenUsed/>
-    <w:rsid w:val="003D0BF5"/>
+    <w:rsid w:val="00F0341B"/>
     <w:pPr>
       <w:spacing w:after="100"/>
     </w:pPr>

--- a/ЛР7_Итоговый_отчет/ОТЧЕТ_ЛР7_TableMind.docx
+++ b/ЛР7_Итоговый_отчет/ОТЧЕТ_ЛР7_TableMind.docx
@@ -95,7 +95,7 @@
     </w:p>
     <w:p>
       <w:pPr>
-        <w:spacing w:before="2880" w:after="0" w:line="360" w:lineRule="exact"/>
+        <w:spacing w:before="2160" w:after="0" w:line="360" w:lineRule="exact"/>
         <w:jc w:val="center"/>
       </w:pPr>
       <w:r>
@@ -159,7 +159,7 @@
         <w:tabs>
           <w:tab w:val="left" w:pos="6520"/>
         </w:tabs>
-        <w:spacing w:before="1800" w:after="0" w:line="360" w:lineRule="exact"/>
+        <w:spacing w:before="1440" w:after="0" w:line="360" w:lineRule="exact"/>
       </w:pPr>
       <w:r>
         <w:rPr>
@@ -213,14 +213,13 @@
     </w:p>
     <w:p>
       <w:pPr>
-        <w:spacing w:before="2520" w:after="0" w:line="360" w:lineRule="exact"/>
+        <w:spacing w:before="1800" w:after="0" w:line="360" w:lineRule="exact"/>
         <w:jc w:val="center"/>
       </w:pPr>
       <w:r>
         <w:rPr>
           <w:sz w:val="28"/>
         </w:rPr>
-        <w:lastRenderedPageBreak/>
         <w:t>Минск 2</w:t>
       </w:r>
       <w:r>
@@ -264,7 +263,7 @@
       <w:r>
         <w:fldChar w:fldCharType="separate"/>
       </w:r>
-      <w:hyperlink w:anchor="_Toc241941333" w:history="1">
+      <w:hyperlink w:anchor="_Toc241943037" w:history="1">
         <w:r>
           <w:rPr>
             <w:rStyle w:val="af"/>
@@ -292,7 +291,7 @@
             <w:noProof/>
             <w:webHidden/>
           </w:rPr>
-          <w:instrText xml:space="preserve"> PAGEREF _Toc241941333 \h </w:instrText>
+          <w:instrText xml:space="preserve"> PAGEREF _Toc241943037 \h </w:instrText>
         </w:r>
         <w:r>
           <w:rPr>
@@ -312,7 +311,7 @@
             <w:noProof/>
             <w:webHidden/>
           </w:rPr>
-          <w:t>4</w:t>
+          <w:t>3</w:t>
         </w:r>
         <w:r>
           <w:rPr>
@@ -333,7 +332,7 @@
           <w:noProof/>
         </w:rPr>
       </w:pPr>
-      <w:hyperlink w:anchor="_Toc241941334" w:history="1">
+      <w:hyperlink w:anchor="_Toc241943038" w:history="1">
         <w:r>
           <w:rPr>
             <w:rStyle w:val="af"/>
@@ -395,7 +394,76 @@
             <w:noProof/>
             <w:webHidden/>
           </w:rPr>
-          <w:instrText xml:space="preserve"> PAGEREF _Toc241941334 \h </w:instrText>
+          <w:instrText xml:space="preserve"> PAGEREF _Toc241943038 \h </w:instrText>
+        </w:r>
+        <w:r>
+          <w:rPr>
+            <w:noProof/>
+            <w:webHidden/>
+          </w:rPr>
+        </w:r>
+        <w:r>
+          <w:rPr>
+            <w:noProof/>
+            <w:webHidden/>
+          </w:rPr>
+          <w:fldChar w:fldCharType="separate"/>
+        </w:r>
+        <w:r>
+          <w:rPr>
+            <w:noProof/>
+            <w:webHidden/>
+          </w:rPr>
+          <w:t>4</w:t>
+        </w:r>
+        <w:r>
+          <w:rPr>
+            <w:noProof/>
+            <w:webHidden/>
+          </w:rPr>
+          <w:fldChar w:fldCharType="end"/>
+        </w:r>
+      </w:hyperlink>
+    </w:p>
+    <w:p>
+      <w:pPr>
+        <w:pStyle w:val="12"/>
+        <w:tabs>
+          <w:tab w:val="right" w:leader="dot" w:pos="9345"/>
+        </w:tabs>
+        <w:rPr>
+          <w:noProof/>
+        </w:rPr>
+      </w:pPr>
+      <w:hyperlink w:anchor="_Toc241943039" w:history="1">
+        <w:r>
+          <w:rPr>
+            <w:rStyle w:val="af"/>
+            <w:b/>
+            <w:noProof/>
+          </w:rPr>
+          <w:t>3 ГРАНИЦЫ И РАЗМЕР РЫНКА</w:t>
+        </w:r>
+        <w:r>
+          <w:rPr>
+            <w:noProof/>
+            <w:webHidden/>
+          </w:rPr>
+          <w:tab/>
+        </w:r>
+        <w:r>
+          <w:rPr>
+            <w:noProof/>
+            <w:webHidden/>
+          </w:rPr>
+          <w:fldChar w:fldCharType="begin"/>
+        </w:r>
+        <w:r>
+          <w:rPr>
+            <w:noProof/>
+            <w:webHidden/>
+          </w:rPr>
+          <w:instrText xml:space="preserve"> PAGEREF _Toc241943039 \h </w:instrText>
         </w:r>
         <w:r>
           <w:rPr>
@@ -436,76 +504,7 @@
           <w:noProof/>
         </w:rPr>
       </w:pPr>
-      <w:hyperlink w:anchor="_Toc241941335" w:history="1">
-        <w:r>
-          <w:rPr>
-            <w:rStyle w:val="af"/>
-            <w:b/>
-            <w:noProof/>
-          </w:rPr>
-          <w:t>3 ГРАНИЦЫ И РАЗМЕР РЫНКА</w:t>
-        </w:r>
-        <w:r>
-          <w:rPr>
-            <w:noProof/>
-            <w:webHidden/>
-          </w:rPr>
-          <w:tab/>
-        </w:r>
-        <w:r>
-          <w:rPr>
-            <w:noProof/>
-            <w:webHidden/>
-          </w:rPr>
-          <w:fldChar w:fldCharType="begin"/>
-        </w:r>
-        <w:r>
-          <w:rPr>
-            <w:noProof/>
-            <w:webHidden/>
-          </w:rPr>
-          <w:instrText xml:space="preserve"> PAGEREF _Toc241941335 \h </w:instrText>
-        </w:r>
-        <w:r>
-          <w:rPr>
-            <w:noProof/>
-            <w:webHidden/>
-          </w:rPr>
-        </w:r>
-        <w:r>
-          <w:rPr>
-            <w:noProof/>
-            <w:webHidden/>
-          </w:rPr>
-          <w:fldChar w:fldCharType="separate"/>
-        </w:r>
-        <w:r>
-          <w:rPr>
-            <w:noProof/>
-            <w:webHidden/>
-          </w:rPr>
-          <w:t>6</w:t>
-        </w:r>
-        <w:r>
-          <w:rPr>
-            <w:noProof/>
-            <w:webHidden/>
-          </w:rPr>
-          <w:fldChar w:fldCharType="end"/>
-        </w:r>
-      </w:hyperlink>
-    </w:p>
-    <w:p>
-      <w:pPr>
-        <w:pStyle w:val="12"/>
-        <w:tabs>
-          <w:tab w:val="right" w:leader="dot" w:pos="9345"/>
-        </w:tabs>
-        <w:rPr>
-          <w:noProof/>
-        </w:rPr>
-      </w:pPr>
-      <w:hyperlink w:anchor="_Toc241941336" w:history="1">
+      <w:hyperlink w:anchor="_Toc241943040" w:history="1">
         <w:r>
           <w:rPr>
             <w:rStyle w:val="af"/>
@@ -533,7 +532,76 @@
             <w:noProof/>
             <w:webHidden/>
           </w:rPr>
-          <w:instrText xml:space="preserve"> PAGEREF _Toc241941336 \h </w:instrText>
+          <w:instrText xml:space="preserve"> PAGEREF _Toc241943040 \h </w:instrText>
+        </w:r>
+        <w:r>
+          <w:rPr>
+            <w:noProof/>
+            <w:webHidden/>
+          </w:rPr>
+        </w:r>
+        <w:r>
+          <w:rPr>
+            <w:noProof/>
+            <w:webHidden/>
+          </w:rPr>
+          <w:fldChar w:fldCharType="separate"/>
+        </w:r>
+        <w:r>
+          <w:rPr>
+            <w:noProof/>
+            <w:webHidden/>
+          </w:rPr>
+          <w:t>7</w:t>
+        </w:r>
+        <w:r>
+          <w:rPr>
+            <w:noProof/>
+            <w:webHidden/>
+          </w:rPr>
+          <w:fldChar w:fldCharType="end"/>
+        </w:r>
+      </w:hyperlink>
+    </w:p>
+    <w:p>
+      <w:pPr>
+        <w:pStyle w:val="12"/>
+        <w:tabs>
+          <w:tab w:val="right" w:leader="dot" w:pos="9345"/>
+        </w:tabs>
+        <w:rPr>
+          <w:noProof/>
+        </w:rPr>
+      </w:pPr>
+      <w:hyperlink w:anchor="_Toc241943041" w:history="1">
+        <w:r>
+          <w:rPr>
+            <w:rStyle w:val="af"/>
+            <w:b/>
+            <w:noProof/>
+          </w:rPr>
+          <w:t>5 ОЦЕНКА БАРЬЕРОВ ВХОДА И ВЫХОДА</w:t>
+        </w:r>
+        <w:r>
+          <w:rPr>
+            <w:noProof/>
+            <w:webHidden/>
+          </w:rPr>
+          <w:tab/>
+        </w:r>
+        <w:r>
+          <w:rPr>
+            <w:noProof/>
+            <w:webHidden/>
+          </w:rPr>
+          <w:fldChar w:fldCharType="begin"/>
+        </w:r>
+        <w:r>
+          <w:rPr>
+            <w:noProof/>
+            <w:webHidden/>
+          </w:rPr>
+          <w:instrText xml:space="preserve"> PAGEREF _Toc241943041 \h </w:instrText>
         </w:r>
         <w:r>
           <w:rPr>
@@ -574,14 +642,14 @@
           <w:noProof/>
         </w:rPr>
       </w:pPr>
-      <w:hyperlink w:anchor="_Toc241941337" w:history="1">
+      <w:hyperlink w:anchor="_Toc241943042" w:history="1">
         <w:r>
           <w:rPr>
             <w:rStyle w:val="af"/>
             <w:b/>
             <w:noProof/>
           </w:rPr>
-          <w:t>5 ОЦЕНКА БАРЬЕРОВ ВХОДА И ВЫХОДА</w:t>
+          <w:t>6 АНАЛИЗ ПРОБЛЕМ ПОЛЬЗОВАТЕЛЕЙ И РЫНОЧНЫХ ПРОБЕЛОВ</w:t>
         </w:r>
         <w:r>
           <w:rPr>
@@ -602,7 +670,7 @@
             <w:noProof/>
             <w:webHidden/>
           </w:rPr>
-          <w:instrText xml:space="preserve"> PAGEREF _Toc241941337 \h </w:instrText>
+          <w:instrText xml:space="preserve"> PAGEREF _Toc241943042 \h </w:instrText>
         </w:r>
         <w:r>
           <w:rPr>
@@ -643,14 +711,14 @@
           <w:noProof/>
         </w:rPr>
       </w:pPr>
-      <w:hyperlink w:anchor="_Toc241941338" w:history="1">
+      <w:hyperlink w:anchor="_Toc241943043" w:history="1">
         <w:r>
           <w:rPr>
             <w:rStyle w:val="af"/>
             <w:b/>
             <w:noProof/>
           </w:rPr>
-          <w:t>6 АНАЛИЗ ПРОБЛЕМ ПОЛЬЗОВАТЕЛЕЙ И РЫНОЧНЫХ ПРОБЕЛОВ</w:t>
+          <w:t>7 ЦЕННОСТНОЕ ПРЕДЛОЖЕНИЕ И ЦИФРОВОЙ ТОВАР</w:t>
         </w:r>
         <w:r>
           <w:rPr>
@@ -671,7 +739,7 @@
             <w:noProof/>
             <w:webHidden/>
           </w:rPr>
-          <w:instrText xml:space="preserve"> PAGEREF _Toc241941338 \h </w:instrText>
+          <w:instrText xml:space="preserve"> PAGEREF _Toc241943043 \h </w:instrText>
         </w:r>
         <w:r>
           <w:rPr>
@@ -712,14 +780,14 @@
           <w:noProof/>
         </w:rPr>
       </w:pPr>
-      <w:hyperlink w:anchor="_Toc241941339" w:history="1">
+      <w:hyperlink w:anchor="_Toc241943044" w:history="1">
         <w:r>
           <w:rPr>
             <w:rStyle w:val="af"/>
             <w:b/>
             <w:noProof/>
           </w:rPr>
-          <w:t>7 ЦЕННОСТНОЕ ПРЕДЛОЖЕНИЕ И ЦИФРОВОЙ ТОВАР</w:t>
+          <w:t>8 БИЗНЕС-МОДЕЛЬ ПО КАНВАС</w:t>
         </w:r>
         <w:r>
           <w:rPr>
@@ -740,7 +808,7 @@
             <w:noProof/>
             <w:webHidden/>
           </w:rPr>
-          <w:instrText xml:space="preserve"> PAGEREF _Toc241941339 \h </w:instrText>
+          <w:instrText xml:space="preserve"> PAGEREF _Toc241943044 \h </w:instrText>
         </w:r>
         <w:r>
           <w:rPr>
@@ -781,14 +849,14 @@
           <w:noProof/>
         </w:rPr>
       </w:pPr>
-      <w:hyperlink w:anchor="_Toc241941340" w:history="1">
+      <w:hyperlink w:anchor="_Toc241943045" w:history="1">
         <w:r>
           <w:rPr>
             <w:rStyle w:val="af"/>
             <w:b/>
             <w:noProof/>
           </w:rPr>
-          <w:t>8 БИЗНЕС-МОДЕЛЬ ПО КАНВАС</w:t>
+          <w:t>9 БИЗНЕС-ЛОГИКА И ПОЛЬЗОВАТЕЛЬСКИЕ СЦЕНАРИИ</w:t>
         </w:r>
         <w:r>
           <w:rPr>
@@ -809,7 +877,7 @@
             <w:noProof/>
             <w:webHidden/>
           </w:rPr>
-          <w:instrText xml:space="preserve"> PAGEREF _Toc241941340 \h </w:instrText>
+          <w:instrText xml:space="preserve"> PAGEREF _Toc241943045 \h </w:instrText>
         </w:r>
         <w:r>
           <w:rPr>
@@ -850,14 +918,14 @@
           <w:noProof/>
         </w:rPr>
       </w:pPr>
-      <w:hyperlink w:anchor="_Toc241941341" w:history="1">
+      <w:hyperlink w:anchor="_Toc241943046" w:history="1">
         <w:r>
           <w:rPr>
             <w:rStyle w:val="af"/>
             <w:b/>
             <w:noProof/>
           </w:rPr>
-          <w:t>9 БИЗНЕС-ЛОГИКА И ПОЛЬЗОВАТЕЛЬСКИЕ СЦЕНАРИИ</w:t>
+          <w:t>10 ТЕХНИЧЕСКОЕ ЗАДАНИЕ: СТРАНИЦЫ, ЭКРАНЫ, КОНТЕНТ И ФУНКЦИОНАЛ</w:t>
         </w:r>
         <w:r>
           <w:rPr>
@@ -878,7 +946,7 @@
             <w:noProof/>
             <w:webHidden/>
           </w:rPr>
-          <w:instrText xml:space="preserve"> PAGEREF _Toc241941341 \h </w:instrText>
+          <w:instrText xml:space="preserve"> PAGEREF _Toc241943046 \h </w:instrText>
         </w:r>
         <w:r>
           <w:rPr>
@@ -919,14 +987,14 @@
           <w:noProof/>
         </w:rPr>
       </w:pPr>
-      <w:hyperlink w:anchor="_Toc241941342" w:history="1">
+      <w:hyperlink w:anchor="_Toc241943047" w:history="1">
         <w:r>
           <w:rPr>
             <w:rStyle w:val="af"/>
             <w:b/>
             <w:noProof/>
           </w:rPr>
-          <w:t>10 ТЕХНИЧЕСКОЕ ЗАДАНИЕ: СТРАНИЦЫ, ЭКРАНЫ, КОНТЕНТ И ФУНКЦИОНАЛ</w:t>
+          <w:t>11 ДЕЛЕНИЕ РАЗРАБОТКИ НА РЕЛИЗЫ</w:t>
         </w:r>
         <w:r>
           <w:rPr>
@@ -947,7 +1015,7 @@
             <w:noProof/>
             <w:webHidden/>
           </w:rPr>
-          <w:instrText xml:space="preserve"> PAGEREF _Toc241941342 \h </w:instrText>
+          <w:instrText xml:space="preserve"> PAGEREF _Toc241943047 \h </w:instrText>
         </w:r>
         <w:r>
           <w:rPr>
@@ -988,14 +1056,14 @@
           <w:noProof/>
         </w:rPr>
       </w:pPr>
-      <w:hyperlink w:anchor="_Toc241941343" w:history="1">
+      <w:hyperlink w:anchor="_Toc241943048" w:history="1">
         <w:r>
           <w:rPr>
             <w:rStyle w:val="af"/>
             <w:b/>
             <w:noProof/>
           </w:rPr>
-          <w:t>11 ДЕЛЕНИЕ РАЗРАБОТКИ НА РЕЛИЗЫ</w:t>
+          <w:t>12 РЕШЕНИЕ О ЦЕЛЕСООБРАЗНОСТИ СТАРТА</w:t>
         </w:r>
         <w:r>
           <w:rPr>
@@ -1016,7 +1084,7 @@
             <w:noProof/>
             <w:webHidden/>
           </w:rPr>
-          <w:instrText xml:space="preserve"> PAGEREF _Toc241941343 \h </w:instrText>
+          <w:instrText xml:space="preserve"> PAGEREF _Toc241943048 \h </w:instrText>
         </w:r>
         <w:r>
           <w:rPr>
@@ -1057,76 +1125,7 @@
           <w:noProof/>
         </w:rPr>
       </w:pPr>
-      <w:hyperlink w:anchor="_Toc241941344" w:history="1">
-        <w:r>
-          <w:rPr>
-            <w:rStyle w:val="af"/>
-            <w:b/>
-            <w:noProof/>
-          </w:rPr>
-          <w:t>12 РЕШЕНИЕ О ЦЕЛЕСООБРАЗНОСТИ СТАРТА</w:t>
-        </w:r>
-        <w:r>
-          <w:rPr>
-            <w:noProof/>
-            <w:webHidden/>
-          </w:rPr>
-          <w:tab/>
-        </w:r>
-        <w:r>
-          <w:rPr>
-            <w:noProof/>
-            <w:webHidden/>
-          </w:rPr>
-          <w:fldChar w:fldCharType="begin"/>
-        </w:r>
-        <w:r>
-          <w:rPr>
-            <w:noProof/>
-            <w:webHidden/>
-          </w:rPr>
-          <w:instrText xml:space="preserve"> PAGEREF _Toc241941344 \h </w:instrText>
-        </w:r>
-        <w:r>
-          <w:rPr>
-            <w:noProof/>
-            <w:webHidden/>
-          </w:rPr>
-        </w:r>
-        <w:r>
-          <w:rPr>
-            <w:noProof/>
-            <w:webHidden/>
-          </w:rPr>
-          <w:fldChar w:fldCharType="separate"/>
-        </w:r>
-        <w:r>
-          <w:rPr>
-            <w:noProof/>
-            <w:webHidden/>
-          </w:rPr>
-          <w:t>16</w:t>
-        </w:r>
-        <w:r>
-          <w:rPr>
-            <w:noProof/>
-            <w:webHidden/>
-          </w:rPr>
-          <w:fldChar w:fldCharType="end"/>
-        </w:r>
-      </w:hyperlink>
-    </w:p>
-    <w:p>
-      <w:pPr>
-        <w:pStyle w:val="12"/>
-        <w:tabs>
-          <w:tab w:val="right" w:leader="dot" w:pos="9345"/>
-        </w:tabs>
-        <w:rPr>
-          <w:noProof/>
-        </w:rPr>
-      </w:pPr>
-      <w:hyperlink w:anchor="_Toc241941345" w:history="1">
+      <w:hyperlink w:anchor="_Toc241943049" w:history="1">
         <w:r>
           <w:rPr>
             <w:rStyle w:val="af"/>
@@ -1154,7 +1153,76 @@
             <w:noProof/>
             <w:webHidden/>
           </w:rPr>
-          <w:instrText xml:space="preserve"> PAGEREF _Toc241941345 \h </w:instrText>
+          <w:instrText xml:space="preserve"> PAGEREF _Toc241943049 \h </w:instrText>
+        </w:r>
+        <w:r>
+          <w:rPr>
+            <w:noProof/>
+            <w:webHidden/>
+          </w:rPr>
+        </w:r>
+        <w:r>
+          <w:rPr>
+            <w:noProof/>
+            <w:webHidden/>
+          </w:rPr>
+          <w:fldChar w:fldCharType="separate"/>
+        </w:r>
+        <w:r>
+          <w:rPr>
+            <w:noProof/>
+            <w:webHidden/>
+          </w:rPr>
+          <w:t>17</w:t>
+        </w:r>
+        <w:r>
+          <w:rPr>
+            <w:noProof/>
+            <w:webHidden/>
+          </w:rPr>
+          <w:fldChar w:fldCharType="end"/>
+        </w:r>
+      </w:hyperlink>
+    </w:p>
+    <w:p>
+      <w:pPr>
+        <w:pStyle w:val="12"/>
+        <w:tabs>
+          <w:tab w:val="right" w:leader="dot" w:pos="9345"/>
+        </w:tabs>
+        <w:rPr>
+          <w:noProof/>
+        </w:rPr>
+      </w:pPr>
+      <w:hyperlink w:anchor="_Toc241943050" w:history="1">
+        <w:r>
+          <w:rPr>
+            <w:rStyle w:val="af"/>
+            <w:b/>
+            <w:noProof/>
+          </w:rPr>
+          <w:t>ВЫВОДЫ</w:t>
+        </w:r>
+        <w:r>
+          <w:rPr>
+            <w:noProof/>
+            <w:webHidden/>
+          </w:rPr>
+          <w:tab/>
+        </w:r>
+        <w:r>
+          <w:rPr>
+            <w:noProof/>
+            <w:webHidden/>
+          </w:rPr>
+          <w:fldChar w:fldCharType="begin"/>
+        </w:r>
+        <w:r>
+          <w:rPr>
+            <w:noProof/>
+            <w:webHidden/>
+          </w:rPr>
+          <w:instrText xml:space="preserve"> PAGEREF _Toc241943050 \h </w:instrText>
         </w:r>
         <w:r>
           <w:rPr>
@@ -1195,14 +1263,14 @@
           <w:noProof/>
         </w:rPr>
       </w:pPr>
-      <w:hyperlink w:anchor="_Toc241941346" w:history="1">
+      <w:hyperlink w:anchor="_Toc241943051" w:history="1">
         <w:r>
           <w:rPr>
             <w:rStyle w:val="af"/>
             <w:b/>
             <w:noProof/>
           </w:rPr>
-          <w:t>ВЫВОДЫ</w:t>
+          <w:t>СПИСОК ИСПОЛЬЗОВАННЫХ ИСТОЧНИКОВ</w:t>
         </w:r>
         <w:r>
           <w:rPr>
@@ -1223,7 +1291,7 @@
             <w:noProof/>
             <w:webHidden/>
           </w:rPr>
-          <w:instrText xml:space="preserve"> PAGEREF _Toc241941346 \h </w:instrText>
+          <w:instrText xml:space="preserve"> PAGEREF _Toc241943051 \h </w:instrText>
         </w:r>
         <w:r>
           <w:rPr>
@@ -1264,14 +1332,14 @@
           <w:noProof/>
         </w:rPr>
       </w:pPr>
-      <w:hyperlink w:anchor="_Toc241941347" w:history="1">
+      <w:hyperlink w:anchor="_Toc241943052" w:history="1">
         <w:r>
           <w:rPr>
             <w:rStyle w:val="af"/>
             <w:b/>
             <w:noProof/>
           </w:rPr>
-          <w:t>СПИСОК ИСПОЛЬЗОВАННЫХ ИСТОЧНИКОВ</w:t>
+          <w:t>ПРИЛОЖЕНИЕ 1 (ОБЯЗАТЕЛЬНОЕ) ПАСПОРТ ИТОГОВОГО ОТЧЕТА</w:t>
         </w:r>
         <w:r>
           <w:rPr>
@@ -1292,7 +1360,7 @@
             <w:noProof/>
             <w:webHidden/>
           </w:rPr>
-          <w:instrText xml:space="preserve"> PAGEREF _Toc241941347 \h </w:instrText>
+          <w:instrText xml:space="preserve"> PAGEREF _Toc241943052 \h </w:instrText>
         </w:r>
         <w:r>
           <w:rPr>
@@ -1333,14 +1401,14 @@
           <w:noProof/>
         </w:rPr>
       </w:pPr>
-      <w:hyperlink w:anchor="_Toc241941348" w:history="1">
+      <w:hyperlink w:anchor="_Toc241943053" w:history="1">
         <w:r>
           <w:rPr>
             <w:rStyle w:val="af"/>
             <w:b/>
             <w:noProof/>
           </w:rPr>
-          <w:t>ПРИЛОЖЕНИЕ 1 (ОБЯЗАТЕЛЬНОЕ) ПАСПОРТ ИТОГОВОГО ОТЧЕТА</w:t>
+          <w:t>ПРИЛОЖЕНИЕ 2 (ОБЯЗАТЕЛЬНОЕ) КАРТА ДОКАЗАТЕЛЬСТВ ПО РАЗДЕЛАМ</w:t>
         </w:r>
         <w:r>
           <w:rPr>
@@ -1361,7 +1429,7 @@
             <w:noProof/>
             <w:webHidden/>
           </w:rPr>
-          <w:instrText xml:space="preserve"> PAGEREF _Toc241941348 \h </w:instrText>
+          <w:instrText xml:space="preserve"> PAGEREF _Toc241943053 \h </w:instrText>
         </w:r>
         <w:r>
           <w:rPr>
@@ -1402,14 +1470,14 @@
           <w:noProof/>
         </w:rPr>
       </w:pPr>
-      <w:hyperlink w:anchor="_Toc241941349" w:history="1">
+      <w:hyperlink w:anchor="_Toc241943054" w:history="1">
         <w:r>
           <w:rPr>
             <w:rStyle w:val="af"/>
             <w:b/>
             <w:noProof/>
           </w:rPr>
-          <w:t>ПРИЛОЖЕНИЕ 2 (ОБЯЗАТЕЛЬНОЕ) КАРТА ДОКАЗАТЕЛЬСТВ ПО РАЗДЕЛАМ</w:t>
+          <w:t>ПРИЛОЖЕНИЕ 3 (ОБЯЗАТЕЛЬНОЕ) КОНТРОЛЬНЫЙ ЛИСТ ПОЛНОТЫ ОТЧЕТА</w:t>
         </w:r>
         <w:r>
           <w:rPr>
@@ -1430,7 +1498,7 @@
             <w:noProof/>
             <w:webHidden/>
           </w:rPr>
-          <w:instrText xml:space="preserve"> PAGEREF _Toc241941349 \h </w:instrText>
+          <w:instrText xml:space="preserve"> PAGEREF _Toc241943054 \h </w:instrText>
         </w:r>
         <w:r>
           <w:rPr>
@@ -1471,14 +1539,14 @@
           <w:noProof/>
         </w:rPr>
       </w:pPr>
-      <w:hyperlink w:anchor="_Toc241941350" w:history="1">
+      <w:hyperlink w:anchor="_Toc241943055" w:history="1">
         <w:r>
           <w:rPr>
             <w:rStyle w:val="af"/>
             <w:b/>
             <w:noProof/>
           </w:rPr>
-          <w:t>ПРИЛОЖЕНИЕ 3 (ОБЯЗАТЕЛЬНОЕ) КОНТРОЛЬНЫЙ ЛИСТ ПОЛНОТЫ ОТЧЕТА</w:t>
+          <w:t>ПРИЛОЖЕНИЕ 4 (ОБЯЗАТЕЛЬНОЕ) МИНИМАЛЬНАЯ ФОРМА ТЕХНИЧЕСКОГО ЗАДАНИЯ ДЛЯ ПЕРВОГО РЕЛИЗА</w:t>
         </w:r>
         <w:r>
           <w:rPr>
@@ -1499,7 +1567,7 @@
             <w:noProof/>
             <w:webHidden/>
           </w:rPr>
-          <w:instrText xml:space="preserve"> PAGEREF _Toc241941350 \h </w:instrText>
+          <w:instrText xml:space="preserve"> PAGEREF _Toc241943055 \h </w:instrText>
         </w:r>
         <w:r>
           <w:rPr>
@@ -1540,14 +1608,14 @@
           <w:noProof/>
         </w:rPr>
       </w:pPr>
-      <w:hyperlink w:anchor="_Toc241941351" w:history="1">
+      <w:hyperlink w:anchor="_Toc241943056" w:history="1">
         <w:r>
           <w:rPr>
             <w:rStyle w:val="af"/>
             <w:b/>
             <w:noProof/>
           </w:rPr>
-          <w:t>ПРИЛОЖЕНИЕ 4 (ОБЯЗАТЕЛЬНОЕ) МИНИМАЛЬНАЯ ФОРМА ТЕХНИЧЕСКОГО ЗАДАНИЯ ДЛЯ ПЕРВОГО РЕЛИЗА</w:t>
+          <w:t>ПРИЛОЖЕНИЕ 5 (ОБЯЗАТЕЛЬНОЕ) КРАТКОЕ ЗАКЛЮЧЕНИЕ</w:t>
         </w:r>
         <w:r>
           <w:rPr>
@@ -1568,7 +1636,7 @@
             <w:noProof/>
             <w:webHidden/>
           </w:rPr>
-          <w:instrText xml:space="preserve"> PAGEREF _Toc241941351 \h </w:instrText>
+          <w:instrText xml:space="preserve"> PAGEREF _Toc241943056 \h </w:instrText>
         </w:r>
         <w:r>
           <w:rPr>
@@ -1601,75 +1669,6 @@
     </w:p>
     <w:p>
       <w:pPr>
-        <w:pStyle w:val="12"/>
-        <w:tabs>
-          <w:tab w:val="right" w:leader="dot" w:pos="9345"/>
-        </w:tabs>
-        <w:rPr>
-          <w:noProof/>
-        </w:rPr>
-      </w:pPr>
-      <w:hyperlink w:anchor="_Toc241941352" w:history="1">
-        <w:r>
-          <w:rPr>
-            <w:rStyle w:val="af"/>
-            <w:b/>
-            <w:noProof/>
-          </w:rPr>
-          <w:t>ПРИЛОЖЕНИЕ 5 (ОБЯЗАТЕЛЬНОЕ) КРАТКОЕ ЗАКЛЮЧЕНИЕ</w:t>
-        </w:r>
-        <w:r>
-          <w:rPr>
-            <w:noProof/>
-            <w:webHidden/>
-          </w:rPr>
-          <w:tab/>
-        </w:r>
-        <w:r>
-          <w:rPr>
-            <w:noProof/>
-            <w:webHidden/>
-          </w:rPr>
-          <w:fldChar w:fldCharType="begin"/>
-        </w:r>
-        <w:r>
-          <w:rPr>
-            <w:noProof/>
-            <w:webHidden/>
-          </w:rPr>
-          <w:instrText xml:space="preserve"> PAGEREF _Toc241941352 \h </w:instrText>
-        </w:r>
-        <w:r>
-          <w:rPr>
-            <w:noProof/>
-            <w:webHidden/>
-          </w:rPr>
-        </w:r>
-        <w:r>
-          <w:rPr>
-            <w:noProof/>
-            <w:webHidden/>
-          </w:rPr>
-          <w:fldChar w:fldCharType="separate"/>
-        </w:r>
-        <w:r>
-          <w:rPr>
-            <w:noProof/>
-            <w:webHidden/>
-          </w:rPr>
-          <w:t>25</w:t>
-        </w:r>
-        <w:r>
-          <w:rPr>
-            <w:noProof/>
-            <w:webHidden/>
-          </w:rPr>
-          <w:fldChar w:fldCharType="end"/>
-        </w:r>
-      </w:hyperlink>
-    </w:p>
-    <w:p>
-      <w:pPr>
         <w:pStyle w:val="11"/>
       </w:pPr>
       <w:r>
@@ -1683,7 +1682,7 @@
         <w:spacing w:before="0" w:after="360" w:line="360" w:lineRule="exact"/>
         <w:ind w:firstLine="709"/>
       </w:pPr>
-      <w:bookmarkStart w:id="1" w:name="_Toc241941333"/>
+      <w:bookmarkStart w:id="1" w:name="_Toc241943037"/>
       <w:r>
         <w:rPr>
           <w:b/>
@@ -2238,7 +2237,7 @@
         <w:ind w:firstLine="709"/>
       </w:pPr>
       <w:bookmarkStart w:id="2" w:name="_fe8d3efd355b4a528bffe4e412a753a8708d8a7"/>
-      <w:bookmarkStart w:id="3" w:name="_Toc241941334"/>
+      <w:bookmarkStart w:id="3" w:name="_Toc241943038"/>
       <w:bookmarkEnd w:id="0"/>
       <w:r>
         <w:rPr>
@@ -2833,7 +2832,7 @@
         <w:ind w:firstLine="709"/>
       </w:pPr>
       <w:bookmarkStart w:id="4" w:name="_85970216d61dd6d6f40a43c2142d7359aebf30e"/>
-      <w:bookmarkStart w:id="5" w:name="_Toc241941335"/>
+      <w:bookmarkStart w:id="5" w:name="_Toc241943039"/>
       <w:bookmarkEnd w:id="2"/>
       <w:r>
         <w:rPr>
@@ -3549,7 +3548,7 @@
           <w:sz w:val="28"/>
         </w:rPr>
         <w:drawing>
-          <wp:inline distT="0" distB="0" distL="0" distR="0" wp14:anchorId="3D9C93CB" wp14:editId="3ADEB6ED">
+          <wp:inline distT="0" distB="0" distL="0" distR="0" wp14:anchorId="0EBE4E39" wp14:editId="35CB9947">
             <wp:extent cx="5334000" cy="2471853"/>
             <wp:effectExtent l="0" t="0" r="0" b="0"/>
             <wp:docPr id="12" name="Picture"/>
@@ -3783,7 +3782,7 @@
         <w:ind w:firstLine="709"/>
       </w:pPr>
       <w:bookmarkStart w:id="6" w:name="_952a16116c37bc0383f5f47ccedf9607bd1472f"/>
-      <w:bookmarkStart w:id="7" w:name="_Toc241941336"/>
+      <w:bookmarkStart w:id="7" w:name="_Toc241943040"/>
       <w:bookmarkEnd w:id="4"/>
       <w:r>
         <w:rPr>
@@ -4717,7 +4716,7 @@
         <w:ind w:firstLine="709"/>
       </w:pPr>
       <w:bookmarkStart w:id="8" w:name="_550d58f707a5c37672fca98b77eb8736ae09aa2"/>
-      <w:bookmarkStart w:id="9" w:name="_Toc241941337"/>
+      <w:bookmarkStart w:id="9" w:name="_Toc241943041"/>
       <w:bookmarkEnd w:id="6"/>
       <w:r>
         <w:rPr>
@@ -5260,7 +5259,7 @@
           <w:sz w:val="28"/>
         </w:rPr>
         <w:drawing>
-          <wp:inline distT="0" distB="0" distL="0" distR="0" wp14:anchorId="0D1C7652" wp14:editId="17F3E190">
+          <wp:inline distT="0" distB="0" distL="0" distR="0" wp14:anchorId="5EC417F3" wp14:editId="23D7B958">
             <wp:extent cx="5334000" cy="2471853"/>
             <wp:effectExtent l="0" t="0" r="0" b="0"/>
             <wp:docPr id="17" name="Picture"/>
@@ -5370,7 +5369,7 @@
         <w:ind w:firstLine="709"/>
       </w:pPr>
       <w:bookmarkStart w:id="10" w:name="_e000447a5cb978ee53bdb6877ec2ece1121f293"/>
-      <w:bookmarkStart w:id="11" w:name="_Toc241941338"/>
+      <w:bookmarkStart w:id="11" w:name="_Toc241943042"/>
       <w:bookmarkEnd w:id="8"/>
       <w:r>
         <w:rPr>
@@ -6125,7 +6124,7 @@
         <w:ind w:firstLine="709"/>
       </w:pPr>
       <w:bookmarkStart w:id="12" w:name="_d6b1e0606ccffbfea524c7b8890d7424ae6ef8d"/>
-      <w:bookmarkStart w:id="13" w:name="_Toc241941339"/>
+      <w:bookmarkStart w:id="13" w:name="_Toc241943043"/>
       <w:bookmarkEnd w:id="10"/>
       <w:r>
         <w:rPr>
@@ -6716,7 +6715,7 @@
         <w:ind w:firstLine="709"/>
       </w:pPr>
       <w:bookmarkStart w:id="14" w:name="_d9c21b914bbc5bab06da79c3c8a3f5937408dab"/>
-      <w:bookmarkStart w:id="15" w:name="_Toc241941340"/>
+      <w:bookmarkStart w:id="15" w:name="_Toc241943044"/>
       <w:bookmarkEnd w:id="12"/>
       <w:r>
         <w:rPr>
@@ -7694,7 +7693,7 @@
         <w:ind w:firstLine="709"/>
       </w:pPr>
       <w:bookmarkStart w:id="16" w:name="_519d46f9ff7923648cbfef21e26057944381813"/>
-      <w:bookmarkStart w:id="17" w:name="_Toc241941341"/>
+      <w:bookmarkStart w:id="17" w:name="_Toc241943045"/>
       <w:bookmarkEnd w:id="14"/>
       <w:r>
         <w:rPr>
@@ -7760,7 +7759,7 @@
         <w:ind w:firstLine="709"/>
       </w:pPr>
       <w:bookmarkStart w:id="18" w:name="_753c3388bf9c3477a7d17f68c6497177eb43643"/>
-      <w:bookmarkStart w:id="19" w:name="_Toc241941342"/>
+      <w:bookmarkStart w:id="19" w:name="_Toc241943046"/>
       <w:bookmarkEnd w:id="16"/>
       <w:r>
         <w:rPr>
@@ -8001,7 +8000,7 @@
               <w:rPr>
                 <w:sz w:val="24"/>
               </w:rPr>
-              <w:t xml:space="preserve"> – первая версия</w:t>
+              <w:t xml:space="preserve"> - первая версия</w:t>
             </w:r>
           </w:p>
         </w:tc>
@@ -8091,7 +8090,7 @@
               <w:rPr>
                 <w:sz w:val="24"/>
               </w:rPr>
-              <w:t xml:space="preserve"> – первая версия</w:t>
+              <w:t xml:space="preserve"> - первая версия</w:t>
             </w:r>
           </w:p>
         </w:tc>
@@ -8181,7 +8180,7 @@
               <w:rPr>
                 <w:sz w:val="24"/>
               </w:rPr>
-              <w:t xml:space="preserve"> – первая версия</w:t>
+              <w:t xml:space="preserve"> - первая версия</w:t>
             </w:r>
           </w:p>
         </w:tc>
@@ -8271,7 +8270,7 @@
               <w:rPr>
                 <w:sz w:val="24"/>
               </w:rPr>
-              <w:t xml:space="preserve"> – следующий выпуск</w:t>
+              <w:t xml:space="preserve"> - следующий выпуск</w:t>
             </w:r>
           </w:p>
         </w:tc>
@@ -8361,7 +8360,7 @@
               <w:rPr>
                 <w:sz w:val="24"/>
               </w:rPr>
-              <w:t xml:space="preserve"> – следующий выпуск</w:t>
+              <w:t xml:space="preserve"> - следующий выпуск</w:t>
             </w:r>
           </w:p>
         </w:tc>
@@ -8451,7 +8450,7 @@
               <w:rPr>
                 <w:sz w:val="24"/>
               </w:rPr>
-              <w:t xml:space="preserve"> – следующий выпуск</w:t>
+              <w:t xml:space="preserve"> - следующий выпуск</w:t>
             </w:r>
           </w:p>
         </w:tc>
@@ -8541,7 +8540,7 @@
               <w:rPr>
                 <w:sz w:val="24"/>
               </w:rPr>
-              <w:t xml:space="preserve"> – следующий выпуск</w:t>
+              <w:t xml:space="preserve"> - следующий выпуск</w:t>
             </w:r>
           </w:p>
         </w:tc>
@@ -8631,7 +8630,7 @@
               <w:rPr>
                 <w:sz w:val="24"/>
               </w:rPr>
-              <w:t xml:space="preserve"> – следующий выпуск</w:t>
+              <w:t xml:space="preserve"> - следующий выпуск</w:t>
             </w:r>
           </w:p>
         </w:tc>
@@ -8721,7 +8720,7 @@
               <w:rPr>
                 <w:sz w:val="24"/>
               </w:rPr>
-              <w:t xml:space="preserve"> – следующий выпуск</w:t>
+              <w:t xml:space="preserve"> - следующий выпуск</w:t>
             </w:r>
           </w:p>
         </w:tc>
@@ -8811,7 +8810,7 @@
               <w:rPr>
                 <w:sz w:val="24"/>
               </w:rPr>
-              <w:t xml:space="preserve"> – можно отложить</w:t>
+              <w:t xml:space="preserve"> - можно отложить</w:t>
             </w:r>
           </w:p>
         </w:tc>
@@ -8901,7 +8900,7 @@
               <w:rPr>
                 <w:sz w:val="24"/>
               </w:rPr>
-              <w:t xml:space="preserve"> – можно отложить</w:t>
+              <w:t xml:space="preserve"> - можно отложить</w:t>
             </w:r>
           </w:p>
         </w:tc>
@@ -9010,7 +9009,7 @@
               <w:rPr>
                 <w:sz w:val="24"/>
               </w:rPr>
-              <w:t xml:space="preserve"> – следующий выпуск</w:t>
+              <w:t xml:space="preserve"> - следующий выпуск</w:t>
             </w:r>
           </w:p>
         </w:tc>
@@ -9100,7 +9099,7 @@
               <w:rPr>
                 <w:sz w:val="24"/>
               </w:rPr>
-              <w:t xml:space="preserve"> – можно отложить</w:t>
+              <w:t xml:space="preserve"> - можно отложить</w:t>
             </w:r>
           </w:p>
         </w:tc>
@@ -9190,7 +9189,7 @@
               <w:rPr>
                 <w:sz w:val="24"/>
               </w:rPr>
-              <w:t xml:space="preserve"> – можно отложить</w:t>
+              <w:t xml:space="preserve"> - можно отложить</w:t>
             </w:r>
           </w:p>
         </w:tc>
@@ -9257,7 +9256,7 @@
         <w:ind w:firstLine="709"/>
       </w:pPr>
       <w:bookmarkStart w:id="20" w:name="_fc51781abcc4857bf621eab6b8861ea54729fed"/>
-      <w:bookmarkStart w:id="21" w:name="_Toc241941343"/>
+      <w:bookmarkStart w:id="21" w:name="_Toc241943047"/>
       <w:bookmarkEnd w:id="18"/>
       <w:r>
         <w:rPr>
@@ -9776,7 +9775,7 @@
           <w:sz w:val="28"/>
         </w:rPr>
         <w:drawing>
-          <wp:inline distT="0" distB="0" distL="0" distR="0" wp14:anchorId="02210684" wp14:editId="4803A814">
+          <wp:inline distT="0" distB="0" distL="0" distR="0" wp14:anchorId="25EE264F" wp14:editId="3C406729">
             <wp:extent cx="5334000" cy="2341756"/>
             <wp:effectExtent l="0" t="0" r="0" b="0"/>
             <wp:docPr id="26" name="Picture"/>
@@ -9860,7 +9859,7 @@
         <w:ind w:firstLine="709"/>
       </w:pPr>
       <w:bookmarkStart w:id="22" w:name="_3cbac706be9fcf271e7c81612a5c58063188b2f"/>
-      <w:bookmarkStart w:id="23" w:name="_Toc241941344"/>
+      <w:bookmarkStart w:id="23" w:name="_Toc241943048"/>
       <w:bookmarkEnd w:id="20"/>
       <w:r>
         <w:rPr>
@@ -11581,7 +11580,7 @@
         <w:ind w:firstLine="709"/>
       </w:pPr>
       <w:bookmarkStart w:id="24" w:name="_efd4e361dc2d7db269a1aa4c2dc9b6b6bcbeef9"/>
-      <w:bookmarkStart w:id="25" w:name="_Toc241941345"/>
+      <w:bookmarkStart w:id="25" w:name="_Toc241943049"/>
       <w:bookmarkEnd w:id="22"/>
       <w:r>
         <w:rPr>
@@ -12470,7 +12469,7 @@
         <w:jc w:val="center"/>
       </w:pPr>
       <w:bookmarkStart w:id="26" w:name="_выводы"/>
-      <w:bookmarkStart w:id="27" w:name="_Toc241941346"/>
+      <w:bookmarkStart w:id="27" w:name="_Toc241943050"/>
       <w:bookmarkEnd w:id="24"/>
       <w:r>
         <w:rPr>
@@ -12536,7 +12535,7 @@
         <w:jc w:val="center"/>
       </w:pPr>
       <w:bookmarkStart w:id="28" w:name="_274f6a444530ef90b0479dabf3d210f01e97699"/>
-      <w:bookmarkStart w:id="29" w:name="_Toc241941347"/>
+      <w:bookmarkStart w:id="29" w:name="_Toc241943051"/>
       <w:bookmarkEnd w:id="26"/>
       <w:r>
         <w:rPr>
@@ -12679,7 +12678,7 @@
         <w:ind w:firstLine="709"/>
       </w:pPr>
       <w:bookmarkStart w:id="30" w:name="_d0b2864b05c1a6817d4667f0f3e4b4928a2cf70"/>
-      <w:bookmarkStart w:id="31" w:name="_Toc241941348"/>
+      <w:bookmarkStart w:id="31" w:name="_Toc241943052"/>
       <w:bookmarkEnd w:id="28"/>
       <w:r>
         <w:rPr>
@@ -13439,7 +13438,7 @@
         <w:ind w:firstLine="709"/>
       </w:pPr>
       <w:bookmarkStart w:id="32" w:name="_57b6da660863974cb7f545bcaedf54a886793e9"/>
-      <w:bookmarkStart w:id="33" w:name="_Toc241941349"/>
+      <w:bookmarkStart w:id="33" w:name="_Toc241943053"/>
       <w:bookmarkEnd w:id="30"/>
       <w:r>
         <w:rPr>
@@ -14541,7 +14540,7 @@
         <w:ind w:firstLine="709"/>
       </w:pPr>
       <w:bookmarkStart w:id="34" w:name="_bab2a73b062d54d30a46b35a66541c275d60dcb"/>
-      <w:bookmarkStart w:id="35" w:name="_Toc241941350"/>
+      <w:bookmarkStart w:id="35" w:name="_Toc241943054"/>
       <w:bookmarkEnd w:id="32"/>
       <w:r>
         <w:rPr>
@@ -15701,7 +15700,7 @@
         <w:ind w:firstLine="709"/>
       </w:pPr>
       <w:bookmarkStart w:id="36" w:name="_301fb4639e999825c095dd7055019e7c013a803"/>
-      <w:bookmarkStart w:id="37" w:name="_Toc241941351"/>
+      <w:bookmarkStart w:id="37" w:name="_Toc241943055"/>
       <w:bookmarkEnd w:id="34"/>
       <w:r>
         <w:rPr>
@@ -16386,7 +16385,7 @@
         <w:ind w:firstLine="709"/>
       </w:pPr>
       <w:bookmarkStart w:id="38" w:name="_0b3889fe5487e8057dd761c90a2747437e007c1"/>
-      <w:bookmarkStart w:id="39" w:name="_Toc241941352"/>
+      <w:bookmarkStart w:id="39" w:name="_Toc241943056"/>
       <w:bookmarkEnd w:id="36"/>
       <w:r>
         <w:rPr>
@@ -16620,7 +16619,7 @@
   <w:abstractNum w:abstractNumId="0" w15:restartNumberingAfterBreak="0">
     <w:nsid w:val="0000A990"/>
     <w:multiLevelType w:val="multilevel"/>
-    <w:tmpl w:val="7FC650C4"/>
+    <w:tmpl w:val="0CDEF5D6"/>
     <w:lvl w:ilvl="0">
       <w:numFmt w:val="bullet"/>
       <w:lvlText w:val=" "/>
@@ -16697,7 +16696,7 @@
   <w:abstractNum w:abstractNumId="1" w15:restartNumberingAfterBreak="0">
     <w:nsid w:val="00A99411"/>
     <w:multiLevelType w:val="multilevel"/>
-    <w:tmpl w:val="F74E0896"/>
+    <w:tmpl w:val="D0409D22"/>
     <w:lvl w:ilvl="0">
       <w:start w:val="1"/>
       <w:numFmt w:val="decimal"/>
@@ -18145,7 +18144,7 @@
     <w:autoRedefine/>
     <w:uiPriority w:val="39"/>
     <w:unhideWhenUsed/>
-    <w:rsid w:val="00F0341B"/>
+    <w:rsid w:val="00F348B5"/>
     <w:pPr>
       <w:spacing w:after="100"/>
     </w:pPr>

--- a/ЛР7_Итоговый_отчет/ОТЧЕТ_ЛР7_TableMind.docx
+++ b/ЛР7_Итоговый_отчет/ОТЧЕТ_ЛР7_TableMind.docx
@@ -172,7 +172,7 @@
           <w:sz w:val="28"/>
         </w:rPr>
         <w:tab/>
-        <w:t>гр. 60121</w:t>
+        <w:t>гр. 60131</w:t>
       </w:r>
     </w:p>
     <w:p>
@@ -263,7 +263,7 @@
       <w:r>
         <w:fldChar w:fldCharType="separate"/>
       </w:r>
-      <w:hyperlink w:anchor="_Toc241943037" w:history="1">
+      <w:hyperlink w:anchor="_Toc241952872" w:history="1">
         <w:r>
           <w:rPr>
             <w:rStyle w:val="af"/>
@@ -291,7 +291,7 @@
             <w:noProof/>
             <w:webHidden/>
           </w:rPr>
-          <w:instrText xml:space="preserve"> PAGEREF _Toc241943037 \h </w:instrText>
+          <w:instrText xml:space="preserve"> PAGEREF _Toc241952872 \h </w:instrText>
         </w:r>
         <w:r>
           <w:rPr>
@@ -332,7 +332,7 @@
           <w:noProof/>
         </w:rPr>
       </w:pPr>
-      <w:hyperlink w:anchor="_Toc241943038" w:history="1">
+      <w:hyperlink w:anchor="_Toc241952873" w:history="1">
         <w:r>
           <w:rPr>
             <w:rStyle w:val="af"/>
@@ -394,7 +394,7 @@
             <w:noProof/>
             <w:webHidden/>
           </w:rPr>
-          <w:instrText xml:space="preserve"> PAGEREF _Toc241943038 \h </w:instrText>
+          <w:instrText xml:space="preserve"> PAGEREF _Toc241952873 \h </w:instrText>
         </w:r>
         <w:r>
           <w:rPr>
@@ -435,7 +435,7 @@
           <w:noProof/>
         </w:rPr>
       </w:pPr>
-      <w:hyperlink w:anchor="_Toc241943039" w:history="1">
+      <w:hyperlink w:anchor="_Toc241952874" w:history="1">
         <w:r>
           <w:rPr>
             <w:rStyle w:val="af"/>
@@ -463,7 +463,7 @@
             <w:noProof/>
             <w:webHidden/>
           </w:rPr>
-          <w:instrText xml:space="preserve"> PAGEREF _Toc241943039 \h </w:instrText>
+          <w:instrText xml:space="preserve"> PAGEREF _Toc241952874 \h </w:instrText>
         </w:r>
         <w:r>
           <w:rPr>
@@ -504,7 +504,7 @@
           <w:noProof/>
         </w:rPr>
       </w:pPr>
-      <w:hyperlink w:anchor="_Toc241943040" w:history="1">
+      <w:hyperlink w:anchor="_Toc241952875" w:history="1">
         <w:r>
           <w:rPr>
             <w:rStyle w:val="af"/>
@@ -532,7 +532,7 @@
             <w:noProof/>
             <w:webHidden/>
           </w:rPr>
-          <w:instrText xml:space="preserve"> PAGEREF _Toc241943040 \h </w:instrText>
+          <w:instrText xml:space="preserve"> PAGEREF _Toc241952875 \h </w:instrText>
         </w:r>
         <w:r>
           <w:rPr>
@@ -573,7 +573,7 @@
           <w:noProof/>
         </w:rPr>
       </w:pPr>
-      <w:hyperlink w:anchor="_Toc241943041" w:history="1">
+      <w:hyperlink w:anchor="_Toc241952876" w:history="1">
         <w:r>
           <w:rPr>
             <w:rStyle w:val="af"/>
@@ -601,7 +601,7 @@
             <w:noProof/>
             <w:webHidden/>
           </w:rPr>
-          <w:instrText xml:space="preserve"> PAGEREF _Toc241943041 \h </w:instrText>
+          <w:instrText xml:space="preserve"> PAGEREF _Toc241952876 \h </w:instrText>
         </w:r>
         <w:r>
           <w:rPr>
@@ -642,7 +642,7 @@
           <w:noProof/>
         </w:rPr>
       </w:pPr>
-      <w:hyperlink w:anchor="_Toc241943042" w:history="1">
+      <w:hyperlink w:anchor="_Toc241952877" w:history="1">
         <w:r>
           <w:rPr>
             <w:rStyle w:val="af"/>
@@ -670,7 +670,7 @@
             <w:noProof/>
             <w:webHidden/>
           </w:rPr>
-          <w:instrText xml:space="preserve"> PAGEREF _Toc241943042 \h </w:instrText>
+          <w:instrText xml:space="preserve"> PAGEREF _Toc241952877 \h </w:instrText>
         </w:r>
         <w:r>
           <w:rPr>
@@ -711,7 +711,7 @@
           <w:noProof/>
         </w:rPr>
       </w:pPr>
-      <w:hyperlink w:anchor="_Toc241943043" w:history="1">
+      <w:hyperlink w:anchor="_Toc241952878" w:history="1">
         <w:r>
           <w:rPr>
             <w:rStyle w:val="af"/>
@@ -739,7 +739,7 @@
             <w:noProof/>
             <w:webHidden/>
           </w:rPr>
-          <w:instrText xml:space="preserve"> PAGEREF _Toc241943043 \h </w:instrText>
+          <w:instrText xml:space="preserve"> PAGEREF _Toc241952878 \h </w:instrText>
         </w:r>
         <w:r>
           <w:rPr>
@@ -780,7 +780,7 @@
           <w:noProof/>
         </w:rPr>
       </w:pPr>
-      <w:hyperlink w:anchor="_Toc241943044" w:history="1">
+      <w:hyperlink w:anchor="_Toc241952879" w:history="1">
         <w:r>
           <w:rPr>
             <w:rStyle w:val="af"/>
@@ -808,7 +808,7 @@
             <w:noProof/>
             <w:webHidden/>
           </w:rPr>
-          <w:instrText xml:space="preserve"> PAGEREF _Toc241943044 \h </w:instrText>
+          <w:instrText xml:space="preserve"> PAGEREF _Toc241952879 \h </w:instrText>
         </w:r>
         <w:r>
           <w:rPr>
@@ -849,7 +849,7 @@
           <w:noProof/>
         </w:rPr>
       </w:pPr>
-      <w:hyperlink w:anchor="_Toc241943045" w:history="1">
+      <w:hyperlink w:anchor="_Toc241952880" w:history="1">
         <w:r>
           <w:rPr>
             <w:rStyle w:val="af"/>
@@ -877,7 +877,7 @@
             <w:noProof/>
             <w:webHidden/>
           </w:rPr>
-          <w:instrText xml:space="preserve"> PAGEREF _Toc241943045 \h </w:instrText>
+          <w:instrText xml:space="preserve"> PAGEREF _Toc241952880 \h </w:instrText>
         </w:r>
         <w:r>
           <w:rPr>
@@ -918,7 +918,7 @@
           <w:noProof/>
         </w:rPr>
       </w:pPr>
-      <w:hyperlink w:anchor="_Toc241943046" w:history="1">
+      <w:hyperlink w:anchor="_Toc241952881" w:history="1">
         <w:r>
           <w:rPr>
             <w:rStyle w:val="af"/>
@@ -946,7 +946,7 @@
             <w:noProof/>
             <w:webHidden/>
           </w:rPr>
-          <w:instrText xml:space="preserve"> PAGEREF _Toc241943046 \h </w:instrText>
+          <w:instrText xml:space="preserve"> PAGEREF _Toc241952881 \h </w:instrText>
         </w:r>
         <w:r>
           <w:rPr>
@@ -987,7 +987,7 @@
           <w:noProof/>
         </w:rPr>
       </w:pPr>
-      <w:hyperlink w:anchor="_Toc241943047" w:history="1">
+      <w:hyperlink w:anchor="_Toc241952882" w:history="1">
         <w:r>
           <w:rPr>
             <w:rStyle w:val="af"/>
@@ -1015,7 +1015,7 @@
             <w:noProof/>
             <w:webHidden/>
           </w:rPr>
-          <w:instrText xml:space="preserve"> PAGEREF _Toc241943047 \h </w:instrText>
+          <w:instrText xml:space="preserve"> PAGEREF _Toc241952882 \h </w:instrText>
         </w:r>
         <w:r>
           <w:rPr>
@@ -1056,7 +1056,7 @@
           <w:noProof/>
         </w:rPr>
       </w:pPr>
-      <w:hyperlink w:anchor="_Toc241943048" w:history="1">
+      <w:hyperlink w:anchor="_Toc241952883" w:history="1">
         <w:r>
           <w:rPr>
             <w:rStyle w:val="af"/>
@@ -1084,7 +1084,7 @@
             <w:noProof/>
             <w:webHidden/>
           </w:rPr>
-          <w:instrText xml:space="preserve"> PAGEREF _Toc241943048 \h </w:instrText>
+          <w:instrText xml:space="preserve"> PAGEREF _Toc241952883 \h </w:instrText>
         </w:r>
         <w:r>
           <w:rPr>
@@ -1125,7 +1125,7 @@
           <w:noProof/>
         </w:rPr>
       </w:pPr>
-      <w:hyperlink w:anchor="_Toc241943049" w:history="1">
+      <w:hyperlink w:anchor="_Toc241952884" w:history="1">
         <w:r>
           <w:rPr>
             <w:rStyle w:val="af"/>
@@ -1153,76 +1153,7 @@
             <w:noProof/>
             <w:webHidden/>
           </w:rPr>
-          <w:instrText xml:space="preserve"> PAGEREF _Toc241943049 \h </w:instrText>
-        </w:r>
-        <w:r>
-          <w:rPr>
-            <w:noProof/>
-            <w:webHidden/>
-          </w:rPr>
-        </w:r>
-        <w:r>
-          <w:rPr>
-            <w:noProof/>
-            <w:webHidden/>
-          </w:rPr>
-          <w:fldChar w:fldCharType="separate"/>
-        </w:r>
-        <w:r>
-          <w:rPr>
-            <w:noProof/>
-            <w:webHidden/>
-          </w:rPr>
-          <w:t>17</w:t>
-        </w:r>
-        <w:r>
-          <w:rPr>
-            <w:noProof/>
-            <w:webHidden/>
-          </w:rPr>
-          <w:fldChar w:fldCharType="end"/>
-        </w:r>
-      </w:hyperlink>
-    </w:p>
-    <w:p>
-      <w:pPr>
-        <w:pStyle w:val="12"/>
-        <w:tabs>
-          <w:tab w:val="right" w:leader="dot" w:pos="9345"/>
-        </w:tabs>
-        <w:rPr>
-          <w:noProof/>
-        </w:rPr>
-      </w:pPr>
-      <w:hyperlink w:anchor="_Toc241943050" w:history="1">
-        <w:r>
-          <w:rPr>
-            <w:rStyle w:val="af"/>
-            <w:b/>
-            <w:noProof/>
-          </w:rPr>
-          <w:t>ВЫВОДЫ</w:t>
-        </w:r>
-        <w:r>
-          <w:rPr>
-            <w:noProof/>
-            <w:webHidden/>
-          </w:rPr>
-          <w:tab/>
-        </w:r>
-        <w:r>
-          <w:rPr>
-            <w:noProof/>
-            <w:webHidden/>
-          </w:rPr>
-          <w:fldChar w:fldCharType="begin"/>
-        </w:r>
-        <w:r>
-          <w:rPr>
-            <w:noProof/>
-            <w:webHidden/>
-          </w:rPr>
-          <w:instrText xml:space="preserve"> PAGEREF _Toc241943050 \h </w:instrText>
+          <w:instrText xml:space="preserve"> PAGEREF _Toc241952884 \h </w:instrText>
         </w:r>
         <w:r>
           <w:rPr>
@@ -1263,14 +1194,14 @@
           <w:noProof/>
         </w:rPr>
       </w:pPr>
-      <w:hyperlink w:anchor="_Toc241943051" w:history="1">
+      <w:hyperlink w:anchor="_Toc241952885" w:history="1">
         <w:r>
           <w:rPr>
             <w:rStyle w:val="af"/>
             <w:b/>
             <w:noProof/>
           </w:rPr>
-          <w:t>СПИСОК ИСПОЛЬЗОВАННЫХ ИСТОЧНИКОВ</w:t>
+          <w:t>ВЫВОДЫ</w:t>
         </w:r>
         <w:r>
           <w:rPr>
@@ -1291,7 +1222,7 @@
             <w:noProof/>
             <w:webHidden/>
           </w:rPr>
-          <w:instrText xml:space="preserve"> PAGEREF _Toc241943051 \h </w:instrText>
+          <w:instrText xml:space="preserve"> PAGEREF _Toc241952885 \h </w:instrText>
         </w:r>
         <w:r>
           <w:rPr>
@@ -1332,14 +1263,14 @@
           <w:noProof/>
         </w:rPr>
       </w:pPr>
-      <w:hyperlink w:anchor="_Toc241943052" w:history="1">
+      <w:hyperlink w:anchor="_Toc241952886" w:history="1">
         <w:r>
           <w:rPr>
             <w:rStyle w:val="af"/>
             <w:b/>
             <w:noProof/>
           </w:rPr>
-          <w:t>ПРИЛОЖЕНИЕ 1 (ОБЯЗАТЕЛЬНОЕ) ПАСПОРТ ИТОГОВОГО ОТЧЕТА</w:t>
+          <w:t>СПИСОК ИСПОЛЬЗОВАННЫХ ИСТОЧНИКОВ</w:t>
         </w:r>
         <w:r>
           <w:rPr>
@@ -1360,7 +1291,7 @@
             <w:noProof/>
             <w:webHidden/>
           </w:rPr>
-          <w:instrText xml:space="preserve"> PAGEREF _Toc241943052 \h </w:instrText>
+          <w:instrText xml:space="preserve"> PAGEREF _Toc241952886 \h </w:instrText>
         </w:r>
         <w:r>
           <w:rPr>
@@ -1401,14 +1332,14 @@
           <w:noProof/>
         </w:rPr>
       </w:pPr>
-      <w:hyperlink w:anchor="_Toc241943053" w:history="1">
+      <w:hyperlink w:anchor="_Toc241952887" w:history="1">
         <w:r>
           <w:rPr>
             <w:rStyle w:val="af"/>
             <w:b/>
             <w:noProof/>
           </w:rPr>
-          <w:t>ПРИЛОЖЕНИЕ 2 (ОБЯЗАТЕЛЬНОЕ) КАРТА ДОКАЗАТЕЛЬСТВ ПО РАЗДЕЛАМ</w:t>
+          <w:t>ПРИЛОЖЕНИЕ 1 (ОБЯЗАТЕЛЬНОЕ) ПАСПОРТ ИТОГОВОГО ОТЧЕТА</w:t>
         </w:r>
         <w:r>
           <w:rPr>
@@ -1429,7 +1360,7 @@
             <w:noProof/>
             <w:webHidden/>
           </w:rPr>
-          <w:instrText xml:space="preserve"> PAGEREF _Toc241943053 \h </w:instrText>
+          <w:instrText xml:space="preserve"> PAGEREF _Toc241952887 \h </w:instrText>
         </w:r>
         <w:r>
           <w:rPr>
@@ -1470,14 +1401,14 @@
           <w:noProof/>
         </w:rPr>
       </w:pPr>
-      <w:hyperlink w:anchor="_Toc241943054" w:history="1">
+      <w:hyperlink w:anchor="_Toc241952888" w:history="1">
         <w:r>
           <w:rPr>
             <w:rStyle w:val="af"/>
             <w:b/>
             <w:noProof/>
           </w:rPr>
-          <w:t>ПРИЛОЖЕНИЕ 3 (ОБЯЗАТЕЛЬНОЕ) КОНТРОЛЬНЫЙ ЛИСТ ПОЛНОТЫ ОТЧЕТА</w:t>
+          <w:t>ПРИЛОЖЕНИЕ 2 (ОБЯЗАТЕЛЬНОЕ) КАРТА ДОКАЗАТЕЛЬСТВ ПО РАЗДЕЛАМ</w:t>
         </w:r>
         <w:r>
           <w:rPr>
@@ -1498,7 +1429,7 @@
             <w:noProof/>
             <w:webHidden/>
           </w:rPr>
-          <w:instrText xml:space="preserve"> PAGEREF _Toc241943054 \h </w:instrText>
+          <w:instrText xml:space="preserve"> PAGEREF _Toc241952888 \h </w:instrText>
         </w:r>
         <w:r>
           <w:rPr>
@@ -1539,14 +1470,14 @@
           <w:noProof/>
         </w:rPr>
       </w:pPr>
-      <w:hyperlink w:anchor="_Toc241943055" w:history="1">
+      <w:hyperlink w:anchor="_Toc241952889" w:history="1">
         <w:r>
           <w:rPr>
             <w:rStyle w:val="af"/>
             <w:b/>
             <w:noProof/>
           </w:rPr>
-          <w:t>ПРИЛОЖЕНИЕ 4 (ОБЯЗАТЕЛЬНОЕ) МИНИМАЛЬНАЯ ФОРМА ТЕХНИЧЕСКОГО ЗАДАНИЯ ДЛЯ ПЕРВОГО РЕЛИЗА</w:t>
+          <w:t>ПРИЛОЖЕНИЕ 3 (ОБЯЗАТЕЛЬНОЕ) КОНТРОЛЬНЫЙ ЛИСТ ПОЛНОТЫ ОТЧЕТА</w:t>
         </w:r>
         <w:r>
           <w:rPr>
@@ -1567,7 +1498,7 @@
             <w:noProof/>
             <w:webHidden/>
           </w:rPr>
-          <w:instrText xml:space="preserve"> PAGEREF _Toc241943055 \h </w:instrText>
+          <w:instrText xml:space="preserve"> PAGEREF _Toc241952889 \h </w:instrText>
         </w:r>
         <w:r>
           <w:rPr>
@@ -1608,14 +1539,14 @@
           <w:noProof/>
         </w:rPr>
       </w:pPr>
-      <w:hyperlink w:anchor="_Toc241943056" w:history="1">
+      <w:hyperlink w:anchor="_Toc241952890" w:history="1">
         <w:r>
           <w:rPr>
             <w:rStyle w:val="af"/>
             <w:b/>
             <w:noProof/>
           </w:rPr>
-          <w:t>ПРИЛОЖЕНИЕ 5 (ОБЯЗАТЕЛЬНОЕ) КРАТКОЕ ЗАКЛЮЧЕНИЕ</w:t>
+          <w:t>ПРИЛОЖЕНИЕ 4 (ОБЯЗАТЕЛЬНОЕ) МИНИМАЛЬНАЯ ФОРМА ТЕХНИЧЕСКОГО ЗАДАНИЯ ДЛЯ ПЕРВОГО РЕЛИЗА</w:t>
         </w:r>
         <w:r>
           <w:rPr>
@@ -1636,7 +1567,7 @@
             <w:noProof/>
             <w:webHidden/>
           </w:rPr>
-          <w:instrText xml:space="preserve"> PAGEREF _Toc241943056 \h </w:instrText>
+          <w:instrText xml:space="preserve"> PAGEREF _Toc241952890 \h </w:instrText>
         </w:r>
         <w:r>
           <w:rPr>
@@ -1669,6 +1600,75 @@
     </w:p>
     <w:p>
       <w:pPr>
+        <w:pStyle w:val="12"/>
+        <w:tabs>
+          <w:tab w:val="right" w:leader="dot" w:pos="9345"/>
+        </w:tabs>
+        <w:rPr>
+          <w:noProof/>
+        </w:rPr>
+      </w:pPr>
+      <w:hyperlink w:anchor="_Toc241952891" w:history="1">
+        <w:r>
+          <w:rPr>
+            <w:rStyle w:val="af"/>
+            <w:b/>
+            <w:noProof/>
+          </w:rPr>
+          <w:t>ПРИЛОЖЕНИЕ 5 (ОБЯЗАТЕЛЬНОЕ) КРАТКОЕ ЗАКЛЮЧЕНИЕ</w:t>
+        </w:r>
+        <w:r>
+          <w:rPr>
+            <w:noProof/>
+            <w:webHidden/>
+          </w:rPr>
+          <w:tab/>
+        </w:r>
+        <w:r>
+          <w:rPr>
+            <w:noProof/>
+            <w:webHidden/>
+          </w:rPr>
+          <w:fldChar w:fldCharType="begin"/>
+        </w:r>
+        <w:r>
+          <w:rPr>
+            <w:noProof/>
+            <w:webHidden/>
+          </w:rPr>
+          <w:instrText xml:space="preserve"> PAGEREF _Toc241952891 \h </w:instrText>
+        </w:r>
+        <w:r>
+          <w:rPr>
+            <w:noProof/>
+            <w:webHidden/>
+          </w:rPr>
+        </w:r>
+        <w:r>
+          <w:rPr>
+            <w:noProof/>
+            <w:webHidden/>
+          </w:rPr>
+          <w:fldChar w:fldCharType="separate"/>
+        </w:r>
+        <w:r>
+          <w:rPr>
+            <w:noProof/>
+            <w:webHidden/>
+          </w:rPr>
+          <w:t>25</w:t>
+        </w:r>
+        <w:r>
+          <w:rPr>
+            <w:noProof/>
+            <w:webHidden/>
+          </w:rPr>
+          <w:fldChar w:fldCharType="end"/>
+        </w:r>
+      </w:hyperlink>
+    </w:p>
+    <w:p>
+      <w:pPr>
         <w:pStyle w:val="11"/>
       </w:pPr>
       <w:r>
@@ -1682,7 +1682,7 @@
         <w:spacing w:before="0" w:after="360" w:line="360" w:lineRule="exact"/>
         <w:ind w:firstLine="709"/>
       </w:pPr>
-      <w:bookmarkStart w:id="1" w:name="_Toc241943037"/>
+      <w:bookmarkStart w:id="1" w:name="_Toc241952872"/>
       <w:r>
         <w:rPr>
           <w:b/>
@@ -2237,7 +2237,7 @@
         <w:ind w:firstLine="709"/>
       </w:pPr>
       <w:bookmarkStart w:id="2" w:name="_fe8d3efd355b4a528bffe4e412a753a8708d8a7"/>
-      <w:bookmarkStart w:id="3" w:name="_Toc241943038"/>
+      <w:bookmarkStart w:id="3" w:name="_Toc241952873"/>
       <w:bookmarkEnd w:id="0"/>
       <w:r>
         <w:rPr>
@@ -2832,7 +2832,7 @@
         <w:ind w:firstLine="709"/>
       </w:pPr>
       <w:bookmarkStart w:id="4" w:name="_85970216d61dd6d6f40a43c2142d7359aebf30e"/>
-      <w:bookmarkStart w:id="5" w:name="_Toc241943039"/>
+      <w:bookmarkStart w:id="5" w:name="_Toc241952874"/>
       <w:bookmarkEnd w:id="2"/>
       <w:r>
         <w:rPr>
@@ -3548,7 +3548,7 @@
           <w:sz w:val="28"/>
         </w:rPr>
         <w:drawing>
-          <wp:inline distT="0" distB="0" distL="0" distR="0" wp14:anchorId="0EBE4E39" wp14:editId="35CB9947">
+          <wp:inline distT="0" distB="0" distL="0" distR="0" wp14:anchorId="13957CEC" wp14:editId="68E62034">
             <wp:extent cx="5334000" cy="2471853"/>
             <wp:effectExtent l="0" t="0" r="0" b="0"/>
             <wp:docPr id="12" name="Picture"/>
@@ -3782,7 +3782,7 @@
         <w:ind w:firstLine="709"/>
       </w:pPr>
       <w:bookmarkStart w:id="6" w:name="_952a16116c37bc0383f5f47ccedf9607bd1472f"/>
-      <w:bookmarkStart w:id="7" w:name="_Toc241943040"/>
+      <w:bookmarkStart w:id="7" w:name="_Toc241952875"/>
       <w:bookmarkEnd w:id="4"/>
       <w:r>
         <w:rPr>
@@ -4716,7 +4716,7 @@
         <w:ind w:firstLine="709"/>
       </w:pPr>
       <w:bookmarkStart w:id="8" w:name="_550d58f707a5c37672fca98b77eb8736ae09aa2"/>
-      <w:bookmarkStart w:id="9" w:name="_Toc241943041"/>
+      <w:bookmarkStart w:id="9" w:name="_Toc241952876"/>
       <w:bookmarkEnd w:id="6"/>
       <w:r>
         <w:rPr>
@@ -5259,7 +5259,7 @@
           <w:sz w:val="28"/>
         </w:rPr>
         <w:drawing>
-          <wp:inline distT="0" distB="0" distL="0" distR="0" wp14:anchorId="5EC417F3" wp14:editId="23D7B958">
+          <wp:inline distT="0" distB="0" distL="0" distR="0" wp14:anchorId="5F6E6D1D" wp14:editId="2A5CE5E7">
             <wp:extent cx="5334000" cy="2471853"/>
             <wp:effectExtent l="0" t="0" r="0" b="0"/>
             <wp:docPr id="17" name="Picture"/>
@@ -5369,7 +5369,7 @@
         <w:ind w:firstLine="709"/>
       </w:pPr>
       <w:bookmarkStart w:id="10" w:name="_e000447a5cb978ee53bdb6877ec2ece1121f293"/>
-      <w:bookmarkStart w:id="11" w:name="_Toc241943042"/>
+      <w:bookmarkStart w:id="11" w:name="_Toc241952877"/>
       <w:bookmarkEnd w:id="8"/>
       <w:r>
         <w:rPr>
@@ -6124,7 +6124,7 @@
         <w:ind w:firstLine="709"/>
       </w:pPr>
       <w:bookmarkStart w:id="12" w:name="_d6b1e0606ccffbfea524c7b8890d7424ae6ef8d"/>
-      <w:bookmarkStart w:id="13" w:name="_Toc241943043"/>
+      <w:bookmarkStart w:id="13" w:name="_Toc241952878"/>
       <w:bookmarkEnd w:id="10"/>
       <w:r>
         <w:rPr>
@@ -6715,7 +6715,7 @@
         <w:ind w:firstLine="709"/>
       </w:pPr>
       <w:bookmarkStart w:id="14" w:name="_d9c21b914bbc5bab06da79c3c8a3f5937408dab"/>
-      <w:bookmarkStart w:id="15" w:name="_Toc241943044"/>
+      <w:bookmarkStart w:id="15" w:name="_Toc241952879"/>
       <w:bookmarkEnd w:id="12"/>
       <w:r>
         <w:rPr>
@@ -7693,7 +7693,7 @@
         <w:ind w:firstLine="709"/>
       </w:pPr>
       <w:bookmarkStart w:id="16" w:name="_519d46f9ff7923648cbfef21e26057944381813"/>
-      <w:bookmarkStart w:id="17" w:name="_Toc241943045"/>
+      <w:bookmarkStart w:id="17" w:name="_Toc241952880"/>
       <w:bookmarkEnd w:id="14"/>
       <w:r>
         <w:rPr>
@@ -7759,7 +7759,7 @@
         <w:ind w:firstLine="709"/>
       </w:pPr>
       <w:bookmarkStart w:id="18" w:name="_753c3388bf9c3477a7d17f68c6497177eb43643"/>
-      <w:bookmarkStart w:id="19" w:name="_Toc241943046"/>
+      <w:bookmarkStart w:id="19" w:name="_Toc241952881"/>
       <w:bookmarkEnd w:id="16"/>
       <w:r>
         <w:rPr>
@@ -9256,7 +9256,7 @@
         <w:ind w:firstLine="709"/>
       </w:pPr>
       <w:bookmarkStart w:id="20" w:name="_fc51781abcc4857bf621eab6b8861ea54729fed"/>
-      <w:bookmarkStart w:id="21" w:name="_Toc241943047"/>
+      <w:bookmarkStart w:id="21" w:name="_Toc241952882"/>
       <w:bookmarkEnd w:id="18"/>
       <w:r>
         <w:rPr>
@@ -9775,7 +9775,7 @@
           <w:sz w:val="28"/>
         </w:rPr>
         <w:drawing>
-          <wp:inline distT="0" distB="0" distL="0" distR="0" wp14:anchorId="25EE264F" wp14:editId="3C406729">
+          <wp:inline distT="0" distB="0" distL="0" distR="0" wp14:anchorId="48EC85C4" wp14:editId="34D4888B">
             <wp:extent cx="5334000" cy="2341756"/>
             <wp:effectExtent l="0" t="0" r="0" b="0"/>
             <wp:docPr id="26" name="Picture"/>
@@ -9859,7 +9859,7 @@
         <w:ind w:firstLine="709"/>
       </w:pPr>
       <w:bookmarkStart w:id="22" w:name="_3cbac706be9fcf271e7c81612a5c58063188b2f"/>
-      <w:bookmarkStart w:id="23" w:name="_Toc241943048"/>
+      <w:bookmarkStart w:id="23" w:name="_Toc241952883"/>
       <w:bookmarkEnd w:id="20"/>
       <w:r>
         <w:rPr>
@@ -10801,8 +10801,8 @@
         <w:tblLook w:val="0020" w:firstRow="1" w:lastRow="0" w:firstColumn="0" w:lastColumn="0" w:noHBand="0" w:noVBand="0"/>
       </w:tblPr>
       <w:tblGrid>
-        <w:gridCol w:w="2779"/>
-        <w:gridCol w:w="6576"/>
+        <w:gridCol w:w="2935"/>
+        <w:gridCol w:w="6420"/>
       </w:tblGrid>
       <w:tr>
         <w:trPr>
@@ -10813,7 +10813,7 @@
         </w:trPr>
         <w:tc>
           <w:tcPr>
-            <w:tcW w:w="2779" w:type="dxa"/>
+            <w:tcW w:w="2935" w:type="dxa"/>
             <w:vAlign w:val="center"/>
           </w:tcPr>
           <w:p>
@@ -10833,7 +10833,7 @@
         </w:tc>
         <w:tc>
           <w:tcPr>
-            <w:tcW w:w="6575" w:type="dxa"/>
+            <w:tcW w:w="6420" w:type="dxa"/>
             <w:vAlign w:val="center"/>
           </w:tcPr>
           <w:p>
@@ -10859,7 +10859,7 @@
         </w:trPr>
         <w:tc>
           <w:tcPr>
-            <w:tcW w:w="2779" w:type="dxa"/>
+            <w:tcW w:w="2935" w:type="dxa"/>
             <w:vAlign w:val="center"/>
           </w:tcPr>
           <w:p>
@@ -10878,7 +10878,7 @@
         </w:tc>
         <w:tc>
           <w:tcPr>
-            <w:tcW w:w="6575" w:type="dxa"/>
+            <w:tcW w:w="6420" w:type="dxa"/>
             <w:vAlign w:val="center"/>
           </w:tcPr>
           <w:p>
@@ -10922,7 +10922,7 @@
         </w:trPr>
         <w:tc>
           <w:tcPr>
-            <w:tcW w:w="2779" w:type="dxa"/>
+            <w:tcW w:w="2935" w:type="dxa"/>
             <w:vAlign w:val="center"/>
           </w:tcPr>
           <w:p>
@@ -10941,7 +10941,7 @@
         </w:tc>
         <w:tc>
           <w:tcPr>
-            <w:tcW w:w="6575" w:type="dxa"/>
+            <w:tcW w:w="6420" w:type="dxa"/>
             <w:vAlign w:val="center"/>
           </w:tcPr>
           <w:p>
@@ -10966,7 +10966,7 @@
         </w:trPr>
         <w:tc>
           <w:tcPr>
-            <w:tcW w:w="2779" w:type="dxa"/>
+            <w:tcW w:w="2935" w:type="dxa"/>
             <w:vAlign w:val="center"/>
           </w:tcPr>
           <w:p>
@@ -10985,7 +10985,7 @@
         </w:tc>
         <w:tc>
           <w:tcPr>
-            <w:tcW w:w="6575" w:type="dxa"/>
+            <w:tcW w:w="6420" w:type="dxa"/>
             <w:vAlign w:val="center"/>
           </w:tcPr>
           <w:p>
@@ -11010,7 +11010,7 @@
         </w:trPr>
         <w:tc>
           <w:tcPr>
-            <w:tcW w:w="2779" w:type="dxa"/>
+            <w:tcW w:w="2935" w:type="dxa"/>
             <w:vAlign w:val="center"/>
           </w:tcPr>
           <w:p>
@@ -11029,7 +11029,7 @@
         </w:tc>
         <w:tc>
           <w:tcPr>
-            <w:tcW w:w="6575" w:type="dxa"/>
+            <w:tcW w:w="6420" w:type="dxa"/>
             <w:vAlign w:val="center"/>
           </w:tcPr>
           <w:p>
@@ -11086,7 +11086,7 @@
         </w:trPr>
         <w:tc>
           <w:tcPr>
-            <w:tcW w:w="2779" w:type="dxa"/>
+            <w:tcW w:w="2935" w:type="dxa"/>
             <w:vAlign w:val="center"/>
           </w:tcPr>
           <w:p>
@@ -11105,7 +11105,7 @@
         </w:tc>
         <w:tc>
           <w:tcPr>
-            <w:tcW w:w="6575" w:type="dxa"/>
+            <w:tcW w:w="6420" w:type="dxa"/>
             <w:vAlign w:val="center"/>
           </w:tcPr>
           <w:p>
@@ -11163,7 +11163,7 @@
         </w:trPr>
         <w:tc>
           <w:tcPr>
-            <w:tcW w:w="2779" w:type="dxa"/>
+            <w:tcW w:w="2935" w:type="dxa"/>
             <w:vAlign w:val="center"/>
           </w:tcPr>
           <w:p>
@@ -11183,7 +11183,7 @@
         </w:tc>
         <w:tc>
           <w:tcPr>
-            <w:tcW w:w="6575" w:type="dxa"/>
+            <w:tcW w:w="6420" w:type="dxa"/>
             <w:vAlign w:val="center"/>
           </w:tcPr>
           <w:p>
@@ -11261,21 +11261,47 @@
               <w:rPr>
                 <w:sz w:val="24"/>
               </w:rPr>
-              <w:t xml:space="preserve"> 2 </w:t>
-            </w:r>
-            <w:r>
-              <w:rPr>
-                <w:i/>
-                <w:sz w:val="24"/>
-              </w:rPr>
-              <w:t>Typ</w:t>
-            </w:r>
-            <w:r>
-              <w:rPr>
-                <w:i/>
-                <w:sz w:val="24"/>
-              </w:rPr>
-              <w:t>e</w:t>
+              <w:t xml:space="preserve"> 2 и </w:t>
+            </w:r>
+            <w:r>
+              <w:rPr>
+                <w:i/>
+                <w:sz w:val="24"/>
+              </w:rPr>
+              <w:t>I</w:t>
+            </w:r>
+            <w:r>
+              <w:rPr>
+                <w:i/>
+                <w:sz w:val="24"/>
+              </w:rPr>
+              <w:t>SO</w:t>
+            </w:r>
+            <w:r>
+              <w:rPr>
+                <w:sz w:val="24"/>
+              </w:rPr>
+              <w:t xml:space="preserve"> 27001 в бюджет и объем проекта не входят (ПЗ1), решение о сертификации принимается после 30.09.2027 (ориентир 45-120 тыс. </w:t>
+            </w:r>
+            <w:r>
+              <w:rPr>
+                <w:i/>
+                <w:sz w:val="24"/>
+              </w:rPr>
+              <w:t>BYN</w:t>
+            </w:r>
+            <w:r>
+              <w:rPr>
+                <w:sz w:val="24"/>
+              </w:rPr>
+              <w:t xml:space="preserve"> для </w:t>
+            </w:r>
+            <w:r>
+              <w:rPr>
+                <w:i/>
+                <w:sz w:val="24"/>
+              </w:rPr>
+              <w:t>Type</w:t>
             </w:r>
             <w:r>
               <w:rPr>
@@ -11294,46 +11320,7 @@
               <w:rPr>
                 <w:sz w:val="24"/>
               </w:rPr>
-              <w:t xml:space="preserve"> (45-120 тыс. </w:t>
-            </w:r>
-            <w:r>
-              <w:rPr>
-                <w:i/>
-                <w:sz w:val="24"/>
-              </w:rPr>
-              <w:t>BYN</w:t>
-            </w:r>
-            <w:r>
-              <w:rPr>
-                <w:sz w:val="24"/>
-              </w:rPr>
-              <w:t xml:space="preserve">, ЛР6 приложение Г) финансируется из резерва и перераспределения статей, </w:t>
-            </w:r>
-            <w:r>
-              <w:rPr>
-                <w:i/>
-                <w:sz w:val="24"/>
-              </w:rPr>
-              <w:t>Type</w:t>
-            </w:r>
-            <w:r>
-              <w:rPr>
-                <w:sz w:val="24"/>
-              </w:rPr>
-              <w:t xml:space="preserve"> </w:t>
-            </w:r>
-            <w:r>
-              <w:rPr>
-                <w:i/>
-                <w:sz w:val="24"/>
-              </w:rPr>
-              <w:t>II</w:t>
-            </w:r>
-            <w:r>
-              <w:rPr>
-                <w:sz w:val="24"/>
-              </w:rPr>
-              <w:t xml:space="preserve"> - после завершения проекта</w:t>
+              <w:t>, ЛР6 приложение Г)</w:t>
             </w:r>
           </w:p>
         </w:tc>
@@ -11345,7 +11332,7 @@
         </w:trPr>
         <w:tc>
           <w:tcPr>
-            <w:tcW w:w="2779" w:type="dxa"/>
+            <w:tcW w:w="2935" w:type="dxa"/>
             <w:vAlign w:val="center"/>
           </w:tcPr>
           <w:p>
@@ -11364,7 +11351,7 @@
         </w:tc>
         <w:tc>
           <w:tcPr>
-            <w:tcW w:w="6575" w:type="dxa"/>
+            <w:tcW w:w="6420" w:type="dxa"/>
             <w:vAlign w:val="center"/>
           </w:tcPr>
           <w:p>
@@ -11434,7 +11421,663 @@
         <w:rPr>
           <w:sz w:val="28"/>
         </w:rPr>
-        <w:t xml:space="preserve">Итоговое заключение. По результатам анализа рекомендуется полный старт проекта </w:t>
+        <w:t>В таблице 14 представлено: сверка ключевых рисков с картой рисков проекта (УП).</w:t>
+      </w:r>
+    </w:p>
+    <w:p>
+      <w:pPr>
+        <w:pStyle w:val="a0"/>
+        <w:keepNext/>
+        <w:spacing w:before="0" w:after="0" w:line="360" w:lineRule="exact"/>
+      </w:pPr>
+      <w:r>
+        <w:rPr>
+          <w:sz w:val="28"/>
+        </w:rPr>
+        <w:t>Таблица 14 – Сверка ключевых рисков с картой рисков проекта (УП)</w:t>
+      </w:r>
+    </w:p>
+    <w:tbl>
+      <w:tblPr>
+        <w:tblStyle w:val="Table"/>
+        <w:tblW w:w="9355" w:type="dxa"/>
+        <w:jc w:val="center"/>
+        <w:tblBorders>
+          <w:top w:val="single" w:sz="4" w:space="0" w:color="000000"/>
+          <w:left w:val="single" w:sz="4" w:space="0" w:color="000000"/>
+          <w:bottom w:val="single" w:sz="4" w:space="0" w:color="000000"/>
+          <w:right w:val="single" w:sz="4" w:space="0" w:color="000000"/>
+          <w:insideH w:val="single" w:sz="4" w:space="0" w:color="000000"/>
+          <w:insideV w:val="single" w:sz="4" w:space="0" w:color="000000"/>
+        </w:tblBorders>
+        <w:tblLayout w:type="fixed"/>
+        <w:tblLook w:val="0020" w:firstRow="1" w:lastRow="0" w:firstColumn="0" w:lastColumn="0" w:noHBand="0" w:noVBand="0"/>
+      </w:tblPr>
+      <w:tblGrid>
+        <w:gridCol w:w="3801"/>
+        <w:gridCol w:w="3654"/>
+        <w:gridCol w:w="1900"/>
+      </w:tblGrid>
+      <w:tr>
+        <w:trPr>
+          <w:cnfStyle w:val="100000000000" w:firstRow="1" w:lastRow="0" w:firstColumn="0" w:lastColumn="0" w:oddVBand="0" w:evenVBand="0" w:oddHBand="0" w:evenHBand="0" w:firstRowFirstColumn="0" w:firstRowLastColumn="0" w:lastRowFirstColumn="0" w:lastRowLastColumn="0"/>
+          <w:cantSplit/>
+          <w:tblHeader/>
+          <w:jc w:val="center"/>
+        </w:trPr>
+        <w:tc>
+          <w:tcPr>
+            <w:tcW w:w="3800" w:type="dxa"/>
+            <w:vAlign w:val="center"/>
+          </w:tcPr>
+          <w:p>
+            <w:pPr>
+              <w:pStyle w:val="Compact"/>
+              <w:spacing w:before="0" w:after="0" w:line="280" w:lineRule="exact"/>
+              <w:jc w:val="center"/>
+            </w:pPr>
+            <w:r>
+              <w:rPr>
+                <w:b/>
+                <w:sz w:val="24"/>
+              </w:rPr>
+              <w:t>Риск карты УП</w:t>
+            </w:r>
+          </w:p>
+        </w:tc>
+        <w:tc>
+          <w:tcPr>
+            <w:tcW w:w="3654" w:type="dxa"/>
+            <w:vAlign w:val="center"/>
+          </w:tcPr>
+          <w:p>
+            <w:pPr>
+              <w:pStyle w:val="Compact"/>
+              <w:spacing w:before="0" w:after="0" w:line="280" w:lineRule="exact"/>
+              <w:jc w:val="center"/>
+            </w:pPr>
+            <w:r>
+              <w:rPr>
+                <w:b/>
+                <w:sz w:val="24"/>
+              </w:rPr>
+              <w:t>Что показал бизнес-анализ</w:t>
+            </w:r>
+          </w:p>
+        </w:tc>
+        <w:tc>
+          <w:tcPr>
+            <w:tcW w:w="1900" w:type="dxa"/>
+            <w:vAlign w:val="center"/>
+          </w:tcPr>
+          <w:p>
+            <w:pPr>
+              <w:pStyle w:val="Compact"/>
+              <w:spacing w:before="0" w:after="0" w:line="280" w:lineRule="exact"/>
+              <w:jc w:val="center"/>
+            </w:pPr>
+            <w:r>
+              <w:rPr>
+                <w:b/>
+                <w:sz w:val="24"/>
+              </w:rPr>
+              <w:t>Где в отчетах</w:t>
+            </w:r>
+          </w:p>
+        </w:tc>
+      </w:tr>
+      <w:tr>
+        <w:trPr>
+          <w:cantSplit/>
+          <w:jc w:val="center"/>
+        </w:trPr>
+        <w:tc>
+          <w:tcPr>
+            <w:tcW w:w="3800" w:type="dxa"/>
+            <w:vAlign w:val="center"/>
+          </w:tcPr>
+          <w:p>
+            <w:pPr>
+              <w:pStyle w:val="Compact"/>
+              <w:spacing w:before="0" w:after="0" w:line="280" w:lineRule="exact"/>
+              <w:jc w:val="center"/>
+            </w:pPr>
+            <w:r>
+              <w:rPr>
+                <w:i/>
+                <w:sz w:val="24"/>
+              </w:rPr>
+              <w:t>R1</w:t>
+            </w:r>
+            <w:r>
+              <w:rPr>
+                <w:sz w:val="24"/>
+              </w:rPr>
+              <w:t xml:space="preserve"> Крупны</w:t>
+            </w:r>
+            <w:r>
+              <w:rPr>
+                <w:sz w:val="24"/>
+              </w:rPr>
+              <w:t>е платформы добавят аудит</w:t>
+            </w:r>
+          </w:p>
+        </w:tc>
+        <w:tc>
+          <w:tcPr>
+            <w:tcW w:w="3654" w:type="dxa"/>
+            <w:vAlign w:val="center"/>
+          </w:tcPr>
+          <w:p>
+            <w:pPr>
+              <w:pStyle w:val="Compact"/>
+              <w:spacing w:before="0" w:after="0" w:line="280" w:lineRule="exact"/>
+              <w:jc w:val="center"/>
+            </w:pPr>
+            <w:r>
+              <w:rPr>
+                <w:sz w:val="24"/>
+              </w:rPr>
+              <w:t>заменители дают 73 % релевантного трафика, сила заменителей 5,0 из 5; отличие - доказательство вывода движком</w:t>
+            </w:r>
+          </w:p>
+        </w:tc>
+        <w:tc>
+          <w:tcPr>
+            <w:tcW w:w="1900" w:type="dxa"/>
+            <w:vAlign w:val="center"/>
+          </w:tcPr>
+          <w:p>
+            <w:pPr>
+              <w:pStyle w:val="Compact"/>
+              <w:spacing w:before="0" w:after="0" w:line="280" w:lineRule="exact"/>
+              <w:jc w:val="center"/>
+            </w:pPr>
+            <w:r>
+              <w:rPr>
+                <w:sz w:val="24"/>
+              </w:rPr>
+              <w:t>ЛР4, ЛР5</w:t>
+            </w:r>
+          </w:p>
+        </w:tc>
+      </w:tr>
+      <w:tr>
+        <w:trPr>
+          <w:cantSplit/>
+          <w:jc w:val="center"/>
+        </w:trPr>
+        <w:tc>
+          <w:tcPr>
+            <w:tcW w:w="3800" w:type="dxa"/>
+            <w:vAlign w:val="center"/>
+          </w:tcPr>
+          <w:p>
+            <w:pPr>
+              <w:pStyle w:val="Compact"/>
+              <w:spacing w:before="0" w:after="0" w:line="280" w:lineRule="exact"/>
+              <w:jc w:val="center"/>
+            </w:pPr>
+            <w:r>
+              <w:rPr>
+                <w:i/>
+                <w:sz w:val="24"/>
+              </w:rPr>
+              <w:t>R3</w:t>
+            </w:r>
+            <w:r>
+              <w:rPr>
+                <w:sz w:val="24"/>
+              </w:rPr>
+              <w:t xml:space="preserve">, </w:t>
+            </w:r>
+            <w:r>
+              <w:rPr>
+                <w:i/>
+                <w:sz w:val="24"/>
+              </w:rPr>
+              <w:t>R9</w:t>
+            </w:r>
+            <w:r>
+              <w:rPr>
+                <w:sz w:val="24"/>
+              </w:rPr>
+              <w:t xml:space="preserve"> Низкая активация и конверсия </w:t>
+            </w:r>
+            <w:r>
+              <w:rPr>
+                <w:i/>
+                <w:sz w:val="24"/>
+              </w:rPr>
+              <w:t>Free</w:t>
+            </w:r>
+            <w:r>
+              <w:rPr>
+                <w:sz w:val="24"/>
+              </w:rPr>
+              <w:t xml:space="preserve"> в платный тариф (порог УП 2 %)</w:t>
+            </w:r>
+          </w:p>
+        </w:tc>
+        <w:tc>
+          <w:tcPr>
+            <w:tcW w:w="3654" w:type="dxa"/>
+            <w:vAlign w:val="center"/>
+          </w:tcPr>
+          <w:p>
+            <w:pPr>
+              <w:pStyle w:val="Compact"/>
+              <w:spacing w:before="0" w:after="0" w:line="280" w:lineRule="exact"/>
+              <w:jc w:val="center"/>
+            </w:pPr>
+            <w:r>
+              <w:rPr>
+                <w:sz w:val="24"/>
+              </w:rPr>
+              <w:t xml:space="preserve">базовая конверсия </w:t>
+            </w:r>
+            <w:r>
+              <w:rPr>
+                <w:sz w:val="24"/>
+              </w:rPr>
+              <w:t>регистрация - платящий 5 %, порог пересмотра 3 %; цель 50 платящих достигается в основном при дополнительных каналах</w:t>
+            </w:r>
+          </w:p>
+        </w:tc>
+        <w:tc>
+          <w:tcPr>
+            <w:tcW w:w="1900" w:type="dxa"/>
+            <w:vAlign w:val="center"/>
+          </w:tcPr>
+          <w:p>
+            <w:pPr>
+              <w:pStyle w:val="Compact"/>
+              <w:spacing w:before="0" w:after="0" w:line="280" w:lineRule="exact"/>
+              <w:jc w:val="center"/>
+            </w:pPr>
+            <w:r>
+              <w:rPr>
+                <w:sz w:val="24"/>
+              </w:rPr>
+              <w:t>ЛР2-3, ЛР6 (приложение Е)</w:t>
+            </w:r>
+          </w:p>
+        </w:tc>
+      </w:tr>
+      <w:tr>
+        <w:trPr>
+          <w:cantSplit/>
+          <w:jc w:val="center"/>
+        </w:trPr>
+        <w:tc>
+          <w:tcPr>
+            <w:tcW w:w="3800" w:type="dxa"/>
+            <w:vAlign w:val="center"/>
+          </w:tcPr>
+          <w:p>
+            <w:pPr>
+              <w:pStyle w:val="Compact"/>
+              <w:spacing w:before="0" w:after="0" w:line="280" w:lineRule="exact"/>
+              <w:jc w:val="center"/>
+            </w:pPr>
+            <w:r>
+              <w:rPr>
+                <w:i/>
+                <w:sz w:val="24"/>
+              </w:rPr>
+              <w:t>R5</w:t>
+            </w:r>
+            <w:r>
+              <w:rPr>
+                <w:sz w:val="24"/>
+              </w:rPr>
+              <w:t xml:space="preserve">, </w:t>
+            </w:r>
+            <w:r>
+              <w:rPr>
+                <w:i/>
+                <w:sz w:val="24"/>
+              </w:rPr>
+              <w:t>R16</w:t>
+            </w:r>
+            <w:r>
+              <w:rPr>
+                <w:sz w:val="24"/>
+              </w:rPr>
+              <w:t xml:space="preserve"> Недоверие к загрузке конфиденциальных моделей, утечка файлов</w:t>
+            </w:r>
+          </w:p>
+        </w:tc>
+        <w:tc>
+          <w:tcPr>
+            <w:tcW w:w="3654" w:type="dxa"/>
+            <w:vAlign w:val="center"/>
+          </w:tcPr>
+          <w:p>
+            <w:pPr>
+              <w:pStyle w:val="Compact"/>
+              <w:spacing w:before="0" w:after="0" w:line="280" w:lineRule="exact"/>
+              <w:jc w:val="center"/>
+            </w:pPr>
+            <w:r>
+              <w:rPr>
+                <w:sz w:val="24"/>
+              </w:rPr>
+              <w:t xml:space="preserve">барьер доверия: у конкурентов раскрыты </w:t>
+            </w:r>
+            <w:r>
+              <w:rPr>
+                <w:i/>
+                <w:sz w:val="24"/>
+              </w:rPr>
+              <w:t>SOC</w:t>
+            </w:r>
+            <w:r>
+              <w:rPr>
+                <w:sz w:val="24"/>
+              </w:rPr>
+              <w:t xml:space="preserve"> </w:t>
+            </w:r>
+            <w:r>
+              <w:rPr>
+                <w:sz w:val="24"/>
+              </w:rPr>
+              <w:t xml:space="preserve">2 и политика хранения; в макетах </w:t>
+            </w:r>
+            <w:r>
+              <w:rPr>
+                <w:i/>
+                <w:sz w:val="24"/>
+              </w:rPr>
+              <w:t>U-009</w:t>
+            </w:r>
+            <w:r>
+              <w:rPr>
+                <w:sz w:val="24"/>
+              </w:rPr>
+              <w:t xml:space="preserve"> заложены обработка в ЕС и удаление файлов через 24 часа</w:t>
+            </w:r>
+          </w:p>
+        </w:tc>
+        <w:tc>
+          <w:tcPr>
+            <w:tcW w:w="1900" w:type="dxa"/>
+            <w:vAlign w:val="center"/>
+          </w:tcPr>
+          <w:p>
+            <w:pPr>
+              <w:pStyle w:val="Compact"/>
+              <w:spacing w:before="0" w:after="0" w:line="280" w:lineRule="exact"/>
+              <w:jc w:val="center"/>
+            </w:pPr>
+            <w:r>
+              <w:rPr>
+                <w:sz w:val="24"/>
+              </w:rPr>
+              <w:t>ЛР5, ЛР6</w:t>
+            </w:r>
+          </w:p>
+        </w:tc>
+      </w:tr>
+      <w:tr>
+        <w:trPr>
+          <w:cantSplit/>
+          <w:jc w:val="center"/>
+        </w:trPr>
+        <w:tc>
+          <w:tcPr>
+            <w:tcW w:w="3800" w:type="dxa"/>
+            <w:vAlign w:val="center"/>
+          </w:tcPr>
+          <w:p>
+            <w:pPr>
+              <w:pStyle w:val="Compact"/>
+              <w:spacing w:before="0" w:after="0" w:line="280" w:lineRule="exact"/>
+              <w:jc w:val="center"/>
+            </w:pPr>
+            <w:r>
+              <w:rPr>
+                <w:i/>
+                <w:sz w:val="24"/>
+              </w:rPr>
+              <w:t>R10</w:t>
+            </w:r>
+            <w:r>
+              <w:rPr>
+                <w:sz w:val="24"/>
+              </w:rPr>
+              <w:t xml:space="preserve"> Превышение бюджета</w:t>
+            </w:r>
+          </w:p>
+        </w:tc>
+        <w:tc>
+          <w:tcPr>
+            <w:tcW w:w="3654" w:type="dxa"/>
+            <w:vAlign w:val="center"/>
+          </w:tcPr>
+          <w:p>
+            <w:pPr>
+              <w:pStyle w:val="Compact"/>
+              <w:spacing w:before="0" w:after="0" w:line="280" w:lineRule="exact"/>
+              <w:jc w:val="center"/>
+            </w:pPr>
+            <w:r>
+              <w:rPr>
+                <w:sz w:val="24"/>
+              </w:rPr>
+              <w:t>платный поиск стоит около 11 460 </w:t>
+            </w:r>
+            <w:r>
+              <w:rPr>
+                <w:i/>
+                <w:sz w:val="24"/>
+              </w:rPr>
+              <w:t>EUR</w:t>
+            </w:r>
+            <w:r>
+              <w:rPr>
+                <w:sz w:val="24"/>
+              </w:rPr>
+              <w:t xml:space="preserve"> в месяц и не вписывается в маркетинговый бюджет 14 500 </w:t>
+            </w:r>
+            <w:r>
+              <w:rPr>
+                <w:i/>
+                <w:sz w:val="24"/>
+              </w:rPr>
+              <w:t>BYN</w:t>
+            </w:r>
+            <w:r>
+              <w:rPr>
+                <w:sz w:val="24"/>
+              </w:rPr>
+              <w:t xml:space="preserve">, поэтому ставка на органику, </w:t>
+            </w:r>
+            <w:r>
+              <w:rPr>
+                <w:i/>
+                <w:sz w:val="24"/>
+              </w:rPr>
+              <w:t>App</w:t>
+            </w:r>
+            <w:r>
+              <w:rPr>
+                <w:i/>
+                <w:sz w:val="24"/>
+              </w:rPr>
+              <w:t>Source</w:t>
+            </w:r>
+            <w:r>
+              <w:rPr>
+                <w:sz w:val="24"/>
+              </w:rPr>
+              <w:t xml:space="preserve"> и партнеров</w:t>
+            </w:r>
+          </w:p>
+        </w:tc>
+        <w:tc>
+          <w:tcPr>
+            <w:tcW w:w="1900" w:type="dxa"/>
+            <w:vAlign w:val="center"/>
+          </w:tcPr>
+          <w:p>
+            <w:pPr>
+              <w:pStyle w:val="Compact"/>
+              <w:spacing w:before="0" w:after="0" w:line="280" w:lineRule="exact"/>
+              <w:jc w:val="center"/>
+            </w:pPr>
+            <w:r>
+              <w:rPr>
+                <w:sz w:val="24"/>
+              </w:rPr>
+              <w:t>ЛР4 (приложение Д)</w:t>
+            </w:r>
+          </w:p>
+        </w:tc>
+      </w:tr>
+      <w:tr>
+        <w:trPr>
+          <w:cantSplit/>
+          <w:jc w:val="center"/>
+        </w:trPr>
+        <w:tc>
+          <w:tcPr>
+            <w:tcW w:w="3800" w:type="dxa"/>
+            <w:vAlign w:val="center"/>
+          </w:tcPr>
+          <w:p>
+            <w:pPr>
+              <w:pStyle w:val="Compact"/>
+              <w:spacing w:before="0" w:after="0" w:line="280" w:lineRule="exact"/>
+              <w:jc w:val="center"/>
+            </w:pPr>
+            <w:r>
+              <w:rPr>
+                <w:i/>
+                <w:sz w:val="24"/>
+              </w:rPr>
+              <w:t>R14</w:t>
+            </w:r>
+            <w:r>
+              <w:rPr>
+                <w:sz w:val="24"/>
+              </w:rPr>
+              <w:t xml:space="preserve"> Задержка публикации в </w:t>
+            </w:r>
+            <w:r>
+              <w:rPr>
+                <w:i/>
+                <w:sz w:val="24"/>
+              </w:rPr>
+              <w:t>AppSource</w:t>
+            </w:r>
+          </w:p>
+        </w:tc>
+        <w:tc>
+          <w:tcPr>
+            <w:tcW w:w="3654" w:type="dxa"/>
+            <w:vAlign w:val="center"/>
+          </w:tcPr>
+          <w:p>
+            <w:pPr>
+              <w:pStyle w:val="Compact"/>
+              <w:spacing w:before="0" w:after="0" w:line="280" w:lineRule="exact"/>
+              <w:jc w:val="center"/>
+            </w:pPr>
+            <w:r>
+              <w:rPr>
+                <w:sz w:val="24"/>
+              </w:rPr>
+              <w:t xml:space="preserve">допущение ПЗ1 (до четырех недель) приемлемо, оплата идет через </w:t>
+            </w:r>
+            <w:r>
+              <w:rPr>
+                <w:i/>
+                <w:sz w:val="24"/>
+              </w:rPr>
+              <w:t>Stripe</w:t>
+            </w:r>
+            <w:r>
+              <w:rPr>
+                <w:sz w:val="24"/>
+              </w:rPr>
+              <w:t xml:space="preserve">, комиссия </w:t>
+            </w:r>
+            <w:r>
+              <w:rPr>
+                <w:i/>
+                <w:sz w:val="24"/>
+              </w:rPr>
+              <w:t>AppSource</w:t>
+            </w:r>
+            <w:r>
+              <w:rPr>
+                <w:sz w:val="24"/>
+              </w:rPr>
+              <w:t xml:space="preserve"> не возникает; резерв времени на повторные подачи</w:t>
+            </w:r>
+          </w:p>
+        </w:tc>
+        <w:tc>
+          <w:tcPr>
+            <w:tcW w:w="1900" w:type="dxa"/>
+            <w:vAlign w:val="center"/>
+          </w:tcPr>
+          <w:p>
+            <w:pPr>
+              <w:pStyle w:val="Compact"/>
+              <w:spacing w:before="0" w:after="0" w:line="280" w:lineRule="exact"/>
+              <w:jc w:val="center"/>
+            </w:pPr>
+            <w:r>
+              <w:rPr>
+                <w:sz w:val="24"/>
+              </w:rPr>
+              <w:t>ЛР6 (приложение Г)</w:t>
+            </w:r>
+          </w:p>
+        </w:tc>
+      </w:tr>
+    </w:tbl>
+    <w:p>
+      <w:pPr>
+        <w:pStyle w:val="FirstParagraph"/>
+        <w:spacing w:before="0" w:after="0" w:line="360" w:lineRule="exact"/>
+        <w:ind w:firstLine="709"/>
+        <w:jc w:val="both"/>
+      </w:pPr>
+      <w:r>
+        <w:rPr>
+          <w:sz w:val="28"/>
+        </w:rPr>
+        <w:t xml:space="preserve">Основные риски карты УП подтверждаются расчетами бизнес-анализа; наиболее чувствительны конверсия в платный тариф и доверие к загрузке </w:t>
+      </w:r>
+      <w:r>
+        <w:rPr>
+          <w:sz w:val="28"/>
+        </w:rPr>
+        <w:lastRenderedPageBreak/>
+        <w:t>файлов, на них направлены дополнительные каналы, страница безопасности и измерение конверсий с первого месяца.</w:t>
+      </w:r>
+    </w:p>
+    <w:p>
+      <w:pPr>
+        <w:pStyle w:val="a0"/>
+        <w:spacing w:before="0" w:after="0" w:line="360" w:lineRule="exact"/>
+        <w:ind w:firstLine="709"/>
+        <w:jc w:val="both"/>
+      </w:pPr>
+      <w:r>
+        <w:rPr>
+          <w:sz w:val="28"/>
+        </w:rPr>
+        <w:t>Итоговое з</w:t>
+      </w:r>
+      <w:r>
+        <w:rPr>
+          <w:sz w:val="28"/>
+        </w:rPr>
+        <w:t xml:space="preserve">аключение. По результатам анализа рекомендуется полный старт проекта </w:t>
       </w:r>
       <w:r>
         <w:rPr>
@@ -11460,13 +12103,7 @@
         <w:rPr>
           <w:sz w:val="28"/>
         </w:rPr>
-        <w:t>-моделей для финансовых специалистов англоязычных стран и ЕС. Основания: проблема подтве</w:t>
-      </w:r>
-      <w:r>
-        <w:rPr>
-          <w:sz w:val="28"/>
-        </w:rPr>
-        <w:t>рждена и массовая; рынок достаточен (</w:t>
+        <w:t>-моделей для финансовых специалистов англоязычных стран и ЕС. Основания: проблема подтверждена и массовая; рынок достаточен (</w:t>
       </w:r>
       <w:r>
         <w:rPr>
@@ -11479,7 +12116,13 @@
         <w:rPr>
           <w:sz w:val="28"/>
         </w:rPr>
-        <w:t xml:space="preserve"> около 35 003 130 </w:t>
+        <w:t xml:space="preserve"> около 35 003 130</w:t>
+      </w:r>
+      <w:r>
+        <w:rPr>
+          <w:sz w:val="28"/>
+        </w:rPr>
+        <w:t> </w:t>
       </w:r>
       <w:r>
         <w:rPr>
@@ -11518,13 +12161,13 @@
         <w:rPr>
           <w:sz w:val="28"/>
         </w:rPr>
-        <w:t xml:space="preserve"> находится в рыночном коридоре. Ключевые риски: цель 50 платящих при базов</w:t>
-      </w:r>
-      <w:r>
-        <w:rPr>
-          <w:sz w:val="28"/>
-        </w:rPr>
-        <w:t xml:space="preserve">ых допущениях достигает около 19 за 4 месяца платной беты, давление заменителей, зависимость от поиска и </w:t>
+        <w:t xml:space="preserve"> находится в рыночном коридоре. Ключевые риски: цель 50 платящих при базовых допущениях достигает около 19 за 4 месяца платной беты</w:t>
+      </w:r>
+      <w:r>
+        <w:rPr>
+          <w:sz w:val="28"/>
+        </w:rPr>
+        <w:t xml:space="preserve">, давление заменителей, зависимость от поиска и </w:t>
       </w:r>
       <w:r>
         <w:rPr>
@@ -11563,13 +12206,13 @@
         <w:rPr>
           <w:sz w:val="28"/>
         </w:rPr>
-        <w:t>. Таким образом, запуск цел</w:t>
-      </w:r>
-      <w:r>
-        <w:rPr>
-          <w:sz w:val="28"/>
-        </w:rPr>
-        <w:t>есообразен в полном объеме плана ПЗ1 с перечисленными мерами снижения рисков.</w:t>
+        <w:t>. Таким образом, запуск целесообразен в полном объеме плана ПЗ1 с перечисленными мер</w:t>
+      </w:r>
+      <w:r>
+        <w:rPr>
+          <w:sz w:val="28"/>
+        </w:rPr>
+        <w:t>ами снижения рисков.</w:t>
       </w:r>
     </w:p>
     <w:p>
@@ -11580,7 +12223,7 @@
         <w:ind w:firstLine="709"/>
       </w:pPr>
       <w:bookmarkStart w:id="24" w:name="_efd4e361dc2d7db269a1aa4c2dc9b6b6bcbeef9"/>
-      <w:bookmarkStart w:id="25" w:name="_Toc241943049"/>
+      <w:bookmarkStart w:id="25" w:name="_Toc241952884"/>
       <w:bookmarkEnd w:id="22"/>
       <w:r>
         <w:rPr>
@@ -11603,7 +12246,7 @@
         <w:rPr>
           <w:sz w:val="28"/>
         </w:rPr>
-        <w:t>В таблице 14 представлено: сверка ключевых чисел по отчетам.</w:t>
+        <w:t>В таблице 15 представлено: сверка ключевых чисел по отчетам.</w:t>
       </w:r>
     </w:p>
     <w:p>
@@ -11616,7 +12259,7 @@
         <w:rPr>
           <w:sz w:val="28"/>
         </w:rPr>
-        <w:t>Таблица 14 – Сверка ключевых чисел по отчетам</w:t>
+        <w:t>Таблица 15 – Сверка ключевых чисел по отчетам</w:t>
       </w:r>
     </w:p>
     <w:tbl>
@@ -11704,14 +12347,7 @@
                 <w:b/>
                 <w:sz w:val="24"/>
               </w:rPr>
-              <w:t>Результа</w:t>
-            </w:r>
-            <w:r>
-              <w:rPr>
-                <w:b/>
-                <w:sz w:val="24"/>
-              </w:rPr>
-              <w:t>т поиска в отчете</w:t>
+              <w:t>Результат поиска в отчете</w:t>
             </w:r>
           </w:p>
         </w:tc>
@@ -12469,7 +13105,7 @@
         <w:jc w:val="center"/>
       </w:pPr>
       <w:bookmarkStart w:id="26" w:name="_выводы"/>
-      <w:bookmarkStart w:id="27" w:name="_Toc241943050"/>
+      <w:bookmarkStart w:id="27" w:name="_Toc241952885"/>
       <w:bookmarkEnd w:id="24"/>
       <w:r>
         <w:rPr>
@@ -12535,7 +13171,7 @@
         <w:jc w:val="center"/>
       </w:pPr>
       <w:bookmarkStart w:id="28" w:name="_274f6a444530ef90b0479dabf3d210f01e97699"/>
-      <w:bookmarkStart w:id="29" w:name="_Toc241943051"/>
+      <w:bookmarkStart w:id="29" w:name="_Toc241952886"/>
       <w:bookmarkEnd w:id="26"/>
       <w:r>
         <w:rPr>
@@ -12678,7 +13314,7 @@
         <w:ind w:firstLine="709"/>
       </w:pPr>
       <w:bookmarkStart w:id="30" w:name="_d0b2864b05c1a6817d4667f0f3e4b4928a2cf70"/>
-      <w:bookmarkStart w:id="31" w:name="_Toc241943052"/>
+      <w:bookmarkStart w:id="31" w:name="_Toc241952887"/>
       <w:bookmarkEnd w:id="28"/>
       <w:r>
         <w:rPr>
@@ -12701,7 +13337,13 @@
         <w:rPr>
           <w:sz w:val="28"/>
         </w:rPr>
-        <w:t>В таблице 15 представлено: паспорт итогового отчета.</w:t>
+        <w:t>В таблице 16 предс</w:t>
+      </w:r>
+      <w:r>
+        <w:rPr>
+          <w:sz w:val="28"/>
+        </w:rPr>
+        <w:t>тавлено: паспорт итогового отчета.</w:t>
       </w:r>
     </w:p>
     <w:p>
@@ -12714,7 +13356,7 @@
         <w:rPr>
           <w:sz w:val="28"/>
         </w:rPr>
-        <w:t>Таблица 15 – Паспорт итогового отчета</w:t>
+        <w:t>Таблица 16 – Паспорт итогового отчета</w:t>
       </w:r>
     </w:p>
     <w:tbl>
@@ -13438,7 +14080,7 @@
         <w:ind w:firstLine="709"/>
       </w:pPr>
       <w:bookmarkStart w:id="32" w:name="_57b6da660863974cb7f545bcaedf54a886793e9"/>
-      <w:bookmarkStart w:id="33" w:name="_Toc241943053"/>
+      <w:bookmarkStart w:id="33" w:name="_Toc241952888"/>
       <w:bookmarkEnd w:id="30"/>
       <w:r>
         <w:rPr>
@@ -13446,14 +14088,14 @@
           <w:sz w:val="28"/>
         </w:rPr>
         <w:lastRenderedPageBreak/>
-        <w:t xml:space="preserve">ПРИЛОЖЕНИЕ 2 (ОБЯЗАТЕЛЬНОЕ) КАРТА </w:t>
+        <w:t>ПРИЛОЖЕНИЕ 2 (ОБЯЗАТЕЛЬНОЕ) КАРТА ДОКАЗАТЕЛЬСТВ ПО</w:t>
       </w:r>
       <w:r>
         <w:rPr>
           <w:b/>
           <w:sz w:val="28"/>
         </w:rPr>
-        <w:t>ДОКАЗАТЕЛЬСТВ ПО РАЗДЕЛАМ</w:t>
+        <w:t xml:space="preserve"> РАЗДЕЛАМ</w:t>
       </w:r>
       <w:bookmarkEnd w:id="33"/>
     </w:p>
@@ -13468,7 +14110,7 @@
         <w:rPr>
           <w:sz w:val="28"/>
         </w:rPr>
-        <w:t>В таблице 16 представлено: карта доказательств.</w:t>
+        <w:t>В таблице 17 представлено: карта доказательств.</w:t>
       </w:r>
     </w:p>
     <w:p>
@@ -13481,7 +14123,7 @@
         <w:rPr>
           <w:sz w:val="28"/>
         </w:rPr>
-        <w:t>Таблица 16 – Карта доказательств</w:t>
+        <w:t>Таблица 17 – Карта доказательств</w:t>
       </w:r>
     </w:p>
     <w:tbl>
@@ -14540,7 +15182,7 @@
         <w:ind w:firstLine="709"/>
       </w:pPr>
       <w:bookmarkStart w:id="34" w:name="_bab2a73b062d54d30a46b35a66541c275d60dcb"/>
-      <w:bookmarkStart w:id="35" w:name="_Toc241943054"/>
+      <w:bookmarkStart w:id="35" w:name="_Toc241952889"/>
       <w:bookmarkEnd w:id="32"/>
       <w:r>
         <w:rPr>
@@ -14563,7 +15205,7 @@
         <w:rPr>
           <w:sz w:val="28"/>
         </w:rPr>
-        <w:t>В таблице 17 представлено: контрольный лист пол</w:t>
+        <w:t>В таблице 18 представлено: контрольный лист пол</w:t>
       </w:r>
       <w:r>
         <w:rPr>
@@ -14582,7 +15224,7 @@
         <w:rPr>
           <w:sz w:val="28"/>
         </w:rPr>
-        <w:t>Таблица 17 – Контрольный лист полноты</w:t>
+        <w:t>Таблица 18 – Контрольный лист полноты</w:t>
       </w:r>
     </w:p>
     <w:tbl>
@@ -15009,7 +15651,13 @@
               <w:rPr>
                 <w:sz w:val="24"/>
               </w:rPr>
-              <w:t>Рыночный стандарт и пробел сформулированы явно</w:t>
+              <w:t>Рыночный стандарт и пробел с</w:t>
+            </w:r>
+            <w:r>
+              <w:rPr>
+                <w:sz w:val="24"/>
+              </w:rPr>
+              <w:t>формулированы явно</w:t>
             </w:r>
           </w:p>
         </w:tc>
@@ -15700,7 +16348,7 @@
         <w:ind w:firstLine="709"/>
       </w:pPr>
       <w:bookmarkStart w:id="36" w:name="_301fb4639e999825c095dd7055019e7c013a803"/>
-      <w:bookmarkStart w:id="37" w:name="_Toc241943055"/>
+      <w:bookmarkStart w:id="37" w:name="_Toc241952890"/>
       <w:bookmarkEnd w:id="34"/>
       <w:r>
         <w:rPr>
@@ -15730,7 +16378,7 @@
         <w:rPr>
           <w:sz w:val="28"/>
         </w:rPr>
-        <w:t>В таблице 18 представлено: минимальное ТЗ первого релиза.</w:t>
+        <w:t>В таблице 19 представлено: минимальное ТЗ первого релиза.</w:t>
       </w:r>
     </w:p>
     <w:p>
@@ -15743,7 +16391,7 @@
         <w:rPr>
           <w:sz w:val="28"/>
         </w:rPr>
-        <w:t>Таблица 18 – Минимальное ТЗ первого релиза</w:t>
+        <w:t>Таблица 19 – Минимальное ТЗ первого релиза</w:t>
       </w:r>
     </w:p>
     <w:tbl>
@@ -16385,7 +17033,7 @@
         <w:ind w:firstLine="709"/>
       </w:pPr>
       <w:bookmarkStart w:id="38" w:name="_0b3889fe5487e8057dd761c90a2747437e007c1"/>
-      <w:bookmarkStart w:id="39" w:name="_Toc241943056"/>
+      <w:bookmarkStart w:id="39" w:name="_Toc241952891"/>
       <w:bookmarkEnd w:id="36"/>
       <w:r>
         <w:rPr>
@@ -16421,7 +17069,13 @@
         <w:rPr>
           <w:sz w:val="28"/>
         </w:rPr>
-        <w:t xml:space="preserve"> в границах онлайн-проверки </w:t>
+        <w:t xml:space="preserve"> в границах онла</w:t>
+      </w:r>
+      <w:r>
+        <w:rPr>
+          <w:sz w:val="28"/>
+        </w:rPr>
+        <w:t xml:space="preserve">йн-проверки </w:t>
       </w:r>
       <w:r>
         <w:rPr>
@@ -16460,13 +17114,7 @@
         <w:rPr>
           <w:sz w:val="28"/>
         </w:rPr>
-        <w:t xml:space="preserve"> в год); опорная проблема подтверждена источниками; цен</w:t>
-      </w:r>
-      <w:r>
-        <w:rPr>
-          <w:sz w:val="28"/>
-        </w:rPr>
-        <w:t xml:space="preserve">ностное предложение - независимое доказательство находок; единица монетизации - файл, </w:t>
+        <w:t xml:space="preserve"> в год); опорная проблема подтверждена источниками; ценностное предложение - независимое доказательство находок; единица монетизации - файл, </w:t>
       </w:r>
       <w:r>
         <w:rPr>
@@ -16492,7 +17140,13 @@
         <w:rPr>
           <w:sz w:val="28"/>
         </w:rPr>
-        <w:t xml:space="preserve">. Первый релиз (31.03.2027) включает 11 единиц разработки. Переход к следующему релизу целесообразен при </w:t>
+        <w:t>. Первый релиз (31.03.2027) включает 11 единиц разработки. Переход к следующему релизу целесообразен</w:t>
+      </w:r>
+      <w:r>
+        <w:rPr>
+          <w:sz w:val="28"/>
+        </w:rPr>
+        <w:t xml:space="preserve"> при </w:t>
       </w:r>
       <w:r>
         <w:rPr>
@@ -16505,13 +17159,7 @@
         <w:rPr>
           <w:sz w:val="28"/>
         </w:rPr>
-        <w:t xml:space="preserve"> не ниже 90 % и конверсии регистрация - п</w:t>
-      </w:r>
-      <w:r>
-        <w:rPr>
-          <w:sz w:val="28"/>
-        </w:rPr>
-        <w:t>латящий не ниже 5 %. Запуск целесообразен в полном объеме плана ПЗ1.</w:t>
+        <w:t xml:space="preserve"> не ниже 90 % и конверсии регистрация - платящий не ниже 5 %. Запуск целесообразен в полном объеме плана ПЗ1.</w:t>
       </w:r>
     </w:p>
     <w:bookmarkEnd w:id="38"/>
@@ -16619,7 +17267,7 @@
   <w:abstractNum w:abstractNumId="0" w15:restartNumberingAfterBreak="0">
     <w:nsid w:val="0000A990"/>
     <w:multiLevelType w:val="multilevel"/>
-    <w:tmpl w:val="0CDEF5D6"/>
+    <w:tmpl w:val="4F944C36"/>
     <w:lvl w:ilvl="0">
       <w:numFmt w:val="bullet"/>
       <w:lvlText w:val=" "/>
@@ -16696,7 +17344,7 @@
   <w:abstractNum w:abstractNumId="1" w15:restartNumberingAfterBreak="0">
     <w:nsid w:val="00A99411"/>
     <w:multiLevelType w:val="multilevel"/>
-    <w:tmpl w:val="D0409D22"/>
+    <w:tmpl w:val="05B44E26"/>
     <w:lvl w:ilvl="0">
       <w:start w:val="1"/>
       <w:numFmt w:val="decimal"/>
@@ -18144,7 +18792,7 @@
     <w:autoRedefine/>
     <w:uiPriority w:val="39"/>
     <w:unhideWhenUsed/>
-    <w:rsid w:val="00F348B5"/>
+    <w:rsid w:val="00C52402"/>
     <w:pPr>
       <w:spacing w:after="100"/>
     </w:pPr>

--- a/ЛР7_Итоговый_отчет/ОТЧЕТ_ЛР7_TableMind.docx
+++ b/ЛР7_Итоговый_отчет/ОТЧЕТ_ЛР7_TableMind.docx
@@ -263,7 +263,7 @@
       <w:r>
         <w:fldChar w:fldCharType="separate"/>
       </w:r>
-      <w:hyperlink w:anchor="_Toc241952872" w:history="1">
+      <w:hyperlink w:anchor="_Toc241955011" w:history="1">
         <w:r>
           <w:rPr>
             <w:rStyle w:val="af"/>
@@ -291,7 +291,7 @@
             <w:noProof/>
             <w:webHidden/>
           </w:rPr>
-          <w:instrText xml:space="preserve"> PAGEREF _Toc241952872 \h </w:instrText>
+          <w:instrText xml:space="preserve"> PAGEREF _Toc241955011 \h </w:instrText>
         </w:r>
         <w:r>
           <w:rPr>
@@ -332,7 +332,7 @@
           <w:noProof/>
         </w:rPr>
       </w:pPr>
-      <w:hyperlink w:anchor="_Toc241952873" w:history="1">
+      <w:hyperlink w:anchor="_Toc241955012" w:history="1">
         <w:r>
           <w:rPr>
             <w:rStyle w:val="af"/>
@@ -394,7 +394,7 @@
             <w:noProof/>
             <w:webHidden/>
           </w:rPr>
-          <w:instrText xml:space="preserve"> PAGEREF _Toc241952873 \h </w:instrText>
+          <w:instrText xml:space="preserve"> PAGEREF _Toc241955012 \h </w:instrText>
         </w:r>
         <w:r>
           <w:rPr>
@@ -435,7 +435,7 @@
           <w:noProof/>
         </w:rPr>
       </w:pPr>
-      <w:hyperlink w:anchor="_Toc241952874" w:history="1">
+      <w:hyperlink w:anchor="_Toc241955013" w:history="1">
         <w:r>
           <w:rPr>
             <w:rStyle w:val="af"/>
@@ -463,7 +463,7 @@
             <w:noProof/>
             <w:webHidden/>
           </w:rPr>
-          <w:instrText xml:space="preserve"> PAGEREF _Toc241952874 \h </w:instrText>
+          <w:instrText xml:space="preserve"> PAGEREF _Toc241955013 \h </w:instrText>
         </w:r>
         <w:r>
           <w:rPr>
@@ -504,7 +504,7 @@
           <w:noProof/>
         </w:rPr>
       </w:pPr>
-      <w:hyperlink w:anchor="_Toc241952875" w:history="1">
+      <w:hyperlink w:anchor="_Toc241955014" w:history="1">
         <w:r>
           <w:rPr>
             <w:rStyle w:val="af"/>
@@ -532,7 +532,7 @@
             <w:noProof/>
             <w:webHidden/>
           </w:rPr>
-          <w:instrText xml:space="preserve"> PAGEREF _Toc241952875 \h </w:instrText>
+          <w:instrText xml:space="preserve"> PAGEREF _Toc241955014 \h </w:instrText>
         </w:r>
         <w:r>
           <w:rPr>
@@ -573,7 +573,7 @@
           <w:noProof/>
         </w:rPr>
       </w:pPr>
-      <w:hyperlink w:anchor="_Toc241952876" w:history="1">
+      <w:hyperlink w:anchor="_Toc241955015" w:history="1">
         <w:r>
           <w:rPr>
             <w:rStyle w:val="af"/>
@@ -601,7 +601,7 @@
             <w:noProof/>
             <w:webHidden/>
           </w:rPr>
-          <w:instrText xml:space="preserve"> PAGEREF _Toc241952876 \h </w:instrText>
+          <w:instrText xml:space="preserve"> PAGEREF _Toc241955015 \h </w:instrText>
         </w:r>
         <w:r>
           <w:rPr>
@@ -642,7 +642,7 @@
           <w:noProof/>
         </w:rPr>
       </w:pPr>
-      <w:hyperlink w:anchor="_Toc241952877" w:history="1">
+      <w:hyperlink w:anchor="_Toc241955016" w:history="1">
         <w:r>
           <w:rPr>
             <w:rStyle w:val="af"/>
@@ -670,7 +670,7 @@
             <w:noProof/>
             <w:webHidden/>
           </w:rPr>
-          <w:instrText xml:space="preserve"> PAGEREF _Toc241952877 \h </w:instrText>
+          <w:instrText xml:space="preserve"> PAGEREF _Toc241955016 \h </w:instrText>
         </w:r>
         <w:r>
           <w:rPr>
@@ -711,7 +711,7 @@
           <w:noProof/>
         </w:rPr>
       </w:pPr>
-      <w:hyperlink w:anchor="_Toc241952878" w:history="1">
+      <w:hyperlink w:anchor="_Toc241955017" w:history="1">
         <w:r>
           <w:rPr>
             <w:rStyle w:val="af"/>
@@ -739,7 +739,7 @@
             <w:noProof/>
             <w:webHidden/>
           </w:rPr>
-          <w:instrText xml:space="preserve"> PAGEREF _Toc241952878 \h </w:instrText>
+          <w:instrText xml:space="preserve"> PAGEREF _Toc241955017 \h </w:instrText>
         </w:r>
         <w:r>
           <w:rPr>
@@ -780,7 +780,7 @@
           <w:noProof/>
         </w:rPr>
       </w:pPr>
-      <w:hyperlink w:anchor="_Toc241952879" w:history="1">
+      <w:hyperlink w:anchor="_Toc241955018" w:history="1">
         <w:r>
           <w:rPr>
             <w:rStyle w:val="af"/>
@@ -808,7 +808,7 @@
             <w:noProof/>
             <w:webHidden/>
           </w:rPr>
-          <w:instrText xml:space="preserve"> PAGEREF _Toc241952879 \h </w:instrText>
+          <w:instrText xml:space="preserve"> PAGEREF _Toc241955018 \h </w:instrText>
         </w:r>
         <w:r>
           <w:rPr>
@@ -849,7 +849,7 @@
           <w:noProof/>
         </w:rPr>
       </w:pPr>
-      <w:hyperlink w:anchor="_Toc241952880" w:history="1">
+      <w:hyperlink w:anchor="_Toc241955019" w:history="1">
         <w:r>
           <w:rPr>
             <w:rStyle w:val="af"/>
@@ -877,7 +877,7 @@
             <w:noProof/>
             <w:webHidden/>
           </w:rPr>
-          <w:instrText xml:space="preserve"> PAGEREF _Toc241952880 \h </w:instrText>
+          <w:instrText xml:space="preserve"> PAGEREF _Toc241955019 \h </w:instrText>
         </w:r>
         <w:r>
           <w:rPr>
@@ -918,7 +918,7 @@
           <w:noProof/>
         </w:rPr>
       </w:pPr>
-      <w:hyperlink w:anchor="_Toc241952881" w:history="1">
+      <w:hyperlink w:anchor="_Toc241955020" w:history="1">
         <w:r>
           <w:rPr>
             <w:rStyle w:val="af"/>
@@ -946,7 +946,7 @@
             <w:noProof/>
             <w:webHidden/>
           </w:rPr>
-          <w:instrText xml:space="preserve"> PAGEREF _Toc241952881 \h </w:instrText>
+          <w:instrText xml:space="preserve"> PAGEREF _Toc241955020 \h </w:instrText>
         </w:r>
         <w:r>
           <w:rPr>
@@ -987,7 +987,7 @@
           <w:noProof/>
         </w:rPr>
       </w:pPr>
-      <w:hyperlink w:anchor="_Toc241952882" w:history="1">
+      <w:hyperlink w:anchor="_Toc241955021" w:history="1">
         <w:r>
           <w:rPr>
             <w:rStyle w:val="af"/>
@@ -1015,7 +1015,7 @@
             <w:noProof/>
             <w:webHidden/>
           </w:rPr>
-          <w:instrText xml:space="preserve"> PAGEREF _Toc241952882 \h </w:instrText>
+          <w:instrText xml:space="preserve"> PAGEREF _Toc241955021 \h </w:instrText>
         </w:r>
         <w:r>
           <w:rPr>
@@ -1056,7 +1056,7 @@
           <w:noProof/>
         </w:rPr>
       </w:pPr>
-      <w:hyperlink w:anchor="_Toc241952883" w:history="1">
+      <w:hyperlink w:anchor="_Toc241955022" w:history="1">
         <w:r>
           <w:rPr>
             <w:rStyle w:val="af"/>
@@ -1084,7 +1084,7 @@
             <w:noProof/>
             <w:webHidden/>
           </w:rPr>
-          <w:instrText xml:space="preserve"> PAGEREF _Toc241952883 \h </w:instrText>
+          <w:instrText xml:space="preserve"> PAGEREF _Toc241955022 \h </w:instrText>
         </w:r>
         <w:r>
           <w:rPr>
@@ -1125,7 +1125,7 @@
           <w:noProof/>
         </w:rPr>
       </w:pPr>
-      <w:hyperlink w:anchor="_Toc241952884" w:history="1">
+      <w:hyperlink w:anchor="_Toc241955023" w:history="1">
         <w:r>
           <w:rPr>
             <w:rStyle w:val="af"/>
@@ -1153,7 +1153,7 @@
             <w:noProof/>
             <w:webHidden/>
           </w:rPr>
-          <w:instrText xml:space="preserve"> PAGEREF _Toc241952884 \h </w:instrText>
+          <w:instrText xml:space="preserve"> PAGEREF _Toc241955023 \h </w:instrText>
         </w:r>
         <w:r>
           <w:rPr>
@@ -1194,7 +1194,7 @@
           <w:noProof/>
         </w:rPr>
       </w:pPr>
-      <w:hyperlink w:anchor="_Toc241952885" w:history="1">
+      <w:hyperlink w:anchor="_Toc241955024" w:history="1">
         <w:r>
           <w:rPr>
             <w:rStyle w:val="af"/>
@@ -1222,7 +1222,7 @@
             <w:noProof/>
             <w:webHidden/>
           </w:rPr>
-          <w:instrText xml:space="preserve"> PAGEREF _Toc241952885 \h </w:instrText>
+          <w:instrText xml:space="preserve"> PAGEREF _Toc241955024 \h </w:instrText>
         </w:r>
         <w:r>
           <w:rPr>
@@ -1263,7 +1263,7 @@
           <w:noProof/>
         </w:rPr>
       </w:pPr>
-      <w:hyperlink w:anchor="_Toc241952886" w:history="1">
+      <w:hyperlink w:anchor="_Toc241955025" w:history="1">
         <w:r>
           <w:rPr>
             <w:rStyle w:val="af"/>
@@ -1291,7 +1291,7 @@
             <w:noProof/>
             <w:webHidden/>
           </w:rPr>
-          <w:instrText xml:space="preserve"> PAGEREF _Toc241952886 \h </w:instrText>
+          <w:instrText xml:space="preserve"> PAGEREF _Toc241955025 \h </w:instrText>
         </w:r>
         <w:r>
           <w:rPr>
@@ -1332,7 +1332,7 @@
           <w:noProof/>
         </w:rPr>
       </w:pPr>
-      <w:hyperlink w:anchor="_Toc241952887" w:history="1">
+      <w:hyperlink w:anchor="_Toc241955026" w:history="1">
         <w:r>
           <w:rPr>
             <w:rStyle w:val="af"/>
@@ -1360,7 +1360,7 @@
             <w:noProof/>
             <w:webHidden/>
           </w:rPr>
-          <w:instrText xml:space="preserve"> PAGEREF _Toc241952887 \h </w:instrText>
+          <w:instrText xml:space="preserve"> PAGEREF _Toc241955026 \h </w:instrText>
         </w:r>
         <w:r>
           <w:rPr>
@@ -1401,7 +1401,7 @@
           <w:noProof/>
         </w:rPr>
       </w:pPr>
-      <w:hyperlink w:anchor="_Toc241952888" w:history="1">
+      <w:hyperlink w:anchor="_Toc241955027" w:history="1">
         <w:r>
           <w:rPr>
             <w:rStyle w:val="af"/>
@@ -1429,7 +1429,7 @@
             <w:noProof/>
             <w:webHidden/>
           </w:rPr>
-          <w:instrText xml:space="preserve"> PAGEREF _Toc241952888 \h </w:instrText>
+          <w:instrText xml:space="preserve"> PAGEREF _Toc241955027 \h </w:instrText>
         </w:r>
         <w:r>
           <w:rPr>
@@ -1470,7 +1470,7 @@
           <w:noProof/>
         </w:rPr>
       </w:pPr>
-      <w:hyperlink w:anchor="_Toc241952889" w:history="1">
+      <w:hyperlink w:anchor="_Toc241955028" w:history="1">
         <w:r>
           <w:rPr>
             <w:rStyle w:val="af"/>
@@ -1498,7 +1498,7 @@
             <w:noProof/>
             <w:webHidden/>
           </w:rPr>
-          <w:instrText xml:space="preserve"> PAGEREF _Toc241952889 \h </w:instrText>
+          <w:instrText xml:space="preserve"> PAGEREF _Toc241955028 \h </w:instrText>
         </w:r>
         <w:r>
           <w:rPr>
@@ -1539,7 +1539,7 @@
           <w:noProof/>
         </w:rPr>
       </w:pPr>
-      <w:hyperlink w:anchor="_Toc241952890" w:history="1">
+      <w:hyperlink w:anchor="_Toc241955029" w:history="1">
         <w:r>
           <w:rPr>
             <w:rStyle w:val="af"/>
@@ -1567,7 +1567,7 @@
             <w:noProof/>
             <w:webHidden/>
           </w:rPr>
-          <w:instrText xml:space="preserve"> PAGEREF _Toc241952890 \h </w:instrText>
+          <w:instrText xml:space="preserve"> PAGEREF _Toc241955029 \h </w:instrText>
         </w:r>
         <w:r>
           <w:rPr>
@@ -1608,7 +1608,7 @@
           <w:noProof/>
         </w:rPr>
       </w:pPr>
-      <w:hyperlink w:anchor="_Toc241952891" w:history="1">
+      <w:hyperlink w:anchor="_Toc241955030" w:history="1">
         <w:r>
           <w:rPr>
             <w:rStyle w:val="af"/>
@@ -1636,7 +1636,7 @@
             <w:noProof/>
             <w:webHidden/>
           </w:rPr>
-          <w:instrText xml:space="preserve"> PAGEREF _Toc241952891 \h </w:instrText>
+          <w:instrText xml:space="preserve"> PAGEREF _Toc241955030 \h </w:instrText>
         </w:r>
         <w:r>
           <w:rPr>
@@ -1682,7 +1682,7 @@
         <w:spacing w:before="0" w:after="360" w:line="360" w:lineRule="exact"/>
         <w:ind w:firstLine="709"/>
       </w:pPr>
-      <w:bookmarkStart w:id="1" w:name="_Toc241952872"/>
+      <w:bookmarkStart w:id="1" w:name="_Toc241955011"/>
       <w:r>
         <w:rPr>
           <w:b/>
@@ -2237,7 +2237,7 @@
         <w:ind w:firstLine="709"/>
       </w:pPr>
       <w:bookmarkStart w:id="2" w:name="_fe8d3efd355b4a528bffe4e412a753a8708d8a7"/>
-      <w:bookmarkStart w:id="3" w:name="_Toc241952873"/>
+      <w:bookmarkStart w:id="3" w:name="_Toc241955012"/>
       <w:bookmarkEnd w:id="0"/>
       <w:r>
         <w:rPr>
@@ -2832,7 +2832,7 @@
         <w:ind w:firstLine="709"/>
       </w:pPr>
       <w:bookmarkStart w:id="4" w:name="_85970216d61dd6d6f40a43c2142d7359aebf30e"/>
-      <w:bookmarkStart w:id="5" w:name="_Toc241952874"/>
+      <w:bookmarkStart w:id="5" w:name="_Toc241955013"/>
       <w:bookmarkEnd w:id="2"/>
       <w:r>
         <w:rPr>
@@ -3548,7 +3548,7 @@
           <w:sz w:val="28"/>
         </w:rPr>
         <w:drawing>
-          <wp:inline distT="0" distB="0" distL="0" distR="0" wp14:anchorId="13957CEC" wp14:editId="68E62034">
+          <wp:inline distT="0" distB="0" distL="0" distR="0" wp14:anchorId="30A3D07E" wp14:editId="178249F8">
             <wp:extent cx="5334000" cy="2471853"/>
             <wp:effectExtent l="0" t="0" r="0" b="0"/>
             <wp:docPr id="12" name="Picture"/>
@@ -3782,7 +3782,7 @@
         <w:ind w:firstLine="709"/>
       </w:pPr>
       <w:bookmarkStart w:id="6" w:name="_952a16116c37bc0383f5f47ccedf9607bd1472f"/>
-      <w:bookmarkStart w:id="7" w:name="_Toc241952875"/>
+      <w:bookmarkStart w:id="7" w:name="_Toc241955014"/>
       <w:bookmarkEnd w:id="4"/>
       <w:r>
         <w:rPr>
@@ -4716,7 +4716,7 @@
         <w:ind w:firstLine="709"/>
       </w:pPr>
       <w:bookmarkStart w:id="8" w:name="_550d58f707a5c37672fca98b77eb8736ae09aa2"/>
-      <w:bookmarkStart w:id="9" w:name="_Toc241952876"/>
+      <w:bookmarkStart w:id="9" w:name="_Toc241955015"/>
       <w:bookmarkEnd w:id="6"/>
       <w:r>
         <w:rPr>
@@ -5259,7 +5259,7 @@
           <w:sz w:val="28"/>
         </w:rPr>
         <w:drawing>
-          <wp:inline distT="0" distB="0" distL="0" distR="0" wp14:anchorId="5F6E6D1D" wp14:editId="2A5CE5E7">
+          <wp:inline distT="0" distB="0" distL="0" distR="0" wp14:anchorId="7C5C5A8C" wp14:editId="7E0ABA8C">
             <wp:extent cx="5334000" cy="2471853"/>
             <wp:effectExtent l="0" t="0" r="0" b="0"/>
             <wp:docPr id="17" name="Picture"/>
@@ -5369,7 +5369,7 @@
         <w:ind w:firstLine="709"/>
       </w:pPr>
       <w:bookmarkStart w:id="10" w:name="_e000447a5cb978ee53bdb6877ec2ece1121f293"/>
-      <w:bookmarkStart w:id="11" w:name="_Toc241952877"/>
+      <w:bookmarkStart w:id="11" w:name="_Toc241955016"/>
       <w:bookmarkEnd w:id="8"/>
       <w:r>
         <w:rPr>
@@ -6124,7 +6124,7 @@
         <w:ind w:firstLine="709"/>
       </w:pPr>
       <w:bookmarkStart w:id="12" w:name="_d6b1e0606ccffbfea524c7b8890d7424ae6ef8d"/>
-      <w:bookmarkStart w:id="13" w:name="_Toc241952878"/>
+      <w:bookmarkStart w:id="13" w:name="_Toc241955017"/>
       <w:bookmarkEnd w:id="10"/>
       <w:r>
         <w:rPr>
@@ -6709,13 +6709,33 @@
     </w:p>
     <w:p>
       <w:pPr>
+        <w:pStyle w:val="a0"/>
+        <w:spacing w:before="0" w:after="0" w:line="360" w:lineRule="exact"/>
+        <w:ind w:firstLine="709"/>
+        <w:jc w:val="both"/>
+      </w:pPr>
+      <w:r>
+        <w:rPr>
+          <w:sz w:val="28"/>
+        </w:rPr>
+        <w:t>Вывод: проект продает не еще один помощник по формулам, а проверку с доказательством; единицы опл</w:t>
+      </w:r>
+      <w:r>
+        <w:rPr>
+          <w:sz w:val="28"/>
+        </w:rPr>
+        <w:t>аты (файл, пользователь, место) понятны, цена лежит в рыночном коридоре, поэтому ценностное предложение можно переносить в бизнес-модель без пересмотра.</w:t>
+      </w:r>
+    </w:p>
+    <w:p>
+      <w:pPr>
         <w:pStyle w:val="1"/>
         <w:pageBreakBefore/>
         <w:spacing w:before="0" w:after="360" w:line="360" w:lineRule="exact"/>
         <w:ind w:firstLine="709"/>
       </w:pPr>
       <w:bookmarkStart w:id="14" w:name="_d9c21b914bbc5bab06da79c3c8a3f5937408dab"/>
-      <w:bookmarkStart w:id="15" w:name="_Toc241952879"/>
+      <w:bookmarkStart w:id="15" w:name="_Toc241955018"/>
       <w:bookmarkEnd w:id="12"/>
       <w:r>
         <w:rPr>
@@ -6751,13 +6771,7 @@
         <w:rPr>
           <w:sz w:val="28"/>
         </w:rPr>
-        <w:t>Таблица 9 – Канвас</w:t>
-      </w:r>
-      <w:r>
-        <w:rPr>
-          <w:sz w:val="28"/>
-        </w:rPr>
-        <w:t xml:space="preserve"> в сокращенном виде</w:t>
+        <w:t>Таблица 9 – Канвас в сокращенном виде</w:t>
       </w:r>
     </w:p>
     <w:tbl>
@@ -6914,7 +6928,13 @@
               <w:rPr>
                 <w:sz w:val="24"/>
               </w:rPr>
-              <w:t>, бухгалтеры и аудиторы, консультанты по управлению, МСП с финансовой функцией (англоязычные страны и ЕС)</w:t>
+              <w:t>, бухгалтеры и аудиторы, консультанты по управлению, МСП с финансовой функцией (англоязычные</w:t>
+            </w:r>
+            <w:r>
+              <w:rPr>
+                <w:sz w:val="24"/>
+              </w:rPr>
+              <w:t xml:space="preserve"> страны и ЕС)</w:t>
             </w:r>
           </w:p>
         </w:tc>
@@ -7143,13 +7163,7 @@
               <w:rPr>
                 <w:sz w:val="24"/>
               </w:rPr>
-              <w:t>Отношения с клиент</w:t>
-            </w:r>
-            <w:r>
-              <w:rPr>
-                <w:sz w:val="24"/>
-              </w:rPr>
-              <w:t>ами</w:t>
+              <w:t>Отношения с клиентами</w:t>
             </w:r>
           </w:p>
         </w:tc>
@@ -7296,7 +7310,13 @@
               <w:rPr>
                 <w:sz w:val="24"/>
               </w:rPr>
-              <w:t xml:space="preserve"> за место</w:t>
+              <w:t xml:space="preserve"> за мес</w:t>
+            </w:r>
+            <w:r>
+              <w:rPr>
+                <w:sz w:val="24"/>
+              </w:rPr>
+              <w:t>то</w:t>
             </w:r>
           </w:p>
         </w:tc>
@@ -7372,13 +7392,7 @@
               <w:rPr>
                 <w:sz w:val="24"/>
               </w:rPr>
-              <w:t>-набор, команда разработки, со</w:t>
-            </w:r>
-            <w:r>
-              <w:rPr>
-                <w:sz w:val="24"/>
-              </w:rPr>
-              <w:t xml:space="preserve">ответствие </w:t>
+              <w:t xml:space="preserve">-набор, команда разработки, соответствие </w:t>
             </w:r>
             <w:r>
               <w:rPr>
@@ -7620,7 +7634,13 @@
               <w:rPr>
                 <w:sz w:val="24"/>
               </w:rPr>
-              <w:t>, разработка, продвижение, поддержка; бюджет 517 000 </w:t>
+              <w:t>, разра</w:t>
+            </w:r>
+            <w:r>
+              <w:rPr>
+                <w:sz w:val="24"/>
+              </w:rPr>
+              <w:t>ботка, продвижение, поддержка; бюджет 517 000 </w:t>
             </w:r>
             <w:r>
               <w:rPr>
@@ -7663,13 +7683,7 @@
         <w:rPr>
           <w:sz w:val="28"/>
         </w:rPr>
-        <w:t>Готовы шесть блоков из девяти (полнота 76 %); слабее каналы, ключевые ресу</w:t>
-      </w:r>
-      <w:r>
-        <w:rPr>
-          <w:sz w:val="28"/>
-        </w:rPr>
-        <w:t xml:space="preserve">рсы и партнеры. Модель сочетает самообслуживание с бесплатным входом и корпоративное расширение через </w:t>
+        <w:t xml:space="preserve">Готовы шесть блоков из девяти (полнота 76 %); слабее каналы, ключевые ресурсы и партнеры. Модель сочетает самообслуживание с бесплатным входом и корпоративное расширение через </w:t>
       </w:r>
       <w:r>
         <w:rPr>
@@ -7677,6 +7691,46 @@
           <w:sz w:val="28"/>
         </w:rPr>
         <w:t>Team</w:t>
+      </w:r>
+      <w:r>
+        <w:rPr>
+          <w:sz w:val="28"/>
+        </w:rPr>
+        <w:t>.</w:t>
+      </w:r>
+    </w:p>
+    <w:p>
+      <w:pPr>
+        <w:pStyle w:val="a0"/>
+        <w:spacing w:before="0" w:after="0" w:line="360" w:lineRule="exact"/>
+        <w:ind w:firstLine="709"/>
+        <w:jc w:val="both"/>
+      </w:pPr>
+      <w:r>
+        <w:rPr>
+          <w:sz w:val="28"/>
+        </w:rPr>
+        <w:t xml:space="preserve">Вывод: бизнес-модель собрана и связна, но блоки каналов, ключевых ресурсов и партнеров еще требуют проверки; наибольшая зависимость - от поиска и </w:t>
+      </w:r>
+      <w:r>
+        <w:rPr>
+          <w:i/>
+          <w:sz w:val="28"/>
+        </w:rPr>
+        <w:t>AppSource</w:t>
+      </w:r>
+      <w:r>
+        <w:rPr>
+          <w:sz w:val="28"/>
+        </w:rPr>
+        <w:t xml:space="preserve">, поэтому именно эти блоки нужно проверять первыми после выпуска </w:t>
+      </w:r>
+      <w:r>
+        <w:rPr>
+          <w:i/>
+          <w:sz w:val="28"/>
+        </w:rPr>
+        <w:t>MVP</w:t>
       </w:r>
       <w:r>
         <w:rPr>
@@ -7693,7 +7747,7 @@
         <w:ind w:firstLine="709"/>
       </w:pPr>
       <w:bookmarkStart w:id="16" w:name="_519d46f9ff7923648cbfef21e26057944381813"/>
-      <w:bookmarkStart w:id="17" w:name="_Toc241952880"/>
+      <w:bookmarkStart w:id="17" w:name="_Toc241955019"/>
       <w:bookmarkEnd w:id="14"/>
       <w:r>
         <w:rPr>
@@ -7701,7 +7755,14 @@
           <w:sz w:val="28"/>
         </w:rPr>
         <w:lastRenderedPageBreak/>
-        <w:t>9 БИЗНЕС-ЛОГИКА И ПОЛЬЗОВАТЕЛЬСКИЕ СЦЕНАРИИ</w:t>
+        <w:t>9 БИЗНЕС-ЛОГИКА И ПОЛЬЗОВАТЕЛЬС</w:t>
+      </w:r>
+      <w:r>
+        <w:rPr>
+          <w:b/>
+          <w:sz w:val="28"/>
+        </w:rPr>
+        <w:t>КИЕ СЦЕНАРИИ</w:t>
       </w:r>
       <w:bookmarkEnd w:id="17"/>
     </w:p>
@@ -7742,13 +7803,1082 @@
         <w:rPr>
           <w:sz w:val="28"/>
         </w:rPr>
-        <w:t xml:space="preserve"> 8 из 18): поиск ошибок, доказательство находки, отчет, регистрация, оплат</w:t>
-      </w:r>
-      <w:r>
-        <w:rPr>
-          <w:sz w:val="28"/>
-        </w:rPr>
-        <w:t>а, политика данных, страница тарифов и загрузка файла без регистрации.</w:t>
+        <w:t xml:space="preserve"> 8 из 18): поиск ошибок, доказательство находки, отчет, регис</w:t>
+      </w:r>
+      <w:r>
+        <w:rPr>
+          <w:sz w:val="28"/>
+        </w:rPr>
+        <w:t>трация, оплата, политика данных, страница тарифов и загрузка файла без регистрации.</w:t>
+      </w:r>
+    </w:p>
+    <w:p>
+      <w:pPr>
+        <w:pStyle w:val="a0"/>
+        <w:spacing w:before="0" w:after="0" w:line="360" w:lineRule="exact"/>
+        <w:ind w:firstLine="709"/>
+        <w:jc w:val="both"/>
+      </w:pPr>
+      <w:r>
+        <w:rPr>
+          <w:sz w:val="28"/>
+        </w:rPr>
+        <w:t>В таблице 10 представлено: матрица пользовательских сценариев.</w:t>
+      </w:r>
+    </w:p>
+    <w:p>
+      <w:pPr>
+        <w:pStyle w:val="a0"/>
+        <w:keepNext/>
+        <w:spacing w:before="0" w:after="0" w:line="360" w:lineRule="exact"/>
+      </w:pPr>
+      <w:r>
+        <w:rPr>
+          <w:sz w:val="28"/>
+        </w:rPr>
+        <w:t>Таблица 10 – Матрица пользовательских сценариев</w:t>
+      </w:r>
+    </w:p>
+    <w:tbl>
+      <w:tblPr>
+        <w:tblStyle w:val="Table"/>
+        <w:tblW w:w="9355" w:type="dxa"/>
+        <w:jc w:val="center"/>
+        <w:tblBorders>
+          <w:top w:val="single" w:sz="4" w:space="0" w:color="000000"/>
+          <w:left w:val="single" w:sz="4" w:space="0" w:color="000000"/>
+          <w:bottom w:val="single" w:sz="4" w:space="0" w:color="000000"/>
+          <w:right w:val="single" w:sz="4" w:space="0" w:color="000000"/>
+          <w:insideH w:val="single" w:sz="4" w:space="0" w:color="000000"/>
+          <w:insideV w:val="single" w:sz="4" w:space="0" w:color="000000"/>
+        </w:tblBorders>
+        <w:tblLayout w:type="fixed"/>
+        <w:tblLook w:val="0020" w:firstRow="1" w:lastRow="0" w:firstColumn="0" w:lastColumn="0" w:noHBand="0" w:noVBand="0"/>
+      </w:tblPr>
+      <w:tblGrid>
+        <w:gridCol w:w="850"/>
+        <w:gridCol w:w="4148"/>
+        <w:gridCol w:w="2514"/>
+        <w:gridCol w:w="1843"/>
+      </w:tblGrid>
+      <w:tr>
+        <w:trPr>
+          <w:cnfStyle w:val="100000000000" w:firstRow="1" w:lastRow="0" w:firstColumn="0" w:lastColumn="0" w:oddVBand="0" w:evenVBand="0" w:oddHBand="0" w:evenHBand="0" w:firstRowFirstColumn="0" w:firstRowLastColumn="0" w:lastRowFirstColumn="0" w:lastRowLastColumn="0"/>
+          <w:cantSplit/>
+          <w:tblHeader/>
+          <w:jc w:val="center"/>
+        </w:trPr>
+        <w:tc>
+          <w:tcPr>
+            <w:tcW w:w="849" w:type="dxa"/>
+            <w:vAlign w:val="center"/>
+          </w:tcPr>
+          <w:p>
+            <w:pPr>
+              <w:pStyle w:val="Compact"/>
+              <w:spacing w:before="0" w:after="0" w:line="280" w:lineRule="exact"/>
+              <w:jc w:val="center"/>
+            </w:pPr>
+            <w:r>
+              <w:rPr>
+                <w:b/>
+                <w:i/>
+                <w:sz w:val="24"/>
+              </w:rPr>
+              <w:t>ID</w:t>
+            </w:r>
+          </w:p>
+        </w:tc>
+        <w:tc>
+          <w:tcPr>
+            <w:tcW w:w="4148" w:type="dxa"/>
+            <w:vAlign w:val="center"/>
+          </w:tcPr>
+          <w:p>
+            <w:pPr>
+              <w:pStyle w:val="Compact"/>
+              <w:spacing w:before="0" w:after="0" w:line="280" w:lineRule="exact"/>
+              <w:jc w:val="center"/>
+            </w:pPr>
+            <w:r>
+              <w:rPr>
+                <w:b/>
+                <w:sz w:val="24"/>
+              </w:rPr>
+              <w:t>Сценарий</w:t>
+            </w:r>
+          </w:p>
+        </w:tc>
+        <w:tc>
+          <w:tcPr>
+            <w:tcW w:w="2514" w:type="dxa"/>
+            <w:vAlign w:val="center"/>
+          </w:tcPr>
+          <w:p>
+            <w:pPr>
+              <w:pStyle w:val="Compact"/>
+              <w:spacing w:before="0" w:after="0" w:line="280" w:lineRule="exact"/>
+              <w:jc w:val="center"/>
+            </w:pPr>
+            <w:r>
+              <w:rPr>
+                <w:b/>
+                <w:sz w:val="24"/>
+              </w:rPr>
+              <w:t>Тип</w:t>
+            </w:r>
+          </w:p>
+        </w:tc>
+        <w:tc>
+          <w:tcPr>
+            <w:tcW w:w="1843" w:type="dxa"/>
+            <w:vAlign w:val="center"/>
+          </w:tcPr>
+          <w:p>
+            <w:pPr>
+              <w:pStyle w:val="Compact"/>
+              <w:spacing w:before="0" w:after="0" w:line="280" w:lineRule="exact"/>
+              <w:jc w:val="center"/>
+            </w:pPr>
+            <w:r>
+              <w:rPr>
+                <w:b/>
+                <w:sz w:val="24"/>
+              </w:rPr>
+              <w:t>Приоритет</w:t>
+            </w:r>
+          </w:p>
+        </w:tc>
+      </w:tr>
+      <w:tr>
+        <w:trPr>
+          <w:cantSplit/>
+          <w:jc w:val="center"/>
+        </w:trPr>
+        <w:tc>
+          <w:tcPr>
+            <w:tcW w:w="849" w:type="dxa"/>
+            <w:vAlign w:val="center"/>
+          </w:tcPr>
+          <w:p>
+            <w:pPr>
+              <w:pStyle w:val="Compact"/>
+              <w:spacing w:before="0" w:after="0" w:line="280" w:lineRule="exact"/>
+              <w:jc w:val="center"/>
+            </w:pPr>
+            <w:r>
+              <w:rPr>
+                <w:i/>
+                <w:sz w:val="24"/>
+              </w:rPr>
+              <w:t>S-001</w:t>
+            </w:r>
+          </w:p>
+        </w:tc>
+        <w:tc>
+          <w:tcPr>
+            <w:tcW w:w="4148" w:type="dxa"/>
+            <w:vAlign w:val="center"/>
+          </w:tcPr>
+          <w:p>
+            <w:pPr>
+              <w:pStyle w:val="Compact"/>
+              <w:spacing w:before="0" w:after="0" w:line="280" w:lineRule="exact"/>
+              <w:jc w:val="center"/>
+            </w:pPr>
+            <w:r>
+              <w:rPr>
+                <w:sz w:val="24"/>
+              </w:rPr>
+              <w:t>Проверить файл без регистрации</w:t>
+            </w:r>
+          </w:p>
+        </w:tc>
+        <w:tc>
+          <w:tcPr>
+            <w:tcW w:w="2514" w:type="dxa"/>
+            <w:vAlign w:val="center"/>
+          </w:tcPr>
+          <w:p>
+            <w:pPr>
+              <w:pStyle w:val="Compact"/>
+              <w:spacing w:before="0" w:after="0" w:line="280" w:lineRule="exact"/>
+              <w:jc w:val="center"/>
+            </w:pPr>
+            <w:r>
+              <w:rPr>
+                <w:sz w:val="24"/>
+              </w:rPr>
+              <w:t>Основной</w:t>
+            </w:r>
+          </w:p>
+        </w:tc>
+        <w:tc>
+          <w:tcPr>
+            <w:tcW w:w="1843" w:type="dxa"/>
+            <w:vAlign w:val="center"/>
+          </w:tcPr>
+          <w:p>
+            <w:pPr>
+              <w:pStyle w:val="Compact"/>
+              <w:spacing w:before="0" w:after="0" w:line="280" w:lineRule="exact"/>
+              <w:jc w:val="center"/>
+            </w:pPr>
+            <w:r>
+              <w:rPr>
+                <w:sz w:val="24"/>
+              </w:rPr>
+              <w:t>Критический</w:t>
+            </w:r>
+          </w:p>
+        </w:tc>
+      </w:tr>
+      <w:tr>
+        <w:trPr>
+          <w:cantSplit/>
+          <w:jc w:val="center"/>
+        </w:trPr>
+        <w:tc>
+          <w:tcPr>
+            <w:tcW w:w="849" w:type="dxa"/>
+            <w:vAlign w:val="center"/>
+          </w:tcPr>
+          <w:p>
+            <w:pPr>
+              <w:pStyle w:val="Compact"/>
+              <w:spacing w:before="0" w:after="0" w:line="280" w:lineRule="exact"/>
+              <w:jc w:val="center"/>
+            </w:pPr>
+            <w:r>
+              <w:rPr>
+                <w:i/>
+                <w:sz w:val="24"/>
+              </w:rPr>
+              <w:t>S-002</w:t>
+            </w:r>
+          </w:p>
+        </w:tc>
+        <w:tc>
+          <w:tcPr>
+            <w:tcW w:w="4148" w:type="dxa"/>
+            <w:vAlign w:val="center"/>
+          </w:tcPr>
+          <w:p>
+            <w:pPr>
+              <w:pStyle w:val="Compact"/>
+              <w:spacing w:before="0" w:after="0" w:line="280" w:lineRule="exact"/>
+              <w:jc w:val="center"/>
+            </w:pPr>
+            <w:r>
+              <w:rPr>
+                <w:sz w:val="24"/>
+              </w:rPr>
+              <w:t>Зарегистрироваться и сохранить отчет</w:t>
+            </w:r>
+          </w:p>
+        </w:tc>
+        <w:tc>
+          <w:tcPr>
+            <w:tcW w:w="2514" w:type="dxa"/>
+            <w:vAlign w:val="center"/>
+          </w:tcPr>
+          <w:p>
+            <w:pPr>
+              <w:pStyle w:val="Compact"/>
+              <w:spacing w:before="0" w:after="0" w:line="280" w:lineRule="exact"/>
+              <w:jc w:val="center"/>
+            </w:pPr>
+            <w:r>
+              <w:rPr>
+                <w:sz w:val="24"/>
+              </w:rPr>
+              <w:t>Основной</w:t>
+            </w:r>
+          </w:p>
+        </w:tc>
+        <w:tc>
+          <w:tcPr>
+            <w:tcW w:w="1843" w:type="dxa"/>
+            <w:vAlign w:val="center"/>
+          </w:tcPr>
+          <w:p>
+            <w:pPr>
+              <w:pStyle w:val="Compact"/>
+              <w:spacing w:before="0" w:after="0" w:line="280" w:lineRule="exact"/>
+              <w:jc w:val="center"/>
+            </w:pPr>
+            <w:r>
+              <w:rPr>
+                <w:sz w:val="24"/>
+              </w:rPr>
+              <w:t>Высокий</w:t>
+            </w:r>
+          </w:p>
+        </w:tc>
+      </w:tr>
+      <w:tr>
+        <w:trPr>
+          <w:cantSplit/>
+          <w:jc w:val="center"/>
+        </w:trPr>
+        <w:tc>
+          <w:tcPr>
+            <w:tcW w:w="849" w:type="dxa"/>
+            <w:vAlign w:val="center"/>
+          </w:tcPr>
+          <w:p>
+            <w:pPr>
+              <w:pStyle w:val="Compact"/>
+              <w:spacing w:before="0" w:after="0" w:line="280" w:lineRule="exact"/>
+              <w:jc w:val="center"/>
+            </w:pPr>
+            <w:r>
+              <w:rPr>
+                <w:i/>
+                <w:sz w:val="24"/>
+              </w:rPr>
+              <w:t>S-003</w:t>
+            </w:r>
+          </w:p>
+        </w:tc>
+        <w:tc>
+          <w:tcPr>
+            <w:tcW w:w="4148" w:type="dxa"/>
+            <w:vAlign w:val="center"/>
+          </w:tcPr>
+          <w:p>
+            <w:pPr>
+              <w:pStyle w:val="Compact"/>
+              <w:spacing w:before="0" w:after="0" w:line="280" w:lineRule="exact"/>
+              <w:jc w:val="center"/>
+            </w:pPr>
+            <w:r>
+              <w:rPr>
+                <w:sz w:val="24"/>
+              </w:rPr>
+              <w:t>Купить разовый аудит файла</w:t>
+            </w:r>
+          </w:p>
+        </w:tc>
+        <w:tc>
+          <w:tcPr>
+            <w:tcW w:w="2514" w:type="dxa"/>
+            <w:vAlign w:val="center"/>
+          </w:tcPr>
+          <w:p>
+            <w:pPr>
+              <w:pStyle w:val="Compact"/>
+              <w:spacing w:before="0" w:after="0" w:line="280" w:lineRule="exact"/>
+              <w:jc w:val="center"/>
+            </w:pPr>
+            <w:r>
+              <w:rPr>
+                <w:sz w:val="24"/>
+              </w:rPr>
+              <w:t>Монетизационный</w:t>
+            </w:r>
+          </w:p>
+        </w:tc>
+        <w:tc>
+          <w:tcPr>
+            <w:tcW w:w="1843" w:type="dxa"/>
+            <w:vAlign w:val="center"/>
+          </w:tcPr>
+          <w:p>
+            <w:pPr>
+              <w:pStyle w:val="Compact"/>
+              <w:spacing w:before="0" w:after="0" w:line="280" w:lineRule="exact"/>
+              <w:jc w:val="center"/>
+            </w:pPr>
+            <w:r>
+              <w:rPr>
+                <w:sz w:val="24"/>
+              </w:rPr>
+              <w:t>Критический</w:t>
+            </w:r>
+          </w:p>
+        </w:tc>
+      </w:tr>
+      <w:tr>
+        <w:trPr>
+          <w:cantSplit/>
+          <w:jc w:val="center"/>
+        </w:trPr>
+        <w:tc>
+          <w:tcPr>
+            <w:tcW w:w="849" w:type="dxa"/>
+            <w:vAlign w:val="center"/>
+          </w:tcPr>
+          <w:p>
+            <w:pPr>
+              <w:pStyle w:val="Compact"/>
+              <w:spacing w:before="0" w:after="0" w:line="280" w:lineRule="exact"/>
+              <w:jc w:val="center"/>
+            </w:pPr>
+            <w:r>
+              <w:rPr>
+                <w:i/>
+                <w:sz w:val="24"/>
+              </w:rPr>
+              <w:t>S-004</w:t>
+            </w:r>
+          </w:p>
+        </w:tc>
+        <w:tc>
+          <w:tcPr>
+            <w:tcW w:w="4148" w:type="dxa"/>
+            <w:vAlign w:val="center"/>
+          </w:tcPr>
+          <w:p>
+            <w:pPr>
+              <w:pStyle w:val="Compact"/>
+              <w:spacing w:before="0" w:after="0" w:line="280" w:lineRule="exact"/>
+              <w:jc w:val="center"/>
+            </w:pPr>
+            <w:r>
+              <w:rPr>
+                <w:sz w:val="24"/>
+              </w:rPr>
+              <w:t xml:space="preserve">Оформить </w:t>
+            </w:r>
+            <w:r>
+              <w:rPr>
+                <w:i/>
+                <w:sz w:val="24"/>
+              </w:rPr>
+              <w:t>Pro</w:t>
+            </w:r>
+            <w:r>
+              <w:rPr>
+                <w:sz w:val="24"/>
+              </w:rPr>
+              <w:t xml:space="preserve"> после нескольких проверок</w:t>
+            </w:r>
+          </w:p>
+        </w:tc>
+        <w:tc>
+          <w:tcPr>
+            <w:tcW w:w="2514" w:type="dxa"/>
+            <w:vAlign w:val="center"/>
+          </w:tcPr>
+          <w:p>
+            <w:pPr>
+              <w:pStyle w:val="Compact"/>
+              <w:spacing w:before="0" w:after="0" w:line="280" w:lineRule="exact"/>
+              <w:jc w:val="center"/>
+            </w:pPr>
+            <w:r>
+              <w:rPr>
+                <w:sz w:val="24"/>
+              </w:rPr>
+              <w:t>Монетизационный</w:t>
+            </w:r>
+          </w:p>
+        </w:tc>
+        <w:tc>
+          <w:tcPr>
+            <w:tcW w:w="1843" w:type="dxa"/>
+            <w:vAlign w:val="center"/>
+          </w:tcPr>
+          <w:p>
+            <w:pPr>
+              <w:pStyle w:val="Compact"/>
+              <w:spacing w:before="0" w:after="0" w:line="280" w:lineRule="exact"/>
+              <w:jc w:val="center"/>
+            </w:pPr>
+            <w:r>
+              <w:rPr>
+                <w:sz w:val="24"/>
+              </w:rPr>
+              <w:t>Высокий</w:t>
+            </w:r>
+          </w:p>
+        </w:tc>
+      </w:tr>
+      <w:tr>
+        <w:trPr>
+          <w:cantSplit/>
+          <w:jc w:val="center"/>
+        </w:trPr>
+        <w:tc>
+          <w:tcPr>
+            <w:tcW w:w="849" w:type="dxa"/>
+            <w:vAlign w:val="center"/>
+          </w:tcPr>
+          <w:p>
+            <w:pPr>
+              <w:pStyle w:val="Compact"/>
+              <w:spacing w:before="0" w:after="0" w:line="280" w:lineRule="exact"/>
+              <w:jc w:val="center"/>
+            </w:pPr>
+            <w:r>
+              <w:rPr>
+                <w:i/>
+                <w:sz w:val="24"/>
+              </w:rPr>
+              <w:t>S-005</w:t>
+            </w:r>
+          </w:p>
+        </w:tc>
+        <w:tc>
+          <w:tcPr>
+            <w:tcW w:w="4148" w:type="dxa"/>
+            <w:vAlign w:val="center"/>
+          </w:tcPr>
+          <w:p>
+            <w:pPr>
+              <w:pStyle w:val="Compact"/>
+              <w:spacing w:before="0" w:after="0" w:line="280" w:lineRule="exact"/>
+              <w:jc w:val="center"/>
+            </w:pPr>
+            <w:r>
+              <w:rPr>
+                <w:sz w:val="24"/>
+              </w:rPr>
+              <w:t xml:space="preserve">Подтвердить результат </w:t>
+            </w:r>
+            <w:r>
+              <w:rPr>
+                <w:i/>
+                <w:sz w:val="24"/>
+              </w:rPr>
+              <w:t>AI</w:t>
+            </w:r>
+            <w:r>
+              <w:rPr>
+                <w:sz w:val="24"/>
+              </w:rPr>
+              <w:t xml:space="preserve"> в </w:t>
+            </w:r>
+            <w:r>
+              <w:rPr>
+                <w:i/>
+                <w:sz w:val="24"/>
+              </w:rPr>
+              <w:t>Excel</w:t>
+            </w:r>
+          </w:p>
+        </w:tc>
+        <w:tc>
+          <w:tcPr>
+            <w:tcW w:w="2514" w:type="dxa"/>
+            <w:vAlign w:val="center"/>
+          </w:tcPr>
+          <w:p>
+            <w:pPr>
+              <w:pStyle w:val="Compact"/>
+              <w:spacing w:before="0" w:after="0" w:line="280" w:lineRule="exact"/>
+              <w:jc w:val="center"/>
+            </w:pPr>
+            <w:r>
+              <w:rPr>
+                <w:sz w:val="24"/>
+              </w:rPr>
+              <w:t>Основной</w:t>
+            </w:r>
+          </w:p>
+        </w:tc>
+        <w:tc>
+          <w:tcPr>
+            <w:tcW w:w="1843" w:type="dxa"/>
+            <w:vAlign w:val="center"/>
+          </w:tcPr>
+          <w:p>
+            <w:pPr>
+              <w:pStyle w:val="Compact"/>
+              <w:spacing w:before="0" w:after="0" w:line="280" w:lineRule="exact"/>
+              <w:jc w:val="center"/>
+            </w:pPr>
+            <w:r>
+              <w:rPr>
+                <w:sz w:val="24"/>
+              </w:rPr>
+              <w:t>Высокий</w:t>
+            </w:r>
+          </w:p>
+        </w:tc>
+      </w:tr>
+      <w:tr>
+        <w:trPr>
+          <w:cantSplit/>
+          <w:jc w:val="center"/>
+        </w:trPr>
+        <w:tc>
+          <w:tcPr>
+            <w:tcW w:w="849" w:type="dxa"/>
+            <w:vAlign w:val="center"/>
+          </w:tcPr>
+          <w:p>
+            <w:pPr>
+              <w:pStyle w:val="Compact"/>
+              <w:spacing w:before="0" w:after="0" w:line="280" w:lineRule="exact"/>
+              <w:jc w:val="center"/>
+            </w:pPr>
+            <w:r>
+              <w:rPr>
+                <w:i/>
+                <w:sz w:val="24"/>
+              </w:rPr>
+              <w:t>S-006</w:t>
+            </w:r>
+          </w:p>
+        </w:tc>
+        <w:tc>
+          <w:tcPr>
+            <w:tcW w:w="4148" w:type="dxa"/>
+            <w:vAlign w:val="center"/>
+          </w:tcPr>
+          <w:p>
+            <w:pPr>
+              <w:pStyle w:val="Compact"/>
+              <w:spacing w:before="0" w:after="0" w:line="280" w:lineRule="exact"/>
+              <w:jc w:val="center"/>
+            </w:pPr>
+            <w:r>
+              <w:rPr>
+                <w:sz w:val="24"/>
+              </w:rPr>
+              <w:t>Передать отчет заказчику</w:t>
+            </w:r>
+          </w:p>
+        </w:tc>
+        <w:tc>
+          <w:tcPr>
+            <w:tcW w:w="2514" w:type="dxa"/>
+            <w:vAlign w:val="center"/>
+          </w:tcPr>
+          <w:p>
+            <w:pPr>
+              <w:pStyle w:val="Compact"/>
+              <w:spacing w:before="0" w:after="0" w:line="280" w:lineRule="exact"/>
+              <w:jc w:val="center"/>
+            </w:pPr>
+            <w:r>
+              <w:rPr>
+                <w:sz w:val="24"/>
+              </w:rPr>
+              <w:t>Основной</w:t>
+            </w:r>
+          </w:p>
+        </w:tc>
+        <w:tc>
+          <w:tcPr>
+            <w:tcW w:w="1843" w:type="dxa"/>
+            <w:vAlign w:val="center"/>
+          </w:tcPr>
+          <w:p>
+            <w:pPr>
+              <w:pStyle w:val="Compact"/>
+              <w:spacing w:before="0" w:after="0" w:line="280" w:lineRule="exact"/>
+              <w:jc w:val="center"/>
+            </w:pPr>
+            <w:r>
+              <w:rPr>
+                <w:sz w:val="24"/>
+              </w:rPr>
+              <w:t>Низкий</w:t>
+            </w:r>
+          </w:p>
+        </w:tc>
+      </w:tr>
+      <w:tr>
+        <w:trPr>
+          <w:cantSplit/>
+          <w:jc w:val="center"/>
+        </w:trPr>
+        <w:tc>
+          <w:tcPr>
+            <w:tcW w:w="849" w:type="dxa"/>
+            <w:vAlign w:val="center"/>
+          </w:tcPr>
+          <w:p>
+            <w:pPr>
+              <w:pStyle w:val="Compact"/>
+              <w:spacing w:before="0" w:after="0" w:line="280" w:lineRule="exact"/>
+              <w:jc w:val="center"/>
+            </w:pPr>
+            <w:r>
+              <w:rPr>
+                <w:i/>
+                <w:sz w:val="24"/>
+              </w:rPr>
+              <w:t>S-007</w:t>
+            </w:r>
+          </w:p>
+        </w:tc>
+        <w:tc>
+          <w:tcPr>
+            <w:tcW w:w="4148" w:type="dxa"/>
+            <w:vAlign w:val="center"/>
+          </w:tcPr>
+          <w:p>
+            <w:pPr>
+              <w:pStyle w:val="Compact"/>
+              <w:spacing w:before="0" w:after="0" w:line="280" w:lineRule="exact"/>
+              <w:jc w:val="center"/>
+            </w:pPr>
+            <w:r>
+              <w:rPr>
+                <w:sz w:val="24"/>
+              </w:rPr>
+              <w:t>Проверить чужую модель клиента</w:t>
+            </w:r>
+          </w:p>
+        </w:tc>
+        <w:tc>
+          <w:tcPr>
+            <w:tcW w:w="2514" w:type="dxa"/>
+            <w:vAlign w:val="center"/>
+          </w:tcPr>
+          <w:p>
+            <w:pPr>
+              <w:pStyle w:val="Compact"/>
+              <w:spacing w:before="0" w:after="0" w:line="280" w:lineRule="exact"/>
+              <w:jc w:val="center"/>
+            </w:pPr>
+            <w:r>
+              <w:rPr>
+                <w:sz w:val="24"/>
+              </w:rPr>
+              <w:t>Основной</w:t>
+            </w:r>
+          </w:p>
+        </w:tc>
+        <w:tc>
+          <w:tcPr>
+            <w:tcW w:w="1843" w:type="dxa"/>
+            <w:vAlign w:val="center"/>
+          </w:tcPr>
+          <w:p>
+            <w:pPr>
+              <w:pStyle w:val="Compact"/>
+              <w:spacing w:before="0" w:after="0" w:line="280" w:lineRule="exact"/>
+              <w:jc w:val="center"/>
+            </w:pPr>
+            <w:r>
+              <w:rPr>
+                <w:sz w:val="24"/>
+              </w:rPr>
+              <w:t>Низкий</w:t>
+            </w:r>
+          </w:p>
+        </w:tc>
+      </w:tr>
+      <w:tr>
+        <w:trPr>
+          <w:cantSplit/>
+          <w:jc w:val="center"/>
+        </w:trPr>
+        <w:tc>
+          <w:tcPr>
+            <w:tcW w:w="849" w:type="dxa"/>
+            <w:vAlign w:val="center"/>
+          </w:tcPr>
+          <w:p>
+            <w:pPr>
+              <w:pStyle w:val="Compact"/>
+              <w:spacing w:before="0" w:after="0" w:line="280" w:lineRule="exact"/>
+              <w:jc w:val="center"/>
+            </w:pPr>
+            <w:r>
+              <w:rPr>
+                <w:i/>
+                <w:sz w:val="24"/>
+              </w:rPr>
+              <w:t>S-008</w:t>
+            </w:r>
+          </w:p>
+        </w:tc>
+        <w:tc>
+          <w:tcPr>
+            <w:tcW w:w="4148" w:type="dxa"/>
+            <w:vAlign w:val="center"/>
+          </w:tcPr>
+          <w:p>
+            <w:pPr>
+              <w:pStyle w:val="Compact"/>
+              <w:spacing w:before="0" w:after="0" w:line="280" w:lineRule="exact"/>
+              <w:jc w:val="center"/>
+            </w:pPr>
+            <w:r>
+              <w:rPr>
+                <w:sz w:val="24"/>
+              </w:rPr>
+              <w:t>Настроить правила проверки под компанию</w:t>
+            </w:r>
+          </w:p>
+        </w:tc>
+        <w:tc>
+          <w:tcPr>
+            <w:tcW w:w="2514" w:type="dxa"/>
+            <w:vAlign w:val="center"/>
+          </w:tcPr>
+          <w:p>
+            <w:pPr>
+              <w:pStyle w:val="Compact"/>
+              <w:spacing w:before="0" w:after="0" w:line="280" w:lineRule="exact"/>
+              <w:jc w:val="center"/>
+            </w:pPr>
+            <w:r>
+              <w:rPr>
+                <w:sz w:val="24"/>
+              </w:rPr>
+              <w:t>Вспомогательный</w:t>
+            </w:r>
+          </w:p>
+        </w:tc>
+        <w:tc>
+          <w:tcPr>
+            <w:tcW w:w="1843" w:type="dxa"/>
+            <w:vAlign w:val="center"/>
+          </w:tcPr>
+          <w:p>
+            <w:pPr>
+              <w:pStyle w:val="Compact"/>
+              <w:spacing w:before="0" w:after="0" w:line="280" w:lineRule="exact"/>
+              <w:jc w:val="center"/>
+            </w:pPr>
+            <w:r>
+              <w:rPr>
+                <w:sz w:val="24"/>
+              </w:rPr>
+              <w:t>Отложить</w:t>
+            </w:r>
+          </w:p>
+        </w:tc>
+      </w:tr>
+      <w:tr>
+        <w:trPr>
+          <w:cantSplit/>
+          <w:jc w:val="center"/>
+        </w:trPr>
+        <w:tc>
+          <w:tcPr>
+            <w:tcW w:w="849" w:type="dxa"/>
+            <w:vAlign w:val="center"/>
+          </w:tcPr>
+          <w:p>
+            <w:pPr>
+              <w:pStyle w:val="Compact"/>
+              <w:spacing w:before="0" w:after="0" w:line="280" w:lineRule="exact"/>
+              <w:jc w:val="center"/>
+            </w:pPr>
+            <w:r>
+              <w:rPr>
+                <w:i/>
+                <w:sz w:val="24"/>
+              </w:rPr>
+              <w:t>S-009</w:t>
+            </w:r>
+          </w:p>
+        </w:tc>
+        <w:tc>
+          <w:tcPr>
+            <w:tcW w:w="4148" w:type="dxa"/>
+            <w:vAlign w:val="center"/>
+          </w:tcPr>
+          <w:p>
+            <w:pPr>
+              <w:pStyle w:val="Compact"/>
+              <w:spacing w:before="0" w:after="0" w:line="280" w:lineRule="exact"/>
+              <w:jc w:val="center"/>
+            </w:pPr>
+            <w:r>
+              <w:rPr>
+                <w:sz w:val="24"/>
+              </w:rPr>
+              <w:t xml:space="preserve">Пригласить коллег в </w:t>
+            </w:r>
+            <w:r>
+              <w:rPr>
+                <w:i/>
+                <w:sz w:val="24"/>
+              </w:rPr>
+              <w:t>Team</w:t>
+            </w:r>
+          </w:p>
+        </w:tc>
+        <w:tc>
+          <w:tcPr>
+            <w:tcW w:w="2514" w:type="dxa"/>
+            <w:vAlign w:val="center"/>
+          </w:tcPr>
+          <w:p>
+            <w:pPr>
+              <w:pStyle w:val="Compact"/>
+              <w:spacing w:before="0" w:after="0" w:line="280" w:lineRule="exact"/>
+              <w:jc w:val="center"/>
+            </w:pPr>
+            <w:r>
+              <w:rPr>
+                <w:sz w:val="24"/>
+              </w:rPr>
+              <w:t>Монетизационный</w:t>
+            </w:r>
+          </w:p>
+        </w:tc>
+        <w:tc>
+          <w:tcPr>
+            <w:tcW w:w="1843" w:type="dxa"/>
+            <w:vAlign w:val="center"/>
+          </w:tcPr>
+          <w:p>
+            <w:pPr>
+              <w:pStyle w:val="Compact"/>
+              <w:spacing w:before="0" w:after="0" w:line="280" w:lineRule="exact"/>
+              <w:jc w:val="center"/>
+            </w:pPr>
+            <w:r>
+              <w:rPr>
+                <w:sz w:val="24"/>
+              </w:rPr>
+              <w:t>Низкий</w:t>
+            </w:r>
+          </w:p>
+        </w:tc>
+      </w:tr>
+      <w:tr>
+        <w:trPr>
+          <w:cantSplit/>
+          <w:jc w:val="center"/>
+        </w:trPr>
+        <w:tc>
+          <w:tcPr>
+            <w:tcW w:w="849" w:type="dxa"/>
+            <w:vAlign w:val="center"/>
+          </w:tcPr>
+          <w:p>
+            <w:pPr>
+              <w:pStyle w:val="Compact"/>
+              <w:spacing w:before="0" w:after="0" w:line="280" w:lineRule="exact"/>
+              <w:jc w:val="center"/>
+            </w:pPr>
+            <w:r>
+              <w:rPr>
+                <w:i/>
+                <w:sz w:val="24"/>
+              </w:rPr>
+              <w:t>S-010</w:t>
+            </w:r>
+          </w:p>
+        </w:tc>
+        <w:tc>
+          <w:tcPr>
+            <w:tcW w:w="4148" w:type="dxa"/>
+            <w:vAlign w:val="center"/>
+          </w:tcPr>
+          <w:p>
+            <w:pPr>
+              <w:pStyle w:val="Compact"/>
+              <w:spacing w:before="0" w:after="0" w:line="280" w:lineRule="exact"/>
+              <w:jc w:val="center"/>
+            </w:pPr>
+            <w:r>
+              <w:rPr>
+                <w:sz w:val="24"/>
+              </w:rPr>
+              <w:t>Удалить данные по запросу</w:t>
+            </w:r>
+          </w:p>
+        </w:tc>
+        <w:tc>
+          <w:tcPr>
+            <w:tcW w:w="2514" w:type="dxa"/>
+            <w:vAlign w:val="center"/>
+          </w:tcPr>
+          <w:p>
+            <w:pPr>
+              <w:pStyle w:val="Compact"/>
+              <w:spacing w:before="0" w:after="0" w:line="280" w:lineRule="exact"/>
+              <w:jc w:val="center"/>
+            </w:pPr>
+            <w:r>
+              <w:rPr>
+                <w:sz w:val="24"/>
+              </w:rPr>
+              <w:t>Вспомогательный</w:t>
+            </w:r>
+          </w:p>
+        </w:tc>
+        <w:tc>
+          <w:tcPr>
+            <w:tcW w:w="1843" w:type="dxa"/>
+            <w:vAlign w:val="center"/>
+          </w:tcPr>
+          <w:p>
+            <w:pPr>
+              <w:pStyle w:val="Compact"/>
+              <w:spacing w:before="0" w:after="0" w:line="280" w:lineRule="exact"/>
+              <w:jc w:val="center"/>
+            </w:pPr>
+            <w:r>
+              <w:rPr>
+                <w:sz w:val="24"/>
+              </w:rPr>
+              <w:t>Низкий</w:t>
+            </w:r>
+          </w:p>
+        </w:tc>
+      </w:tr>
+    </w:tbl>
+    <w:p>
+      <w:pPr>
+        <w:pStyle w:val="FirstParagraph"/>
+        <w:spacing w:before="0" w:after="0" w:line="360" w:lineRule="exact"/>
+        <w:ind w:firstLine="709"/>
+        <w:jc w:val="both"/>
+      </w:pPr>
+      <w:r>
+        <w:rPr>
+          <w:sz w:val="28"/>
+        </w:rPr>
+        <w:t xml:space="preserve">Матрица показывает путь клиента от проверки файла без регистрации до оплаты: критичные сценарии определяют состав </w:t>
+      </w:r>
+      <w:r>
+        <w:rPr>
+          <w:i/>
+          <w:sz w:val="28"/>
+        </w:rPr>
+        <w:t>MVP</w:t>
+      </w:r>
+      <w:r>
+        <w:rPr>
+          <w:sz w:val="28"/>
+        </w:rPr>
+        <w:t>, монетизационные сценарии связывают использование продукта с выручкой.</w:t>
+      </w:r>
+    </w:p>
+    <w:p>
+      <w:pPr>
+        <w:pStyle w:val="a0"/>
+        <w:spacing w:before="0" w:after="0" w:line="360" w:lineRule="exact"/>
+        <w:ind w:firstLine="709"/>
+        <w:jc w:val="both"/>
+      </w:pPr>
+      <w:r>
+        <w:rPr>
+          <w:sz w:val="28"/>
+        </w:rPr>
+        <w:t>Вывод: сценарии выведены из бизнес-логики и охватывают весь путь по</w:t>
+      </w:r>
+      <w:r>
+        <w:rPr>
+          <w:sz w:val="28"/>
+        </w:rPr>
+        <w:t xml:space="preserve">льзователя до оплаты; критичные и высокие сценарии определяют состав </w:t>
+      </w:r>
+      <w:r>
+        <w:rPr>
+          <w:i/>
+          <w:sz w:val="28"/>
+        </w:rPr>
+        <w:t>MVP</w:t>
+      </w:r>
+      <w:r>
+        <w:rPr>
+          <w:sz w:val="28"/>
+        </w:rPr>
+        <w:t xml:space="preserve"> из восьми требований, а остальные сценарии откладываются на следующие релизы.</w:t>
       </w:r>
     </w:p>
     <w:p>
@@ -7759,7 +8889,7 @@
         <w:ind w:firstLine="709"/>
       </w:pPr>
       <w:bookmarkStart w:id="18" w:name="_753c3388bf9c3477a7d17f68c6497177eb43643"/>
-      <w:bookmarkStart w:id="19" w:name="_Toc241952881"/>
+      <w:bookmarkStart w:id="19" w:name="_Toc241955020"/>
       <w:bookmarkEnd w:id="16"/>
       <w:r>
         <w:rPr>
@@ -7782,7 +8912,13 @@
         <w:rPr>
           <w:sz w:val="28"/>
         </w:rPr>
-        <w:t>В таблице 10 представлено: основа технического задания первого релиза.</w:t>
+        <w:t>В таблице 11 представлено: основа техничес</w:t>
+      </w:r>
+      <w:r>
+        <w:rPr>
+          <w:sz w:val="28"/>
+        </w:rPr>
+        <w:t>кого задания первого релиза.</w:t>
       </w:r>
     </w:p>
     <w:p>
@@ -7795,13 +8931,7 @@
         <w:rPr>
           <w:sz w:val="28"/>
         </w:rPr>
-        <w:t>Таблица 10 – Основа технического задания первого ре</w:t>
-      </w:r>
-      <w:r>
-        <w:rPr>
-          <w:sz w:val="28"/>
-        </w:rPr>
-        <w:t>лиза</w:t>
+        <w:t>Таблица 11 – Основа технического задания первого релиза</w:t>
       </w:r>
     </w:p>
     <w:tbl>
@@ -8958,13 +10088,7 @@
               <w:rPr>
                 <w:sz w:val="24"/>
               </w:rPr>
-              <w:t xml:space="preserve">: панель </w:t>
-            </w:r>
-            <w:r>
-              <w:rPr>
-                <w:sz w:val="24"/>
-              </w:rPr>
-              <w:t>проверки</w:t>
+              <w:t>: панель проверки</w:t>
             </w:r>
           </w:p>
         </w:tc>
@@ -9219,7 +10343,13 @@
         <w:rPr>
           <w:sz w:val="28"/>
         </w:rPr>
-        <w:t xml:space="preserve"> критичных находок не ниже 90 %, соответствие </w:t>
+        <w:t xml:space="preserve"> критичных находок не ниже 90 %,</w:t>
+      </w:r>
+      <w:r>
+        <w:rPr>
+          <w:sz w:val="28"/>
+        </w:rPr>
+        <w:t xml:space="preserve"> соответствие </w:t>
       </w:r>
       <w:r>
         <w:rPr>
@@ -9246,6 +10376,26 @@
           <w:sz w:val="28"/>
         </w:rPr>
         <w:t>, адаптивность интерфейса.</w:t>
+      </w:r>
+    </w:p>
+    <w:p>
+      <w:pPr>
+        <w:pStyle w:val="a0"/>
+        <w:spacing w:before="0" w:after="0" w:line="360" w:lineRule="exact"/>
+        <w:ind w:firstLine="709"/>
+        <w:jc w:val="both"/>
+      </w:pPr>
+      <w:r>
+        <w:rPr>
+          <w:sz w:val="28"/>
+        </w:rPr>
+        <w:t>Вывод: техническое задание первого релиза достаточно детально для начала разработки: у каждой единицы есть паспорт, состояния и сообщения; сценарии, не покрытые экранами (20 %), нужно либо з</w:t>
+      </w:r>
+      <w:r>
+        <w:rPr>
+          <w:sz w:val="28"/>
+        </w:rPr>
+        <w:t>акрыть до утверждения задания, либо перенести в следующие релизы.</w:t>
       </w:r>
     </w:p>
     <w:p>
@@ -9256,7 +10406,7 @@
         <w:ind w:firstLine="709"/>
       </w:pPr>
       <w:bookmarkStart w:id="20" w:name="_fc51781abcc4857bf621eab6b8861ea54729fed"/>
-      <w:bookmarkStart w:id="21" w:name="_Toc241952882"/>
+      <w:bookmarkStart w:id="21" w:name="_Toc241955021"/>
       <w:bookmarkEnd w:id="18"/>
       <w:r>
         <w:rPr>
@@ -9279,7 +10429,7 @@
         <w:rPr>
           <w:sz w:val="28"/>
         </w:rPr>
-        <w:t>В таблице 11 представлено: релизный план.</w:t>
+        <w:t>В таблице 12 представлено: релизный план.</w:t>
       </w:r>
     </w:p>
     <w:p>
@@ -9292,7 +10442,7 @@
         <w:rPr>
           <w:sz w:val="28"/>
         </w:rPr>
-        <w:t>Таблица 11 – Релизный план</w:t>
+        <w:t>Таблица 12 – Релизный план</w:t>
       </w:r>
     </w:p>
     <w:tbl>
@@ -9455,13 +10605,7 @@
               <w:rPr>
                 <w:sz w:val="24"/>
               </w:rPr>
-              <w:t>11 едини</w:t>
-            </w:r>
-            <w:r>
-              <w:rPr>
-                <w:sz w:val="24"/>
-              </w:rPr>
-              <w:t>ц: проверка файла, карточка находки, отчет, регистрация, тарифы, оплата, политика данных, справка</w:t>
+              <w:t>11 единиц: проверка файла, карточка находки, отчет, регистрация, тарифы, оплата, политика данных, справка</w:t>
             </w:r>
           </w:p>
         </w:tc>
@@ -9726,13 +10870,13 @@
         <w:rPr>
           <w:sz w:val="28"/>
         </w:rPr>
-        <w:t>Первый релиз дешевле и быстрее полной версии и сохраняет ценность (средняя связь с ценностным предложением 4,0 из 5, технический риск 1,7). Остальные 10 из 24 единиц остаются ги</w:t>
-      </w:r>
-      <w:r>
-        <w:rPr>
-          <w:sz w:val="28"/>
-        </w:rPr>
-        <w:t>потезами до подтверждения спроса.</w:t>
+        <w:t>Первый релиз дешевле и быстрее полной версии и сохраняет ценность (средняя связь с ценностным предложением 4,0 из 5, технический риск 1,7). Остальные 10 из 24 едини</w:t>
+      </w:r>
+      <w:r>
+        <w:rPr>
+          <w:sz w:val="28"/>
+        </w:rPr>
+        <w:t>ц остаются гипотезами до подтверждения спроса.</w:t>
       </w:r>
     </w:p>
     <w:p>
@@ -9775,7 +10919,7 @@
           <w:sz w:val="28"/>
         </w:rPr>
         <w:drawing>
-          <wp:inline distT="0" distB="0" distL="0" distR="0" wp14:anchorId="48EC85C4" wp14:editId="34D4888B">
+          <wp:inline distT="0" distB="0" distL="0" distR="0" wp14:anchorId="7CA37947" wp14:editId="267092B4">
             <wp:extent cx="5334000" cy="2341756"/>
             <wp:effectExtent l="0" t="0" r="0" b="0"/>
             <wp:docPr id="26" name="Picture"/>
@@ -9853,13 +10997,33 @@
     </w:p>
     <w:p>
       <w:pPr>
+        <w:pStyle w:val="a0"/>
+        <w:spacing w:before="0" w:after="0" w:line="360" w:lineRule="exact"/>
+        <w:ind w:firstLine="709"/>
+        <w:jc w:val="both"/>
+      </w:pPr>
+      <w:r>
+        <w:rPr>
+          <w:sz w:val="28"/>
+        </w:rPr>
+        <w:t>Вывод: деление на релизы позволяет выйти на рынок 31.03.2027 с 11 единицами из 24 и сохранить ценностное предложен</w:t>
+      </w:r>
+      <w:r>
+        <w:rPr>
+          <w:sz w:val="28"/>
+        </w:rPr>
+        <w:t>ие; главное ограничение - узкое окно платной беты (01.06-30.09.2027), поэтому переход между релизами нужно связывать с контрольными метриками, а не с датами.</w:t>
+      </w:r>
+    </w:p>
+    <w:p>
+      <w:pPr>
         <w:pStyle w:val="1"/>
         <w:pageBreakBefore/>
         <w:spacing w:before="0" w:after="360" w:line="360" w:lineRule="exact"/>
         <w:ind w:firstLine="709"/>
       </w:pPr>
       <w:bookmarkStart w:id="22" w:name="_3cbac706be9fcf271e7c81612a5c58063188b2f"/>
-      <w:bookmarkStart w:id="23" w:name="_Toc241952883"/>
+      <w:bookmarkStart w:id="23" w:name="_Toc241955022"/>
       <w:bookmarkEnd w:id="20"/>
       <w:r>
         <w:rPr>
@@ -9882,7 +11046,7 @@
         <w:rPr>
           <w:sz w:val="28"/>
         </w:rPr>
-        <w:t>В таблице 12 представлено: критерии решения о старте.</w:t>
+        <w:t>В таблице 13 представлено: критерии решения о старте.</w:t>
       </w:r>
     </w:p>
     <w:p>
@@ -9895,13 +11059,13 @@
         <w:rPr>
           <w:sz w:val="28"/>
         </w:rPr>
-        <w:t>Таблица 12 – Критерии р</w:t>
-      </w:r>
-      <w:r>
-        <w:rPr>
-          <w:sz w:val="28"/>
-        </w:rPr>
-        <w:t>ешения о старте</w:t>
+        <w:t>Таблица</w:t>
+      </w:r>
+      <w:r>
+        <w:rPr>
+          <w:sz w:val="28"/>
+        </w:rPr>
+        <w:t xml:space="preserve"> 13 – Критерии решения о старте</w:t>
       </w:r>
     </w:p>
     <w:tbl>
@@ -10712,7 +11876,13 @@
               <w:rPr>
                 <w:sz w:val="24"/>
               </w:rPr>
-              <w:t>индекс 3,15; заменители критичны</w:t>
+              <w:t>индекс 3,15; заменители</w:t>
+            </w:r>
+            <w:r>
+              <w:rPr>
+                <w:sz w:val="24"/>
+              </w:rPr>
+              <w:t xml:space="preserve"> критичны</w:t>
             </w:r>
           </w:p>
         </w:tc>
@@ -10768,7 +11938,7 @@
         <w:rPr>
           <w:sz w:val="28"/>
         </w:rPr>
-        <w:t>В таблице 13 представлено: размер и границы старта.</w:t>
+        <w:t>В таблице 14 представлено: размер и границы старта.</w:t>
       </w:r>
     </w:p>
     <w:p>
@@ -10781,7 +11951,7 @@
         <w:rPr>
           <w:sz w:val="28"/>
         </w:rPr>
-        <w:t>Таблица 13 – Размер и границы старта</w:t>
+        <w:t>Таблица 14 – Размер и границы старта</w:t>
       </w:r>
     </w:p>
     <w:tbl>
@@ -10904,13 +12074,7 @@
               <w:rPr>
                 <w:sz w:val="24"/>
               </w:rPr>
-              <w:t xml:space="preserve"> 31.03.2027, </w:t>
-            </w:r>
-            <w:r>
-              <w:rPr>
-                <w:sz w:val="24"/>
-              </w:rPr>
-              <w:t>открытая бета с оплатой 01.06.2027, релиз проекта 09.2027</w:t>
+              <w:t xml:space="preserve"> 31.03.2027, открытая бета с оплатой 01.06.2027, релиз проекта 09.2027</w:t>
             </w:r>
           </w:p>
         </w:tc>
@@ -11371,7 +12535,13 @@
               <w:rPr>
                 <w:sz w:val="24"/>
               </w:rPr>
-              <w:t xml:space="preserve"> не ниже 90 %, аудит 100 тыс. ячеек быстрее 60 с, конверсия визит - регистрация 4 %, регистрация - платящий 5 %, 300 регистраций и 50 платящих к 30.09.2027</w:t>
+              <w:t xml:space="preserve"> не ниже 90 %, аудит 100 тыс. ячеек быстрее 60 с, конверсия визит -</w:t>
+            </w:r>
+            <w:r>
+              <w:rPr>
+                <w:sz w:val="24"/>
+              </w:rPr>
+              <w:t xml:space="preserve"> регистрация 4 %, регистрация - платящий 5 %, 300 регистраций и 50 платящих к 30.09.2027</w:t>
             </w:r>
           </w:p>
         </w:tc>
@@ -11421,7 +12591,7 @@
         <w:rPr>
           <w:sz w:val="28"/>
         </w:rPr>
-        <w:t>В таблице 14 представлено: сверка ключевых рисков с картой рисков проекта (УП).</w:t>
+        <w:t>В таблице 15 представлено: сверка ключевых рисков с картой рисков проекта (УП).</w:t>
       </w:r>
     </w:p>
     <w:p>
@@ -11434,7 +12604,7 @@
         <w:rPr>
           <w:sz w:val="28"/>
         </w:rPr>
-        <w:t>Таблица 14 – Сверка ключевых рисков с картой рисков проекта (УП)</w:t>
+        <w:t>Таблица 15 – Сверка ключевых рисков с картой рисков проекта (УП)</w:t>
       </w:r>
     </w:p>
     <w:tbl>
@@ -11553,13 +12723,7 @@
               <w:rPr>
                 <w:sz w:val="24"/>
               </w:rPr>
-              <w:t xml:space="preserve"> Крупны</w:t>
-            </w:r>
-            <w:r>
-              <w:rPr>
-                <w:sz w:val="24"/>
-              </w:rPr>
-              <w:t>е платформы добавят аудит</w:t>
+              <w:t xml:space="preserve"> Крупные платформы добавят аудит</w:t>
             </w:r>
           </w:p>
         </w:tc>
@@ -12223,7 +13387,7 @@
         <w:ind w:firstLine="709"/>
       </w:pPr>
       <w:bookmarkStart w:id="24" w:name="_efd4e361dc2d7db269a1aa4c2dc9b6b6bcbeef9"/>
-      <w:bookmarkStart w:id="25" w:name="_Toc241952884"/>
+      <w:bookmarkStart w:id="25" w:name="_Toc241955023"/>
       <w:bookmarkEnd w:id="22"/>
       <w:r>
         <w:rPr>
@@ -12246,7 +13410,7 @@
         <w:rPr>
           <w:sz w:val="28"/>
         </w:rPr>
-        <w:t>В таблице 15 представлено: сверка ключевых чисел по отчетам.</w:t>
+        <w:t>В таблице 16 представлено: сверка ключевых чисел по отчетам.</w:t>
       </w:r>
     </w:p>
     <w:p>
@@ -12259,7 +13423,7 @@
         <w:rPr>
           <w:sz w:val="28"/>
         </w:rPr>
-        <w:t>Таблица 15 – Сверка ключевых чисел по отчетам</w:t>
+        <w:t>Таблица 16 – Сверка ключевых чисел по отчетам</w:t>
       </w:r>
     </w:p>
     <w:tbl>
@@ -12279,10 +13443,10 @@
         <w:tblLook w:val="0020" w:firstRow="1" w:lastRow="0" w:firstColumn="0" w:lastColumn="0" w:noHBand="0" w:noVBand="0"/>
       </w:tblPr>
       <w:tblGrid>
-        <w:gridCol w:w="3056"/>
-        <w:gridCol w:w="1482"/>
-        <w:gridCol w:w="2779"/>
-        <w:gridCol w:w="2038"/>
+        <w:gridCol w:w="3133"/>
+        <w:gridCol w:w="1464"/>
+        <w:gridCol w:w="2745"/>
+        <w:gridCol w:w="2013"/>
       </w:tblGrid>
       <w:tr>
         <w:trPr>
@@ -12293,7 +13457,7 @@
         </w:trPr>
         <w:tc>
           <w:tcPr>
-            <w:tcW w:w="3056" w:type="dxa"/>
+            <w:tcW w:w="3133" w:type="dxa"/>
             <w:vAlign w:val="center"/>
           </w:tcPr>
           <w:p>
@@ -12313,7 +13477,7 @@
         </w:tc>
         <w:tc>
           <w:tcPr>
-            <w:tcW w:w="1482" w:type="dxa"/>
+            <w:tcW w:w="1464" w:type="dxa"/>
             <w:vAlign w:val="center"/>
           </w:tcPr>
           <w:p>
@@ -12333,7 +13497,7 @@
         </w:tc>
         <w:tc>
           <w:tcPr>
-            <w:tcW w:w="2779" w:type="dxa"/>
+            <w:tcW w:w="2745" w:type="dxa"/>
             <w:vAlign w:val="center"/>
           </w:tcPr>
           <w:p>
@@ -12353,7 +13517,7 @@
         </w:tc>
         <w:tc>
           <w:tcPr>
-            <w:tcW w:w="2038" w:type="dxa"/>
+            <w:tcW w:w="2013" w:type="dxa"/>
             <w:vAlign w:val="center"/>
           </w:tcPr>
           <w:p>
@@ -12379,7 +13543,7 @@
         </w:trPr>
         <w:tc>
           <w:tcPr>
-            <w:tcW w:w="3056" w:type="dxa"/>
+            <w:tcW w:w="3133" w:type="dxa"/>
             <w:vAlign w:val="center"/>
           </w:tcPr>
           <w:p>
@@ -12405,45 +13569,45 @@
         </w:tc>
         <w:tc>
           <w:tcPr>
-            <w:tcW w:w="1482" w:type="dxa"/>
-            <w:vAlign w:val="center"/>
-          </w:tcPr>
-          <w:p>
-            <w:pPr>
-              <w:pStyle w:val="Compact"/>
-              <w:spacing w:before="0" w:after="0" w:line="280" w:lineRule="exact"/>
-              <w:jc w:val="center"/>
-            </w:pPr>
-            <w:r>
-              <w:rPr>
-                <w:sz w:val="24"/>
-              </w:rPr>
-              <w:t>ЛР2-3</w:t>
-            </w:r>
-          </w:p>
-        </w:tc>
-        <w:tc>
-          <w:tcPr>
-            <w:tcW w:w="2779" w:type="dxa"/>
-            <w:vAlign w:val="center"/>
-          </w:tcPr>
-          <w:p>
-            <w:pPr>
-              <w:pStyle w:val="Compact"/>
-              <w:spacing w:before="0" w:after="0" w:line="280" w:lineRule="exact"/>
-              <w:jc w:val="center"/>
-            </w:pPr>
-            <w:r>
-              <w:rPr>
-                <w:sz w:val="24"/>
-              </w:rPr>
-              <w:t>найдено</w:t>
-            </w:r>
-          </w:p>
-        </w:tc>
-        <w:tc>
-          <w:tcPr>
-            <w:tcW w:w="2038" w:type="dxa"/>
+            <w:tcW w:w="1464" w:type="dxa"/>
+            <w:vAlign w:val="center"/>
+          </w:tcPr>
+          <w:p>
+            <w:pPr>
+              <w:pStyle w:val="Compact"/>
+              <w:spacing w:before="0" w:after="0" w:line="280" w:lineRule="exact"/>
+              <w:jc w:val="center"/>
+            </w:pPr>
+            <w:r>
+              <w:rPr>
+                <w:sz w:val="24"/>
+              </w:rPr>
+              <w:t>ЛР2-3, ЛР6</w:t>
+            </w:r>
+          </w:p>
+        </w:tc>
+        <w:tc>
+          <w:tcPr>
+            <w:tcW w:w="2745" w:type="dxa"/>
+            <w:vAlign w:val="center"/>
+          </w:tcPr>
+          <w:p>
+            <w:pPr>
+              <w:pStyle w:val="Compact"/>
+              <w:spacing w:before="0" w:after="0" w:line="280" w:lineRule="exact"/>
+              <w:jc w:val="center"/>
+            </w:pPr>
+            <w:r>
+              <w:rPr>
+                <w:sz w:val="24"/>
+              </w:rPr>
+              <w:t>найдено в обоих</w:t>
+            </w:r>
+          </w:p>
+        </w:tc>
+        <w:tc>
+          <w:tcPr>
+            <w:tcW w:w="2013" w:type="dxa"/>
             <w:vAlign w:val="center"/>
           </w:tcPr>
           <w:p>
@@ -12468,7 +13632,7 @@
         </w:trPr>
         <w:tc>
           <w:tcPr>
-            <w:tcW w:w="3056" w:type="dxa"/>
+            <w:tcW w:w="3133" w:type="dxa"/>
             <w:vAlign w:val="center"/>
           </w:tcPr>
           <w:p>
@@ -12494,45 +13658,45 @@
         </w:tc>
         <w:tc>
           <w:tcPr>
-            <w:tcW w:w="1482" w:type="dxa"/>
-            <w:vAlign w:val="center"/>
-          </w:tcPr>
-          <w:p>
-            <w:pPr>
-              <w:pStyle w:val="Compact"/>
-              <w:spacing w:before="0" w:after="0" w:line="280" w:lineRule="exact"/>
-              <w:jc w:val="center"/>
-            </w:pPr>
-            <w:r>
-              <w:rPr>
-                <w:sz w:val="24"/>
-              </w:rPr>
-              <w:t>ЛР2-3</w:t>
-            </w:r>
-          </w:p>
-        </w:tc>
-        <w:tc>
-          <w:tcPr>
-            <w:tcW w:w="2779" w:type="dxa"/>
-            <w:vAlign w:val="center"/>
-          </w:tcPr>
-          <w:p>
-            <w:pPr>
-              <w:pStyle w:val="Compact"/>
-              <w:spacing w:before="0" w:after="0" w:line="280" w:lineRule="exact"/>
-              <w:jc w:val="center"/>
-            </w:pPr>
-            <w:r>
-              <w:rPr>
-                <w:sz w:val="24"/>
-              </w:rPr>
-              <w:t>найдено</w:t>
-            </w:r>
-          </w:p>
-        </w:tc>
-        <w:tc>
-          <w:tcPr>
-            <w:tcW w:w="2038" w:type="dxa"/>
+            <w:tcW w:w="1464" w:type="dxa"/>
+            <w:vAlign w:val="center"/>
+          </w:tcPr>
+          <w:p>
+            <w:pPr>
+              <w:pStyle w:val="Compact"/>
+              <w:spacing w:before="0" w:after="0" w:line="280" w:lineRule="exact"/>
+              <w:jc w:val="center"/>
+            </w:pPr>
+            <w:r>
+              <w:rPr>
+                <w:sz w:val="24"/>
+              </w:rPr>
+              <w:t>ЛР2-3, ЛР6</w:t>
+            </w:r>
+          </w:p>
+        </w:tc>
+        <w:tc>
+          <w:tcPr>
+            <w:tcW w:w="2745" w:type="dxa"/>
+            <w:vAlign w:val="center"/>
+          </w:tcPr>
+          <w:p>
+            <w:pPr>
+              <w:pStyle w:val="Compact"/>
+              <w:spacing w:before="0" w:after="0" w:line="280" w:lineRule="exact"/>
+              <w:jc w:val="center"/>
+            </w:pPr>
+            <w:r>
+              <w:rPr>
+                <w:sz w:val="24"/>
+              </w:rPr>
+              <w:t>найдено в обоих</w:t>
+            </w:r>
+          </w:p>
+        </w:tc>
+        <w:tc>
+          <w:tcPr>
+            <w:tcW w:w="2013" w:type="dxa"/>
             <w:vAlign w:val="center"/>
           </w:tcPr>
           <w:p>
@@ -12557,7 +13721,7 @@
         </w:trPr>
         <w:tc>
           <w:tcPr>
-            <w:tcW w:w="3056" w:type="dxa"/>
+            <w:tcW w:w="3133" w:type="dxa"/>
             <w:vAlign w:val="center"/>
           </w:tcPr>
           <w:p>
@@ -12576,45 +13740,45 @@
         </w:tc>
         <w:tc>
           <w:tcPr>
-            <w:tcW w:w="1482" w:type="dxa"/>
-            <w:vAlign w:val="center"/>
-          </w:tcPr>
-          <w:p>
-            <w:pPr>
-              <w:pStyle w:val="Compact"/>
-              <w:spacing w:before="0" w:after="0" w:line="280" w:lineRule="exact"/>
-              <w:jc w:val="center"/>
-            </w:pPr>
-            <w:r>
-              <w:rPr>
-                <w:sz w:val="24"/>
-              </w:rPr>
-              <w:t>ЛР2-3</w:t>
-            </w:r>
-          </w:p>
-        </w:tc>
-        <w:tc>
-          <w:tcPr>
-            <w:tcW w:w="2779" w:type="dxa"/>
-            <w:vAlign w:val="center"/>
-          </w:tcPr>
-          <w:p>
-            <w:pPr>
-              <w:pStyle w:val="Compact"/>
-              <w:spacing w:before="0" w:after="0" w:line="280" w:lineRule="exact"/>
-              <w:jc w:val="center"/>
-            </w:pPr>
-            <w:r>
-              <w:rPr>
-                <w:sz w:val="24"/>
-              </w:rPr>
-              <w:t>найдено</w:t>
-            </w:r>
-          </w:p>
-        </w:tc>
-        <w:tc>
-          <w:tcPr>
-            <w:tcW w:w="2038" w:type="dxa"/>
+            <w:tcW w:w="1464" w:type="dxa"/>
+            <w:vAlign w:val="center"/>
+          </w:tcPr>
+          <w:p>
+            <w:pPr>
+              <w:pStyle w:val="Compact"/>
+              <w:spacing w:before="0" w:after="0" w:line="280" w:lineRule="exact"/>
+              <w:jc w:val="center"/>
+            </w:pPr>
+            <w:r>
+              <w:rPr>
+                <w:sz w:val="24"/>
+              </w:rPr>
+              <w:t>ЛР2-3, ЛР7</w:t>
+            </w:r>
+          </w:p>
+        </w:tc>
+        <w:tc>
+          <w:tcPr>
+            <w:tcW w:w="2745" w:type="dxa"/>
+            <w:vAlign w:val="center"/>
+          </w:tcPr>
+          <w:p>
+            <w:pPr>
+              <w:pStyle w:val="Compact"/>
+              <w:spacing w:before="0" w:after="0" w:line="280" w:lineRule="exact"/>
+              <w:jc w:val="center"/>
+            </w:pPr>
+            <w:r>
+              <w:rPr>
+                <w:sz w:val="24"/>
+              </w:rPr>
+              <w:t>найдено в обоих</w:t>
+            </w:r>
+          </w:p>
+        </w:tc>
+        <w:tc>
+          <w:tcPr>
+            <w:tcW w:w="2013" w:type="dxa"/>
             <w:vAlign w:val="center"/>
           </w:tcPr>
           <w:p>
@@ -12639,20 +13803,20 @@
         </w:trPr>
         <w:tc>
           <w:tcPr>
-            <w:tcW w:w="3056" w:type="dxa"/>
-            <w:vAlign w:val="center"/>
-          </w:tcPr>
-          <w:p>
-            <w:pPr>
-              <w:pStyle w:val="Compact"/>
-              <w:spacing w:before="0" w:after="0" w:line="280" w:lineRule="exact"/>
-              <w:jc w:val="center"/>
-            </w:pPr>
-            <w:r>
-              <w:rPr>
-                <w:sz w:val="24"/>
-              </w:rPr>
-              <w:t xml:space="preserve">Нормирование </w:t>
+            <w:tcW w:w="3133" w:type="dxa"/>
+            <w:vAlign w:val="center"/>
+          </w:tcPr>
+          <w:p>
+            <w:pPr>
+              <w:pStyle w:val="Compact"/>
+              <w:spacing w:before="0" w:after="0" w:line="280" w:lineRule="exact"/>
+              <w:jc w:val="center"/>
+            </w:pPr>
+            <w:r>
+              <w:rPr>
+                <w:sz w:val="24"/>
+              </w:rPr>
+              <w:t xml:space="preserve">Состав </w:t>
             </w:r>
             <w:r>
               <w:rPr>
@@ -12665,51 +13829,51 @@
               <w:rPr>
                 <w:sz w:val="24"/>
               </w:rPr>
-              <w:t xml:space="preserve"> 8 из 18</w:t>
-            </w:r>
-          </w:p>
-        </w:tc>
-        <w:tc>
-          <w:tcPr>
-            <w:tcW w:w="1482" w:type="dxa"/>
-            <w:vAlign w:val="center"/>
-          </w:tcPr>
-          <w:p>
-            <w:pPr>
-              <w:pStyle w:val="Compact"/>
-              <w:spacing w:before="0" w:after="0" w:line="280" w:lineRule="exact"/>
-              <w:jc w:val="center"/>
-            </w:pPr>
-            <w:r>
-              <w:rPr>
-                <w:sz w:val="24"/>
-              </w:rPr>
-              <w:t>ЛР6</w:t>
-            </w:r>
-          </w:p>
-        </w:tc>
-        <w:tc>
-          <w:tcPr>
-            <w:tcW w:w="2779" w:type="dxa"/>
-            <w:vAlign w:val="center"/>
-          </w:tcPr>
-          <w:p>
-            <w:pPr>
-              <w:pStyle w:val="Compact"/>
-              <w:spacing w:before="0" w:after="0" w:line="280" w:lineRule="exact"/>
-              <w:jc w:val="center"/>
-            </w:pPr>
-            <w:r>
-              <w:rPr>
-                <w:sz w:val="24"/>
-              </w:rPr>
-              <w:t>найдено</w:t>
-            </w:r>
-          </w:p>
-        </w:tc>
-        <w:tc>
-          <w:tcPr>
-            <w:tcW w:w="2038" w:type="dxa"/>
+              <w:t xml:space="preserve"> 8 из 18 требований</w:t>
+            </w:r>
+          </w:p>
+        </w:tc>
+        <w:tc>
+          <w:tcPr>
+            <w:tcW w:w="1464" w:type="dxa"/>
+            <w:vAlign w:val="center"/>
+          </w:tcPr>
+          <w:p>
+            <w:pPr>
+              <w:pStyle w:val="Compact"/>
+              <w:spacing w:before="0" w:after="0" w:line="280" w:lineRule="exact"/>
+              <w:jc w:val="center"/>
+            </w:pPr>
+            <w:r>
+              <w:rPr>
+                <w:sz w:val="24"/>
+              </w:rPr>
+              <w:t>ЛР6, ЛР7</w:t>
+            </w:r>
+          </w:p>
+        </w:tc>
+        <w:tc>
+          <w:tcPr>
+            <w:tcW w:w="2745" w:type="dxa"/>
+            <w:vAlign w:val="center"/>
+          </w:tcPr>
+          <w:p>
+            <w:pPr>
+              <w:pStyle w:val="Compact"/>
+              <w:spacing w:before="0" w:after="0" w:line="280" w:lineRule="exact"/>
+              <w:jc w:val="center"/>
+            </w:pPr>
+            <w:r>
+              <w:rPr>
+                <w:sz w:val="24"/>
+              </w:rPr>
+              <w:t>найдено в обоих</w:t>
+            </w:r>
+          </w:p>
+        </w:tc>
+        <w:tc>
+          <w:tcPr>
+            <w:tcW w:w="2013" w:type="dxa"/>
             <w:vAlign w:val="center"/>
           </w:tcPr>
           <w:p>
@@ -12734,7 +13898,7 @@
         </w:trPr>
         <w:tc>
           <w:tcPr>
-            <w:tcW w:w="3056" w:type="dxa"/>
+            <w:tcW w:w="3133" w:type="dxa"/>
             <w:vAlign w:val="center"/>
           </w:tcPr>
           <w:p>
@@ -12753,45 +13917,45 @@
         </w:tc>
         <w:tc>
           <w:tcPr>
-            <w:tcW w:w="1482" w:type="dxa"/>
-            <w:vAlign w:val="center"/>
-          </w:tcPr>
-          <w:p>
-            <w:pPr>
-              <w:pStyle w:val="Compact"/>
-              <w:spacing w:before="0" w:after="0" w:line="280" w:lineRule="exact"/>
-              <w:jc w:val="center"/>
-            </w:pPr>
-            <w:r>
-              <w:rPr>
-                <w:sz w:val="24"/>
-              </w:rPr>
-              <w:t>ЛР4</w:t>
-            </w:r>
-          </w:p>
-        </w:tc>
-        <w:tc>
-          <w:tcPr>
-            <w:tcW w:w="2779" w:type="dxa"/>
-            <w:vAlign w:val="center"/>
-          </w:tcPr>
-          <w:p>
-            <w:pPr>
-              <w:pStyle w:val="Compact"/>
-              <w:spacing w:before="0" w:after="0" w:line="280" w:lineRule="exact"/>
-              <w:jc w:val="center"/>
-            </w:pPr>
-            <w:r>
-              <w:rPr>
-                <w:sz w:val="24"/>
-              </w:rPr>
-              <w:t>найдено</w:t>
-            </w:r>
-          </w:p>
-        </w:tc>
-        <w:tc>
-          <w:tcPr>
-            <w:tcW w:w="2038" w:type="dxa"/>
+            <w:tcW w:w="1464" w:type="dxa"/>
+            <w:vAlign w:val="center"/>
+          </w:tcPr>
+          <w:p>
+            <w:pPr>
+              <w:pStyle w:val="Compact"/>
+              <w:spacing w:before="0" w:after="0" w:line="280" w:lineRule="exact"/>
+              <w:jc w:val="center"/>
+            </w:pPr>
+            <w:r>
+              <w:rPr>
+                <w:sz w:val="24"/>
+              </w:rPr>
+              <w:t>ЛР4, ЛР6</w:t>
+            </w:r>
+          </w:p>
+        </w:tc>
+        <w:tc>
+          <w:tcPr>
+            <w:tcW w:w="2745" w:type="dxa"/>
+            <w:vAlign w:val="center"/>
+          </w:tcPr>
+          <w:p>
+            <w:pPr>
+              <w:pStyle w:val="Compact"/>
+              <w:spacing w:before="0" w:after="0" w:line="280" w:lineRule="exact"/>
+              <w:jc w:val="center"/>
+            </w:pPr>
+            <w:r>
+              <w:rPr>
+                <w:sz w:val="24"/>
+              </w:rPr>
+              <w:t>найдено в обоих</w:t>
+            </w:r>
+          </w:p>
+        </w:tc>
+        <w:tc>
+          <w:tcPr>
+            <w:tcW w:w="2013" w:type="dxa"/>
             <w:vAlign w:val="center"/>
           </w:tcPr>
           <w:p>
@@ -12816,7 +13980,7 @@
         </w:trPr>
         <w:tc>
           <w:tcPr>
-            <w:tcW w:w="3056" w:type="dxa"/>
+            <w:tcW w:w="3133" w:type="dxa"/>
             <w:vAlign w:val="center"/>
           </w:tcPr>
           <w:p>
@@ -12835,45 +13999,45 @@
         </w:tc>
         <w:tc>
           <w:tcPr>
-            <w:tcW w:w="1482" w:type="dxa"/>
-            <w:vAlign w:val="center"/>
-          </w:tcPr>
-          <w:p>
-            <w:pPr>
-              <w:pStyle w:val="Compact"/>
-              <w:spacing w:before="0" w:after="0" w:line="280" w:lineRule="exact"/>
-              <w:jc w:val="center"/>
-            </w:pPr>
-            <w:r>
-              <w:rPr>
-                <w:sz w:val="24"/>
-              </w:rPr>
-              <w:t>ЛР4</w:t>
-            </w:r>
-          </w:p>
-        </w:tc>
-        <w:tc>
-          <w:tcPr>
-            <w:tcW w:w="2779" w:type="dxa"/>
-            <w:vAlign w:val="center"/>
-          </w:tcPr>
-          <w:p>
-            <w:pPr>
-              <w:pStyle w:val="Compact"/>
-              <w:spacing w:before="0" w:after="0" w:line="280" w:lineRule="exact"/>
-              <w:jc w:val="center"/>
-            </w:pPr>
-            <w:r>
-              <w:rPr>
-                <w:sz w:val="24"/>
-              </w:rPr>
-              <w:t>найдено</w:t>
-            </w:r>
-          </w:p>
-        </w:tc>
-        <w:tc>
-          <w:tcPr>
-            <w:tcW w:w="2038" w:type="dxa"/>
+            <w:tcW w:w="1464" w:type="dxa"/>
+            <w:vAlign w:val="center"/>
+          </w:tcPr>
+          <w:p>
+            <w:pPr>
+              <w:pStyle w:val="Compact"/>
+              <w:spacing w:before="0" w:after="0" w:line="280" w:lineRule="exact"/>
+              <w:jc w:val="center"/>
+            </w:pPr>
+            <w:r>
+              <w:rPr>
+                <w:sz w:val="24"/>
+              </w:rPr>
+              <w:t>ЛР4, ЛР7</w:t>
+            </w:r>
+          </w:p>
+        </w:tc>
+        <w:tc>
+          <w:tcPr>
+            <w:tcW w:w="2745" w:type="dxa"/>
+            <w:vAlign w:val="center"/>
+          </w:tcPr>
+          <w:p>
+            <w:pPr>
+              <w:pStyle w:val="Compact"/>
+              <w:spacing w:before="0" w:after="0" w:line="280" w:lineRule="exact"/>
+              <w:jc w:val="center"/>
+            </w:pPr>
+            <w:r>
+              <w:rPr>
+                <w:sz w:val="24"/>
+              </w:rPr>
+              <w:t>найдено в обоих</w:t>
+            </w:r>
+          </w:p>
+        </w:tc>
+        <w:tc>
+          <w:tcPr>
+            <w:tcW w:w="2013" w:type="dxa"/>
             <w:vAlign w:val="center"/>
           </w:tcPr>
           <w:p>
@@ -12898,7 +14062,7 @@
         </w:trPr>
         <w:tc>
           <w:tcPr>
-            <w:tcW w:w="3056" w:type="dxa"/>
+            <w:tcW w:w="3133" w:type="dxa"/>
             <w:vAlign w:val="center"/>
           </w:tcPr>
           <w:p>
@@ -12918,7 +14082,7 @@
               <w:rPr>
                 <w:sz w:val="24"/>
               </w:rPr>
-              <w:t xml:space="preserve"> 35 млн </w:t>
+              <w:t xml:space="preserve"> около 35 млн </w:t>
             </w:r>
             <w:r>
               <w:rPr>
@@ -12931,45 +14095,45 @@
         </w:tc>
         <w:tc>
           <w:tcPr>
-            <w:tcW w:w="1482" w:type="dxa"/>
-            <w:vAlign w:val="center"/>
-          </w:tcPr>
-          <w:p>
-            <w:pPr>
-              <w:pStyle w:val="Compact"/>
-              <w:spacing w:before="0" w:after="0" w:line="280" w:lineRule="exact"/>
-              <w:jc w:val="center"/>
-            </w:pPr>
-            <w:r>
-              <w:rPr>
-                <w:sz w:val="24"/>
-              </w:rPr>
-              <w:t>ЛР2-3</w:t>
-            </w:r>
-          </w:p>
-        </w:tc>
-        <w:tc>
-          <w:tcPr>
-            <w:tcW w:w="2779" w:type="dxa"/>
-            <w:vAlign w:val="center"/>
-          </w:tcPr>
-          <w:p>
-            <w:pPr>
-              <w:pStyle w:val="Compact"/>
-              <w:spacing w:before="0" w:after="0" w:line="280" w:lineRule="exact"/>
-              <w:jc w:val="center"/>
-            </w:pPr>
-            <w:r>
-              <w:rPr>
-                <w:sz w:val="24"/>
-              </w:rPr>
-              <w:t>найдено</w:t>
-            </w:r>
-          </w:p>
-        </w:tc>
-        <w:tc>
-          <w:tcPr>
-            <w:tcW w:w="2038" w:type="dxa"/>
+            <w:tcW w:w="1464" w:type="dxa"/>
+            <w:vAlign w:val="center"/>
+          </w:tcPr>
+          <w:p>
+            <w:pPr>
+              <w:pStyle w:val="Compact"/>
+              <w:spacing w:before="0" w:after="0" w:line="280" w:lineRule="exact"/>
+              <w:jc w:val="center"/>
+            </w:pPr>
+            <w:r>
+              <w:rPr>
+                <w:sz w:val="24"/>
+              </w:rPr>
+              <w:t>ЛР2-3, ЛР7</w:t>
+            </w:r>
+          </w:p>
+        </w:tc>
+        <w:tc>
+          <w:tcPr>
+            <w:tcW w:w="2745" w:type="dxa"/>
+            <w:vAlign w:val="center"/>
+          </w:tcPr>
+          <w:p>
+            <w:pPr>
+              <w:pStyle w:val="Compact"/>
+              <w:spacing w:before="0" w:after="0" w:line="280" w:lineRule="exact"/>
+              <w:jc w:val="center"/>
+            </w:pPr>
+            <w:r>
+              <w:rPr>
+                <w:sz w:val="24"/>
+              </w:rPr>
+              <w:t>найдено в обоих</w:t>
+            </w:r>
+          </w:p>
+        </w:tc>
+        <w:tc>
+          <w:tcPr>
+            <w:tcW w:w="2013" w:type="dxa"/>
             <w:vAlign w:val="center"/>
           </w:tcPr>
           <w:p>
@@ -12994,7 +14158,7 @@
         </w:trPr>
         <w:tc>
           <w:tcPr>
-            <w:tcW w:w="3056" w:type="dxa"/>
+            <w:tcW w:w="3133" w:type="dxa"/>
             <w:vAlign w:val="center"/>
           </w:tcPr>
           <w:p>
@@ -13020,45 +14184,45 @@
         </w:tc>
         <w:tc>
           <w:tcPr>
-            <w:tcW w:w="1482" w:type="dxa"/>
-            <w:vAlign w:val="center"/>
-          </w:tcPr>
-          <w:p>
-            <w:pPr>
-              <w:pStyle w:val="Compact"/>
-              <w:spacing w:before="0" w:after="0" w:line="280" w:lineRule="exact"/>
-              <w:jc w:val="center"/>
-            </w:pPr>
-            <w:r>
-              <w:rPr>
-                <w:sz w:val="24"/>
-              </w:rPr>
-              <w:t>ЛР6</w:t>
-            </w:r>
-          </w:p>
-        </w:tc>
-        <w:tc>
-          <w:tcPr>
-            <w:tcW w:w="2779" w:type="dxa"/>
-            <w:vAlign w:val="center"/>
-          </w:tcPr>
-          <w:p>
-            <w:pPr>
-              <w:pStyle w:val="Compact"/>
-              <w:spacing w:before="0" w:after="0" w:line="280" w:lineRule="exact"/>
-              <w:jc w:val="center"/>
-            </w:pPr>
-            <w:r>
-              <w:rPr>
-                <w:sz w:val="24"/>
-              </w:rPr>
-              <w:t>найдено</w:t>
-            </w:r>
-          </w:p>
-        </w:tc>
-        <w:tc>
-          <w:tcPr>
-            <w:tcW w:w="2038" w:type="dxa"/>
+            <w:tcW w:w="1464" w:type="dxa"/>
+            <w:vAlign w:val="center"/>
+          </w:tcPr>
+          <w:p>
+            <w:pPr>
+              <w:pStyle w:val="Compact"/>
+              <w:spacing w:before="0" w:after="0" w:line="280" w:lineRule="exact"/>
+              <w:jc w:val="center"/>
+            </w:pPr>
+            <w:r>
+              <w:rPr>
+                <w:sz w:val="24"/>
+              </w:rPr>
+              <w:t>ЛР6, ЛР2-3</w:t>
+            </w:r>
+          </w:p>
+        </w:tc>
+        <w:tc>
+          <w:tcPr>
+            <w:tcW w:w="2745" w:type="dxa"/>
+            <w:vAlign w:val="center"/>
+          </w:tcPr>
+          <w:p>
+            <w:pPr>
+              <w:pStyle w:val="Compact"/>
+              <w:spacing w:before="0" w:after="0" w:line="280" w:lineRule="exact"/>
+              <w:jc w:val="center"/>
+            </w:pPr>
+            <w:r>
+              <w:rPr>
+                <w:sz w:val="24"/>
+              </w:rPr>
+              <w:t>найдено в обоих</w:t>
+            </w:r>
+          </w:p>
+        </w:tc>
+        <w:tc>
+          <w:tcPr>
+            <w:tcW w:w="2013" w:type="dxa"/>
             <w:vAlign w:val="center"/>
           </w:tcPr>
           <w:p>
@@ -13088,13 +14252,27 @@
         <w:rPr>
           <w:sz w:val="28"/>
         </w:rPr>
-        <w:t>Сверка выполнена автоматическим поиском значений в отчетах; расхождений между работами не выявлено. Дополнительно независимые пересчеты четырех работ дали 296 контрольных величин без расхождений выше допуска, а числа проекта (тарифы, цели, бюджет, вехи) со</w:t>
+        <w:t>Сверка выполнена автоматическим поиском значений в отчетах; расхождений между работами не выявлено. Дополнительно независимые пересчеты четырех работ дали 305 контрольных величин без расхождений выше допуска, а числа проекта (тарифы, цели, бюджет, вехи) со</w:t>
       </w:r>
       <w:r>
         <w:rPr>
           <w:sz w:val="28"/>
         </w:rPr>
         <w:t>впадают с ПЗ1 и ПЗ4.</w:t>
+      </w:r>
+    </w:p>
+    <w:p>
+      <w:pPr>
+        <w:pStyle w:val="a0"/>
+        <w:spacing w:before="0" w:after="0" w:line="360" w:lineRule="exact"/>
+        <w:ind w:firstLine="709"/>
+        <w:jc w:val="both"/>
+      </w:pPr>
+      <w:r>
+        <w:rPr>
+          <w:sz w:val="28"/>
+        </w:rPr>
+        <w:t>Вывод: ключевые числа согласованы между работами; расхождения возможны только в округлении, поэтому при любой пересборке отчетов сверку нужно запускать повторно.</w:t>
       </w:r>
     </w:p>
     <w:p>
@@ -13105,7 +14283,7 @@
         <w:jc w:val="center"/>
       </w:pPr>
       <w:bookmarkStart w:id="26" w:name="_выводы"/>
-      <w:bookmarkStart w:id="27" w:name="_Toc241952885"/>
+      <w:bookmarkStart w:id="27" w:name="_Toc241955024"/>
       <w:bookmarkEnd w:id="24"/>
       <w:r>
         <w:rPr>
@@ -13128,7 +14306,13 @@
         <w:rPr>
           <w:sz w:val="28"/>
         </w:rPr>
-        <w:t>Итоговый отчет объединил результаты ЛР1-ЛР6: спрос подтвержден частично, рынок достаточен для проверки (</w:t>
+        <w:t>Итоговый отчет объединил результаты ЛР1-ЛР6: спрос подтвержден час</w:t>
+      </w:r>
+      <w:r>
+        <w:rPr>
+          <w:sz w:val="28"/>
+        </w:rPr>
+        <w:t>тично, рынок достаточен для проверки (</w:t>
       </w:r>
       <w:r>
         <w:rPr>
@@ -13154,13 +14338,13 @@
         <w:rPr>
           <w:sz w:val="28"/>
         </w:rPr>
-        <w:t xml:space="preserve"> в год), конкурентный пробел найден, ценностное предложение и бизнес-модель сформулированы, первый р</w:t>
-      </w:r>
-      <w:r>
-        <w:rPr>
-          <w:sz w:val="28"/>
-        </w:rPr>
-        <w:t>елиз определен. Решение - полный старт с контрольными метриками. Главная управленческая задача - довести число платящих до цели 50 дополнительными каналами и ранней проверкой конверсий.</w:t>
+        <w:t xml:space="preserve"> в год), конкурентный пробел найден, ценностное предложение и бизнес-модель сформулированы, первый релиз определен. Решение - полный старт с контрольными метриками. Главная управленческая задача</w:t>
+      </w:r>
+      <w:r>
+        <w:rPr>
+          <w:sz w:val="28"/>
+        </w:rPr>
+        <w:t xml:space="preserve"> - довести число платящих до цели 50 дополнительными каналами и ранней проверкой конверсий.</w:t>
       </w:r>
     </w:p>
     <w:p>
@@ -13171,7 +14355,7 @@
         <w:jc w:val="center"/>
       </w:pPr>
       <w:bookmarkStart w:id="28" w:name="_274f6a444530ef90b0479dabf3d210f01e97699"/>
-      <w:bookmarkStart w:id="29" w:name="_Toc241952886"/>
+      <w:bookmarkStart w:id="29" w:name="_Toc241955025"/>
       <w:bookmarkEnd w:id="26"/>
       <w:r>
         <w:rPr>
@@ -13198,13 +14382,7 @@
         <w:rPr>
           <w:sz w:val="28"/>
         </w:rPr>
-        <w:t>Методика-шаблон итогового отчета по б</w:t>
-      </w:r>
-      <w:r>
-        <w:rPr>
-          <w:sz w:val="28"/>
-        </w:rPr>
-        <w:t>изнес-анализу; шаблон краткого резюме проекта. Методические материалы дисциплины «Электронный бизнес» к лабораторной работе № 7. – Минск : БГУИР, 2026.</w:t>
+        <w:t>Методика-шаблон итогового отчета по бизнес-анализу; шаблон краткого резюме проекта. Методические материалы дисциплины «Электронный бизнес» к лабораторной работе № 7. – Минск : БГУИР, 2026.</w:t>
       </w:r>
     </w:p>
     <w:p>
@@ -13248,7 +14426,13 @@
         <w:rPr>
           <w:sz w:val="28"/>
         </w:rPr>
-        <w:t xml:space="preserve">, сетевой график и диаграмма Ганта </w:t>
+        <w:t xml:space="preserve">, сетевой график и </w:t>
+      </w:r>
+      <w:r>
+        <w:rPr>
+          <w:sz w:val="28"/>
+        </w:rPr>
+        <w:t xml:space="preserve">диаграмма Ганта </w:t>
       </w:r>
       <w:r>
         <w:rPr>
@@ -13279,13 +14463,13 @@
         <w:rPr>
           <w:sz w:val="28"/>
         </w:rPr>
-        <w:t xml:space="preserve">Земляник, Р. В. Отчет по лабораторной работе № 1 «Анализ поискового спроса и фиксация границ рынка» </w:t>
-      </w:r>
-      <w:r>
-        <w:rPr>
-          <w:sz w:val="28"/>
-        </w:rPr>
-        <w:t>/ Р. В. Земляник. – Минск : БГУИР, 2026.</w:t>
+        <w:t>Земляник, Р. В. Отчет по лабораторной работе № 1 «Анализ поискового спроса и фиксация границ рынка» / Р. В. Земляник. –</w:t>
+      </w:r>
+      <w:r>
+        <w:rPr>
+          <w:sz w:val="28"/>
+        </w:rPr>
+        <w:t xml:space="preserve"> Минск : БГУИР, 2026.</w:t>
       </w:r>
     </w:p>
     <w:p>
@@ -13314,7 +14498,7 @@
         <w:ind w:firstLine="709"/>
       </w:pPr>
       <w:bookmarkStart w:id="30" w:name="_d0b2864b05c1a6817d4667f0f3e4b4928a2cf70"/>
-      <w:bookmarkStart w:id="31" w:name="_Toc241952887"/>
+      <w:bookmarkStart w:id="31" w:name="_Toc241955026"/>
       <w:bookmarkEnd w:id="28"/>
       <w:r>
         <w:rPr>
@@ -13337,13 +14521,13 @@
         <w:rPr>
           <w:sz w:val="28"/>
         </w:rPr>
-        <w:t>В таблице 16 предс</w:t>
-      </w:r>
-      <w:r>
-        <w:rPr>
-          <w:sz w:val="28"/>
-        </w:rPr>
-        <w:t>тавлено: паспорт итогового отчета.</w:t>
+        <w:t>В таблице 17 представлено: паспорт ит</w:t>
+      </w:r>
+      <w:r>
+        <w:rPr>
+          <w:sz w:val="28"/>
+        </w:rPr>
+        <w:t>огового отчета.</w:t>
       </w:r>
     </w:p>
     <w:p>
@@ -13356,7 +14540,7 @@
         <w:rPr>
           <w:sz w:val="28"/>
         </w:rPr>
-        <w:t>Таблица 16 – Паспорт итогового отчета</w:t>
+        <w:t>Таблица 17 – Паспорт итогового отчета</w:t>
       </w:r>
     </w:p>
     <w:tbl>
@@ -13746,13 +14930,7 @@
               <w:rPr>
                 <w:sz w:val="24"/>
               </w:rPr>
-              <w:t xml:space="preserve">находит скрытые ошибки до отправки файла и доказывает каждую </w:t>
-            </w:r>
-            <w:r>
-              <w:rPr>
-                <w:sz w:val="24"/>
-              </w:rPr>
-              <w:t>находку вычислением</w:t>
+              <w:t>находит скрытые ошибки до отправки файла и доказывает каждую находку вычислением</w:t>
             </w:r>
           </w:p>
         </w:tc>
@@ -14069,7 +15247,13 @@
         <w:rPr>
           <w:sz w:val="28"/>
         </w:rPr>
-        <w:t>Паспорт сводит ключевые параметры отчета в одну таблицу и служит входом для краткого резюме проекта.</w:t>
+        <w:t>Паспорт сводит ключевые параметры отчета в одну таблицу и служит входом для краткого резюме проек</w:t>
+      </w:r>
+      <w:r>
+        <w:rPr>
+          <w:sz w:val="28"/>
+        </w:rPr>
+        <w:t>та.</w:t>
       </w:r>
     </w:p>
     <w:p>
@@ -14080,7 +15264,7 @@
         <w:ind w:firstLine="709"/>
       </w:pPr>
       <w:bookmarkStart w:id="32" w:name="_57b6da660863974cb7f545bcaedf54a886793e9"/>
-      <w:bookmarkStart w:id="33" w:name="_Toc241952888"/>
+      <w:bookmarkStart w:id="33" w:name="_Toc241955027"/>
       <w:bookmarkEnd w:id="30"/>
       <w:r>
         <w:rPr>
@@ -14088,14 +15272,7 @@
           <w:sz w:val="28"/>
         </w:rPr>
         <w:lastRenderedPageBreak/>
-        <w:t>ПРИЛОЖЕНИЕ 2 (ОБЯЗАТЕЛЬНОЕ) КАРТА ДОКАЗАТЕЛЬСТВ ПО</w:t>
-      </w:r>
-      <w:r>
-        <w:rPr>
-          <w:b/>
-          <w:sz w:val="28"/>
-        </w:rPr>
-        <w:t xml:space="preserve"> РАЗДЕЛАМ</w:t>
+        <w:t>ПРИЛОЖЕНИЕ 2 (ОБЯЗАТЕЛЬНОЕ) КАРТА ДОКАЗАТЕЛЬСТВ ПО РАЗДЕЛАМ</w:t>
       </w:r>
       <w:bookmarkEnd w:id="33"/>
     </w:p>
@@ -14110,7 +15287,7 @@
         <w:rPr>
           <w:sz w:val="28"/>
         </w:rPr>
-        <w:t>В таблице 17 представлено: карта доказательств.</w:t>
+        <w:t>В таблице 18 представлено: карта доказательств.</w:t>
       </w:r>
     </w:p>
     <w:p>
@@ -14123,7 +15300,7 @@
         <w:rPr>
           <w:sz w:val="28"/>
         </w:rPr>
-        <w:t>Таблица 17 – Карта доказательств</w:t>
+        <w:t>Таблица 18 – Карта доказательств</w:t>
       </w:r>
     </w:p>
     <w:tbl>
@@ -14336,7 +15513,13 @@
               <w:rPr>
                 <w:sz w:val="24"/>
               </w:rPr>
-              <w:t>ошибки в 86-94 % таблиц; индекс 86</w:t>
+              <w:t xml:space="preserve">ошибки в 86-94 % </w:t>
+            </w:r>
+            <w:r>
+              <w:rPr>
+                <w:sz w:val="24"/>
+              </w:rPr>
+              <w:t>таблиц; индекс 86</w:t>
             </w:r>
           </w:p>
         </w:tc>
@@ -15182,7 +16365,7 @@
         <w:ind w:firstLine="709"/>
       </w:pPr>
       <w:bookmarkStart w:id="34" w:name="_bab2a73b062d54d30a46b35a66541c275d60dcb"/>
-      <w:bookmarkStart w:id="35" w:name="_Toc241952889"/>
+      <w:bookmarkStart w:id="35" w:name="_Toc241955028"/>
       <w:bookmarkEnd w:id="32"/>
       <w:r>
         <w:rPr>
@@ -15205,13 +16388,7 @@
         <w:rPr>
           <w:sz w:val="28"/>
         </w:rPr>
-        <w:t>В таблице 18 представлено: контрольный лист пол</w:t>
-      </w:r>
-      <w:r>
-        <w:rPr>
-          <w:sz w:val="28"/>
-        </w:rPr>
-        <w:t>ноты.</w:t>
+        <w:t>В таблице 19 представлено: контрольный лист полноты.</w:t>
       </w:r>
     </w:p>
     <w:p>
@@ -15224,7 +16401,7 @@
         <w:rPr>
           <w:sz w:val="28"/>
         </w:rPr>
-        <w:t>Таблица 18 – Контрольный лист полноты</w:t>
+        <w:t>Таблица 19 – Контрольный лист полноты</w:t>
       </w:r>
     </w:p>
     <w:tbl>
@@ -15651,13 +16828,7 @@
               <w:rPr>
                 <w:sz w:val="24"/>
               </w:rPr>
-              <w:t>Рыночный стандарт и пробел с</w:t>
-            </w:r>
-            <w:r>
-              <w:rPr>
-                <w:sz w:val="24"/>
-              </w:rPr>
-              <w:t>формулированы явно</w:t>
+              <w:t>Рыночный стандарт и пробел сформулированы явно</w:t>
             </w:r>
           </w:p>
         </w:tc>
@@ -15972,7 +17143,13 @@
               <w:rPr>
                 <w:sz w:val="24"/>
               </w:rPr>
-              <w:t>Канвас заполнен и проверен на связность</w:t>
+              <w:t>Канвас заполнен и проверен на св</w:t>
+            </w:r>
+            <w:r>
+              <w:rPr>
+                <w:sz w:val="24"/>
+              </w:rPr>
+              <w:t>язность</w:t>
             </w:r>
           </w:p>
         </w:tc>
@@ -16200,13 +17377,7 @@
               <w:rPr>
                 <w:sz w:val="24"/>
               </w:rPr>
-              <w:t>Перв</w:t>
-            </w:r>
-            <w:r>
-              <w:rPr>
-                <w:sz w:val="24"/>
-              </w:rPr>
-              <w:t>ый релиз отделен от последующих</w:t>
+              <w:t>Первый релиз отделен от последующих</w:t>
             </w:r>
           </w:p>
         </w:tc>
@@ -16348,7 +17519,7 @@
         <w:ind w:firstLine="709"/>
       </w:pPr>
       <w:bookmarkStart w:id="36" w:name="_301fb4639e999825c095dd7055019e7c013a803"/>
-      <w:bookmarkStart w:id="37" w:name="_Toc241952890"/>
+      <w:bookmarkStart w:id="37" w:name="_Toc241955029"/>
       <w:bookmarkEnd w:id="34"/>
       <w:r>
         <w:rPr>
@@ -16378,7 +17549,7 @@
         <w:rPr>
           <w:sz w:val="28"/>
         </w:rPr>
-        <w:t>В таблице 19 представлено: минимальное ТЗ первого релиза.</w:t>
+        <w:t>В таблице 20 представлено: минимальное ТЗ первого релиза.</w:t>
       </w:r>
     </w:p>
     <w:p>
@@ -16391,7 +17562,7 @@
         <w:rPr>
           <w:sz w:val="28"/>
         </w:rPr>
-        <w:t>Таблица 19 – Минимальное ТЗ первого релиза</w:t>
+        <w:t>Таблица 20 – Минимальное ТЗ первого релиза</w:t>
       </w:r>
     </w:p>
     <w:tbl>
@@ -16535,13 +17706,13 @@
               <w:rPr>
                 <w:sz w:val="24"/>
               </w:rPr>
-              <w:t xml:space="preserve">-модель на ошибки и получить отчет с </w:t>
-            </w:r>
-            <w:r>
-              <w:rPr>
-                <w:sz w:val="24"/>
-              </w:rPr>
-              <w:t>доказательствами</w:t>
+              <w:t>-модель на ошибки и получить отчет с доказа</w:t>
+            </w:r>
+            <w:r>
+              <w:rPr>
+                <w:sz w:val="24"/>
+              </w:rPr>
+              <w:t>тельствами</w:t>
             </w:r>
           </w:p>
         </w:tc>
@@ -16667,7 +17838,13 @@
               <w:rPr>
                 <w:sz w:val="24"/>
               </w:rPr>
-              <w:t>финансовый аналитик, консультант, бухгалтер и аудитор, основатель МСП, администратор команды</w:t>
+              <w:t>финансовый аналитик, консультант, бухгалтер и аудитор, основатель МСП, админ</w:t>
+            </w:r>
+            <w:r>
+              <w:rPr>
+                <w:sz w:val="24"/>
+              </w:rPr>
+              <w:t>истратор команды</w:t>
             </w:r>
           </w:p>
         </w:tc>
@@ -16859,13 +18036,7 @@
               <w:rPr>
                 <w:sz w:val="24"/>
               </w:rPr>
-              <w:t>Нефункционал</w:t>
-            </w:r>
-            <w:r>
-              <w:rPr>
-                <w:sz w:val="24"/>
-              </w:rPr>
-              <w:t>ьные требования</w:t>
+              <w:t>Нефункциональные требования</w:t>
             </w:r>
           </w:p>
         </w:tc>
@@ -17033,7 +18204,7 @@
         <w:ind w:firstLine="709"/>
       </w:pPr>
       <w:bookmarkStart w:id="38" w:name="_0b3889fe5487e8057dd761c90a2747437e007c1"/>
-      <w:bookmarkStart w:id="39" w:name="_Toc241952891"/>
+      <w:bookmarkStart w:id="39" w:name="_Toc241955030"/>
       <w:bookmarkEnd w:id="36"/>
       <w:r>
         <w:rPr>
@@ -17114,7 +18285,13 @@
         <w:rPr>
           <w:sz w:val="28"/>
         </w:rPr>
-        <w:t xml:space="preserve"> в год); опорная проблема подтверждена источниками; ценностное предложение - независимое доказательство находок; единица монетизации - файл, </w:t>
+        <w:t xml:space="preserve"> в год); опорная проблема подтверждена источниками; ценностное предложе</w:t>
+      </w:r>
+      <w:r>
+        <w:rPr>
+          <w:sz w:val="28"/>
+        </w:rPr>
+        <w:t xml:space="preserve">ние - независимое доказательство находок; единица монетизации - файл, </w:t>
       </w:r>
       <w:r>
         <w:rPr>
@@ -17140,13 +18317,7 @@
         <w:rPr>
           <w:sz w:val="28"/>
         </w:rPr>
-        <w:t>. Первый релиз (31.03.2027) включает 11 единиц разработки. Переход к следующему релизу целесообразен</w:t>
-      </w:r>
-      <w:r>
-        <w:rPr>
-          <w:sz w:val="28"/>
-        </w:rPr>
-        <w:t xml:space="preserve"> при </w:t>
+        <w:t xml:space="preserve">. Первый релиз (31.03.2027) включает 11 единиц разработки. Переход к следующему релизу целесообразен при </w:t>
       </w:r>
       <w:r>
         <w:rPr>
@@ -17159,7 +18330,13 @@
         <w:rPr>
           <w:sz w:val="28"/>
         </w:rPr>
-        <w:t xml:space="preserve"> не ниже 90 % и конверсии регистрация - платящий не ниже 5 %. Запуск целесообразен в полном объеме плана ПЗ1.</w:t>
+        <w:t xml:space="preserve"> не ниже 90 % и конверсии регистрация - платящий не ниже </w:t>
+      </w:r>
+      <w:r>
+        <w:rPr>
+          <w:sz w:val="28"/>
+        </w:rPr>
+        <w:t>5 %. Запуск целесообразен в полном объеме плана ПЗ1.</w:t>
       </w:r>
     </w:p>
     <w:bookmarkEnd w:id="38"/>
@@ -17267,7 +18444,7 @@
   <w:abstractNum w:abstractNumId="0" w15:restartNumberingAfterBreak="0">
     <w:nsid w:val="0000A990"/>
     <w:multiLevelType w:val="multilevel"/>
-    <w:tmpl w:val="4F944C36"/>
+    <w:tmpl w:val="C7BC070A"/>
     <w:lvl w:ilvl="0">
       <w:numFmt w:val="bullet"/>
       <w:lvlText w:val=" "/>
@@ -17344,7 +18521,7 @@
   <w:abstractNum w:abstractNumId="1" w15:restartNumberingAfterBreak="0">
     <w:nsid w:val="00A99411"/>
     <w:multiLevelType w:val="multilevel"/>
-    <w:tmpl w:val="05B44E26"/>
+    <w:tmpl w:val="6A20A90A"/>
     <w:lvl w:ilvl="0">
       <w:start w:val="1"/>
       <w:numFmt w:val="decimal"/>
@@ -18792,7 +19969,7 @@
     <w:autoRedefine/>
     <w:uiPriority w:val="39"/>
     <w:unhideWhenUsed/>
-    <w:rsid w:val="00C52402"/>
+    <w:rsid w:val="00612584"/>
     <w:pPr>
       <w:spacing w:after="100"/>
     </w:pPr>

--- a/ЛР7_Итоговый_отчет/ОТЧЕТ_ЛР7_TableMind.docx
+++ b/ЛР7_Итоговый_отчет/ОТЧЕТ_ЛР7_TableMind.docx
@@ -263,7 +263,7 @@
       <w:r>
         <w:fldChar w:fldCharType="separate"/>
       </w:r>
-      <w:hyperlink w:anchor="_Toc241955011" w:history="1">
+      <w:hyperlink w:anchor="_Toc241956360" w:history="1">
         <w:r>
           <w:rPr>
             <w:rStyle w:val="af"/>
@@ -291,7 +291,7 @@
             <w:noProof/>
             <w:webHidden/>
           </w:rPr>
-          <w:instrText xml:space="preserve"> PAGEREF _Toc241955011 \h </w:instrText>
+          <w:instrText xml:space="preserve"> PAGEREF _Toc241956360 \h </w:instrText>
         </w:r>
         <w:r>
           <w:rPr>
@@ -332,7 +332,7 @@
           <w:noProof/>
         </w:rPr>
       </w:pPr>
-      <w:hyperlink w:anchor="_Toc241955012" w:history="1">
+      <w:hyperlink w:anchor="_Toc241956361" w:history="1">
         <w:r>
           <w:rPr>
             <w:rStyle w:val="af"/>
@@ -394,7 +394,7 @@
             <w:noProof/>
             <w:webHidden/>
           </w:rPr>
-          <w:instrText xml:space="preserve"> PAGEREF _Toc241955012 \h </w:instrText>
+          <w:instrText xml:space="preserve"> PAGEREF _Toc241956361 \h </w:instrText>
         </w:r>
         <w:r>
           <w:rPr>
@@ -435,7 +435,7 @@
           <w:noProof/>
         </w:rPr>
       </w:pPr>
-      <w:hyperlink w:anchor="_Toc241955013" w:history="1">
+      <w:hyperlink w:anchor="_Toc241956362" w:history="1">
         <w:r>
           <w:rPr>
             <w:rStyle w:val="af"/>
@@ -463,7 +463,7 @@
             <w:noProof/>
             <w:webHidden/>
           </w:rPr>
-          <w:instrText xml:space="preserve"> PAGEREF _Toc241955013 \h </w:instrText>
+          <w:instrText xml:space="preserve"> PAGEREF _Toc241956362 \h </w:instrText>
         </w:r>
         <w:r>
           <w:rPr>
@@ -504,7 +504,7 @@
           <w:noProof/>
         </w:rPr>
       </w:pPr>
-      <w:hyperlink w:anchor="_Toc241955014" w:history="1">
+      <w:hyperlink w:anchor="_Toc241956363" w:history="1">
         <w:r>
           <w:rPr>
             <w:rStyle w:val="af"/>
@@ -532,7 +532,7 @@
             <w:noProof/>
             <w:webHidden/>
           </w:rPr>
-          <w:instrText xml:space="preserve"> PAGEREF _Toc241955014 \h </w:instrText>
+          <w:instrText xml:space="preserve"> PAGEREF _Toc241956363 \h </w:instrText>
         </w:r>
         <w:r>
           <w:rPr>
@@ -573,7 +573,7 @@
           <w:noProof/>
         </w:rPr>
       </w:pPr>
-      <w:hyperlink w:anchor="_Toc241955015" w:history="1">
+      <w:hyperlink w:anchor="_Toc241956364" w:history="1">
         <w:r>
           <w:rPr>
             <w:rStyle w:val="af"/>
@@ -601,7 +601,7 @@
             <w:noProof/>
             <w:webHidden/>
           </w:rPr>
-          <w:instrText xml:space="preserve"> PAGEREF _Toc241955015 \h </w:instrText>
+          <w:instrText xml:space="preserve"> PAGEREF _Toc241956364 \h </w:instrText>
         </w:r>
         <w:r>
           <w:rPr>
@@ -642,7 +642,7 @@
           <w:noProof/>
         </w:rPr>
       </w:pPr>
-      <w:hyperlink w:anchor="_Toc241955016" w:history="1">
+      <w:hyperlink w:anchor="_Toc241956365" w:history="1">
         <w:r>
           <w:rPr>
             <w:rStyle w:val="af"/>
@@ -670,7 +670,7 @@
             <w:noProof/>
             <w:webHidden/>
           </w:rPr>
-          <w:instrText xml:space="preserve"> PAGEREF _Toc241955016 \h </w:instrText>
+          <w:instrText xml:space="preserve"> PAGEREF _Toc241956365 \h </w:instrText>
         </w:r>
         <w:r>
           <w:rPr>
@@ -711,7 +711,7 @@
           <w:noProof/>
         </w:rPr>
       </w:pPr>
-      <w:hyperlink w:anchor="_Toc241955017" w:history="1">
+      <w:hyperlink w:anchor="_Toc241956366" w:history="1">
         <w:r>
           <w:rPr>
             <w:rStyle w:val="af"/>
@@ -739,7 +739,7 @@
             <w:noProof/>
             <w:webHidden/>
           </w:rPr>
-          <w:instrText xml:space="preserve"> PAGEREF _Toc241955017 \h </w:instrText>
+          <w:instrText xml:space="preserve"> PAGEREF _Toc241956366 \h </w:instrText>
         </w:r>
         <w:r>
           <w:rPr>
@@ -780,7 +780,7 @@
           <w:noProof/>
         </w:rPr>
       </w:pPr>
-      <w:hyperlink w:anchor="_Toc241955018" w:history="1">
+      <w:hyperlink w:anchor="_Toc241956367" w:history="1">
         <w:r>
           <w:rPr>
             <w:rStyle w:val="af"/>
@@ -808,7 +808,7 @@
             <w:noProof/>
             <w:webHidden/>
           </w:rPr>
-          <w:instrText xml:space="preserve"> PAGEREF _Toc241955018 \h </w:instrText>
+          <w:instrText xml:space="preserve"> PAGEREF _Toc241956367 \h </w:instrText>
         </w:r>
         <w:r>
           <w:rPr>
@@ -849,7 +849,7 @@
           <w:noProof/>
         </w:rPr>
       </w:pPr>
-      <w:hyperlink w:anchor="_Toc241955019" w:history="1">
+      <w:hyperlink w:anchor="_Toc241956368" w:history="1">
         <w:r>
           <w:rPr>
             <w:rStyle w:val="af"/>
@@ -877,7 +877,7 @@
             <w:noProof/>
             <w:webHidden/>
           </w:rPr>
-          <w:instrText xml:space="preserve"> PAGEREF _Toc241955019 \h </w:instrText>
+          <w:instrText xml:space="preserve"> PAGEREF _Toc241956368 \h </w:instrText>
         </w:r>
         <w:r>
           <w:rPr>
@@ -918,7 +918,7 @@
           <w:noProof/>
         </w:rPr>
       </w:pPr>
-      <w:hyperlink w:anchor="_Toc241955020" w:history="1">
+      <w:hyperlink w:anchor="_Toc241956369" w:history="1">
         <w:r>
           <w:rPr>
             <w:rStyle w:val="af"/>
@@ -946,7 +946,7 @@
             <w:noProof/>
             <w:webHidden/>
           </w:rPr>
-          <w:instrText xml:space="preserve"> PAGEREF _Toc241955020 \h </w:instrText>
+          <w:instrText xml:space="preserve"> PAGEREF _Toc241956369 \h </w:instrText>
         </w:r>
         <w:r>
           <w:rPr>
@@ -987,7 +987,7 @@
           <w:noProof/>
         </w:rPr>
       </w:pPr>
-      <w:hyperlink w:anchor="_Toc241955021" w:history="1">
+      <w:hyperlink w:anchor="_Toc241956370" w:history="1">
         <w:r>
           <w:rPr>
             <w:rStyle w:val="af"/>
@@ -1015,7 +1015,7 @@
             <w:noProof/>
             <w:webHidden/>
           </w:rPr>
-          <w:instrText xml:space="preserve"> PAGEREF _Toc241955021 \h </w:instrText>
+          <w:instrText xml:space="preserve"> PAGEREF _Toc241956370 \h </w:instrText>
         </w:r>
         <w:r>
           <w:rPr>
@@ -1056,7 +1056,7 @@
           <w:noProof/>
         </w:rPr>
       </w:pPr>
-      <w:hyperlink w:anchor="_Toc241955022" w:history="1">
+      <w:hyperlink w:anchor="_Toc241956371" w:history="1">
         <w:r>
           <w:rPr>
             <w:rStyle w:val="af"/>
@@ -1084,7 +1084,7 @@
             <w:noProof/>
             <w:webHidden/>
           </w:rPr>
-          <w:instrText xml:space="preserve"> PAGEREF _Toc241955022 \h </w:instrText>
+          <w:instrText xml:space="preserve"> PAGEREF _Toc241956371 \h </w:instrText>
         </w:r>
         <w:r>
           <w:rPr>
@@ -1125,7 +1125,7 @@
           <w:noProof/>
         </w:rPr>
       </w:pPr>
-      <w:hyperlink w:anchor="_Toc241955023" w:history="1">
+      <w:hyperlink w:anchor="_Toc241956372" w:history="1">
         <w:r>
           <w:rPr>
             <w:rStyle w:val="af"/>
@@ -1153,7 +1153,7 @@
             <w:noProof/>
             <w:webHidden/>
           </w:rPr>
-          <w:instrText xml:space="preserve"> PAGEREF _Toc241955023 \h </w:instrText>
+          <w:instrText xml:space="preserve"> PAGEREF _Toc241956372 \h </w:instrText>
         </w:r>
         <w:r>
           <w:rPr>
@@ -1194,7 +1194,7 @@
           <w:noProof/>
         </w:rPr>
       </w:pPr>
-      <w:hyperlink w:anchor="_Toc241955024" w:history="1">
+      <w:hyperlink w:anchor="_Toc241956373" w:history="1">
         <w:r>
           <w:rPr>
             <w:rStyle w:val="af"/>
@@ -1222,7 +1222,7 @@
             <w:noProof/>
             <w:webHidden/>
           </w:rPr>
-          <w:instrText xml:space="preserve"> PAGEREF _Toc241955024 \h </w:instrText>
+          <w:instrText xml:space="preserve"> PAGEREF _Toc241956373 \h </w:instrText>
         </w:r>
         <w:r>
           <w:rPr>
@@ -1263,7 +1263,7 @@
           <w:noProof/>
         </w:rPr>
       </w:pPr>
-      <w:hyperlink w:anchor="_Toc241955025" w:history="1">
+      <w:hyperlink w:anchor="_Toc241956374" w:history="1">
         <w:r>
           <w:rPr>
             <w:rStyle w:val="af"/>
@@ -1291,7 +1291,7 @@
             <w:noProof/>
             <w:webHidden/>
           </w:rPr>
-          <w:instrText xml:space="preserve"> PAGEREF _Toc241955025 \h </w:instrText>
+          <w:instrText xml:space="preserve"> PAGEREF _Toc241956374 \h </w:instrText>
         </w:r>
         <w:r>
           <w:rPr>
@@ -1332,7 +1332,7 @@
           <w:noProof/>
         </w:rPr>
       </w:pPr>
-      <w:hyperlink w:anchor="_Toc241955026" w:history="1">
+      <w:hyperlink w:anchor="_Toc241956375" w:history="1">
         <w:r>
           <w:rPr>
             <w:rStyle w:val="af"/>
@@ -1360,7 +1360,7 @@
             <w:noProof/>
             <w:webHidden/>
           </w:rPr>
-          <w:instrText xml:space="preserve"> PAGEREF _Toc241955026 \h </w:instrText>
+          <w:instrText xml:space="preserve"> PAGEREF _Toc241956375 \h </w:instrText>
         </w:r>
         <w:r>
           <w:rPr>
@@ -1401,7 +1401,7 @@
           <w:noProof/>
         </w:rPr>
       </w:pPr>
-      <w:hyperlink w:anchor="_Toc241955027" w:history="1">
+      <w:hyperlink w:anchor="_Toc241956376" w:history="1">
         <w:r>
           <w:rPr>
             <w:rStyle w:val="af"/>
@@ -1429,7 +1429,7 @@
             <w:noProof/>
             <w:webHidden/>
           </w:rPr>
-          <w:instrText xml:space="preserve"> PAGEREF _Toc241955027 \h </w:instrText>
+          <w:instrText xml:space="preserve"> PAGEREF _Toc241956376 \h </w:instrText>
         </w:r>
         <w:r>
           <w:rPr>
@@ -1470,7 +1470,7 @@
           <w:noProof/>
         </w:rPr>
       </w:pPr>
-      <w:hyperlink w:anchor="_Toc241955028" w:history="1">
+      <w:hyperlink w:anchor="_Toc241956377" w:history="1">
         <w:r>
           <w:rPr>
             <w:rStyle w:val="af"/>
@@ -1498,7 +1498,7 @@
             <w:noProof/>
             <w:webHidden/>
           </w:rPr>
-          <w:instrText xml:space="preserve"> PAGEREF _Toc241955028 \h </w:instrText>
+          <w:instrText xml:space="preserve"> PAGEREF _Toc241956377 \h </w:instrText>
         </w:r>
         <w:r>
           <w:rPr>
@@ -1539,7 +1539,7 @@
           <w:noProof/>
         </w:rPr>
       </w:pPr>
-      <w:hyperlink w:anchor="_Toc241955029" w:history="1">
+      <w:hyperlink w:anchor="_Toc241956378" w:history="1">
         <w:r>
           <w:rPr>
             <w:rStyle w:val="af"/>
@@ -1567,7 +1567,7 @@
             <w:noProof/>
             <w:webHidden/>
           </w:rPr>
-          <w:instrText xml:space="preserve"> PAGEREF _Toc241955029 \h </w:instrText>
+          <w:instrText xml:space="preserve"> PAGEREF _Toc241956378 \h </w:instrText>
         </w:r>
         <w:r>
           <w:rPr>
@@ -1608,7 +1608,7 @@
           <w:noProof/>
         </w:rPr>
       </w:pPr>
-      <w:hyperlink w:anchor="_Toc241955030" w:history="1">
+      <w:hyperlink w:anchor="_Toc241956379" w:history="1">
         <w:r>
           <w:rPr>
             <w:rStyle w:val="af"/>
@@ -1636,7 +1636,7 @@
             <w:noProof/>
             <w:webHidden/>
           </w:rPr>
-          <w:instrText xml:space="preserve"> PAGEREF _Toc241955030 \h </w:instrText>
+          <w:instrText xml:space="preserve"> PAGEREF _Toc241956379 \h </w:instrText>
         </w:r>
         <w:r>
           <w:rPr>
@@ -1682,7 +1682,7 @@
         <w:spacing w:before="0" w:after="360" w:line="360" w:lineRule="exact"/>
         <w:ind w:firstLine="709"/>
       </w:pPr>
-      <w:bookmarkStart w:id="1" w:name="_Toc241955011"/>
+      <w:bookmarkStart w:id="1" w:name="_Toc241956360"/>
       <w:r>
         <w:rPr>
           <w:b/>
@@ -2237,7 +2237,7 @@
         <w:ind w:firstLine="709"/>
       </w:pPr>
       <w:bookmarkStart w:id="2" w:name="_fe8d3efd355b4a528bffe4e412a753a8708d8a7"/>
-      <w:bookmarkStart w:id="3" w:name="_Toc241955012"/>
+      <w:bookmarkStart w:id="3" w:name="_Toc241956361"/>
       <w:bookmarkEnd w:id="0"/>
       <w:r>
         <w:rPr>
@@ -2832,7 +2832,7 @@
         <w:ind w:firstLine="709"/>
       </w:pPr>
       <w:bookmarkStart w:id="4" w:name="_85970216d61dd6d6f40a43c2142d7359aebf30e"/>
-      <w:bookmarkStart w:id="5" w:name="_Toc241955013"/>
+      <w:bookmarkStart w:id="5" w:name="_Toc241956362"/>
       <w:bookmarkEnd w:id="2"/>
       <w:r>
         <w:rPr>
@@ -3548,7 +3548,7 @@
           <w:sz w:val="28"/>
         </w:rPr>
         <w:drawing>
-          <wp:inline distT="0" distB="0" distL="0" distR="0" wp14:anchorId="30A3D07E" wp14:editId="178249F8">
+          <wp:inline distT="0" distB="0" distL="0" distR="0" wp14:anchorId="63B4481F" wp14:editId="163FAEAC">
             <wp:extent cx="5334000" cy="2471853"/>
             <wp:effectExtent l="0" t="0" r="0" b="0"/>
             <wp:docPr id="12" name="Picture"/>
@@ -3782,7 +3782,7 @@
         <w:ind w:firstLine="709"/>
       </w:pPr>
       <w:bookmarkStart w:id="6" w:name="_952a16116c37bc0383f5f47ccedf9607bd1472f"/>
-      <w:bookmarkStart w:id="7" w:name="_Toc241955014"/>
+      <w:bookmarkStart w:id="7" w:name="_Toc241956363"/>
       <w:bookmarkEnd w:id="4"/>
       <w:r>
         <w:rPr>
@@ -4716,7 +4716,7 @@
         <w:ind w:firstLine="709"/>
       </w:pPr>
       <w:bookmarkStart w:id="8" w:name="_550d58f707a5c37672fca98b77eb8736ae09aa2"/>
-      <w:bookmarkStart w:id="9" w:name="_Toc241955015"/>
+      <w:bookmarkStart w:id="9" w:name="_Toc241956364"/>
       <w:bookmarkEnd w:id="6"/>
       <w:r>
         <w:rPr>
@@ -5259,7 +5259,7 @@
           <w:sz w:val="28"/>
         </w:rPr>
         <w:drawing>
-          <wp:inline distT="0" distB="0" distL="0" distR="0" wp14:anchorId="7C5C5A8C" wp14:editId="7E0ABA8C">
+          <wp:inline distT="0" distB="0" distL="0" distR="0" wp14:anchorId="241CB50F" wp14:editId="7C5AB93E">
             <wp:extent cx="5334000" cy="2471853"/>
             <wp:effectExtent l="0" t="0" r="0" b="0"/>
             <wp:docPr id="17" name="Picture"/>
@@ -5369,7 +5369,7 @@
         <w:ind w:firstLine="709"/>
       </w:pPr>
       <w:bookmarkStart w:id="10" w:name="_e000447a5cb978ee53bdb6877ec2ece1121f293"/>
-      <w:bookmarkStart w:id="11" w:name="_Toc241955016"/>
+      <w:bookmarkStart w:id="11" w:name="_Toc241956365"/>
       <w:bookmarkEnd w:id="8"/>
       <w:r>
         <w:rPr>
@@ -6124,7 +6124,7 @@
         <w:ind w:firstLine="709"/>
       </w:pPr>
       <w:bookmarkStart w:id="12" w:name="_d6b1e0606ccffbfea524c7b8890d7424ae6ef8d"/>
-      <w:bookmarkStart w:id="13" w:name="_Toc241955017"/>
+      <w:bookmarkStart w:id="13" w:name="_Toc241956366"/>
       <w:bookmarkEnd w:id="10"/>
       <w:r>
         <w:rPr>
@@ -6735,7 +6735,7 @@
         <w:ind w:firstLine="709"/>
       </w:pPr>
       <w:bookmarkStart w:id="14" w:name="_d9c21b914bbc5bab06da79c3c8a3f5937408dab"/>
-      <w:bookmarkStart w:id="15" w:name="_Toc241955018"/>
+      <w:bookmarkStart w:id="15" w:name="_Toc241956367"/>
       <w:bookmarkEnd w:id="12"/>
       <w:r>
         <w:rPr>
@@ -7747,7 +7747,7 @@
         <w:ind w:firstLine="709"/>
       </w:pPr>
       <w:bookmarkStart w:id="16" w:name="_519d46f9ff7923648cbfef21e26057944381813"/>
-      <w:bookmarkStart w:id="17" w:name="_Toc241955019"/>
+      <w:bookmarkStart w:id="17" w:name="_Toc241956368"/>
       <w:bookmarkEnd w:id="14"/>
       <w:r>
         <w:rPr>
@@ -8889,7 +8889,7 @@
         <w:ind w:firstLine="709"/>
       </w:pPr>
       <w:bookmarkStart w:id="18" w:name="_753c3388bf9c3477a7d17f68c6497177eb43643"/>
-      <w:bookmarkStart w:id="19" w:name="_Toc241955020"/>
+      <w:bookmarkStart w:id="19" w:name="_Toc241956369"/>
       <w:bookmarkEnd w:id="16"/>
       <w:r>
         <w:rPr>
@@ -10406,7 +10406,7 @@
         <w:ind w:firstLine="709"/>
       </w:pPr>
       <w:bookmarkStart w:id="20" w:name="_fc51781abcc4857bf621eab6b8861ea54729fed"/>
-      <w:bookmarkStart w:id="21" w:name="_Toc241955021"/>
+      <w:bookmarkStart w:id="21" w:name="_Toc241956370"/>
       <w:bookmarkEnd w:id="18"/>
       <w:r>
         <w:rPr>
@@ -10919,7 +10919,7 @@
           <w:sz w:val="28"/>
         </w:rPr>
         <w:drawing>
-          <wp:inline distT="0" distB="0" distL="0" distR="0" wp14:anchorId="7CA37947" wp14:editId="267092B4">
+          <wp:inline distT="0" distB="0" distL="0" distR="0" wp14:anchorId="3F817396" wp14:editId="643C2944">
             <wp:extent cx="5334000" cy="2341756"/>
             <wp:effectExtent l="0" t="0" r="0" b="0"/>
             <wp:docPr id="26" name="Picture"/>
@@ -11023,7 +11023,7 @@
         <w:ind w:firstLine="709"/>
       </w:pPr>
       <w:bookmarkStart w:id="22" w:name="_3cbac706be9fcf271e7c81612a5c58063188b2f"/>
-      <w:bookmarkStart w:id="23" w:name="_Toc241955022"/>
+      <w:bookmarkStart w:id="23" w:name="_Toc241956371"/>
       <w:bookmarkEnd w:id="20"/>
       <w:r>
         <w:rPr>
@@ -13387,7 +13387,7 @@
         <w:ind w:firstLine="709"/>
       </w:pPr>
       <w:bookmarkStart w:id="24" w:name="_efd4e361dc2d7db269a1aa4c2dc9b6b6bcbeef9"/>
-      <w:bookmarkStart w:id="25" w:name="_Toc241955023"/>
+      <w:bookmarkStart w:id="25" w:name="_Toc241956372"/>
       <w:bookmarkEnd w:id="22"/>
       <w:r>
         <w:rPr>
@@ -14283,7 +14283,7 @@
         <w:jc w:val="center"/>
       </w:pPr>
       <w:bookmarkStart w:id="26" w:name="_выводы"/>
-      <w:bookmarkStart w:id="27" w:name="_Toc241955024"/>
+      <w:bookmarkStart w:id="27" w:name="_Toc241956373"/>
       <w:bookmarkEnd w:id="24"/>
       <w:r>
         <w:rPr>
@@ -14355,7 +14355,7 @@
         <w:jc w:val="center"/>
       </w:pPr>
       <w:bookmarkStart w:id="28" w:name="_274f6a444530ef90b0479dabf3d210f01e97699"/>
-      <w:bookmarkStart w:id="29" w:name="_Toc241955025"/>
+      <w:bookmarkStart w:id="29" w:name="_Toc241956374"/>
       <w:bookmarkEnd w:id="26"/>
       <w:r>
         <w:rPr>
@@ -14498,7 +14498,7 @@
         <w:ind w:firstLine="709"/>
       </w:pPr>
       <w:bookmarkStart w:id="30" w:name="_d0b2864b05c1a6817d4667f0f3e4b4928a2cf70"/>
-      <w:bookmarkStart w:id="31" w:name="_Toc241955026"/>
+      <w:bookmarkStart w:id="31" w:name="_Toc241956375"/>
       <w:bookmarkEnd w:id="28"/>
       <w:r>
         <w:rPr>
@@ -15264,7 +15264,7 @@
         <w:ind w:firstLine="709"/>
       </w:pPr>
       <w:bookmarkStart w:id="32" w:name="_57b6da660863974cb7f545bcaedf54a886793e9"/>
-      <w:bookmarkStart w:id="33" w:name="_Toc241955027"/>
+      <w:bookmarkStart w:id="33" w:name="_Toc241956376"/>
       <w:bookmarkEnd w:id="30"/>
       <w:r>
         <w:rPr>
@@ -16365,7 +16365,7 @@
         <w:ind w:firstLine="709"/>
       </w:pPr>
       <w:bookmarkStart w:id="34" w:name="_bab2a73b062d54d30a46b35a66541c275d60dcb"/>
-      <w:bookmarkStart w:id="35" w:name="_Toc241955028"/>
+      <w:bookmarkStart w:id="35" w:name="_Toc241956377"/>
       <w:bookmarkEnd w:id="32"/>
       <w:r>
         <w:rPr>
@@ -17519,7 +17519,7 @@
         <w:ind w:firstLine="709"/>
       </w:pPr>
       <w:bookmarkStart w:id="36" w:name="_301fb4639e999825c095dd7055019e7c013a803"/>
-      <w:bookmarkStart w:id="37" w:name="_Toc241955029"/>
+      <w:bookmarkStart w:id="37" w:name="_Toc241956378"/>
       <w:bookmarkEnd w:id="34"/>
       <w:r>
         <w:rPr>
@@ -18204,7 +18204,7 @@
         <w:ind w:firstLine="709"/>
       </w:pPr>
       <w:bookmarkStart w:id="38" w:name="_0b3889fe5487e8057dd761c90a2747437e007c1"/>
-      <w:bookmarkStart w:id="39" w:name="_Toc241955030"/>
+      <w:bookmarkStart w:id="39" w:name="_Toc241956379"/>
       <w:bookmarkEnd w:id="36"/>
       <w:r>
         <w:rPr>
@@ -18444,7 +18444,7 @@
   <w:abstractNum w:abstractNumId="0" w15:restartNumberingAfterBreak="0">
     <w:nsid w:val="0000A990"/>
     <w:multiLevelType w:val="multilevel"/>
-    <w:tmpl w:val="C7BC070A"/>
+    <w:tmpl w:val="A8AC3B14"/>
     <w:lvl w:ilvl="0">
       <w:numFmt w:val="bullet"/>
       <w:lvlText w:val=" "/>
@@ -18521,7 +18521,7 @@
   <w:abstractNum w:abstractNumId="1" w15:restartNumberingAfterBreak="0">
     <w:nsid w:val="00A99411"/>
     <w:multiLevelType w:val="multilevel"/>
-    <w:tmpl w:val="6A20A90A"/>
+    <w:tmpl w:val="F6CCBB20"/>
     <w:lvl w:ilvl="0">
       <w:start w:val="1"/>
       <w:numFmt w:val="decimal"/>
@@ -19969,7 +19969,7 @@
     <w:autoRedefine/>
     <w:uiPriority w:val="39"/>
     <w:unhideWhenUsed/>
-    <w:rsid w:val="00612584"/>
+    <w:rsid w:val="00CD4555"/>
     <w:pPr>
       <w:spacing w:after="100"/>
     </w:pPr>

--- a/ЛР7_Итоговый_отчет/ОТЧЕТ_ЛР7_TableMind.docx
+++ b/ЛР7_Итоговый_отчет/ОТЧЕТ_ЛР7_TableMind.docx
@@ -263,7 +263,7 @@
       <w:r>
         <w:fldChar w:fldCharType="separate"/>
       </w:r>
-      <w:hyperlink w:anchor="_Toc241956360" w:history="1">
+      <w:hyperlink w:anchor="_Toc241957887" w:history="1">
         <w:r>
           <w:rPr>
             <w:rStyle w:val="af"/>
@@ -291,7 +291,7 @@
             <w:noProof/>
             <w:webHidden/>
           </w:rPr>
-          <w:instrText xml:space="preserve"> PAGEREF _Toc241956360 \h </w:instrText>
+          <w:instrText xml:space="preserve"> PAGEREF _Toc241957887 \h </w:instrText>
         </w:r>
         <w:r>
           <w:rPr>
@@ -332,7 +332,7 @@
           <w:noProof/>
         </w:rPr>
       </w:pPr>
-      <w:hyperlink w:anchor="_Toc241956361" w:history="1">
+      <w:hyperlink w:anchor="_Toc241957888" w:history="1">
         <w:r>
           <w:rPr>
             <w:rStyle w:val="af"/>
@@ -394,7 +394,7 @@
             <w:noProof/>
             <w:webHidden/>
           </w:rPr>
-          <w:instrText xml:space="preserve"> PAGEREF _Toc241956361 \h </w:instrText>
+          <w:instrText xml:space="preserve"> PAGEREF _Toc241957888 \h </w:instrText>
         </w:r>
         <w:r>
           <w:rPr>
@@ -435,7 +435,7 @@
           <w:noProof/>
         </w:rPr>
       </w:pPr>
-      <w:hyperlink w:anchor="_Toc241956362" w:history="1">
+      <w:hyperlink w:anchor="_Toc241957889" w:history="1">
         <w:r>
           <w:rPr>
             <w:rStyle w:val="af"/>
@@ -463,7 +463,7 @@
             <w:noProof/>
             <w:webHidden/>
           </w:rPr>
-          <w:instrText xml:space="preserve"> PAGEREF _Toc241956362 \h </w:instrText>
+          <w:instrText xml:space="preserve"> PAGEREF _Toc241957889 \h </w:instrText>
         </w:r>
         <w:r>
           <w:rPr>
@@ -504,7 +504,7 @@
           <w:noProof/>
         </w:rPr>
       </w:pPr>
-      <w:hyperlink w:anchor="_Toc241956363" w:history="1">
+      <w:hyperlink w:anchor="_Toc241957890" w:history="1">
         <w:r>
           <w:rPr>
             <w:rStyle w:val="af"/>
@@ -532,7 +532,7 @@
             <w:noProof/>
             <w:webHidden/>
           </w:rPr>
-          <w:instrText xml:space="preserve"> PAGEREF _Toc241956363 \h </w:instrText>
+          <w:instrText xml:space="preserve"> PAGEREF _Toc241957890 \h </w:instrText>
         </w:r>
         <w:r>
           <w:rPr>
@@ -573,7 +573,7 @@
           <w:noProof/>
         </w:rPr>
       </w:pPr>
-      <w:hyperlink w:anchor="_Toc241956364" w:history="1">
+      <w:hyperlink w:anchor="_Toc241957891" w:history="1">
         <w:r>
           <w:rPr>
             <w:rStyle w:val="af"/>
@@ -601,7 +601,7 @@
             <w:noProof/>
             <w:webHidden/>
           </w:rPr>
-          <w:instrText xml:space="preserve"> PAGEREF _Toc241956364 \h </w:instrText>
+          <w:instrText xml:space="preserve"> PAGEREF _Toc241957891 \h </w:instrText>
         </w:r>
         <w:r>
           <w:rPr>
@@ -642,7 +642,7 @@
           <w:noProof/>
         </w:rPr>
       </w:pPr>
-      <w:hyperlink w:anchor="_Toc241956365" w:history="1">
+      <w:hyperlink w:anchor="_Toc241957892" w:history="1">
         <w:r>
           <w:rPr>
             <w:rStyle w:val="af"/>
@@ -670,7 +670,7 @@
             <w:noProof/>
             <w:webHidden/>
           </w:rPr>
-          <w:instrText xml:space="preserve"> PAGEREF _Toc241956365 \h </w:instrText>
+          <w:instrText xml:space="preserve"> PAGEREF _Toc241957892 \h </w:instrText>
         </w:r>
         <w:r>
           <w:rPr>
@@ -711,7 +711,7 @@
           <w:noProof/>
         </w:rPr>
       </w:pPr>
-      <w:hyperlink w:anchor="_Toc241956366" w:history="1">
+      <w:hyperlink w:anchor="_Toc241957893" w:history="1">
         <w:r>
           <w:rPr>
             <w:rStyle w:val="af"/>
@@ -739,7 +739,7 @@
             <w:noProof/>
             <w:webHidden/>
           </w:rPr>
-          <w:instrText xml:space="preserve"> PAGEREF _Toc241956366 \h </w:instrText>
+          <w:instrText xml:space="preserve"> PAGEREF _Toc241957893 \h </w:instrText>
         </w:r>
         <w:r>
           <w:rPr>
@@ -780,7 +780,7 @@
           <w:noProof/>
         </w:rPr>
       </w:pPr>
-      <w:hyperlink w:anchor="_Toc241956367" w:history="1">
+      <w:hyperlink w:anchor="_Toc241957894" w:history="1">
         <w:r>
           <w:rPr>
             <w:rStyle w:val="af"/>
@@ -808,7 +808,7 @@
             <w:noProof/>
             <w:webHidden/>
           </w:rPr>
-          <w:instrText xml:space="preserve"> PAGEREF _Toc241956367 \h </w:instrText>
+          <w:instrText xml:space="preserve"> PAGEREF _Toc241957894 \h </w:instrText>
         </w:r>
         <w:r>
           <w:rPr>
@@ -849,7 +849,7 @@
           <w:noProof/>
         </w:rPr>
       </w:pPr>
-      <w:hyperlink w:anchor="_Toc241956368" w:history="1">
+      <w:hyperlink w:anchor="_Toc241957895" w:history="1">
         <w:r>
           <w:rPr>
             <w:rStyle w:val="af"/>
@@ -877,7 +877,7 @@
             <w:noProof/>
             <w:webHidden/>
           </w:rPr>
-          <w:instrText xml:space="preserve"> PAGEREF _Toc241956368 \h </w:instrText>
+          <w:instrText xml:space="preserve"> PAGEREF _Toc241957895 \h </w:instrText>
         </w:r>
         <w:r>
           <w:rPr>
@@ -918,7 +918,7 @@
           <w:noProof/>
         </w:rPr>
       </w:pPr>
-      <w:hyperlink w:anchor="_Toc241956369" w:history="1">
+      <w:hyperlink w:anchor="_Toc241957896" w:history="1">
         <w:r>
           <w:rPr>
             <w:rStyle w:val="af"/>
@@ -946,7 +946,7 @@
             <w:noProof/>
             <w:webHidden/>
           </w:rPr>
-          <w:instrText xml:space="preserve"> PAGEREF _Toc241956369 \h </w:instrText>
+          <w:instrText xml:space="preserve"> PAGEREF _Toc241957896 \h </w:instrText>
         </w:r>
         <w:r>
           <w:rPr>
@@ -987,7 +987,7 @@
           <w:noProof/>
         </w:rPr>
       </w:pPr>
-      <w:hyperlink w:anchor="_Toc241956370" w:history="1">
+      <w:hyperlink w:anchor="_Toc241957897" w:history="1">
         <w:r>
           <w:rPr>
             <w:rStyle w:val="af"/>
@@ -1015,7 +1015,7 @@
             <w:noProof/>
             <w:webHidden/>
           </w:rPr>
-          <w:instrText xml:space="preserve"> PAGEREF _Toc241956370 \h </w:instrText>
+          <w:instrText xml:space="preserve"> PAGEREF _Toc241957897 \h </w:instrText>
         </w:r>
         <w:r>
           <w:rPr>
@@ -1056,7 +1056,7 @@
           <w:noProof/>
         </w:rPr>
       </w:pPr>
-      <w:hyperlink w:anchor="_Toc241956371" w:history="1">
+      <w:hyperlink w:anchor="_Toc241957898" w:history="1">
         <w:r>
           <w:rPr>
             <w:rStyle w:val="af"/>
@@ -1084,7 +1084,7 @@
             <w:noProof/>
             <w:webHidden/>
           </w:rPr>
-          <w:instrText xml:space="preserve"> PAGEREF _Toc241956371 \h </w:instrText>
+          <w:instrText xml:space="preserve"> PAGEREF _Toc241957898 \h </w:instrText>
         </w:r>
         <w:r>
           <w:rPr>
@@ -1125,7 +1125,7 @@
           <w:noProof/>
         </w:rPr>
       </w:pPr>
-      <w:hyperlink w:anchor="_Toc241956372" w:history="1">
+      <w:hyperlink w:anchor="_Toc241957899" w:history="1">
         <w:r>
           <w:rPr>
             <w:rStyle w:val="af"/>
@@ -1153,7 +1153,7 @@
             <w:noProof/>
             <w:webHidden/>
           </w:rPr>
-          <w:instrText xml:space="preserve"> PAGEREF _Toc241956372 \h </w:instrText>
+          <w:instrText xml:space="preserve"> PAGEREF _Toc241957899 \h </w:instrText>
         </w:r>
         <w:r>
           <w:rPr>
@@ -1194,7 +1194,7 @@
           <w:noProof/>
         </w:rPr>
       </w:pPr>
-      <w:hyperlink w:anchor="_Toc241956373" w:history="1">
+      <w:hyperlink w:anchor="_Toc241957900" w:history="1">
         <w:r>
           <w:rPr>
             <w:rStyle w:val="af"/>
@@ -1222,7 +1222,7 @@
             <w:noProof/>
             <w:webHidden/>
           </w:rPr>
-          <w:instrText xml:space="preserve"> PAGEREF _Toc241956373 \h </w:instrText>
+          <w:instrText xml:space="preserve"> PAGEREF _Toc241957900 \h </w:instrText>
         </w:r>
         <w:r>
           <w:rPr>
@@ -1263,7 +1263,7 @@
           <w:noProof/>
         </w:rPr>
       </w:pPr>
-      <w:hyperlink w:anchor="_Toc241956374" w:history="1">
+      <w:hyperlink w:anchor="_Toc241957901" w:history="1">
         <w:r>
           <w:rPr>
             <w:rStyle w:val="af"/>
@@ -1291,7 +1291,7 @@
             <w:noProof/>
             <w:webHidden/>
           </w:rPr>
-          <w:instrText xml:space="preserve"> PAGEREF _Toc241956374 \h </w:instrText>
+          <w:instrText xml:space="preserve"> PAGEREF _Toc241957901 \h </w:instrText>
         </w:r>
         <w:r>
           <w:rPr>
@@ -1332,7 +1332,7 @@
           <w:noProof/>
         </w:rPr>
       </w:pPr>
-      <w:hyperlink w:anchor="_Toc241956375" w:history="1">
+      <w:hyperlink w:anchor="_Toc241957902" w:history="1">
         <w:r>
           <w:rPr>
             <w:rStyle w:val="af"/>
@@ -1360,7 +1360,7 @@
             <w:noProof/>
             <w:webHidden/>
           </w:rPr>
-          <w:instrText xml:space="preserve"> PAGEREF _Toc241956375 \h </w:instrText>
+          <w:instrText xml:space="preserve"> PAGEREF _Toc241957902 \h </w:instrText>
         </w:r>
         <w:r>
           <w:rPr>
@@ -1401,7 +1401,7 @@
           <w:noProof/>
         </w:rPr>
       </w:pPr>
-      <w:hyperlink w:anchor="_Toc241956376" w:history="1">
+      <w:hyperlink w:anchor="_Toc241957903" w:history="1">
         <w:r>
           <w:rPr>
             <w:rStyle w:val="af"/>
@@ -1429,7 +1429,7 @@
             <w:noProof/>
             <w:webHidden/>
           </w:rPr>
-          <w:instrText xml:space="preserve"> PAGEREF _Toc241956376 \h </w:instrText>
+          <w:instrText xml:space="preserve"> PAGEREF _Toc241957903 \h </w:instrText>
         </w:r>
         <w:r>
           <w:rPr>
@@ -1470,7 +1470,7 @@
           <w:noProof/>
         </w:rPr>
       </w:pPr>
-      <w:hyperlink w:anchor="_Toc241956377" w:history="1">
+      <w:hyperlink w:anchor="_Toc241957904" w:history="1">
         <w:r>
           <w:rPr>
             <w:rStyle w:val="af"/>
@@ -1498,7 +1498,7 @@
             <w:noProof/>
             <w:webHidden/>
           </w:rPr>
-          <w:instrText xml:space="preserve"> PAGEREF _Toc241956377 \h </w:instrText>
+          <w:instrText xml:space="preserve"> PAGEREF _Toc241957904 \h </w:instrText>
         </w:r>
         <w:r>
           <w:rPr>
@@ -1539,7 +1539,7 @@
           <w:noProof/>
         </w:rPr>
       </w:pPr>
-      <w:hyperlink w:anchor="_Toc241956378" w:history="1">
+      <w:hyperlink w:anchor="_Toc241957905" w:history="1">
         <w:r>
           <w:rPr>
             <w:rStyle w:val="af"/>
@@ -1567,7 +1567,7 @@
             <w:noProof/>
             <w:webHidden/>
           </w:rPr>
-          <w:instrText xml:space="preserve"> PAGEREF _Toc241956378 \h </w:instrText>
+          <w:instrText xml:space="preserve"> PAGEREF _Toc241957905 \h </w:instrText>
         </w:r>
         <w:r>
           <w:rPr>
@@ -1608,7 +1608,7 @@
           <w:noProof/>
         </w:rPr>
       </w:pPr>
-      <w:hyperlink w:anchor="_Toc241956379" w:history="1">
+      <w:hyperlink w:anchor="_Toc241957906" w:history="1">
         <w:r>
           <w:rPr>
             <w:rStyle w:val="af"/>
@@ -1636,7 +1636,7 @@
             <w:noProof/>
             <w:webHidden/>
           </w:rPr>
-          <w:instrText xml:space="preserve"> PAGEREF _Toc241956379 \h </w:instrText>
+          <w:instrText xml:space="preserve"> PAGEREF _Toc241957906 \h </w:instrText>
         </w:r>
         <w:r>
           <w:rPr>
@@ -1682,7 +1682,7 @@
         <w:spacing w:before="0" w:after="360" w:line="360" w:lineRule="exact"/>
         <w:ind w:firstLine="709"/>
       </w:pPr>
-      <w:bookmarkStart w:id="1" w:name="_Toc241956360"/>
+      <w:bookmarkStart w:id="1" w:name="_Toc241957887"/>
       <w:r>
         <w:rPr>
           <w:b/>
@@ -2237,7 +2237,7 @@
         <w:ind w:firstLine="709"/>
       </w:pPr>
       <w:bookmarkStart w:id="2" w:name="_fe8d3efd355b4a528bffe4e412a753a8708d8a7"/>
-      <w:bookmarkStart w:id="3" w:name="_Toc241956361"/>
+      <w:bookmarkStart w:id="3" w:name="_Toc241957888"/>
       <w:bookmarkEnd w:id="0"/>
       <w:r>
         <w:rPr>
@@ -2832,7 +2832,7 @@
         <w:ind w:firstLine="709"/>
       </w:pPr>
       <w:bookmarkStart w:id="4" w:name="_85970216d61dd6d6f40a43c2142d7359aebf30e"/>
-      <w:bookmarkStart w:id="5" w:name="_Toc241956362"/>
+      <w:bookmarkStart w:id="5" w:name="_Toc241957889"/>
       <w:bookmarkEnd w:id="2"/>
       <w:r>
         <w:rPr>
@@ -3548,7 +3548,7 @@
           <w:sz w:val="28"/>
         </w:rPr>
         <w:drawing>
-          <wp:inline distT="0" distB="0" distL="0" distR="0" wp14:anchorId="63B4481F" wp14:editId="163FAEAC">
+          <wp:inline distT="0" distB="0" distL="0" distR="0" wp14:anchorId="25C0758D" wp14:editId="636A73D1">
             <wp:extent cx="5334000" cy="2471853"/>
             <wp:effectExtent l="0" t="0" r="0" b="0"/>
             <wp:docPr id="12" name="Picture"/>
@@ -3782,7 +3782,7 @@
         <w:ind w:firstLine="709"/>
       </w:pPr>
       <w:bookmarkStart w:id="6" w:name="_952a16116c37bc0383f5f47ccedf9607bd1472f"/>
-      <w:bookmarkStart w:id="7" w:name="_Toc241956363"/>
+      <w:bookmarkStart w:id="7" w:name="_Toc241957890"/>
       <w:bookmarkEnd w:id="4"/>
       <w:r>
         <w:rPr>
@@ -4716,7 +4716,7 @@
         <w:ind w:firstLine="709"/>
       </w:pPr>
       <w:bookmarkStart w:id="8" w:name="_550d58f707a5c37672fca98b77eb8736ae09aa2"/>
-      <w:bookmarkStart w:id="9" w:name="_Toc241956364"/>
+      <w:bookmarkStart w:id="9" w:name="_Toc241957891"/>
       <w:bookmarkEnd w:id="6"/>
       <w:r>
         <w:rPr>
@@ -5259,7 +5259,7 @@
           <w:sz w:val="28"/>
         </w:rPr>
         <w:drawing>
-          <wp:inline distT="0" distB="0" distL="0" distR="0" wp14:anchorId="241CB50F" wp14:editId="7C5AB93E">
+          <wp:inline distT="0" distB="0" distL="0" distR="0" wp14:anchorId="05EA11B7" wp14:editId="7FB64576">
             <wp:extent cx="5334000" cy="2471853"/>
             <wp:effectExtent l="0" t="0" r="0" b="0"/>
             <wp:docPr id="17" name="Picture"/>
@@ -5369,7 +5369,7 @@
         <w:ind w:firstLine="709"/>
       </w:pPr>
       <w:bookmarkStart w:id="10" w:name="_e000447a5cb978ee53bdb6877ec2ece1121f293"/>
-      <w:bookmarkStart w:id="11" w:name="_Toc241956365"/>
+      <w:bookmarkStart w:id="11" w:name="_Toc241957892"/>
       <w:bookmarkEnd w:id="8"/>
       <w:r>
         <w:rPr>
@@ -6124,7 +6124,7 @@
         <w:ind w:firstLine="709"/>
       </w:pPr>
       <w:bookmarkStart w:id="12" w:name="_d6b1e0606ccffbfea524c7b8890d7424ae6ef8d"/>
-      <w:bookmarkStart w:id="13" w:name="_Toc241956366"/>
+      <w:bookmarkStart w:id="13" w:name="_Toc241957893"/>
       <w:bookmarkEnd w:id="10"/>
       <w:r>
         <w:rPr>
@@ -6735,7 +6735,7 @@
         <w:ind w:firstLine="709"/>
       </w:pPr>
       <w:bookmarkStart w:id="14" w:name="_d9c21b914bbc5bab06da79c3c8a3f5937408dab"/>
-      <w:bookmarkStart w:id="15" w:name="_Toc241956367"/>
+      <w:bookmarkStart w:id="15" w:name="_Toc241957894"/>
       <w:bookmarkEnd w:id="12"/>
       <w:r>
         <w:rPr>
@@ -7747,7 +7747,7 @@
         <w:ind w:firstLine="709"/>
       </w:pPr>
       <w:bookmarkStart w:id="16" w:name="_519d46f9ff7923648cbfef21e26057944381813"/>
-      <w:bookmarkStart w:id="17" w:name="_Toc241956368"/>
+      <w:bookmarkStart w:id="17" w:name="_Toc241957895"/>
       <w:bookmarkEnd w:id="14"/>
       <w:r>
         <w:rPr>
@@ -8889,7 +8889,7 @@
         <w:ind w:firstLine="709"/>
       </w:pPr>
       <w:bookmarkStart w:id="18" w:name="_753c3388bf9c3477a7d17f68c6497177eb43643"/>
-      <w:bookmarkStart w:id="19" w:name="_Toc241956369"/>
+      <w:bookmarkStart w:id="19" w:name="_Toc241957896"/>
       <w:bookmarkEnd w:id="16"/>
       <w:r>
         <w:rPr>
@@ -10406,7 +10406,7 @@
         <w:ind w:firstLine="709"/>
       </w:pPr>
       <w:bookmarkStart w:id="20" w:name="_fc51781abcc4857bf621eab6b8861ea54729fed"/>
-      <w:bookmarkStart w:id="21" w:name="_Toc241956370"/>
+      <w:bookmarkStart w:id="21" w:name="_Toc241957897"/>
       <w:bookmarkEnd w:id="18"/>
       <w:r>
         <w:rPr>
@@ -10853,7 +10853,7 @@
               <w:rPr>
                 <w:sz w:val="24"/>
               </w:rPr>
-              <w:t>, сравнение версий, шаблоны правил</w:t>
+              <w:t>; сравнение версий и шаблоны правил - после проверки спроса</w:t>
             </w:r>
           </w:p>
         </w:tc>
@@ -10870,13 +10870,13 @@
         <w:rPr>
           <w:sz w:val="28"/>
         </w:rPr>
-        <w:t>Первый релиз дешевле и быстрее полной версии и сохраняет ценность (средняя связь с ценностным предложением 4,0 из 5, технический риск 1,7). Остальные 10 из 24 едини</w:t>
-      </w:r>
-      <w:r>
-        <w:rPr>
-          <w:sz w:val="28"/>
-        </w:rPr>
-        <w:t>ц остаются гипотезами до подтверждения спроса.</w:t>
+        <w:t>Первый релиз дешевле и быстрее полной версии и сохраняет ценность (средняя связь с ценностным предложением 4,0 из 5, технический риск 1,7).</w:t>
+      </w:r>
+      <w:r>
+        <w:rPr>
+          <w:sz w:val="28"/>
+        </w:rPr>
+        <w:t xml:space="preserve"> Остальные 10 из 24 единиц остаются гипотезами до подтверждения спроса.</w:t>
       </w:r>
     </w:p>
     <w:p>
@@ -10919,7 +10919,7 @@
           <w:sz w:val="28"/>
         </w:rPr>
         <w:drawing>
-          <wp:inline distT="0" distB="0" distL="0" distR="0" wp14:anchorId="3F817396" wp14:editId="643C2944">
+          <wp:inline distT="0" distB="0" distL="0" distR="0" wp14:anchorId="0E93B19D" wp14:editId="53117D52">
             <wp:extent cx="5334000" cy="2341756"/>
             <wp:effectExtent l="0" t="0" r="0" b="0"/>
             <wp:docPr id="26" name="Picture"/>
@@ -11023,7 +11023,7 @@
         <w:ind w:firstLine="709"/>
       </w:pPr>
       <w:bookmarkStart w:id="22" w:name="_3cbac706be9fcf271e7c81612a5c58063188b2f"/>
-      <w:bookmarkStart w:id="23" w:name="_Toc241956371"/>
+      <w:bookmarkStart w:id="23" w:name="_Toc241957898"/>
       <w:bookmarkEnd w:id="20"/>
       <w:r>
         <w:rPr>
@@ -13387,7 +13387,7 @@
         <w:ind w:firstLine="709"/>
       </w:pPr>
       <w:bookmarkStart w:id="24" w:name="_efd4e361dc2d7db269a1aa4c2dc9b6b6bcbeef9"/>
-      <w:bookmarkStart w:id="25" w:name="_Toc241956372"/>
+      <w:bookmarkStart w:id="25" w:name="_Toc241957899"/>
       <w:bookmarkEnd w:id="22"/>
       <w:r>
         <w:rPr>
@@ -14283,7 +14283,7 @@
         <w:jc w:val="center"/>
       </w:pPr>
       <w:bookmarkStart w:id="26" w:name="_выводы"/>
-      <w:bookmarkStart w:id="27" w:name="_Toc241956373"/>
+      <w:bookmarkStart w:id="27" w:name="_Toc241957900"/>
       <w:bookmarkEnd w:id="24"/>
       <w:r>
         <w:rPr>
@@ -14355,7 +14355,7 @@
         <w:jc w:val="center"/>
       </w:pPr>
       <w:bookmarkStart w:id="28" w:name="_274f6a444530ef90b0479dabf3d210f01e97699"/>
-      <w:bookmarkStart w:id="29" w:name="_Toc241956374"/>
+      <w:bookmarkStart w:id="29" w:name="_Toc241957901"/>
       <w:bookmarkEnd w:id="26"/>
       <w:r>
         <w:rPr>
@@ -14498,7 +14498,7 @@
         <w:ind w:firstLine="709"/>
       </w:pPr>
       <w:bookmarkStart w:id="30" w:name="_d0b2864b05c1a6817d4667f0f3e4b4928a2cf70"/>
-      <w:bookmarkStart w:id="31" w:name="_Toc241956375"/>
+      <w:bookmarkStart w:id="31" w:name="_Toc241957902"/>
       <w:bookmarkEnd w:id="28"/>
       <w:r>
         <w:rPr>
@@ -15264,7 +15264,7 @@
         <w:ind w:firstLine="709"/>
       </w:pPr>
       <w:bookmarkStart w:id="32" w:name="_57b6da660863974cb7f545bcaedf54a886793e9"/>
-      <w:bookmarkStart w:id="33" w:name="_Toc241956376"/>
+      <w:bookmarkStart w:id="33" w:name="_Toc241957903"/>
       <w:bookmarkEnd w:id="30"/>
       <w:r>
         <w:rPr>
@@ -16365,7 +16365,7 @@
         <w:ind w:firstLine="709"/>
       </w:pPr>
       <w:bookmarkStart w:id="34" w:name="_bab2a73b062d54d30a46b35a66541c275d60dcb"/>
-      <w:bookmarkStart w:id="35" w:name="_Toc241956377"/>
+      <w:bookmarkStart w:id="35" w:name="_Toc241957904"/>
       <w:bookmarkEnd w:id="32"/>
       <w:r>
         <w:rPr>
@@ -17519,7 +17519,7 @@
         <w:ind w:firstLine="709"/>
       </w:pPr>
       <w:bookmarkStart w:id="36" w:name="_301fb4639e999825c095dd7055019e7c013a803"/>
-      <w:bookmarkStart w:id="37" w:name="_Toc241956378"/>
+      <w:bookmarkStart w:id="37" w:name="_Toc241957905"/>
       <w:bookmarkEnd w:id="34"/>
       <w:r>
         <w:rPr>
@@ -18204,7 +18204,7 @@
         <w:ind w:firstLine="709"/>
       </w:pPr>
       <w:bookmarkStart w:id="38" w:name="_0b3889fe5487e8057dd761c90a2747437e007c1"/>
-      <w:bookmarkStart w:id="39" w:name="_Toc241956379"/>
+      <w:bookmarkStart w:id="39" w:name="_Toc241957906"/>
       <w:bookmarkEnd w:id="36"/>
       <w:r>
         <w:rPr>
@@ -18444,7 +18444,7 @@
   <w:abstractNum w:abstractNumId="0" w15:restartNumberingAfterBreak="0">
     <w:nsid w:val="0000A990"/>
     <w:multiLevelType w:val="multilevel"/>
-    <w:tmpl w:val="A8AC3B14"/>
+    <w:tmpl w:val="CA3853F8"/>
     <w:lvl w:ilvl="0">
       <w:numFmt w:val="bullet"/>
       <w:lvlText w:val=" "/>
@@ -18521,7 +18521,7 @@
   <w:abstractNum w:abstractNumId="1" w15:restartNumberingAfterBreak="0">
     <w:nsid w:val="00A99411"/>
     <w:multiLevelType w:val="multilevel"/>
-    <w:tmpl w:val="F6CCBB20"/>
+    <w:tmpl w:val="AF2E1848"/>
     <w:lvl w:ilvl="0">
       <w:start w:val="1"/>
       <w:numFmt w:val="decimal"/>
@@ -19969,7 +19969,7 @@
     <w:autoRedefine/>
     <w:uiPriority w:val="39"/>
     <w:unhideWhenUsed/>
-    <w:rsid w:val="00CD4555"/>
+    <w:rsid w:val="0011301C"/>
     <w:pPr>
       <w:spacing w:after="100"/>
     </w:pPr>

--- a/ЛР7_Итоговый_отчет/ОТЧЕТ_ЛР7_TableMind.docx
+++ b/ЛР7_Итоговый_отчет/ОТЧЕТ_ЛР7_TableMind.docx
@@ -263,7 +263,7 @@
       <w:r>
         <w:fldChar w:fldCharType="separate"/>
       </w:r>
-      <w:hyperlink w:anchor="_Toc241957887" w:history="1">
+      <w:hyperlink w:anchor="_Toc241960735" w:history="1">
         <w:r>
           <w:rPr>
             <w:rStyle w:val="af"/>
@@ -291,7 +291,7 @@
             <w:noProof/>
             <w:webHidden/>
           </w:rPr>
-          <w:instrText xml:space="preserve"> PAGEREF _Toc241957887 \h </w:instrText>
+          <w:instrText xml:space="preserve"> PAGEREF _Toc241960735 \h </w:instrText>
         </w:r>
         <w:r>
           <w:rPr>
@@ -332,7 +332,7 @@
           <w:noProof/>
         </w:rPr>
       </w:pPr>
-      <w:hyperlink w:anchor="_Toc241957888" w:history="1">
+      <w:hyperlink w:anchor="_Toc241960736" w:history="1">
         <w:r>
           <w:rPr>
             <w:rStyle w:val="af"/>
@@ -394,7 +394,7 @@
             <w:noProof/>
             <w:webHidden/>
           </w:rPr>
-          <w:instrText xml:space="preserve"> PAGEREF _Toc241957888 \h </w:instrText>
+          <w:instrText xml:space="preserve"> PAGEREF _Toc241960736 \h </w:instrText>
         </w:r>
         <w:r>
           <w:rPr>
@@ -435,7 +435,7 @@
           <w:noProof/>
         </w:rPr>
       </w:pPr>
-      <w:hyperlink w:anchor="_Toc241957889" w:history="1">
+      <w:hyperlink w:anchor="_Toc241960737" w:history="1">
         <w:r>
           <w:rPr>
             <w:rStyle w:val="af"/>
@@ -463,7 +463,7 @@
             <w:noProof/>
             <w:webHidden/>
           </w:rPr>
-          <w:instrText xml:space="preserve"> PAGEREF _Toc241957889 \h </w:instrText>
+          <w:instrText xml:space="preserve"> PAGEREF _Toc241960737 \h </w:instrText>
         </w:r>
         <w:r>
           <w:rPr>
@@ -504,7 +504,7 @@
           <w:noProof/>
         </w:rPr>
       </w:pPr>
-      <w:hyperlink w:anchor="_Toc241957890" w:history="1">
+      <w:hyperlink w:anchor="_Toc241960738" w:history="1">
         <w:r>
           <w:rPr>
             <w:rStyle w:val="af"/>
@@ -532,7 +532,7 @@
             <w:noProof/>
             <w:webHidden/>
           </w:rPr>
-          <w:instrText xml:space="preserve"> PAGEREF _Toc241957890 \h </w:instrText>
+          <w:instrText xml:space="preserve"> PAGEREF _Toc241960738 \h </w:instrText>
         </w:r>
         <w:r>
           <w:rPr>
@@ -573,7 +573,7 @@
           <w:noProof/>
         </w:rPr>
       </w:pPr>
-      <w:hyperlink w:anchor="_Toc241957891" w:history="1">
+      <w:hyperlink w:anchor="_Toc241960739" w:history="1">
         <w:r>
           <w:rPr>
             <w:rStyle w:val="af"/>
@@ -601,7 +601,7 @@
             <w:noProof/>
             <w:webHidden/>
           </w:rPr>
-          <w:instrText xml:space="preserve"> PAGEREF _Toc241957891 \h </w:instrText>
+          <w:instrText xml:space="preserve"> PAGEREF _Toc241960739 \h </w:instrText>
         </w:r>
         <w:r>
           <w:rPr>
@@ -642,7 +642,7 @@
           <w:noProof/>
         </w:rPr>
       </w:pPr>
-      <w:hyperlink w:anchor="_Toc241957892" w:history="1">
+      <w:hyperlink w:anchor="_Toc241960740" w:history="1">
         <w:r>
           <w:rPr>
             <w:rStyle w:val="af"/>
@@ -670,7 +670,7 @@
             <w:noProof/>
             <w:webHidden/>
           </w:rPr>
-          <w:instrText xml:space="preserve"> PAGEREF _Toc241957892 \h </w:instrText>
+          <w:instrText xml:space="preserve"> PAGEREF _Toc241960740 \h </w:instrText>
         </w:r>
         <w:r>
           <w:rPr>
@@ -711,7 +711,7 @@
           <w:noProof/>
         </w:rPr>
       </w:pPr>
-      <w:hyperlink w:anchor="_Toc241957893" w:history="1">
+      <w:hyperlink w:anchor="_Toc241960741" w:history="1">
         <w:r>
           <w:rPr>
             <w:rStyle w:val="af"/>
@@ -739,7 +739,7 @@
             <w:noProof/>
             <w:webHidden/>
           </w:rPr>
-          <w:instrText xml:space="preserve"> PAGEREF _Toc241957893 \h </w:instrText>
+          <w:instrText xml:space="preserve"> PAGEREF _Toc241960741 \h </w:instrText>
         </w:r>
         <w:r>
           <w:rPr>
@@ -780,7 +780,7 @@
           <w:noProof/>
         </w:rPr>
       </w:pPr>
-      <w:hyperlink w:anchor="_Toc241957894" w:history="1">
+      <w:hyperlink w:anchor="_Toc241960742" w:history="1">
         <w:r>
           <w:rPr>
             <w:rStyle w:val="af"/>
@@ -808,7 +808,7 @@
             <w:noProof/>
             <w:webHidden/>
           </w:rPr>
-          <w:instrText xml:space="preserve"> PAGEREF _Toc241957894 \h </w:instrText>
+          <w:instrText xml:space="preserve"> PAGEREF _Toc241960742 \h </w:instrText>
         </w:r>
         <w:r>
           <w:rPr>
@@ -849,7 +849,7 @@
           <w:noProof/>
         </w:rPr>
       </w:pPr>
-      <w:hyperlink w:anchor="_Toc241957895" w:history="1">
+      <w:hyperlink w:anchor="_Toc241960743" w:history="1">
         <w:r>
           <w:rPr>
             <w:rStyle w:val="af"/>
@@ -877,7 +877,7 @@
             <w:noProof/>
             <w:webHidden/>
           </w:rPr>
-          <w:instrText xml:space="preserve"> PAGEREF _Toc241957895 \h </w:instrText>
+          <w:instrText xml:space="preserve"> PAGEREF _Toc241960743 \h </w:instrText>
         </w:r>
         <w:r>
           <w:rPr>
@@ -918,7 +918,7 @@
           <w:noProof/>
         </w:rPr>
       </w:pPr>
-      <w:hyperlink w:anchor="_Toc241957896" w:history="1">
+      <w:hyperlink w:anchor="_Toc241960744" w:history="1">
         <w:r>
           <w:rPr>
             <w:rStyle w:val="af"/>
@@ -946,7 +946,7 @@
             <w:noProof/>
             <w:webHidden/>
           </w:rPr>
-          <w:instrText xml:space="preserve"> PAGEREF _Toc241957896 \h </w:instrText>
+          <w:instrText xml:space="preserve"> PAGEREF _Toc241960744 \h </w:instrText>
         </w:r>
         <w:r>
           <w:rPr>
@@ -987,7 +987,7 @@
           <w:noProof/>
         </w:rPr>
       </w:pPr>
-      <w:hyperlink w:anchor="_Toc241957897" w:history="1">
+      <w:hyperlink w:anchor="_Toc241960745" w:history="1">
         <w:r>
           <w:rPr>
             <w:rStyle w:val="af"/>
@@ -1015,7 +1015,7 @@
             <w:noProof/>
             <w:webHidden/>
           </w:rPr>
-          <w:instrText xml:space="preserve"> PAGEREF _Toc241957897 \h </w:instrText>
+          <w:instrText xml:space="preserve"> PAGEREF _Toc241960745 \h </w:instrText>
         </w:r>
         <w:r>
           <w:rPr>
@@ -1056,7 +1056,7 @@
           <w:noProof/>
         </w:rPr>
       </w:pPr>
-      <w:hyperlink w:anchor="_Toc241957898" w:history="1">
+      <w:hyperlink w:anchor="_Toc241960746" w:history="1">
         <w:r>
           <w:rPr>
             <w:rStyle w:val="af"/>
@@ -1084,7 +1084,7 @@
             <w:noProof/>
             <w:webHidden/>
           </w:rPr>
-          <w:instrText xml:space="preserve"> PAGEREF _Toc241957898 \h </w:instrText>
+          <w:instrText xml:space="preserve"> PAGEREF _Toc241960746 \h </w:instrText>
         </w:r>
         <w:r>
           <w:rPr>
@@ -1125,7 +1125,7 @@
           <w:noProof/>
         </w:rPr>
       </w:pPr>
-      <w:hyperlink w:anchor="_Toc241957899" w:history="1">
+      <w:hyperlink w:anchor="_Toc241960747" w:history="1">
         <w:r>
           <w:rPr>
             <w:rStyle w:val="af"/>
@@ -1153,7 +1153,7 @@
             <w:noProof/>
             <w:webHidden/>
           </w:rPr>
-          <w:instrText xml:space="preserve"> PAGEREF _Toc241957899 \h </w:instrText>
+          <w:instrText xml:space="preserve"> PAGEREF _Toc241960747 \h </w:instrText>
         </w:r>
         <w:r>
           <w:rPr>
@@ -1194,7 +1194,7 @@
           <w:noProof/>
         </w:rPr>
       </w:pPr>
-      <w:hyperlink w:anchor="_Toc241957900" w:history="1">
+      <w:hyperlink w:anchor="_Toc241960748" w:history="1">
         <w:r>
           <w:rPr>
             <w:rStyle w:val="af"/>
@@ -1222,7 +1222,7 @@
             <w:noProof/>
             <w:webHidden/>
           </w:rPr>
-          <w:instrText xml:space="preserve"> PAGEREF _Toc241957900 \h </w:instrText>
+          <w:instrText xml:space="preserve"> PAGEREF _Toc241960748 \h </w:instrText>
         </w:r>
         <w:r>
           <w:rPr>
@@ -1263,7 +1263,7 @@
           <w:noProof/>
         </w:rPr>
       </w:pPr>
-      <w:hyperlink w:anchor="_Toc241957901" w:history="1">
+      <w:hyperlink w:anchor="_Toc241960749" w:history="1">
         <w:r>
           <w:rPr>
             <w:rStyle w:val="af"/>
@@ -1291,7 +1291,7 @@
             <w:noProof/>
             <w:webHidden/>
           </w:rPr>
-          <w:instrText xml:space="preserve"> PAGEREF _Toc241957901 \h </w:instrText>
+          <w:instrText xml:space="preserve"> PAGEREF _Toc241960749 \h </w:instrText>
         </w:r>
         <w:r>
           <w:rPr>
@@ -1332,7 +1332,7 @@
           <w:noProof/>
         </w:rPr>
       </w:pPr>
-      <w:hyperlink w:anchor="_Toc241957902" w:history="1">
+      <w:hyperlink w:anchor="_Toc241960750" w:history="1">
         <w:r>
           <w:rPr>
             <w:rStyle w:val="af"/>
@@ -1360,7 +1360,7 @@
             <w:noProof/>
             <w:webHidden/>
           </w:rPr>
-          <w:instrText xml:space="preserve"> PAGEREF _Toc241957902 \h </w:instrText>
+          <w:instrText xml:space="preserve"> PAGEREF _Toc241960750 \h </w:instrText>
         </w:r>
         <w:r>
           <w:rPr>
@@ -1401,7 +1401,7 @@
           <w:noProof/>
         </w:rPr>
       </w:pPr>
-      <w:hyperlink w:anchor="_Toc241957903" w:history="1">
+      <w:hyperlink w:anchor="_Toc241960751" w:history="1">
         <w:r>
           <w:rPr>
             <w:rStyle w:val="af"/>
@@ -1429,7 +1429,7 @@
             <w:noProof/>
             <w:webHidden/>
           </w:rPr>
-          <w:instrText xml:space="preserve"> PAGEREF _Toc241957903 \h </w:instrText>
+          <w:instrText xml:space="preserve"> PAGEREF _Toc241960751 \h </w:instrText>
         </w:r>
         <w:r>
           <w:rPr>
@@ -1470,7 +1470,7 @@
           <w:noProof/>
         </w:rPr>
       </w:pPr>
-      <w:hyperlink w:anchor="_Toc241957904" w:history="1">
+      <w:hyperlink w:anchor="_Toc241960752" w:history="1">
         <w:r>
           <w:rPr>
             <w:rStyle w:val="af"/>
@@ -1498,7 +1498,7 @@
             <w:noProof/>
             <w:webHidden/>
           </w:rPr>
-          <w:instrText xml:space="preserve"> PAGEREF _Toc241957904 \h </w:instrText>
+          <w:instrText xml:space="preserve"> PAGEREF _Toc241960752 \h </w:instrText>
         </w:r>
         <w:r>
           <w:rPr>
@@ -1539,7 +1539,7 @@
           <w:noProof/>
         </w:rPr>
       </w:pPr>
-      <w:hyperlink w:anchor="_Toc241957905" w:history="1">
+      <w:hyperlink w:anchor="_Toc241960753" w:history="1">
         <w:r>
           <w:rPr>
             <w:rStyle w:val="af"/>
@@ -1567,7 +1567,7 @@
             <w:noProof/>
             <w:webHidden/>
           </w:rPr>
-          <w:instrText xml:space="preserve"> PAGEREF _Toc241957905 \h </w:instrText>
+          <w:instrText xml:space="preserve"> PAGEREF _Toc241960753 \h </w:instrText>
         </w:r>
         <w:r>
           <w:rPr>
@@ -1608,7 +1608,7 @@
           <w:noProof/>
         </w:rPr>
       </w:pPr>
-      <w:hyperlink w:anchor="_Toc241957906" w:history="1">
+      <w:hyperlink w:anchor="_Toc241960754" w:history="1">
         <w:r>
           <w:rPr>
             <w:rStyle w:val="af"/>
@@ -1636,7 +1636,7 @@
             <w:noProof/>
             <w:webHidden/>
           </w:rPr>
-          <w:instrText xml:space="preserve"> PAGEREF _Toc241957906 \h </w:instrText>
+          <w:instrText xml:space="preserve"> PAGEREF _Toc241960754 \h </w:instrText>
         </w:r>
         <w:r>
           <w:rPr>
@@ -1682,7 +1682,7 @@
         <w:spacing w:before="0" w:after="360" w:line="360" w:lineRule="exact"/>
         <w:ind w:firstLine="709"/>
       </w:pPr>
-      <w:bookmarkStart w:id="1" w:name="_Toc241957887"/>
+      <w:bookmarkStart w:id="1" w:name="_Toc241960735"/>
       <w:r>
         <w:rPr>
           <w:b/>
@@ -2237,7 +2237,7 @@
         <w:ind w:firstLine="709"/>
       </w:pPr>
       <w:bookmarkStart w:id="2" w:name="_fe8d3efd355b4a528bffe4e412a753a8708d8a7"/>
-      <w:bookmarkStart w:id="3" w:name="_Toc241957888"/>
+      <w:bookmarkStart w:id="3" w:name="_Toc241960736"/>
       <w:bookmarkEnd w:id="0"/>
       <w:r>
         <w:rPr>
@@ -2832,7 +2832,7 @@
         <w:ind w:firstLine="709"/>
       </w:pPr>
       <w:bookmarkStart w:id="4" w:name="_85970216d61dd6d6f40a43c2142d7359aebf30e"/>
-      <w:bookmarkStart w:id="5" w:name="_Toc241957889"/>
+      <w:bookmarkStart w:id="5" w:name="_Toc241960737"/>
       <w:bookmarkEnd w:id="2"/>
       <w:r>
         <w:rPr>
@@ -3548,7 +3548,7 @@
           <w:sz w:val="28"/>
         </w:rPr>
         <w:drawing>
-          <wp:inline distT="0" distB="0" distL="0" distR="0" wp14:anchorId="25C0758D" wp14:editId="636A73D1">
+          <wp:inline distT="0" distB="0" distL="0" distR="0" wp14:anchorId="4C32C3E4" wp14:editId="5291E325">
             <wp:extent cx="5334000" cy="2471853"/>
             <wp:effectExtent l="0" t="0" r="0" b="0"/>
             <wp:docPr id="12" name="Picture"/>
@@ -3725,7 +3725,7 @@
         <w:rPr>
           <w:sz w:val="28"/>
         </w:rPr>
-        <w:t xml:space="preserve"> около 35 003 130 </w:t>
+        <w:t xml:space="preserve"> около 35,0 млн </w:t>
       </w:r>
       <w:r>
         <w:rPr>
@@ -3751,20 +3751,14 @@
         <w:rPr>
           <w:sz w:val="28"/>
         </w:rPr>
-        <w:t xml:space="preserve">): </w:t>
-      </w:r>
-      <w:r>
-        <w:rPr>
+        <w:t xml:space="preserve">): клиентский </w:t>
+      </w:r>
+      <w:r>
+        <w:rPr>
+          <w:i/>
           <w:sz w:val="28"/>
         </w:rPr>
         <w:lastRenderedPageBreak/>
-        <w:t xml:space="preserve">клиентский </w:t>
-      </w:r>
-      <w:r>
-        <w:rPr>
-          <w:i/>
-          <w:sz w:val="28"/>
-        </w:rPr>
         <w:t>SOM</w:t>
       </w:r>
       <w:r>
@@ -3782,7 +3776,7 @@
         <w:ind w:firstLine="709"/>
       </w:pPr>
       <w:bookmarkStart w:id="6" w:name="_952a16116c37bc0383f5f47ccedf9607bd1472f"/>
-      <w:bookmarkStart w:id="7" w:name="_Toc241957890"/>
+      <w:bookmarkStart w:id="7" w:name="_Toc241960738"/>
       <w:bookmarkEnd w:id="4"/>
       <w:r>
         <w:rPr>
@@ -4716,7 +4710,7 @@
         <w:ind w:firstLine="709"/>
       </w:pPr>
       <w:bookmarkStart w:id="8" w:name="_550d58f707a5c37672fca98b77eb8736ae09aa2"/>
-      <w:bookmarkStart w:id="9" w:name="_Toc241957891"/>
+      <w:bookmarkStart w:id="9" w:name="_Toc241960739"/>
       <w:bookmarkEnd w:id="6"/>
       <w:r>
         <w:rPr>
@@ -5259,7 +5253,7 @@
           <w:sz w:val="28"/>
         </w:rPr>
         <w:drawing>
-          <wp:inline distT="0" distB="0" distL="0" distR="0" wp14:anchorId="05EA11B7" wp14:editId="7FB64576">
+          <wp:inline distT="0" distB="0" distL="0" distR="0" wp14:anchorId="41C3E9EB" wp14:editId="13F1B04B">
             <wp:extent cx="5334000" cy="2471853"/>
             <wp:effectExtent l="0" t="0" r="0" b="0"/>
             <wp:docPr id="17" name="Picture"/>
@@ -5369,7 +5363,7 @@
         <w:ind w:firstLine="709"/>
       </w:pPr>
       <w:bookmarkStart w:id="10" w:name="_e000447a5cb978ee53bdb6877ec2ece1121f293"/>
-      <w:bookmarkStart w:id="11" w:name="_Toc241957892"/>
+      <w:bookmarkStart w:id="11" w:name="_Toc241960740"/>
       <w:bookmarkEnd w:id="8"/>
       <w:r>
         <w:rPr>
@@ -6124,7 +6118,7 @@
         <w:ind w:firstLine="709"/>
       </w:pPr>
       <w:bookmarkStart w:id="12" w:name="_d6b1e0606ccffbfea524c7b8890d7424ae6ef8d"/>
-      <w:bookmarkStart w:id="13" w:name="_Toc241957893"/>
+      <w:bookmarkStart w:id="13" w:name="_Toc241960741"/>
       <w:bookmarkEnd w:id="10"/>
       <w:r>
         <w:rPr>
@@ -6735,7 +6729,7 @@
         <w:ind w:firstLine="709"/>
       </w:pPr>
       <w:bookmarkStart w:id="14" w:name="_d9c21b914bbc5bab06da79c3c8a3f5937408dab"/>
-      <w:bookmarkStart w:id="15" w:name="_Toc241957894"/>
+      <w:bookmarkStart w:id="15" w:name="_Toc241960742"/>
       <w:bookmarkEnd w:id="12"/>
       <w:r>
         <w:rPr>
@@ -7747,7 +7741,7 @@
         <w:ind w:firstLine="709"/>
       </w:pPr>
       <w:bookmarkStart w:id="16" w:name="_519d46f9ff7923648cbfef21e26057944381813"/>
-      <w:bookmarkStart w:id="17" w:name="_Toc241957895"/>
+      <w:bookmarkStart w:id="17" w:name="_Toc241960743"/>
       <w:bookmarkEnd w:id="14"/>
       <w:r>
         <w:rPr>
@@ -8889,7 +8883,7 @@
         <w:ind w:firstLine="709"/>
       </w:pPr>
       <w:bookmarkStart w:id="18" w:name="_753c3388bf9c3477a7d17f68c6497177eb43643"/>
-      <w:bookmarkStart w:id="19" w:name="_Toc241957896"/>
+      <w:bookmarkStart w:id="19" w:name="_Toc241960744"/>
       <w:bookmarkEnd w:id="16"/>
       <w:r>
         <w:rPr>
@@ -10330,26 +10324,91 @@
         <w:rPr>
           <w:sz w:val="28"/>
         </w:rPr>
-        <w:t xml:space="preserve">Каждая единица имеет паспорт, состояния (нормальное, пустое, загрузка, ошибки, успех) и сообщения; покрытие сценариев экранами - 80 %. Нефункциональные требования ТЗ: проверка файла до 100 тысяч ячеек быстрее 60 с, </w:t>
+        <w:t xml:space="preserve">Каждая единица имеет паспорт, состояния (нормальное, пустое, загрузка, ошибки, успех) и сообщения; покрытие сценариев экранами - 80 %. Класс </w:t>
       </w:r>
       <w:r>
         <w:rPr>
           <w:i/>
           <w:sz w:val="28"/>
         </w:rPr>
+        <w:t>P1-P3</w:t>
+      </w:r>
+      <w:r>
+        <w:rPr>
+          <w:sz w:val="28"/>
+        </w:rPr>
+        <w:t xml:space="preserve"> в таблице отражает порядок проектирования интерфейса; состав первого релиза определен отдельным расчетом (раз</w:t>
+      </w:r>
+      <w:r>
+        <w:rPr>
+          <w:sz w:val="28"/>
+        </w:rPr>
+        <w:t xml:space="preserve">дел 11): в него входят 11 единиц, включая </w:t>
+      </w:r>
+      <w:r>
+        <w:rPr>
+          <w:i/>
+          <w:sz w:val="28"/>
+        </w:rPr>
+        <w:t>U-004</w:t>
+      </w:r>
+      <w:r>
+        <w:rPr>
+          <w:sz w:val="28"/>
+        </w:rPr>
+        <w:t>…</w:t>
+      </w:r>
+      <w:r>
+        <w:rPr>
+          <w:i/>
+          <w:sz w:val="28"/>
+        </w:rPr>
+        <w:t>U-010</w:t>
+      </w:r>
+      <w:r>
+        <w:rPr>
+          <w:sz w:val="28"/>
+        </w:rPr>
+        <w:t xml:space="preserve"> и </w:t>
+      </w:r>
+      <w:r>
+        <w:rPr>
+          <w:i/>
+          <w:sz w:val="28"/>
+        </w:rPr>
+        <w:t>U-017</w:t>
+      </w:r>
+      <w:r>
+        <w:rPr>
+          <w:sz w:val="28"/>
+        </w:rPr>
+        <w:t xml:space="preserve"> из классов </w:t>
+      </w:r>
+      <w:r>
+        <w:rPr>
+          <w:i/>
+          <w:sz w:val="28"/>
+        </w:rPr>
+        <w:t>P2-P3</w:t>
+      </w:r>
+      <w:r>
+        <w:rPr>
+          <w:sz w:val="28"/>
+        </w:rPr>
+        <w:t xml:space="preserve">. Нефункциональные требования ТЗ: проверка файла до 100 тысяч ячеек быстрее 60 с, </w:t>
+      </w:r>
+      <w:r>
+        <w:rPr>
+          <w:i/>
+          <w:sz w:val="28"/>
+        </w:rPr>
         <w:t>precision</w:t>
       </w:r>
       <w:r>
         <w:rPr>
           <w:sz w:val="28"/>
         </w:rPr>
-        <w:t xml:space="preserve"> критичных находок не ниже 90 %,</w:t>
-      </w:r>
-      <w:r>
-        <w:rPr>
-          <w:sz w:val="28"/>
-        </w:rPr>
-        <w:t xml:space="preserve"> соответствие </w:t>
+        <w:t xml:space="preserve"> критичных находок не ниже 90 %, соответствие </w:t>
       </w:r>
       <w:r>
         <w:rPr>
@@ -10375,7 +10434,13 @@
         <w:rPr>
           <w:sz w:val="28"/>
         </w:rPr>
-        <w:t>, адаптивность интерфейса.</w:t>
+        <w:t>, адаптивность и</w:t>
+      </w:r>
+      <w:r>
+        <w:rPr>
+          <w:sz w:val="28"/>
+        </w:rPr>
+        <w:t>нтерфейса.</w:t>
       </w:r>
     </w:p>
     <w:p>
@@ -10389,13 +10454,13 @@
         <w:rPr>
           <w:sz w:val="28"/>
         </w:rPr>
-        <w:t>Вывод: техническое задание первого релиза достаточно детально для начала разработки: у каждой единицы есть паспорт, состояния и сообщения; сценарии, не покрытые экранами (20 %), нужно либо з</w:t>
-      </w:r>
-      <w:r>
-        <w:rPr>
-          <w:sz w:val="28"/>
-        </w:rPr>
-        <w:t>акрыть до утверждения задания, либо перенести в следующие релизы.</w:t>
+        <w:t>Вывод: техническое задание первого релиза достаточно детально для начала разработки: у каждой единицы есть паспорт, состояния и сообщения; сценарии, не покрытые экранами (20 %), нужно либо закрыть до утверждения задания, либо перенести в следующ</w:t>
+      </w:r>
+      <w:r>
+        <w:rPr>
+          <w:sz w:val="28"/>
+        </w:rPr>
+        <w:t>ие релизы.</w:t>
       </w:r>
     </w:p>
     <w:p>
@@ -10406,7 +10471,7 @@
         <w:ind w:firstLine="709"/>
       </w:pPr>
       <w:bookmarkStart w:id="20" w:name="_fc51781abcc4857bf621eab6b8861ea54729fed"/>
-      <w:bookmarkStart w:id="21" w:name="_Toc241957897"/>
+      <w:bookmarkStart w:id="21" w:name="_Toc241960745"/>
       <w:bookmarkEnd w:id="18"/>
       <w:r>
         <w:rPr>
@@ -10668,7 +10733,7 @@
               <w:rPr>
                 <w:sz w:val="24"/>
               </w:rPr>
-              <w:t>история проверок, экспорт отчета</w:t>
+              <w:t>открытая бета с оплатой; кандидаты после проверки спроса: история проверок, экспорт отчета</w:t>
             </w:r>
           </w:p>
         </w:tc>
@@ -10770,7 +10835,7 @@
               <w:rPr>
                 <w:sz w:val="24"/>
               </w:rPr>
-              <w:t xml:space="preserve">, </w:t>
+              <w:t xml:space="preserve">; кандидат после проверки спроса: </w:t>
             </w:r>
             <w:r>
               <w:rPr>
@@ -10870,13 +10935,13 @@
         <w:rPr>
           <w:sz w:val="28"/>
         </w:rPr>
-        <w:t>Первый релиз дешевле и быстрее полной версии и сохраняет ценность (средняя связь с ценностным предложением 4,0 из 5, технический риск 1,7).</w:t>
-      </w:r>
-      <w:r>
-        <w:rPr>
-          <w:sz w:val="28"/>
-        </w:rPr>
-        <w:t xml:space="preserve"> Остальные 10 из 24 единиц остаются гипотезами до подтверждения спроса.</w:t>
+        <w:t>Первый релиз дешевле и быстрее полной версии и сохра</w:t>
+      </w:r>
+      <w:r>
+        <w:rPr>
+          <w:sz w:val="28"/>
+        </w:rPr>
+        <w:t>няет ценность (средняя связь с ценностным предложением 4,0 из 5, технический риск 1,7). Остальные 10 из 24 единиц остаются гипотезами до подтверждения спроса.</w:t>
       </w:r>
     </w:p>
     <w:p>
@@ -10919,7 +10984,7 @@
           <w:sz w:val="28"/>
         </w:rPr>
         <w:drawing>
-          <wp:inline distT="0" distB="0" distL="0" distR="0" wp14:anchorId="0E93B19D" wp14:editId="53117D52">
+          <wp:inline distT="0" distB="0" distL="0" distR="0" wp14:anchorId="3A04F182" wp14:editId="6AB1CDE8">
             <wp:extent cx="5334000" cy="2341756"/>
             <wp:effectExtent l="0" t="0" r="0" b="0"/>
             <wp:docPr id="26" name="Picture"/>
@@ -11006,13 +11071,13 @@
         <w:rPr>
           <w:sz w:val="28"/>
         </w:rPr>
-        <w:t>Вывод: деление на релизы позволяет выйти на рынок 31.03.2027 с 11 единицами из 24 и сохранить ценностное предложен</w:t>
-      </w:r>
-      <w:r>
-        <w:rPr>
-          <w:sz w:val="28"/>
-        </w:rPr>
-        <w:t>ие; главное ограничение - узкое окно платной беты (01.06-30.09.2027), поэтому переход между релизами нужно связывать с контрольными метриками, а не с датами.</w:t>
+        <w:t>Вывод: деление на релизы позволяет выйти на рынок 31.03.2027 с 11 еди</w:t>
+      </w:r>
+      <w:r>
+        <w:rPr>
+          <w:sz w:val="28"/>
+        </w:rPr>
+        <w:t>ницами из 24 и сохранить ценностное предложение; главное ограничение - узкое окно платной беты (01.06-30.09.2027), поэтому переход между релизами нужно связывать с контрольными метриками, а не с датами.</w:t>
       </w:r>
     </w:p>
     <w:p>
@@ -11023,7 +11088,7 @@
         <w:ind w:firstLine="709"/>
       </w:pPr>
       <w:bookmarkStart w:id="22" w:name="_3cbac706be9fcf271e7c81612a5c58063188b2f"/>
-      <w:bookmarkStart w:id="23" w:name="_Toc241957898"/>
+      <w:bookmarkStart w:id="23" w:name="_Toc241960746"/>
       <w:bookmarkEnd w:id="20"/>
       <w:r>
         <w:rPr>
@@ -11046,7 +11111,13 @@
         <w:rPr>
           <w:sz w:val="28"/>
         </w:rPr>
-        <w:t>В таблице 13 представлено: критерии решения о старте.</w:t>
+        <w:t>В таблице 13 пре</w:t>
+      </w:r>
+      <w:r>
+        <w:rPr>
+          <w:sz w:val="28"/>
+        </w:rPr>
+        <w:t>дставлено: критерии решения о старте.</w:t>
       </w:r>
     </w:p>
     <w:p>
@@ -11059,13 +11130,7 @@
         <w:rPr>
           <w:sz w:val="28"/>
         </w:rPr>
-        <w:t>Таблица</w:t>
-      </w:r>
-      <w:r>
-        <w:rPr>
-          <w:sz w:val="28"/>
-        </w:rPr>
-        <w:t xml:space="preserve"> 13 – Критерии решения о старте</w:t>
+        <w:t>Таблица 13 – Критерии решения о старте</w:t>
       </w:r>
     </w:p>
     <w:tbl>
@@ -11464,13 +11529,7 @@
               <w:rPr>
                 <w:sz w:val="24"/>
               </w:rPr>
-              <w:t>Конкурен</w:t>
-            </w:r>
-            <w:r>
-              <w:rPr>
-                <w:sz w:val="24"/>
-              </w:rPr>
-              <w:t>тный пробел найден</w:t>
+              <w:t>Конкурентный пробел найден</w:t>
             </w:r>
           </w:p>
         </w:tc>
@@ -11571,7 +11630,13 @@
               <w:rPr>
                 <w:sz w:val="24"/>
               </w:rPr>
-              <w:t>Связка сегмент - проблема - результат - механизм - доказательство</w:t>
+              <w:t>Связка сегм</w:t>
+            </w:r>
+            <w:r>
+              <w:rPr>
+                <w:sz w:val="24"/>
+              </w:rPr>
+              <w:t>ент - проблема - результат - механизм - доказательство</w:t>
             </w:r>
           </w:p>
         </w:tc>
@@ -11876,13 +11941,7 @@
               <w:rPr>
                 <w:sz w:val="24"/>
               </w:rPr>
-              <w:t>индекс 3,15; заменители</w:t>
-            </w:r>
-            <w:r>
-              <w:rPr>
-                <w:sz w:val="24"/>
-              </w:rPr>
-              <w:t xml:space="preserve"> критичны</w:t>
+              <w:t>индекс 3,15; заменители критичны</w:t>
             </w:r>
           </w:p>
         </w:tc>
@@ -12838,13 +12897,7 @@
               <w:rPr>
                 <w:sz w:val="24"/>
               </w:rPr>
-              <w:t xml:space="preserve">базовая конверсия </w:t>
-            </w:r>
-            <w:r>
-              <w:rPr>
-                <w:sz w:val="24"/>
-              </w:rPr>
-              <w:t>регистрация - платящий 5 %, порог пересмотра 3 %; цель 50 платящих достигается в основном при дополнительных каналах</w:t>
+              <w:t>базовая конверсия регистрация - платящий 5 %, порог пересмотра 3 %; цель 50 платящих достигается в основном при дополнительных каналах</w:t>
             </w:r>
           </w:p>
         </w:tc>
@@ -12908,7 +12961,13 @@
               <w:rPr>
                 <w:sz w:val="24"/>
               </w:rPr>
-              <w:t xml:space="preserve"> Недоверие к загрузке конфиденциальных моделей, утечка файлов</w:t>
+              <w:t xml:space="preserve"> Недоверие к загрузке конфиденциальных моделей, утечка </w:t>
+            </w:r>
+            <w:r>
+              <w:rPr>
+                <w:sz w:val="24"/>
+              </w:rPr>
+              <w:t>файлов</w:t>
             </w:r>
           </w:p>
         </w:tc>
@@ -12940,13 +12999,7 @@
               <w:rPr>
                 <w:sz w:val="24"/>
               </w:rPr>
-              <w:t xml:space="preserve"> </w:t>
-            </w:r>
-            <w:r>
-              <w:rPr>
-                <w:sz w:val="24"/>
-              </w:rPr>
-              <w:t xml:space="preserve">2 и политика хранения; в макетах </w:t>
+              <w:t xml:space="preserve"> 2 и политика хранения; в макетах </w:t>
             </w:r>
             <w:r>
               <w:rPr>
@@ -13042,7 +13095,13 @@
               <w:rPr>
                 <w:sz w:val="24"/>
               </w:rPr>
-              <w:t xml:space="preserve"> в месяц и не вписывается в маркетинговый бюджет 14 500 </w:t>
+              <w:t xml:space="preserve"> в месяц и не вписывается в маркетинговый </w:t>
+            </w:r>
+            <w:r>
+              <w:rPr>
+                <w:sz w:val="24"/>
+              </w:rPr>
+              <w:t>бюджет 14 500 </w:t>
             </w:r>
             <w:r>
               <w:rPr>
@@ -13062,14 +13121,7 @@
                 <w:i/>
                 <w:sz w:val="24"/>
               </w:rPr>
-              <w:t>App</w:t>
-            </w:r>
-            <w:r>
-              <w:rPr>
-                <w:i/>
-                <w:sz w:val="24"/>
-              </w:rPr>
-              <w:t>Source</w:t>
+              <w:t>AppSource</w:t>
             </w:r>
             <w:r>
               <w:rPr>
@@ -13178,7 +13230,13 @@
               <w:rPr>
                 <w:sz w:val="24"/>
               </w:rPr>
-              <w:t xml:space="preserve"> не возникает; резерв времени на повторные подачи</w:t>
+              <w:t xml:space="preserve"> не возникает; резерв времени на повторные</w:t>
+            </w:r>
+            <w:r>
+              <w:rPr>
+                <w:sz w:val="24"/>
+              </w:rPr>
+              <w:t xml:space="preserve"> подачи</w:t>
             </w:r>
           </w:p>
         </w:tc>
@@ -13280,103 +13338,104 @@
         <w:rPr>
           <w:sz w:val="28"/>
         </w:rPr>
-        <w:t xml:space="preserve"> около 35 003 130</w:t>
-      </w:r>
-      <w:r>
-        <w:rPr>
-          <w:sz w:val="28"/>
-        </w:rPr>
-        <w:t> </w:t>
+        <w:t xml:space="preserve"> около 35,0 млн </w:t>
       </w:r>
       <w:r>
         <w:rPr>
           <w:i/>
           <w:sz w:val="28"/>
         </w:rPr>
+        <w:t>E</w:t>
+      </w:r>
+      <w:r>
+        <w:rPr>
+          <w:i/>
+          <w:sz w:val="28"/>
+        </w:rPr>
+        <w:t>UR</w:t>
+      </w:r>
+      <w:r>
+        <w:rPr>
+          <w:sz w:val="28"/>
+        </w:rPr>
+        <w:t xml:space="preserve"> в год) для проверки гипотезы; есть конкурентный пробел (доказательство вывода, прозрачная цена, отзывы); цена </w:t>
+      </w:r>
+      <w:r>
+        <w:rPr>
+          <w:i/>
+          <w:sz w:val="28"/>
+        </w:rPr>
+        <w:t>Pro</w:t>
+      </w:r>
+      <w:r>
+        <w:rPr>
+          <w:sz w:val="28"/>
+        </w:rPr>
+        <w:t xml:space="preserve"> 19 </w:t>
+      </w:r>
+      <w:r>
+        <w:rPr>
+          <w:i/>
+          <w:sz w:val="28"/>
+        </w:rPr>
         <w:t>EUR</w:t>
       </w:r>
       <w:r>
         <w:rPr>
           <w:sz w:val="28"/>
         </w:rPr>
-        <w:t xml:space="preserve"> в год) для проверки гипотезы; есть конкурентный пробел (доказательство вывода, прозрачная цена, отзывы); цена </w:t>
+        <w:t xml:space="preserve"> находится в рыночном коридоре. Ключевые риски: цель 50 платящих при базовых допущениях достигает около 19 за 4 месяца платной беты, </w:t>
+      </w:r>
+      <w:r>
+        <w:rPr>
+          <w:sz w:val="28"/>
+        </w:rPr>
+        <w:t xml:space="preserve">давление заменителей, зависимость от поиска и </w:t>
       </w:r>
       <w:r>
         <w:rPr>
           <w:i/>
           <w:sz w:val="28"/>
         </w:rPr>
-        <w:t>Pro</w:t>
-      </w:r>
-      <w:r>
-        <w:rPr>
-          <w:sz w:val="28"/>
-        </w:rPr>
-        <w:t xml:space="preserve"> 19 </w:t>
+        <w:t>AppSource</w:t>
+      </w:r>
+      <w:r>
+        <w:rPr>
+          <w:sz w:val="28"/>
+        </w:rPr>
+        <w:t xml:space="preserve">; способы снижения - дополнительные каналы (партнеры, </w:t>
       </w:r>
       <w:r>
         <w:rPr>
           <w:i/>
           <w:sz w:val="28"/>
         </w:rPr>
-        <w:t>EUR</w:t>
-      </w:r>
-      <w:r>
-        <w:rPr>
-          <w:sz w:val="28"/>
-        </w:rPr>
-        <w:t xml:space="preserve"> находится в рыночном коридоре. Ключевые риски: цель 50 платящих при базовых допущениях достигает около 19 за 4 месяца платной беты</w:t>
-      </w:r>
-      <w:r>
-        <w:rPr>
-          <w:sz w:val="28"/>
-        </w:rPr>
-        <w:t xml:space="preserve">, давление заменителей, зависимость от поиска и </w:t>
+        <w:t>AppSource</w:t>
+      </w:r>
+      <w:r>
+        <w:rPr>
+          <w:sz w:val="28"/>
+        </w:rPr>
+        <w:t xml:space="preserve">), ранние отзывы и кейсы, измерение конверсий на </w:t>
       </w:r>
       <w:r>
         <w:rPr>
           <w:i/>
           <w:sz w:val="28"/>
         </w:rPr>
-        <w:t>AppSource</w:t>
-      </w:r>
-      <w:r>
-        <w:rPr>
-          <w:sz w:val="28"/>
-        </w:rPr>
-        <w:t xml:space="preserve">; способы снижения - дополнительные каналы (партнеры, </w:t>
-      </w:r>
-      <w:r>
-        <w:rPr>
-          <w:i/>
-          <w:sz w:val="28"/>
-        </w:rPr>
-        <w:t>AppSource</w:t>
-      </w:r>
-      <w:r>
-        <w:rPr>
-          <w:sz w:val="28"/>
-        </w:rPr>
-        <w:t xml:space="preserve">), ранние отзывы и кейсы, измерение конверсий на </w:t>
-      </w:r>
-      <w:r>
-        <w:rPr>
-          <w:i/>
-          <w:sz w:val="28"/>
-        </w:rPr>
         <w:t>MVP</w:t>
       </w:r>
       <w:r>
         <w:rPr>
           <w:sz w:val="28"/>
         </w:rPr>
-        <w:t>. Таким образом, запуск целесообразен в полном объеме плана ПЗ1 с перечисленными мер</w:t>
-      </w:r>
-      <w:r>
-        <w:rPr>
-          <w:sz w:val="28"/>
-        </w:rPr>
-        <w:t>ами снижения рисков.</w:t>
+        <w:t xml:space="preserve">. Таким образом, запуск целесообразен в полном объеме плана ПЗ1 с </w:t>
+      </w:r>
+      <w:r>
+        <w:rPr>
+          <w:sz w:val="28"/>
+        </w:rPr>
+        <w:t>перечисленными мерами снижения рисков.</w:t>
       </w:r>
     </w:p>
     <w:p>
@@ -13387,7 +13446,7 @@
         <w:ind w:firstLine="709"/>
       </w:pPr>
       <w:bookmarkStart w:id="24" w:name="_efd4e361dc2d7db269a1aa4c2dc9b6b6bcbeef9"/>
-      <w:bookmarkStart w:id="25" w:name="_Toc241957899"/>
+      <w:bookmarkStart w:id="25" w:name="_Toc241960747"/>
       <w:bookmarkEnd w:id="22"/>
       <w:r>
         <w:rPr>
@@ -14283,7 +14342,7 @@
         <w:jc w:val="center"/>
       </w:pPr>
       <w:bookmarkStart w:id="26" w:name="_выводы"/>
-      <w:bookmarkStart w:id="27" w:name="_Toc241957900"/>
+      <w:bookmarkStart w:id="27" w:name="_Toc241960748"/>
       <w:bookmarkEnd w:id="24"/>
       <w:r>
         <w:rPr>
@@ -14325,7 +14384,7 @@
         <w:rPr>
           <w:sz w:val="28"/>
         </w:rPr>
-        <w:t xml:space="preserve"> около 35 003 130 </w:t>
+        <w:t xml:space="preserve"> около 35,0 млн </w:t>
       </w:r>
       <w:r>
         <w:rPr>
@@ -14338,13 +14397,13 @@
         <w:rPr>
           <w:sz w:val="28"/>
         </w:rPr>
-        <w:t xml:space="preserve"> в год), конкурентный пробел найден, ценностное предложение и бизнес-модель сформулированы, первый релиз определен. Решение - полный старт с контрольными метриками. Главная управленческая задача</w:t>
-      </w:r>
-      <w:r>
-        <w:rPr>
-          <w:sz w:val="28"/>
-        </w:rPr>
-        <w:t xml:space="preserve"> - довести число платящих до цели 50 дополнительными каналами и ранней проверкой конверсий.</w:t>
+        <w:t xml:space="preserve"> в год), конкурентный пробел найден, ценностное предложение и бизнес-модель сформулированы, первый релиз определен. Решение - полный старт с контрольными метриками. Главная управленческая задача -</w:t>
+      </w:r>
+      <w:r>
+        <w:rPr>
+          <w:sz w:val="28"/>
+        </w:rPr>
+        <w:t xml:space="preserve"> довести число платящих до цели 50 дополнительными каналами и ранней проверкой конверсий.</w:t>
       </w:r>
     </w:p>
     <w:p>
@@ -14355,7 +14414,7 @@
         <w:jc w:val="center"/>
       </w:pPr>
       <w:bookmarkStart w:id="28" w:name="_274f6a444530ef90b0479dabf3d210f01e97699"/>
-      <w:bookmarkStart w:id="29" w:name="_Toc241957901"/>
+      <w:bookmarkStart w:id="29" w:name="_Toc241960749"/>
       <w:bookmarkEnd w:id="26"/>
       <w:r>
         <w:rPr>
@@ -14498,7 +14557,7 @@
         <w:ind w:firstLine="709"/>
       </w:pPr>
       <w:bookmarkStart w:id="30" w:name="_d0b2864b05c1a6817d4667f0f3e4b4928a2cf70"/>
-      <w:bookmarkStart w:id="31" w:name="_Toc241957902"/>
+      <w:bookmarkStart w:id="31" w:name="_Toc241960750"/>
       <w:bookmarkEnd w:id="28"/>
       <w:r>
         <w:rPr>
@@ -14974,7 +15033,13 @@
               <w:rPr>
                 <w:sz w:val="24"/>
               </w:rPr>
-              <w:t xml:space="preserve">веб-аудит и надстройка </w:t>
+              <w:t>веб-ауд</w:t>
+            </w:r>
+            <w:r>
+              <w:rPr>
+                <w:sz w:val="24"/>
+              </w:rPr>
+              <w:t xml:space="preserve">ит и надстройка </w:t>
             </w:r>
             <w:r>
               <w:rPr>
@@ -15247,13 +15312,7 @@
         <w:rPr>
           <w:sz w:val="28"/>
         </w:rPr>
-        <w:t>Паспорт сводит ключевые параметры отчета в одну таблицу и служит входом для краткого резюме проек</w:t>
-      </w:r>
-      <w:r>
-        <w:rPr>
-          <w:sz w:val="28"/>
-        </w:rPr>
-        <w:t>та.</w:t>
+        <w:t>Паспорт сводит ключевые параметры отчета в одну таблицу и служит входом для краткого резюме проекта.</w:t>
       </w:r>
     </w:p>
     <w:p>
@@ -15264,7 +15323,7 @@
         <w:ind w:firstLine="709"/>
       </w:pPr>
       <w:bookmarkStart w:id="32" w:name="_57b6da660863974cb7f545bcaedf54a886793e9"/>
-      <w:bookmarkStart w:id="33" w:name="_Toc241957903"/>
+      <w:bookmarkStart w:id="33" w:name="_Toc241960751"/>
       <w:bookmarkEnd w:id="30"/>
       <w:r>
         <w:rPr>
@@ -15272,7 +15331,14 @@
           <w:sz w:val="28"/>
         </w:rPr>
         <w:lastRenderedPageBreak/>
-        <w:t>ПРИЛОЖЕНИЕ 2 (ОБЯЗАТЕЛЬНОЕ) КАРТА ДОКАЗАТЕЛЬСТВ ПО РАЗДЕЛАМ</w:t>
+        <w:t>ПРИЛОЖЕНИЕ 2 (ОБЯЗАТЕЛЬНОЕ) КАРТА ДОКАЗАТЕЛЬСТВ ПО</w:t>
+      </w:r>
+      <w:r>
+        <w:rPr>
+          <w:b/>
+          <w:sz w:val="28"/>
+        </w:rPr>
+        <w:t xml:space="preserve"> РАЗДЕЛАМ</w:t>
       </w:r>
       <w:bookmarkEnd w:id="33"/>
     </w:p>
@@ -15513,13 +15579,7 @@
               <w:rPr>
                 <w:sz w:val="24"/>
               </w:rPr>
-              <w:t xml:space="preserve">ошибки в 86-94 % </w:t>
-            </w:r>
-            <w:r>
-              <w:rPr>
-                <w:sz w:val="24"/>
-              </w:rPr>
-              <w:t>таблиц; индекс 86</w:t>
+              <w:t>ошибки в 86-94 % таблиц; индекс 86</w:t>
             </w:r>
           </w:p>
         </w:tc>
@@ -16365,7 +16425,7 @@
         <w:ind w:firstLine="709"/>
       </w:pPr>
       <w:bookmarkStart w:id="34" w:name="_bab2a73b062d54d30a46b35a66541c275d60dcb"/>
-      <w:bookmarkStart w:id="35" w:name="_Toc241957904"/>
+      <w:bookmarkStart w:id="35" w:name="_Toc241960752"/>
       <w:bookmarkEnd w:id="32"/>
       <w:r>
         <w:rPr>
@@ -16388,7 +16448,13 @@
         <w:rPr>
           <w:sz w:val="28"/>
         </w:rPr>
-        <w:t>В таблице 19 представлено: контрольный лист полноты.</w:t>
+        <w:t>В таблице 19 представлено: контрольный лист пол</w:t>
+      </w:r>
+      <w:r>
+        <w:rPr>
+          <w:sz w:val="28"/>
+        </w:rPr>
+        <w:t>ноты.</w:t>
       </w:r>
     </w:p>
     <w:p>
@@ -17143,13 +17209,7 @@
               <w:rPr>
                 <w:sz w:val="24"/>
               </w:rPr>
-              <w:t>Канвас заполнен и проверен на св</w:t>
-            </w:r>
-            <w:r>
-              <w:rPr>
-                <w:sz w:val="24"/>
-              </w:rPr>
-              <w:t>язность</w:t>
+              <w:t>Канвас заполнен и проверен на связность</w:t>
             </w:r>
           </w:p>
         </w:tc>
@@ -17377,7 +17437,13 @@
               <w:rPr>
                 <w:sz w:val="24"/>
               </w:rPr>
-              <w:t>Первый релиз отделен от последующих</w:t>
+              <w:t>Перв</w:t>
+            </w:r>
+            <w:r>
+              <w:rPr>
+                <w:sz w:val="24"/>
+              </w:rPr>
+              <w:t>ый релиз отделен от последующих</w:t>
             </w:r>
           </w:p>
         </w:tc>
@@ -17519,7 +17585,7 @@
         <w:ind w:firstLine="709"/>
       </w:pPr>
       <w:bookmarkStart w:id="36" w:name="_301fb4639e999825c095dd7055019e7c013a803"/>
-      <w:bookmarkStart w:id="37" w:name="_Toc241957905"/>
+      <w:bookmarkStart w:id="37" w:name="_Toc241960753"/>
       <w:bookmarkEnd w:id="34"/>
       <w:r>
         <w:rPr>
@@ -18204,7 +18270,7 @@
         <w:ind w:firstLine="709"/>
       </w:pPr>
       <w:bookmarkStart w:id="38" w:name="_0b3889fe5487e8057dd761c90a2747437e007c1"/>
-      <w:bookmarkStart w:id="39" w:name="_Toc241957906"/>
+      <w:bookmarkStart w:id="39" w:name="_Toc241960754"/>
       <w:bookmarkEnd w:id="36"/>
       <w:r>
         <w:rPr>
@@ -18272,7 +18338,7 @@
         <w:rPr>
           <w:sz w:val="28"/>
         </w:rPr>
-        <w:t xml:space="preserve"> около 35 003 130 </w:t>
+        <w:t xml:space="preserve"> около 35,0 млн </w:t>
       </w:r>
       <w:r>
         <w:rPr>
@@ -18285,13 +18351,13 @@
         <w:rPr>
           <w:sz w:val="28"/>
         </w:rPr>
-        <w:t xml:space="preserve"> в год); опорная проблема подтверждена источниками; ценностное предложе</w:t>
-      </w:r>
-      <w:r>
-        <w:rPr>
-          <w:sz w:val="28"/>
-        </w:rPr>
-        <w:t xml:space="preserve">ние - независимое доказательство находок; единица монетизации - файл, </w:t>
+        <w:t xml:space="preserve"> в год); опорная проблема подтверждена источниками; ценностное предложени</w:t>
+      </w:r>
+      <w:r>
+        <w:rPr>
+          <w:sz w:val="28"/>
+        </w:rPr>
+        <w:t xml:space="preserve">е - независимое доказательство находок; единица монетизации - файл, </w:t>
       </w:r>
       <w:r>
         <w:rPr>
@@ -18330,13 +18396,13 @@
         <w:rPr>
           <w:sz w:val="28"/>
         </w:rPr>
-        <w:t xml:space="preserve"> не ниже 90 % и конверсии регистрация - платящий не ниже </w:t>
-      </w:r>
-      <w:r>
-        <w:rPr>
-          <w:sz w:val="28"/>
-        </w:rPr>
-        <w:t>5 %. Запуск целесообразен в полном объеме плана ПЗ1.</w:t>
+        <w:t xml:space="preserve"> не ниже 90 % и конверсии регистрация - платящий не ниже 5 </w:t>
+      </w:r>
+      <w:r>
+        <w:rPr>
+          <w:sz w:val="28"/>
+        </w:rPr>
+        <w:t>%. Запуск целесообразен в полном объеме плана ПЗ1.</w:t>
       </w:r>
     </w:p>
     <w:bookmarkEnd w:id="38"/>
@@ -18444,7 +18510,7 @@
   <w:abstractNum w:abstractNumId="0" w15:restartNumberingAfterBreak="0">
     <w:nsid w:val="0000A990"/>
     <w:multiLevelType w:val="multilevel"/>
-    <w:tmpl w:val="CA3853F8"/>
+    <w:tmpl w:val="C928B1D4"/>
     <w:lvl w:ilvl="0">
       <w:numFmt w:val="bullet"/>
       <w:lvlText w:val=" "/>
@@ -18521,7 +18587,7 @@
   <w:abstractNum w:abstractNumId="1" w15:restartNumberingAfterBreak="0">
     <w:nsid w:val="00A99411"/>
     <w:multiLevelType w:val="multilevel"/>
-    <w:tmpl w:val="AF2E1848"/>
+    <w:tmpl w:val="8D4E7ED4"/>
     <w:lvl w:ilvl="0">
       <w:start w:val="1"/>
       <w:numFmt w:val="decimal"/>
@@ -19969,7 +20035,7 @@
     <w:autoRedefine/>
     <w:uiPriority w:val="39"/>
     <w:unhideWhenUsed/>
-    <w:rsid w:val="0011301C"/>
+    <w:rsid w:val="00E87E22"/>
     <w:pPr>
       <w:spacing w:after="100"/>
     </w:pPr>

--- a/ЛР7_Итоговый_отчет/ОТЧЕТ_ЛР7_TableMind.docx
+++ b/ЛР7_Итоговый_отчет/ОТЧЕТ_ЛР7_TableMind.docx
@@ -263,7 +263,7 @@
       <w:r>
         <w:fldChar w:fldCharType="separate"/>
       </w:r>
-      <w:hyperlink w:anchor="_Toc241960735" w:history="1">
+      <w:hyperlink w:anchor="_Toc241962743" w:history="1">
         <w:r>
           <w:rPr>
             <w:rStyle w:val="af"/>
@@ -291,7 +291,7 @@
             <w:noProof/>
             <w:webHidden/>
           </w:rPr>
-          <w:instrText xml:space="preserve"> PAGEREF _Toc241960735 \h </w:instrText>
+          <w:instrText xml:space="preserve"> PAGEREF _Toc241962743 \h </w:instrText>
         </w:r>
         <w:r>
           <w:rPr>
@@ -332,7 +332,7 @@
           <w:noProof/>
         </w:rPr>
       </w:pPr>
-      <w:hyperlink w:anchor="_Toc241960736" w:history="1">
+      <w:hyperlink w:anchor="_Toc241962744" w:history="1">
         <w:r>
           <w:rPr>
             <w:rStyle w:val="af"/>
@@ -394,7 +394,7 @@
             <w:noProof/>
             <w:webHidden/>
           </w:rPr>
-          <w:instrText xml:space="preserve"> PAGEREF _Toc241960736 \h </w:instrText>
+          <w:instrText xml:space="preserve"> PAGEREF _Toc241962744 \h </w:instrText>
         </w:r>
         <w:r>
           <w:rPr>
@@ -435,7 +435,7 @@
           <w:noProof/>
         </w:rPr>
       </w:pPr>
-      <w:hyperlink w:anchor="_Toc241960737" w:history="1">
+      <w:hyperlink w:anchor="_Toc241962745" w:history="1">
         <w:r>
           <w:rPr>
             <w:rStyle w:val="af"/>
@@ -463,7 +463,7 @@
             <w:noProof/>
             <w:webHidden/>
           </w:rPr>
-          <w:instrText xml:space="preserve"> PAGEREF _Toc241960737 \h </w:instrText>
+          <w:instrText xml:space="preserve"> PAGEREF _Toc241962745 \h </w:instrText>
         </w:r>
         <w:r>
           <w:rPr>
@@ -504,7 +504,7 @@
           <w:noProof/>
         </w:rPr>
       </w:pPr>
-      <w:hyperlink w:anchor="_Toc241960738" w:history="1">
+      <w:hyperlink w:anchor="_Toc241962746" w:history="1">
         <w:r>
           <w:rPr>
             <w:rStyle w:val="af"/>
@@ -532,7 +532,7 @@
             <w:noProof/>
             <w:webHidden/>
           </w:rPr>
-          <w:instrText xml:space="preserve"> PAGEREF _Toc241960738 \h </w:instrText>
+          <w:instrText xml:space="preserve"> PAGEREF _Toc241962746 \h </w:instrText>
         </w:r>
         <w:r>
           <w:rPr>
@@ -573,7 +573,7 @@
           <w:noProof/>
         </w:rPr>
       </w:pPr>
-      <w:hyperlink w:anchor="_Toc241960739" w:history="1">
+      <w:hyperlink w:anchor="_Toc241962747" w:history="1">
         <w:r>
           <w:rPr>
             <w:rStyle w:val="af"/>
@@ -601,7 +601,7 @@
             <w:noProof/>
             <w:webHidden/>
           </w:rPr>
-          <w:instrText xml:space="preserve"> PAGEREF _Toc241960739 \h </w:instrText>
+          <w:instrText xml:space="preserve"> PAGEREF _Toc241962747 \h </w:instrText>
         </w:r>
         <w:r>
           <w:rPr>
@@ -642,7 +642,7 @@
           <w:noProof/>
         </w:rPr>
       </w:pPr>
-      <w:hyperlink w:anchor="_Toc241960740" w:history="1">
+      <w:hyperlink w:anchor="_Toc241962748" w:history="1">
         <w:r>
           <w:rPr>
             <w:rStyle w:val="af"/>
@@ -670,7 +670,7 @@
             <w:noProof/>
             <w:webHidden/>
           </w:rPr>
-          <w:instrText xml:space="preserve"> PAGEREF _Toc241960740 \h </w:instrText>
+          <w:instrText xml:space="preserve"> PAGEREF _Toc241962748 \h </w:instrText>
         </w:r>
         <w:r>
           <w:rPr>
@@ -711,7 +711,7 @@
           <w:noProof/>
         </w:rPr>
       </w:pPr>
-      <w:hyperlink w:anchor="_Toc241960741" w:history="1">
+      <w:hyperlink w:anchor="_Toc241962749" w:history="1">
         <w:r>
           <w:rPr>
             <w:rStyle w:val="af"/>
@@ -739,7 +739,7 @@
             <w:noProof/>
             <w:webHidden/>
           </w:rPr>
-          <w:instrText xml:space="preserve"> PAGEREF _Toc241960741 \h </w:instrText>
+          <w:instrText xml:space="preserve"> PAGEREF _Toc241962749 \h </w:instrText>
         </w:r>
         <w:r>
           <w:rPr>
@@ -780,7 +780,7 @@
           <w:noProof/>
         </w:rPr>
       </w:pPr>
-      <w:hyperlink w:anchor="_Toc241960742" w:history="1">
+      <w:hyperlink w:anchor="_Toc241962750" w:history="1">
         <w:r>
           <w:rPr>
             <w:rStyle w:val="af"/>
@@ -808,7 +808,7 @@
             <w:noProof/>
             <w:webHidden/>
           </w:rPr>
-          <w:instrText xml:space="preserve"> PAGEREF _Toc241960742 \h </w:instrText>
+          <w:instrText xml:space="preserve"> PAGEREF _Toc241962750 \h </w:instrText>
         </w:r>
         <w:r>
           <w:rPr>
@@ -849,7 +849,7 @@
           <w:noProof/>
         </w:rPr>
       </w:pPr>
-      <w:hyperlink w:anchor="_Toc241960743" w:history="1">
+      <w:hyperlink w:anchor="_Toc241962751" w:history="1">
         <w:r>
           <w:rPr>
             <w:rStyle w:val="af"/>
@@ -877,7 +877,7 @@
             <w:noProof/>
             <w:webHidden/>
           </w:rPr>
-          <w:instrText xml:space="preserve"> PAGEREF _Toc241960743 \h </w:instrText>
+          <w:instrText xml:space="preserve"> PAGEREF _Toc241962751 \h </w:instrText>
         </w:r>
         <w:r>
           <w:rPr>
@@ -918,7 +918,7 @@
           <w:noProof/>
         </w:rPr>
       </w:pPr>
-      <w:hyperlink w:anchor="_Toc241960744" w:history="1">
+      <w:hyperlink w:anchor="_Toc241962752" w:history="1">
         <w:r>
           <w:rPr>
             <w:rStyle w:val="af"/>
@@ -946,7 +946,7 @@
             <w:noProof/>
             <w:webHidden/>
           </w:rPr>
-          <w:instrText xml:space="preserve"> PAGEREF _Toc241960744 \h </w:instrText>
+          <w:instrText xml:space="preserve"> PAGEREF _Toc241962752 \h </w:instrText>
         </w:r>
         <w:r>
           <w:rPr>
@@ -987,7 +987,7 @@
           <w:noProof/>
         </w:rPr>
       </w:pPr>
-      <w:hyperlink w:anchor="_Toc241960745" w:history="1">
+      <w:hyperlink w:anchor="_Toc241962753" w:history="1">
         <w:r>
           <w:rPr>
             <w:rStyle w:val="af"/>
@@ -1015,7 +1015,7 @@
             <w:noProof/>
             <w:webHidden/>
           </w:rPr>
-          <w:instrText xml:space="preserve"> PAGEREF _Toc241960745 \h </w:instrText>
+          <w:instrText xml:space="preserve"> PAGEREF _Toc241962753 \h </w:instrText>
         </w:r>
         <w:r>
           <w:rPr>
@@ -1056,7 +1056,7 @@
           <w:noProof/>
         </w:rPr>
       </w:pPr>
-      <w:hyperlink w:anchor="_Toc241960746" w:history="1">
+      <w:hyperlink w:anchor="_Toc241962754" w:history="1">
         <w:r>
           <w:rPr>
             <w:rStyle w:val="af"/>
@@ -1084,7 +1084,7 @@
             <w:noProof/>
             <w:webHidden/>
           </w:rPr>
-          <w:instrText xml:space="preserve"> PAGEREF _Toc241960746 \h </w:instrText>
+          <w:instrText xml:space="preserve"> PAGEREF _Toc241962754 \h </w:instrText>
         </w:r>
         <w:r>
           <w:rPr>
@@ -1125,7 +1125,7 @@
           <w:noProof/>
         </w:rPr>
       </w:pPr>
-      <w:hyperlink w:anchor="_Toc241960747" w:history="1">
+      <w:hyperlink w:anchor="_Toc241962755" w:history="1">
         <w:r>
           <w:rPr>
             <w:rStyle w:val="af"/>
@@ -1153,7 +1153,7 @@
             <w:noProof/>
             <w:webHidden/>
           </w:rPr>
-          <w:instrText xml:space="preserve"> PAGEREF _Toc241960747 \h </w:instrText>
+          <w:instrText xml:space="preserve"> PAGEREF _Toc241962755 \h </w:instrText>
         </w:r>
         <w:r>
           <w:rPr>
@@ -1194,7 +1194,7 @@
           <w:noProof/>
         </w:rPr>
       </w:pPr>
-      <w:hyperlink w:anchor="_Toc241960748" w:history="1">
+      <w:hyperlink w:anchor="_Toc241962756" w:history="1">
         <w:r>
           <w:rPr>
             <w:rStyle w:val="af"/>
@@ -1222,7 +1222,7 @@
             <w:noProof/>
             <w:webHidden/>
           </w:rPr>
-          <w:instrText xml:space="preserve"> PAGEREF _Toc241960748 \h </w:instrText>
+          <w:instrText xml:space="preserve"> PAGEREF _Toc241962756 \h </w:instrText>
         </w:r>
         <w:r>
           <w:rPr>
@@ -1263,7 +1263,7 @@
           <w:noProof/>
         </w:rPr>
       </w:pPr>
-      <w:hyperlink w:anchor="_Toc241960749" w:history="1">
+      <w:hyperlink w:anchor="_Toc241962757" w:history="1">
         <w:r>
           <w:rPr>
             <w:rStyle w:val="af"/>
@@ -1291,7 +1291,7 @@
             <w:noProof/>
             <w:webHidden/>
           </w:rPr>
-          <w:instrText xml:space="preserve"> PAGEREF _Toc241960749 \h </w:instrText>
+          <w:instrText xml:space="preserve"> PAGEREF _Toc241962757 \h </w:instrText>
         </w:r>
         <w:r>
           <w:rPr>
@@ -1332,7 +1332,7 @@
           <w:noProof/>
         </w:rPr>
       </w:pPr>
-      <w:hyperlink w:anchor="_Toc241960750" w:history="1">
+      <w:hyperlink w:anchor="_Toc241962758" w:history="1">
         <w:r>
           <w:rPr>
             <w:rStyle w:val="af"/>
@@ -1360,7 +1360,7 @@
             <w:noProof/>
             <w:webHidden/>
           </w:rPr>
-          <w:instrText xml:space="preserve"> PAGEREF _Toc241960750 \h </w:instrText>
+          <w:instrText xml:space="preserve"> PAGEREF _Toc241962758 \h </w:instrText>
         </w:r>
         <w:r>
           <w:rPr>
@@ -1401,7 +1401,7 @@
           <w:noProof/>
         </w:rPr>
       </w:pPr>
-      <w:hyperlink w:anchor="_Toc241960751" w:history="1">
+      <w:hyperlink w:anchor="_Toc241962759" w:history="1">
         <w:r>
           <w:rPr>
             <w:rStyle w:val="af"/>
@@ -1429,7 +1429,7 @@
             <w:noProof/>
             <w:webHidden/>
           </w:rPr>
-          <w:instrText xml:space="preserve"> PAGEREF _Toc241960751 \h </w:instrText>
+          <w:instrText xml:space="preserve"> PAGEREF _Toc241962759 \h </w:instrText>
         </w:r>
         <w:r>
           <w:rPr>
@@ -1470,7 +1470,7 @@
           <w:noProof/>
         </w:rPr>
       </w:pPr>
-      <w:hyperlink w:anchor="_Toc241960752" w:history="1">
+      <w:hyperlink w:anchor="_Toc241962760" w:history="1">
         <w:r>
           <w:rPr>
             <w:rStyle w:val="af"/>
@@ -1498,7 +1498,7 @@
             <w:noProof/>
             <w:webHidden/>
           </w:rPr>
-          <w:instrText xml:space="preserve"> PAGEREF _Toc241960752 \h </w:instrText>
+          <w:instrText xml:space="preserve"> PAGEREF _Toc241962760 \h </w:instrText>
         </w:r>
         <w:r>
           <w:rPr>
@@ -1539,7 +1539,7 @@
           <w:noProof/>
         </w:rPr>
       </w:pPr>
-      <w:hyperlink w:anchor="_Toc241960753" w:history="1">
+      <w:hyperlink w:anchor="_Toc241962761" w:history="1">
         <w:r>
           <w:rPr>
             <w:rStyle w:val="af"/>
@@ -1567,7 +1567,7 @@
             <w:noProof/>
             <w:webHidden/>
           </w:rPr>
-          <w:instrText xml:space="preserve"> PAGEREF _Toc241960753 \h </w:instrText>
+          <w:instrText xml:space="preserve"> PAGEREF _Toc241962761 \h </w:instrText>
         </w:r>
         <w:r>
           <w:rPr>
@@ -1608,7 +1608,7 @@
           <w:noProof/>
         </w:rPr>
       </w:pPr>
-      <w:hyperlink w:anchor="_Toc241960754" w:history="1">
+      <w:hyperlink w:anchor="_Toc241962762" w:history="1">
         <w:r>
           <w:rPr>
             <w:rStyle w:val="af"/>
@@ -1636,7 +1636,7 @@
             <w:noProof/>
             <w:webHidden/>
           </w:rPr>
-          <w:instrText xml:space="preserve"> PAGEREF _Toc241960754 \h </w:instrText>
+          <w:instrText xml:space="preserve"> PAGEREF _Toc241962762 \h </w:instrText>
         </w:r>
         <w:r>
           <w:rPr>
@@ -1682,7 +1682,7 @@
         <w:spacing w:before="0" w:after="360" w:line="360" w:lineRule="exact"/>
         <w:ind w:firstLine="709"/>
       </w:pPr>
-      <w:bookmarkStart w:id="1" w:name="_Toc241960735"/>
+      <w:bookmarkStart w:id="1" w:name="_Toc241962743"/>
       <w:r>
         <w:rPr>
           <w:b/>
@@ -2237,7 +2237,7 @@
         <w:ind w:firstLine="709"/>
       </w:pPr>
       <w:bookmarkStart w:id="2" w:name="_fe8d3efd355b4a528bffe4e412a753a8708d8a7"/>
-      <w:bookmarkStart w:id="3" w:name="_Toc241960736"/>
+      <w:bookmarkStart w:id="3" w:name="_Toc241962744"/>
       <w:bookmarkEnd w:id="0"/>
       <w:r>
         <w:rPr>
@@ -2832,7 +2832,7 @@
         <w:ind w:firstLine="709"/>
       </w:pPr>
       <w:bookmarkStart w:id="4" w:name="_85970216d61dd6d6f40a43c2142d7359aebf30e"/>
-      <w:bookmarkStart w:id="5" w:name="_Toc241960737"/>
+      <w:bookmarkStart w:id="5" w:name="_Toc241962745"/>
       <w:bookmarkEnd w:id="2"/>
       <w:r>
         <w:rPr>
@@ -3548,7 +3548,7 @@
           <w:sz w:val="28"/>
         </w:rPr>
         <w:drawing>
-          <wp:inline distT="0" distB="0" distL="0" distR="0" wp14:anchorId="4C32C3E4" wp14:editId="5291E325">
+          <wp:inline distT="0" distB="0" distL="0" distR="0" wp14:anchorId="526596A5" wp14:editId="1E511707">
             <wp:extent cx="5334000" cy="2471853"/>
             <wp:effectExtent l="0" t="0" r="0" b="0"/>
             <wp:docPr id="12" name="Picture"/>
@@ -3776,7 +3776,7 @@
         <w:ind w:firstLine="709"/>
       </w:pPr>
       <w:bookmarkStart w:id="6" w:name="_952a16116c37bc0383f5f47ccedf9607bd1472f"/>
-      <w:bookmarkStart w:id="7" w:name="_Toc241960738"/>
+      <w:bookmarkStart w:id="7" w:name="_Toc241962746"/>
       <w:bookmarkEnd w:id="4"/>
       <w:r>
         <w:rPr>
@@ -4710,7 +4710,7 @@
         <w:ind w:firstLine="709"/>
       </w:pPr>
       <w:bookmarkStart w:id="8" w:name="_550d58f707a5c37672fca98b77eb8736ae09aa2"/>
-      <w:bookmarkStart w:id="9" w:name="_Toc241960739"/>
+      <w:bookmarkStart w:id="9" w:name="_Toc241962747"/>
       <w:bookmarkEnd w:id="6"/>
       <w:r>
         <w:rPr>
@@ -5253,7 +5253,7 @@
           <w:sz w:val="28"/>
         </w:rPr>
         <w:drawing>
-          <wp:inline distT="0" distB="0" distL="0" distR="0" wp14:anchorId="41C3E9EB" wp14:editId="13F1B04B">
+          <wp:inline distT="0" distB="0" distL="0" distR="0" wp14:anchorId="27ED2E47" wp14:editId="51151F40">
             <wp:extent cx="5334000" cy="2471853"/>
             <wp:effectExtent l="0" t="0" r="0" b="0"/>
             <wp:docPr id="17" name="Picture"/>
@@ -5363,7 +5363,7 @@
         <w:ind w:firstLine="709"/>
       </w:pPr>
       <w:bookmarkStart w:id="10" w:name="_e000447a5cb978ee53bdb6877ec2ece1121f293"/>
-      <w:bookmarkStart w:id="11" w:name="_Toc241960740"/>
+      <w:bookmarkStart w:id="11" w:name="_Toc241962748"/>
       <w:bookmarkEnd w:id="8"/>
       <w:r>
         <w:rPr>
@@ -6118,7 +6118,7 @@
         <w:ind w:firstLine="709"/>
       </w:pPr>
       <w:bookmarkStart w:id="12" w:name="_d6b1e0606ccffbfea524c7b8890d7424ae6ef8d"/>
-      <w:bookmarkStart w:id="13" w:name="_Toc241960741"/>
+      <w:bookmarkStart w:id="13" w:name="_Toc241962749"/>
       <w:bookmarkEnd w:id="10"/>
       <w:r>
         <w:rPr>
@@ -6729,7 +6729,7 @@
         <w:ind w:firstLine="709"/>
       </w:pPr>
       <w:bookmarkStart w:id="14" w:name="_d9c21b914bbc5bab06da79c3c8a3f5937408dab"/>
-      <w:bookmarkStart w:id="15" w:name="_Toc241960742"/>
+      <w:bookmarkStart w:id="15" w:name="_Toc241962750"/>
       <w:bookmarkEnd w:id="12"/>
       <w:r>
         <w:rPr>
@@ -7741,7 +7741,7 @@
         <w:ind w:firstLine="709"/>
       </w:pPr>
       <w:bookmarkStart w:id="16" w:name="_519d46f9ff7923648cbfef21e26057944381813"/>
-      <w:bookmarkStart w:id="17" w:name="_Toc241960743"/>
+      <w:bookmarkStart w:id="17" w:name="_Toc241962751"/>
       <w:bookmarkEnd w:id="14"/>
       <w:r>
         <w:rPr>
@@ -8883,7 +8883,7 @@
         <w:ind w:firstLine="709"/>
       </w:pPr>
       <w:bookmarkStart w:id="18" w:name="_753c3388bf9c3477a7d17f68c6497177eb43643"/>
-      <w:bookmarkStart w:id="19" w:name="_Toc241960744"/>
+      <w:bookmarkStart w:id="19" w:name="_Toc241962752"/>
       <w:bookmarkEnd w:id="16"/>
       <w:r>
         <w:rPr>
@@ -10471,7 +10471,7 @@
         <w:ind w:firstLine="709"/>
       </w:pPr>
       <w:bookmarkStart w:id="20" w:name="_fc51781abcc4857bf621eab6b8861ea54729fed"/>
-      <w:bookmarkStart w:id="21" w:name="_Toc241960745"/>
+      <w:bookmarkStart w:id="21" w:name="_Toc241962753"/>
       <w:bookmarkEnd w:id="18"/>
       <w:r>
         <w:rPr>
@@ -10984,7 +10984,7 @@
           <w:sz w:val="28"/>
         </w:rPr>
         <w:drawing>
-          <wp:inline distT="0" distB="0" distL="0" distR="0" wp14:anchorId="3A04F182" wp14:editId="6AB1CDE8">
+          <wp:inline distT="0" distB="0" distL="0" distR="0" wp14:anchorId="325CC2B4" wp14:editId="2BA62ECF">
             <wp:extent cx="5334000" cy="2341756"/>
             <wp:effectExtent l="0" t="0" r="0" b="0"/>
             <wp:docPr id="26" name="Picture"/>
@@ -11088,7 +11088,7 @@
         <w:ind w:firstLine="709"/>
       </w:pPr>
       <w:bookmarkStart w:id="22" w:name="_3cbac706be9fcf271e7c81612a5c58063188b2f"/>
-      <w:bookmarkStart w:id="23" w:name="_Toc241960746"/>
+      <w:bookmarkStart w:id="23" w:name="_Toc241962754"/>
       <w:bookmarkEnd w:id="20"/>
       <w:r>
         <w:rPr>
@@ -13446,7 +13446,7 @@
         <w:ind w:firstLine="709"/>
       </w:pPr>
       <w:bookmarkStart w:id="24" w:name="_efd4e361dc2d7db269a1aa4c2dc9b6b6bcbeef9"/>
-      <w:bookmarkStart w:id="25" w:name="_Toc241960747"/>
+      <w:bookmarkStart w:id="25" w:name="_Toc241962755"/>
       <w:bookmarkEnd w:id="22"/>
       <w:r>
         <w:rPr>
@@ -14342,7 +14342,7 @@
         <w:jc w:val="center"/>
       </w:pPr>
       <w:bookmarkStart w:id="26" w:name="_выводы"/>
-      <w:bookmarkStart w:id="27" w:name="_Toc241960748"/>
+      <w:bookmarkStart w:id="27" w:name="_Toc241962756"/>
       <w:bookmarkEnd w:id="24"/>
       <w:r>
         <w:rPr>
@@ -14414,7 +14414,7 @@
         <w:jc w:val="center"/>
       </w:pPr>
       <w:bookmarkStart w:id="28" w:name="_274f6a444530ef90b0479dabf3d210f01e97699"/>
-      <w:bookmarkStart w:id="29" w:name="_Toc241960749"/>
+      <w:bookmarkStart w:id="29" w:name="_Toc241962757"/>
       <w:bookmarkEnd w:id="26"/>
       <w:r>
         <w:rPr>
@@ -14557,7 +14557,7 @@
         <w:ind w:firstLine="709"/>
       </w:pPr>
       <w:bookmarkStart w:id="30" w:name="_d0b2864b05c1a6817d4667f0f3e4b4928a2cf70"/>
-      <w:bookmarkStart w:id="31" w:name="_Toc241960750"/>
+      <w:bookmarkStart w:id="31" w:name="_Toc241962758"/>
       <w:bookmarkEnd w:id="28"/>
       <w:r>
         <w:rPr>
@@ -15323,7 +15323,7 @@
         <w:ind w:firstLine="709"/>
       </w:pPr>
       <w:bookmarkStart w:id="32" w:name="_57b6da660863974cb7f545bcaedf54a886793e9"/>
-      <w:bookmarkStart w:id="33" w:name="_Toc241960751"/>
+      <w:bookmarkStart w:id="33" w:name="_Toc241962759"/>
       <w:bookmarkEnd w:id="30"/>
       <w:r>
         <w:rPr>
@@ -16425,7 +16425,7 @@
         <w:ind w:firstLine="709"/>
       </w:pPr>
       <w:bookmarkStart w:id="34" w:name="_bab2a73b062d54d30a46b35a66541c275d60dcb"/>
-      <w:bookmarkStart w:id="35" w:name="_Toc241960752"/>
+      <w:bookmarkStart w:id="35" w:name="_Toc241962760"/>
       <w:bookmarkEnd w:id="32"/>
       <w:r>
         <w:rPr>
@@ -17585,7 +17585,7 @@
         <w:ind w:firstLine="709"/>
       </w:pPr>
       <w:bookmarkStart w:id="36" w:name="_301fb4639e999825c095dd7055019e7c013a803"/>
-      <w:bookmarkStart w:id="37" w:name="_Toc241960753"/>
+      <w:bookmarkStart w:id="37" w:name="_Toc241962761"/>
       <w:bookmarkEnd w:id="34"/>
       <w:r>
         <w:rPr>
@@ -18270,7 +18270,7 @@
         <w:ind w:firstLine="709"/>
       </w:pPr>
       <w:bookmarkStart w:id="38" w:name="_0b3889fe5487e8057dd761c90a2747437e007c1"/>
-      <w:bookmarkStart w:id="39" w:name="_Toc241960754"/>
+      <w:bookmarkStart w:id="39" w:name="_Toc241962762"/>
       <w:bookmarkEnd w:id="36"/>
       <w:r>
         <w:rPr>
@@ -18510,7 +18510,7 @@
   <w:abstractNum w:abstractNumId="0" w15:restartNumberingAfterBreak="0">
     <w:nsid w:val="0000A990"/>
     <w:multiLevelType w:val="multilevel"/>
-    <w:tmpl w:val="C928B1D4"/>
+    <w:tmpl w:val="F482A856"/>
     <w:lvl w:ilvl="0">
       <w:numFmt w:val="bullet"/>
       <w:lvlText w:val=" "/>
@@ -18587,7 +18587,7 @@
   <w:abstractNum w:abstractNumId="1" w15:restartNumberingAfterBreak="0">
     <w:nsid w:val="00A99411"/>
     <w:multiLevelType w:val="multilevel"/>
-    <w:tmpl w:val="8D4E7ED4"/>
+    <w:tmpl w:val="9536D2EE"/>
     <w:lvl w:ilvl="0">
       <w:start w:val="1"/>
       <w:numFmt w:val="decimal"/>
@@ -20035,7 +20035,7 @@
     <w:autoRedefine/>
     <w:uiPriority w:val="39"/>
     <w:unhideWhenUsed/>
-    <w:rsid w:val="00E87E22"/>
+    <w:rsid w:val="007941BA"/>
     <w:pPr>
       <w:spacing w:after="100"/>
     </w:pPr>

--- a/ЛР7_Итоговый_отчет/ОТЧЕТ_ЛР7_TableMind.docx
+++ b/ЛР7_Итоговый_отчет/ОТЧЕТ_ЛР7_TableMind.docx
@@ -263,7 +263,7 @@
       <w:r>
         <w:fldChar w:fldCharType="separate"/>
       </w:r>
-      <w:hyperlink w:anchor="_Toc241962743" w:history="1">
+      <w:hyperlink w:anchor="_Toc241963508" w:history="1">
         <w:r>
           <w:rPr>
             <w:rStyle w:val="af"/>
@@ -291,7 +291,7 @@
             <w:noProof/>
             <w:webHidden/>
           </w:rPr>
-          <w:instrText xml:space="preserve"> PAGEREF _Toc241962743 \h </w:instrText>
+          <w:instrText xml:space="preserve"> PAGEREF _Toc241963508 \h </w:instrText>
         </w:r>
         <w:r>
           <w:rPr>
@@ -332,7 +332,7 @@
           <w:noProof/>
         </w:rPr>
       </w:pPr>
-      <w:hyperlink w:anchor="_Toc241962744" w:history="1">
+      <w:hyperlink w:anchor="_Toc241963509" w:history="1">
         <w:r>
           <w:rPr>
             <w:rStyle w:val="af"/>
@@ -394,7 +394,7 @@
             <w:noProof/>
             <w:webHidden/>
           </w:rPr>
-          <w:instrText xml:space="preserve"> PAGEREF _Toc241962744 \h </w:instrText>
+          <w:instrText xml:space="preserve"> PAGEREF _Toc241963509 \h </w:instrText>
         </w:r>
         <w:r>
           <w:rPr>
@@ -435,7 +435,7 @@
           <w:noProof/>
         </w:rPr>
       </w:pPr>
-      <w:hyperlink w:anchor="_Toc241962745" w:history="1">
+      <w:hyperlink w:anchor="_Toc241963510" w:history="1">
         <w:r>
           <w:rPr>
             <w:rStyle w:val="af"/>
@@ -463,7 +463,7 @@
             <w:noProof/>
             <w:webHidden/>
           </w:rPr>
-          <w:instrText xml:space="preserve"> PAGEREF _Toc241962745 \h </w:instrText>
+          <w:instrText xml:space="preserve"> PAGEREF _Toc241963510 \h </w:instrText>
         </w:r>
         <w:r>
           <w:rPr>
@@ -504,7 +504,7 @@
           <w:noProof/>
         </w:rPr>
       </w:pPr>
-      <w:hyperlink w:anchor="_Toc241962746" w:history="1">
+      <w:hyperlink w:anchor="_Toc241963511" w:history="1">
         <w:r>
           <w:rPr>
             <w:rStyle w:val="af"/>
@@ -532,7 +532,7 @@
             <w:noProof/>
             <w:webHidden/>
           </w:rPr>
-          <w:instrText xml:space="preserve"> PAGEREF _Toc241962746 \h </w:instrText>
+          <w:instrText xml:space="preserve"> PAGEREF _Toc241963511 \h </w:instrText>
         </w:r>
         <w:r>
           <w:rPr>
@@ -573,7 +573,7 @@
           <w:noProof/>
         </w:rPr>
       </w:pPr>
-      <w:hyperlink w:anchor="_Toc241962747" w:history="1">
+      <w:hyperlink w:anchor="_Toc241963512" w:history="1">
         <w:r>
           <w:rPr>
             <w:rStyle w:val="af"/>
@@ -601,7 +601,7 @@
             <w:noProof/>
             <w:webHidden/>
           </w:rPr>
-          <w:instrText xml:space="preserve"> PAGEREF _Toc241962747 \h </w:instrText>
+          <w:instrText xml:space="preserve"> PAGEREF _Toc241963512 \h </w:instrText>
         </w:r>
         <w:r>
           <w:rPr>
@@ -642,7 +642,7 @@
           <w:noProof/>
         </w:rPr>
       </w:pPr>
-      <w:hyperlink w:anchor="_Toc241962748" w:history="1">
+      <w:hyperlink w:anchor="_Toc241963513" w:history="1">
         <w:r>
           <w:rPr>
             <w:rStyle w:val="af"/>
@@ -670,7 +670,7 @@
             <w:noProof/>
             <w:webHidden/>
           </w:rPr>
-          <w:instrText xml:space="preserve"> PAGEREF _Toc241962748 \h </w:instrText>
+          <w:instrText xml:space="preserve"> PAGEREF _Toc241963513 \h </w:instrText>
         </w:r>
         <w:r>
           <w:rPr>
@@ -711,7 +711,7 @@
           <w:noProof/>
         </w:rPr>
       </w:pPr>
-      <w:hyperlink w:anchor="_Toc241962749" w:history="1">
+      <w:hyperlink w:anchor="_Toc241963514" w:history="1">
         <w:r>
           <w:rPr>
             <w:rStyle w:val="af"/>
@@ -739,7 +739,7 @@
             <w:noProof/>
             <w:webHidden/>
           </w:rPr>
-          <w:instrText xml:space="preserve"> PAGEREF _Toc241962749 \h </w:instrText>
+          <w:instrText xml:space="preserve"> PAGEREF _Toc241963514 \h </w:instrText>
         </w:r>
         <w:r>
           <w:rPr>
@@ -780,7 +780,7 @@
           <w:noProof/>
         </w:rPr>
       </w:pPr>
-      <w:hyperlink w:anchor="_Toc241962750" w:history="1">
+      <w:hyperlink w:anchor="_Toc241963515" w:history="1">
         <w:r>
           <w:rPr>
             <w:rStyle w:val="af"/>
@@ -808,7 +808,7 @@
             <w:noProof/>
             <w:webHidden/>
           </w:rPr>
-          <w:instrText xml:space="preserve"> PAGEREF _Toc241962750 \h </w:instrText>
+          <w:instrText xml:space="preserve"> PAGEREF _Toc241963515 \h </w:instrText>
         </w:r>
         <w:r>
           <w:rPr>
@@ -849,7 +849,7 @@
           <w:noProof/>
         </w:rPr>
       </w:pPr>
-      <w:hyperlink w:anchor="_Toc241962751" w:history="1">
+      <w:hyperlink w:anchor="_Toc241963516" w:history="1">
         <w:r>
           <w:rPr>
             <w:rStyle w:val="af"/>
@@ -877,7 +877,7 @@
             <w:noProof/>
             <w:webHidden/>
           </w:rPr>
-          <w:instrText xml:space="preserve"> PAGEREF _Toc241962751 \h </w:instrText>
+          <w:instrText xml:space="preserve"> PAGEREF _Toc241963516 \h </w:instrText>
         </w:r>
         <w:r>
           <w:rPr>
@@ -918,7 +918,7 @@
           <w:noProof/>
         </w:rPr>
       </w:pPr>
-      <w:hyperlink w:anchor="_Toc241962752" w:history="1">
+      <w:hyperlink w:anchor="_Toc241963517" w:history="1">
         <w:r>
           <w:rPr>
             <w:rStyle w:val="af"/>
@@ -946,7 +946,7 @@
             <w:noProof/>
             <w:webHidden/>
           </w:rPr>
-          <w:instrText xml:space="preserve"> PAGEREF _Toc241962752 \h </w:instrText>
+          <w:instrText xml:space="preserve"> PAGEREF _Toc241963517 \h </w:instrText>
         </w:r>
         <w:r>
           <w:rPr>
@@ -987,7 +987,7 @@
           <w:noProof/>
         </w:rPr>
       </w:pPr>
-      <w:hyperlink w:anchor="_Toc241962753" w:history="1">
+      <w:hyperlink w:anchor="_Toc241963518" w:history="1">
         <w:r>
           <w:rPr>
             <w:rStyle w:val="af"/>
@@ -1015,76 +1015,7 @@
             <w:noProof/>
             <w:webHidden/>
           </w:rPr>
-          <w:instrText xml:space="preserve"> PAGEREF _Toc241962753 \h </w:instrText>
-        </w:r>
-        <w:r>
-          <w:rPr>
-            <w:noProof/>
-            <w:webHidden/>
-          </w:rPr>
-        </w:r>
-        <w:r>
-          <w:rPr>
-            <w:noProof/>
-            <w:webHidden/>
-          </w:rPr>
-          <w:fldChar w:fldCharType="separate"/>
-        </w:r>
-        <w:r>
-          <w:rPr>
-            <w:noProof/>
-            <w:webHidden/>
-          </w:rPr>
-          <w:t>14</w:t>
-        </w:r>
-        <w:r>
-          <w:rPr>
-            <w:noProof/>
-            <w:webHidden/>
-          </w:rPr>
-          <w:fldChar w:fldCharType="end"/>
-        </w:r>
-      </w:hyperlink>
-    </w:p>
-    <w:p>
-      <w:pPr>
-        <w:pStyle w:val="12"/>
-        <w:tabs>
-          <w:tab w:val="right" w:leader="dot" w:pos="9345"/>
-        </w:tabs>
-        <w:rPr>
-          <w:noProof/>
-        </w:rPr>
-      </w:pPr>
-      <w:hyperlink w:anchor="_Toc241962754" w:history="1">
-        <w:r>
-          <w:rPr>
-            <w:rStyle w:val="af"/>
-            <w:b/>
-            <w:noProof/>
-          </w:rPr>
-          <w:t>12 РЕШЕНИЕ О ЦЕЛЕСООБРАЗНОСТИ СТАРТА</w:t>
-        </w:r>
-        <w:r>
-          <w:rPr>
-            <w:noProof/>
-            <w:webHidden/>
-          </w:rPr>
-          <w:tab/>
-        </w:r>
-        <w:r>
-          <w:rPr>
-            <w:noProof/>
-            <w:webHidden/>
-          </w:rPr>
-          <w:fldChar w:fldCharType="begin"/>
-        </w:r>
-        <w:r>
-          <w:rPr>
-            <w:noProof/>
-            <w:webHidden/>
-          </w:rPr>
-          <w:instrText xml:space="preserve"> PAGEREF _Toc241962754 \h </w:instrText>
+          <w:instrText xml:space="preserve"> PAGEREF _Toc241963518 \h </w:instrText>
         </w:r>
         <w:r>
           <w:rPr>
@@ -1125,7 +1056,76 @@
           <w:noProof/>
         </w:rPr>
       </w:pPr>
-      <w:hyperlink w:anchor="_Toc241962755" w:history="1">
+      <w:hyperlink w:anchor="_Toc241963519" w:history="1">
+        <w:r>
+          <w:rPr>
+            <w:rStyle w:val="af"/>
+            <w:b/>
+            <w:noProof/>
+          </w:rPr>
+          <w:t>12 РЕШЕНИЕ О ЦЕЛЕСООБРАЗНОСТИ СТАРТА</w:t>
+        </w:r>
+        <w:r>
+          <w:rPr>
+            <w:noProof/>
+            <w:webHidden/>
+          </w:rPr>
+          <w:tab/>
+        </w:r>
+        <w:r>
+          <w:rPr>
+            <w:noProof/>
+            <w:webHidden/>
+          </w:rPr>
+          <w:fldChar w:fldCharType="begin"/>
+        </w:r>
+        <w:r>
+          <w:rPr>
+            <w:noProof/>
+            <w:webHidden/>
+          </w:rPr>
+          <w:instrText xml:space="preserve"> PAGEREF _Toc241963519 \h </w:instrText>
+        </w:r>
+        <w:r>
+          <w:rPr>
+            <w:noProof/>
+            <w:webHidden/>
+          </w:rPr>
+        </w:r>
+        <w:r>
+          <w:rPr>
+            <w:noProof/>
+            <w:webHidden/>
+          </w:rPr>
+          <w:fldChar w:fldCharType="separate"/>
+        </w:r>
+        <w:r>
+          <w:rPr>
+            <w:noProof/>
+            <w:webHidden/>
+          </w:rPr>
+          <w:t>16</w:t>
+        </w:r>
+        <w:r>
+          <w:rPr>
+            <w:noProof/>
+            <w:webHidden/>
+          </w:rPr>
+          <w:fldChar w:fldCharType="end"/>
+        </w:r>
+      </w:hyperlink>
+    </w:p>
+    <w:p>
+      <w:pPr>
+        <w:pStyle w:val="12"/>
+        <w:tabs>
+          <w:tab w:val="right" w:leader="dot" w:pos="9345"/>
+        </w:tabs>
+        <w:rPr>
+          <w:noProof/>
+        </w:rPr>
+      </w:pPr>
+      <w:hyperlink w:anchor="_Toc241963520" w:history="1">
         <w:r>
           <w:rPr>
             <w:rStyle w:val="af"/>
@@ -1153,76 +1153,7 @@
             <w:noProof/>
             <w:webHidden/>
           </w:rPr>
-          <w:instrText xml:space="preserve"> PAGEREF _Toc241962755 \h </w:instrText>
-        </w:r>
-        <w:r>
-          <w:rPr>
-            <w:noProof/>
-            <w:webHidden/>
-          </w:rPr>
-        </w:r>
-        <w:r>
-          <w:rPr>
-            <w:noProof/>
-            <w:webHidden/>
-          </w:rPr>
-          <w:fldChar w:fldCharType="separate"/>
-        </w:r>
-        <w:r>
-          <w:rPr>
-            <w:noProof/>
-            <w:webHidden/>
-          </w:rPr>
-          <w:t>18</w:t>
-        </w:r>
-        <w:r>
-          <w:rPr>
-            <w:noProof/>
-            <w:webHidden/>
-          </w:rPr>
-          <w:fldChar w:fldCharType="end"/>
-        </w:r>
-      </w:hyperlink>
-    </w:p>
-    <w:p>
-      <w:pPr>
-        <w:pStyle w:val="12"/>
-        <w:tabs>
-          <w:tab w:val="right" w:leader="dot" w:pos="9345"/>
-        </w:tabs>
-        <w:rPr>
-          <w:noProof/>
-        </w:rPr>
-      </w:pPr>
-      <w:hyperlink w:anchor="_Toc241962756" w:history="1">
-        <w:r>
-          <w:rPr>
-            <w:rStyle w:val="af"/>
-            <w:b/>
-            <w:noProof/>
-          </w:rPr>
-          <w:t>ВЫВОДЫ</w:t>
-        </w:r>
-        <w:r>
-          <w:rPr>
-            <w:noProof/>
-            <w:webHidden/>
-          </w:rPr>
-          <w:tab/>
-        </w:r>
-        <w:r>
-          <w:rPr>
-            <w:noProof/>
-            <w:webHidden/>
-          </w:rPr>
-          <w:fldChar w:fldCharType="begin"/>
-        </w:r>
-        <w:r>
-          <w:rPr>
-            <w:noProof/>
-            <w:webHidden/>
-          </w:rPr>
-          <w:instrText xml:space="preserve"> PAGEREF _Toc241962756 \h </w:instrText>
+          <w:instrText xml:space="preserve"> PAGEREF _Toc241963520 \h </w:instrText>
         </w:r>
         <w:r>
           <w:rPr>
@@ -1263,14 +1194,14 @@
           <w:noProof/>
         </w:rPr>
       </w:pPr>
-      <w:hyperlink w:anchor="_Toc241962757" w:history="1">
+      <w:hyperlink w:anchor="_Toc241963521" w:history="1">
         <w:r>
           <w:rPr>
             <w:rStyle w:val="af"/>
             <w:b/>
             <w:noProof/>
           </w:rPr>
-          <w:t>СПИСОК ИСПОЛЬЗОВАННЫХ ИСТОЧНИКОВ</w:t>
+          <w:t>ВЫВОДЫ</w:t>
         </w:r>
         <w:r>
           <w:rPr>
@@ -1291,7 +1222,7 @@
             <w:noProof/>
             <w:webHidden/>
           </w:rPr>
-          <w:instrText xml:space="preserve"> PAGEREF _Toc241962757 \h </w:instrText>
+          <w:instrText xml:space="preserve"> PAGEREF _Toc241963521 \h </w:instrText>
         </w:r>
         <w:r>
           <w:rPr>
@@ -1332,14 +1263,14 @@
           <w:noProof/>
         </w:rPr>
       </w:pPr>
-      <w:hyperlink w:anchor="_Toc241962758" w:history="1">
+      <w:hyperlink w:anchor="_Toc241963522" w:history="1">
         <w:r>
           <w:rPr>
             <w:rStyle w:val="af"/>
             <w:b/>
             <w:noProof/>
           </w:rPr>
-          <w:t>ПРИЛОЖЕНИЕ 1 (ОБЯЗАТЕЛЬНОЕ) ПАСПОРТ ИТОГОВОГО ОТЧЕТА</w:t>
+          <w:t>СПИСОК ИСПОЛЬЗОВАННЫХ ИСТОЧНИКОВ</w:t>
         </w:r>
         <w:r>
           <w:rPr>
@@ -1360,7 +1291,7 @@
             <w:noProof/>
             <w:webHidden/>
           </w:rPr>
-          <w:instrText xml:space="preserve"> PAGEREF _Toc241962758 \h </w:instrText>
+          <w:instrText xml:space="preserve"> PAGEREF _Toc241963522 \h </w:instrText>
         </w:r>
         <w:r>
           <w:rPr>
@@ -1401,14 +1332,14 @@
           <w:noProof/>
         </w:rPr>
       </w:pPr>
-      <w:hyperlink w:anchor="_Toc241962759" w:history="1">
+      <w:hyperlink w:anchor="_Toc241963523" w:history="1">
         <w:r>
           <w:rPr>
             <w:rStyle w:val="af"/>
             <w:b/>
             <w:noProof/>
           </w:rPr>
-          <w:t>ПРИЛОЖЕНИЕ 2 (ОБЯЗАТЕЛЬНОЕ) КАРТА ДОКАЗАТЕЛЬСТВ ПО РАЗДЕЛАМ</w:t>
+          <w:t>ПРИЛОЖЕНИЕ 1 (ОБЯЗАТЕЛЬНОЕ) ПАСПОРТ ИТОГОВОГО ОТЧЕТА</w:t>
         </w:r>
         <w:r>
           <w:rPr>
@@ -1429,7 +1360,7 @@
             <w:noProof/>
             <w:webHidden/>
           </w:rPr>
-          <w:instrText xml:space="preserve"> PAGEREF _Toc241962759 \h </w:instrText>
+          <w:instrText xml:space="preserve"> PAGEREF _Toc241963523 \h </w:instrText>
         </w:r>
         <w:r>
           <w:rPr>
@@ -1470,14 +1401,14 @@
           <w:noProof/>
         </w:rPr>
       </w:pPr>
-      <w:hyperlink w:anchor="_Toc241962760" w:history="1">
+      <w:hyperlink w:anchor="_Toc241963524" w:history="1">
         <w:r>
           <w:rPr>
             <w:rStyle w:val="af"/>
             <w:b/>
             <w:noProof/>
           </w:rPr>
-          <w:t>ПРИЛОЖЕНИЕ 3 (ОБЯЗАТЕЛЬНОЕ) КОНТРОЛЬНЫЙ ЛИСТ ПОЛНОТЫ ОТЧЕТА</w:t>
+          <w:t>ПРИЛОЖЕНИЕ 2 (ОБЯЗАТЕЛЬНОЕ) КАРТА ДОКАЗАТЕЛЬСТВ ПО РАЗДЕЛАМ</w:t>
         </w:r>
         <w:r>
           <w:rPr>
@@ -1498,7 +1429,7 @@
             <w:noProof/>
             <w:webHidden/>
           </w:rPr>
-          <w:instrText xml:space="preserve"> PAGEREF _Toc241962760 \h </w:instrText>
+          <w:instrText xml:space="preserve"> PAGEREF _Toc241963524 \h </w:instrText>
         </w:r>
         <w:r>
           <w:rPr>
@@ -1539,14 +1470,14 @@
           <w:noProof/>
         </w:rPr>
       </w:pPr>
-      <w:hyperlink w:anchor="_Toc241962761" w:history="1">
+      <w:hyperlink w:anchor="_Toc241963525" w:history="1">
         <w:r>
           <w:rPr>
             <w:rStyle w:val="af"/>
             <w:b/>
             <w:noProof/>
           </w:rPr>
-          <w:t>ПРИЛОЖЕНИЕ 4 (ОБЯЗАТЕЛЬНОЕ) МИНИМАЛЬНАЯ ФОРМА ТЕХНИЧЕСКОГО ЗАДАНИЯ ДЛЯ ПЕРВОГО РЕЛИЗА</w:t>
+          <w:t>ПРИЛОЖЕНИЕ 3 (ОБЯЗАТЕЛЬНОЕ) КОНТРОЛЬНЫЙ ЛИСТ ПОЛНОТЫ ОТЧЕТА</w:t>
         </w:r>
         <w:r>
           <w:rPr>
@@ -1567,7 +1498,7 @@
             <w:noProof/>
             <w:webHidden/>
           </w:rPr>
-          <w:instrText xml:space="preserve"> PAGEREF _Toc241962761 \h </w:instrText>
+          <w:instrText xml:space="preserve"> PAGEREF _Toc241963525 \h </w:instrText>
         </w:r>
         <w:r>
           <w:rPr>
@@ -1608,14 +1539,14 @@
           <w:noProof/>
         </w:rPr>
       </w:pPr>
-      <w:hyperlink w:anchor="_Toc241962762" w:history="1">
+      <w:hyperlink w:anchor="_Toc241963526" w:history="1">
         <w:r>
           <w:rPr>
             <w:rStyle w:val="af"/>
             <w:b/>
             <w:noProof/>
           </w:rPr>
-          <w:t>ПРИЛОЖЕНИЕ 5 (ОБЯЗАТЕЛЬНОЕ) КРАТКОЕ ЗАКЛЮЧЕНИЕ</w:t>
+          <w:t>ПРИЛОЖЕНИЕ 4 (ОБЯЗАТЕЛЬНОЕ) МИНИМАЛЬНАЯ ФОРМА ТЕХНИЧЕСКОГО ЗАДАНИЯ ДЛЯ ПЕРВОГО РЕЛИЗА</w:t>
         </w:r>
         <w:r>
           <w:rPr>
@@ -1636,7 +1567,7 @@
             <w:noProof/>
             <w:webHidden/>
           </w:rPr>
-          <w:instrText xml:space="preserve"> PAGEREF _Toc241962762 \h </w:instrText>
+          <w:instrText xml:space="preserve"> PAGEREF _Toc241963526 \h </w:instrText>
         </w:r>
         <w:r>
           <w:rPr>
@@ -1669,6 +1600,75 @@
     </w:p>
     <w:p>
       <w:pPr>
+        <w:pStyle w:val="12"/>
+        <w:tabs>
+          <w:tab w:val="right" w:leader="dot" w:pos="9345"/>
+        </w:tabs>
+        <w:rPr>
+          <w:noProof/>
+        </w:rPr>
+      </w:pPr>
+      <w:hyperlink w:anchor="_Toc241963527" w:history="1">
+        <w:r>
+          <w:rPr>
+            <w:rStyle w:val="af"/>
+            <w:b/>
+            <w:noProof/>
+          </w:rPr>
+          <w:t>ПРИЛОЖЕНИЕ 5 (ОБЯЗАТЕЛЬНОЕ) КРАТКОЕ ЗАКЛЮЧЕНИЕ</w:t>
+        </w:r>
+        <w:r>
+          <w:rPr>
+            <w:noProof/>
+            <w:webHidden/>
+          </w:rPr>
+          <w:tab/>
+        </w:r>
+        <w:r>
+          <w:rPr>
+            <w:noProof/>
+            <w:webHidden/>
+          </w:rPr>
+          <w:fldChar w:fldCharType="begin"/>
+        </w:r>
+        <w:r>
+          <w:rPr>
+            <w:noProof/>
+            <w:webHidden/>
+          </w:rPr>
+          <w:instrText xml:space="preserve"> PAGEREF _Toc241963527 \h </w:instrText>
+        </w:r>
+        <w:r>
+          <w:rPr>
+            <w:noProof/>
+            <w:webHidden/>
+          </w:rPr>
+        </w:r>
+        <w:r>
+          <w:rPr>
+            <w:noProof/>
+            <w:webHidden/>
+          </w:rPr>
+          <w:fldChar w:fldCharType="separate"/>
+        </w:r>
+        <w:r>
+          <w:rPr>
+            <w:noProof/>
+            <w:webHidden/>
+          </w:rPr>
+          <w:t>26</w:t>
+        </w:r>
+        <w:r>
+          <w:rPr>
+            <w:noProof/>
+            <w:webHidden/>
+          </w:rPr>
+          <w:fldChar w:fldCharType="end"/>
+        </w:r>
+      </w:hyperlink>
+    </w:p>
+    <w:p>
+      <w:pPr>
         <w:pStyle w:val="11"/>
       </w:pPr>
       <w:r>
@@ -1682,7 +1682,7 @@
         <w:spacing w:before="0" w:after="360" w:line="360" w:lineRule="exact"/>
         <w:ind w:firstLine="709"/>
       </w:pPr>
-      <w:bookmarkStart w:id="1" w:name="_Toc241962743"/>
+      <w:bookmarkStart w:id="1" w:name="_Toc241963508"/>
       <w:r>
         <w:rPr>
           <w:b/>
@@ -2237,7 +2237,7 @@
         <w:ind w:firstLine="709"/>
       </w:pPr>
       <w:bookmarkStart w:id="2" w:name="_fe8d3efd355b4a528bffe4e412a753a8708d8a7"/>
-      <w:bookmarkStart w:id="3" w:name="_Toc241962744"/>
+      <w:bookmarkStart w:id="3" w:name="_Toc241963509"/>
       <w:bookmarkEnd w:id="0"/>
       <w:r>
         <w:rPr>
@@ -2832,7 +2832,7 @@
         <w:ind w:firstLine="709"/>
       </w:pPr>
       <w:bookmarkStart w:id="4" w:name="_85970216d61dd6d6f40a43c2142d7359aebf30e"/>
-      <w:bookmarkStart w:id="5" w:name="_Toc241962745"/>
+      <w:bookmarkStart w:id="5" w:name="_Toc241963510"/>
       <w:bookmarkEnd w:id="2"/>
       <w:r>
         <w:rPr>
@@ -3548,7 +3548,7 @@
           <w:sz w:val="28"/>
         </w:rPr>
         <w:drawing>
-          <wp:inline distT="0" distB="0" distL="0" distR="0" wp14:anchorId="526596A5" wp14:editId="1E511707">
+          <wp:inline distT="0" distB="0" distL="0" distR="0" wp14:anchorId="065D898C" wp14:editId="4D7276EE">
             <wp:extent cx="5334000" cy="2471853"/>
             <wp:effectExtent l="0" t="0" r="0" b="0"/>
             <wp:docPr id="12" name="Picture"/>
@@ -3776,7 +3776,7 @@
         <w:ind w:firstLine="709"/>
       </w:pPr>
       <w:bookmarkStart w:id="6" w:name="_952a16116c37bc0383f5f47ccedf9607bd1472f"/>
-      <w:bookmarkStart w:id="7" w:name="_Toc241962746"/>
+      <w:bookmarkStart w:id="7" w:name="_Toc241963511"/>
       <w:bookmarkEnd w:id="4"/>
       <w:r>
         <w:rPr>
@@ -4710,7 +4710,7 @@
         <w:ind w:firstLine="709"/>
       </w:pPr>
       <w:bookmarkStart w:id="8" w:name="_550d58f707a5c37672fca98b77eb8736ae09aa2"/>
-      <w:bookmarkStart w:id="9" w:name="_Toc241962747"/>
+      <w:bookmarkStart w:id="9" w:name="_Toc241963512"/>
       <w:bookmarkEnd w:id="6"/>
       <w:r>
         <w:rPr>
@@ -5253,7 +5253,7 @@
           <w:sz w:val="28"/>
         </w:rPr>
         <w:drawing>
-          <wp:inline distT="0" distB="0" distL="0" distR="0" wp14:anchorId="27ED2E47" wp14:editId="51151F40">
+          <wp:inline distT="0" distB="0" distL="0" distR="0" wp14:anchorId="3B4975B5" wp14:editId="0C357427">
             <wp:extent cx="5334000" cy="2471853"/>
             <wp:effectExtent l="0" t="0" r="0" b="0"/>
             <wp:docPr id="17" name="Picture"/>
@@ -5363,7 +5363,7 @@
         <w:ind w:firstLine="709"/>
       </w:pPr>
       <w:bookmarkStart w:id="10" w:name="_e000447a5cb978ee53bdb6877ec2ece1121f293"/>
-      <w:bookmarkStart w:id="11" w:name="_Toc241962748"/>
+      <w:bookmarkStart w:id="11" w:name="_Toc241963513"/>
       <w:bookmarkEnd w:id="8"/>
       <w:r>
         <w:rPr>
@@ -6118,7 +6118,7 @@
         <w:ind w:firstLine="709"/>
       </w:pPr>
       <w:bookmarkStart w:id="12" w:name="_d6b1e0606ccffbfea524c7b8890d7424ae6ef8d"/>
-      <w:bookmarkStart w:id="13" w:name="_Toc241962749"/>
+      <w:bookmarkStart w:id="13" w:name="_Toc241963514"/>
       <w:bookmarkEnd w:id="10"/>
       <w:r>
         <w:rPr>
@@ -6729,7 +6729,7 @@
         <w:ind w:firstLine="709"/>
       </w:pPr>
       <w:bookmarkStart w:id="14" w:name="_d9c21b914bbc5bab06da79c3c8a3f5937408dab"/>
-      <w:bookmarkStart w:id="15" w:name="_Toc241962750"/>
+      <w:bookmarkStart w:id="15" w:name="_Toc241963515"/>
       <w:bookmarkEnd w:id="12"/>
       <w:r>
         <w:rPr>
@@ -7741,7 +7741,7 @@
         <w:ind w:firstLine="709"/>
       </w:pPr>
       <w:bookmarkStart w:id="16" w:name="_519d46f9ff7923648cbfef21e26057944381813"/>
-      <w:bookmarkStart w:id="17" w:name="_Toc241962751"/>
+      <w:bookmarkStart w:id="17" w:name="_Toc241963516"/>
       <w:bookmarkEnd w:id="14"/>
       <w:r>
         <w:rPr>
@@ -8883,7 +8883,7 @@
         <w:ind w:firstLine="709"/>
       </w:pPr>
       <w:bookmarkStart w:id="18" w:name="_753c3388bf9c3477a7d17f68c6497177eb43643"/>
-      <w:bookmarkStart w:id="19" w:name="_Toc241962752"/>
+      <w:bookmarkStart w:id="19" w:name="_Toc241963517"/>
       <w:bookmarkEnd w:id="16"/>
       <w:r>
         <w:rPr>
@@ -8945,10 +8945,11 @@
         <w:tblLook w:val="0020" w:firstRow="1" w:lastRow="0" w:firstColumn="0" w:lastColumn="0" w:noHBand="0" w:noVBand="0"/>
       </w:tblPr>
       <w:tblGrid>
-        <w:gridCol w:w="942"/>
-        <w:gridCol w:w="4171"/>
-        <w:gridCol w:w="1697"/>
-        <w:gridCol w:w="2545"/>
+        <w:gridCol w:w="840"/>
+        <w:gridCol w:w="3166"/>
+        <w:gridCol w:w="1413"/>
+        <w:gridCol w:w="1932"/>
+        <w:gridCol w:w="2004"/>
       </w:tblGrid>
       <w:tr>
         <w:trPr>
@@ -8959,7 +8960,7 @@
         </w:trPr>
         <w:tc>
           <w:tcPr>
-            <w:tcW w:w="943" w:type="dxa"/>
+            <w:tcW w:w="839" w:type="dxa"/>
             <w:vAlign w:val="center"/>
           </w:tcPr>
           <w:p>
@@ -8980,7 +8981,7 @@
         </w:tc>
         <w:tc>
           <w:tcPr>
-            <w:tcW w:w="4171" w:type="dxa"/>
+            <w:tcW w:w="3166" w:type="dxa"/>
             <w:vAlign w:val="center"/>
           </w:tcPr>
           <w:p>
@@ -9000,7 +9001,7 @@
         </w:tc>
         <w:tc>
           <w:tcPr>
-            <w:tcW w:w="1697" w:type="dxa"/>
+            <w:tcW w:w="1413" w:type="dxa"/>
             <w:vAlign w:val="center"/>
           </w:tcPr>
           <w:p>
@@ -9014,13 +9015,13 @@
                 <w:b/>
                 <w:sz w:val="24"/>
               </w:rPr>
-              <w:t>Приоритет</w:t>
-            </w:r>
-          </w:p>
-        </w:tc>
-        <w:tc>
-          <w:tcPr>
-            <w:tcW w:w="2545" w:type="dxa"/>
+              <w:t>Итоговый балл</w:t>
+            </w:r>
+          </w:p>
+        </w:tc>
+        <w:tc>
+          <w:tcPr>
+            <w:tcW w:w="1932" w:type="dxa"/>
             <w:vAlign w:val="center"/>
           </w:tcPr>
           <w:p>
@@ -9035,6 +9036,26 @@
                 <w:sz w:val="24"/>
               </w:rPr>
               <w:t>Класс</w:t>
+            </w:r>
+          </w:p>
+        </w:tc>
+        <w:tc>
+          <w:tcPr>
+            <w:tcW w:w="2004" w:type="dxa"/>
+            <w:vAlign w:val="center"/>
+          </w:tcPr>
+          <w:p>
+            <w:pPr>
+              <w:pStyle w:val="Compact"/>
+              <w:spacing w:before="0" w:after="0" w:line="280" w:lineRule="exact"/>
+              <w:jc w:val="center"/>
+            </w:pPr>
+            <w:r>
+              <w:rPr>
+                <w:b/>
+                <w:sz w:val="24"/>
+              </w:rPr>
+              <w:t>Решение</w:t>
             </w:r>
           </w:p>
         </w:tc>
@@ -9046,7 +9067,7 @@
         </w:trPr>
         <w:tc>
           <w:tcPr>
-            <w:tcW w:w="943" w:type="dxa"/>
+            <w:tcW w:w="839" w:type="dxa"/>
             <w:vAlign w:val="center"/>
           </w:tcPr>
           <w:p>
@@ -9066,7 +9087,7 @@
         </w:tc>
         <w:tc>
           <w:tcPr>
-            <w:tcW w:w="4171" w:type="dxa"/>
+            <w:tcW w:w="3166" w:type="dxa"/>
             <w:vAlign w:val="center"/>
           </w:tcPr>
           <w:p>
@@ -9085,26 +9106,26 @@
         </w:tc>
         <w:tc>
           <w:tcPr>
-            <w:tcW w:w="1697" w:type="dxa"/>
-            <w:vAlign w:val="center"/>
-          </w:tcPr>
-          <w:p>
-            <w:pPr>
-              <w:pStyle w:val="Compact"/>
-              <w:spacing w:before="0" w:after="0" w:line="280" w:lineRule="exact"/>
-              <w:jc w:val="center"/>
-            </w:pPr>
-            <w:r>
-              <w:rPr>
-                <w:sz w:val="24"/>
-              </w:rPr>
-              <w:t>68</w:t>
-            </w:r>
-          </w:p>
-        </w:tc>
-        <w:tc>
-          <w:tcPr>
-            <w:tcW w:w="2545" w:type="dxa"/>
+            <w:tcW w:w="1413" w:type="dxa"/>
+            <w:vAlign w:val="center"/>
+          </w:tcPr>
+          <w:p>
+            <w:pPr>
+              <w:pStyle w:val="Compact"/>
+              <w:spacing w:before="0" w:after="0" w:line="280" w:lineRule="exact"/>
+              <w:jc w:val="center"/>
+            </w:pPr>
+            <w:r>
+              <w:rPr>
+                <w:sz w:val="24"/>
+              </w:rPr>
+              <w:t>86</w:t>
+            </w:r>
+          </w:p>
+        </w:tc>
+        <w:tc>
+          <w:tcPr>
+            <w:tcW w:w="1932" w:type="dxa"/>
             <w:vAlign w:val="center"/>
           </w:tcPr>
           <w:p>
@@ -9125,6 +9146,25 @@
                 <w:sz w:val="24"/>
               </w:rPr>
               <w:t xml:space="preserve"> - первая версия</w:t>
+            </w:r>
+          </w:p>
+        </w:tc>
+        <w:tc>
+          <w:tcPr>
+            <w:tcW w:w="2004" w:type="dxa"/>
+            <w:vAlign w:val="center"/>
+          </w:tcPr>
+          <w:p>
+            <w:pPr>
+              <w:pStyle w:val="Compact"/>
+              <w:spacing w:before="0" w:after="0" w:line="280" w:lineRule="exact"/>
+              <w:jc w:val="center"/>
+            </w:pPr>
+            <w:r>
+              <w:rPr>
+                <w:sz w:val="24"/>
+              </w:rPr>
+              <w:t>Включить в первую версию</w:t>
             </w:r>
           </w:p>
         </w:tc>
@@ -9136,7 +9176,7 @@
         </w:trPr>
         <w:tc>
           <w:tcPr>
-            <w:tcW w:w="943" w:type="dxa"/>
+            <w:tcW w:w="839" w:type="dxa"/>
             <w:vAlign w:val="center"/>
           </w:tcPr>
           <w:p>
@@ -9156,7 +9196,7 @@
         </w:tc>
         <w:tc>
           <w:tcPr>
-            <w:tcW w:w="4171" w:type="dxa"/>
+            <w:tcW w:w="3166" w:type="dxa"/>
             <w:vAlign w:val="center"/>
           </w:tcPr>
           <w:p>
@@ -9175,26 +9215,26 @@
         </w:tc>
         <w:tc>
           <w:tcPr>
-            <w:tcW w:w="1697" w:type="dxa"/>
-            <w:vAlign w:val="center"/>
-          </w:tcPr>
-          <w:p>
-            <w:pPr>
-              <w:pStyle w:val="Compact"/>
-              <w:spacing w:before="0" w:after="0" w:line="280" w:lineRule="exact"/>
-              <w:jc w:val="center"/>
-            </w:pPr>
-            <w:r>
-              <w:rPr>
-                <w:sz w:val="24"/>
-              </w:rPr>
-              <w:t>68</w:t>
-            </w:r>
-          </w:p>
-        </w:tc>
-        <w:tc>
-          <w:tcPr>
-            <w:tcW w:w="2545" w:type="dxa"/>
+            <w:tcW w:w="1413" w:type="dxa"/>
+            <w:vAlign w:val="center"/>
+          </w:tcPr>
+          <w:p>
+            <w:pPr>
+              <w:pStyle w:val="Compact"/>
+              <w:spacing w:before="0" w:after="0" w:line="280" w:lineRule="exact"/>
+              <w:jc w:val="center"/>
+            </w:pPr>
+            <w:r>
+              <w:rPr>
+                <w:sz w:val="24"/>
+              </w:rPr>
+              <w:t>86</w:t>
+            </w:r>
+          </w:p>
+        </w:tc>
+        <w:tc>
+          <w:tcPr>
+            <w:tcW w:w="1932" w:type="dxa"/>
             <w:vAlign w:val="center"/>
           </w:tcPr>
           <w:p>
@@ -9215,6 +9255,25 @@
                 <w:sz w:val="24"/>
               </w:rPr>
               <w:t xml:space="preserve"> - первая версия</w:t>
+            </w:r>
+          </w:p>
+        </w:tc>
+        <w:tc>
+          <w:tcPr>
+            <w:tcW w:w="2004" w:type="dxa"/>
+            <w:vAlign w:val="center"/>
+          </w:tcPr>
+          <w:p>
+            <w:pPr>
+              <w:pStyle w:val="Compact"/>
+              <w:spacing w:before="0" w:after="0" w:line="280" w:lineRule="exact"/>
+              <w:jc w:val="center"/>
+            </w:pPr>
+            <w:r>
+              <w:rPr>
+                <w:sz w:val="24"/>
+              </w:rPr>
+              <w:t>Включить в первую версию</w:t>
             </w:r>
           </w:p>
         </w:tc>
@@ -9226,7 +9285,7 @@
         </w:trPr>
         <w:tc>
           <w:tcPr>
-            <w:tcW w:w="943" w:type="dxa"/>
+            <w:tcW w:w="839" w:type="dxa"/>
             <w:vAlign w:val="center"/>
           </w:tcPr>
           <w:p>
@@ -9246,7 +9305,7 @@
         </w:tc>
         <w:tc>
           <w:tcPr>
-            <w:tcW w:w="4171" w:type="dxa"/>
+            <w:tcW w:w="3166" w:type="dxa"/>
             <w:vAlign w:val="center"/>
           </w:tcPr>
           <w:p>
@@ -9265,26 +9324,26 @@
         </w:tc>
         <w:tc>
           <w:tcPr>
-            <w:tcW w:w="1697" w:type="dxa"/>
-            <w:vAlign w:val="center"/>
-          </w:tcPr>
-          <w:p>
-            <w:pPr>
-              <w:pStyle w:val="Compact"/>
-              <w:spacing w:before="0" w:after="0" w:line="280" w:lineRule="exact"/>
-              <w:jc w:val="center"/>
-            </w:pPr>
-            <w:r>
-              <w:rPr>
-                <w:sz w:val="24"/>
-              </w:rPr>
-              <w:t>68</w:t>
-            </w:r>
-          </w:p>
-        </w:tc>
-        <w:tc>
-          <w:tcPr>
-            <w:tcW w:w="2545" w:type="dxa"/>
+            <w:tcW w:w="1413" w:type="dxa"/>
+            <w:vAlign w:val="center"/>
+          </w:tcPr>
+          <w:p>
+            <w:pPr>
+              <w:pStyle w:val="Compact"/>
+              <w:spacing w:before="0" w:after="0" w:line="280" w:lineRule="exact"/>
+              <w:jc w:val="center"/>
+            </w:pPr>
+            <w:r>
+              <w:rPr>
+                <w:sz w:val="24"/>
+              </w:rPr>
+              <w:t>84</w:t>
+            </w:r>
+          </w:p>
+        </w:tc>
+        <w:tc>
+          <w:tcPr>
+            <w:tcW w:w="1932" w:type="dxa"/>
             <w:vAlign w:val="center"/>
           </w:tcPr>
           <w:p>
@@ -9305,6 +9364,25 @@
                 <w:sz w:val="24"/>
               </w:rPr>
               <w:t xml:space="preserve"> - первая версия</w:t>
+            </w:r>
+          </w:p>
+        </w:tc>
+        <w:tc>
+          <w:tcPr>
+            <w:tcW w:w="2004" w:type="dxa"/>
+            <w:vAlign w:val="center"/>
+          </w:tcPr>
+          <w:p>
+            <w:pPr>
+              <w:pStyle w:val="Compact"/>
+              <w:spacing w:before="0" w:after="0" w:line="280" w:lineRule="exact"/>
+              <w:jc w:val="center"/>
+            </w:pPr>
+            <w:r>
+              <w:rPr>
+                <w:sz w:val="24"/>
+              </w:rPr>
+              <w:t>Включить в первую версию</w:t>
             </w:r>
           </w:p>
         </w:tc>
@@ -9316,7 +9394,7 @@
         </w:trPr>
         <w:tc>
           <w:tcPr>
-            <w:tcW w:w="943" w:type="dxa"/>
+            <w:tcW w:w="839" w:type="dxa"/>
             <w:vAlign w:val="center"/>
           </w:tcPr>
           <w:p>
@@ -9336,7 +9414,7 @@
         </w:tc>
         <w:tc>
           <w:tcPr>
-            <w:tcW w:w="4171" w:type="dxa"/>
+            <w:tcW w:w="3166" w:type="dxa"/>
             <w:vAlign w:val="center"/>
           </w:tcPr>
           <w:p>
@@ -9355,26 +9433,26 @@
         </w:tc>
         <w:tc>
           <w:tcPr>
-            <w:tcW w:w="1697" w:type="dxa"/>
-            <w:vAlign w:val="center"/>
-          </w:tcPr>
-          <w:p>
-            <w:pPr>
-              <w:pStyle w:val="Compact"/>
-              <w:spacing w:before="0" w:after="0" w:line="280" w:lineRule="exact"/>
-              <w:jc w:val="center"/>
-            </w:pPr>
-            <w:r>
-              <w:rPr>
-                <w:sz w:val="24"/>
-              </w:rPr>
-              <w:t>68</w:t>
-            </w:r>
-          </w:p>
-        </w:tc>
-        <w:tc>
-          <w:tcPr>
-            <w:tcW w:w="2545" w:type="dxa"/>
+            <w:tcW w:w="1413" w:type="dxa"/>
+            <w:vAlign w:val="center"/>
+          </w:tcPr>
+          <w:p>
+            <w:pPr>
+              <w:pStyle w:val="Compact"/>
+              <w:spacing w:before="0" w:after="0" w:line="280" w:lineRule="exact"/>
+              <w:jc w:val="center"/>
+            </w:pPr>
+            <w:r>
+              <w:rPr>
+                <w:sz w:val="24"/>
+              </w:rPr>
+              <w:t>72</w:t>
+            </w:r>
+          </w:p>
+        </w:tc>
+        <w:tc>
+          <w:tcPr>
+            <w:tcW w:w="1932" w:type="dxa"/>
             <w:vAlign w:val="center"/>
           </w:tcPr>
           <w:p>
@@ -9395,6 +9473,25 @@
                 <w:sz w:val="24"/>
               </w:rPr>
               <w:t xml:space="preserve"> - следующий выпуск</w:t>
+            </w:r>
+          </w:p>
+        </w:tc>
+        <w:tc>
+          <w:tcPr>
+            <w:tcW w:w="2004" w:type="dxa"/>
+            <w:vAlign w:val="center"/>
+          </w:tcPr>
+          <w:p>
+            <w:pPr>
+              <w:pStyle w:val="Compact"/>
+              <w:spacing w:before="0" w:after="0" w:line="280" w:lineRule="exact"/>
+              <w:jc w:val="center"/>
+            </w:pPr>
+            <w:r>
+              <w:rPr>
+                <w:sz w:val="24"/>
+              </w:rPr>
+              <w:t>Включить в первую версию</w:t>
             </w:r>
           </w:p>
         </w:tc>
@@ -9406,7 +9503,7 @@
         </w:trPr>
         <w:tc>
           <w:tcPr>
-            <w:tcW w:w="943" w:type="dxa"/>
+            <w:tcW w:w="839" w:type="dxa"/>
             <w:vAlign w:val="center"/>
           </w:tcPr>
           <w:p>
@@ -9426,7 +9523,7 @@
         </w:tc>
         <w:tc>
           <w:tcPr>
-            <w:tcW w:w="4171" w:type="dxa"/>
+            <w:tcW w:w="3166" w:type="dxa"/>
             <w:vAlign w:val="center"/>
           </w:tcPr>
           <w:p>
@@ -9445,26 +9542,26 @@
         </w:tc>
         <w:tc>
           <w:tcPr>
-            <w:tcW w:w="1697" w:type="dxa"/>
-            <w:vAlign w:val="center"/>
-          </w:tcPr>
-          <w:p>
-            <w:pPr>
-              <w:pStyle w:val="Compact"/>
-              <w:spacing w:before="0" w:after="0" w:line="280" w:lineRule="exact"/>
-              <w:jc w:val="center"/>
-            </w:pPr>
-            <w:r>
-              <w:rPr>
-                <w:sz w:val="24"/>
-              </w:rPr>
-              <w:t>45</w:t>
-            </w:r>
-          </w:p>
-        </w:tc>
-        <w:tc>
-          <w:tcPr>
-            <w:tcW w:w="2545" w:type="dxa"/>
+            <w:tcW w:w="1413" w:type="dxa"/>
+            <w:vAlign w:val="center"/>
+          </w:tcPr>
+          <w:p>
+            <w:pPr>
+              <w:pStyle w:val="Compact"/>
+              <w:spacing w:before="0" w:after="0" w:line="280" w:lineRule="exact"/>
+              <w:jc w:val="center"/>
+            </w:pPr>
+            <w:r>
+              <w:rPr>
+                <w:sz w:val="24"/>
+              </w:rPr>
+              <w:t>74</w:t>
+            </w:r>
+          </w:p>
+        </w:tc>
+        <w:tc>
+          <w:tcPr>
+            <w:tcW w:w="1932" w:type="dxa"/>
             <w:vAlign w:val="center"/>
           </w:tcPr>
           <w:p>
@@ -9485,6 +9582,25 @@
                 <w:sz w:val="24"/>
               </w:rPr>
               <w:t xml:space="preserve"> - следующий выпуск</w:t>
+            </w:r>
+          </w:p>
+        </w:tc>
+        <w:tc>
+          <w:tcPr>
+            <w:tcW w:w="2004" w:type="dxa"/>
+            <w:vAlign w:val="center"/>
+          </w:tcPr>
+          <w:p>
+            <w:pPr>
+              <w:pStyle w:val="Compact"/>
+              <w:spacing w:before="0" w:after="0" w:line="280" w:lineRule="exact"/>
+              <w:jc w:val="center"/>
+            </w:pPr>
+            <w:r>
+              <w:rPr>
+                <w:sz w:val="24"/>
+              </w:rPr>
+              <w:t>Включить в первую версию</w:t>
             </w:r>
           </w:p>
         </w:tc>
@@ -9496,7 +9612,7 @@
         </w:trPr>
         <w:tc>
           <w:tcPr>
-            <w:tcW w:w="943" w:type="dxa"/>
+            <w:tcW w:w="839" w:type="dxa"/>
             <w:vAlign w:val="center"/>
           </w:tcPr>
           <w:p>
@@ -9516,7 +9632,7 @@
         </w:tc>
         <w:tc>
           <w:tcPr>
-            <w:tcW w:w="4171" w:type="dxa"/>
+            <w:tcW w:w="3166" w:type="dxa"/>
             <w:vAlign w:val="center"/>
           </w:tcPr>
           <w:p>
@@ -9535,26 +9651,26 @@
         </w:tc>
         <w:tc>
           <w:tcPr>
-            <w:tcW w:w="1697" w:type="dxa"/>
-            <w:vAlign w:val="center"/>
-          </w:tcPr>
-          <w:p>
-            <w:pPr>
-              <w:pStyle w:val="Compact"/>
-              <w:spacing w:before="0" w:after="0" w:line="280" w:lineRule="exact"/>
-              <w:jc w:val="center"/>
-            </w:pPr>
-            <w:r>
-              <w:rPr>
-                <w:sz w:val="24"/>
-              </w:rPr>
-              <w:t>59</w:t>
-            </w:r>
-          </w:p>
-        </w:tc>
-        <w:tc>
-          <w:tcPr>
-            <w:tcW w:w="2545" w:type="dxa"/>
+            <w:tcW w:w="1413" w:type="dxa"/>
+            <w:vAlign w:val="center"/>
+          </w:tcPr>
+          <w:p>
+            <w:pPr>
+              <w:pStyle w:val="Compact"/>
+              <w:spacing w:before="0" w:after="0" w:line="280" w:lineRule="exact"/>
+              <w:jc w:val="center"/>
+            </w:pPr>
+            <w:r>
+              <w:rPr>
+                <w:sz w:val="24"/>
+              </w:rPr>
+              <w:t>68</w:t>
+            </w:r>
+          </w:p>
+        </w:tc>
+        <w:tc>
+          <w:tcPr>
+            <w:tcW w:w="1932" w:type="dxa"/>
             <w:vAlign w:val="center"/>
           </w:tcPr>
           <w:p>
@@ -9575,6 +9691,25 @@
                 <w:sz w:val="24"/>
               </w:rPr>
               <w:t xml:space="preserve"> - следующий выпуск</w:t>
+            </w:r>
+          </w:p>
+        </w:tc>
+        <w:tc>
+          <w:tcPr>
+            <w:tcW w:w="2004" w:type="dxa"/>
+            <w:vAlign w:val="center"/>
+          </w:tcPr>
+          <w:p>
+            <w:pPr>
+              <w:pStyle w:val="Compact"/>
+              <w:spacing w:before="0" w:after="0" w:line="280" w:lineRule="exact"/>
+              <w:jc w:val="center"/>
+            </w:pPr>
+            <w:r>
+              <w:rPr>
+                <w:sz w:val="24"/>
+              </w:rPr>
+              <w:t>Включить в первую версию</w:t>
             </w:r>
           </w:p>
         </w:tc>
@@ -9586,7 +9721,7 @@
         </w:trPr>
         <w:tc>
           <w:tcPr>
-            <w:tcW w:w="943" w:type="dxa"/>
+            <w:tcW w:w="839" w:type="dxa"/>
             <w:vAlign w:val="center"/>
           </w:tcPr>
           <w:p>
@@ -9606,7 +9741,7 @@
         </w:tc>
         <w:tc>
           <w:tcPr>
-            <w:tcW w:w="4171" w:type="dxa"/>
+            <w:tcW w:w="3166" w:type="dxa"/>
             <w:vAlign w:val="center"/>
           </w:tcPr>
           <w:p>
@@ -9625,26 +9760,26 @@
         </w:tc>
         <w:tc>
           <w:tcPr>
-            <w:tcW w:w="1697" w:type="dxa"/>
-            <w:vAlign w:val="center"/>
-          </w:tcPr>
-          <w:p>
-            <w:pPr>
-              <w:pStyle w:val="Compact"/>
-              <w:spacing w:before="0" w:after="0" w:line="280" w:lineRule="exact"/>
-              <w:jc w:val="center"/>
-            </w:pPr>
-            <w:r>
-              <w:rPr>
-                <w:sz w:val="24"/>
-              </w:rPr>
-              <w:t>61</w:t>
-            </w:r>
-          </w:p>
-        </w:tc>
-        <w:tc>
-          <w:tcPr>
-            <w:tcW w:w="2545" w:type="dxa"/>
+            <w:tcW w:w="1413" w:type="dxa"/>
+            <w:vAlign w:val="center"/>
+          </w:tcPr>
+          <w:p>
+            <w:pPr>
+              <w:pStyle w:val="Compact"/>
+              <w:spacing w:before="0" w:after="0" w:line="280" w:lineRule="exact"/>
+              <w:jc w:val="center"/>
+            </w:pPr>
+            <w:r>
+              <w:rPr>
+                <w:sz w:val="24"/>
+              </w:rPr>
+              <w:t>79</w:t>
+            </w:r>
+          </w:p>
+        </w:tc>
+        <w:tc>
+          <w:tcPr>
+            <w:tcW w:w="1932" w:type="dxa"/>
             <w:vAlign w:val="center"/>
           </w:tcPr>
           <w:p>
@@ -9665,6 +9800,25 @@
                 <w:sz w:val="24"/>
               </w:rPr>
               <w:t xml:space="preserve"> - следующий выпуск</w:t>
+            </w:r>
+          </w:p>
+        </w:tc>
+        <w:tc>
+          <w:tcPr>
+            <w:tcW w:w="2004" w:type="dxa"/>
+            <w:vAlign w:val="center"/>
+          </w:tcPr>
+          <w:p>
+            <w:pPr>
+              <w:pStyle w:val="Compact"/>
+              <w:spacing w:before="0" w:after="0" w:line="280" w:lineRule="exact"/>
+              <w:jc w:val="center"/>
+            </w:pPr>
+            <w:r>
+              <w:rPr>
+                <w:sz w:val="24"/>
+              </w:rPr>
+              <w:t>Включить в первую версию</w:t>
             </w:r>
           </w:p>
         </w:tc>
@@ -9676,7 +9830,7 @@
         </w:trPr>
         <w:tc>
           <w:tcPr>
-            <w:tcW w:w="943" w:type="dxa"/>
+            <w:tcW w:w="839" w:type="dxa"/>
             <w:vAlign w:val="center"/>
           </w:tcPr>
           <w:p>
@@ -9696,7 +9850,7 @@
         </w:tc>
         <w:tc>
           <w:tcPr>
-            <w:tcW w:w="4171" w:type="dxa"/>
+            <w:tcW w:w="3166" w:type="dxa"/>
             <w:vAlign w:val="center"/>
           </w:tcPr>
           <w:p>
@@ -9715,26 +9869,26 @@
         </w:tc>
         <w:tc>
           <w:tcPr>
-            <w:tcW w:w="1697" w:type="dxa"/>
-            <w:vAlign w:val="center"/>
-          </w:tcPr>
-          <w:p>
-            <w:pPr>
-              <w:pStyle w:val="Compact"/>
-              <w:spacing w:before="0" w:after="0" w:line="280" w:lineRule="exact"/>
-              <w:jc w:val="center"/>
-            </w:pPr>
-            <w:r>
-              <w:rPr>
-                <w:sz w:val="24"/>
-              </w:rPr>
-              <w:t>61</w:t>
-            </w:r>
-          </w:p>
-        </w:tc>
-        <w:tc>
-          <w:tcPr>
-            <w:tcW w:w="2545" w:type="dxa"/>
+            <w:tcW w:w="1413" w:type="dxa"/>
+            <w:vAlign w:val="center"/>
+          </w:tcPr>
+          <w:p>
+            <w:pPr>
+              <w:pStyle w:val="Compact"/>
+              <w:spacing w:before="0" w:after="0" w:line="280" w:lineRule="exact"/>
+              <w:jc w:val="center"/>
+            </w:pPr>
+            <w:r>
+              <w:rPr>
+                <w:sz w:val="24"/>
+              </w:rPr>
+              <w:t>66</w:t>
+            </w:r>
+          </w:p>
+        </w:tc>
+        <w:tc>
+          <w:tcPr>
+            <w:tcW w:w="1932" w:type="dxa"/>
             <w:vAlign w:val="center"/>
           </w:tcPr>
           <w:p>
@@ -9755,6 +9909,25 @@
                 <w:sz w:val="24"/>
               </w:rPr>
               <w:t xml:space="preserve"> - следующий выпуск</w:t>
+            </w:r>
+          </w:p>
+        </w:tc>
+        <w:tc>
+          <w:tcPr>
+            <w:tcW w:w="2004" w:type="dxa"/>
+            <w:vAlign w:val="center"/>
+          </w:tcPr>
+          <w:p>
+            <w:pPr>
+              <w:pStyle w:val="Compact"/>
+              <w:spacing w:before="0" w:after="0" w:line="280" w:lineRule="exact"/>
+              <w:jc w:val="center"/>
+            </w:pPr>
+            <w:r>
+              <w:rPr>
+                <w:sz w:val="24"/>
+              </w:rPr>
+              <w:t>Включить в первую версию</w:t>
             </w:r>
           </w:p>
         </w:tc>
@@ -9766,7 +9939,7 @@
         </w:trPr>
         <w:tc>
           <w:tcPr>
-            <w:tcW w:w="943" w:type="dxa"/>
+            <w:tcW w:w="839" w:type="dxa"/>
             <w:vAlign w:val="center"/>
           </w:tcPr>
           <w:p>
@@ -9786,7 +9959,7 @@
         </w:tc>
         <w:tc>
           <w:tcPr>
-            <w:tcW w:w="4171" w:type="dxa"/>
+            <w:tcW w:w="3166" w:type="dxa"/>
             <w:vAlign w:val="center"/>
           </w:tcPr>
           <w:p>
@@ -9805,26 +9978,26 @@
         </w:tc>
         <w:tc>
           <w:tcPr>
-            <w:tcW w:w="1697" w:type="dxa"/>
-            <w:vAlign w:val="center"/>
-          </w:tcPr>
-          <w:p>
-            <w:pPr>
-              <w:pStyle w:val="Compact"/>
-              <w:spacing w:before="0" w:after="0" w:line="280" w:lineRule="exact"/>
-              <w:jc w:val="center"/>
-            </w:pPr>
-            <w:r>
-              <w:rPr>
-                <w:sz w:val="24"/>
-              </w:rPr>
-              <w:t>38</w:t>
-            </w:r>
-          </w:p>
-        </w:tc>
-        <w:tc>
-          <w:tcPr>
-            <w:tcW w:w="2545" w:type="dxa"/>
+            <w:tcW w:w="1413" w:type="dxa"/>
+            <w:vAlign w:val="center"/>
+          </w:tcPr>
+          <w:p>
+            <w:pPr>
+              <w:pStyle w:val="Compact"/>
+              <w:spacing w:before="0" w:after="0" w:line="280" w:lineRule="exact"/>
+              <w:jc w:val="center"/>
+            </w:pPr>
+            <w:r>
+              <w:rPr>
+                <w:sz w:val="24"/>
+              </w:rPr>
+              <w:t>70</w:t>
+            </w:r>
+          </w:p>
+        </w:tc>
+        <w:tc>
+          <w:tcPr>
+            <w:tcW w:w="1932" w:type="dxa"/>
             <w:vAlign w:val="center"/>
           </w:tcPr>
           <w:p>
@@ -9845,6 +10018,25 @@
                 <w:sz w:val="24"/>
               </w:rPr>
               <w:t xml:space="preserve"> - следующий выпуск</w:t>
+            </w:r>
+          </w:p>
+        </w:tc>
+        <w:tc>
+          <w:tcPr>
+            <w:tcW w:w="2004" w:type="dxa"/>
+            <w:vAlign w:val="center"/>
+          </w:tcPr>
+          <w:p>
+            <w:pPr>
+              <w:pStyle w:val="Compact"/>
+              <w:spacing w:before="0" w:after="0" w:line="280" w:lineRule="exact"/>
+              <w:jc w:val="center"/>
+            </w:pPr>
+            <w:r>
+              <w:rPr>
+                <w:sz w:val="24"/>
+              </w:rPr>
+              <w:t>Включить в первую версию</w:t>
             </w:r>
           </w:p>
         </w:tc>
@@ -9856,7 +10048,7 @@
         </w:trPr>
         <w:tc>
           <w:tcPr>
-            <w:tcW w:w="943" w:type="dxa"/>
+            <w:tcW w:w="839" w:type="dxa"/>
             <w:vAlign w:val="center"/>
           </w:tcPr>
           <w:p>
@@ -9876,7 +10068,7 @@
         </w:tc>
         <w:tc>
           <w:tcPr>
-            <w:tcW w:w="4171" w:type="dxa"/>
+            <w:tcW w:w="3166" w:type="dxa"/>
             <w:vAlign w:val="center"/>
           </w:tcPr>
           <w:p>
@@ -9895,26 +10087,26 @@
         </w:tc>
         <w:tc>
           <w:tcPr>
-            <w:tcW w:w="1697" w:type="dxa"/>
-            <w:vAlign w:val="center"/>
-          </w:tcPr>
-          <w:p>
-            <w:pPr>
-              <w:pStyle w:val="Compact"/>
-              <w:spacing w:before="0" w:after="0" w:line="280" w:lineRule="exact"/>
-              <w:jc w:val="center"/>
-            </w:pPr>
-            <w:r>
-              <w:rPr>
-                <w:sz w:val="24"/>
-              </w:rPr>
-              <w:t>38</w:t>
-            </w:r>
-          </w:p>
-        </w:tc>
-        <w:tc>
-          <w:tcPr>
-            <w:tcW w:w="2545" w:type="dxa"/>
+            <w:tcW w:w="1413" w:type="dxa"/>
+            <w:vAlign w:val="center"/>
+          </w:tcPr>
+          <w:p>
+            <w:pPr>
+              <w:pStyle w:val="Compact"/>
+              <w:spacing w:before="0" w:after="0" w:line="280" w:lineRule="exact"/>
+              <w:jc w:val="center"/>
+            </w:pPr>
+            <w:r>
+              <w:rPr>
+                <w:sz w:val="24"/>
+              </w:rPr>
+              <w:t>50</w:t>
+            </w:r>
+          </w:p>
+        </w:tc>
+        <w:tc>
+          <w:tcPr>
+            <w:tcW w:w="1932" w:type="dxa"/>
             <w:vAlign w:val="center"/>
           </w:tcPr>
           <w:p>
@@ -9935,6 +10127,25 @@
                 <w:sz w:val="24"/>
               </w:rPr>
               <w:t xml:space="preserve"> - можно отложить</w:t>
+            </w:r>
+          </w:p>
+        </w:tc>
+        <w:tc>
+          <w:tcPr>
+            <w:tcW w:w="2004" w:type="dxa"/>
+            <w:vAlign w:val="center"/>
+          </w:tcPr>
+          <w:p>
+            <w:pPr>
+              <w:pStyle w:val="Compact"/>
+              <w:spacing w:before="0" w:after="0" w:line="280" w:lineRule="exact"/>
+              <w:jc w:val="center"/>
+            </w:pPr>
+            <w:r>
+              <w:rPr>
+                <w:sz w:val="24"/>
+              </w:rPr>
+              <w:t>Включить в первую версию</w:t>
             </w:r>
           </w:p>
         </w:tc>
@@ -9946,7 +10157,7 @@
         </w:trPr>
         <w:tc>
           <w:tcPr>
-            <w:tcW w:w="943" w:type="dxa"/>
+            <w:tcW w:w="839" w:type="dxa"/>
             <w:vAlign w:val="center"/>
           </w:tcPr>
           <w:p>
@@ -9966,7 +10177,7 @@
         </w:tc>
         <w:tc>
           <w:tcPr>
-            <w:tcW w:w="4171" w:type="dxa"/>
+            <w:tcW w:w="3166" w:type="dxa"/>
             <w:vAlign w:val="center"/>
           </w:tcPr>
           <w:p>
@@ -9985,26 +10196,26 @@
         </w:tc>
         <w:tc>
           <w:tcPr>
-            <w:tcW w:w="1697" w:type="dxa"/>
-            <w:vAlign w:val="center"/>
-          </w:tcPr>
-          <w:p>
-            <w:pPr>
-              <w:pStyle w:val="Compact"/>
-              <w:spacing w:before="0" w:after="0" w:line="280" w:lineRule="exact"/>
-              <w:jc w:val="center"/>
-            </w:pPr>
-            <w:r>
-              <w:rPr>
-                <w:sz w:val="24"/>
-              </w:rPr>
-              <w:t>52</w:t>
-            </w:r>
-          </w:p>
-        </w:tc>
-        <w:tc>
-          <w:tcPr>
-            <w:tcW w:w="2545" w:type="dxa"/>
+            <w:tcW w:w="1413" w:type="dxa"/>
+            <w:vAlign w:val="center"/>
+          </w:tcPr>
+          <w:p>
+            <w:pPr>
+              <w:pStyle w:val="Compact"/>
+              <w:spacing w:before="0" w:after="0" w:line="280" w:lineRule="exact"/>
+              <w:jc w:val="center"/>
+            </w:pPr>
+            <w:r>
+              <w:rPr>
+                <w:sz w:val="24"/>
+              </w:rPr>
+              <w:t>53</w:t>
+            </w:r>
+          </w:p>
+        </w:tc>
+        <w:tc>
+          <w:tcPr>
+            <w:tcW w:w="1932" w:type="dxa"/>
             <w:vAlign w:val="center"/>
           </w:tcPr>
           <w:p>
@@ -10025,6 +10236,25 @@
                 <w:sz w:val="24"/>
               </w:rPr>
               <w:t xml:space="preserve"> - можно отложить</w:t>
+            </w:r>
+          </w:p>
+        </w:tc>
+        <w:tc>
+          <w:tcPr>
+            <w:tcW w:w="2004" w:type="dxa"/>
+            <w:vAlign w:val="center"/>
+          </w:tcPr>
+          <w:p>
+            <w:pPr>
+              <w:pStyle w:val="Compact"/>
+              <w:spacing w:before="0" w:after="0" w:line="280" w:lineRule="exact"/>
+              <w:jc w:val="center"/>
+            </w:pPr>
+            <w:r>
+              <w:rPr>
+                <w:sz w:val="24"/>
+              </w:rPr>
+              <w:t>Отложить</w:t>
             </w:r>
           </w:p>
         </w:tc>
@@ -10036,7 +10266,7 @@
         </w:trPr>
         <w:tc>
           <w:tcPr>
-            <w:tcW w:w="943" w:type="dxa"/>
+            <w:tcW w:w="839" w:type="dxa"/>
             <w:vAlign w:val="center"/>
           </w:tcPr>
           <w:p>
@@ -10056,7 +10286,7 @@
         </w:tc>
         <w:tc>
           <w:tcPr>
-            <w:tcW w:w="4171" w:type="dxa"/>
+            <w:tcW w:w="3166" w:type="dxa"/>
             <w:vAlign w:val="center"/>
           </w:tcPr>
           <w:p>
@@ -10088,7 +10318,7 @@
         </w:tc>
         <w:tc>
           <w:tcPr>
-            <w:tcW w:w="1697" w:type="dxa"/>
+            <w:tcW w:w="1413" w:type="dxa"/>
             <w:vAlign w:val="center"/>
           </w:tcPr>
           <w:p>
@@ -10107,7 +10337,7 @@
         </w:tc>
         <w:tc>
           <w:tcPr>
-            <w:tcW w:w="2545" w:type="dxa"/>
+            <w:tcW w:w="1932" w:type="dxa"/>
             <w:vAlign w:val="center"/>
           </w:tcPr>
           <w:p>
@@ -10128,6 +10358,25 @@
                 <w:sz w:val="24"/>
               </w:rPr>
               <w:t xml:space="preserve"> - следующий выпуск</w:t>
+            </w:r>
+          </w:p>
+        </w:tc>
+        <w:tc>
+          <w:tcPr>
+            <w:tcW w:w="2004" w:type="dxa"/>
+            <w:vAlign w:val="center"/>
+          </w:tcPr>
+          <w:p>
+            <w:pPr>
+              <w:pStyle w:val="Compact"/>
+              <w:spacing w:before="0" w:after="0" w:line="280" w:lineRule="exact"/>
+              <w:jc w:val="center"/>
+            </w:pPr>
+            <w:r>
+              <w:rPr>
+                <w:sz w:val="24"/>
+              </w:rPr>
+              <w:t>Отложить</w:t>
             </w:r>
           </w:p>
         </w:tc>
@@ -10139,7 +10388,7 @@
         </w:trPr>
         <w:tc>
           <w:tcPr>
-            <w:tcW w:w="943" w:type="dxa"/>
+            <w:tcW w:w="839" w:type="dxa"/>
             <w:vAlign w:val="center"/>
           </w:tcPr>
           <w:p>
@@ -10159,7 +10408,7 @@
         </w:tc>
         <w:tc>
           <w:tcPr>
-            <w:tcW w:w="4171" w:type="dxa"/>
+            <w:tcW w:w="3166" w:type="dxa"/>
             <w:vAlign w:val="center"/>
           </w:tcPr>
           <w:p>
@@ -10178,26 +10427,26 @@
         </w:tc>
         <w:tc>
           <w:tcPr>
-            <w:tcW w:w="1697" w:type="dxa"/>
-            <w:vAlign w:val="center"/>
-          </w:tcPr>
-          <w:p>
-            <w:pPr>
-              <w:pStyle w:val="Compact"/>
-              <w:spacing w:before="0" w:after="0" w:line="280" w:lineRule="exact"/>
-              <w:jc w:val="center"/>
-            </w:pPr>
-            <w:r>
-              <w:rPr>
-                <w:sz w:val="24"/>
-              </w:rPr>
-              <w:t>29</w:t>
-            </w:r>
-          </w:p>
-        </w:tc>
-        <w:tc>
-          <w:tcPr>
-            <w:tcW w:w="2545" w:type="dxa"/>
+            <w:tcW w:w="1413" w:type="dxa"/>
+            <w:vAlign w:val="center"/>
+          </w:tcPr>
+          <w:p>
+            <w:pPr>
+              <w:pStyle w:val="Compact"/>
+              <w:spacing w:before="0" w:after="0" w:line="280" w:lineRule="exact"/>
+              <w:jc w:val="center"/>
+            </w:pPr>
+            <w:r>
+              <w:rPr>
+                <w:sz w:val="24"/>
+              </w:rPr>
+              <w:t>53</w:t>
+            </w:r>
+          </w:p>
+        </w:tc>
+        <w:tc>
+          <w:tcPr>
+            <w:tcW w:w="1932" w:type="dxa"/>
             <w:vAlign w:val="center"/>
           </w:tcPr>
           <w:p>
@@ -10218,6 +10467,25 @@
                 <w:sz w:val="24"/>
               </w:rPr>
               <w:t xml:space="preserve"> - можно отложить</w:t>
+            </w:r>
+          </w:p>
+        </w:tc>
+        <w:tc>
+          <w:tcPr>
+            <w:tcW w:w="2004" w:type="dxa"/>
+            <w:vAlign w:val="center"/>
+          </w:tcPr>
+          <w:p>
+            <w:pPr>
+              <w:pStyle w:val="Compact"/>
+              <w:spacing w:before="0" w:after="0" w:line="280" w:lineRule="exact"/>
+              <w:jc w:val="center"/>
+            </w:pPr>
+            <w:r>
+              <w:rPr>
+                <w:sz w:val="24"/>
+              </w:rPr>
+              <w:t>Отложить</w:t>
             </w:r>
           </w:p>
         </w:tc>
@@ -10229,7 +10497,7 @@
         </w:trPr>
         <w:tc>
           <w:tcPr>
-            <w:tcW w:w="943" w:type="dxa"/>
+            <w:tcW w:w="839" w:type="dxa"/>
             <w:vAlign w:val="center"/>
           </w:tcPr>
           <w:p>
@@ -10249,7 +10517,7 @@
         </w:tc>
         <w:tc>
           <w:tcPr>
-            <w:tcW w:w="4171" w:type="dxa"/>
+            <w:tcW w:w="3166" w:type="dxa"/>
             <w:vAlign w:val="center"/>
           </w:tcPr>
           <w:p>
@@ -10268,26 +10536,26 @@
         </w:tc>
         <w:tc>
           <w:tcPr>
-            <w:tcW w:w="1697" w:type="dxa"/>
-            <w:vAlign w:val="center"/>
-          </w:tcPr>
-          <w:p>
-            <w:pPr>
-              <w:pStyle w:val="Compact"/>
-              <w:spacing w:before="0" w:after="0" w:line="280" w:lineRule="exact"/>
-              <w:jc w:val="center"/>
-            </w:pPr>
-            <w:r>
-              <w:rPr>
-                <w:sz w:val="24"/>
-              </w:rPr>
-              <w:t>68</w:t>
-            </w:r>
-          </w:p>
-        </w:tc>
-        <w:tc>
-          <w:tcPr>
-            <w:tcW w:w="2545" w:type="dxa"/>
+            <w:tcW w:w="1413" w:type="dxa"/>
+            <w:vAlign w:val="center"/>
+          </w:tcPr>
+          <w:p>
+            <w:pPr>
+              <w:pStyle w:val="Compact"/>
+              <w:spacing w:before="0" w:after="0" w:line="280" w:lineRule="exact"/>
+              <w:jc w:val="center"/>
+            </w:pPr>
+            <w:r>
+              <w:rPr>
+                <w:sz w:val="24"/>
+              </w:rPr>
+              <w:t>53</w:t>
+            </w:r>
+          </w:p>
+        </w:tc>
+        <w:tc>
+          <w:tcPr>
+            <w:tcW w:w="1932" w:type="dxa"/>
             <w:vAlign w:val="center"/>
           </w:tcPr>
           <w:p>
@@ -10308,6 +10576,25 @@
                 <w:sz w:val="24"/>
               </w:rPr>
               <w:t xml:space="preserve"> - можно отложить</w:t>
+            </w:r>
+          </w:p>
+        </w:tc>
+        <w:tc>
+          <w:tcPr>
+            <w:tcW w:w="2004" w:type="dxa"/>
+            <w:vAlign w:val="center"/>
+          </w:tcPr>
+          <w:p>
+            <w:pPr>
+              <w:pStyle w:val="Compact"/>
+              <w:spacing w:before="0" w:after="0" w:line="280" w:lineRule="exact"/>
+              <w:jc w:val="center"/>
+            </w:pPr>
+            <w:r>
+              <w:rPr>
+                <w:sz w:val="24"/>
+              </w:rPr>
+              <w:t>Включить в первую версию</w:t>
             </w:r>
           </w:p>
         </w:tc>
@@ -10337,20 +10624,14 @@
         <w:rPr>
           <w:sz w:val="28"/>
         </w:rPr>
-        <w:t xml:space="preserve"> в таблице отражает порядок проектирования интерфейса; состав первого релиза определен отдельным расчетом (раз</w:t>
-      </w:r>
-      <w:r>
-        <w:rPr>
-          <w:sz w:val="28"/>
-        </w:rPr>
-        <w:t xml:space="preserve">дел 11): в него входят 11 единиц, включая </w:t>
+        <w:t xml:space="preserve"> задан итоговым баллом, а решение о включении принято отдельно: в первую версию входят 11 единиц (</w:t>
       </w:r>
       <w:r>
         <w:rPr>
           <w:i/>
           <w:sz w:val="28"/>
         </w:rPr>
-        <w:t>U-004</w:t>
+        <w:t>U-001</w:t>
       </w:r>
       <w:r>
         <w:rPr>
@@ -10382,14 +10663,40 @@
         <w:rPr>
           <w:sz w:val="28"/>
         </w:rPr>
-        <w:t xml:space="preserve"> из классов </w:t>
+        <w:t xml:space="preserve">), отложены </w:t>
       </w:r>
       <w:r>
         <w:rPr>
           <w:i/>
           <w:sz w:val="28"/>
         </w:rPr>
-        <w:t>P2-P3</w:t>
+        <w:t>U-011</w:t>
+      </w:r>
+      <w:r>
+        <w:rPr>
+          <w:sz w:val="28"/>
+        </w:rPr>
+        <w:t xml:space="preserve">, </w:t>
+      </w:r>
+      <w:r>
+        <w:rPr>
+          <w:i/>
+          <w:sz w:val="28"/>
+        </w:rPr>
+        <w:t>U-012</w:t>
+      </w:r>
+      <w:r>
+        <w:rPr>
+          <w:sz w:val="28"/>
+        </w:rPr>
+        <w:t xml:space="preserve"> и </w:t>
+      </w:r>
+      <w:r>
+        <w:rPr>
+          <w:i/>
+          <w:sz w:val="28"/>
+        </w:rPr>
+        <w:t>U-016</w:t>
       </w:r>
       <w:r>
         <w:rPr>
@@ -10434,13 +10741,7 @@
         <w:rPr>
           <w:sz w:val="28"/>
         </w:rPr>
-        <w:t>, адаптивность и</w:t>
-      </w:r>
-      <w:r>
-        <w:rPr>
-          <w:sz w:val="28"/>
-        </w:rPr>
-        <w:t>нтерфейса.</w:t>
+        <w:t>, адаптивность интерфейса.</w:t>
       </w:r>
     </w:p>
     <w:p>
@@ -10454,13 +10755,20 @@
         <w:rPr>
           <w:sz w:val="28"/>
         </w:rPr>
-        <w:t>Вывод: техническое задание первого релиза достаточно детально для начала разработки: у каждой единицы есть паспорт, состояния и сообщения; сценарии, не покрытые экранами (20 %), нужно либо закрыть до утверждения задания, либо перенести в следующ</w:t>
-      </w:r>
-      <w:r>
-        <w:rPr>
-          <w:sz w:val="28"/>
-        </w:rPr>
-        <w:t>ие релизы.</w:t>
+        <w:t>Вывод: техническое зад</w:t>
+      </w:r>
+      <w:r>
+        <w:rPr>
+          <w:sz w:val="28"/>
+        </w:rPr>
+        <w:t xml:space="preserve">ание первого релиза достаточно детально для начала разработки: у каждой единицы есть паспорт, состояния и сообщения; </w:t>
+      </w:r>
+      <w:r>
+        <w:rPr>
+          <w:sz w:val="28"/>
+        </w:rPr>
+        <w:lastRenderedPageBreak/>
+        <w:t>сценарии, не покрытые экранами (20 %), нужно либо закрыть до утверждения задания, либо перенести в следующие релизы.</w:t>
       </w:r>
     </w:p>
     <w:p>
@@ -10471,7 +10779,7 @@
         <w:ind w:firstLine="709"/>
       </w:pPr>
       <w:bookmarkStart w:id="20" w:name="_fc51781abcc4857bf621eab6b8861ea54729fed"/>
-      <w:bookmarkStart w:id="21" w:name="_Toc241962753"/>
+      <w:bookmarkStart w:id="21" w:name="_Toc241963518"/>
       <w:bookmarkEnd w:id="18"/>
       <w:r>
         <w:rPr>
@@ -10479,7 +10787,14 @@
           <w:sz w:val="28"/>
         </w:rPr>
         <w:lastRenderedPageBreak/>
-        <w:t>11 ДЕЛЕНИЕ РАЗРАБОТКИ НА РЕЛИЗЫ</w:t>
+        <w:t xml:space="preserve">11 ДЕЛЕНИЕ РАЗРАБОТКИ </w:t>
+      </w:r>
+      <w:r>
+        <w:rPr>
+          <w:b/>
+          <w:sz w:val="28"/>
+        </w:rPr>
+        <w:t>НА РЕЛИЗЫ</w:t>
       </w:r>
       <w:bookmarkEnd w:id="21"/>
     </w:p>
@@ -10758,7 +11073,13 @@
               <w:rPr>
                 <w:sz w:val="24"/>
               </w:rPr>
-              <w:t xml:space="preserve">Релиз 3 (бета </w:t>
+              <w:t>Релиз 3 (бет</w:t>
+            </w:r>
+            <w:r>
+              <w:rPr>
+                <w:sz w:val="24"/>
+              </w:rPr>
+              <w:t xml:space="preserve">а </w:t>
             </w:r>
             <w:r>
               <w:rPr>
@@ -10935,13 +11256,13 @@
         <w:rPr>
           <w:sz w:val="28"/>
         </w:rPr>
-        <w:t>Первый релиз дешевле и быстрее полной версии и сохра</w:t>
-      </w:r>
-      <w:r>
-        <w:rPr>
-          <w:sz w:val="28"/>
-        </w:rPr>
-        <w:t>няет ценность (средняя связь с ценностным предложением 4,0 из 5, технический риск 1,7). Остальные 10 из 24 единиц остаются гипотезами до подтверждения спроса.</w:t>
+        <w:t>Первый релиз дешевле и быстрее полной версии и сохраняет ценност</w:t>
+      </w:r>
+      <w:r>
+        <w:rPr>
+          <w:sz w:val="28"/>
+        </w:rPr>
+        <w:t>ь (средняя связь с ценностным предложением 4,0 из 5, технический риск 1,7). Остальные 10 из 24 единиц остаются гипотезами до подтверждения спроса.</w:t>
       </w:r>
     </w:p>
     <w:p>
@@ -10984,7 +11305,7 @@
           <w:sz w:val="28"/>
         </w:rPr>
         <w:drawing>
-          <wp:inline distT="0" distB="0" distL="0" distR="0" wp14:anchorId="325CC2B4" wp14:editId="2BA62ECF">
+          <wp:inline distT="0" distB="0" distL="0" distR="0" wp14:anchorId="79B5B602" wp14:editId="4B14739F">
             <wp:extent cx="5334000" cy="2341756"/>
             <wp:effectExtent l="0" t="0" r="0" b="0"/>
             <wp:docPr id="26" name="Picture"/>
@@ -11088,7 +11409,7 @@
         <w:ind w:firstLine="709"/>
       </w:pPr>
       <w:bookmarkStart w:id="22" w:name="_3cbac706be9fcf271e7c81612a5c58063188b2f"/>
-      <w:bookmarkStart w:id="23" w:name="_Toc241962754"/>
+      <w:bookmarkStart w:id="23" w:name="_Toc241963519"/>
       <w:bookmarkEnd w:id="20"/>
       <w:r>
         <w:rPr>
@@ -11630,13 +11951,7 @@
               <w:rPr>
                 <w:sz w:val="24"/>
               </w:rPr>
-              <w:t>Связка сегм</w:t>
-            </w:r>
-            <w:r>
-              <w:rPr>
-                <w:sz w:val="24"/>
-              </w:rPr>
-              <w:t>ент - проблема - результат - механизм - доказательство</w:t>
+              <w:t>Связка сегмент - проблема - результат - механизм - доказательство</w:t>
             </w:r>
           </w:p>
         </w:tc>
@@ -12133,7 +12448,13 @@
               <w:rPr>
                 <w:sz w:val="24"/>
               </w:rPr>
-              <w:t xml:space="preserve"> 31.03.2027, открытая бета с оплатой 01.06.2027, релиз проекта 09.2027</w:t>
+              <w:t xml:space="preserve"> 31.03.2027, </w:t>
+            </w:r>
+            <w:r>
+              <w:rPr>
+                <w:sz w:val="24"/>
+              </w:rPr>
+              <w:t>открытая бета с оплатой 01.06.2027, релиз проекта 09.2027</w:t>
             </w:r>
           </w:p>
         </w:tc>
@@ -12491,14 +12812,7 @@
                 <w:i/>
                 <w:sz w:val="24"/>
               </w:rPr>
-              <w:t>I</w:t>
-            </w:r>
-            <w:r>
-              <w:rPr>
-                <w:i/>
-                <w:sz w:val="24"/>
-              </w:rPr>
-              <w:t>SO</w:t>
+              <w:t>ISO</w:t>
             </w:r>
             <w:r>
               <w:rPr>
@@ -12588,19 +12902,20 @@
                 <w:i/>
                 <w:sz w:val="24"/>
               </w:rPr>
-              <w:t>precision</w:t>
-            </w:r>
-            <w:r>
-              <w:rPr>
-                <w:sz w:val="24"/>
-              </w:rPr>
-              <w:t xml:space="preserve"> не ниже 90 %, аудит 100 тыс. ячеек быстрее 60 с, конверсия визит -</w:t>
-            </w:r>
-            <w:r>
-              <w:rPr>
-                <w:sz w:val="24"/>
-              </w:rPr>
-              <w:t xml:space="preserve"> регистрация 4 %, регистрация - платящий 5 %, 300 регистраций и 50 платящих к 30.09.2027</w:t>
+              <w:t>prec</w:t>
+            </w:r>
+            <w:r>
+              <w:rPr>
+                <w:i/>
+                <w:sz w:val="24"/>
+              </w:rPr>
+              <w:t>ision</w:t>
+            </w:r>
+            <w:r>
+              <w:rPr>
+                <w:sz w:val="24"/>
+              </w:rPr>
+              <w:t xml:space="preserve"> не ниже 90 %, аудит 100 тыс. ячеек быстрее 60 с, конверсия визит - регистрация 4 %, регистрация - платящий 5 %, 300 регистраций и 50 платящих к 30.09.2027</w:t>
             </w:r>
           </w:p>
         </w:tc>
@@ -12782,7 +13097,13 @@
               <w:rPr>
                 <w:sz w:val="24"/>
               </w:rPr>
-              <w:t xml:space="preserve"> Крупные платформы добавят аудит</w:t>
+              <w:t xml:space="preserve"> Крупны</w:t>
+            </w:r>
+            <w:r>
+              <w:rPr>
+                <w:sz w:val="24"/>
+              </w:rPr>
+              <w:t>е платформы добавят аудит</w:t>
             </w:r>
           </w:p>
         </w:tc>
@@ -12897,7 +13218,13 @@
               <w:rPr>
                 <w:sz w:val="24"/>
               </w:rPr>
-              <w:t>базовая конверсия регистрация - платящий 5 %, порог пересмотра 3 %; цель 50 платящих достигается в основном при дополнительных каналах</w:t>
+              <w:t xml:space="preserve">базовая конверсия </w:t>
+            </w:r>
+            <w:r>
+              <w:rPr>
+                <w:sz w:val="24"/>
+              </w:rPr>
+              <w:t>регистрация - платящий 5 %, порог пересмотра 3 %; цель 50 платящих достигается в основном при дополнительных каналах</w:t>
             </w:r>
           </w:p>
         </w:tc>
@@ -12961,13 +13288,7 @@
               <w:rPr>
                 <w:sz w:val="24"/>
               </w:rPr>
-              <w:t xml:space="preserve"> Недоверие к загрузке конфиденциальных моделей, утечка </w:t>
-            </w:r>
-            <w:r>
-              <w:rPr>
-                <w:sz w:val="24"/>
-              </w:rPr>
-              <w:t>файлов</w:t>
+              <w:t xml:space="preserve"> Недоверие к загрузке конфиденциальных моделей, утечка файлов</w:t>
             </w:r>
           </w:p>
         </w:tc>
@@ -12999,7 +13320,13 @@
               <w:rPr>
                 <w:sz w:val="24"/>
               </w:rPr>
-              <w:t xml:space="preserve"> 2 и политика хранения; в макетах </w:t>
+              <w:t xml:space="preserve"> </w:t>
+            </w:r>
+            <w:r>
+              <w:rPr>
+                <w:sz w:val="24"/>
+              </w:rPr>
+              <w:t xml:space="preserve">2 и политика хранения; в макетах </w:t>
             </w:r>
             <w:r>
               <w:rPr>
@@ -13095,13 +13422,7 @@
               <w:rPr>
                 <w:sz w:val="24"/>
               </w:rPr>
-              <w:t xml:space="preserve"> в месяц и не вписывается в маркетинговый </w:t>
-            </w:r>
-            <w:r>
-              <w:rPr>
-                <w:sz w:val="24"/>
-              </w:rPr>
-              <w:t>бюджет 14 500 </w:t>
+              <w:t xml:space="preserve"> в месяц и не вписывается в маркетинговый бюджет 14 500 </w:t>
             </w:r>
             <w:r>
               <w:rPr>
@@ -13230,13 +13551,7 @@
               <w:rPr>
                 <w:sz w:val="24"/>
               </w:rPr>
-              <w:t xml:space="preserve"> не возникает; резерв времени на повторные</w:t>
-            </w:r>
-            <w:r>
-              <w:rPr>
-                <w:sz w:val="24"/>
-              </w:rPr>
-              <w:t xml:space="preserve"> подачи</w:t>
+              <w:t xml:space="preserve"> не возникает; резерв времени на повторные подачи</w:t>
             </w:r>
           </w:p>
         </w:tc>
@@ -13255,7 +13570,13 @@
               <w:rPr>
                 <w:sz w:val="24"/>
               </w:rPr>
-              <w:t>ЛР6 (приложение Г)</w:t>
+              <w:t>ЛР6 (прил</w:t>
+            </w:r>
+            <w:r>
+              <w:rPr>
+                <w:sz w:val="24"/>
+              </w:rPr>
+              <w:t>ожение Г)</w:t>
             </w:r>
           </w:p>
         </w:tc>
@@ -13429,13 +13750,13 @@
         <w:rPr>
           <w:sz w:val="28"/>
         </w:rPr>
-        <w:t xml:space="preserve">. Таким образом, запуск целесообразен в полном объеме плана ПЗ1 с </w:t>
-      </w:r>
-      <w:r>
-        <w:rPr>
-          <w:sz w:val="28"/>
-        </w:rPr>
-        <w:t>перечисленными мерами снижения рисков.</w:t>
+        <w:t>. Таким образом, запуск целесообразен в полном объеме плана ПЗ1 с перечисленными мерам</w:t>
+      </w:r>
+      <w:r>
+        <w:rPr>
+          <w:sz w:val="28"/>
+        </w:rPr>
+        <w:t>и снижения рисков.</w:t>
       </w:r>
     </w:p>
     <w:p>
@@ -13446,7 +13767,7 @@
         <w:ind w:firstLine="709"/>
       </w:pPr>
       <w:bookmarkStart w:id="24" w:name="_efd4e361dc2d7db269a1aa4c2dc9b6b6bcbeef9"/>
-      <w:bookmarkStart w:id="25" w:name="_Toc241962755"/>
+      <w:bookmarkStart w:id="25" w:name="_Toc241963520"/>
       <w:bookmarkEnd w:id="22"/>
       <w:r>
         <w:rPr>
@@ -14342,7 +14663,7 @@
         <w:jc w:val="center"/>
       </w:pPr>
       <w:bookmarkStart w:id="26" w:name="_выводы"/>
-      <w:bookmarkStart w:id="27" w:name="_Toc241962756"/>
+      <w:bookmarkStart w:id="27" w:name="_Toc241963521"/>
       <w:bookmarkEnd w:id="24"/>
       <w:r>
         <w:rPr>
@@ -14414,7 +14735,7 @@
         <w:jc w:val="center"/>
       </w:pPr>
       <w:bookmarkStart w:id="28" w:name="_274f6a444530ef90b0479dabf3d210f01e97699"/>
-      <w:bookmarkStart w:id="29" w:name="_Toc241962757"/>
+      <w:bookmarkStart w:id="29" w:name="_Toc241963522"/>
       <w:bookmarkEnd w:id="26"/>
       <w:r>
         <w:rPr>
@@ -14485,13 +14806,7 @@
         <w:rPr>
           <w:sz w:val="28"/>
         </w:rPr>
-        <w:t xml:space="preserve">, сетевой график и </w:t>
-      </w:r>
-      <w:r>
-        <w:rPr>
-          <w:sz w:val="28"/>
-        </w:rPr>
-        <w:t xml:space="preserve">диаграмма Ганта </w:t>
+        <w:t xml:space="preserve">, сетевой график и диаграмма Ганта </w:t>
       </w:r>
       <w:r>
         <w:rPr>
@@ -14522,13 +14837,13 @@
         <w:rPr>
           <w:sz w:val="28"/>
         </w:rPr>
-        <w:t>Земляник, Р. В. Отчет по лабораторной работе № 1 «Анализ поискового спроса и фиксация границ рынка» / Р. В. Земляник. –</w:t>
-      </w:r>
-      <w:r>
-        <w:rPr>
-          <w:sz w:val="28"/>
-        </w:rPr>
-        <w:t xml:space="preserve"> Минск : БГУИР, 2026.</w:t>
+        <w:t xml:space="preserve">Земляник, Р. В. Отчет по лабораторной работе № 1 «Анализ поискового спроса и фиксация границ рынка» </w:t>
+      </w:r>
+      <w:r>
+        <w:rPr>
+          <w:sz w:val="28"/>
+        </w:rPr>
+        <w:t>/ Р. В. Земляник. – Минск : БГУИР, 2026.</w:t>
       </w:r>
     </w:p>
     <w:p>
@@ -14557,7 +14872,7 @@
         <w:ind w:firstLine="709"/>
       </w:pPr>
       <w:bookmarkStart w:id="30" w:name="_d0b2864b05c1a6817d4667f0f3e4b4928a2cf70"/>
-      <w:bookmarkStart w:id="31" w:name="_Toc241962758"/>
+      <w:bookmarkStart w:id="31" w:name="_Toc241963523"/>
       <w:bookmarkEnd w:id="28"/>
       <w:r>
         <w:rPr>
@@ -14580,13 +14895,13 @@
         <w:rPr>
           <w:sz w:val="28"/>
         </w:rPr>
-        <w:t>В таблице 17 представлено: паспорт ит</w:t>
-      </w:r>
-      <w:r>
-        <w:rPr>
-          <w:sz w:val="28"/>
-        </w:rPr>
-        <w:t>огового отчета.</w:t>
+        <w:t>В таблице 17 предс</w:t>
+      </w:r>
+      <w:r>
+        <w:rPr>
+          <w:sz w:val="28"/>
+        </w:rPr>
+        <w:t>тавлено: паспорт итогового отчета.</w:t>
       </w:r>
     </w:p>
     <w:p>
@@ -14989,7 +15304,13 @@
               <w:rPr>
                 <w:sz w:val="24"/>
               </w:rPr>
-              <w:t>находит скрытые ошибки до отправки файла и доказывает каждую находку вычислением</w:t>
+              <w:t xml:space="preserve">находит скрытые ошибки до отправки файла и доказывает каждую </w:t>
+            </w:r>
+            <w:r>
+              <w:rPr>
+                <w:sz w:val="24"/>
+              </w:rPr>
+              <w:t>находку вычислением</w:t>
             </w:r>
           </w:p>
         </w:tc>
@@ -15033,13 +15354,7 @@
               <w:rPr>
                 <w:sz w:val="24"/>
               </w:rPr>
-              <w:t>веб-ауд</w:t>
-            </w:r>
-            <w:r>
-              <w:rPr>
-                <w:sz w:val="24"/>
-              </w:rPr>
-              <w:t xml:space="preserve">ит и надстройка </w:t>
+              <w:t xml:space="preserve">веб-аудит и надстройка </w:t>
             </w:r>
             <w:r>
               <w:rPr>
@@ -15323,7 +15638,7 @@
         <w:ind w:firstLine="709"/>
       </w:pPr>
       <w:bookmarkStart w:id="32" w:name="_57b6da660863974cb7f545bcaedf54a886793e9"/>
-      <w:bookmarkStart w:id="33" w:name="_Toc241962759"/>
+      <w:bookmarkStart w:id="33" w:name="_Toc241963524"/>
       <w:bookmarkEnd w:id="30"/>
       <w:r>
         <w:rPr>
@@ -16425,7 +16740,7 @@
         <w:ind w:firstLine="709"/>
       </w:pPr>
       <w:bookmarkStart w:id="34" w:name="_bab2a73b062d54d30a46b35a66541c275d60dcb"/>
-      <w:bookmarkStart w:id="35" w:name="_Toc241962760"/>
+      <w:bookmarkStart w:id="35" w:name="_Toc241963525"/>
       <w:bookmarkEnd w:id="32"/>
       <w:r>
         <w:rPr>
@@ -17585,7 +17900,7 @@
         <w:ind w:firstLine="709"/>
       </w:pPr>
       <w:bookmarkStart w:id="36" w:name="_301fb4639e999825c095dd7055019e7c013a803"/>
-      <w:bookmarkStart w:id="37" w:name="_Toc241962761"/>
+      <w:bookmarkStart w:id="37" w:name="_Toc241963526"/>
       <w:bookmarkEnd w:id="34"/>
       <w:r>
         <w:rPr>
@@ -17593,14 +17908,7 @@
           <w:sz w:val="28"/>
         </w:rPr>
         <w:lastRenderedPageBreak/>
-        <w:t>ПРИЛОЖЕНИЕ 4 (ОБЯЗАТЕЛЬНОЕ) МИНИМАЛЬНАЯ ФОРМА ТЕХНИЧЕСКОГО</w:t>
-      </w:r>
-      <w:r>
-        <w:rPr>
-          <w:b/>
-          <w:sz w:val="28"/>
-        </w:rPr>
-        <w:t xml:space="preserve"> ЗАДАНИЯ ДЛЯ ПЕРВОГО РЕЛИЗА</w:t>
+        <w:t>ПРИЛОЖЕНИЕ 4 (ОБЯЗАТЕЛЬНОЕ) МИНИМАЛЬНАЯ ФОРМА ТЕХНИЧЕСКОГО ЗАДАНИЯ ДЛЯ ПЕРВОГО РЕЛИЗА</w:t>
       </w:r>
       <w:bookmarkEnd w:id="37"/>
     </w:p>
@@ -17628,7 +17936,13 @@
         <w:rPr>
           <w:sz w:val="28"/>
         </w:rPr>
-        <w:t>Таблица 20 – Минимальное ТЗ первого релиза</w:t>
+        <w:t>Таблица 20 – Минимальное ТЗ первого ре</w:t>
+      </w:r>
+      <w:r>
+        <w:rPr>
+          <w:sz w:val="28"/>
+        </w:rPr>
+        <w:t>лиза</w:t>
       </w:r>
     </w:p>
     <w:tbl>
@@ -17772,13 +18086,7 @@
               <w:rPr>
                 <w:sz w:val="24"/>
               </w:rPr>
-              <w:t>-модель на ошибки и получить отчет с доказа</w:t>
-            </w:r>
-            <w:r>
-              <w:rPr>
-                <w:sz w:val="24"/>
-              </w:rPr>
-              <w:t>тельствами</w:t>
+              <w:t>-модель на ошибки и получить отчет с доказательствами</w:t>
             </w:r>
           </w:p>
         </w:tc>
@@ -18270,7 +18578,7 @@
         <w:ind w:firstLine="709"/>
       </w:pPr>
       <w:bookmarkStart w:id="38" w:name="_0b3889fe5487e8057dd761c90a2747437e007c1"/>
-      <w:bookmarkStart w:id="39" w:name="_Toc241962762"/>
+      <w:bookmarkStart w:id="39" w:name="_Toc241963527"/>
       <w:bookmarkEnd w:id="36"/>
       <w:r>
         <w:rPr>
@@ -18510,7 +18818,7 @@
   <w:abstractNum w:abstractNumId="0" w15:restartNumberingAfterBreak="0">
     <w:nsid w:val="0000A990"/>
     <w:multiLevelType w:val="multilevel"/>
-    <w:tmpl w:val="F482A856"/>
+    <w:tmpl w:val="F5347E08"/>
     <w:lvl w:ilvl="0">
       <w:numFmt w:val="bullet"/>
       <w:lvlText w:val=" "/>
@@ -18587,7 +18895,7 @@
   <w:abstractNum w:abstractNumId="1" w15:restartNumberingAfterBreak="0">
     <w:nsid w:val="00A99411"/>
     <w:multiLevelType w:val="multilevel"/>
-    <w:tmpl w:val="9536D2EE"/>
+    <w:tmpl w:val="770096CA"/>
     <w:lvl w:ilvl="0">
       <w:start w:val="1"/>
       <w:numFmt w:val="decimal"/>
@@ -20035,7 +20343,7 @@
     <w:autoRedefine/>
     <w:uiPriority w:val="39"/>
     <w:unhideWhenUsed/>
-    <w:rsid w:val="007941BA"/>
+    <w:rsid w:val="0099761A"/>
     <w:pPr>
       <w:spacing w:after="100"/>
     </w:pPr>

--- a/ЛР7_Итоговый_отчет/ОТЧЕТ_ЛР7_TableMind.docx
+++ b/ЛР7_Итоговый_отчет/ОТЧЕТ_ЛР7_TableMind.docx
@@ -7,7 +7,7 @@
         <w:spacing w:after="0" w:line="360" w:lineRule="exact"/>
         <w:jc w:val="center"/>
       </w:pPr>
-      <w:bookmarkStart w:id="0" w:name="_63a3aafe38fbc036ef895346c993c1b61529618"/>
+      <w:bookmarkStart w:id="0" w:name="_9777c7ea44b92946419f1e89c0e5f2473a81ce3"/>
       <w:r>
         <w:rPr>
           <w:sz w:val="28"/>
@@ -263,14 +263,14 @@
       <w:r>
         <w:fldChar w:fldCharType="separate"/>
       </w:r>
-      <w:hyperlink w:anchor="_Toc242016141" w:history="1">
+      <w:hyperlink w:anchor="_Toc242017938" w:history="1">
         <w:r>
           <w:rPr>
             <w:rStyle w:val="af"/>
             <w:b/>
             <w:noProof/>
           </w:rPr>
-          <w:t>1 ИДЕЯ И ИСХОДНАЯ ГИПОТЕЗА</w:t>
+          <w:t>1 РЕЗЮМЕ ПРОЕКТА</w:t>
         </w:r>
         <w:r>
           <w:rPr>
@@ -291,7 +291,7 @@
             <w:noProof/>
             <w:webHidden/>
           </w:rPr>
-          <w:instrText xml:space="preserve"> PAGEREF _Toc242016141 \h </w:instrText>
+          <w:instrText xml:space="preserve"> PAGEREF _Toc242017938 \h </w:instrText>
         </w:r>
         <w:r>
           <w:rPr>
@@ -332,14 +332,83 @@
           <w:noProof/>
         </w:rPr>
       </w:pPr>
-      <w:hyperlink w:anchor="_Toc242016142" w:history="1">
+      <w:hyperlink w:anchor="_Toc242017939" w:history="1">
         <w:r>
           <w:rPr>
             <w:rStyle w:val="af"/>
             <w:b/>
             <w:noProof/>
           </w:rPr>
-          <w:t xml:space="preserve">2 АРГУМЕНТАЦИЯ СПРОСА НА ОСНОВЕ </w:t>
+          <w:t>2 ИДЕЯ И ИСХОДНАЯ ГИПОТЕЗА</w:t>
+        </w:r>
+        <w:r>
+          <w:rPr>
+            <w:noProof/>
+            <w:webHidden/>
+          </w:rPr>
+          <w:tab/>
+        </w:r>
+        <w:r>
+          <w:rPr>
+            <w:noProof/>
+            <w:webHidden/>
+          </w:rPr>
+          <w:fldChar w:fldCharType="begin"/>
+        </w:r>
+        <w:r>
+          <w:rPr>
+            <w:noProof/>
+            <w:webHidden/>
+          </w:rPr>
+          <w:instrText xml:space="preserve"> PAGEREF _Toc242017939 \h </w:instrText>
+        </w:r>
+        <w:r>
+          <w:rPr>
+            <w:noProof/>
+            <w:webHidden/>
+          </w:rPr>
+        </w:r>
+        <w:r>
+          <w:rPr>
+            <w:noProof/>
+            <w:webHidden/>
+          </w:rPr>
+          <w:fldChar w:fldCharType="separate"/>
+        </w:r>
+        <w:r>
+          <w:rPr>
+            <w:noProof/>
+            <w:webHidden/>
+          </w:rPr>
+          <w:t>4</w:t>
+        </w:r>
+        <w:r>
+          <w:rPr>
+            <w:noProof/>
+            <w:webHidden/>
+          </w:rPr>
+          <w:fldChar w:fldCharType="end"/>
+        </w:r>
+      </w:hyperlink>
+    </w:p>
+    <w:p>
+      <w:pPr>
+        <w:pStyle w:val="12"/>
+        <w:tabs>
+          <w:tab w:val="right" w:leader="dot" w:pos="9345"/>
+        </w:tabs>
+        <w:rPr>
+          <w:noProof/>
+        </w:rPr>
+      </w:pPr>
+      <w:hyperlink w:anchor="_Toc242017940" w:history="1">
+        <w:r>
+          <w:rPr>
+            <w:rStyle w:val="af"/>
+            <w:b/>
+            <w:noProof/>
+          </w:rPr>
+          <w:t xml:space="preserve">3 АРГУМЕНТАЦИЯ СПРОСА НА ОСНОВЕ </w:t>
         </w:r>
         <w:r>
           <w:rPr>
@@ -394,76 +463,7 @@
             <w:noProof/>
             <w:webHidden/>
           </w:rPr>
-          <w:instrText xml:space="preserve"> PAGEREF _Toc242016142 \h </w:instrText>
-        </w:r>
-        <w:r>
-          <w:rPr>
-            <w:noProof/>
-            <w:webHidden/>
-          </w:rPr>
-        </w:r>
-        <w:r>
-          <w:rPr>
-            <w:noProof/>
-            <w:webHidden/>
-          </w:rPr>
-          <w:fldChar w:fldCharType="separate"/>
-        </w:r>
-        <w:r>
-          <w:rPr>
-            <w:noProof/>
-            <w:webHidden/>
-          </w:rPr>
-          <w:t>4</w:t>
-        </w:r>
-        <w:r>
-          <w:rPr>
-            <w:noProof/>
-            <w:webHidden/>
-          </w:rPr>
-          <w:fldChar w:fldCharType="end"/>
-        </w:r>
-      </w:hyperlink>
-    </w:p>
-    <w:p>
-      <w:pPr>
-        <w:pStyle w:val="12"/>
-        <w:tabs>
-          <w:tab w:val="right" w:leader="dot" w:pos="9345"/>
-        </w:tabs>
-        <w:rPr>
-          <w:noProof/>
-        </w:rPr>
-      </w:pPr>
-      <w:hyperlink w:anchor="_Toc242016143" w:history="1">
-        <w:r>
-          <w:rPr>
-            <w:rStyle w:val="af"/>
-            <w:b/>
-            <w:noProof/>
-          </w:rPr>
-          <w:t>3 ГРАНИЦЫ И РАЗМЕР РЫНКА</w:t>
-        </w:r>
-        <w:r>
-          <w:rPr>
-            <w:noProof/>
-            <w:webHidden/>
-          </w:rPr>
-          <w:tab/>
-        </w:r>
-        <w:r>
-          <w:rPr>
-            <w:noProof/>
-            <w:webHidden/>
-          </w:rPr>
-          <w:fldChar w:fldCharType="begin"/>
-        </w:r>
-        <w:r>
-          <w:rPr>
-            <w:noProof/>
-            <w:webHidden/>
-          </w:rPr>
-          <w:instrText xml:space="preserve"> PAGEREF _Toc242016143 \h </w:instrText>
+          <w:instrText xml:space="preserve"> PAGEREF _Toc242017940 \h </w:instrText>
         </w:r>
         <w:r>
           <w:rPr>
@@ -504,14 +504,14 @@
           <w:noProof/>
         </w:rPr>
       </w:pPr>
-      <w:hyperlink w:anchor="_Toc242016144" w:history="1">
+      <w:hyperlink w:anchor="_Toc242017941" w:history="1">
         <w:r>
           <w:rPr>
             <w:rStyle w:val="af"/>
             <w:b/>
             <w:noProof/>
           </w:rPr>
-          <w:t>4 КОНКУРЕНТНАЯ СРЕДА И УРОВНИ КОНКУРЕНЦИИ</w:t>
+          <w:t>4 ГРАНИЦЫ И РАЗМЕР РЫНКА</w:t>
         </w:r>
         <w:r>
           <w:rPr>
@@ -532,7 +532,7 @@
             <w:noProof/>
             <w:webHidden/>
           </w:rPr>
-          <w:instrText xml:space="preserve"> PAGEREF _Toc242016144 \h </w:instrText>
+          <w:instrText xml:space="preserve"> PAGEREF _Toc242017941 \h </w:instrText>
         </w:r>
         <w:r>
           <w:rPr>
@@ -552,7 +552,7 @@
             <w:noProof/>
             <w:webHidden/>
           </w:rPr>
-          <w:t>7</w:t>
+          <w:t>6</w:t>
         </w:r>
         <w:r>
           <w:rPr>
@@ -573,14 +573,14 @@
           <w:noProof/>
         </w:rPr>
       </w:pPr>
-      <w:hyperlink w:anchor="_Toc242016145" w:history="1">
+      <w:hyperlink w:anchor="_Toc242017942" w:history="1">
         <w:r>
           <w:rPr>
             <w:rStyle w:val="af"/>
             <w:b/>
             <w:noProof/>
           </w:rPr>
-          <w:t>5 ОЦЕНКА БАРЬЕРОВ ВХОДА И ВЫХОДА</w:t>
+          <w:t>5 КОНКУРЕНТНАЯ СРЕДА И УРОВНИ КОНКУРЕНЦИИ</w:t>
         </w:r>
         <w:r>
           <w:rPr>
@@ -601,7 +601,7 @@
             <w:noProof/>
             <w:webHidden/>
           </w:rPr>
-          <w:instrText xml:space="preserve"> PAGEREF _Toc242016145 \h </w:instrText>
+          <w:instrText xml:space="preserve"> PAGEREF _Toc242017942 \h </w:instrText>
         </w:r>
         <w:r>
           <w:rPr>
@@ -642,14 +642,14 @@
           <w:noProof/>
         </w:rPr>
       </w:pPr>
-      <w:hyperlink w:anchor="_Toc242016146" w:history="1">
+      <w:hyperlink w:anchor="_Toc242017943" w:history="1">
         <w:r>
           <w:rPr>
             <w:rStyle w:val="af"/>
             <w:b/>
             <w:noProof/>
           </w:rPr>
-          <w:t>6 АНАЛИЗ ПРОБЛЕМ ПОЛЬЗОВАТЕЛЕЙ И РЫНОЧНЫХ ПРОБЕЛОВ</w:t>
+          <w:t>6 ОЦЕНКА БАРЬЕРОВ ВХОДА И ВЫХОДА</w:t>
         </w:r>
         <w:r>
           <w:rPr>
@@ -670,7 +670,7 @@
             <w:noProof/>
             <w:webHidden/>
           </w:rPr>
-          <w:instrText xml:space="preserve"> PAGEREF _Toc242016146 \h </w:instrText>
+          <w:instrText xml:space="preserve"> PAGEREF _Toc242017943 \h </w:instrText>
         </w:r>
         <w:r>
           <w:rPr>
@@ -711,14 +711,14 @@
           <w:noProof/>
         </w:rPr>
       </w:pPr>
-      <w:hyperlink w:anchor="_Toc242016147" w:history="1">
+      <w:hyperlink w:anchor="_Toc242017944" w:history="1">
         <w:r>
           <w:rPr>
             <w:rStyle w:val="af"/>
             <w:b/>
             <w:noProof/>
           </w:rPr>
-          <w:t>7 ЦЕННОСТНОЕ ПРЕДЛОЖЕНИЕ И ЦИФРОВОЙ ТОВАР</w:t>
+          <w:t>7 АНАЛИЗ ПРОБЛЕМ ПОЛЬЗОВАТЕЛЕЙ И РЫНОЧНЫХ ПРОБЕЛОВ</w:t>
         </w:r>
         <w:r>
           <w:rPr>
@@ -739,7 +739,7 @@
             <w:noProof/>
             <w:webHidden/>
           </w:rPr>
-          <w:instrText xml:space="preserve"> PAGEREF _Toc242016147 \h </w:instrText>
+          <w:instrText xml:space="preserve"> PAGEREF _Toc242017944 \h </w:instrText>
         </w:r>
         <w:r>
           <w:rPr>
@@ -780,14 +780,14 @@
           <w:noProof/>
         </w:rPr>
       </w:pPr>
-      <w:hyperlink w:anchor="_Toc242016148" w:history="1">
+      <w:hyperlink w:anchor="_Toc242017945" w:history="1">
         <w:r>
           <w:rPr>
             <w:rStyle w:val="af"/>
             <w:b/>
             <w:noProof/>
           </w:rPr>
-          <w:t>8 БИЗНЕС-МОДЕЛЬ ПО КАНВАС</w:t>
+          <w:t>8 ЦЕННОСТНОЕ ПРЕДЛОЖЕНИЕ И ЦИФРОВОЙ ТОВАР</w:t>
         </w:r>
         <w:r>
           <w:rPr>
@@ -808,7 +808,7 @@
             <w:noProof/>
             <w:webHidden/>
           </w:rPr>
-          <w:instrText xml:space="preserve"> PAGEREF _Toc242016148 \h </w:instrText>
+          <w:instrText xml:space="preserve"> PAGEREF _Toc242017945 \h </w:instrText>
         </w:r>
         <w:r>
           <w:rPr>
@@ -849,14 +849,14 @@
           <w:noProof/>
         </w:rPr>
       </w:pPr>
-      <w:hyperlink w:anchor="_Toc242016149" w:history="1">
+      <w:hyperlink w:anchor="_Toc242017946" w:history="1">
         <w:r>
           <w:rPr>
             <w:rStyle w:val="af"/>
             <w:b/>
             <w:noProof/>
           </w:rPr>
-          <w:t>9 БИЗНЕС-ЛОГИКА И ПОЛЬЗОВАТЕЛЬСКИЕ СЦЕНАРИИ</w:t>
+          <w:t>9 БИЗНЕС-МОДЕЛЬ ПО КАНВАС</w:t>
         </w:r>
         <w:r>
           <w:rPr>
@@ -877,7 +877,7 @@
             <w:noProof/>
             <w:webHidden/>
           </w:rPr>
-          <w:instrText xml:space="preserve"> PAGEREF _Toc242016149 \h </w:instrText>
+          <w:instrText xml:space="preserve"> PAGEREF _Toc242017946 \h </w:instrText>
         </w:r>
         <w:r>
           <w:rPr>
@@ -918,14 +918,14 @@
           <w:noProof/>
         </w:rPr>
       </w:pPr>
-      <w:hyperlink w:anchor="_Toc242016150" w:history="1">
+      <w:hyperlink w:anchor="_Toc242017947" w:history="1">
         <w:r>
           <w:rPr>
             <w:rStyle w:val="af"/>
             <w:b/>
             <w:noProof/>
           </w:rPr>
-          <w:t>10 ТЕХНИЧЕСКОЕ ЗАДАНИЕ: СТРАНИЦЫ, ЭКРАНЫ, КОНТЕНТ И ФУНКЦИОНАЛ</w:t>
+          <w:t>10 БИЗНЕС-ЛОГИКА И ПОЛЬЗОВАТЕЛЬСКИЕ СЦЕНАРИИ</w:t>
         </w:r>
         <w:r>
           <w:rPr>
@@ -946,7 +946,7 @@
             <w:noProof/>
             <w:webHidden/>
           </w:rPr>
-          <w:instrText xml:space="preserve"> PAGEREF _Toc242016150 \h </w:instrText>
+          <w:instrText xml:space="preserve"> PAGEREF _Toc242017947 \h </w:instrText>
         </w:r>
         <w:r>
           <w:rPr>
@@ -987,14 +987,14 @@
           <w:noProof/>
         </w:rPr>
       </w:pPr>
-      <w:hyperlink w:anchor="_Toc242016151" w:history="1">
+      <w:hyperlink w:anchor="_Toc242017948" w:history="1">
         <w:r>
           <w:rPr>
             <w:rStyle w:val="af"/>
             <w:b/>
             <w:noProof/>
           </w:rPr>
-          <w:t>11 ДЕЛЕНИЕ РАЗРАБОТКИ НА РЕЛИЗЫ</w:t>
+          <w:t>11 ТЕХНИЧЕСКОЕ ЗАДАНИЕ: СТРАНИЦЫ, ЭКРАНЫ, КОНТЕНТ И ФУНКЦИОНАЛ</w:t>
         </w:r>
         <w:r>
           <w:rPr>
@@ -1015,7 +1015,7 @@
             <w:noProof/>
             <w:webHidden/>
           </w:rPr>
-          <w:instrText xml:space="preserve"> PAGEREF _Toc242016151 \h </w:instrText>
+          <w:instrText xml:space="preserve"> PAGEREF _Toc242017948 \h </w:instrText>
         </w:r>
         <w:r>
           <w:rPr>
@@ -1056,14 +1056,14 @@
           <w:noProof/>
         </w:rPr>
       </w:pPr>
-      <w:hyperlink w:anchor="_Toc242016152" w:history="1">
+      <w:hyperlink w:anchor="_Toc242017949" w:history="1">
         <w:r>
           <w:rPr>
             <w:rStyle w:val="af"/>
             <w:b/>
             <w:noProof/>
           </w:rPr>
-          <w:t>12 РЕШЕНИЕ О ЦЕЛЕСООБРАЗНОСТИ СТАРТА</w:t>
+          <w:t>12 ДЕЛЕНИЕ РАЗРАБОТКИ НА РЕЛИЗЫ</w:t>
         </w:r>
         <w:r>
           <w:rPr>
@@ -1084,7 +1084,7 @@
             <w:noProof/>
             <w:webHidden/>
           </w:rPr>
-          <w:instrText xml:space="preserve"> PAGEREF _Toc242016152 \h </w:instrText>
+          <w:instrText xml:space="preserve"> PAGEREF _Toc242017949 \h </w:instrText>
         </w:r>
         <w:r>
           <w:rPr>
@@ -1125,14 +1125,14 @@
           <w:noProof/>
         </w:rPr>
       </w:pPr>
-      <w:hyperlink w:anchor="_Toc242016153" w:history="1">
+      <w:hyperlink w:anchor="_Toc242017950" w:history="1">
         <w:r>
           <w:rPr>
             <w:rStyle w:val="af"/>
             <w:b/>
             <w:noProof/>
           </w:rPr>
-          <w:t>13 СКВОЗНАЯ ПРОВЕРКА СОГЛАСОВАННОСТИ ЧИСЕЛ</w:t>
+          <w:t>13 РЕШЕНИЕ О ЦЕЛЕСООБРАЗНОСТИ СТАРТА</w:t>
         </w:r>
         <w:r>
           <w:rPr>
@@ -1153,7 +1153,7 @@
             <w:noProof/>
             <w:webHidden/>
           </w:rPr>
-          <w:instrText xml:space="preserve"> PAGEREF _Toc242016153 \h </w:instrText>
+          <w:instrText xml:space="preserve"> PAGEREF _Toc242017950 \h </w:instrText>
         </w:r>
         <w:r>
           <w:rPr>
@@ -1173,7 +1173,7 @@
             <w:noProof/>
             <w:webHidden/>
           </w:rPr>
-          <w:t>18</w:t>
+          <w:t>16</w:t>
         </w:r>
         <w:r>
           <w:rPr>
@@ -1194,7 +1194,7 @@
           <w:noProof/>
         </w:rPr>
       </w:pPr>
-      <w:hyperlink w:anchor="_Toc242016154" w:history="1">
+      <w:hyperlink w:anchor="_Toc242017951" w:history="1">
         <w:r>
           <w:rPr>
             <w:rStyle w:val="af"/>
@@ -1222,7 +1222,7 @@
             <w:noProof/>
             <w:webHidden/>
           </w:rPr>
-          <w:instrText xml:space="preserve"> PAGEREF _Toc242016154 \h </w:instrText>
+          <w:instrText xml:space="preserve"> PAGEREF _Toc242017951 \h </w:instrText>
         </w:r>
         <w:r>
           <w:rPr>
@@ -1263,7 +1263,7 @@
           <w:noProof/>
         </w:rPr>
       </w:pPr>
-      <w:hyperlink w:anchor="_Toc242016155" w:history="1">
+      <w:hyperlink w:anchor="_Toc242017952" w:history="1">
         <w:r>
           <w:rPr>
             <w:rStyle w:val="af"/>
@@ -1291,7 +1291,7 @@
             <w:noProof/>
             <w:webHidden/>
           </w:rPr>
-          <w:instrText xml:space="preserve"> PAGEREF _Toc242016155 \h </w:instrText>
+          <w:instrText xml:space="preserve"> PAGEREF _Toc242017952 \h </w:instrText>
         </w:r>
         <w:r>
           <w:rPr>
@@ -1332,7 +1332,7 @@
           <w:noProof/>
         </w:rPr>
       </w:pPr>
-      <w:hyperlink w:anchor="_Toc242016156" w:history="1">
+      <w:hyperlink w:anchor="_Toc242017953" w:history="1">
         <w:r>
           <w:rPr>
             <w:rStyle w:val="af"/>
@@ -1360,7 +1360,7 @@
             <w:noProof/>
             <w:webHidden/>
           </w:rPr>
-          <w:instrText xml:space="preserve"> PAGEREF _Toc242016156 \h </w:instrText>
+          <w:instrText xml:space="preserve"> PAGEREF _Toc242017953 \h </w:instrText>
         </w:r>
         <w:r>
           <w:rPr>
@@ -1401,7 +1401,7 @@
           <w:noProof/>
         </w:rPr>
       </w:pPr>
-      <w:hyperlink w:anchor="_Toc242016157" w:history="1">
+      <w:hyperlink w:anchor="_Toc242017954" w:history="1">
         <w:r>
           <w:rPr>
             <w:rStyle w:val="af"/>
@@ -1429,7 +1429,7 @@
             <w:noProof/>
             <w:webHidden/>
           </w:rPr>
-          <w:instrText xml:space="preserve"> PAGEREF _Toc242016157 \h </w:instrText>
+          <w:instrText xml:space="preserve"> PAGEREF _Toc242017954 \h </w:instrText>
         </w:r>
         <w:r>
           <w:rPr>
@@ -1470,7 +1470,7 @@
           <w:noProof/>
         </w:rPr>
       </w:pPr>
-      <w:hyperlink w:anchor="_Toc242016158" w:history="1">
+      <w:hyperlink w:anchor="_Toc242017955" w:history="1">
         <w:r>
           <w:rPr>
             <w:rStyle w:val="af"/>
@@ -1498,7 +1498,7 @@
             <w:noProof/>
             <w:webHidden/>
           </w:rPr>
-          <w:instrText xml:space="preserve"> PAGEREF _Toc242016158 \h </w:instrText>
+          <w:instrText xml:space="preserve"> PAGEREF _Toc242017955 \h </w:instrText>
         </w:r>
         <w:r>
           <w:rPr>
@@ -1539,7 +1539,7 @@
           <w:noProof/>
         </w:rPr>
       </w:pPr>
-      <w:hyperlink w:anchor="_Toc242016159" w:history="1">
+      <w:hyperlink w:anchor="_Toc242017956" w:history="1">
         <w:r>
           <w:rPr>
             <w:rStyle w:val="af"/>
@@ -1567,7 +1567,7 @@
             <w:noProof/>
             <w:webHidden/>
           </w:rPr>
-          <w:instrText xml:space="preserve"> PAGEREF _Toc242016159 \h </w:instrText>
+          <w:instrText xml:space="preserve"> PAGEREF _Toc242017956 \h </w:instrText>
         </w:r>
         <w:r>
           <w:rPr>
@@ -1608,7 +1608,7 @@
           <w:noProof/>
         </w:rPr>
       </w:pPr>
-      <w:hyperlink w:anchor="_Toc242016160" w:history="1">
+      <w:hyperlink w:anchor="_Toc242017957" w:history="1">
         <w:r>
           <w:rPr>
             <w:rStyle w:val="af"/>
@@ -1636,7 +1636,7 @@
             <w:noProof/>
             <w:webHidden/>
           </w:rPr>
-          <w:instrText xml:space="preserve"> PAGEREF _Toc242016160 \h </w:instrText>
+          <w:instrText xml:space="preserve"> PAGEREF _Toc242017957 \h </w:instrText>
         </w:r>
         <w:r>
           <w:rPr>
@@ -1677,7 +1677,7 @@
           <w:noProof/>
         </w:rPr>
       </w:pPr>
-      <w:hyperlink w:anchor="_Toc242016161" w:history="1">
+      <w:hyperlink w:anchor="_Toc242017958" w:history="1">
         <w:r>
           <w:rPr>
             <w:rStyle w:val="af"/>
@@ -1705,7 +1705,7 @@
             <w:noProof/>
             <w:webHidden/>
           </w:rPr>
-          <w:instrText xml:space="preserve"> PAGEREF _Toc242016161 \h </w:instrText>
+          <w:instrText xml:space="preserve"> PAGEREF _Toc242017958 \h </w:instrText>
         </w:r>
         <w:r>
           <w:rPr>
@@ -1746,7 +1746,7 @@
           <w:noProof/>
         </w:rPr>
       </w:pPr>
-      <w:hyperlink w:anchor="_Toc242016162" w:history="1">
+      <w:hyperlink w:anchor="_Toc242017959" w:history="1">
         <w:r>
           <w:rPr>
             <w:rStyle w:val="af"/>
@@ -1774,7 +1774,7 @@
             <w:noProof/>
             <w:webHidden/>
           </w:rPr>
-          <w:instrText xml:space="preserve"> PAGEREF _Toc242016162 \h </w:instrText>
+          <w:instrText xml:space="preserve"> PAGEREF _Toc242017959 \h </w:instrText>
         </w:r>
         <w:r>
           <w:rPr>
@@ -1815,7 +1815,7 @@
           <w:noProof/>
         </w:rPr>
       </w:pPr>
-      <w:hyperlink w:anchor="_Toc242016163" w:history="1">
+      <w:hyperlink w:anchor="_Toc242017960" w:history="1">
         <w:r>
           <w:rPr>
             <w:rStyle w:val="af"/>
@@ -1843,7 +1843,7 @@
             <w:noProof/>
             <w:webHidden/>
           </w:rPr>
-          <w:instrText xml:space="preserve"> PAGEREF _Toc242016163 \h </w:instrText>
+          <w:instrText xml:space="preserve"> PAGEREF _Toc242017960 \h </w:instrText>
         </w:r>
         <w:r>
           <w:rPr>
@@ -1884,7 +1884,7 @@
           <w:noProof/>
         </w:rPr>
       </w:pPr>
-      <w:hyperlink w:anchor="_Toc242016164" w:history="1">
+      <w:hyperlink w:anchor="_Toc242017961" w:history="1">
         <w:r>
           <w:rPr>
             <w:rStyle w:val="af"/>
@@ -1912,7 +1912,7 @@
             <w:noProof/>
             <w:webHidden/>
           </w:rPr>
-          <w:instrText xml:space="preserve"> PAGEREF _Toc242016164 \h </w:instrText>
+          <w:instrText xml:space="preserve"> PAGEREF _Toc242017961 \h </w:instrText>
         </w:r>
         <w:r>
           <w:rPr>
@@ -1945,6 +1945,75 @@
     </w:p>
     <w:p>
       <w:pPr>
+        <w:pStyle w:val="12"/>
+        <w:tabs>
+          <w:tab w:val="right" w:leader="dot" w:pos="9345"/>
+        </w:tabs>
+        <w:rPr>
+          <w:noProof/>
+        </w:rPr>
+      </w:pPr>
+      <w:hyperlink w:anchor="_Toc242017962" w:history="1">
+        <w:r>
+          <w:rPr>
+            <w:rStyle w:val="af"/>
+            <w:b/>
+            <w:noProof/>
+          </w:rPr>
+          <w:t>ПРИЛОЖЕНИЕ 10 (ОБЯЗАТЕЛЬНОЕ) СКВОЗНАЯ ПРОВЕРКА СОГЛАСОВАННОСТИ ЧИСЕЛ</w:t>
+        </w:r>
+        <w:r>
+          <w:rPr>
+            <w:noProof/>
+            <w:webHidden/>
+          </w:rPr>
+          <w:tab/>
+        </w:r>
+        <w:r>
+          <w:rPr>
+            <w:noProof/>
+            <w:webHidden/>
+          </w:rPr>
+          <w:fldChar w:fldCharType="begin"/>
+        </w:r>
+        <w:r>
+          <w:rPr>
+            <w:noProof/>
+            <w:webHidden/>
+          </w:rPr>
+          <w:instrText xml:space="preserve"> PAGEREF _Toc242017962 \h </w:instrText>
+        </w:r>
+        <w:r>
+          <w:rPr>
+            <w:noProof/>
+            <w:webHidden/>
+          </w:rPr>
+        </w:r>
+        <w:r>
+          <w:rPr>
+            <w:noProof/>
+            <w:webHidden/>
+          </w:rPr>
+          <w:fldChar w:fldCharType="separate"/>
+        </w:r>
+        <w:r>
+          <w:rPr>
+            <w:noProof/>
+            <w:webHidden/>
+          </w:rPr>
+          <w:t>36</w:t>
+        </w:r>
+        <w:r>
+          <w:rPr>
+            <w:noProof/>
+            <w:webHidden/>
+          </w:rPr>
+          <w:fldChar w:fldCharType="end"/>
+        </w:r>
+      </w:hyperlink>
+    </w:p>
+    <w:p>
+      <w:pPr>
         <w:pStyle w:val="11"/>
       </w:pPr>
       <w:r>
@@ -1958,14 +2027,14 @@
         <w:spacing w:before="0" w:after="360" w:line="360" w:lineRule="exact"/>
         <w:ind w:firstLine="709"/>
       </w:pPr>
-      <w:bookmarkStart w:id="1" w:name="_Toc242016141"/>
+      <w:bookmarkStart w:id="1" w:name="_Toc242017938"/>
       <w:r>
         <w:rPr>
           <w:b/>
           <w:sz w:val="28"/>
         </w:rPr>
         <w:lastRenderedPageBreak/>
-        <w:t>1 ИДЕЯ И ИСХОДНАЯ ГИПОТЕЗА</w:t>
+        <w:t>1 РЕЗЮМЕ ПРОЕКТА</w:t>
       </w:r>
       <w:bookmarkEnd w:id="1"/>
     </w:p>
@@ -1980,39 +2049,788 @@
         <w:rPr>
           <w:sz w:val="28"/>
         </w:rPr>
-        <w:t xml:space="preserve">Исходная идея сформулирована в ПЗ1 и уточнена в ЛР1: клиентам нужен не «курс </w:t>
+        <w:t xml:space="preserve">Проект </w:t>
       </w:r>
       <w:r>
         <w:rPr>
           <w:i/>
           <w:sz w:val="28"/>
         </w:rPr>
+        <w:t>TableMind</w:t>
+      </w:r>
+      <w:r>
+        <w:rPr>
+          <w:sz w:val="28"/>
+        </w:rPr>
+        <w:t xml:space="preserve"> - облачный </w:t>
+      </w:r>
+      <w:r>
+        <w:rPr>
+          <w:i/>
+          <w:sz w:val="28"/>
+        </w:rPr>
+        <w:t>AI</w:t>
+      </w:r>
+      <w:r>
+        <w:rPr>
+          <w:sz w:val="28"/>
+        </w:rPr>
+        <w:t xml:space="preserve">-сервис независимой проверки </w:t>
+      </w:r>
+      <w:r>
+        <w:rPr>
+          <w:i/>
+          <w:sz w:val="28"/>
+        </w:rPr>
         <w:t>Excel</w:t>
       </w:r>
       <w:r>
         <w:rPr>
           <w:sz w:val="28"/>
         </w:rPr>
-        <w:t>», а проверенный результат - найденные и подтвержденные ошибки в таблице до ее передачи заказчику, инвестору или аудитору [2]. По оценке ПЗ1 ошибки есть в 86-94 % реальных та</w:t>
-      </w:r>
-      <w:r>
-        <w:rPr>
-          <w:sz w:val="28"/>
-        </w:rPr>
-        <w:t xml:space="preserve">блиц, а результат </w:t>
+        <w:t>-моделей для финансовых аналитиков, бухгалтеров, консультантов и малого бизнеса англоязычных стран и ЕС. Принцип сервиса: модель языка предлагает находки, а детерминированный движок доказывает их вычислением. Итоговый отче</w:t>
+      </w:r>
+      <w:r>
+        <w:rPr>
+          <w:sz w:val="28"/>
+        </w:rPr>
+        <w:t>т объединяет результаты семи лабораторных работ по дисциплине «Электронный бизнес» [1] и сверяет их с документами проекта ПЗ1 и ПЗ4 [2].</w:t>
+      </w:r>
+    </w:p>
+    <w:p>
+      <w:pPr>
+        <w:pStyle w:val="a0"/>
+        <w:spacing w:before="0" w:after="0" w:line="360" w:lineRule="exact"/>
+        <w:ind w:firstLine="709"/>
+        <w:jc w:val="both"/>
+      </w:pPr>
+      <w:r>
+        <w:rPr>
+          <w:sz w:val="28"/>
+        </w:rPr>
+        <w:t>В таблице 1 представлено: резюме проекта.</w:t>
+      </w:r>
+    </w:p>
+    <w:p>
+      <w:pPr>
+        <w:pStyle w:val="a0"/>
+        <w:keepNext/>
+        <w:spacing w:before="0" w:after="0" w:line="360" w:lineRule="exact"/>
+      </w:pPr>
+      <w:r>
+        <w:rPr>
+          <w:sz w:val="28"/>
+        </w:rPr>
+        <w:t>Таблица 1 – Резюме проекта</w:t>
+      </w:r>
+    </w:p>
+    <w:tbl>
+      <w:tblPr>
+        <w:tblStyle w:val="Table"/>
+        <w:tblW w:w="9355" w:type="dxa"/>
+        <w:jc w:val="center"/>
+        <w:tblBorders>
+          <w:top w:val="single" w:sz="4" w:space="0" w:color="000000"/>
+          <w:left w:val="single" w:sz="4" w:space="0" w:color="000000"/>
+          <w:bottom w:val="single" w:sz="4" w:space="0" w:color="000000"/>
+          <w:right w:val="single" w:sz="4" w:space="0" w:color="000000"/>
+          <w:insideH w:val="single" w:sz="4" w:space="0" w:color="000000"/>
+          <w:insideV w:val="single" w:sz="4" w:space="0" w:color="000000"/>
+        </w:tblBorders>
+        <w:tblLayout w:type="fixed"/>
+        <w:tblLook w:val="0020" w:firstRow="1" w:lastRow="0" w:firstColumn="0" w:lastColumn="0" w:noHBand="0" w:noVBand="0"/>
+      </w:tblPr>
+      <w:tblGrid>
+        <w:gridCol w:w="2400"/>
+        <w:gridCol w:w="6955"/>
+      </w:tblGrid>
+      <w:tr>
+        <w:trPr>
+          <w:cnfStyle w:val="100000000000" w:firstRow="1" w:lastRow="0" w:firstColumn="0" w:lastColumn="0" w:oddVBand="0" w:evenVBand="0" w:oddHBand="0" w:evenHBand="0" w:firstRowFirstColumn="0" w:firstRowLastColumn="0" w:lastRowFirstColumn="0" w:lastRowLastColumn="0"/>
+          <w:cantSplit/>
+          <w:tblHeader/>
+          <w:jc w:val="center"/>
+        </w:trPr>
+        <w:tc>
+          <w:tcPr>
+            <w:tcW w:w="2400" w:type="dxa"/>
+            <w:vAlign w:val="center"/>
+          </w:tcPr>
+          <w:p>
+            <w:pPr>
+              <w:pStyle w:val="Compact"/>
+              <w:spacing w:before="0" w:after="0" w:line="280" w:lineRule="exact"/>
+              <w:jc w:val="center"/>
+            </w:pPr>
+            <w:r>
+              <w:rPr>
+                <w:b/>
+                <w:sz w:val="24"/>
+              </w:rPr>
+              <w:t>Показатель</w:t>
+            </w:r>
+          </w:p>
+        </w:tc>
+        <w:tc>
+          <w:tcPr>
+            <w:tcW w:w="6954" w:type="dxa"/>
+            <w:vAlign w:val="center"/>
+          </w:tcPr>
+          <w:p>
+            <w:pPr>
+              <w:pStyle w:val="Compact"/>
+              <w:spacing w:before="0" w:after="0" w:line="280" w:lineRule="exact"/>
+              <w:jc w:val="center"/>
+            </w:pPr>
+            <w:r>
+              <w:rPr>
+                <w:b/>
+                <w:sz w:val="24"/>
+              </w:rPr>
+              <w:t>Содержание</w:t>
+            </w:r>
+          </w:p>
+        </w:tc>
+      </w:tr>
+      <w:tr>
+        <w:trPr>
+          <w:cantSplit/>
+          <w:jc w:val="center"/>
+        </w:trPr>
+        <w:tc>
+          <w:tcPr>
+            <w:tcW w:w="2400" w:type="dxa"/>
+            <w:vAlign w:val="center"/>
+          </w:tcPr>
+          <w:p>
+            <w:pPr>
+              <w:pStyle w:val="Compact"/>
+              <w:spacing w:before="0" w:after="0" w:line="280" w:lineRule="exact"/>
+              <w:jc w:val="center"/>
+            </w:pPr>
+            <w:r>
+              <w:rPr>
+                <w:sz w:val="24"/>
+              </w:rPr>
+              <w:t>Идея</w:t>
+            </w:r>
+          </w:p>
+        </w:tc>
+        <w:tc>
+          <w:tcPr>
+            <w:tcW w:w="6954" w:type="dxa"/>
+            <w:vAlign w:val="center"/>
+          </w:tcPr>
+          <w:p>
+            <w:pPr>
+              <w:pStyle w:val="Compact"/>
+              <w:spacing w:before="0" w:after="0" w:line="280" w:lineRule="exact"/>
+              <w:jc w:val="center"/>
+            </w:pPr>
+            <w:r>
+              <w:rPr>
+                <w:sz w:val="24"/>
+              </w:rPr>
+              <w:t xml:space="preserve">Проверка </w:t>
+            </w:r>
+            <w:r>
+              <w:rPr>
+                <w:i/>
+                <w:sz w:val="24"/>
+              </w:rPr>
+              <w:t>Excel</w:t>
+            </w:r>
+            <w:r>
+              <w:rPr>
+                <w:sz w:val="24"/>
+              </w:rPr>
+              <w:t xml:space="preserve">-моделей с доказательством каждой находки (веб-аудит и надстройка </w:t>
+            </w:r>
+            <w:r>
+              <w:rPr>
+                <w:i/>
+                <w:sz w:val="24"/>
+              </w:rPr>
+              <w:t>Excel</w:t>
+            </w:r>
+            <w:r>
+              <w:rPr>
+                <w:sz w:val="24"/>
+              </w:rPr>
+              <w:t>)</w:t>
+            </w:r>
+          </w:p>
+        </w:tc>
+      </w:tr>
+      <w:tr>
+        <w:trPr>
+          <w:cantSplit/>
+          <w:jc w:val="center"/>
+        </w:trPr>
+        <w:tc>
+          <w:tcPr>
+            <w:tcW w:w="2400" w:type="dxa"/>
+            <w:vAlign w:val="center"/>
+          </w:tcPr>
+          <w:p>
+            <w:pPr>
+              <w:pStyle w:val="Compact"/>
+              <w:spacing w:before="0" w:after="0" w:line="280" w:lineRule="exact"/>
+              <w:jc w:val="center"/>
+            </w:pPr>
+            <w:r>
+              <w:rPr>
+                <w:sz w:val="24"/>
+              </w:rPr>
+              <w:t>Рынок</w:t>
+            </w:r>
+          </w:p>
+        </w:tc>
+        <w:tc>
+          <w:tcPr>
+            <w:tcW w:w="6954" w:type="dxa"/>
+            <w:vAlign w:val="center"/>
+          </w:tcPr>
+          <w:p>
+            <w:pPr>
+              <w:pStyle w:val="Compact"/>
+              <w:spacing w:before="0" w:after="0" w:line="280" w:lineRule="exact"/>
+              <w:jc w:val="center"/>
+            </w:pPr>
+            <w:r>
+              <w:rPr>
+                <w:i/>
+                <w:sz w:val="24"/>
+              </w:rPr>
+              <w:t>SAM</w:t>
+            </w:r>
+            <w:r>
+              <w:rPr>
+                <w:sz w:val="24"/>
+              </w:rPr>
+              <w:t xml:space="preserve"> 35 003 130 </w:t>
+            </w:r>
+            <w:r>
+              <w:rPr>
+                <w:i/>
+                <w:sz w:val="24"/>
+              </w:rPr>
+              <w:t>EUR</w:t>
+            </w:r>
+            <w:r>
+              <w:rPr>
+                <w:sz w:val="24"/>
+              </w:rPr>
+              <w:t xml:space="preserve"> в год (диапазон 14 852 811 </w:t>
+            </w:r>
+            <w:r>
+              <w:rPr>
+                <w:i/>
+                <w:sz w:val="24"/>
+              </w:rPr>
+              <w:t>EUR</w:t>
+            </w:r>
+            <w:r>
+              <w:rPr>
+                <w:sz w:val="24"/>
+              </w:rPr>
+              <w:t xml:space="preserve"> - 68 543 809 </w:t>
+            </w:r>
+            <w:r>
+              <w:rPr>
+                <w:i/>
+                <w:sz w:val="24"/>
+              </w:rPr>
+              <w:t>EUR</w:t>
+            </w:r>
+            <w:r>
+              <w:rPr>
+                <w:sz w:val="24"/>
+              </w:rPr>
+              <w:t xml:space="preserve">); </w:t>
+            </w:r>
+            <w:r>
+              <w:rPr>
+                <w:i/>
+                <w:sz w:val="24"/>
+              </w:rPr>
+              <w:t>SOM</w:t>
+            </w:r>
+            <w:r>
+              <w:rPr>
+                <w:sz w:val="24"/>
+              </w:rPr>
+              <w:t xml:space="preserve"> первого года 7 426 </w:t>
+            </w:r>
+            <w:r>
+              <w:rPr>
+                <w:i/>
+                <w:sz w:val="24"/>
+              </w:rPr>
+              <w:t>EUR</w:t>
+            </w:r>
+            <w:r>
+              <w:rPr>
+                <w:sz w:val="24"/>
+              </w:rPr>
+              <w:t xml:space="preserve"> - 205 631 </w:t>
+            </w:r>
+            <w:r>
+              <w:rPr>
+                <w:i/>
+                <w:sz w:val="24"/>
+              </w:rPr>
+              <w:t>EUR</w:t>
+            </w:r>
+          </w:p>
+        </w:tc>
+      </w:tr>
+      <w:tr>
+        <w:trPr>
+          <w:cantSplit/>
+          <w:jc w:val="center"/>
+        </w:trPr>
+        <w:tc>
+          <w:tcPr>
+            <w:tcW w:w="2400" w:type="dxa"/>
+            <w:vAlign w:val="center"/>
+          </w:tcPr>
+          <w:p>
+            <w:pPr>
+              <w:pStyle w:val="Compact"/>
+              <w:spacing w:before="0" w:after="0" w:line="280" w:lineRule="exact"/>
+              <w:jc w:val="center"/>
+            </w:pPr>
+            <w:r>
+              <w:rPr>
+                <w:sz w:val="24"/>
+              </w:rPr>
+              <w:t>Спрос</w:t>
+            </w:r>
+          </w:p>
+        </w:tc>
+        <w:tc>
+          <w:tcPr>
+            <w:tcW w:w="6954" w:type="dxa"/>
+            <w:vAlign w:val="center"/>
+          </w:tcPr>
+          <w:p>
+            <w:pPr>
+              <w:pStyle w:val="Compact"/>
+              <w:spacing w:before="0" w:after="0" w:line="280" w:lineRule="exact"/>
+              <w:jc w:val="center"/>
+            </w:pPr>
+            <w:r>
+              <w:rPr>
+                <w:sz w:val="24"/>
+              </w:rPr>
+              <w:t xml:space="preserve">Поисковый интерес подтвержден частично: проблемные и </w:t>
+            </w:r>
+            <w:r>
+              <w:rPr>
+                <w:i/>
+                <w:sz w:val="24"/>
+              </w:rPr>
+              <w:t>AI</w:t>
+            </w:r>
+            <w:r>
+              <w:rPr>
+                <w:sz w:val="24"/>
+              </w:rPr>
+              <w:t>-запросы массовые, прямой запрос на аудит мал</w:t>
+            </w:r>
+          </w:p>
+        </w:tc>
+      </w:tr>
+      <w:tr>
+        <w:trPr>
+          <w:cantSplit/>
+          <w:jc w:val="center"/>
+        </w:trPr>
+        <w:tc>
+          <w:tcPr>
+            <w:tcW w:w="2400" w:type="dxa"/>
+            <w:vAlign w:val="center"/>
+          </w:tcPr>
+          <w:p>
+            <w:pPr>
+              <w:pStyle w:val="Compact"/>
+              <w:spacing w:before="0" w:after="0" w:line="280" w:lineRule="exact"/>
+              <w:jc w:val="center"/>
+            </w:pPr>
+            <w:r>
+              <w:rPr>
+                <w:sz w:val="24"/>
+              </w:rPr>
+              <w:t>Конкуренция</w:t>
+            </w:r>
+          </w:p>
+        </w:tc>
+        <w:tc>
+          <w:tcPr>
+            <w:tcW w:w="6954" w:type="dxa"/>
+            <w:vAlign w:val="center"/>
+          </w:tcPr>
+          <w:p>
+            <w:pPr>
+              <w:pStyle w:val="Compact"/>
+              <w:spacing w:before="0" w:after="0" w:line="280" w:lineRule="exact"/>
+              <w:jc w:val="center"/>
+            </w:pPr>
+            <w:r>
+              <w:rPr>
+                <w:sz w:val="24"/>
+              </w:rPr>
+              <w:t>Прямых конкурентов в строгом смысле нет; заменители дают 73 % релевантного трафика; индекс барьеров входа 3,15 из 5</w:t>
+            </w:r>
+          </w:p>
+        </w:tc>
+      </w:tr>
+      <w:tr>
+        <w:trPr>
+          <w:cantSplit/>
+          <w:jc w:val="center"/>
+        </w:trPr>
+        <w:tc>
+          <w:tcPr>
+            <w:tcW w:w="2400" w:type="dxa"/>
+            <w:vAlign w:val="center"/>
+          </w:tcPr>
+          <w:p>
+            <w:pPr>
+              <w:pStyle w:val="Compact"/>
+              <w:spacing w:before="0" w:after="0" w:line="280" w:lineRule="exact"/>
+              <w:jc w:val="center"/>
+            </w:pPr>
+            <w:r>
+              <w:rPr>
+                <w:sz w:val="24"/>
+              </w:rPr>
+              <w:t>Ценность</w:t>
+            </w:r>
+          </w:p>
+        </w:tc>
+        <w:tc>
+          <w:tcPr>
+            <w:tcW w:w="6954" w:type="dxa"/>
+            <w:vAlign w:val="center"/>
+          </w:tcPr>
+          <w:p>
+            <w:pPr>
+              <w:pStyle w:val="Compact"/>
+              <w:spacing w:before="0" w:after="0" w:line="280" w:lineRule="exact"/>
+              <w:jc w:val="center"/>
+            </w:pPr>
+            <w:r>
+              <w:rPr>
+                <w:sz w:val="24"/>
+              </w:rPr>
+              <w:t>Независимая пров</w:t>
+            </w:r>
+            <w:r>
+              <w:rPr>
+                <w:sz w:val="24"/>
+              </w:rPr>
+              <w:t>ерка с доказательством находок, прозрачная цена и бесплатный старт</w:t>
+            </w:r>
+          </w:p>
+        </w:tc>
+      </w:tr>
+      <w:tr>
+        <w:trPr>
+          <w:cantSplit/>
+          <w:jc w:val="center"/>
+        </w:trPr>
+        <w:tc>
+          <w:tcPr>
+            <w:tcW w:w="2400" w:type="dxa"/>
+            <w:vAlign w:val="center"/>
+          </w:tcPr>
+          <w:p>
+            <w:pPr>
+              <w:pStyle w:val="Compact"/>
+              <w:spacing w:before="0" w:after="0" w:line="280" w:lineRule="exact"/>
+              <w:jc w:val="center"/>
+            </w:pPr>
+            <w:r>
+              <w:rPr>
+                <w:sz w:val="24"/>
+              </w:rPr>
+              <w:t>Монетизация</w:t>
+            </w:r>
+          </w:p>
+        </w:tc>
+        <w:tc>
+          <w:tcPr>
+            <w:tcW w:w="6954" w:type="dxa"/>
+            <w:vAlign w:val="center"/>
+          </w:tcPr>
+          <w:p>
+            <w:pPr>
+              <w:pStyle w:val="Compact"/>
+              <w:spacing w:before="0" w:after="0" w:line="280" w:lineRule="exact"/>
+              <w:jc w:val="center"/>
+            </w:pPr>
+            <w:r>
+              <w:rPr>
+                <w:sz w:val="24"/>
+              </w:rPr>
+              <w:t>Разовый аудит 9 </w:t>
+            </w:r>
+            <w:r>
+              <w:rPr>
+                <w:i/>
+                <w:sz w:val="24"/>
+              </w:rPr>
+              <w:t>EUR</w:t>
+            </w:r>
+            <w:r>
+              <w:rPr>
+                <w:sz w:val="24"/>
+              </w:rPr>
+              <w:t xml:space="preserve">, </w:t>
+            </w:r>
+            <w:r>
+              <w:rPr>
+                <w:i/>
+                <w:sz w:val="24"/>
+              </w:rPr>
+              <w:t>Pro</w:t>
+            </w:r>
+            <w:r>
+              <w:rPr>
+                <w:sz w:val="24"/>
+              </w:rPr>
+              <w:t xml:space="preserve"> 19 </w:t>
+            </w:r>
+            <w:r>
+              <w:rPr>
+                <w:i/>
+                <w:sz w:val="24"/>
+              </w:rPr>
+              <w:t>EUR</w:t>
+            </w:r>
+            <w:r>
+              <w:rPr>
+                <w:sz w:val="24"/>
+              </w:rPr>
+              <w:t xml:space="preserve"> в месяц, </w:t>
+            </w:r>
+            <w:r>
+              <w:rPr>
+                <w:i/>
+                <w:sz w:val="24"/>
+              </w:rPr>
+              <w:t>Team</w:t>
+            </w:r>
+            <w:r>
+              <w:rPr>
+                <w:sz w:val="24"/>
+              </w:rPr>
+              <w:t xml:space="preserve"> 29 </w:t>
+            </w:r>
+            <w:r>
+              <w:rPr>
+                <w:i/>
+                <w:sz w:val="24"/>
+              </w:rPr>
+              <w:t>EUR</w:t>
+            </w:r>
+            <w:r>
+              <w:rPr>
+                <w:sz w:val="24"/>
+              </w:rPr>
+              <w:t xml:space="preserve"> за место</w:t>
+            </w:r>
+          </w:p>
+        </w:tc>
+      </w:tr>
+      <w:tr>
+        <w:trPr>
+          <w:cantSplit/>
+          <w:jc w:val="center"/>
+        </w:trPr>
+        <w:tc>
+          <w:tcPr>
+            <w:tcW w:w="2400" w:type="dxa"/>
+            <w:vAlign w:val="center"/>
+          </w:tcPr>
+          <w:p>
+            <w:pPr>
+              <w:pStyle w:val="Compact"/>
+              <w:spacing w:before="0" w:after="0" w:line="280" w:lineRule="exact"/>
+              <w:jc w:val="center"/>
+            </w:pPr>
+            <w:r>
+              <w:rPr>
+                <w:sz w:val="24"/>
+              </w:rPr>
+              <w:t>Первый релиз</w:t>
+            </w:r>
+          </w:p>
+        </w:tc>
+        <w:tc>
+          <w:tcPr>
+            <w:tcW w:w="6954" w:type="dxa"/>
+            <w:vAlign w:val="center"/>
+          </w:tcPr>
+          <w:p>
+            <w:pPr>
+              <w:pStyle w:val="Compact"/>
+              <w:spacing w:before="0" w:after="0" w:line="280" w:lineRule="exact"/>
+              <w:jc w:val="center"/>
+            </w:pPr>
+            <w:r>
+              <w:rPr>
+                <w:i/>
+                <w:sz w:val="24"/>
+              </w:rPr>
+              <w:t>MVP</w:t>
+            </w:r>
+            <w:r>
+              <w:rPr>
+                <w:sz w:val="24"/>
+              </w:rPr>
+              <w:t xml:space="preserve"> веб-аудита 31.03.2027: 11 единиц разработки, 8 из 18 требований</w:t>
+            </w:r>
+          </w:p>
+        </w:tc>
+      </w:tr>
+      <w:tr>
+        <w:trPr>
+          <w:cantSplit/>
+          <w:jc w:val="center"/>
+        </w:trPr>
+        <w:tc>
+          <w:tcPr>
+            <w:tcW w:w="2400" w:type="dxa"/>
+            <w:vAlign w:val="center"/>
+          </w:tcPr>
+          <w:p>
+            <w:pPr>
+              <w:pStyle w:val="Compact"/>
+              <w:spacing w:before="0" w:after="0" w:line="280" w:lineRule="exact"/>
+              <w:jc w:val="center"/>
+            </w:pPr>
+            <w:r>
+              <w:rPr>
+                <w:sz w:val="24"/>
+              </w:rPr>
+              <w:t>Решение</w:t>
+            </w:r>
+          </w:p>
+        </w:tc>
+        <w:tc>
+          <w:tcPr>
+            <w:tcW w:w="6954" w:type="dxa"/>
+            <w:vAlign w:val="center"/>
+          </w:tcPr>
+          <w:p>
+            <w:pPr>
+              <w:pStyle w:val="Compact"/>
+              <w:spacing w:before="0" w:after="0" w:line="280" w:lineRule="exact"/>
+              <w:jc w:val="center"/>
+            </w:pPr>
+            <w:r>
+              <w:rPr>
+                <w:sz w:val="24"/>
+              </w:rPr>
+              <w:t>Стартовать полностью: реализовать проект по плану ПЗ1 с полным бюджетом; цель 50 платящих закрывать дополнительными каналами с самого начала</w:t>
+            </w:r>
+          </w:p>
+        </w:tc>
+      </w:tr>
+    </w:tbl>
+    <w:p>
+      <w:pPr>
+        <w:pStyle w:val="FirstParagraph"/>
+        <w:spacing w:before="0" w:after="0" w:line="360" w:lineRule="exact"/>
+        <w:ind w:firstLine="709"/>
+        <w:jc w:val="both"/>
+      </w:pPr>
+      <w:r>
+        <w:rPr>
+          <w:sz w:val="28"/>
+        </w:rPr>
+        <w:t>Резюме показывает положительное решение с оговорками: проблема и пробел подтверждены, рынок достаточен, однако дос</w:t>
+      </w:r>
+      <w:r>
+        <w:rPr>
+          <w:sz w:val="28"/>
+        </w:rPr>
+        <w:t>тижимая выручка первого года ограничена каналом привлечения, поэтому принят полный старт с параллельным запуском дополнительных каналов и контрольными метриками для управления рисками.</w:t>
+      </w:r>
+    </w:p>
+    <w:p>
+      <w:pPr>
+        <w:pStyle w:val="1"/>
+        <w:pageBreakBefore/>
+        <w:spacing w:before="0" w:after="360" w:line="360" w:lineRule="exact"/>
+        <w:ind w:firstLine="709"/>
+      </w:pPr>
+      <w:bookmarkStart w:id="2" w:name="_63a3aafe38fbc036ef895346c993c1b61529618"/>
+      <w:bookmarkStart w:id="3" w:name="_Toc242017939"/>
+      <w:bookmarkEnd w:id="0"/>
+      <w:r>
+        <w:rPr>
+          <w:b/>
+          <w:sz w:val="28"/>
+        </w:rPr>
+        <w:lastRenderedPageBreak/>
+        <w:t>2 ИДЕЯ И ИСХОДНАЯ ГИПОТЕЗА</w:t>
+      </w:r>
+      <w:bookmarkEnd w:id="3"/>
+    </w:p>
+    <w:p>
+      <w:pPr>
+        <w:pStyle w:val="FirstParagraph"/>
+        <w:spacing w:before="0" w:after="0" w:line="360" w:lineRule="exact"/>
+        <w:ind w:firstLine="709"/>
+        <w:jc w:val="both"/>
+      </w:pPr>
+      <w:r>
+        <w:rPr>
+          <w:sz w:val="28"/>
+        </w:rPr>
+        <w:t>Исходная идея сформулирована в ПЗ1 и уточнен</w:t>
+      </w:r>
+      <w:r>
+        <w:rPr>
+          <w:sz w:val="28"/>
+        </w:rPr>
+        <w:t xml:space="preserve">а в ЛР1: клиентам нужен не «курс </w:t>
       </w:r>
       <w:r>
         <w:rPr>
           <w:i/>
           <w:sz w:val="28"/>
         </w:rPr>
+        <w:t>Excel</w:t>
+      </w:r>
+      <w:r>
+        <w:rPr>
+          <w:sz w:val="28"/>
+        </w:rPr>
+        <w:t xml:space="preserve">», а проверенный результат - найденные и подтвержденные ошибки в таблице до ее передачи заказчику, инвестору или аудитору [2]. По оценке ПЗ1 ошибки есть в 86-94 % реальных таблиц, а результат </w:t>
+      </w:r>
+      <w:r>
+        <w:rPr>
+          <w:i/>
+          <w:sz w:val="28"/>
+        </w:rPr>
         <w:t>AI</w:t>
       </w:r>
       <w:r>
         <w:rPr>
           <w:sz w:val="28"/>
         </w:rPr>
-        <w:t>-помощников сам требует проверки.</w:t>
+        <w:t xml:space="preserve">-помощников сам требует </w:t>
+      </w:r>
+      <w:r>
+        <w:rPr>
+          <w:sz w:val="28"/>
+        </w:rPr>
+        <w:t>проверки.</w:t>
       </w:r>
     </w:p>
     <w:p>
@@ -2226,7 +3044,13 @@
               <w:rPr>
                 <w:sz w:val="24"/>
               </w:rPr>
-              <w:t>, бухгалтеры и аудиторы, консультанты, МСП с финансовой функцией</w:t>
+              <w:t xml:space="preserve">, бухгалтеры и аудиторы, </w:t>
+            </w:r>
+            <w:r>
+              <w:rPr>
+                <w:sz w:val="24"/>
+              </w:rPr>
+              <w:t>консультанты, МСП с финансовой функцией</w:t>
             </w:r>
           </w:p>
         </w:tc>
@@ -2283,13 +3107,7 @@
               <w:rPr>
                 <w:sz w:val="24"/>
               </w:rPr>
-              <w:t xml:space="preserve">: поиск ошибок, объяснения, отчет с </w:t>
-            </w:r>
-            <w:r>
-              <w:rPr>
-                <w:sz w:val="24"/>
-              </w:rPr>
-              <w:t>доказательствами</w:t>
+              <w:t>: поиск ошибок, объяснения, отчет с доказательствами</w:t>
             </w:r>
           </w:p>
         </w:tc>
@@ -2447,13 +3265,13 @@
               <w:rPr>
                 <w:sz w:val="24"/>
               </w:rPr>
-              <w:t>Независимое доказательство на</w:t>
-            </w:r>
-            <w:r>
-              <w:rPr>
-                <w:sz w:val="24"/>
-              </w:rPr>
-              <w:t xml:space="preserve">ходок и прозрачная цена отличают сервис от </w:t>
+              <w:t>Независимое доказательство находок и прозрачная цена отлич</w:t>
+            </w:r>
+            <w:r>
+              <w:rPr>
+                <w:sz w:val="24"/>
+              </w:rPr>
+              <w:t xml:space="preserve">ают сервис от </w:t>
             </w:r>
             <w:r>
               <w:rPr>
@@ -2483,13 +3301,7 @@
         <w:rPr>
           <w:sz w:val="28"/>
         </w:rPr>
-        <w:t>Идея заслуживает проверки, потому что проблема массовая, а конкуренты закрывают ее только частично: специализированные инструменты не доказывают находки и не имеют отзывов, ун</w:t>
-      </w:r>
-      <w:r>
-        <w:rPr>
-          <w:sz w:val="28"/>
-        </w:rPr>
-        <w:t xml:space="preserve">иверсальные </w:t>
+        <w:t xml:space="preserve">Идея заслуживает проверки, потому что проблема массовая, а конкуренты закрывают ее только частично: специализированные инструменты не доказывают находки и не имеют отзывов, универсальные </w:t>
       </w:r>
       <w:r>
         <w:rPr>
@@ -2512,16 +3324,16 @@
         <w:spacing w:before="0" w:after="360" w:line="360" w:lineRule="exact"/>
         <w:ind w:firstLine="709"/>
       </w:pPr>
-      <w:bookmarkStart w:id="2" w:name="_fe8d3efd355b4a528bffe4e412a753a8708d8a7"/>
-      <w:bookmarkStart w:id="3" w:name="_Toc242016142"/>
-      <w:bookmarkEnd w:id="0"/>
+      <w:bookmarkStart w:id="4" w:name="_fe8d3efd355b4a528bffe4e412a753a8708d8a7"/>
+      <w:bookmarkStart w:id="5" w:name="_Toc242017940"/>
+      <w:bookmarkEnd w:id="2"/>
       <w:r>
         <w:rPr>
           <w:b/>
           <w:sz w:val="28"/>
         </w:rPr>
         <w:lastRenderedPageBreak/>
-        <w:t xml:space="preserve">2 АРГУМЕНТАЦИЯ СПРОСА НА ОСНОВЕ </w:t>
+        <w:t xml:space="preserve">3 АРГУМЕНТАЦИЯ СПРОСА НА ОСНОВЕ </w:t>
       </w:r>
       <w:r>
         <w:rPr>
@@ -2553,7 +3365,7 @@
         </w:rPr>
         <w:t xml:space="preserve"> И ВОРДСТАТ</w:t>
       </w:r>
-      <w:bookmarkEnd w:id="3"/>
+      <w:bookmarkEnd w:id="5"/>
     </w:p>
     <w:p>
       <w:pPr>
@@ -2592,7 +3404,13 @@
         <w:rPr>
           <w:sz w:val="28"/>
         </w:rPr>
-        <w:t xml:space="preserve"> (мир, 5 лет) и тринадцати запросам Вордстата (Россия и Беларусь, 2018-2026) [3]. Объем запросов в Вордстате за 12 месяцев (Россия): кластер А «проверка и аудит таблиц» - 25 024, кластер Б «</w:t>
+        <w:t xml:space="preserve"> (мир, 5 лет) и тринадцати запросам Вордстата (Россия и Беларусь, 2018-2026) [3]. Объем запросов в Вордстате з</w:t>
+      </w:r>
+      <w:r>
+        <w:rPr>
+          <w:sz w:val="28"/>
+        </w:rPr>
+        <w:t>а 12 месяцев (Россия): кластер А «проверка и аудит таблиц» - 25 024, кластер Б «</w:t>
       </w:r>
       <w:r>
         <w:rPr>
@@ -2605,13 +3423,7 @@
         <w:rPr>
           <w:sz w:val="28"/>
         </w:rPr>
-        <w:t>-инструменты» - 21 068, кластер В «аудит финансовых моделей» - о</w:t>
-      </w:r>
-      <w:r>
-        <w:rPr>
-          <w:sz w:val="28"/>
-        </w:rPr>
-        <w:t>коло 1,1 тысячи.</w:t>
+        <w:t>-инструменты» - 21 068, кластер В «аудит финансовых моделей» - около 1,1 тысячи.</w:t>
       </w:r>
     </w:p>
     <w:p>
@@ -3052,13 +3864,7 @@
         <w:rPr>
           <w:sz w:val="28"/>
         </w:rPr>
-        <w:t>Спрос существуе</w:t>
-      </w:r>
-      <w:r>
-        <w:rPr>
-          <w:sz w:val="28"/>
-        </w:rPr>
-        <w:t xml:space="preserve">т, но поисковый интерес к самому аудиту невелик и расходится по источникам; структура намерений (проблемные 36,6 %, </w:t>
+        <w:t xml:space="preserve">Спрос существует, но поисковый интерес к самому аудиту невелик и расходится по источникам; структура намерений (проблемные 36,6 %, </w:t>
       </w:r>
       <w:r>
         <w:rPr>
@@ -3071,13 +3877,13 @@
         <w:rPr>
           <w:sz w:val="28"/>
         </w:rPr>
-        <w:t xml:space="preserve"> 45,3 %, проверка 8,6 %, услуги 2,3 %) показывает, что канал привлечения должен строиться на проблемных запросах. Сезонность выражена: пик</w:t>
-      </w:r>
-      <w:r>
-        <w:rPr>
-          <w:sz w:val="28"/>
-        </w:rPr>
-        <w:t xml:space="preserve"> в ноябре-декабре, второй подъем в апреле-мае, спад в июле-августе. Беларусь составляет около 1 % российского объема, поэтому русскоязычный сегмент оставлен контрольным.</w:t>
+        <w:t xml:space="preserve"> 45,3 %, проверка 8,6 %, услуги 2,3 %) показывает, что канал привлечения должен строиться на проблемных запросах. Сезонност</w:t>
+      </w:r>
+      <w:r>
+        <w:rPr>
+          <w:sz w:val="28"/>
+        </w:rPr>
+        <w:t>ь выражена: пик в ноябре-декабре, второй подъем в апреле-мае, спад в июле-августе. Беларусь составляет около 1 % российского объема, поэтому русскоязычный сегмент оставлен контрольным.</w:t>
       </w:r>
     </w:p>
     <w:p>
@@ -3091,7 +3897,13 @@
         <w:rPr>
           <w:sz w:val="28"/>
         </w:rPr>
-        <w:t>Вывод: спрос подтвержден частично. Он достаточен для проверки гипотезы через проблемные запросы, но не для обоснования масштаба только по поисковой статистике; дальнейшая оценка выполнена по клиентской базе и трафику конкурентов.</w:t>
+        <w:t xml:space="preserve">Вывод: спрос подтвержден частично. Он достаточен для проверки гипотезы </w:t>
+      </w:r>
+      <w:r>
+        <w:rPr>
+          <w:sz w:val="28"/>
+        </w:rPr>
+        <w:t>через проблемные запросы, но не для обоснования масштаба только по поисковой статистике; дальнейшая оценка выполнена по клиентской базе и трафику конкурентов.</w:t>
       </w:r>
     </w:p>
     <w:p>
@@ -3101,25 +3913,18 @@
         <w:spacing w:before="0" w:after="360" w:line="360" w:lineRule="exact"/>
         <w:ind w:firstLine="709"/>
       </w:pPr>
-      <w:bookmarkStart w:id="4" w:name="_85970216d61dd6d6f40a43c2142d7359aebf30e"/>
-      <w:bookmarkStart w:id="5" w:name="_Toc242016143"/>
-      <w:bookmarkEnd w:id="2"/>
+      <w:bookmarkStart w:id="6" w:name="_85970216d61dd6d6f40a43c2142d7359aebf30e"/>
+      <w:bookmarkStart w:id="7" w:name="_Toc242017941"/>
+      <w:bookmarkEnd w:id="4"/>
       <w:r>
         <w:rPr>
           <w:b/>
           <w:sz w:val="28"/>
         </w:rPr>
         <w:lastRenderedPageBreak/>
-        <w:t xml:space="preserve">3 ГРАНИЦЫ И РАЗМЕР </w:t>
-      </w:r>
-      <w:r>
-        <w:rPr>
-          <w:b/>
-          <w:sz w:val="28"/>
-        </w:rPr>
-        <w:t>РЫНКА</w:t>
-      </w:r>
-      <w:bookmarkEnd w:id="5"/>
+        <w:t>4 ГРАНИЦЫ И РАЗМЕР РЫНКА</w:t>
+      </w:r>
+      <w:bookmarkEnd w:id="7"/>
     </w:p>
     <w:p>
       <w:pPr>
@@ -3158,13 +3963,13 @@
         <w:rPr>
           <w:sz w:val="28"/>
         </w:rPr>
-        <w:t xml:space="preserve">, курс НБРБ </w:t>
-      </w:r>
-      <w:r>
-        <w:rPr>
-          <w:sz w:val="28"/>
-        </w:rPr>
-        <w:t>на 03.10.2026: 1 </w:t>
+        <w:t>, курс НБРБ на 03.</w:t>
+      </w:r>
+      <w:r>
+        <w:rPr>
+          <w:sz w:val="28"/>
+        </w:rPr>
+        <w:t>10.2026: 1 </w:t>
       </w:r>
       <w:r>
         <w:rPr>
@@ -3825,16 +4630,16 @@
           <w:sz w:val="28"/>
         </w:rPr>
         <w:drawing>
-          <wp:inline distT="0" distB="0" distL="0" distR="0" wp14:anchorId="321E8EBD" wp14:editId="5956A414">
+          <wp:inline distT="0" distB="0" distL="0" distR="0" wp14:anchorId="72B3C03E" wp14:editId="74E30853">
             <wp:extent cx="5334000" cy="2471853"/>
             <wp:effectExtent l="0" t="0" r="0" b="0"/>
-            <wp:docPr id="12" name="Picture"/>
+            <wp:docPr id="13" name="Picture"/>
             <wp:cNvGraphicFramePr/>
             <a:graphic xmlns:a="http://schemas.openxmlformats.org/drawingml/2006/main">
               <a:graphicData uri="http://schemas.openxmlformats.org/drawingml/2006/picture">
                 <pic:pic xmlns:pic="http://schemas.openxmlformats.org/drawingml/2006/picture">
                   <pic:nvPicPr>
-                    <pic:cNvPr id="13" name="Picture" descr="Рисунки/01_tam_sam_som.png"/>
+                    <pic:cNvPr id="14" name="Picture" descr="Рисунки/01_tam_sam_som.png"/>
                     <pic:cNvPicPr>
                       <a:picLocks noChangeAspect="1" noChangeArrowheads="1"/>
                     </pic:cNvPicPr>
@@ -3930,7 +4735,13 @@
         <w:rPr>
           <w:sz w:val="28"/>
         </w:rPr>
-        <w:t xml:space="preserve">Рисунок показывает разрыв в два порядка между потолком </w:t>
+        <w:t>Рисунок показывает разрыв в два пор</w:t>
+      </w:r>
+      <w:r>
+        <w:rPr>
+          <w:sz w:val="28"/>
+        </w:rPr>
+        <w:t xml:space="preserve">ядка между потолком </w:t>
       </w:r>
       <w:r>
         <w:rPr>
@@ -3983,13 +4794,7 @@
         <w:rPr>
           <w:sz w:val="28"/>
         </w:rPr>
-        <w:t>Вывод: рынок достаточен для проверки гипоте</w:t>
-      </w:r>
-      <w:r>
-        <w:rPr>
-          <w:sz w:val="28"/>
-        </w:rPr>
-        <w:t>зы (</w:t>
+        <w:t>Вывод: рынок достаточен для проверки гипотезы (</w:t>
       </w:r>
       <w:r>
         <w:rPr>
@@ -4015,7 +4820,13 @@
         <w:rPr>
           <w:sz w:val="28"/>
         </w:rPr>
-        <w:t>), но первый год не окупает бюджет проекта (152 688 </w:t>
+        <w:t>), но п</w:t>
+      </w:r>
+      <w:r>
+        <w:rPr>
+          <w:sz w:val="28"/>
+        </w:rPr>
+        <w:t>ервый год не окупает бюджет проекта (152 688 </w:t>
       </w:r>
       <w:r>
         <w:rPr>
@@ -4058,18 +4869,18 @@
         <w:spacing w:before="0" w:after="360" w:line="360" w:lineRule="exact"/>
         <w:ind w:firstLine="709"/>
       </w:pPr>
-      <w:bookmarkStart w:id="6" w:name="_952a16116c37bc0383f5f47ccedf9607bd1472f"/>
-      <w:bookmarkStart w:id="7" w:name="_Toc242016144"/>
-      <w:bookmarkEnd w:id="4"/>
+      <w:bookmarkStart w:id="8" w:name="_952a16116c37bc0383f5f47ccedf9607bd1472f"/>
+      <w:bookmarkStart w:id="9" w:name="_Toc242017942"/>
+      <w:bookmarkEnd w:id="6"/>
       <w:r>
         <w:rPr>
           <w:b/>
           <w:sz w:val="28"/>
         </w:rPr>
         <w:lastRenderedPageBreak/>
-        <w:t>4 КОНКУРЕНТНАЯ СРЕДА И УРОВНИ КОНКУРЕНЦИИ</w:t>
-      </w:r>
-      <w:bookmarkEnd w:id="7"/>
+        <w:t>5 КОНКУРЕНТНАЯ СРЕДА И УРОВНИ КОНКУРЕНЦИИ</w:t>
+      </w:r>
+      <w:bookmarkEnd w:id="9"/>
     </w:p>
     <w:p>
       <w:pPr>
@@ -4992,18 +5803,18 @@
         <w:spacing w:before="0" w:after="360" w:line="360" w:lineRule="exact"/>
         <w:ind w:firstLine="709"/>
       </w:pPr>
-      <w:bookmarkStart w:id="8" w:name="_550d58f707a5c37672fca98b77eb8736ae09aa2"/>
-      <w:bookmarkStart w:id="9" w:name="_Toc242016145"/>
-      <w:bookmarkEnd w:id="6"/>
+      <w:bookmarkStart w:id="10" w:name="_550d58f707a5c37672fca98b77eb8736ae09aa2"/>
+      <w:bookmarkStart w:id="11" w:name="_Toc242017943"/>
+      <w:bookmarkEnd w:id="8"/>
       <w:r>
         <w:rPr>
           <w:b/>
           <w:sz w:val="28"/>
         </w:rPr>
         <w:lastRenderedPageBreak/>
-        <w:t>5 ОЦЕНКА БАРЬЕРОВ ВХОДА И ВЫХОДА</w:t>
-      </w:r>
-      <w:bookmarkEnd w:id="9"/>
+        <w:t>6 ОЦЕНКА БАРЬЕРОВ ВХОДА И ВЫХОДА</w:t>
+      </w:r>
+      <w:bookmarkEnd w:id="11"/>
     </w:p>
     <w:p>
       <w:pPr>
@@ -5536,16 +6347,16 @@
           <w:sz w:val="28"/>
         </w:rPr>
         <w:drawing>
-          <wp:inline distT="0" distB="0" distL="0" distR="0" wp14:anchorId="6BE16EAD" wp14:editId="425FD3C4">
-            <wp:extent cx="5334000" cy="2471853"/>
+          <wp:inline distT="0" distB="0" distL="0" distR="0" wp14:anchorId="44C35775" wp14:editId="14FEEE5C">
+            <wp:extent cx="5334000" cy="2356883"/>
             <wp:effectExtent l="0" t="0" r="0" b="0"/>
-            <wp:docPr id="17" name="Picture"/>
+            <wp:docPr id="18" name="Picture"/>
             <wp:cNvGraphicFramePr/>
             <a:graphic xmlns:a="http://schemas.openxmlformats.org/drawingml/2006/main">
               <a:graphicData uri="http://schemas.openxmlformats.org/drawingml/2006/picture">
                 <pic:pic xmlns:pic="http://schemas.openxmlformats.org/drawingml/2006/picture">
                   <pic:nvPicPr>
-                    <pic:cNvPr id="18" name="Picture" descr="Рисунки/02_пять_сил.png"/>
+                    <pic:cNvPr id="19" name="Picture" descr="Рисунки/02_пять_сил.png"/>
                     <pic:cNvPicPr>
                       <a:picLocks noChangeAspect="1" noChangeArrowheads="1"/>
                     </pic:cNvPicPr>
@@ -5559,7 +6370,7 @@
                   <pic:spPr bwMode="auto">
                     <a:xfrm>
                       <a:off x="0" y="0"/>
-                      <a:ext cx="5334000" cy="2471853"/>
+                      <a:ext cx="5334000" cy="2356883"/>
                     </a:xfrm>
                     <a:prstGeom prst="rect">
                       <a:avLst/>
@@ -5645,18 +6456,18 @@
         <w:spacing w:before="0" w:after="360" w:line="360" w:lineRule="exact"/>
         <w:ind w:firstLine="709"/>
       </w:pPr>
-      <w:bookmarkStart w:id="10" w:name="_e000447a5cb978ee53bdb6877ec2ece1121f293"/>
-      <w:bookmarkStart w:id="11" w:name="_Toc242016146"/>
-      <w:bookmarkEnd w:id="8"/>
+      <w:bookmarkStart w:id="12" w:name="_e000447a5cb978ee53bdb6877ec2ece1121f293"/>
+      <w:bookmarkStart w:id="13" w:name="_Toc242017944"/>
+      <w:bookmarkEnd w:id="10"/>
       <w:r>
         <w:rPr>
           <w:b/>
           <w:sz w:val="28"/>
         </w:rPr>
         <w:lastRenderedPageBreak/>
-        <w:t>6 АНАЛИЗ ПРОБЛЕМ ПОЛЬЗОВАТЕЛЕЙ И РЫНОЧНЫХ ПРОБЕЛОВ</w:t>
-      </w:r>
-      <w:bookmarkEnd w:id="11"/>
+        <w:t>7 АНАЛИЗ ПРОБЛЕМ ПОЛЬЗОВАТЕЛЕЙ И РЫНОЧНЫХ ПРОБЕЛОВ</w:t>
+      </w:r>
+      <w:bookmarkEnd w:id="13"/>
     </w:p>
     <w:p>
       <w:pPr>
@@ -5682,13 +6493,7 @@
         <w:rPr>
           <w:sz w:val="28"/>
         </w:rPr>
-        <w:t>Таблиц</w:t>
-      </w:r>
-      <w:r>
-        <w:rPr>
-          <w:sz w:val="28"/>
-        </w:rPr>
-        <w:t>а 7 – Реестр проблем</w:t>
+        <w:t>Таблица 7 – Реестр проблем</w:t>
       </w:r>
     </w:p>
     <w:tbl>
@@ -6400,18 +7205,18 @@
         <w:spacing w:before="0" w:after="360" w:line="360" w:lineRule="exact"/>
         <w:ind w:firstLine="709"/>
       </w:pPr>
-      <w:bookmarkStart w:id="12" w:name="_d6b1e0606ccffbfea524c7b8890d7424ae6ef8d"/>
-      <w:bookmarkStart w:id="13" w:name="_Toc242016147"/>
-      <w:bookmarkEnd w:id="10"/>
+      <w:bookmarkStart w:id="14" w:name="_d6b1e0606ccffbfea524c7b8890d7424ae6ef8d"/>
+      <w:bookmarkStart w:id="15" w:name="_Toc242017945"/>
+      <w:bookmarkEnd w:id="12"/>
       <w:r>
         <w:rPr>
           <w:b/>
           <w:sz w:val="28"/>
         </w:rPr>
         <w:lastRenderedPageBreak/>
-        <w:t>7 ЦЕННОСТНОЕ ПРЕДЛОЖЕНИЕ И ЦИФРОВОЙ ТОВАР</w:t>
-      </w:r>
-      <w:bookmarkEnd w:id="13"/>
+        <w:t>8 ЦЕННОСТНОЕ ПРЕДЛОЖЕНИЕ И ЦИФРОВОЙ ТОВАР</w:t>
+      </w:r>
+      <w:bookmarkEnd w:id="15"/>
     </w:p>
     <w:p>
       <w:pPr>
@@ -6985,18 +7790,18 @@
         <w:spacing w:before="0" w:after="360" w:line="360" w:lineRule="exact"/>
         <w:ind w:firstLine="709"/>
       </w:pPr>
-      <w:bookmarkStart w:id="14" w:name="_d9c21b914bbc5bab06da79c3c8a3f5937408dab"/>
-      <w:bookmarkStart w:id="15" w:name="_Toc242016148"/>
-      <w:bookmarkEnd w:id="12"/>
+      <w:bookmarkStart w:id="16" w:name="_d9c21b914bbc5bab06da79c3c8a3f5937408dab"/>
+      <w:bookmarkStart w:id="17" w:name="_Toc242017946"/>
+      <w:bookmarkEnd w:id="14"/>
       <w:r>
         <w:rPr>
           <w:b/>
           <w:sz w:val="28"/>
         </w:rPr>
         <w:lastRenderedPageBreak/>
-        <w:t>8 БИЗНЕС-МОДЕЛЬ ПО КАНВАС</w:t>
-      </w:r>
-      <w:bookmarkEnd w:id="15"/>
+        <w:t>9 БИЗНЕС-МОДЕЛЬ ПО КАНВАС</w:t>
+      </w:r>
+      <w:bookmarkEnd w:id="17"/>
     </w:p>
     <w:p>
       <w:pPr>
@@ -7022,13 +7827,7 @@
         <w:rPr>
           <w:sz w:val="28"/>
         </w:rPr>
-        <w:t>Таблица 9 – Канвас</w:t>
-      </w:r>
-      <w:r>
-        <w:rPr>
-          <w:sz w:val="28"/>
-        </w:rPr>
-        <w:t xml:space="preserve"> в сокращенном виде</w:t>
+        <w:t>Таблица 9 – Канвас в сокращенном виде</w:t>
       </w:r>
     </w:p>
     <w:tbl>
@@ -7185,7 +7984,13 @@
               <w:rPr>
                 <w:sz w:val="24"/>
               </w:rPr>
-              <w:t>, бухгалтеры и аудиторы, консультанты по управлению, МСП с финансовой функцией (англоязычные страны и ЕС)</w:t>
+              <w:t xml:space="preserve">, бухгалтеры и аудиторы, консультанты по управлению, МСП с финансовой функцией </w:t>
+            </w:r>
+            <w:r>
+              <w:rPr>
+                <w:sz w:val="24"/>
+              </w:rPr>
+              <w:t>(англоязычные страны и ЕС)</w:t>
             </w:r>
           </w:p>
         </w:tc>
@@ -7414,13 +8219,7 @@
               <w:rPr>
                 <w:sz w:val="24"/>
               </w:rPr>
-              <w:t>Отношения с клиент</w:t>
-            </w:r>
-            <w:r>
-              <w:rPr>
-                <w:sz w:val="24"/>
-              </w:rPr>
-              <w:t>ами</w:t>
+              <w:t>Отношения с клиентами</w:t>
             </w:r>
           </w:p>
         </w:tc>
@@ -7567,7 +8366,13 @@
               <w:rPr>
                 <w:sz w:val="24"/>
               </w:rPr>
-              <w:t xml:space="preserve"> за место</w:t>
+              <w:t xml:space="preserve"> за мес</w:t>
+            </w:r>
+            <w:r>
+              <w:rPr>
+                <w:sz w:val="24"/>
+              </w:rPr>
+              <w:t>то</w:t>
             </w:r>
           </w:p>
         </w:tc>
@@ -7643,13 +8448,7 @@
               <w:rPr>
                 <w:sz w:val="24"/>
               </w:rPr>
-              <w:t>-набор, команда разработки, со</w:t>
-            </w:r>
-            <w:r>
-              <w:rPr>
-                <w:sz w:val="24"/>
-              </w:rPr>
-              <w:t xml:space="preserve">ответствие </w:t>
+              <w:t xml:space="preserve">-набор, команда разработки, соответствие </w:t>
             </w:r>
             <w:r>
               <w:rPr>
@@ -7891,7 +8690,13 @@
               <w:rPr>
                 <w:sz w:val="24"/>
               </w:rPr>
-              <w:t>, разработка, продвижение, поддержка; бюджет 517 000 </w:t>
+              <w:t>, разра</w:t>
+            </w:r>
+            <w:r>
+              <w:rPr>
+                <w:sz w:val="24"/>
+              </w:rPr>
+              <w:t>ботка, продвижение, поддержка; бюджет 517 000 </w:t>
             </w:r>
             <w:r>
               <w:rPr>
@@ -7957,82 +8762,23 @@
         <w:spacing w:before="0" w:after="360" w:line="360" w:lineRule="exact"/>
         <w:ind w:firstLine="709"/>
       </w:pPr>
-      <w:bookmarkStart w:id="16" w:name="_519d46f9ff7923648cbfef21e26057944381813"/>
-      <w:bookmarkStart w:id="17" w:name="_Toc242016149"/>
-      <w:bookmarkEnd w:id="14"/>
+      <w:bookmarkStart w:id="18" w:name="_519d46f9ff7923648cbfef21e26057944381813"/>
+      <w:bookmarkStart w:id="19" w:name="_Toc242017947"/>
+      <w:bookmarkEnd w:id="16"/>
       <w:r>
         <w:rPr>
           <w:b/>
           <w:sz w:val="28"/>
         </w:rPr>
         <w:lastRenderedPageBreak/>
-        <w:t>9 БИЗНЕС-ЛОГИКА И ПОЛЬЗОВАТЕЛЬСКИЕ СЦЕНАРИИ</w:t>
-      </w:r>
-      <w:bookmarkEnd w:id="17"/>
-    </w:p>
-    <w:p>
-      <w:pPr>
-        <w:pStyle w:val="FirstParagraph"/>
-        <w:spacing w:before="0" w:after="0" w:line="360" w:lineRule="exact"/>
-        <w:ind w:firstLine="709"/>
-        <w:jc w:val="both"/>
-      </w:pPr>
-      <w:r>
-        <w:rPr>
-          <w:sz w:val="28"/>
-        </w:rPr>
-        <w:t xml:space="preserve">Описаны 5 ролей, 10 сценариев (из них критичных и высоких 5, монетизационных 3) и 18 функциональных требований. В </w:t>
-      </w:r>
-      <w:r>
-        <w:rPr>
-          <w:i/>
-          <w:sz w:val="28"/>
-        </w:rPr>
-        <w:t>MVP</w:t>
-      </w:r>
-      <w:r>
-        <w:rPr>
-          <w:sz w:val="28"/>
-        </w:rPr>
-        <w:t xml:space="preserve"> входят 8 требований (44 %), что совпадает с ориентиром ПЗ1 (</w:t>
-      </w:r>
-      <w:r>
-        <w:rPr>
-          <w:i/>
-          <w:sz w:val="28"/>
-        </w:rPr>
-        <w:t>Must</w:t>
-      </w:r>
-      <w:r>
-        <w:rPr>
-          <w:sz w:val="28"/>
-        </w:rPr>
-        <w:t xml:space="preserve"> 8 из 18): поиск ошибок, доказательство находки, отчет, регистрация, оплат</w:t>
-      </w:r>
-      <w:r>
-        <w:rPr>
-          <w:sz w:val="28"/>
-        </w:rPr>
-        <w:t>а, политика данных, страница тарифов и загрузка файла без регистрации.</w:t>
-      </w:r>
-    </w:p>
-    <w:p>
-      <w:pPr>
-        <w:pStyle w:val="1"/>
-        <w:pageBreakBefore/>
-        <w:spacing w:before="0" w:after="360" w:line="360" w:lineRule="exact"/>
-        <w:ind w:firstLine="709"/>
-      </w:pPr>
-      <w:bookmarkStart w:id="18" w:name="_753c3388bf9c3477a7d17f68c6497177eb43643"/>
-      <w:bookmarkStart w:id="19" w:name="_Toc242016150"/>
-      <w:bookmarkEnd w:id="16"/>
+        <w:t xml:space="preserve">10 </w:t>
+      </w:r>
       <w:r>
         <w:rPr>
           <w:b/>
           <w:sz w:val="28"/>
         </w:rPr>
-        <w:lastRenderedPageBreak/>
-        <w:t>10 ТЕХНИЧЕСКОЕ ЗАДАНИЕ: СТРАНИЦЫ, ЭКРАНЫ, КОНТЕНТ И ФУНКЦИОНАЛ</w:t>
+        <w:t>БИЗНЕС-ЛОГИКА И ПОЛЬЗОВАТЕЛЬСКИЕ СЦЕНАРИИ</w:t>
       </w:r>
       <w:bookmarkEnd w:id="19"/>
     </w:p>
@@ -8047,6 +8793,72 @@
         <w:rPr>
           <w:sz w:val="28"/>
         </w:rPr>
+        <w:t xml:space="preserve">Описаны 5 ролей, 10 сценариев (из них критичных и высоких 5, монетизационных 3) и 18 функциональных требований. В </w:t>
+      </w:r>
+      <w:r>
+        <w:rPr>
+          <w:i/>
+          <w:sz w:val="28"/>
+        </w:rPr>
+        <w:t>MVP</w:t>
+      </w:r>
+      <w:r>
+        <w:rPr>
+          <w:sz w:val="28"/>
+        </w:rPr>
+        <w:t xml:space="preserve"> входят 8 требований (44 %), что совпадает с ориентиром ПЗ1 (</w:t>
+      </w:r>
+      <w:r>
+        <w:rPr>
+          <w:i/>
+          <w:sz w:val="28"/>
+        </w:rPr>
+        <w:t>Must</w:t>
+      </w:r>
+      <w:r>
+        <w:rPr>
+          <w:sz w:val="28"/>
+        </w:rPr>
+        <w:t xml:space="preserve"> 8 из 18): поиск ошибок, доказат</w:t>
+      </w:r>
+      <w:r>
+        <w:rPr>
+          <w:sz w:val="28"/>
+        </w:rPr>
+        <w:t>ельство находки, отчет, регистрация, оплата, политика данных, страница тарифов и загрузка файла без регистрации.</w:t>
+      </w:r>
+    </w:p>
+    <w:p>
+      <w:pPr>
+        <w:pStyle w:val="1"/>
+        <w:pageBreakBefore/>
+        <w:spacing w:before="0" w:after="360" w:line="360" w:lineRule="exact"/>
+        <w:ind w:firstLine="709"/>
+      </w:pPr>
+      <w:bookmarkStart w:id="20" w:name="_753c3388bf9c3477a7d17f68c6497177eb43643"/>
+      <w:bookmarkStart w:id="21" w:name="_Toc242017948"/>
+      <w:bookmarkEnd w:id="18"/>
+      <w:r>
+        <w:rPr>
+          <w:b/>
+          <w:sz w:val="28"/>
+        </w:rPr>
+        <w:lastRenderedPageBreak/>
+        <w:t>11 ТЕХНИЧЕСКОЕ ЗАДАНИЕ: СТРАНИЦЫ, ЭКРАНЫ, КОНТЕНТ И ФУНКЦИОНАЛ</w:t>
+      </w:r>
+      <w:bookmarkEnd w:id="21"/>
+    </w:p>
+    <w:p>
+      <w:pPr>
+        <w:pStyle w:val="FirstParagraph"/>
+        <w:spacing w:before="0" w:after="0" w:line="360" w:lineRule="exact"/>
+        <w:ind w:firstLine="709"/>
+        <w:jc w:val="both"/>
+      </w:pPr>
+      <w:r>
+        <w:rPr>
+          <w:sz w:val="28"/>
+        </w:rPr>
         <w:t>В таблице 10 представлено: основа технического задания первого релиза.</w:t>
       </w:r>
     </w:p>
@@ -8060,13 +8872,13 @@
         <w:rPr>
           <w:sz w:val="28"/>
         </w:rPr>
-        <w:t>Таблица 10 – Основа технического задания первого ре</w:t>
-      </w:r>
-      <w:r>
-        <w:rPr>
-          <w:sz w:val="28"/>
-        </w:rPr>
-        <w:t>лиза</w:t>
+        <w:t>Таблица 1</w:t>
+      </w:r>
+      <w:r>
+        <w:rPr>
+          <w:sz w:val="28"/>
+        </w:rPr>
+        <w:t>0 – Основа технического задания первого релиза</w:t>
       </w:r>
     </w:p>
     <w:tbl>
@@ -8086,10 +8898,10 @@
         <w:tblLook w:val="0020" w:firstRow="1" w:lastRow="0" w:firstColumn="0" w:lastColumn="0" w:noHBand="0" w:noVBand="0"/>
       </w:tblPr>
       <w:tblGrid>
-        <w:gridCol w:w="942"/>
-        <w:gridCol w:w="4171"/>
-        <w:gridCol w:w="1697"/>
-        <w:gridCol w:w="2545"/>
+        <w:gridCol w:w="848"/>
+        <w:gridCol w:w="4099"/>
+        <w:gridCol w:w="1895"/>
+        <w:gridCol w:w="2513"/>
       </w:tblGrid>
       <w:tr>
         <w:trPr>
@@ -8100,7 +8912,7 @@
         </w:trPr>
         <w:tc>
           <w:tcPr>
-            <w:tcW w:w="943" w:type="dxa"/>
+            <w:tcW w:w="848" w:type="dxa"/>
             <w:vAlign w:val="center"/>
           </w:tcPr>
           <w:p>
@@ -8121,7 +8933,7 @@
         </w:tc>
         <w:tc>
           <w:tcPr>
-            <w:tcW w:w="4171" w:type="dxa"/>
+            <w:tcW w:w="4099" w:type="dxa"/>
             <w:vAlign w:val="center"/>
           </w:tcPr>
           <w:p>
@@ -8135,13 +8947,13 @@
                 <w:b/>
                 <w:sz w:val="24"/>
               </w:rPr>
-              <w:t>Страница или экран</w:t>
-            </w:r>
-          </w:p>
-        </w:tc>
-        <w:tc>
-          <w:tcPr>
-            <w:tcW w:w="1697" w:type="dxa"/>
+              <w:t>Единица разработки</w:t>
+            </w:r>
+          </w:p>
+        </w:tc>
+        <w:tc>
+          <w:tcPr>
+            <w:tcW w:w="1895" w:type="dxa"/>
             <w:vAlign w:val="center"/>
           </w:tcPr>
           <w:p>
@@ -8155,13 +8967,13 @@
                 <w:b/>
                 <w:sz w:val="24"/>
               </w:rPr>
-              <w:t>Приоритет</w:t>
-            </w:r>
-          </w:p>
-        </w:tc>
-        <w:tc>
-          <w:tcPr>
-            <w:tcW w:w="2545" w:type="dxa"/>
+              <w:t>Балл первого релиза</w:t>
+            </w:r>
+          </w:p>
+        </w:tc>
+        <w:tc>
+          <w:tcPr>
+            <w:tcW w:w="2513" w:type="dxa"/>
             <w:vAlign w:val="center"/>
           </w:tcPr>
           <w:p>
@@ -8175,7 +8987,7 @@
                 <w:b/>
                 <w:sz w:val="24"/>
               </w:rPr>
-              <w:t>Класс</w:t>
+              <w:t>Индекс приоритета экрана</w:t>
             </w:r>
           </w:p>
         </w:tc>
@@ -8187,7 +8999,7 @@
         </w:trPr>
         <w:tc>
           <w:tcPr>
-            <w:tcW w:w="943" w:type="dxa"/>
+            <w:tcW w:w="848" w:type="dxa"/>
             <w:vAlign w:val="center"/>
           </w:tcPr>
           <w:p>
@@ -8207,65 +9019,58 @@
         </w:tc>
         <w:tc>
           <w:tcPr>
-            <w:tcW w:w="4171" w:type="dxa"/>
-            <w:vAlign w:val="center"/>
-          </w:tcPr>
-          <w:p>
-            <w:pPr>
-              <w:pStyle w:val="Compact"/>
-              <w:spacing w:before="0" w:after="0" w:line="280" w:lineRule="exact"/>
-              <w:jc w:val="center"/>
-            </w:pPr>
-            <w:r>
-              <w:rPr>
-                <w:sz w:val="24"/>
-              </w:rPr>
-              <w:t>Страница продукта с примерами ошибок</w:t>
-            </w:r>
-          </w:p>
-        </w:tc>
-        <w:tc>
-          <w:tcPr>
-            <w:tcW w:w="1697" w:type="dxa"/>
-            <w:vAlign w:val="center"/>
-          </w:tcPr>
-          <w:p>
-            <w:pPr>
-              <w:pStyle w:val="Compact"/>
-              <w:spacing w:before="0" w:after="0" w:line="280" w:lineRule="exact"/>
-              <w:jc w:val="center"/>
-            </w:pPr>
-            <w:r>
-              <w:rPr>
-                <w:sz w:val="24"/>
-              </w:rPr>
-              <w:t>68</w:t>
-            </w:r>
-          </w:p>
-        </w:tc>
-        <w:tc>
-          <w:tcPr>
-            <w:tcW w:w="2545" w:type="dxa"/>
-            <w:vAlign w:val="center"/>
-          </w:tcPr>
-          <w:p>
-            <w:pPr>
-              <w:pStyle w:val="Compact"/>
-              <w:spacing w:before="0" w:after="0" w:line="280" w:lineRule="exact"/>
-              <w:jc w:val="center"/>
-            </w:pPr>
-            <w:r>
-              <w:rPr>
-                <w:i/>
-                <w:sz w:val="24"/>
-              </w:rPr>
-              <w:t>P1</w:t>
-            </w:r>
-            <w:r>
-              <w:rPr>
-                <w:sz w:val="24"/>
-              </w:rPr>
-              <w:t xml:space="preserve"> - первая версия</w:t>
+            <w:tcW w:w="4099" w:type="dxa"/>
+            <w:vAlign w:val="center"/>
+          </w:tcPr>
+          <w:p>
+            <w:pPr>
+              <w:pStyle w:val="Compact"/>
+              <w:spacing w:before="0" w:after="0" w:line="280" w:lineRule="exact"/>
+              <w:jc w:val="center"/>
+            </w:pPr>
+            <w:r>
+              <w:rPr>
+                <w:sz w:val="24"/>
+              </w:rPr>
+              <w:t>Страница продукта с примерами найденных ошибок</w:t>
+            </w:r>
+          </w:p>
+        </w:tc>
+        <w:tc>
+          <w:tcPr>
+            <w:tcW w:w="1895" w:type="dxa"/>
+            <w:vAlign w:val="center"/>
+          </w:tcPr>
+          <w:p>
+            <w:pPr>
+              <w:pStyle w:val="Compact"/>
+              <w:spacing w:before="0" w:after="0" w:line="280" w:lineRule="exact"/>
+              <w:jc w:val="center"/>
+            </w:pPr>
+            <w:r>
+              <w:rPr>
+                <w:sz w:val="24"/>
+              </w:rPr>
+              <w:t>4,28</w:t>
+            </w:r>
+          </w:p>
+        </w:tc>
+        <w:tc>
+          <w:tcPr>
+            <w:tcW w:w="2513" w:type="dxa"/>
+            <w:vAlign w:val="center"/>
+          </w:tcPr>
+          <w:p>
+            <w:pPr>
+              <w:pStyle w:val="Compact"/>
+              <w:spacing w:before="0" w:after="0" w:line="280" w:lineRule="exact"/>
+              <w:jc w:val="center"/>
+            </w:pPr>
+            <w:r>
+              <w:rPr>
+                <w:sz w:val="24"/>
+              </w:rPr>
+              <w:t>86</w:t>
             </w:r>
           </w:p>
         </w:tc>
@@ -8277,7 +9082,7 @@
         </w:trPr>
         <w:tc>
           <w:tcPr>
-            <w:tcW w:w="943" w:type="dxa"/>
+            <w:tcW w:w="848" w:type="dxa"/>
             <w:vAlign w:val="center"/>
           </w:tcPr>
           <w:p>
@@ -8297,65 +9102,58 @@
         </w:tc>
         <w:tc>
           <w:tcPr>
-            <w:tcW w:w="4171" w:type="dxa"/>
-            <w:vAlign w:val="center"/>
-          </w:tcPr>
-          <w:p>
-            <w:pPr>
-              <w:pStyle w:val="Compact"/>
-              <w:spacing w:before="0" w:after="0" w:line="280" w:lineRule="exact"/>
-              <w:jc w:val="center"/>
-            </w:pPr>
-            <w:r>
-              <w:rPr>
-                <w:sz w:val="24"/>
-              </w:rPr>
-              <w:t>Загрузка файла и запуск проверки</w:t>
-            </w:r>
-          </w:p>
-        </w:tc>
-        <w:tc>
-          <w:tcPr>
-            <w:tcW w:w="1697" w:type="dxa"/>
-            <w:vAlign w:val="center"/>
-          </w:tcPr>
-          <w:p>
-            <w:pPr>
-              <w:pStyle w:val="Compact"/>
-              <w:spacing w:before="0" w:after="0" w:line="280" w:lineRule="exact"/>
-              <w:jc w:val="center"/>
-            </w:pPr>
-            <w:r>
-              <w:rPr>
-                <w:sz w:val="24"/>
-              </w:rPr>
-              <w:t>68</w:t>
-            </w:r>
-          </w:p>
-        </w:tc>
-        <w:tc>
-          <w:tcPr>
-            <w:tcW w:w="2545" w:type="dxa"/>
-            <w:vAlign w:val="center"/>
-          </w:tcPr>
-          <w:p>
-            <w:pPr>
-              <w:pStyle w:val="Compact"/>
-              <w:spacing w:before="0" w:after="0" w:line="280" w:lineRule="exact"/>
-              <w:jc w:val="center"/>
-            </w:pPr>
-            <w:r>
-              <w:rPr>
-                <w:i/>
-                <w:sz w:val="24"/>
-              </w:rPr>
-              <w:t>P1</w:t>
-            </w:r>
-            <w:r>
-              <w:rPr>
-                <w:sz w:val="24"/>
-              </w:rPr>
-              <w:t xml:space="preserve"> - первая версия</w:t>
+            <w:tcW w:w="4099" w:type="dxa"/>
+            <w:vAlign w:val="center"/>
+          </w:tcPr>
+          <w:p>
+            <w:pPr>
+              <w:pStyle w:val="Compact"/>
+              <w:spacing w:before="0" w:after="0" w:line="280" w:lineRule="exact"/>
+              <w:jc w:val="center"/>
+            </w:pPr>
+            <w:r>
+              <w:rPr>
+                <w:sz w:val="24"/>
+              </w:rPr>
+              <w:t>Загрузка файла и запуск проверки без регистрации</w:t>
+            </w:r>
+          </w:p>
+        </w:tc>
+        <w:tc>
+          <w:tcPr>
+            <w:tcW w:w="1895" w:type="dxa"/>
+            <w:vAlign w:val="center"/>
+          </w:tcPr>
+          <w:p>
+            <w:pPr>
+              <w:pStyle w:val="Compact"/>
+              <w:spacing w:before="0" w:after="0" w:line="280" w:lineRule="exact"/>
+              <w:jc w:val="center"/>
+            </w:pPr>
+            <w:r>
+              <w:rPr>
+                <w:sz w:val="24"/>
+              </w:rPr>
+              <w:t>4,72</w:t>
+            </w:r>
+          </w:p>
+        </w:tc>
+        <w:tc>
+          <w:tcPr>
+            <w:tcW w:w="2513" w:type="dxa"/>
+            <w:vAlign w:val="center"/>
+          </w:tcPr>
+          <w:p>
+            <w:pPr>
+              <w:pStyle w:val="Compact"/>
+              <w:spacing w:before="0" w:after="0" w:line="280" w:lineRule="exact"/>
+              <w:jc w:val="center"/>
+            </w:pPr>
+            <w:r>
+              <w:rPr>
+                <w:sz w:val="24"/>
+              </w:rPr>
+              <w:t>86</w:t>
             </w:r>
           </w:p>
         </w:tc>
@@ -8367,7 +9165,7 @@
         </w:trPr>
         <w:tc>
           <w:tcPr>
-            <w:tcW w:w="943" w:type="dxa"/>
+            <w:tcW w:w="848" w:type="dxa"/>
             <w:vAlign w:val="center"/>
           </w:tcPr>
           <w:p>
@@ -8387,7 +9185,7 @@
         </w:tc>
         <w:tc>
           <w:tcPr>
-            <w:tcW w:w="4171" w:type="dxa"/>
+            <w:tcW w:w="4099" w:type="dxa"/>
             <w:vAlign w:val="center"/>
           </w:tcPr>
           <w:p>
@@ -8406,46 +9204,39 @@
         </w:tc>
         <w:tc>
           <w:tcPr>
-            <w:tcW w:w="1697" w:type="dxa"/>
-            <w:vAlign w:val="center"/>
-          </w:tcPr>
-          <w:p>
-            <w:pPr>
-              <w:pStyle w:val="Compact"/>
-              <w:spacing w:before="0" w:after="0" w:line="280" w:lineRule="exact"/>
-              <w:jc w:val="center"/>
-            </w:pPr>
-            <w:r>
-              <w:rPr>
-                <w:sz w:val="24"/>
-              </w:rPr>
-              <w:t>68</w:t>
-            </w:r>
-          </w:p>
-        </w:tc>
-        <w:tc>
-          <w:tcPr>
-            <w:tcW w:w="2545" w:type="dxa"/>
-            <w:vAlign w:val="center"/>
-          </w:tcPr>
-          <w:p>
-            <w:pPr>
-              <w:pStyle w:val="Compact"/>
-              <w:spacing w:before="0" w:after="0" w:line="280" w:lineRule="exact"/>
-              <w:jc w:val="center"/>
-            </w:pPr>
-            <w:r>
-              <w:rPr>
-                <w:i/>
-                <w:sz w:val="24"/>
-              </w:rPr>
-              <w:t>P1</w:t>
-            </w:r>
-            <w:r>
-              <w:rPr>
-                <w:sz w:val="24"/>
-              </w:rPr>
-              <w:t xml:space="preserve"> - первая версия</w:t>
+            <w:tcW w:w="1895" w:type="dxa"/>
+            <w:vAlign w:val="center"/>
+          </w:tcPr>
+          <w:p>
+            <w:pPr>
+              <w:pStyle w:val="Compact"/>
+              <w:spacing w:before="0" w:after="0" w:line="280" w:lineRule="exact"/>
+              <w:jc w:val="center"/>
+            </w:pPr>
+            <w:r>
+              <w:rPr>
+                <w:sz w:val="24"/>
+              </w:rPr>
+              <w:t>4,77</w:t>
+            </w:r>
+          </w:p>
+        </w:tc>
+        <w:tc>
+          <w:tcPr>
+            <w:tcW w:w="2513" w:type="dxa"/>
+            <w:vAlign w:val="center"/>
+          </w:tcPr>
+          <w:p>
+            <w:pPr>
+              <w:pStyle w:val="Compact"/>
+              <w:spacing w:before="0" w:after="0" w:line="280" w:lineRule="exact"/>
+              <w:jc w:val="center"/>
+            </w:pPr>
+            <w:r>
+              <w:rPr>
+                <w:sz w:val="24"/>
+              </w:rPr>
+              <w:t>84</w:t>
             </w:r>
           </w:p>
         </w:tc>
@@ -8457,7 +9248,7 @@
         </w:trPr>
         <w:tc>
           <w:tcPr>
-            <w:tcW w:w="943" w:type="dxa"/>
+            <w:tcW w:w="848" w:type="dxa"/>
             <w:vAlign w:val="center"/>
           </w:tcPr>
           <w:p>
@@ -8477,7 +9268,7 @@
         </w:tc>
         <w:tc>
           <w:tcPr>
-            <w:tcW w:w="4171" w:type="dxa"/>
+            <w:tcW w:w="4099" w:type="dxa"/>
             <w:vAlign w:val="center"/>
           </w:tcPr>
           <w:p>
@@ -8496,46 +9287,39 @@
         </w:tc>
         <w:tc>
           <w:tcPr>
-            <w:tcW w:w="1697" w:type="dxa"/>
-            <w:vAlign w:val="center"/>
-          </w:tcPr>
-          <w:p>
-            <w:pPr>
-              <w:pStyle w:val="Compact"/>
-              <w:spacing w:before="0" w:after="0" w:line="280" w:lineRule="exact"/>
-              <w:jc w:val="center"/>
-            </w:pPr>
-            <w:r>
-              <w:rPr>
-                <w:sz w:val="24"/>
-              </w:rPr>
-              <w:t>68</w:t>
-            </w:r>
-          </w:p>
-        </w:tc>
-        <w:tc>
-          <w:tcPr>
-            <w:tcW w:w="2545" w:type="dxa"/>
-            <w:vAlign w:val="center"/>
-          </w:tcPr>
-          <w:p>
-            <w:pPr>
-              <w:pStyle w:val="Compact"/>
-              <w:spacing w:before="0" w:after="0" w:line="280" w:lineRule="exact"/>
-              <w:jc w:val="center"/>
-            </w:pPr>
-            <w:r>
-              <w:rPr>
-                <w:i/>
-                <w:sz w:val="24"/>
-              </w:rPr>
-              <w:t>P2</w:t>
-            </w:r>
-            <w:r>
-              <w:rPr>
-                <w:sz w:val="24"/>
-              </w:rPr>
-              <w:t xml:space="preserve"> - следующий выпуск</w:t>
+            <w:tcW w:w="1895" w:type="dxa"/>
+            <w:vAlign w:val="center"/>
+          </w:tcPr>
+          <w:p>
+            <w:pPr>
+              <w:pStyle w:val="Compact"/>
+              <w:spacing w:before="0" w:after="0" w:line="280" w:lineRule="exact"/>
+              <w:jc w:val="center"/>
+            </w:pPr>
+            <w:r>
+              <w:rPr>
+                <w:sz w:val="24"/>
+              </w:rPr>
+              <w:t>4,11</w:t>
+            </w:r>
+          </w:p>
+        </w:tc>
+        <w:tc>
+          <w:tcPr>
+            <w:tcW w:w="2513" w:type="dxa"/>
+            <w:vAlign w:val="center"/>
+          </w:tcPr>
+          <w:p>
+            <w:pPr>
+              <w:pStyle w:val="Compact"/>
+              <w:spacing w:before="0" w:after="0" w:line="280" w:lineRule="exact"/>
+              <w:jc w:val="center"/>
+            </w:pPr>
+            <w:r>
+              <w:rPr>
+                <w:sz w:val="24"/>
+              </w:rPr>
+              <w:t>72</w:t>
             </w:r>
           </w:p>
         </w:tc>
@@ -8547,7 +9331,7 @@
         </w:trPr>
         <w:tc>
           <w:tcPr>
-            <w:tcW w:w="943" w:type="dxa"/>
+            <w:tcW w:w="848" w:type="dxa"/>
             <w:vAlign w:val="center"/>
           </w:tcPr>
           <w:p>
@@ -8567,7 +9351,7 @@
         </w:tc>
         <w:tc>
           <w:tcPr>
-            <w:tcW w:w="4171" w:type="dxa"/>
+            <w:tcW w:w="4099" w:type="dxa"/>
             <w:vAlign w:val="center"/>
           </w:tcPr>
           <w:p>
@@ -8586,46 +9370,39 @@
         </w:tc>
         <w:tc>
           <w:tcPr>
-            <w:tcW w:w="1697" w:type="dxa"/>
-            <w:vAlign w:val="center"/>
-          </w:tcPr>
-          <w:p>
-            <w:pPr>
-              <w:pStyle w:val="Compact"/>
-              <w:spacing w:before="0" w:after="0" w:line="280" w:lineRule="exact"/>
-              <w:jc w:val="center"/>
-            </w:pPr>
-            <w:r>
-              <w:rPr>
-                <w:sz w:val="24"/>
-              </w:rPr>
-              <w:t>45</w:t>
-            </w:r>
-          </w:p>
-        </w:tc>
-        <w:tc>
-          <w:tcPr>
-            <w:tcW w:w="2545" w:type="dxa"/>
-            <w:vAlign w:val="center"/>
-          </w:tcPr>
-          <w:p>
-            <w:pPr>
-              <w:pStyle w:val="Compact"/>
-              <w:spacing w:before="0" w:after="0" w:line="280" w:lineRule="exact"/>
-              <w:jc w:val="center"/>
-            </w:pPr>
-            <w:r>
-              <w:rPr>
-                <w:i/>
-                <w:sz w:val="24"/>
-              </w:rPr>
-              <w:t>P2</w:t>
-            </w:r>
-            <w:r>
-              <w:rPr>
-                <w:sz w:val="24"/>
-              </w:rPr>
-              <w:t xml:space="preserve"> - следующий выпуск</w:t>
+            <w:tcW w:w="1895" w:type="dxa"/>
+            <w:vAlign w:val="center"/>
+          </w:tcPr>
+          <w:p>
+            <w:pPr>
+              <w:pStyle w:val="Compact"/>
+              <w:spacing w:before="0" w:after="0" w:line="280" w:lineRule="exact"/>
+              <w:jc w:val="center"/>
+            </w:pPr>
+            <w:r>
+              <w:rPr>
+                <w:sz w:val="24"/>
+              </w:rPr>
+              <w:t>4,14</w:t>
+            </w:r>
+          </w:p>
+        </w:tc>
+        <w:tc>
+          <w:tcPr>
+            <w:tcW w:w="2513" w:type="dxa"/>
+            <w:vAlign w:val="center"/>
+          </w:tcPr>
+          <w:p>
+            <w:pPr>
+              <w:pStyle w:val="Compact"/>
+              <w:spacing w:before="0" w:after="0" w:line="280" w:lineRule="exact"/>
+              <w:jc w:val="center"/>
+            </w:pPr>
+            <w:r>
+              <w:rPr>
+                <w:sz w:val="24"/>
+              </w:rPr>
+              <w:t>74</w:t>
             </w:r>
           </w:p>
         </w:tc>
@@ -8637,7 +9414,7 @@
         </w:trPr>
         <w:tc>
           <w:tcPr>
-            <w:tcW w:w="943" w:type="dxa"/>
+            <w:tcW w:w="848" w:type="dxa"/>
             <w:vAlign w:val="center"/>
           </w:tcPr>
           <w:p>
@@ -8657,7 +9434,7 @@
         </w:tc>
         <w:tc>
           <w:tcPr>
-            <w:tcW w:w="4171" w:type="dxa"/>
+            <w:tcW w:w="4099" w:type="dxa"/>
             <w:vAlign w:val="center"/>
           </w:tcPr>
           <w:p>
@@ -8676,46 +9453,39 @@
         </w:tc>
         <w:tc>
           <w:tcPr>
-            <w:tcW w:w="1697" w:type="dxa"/>
-            <w:vAlign w:val="center"/>
-          </w:tcPr>
-          <w:p>
-            <w:pPr>
-              <w:pStyle w:val="Compact"/>
-              <w:spacing w:before="0" w:after="0" w:line="280" w:lineRule="exact"/>
-              <w:jc w:val="center"/>
-            </w:pPr>
-            <w:r>
-              <w:rPr>
-                <w:sz w:val="24"/>
-              </w:rPr>
-              <w:t>59</w:t>
-            </w:r>
-          </w:p>
-        </w:tc>
-        <w:tc>
-          <w:tcPr>
-            <w:tcW w:w="2545" w:type="dxa"/>
-            <w:vAlign w:val="center"/>
-          </w:tcPr>
-          <w:p>
-            <w:pPr>
-              <w:pStyle w:val="Compact"/>
-              <w:spacing w:before="0" w:after="0" w:line="280" w:lineRule="exact"/>
-              <w:jc w:val="center"/>
-            </w:pPr>
-            <w:r>
-              <w:rPr>
-                <w:i/>
-                <w:sz w:val="24"/>
-              </w:rPr>
-              <w:t>P2</w:t>
-            </w:r>
-            <w:r>
-              <w:rPr>
-                <w:sz w:val="24"/>
-              </w:rPr>
-              <w:t xml:space="preserve"> - следующий выпуск</w:t>
+            <w:tcW w:w="1895" w:type="dxa"/>
+            <w:vAlign w:val="center"/>
+          </w:tcPr>
+          <w:p>
+            <w:pPr>
+              <w:pStyle w:val="Compact"/>
+              <w:spacing w:before="0" w:after="0" w:line="280" w:lineRule="exact"/>
+              <w:jc w:val="center"/>
+            </w:pPr>
+            <w:r>
+              <w:rPr>
+                <w:sz w:val="24"/>
+              </w:rPr>
+              <w:t>4,31</w:t>
+            </w:r>
+          </w:p>
+        </w:tc>
+        <w:tc>
+          <w:tcPr>
+            <w:tcW w:w="2513" w:type="dxa"/>
+            <w:vAlign w:val="center"/>
+          </w:tcPr>
+          <w:p>
+            <w:pPr>
+              <w:pStyle w:val="Compact"/>
+              <w:spacing w:before="0" w:after="0" w:line="280" w:lineRule="exact"/>
+              <w:jc w:val="center"/>
+            </w:pPr>
+            <w:r>
+              <w:rPr>
+                <w:sz w:val="24"/>
+              </w:rPr>
+              <w:t>68</w:t>
             </w:r>
           </w:p>
         </w:tc>
@@ -8727,7 +9497,7 @@
         </w:trPr>
         <w:tc>
           <w:tcPr>
-            <w:tcW w:w="943" w:type="dxa"/>
+            <w:tcW w:w="848" w:type="dxa"/>
             <w:vAlign w:val="center"/>
           </w:tcPr>
           <w:p>
@@ -8747,7 +9517,7 @@
         </w:tc>
         <w:tc>
           <w:tcPr>
-            <w:tcW w:w="4171" w:type="dxa"/>
+            <w:tcW w:w="4099" w:type="dxa"/>
             <w:vAlign w:val="center"/>
           </w:tcPr>
           <w:p>
@@ -8766,46 +9536,39 @@
         </w:tc>
         <w:tc>
           <w:tcPr>
-            <w:tcW w:w="1697" w:type="dxa"/>
-            <w:vAlign w:val="center"/>
-          </w:tcPr>
-          <w:p>
-            <w:pPr>
-              <w:pStyle w:val="Compact"/>
-              <w:spacing w:before="0" w:after="0" w:line="280" w:lineRule="exact"/>
-              <w:jc w:val="center"/>
-            </w:pPr>
-            <w:r>
-              <w:rPr>
-                <w:sz w:val="24"/>
-              </w:rPr>
-              <w:t>61</w:t>
-            </w:r>
-          </w:p>
-        </w:tc>
-        <w:tc>
-          <w:tcPr>
-            <w:tcW w:w="2545" w:type="dxa"/>
-            <w:vAlign w:val="center"/>
-          </w:tcPr>
-          <w:p>
-            <w:pPr>
-              <w:pStyle w:val="Compact"/>
-              <w:spacing w:before="0" w:after="0" w:line="280" w:lineRule="exact"/>
-              <w:jc w:val="center"/>
-            </w:pPr>
-            <w:r>
-              <w:rPr>
-                <w:i/>
-                <w:sz w:val="24"/>
-              </w:rPr>
-              <w:t>P2</w:t>
-            </w:r>
-            <w:r>
-              <w:rPr>
-                <w:sz w:val="24"/>
-              </w:rPr>
-              <w:t xml:space="preserve"> - следующий выпуск</w:t>
+            <w:tcW w:w="1895" w:type="dxa"/>
+            <w:vAlign w:val="center"/>
+          </w:tcPr>
+          <w:p>
+            <w:pPr>
+              <w:pStyle w:val="Compact"/>
+              <w:spacing w:before="0" w:after="0" w:line="280" w:lineRule="exact"/>
+              <w:jc w:val="center"/>
+            </w:pPr>
+            <w:r>
+              <w:rPr>
+                <w:sz w:val="24"/>
+              </w:rPr>
+              <w:t>4,45</w:t>
+            </w:r>
+          </w:p>
+        </w:tc>
+        <w:tc>
+          <w:tcPr>
+            <w:tcW w:w="2513" w:type="dxa"/>
+            <w:vAlign w:val="center"/>
+          </w:tcPr>
+          <w:p>
+            <w:pPr>
+              <w:pStyle w:val="Compact"/>
+              <w:spacing w:before="0" w:after="0" w:line="280" w:lineRule="exact"/>
+              <w:jc w:val="center"/>
+            </w:pPr>
+            <w:r>
+              <w:rPr>
+                <w:sz w:val="24"/>
+              </w:rPr>
+              <w:t>79</w:t>
             </w:r>
           </w:p>
         </w:tc>
@@ -8817,7 +9580,7 @@
         </w:trPr>
         <w:tc>
           <w:tcPr>
-            <w:tcW w:w="943" w:type="dxa"/>
+            <w:tcW w:w="848" w:type="dxa"/>
             <w:vAlign w:val="center"/>
           </w:tcPr>
           <w:p>
@@ -8837,65 +9600,65 @@
         </w:tc>
         <w:tc>
           <w:tcPr>
-            <w:tcW w:w="4171" w:type="dxa"/>
-            <w:vAlign w:val="center"/>
-          </w:tcPr>
-          <w:p>
-            <w:pPr>
-              <w:pStyle w:val="Compact"/>
-              <w:spacing w:before="0" w:after="0" w:line="280" w:lineRule="exact"/>
-              <w:jc w:val="center"/>
-            </w:pPr>
-            <w:r>
-              <w:rPr>
-                <w:sz w:val="24"/>
-              </w:rPr>
-              <w:t>Оплата</w:t>
-            </w:r>
-          </w:p>
-        </w:tc>
-        <w:tc>
-          <w:tcPr>
-            <w:tcW w:w="1697" w:type="dxa"/>
-            <w:vAlign w:val="center"/>
-          </w:tcPr>
-          <w:p>
-            <w:pPr>
-              <w:pStyle w:val="Compact"/>
-              <w:spacing w:before="0" w:after="0" w:line="280" w:lineRule="exact"/>
-              <w:jc w:val="center"/>
-            </w:pPr>
-            <w:r>
-              <w:rPr>
-                <w:sz w:val="24"/>
-              </w:rPr>
-              <w:t>61</w:t>
-            </w:r>
-          </w:p>
-        </w:tc>
-        <w:tc>
-          <w:tcPr>
-            <w:tcW w:w="2545" w:type="dxa"/>
-            <w:vAlign w:val="center"/>
-          </w:tcPr>
-          <w:p>
-            <w:pPr>
-              <w:pStyle w:val="Compact"/>
-              <w:spacing w:before="0" w:after="0" w:line="280" w:lineRule="exact"/>
-              <w:jc w:val="center"/>
-            </w:pPr>
-            <w:r>
-              <w:rPr>
-                <w:i/>
-                <w:sz w:val="24"/>
-              </w:rPr>
-              <w:t>P2</w:t>
-            </w:r>
-            <w:r>
-              <w:rPr>
-                <w:sz w:val="24"/>
-              </w:rPr>
-              <w:t xml:space="preserve"> - следующий выпуск</w:t>
+            <w:tcW w:w="4099" w:type="dxa"/>
+            <w:vAlign w:val="center"/>
+          </w:tcPr>
+          <w:p>
+            <w:pPr>
+              <w:pStyle w:val="Compact"/>
+              <w:spacing w:before="0" w:after="0" w:line="280" w:lineRule="exact"/>
+              <w:jc w:val="center"/>
+            </w:pPr>
+            <w:r>
+              <w:rPr>
+                <w:sz w:val="24"/>
+              </w:rPr>
+              <w:t xml:space="preserve">Оплата разового аудита и </w:t>
+            </w:r>
+            <w:r>
+              <w:rPr>
+                <w:i/>
+                <w:sz w:val="24"/>
+              </w:rPr>
+              <w:t>Pro</w:t>
+            </w:r>
+          </w:p>
+        </w:tc>
+        <w:tc>
+          <w:tcPr>
+            <w:tcW w:w="1895" w:type="dxa"/>
+            <w:vAlign w:val="center"/>
+          </w:tcPr>
+          <w:p>
+            <w:pPr>
+              <w:pStyle w:val="Compact"/>
+              <w:spacing w:before="0" w:after="0" w:line="280" w:lineRule="exact"/>
+              <w:jc w:val="center"/>
+            </w:pPr>
+            <w:r>
+              <w:rPr>
+                <w:sz w:val="24"/>
+              </w:rPr>
+              <w:t>4,02</w:t>
+            </w:r>
+          </w:p>
+        </w:tc>
+        <w:tc>
+          <w:tcPr>
+            <w:tcW w:w="2513" w:type="dxa"/>
+            <w:vAlign w:val="center"/>
+          </w:tcPr>
+          <w:p>
+            <w:pPr>
+              <w:pStyle w:val="Compact"/>
+              <w:spacing w:before="0" w:after="0" w:line="280" w:lineRule="exact"/>
+              <w:jc w:val="center"/>
+            </w:pPr>
+            <w:r>
+              <w:rPr>
+                <w:sz w:val="24"/>
+              </w:rPr>
+              <w:t>66</w:t>
             </w:r>
           </w:p>
         </w:tc>
@@ -8907,7 +9670,7 @@
         </w:trPr>
         <w:tc>
           <w:tcPr>
-            <w:tcW w:w="943" w:type="dxa"/>
+            <w:tcW w:w="848" w:type="dxa"/>
             <w:vAlign w:val="center"/>
           </w:tcPr>
           <w:p>
@@ -8927,65 +9690,58 @@
         </w:tc>
         <w:tc>
           <w:tcPr>
-            <w:tcW w:w="4171" w:type="dxa"/>
-            <w:vAlign w:val="center"/>
-          </w:tcPr>
-          <w:p>
-            <w:pPr>
-              <w:pStyle w:val="Compact"/>
-              <w:spacing w:before="0" w:after="0" w:line="280" w:lineRule="exact"/>
-              <w:jc w:val="center"/>
-            </w:pPr>
-            <w:r>
-              <w:rPr>
-                <w:sz w:val="24"/>
-              </w:rPr>
-              <w:t>Безопасность и политика данных</w:t>
-            </w:r>
-          </w:p>
-        </w:tc>
-        <w:tc>
-          <w:tcPr>
-            <w:tcW w:w="1697" w:type="dxa"/>
-            <w:vAlign w:val="center"/>
-          </w:tcPr>
-          <w:p>
-            <w:pPr>
-              <w:pStyle w:val="Compact"/>
-              <w:spacing w:before="0" w:after="0" w:line="280" w:lineRule="exact"/>
-              <w:jc w:val="center"/>
-            </w:pPr>
-            <w:r>
-              <w:rPr>
-                <w:sz w:val="24"/>
-              </w:rPr>
-              <w:t>38</w:t>
-            </w:r>
-          </w:p>
-        </w:tc>
-        <w:tc>
-          <w:tcPr>
-            <w:tcW w:w="2545" w:type="dxa"/>
-            <w:vAlign w:val="center"/>
-          </w:tcPr>
-          <w:p>
-            <w:pPr>
-              <w:pStyle w:val="Compact"/>
-              <w:spacing w:before="0" w:after="0" w:line="280" w:lineRule="exact"/>
-              <w:jc w:val="center"/>
-            </w:pPr>
-            <w:r>
-              <w:rPr>
-                <w:i/>
-                <w:sz w:val="24"/>
-              </w:rPr>
-              <w:t>P2</w:t>
-            </w:r>
-            <w:r>
-              <w:rPr>
-                <w:sz w:val="24"/>
-              </w:rPr>
-              <w:t xml:space="preserve"> - следующий выпуск</w:t>
+            <w:tcW w:w="4099" w:type="dxa"/>
+            <w:vAlign w:val="center"/>
+          </w:tcPr>
+          <w:p>
+            <w:pPr>
+              <w:pStyle w:val="Compact"/>
+              <w:spacing w:before="0" w:after="0" w:line="280" w:lineRule="exact"/>
+              <w:jc w:val="center"/>
+            </w:pPr>
+            <w:r>
+              <w:rPr>
+                <w:sz w:val="24"/>
+              </w:rPr>
+              <w:t>Политика данных и страница безопасности</w:t>
+            </w:r>
+          </w:p>
+        </w:tc>
+        <w:tc>
+          <w:tcPr>
+            <w:tcW w:w="1895" w:type="dxa"/>
+            <w:vAlign w:val="center"/>
+          </w:tcPr>
+          <w:p>
+            <w:pPr>
+              <w:pStyle w:val="Compact"/>
+              <w:spacing w:before="0" w:after="0" w:line="280" w:lineRule="exact"/>
+              <w:jc w:val="center"/>
+            </w:pPr>
+            <w:r>
+              <w:rPr>
+                <w:sz w:val="24"/>
+              </w:rPr>
+              <w:t>4,18</w:t>
+            </w:r>
+          </w:p>
+        </w:tc>
+        <w:tc>
+          <w:tcPr>
+            <w:tcW w:w="2513" w:type="dxa"/>
+            <w:vAlign w:val="center"/>
+          </w:tcPr>
+          <w:p>
+            <w:pPr>
+              <w:pStyle w:val="Compact"/>
+              <w:spacing w:before="0" w:after="0" w:line="280" w:lineRule="exact"/>
+              <w:jc w:val="center"/>
+            </w:pPr>
+            <w:r>
+              <w:rPr>
+                <w:sz w:val="24"/>
+              </w:rPr>
+              <w:t>70</w:t>
             </w:r>
           </w:p>
         </w:tc>
@@ -8997,7 +9753,7 @@
         </w:trPr>
         <w:tc>
           <w:tcPr>
-            <w:tcW w:w="943" w:type="dxa"/>
+            <w:tcW w:w="848" w:type="dxa"/>
             <w:vAlign w:val="center"/>
           </w:tcPr>
           <w:p>
@@ -9017,65 +9773,58 @@
         </w:tc>
         <w:tc>
           <w:tcPr>
-            <w:tcW w:w="4171" w:type="dxa"/>
-            <w:vAlign w:val="center"/>
-          </w:tcPr>
-          <w:p>
-            <w:pPr>
-              <w:pStyle w:val="Compact"/>
-              <w:spacing w:before="0" w:after="0" w:line="280" w:lineRule="exact"/>
-              <w:jc w:val="center"/>
-            </w:pPr>
-            <w:r>
-              <w:rPr>
-                <w:sz w:val="24"/>
-              </w:rPr>
-              <w:t>Настройки аккаунта и удаление данных</w:t>
-            </w:r>
-          </w:p>
-        </w:tc>
-        <w:tc>
-          <w:tcPr>
-            <w:tcW w:w="1697" w:type="dxa"/>
-            <w:vAlign w:val="center"/>
-          </w:tcPr>
-          <w:p>
-            <w:pPr>
-              <w:pStyle w:val="Compact"/>
-              <w:spacing w:before="0" w:after="0" w:line="280" w:lineRule="exact"/>
-              <w:jc w:val="center"/>
-            </w:pPr>
-            <w:r>
-              <w:rPr>
-                <w:sz w:val="24"/>
-              </w:rPr>
-              <w:t>38</w:t>
-            </w:r>
-          </w:p>
-        </w:tc>
-        <w:tc>
-          <w:tcPr>
-            <w:tcW w:w="2545" w:type="dxa"/>
-            <w:vAlign w:val="center"/>
-          </w:tcPr>
-          <w:p>
-            <w:pPr>
-              <w:pStyle w:val="Compact"/>
-              <w:spacing w:before="0" w:after="0" w:line="280" w:lineRule="exact"/>
-              <w:jc w:val="center"/>
-            </w:pPr>
-            <w:r>
-              <w:rPr>
-                <w:i/>
-                <w:sz w:val="24"/>
-              </w:rPr>
-              <w:t>P3</w:t>
-            </w:r>
-            <w:r>
-              <w:rPr>
-                <w:sz w:val="24"/>
-              </w:rPr>
-              <w:t xml:space="preserve"> - можно отложить</w:t>
+            <w:tcW w:w="4099" w:type="dxa"/>
+            <w:vAlign w:val="center"/>
+          </w:tcPr>
+          <w:p>
+            <w:pPr>
+              <w:pStyle w:val="Compact"/>
+              <w:spacing w:before="0" w:after="0" w:line="280" w:lineRule="exact"/>
+              <w:jc w:val="center"/>
+            </w:pPr>
+            <w:r>
+              <w:rPr>
+                <w:sz w:val="24"/>
+              </w:rPr>
+              <w:t>Удаление файла и данных пользователя</w:t>
+            </w:r>
+          </w:p>
+        </w:tc>
+        <w:tc>
+          <w:tcPr>
+            <w:tcW w:w="1895" w:type="dxa"/>
+            <w:vAlign w:val="center"/>
+          </w:tcPr>
+          <w:p>
+            <w:pPr>
+              <w:pStyle w:val="Compact"/>
+              <w:spacing w:before="0" w:after="0" w:line="280" w:lineRule="exact"/>
+              <w:jc w:val="center"/>
+            </w:pPr>
+            <w:r>
+              <w:rPr>
+                <w:sz w:val="24"/>
+              </w:rPr>
+              <w:t>3,81</w:t>
+            </w:r>
+          </w:p>
+        </w:tc>
+        <w:tc>
+          <w:tcPr>
+            <w:tcW w:w="2513" w:type="dxa"/>
+            <w:vAlign w:val="center"/>
+          </w:tcPr>
+          <w:p>
+            <w:pPr>
+              <w:pStyle w:val="Compact"/>
+              <w:spacing w:before="0" w:after="0" w:line="280" w:lineRule="exact"/>
+              <w:jc w:val="center"/>
+            </w:pPr>
+            <w:r>
+              <w:rPr>
+                <w:sz w:val="24"/>
+              </w:rPr>
+              <w:t>50</w:t>
             </w:r>
           </w:p>
         </w:tc>
@@ -9087,296 +9836,7 @@
         </w:trPr>
         <w:tc>
           <w:tcPr>
-            <w:tcW w:w="943" w:type="dxa"/>
-            <w:vAlign w:val="center"/>
-          </w:tcPr>
-          <w:p>
-            <w:pPr>
-              <w:pStyle w:val="Compact"/>
-              <w:spacing w:before="0" w:after="0" w:line="280" w:lineRule="exact"/>
-              <w:jc w:val="center"/>
-            </w:pPr>
-            <w:r>
-              <w:rPr>
-                <w:i/>
-                <w:sz w:val="24"/>
-              </w:rPr>
-              <w:t>U-011</w:t>
-            </w:r>
-          </w:p>
-        </w:tc>
-        <w:tc>
-          <w:tcPr>
-            <w:tcW w:w="4171" w:type="dxa"/>
-            <w:vAlign w:val="center"/>
-          </w:tcPr>
-          <w:p>
-            <w:pPr>
-              <w:pStyle w:val="Compact"/>
-              <w:spacing w:before="0" w:after="0" w:line="280" w:lineRule="exact"/>
-              <w:jc w:val="center"/>
-            </w:pPr>
-            <w:r>
-              <w:rPr>
-                <w:sz w:val="24"/>
-              </w:rPr>
-              <w:t>Личный кабинет: история проверок</w:t>
-            </w:r>
-          </w:p>
-        </w:tc>
-        <w:tc>
-          <w:tcPr>
-            <w:tcW w:w="1697" w:type="dxa"/>
-            <w:vAlign w:val="center"/>
-          </w:tcPr>
-          <w:p>
-            <w:pPr>
-              <w:pStyle w:val="Compact"/>
-              <w:spacing w:before="0" w:after="0" w:line="280" w:lineRule="exact"/>
-              <w:jc w:val="center"/>
-            </w:pPr>
-            <w:r>
-              <w:rPr>
-                <w:sz w:val="24"/>
-              </w:rPr>
-              <w:t>52</w:t>
-            </w:r>
-          </w:p>
-        </w:tc>
-        <w:tc>
-          <w:tcPr>
-            <w:tcW w:w="2545" w:type="dxa"/>
-            <w:vAlign w:val="center"/>
-          </w:tcPr>
-          <w:p>
-            <w:pPr>
-              <w:pStyle w:val="Compact"/>
-              <w:spacing w:before="0" w:after="0" w:line="280" w:lineRule="exact"/>
-              <w:jc w:val="center"/>
-            </w:pPr>
-            <w:r>
-              <w:rPr>
-                <w:i/>
-                <w:sz w:val="24"/>
-              </w:rPr>
-              <w:t>P3</w:t>
-            </w:r>
-            <w:r>
-              <w:rPr>
-                <w:sz w:val="24"/>
-              </w:rPr>
-              <w:t xml:space="preserve"> - можно отложить</w:t>
-            </w:r>
-          </w:p>
-        </w:tc>
-      </w:tr>
-      <w:tr>
-        <w:trPr>
-          <w:cantSplit/>
-          <w:jc w:val="center"/>
-        </w:trPr>
-        <w:tc>
-          <w:tcPr>
-            <w:tcW w:w="943" w:type="dxa"/>
-            <w:vAlign w:val="center"/>
-          </w:tcPr>
-          <w:p>
-            <w:pPr>
-              <w:pStyle w:val="Compact"/>
-              <w:spacing w:before="0" w:after="0" w:line="280" w:lineRule="exact"/>
-              <w:jc w:val="center"/>
-            </w:pPr>
-            <w:r>
-              <w:rPr>
-                <w:i/>
-                <w:sz w:val="24"/>
-              </w:rPr>
-              <w:t>U-012</w:t>
-            </w:r>
-          </w:p>
-        </w:tc>
-        <w:tc>
-          <w:tcPr>
-            <w:tcW w:w="4171" w:type="dxa"/>
-            <w:vAlign w:val="center"/>
-          </w:tcPr>
-          <w:p>
-            <w:pPr>
-              <w:pStyle w:val="Compact"/>
-              <w:spacing w:before="0" w:after="0" w:line="280" w:lineRule="exact"/>
-              <w:jc w:val="center"/>
-            </w:pPr>
-            <w:r>
-              <w:rPr>
-                <w:sz w:val="24"/>
-              </w:rPr>
-              <w:t xml:space="preserve">Надстройка </w:t>
-            </w:r>
-            <w:r>
-              <w:rPr>
-                <w:i/>
-                <w:sz w:val="24"/>
-              </w:rPr>
-              <w:t>Excel</w:t>
-            </w:r>
-            <w:r>
-              <w:rPr>
-                <w:sz w:val="24"/>
-              </w:rPr>
-              <w:t xml:space="preserve">: панель </w:t>
-            </w:r>
-            <w:r>
-              <w:rPr>
-                <w:sz w:val="24"/>
-              </w:rPr>
-              <w:t>проверки</w:t>
-            </w:r>
-          </w:p>
-        </w:tc>
-        <w:tc>
-          <w:tcPr>
-            <w:tcW w:w="1697" w:type="dxa"/>
-            <w:vAlign w:val="center"/>
-          </w:tcPr>
-          <w:p>
-            <w:pPr>
-              <w:pStyle w:val="Compact"/>
-              <w:spacing w:before="0" w:after="0" w:line="280" w:lineRule="exact"/>
-              <w:jc w:val="center"/>
-            </w:pPr>
-            <w:r>
-              <w:rPr>
-                <w:sz w:val="24"/>
-              </w:rPr>
-              <w:t>68</w:t>
-            </w:r>
-          </w:p>
-        </w:tc>
-        <w:tc>
-          <w:tcPr>
-            <w:tcW w:w="2545" w:type="dxa"/>
-            <w:vAlign w:val="center"/>
-          </w:tcPr>
-          <w:p>
-            <w:pPr>
-              <w:pStyle w:val="Compact"/>
-              <w:spacing w:before="0" w:after="0" w:line="280" w:lineRule="exact"/>
-              <w:jc w:val="center"/>
-            </w:pPr>
-            <w:r>
-              <w:rPr>
-                <w:i/>
-                <w:sz w:val="24"/>
-              </w:rPr>
-              <w:t>P2</w:t>
-            </w:r>
-            <w:r>
-              <w:rPr>
-                <w:sz w:val="24"/>
-              </w:rPr>
-              <w:t xml:space="preserve"> - следующий выпуск</w:t>
-            </w:r>
-          </w:p>
-        </w:tc>
-      </w:tr>
-      <w:tr>
-        <w:trPr>
-          <w:cantSplit/>
-          <w:jc w:val="center"/>
-        </w:trPr>
-        <w:tc>
-          <w:tcPr>
-            <w:tcW w:w="943" w:type="dxa"/>
-            <w:vAlign w:val="center"/>
-          </w:tcPr>
-          <w:p>
-            <w:pPr>
-              <w:pStyle w:val="Compact"/>
-              <w:spacing w:before="0" w:after="0" w:line="280" w:lineRule="exact"/>
-              <w:jc w:val="center"/>
-            </w:pPr>
-            <w:r>
-              <w:rPr>
-                <w:i/>
-                <w:sz w:val="24"/>
-              </w:rPr>
-              <w:t>U-016</w:t>
-            </w:r>
-          </w:p>
-        </w:tc>
-        <w:tc>
-          <w:tcPr>
-            <w:tcW w:w="4171" w:type="dxa"/>
-            <w:vAlign w:val="center"/>
-          </w:tcPr>
-          <w:p>
-            <w:pPr>
-              <w:pStyle w:val="Compact"/>
-              <w:spacing w:before="0" w:after="0" w:line="280" w:lineRule="exact"/>
-              <w:jc w:val="center"/>
-            </w:pPr>
-            <w:r>
-              <w:rPr>
-                <w:sz w:val="24"/>
-              </w:rPr>
-              <w:t>Команда: места и роли</w:t>
-            </w:r>
-          </w:p>
-        </w:tc>
-        <w:tc>
-          <w:tcPr>
-            <w:tcW w:w="1697" w:type="dxa"/>
-            <w:vAlign w:val="center"/>
-          </w:tcPr>
-          <w:p>
-            <w:pPr>
-              <w:pStyle w:val="Compact"/>
-              <w:spacing w:before="0" w:after="0" w:line="280" w:lineRule="exact"/>
-              <w:jc w:val="center"/>
-            </w:pPr>
-            <w:r>
-              <w:rPr>
-                <w:sz w:val="24"/>
-              </w:rPr>
-              <w:t>29</w:t>
-            </w:r>
-          </w:p>
-        </w:tc>
-        <w:tc>
-          <w:tcPr>
-            <w:tcW w:w="2545" w:type="dxa"/>
-            <w:vAlign w:val="center"/>
-          </w:tcPr>
-          <w:p>
-            <w:pPr>
-              <w:pStyle w:val="Compact"/>
-              <w:spacing w:before="0" w:after="0" w:line="280" w:lineRule="exact"/>
-              <w:jc w:val="center"/>
-            </w:pPr>
-            <w:r>
-              <w:rPr>
-                <w:i/>
-                <w:sz w:val="24"/>
-              </w:rPr>
-              <w:t>P3</w:t>
-            </w:r>
-            <w:r>
-              <w:rPr>
-                <w:sz w:val="24"/>
-              </w:rPr>
-              <w:t xml:space="preserve"> - можно отложить</w:t>
-            </w:r>
-          </w:p>
-        </w:tc>
-      </w:tr>
-      <w:tr>
-        <w:trPr>
-          <w:cantSplit/>
-          <w:jc w:val="center"/>
-        </w:trPr>
-        <w:tc>
-          <w:tcPr>
-            <w:tcW w:w="943" w:type="dxa"/>
+            <w:tcW w:w="848" w:type="dxa"/>
             <w:vAlign w:val="center"/>
           </w:tcPr>
           <w:p>
@@ -9396,7 +9856,7 @@
         </w:tc>
         <w:tc>
           <w:tcPr>
-            <w:tcW w:w="4171" w:type="dxa"/>
+            <w:tcW w:w="4099" w:type="dxa"/>
             <w:vAlign w:val="center"/>
           </w:tcPr>
           <w:p>
@@ -9415,46 +9875,39 @@
         </w:tc>
         <w:tc>
           <w:tcPr>
-            <w:tcW w:w="1697" w:type="dxa"/>
-            <w:vAlign w:val="center"/>
-          </w:tcPr>
-          <w:p>
-            <w:pPr>
-              <w:pStyle w:val="Compact"/>
-              <w:spacing w:before="0" w:after="0" w:line="280" w:lineRule="exact"/>
-              <w:jc w:val="center"/>
-            </w:pPr>
-            <w:r>
-              <w:rPr>
-                <w:sz w:val="24"/>
-              </w:rPr>
-              <w:t>68</w:t>
-            </w:r>
-          </w:p>
-        </w:tc>
-        <w:tc>
-          <w:tcPr>
-            <w:tcW w:w="2545" w:type="dxa"/>
-            <w:vAlign w:val="center"/>
-          </w:tcPr>
-          <w:p>
-            <w:pPr>
-              <w:pStyle w:val="Compact"/>
-              <w:spacing w:before="0" w:after="0" w:line="280" w:lineRule="exact"/>
-              <w:jc w:val="center"/>
-            </w:pPr>
-            <w:r>
-              <w:rPr>
-                <w:i/>
-                <w:sz w:val="24"/>
-              </w:rPr>
-              <w:t>P3</w:t>
-            </w:r>
-            <w:r>
-              <w:rPr>
-                <w:sz w:val="24"/>
-              </w:rPr>
-              <w:t xml:space="preserve"> - можно отложить</w:t>
+            <w:tcW w:w="1895" w:type="dxa"/>
+            <w:vAlign w:val="center"/>
+          </w:tcPr>
+          <w:p>
+            <w:pPr>
+              <w:pStyle w:val="Compact"/>
+              <w:spacing w:before="0" w:after="0" w:line="280" w:lineRule="exact"/>
+              <w:jc w:val="center"/>
+            </w:pPr>
+            <w:r>
+              <w:rPr>
+                <w:sz w:val="24"/>
+              </w:rPr>
+              <w:t>3,72</w:t>
+            </w:r>
+          </w:p>
+        </w:tc>
+        <w:tc>
+          <w:tcPr>
+            <w:tcW w:w="2513" w:type="dxa"/>
+            <w:vAlign w:val="center"/>
+          </w:tcPr>
+          <w:p>
+            <w:pPr>
+              <w:pStyle w:val="Compact"/>
+              <w:spacing w:before="0" w:after="0" w:line="280" w:lineRule="exact"/>
+              <w:jc w:val="center"/>
+            </w:pPr>
+            <w:r>
+              <w:rPr>
+                <w:sz w:val="24"/>
+              </w:rPr>
+              <w:t>53</w:t>
             </w:r>
           </w:p>
         </w:tc>
@@ -9526,18 +9979,18 @@
         <w:spacing w:before="0" w:after="360" w:line="360" w:lineRule="exact"/>
         <w:ind w:firstLine="709"/>
       </w:pPr>
-      <w:bookmarkStart w:id="20" w:name="_fc51781abcc4857bf621eab6b8861ea54729fed"/>
-      <w:bookmarkStart w:id="21" w:name="_Toc242016151"/>
-      <w:bookmarkEnd w:id="18"/>
+      <w:bookmarkStart w:id="22" w:name="_fc51781abcc4857bf621eab6b8861ea54729fed"/>
+      <w:bookmarkStart w:id="23" w:name="_Toc242017949"/>
+      <w:bookmarkEnd w:id="20"/>
       <w:r>
         <w:rPr>
           <w:b/>
           <w:sz w:val="28"/>
         </w:rPr>
         <w:lastRenderedPageBreak/>
-        <w:t>11 ДЕЛЕНИЕ РАЗРАБОТКИ НА РЕЛИЗЫ</w:t>
-      </w:r>
-      <w:bookmarkEnd w:id="21"/>
+        <w:t>12 ДЕЛЕНИЕ РАЗРАБОТКИ НА РЕЛИЗЫ</w:t>
+      </w:r>
+      <w:bookmarkEnd w:id="23"/>
     </w:p>
     <w:p>
       <w:pPr>
@@ -9726,13 +10179,7 @@
               <w:rPr>
                 <w:sz w:val="24"/>
               </w:rPr>
-              <w:t>11 единиц: проверка файла, карточка нахо</w:t>
-            </w:r>
-            <w:r>
-              <w:rPr>
-                <w:sz w:val="24"/>
-              </w:rPr>
-              <w:t>дки, отчет, регистрация, тарифы, оплата, политика данных, справка</w:t>
+              <w:t>11 единиц: проверка файла, карточка находки, отчет, регистрация, тарифы, оплата, политика данных, справка</w:t>
             </w:r>
           </w:p>
         </w:tc>
@@ -9795,7 +10242,20 @@
               <w:rPr>
                 <w:sz w:val="24"/>
               </w:rPr>
-              <w:t>история проверок, экспорт отчета</w:t>
+              <w:t>запуск платных тарифов и измерение конверсий; история проверок и экспорт отчета - кандидаты по результат</w:t>
+            </w:r>
+            <w:r>
+              <w:rPr>
+                <w:sz w:val="24"/>
+              </w:rPr>
+              <w:t xml:space="preserve">ам </w:t>
+            </w:r>
+            <w:r>
+              <w:rPr>
+                <w:i/>
+                <w:sz w:val="24"/>
+              </w:rPr>
+              <w:t>MVP</w:t>
             </w:r>
           </w:p>
         </w:tc>
@@ -9884,7 +10344,20 @@
               <w:rPr>
                 <w:sz w:val="24"/>
               </w:rPr>
-              <w:t xml:space="preserve">, листинг </w:t>
+              <w:t xml:space="preserve"> (</w:t>
+            </w:r>
+            <w:r>
+              <w:rPr>
+                <w:i/>
+                <w:sz w:val="24"/>
+              </w:rPr>
+              <w:t>U-012</w:t>
+            </w:r>
+            <w:r>
+              <w:rPr>
+                <w:sz w:val="24"/>
+              </w:rPr>
+              <w:t xml:space="preserve">), листинг </w:t>
             </w:r>
             <w:r>
               <w:rPr>
@@ -9897,7 +10370,20 @@
               <w:rPr>
                 <w:sz w:val="24"/>
               </w:rPr>
-              <w:t xml:space="preserve">, </w:t>
+              <w:t xml:space="preserve"> (</w:t>
+            </w:r>
+            <w:r>
+              <w:rPr>
+                <w:i/>
+                <w:sz w:val="24"/>
+              </w:rPr>
+              <w:t>U-019</w:t>
+            </w:r>
+            <w:r>
+              <w:rPr>
+                <w:sz w:val="24"/>
+              </w:rPr>
+              <w:t xml:space="preserve">); </w:t>
             </w:r>
             <w:r>
               <w:rPr>
@@ -9910,7 +10396,7 @@
               <w:rPr>
                 <w:sz w:val="24"/>
               </w:rPr>
-              <w:t>-пояснения</w:t>
+              <w:t>-пояснения - кандидат</w:t>
             </w:r>
           </w:p>
         </w:tc>
@@ -9971,6 +10457,12 @@
             </w:pPr>
             <w:r>
               <w:rPr>
+                <w:sz w:val="24"/>
+              </w:rPr>
+              <w:t xml:space="preserve">командное пространство </w:t>
+            </w:r>
+            <w:r>
+              <w:rPr>
                 <w:i/>
                 <w:sz w:val="24"/>
               </w:rPr>
@@ -9980,7 +10472,20 @@
               <w:rPr>
                 <w:sz w:val="24"/>
               </w:rPr>
-              <w:t>, сравнение версий, шаблоны правил</w:t>
+              <w:t xml:space="preserve"> (</w:t>
+            </w:r>
+            <w:r>
+              <w:rPr>
+                <w:i/>
+                <w:sz w:val="24"/>
+              </w:rPr>
+              <w:t>U-016</w:t>
+            </w:r>
+            <w:r>
+              <w:rPr>
+                <w:sz w:val="24"/>
+              </w:rPr>
+              <w:t>); сравнение версий и шаблоны правил - кандидаты</w:t>
             </w:r>
           </w:p>
         </w:tc>
@@ -9997,13 +10502,7 @@
         <w:rPr>
           <w:sz w:val="28"/>
         </w:rPr>
-        <w:t>Первый релиз дешевле и быстрее полной версии и сохраняет ценность (средняя связь с ценностным предложением 4,0 из 5, технический риск 1,7). Остальные 10 из 24 единиц остаются гипотезами до подтверждения сп</w:t>
-      </w:r>
-      <w:r>
-        <w:rPr>
-          <w:sz w:val="28"/>
-        </w:rPr>
-        <w:t>роса.</w:t>
+        <w:t>Первый релиз дешевле и быстрее полной версии и сохраняет ценность (средняя связь с ценностным предложением 4,0 из 5, технический риск 1,7). Остальные 10 из 24 единиц остаются гипотезами до подтверждения спроса.</w:t>
       </w:r>
     </w:p>
     <w:p>
@@ -10017,7 +10516,13 @@
         <w:rPr>
           <w:sz w:val="28"/>
         </w:rPr>
-        <w:t xml:space="preserve">На рисунке 3 показано: дорожная карта релизов </w:t>
+        <w:t>На рисунке 3 показано: дорожная карта релизов</w:t>
+      </w:r>
+      <w:r>
+        <w:rPr>
+          <w:sz w:val="28"/>
+        </w:rPr>
+        <w:t xml:space="preserve"> </w:t>
       </w:r>
       <w:r>
         <w:rPr>
@@ -10046,16 +10551,16 @@
           <w:sz w:val="28"/>
         </w:rPr>
         <w:drawing>
-          <wp:inline distT="0" distB="0" distL="0" distR="0" wp14:anchorId="714BD5D9" wp14:editId="0557E943">
-            <wp:extent cx="5334000" cy="2341756"/>
+          <wp:inline distT="0" distB="0" distL="0" distR="0" wp14:anchorId="130B0482" wp14:editId="28B8B4D6">
+            <wp:extent cx="5334000" cy="2536902"/>
             <wp:effectExtent l="0" t="0" r="0" b="0"/>
-            <wp:docPr id="26" name="Picture"/>
+            <wp:docPr id="27" name="Picture"/>
             <wp:cNvGraphicFramePr/>
             <a:graphic xmlns:a="http://schemas.openxmlformats.org/drawingml/2006/main">
               <a:graphicData uri="http://schemas.openxmlformats.org/drawingml/2006/picture">
                 <pic:pic xmlns:pic="http://schemas.openxmlformats.org/drawingml/2006/picture">
                   <pic:nvPicPr>
-                    <pic:cNvPr id="27" name="Picture" descr="Рисунки/03_дорожная_карта.png"/>
+                    <pic:cNvPr id="28" name="Picture" descr="Рисунки/03_дорожная_карта.png"/>
                     <pic:cNvPicPr>
                       <a:picLocks noChangeAspect="1" noChangeArrowheads="1"/>
                     </pic:cNvPicPr>
@@ -10069,7 +10574,7 @@
                   <pic:spPr bwMode="auto">
                     <a:xfrm>
                       <a:off x="0" y="0"/>
-                      <a:ext cx="5334000" cy="2341756"/>
+                      <a:ext cx="5334000" cy="2536902"/>
                     </a:xfrm>
                     <a:prstGeom prst="rect">
                       <a:avLst/>
@@ -10129,18 +10634,18 @@
         <w:spacing w:before="0" w:after="360" w:line="360" w:lineRule="exact"/>
         <w:ind w:firstLine="709"/>
       </w:pPr>
-      <w:bookmarkStart w:id="22" w:name="_3cbac706be9fcf271e7c81612a5c58063188b2f"/>
-      <w:bookmarkStart w:id="23" w:name="_Toc242016152"/>
-      <w:bookmarkEnd w:id="20"/>
+      <w:bookmarkStart w:id="24" w:name="_3cbac706be9fcf271e7c81612a5c58063188b2f"/>
+      <w:bookmarkStart w:id="25" w:name="_Toc242017950"/>
+      <w:bookmarkEnd w:id="22"/>
       <w:r>
         <w:rPr>
           <w:b/>
           <w:sz w:val="28"/>
         </w:rPr>
         <w:lastRenderedPageBreak/>
-        <w:t>12 РЕШЕНИЕ О ЦЕЛЕСООБРАЗНОСТИ СТАРТА</w:t>
-      </w:r>
-      <w:bookmarkEnd w:id="23"/>
+        <w:t>13 РЕШЕНИЕ О ЦЕЛЕСООБРАЗНОСТИ СТАРТА</w:t>
+      </w:r>
+      <w:bookmarkEnd w:id="25"/>
     </w:p>
     <w:p>
       <w:pPr>
@@ -11019,13 +11524,13 @@
         <w:rPr>
           <w:sz w:val="28"/>
         </w:rPr>
-        <w:t>Шесть критериев выполнены полностью или с оговоркой, один выполнен частично (спрос); отрицательных нет. Поэтому по решению владельца проекта (03.10.2026) выбран тип решения «стартовать полностью»: отрицательных критериев нет, а непроверенные данные (конвер</w:t>
-      </w:r>
-      <w:r>
-        <w:rPr>
-          <w:sz w:val="28"/>
-        </w:rPr>
-        <w:t>сии, платежеспособность, реальные цены) собираются в ходе реализации и учитываются как риски.</w:t>
+        <w:t>Семь критериев выполнены полностью или с оговоркой, один выполнен частично (спрос); отрицательных нет. Поэтому по решению автора проекта (03.10.2026) выбран тип решения «стартовать полностью»: отрицательных критериев нет, а непроверенные данные (конверсии,</w:t>
+      </w:r>
+      <w:r>
+        <w:rPr>
+          <w:sz w:val="28"/>
+        </w:rPr>
+        <w:t xml:space="preserve"> платежеспособность, реальные цены) собираются в ходе реализации и учитываются как риски.</w:t>
       </w:r>
     </w:p>
     <w:p>
@@ -11175,13 +11680,13 @@
               <w:rPr>
                 <w:sz w:val="24"/>
               </w:rPr>
-              <w:t xml:space="preserve"> 31.03.2027, </w:t>
-            </w:r>
-            <w:r>
-              <w:rPr>
-                <w:sz w:val="24"/>
-              </w:rPr>
-              <w:t>открытая бета с оплатой 01.06.2027, релиз проекта 09.2027</w:t>
+              <w:t xml:space="preserve"> 31.03.2027, откр</w:t>
+            </w:r>
+            <w:r>
+              <w:rPr>
+                <w:sz w:val="24"/>
+              </w:rPr>
+              <w:t>ытая бета с оплатой 01.06.2027, релиз проекта 09.2027</w:t>
             </w:r>
           </w:p>
         </w:tc>
@@ -12135,7 +12640,7 @@
               <w:rPr>
                 <w:sz w:val="24"/>
               </w:rPr>
-              <w:t>платный поиск стоит около 11 460 </w:t>
+              <w:t>платный поиск по модельным показателям стоит около 11 460 </w:t>
             </w:r>
             <w:r>
               <w:rPr>
@@ -12161,21 +12666,20 @@
               <w:rPr>
                 <w:sz w:val="24"/>
               </w:rPr>
-              <w:t xml:space="preserve">, поэтому ставка на органику, </w:t>
-            </w:r>
-            <w:r>
-              <w:rPr>
-                <w:i/>
-                <w:sz w:val="24"/>
-              </w:rPr>
-              <w:t>App</w:t>
-            </w:r>
-            <w:r>
-              <w:rPr>
-                <w:i/>
-                <w:sz w:val="24"/>
-              </w:rPr>
-              <w:t>Source</w:t>
+              <w:t>, поэтом</w:t>
+            </w:r>
+            <w:r>
+              <w:rPr>
+                <w:sz w:val="24"/>
+              </w:rPr>
+              <w:t xml:space="preserve">у ставка на органику, </w:t>
+            </w:r>
+            <w:r>
+              <w:rPr>
+                <w:i/>
+                <w:sz w:val="24"/>
+              </w:rPr>
+              <w:t>AppSource</w:t>
             </w:r>
             <w:r>
               <w:rPr>
@@ -12490,892 +12994,10 @@
         <w:pStyle w:val="1"/>
         <w:pageBreakBefore/>
         <w:spacing w:before="0" w:after="360" w:line="360" w:lineRule="exact"/>
-        <w:ind w:firstLine="709"/>
-      </w:pPr>
-      <w:bookmarkStart w:id="24" w:name="_efd4e361dc2d7db269a1aa4c2dc9b6b6bcbeef9"/>
-      <w:bookmarkStart w:id="25" w:name="_Toc242016153"/>
-      <w:bookmarkEnd w:id="22"/>
-      <w:r>
-        <w:rPr>
-          <w:b/>
-          <w:sz w:val="28"/>
-        </w:rPr>
-        <w:lastRenderedPageBreak/>
-        <w:t>13 СКВОЗНАЯ ПРОВЕРКА СОГЛАСОВАННОСТИ ЧИСЕЛ</w:t>
-      </w:r>
-      <w:bookmarkEnd w:id="25"/>
-    </w:p>
-    <w:p>
-      <w:pPr>
-        <w:pStyle w:val="FirstParagraph"/>
-        <w:spacing w:before="0" w:after="0" w:line="360" w:lineRule="exact"/>
-        <w:ind w:firstLine="709"/>
-        <w:jc w:val="both"/>
-      </w:pPr>
-      <w:r>
-        <w:rPr>
-          <w:sz w:val="28"/>
-        </w:rPr>
-        <w:t>В таблице 15 представлено: сверка ключевых чисел по отчетам.</w:t>
-      </w:r>
-    </w:p>
-    <w:p>
-      <w:pPr>
-        <w:pStyle w:val="a0"/>
-        <w:keepNext/>
-        <w:spacing w:before="0" w:after="0" w:line="360" w:lineRule="exact"/>
-      </w:pPr>
-      <w:r>
-        <w:rPr>
-          <w:sz w:val="28"/>
-        </w:rPr>
-        <w:t>Таблица 15 – Сверка ключевых чисел по отчетам</w:t>
-      </w:r>
-    </w:p>
-    <w:tbl>
-      <w:tblPr>
-        <w:tblStyle w:val="Table"/>
-        <w:tblW w:w="9355" w:type="dxa"/>
-        <w:jc w:val="center"/>
-        <w:tblBorders>
-          <w:top w:val="single" w:sz="4" w:space="0" w:color="000000"/>
-          <w:left w:val="single" w:sz="4" w:space="0" w:color="000000"/>
-          <w:bottom w:val="single" w:sz="4" w:space="0" w:color="000000"/>
-          <w:right w:val="single" w:sz="4" w:space="0" w:color="000000"/>
-          <w:insideH w:val="single" w:sz="4" w:space="0" w:color="000000"/>
-          <w:insideV w:val="single" w:sz="4" w:space="0" w:color="000000"/>
-        </w:tblBorders>
-        <w:tblLayout w:type="fixed"/>
-        <w:tblLook w:val="0020" w:firstRow="1" w:lastRow="0" w:firstColumn="0" w:lastColumn="0" w:noHBand="0" w:noVBand="0"/>
-      </w:tblPr>
-      <w:tblGrid>
-        <w:gridCol w:w="3056"/>
-        <w:gridCol w:w="1482"/>
-        <w:gridCol w:w="2779"/>
-        <w:gridCol w:w="2038"/>
-      </w:tblGrid>
-      <w:tr>
-        <w:trPr>
-          <w:cnfStyle w:val="100000000000" w:firstRow="1" w:lastRow="0" w:firstColumn="0" w:lastColumn="0" w:oddVBand="0" w:evenVBand="0" w:oddHBand="0" w:evenHBand="0" w:firstRowFirstColumn="0" w:firstRowLastColumn="0" w:lastRowFirstColumn="0" w:lastRowLastColumn="0"/>
-          <w:cantSplit/>
-          <w:tblHeader/>
-          <w:jc w:val="center"/>
-        </w:trPr>
-        <w:tc>
-          <w:tcPr>
-            <w:tcW w:w="3056" w:type="dxa"/>
-            <w:vAlign w:val="center"/>
-          </w:tcPr>
-          <w:p>
-            <w:pPr>
-              <w:pStyle w:val="Compact"/>
-              <w:spacing w:before="0" w:after="0" w:line="280" w:lineRule="exact"/>
-              <w:jc w:val="center"/>
-            </w:pPr>
-            <w:r>
-              <w:rPr>
-                <w:b/>
-                <w:sz w:val="24"/>
-              </w:rPr>
-              <w:t>Показатель</w:t>
-            </w:r>
-          </w:p>
-        </w:tc>
-        <w:tc>
-          <w:tcPr>
-            <w:tcW w:w="1482" w:type="dxa"/>
-            <w:vAlign w:val="center"/>
-          </w:tcPr>
-          <w:p>
-            <w:pPr>
-              <w:pStyle w:val="Compact"/>
-              <w:spacing w:before="0" w:after="0" w:line="280" w:lineRule="exact"/>
-              <w:jc w:val="center"/>
-            </w:pPr>
-            <w:r>
-              <w:rPr>
-                <w:b/>
-                <w:sz w:val="24"/>
-              </w:rPr>
-              <w:t>Источник</w:t>
-            </w:r>
-          </w:p>
-        </w:tc>
-        <w:tc>
-          <w:tcPr>
-            <w:tcW w:w="2779" w:type="dxa"/>
-            <w:vAlign w:val="center"/>
-          </w:tcPr>
-          <w:p>
-            <w:pPr>
-              <w:pStyle w:val="Compact"/>
-              <w:spacing w:before="0" w:after="0" w:line="280" w:lineRule="exact"/>
-              <w:jc w:val="center"/>
-            </w:pPr>
-            <w:r>
-              <w:rPr>
-                <w:b/>
-                <w:sz w:val="24"/>
-              </w:rPr>
-              <w:t>Результат поиска в отчете</w:t>
-            </w:r>
-          </w:p>
-        </w:tc>
-        <w:tc>
-          <w:tcPr>
-            <w:tcW w:w="2038" w:type="dxa"/>
-            <w:vAlign w:val="center"/>
-          </w:tcPr>
-          <w:p>
-            <w:pPr>
-              <w:pStyle w:val="Compact"/>
-              <w:spacing w:before="0" w:after="0" w:line="280" w:lineRule="exact"/>
-              <w:jc w:val="center"/>
-            </w:pPr>
-            <w:r>
-              <w:rPr>
-                <w:b/>
-                <w:sz w:val="24"/>
-              </w:rPr>
-              <w:t>Вывод</w:t>
-            </w:r>
-          </w:p>
-        </w:tc>
-      </w:tr>
-      <w:tr>
-        <w:trPr>
-          <w:cantSplit/>
-          <w:jc w:val="center"/>
-        </w:trPr>
-        <w:tc>
-          <w:tcPr>
-            <w:tcW w:w="3056" w:type="dxa"/>
-            <w:vAlign w:val="center"/>
-          </w:tcPr>
-          <w:p>
-            <w:pPr>
-              <w:pStyle w:val="Compact"/>
-              <w:spacing w:before="0" w:after="0" w:line="280" w:lineRule="exact"/>
-              <w:jc w:val="center"/>
-            </w:pPr>
-            <w:r>
-              <w:rPr>
-                <w:sz w:val="24"/>
-              </w:rPr>
-              <w:t>Тарифы 9 / 19 / 29 </w:t>
-            </w:r>
-            <w:r>
-              <w:rPr>
-                <w:i/>
-                <w:sz w:val="24"/>
-              </w:rPr>
-              <w:t>EUR</w:t>
-            </w:r>
-          </w:p>
-        </w:tc>
-        <w:tc>
-          <w:tcPr>
-            <w:tcW w:w="1482" w:type="dxa"/>
-            <w:vAlign w:val="center"/>
-          </w:tcPr>
-          <w:p>
-            <w:pPr>
-              <w:pStyle w:val="Compact"/>
-              <w:spacing w:before="0" w:after="0" w:line="280" w:lineRule="exact"/>
-              <w:jc w:val="center"/>
-            </w:pPr>
-            <w:r>
-              <w:rPr>
-                <w:sz w:val="24"/>
-              </w:rPr>
-              <w:t>ЛР2-3</w:t>
-            </w:r>
-          </w:p>
-        </w:tc>
-        <w:tc>
-          <w:tcPr>
-            <w:tcW w:w="2779" w:type="dxa"/>
-            <w:vAlign w:val="center"/>
-          </w:tcPr>
-          <w:p>
-            <w:pPr>
-              <w:pStyle w:val="Compact"/>
-              <w:spacing w:before="0" w:after="0" w:line="280" w:lineRule="exact"/>
-              <w:jc w:val="center"/>
-            </w:pPr>
-            <w:r>
-              <w:rPr>
-                <w:sz w:val="24"/>
-              </w:rPr>
-              <w:t>найдено</w:t>
-            </w:r>
-          </w:p>
-        </w:tc>
-        <w:tc>
-          <w:tcPr>
-            <w:tcW w:w="2038" w:type="dxa"/>
-            <w:vAlign w:val="center"/>
-          </w:tcPr>
-          <w:p>
-            <w:pPr>
-              <w:pStyle w:val="Compact"/>
-              <w:spacing w:before="0" w:after="0" w:line="280" w:lineRule="exact"/>
-              <w:jc w:val="center"/>
-            </w:pPr>
-            <w:r>
-              <w:rPr>
-                <w:sz w:val="24"/>
-              </w:rPr>
-              <w:t>согласовано</w:t>
-            </w:r>
-          </w:p>
-        </w:tc>
-      </w:tr>
-      <w:tr>
-        <w:trPr>
-          <w:cantSplit/>
-          <w:jc w:val="center"/>
-        </w:trPr>
-        <w:tc>
-          <w:tcPr>
-            <w:tcW w:w="3056" w:type="dxa"/>
-            <w:vAlign w:val="center"/>
-          </w:tcPr>
-          <w:p>
-            <w:pPr>
-              <w:pStyle w:val="Compact"/>
-              <w:spacing w:before="0" w:after="0" w:line="280" w:lineRule="exact"/>
-              <w:jc w:val="center"/>
-            </w:pPr>
-            <w:r>
-              <w:rPr>
-                <w:sz w:val="24"/>
-              </w:rPr>
-              <w:t>Бюджет 517 000 </w:t>
-            </w:r>
-            <w:r>
-              <w:rPr>
-                <w:i/>
-                <w:sz w:val="24"/>
-              </w:rPr>
-              <w:t>BYN</w:t>
-            </w:r>
-          </w:p>
-        </w:tc>
-        <w:tc>
-          <w:tcPr>
-            <w:tcW w:w="1482" w:type="dxa"/>
-            <w:vAlign w:val="center"/>
-          </w:tcPr>
-          <w:p>
-            <w:pPr>
-              <w:pStyle w:val="Compact"/>
-              <w:spacing w:before="0" w:after="0" w:line="280" w:lineRule="exact"/>
-              <w:jc w:val="center"/>
-            </w:pPr>
-            <w:r>
-              <w:rPr>
-                <w:sz w:val="24"/>
-              </w:rPr>
-              <w:t>ЛР2-3</w:t>
-            </w:r>
-          </w:p>
-        </w:tc>
-        <w:tc>
-          <w:tcPr>
-            <w:tcW w:w="2779" w:type="dxa"/>
-            <w:vAlign w:val="center"/>
-          </w:tcPr>
-          <w:p>
-            <w:pPr>
-              <w:pStyle w:val="Compact"/>
-              <w:spacing w:before="0" w:after="0" w:line="280" w:lineRule="exact"/>
-              <w:jc w:val="center"/>
-            </w:pPr>
-            <w:r>
-              <w:rPr>
-                <w:sz w:val="24"/>
-              </w:rPr>
-              <w:t>найдено</w:t>
-            </w:r>
-          </w:p>
-        </w:tc>
-        <w:tc>
-          <w:tcPr>
-            <w:tcW w:w="2038" w:type="dxa"/>
-            <w:vAlign w:val="center"/>
-          </w:tcPr>
-          <w:p>
-            <w:pPr>
-              <w:pStyle w:val="Compact"/>
-              <w:spacing w:before="0" w:after="0" w:line="280" w:lineRule="exact"/>
-              <w:jc w:val="center"/>
-            </w:pPr>
-            <w:r>
-              <w:rPr>
-                <w:sz w:val="24"/>
-              </w:rPr>
-              <w:t>согласовано</w:t>
-            </w:r>
-          </w:p>
-        </w:tc>
-      </w:tr>
-      <w:tr>
-        <w:trPr>
-          <w:cantSplit/>
-          <w:jc w:val="center"/>
-        </w:trPr>
-        <w:tc>
-          <w:tcPr>
-            <w:tcW w:w="3056" w:type="dxa"/>
-            <w:vAlign w:val="center"/>
-          </w:tcPr>
-          <w:p>
-            <w:pPr>
-              <w:pStyle w:val="Compact"/>
-              <w:spacing w:before="0" w:after="0" w:line="280" w:lineRule="exact"/>
-              <w:jc w:val="center"/>
-            </w:pPr>
-            <w:r>
-              <w:rPr>
-                <w:sz w:val="24"/>
-              </w:rPr>
-              <w:t>Курс НБРБ 3,3860</w:t>
-            </w:r>
-          </w:p>
-        </w:tc>
-        <w:tc>
-          <w:tcPr>
-            <w:tcW w:w="1482" w:type="dxa"/>
-            <w:vAlign w:val="center"/>
-          </w:tcPr>
-          <w:p>
-            <w:pPr>
-              <w:pStyle w:val="Compact"/>
-              <w:spacing w:before="0" w:after="0" w:line="280" w:lineRule="exact"/>
-              <w:jc w:val="center"/>
-            </w:pPr>
-            <w:r>
-              <w:rPr>
-                <w:sz w:val="24"/>
-              </w:rPr>
-              <w:t>ЛР2-3</w:t>
-            </w:r>
-          </w:p>
-        </w:tc>
-        <w:tc>
-          <w:tcPr>
-            <w:tcW w:w="2779" w:type="dxa"/>
-            <w:vAlign w:val="center"/>
-          </w:tcPr>
-          <w:p>
-            <w:pPr>
-              <w:pStyle w:val="Compact"/>
-              <w:spacing w:before="0" w:after="0" w:line="280" w:lineRule="exact"/>
-              <w:jc w:val="center"/>
-            </w:pPr>
-            <w:r>
-              <w:rPr>
-                <w:sz w:val="24"/>
-              </w:rPr>
-              <w:t>найдено</w:t>
-            </w:r>
-          </w:p>
-        </w:tc>
-        <w:tc>
-          <w:tcPr>
-            <w:tcW w:w="2038" w:type="dxa"/>
-            <w:vAlign w:val="center"/>
-          </w:tcPr>
-          <w:p>
-            <w:pPr>
-              <w:pStyle w:val="Compact"/>
-              <w:spacing w:before="0" w:after="0" w:line="280" w:lineRule="exact"/>
-              <w:jc w:val="center"/>
-            </w:pPr>
-            <w:r>
-              <w:rPr>
-                <w:sz w:val="24"/>
-              </w:rPr>
-              <w:t>согласовано</w:t>
-            </w:r>
-          </w:p>
-        </w:tc>
-      </w:tr>
-      <w:tr>
-        <w:trPr>
-          <w:cantSplit/>
-          <w:jc w:val="center"/>
-        </w:trPr>
-        <w:tc>
-          <w:tcPr>
-            <w:tcW w:w="3056" w:type="dxa"/>
-            <w:vAlign w:val="center"/>
-          </w:tcPr>
-          <w:p>
-            <w:pPr>
-              <w:pStyle w:val="Compact"/>
-              <w:spacing w:before="0" w:after="0" w:line="280" w:lineRule="exact"/>
-              <w:jc w:val="center"/>
-            </w:pPr>
-            <w:r>
-              <w:rPr>
-                <w:sz w:val="24"/>
-              </w:rPr>
-              <w:t xml:space="preserve">Нормирование </w:t>
-            </w:r>
-            <w:r>
-              <w:rPr>
-                <w:i/>
-                <w:sz w:val="24"/>
-              </w:rPr>
-              <w:t>MVP</w:t>
-            </w:r>
-            <w:r>
-              <w:rPr>
-                <w:sz w:val="24"/>
-              </w:rPr>
-              <w:t xml:space="preserve"> 8 из 18</w:t>
-            </w:r>
-          </w:p>
-        </w:tc>
-        <w:tc>
-          <w:tcPr>
-            <w:tcW w:w="1482" w:type="dxa"/>
-            <w:vAlign w:val="center"/>
-          </w:tcPr>
-          <w:p>
-            <w:pPr>
-              <w:pStyle w:val="Compact"/>
-              <w:spacing w:before="0" w:after="0" w:line="280" w:lineRule="exact"/>
-              <w:jc w:val="center"/>
-            </w:pPr>
-            <w:r>
-              <w:rPr>
-                <w:sz w:val="24"/>
-              </w:rPr>
-              <w:t>ЛР6</w:t>
-            </w:r>
-          </w:p>
-        </w:tc>
-        <w:tc>
-          <w:tcPr>
-            <w:tcW w:w="2779" w:type="dxa"/>
-            <w:vAlign w:val="center"/>
-          </w:tcPr>
-          <w:p>
-            <w:pPr>
-              <w:pStyle w:val="Compact"/>
-              <w:spacing w:before="0" w:after="0" w:line="280" w:lineRule="exact"/>
-              <w:jc w:val="center"/>
-            </w:pPr>
-            <w:r>
-              <w:rPr>
-                <w:sz w:val="24"/>
-              </w:rPr>
-              <w:t>найдено</w:t>
-            </w:r>
-          </w:p>
-        </w:tc>
-        <w:tc>
-          <w:tcPr>
-            <w:tcW w:w="2038" w:type="dxa"/>
-            <w:vAlign w:val="center"/>
-          </w:tcPr>
-          <w:p>
-            <w:pPr>
-              <w:pStyle w:val="Compact"/>
-              <w:spacing w:before="0" w:after="0" w:line="280" w:lineRule="exact"/>
-              <w:jc w:val="center"/>
-            </w:pPr>
-            <w:r>
-              <w:rPr>
-                <w:sz w:val="24"/>
-              </w:rPr>
-              <w:t>согласовано</w:t>
-            </w:r>
-          </w:p>
-        </w:tc>
-      </w:tr>
-      <w:tr>
-        <w:trPr>
-          <w:cantSplit/>
-          <w:jc w:val="center"/>
-        </w:trPr>
-        <w:tc>
-          <w:tcPr>
-            <w:tcW w:w="3056" w:type="dxa"/>
-            <w:vAlign w:val="center"/>
-          </w:tcPr>
-          <w:p>
-            <w:pPr>
-              <w:pStyle w:val="Compact"/>
-              <w:spacing w:before="0" w:after="0" w:line="280" w:lineRule="exact"/>
-              <w:jc w:val="center"/>
-            </w:pPr>
-            <w:r>
-              <w:rPr>
-                <w:sz w:val="24"/>
-              </w:rPr>
-              <w:t>Заменители 73 % трафика</w:t>
-            </w:r>
-          </w:p>
-        </w:tc>
-        <w:tc>
-          <w:tcPr>
-            <w:tcW w:w="1482" w:type="dxa"/>
-            <w:vAlign w:val="center"/>
-          </w:tcPr>
-          <w:p>
-            <w:pPr>
-              <w:pStyle w:val="Compact"/>
-              <w:spacing w:before="0" w:after="0" w:line="280" w:lineRule="exact"/>
-              <w:jc w:val="center"/>
-            </w:pPr>
-            <w:r>
-              <w:rPr>
-                <w:sz w:val="24"/>
-              </w:rPr>
-              <w:t>ЛР4</w:t>
-            </w:r>
-          </w:p>
-        </w:tc>
-        <w:tc>
-          <w:tcPr>
-            <w:tcW w:w="2779" w:type="dxa"/>
-            <w:vAlign w:val="center"/>
-          </w:tcPr>
-          <w:p>
-            <w:pPr>
-              <w:pStyle w:val="Compact"/>
-              <w:spacing w:before="0" w:after="0" w:line="280" w:lineRule="exact"/>
-              <w:jc w:val="center"/>
-            </w:pPr>
-            <w:r>
-              <w:rPr>
-                <w:sz w:val="24"/>
-              </w:rPr>
-              <w:t>найдено</w:t>
-            </w:r>
-          </w:p>
-        </w:tc>
-        <w:tc>
-          <w:tcPr>
-            <w:tcW w:w="2038" w:type="dxa"/>
-            <w:vAlign w:val="center"/>
-          </w:tcPr>
-          <w:p>
-            <w:pPr>
-              <w:pStyle w:val="Compact"/>
-              <w:spacing w:before="0" w:after="0" w:line="280" w:lineRule="exact"/>
-              <w:jc w:val="center"/>
-            </w:pPr>
-            <w:r>
-              <w:rPr>
-                <w:sz w:val="24"/>
-              </w:rPr>
-              <w:t>согласовано</w:t>
-            </w:r>
-          </w:p>
-        </w:tc>
-      </w:tr>
-      <w:tr>
-        <w:trPr>
-          <w:cantSplit/>
-          <w:jc w:val="center"/>
-        </w:trPr>
-        <w:tc>
-          <w:tcPr>
-            <w:tcW w:w="3056" w:type="dxa"/>
-            <w:vAlign w:val="center"/>
-          </w:tcPr>
-          <w:p>
-            <w:pPr>
-              <w:pStyle w:val="Compact"/>
-              <w:spacing w:before="0" w:after="0" w:line="280" w:lineRule="exact"/>
-              <w:jc w:val="center"/>
-            </w:pPr>
-            <w:r>
-              <w:rPr>
-                <w:sz w:val="24"/>
-              </w:rPr>
-              <w:t>Индекс барьеров 3,15</w:t>
-            </w:r>
-          </w:p>
-        </w:tc>
-        <w:tc>
-          <w:tcPr>
-            <w:tcW w:w="1482" w:type="dxa"/>
-            <w:vAlign w:val="center"/>
-          </w:tcPr>
-          <w:p>
-            <w:pPr>
-              <w:pStyle w:val="Compact"/>
-              <w:spacing w:before="0" w:after="0" w:line="280" w:lineRule="exact"/>
-              <w:jc w:val="center"/>
-            </w:pPr>
-            <w:r>
-              <w:rPr>
-                <w:sz w:val="24"/>
-              </w:rPr>
-              <w:t>ЛР4</w:t>
-            </w:r>
-          </w:p>
-        </w:tc>
-        <w:tc>
-          <w:tcPr>
-            <w:tcW w:w="2779" w:type="dxa"/>
-            <w:vAlign w:val="center"/>
-          </w:tcPr>
-          <w:p>
-            <w:pPr>
-              <w:pStyle w:val="Compact"/>
-              <w:spacing w:before="0" w:after="0" w:line="280" w:lineRule="exact"/>
-              <w:jc w:val="center"/>
-            </w:pPr>
-            <w:r>
-              <w:rPr>
-                <w:sz w:val="24"/>
-              </w:rPr>
-              <w:t>найдено</w:t>
-            </w:r>
-          </w:p>
-        </w:tc>
-        <w:tc>
-          <w:tcPr>
-            <w:tcW w:w="2038" w:type="dxa"/>
-            <w:vAlign w:val="center"/>
-          </w:tcPr>
-          <w:p>
-            <w:pPr>
-              <w:pStyle w:val="Compact"/>
-              <w:spacing w:before="0" w:after="0" w:line="280" w:lineRule="exact"/>
-              <w:jc w:val="center"/>
-            </w:pPr>
-            <w:r>
-              <w:rPr>
-                <w:sz w:val="24"/>
-              </w:rPr>
-              <w:t>согласовано</w:t>
-            </w:r>
-          </w:p>
-        </w:tc>
-      </w:tr>
-      <w:tr>
-        <w:trPr>
-          <w:cantSplit/>
-          <w:jc w:val="center"/>
-        </w:trPr>
-        <w:tc>
-          <w:tcPr>
-            <w:tcW w:w="3056" w:type="dxa"/>
-            <w:vAlign w:val="center"/>
-          </w:tcPr>
-          <w:p>
-            <w:pPr>
-              <w:pStyle w:val="Compact"/>
-              <w:spacing w:before="0" w:after="0" w:line="280" w:lineRule="exact"/>
-              <w:jc w:val="center"/>
-            </w:pPr>
-            <w:r>
-              <w:rPr>
-                <w:i/>
-                <w:sz w:val="24"/>
-              </w:rPr>
-              <w:t>SAM</w:t>
-            </w:r>
-            <w:r>
-              <w:rPr>
-                <w:sz w:val="24"/>
-              </w:rPr>
-              <w:t xml:space="preserve"> 35 млн </w:t>
-            </w:r>
-            <w:r>
-              <w:rPr>
-                <w:i/>
-                <w:sz w:val="24"/>
-              </w:rPr>
-              <w:t>EUR</w:t>
-            </w:r>
-          </w:p>
-        </w:tc>
-        <w:tc>
-          <w:tcPr>
-            <w:tcW w:w="1482" w:type="dxa"/>
-            <w:vAlign w:val="center"/>
-          </w:tcPr>
-          <w:p>
-            <w:pPr>
-              <w:pStyle w:val="Compact"/>
-              <w:spacing w:before="0" w:after="0" w:line="280" w:lineRule="exact"/>
-              <w:jc w:val="center"/>
-            </w:pPr>
-            <w:r>
-              <w:rPr>
-                <w:sz w:val="24"/>
-              </w:rPr>
-              <w:t>ЛР2-3</w:t>
-            </w:r>
-          </w:p>
-        </w:tc>
-        <w:tc>
-          <w:tcPr>
-            <w:tcW w:w="2779" w:type="dxa"/>
-            <w:vAlign w:val="center"/>
-          </w:tcPr>
-          <w:p>
-            <w:pPr>
-              <w:pStyle w:val="Compact"/>
-              <w:spacing w:before="0" w:after="0" w:line="280" w:lineRule="exact"/>
-              <w:jc w:val="center"/>
-            </w:pPr>
-            <w:r>
-              <w:rPr>
-                <w:sz w:val="24"/>
-              </w:rPr>
-              <w:t>найдено</w:t>
-            </w:r>
-          </w:p>
-        </w:tc>
-        <w:tc>
-          <w:tcPr>
-            <w:tcW w:w="2038" w:type="dxa"/>
-            <w:vAlign w:val="center"/>
-          </w:tcPr>
-          <w:p>
-            <w:pPr>
-              <w:pStyle w:val="Compact"/>
-              <w:spacing w:before="0" w:after="0" w:line="280" w:lineRule="exact"/>
-              <w:jc w:val="center"/>
-            </w:pPr>
-            <w:r>
-              <w:rPr>
-                <w:sz w:val="24"/>
-              </w:rPr>
-              <w:t>согласовано</w:t>
-            </w:r>
-          </w:p>
-        </w:tc>
-      </w:tr>
-      <w:tr>
-        <w:trPr>
-          <w:cantSplit/>
-          <w:jc w:val="center"/>
-        </w:trPr>
-        <w:tc>
-          <w:tcPr>
-            <w:tcW w:w="3056" w:type="dxa"/>
-            <w:vAlign w:val="center"/>
-          </w:tcPr>
-          <w:p>
-            <w:pPr>
-              <w:pStyle w:val="Compact"/>
-              <w:spacing w:before="0" w:after="0" w:line="280" w:lineRule="exact"/>
-              <w:jc w:val="center"/>
-            </w:pPr>
-            <w:r>
-              <w:rPr>
-                <w:i/>
-                <w:sz w:val="24"/>
-              </w:rPr>
-              <w:t>MVP</w:t>
-            </w:r>
-            <w:r>
-              <w:rPr>
-                <w:sz w:val="24"/>
-              </w:rPr>
-              <w:t xml:space="preserve"> 31.03.2027</w:t>
-            </w:r>
-          </w:p>
-        </w:tc>
-        <w:tc>
-          <w:tcPr>
-            <w:tcW w:w="1482" w:type="dxa"/>
-            <w:vAlign w:val="center"/>
-          </w:tcPr>
-          <w:p>
-            <w:pPr>
-              <w:pStyle w:val="Compact"/>
-              <w:spacing w:before="0" w:after="0" w:line="280" w:lineRule="exact"/>
-              <w:jc w:val="center"/>
-            </w:pPr>
-            <w:r>
-              <w:rPr>
-                <w:sz w:val="24"/>
-              </w:rPr>
-              <w:t>ЛР6</w:t>
-            </w:r>
-          </w:p>
-        </w:tc>
-        <w:tc>
-          <w:tcPr>
-            <w:tcW w:w="2779" w:type="dxa"/>
-            <w:vAlign w:val="center"/>
-          </w:tcPr>
-          <w:p>
-            <w:pPr>
-              <w:pStyle w:val="Compact"/>
-              <w:spacing w:before="0" w:after="0" w:line="280" w:lineRule="exact"/>
-              <w:jc w:val="center"/>
-            </w:pPr>
-            <w:r>
-              <w:rPr>
-                <w:sz w:val="24"/>
-              </w:rPr>
-              <w:t>найдено</w:t>
-            </w:r>
-          </w:p>
-        </w:tc>
-        <w:tc>
-          <w:tcPr>
-            <w:tcW w:w="2038" w:type="dxa"/>
-            <w:vAlign w:val="center"/>
-          </w:tcPr>
-          <w:p>
-            <w:pPr>
-              <w:pStyle w:val="Compact"/>
-              <w:spacing w:before="0" w:after="0" w:line="280" w:lineRule="exact"/>
-              <w:jc w:val="center"/>
-            </w:pPr>
-            <w:r>
-              <w:rPr>
-                <w:sz w:val="24"/>
-              </w:rPr>
-              <w:t>согласовано</w:t>
-            </w:r>
-          </w:p>
-        </w:tc>
-      </w:tr>
-    </w:tbl>
-    <w:p>
-      <w:pPr>
-        <w:pStyle w:val="FirstParagraph"/>
-        <w:spacing w:before="0" w:after="0" w:line="360" w:lineRule="exact"/>
-        <w:ind w:firstLine="709"/>
-        <w:jc w:val="both"/>
-      </w:pPr>
-      <w:r>
-        <w:rPr>
-          <w:sz w:val="28"/>
-        </w:rPr>
-        <w:t>Сверка выполнена автоматическим поиском значений в отчетах; расхождений между работами не выявлено. Дополнительно независимые пересчеты четырех работ дали 305 контрольных величин без расхождений выше допуска, а числа проекта (тарифы, цели, бюджет, вехи) со</w:t>
-      </w:r>
-      <w:r>
-        <w:rPr>
-          <w:sz w:val="28"/>
-        </w:rPr>
-        <w:t>впадают с ПЗ1 и ПЗ4.</w:t>
-      </w:r>
-    </w:p>
-    <w:p>
-      <w:pPr>
-        <w:pStyle w:val="1"/>
-        <w:pageBreakBefore/>
-        <w:spacing w:before="0" w:after="360" w:line="360" w:lineRule="exact"/>
         <w:jc w:val="center"/>
       </w:pPr>
       <w:bookmarkStart w:id="26" w:name="_выводы"/>
-      <w:bookmarkStart w:id="27" w:name="_Toc242016154"/>
+      <w:bookmarkStart w:id="27" w:name="_Toc242017951"/>
       <w:bookmarkEnd w:id="24"/>
       <w:r>
         <w:rPr>
@@ -13441,7 +13063,7 @@
         <w:jc w:val="center"/>
       </w:pPr>
       <w:bookmarkStart w:id="28" w:name="_274f6a444530ef90b0479dabf3d210f01e97699"/>
-      <w:bookmarkStart w:id="29" w:name="_Toc242016155"/>
+      <w:bookmarkStart w:id="29" w:name="_Toc242017952"/>
       <w:bookmarkEnd w:id="26"/>
       <w:r>
         <w:rPr>
@@ -13531,7 +13153,13 @@
         <w:rPr>
           <w:sz w:val="28"/>
         </w:rPr>
-        <w:t>: отчеты по практическим занятиям по дисциплине «Управление проектами» / Р. В. Земляник. – Минск : БГУИР, 2026.</w:t>
+        <w:t xml:space="preserve">: отчеты по </w:t>
+      </w:r>
+      <w:r>
+        <w:rPr>
+          <w:sz w:val="28"/>
+        </w:rPr>
+        <w:t>практическим занятиям по дисциплине «Управление проектами» / Р. В. Земляник. – Минск : БГУИР, 2026.</w:t>
       </w:r>
     </w:p>
     <w:p>
@@ -13549,13 +13177,7 @@
         <w:rPr>
           <w:sz w:val="28"/>
         </w:rPr>
-        <w:t xml:space="preserve">Земляник, Р. В. Отчет по лабораторной работе № 1 «Анализ поискового спроса и фиксация границ рынка» </w:t>
-      </w:r>
-      <w:r>
-        <w:rPr>
-          <w:sz w:val="28"/>
-        </w:rPr>
-        <w:t>/ Р. В. Земляник. – Минск : БГУИР, 2026.</w:t>
+        <w:t>Земляник, Р. В. Отчет по лабораторной работе № 1 «Анализ поискового спроса и фиксация границ рынка» / Р. В. Земляник. – Минск : БГУИР, 2026.</w:t>
       </w:r>
     </w:p>
     <w:p>
@@ -13573,7 +13195,13 @@
         <w:rPr>
           <w:sz w:val="28"/>
         </w:rPr>
-        <w:t>Земляник, Р. В. Отчеты по лабораторным работам № 2–3, № 4, № 5, № 6 по дисциплине «Электронный бизнес» / Р. В. Земляник. – Минск : БГУИР, 2026.</w:t>
+        <w:t>Земляник, Р. В.</w:t>
+      </w:r>
+      <w:r>
+        <w:rPr>
+          <w:sz w:val="28"/>
+        </w:rPr>
+        <w:t xml:space="preserve"> Отчеты по лабораторным работам № 2–3, № 4, № 5, № 6 по дисциплине «Электронный бизнес» / Р. В. Земляник. – Минск : БГУИР, 2026.</w:t>
       </w:r>
     </w:p>
     <w:p>
@@ -13584,7 +13212,7 @@
         <w:ind w:firstLine="709"/>
       </w:pPr>
       <w:bookmarkStart w:id="30" w:name="_d0b2864b05c1a6817d4667f0f3e4b4928a2cf70"/>
-      <w:bookmarkStart w:id="31" w:name="_Toc242016156"/>
+      <w:bookmarkStart w:id="31" w:name="_Toc242017953"/>
       <w:bookmarkEnd w:id="28"/>
       <w:r>
         <w:rPr>
@@ -13607,7 +13235,7 @@
         <w:rPr>
           <w:sz w:val="28"/>
         </w:rPr>
-        <w:t>В таблице 16 представлено: паспорт итогового отчета.</w:t>
+        <w:t>В таблице 15 представлено: паспорт итогового отчета.</w:t>
       </w:r>
     </w:p>
     <w:p>
@@ -13620,7 +13248,13 @@
         <w:rPr>
           <w:sz w:val="28"/>
         </w:rPr>
-        <w:t>Таблица 16 – Паспорт итогового отчета</w:t>
+        <w:t xml:space="preserve">Таблица 15 – Паспорт </w:t>
+      </w:r>
+      <w:r>
+        <w:rPr>
+          <w:sz w:val="28"/>
+        </w:rPr>
+        <w:t>итогового отчета</w:t>
       </w:r>
     </w:p>
     <w:tbl>
@@ -14010,13 +13644,7 @@
               <w:rPr>
                 <w:sz w:val="24"/>
               </w:rPr>
-              <w:t xml:space="preserve">находит скрытые ошибки до отправки файла и доказывает каждую </w:t>
-            </w:r>
-            <w:r>
-              <w:rPr>
-                <w:sz w:val="24"/>
-              </w:rPr>
-              <w:t>находку вычислением</w:t>
+              <w:t>находит скрытые ошибки до отправки файла и доказывает каждую находку вычислением</w:t>
             </w:r>
           </w:p>
         </w:tc>
@@ -14067,7 +13695,14 @@
                 <w:i/>
                 <w:sz w:val="24"/>
               </w:rPr>
-              <w:t>Excel</w:t>
+              <w:t>E</w:t>
+            </w:r>
+            <w:r>
+              <w:rPr>
+                <w:i/>
+                <w:sz w:val="24"/>
+              </w:rPr>
+              <w:t>xcel</w:t>
             </w:r>
           </w:p>
         </w:tc>
@@ -14344,7 +13979,7 @@
         <w:ind w:firstLine="709"/>
       </w:pPr>
       <w:bookmarkStart w:id="32" w:name="_57b6da660863974cb7f545bcaedf54a886793e9"/>
-      <w:bookmarkStart w:id="33" w:name="_Toc242016157"/>
+      <w:bookmarkStart w:id="33" w:name="_Toc242017954"/>
       <w:bookmarkEnd w:id="30"/>
       <w:r>
         <w:rPr>
@@ -14352,14 +13987,14 @@
           <w:sz w:val="28"/>
         </w:rPr>
         <w:lastRenderedPageBreak/>
-        <w:t xml:space="preserve">ПРИЛОЖЕНИЕ 2 (ОБЯЗАТЕЛЬНОЕ) КАРТА </w:t>
+        <w:t>ПРИЛОЖЕНИЕ 2 (ОБЯЗАТЕЛЬНОЕ) КАРТА ДОКАЗАТЕЛЬСТВ ПО</w:t>
       </w:r>
       <w:r>
         <w:rPr>
           <w:b/>
           <w:sz w:val="28"/>
         </w:rPr>
-        <w:t>ДОКАЗАТЕЛЬСТВ ПО РАЗДЕЛАМ</w:t>
+        <w:t xml:space="preserve"> РАЗДЕЛАМ</w:t>
       </w:r>
       <w:bookmarkEnd w:id="33"/>
     </w:p>
@@ -14374,7 +14009,7 @@
         <w:rPr>
           <w:sz w:val="28"/>
         </w:rPr>
-        <w:t>В таблице 17 представлено: карта доказательств.</w:t>
+        <w:t>В таблице 16 представлено: карта доказательств.</w:t>
       </w:r>
     </w:p>
     <w:p>
@@ -14387,7 +14022,7 @@
         <w:rPr>
           <w:sz w:val="28"/>
         </w:rPr>
-        <w:t>Таблица 17 – Карта доказательств</w:t>
+        <w:t>Таблица 16 – Карта доказательств</w:t>
       </w:r>
     </w:p>
     <w:tbl>
@@ -14581,7 +14216,7 @@
               <w:rPr>
                 <w:sz w:val="24"/>
               </w:rPr>
-              <w:t>6</w:t>
+              <w:t>7</w:t>
             </w:r>
           </w:p>
         </w:tc>
@@ -14701,7 +14336,7 @@
               <w:rPr>
                 <w:sz w:val="24"/>
               </w:rPr>
-              <w:t>2</w:t>
+              <w:t>3</w:t>
             </w:r>
           </w:p>
         </w:tc>
@@ -14834,7 +14469,7 @@
               <w:rPr>
                 <w:sz w:val="24"/>
               </w:rPr>
-              <w:t>3</w:t>
+              <w:t>4</w:t>
             </w:r>
           </w:p>
         </w:tc>
@@ -14968,7 +14603,7 @@
               <w:rPr>
                 <w:sz w:val="24"/>
               </w:rPr>
-              <w:t>4</w:t>
+              <w:t>5</w:t>
             </w:r>
           </w:p>
         </w:tc>
@@ -15088,7 +14723,7 @@
               <w:rPr>
                 <w:sz w:val="24"/>
               </w:rPr>
-              <w:t>5</w:t>
+              <w:t>6</w:t>
             </w:r>
           </w:p>
         </w:tc>
@@ -15215,7 +14850,7 @@
               <w:rPr>
                 <w:sz w:val="24"/>
               </w:rPr>
-              <w:t>7</w:t>
+              <w:t>8</w:t>
             </w:r>
           </w:p>
         </w:tc>
@@ -15342,7 +14977,7 @@
               <w:rPr>
                 <w:sz w:val="24"/>
               </w:rPr>
-              <w:t>11</w:t>
+              <w:t>12</w:t>
             </w:r>
           </w:p>
         </w:tc>
@@ -15446,7 +15081,7 @@
         <w:ind w:firstLine="709"/>
       </w:pPr>
       <w:bookmarkStart w:id="34" w:name="_bab2a73b062d54d30a46b35a66541c275d60dcb"/>
-      <w:bookmarkStart w:id="35" w:name="_Toc242016158"/>
+      <w:bookmarkStart w:id="35" w:name="_Toc242017955"/>
       <w:bookmarkEnd w:id="32"/>
       <w:r>
         <w:rPr>
@@ -15469,7 +15104,7 @@
         <w:rPr>
           <w:sz w:val="28"/>
         </w:rPr>
-        <w:t>В таблице 18 представлено: контрольный лист пол</w:t>
+        <w:t>В таблице 17 представлено: контрольный лист пол</w:t>
       </w:r>
       <w:r>
         <w:rPr>
@@ -15488,7 +15123,7 @@
         <w:rPr>
           <w:sz w:val="28"/>
         </w:rPr>
-        <w:t>Таблица 18 – Контрольный лист полноты</w:t>
+        <w:t>Таблица 17 – Контрольный лист полноты</w:t>
       </w:r>
     </w:p>
     <w:tbl>
@@ -15915,7 +15550,13 @@
               <w:rPr>
                 <w:sz w:val="24"/>
               </w:rPr>
-              <w:t>Рыночный стандарт и пробел сформулированы явно</w:t>
+              <w:t>Рыночный стандарт и пробел с</w:t>
+            </w:r>
+            <w:r>
+              <w:rPr>
+                <w:sz w:val="24"/>
+              </w:rPr>
+              <w:t>формулированы явно</w:t>
             </w:r>
           </w:p>
         </w:tc>
@@ -16606,7 +16247,7 @@
         <w:ind w:firstLine="709"/>
       </w:pPr>
       <w:bookmarkStart w:id="36" w:name="_301fb4639e999825c095dd7055019e7c013a803"/>
-      <w:bookmarkStart w:id="37" w:name="_Toc242016159"/>
+      <w:bookmarkStart w:id="37" w:name="_Toc242017956"/>
       <w:bookmarkEnd w:id="34"/>
       <w:r>
         <w:rPr>
@@ -16636,7 +16277,7 @@
         <w:rPr>
           <w:sz w:val="28"/>
         </w:rPr>
-        <w:t>В таблице 19 представлено: минимальное ТЗ первого релиза.</w:t>
+        <w:t>В таблице 18 представлено: минимальное ТЗ первого релиза.</w:t>
       </w:r>
     </w:p>
     <w:p>
@@ -16649,7 +16290,7 @@
         <w:rPr>
           <w:sz w:val="28"/>
         </w:rPr>
-        <w:t>Таблица 19 – Минимальное ТЗ первого релиза</w:t>
+        <w:t>Таблица 18 – Минимальное ТЗ первого релиза</w:t>
       </w:r>
     </w:p>
     <w:tbl>
@@ -17263,7 +16904,7 @@
               <w:rPr>
                 <w:sz w:val="24"/>
               </w:rPr>
-              <w:t>раздел 12</w:t>
+              <w:t>раздел 13</w:t>
             </w:r>
           </w:p>
         </w:tc>
@@ -17291,7 +16932,7 @@
         <w:ind w:firstLine="709"/>
       </w:pPr>
       <w:bookmarkStart w:id="38" w:name="_0b3889fe5487e8057dd761c90a2747437e007c1"/>
-      <w:bookmarkStart w:id="39" w:name="_Toc242016160"/>
+      <w:bookmarkStart w:id="39" w:name="_Toc242017957"/>
       <w:bookmarkEnd w:id="36"/>
       <w:r>
         <w:rPr>
@@ -17327,7 +16968,13 @@
         <w:rPr>
           <w:sz w:val="28"/>
         </w:rPr>
-        <w:t xml:space="preserve"> в границах онлайн-проверки </w:t>
+        <w:t xml:space="preserve"> в границах онла</w:t>
+      </w:r>
+      <w:r>
+        <w:rPr>
+          <w:sz w:val="28"/>
+        </w:rPr>
+        <w:t xml:space="preserve">йн-проверки </w:t>
       </w:r>
       <w:r>
         <w:rPr>
@@ -17366,13 +17013,13 @@
         <w:rPr>
           <w:sz w:val="28"/>
         </w:rPr>
-        <w:t xml:space="preserve"> в год); опорная проблема подтверждена источниками; цен</w:t>
-      </w:r>
-      <w:r>
-        <w:rPr>
-          <w:sz w:val="28"/>
-        </w:rPr>
-        <w:t xml:space="preserve">ностное предложение - независимое доказательство находок; единица монетизации - файл, </w:t>
+        <w:t xml:space="preserve"> в год); опорная проблема подтверждена источниками; ценностное предложе</w:t>
+      </w:r>
+      <w:r>
+        <w:rPr>
+          <w:sz w:val="28"/>
+        </w:rPr>
+        <w:t xml:space="preserve">ние - независимое доказательство находок; единица монетизации - файл, </w:t>
       </w:r>
       <w:r>
         <w:rPr>
@@ -17411,13 +17058,13 @@
         <w:rPr>
           <w:sz w:val="28"/>
         </w:rPr>
-        <w:t xml:space="preserve"> не ниже 90 % и конверсии регистрация - п</w:t>
-      </w:r>
-      <w:r>
-        <w:rPr>
-          <w:sz w:val="28"/>
-        </w:rPr>
-        <w:t>латящий не ниже 5 %. Запуск целесообразен в полном объеме плана ПЗ1.</w:t>
+        <w:t xml:space="preserve"> не ниже 90 % и конверсии регистрация - платящий не ниже </w:t>
+      </w:r>
+      <w:r>
+        <w:rPr>
+          <w:sz w:val="28"/>
+        </w:rPr>
+        <w:t>5 %. Запуск целесообразен в полном объеме плана ПЗ1.</w:t>
       </w:r>
     </w:p>
     <w:p>
@@ -17428,7 +17075,7 @@
         <w:ind w:firstLine="709"/>
       </w:pPr>
       <w:bookmarkStart w:id="40" w:name="_197b1a6e2d69941acbc82ad0996c5c640608b53"/>
-      <w:bookmarkStart w:id="41" w:name="_Toc242016161"/>
+      <w:bookmarkStart w:id="41" w:name="_Toc242017958"/>
       <w:bookmarkEnd w:id="38"/>
       <w:r>
         <w:rPr>
@@ -17451,13 +17098,13 @@
         <w:rPr>
           <w:sz w:val="28"/>
         </w:rPr>
-        <w:t>Журнал фиксирует 13 решений, принятых при выполнении лабораторных работ: границы рынка, территория, источники, способ закрытия недостаю</w:t>
-      </w:r>
-      <w:r>
-        <w:rPr>
-          <w:sz w:val="28"/>
-        </w:rPr>
-        <w:t>щих данных и итоговое решение о старте. Каждое решение имеет номер, дату и основание, на которое ссылаются отчеты ЛР1-ЛР6.</w:t>
+        <w:t>Журнал фиксирует 13 решений, принятых при выполнении лабораторных работ: границы рынка, территория, источники, способ закрытия недостающих данных и ито</w:t>
+      </w:r>
+      <w:r>
+        <w:rPr>
+          <w:sz w:val="28"/>
+        </w:rPr>
+        <w:t>говое решение о старте. Каждое решение имеет номер, дату и основание, на которое ссылаются отчеты ЛР1-ЛР6.</w:t>
       </w:r>
     </w:p>
     <w:p>
@@ -17471,7 +17118,7 @@
         <w:rPr>
           <w:sz w:val="28"/>
         </w:rPr>
-        <w:t>В таблице 20 представлено: журнал принятых решений проекта.</w:t>
+        <w:t>В таблице 19 представлено: журнал принятых решений проекта.</w:t>
       </w:r>
     </w:p>
     <w:p>
@@ -17484,7 +17131,7 @@
         <w:rPr>
           <w:sz w:val="28"/>
         </w:rPr>
-        <w:t>Таблица 20 – Журнал принятых решений проекта</w:t>
+        <w:t>Таблица 19 – Журнал принятых решений проекта</w:t>
       </w:r>
     </w:p>
     <w:tbl>
@@ -18087,7 +17734,13 @@
               <w:rPr>
                 <w:sz w:val="24"/>
               </w:rPr>
-              <w:t>Опрос ЛР1/ЛР4/ЛР5: данные генерируются по решению автора проекта и во всех отчетах явно называются модельными (сгенерированными), а не результатом опроса респондентов</w:t>
+              <w:t>Опрос ЛР1/ЛР4/ЛР5: данные генерируются по решен</w:t>
+            </w:r>
+            <w:r>
+              <w:rPr>
+                <w:sz w:val="24"/>
+              </w:rPr>
+              <w:t>ию автора проекта и во всех отчетах явно называются модельными (сгенерированными), а не результатом опроса респондентов</w:t>
             </w:r>
           </w:p>
         </w:tc>
@@ -18381,13 +18034,7 @@
               <w:rPr>
                 <w:sz w:val="24"/>
               </w:rPr>
-              <w:t xml:space="preserve"> 241 недоступен в открыто</w:t>
-            </w:r>
-            <w:r>
-              <w:rPr>
-                <w:sz w:val="24"/>
-              </w:rPr>
-              <w:t>м виде</w:t>
+              <w:t xml:space="preserve"> 241 недоступен в открытом виде</w:t>
             </w:r>
           </w:p>
         </w:tc>
@@ -18572,13 +18219,7 @@
               <w:rPr>
                 <w:sz w:val="24"/>
               </w:rPr>
-              <w:t xml:space="preserve">, что в ЛР2-3 (12 </w:t>
-            </w:r>
-            <w:r>
-              <w:rPr>
-                <w:sz w:val="24"/>
-              </w:rPr>
-              <w:t>доменов); дополнительные кандидаты вынесены в таблицу игроков без полного снимка</w:t>
+              <w:t>, что в ЛР2-3 (12 доменов); дополнительные кандидаты вынесены в таблицу игроков без полного снимка</w:t>
             </w:r>
           </w:p>
         </w:tc>
@@ -18686,7 +18327,13 @@
               <w:rPr>
                 <w:sz w:val="24"/>
               </w:rPr>
-              <w:t xml:space="preserve"> разнонаправленных диапазонов - на </w:t>
+              <w:t xml:space="preserve"> разнонаправ</w:t>
+            </w:r>
+            <w:r>
+              <w:rPr>
+                <w:sz w:val="24"/>
+              </w:rPr>
+              <w:t xml:space="preserve">ленных диапазонов - на </w:t>
             </w:r>
             <w:r>
               <w:rPr>
@@ -18699,13 +18346,7 @@
               <w:rPr>
                 <w:sz w:val="24"/>
               </w:rPr>
-              <w:t>; исправления фиксируются в прило</w:t>
-            </w:r>
-            <w:r>
-              <w:rPr>
-                <w:sz w:val="24"/>
-              </w:rPr>
-              <w:t>жении В</w:t>
+              <w:t>; исправления фиксируются в приложении В</w:t>
             </w:r>
           </w:p>
         </w:tc>
@@ -18813,7 +18454,13 @@
               <w:rPr>
                 <w:sz w:val="24"/>
               </w:rPr>
-              <w:t>указание автора; риски цели 50 платящих остаются и снижаются каналами</w:t>
+              <w:t>указание автора; риски цели 50 платящих остаются</w:t>
+            </w:r>
+            <w:r>
+              <w:rPr>
+                <w:sz w:val="24"/>
+              </w:rPr>
+              <w:t xml:space="preserve"> и снижаются каналами</w:t>
             </w:r>
           </w:p>
         </w:tc>
@@ -19050,13 +18697,7 @@
               <w:rPr>
                 <w:sz w:val="24"/>
               </w:rPr>
-              <w:t xml:space="preserve"> 27001 не входят в объем и бюджет проекта (ПЗ1, раздел 2.2 и бюджет); решение о сер</w:t>
-            </w:r>
-            <w:r>
-              <w:rPr>
-                <w:sz w:val="24"/>
-              </w:rPr>
-              <w:t xml:space="preserve">тификации принимается после 30.09.2027, затраты оценены справочно (ЛР6 приложение Г); </w:t>
+              <w:t xml:space="preserve"> 27001 не входят в объем и бюджет проекта (ПЗ1, раздел 2.2 и бюджет); решение о сертификации принимается после 30.09.2027, затраты оценены справочно (ЛР6 приложение Г); </w:t>
             </w:r>
             <w:r>
               <w:rPr>
@@ -19157,13 +18798,13 @@
         <w:rPr>
           <w:sz w:val="28"/>
         </w:rPr>
-        <w:t>Журнал показывает, что ключевые развилки закрыты явн</w:t>
-      </w:r>
-      <w:r>
-        <w:rPr>
-          <w:sz w:val="28"/>
-        </w:rPr>
-        <w:t>о: территория, граница рынка, обращение с недоступными данными (моделирование с пометкой «модельные»), набор методик, формулировка решения о старте. Любое решение можно пересмотреть, не нарушая остальных, потому что в отчетах оно указано по номеру.</w:t>
+        <w:t>Журнал показывает, что ключевые развилки закрыты явно: территория, граница рынка, обращение с недоступными данными (моделирование с пометкой «модельные»), набор методик, формулировка решения о старте. Любое решение можно п</w:t>
+      </w:r>
+      <w:r>
+        <w:rPr>
+          <w:sz w:val="28"/>
+        </w:rPr>
+        <w:t>ересмотреть, не нарушая остальных, потому что в отчетах оно указано по номеру.</w:t>
       </w:r>
     </w:p>
     <w:p>
@@ -19174,7 +18815,7 @@
         <w:ind w:firstLine="709"/>
       </w:pPr>
       <w:bookmarkStart w:id="42" w:name="_c90111934883e04bb05bda6912628b847003e8a"/>
-      <w:bookmarkStart w:id="43" w:name="_Toc242016162"/>
+      <w:bookmarkStart w:id="43" w:name="_Toc242017959"/>
       <w:bookmarkEnd w:id="40"/>
       <w:r>
         <w:rPr>
@@ -19182,14 +18823,7 @@
           <w:sz w:val="28"/>
         </w:rPr>
         <w:lastRenderedPageBreak/>
-        <w:t>ПРИЛОЖЕ</w:t>
-      </w:r>
-      <w:r>
-        <w:rPr>
-          <w:b/>
-          <w:sz w:val="28"/>
-        </w:rPr>
-        <w:t>НИЕ 7 (ОБЯЗАТЕЛЬНОЕ) СВОДНЫЙ ЖУРНАЛ ДОПУЩЕНИЙ</w:t>
+        <w:t>ПРИЛОЖЕНИЕ 7 (ОБЯЗАТЕЛЬНОЕ) СВОДНЫЙ ЖУРНАЛ ДОПУЩЕНИЙ</w:t>
       </w:r>
       <w:bookmarkEnd w:id="43"/>
     </w:p>
@@ -19204,13 +18838,13 @@
         <w:rPr>
           <w:sz w:val="28"/>
         </w:rPr>
-        <w:t>Допущение - значение, которого нет в открытых данных и которое принято экспертно или смоделировано. Сводный журнал содержит 32 допущений всех работ; для каждого указаны параметр, значение, обоснование и влияние</w:t>
-      </w:r>
-      <w:r>
-        <w:rPr>
-          <w:sz w:val="28"/>
-        </w:rPr>
-        <w:t xml:space="preserve"> на результат.</w:t>
+        <w:t xml:space="preserve">Допущение - значение, которого нет в открытых данных и которое принято экспертно или смоделировано. Сводный журнал содержит </w:t>
+      </w:r>
+      <w:r>
+        <w:rPr>
+          <w:sz w:val="28"/>
+        </w:rPr>
+        <w:t>32 допущений всех работ; для каждого указаны параметр, значение, обоснование и влияние на результат.</w:t>
       </w:r>
     </w:p>
     <w:p>
@@ -19224,7 +18858,7 @@
         <w:rPr>
           <w:sz w:val="28"/>
         </w:rPr>
-        <w:t>В таблице 21 представлено: сводный журнал допущений проекта.</w:t>
+        <w:t>В таблице 20 представлено: сводный журнал допущений проекта.</w:t>
       </w:r>
     </w:p>
     <w:p>
@@ -19237,7 +18871,7 @@
         <w:rPr>
           <w:sz w:val="28"/>
         </w:rPr>
-        <w:t>Таблица 21 – Сводный журнал допущений проекта</w:t>
+        <w:t>Таблица 20 – Сводный журнал допущений проекта</w:t>
       </w:r>
     </w:p>
     <w:tbl>
@@ -20034,13 +19668,7 @@
               <w:rPr>
                 <w:sz w:val="24"/>
               </w:rPr>
-              <w:t>порог 5 % изменения 12-месячной средней за 6 и 12 месяцев; пи</w:t>
-            </w:r>
-            <w:r>
-              <w:rPr>
-                <w:sz w:val="24"/>
-              </w:rPr>
-              <w:t>к - не менее 95 % максимума</w:t>
+              <w:t>порог 5 % изменения 12-месячной средней за 6 и 12 месяцев; пик - не менее 95 % максимума</w:t>
             </w:r>
           </w:p>
         </w:tc>
@@ -20059,7 +19687,13 @@
               <w:rPr>
                 <w:sz w:val="24"/>
               </w:rPr>
-              <w:t>методика описывает фазы качественно</w:t>
+              <w:t>методика описыва</w:t>
+            </w:r>
+            <w:r>
+              <w:rPr>
+                <w:sz w:val="24"/>
+              </w:rPr>
+              <w:t>ет фазы качественно</w:t>
             </w:r>
           </w:p>
         </w:tc>
@@ -20527,7 +20161,13 @@
               <w:rPr>
                 <w:sz w:val="24"/>
               </w:rPr>
-              <w:t>разовый/Pro/Team 60/37/3, 45/45/10, 35/50/15 %; платежей 1,2/6/6; 1,5/8/9; 2/10/11</w:t>
+              <w:t xml:space="preserve">разовый/Pro/Team 60/37/3, </w:t>
+            </w:r>
+            <w:r>
+              <w:rPr>
+                <w:sz w:val="24"/>
+              </w:rPr>
+              <w:t>45/45/10, 35/50/15 %; платежей 1,2/6/6; 1,5/8/9; 2/10/11</w:t>
             </w:r>
           </w:p>
         </w:tc>
@@ -20636,13 +20276,7 @@
               <w:rPr>
                 <w:sz w:val="24"/>
               </w:rPr>
-              <w:t>Коэффициенты</w:t>
-            </w:r>
-            <w:r>
-              <w:rPr>
-                <w:sz w:val="24"/>
-              </w:rPr>
-              <w:t xml:space="preserve"> сегментов, масштаб занятости 0,45 и 1,30</w:t>
+              <w:t>Коэффициенты сегментов, масштаб занятости 0,45 и 1,30</w:t>
             </w:r>
           </w:p>
         </w:tc>
@@ -21839,7 +21473,13 @@
               <w:rPr>
                 <w:sz w:val="24"/>
               </w:rPr>
-              <w:t>шаблон дает суммы, методика - шкалу 1-5</w:t>
+              <w:t xml:space="preserve">шаблон дает суммы, методика - шкалу </w:t>
+            </w:r>
+            <w:r>
+              <w:rPr>
+                <w:sz w:val="24"/>
+              </w:rPr>
+              <w:t>1-5</w:t>
             </w:r>
           </w:p>
         </w:tc>
@@ -22372,13 +22012,7 @@
               <w:rPr>
                 <w:sz w:val="24"/>
               </w:rPr>
-              <w:t>уровни конку</w:t>
-            </w:r>
-            <w:r>
-              <w:rPr>
-                <w:sz w:val="24"/>
-              </w:rPr>
-              <w:t>ренции и рейтинги</w:t>
+              <w:t>уровни конкуренции и рейтинги</w:t>
             </w:r>
           </w:p>
         </w:tc>
@@ -22921,7 +22555,13 @@
               <w:rPr>
                 <w:sz w:val="24"/>
               </w:rPr>
-              <w:t>Единиц монетизации в месяц</w:t>
+              <w:t>Единиц монетизации в</w:t>
+            </w:r>
+            <w:r>
+              <w:rPr>
+                <w:sz w:val="24"/>
+              </w:rPr>
+              <w:t xml:space="preserve"> месяц</w:t>
             </w:r>
           </w:p>
         </w:tc>
@@ -23423,7 +23063,13 @@
               <w:rPr>
                 <w:sz w:val="24"/>
               </w:rPr>
-              <w:t>только справочные приложения Г, основные расчеты не менялись</w:t>
+              <w:t>только</w:t>
+            </w:r>
+            <w:r>
+              <w:rPr>
+                <w:sz w:val="24"/>
+              </w:rPr>
+              <w:t xml:space="preserve"> справочные приложения Г, основные расчеты не менялись</w:t>
             </w:r>
           </w:p>
         </w:tc>
@@ -23499,13 +23145,7 @@
               <w:rPr>
                 <w:sz w:val="24"/>
               </w:rPr>
-              <w:t xml:space="preserve"> (воронка 01.04-30.09.2027</w:t>
-            </w:r>
-            <w:r>
-              <w:rPr>
-                <w:sz w:val="24"/>
-              </w:rPr>
-              <w:t>)</w:t>
+              <w:t xml:space="preserve"> (воронка 01.04-30.09.2027)</w:t>
             </w:r>
           </w:p>
         </w:tc>
@@ -23818,7 +23458,13 @@
         <w:rPr>
           <w:sz w:val="28"/>
         </w:rPr>
-        <w:t xml:space="preserve">Допущения сгруппированы по работам и ссылаются на номера в отчетах. Чувствительность результатов к наиболее влиятельным допущениям показана в ЛР2-3 (диаграмма «торнадо») и ЛР6 (метод Монте-Карло), а модельные значения опроса, замеров </w:t>
+        <w:t>Доп</w:t>
+      </w:r>
+      <w:r>
+        <w:rPr>
+          <w:sz w:val="28"/>
+        </w:rPr>
+        <w:t xml:space="preserve">ущения сгруппированы по работам и ссылаются на номера в отчетах. Чувствительность результатов к наиболее влиятельным допущениям показана в ЛР2-3 (диаграмма «торнадо») и ЛР6 (метод Монте-Карло), а модельные значения опроса, замеров </w:t>
       </w:r>
       <w:r>
         <w:rPr>
@@ -23831,13 +23477,13 @@
         <w:rPr>
           <w:sz w:val="28"/>
         </w:rPr>
-        <w:t xml:space="preserve"> и поисково-рекламн</w:t>
-      </w:r>
-      <w:r>
-        <w:rPr>
-          <w:sz w:val="28"/>
-        </w:rPr>
-        <w:t>ых показателей названы в тексте и отмечены как модельные.</w:t>
+        <w:t xml:space="preserve"> и поисково-рекламных </w:t>
+      </w:r>
+      <w:r>
+        <w:rPr>
+          <w:sz w:val="28"/>
+        </w:rPr>
+        <w:t>показателей названы в тексте и отмечены как модельные.</w:t>
       </w:r>
     </w:p>
     <w:p>
@@ -23848,7 +23494,7 @@
         <w:ind w:firstLine="709"/>
       </w:pPr>
       <w:bookmarkStart w:id="44" w:name="_bca307c9ddc33cca95799588788fa76d76b2631"/>
-      <w:bookmarkStart w:id="45" w:name="_Toc242016163"/>
+      <w:bookmarkStart w:id="45" w:name="_Toc242017960"/>
       <w:bookmarkEnd w:id="42"/>
       <w:r>
         <w:rPr>
@@ -23885,7 +23531,7 @@
         <w:rPr>
           <w:sz w:val="28"/>
         </w:rPr>
-        <w:t>В таблице 22 представлено: перечень материалов проекта по лабораторным работам.</w:t>
+        <w:t>В таблице 21 представлено: перечень материалов проекта по лабораторным работам.</w:t>
       </w:r>
     </w:p>
     <w:p>
@@ -23898,7 +23544,7 @@
         <w:rPr>
           <w:sz w:val="28"/>
         </w:rPr>
-        <w:t>Таблица 22 – Перечень материалов проекта по лабораторным работам</w:t>
+        <w:t>Таблица 21 – Перечень материалов проекта по лабораторным работам</w:t>
       </w:r>
     </w:p>
     <w:tbl>
@@ -24980,7 +24626,7 @@
           <w:sz w:val="28"/>
         </w:rPr>
         <w:lastRenderedPageBreak/>
-        <w:t>Все числа итогового отчета берутся из результатов расчетов предыдущих работ, а не вводятся вручную; проверка согласованности этих чисел выполнена в разделе 13.</w:t>
+        <w:t>Все числа итогового отчета берутся из результатов расчетов предыдущих работ, а не вводятся вручную; проверка согласованности этих чисел выполнена в приложении 10.</w:t>
       </w:r>
     </w:p>
     <w:p>
@@ -24991,7 +24637,7 @@
         <w:ind w:firstLine="709"/>
       </w:pPr>
       <w:bookmarkStart w:id="46" w:name="_fd317a62134e138eb2701d438d54cf5c4918713"/>
-      <w:bookmarkStart w:id="47" w:name="_Toc242016164"/>
+      <w:bookmarkStart w:id="47" w:name="_Toc242017961"/>
       <w:bookmarkEnd w:id="44"/>
       <w:r>
         <w:rPr>
@@ -24999,14 +24645,14 @@
           <w:sz w:val="28"/>
         </w:rPr>
         <w:lastRenderedPageBreak/>
-        <w:t>ПРИЛОЖЕНИЕ 9 (ОБЯЗАТЕЛ</w:t>
+        <w:t>ПРИЛОЖЕНИЕ 9 (ОБЯЗА</w:t>
       </w:r>
       <w:r>
         <w:rPr>
           <w:b/>
           <w:sz w:val="28"/>
         </w:rPr>
-        <w:t>ЬНОЕ) СВОДКА КЛЮЧЕВЫХ ПОКАЗАТЕЛЕЙ ПО СЦЕНАРИЯМ</w:t>
+        <w:t>ТЕЛЬНОЕ) СВОДКА КЛЮЧЕВЫХ ПОКАЗАТЕЛЕЙ ПО СЦЕНАРИЯМ</w:t>
       </w:r>
       <w:bookmarkEnd w:id="47"/>
     </w:p>
@@ -25021,13 +24667,13 @@
         <w:rPr>
           <w:sz w:val="28"/>
         </w:rPr>
-        <w:t>Сводка собирает основные числа итогового отчета по трем сценариям (осторожный, базовый, оптимистичный) в одном месте. Значения не вводятся вручную, а читаются из результатов расчетов ЛР2-3, поэтому изменение д</w:t>
-      </w:r>
-      <w:r>
-        <w:rPr>
-          <w:sz w:val="28"/>
-        </w:rPr>
-        <w:t>опущений автоматически меняет сводку.</w:t>
+        <w:t>Сводка собирает основные числа итогового отчета по трем сценариям (осторожный, базовый, оптимистичный) в одном месте. Значения не вводятся вручную, а читаются из результатов расчетов ЛР2-3, поэтому изменени</w:t>
+      </w:r>
+      <w:r>
+        <w:rPr>
+          <w:sz w:val="28"/>
+        </w:rPr>
+        <w:t>е допущений автоматически меняет сводку.</w:t>
       </w:r>
     </w:p>
     <w:p>
@@ -25041,7 +24687,7 @@
         <w:rPr>
           <w:sz w:val="28"/>
         </w:rPr>
-        <w:t>В таблице 23 представлено: сводка показателей рынка и воронки по сценариям.</w:t>
+        <w:t>В таблице 22 представлено: сводка показателей рынка и воронки по сценариям.</w:t>
       </w:r>
     </w:p>
     <w:p>
@@ -25054,7 +24700,7 @@
         <w:rPr>
           <w:sz w:val="28"/>
         </w:rPr>
-        <w:t>Таблица 23 – Сводка показателей рынка и воронки по сценариям</w:t>
+        <w:t>Таблица 22 – Сводка показателей рынка и воронки по сценариям</w:t>
       </w:r>
     </w:p>
     <w:tbl>
@@ -25782,7 +25428,7 @@
         <w:rPr>
           <w:sz w:val="28"/>
         </w:rPr>
-        <w:t>В таблице 24 представлено: ключевые показатели итогового отчета и их источники.</w:t>
+        <w:t>В таблице 23 представлено: ключевые показатели итогового отчета и их источники.</w:t>
       </w:r>
     </w:p>
     <w:p>
@@ -25795,7 +25441,7 @@
         <w:rPr>
           <w:sz w:val="28"/>
         </w:rPr>
-        <w:t>Таблица 24 – Ключевые показатели итогового отчета и их источники</w:t>
+        <w:t>Таблица 23 – Ключевые показатели итогового отчета и их источники</w:t>
       </w:r>
     </w:p>
     <w:tbl>
@@ -26426,10 +26072,899 @@
           <w:sz w:val="28"/>
         </w:rPr>
         <w:lastRenderedPageBreak/>
-        <w:t>Сводка показывает, откуда в итоговый отчет попало каждое ключевое число; все значения проверены сквозной проверкой согласованности (раздел 13) и совпадают с результатами соответствующих работ.</w:t>
+        <w:t>Сводка показывает, откуда в итоговый отчет попало каждое ключевое число; все значения проверены сквозной проверкой согласованности (приложение 10) и совпадают с результатами соответствующих работ.</w:t>
       </w:r>
     </w:p>
-    <w:bookmarkEnd w:id="46"/>
+    <w:p>
+      <w:pPr>
+        <w:pStyle w:val="1"/>
+        <w:pageBreakBefore/>
+        <w:spacing w:before="0" w:after="360" w:line="360" w:lineRule="exact"/>
+        <w:ind w:firstLine="709"/>
+      </w:pPr>
+      <w:bookmarkStart w:id="48" w:name="_a3b6e9849785cc4db668b72c41f8ffea4adbae2"/>
+      <w:bookmarkStart w:id="49" w:name="_Toc242017962"/>
+      <w:bookmarkEnd w:id="46"/>
+      <w:r>
+        <w:rPr>
+          <w:b/>
+          <w:sz w:val="28"/>
+        </w:rPr>
+        <w:lastRenderedPageBreak/>
+        <w:t>ПРИЛОЖЕНИЕ 10 (ОБЯЗАТЕЛЬНОЕ) СКВОЗНАЯ П</w:t>
+      </w:r>
+      <w:r>
+        <w:rPr>
+          <w:b/>
+          <w:sz w:val="28"/>
+        </w:rPr>
+        <w:t>РОВЕРКА СОГЛАСОВАННОСТИ ЧИСЕЛ</w:t>
+      </w:r>
+      <w:bookmarkEnd w:id="49"/>
+    </w:p>
+    <w:p>
+      <w:pPr>
+        <w:pStyle w:val="FirstParagraph"/>
+        <w:spacing w:before="0" w:after="0" w:line="360" w:lineRule="exact"/>
+        <w:ind w:firstLine="709"/>
+        <w:jc w:val="both"/>
+      </w:pPr>
+      <w:r>
+        <w:rPr>
+          <w:sz w:val="28"/>
+        </w:rPr>
+        <w:t>В таблице 24 представлено: сверка ключевых чисел по отчетам.</w:t>
+      </w:r>
+    </w:p>
+    <w:p>
+      <w:pPr>
+        <w:pStyle w:val="a0"/>
+        <w:keepNext/>
+        <w:spacing w:before="0" w:after="0" w:line="360" w:lineRule="exact"/>
+      </w:pPr>
+      <w:r>
+        <w:rPr>
+          <w:sz w:val="28"/>
+        </w:rPr>
+        <w:t>Таблица 24 – Сверка ключевых чисел по отчетам</w:t>
+      </w:r>
+    </w:p>
+    <w:tbl>
+      <w:tblPr>
+        <w:tblStyle w:val="Table"/>
+        <w:tblW w:w="9355" w:type="dxa"/>
+        <w:jc w:val="center"/>
+        <w:tblBorders>
+          <w:top w:val="single" w:sz="4" w:space="0" w:color="000000"/>
+          <w:left w:val="single" w:sz="4" w:space="0" w:color="000000"/>
+          <w:bottom w:val="single" w:sz="4" w:space="0" w:color="000000"/>
+          <w:right w:val="single" w:sz="4" w:space="0" w:color="000000"/>
+          <w:insideH w:val="single" w:sz="4" w:space="0" w:color="000000"/>
+          <w:insideV w:val="single" w:sz="4" w:space="0" w:color="000000"/>
+        </w:tblBorders>
+        <w:tblLayout w:type="fixed"/>
+        <w:tblLook w:val="0020" w:firstRow="1" w:lastRow="0" w:firstColumn="0" w:lastColumn="0" w:noHBand="0" w:noVBand="0"/>
+      </w:tblPr>
+      <w:tblGrid>
+        <w:gridCol w:w="2848"/>
+        <w:gridCol w:w="1531"/>
+        <w:gridCol w:w="2871"/>
+        <w:gridCol w:w="2105"/>
+      </w:tblGrid>
+      <w:tr>
+        <w:trPr>
+          <w:cnfStyle w:val="100000000000" w:firstRow="1" w:lastRow="0" w:firstColumn="0" w:lastColumn="0" w:oddVBand="0" w:evenVBand="0" w:oddHBand="0" w:evenHBand="0" w:firstRowFirstColumn="0" w:firstRowLastColumn="0" w:lastRowFirstColumn="0" w:lastRowLastColumn="0"/>
+          <w:cantSplit/>
+          <w:tblHeader/>
+          <w:jc w:val="center"/>
+        </w:trPr>
+        <w:tc>
+          <w:tcPr>
+            <w:tcW w:w="2847" w:type="dxa"/>
+            <w:vAlign w:val="center"/>
+          </w:tcPr>
+          <w:p>
+            <w:pPr>
+              <w:pStyle w:val="Compact"/>
+              <w:spacing w:before="0" w:after="0" w:line="280" w:lineRule="exact"/>
+              <w:jc w:val="center"/>
+            </w:pPr>
+            <w:r>
+              <w:rPr>
+                <w:b/>
+                <w:sz w:val="24"/>
+              </w:rPr>
+              <w:t>Показатель</w:t>
+            </w:r>
+          </w:p>
+        </w:tc>
+        <w:tc>
+          <w:tcPr>
+            <w:tcW w:w="1531" w:type="dxa"/>
+            <w:vAlign w:val="center"/>
+          </w:tcPr>
+          <w:p>
+            <w:pPr>
+              <w:pStyle w:val="Compact"/>
+              <w:spacing w:before="0" w:after="0" w:line="280" w:lineRule="exact"/>
+              <w:jc w:val="center"/>
+            </w:pPr>
+            <w:r>
+              <w:rPr>
+                <w:b/>
+                <w:sz w:val="24"/>
+              </w:rPr>
+              <w:t>Источник</w:t>
+            </w:r>
+          </w:p>
+        </w:tc>
+        <w:tc>
+          <w:tcPr>
+            <w:tcW w:w="2871" w:type="dxa"/>
+            <w:vAlign w:val="center"/>
+          </w:tcPr>
+          <w:p>
+            <w:pPr>
+              <w:pStyle w:val="Compact"/>
+              <w:spacing w:before="0" w:after="0" w:line="280" w:lineRule="exact"/>
+              <w:jc w:val="center"/>
+            </w:pPr>
+            <w:r>
+              <w:rPr>
+                <w:b/>
+                <w:sz w:val="24"/>
+              </w:rPr>
+              <w:t>Результат поиска в отчете</w:t>
+            </w:r>
+          </w:p>
+        </w:tc>
+        <w:tc>
+          <w:tcPr>
+            <w:tcW w:w="2105" w:type="dxa"/>
+            <w:vAlign w:val="center"/>
+          </w:tcPr>
+          <w:p>
+            <w:pPr>
+              <w:pStyle w:val="Compact"/>
+              <w:spacing w:before="0" w:after="0" w:line="280" w:lineRule="exact"/>
+              <w:jc w:val="center"/>
+            </w:pPr>
+            <w:r>
+              <w:rPr>
+                <w:b/>
+                <w:sz w:val="24"/>
+              </w:rPr>
+              <w:t>Вывод</w:t>
+            </w:r>
+          </w:p>
+        </w:tc>
+      </w:tr>
+      <w:tr>
+        <w:trPr>
+          <w:cantSplit/>
+          <w:jc w:val="center"/>
+        </w:trPr>
+        <w:tc>
+          <w:tcPr>
+            <w:tcW w:w="2847" w:type="dxa"/>
+            <w:vAlign w:val="center"/>
+          </w:tcPr>
+          <w:p>
+            <w:pPr>
+              <w:pStyle w:val="Compact"/>
+              <w:spacing w:before="0" w:after="0" w:line="280" w:lineRule="exact"/>
+              <w:jc w:val="center"/>
+            </w:pPr>
+            <w:r>
+              <w:rPr>
+                <w:sz w:val="24"/>
+              </w:rPr>
+              <w:t>Тарифы 9 / 19 / 29 </w:t>
+            </w:r>
+            <w:r>
+              <w:rPr>
+                <w:i/>
+                <w:sz w:val="24"/>
+              </w:rPr>
+              <w:t>EUR</w:t>
+            </w:r>
+          </w:p>
+        </w:tc>
+        <w:tc>
+          <w:tcPr>
+            <w:tcW w:w="1531" w:type="dxa"/>
+            <w:vAlign w:val="center"/>
+          </w:tcPr>
+          <w:p>
+            <w:pPr>
+              <w:pStyle w:val="Compact"/>
+              <w:spacing w:before="0" w:after="0" w:line="280" w:lineRule="exact"/>
+              <w:jc w:val="center"/>
+            </w:pPr>
+            <w:r>
+              <w:rPr>
+                <w:sz w:val="24"/>
+              </w:rPr>
+              <w:t>ЛР2-3</w:t>
+            </w:r>
+          </w:p>
+        </w:tc>
+        <w:tc>
+          <w:tcPr>
+            <w:tcW w:w="2871" w:type="dxa"/>
+            <w:vAlign w:val="center"/>
+          </w:tcPr>
+          <w:p>
+            <w:pPr>
+              <w:pStyle w:val="Compact"/>
+              <w:spacing w:before="0" w:after="0" w:line="280" w:lineRule="exact"/>
+              <w:jc w:val="center"/>
+            </w:pPr>
+            <w:r>
+              <w:rPr>
+                <w:sz w:val="24"/>
+              </w:rPr>
+              <w:t>найдено</w:t>
+            </w:r>
+          </w:p>
+        </w:tc>
+        <w:tc>
+          <w:tcPr>
+            <w:tcW w:w="2105" w:type="dxa"/>
+            <w:vAlign w:val="center"/>
+          </w:tcPr>
+          <w:p>
+            <w:pPr>
+              <w:pStyle w:val="Compact"/>
+              <w:spacing w:before="0" w:after="0" w:line="280" w:lineRule="exact"/>
+              <w:jc w:val="center"/>
+            </w:pPr>
+            <w:r>
+              <w:rPr>
+                <w:sz w:val="24"/>
+              </w:rPr>
+              <w:t>согласовано</w:t>
+            </w:r>
+          </w:p>
+        </w:tc>
+      </w:tr>
+      <w:tr>
+        <w:trPr>
+          <w:cantSplit/>
+          <w:jc w:val="center"/>
+        </w:trPr>
+        <w:tc>
+          <w:tcPr>
+            <w:tcW w:w="2847" w:type="dxa"/>
+            <w:vAlign w:val="center"/>
+          </w:tcPr>
+          <w:p>
+            <w:pPr>
+              <w:pStyle w:val="Compact"/>
+              <w:spacing w:before="0" w:after="0" w:line="280" w:lineRule="exact"/>
+              <w:jc w:val="center"/>
+            </w:pPr>
+            <w:r>
+              <w:rPr>
+                <w:sz w:val="24"/>
+              </w:rPr>
+              <w:t>Бюджет 517 000 </w:t>
+            </w:r>
+            <w:r>
+              <w:rPr>
+                <w:i/>
+                <w:sz w:val="24"/>
+              </w:rPr>
+              <w:t>BYN</w:t>
+            </w:r>
+          </w:p>
+        </w:tc>
+        <w:tc>
+          <w:tcPr>
+            <w:tcW w:w="1531" w:type="dxa"/>
+            <w:vAlign w:val="center"/>
+          </w:tcPr>
+          <w:p>
+            <w:pPr>
+              <w:pStyle w:val="Compact"/>
+              <w:spacing w:before="0" w:after="0" w:line="280" w:lineRule="exact"/>
+              <w:jc w:val="center"/>
+            </w:pPr>
+            <w:r>
+              <w:rPr>
+                <w:sz w:val="24"/>
+              </w:rPr>
+              <w:t>ЛР2-3</w:t>
+            </w:r>
+          </w:p>
+        </w:tc>
+        <w:tc>
+          <w:tcPr>
+            <w:tcW w:w="2871" w:type="dxa"/>
+            <w:vAlign w:val="center"/>
+          </w:tcPr>
+          <w:p>
+            <w:pPr>
+              <w:pStyle w:val="Compact"/>
+              <w:spacing w:before="0" w:after="0" w:line="280" w:lineRule="exact"/>
+              <w:jc w:val="center"/>
+            </w:pPr>
+            <w:r>
+              <w:rPr>
+                <w:sz w:val="24"/>
+              </w:rPr>
+              <w:t>найдено</w:t>
+            </w:r>
+          </w:p>
+        </w:tc>
+        <w:tc>
+          <w:tcPr>
+            <w:tcW w:w="2105" w:type="dxa"/>
+            <w:vAlign w:val="center"/>
+          </w:tcPr>
+          <w:p>
+            <w:pPr>
+              <w:pStyle w:val="Compact"/>
+              <w:spacing w:before="0" w:after="0" w:line="280" w:lineRule="exact"/>
+              <w:jc w:val="center"/>
+            </w:pPr>
+            <w:r>
+              <w:rPr>
+                <w:sz w:val="24"/>
+              </w:rPr>
+              <w:t>согласовано</w:t>
+            </w:r>
+          </w:p>
+        </w:tc>
+      </w:tr>
+      <w:tr>
+        <w:trPr>
+          <w:cantSplit/>
+          <w:jc w:val="center"/>
+        </w:trPr>
+        <w:tc>
+          <w:tcPr>
+            <w:tcW w:w="2847" w:type="dxa"/>
+            <w:vAlign w:val="center"/>
+          </w:tcPr>
+          <w:p>
+            <w:pPr>
+              <w:pStyle w:val="Compact"/>
+              <w:spacing w:before="0" w:after="0" w:line="280" w:lineRule="exact"/>
+              <w:jc w:val="center"/>
+            </w:pPr>
+            <w:r>
+              <w:rPr>
+                <w:sz w:val="24"/>
+              </w:rPr>
+              <w:t>Курс НБРБ 3,3860</w:t>
+            </w:r>
+          </w:p>
+        </w:tc>
+        <w:tc>
+          <w:tcPr>
+            <w:tcW w:w="1531" w:type="dxa"/>
+            <w:vAlign w:val="center"/>
+          </w:tcPr>
+          <w:p>
+            <w:pPr>
+              <w:pStyle w:val="Compact"/>
+              <w:spacing w:before="0" w:after="0" w:line="280" w:lineRule="exact"/>
+              <w:jc w:val="center"/>
+            </w:pPr>
+            <w:r>
+              <w:rPr>
+                <w:sz w:val="24"/>
+              </w:rPr>
+              <w:t>ЛР2-3</w:t>
+            </w:r>
+          </w:p>
+        </w:tc>
+        <w:tc>
+          <w:tcPr>
+            <w:tcW w:w="2871" w:type="dxa"/>
+            <w:vAlign w:val="center"/>
+          </w:tcPr>
+          <w:p>
+            <w:pPr>
+              <w:pStyle w:val="Compact"/>
+              <w:spacing w:before="0" w:after="0" w:line="280" w:lineRule="exact"/>
+              <w:jc w:val="center"/>
+            </w:pPr>
+            <w:r>
+              <w:rPr>
+                <w:sz w:val="24"/>
+              </w:rPr>
+              <w:t>найдено</w:t>
+            </w:r>
+          </w:p>
+        </w:tc>
+        <w:tc>
+          <w:tcPr>
+            <w:tcW w:w="2105" w:type="dxa"/>
+            <w:vAlign w:val="center"/>
+          </w:tcPr>
+          <w:p>
+            <w:pPr>
+              <w:pStyle w:val="Compact"/>
+              <w:spacing w:before="0" w:after="0" w:line="280" w:lineRule="exact"/>
+              <w:jc w:val="center"/>
+            </w:pPr>
+            <w:r>
+              <w:rPr>
+                <w:sz w:val="24"/>
+              </w:rPr>
+              <w:t>согласовано</w:t>
+            </w:r>
+          </w:p>
+        </w:tc>
+      </w:tr>
+      <w:tr>
+        <w:trPr>
+          <w:cantSplit/>
+          <w:jc w:val="center"/>
+        </w:trPr>
+        <w:tc>
+          <w:tcPr>
+            <w:tcW w:w="2847" w:type="dxa"/>
+            <w:vAlign w:val="center"/>
+          </w:tcPr>
+          <w:p>
+            <w:pPr>
+              <w:pStyle w:val="Compact"/>
+              <w:spacing w:before="0" w:after="0" w:line="280" w:lineRule="exact"/>
+              <w:jc w:val="center"/>
+            </w:pPr>
+            <w:r>
+              <w:rPr>
+                <w:sz w:val="24"/>
+              </w:rPr>
+              <w:t xml:space="preserve">Состав </w:t>
+            </w:r>
+            <w:r>
+              <w:rPr>
+                <w:i/>
+                <w:sz w:val="24"/>
+              </w:rPr>
+              <w:t>MVP</w:t>
+            </w:r>
+            <w:r>
+              <w:rPr>
+                <w:sz w:val="24"/>
+              </w:rPr>
+              <w:t xml:space="preserve"> 8 из 18</w:t>
+            </w:r>
+          </w:p>
+        </w:tc>
+        <w:tc>
+          <w:tcPr>
+            <w:tcW w:w="1531" w:type="dxa"/>
+            <w:vAlign w:val="center"/>
+          </w:tcPr>
+          <w:p>
+            <w:pPr>
+              <w:pStyle w:val="Compact"/>
+              <w:spacing w:before="0" w:after="0" w:line="280" w:lineRule="exact"/>
+              <w:jc w:val="center"/>
+            </w:pPr>
+            <w:r>
+              <w:rPr>
+                <w:sz w:val="24"/>
+              </w:rPr>
+              <w:t>ЛР6</w:t>
+            </w:r>
+          </w:p>
+        </w:tc>
+        <w:tc>
+          <w:tcPr>
+            <w:tcW w:w="2871" w:type="dxa"/>
+            <w:vAlign w:val="center"/>
+          </w:tcPr>
+          <w:p>
+            <w:pPr>
+              <w:pStyle w:val="Compact"/>
+              <w:spacing w:before="0" w:after="0" w:line="280" w:lineRule="exact"/>
+              <w:jc w:val="center"/>
+            </w:pPr>
+            <w:r>
+              <w:rPr>
+                <w:sz w:val="24"/>
+              </w:rPr>
+              <w:t>найдено</w:t>
+            </w:r>
+          </w:p>
+        </w:tc>
+        <w:tc>
+          <w:tcPr>
+            <w:tcW w:w="2105" w:type="dxa"/>
+            <w:vAlign w:val="center"/>
+          </w:tcPr>
+          <w:p>
+            <w:pPr>
+              <w:pStyle w:val="Compact"/>
+              <w:spacing w:before="0" w:after="0" w:line="280" w:lineRule="exact"/>
+              <w:jc w:val="center"/>
+            </w:pPr>
+            <w:r>
+              <w:rPr>
+                <w:sz w:val="24"/>
+              </w:rPr>
+              <w:t>согласовано</w:t>
+            </w:r>
+          </w:p>
+        </w:tc>
+      </w:tr>
+      <w:tr>
+        <w:trPr>
+          <w:cantSplit/>
+          <w:jc w:val="center"/>
+        </w:trPr>
+        <w:tc>
+          <w:tcPr>
+            <w:tcW w:w="2847" w:type="dxa"/>
+            <w:vAlign w:val="center"/>
+          </w:tcPr>
+          <w:p>
+            <w:pPr>
+              <w:pStyle w:val="Compact"/>
+              <w:spacing w:before="0" w:after="0" w:line="280" w:lineRule="exact"/>
+              <w:jc w:val="center"/>
+            </w:pPr>
+            <w:r>
+              <w:rPr>
+                <w:sz w:val="24"/>
+              </w:rPr>
+              <w:t>Заменители 73 % трафика</w:t>
+            </w:r>
+          </w:p>
+        </w:tc>
+        <w:tc>
+          <w:tcPr>
+            <w:tcW w:w="1531" w:type="dxa"/>
+            <w:vAlign w:val="center"/>
+          </w:tcPr>
+          <w:p>
+            <w:pPr>
+              <w:pStyle w:val="Compact"/>
+              <w:spacing w:before="0" w:after="0" w:line="280" w:lineRule="exact"/>
+              <w:jc w:val="center"/>
+            </w:pPr>
+            <w:r>
+              <w:rPr>
+                <w:sz w:val="24"/>
+              </w:rPr>
+              <w:t>ЛР4</w:t>
+            </w:r>
+          </w:p>
+        </w:tc>
+        <w:tc>
+          <w:tcPr>
+            <w:tcW w:w="2871" w:type="dxa"/>
+            <w:vAlign w:val="center"/>
+          </w:tcPr>
+          <w:p>
+            <w:pPr>
+              <w:pStyle w:val="Compact"/>
+              <w:spacing w:before="0" w:after="0" w:line="280" w:lineRule="exact"/>
+              <w:jc w:val="center"/>
+            </w:pPr>
+            <w:r>
+              <w:rPr>
+                <w:sz w:val="24"/>
+              </w:rPr>
+              <w:t>найдено</w:t>
+            </w:r>
+          </w:p>
+        </w:tc>
+        <w:tc>
+          <w:tcPr>
+            <w:tcW w:w="2105" w:type="dxa"/>
+            <w:vAlign w:val="center"/>
+          </w:tcPr>
+          <w:p>
+            <w:pPr>
+              <w:pStyle w:val="Compact"/>
+              <w:spacing w:before="0" w:after="0" w:line="280" w:lineRule="exact"/>
+              <w:jc w:val="center"/>
+            </w:pPr>
+            <w:r>
+              <w:rPr>
+                <w:sz w:val="24"/>
+              </w:rPr>
+              <w:t>согласовано</w:t>
+            </w:r>
+          </w:p>
+        </w:tc>
+      </w:tr>
+      <w:tr>
+        <w:trPr>
+          <w:cantSplit/>
+          <w:jc w:val="center"/>
+        </w:trPr>
+        <w:tc>
+          <w:tcPr>
+            <w:tcW w:w="2847" w:type="dxa"/>
+            <w:vAlign w:val="center"/>
+          </w:tcPr>
+          <w:p>
+            <w:pPr>
+              <w:pStyle w:val="Compact"/>
+              <w:spacing w:before="0" w:after="0" w:line="280" w:lineRule="exact"/>
+              <w:jc w:val="center"/>
+            </w:pPr>
+            <w:r>
+              <w:rPr>
+                <w:sz w:val="24"/>
+              </w:rPr>
+              <w:t>Индекс барьеров 3,15</w:t>
+            </w:r>
+          </w:p>
+        </w:tc>
+        <w:tc>
+          <w:tcPr>
+            <w:tcW w:w="1531" w:type="dxa"/>
+            <w:vAlign w:val="center"/>
+          </w:tcPr>
+          <w:p>
+            <w:pPr>
+              <w:pStyle w:val="Compact"/>
+              <w:spacing w:before="0" w:after="0" w:line="280" w:lineRule="exact"/>
+              <w:jc w:val="center"/>
+            </w:pPr>
+            <w:r>
+              <w:rPr>
+                <w:sz w:val="24"/>
+              </w:rPr>
+              <w:t>ЛР4</w:t>
+            </w:r>
+          </w:p>
+        </w:tc>
+        <w:tc>
+          <w:tcPr>
+            <w:tcW w:w="2871" w:type="dxa"/>
+            <w:vAlign w:val="center"/>
+          </w:tcPr>
+          <w:p>
+            <w:pPr>
+              <w:pStyle w:val="Compact"/>
+              <w:spacing w:before="0" w:after="0" w:line="280" w:lineRule="exact"/>
+              <w:jc w:val="center"/>
+            </w:pPr>
+            <w:r>
+              <w:rPr>
+                <w:sz w:val="24"/>
+              </w:rPr>
+              <w:t>найдено</w:t>
+            </w:r>
+          </w:p>
+        </w:tc>
+        <w:tc>
+          <w:tcPr>
+            <w:tcW w:w="2105" w:type="dxa"/>
+            <w:vAlign w:val="center"/>
+          </w:tcPr>
+          <w:p>
+            <w:pPr>
+              <w:pStyle w:val="Compact"/>
+              <w:spacing w:before="0" w:after="0" w:line="280" w:lineRule="exact"/>
+              <w:jc w:val="center"/>
+            </w:pPr>
+            <w:r>
+              <w:rPr>
+                <w:sz w:val="24"/>
+              </w:rPr>
+              <w:t>согласовано</w:t>
+            </w:r>
+          </w:p>
+        </w:tc>
+      </w:tr>
+      <w:tr>
+        <w:trPr>
+          <w:cantSplit/>
+          <w:jc w:val="center"/>
+        </w:trPr>
+        <w:tc>
+          <w:tcPr>
+            <w:tcW w:w="2847" w:type="dxa"/>
+            <w:vAlign w:val="center"/>
+          </w:tcPr>
+          <w:p>
+            <w:pPr>
+              <w:pStyle w:val="Compact"/>
+              <w:spacing w:before="0" w:after="0" w:line="280" w:lineRule="exact"/>
+              <w:jc w:val="center"/>
+            </w:pPr>
+            <w:r>
+              <w:rPr>
+                <w:i/>
+                <w:sz w:val="24"/>
+              </w:rPr>
+              <w:t>SAM</w:t>
+            </w:r>
+            <w:r>
+              <w:rPr>
+                <w:sz w:val="24"/>
+              </w:rPr>
+              <w:t xml:space="preserve"> 35 млн </w:t>
+            </w:r>
+            <w:r>
+              <w:rPr>
+                <w:i/>
+                <w:sz w:val="24"/>
+              </w:rPr>
+              <w:t>EUR</w:t>
+            </w:r>
+          </w:p>
+        </w:tc>
+        <w:tc>
+          <w:tcPr>
+            <w:tcW w:w="1531" w:type="dxa"/>
+            <w:vAlign w:val="center"/>
+          </w:tcPr>
+          <w:p>
+            <w:pPr>
+              <w:pStyle w:val="Compact"/>
+              <w:spacing w:before="0" w:after="0" w:line="280" w:lineRule="exact"/>
+              <w:jc w:val="center"/>
+            </w:pPr>
+            <w:r>
+              <w:rPr>
+                <w:sz w:val="24"/>
+              </w:rPr>
+              <w:t>ЛР2-3</w:t>
+            </w:r>
+          </w:p>
+        </w:tc>
+        <w:tc>
+          <w:tcPr>
+            <w:tcW w:w="2871" w:type="dxa"/>
+            <w:vAlign w:val="center"/>
+          </w:tcPr>
+          <w:p>
+            <w:pPr>
+              <w:pStyle w:val="Compact"/>
+              <w:spacing w:before="0" w:after="0" w:line="280" w:lineRule="exact"/>
+              <w:jc w:val="center"/>
+            </w:pPr>
+            <w:r>
+              <w:rPr>
+                <w:sz w:val="24"/>
+              </w:rPr>
+              <w:t>найдено</w:t>
+            </w:r>
+          </w:p>
+        </w:tc>
+        <w:tc>
+          <w:tcPr>
+            <w:tcW w:w="2105" w:type="dxa"/>
+            <w:vAlign w:val="center"/>
+          </w:tcPr>
+          <w:p>
+            <w:pPr>
+              <w:pStyle w:val="Compact"/>
+              <w:spacing w:before="0" w:after="0" w:line="280" w:lineRule="exact"/>
+              <w:jc w:val="center"/>
+            </w:pPr>
+            <w:r>
+              <w:rPr>
+                <w:sz w:val="24"/>
+              </w:rPr>
+              <w:t>согласовано</w:t>
+            </w:r>
+          </w:p>
+        </w:tc>
+      </w:tr>
+      <w:tr>
+        <w:trPr>
+          <w:cantSplit/>
+          <w:jc w:val="center"/>
+        </w:trPr>
+        <w:tc>
+          <w:tcPr>
+            <w:tcW w:w="2847" w:type="dxa"/>
+            <w:vAlign w:val="center"/>
+          </w:tcPr>
+          <w:p>
+            <w:pPr>
+              <w:pStyle w:val="Compact"/>
+              <w:spacing w:before="0" w:after="0" w:line="280" w:lineRule="exact"/>
+              <w:jc w:val="center"/>
+            </w:pPr>
+            <w:r>
+              <w:rPr>
+                <w:i/>
+                <w:sz w:val="24"/>
+              </w:rPr>
+              <w:t>MVP</w:t>
+            </w:r>
+            <w:r>
+              <w:rPr>
+                <w:sz w:val="24"/>
+              </w:rPr>
+              <w:t xml:space="preserve"> 31.03.2027</w:t>
+            </w:r>
+          </w:p>
+        </w:tc>
+        <w:tc>
+          <w:tcPr>
+            <w:tcW w:w="1531" w:type="dxa"/>
+            <w:vAlign w:val="center"/>
+          </w:tcPr>
+          <w:p>
+            <w:pPr>
+              <w:pStyle w:val="Compact"/>
+              <w:spacing w:before="0" w:after="0" w:line="280" w:lineRule="exact"/>
+              <w:jc w:val="center"/>
+            </w:pPr>
+            <w:r>
+              <w:rPr>
+                <w:sz w:val="24"/>
+              </w:rPr>
+              <w:t>ЛР6</w:t>
+            </w:r>
+          </w:p>
+        </w:tc>
+        <w:tc>
+          <w:tcPr>
+            <w:tcW w:w="2871" w:type="dxa"/>
+            <w:vAlign w:val="center"/>
+          </w:tcPr>
+          <w:p>
+            <w:pPr>
+              <w:pStyle w:val="Compact"/>
+              <w:spacing w:before="0" w:after="0" w:line="280" w:lineRule="exact"/>
+              <w:jc w:val="center"/>
+            </w:pPr>
+            <w:r>
+              <w:rPr>
+                <w:sz w:val="24"/>
+              </w:rPr>
+              <w:t>найдено</w:t>
+            </w:r>
+          </w:p>
+        </w:tc>
+        <w:tc>
+          <w:tcPr>
+            <w:tcW w:w="2105" w:type="dxa"/>
+            <w:vAlign w:val="center"/>
+          </w:tcPr>
+          <w:p>
+            <w:pPr>
+              <w:pStyle w:val="Compact"/>
+              <w:spacing w:before="0" w:after="0" w:line="280" w:lineRule="exact"/>
+              <w:jc w:val="center"/>
+            </w:pPr>
+            <w:r>
+              <w:rPr>
+                <w:sz w:val="24"/>
+              </w:rPr>
+              <w:t>согласовано</w:t>
+            </w:r>
+          </w:p>
+        </w:tc>
+      </w:tr>
+    </w:tbl>
+    <w:p>
+      <w:pPr>
+        <w:pStyle w:val="FirstParagraph"/>
+        <w:spacing w:before="0" w:after="0" w:line="360" w:lineRule="exact"/>
+        <w:ind w:firstLine="709"/>
+        <w:jc w:val="both"/>
+      </w:pPr>
+      <w:r>
+        <w:rPr>
+          <w:sz w:val="28"/>
+        </w:rPr>
+        <w:t>Сверка выполнена автоматическим поиском значений в отчетах; расхождений между работами не выявлено. Дополнительно независимые пересчеты четырех работ дали 305 контрольных величин без расхождений выше допуска, а числа проекта (тарифы, цели, бюджет, вехи) со</w:t>
+      </w:r>
+      <w:r>
+        <w:rPr>
+          <w:sz w:val="28"/>
+        </w:rPr>
+        <w:t>впадают с ПЗ1 и ПЗ4.</w:t>
+      </w:r>
+    </w:p>
+    <w:bookmarkEnd w:id="48"/>
     <w:sectPr>
       <w:headerReference w:type="default" r:id="rId10"/>
       <w:footerReference w:type="default" r:id="rId11"/>
@@ -26534,7 +27069,7 @@
   <w:abstractNum w:abstractNumId="0" w15:restartNumberingAfterBreak="0">
     <w:nsid w:val="0000A990"/>
     <w:multiLevelType w:val="multilevel"/>
-    <w:tmpl w:val="7F0A3328"/>
+    <w:tmpl w:val="7722BD16"/>
     <w:lvl w:ilvl="0">
       <w:numFmt w:val="bullet"/>
       <w:lvlText w:val=" "/>
@@ -26611,7 +27146,7 @@
   <w:abstractNum w:abstractNumId="1" w15:restartNumberingAfterBreak="0">
     <w:nsid w:val="00A99411"/>
     <w:multiLevelType w:val="multilevel"/>
-    <w:tmpl w:val="05FE2286"/>
+    <w:tmpl w:val="A790D238"/>
     <w:lvl w:ilvl="0">
       <w:start w:val="1"/>
       <w:numFmt w:val="decimal"/>
@@ -28059,7 +28594,7 @@
     <w:autoRedefine/>
     <w:uiPriority w:val="39"/>
     <w:unhideWhenUsed/>
-    <w:rsid w:val="00A43660"/>
+    <w:rsid w:val="00CB61A3"/>
     <w:pPr>
       <w:spacing w:after="100"/>
     </w:pPr>

--- a/ЛР7_Итоговый_отчет/ОТЧЕТ_ЛР7_TableMind.docx
+++ b/ЛР7_Итоговый_отчет/ОТЧЕТ_ЛР7_TableMind.docx
@@ -263,7 +263,7 @@
       <w:r>
         <w:fldChar w:fldCharType="separate"/>
       </w:r>
-      <w:hyperlink w:anchor="_Toc242017938" w:history="1">
+      <w:hyperlink w:anchor="_Toc242018501" w:history="1">
         <w:r>
           <w:rPr>
             <w:rStyle w:val="af"/>
@@ -291,7 +291,7 @@
             <w:noProof/>
             <w:webHidden/>
           </w:rPr>
-          <w:instrText xml:space="preserve"> PAGEREF _Toc242017938 \h </w:instrText>
+          <w:instrText xml:space="preserve"> PAGEREF _Toc242018501 \h </w:instrText>
         </w:r>
         <w:r>
           <w:rPr>
@@ -332,7 +332,7 @@
           <w:noProof/>
         </w:rPr>
       </w:pPr>
-      <w:hyperlink w:anchor="_Toc242017939" w:history="1">
+      <w:hyperlink w:anchor="_Toc242018502" w:history="1">
         <w:r>
           <w:rPr>
             <w:rStyle w:val="af"/>
@@ -360,7 +360,7 @@
             <w:noProof/>
             <w:webHidden/>
           </w:rPr>
-          <w:instrText xml:space="preserve"> PAGEREF _Toc242017939 \h </w:instrText>
+          <w:instrText xml:space="preserve"> PAGEREF _Toc242018502 \h </w:instrText>
         </w:r>
         <w:r>
           <w:rPr>
@@ -401,7 +401,7 @@
           <w:noProof/>
         </w:rPr>
       </w:pPr>
-      <w:hyperlink w:anchor="_Toc242017940" w:history="1">
+      <w:hyperlink w:anchor="_Toc242018503" w:history="1">
         <w:r>
           <w:rPr>
             <w:rStyle w:val="af"/>
@@ -463,7 +463,7 @@
             <w:noProof/>
             <w:webHidden/>
           </w:rPr>
-          <w:instrText xml:space="preserve"> PAGEREF _Toc242017940 \h </w:instrText>
+          <w:instrText xml:space="preserve"> PAGEREF _Toc242018503 \h </w:instrText>
         </w:r>
         <w:r>
           <w:rPr>
@@ -504,7 +504,7 @@
           <w:noProof/>
         </w:rPr>
       </w:pPr>
-      <w:hyperlink w:anchor="_Toc242017941" w:history="1">
+      <w:hyperlink w:anchor="_Toc242018504" w:history="1">
         <w:r>
           <w:rPr>
             <w:rStyle w:val="af"/>
@@ -532,7 +532,7 @@
             <w:noProof/>
             <w:webHidden/>
           </w:rPr>
-          <w:instrText xml:space="preserve"> PAGEREF _Toc242017941 \h </w:instrText>
+          <w:instrText xml:space="preserve"> PAGEREF _Toc242018504 \h </w:instrText>
         </w:r>
         <w:r>
           <w:rPr>
@@ -573,7 +573,7 @@
           <w:noProof/>
         </w:rPr>
       </w:pPr>
-      <w:hyperlink w:anchor="_Toc242017942" w:history="1">
+      <w:hyperlink w:anchor="_Toc242018505" w:history="1">
         <w:r>
           <w:rPr>
             <w:rStyle w:val="af"/>
@@ -601,7 +601,7 @@
             <w:noProof/>
             <w:webHidden/>
           </w:rPr>
-          <w:instrText xml:space="preserve"> PAGEREF _Toc242017942 \h </w:instrText>
+          <w:instrText xml:space="preserve"> PAGEREF _Toc242018505 \h </w:instrText>
         </w:r>
         <w:r>
           <w:rPr>
@@ -642,7 +642,7 @@
           <w:noProof/>
         </w:rPr>
       </w:pPr>
-      <w:hyperlink w:anchor="_Toc242017943" w:history="1">
+      <w:hyperlink w:anchor="_Toc242018506" w:history="1">
         <w:r>
           <w:rPr>
             <w:rStyle w:val="af"/>
@@ -670,7 +670,7 @@
             <w:noProof/>
             <w:webHidden/>
           </w:rPr>
-          <w:instrText xml:space="preserve"> PAGEREF _Toc242017943 \h </w:instrText>
+          <w:instrText xml:space="preserve"> PAGEREF _Toc242018506 \h </w:instrText>
         </w:r>
         <w:r>
           <w:rPr>
@@ -711,7 +711,7 @@
           <w:noProof/>
         </w:rPr>
       </w:pPr>
-      <w:hyperlink w:anchor="_Toc242017944" w:history="1">
+      <w:hyperlink w:anchor="_Toc242018507" w:history="1">
         <w:r>
           <w:rPr>
             <w:rStyle w:val="af"/>
@@ -739,7 +739,7 @@
             <w:noProof/>
             <w:webHidden/>
           </w:rPr>
-          <w:instrText xml:space="preserve"> PAGEREF _Toc242017944 \h </w:instrText>
+          <w:instrText xml:space="preserve"> PAGEREF _Toc242018507 \h </w:instrText>
         </w:r>
         <w:r>
           <w:rPr>
@@ -780,7 +780,7 @@
           <w:noProof/>
         </w:rPr>
       </w:pPr>
-      <w:hyperlink w:anchor="_Toc242017945" w:history="1">
+      <w:hyperlink w:anchor="_Toc242018508" w:history="1">
         <w:r>
           <w:rPr>
             <w:rStyle w:val="af"/>
@@ -808,7 +808,7 @@
             <w:noProof/>
             <w:webHidden/>
           </w:rPr>
-          <w:instrText xml:space="preserve"> PAGEREF _Toc242017945 \h </w:instrText>
+          <w:instrText xml:space="preserve"> PAGEREF _Toc242018508 \h </w:instrText>
         </w:r>
         <w:r>
           <w:rPr>
@@ -849,7 +849,7 @@
           <w:noProof/>
         </w:rPr>
       </w:pPr>
-      <w:hyperlink w:anchor="_Toc242017946" w:history="1">
+      <w:hyperlink w:anchor="_Toc242018509" w:history="1">
         <w:r>
           <w:rPr>
             <w:rStyle w:val="af"/>
@@ -877,7 +877,7 @@
             <w:noProof/>
             <w:webHidden/>
           </w:rPr>
-          <w:instrText xml:space="preserve"> PAGEREF _Toc242017946 \h </w:instrText>
+          <w:instrText xml:space="preserve"> PAGEREF _Toc242018509 \h </w:instrText>
         </w:r>
         <w:r>
           <w:rPr>
@@ -918,7 +918,7 @@
           <w:noProof/>
         </w:rPr>
       </w:pPr>
-      <w:hyperlink w:anchor="_Toc242017947" w:history="1">
+      <w:hyperlink w:anchor="_Toc242018510" w:history="1">
         <w:r>
           <w:rPr>
             <w:rStyle w:val="af"/>
@@ -946,7 +946,7 @@
             <w:noProof/>
             <w:webHidden/>
           </w:rPr>
-          <w:instrText xml:space="preserve"> PAGEREF _Toc242017947 \h </w:instrText>
+          <w:instrText xml:space="preserve"> PAGEREF _Toc242018510 \h </w:instrText>
         </w:r>
         <w:r>
           <w:rPr>
@@ -987,7 +987,7 @@
           <w:noProof/>
         </w:rPr>
       </w:pPr>
-      <w:hyperlink w:anchor="_Toc242017948" w:history="1">
+      <w:hyperlink w:anchor="_Toc242018511" w:history="1">
         <w:r>
           <w:rPr>
             <w:rStyle w:val="af"/>
@@ -1015,7 +1015,7 @@
             <w:noProof/>
             <w:webHidden/>
           </w:rPr>
-          <w:instrText xml:space="preserve"> PAGEREF _Toc242017948 \h </w:instrText>
+          <w:instrText xml:space="preserve"> PAGEREF _Toc242018511 \h </w:instrText>
         </w:r>
         <w:r>
           <w:rPr>
@@ -1056,7 +1056,7 @@
           <w:noProof/>
         </w:rPr>
       </w:pPr>
-      <w:hyperlink w:anchor="_Toc242017949" w:history="1">
+      <w:hyperlink w:anchor="_Toc242018512" w:history="1">
         <w:r>
           <w:rPr>
             <w:rStyle w:val="af"/>
@@ -1084,7 +1084,7 @@
             <w:noProof/>
             <w:webHidden/>
           </w:rPr>
-          <w:instrText xml:space="preserve"> PAGEREF _Toc242017949 \h </w:instrText>
+          <w:instrText xml:space="preserve"> PAGEREF _Toc242018512 \h </w:instrText>
         </w:r>
         <w:r>
           <w:rPr>
@@ -1125,7 +1125,7 @@
           <w:noProof/>
         </w:rPr>
       </w:pPr>
-      <w:hyperlink w:anchor="_Toc242017950" w:history="1">
+      <w:hyperlink w:anchor="_Toc242018513" w:history="1">
         <w:r>
           <w:rPr>
             <w:rStyle w:val="af"/>
@@ -1153,7 +1153,7 @@
             <w:noProof/>
             <w:webHidden/>
           </w:rPr>
-          <w:instrText xml:space="preserve"> PAGEREF _Toc242017950 \h </w:instrText>
+          <w:instrText xml:space="preserve"> PAGEREF _Toc242018513 \h </w:instrText>
         </w:r>
         <w:r>
           <w:rPr>
@@ -1194,7 +1194,7 @@
           <w:noProof/>
         </w:rPr>
       </w:pPr>
-      <w:hyperlink w:anchor="_Toc242017951" w:history="1">
+      <w:hyperlink w:anchor="_Toc242018514" w:history="1">
         <w:r>
           <w:rPr>
             <w:rStyle w:val="af"/>
@@ -1222,7 +1222,7 @@
             <w:noProof/>
             <w:webHidden/>
           </w:rPr>
-          <w:instrText xml:space="preserve"> PAGEREF _Toc242017951 \h </w:instrText>
+          <w:instrText xml:space="preserve"> PAGEREF _Toc242018514 \h </w:instrText>
         </w:r>
         <w:r>
           <w:rPr>
@@ -1263,7 +1263,7 @@
           <w:noProof/>
         </w:rPr>
       </w:pPr>
-      <w:hyperlink w:anchor="_Toc242017952" w:history="1">
+      <w:hyperlink w:anchor="_Toc242018515" w:history="1">
         <w:r>
           <w:rPr>
             <w:rStyle w:val="af"/>
@@ -1291,7 +1291,7 @@
             <w:noProof/>
             <w:webHidden/>
           </w:rPr>
-          <w:instrText xml:space="preserve"> PAGEREF _Toc242017952 \h </w:instrText>
+          <w:instrText xml:space="preserve"> PAGEREF _Toc242018515 \h </w:instrText>
         </w:r>
         <w:r>
           <w:rPr>
@@ -1332,7 +1332,7 @@
           <w:noProof/>
         </w:rPr>
       </w:pPr>
-      <w:hyperlink w:anchor="_Toc242017953" w:history="1">
+      <w:hyperlink w:anchor="_Toc242018516" w:history="1">
         <w:r>
           <w:rPr>
             <w:rStyle w:val="af"/>
@@ -1360,7 +1360,7 @@
             <w:noProof/>
             <w:webHidden/>
           </w:rPr>
-          <w:instrText xml:space="preserve"> PAGEREF _Toc242017953 \h </w:instrText>
+          <w:instrText xml:space="preserve"> PAGEREF _Toc242018516 \h </w:instrText>
         </w:r>
         <w:r>
           <w:rPr>
@@ -1401,7 +1401,7 @@
           <w:noProof/>
         </w:rPr>
       </w:pPr>
-      <w:hyperlink w:anchor="_Toc242017954" w:history="1">
+      <w:hyperlink w:anchor="_Toc242018517" w:history="1">
         <w:r>
           <w:rPr>
             <w:rStyle w:val="af"/>
@@ -1429,7 +1429,7 @@
             <w:noProof/>
             <w:webHidden/>
           </w:rPr>
-          <w:instrText xml:space="preserve"> PAGEREF _Toc242017954 \h </w:instrText>
+          <w:instrText xml:space="preserve"> PAGEREF _Toc242018517 \h </w:instrText>
         </w:r>
         <w:r>
           <w:rPr>
@@ -1470,7 +1470,7 @@
           <w:noProof/>
         </w:rPr>
       </w:pPr>
-      <w:hyperlink w:anchor="_Toc242017955" w:history="1">
+      <w:hyperlink w:anchor="_Toc242018518" w:history="1">
         <w:r>
           <w:rPr>
             <w:rStyle w:val="af"/>
@@ -1498,7 +1498,7 @@
             <w:noProof/>
             <w:webHidden/>
           </w:rPr>
-          <w:instrText xml:space="preserve"> PAGEREF _Toc242017955 \h </w:instrText>
+          <w:instrText xml:space="preserve"> PAGEREF _Toc242018518 \h </w:instrText>
         </w:r>
         <w:r>
           <w:rPr>
@@ -1539,7 +1539,7 @@
           <w:noProof/>
         </w:rPr>
       </w:pPr>
-      <w:hyperlink w:anchor="_Toc242017956" w:history="1">
+      <w:hyperlink w:anchor="_Toc242018519" w:history="1">
         <w:r>
           <w:rPr>
             <w:rStyle w:val="af"/>
@@ -1567,7 +1567,7 @@
             <w:noProof/>
             <w:webHidden/>
           </w:rPr>
-          <w:instrText xml:space="preserve"> PAGEREF _Toc242017956 \h </w:instrText>
+          <w:instrText xml:space="preserve"> PAGEREF _Toc242018519 \h </w:instrText>
         </w:r>
         <w:r>
           <w:rPr>
@@ -1608,7 +1608,7 @@
           <w:noProof/>
         </w:rPr>
       </w:pPr>
-      <w:hyperlink w:anchor="_Toc242017957" w:history="1">
+      <w:hyperlink w:anchor="_Toc242018520" w:history="1">
         <w:r>
           <w:rPr>
             <w:rStyle w:val="af"/>
@@ -1636,7 +1636,7 @@
             <w:noProof/>
             <w:webHidden/>
           </w:rPr>
-          <w:instrText xml:space="preserve"> PAGEREF _Toc242017957 \h </w:instrText>
+          <w:instrText xml:space="preserve"> PAGEREF _Toc242018520 \h </w:instrText>
         </w:r>
         <w:r>
           <w:rPr>
@@ -1677,7 +1677,7 @@
           <w:noProof/>
         </w:rPr>
       </w:pPr>
-      <w:hyperlink w:anchor="_Toc242017958" w:history="1">
+      <w:hyperlink w:anchor="_Toc242018521" w:history="1">
         <w:r>
           <w:rPr>
             <w:rStyle w:val="af"/>
@@ -1705,7 +1705,7 @@
             <w:noProof/>
             <w:webHidden/>
           </w:rPr>
-          <w:instrText xml:space="preserve"> PAGEREF _Toc242017958 \h </w:instrText>
+          <w:instrText xml:space="preserve"> PAGEREF _Toc242018521 \h </w:instrText>
         </w:r>
         <w:r>
           <w:rPr>
@@ -1746,7 +1746,7 @@
           <w:noProof/>
         </w:rPr>
       </w:pPr>
-      <w:hyperlink w:anchor="_Toc242017959" w:history="1">
+      <w:hyperlink w:anchor="_Toc242018522" w:history="1">
         <w:r>
           <w:rPr>
             <w:rStyle w:val="af"/>
@@ -1774,7 +1774,7 @@
             <w:noProof/>
             <w:webHidden/>
           </w:rPr>
-          <w:instrText xml:space="preserve"> PAGEREF _Toc242017959 \h </w:instrText>
+          <w:instrText xml:space="preserve"> PAGEREF _Toc242018522 \h </w:instrText>
         </w:r>
         <w:r>
           <w:rPr>
@@ -1815,7 +1815,7 @@
           <w:noProof/>
         </w:rPr>
       </w:pPr>
-      <w:hyperlink w:anchor="_Toc242017960" w:history="1">
+      <w:hyperlink w:anchor="_Toc242018523" w:history="1">
         <w:r>
           <w:rPr>
             <w:rStyle w:val="af"/>
@@ -1843,7 +1843,7 @@
             <w:noProof/>
             <w:webHidden/>
           </w:rPr>
-          <w:instrText xml:space="preserve"> PAGEREF _Toc242017960 \h </w:instrText>
+          <w:instrText xml:space="preserve"> PAGEREF _Toc242018523 \h </w:instrText>
         </w:r>
         <w:r>
           <w:rPr>
@@ -1884,7 +1884,7 @@
           <w:noProof/>
         </w:rPr>
       </w:pPr>
-      <w:hyperlink w:anchor="_Toc242017961" w:history="1">
+      <w:hyperlink w:anchor="_Toc242018524" w:history="1">
         <w:r>
           <w:rPr>
             <w:rStyle w:val="af"/>
@@ -1912,7 +1912,7 @@
             <w:noProof/>
             <w:webHidden/>
           </w:rPr>
-          <w:instrText xml:space="preserve"> PAGEREF _Toc242017961 \h </w:instrText>
+          <w:instrText xml:space="preserve"> PAGEREF _Toc242018524 \h </w:instrText>
         </w:r>
         <w:r>
           <w:rPr>
@@ -1953,7 +1953,7 @@
           <w:noProof/>
         </w:rPr>
       </w:pPr>
-      <w:hyperlink w:anchor="_Toc242017962" w:history="1">
+      <w:hyperlink w:anchor="_Toc242018525" w:history="1">
         <w:r>
           <w:rPr>
             <w:rStyle w:val="af"/>
@@ -1981,7 +1981,7 @@
             <w:noProof/>
             <w:webHidden/>
           </w:rPr>
-          <w:instrText xml:space="preserve"> PAGEREF _Toc242017962 \h </w:instrText>
+          <w:instrText xml:space="preserve"> PAGEREF _Toc242018525 \h </w:instrText>
         </w:r>
         <w:r>
           <w:rPr>
@@ -2027,7 +2027,7 @@
         <w:spacing w:before="0" w:after="360" w:line="360" w:lineRule="exact"/>
         <w:ind w:firstLine="709"/>
       </w:pPr>
-      <w:bookmarkStart w:id="1" w:name="_Toc242017938"/>
+      <w:bookmarkStart w:id="1" w:name="_Toc242018501"/>
       <w:r>
         <w:rPr>
           <w:b/>
@@ -2769,7 +2769,7 @@
         <w:ind w:firstLine="709"/>
       </w:pPr>
       <w:bookmarkStart w:id="2" w:name="_63a3aafe38fbc036ef895346c993c1b61529618"/>
-      <w:bookmarkStart w:id="3" w:name="_Toc242017939"/>
+      <w:bookmarkStart w:id="3" w:name="_Toc242018502"/>
       <w:bookmarkEnd w:id="0"/>
       <w:r>
         <w:rPr>
@@ -3325,7 +3325,7 @@
         <w:ind w:firstLine="709"/>
       </w:pPr>
       <w:bookmarkStart w:id="4" w:name="_fe8d3efd355b4a528bffe4e412a753a8708d8a7"/>
-      <w:bookmarkStart w:id="5" w:name="_Toc242017940"/>
+      <w:bookmarkStart w:id="5" w:name="_Toc242018503"/>
       <w:bookmarkEnd w:id="2"/>
       <w:r>
         <w:rPr>
@@ -3914,7 +3914,7 @@
         <w:ind w:firstLine="709"/>
       </w:pPr>
       <w:bookmarkStart w:id="6" w:name="_85970216d61dd6d6f40a43c2142d7359aebf30e"/>
-      <w:bookmarkStart w:id="7" w:name="_Toc242017941"/>
+      <w:bookmarkStart w:id="7" w:name="_Toc242018504"/>
       <w:bookmarkEnd w:id="4"/>
       <w:r>
         <w:rPr>
@@ -4630,7 +4630,7 @@
           <w:sz w:val="28"/>
         </w:rPr>
         <w:drawing>
-          <wp:inline distT="0" distB="0" distL="0" distR="0" wp14:anchorId="72B3C03E" wp14:editId="74E30853">
+          <wp:inline distT="0" distB="0" distL="0" distR="0" wp14:anchorId="0DB0E925" wp14:editId="56ECD96D">
             <wp:extent cx="5334000" cy="2471853"/>
             <wp:effectExtent l="0" t="0" r="0" b="0"/>
             <wp:docPr id="13" name="Picture"/>
@@ -4870,7 +4870,7 @@
         <w:ind w:firstLine="709"/>
       </w:pPr>
       <w:bookmarkStart w:id="8" w:name="_952a16116c37bc0383f5f47ccedf9607bd1472f"/>
-      <w:bookmarkStart w:id="9" w:name="_Toc242017942"/>
+      <w:bookmarkStart w:id="9" w:name="_Toc242018505"/>
       <w:bookmarkEnd w:id="6"/>
       <w:r>
         <w:rPr>
@@ -5804,7 +5804,7 @@
         <w:ind w:firstLine="709"/>
       </w:pPr>
       <w:bookmarkStart w:id="10" w:name="_550d58f707a5c37672fca98b77eb8736ae09aa2"/>
-      <w:bookmarkStart w:id="11" w:name="_Toc242017943"/>
+      <w:bookmarkStart w:id="11" w:name="_Toc242018506"/>
       <w:bookmarkEnd w:id="8"/>
       <w:r>
         <w:rPr>
@@ -6347,7 +6347,7 @@
           <w:sz w:val="28"/>
         </w:rPr>
         <w:drawing>
-          <wp:inline distT="0" distB="0" distL="0" distR="0" wp14:anchorId="44C35775" wp14:editId="14FEEE5C">
+          <wp:inline distT="0" distB="0" distL="0" distR="0" wp14:anchorId="575E1226" wp14:editId="4EEB16B1">
             <wp:extent cx="5334000" cy="2356883"/>
             <wp:effectExtent l="0" t="0" r="0" b="0"/>
             <wp:docPr id="18" name="Picture"/>
@@ -6457,7 +6457,7 @@
         <w:ind w:firstLine="709"/>
       </w:pPr>
       <w:bookmarkStart w:id="12" w:name="_e000447a5cb978ee53bdb6877ec2ece1121f293"/>
-      <w:bookmarkStart w:id="13" w:name="_Toc242017944"/>
+      <w:bookmarkStart w:id="13" w:name="_Toc242018507"/>
       <w:bookmarkEnd w:id="10"/>
       <w:r>
         <w:rPr>
@@ -7206,7 +7206,7 @@
         <w:ind w:firstLine="709"/>
       </w:pPr>
       <w:bookmarkStart w:id="14" w:name="_d6b1e0606ccffbfea524c7b8890d7424ae6ef8d"/>
-      <w:bookmarkStart w:id="15" w:name="_Toc242017945"/>
+      <w:bookmarkStart w:id="15" w:name="_Toc242018508"/>
       <w:bookmarkEnd w:id="12"/>
       <w:r>
         <w:rPr>
@@ -7791,7 +7791,7 @@
         <w:ind w:firstLine="709"/>
       </w:pPr>
       <w:bookmarkStart w:id="16" w:name="_d9c21b914bbc5bab06da79c3c8a3f5937408dab"/>
-      <w:bookmarkStart w:id="17" w:name="_Toc242017946"/>
+      <w:bookmarkStart w:id="17" w:name="_Toc242018509"/>
       <w:bookmarkEnd w:id="14"/>
       <w:r>
         <w:rPr>
@@ -8763,7 +8763,7 @@
         <w:ind w:firstLine="709"/>
       </w:pPr>
       <w:bookmarkStart w:id="18" w:name="_519d46f9ff7923648cbfef21e26057944381813"/>
-      <w:bookmarkStart w:id="19" w:name="_Toc242017947"/>
+      <w:bookmarkStart w:id="19" w:name="_Toc242018510"/>
       <w:bookmarkEnd w:id="16"/>
       <w:r>
         <w:rPr>
@@ -8836,7 +8836,7 @@
         <w:ind w:firstLine="709"/>
       </w:pPr>
       <w:bookmarkStart w:id="20" w:name="_753c3388bf9c3477a7d17f68c6497177eb43643"/>
-      <w:bookmarkStart w:id="21" w:name="_Toc242017948"/>
+      <w:bookmarkStart w:id="21" w:name="_Toc242018511"/>
       <w:bookmarkEnd w:id="18"/>
       <w:r>
         <w:rPr>
@@ -9980,7 +9980,7 @@
         <w:ind w:firstLine="709"/>
       </w:pPr>
       <w:bookmarkStart w:id="22" w:name="_fc51781abcc4857bf621eab6b8861ea54729fed"/>
-      <w:bookmarkStart w:id="23" w:name="_Toc242017949"/>
+      <w:bookmarkStart w:id="23" w:name="_Toc242018512"/>
       <w:bookmarkEnd w:id="20"/>
       <w:r>
         <w:rPr>
@@ -10551,7 +10551,7 @@
           <w:sz w:val="28"/>
         </w:rPr>
         <w:drawing>
-          <wp:inline distT="0" distB="0" distL="0" distR="0" wp14:anchorId="130B0482" wp14:editId="28B8B4D6">
+          <wp:inline distT="0" distB="0" distL="0" distR="0" wp14:anchorId="2BD26ACE" wp14:editId="425826E5">
             <wp:extent cx="5334000" cy="2536902"/>
             <wp:effectExtent l="0" t="0" r="0" b="0"/>
             <wp:docPr id="27" name="Picture"/>
@@ -10635,7 +10635,7 @@
         <w:ind w:firstLine="709"/>
       </w:pPr>
       <w:bookmarkStart w:id="24" w:name="_3cbac706be9fcf271e7c81612a5c58063188b2f"/>
-      <w:bookmarkStart w:id="25" w:name="_Toc242017950"/>
+      <w:bookmarkStart w:id="25" w:name="_Toc242018513"/>
       <w:bookmarkEnd w:id="22"/>
       <w:r>
         <w:rPr>
@@ -12997,7 +12997,7 @@
         <w:jc w:val="center"/>
       </w:pPr>
       <w:bookmarkStart w:id="26" w:name="_выводы"/>
-      <w:bookmarkStart w:id="27" w:name="_Toc242017951"/>
+      <w:bookmarkStart w:id="27" w:name="_Toc242018514"/>
       <w:bookmarkEnd w:id="24"/>
       <w:r>
         <w:rPr>
@@ -13063,7 +13063,7 @@
         <w:jc w:val="center"/>
       </w:pPr>
       <w:bookmarkStart w:id="28" w:name="_274f6a444530ef90b0479dabf3d210f01e97699"/>
-      <w:bookmarkStart w:id="29" w:name="_Toc242017952"/>
+      <w:bookmarkStart w:id="29" w:name="_Toc242018515"/>
       <w:bookmarkEnd w:id="26"/>
       <w:r>
         <w:rPr>
@@ -13212,7 +13212,7 @@
         <w:ind w:firstLine="709"/>
       </w:pPr>
       <w:bookmarkStart w:id="30" w:name="_d0b2864b05c1a6817d4667f0f3e4b4928a2cf70"/>
-      <w:bookmarkStart w:id="31" w:name="_Toc242017953"/>
+      <w:bookmarkStart w:id="31" w:name="_Toc242018516"/>
       <w:bookmarkEnd w:id="28"/>
       <w:r>
         <w:rPr>
@@ -13979,7 +13979,7 @@
         <w:ind w:firstLine="709"/>
       </w:pPr>
       <w:bookmarkStart w:id="32" w:name="_57b6da660863974cb7f545bcaedf54a886793e9"/>
-      <w:bookmarkStart w:id="33" w:name="_Toc242017954"/>
+      <w:bookmarkStart w:id="33" w:name="_Toc242018517"/>
       <w:bookmarkEnd w:id="30"/>
       <w:r>
         <w:rPr>
@@ -15081,7 +15081,7 @@
         <w:ind w:firstLine="709"/>
       </w:pPr>
       <w:bookmarkStart w:id="34" w:name="_bab2a73b062d54d30a46b35a66541c275d60dcb"/>
-      <w:bookmarkStart w:id="35" w:name="_Toc242017955"/>
+      <w:bookmarkStart w:id="35" w:name="_Toc242018518"/>
       <w:bookmarkEnd w:id="32"/>
       <w:r>
         <w:rPr>
@@ -16247,7 +16247,7 @@
         <w:ind w:firstLine="709"/>
       </w:pPr>
       <w:bookmarkStart w:id="36" w:name="_301fb4639e999825c095dd7055019e7c013a803"/>
-      <w:bookmarkStart w:id="37" w:name="_Toc242017956"/>
+      <w:bookmarkStart w:id="37" w:name="_Toc242018519"/>
       <w:bookmarkEnd w:id="34"/>
       <w:r>
         <w:rPr>
@@ -16932,7 +16932,7 @@
         <w:ind w:firstLine="709"/>
       </w:pPr>
       <w:bookmarkStart w:id="38" w:name="_0b3889fe5487e8057dd761c90a2747437e007c1"/>
-      <w:bookmarkStart w:id="39" w:name="_Toc242017957"/>
+      <w:bookmarkStart w:id="39" w:name="_Toc242018520"/>
       <w:bookmarkEnd w:id="36"/>
       <w:r>
         <w:rPr>
@@ -17075,7 +17075,7 @@
         <w:ind w:firstLine="709"/>
       </w:pPr>
       <w:bookmarkStart w:id="40" w:name="_197b1a6e2d69941acbc82ad0996c5c640608b53"/>
-      <w:bookmarkStart w:id="41" w:name="_Toc242017958"/>
+      <w:bookmarkStart w:id="41" w:name="_Toc242018521"/>
       <w:bookmarkEnd w:id="38"/>
       <w:r>
         <w:rPr>
@@ -18815,7 +18815,7 @@
         <w:ind w:firstLine="709"/>
       </w:pPr>
       <w:bookmarkStart w:id="42" w:name="_c90111934883e04bb05bda6912628b847003e8a"/>
-      <w:bookmarkStart w:id="43" w:name="_Toc242017959"/>
+      <w:bookmarkStart w:id="43" w:name="_Toc242018522"/>
       <w:bookmarkEnd w:id="40"/>
       <w:r>
         <w:rPr>
@@ -23494,7 +23494,7 @@
         <w:ind w:firstLine="709"/>
       </w:pPr>
       <w:bookmarkStart w:id="44" w:name="_bca307c9ddc33cca95799588788fa76d76b2631"/>
-      <w:bookmarkStart w:id="45" w:name="_Toc242017960"/>
+      <w:bookmarkStart w:id="45" w:name="_Toc242018523"/>
       <w:bookmarkEnd w:id="42"/>
       <w:r>
         <w:rPr>
@@ -24637,7 +24637,7 @@
         <w:ind w:firstLine="709"/>
       </w:pPr>
       <w:bookmarkStart w:id="46" w:name="_fd317a62134e138eb2701d438d54cf5c4918713"/>
-      <w:bookmarkStart w:id="47" w:name="_Toc242017961"/>
+      <w:bookmarkStart w:id="47" w:name="_Toc242018524"/>
       <w:bookmarkEnd w:id="44"/>
       <w:r>
         <w:rPr>
@@ -26083,7 +26083,7 @@
         <w:ind w:firstLine="709"/>
       </w:pPr>
       <w:bookmarkStart w:id="48" w:name="_a3b6e9849785cc4db668b72c41f8ffea4adbae2"/>
-      <w:bookmarkStart w:id="49" w:name="_Toc242017962"/>
+      <w:bookmarkStart w:id="49" w:name="_Toc242018525"/>
       <w:bookmarkEnd w:id="46"/>
       <w:r>
         <w:rPr>
@@ -27069,7 +27069,7 @@
   <w:abstractNum w:abstractNumId="0" w15:restartNumberingAfterBreak="0">
     <w:nsid w:val="0000A990"/>
     <w:multiLevelType w:val="multilevel"/>
-    <w:tmpl w:val="7722BD16"/>
+    <w:tmpl w:val="81F4FC78"/>
     <w:lvl w:ilvl="0">
       <w:numFmt w:val="bullet"/>
       <w:lvlText w:val=" "/>
@@ -27146,7 +27146,7 @@
   <w:abstractNum w:abstractNumId="1" w15:restartNumberingAfterBreak="0">
     <w:nsid w:val="00A99411"/>
     <w:multiLevelType w:val="multilevel"/>
-    <w:tmpl w:val="A790D238"/>
+    <w:tmpl w:val="3572A2C6"/>
     <w:lvl w:ilvl="0">
       <w:start w:val="1"/>
       <w:numFmt w:val="decimal"/>
@@ -28594,7 +28594,7 @@
     <w:autoRedefine/>
     <w:uiPriority w:val="39"/>
     <w:unhideWhenUsed/>
-    <w:rsid w:val="00CB61A3"/>
+    <w:rsid w:val="009F59A6"/>
     <w:pPr>
       <w:spacing w:after="100"/>
     </w:pPr>

--- a/ЛР7_Итоговый_отчет/ОТЧЕТ_ЛР7_TableMind.docx
+++ b/ЛР7_Итоговый_отчет/ОТЧЕТ_ЛР7_TableMind.docx
@@ -263,7 +263,7 @@
       <w:r>
         <w:fldChar w:fldCharType="separate"/>
       </w:r>
-      <w:hyperlink w:anchor="_Toc242018501" w:history="1">
+      <w:hyperlink w:anchor="_Toc242020304" w:history="1">
         <w:r>
           <w:rPr>
             <w:rStyle w:val="af"/>
@@ -291,7 +291,7 @@
             <w:noProof/>
             <w:webHidden/>
           </w:rPr>
-          <w:instrText xml:space="preserve"> PAGEREF _Toc242018501 \h </w:instrText>
+          <w:instrText xml:space="preserve"> PAGEREF _Toc242020304 \h </w:instrText>
         </w:r>
         <w:r>
           <w:rPr>
@@ -332,7 +332,7 @@
           <w:noProof/>
         </w:rPr>
       </w:pPr>
-      <w:hyperlink w:anchor="_Toc242018502" w:history="1">
+      <w:hyperlink w:anchor="_Toc242020305" w:history="1">
         <w:r>
           <w:rPr>
             <w:rStyle w:val="af"/>
@@ -360,7 +360,7 @@
             <w:noProof/>
             <w:webHidden/>
           </w:rPr>
-          <w:instrText xml:space="preserve"> PAGEREF _Toc242018502 \h </w:instrText>
+          <w:instrText xml:space="preserve"> PAGEREF _Toc242020305 \h </w:instrText>
         </w:r>
         <w:r>
           <w:rPr>
@@ -401,7 +401,7 @@
           <w:noProof/>
         </w:rPr>
       </w:pPr>
-      <w:hyperlink w:anchor="_Toc242018503" w:history="1">
+      <w:hyperlink w:anchor="_Toc242020306" w:history="1">
         <w:r>
           <w:rPr>
             <w:rStyle w:val="af"/>
@@ -463,7 +463,7 @@
             <w:noProof/>
             <w:webHidden/>
           </w:rPr>
-          <w:instrText xml:space="preserve"> PAGEREF _Toc242018503 \h </w:instrText>
+          <w:instrText xml:space="preserve"> PAGEREF _Toc242020306 \h </w:instrText>
         </w:r>
         <w:r>
           <w:rPr>
@@ -504,7 +504,7 @@
           <w:noProof/>
         </w:rPr>
       </w:pPr>
-      <w:hyperlink w:anchor="_Toc242018504" w:history="1">
+      <w:hyperlink w:anchor="_Toc242020307" w:history="1">
         <w:r>
           <w:rPr>
             <w:rStyle w:val="af"/>
@@ -532,7 +532,7 @@
             <w:noProof/>
             <w:webHidden/>
           </w:rPr>
-          <w:instrText xml:space="preserve"> PAGEREF _Toc242018504 \h </w:instrText>
+          <w:instrText xml:space="preserve"> PAGEREF _Toc242020307 \h </w:instrText>
         </w:r>
         <w:r>
           <w:rPr>
@@ -573,7 +573,7 @@
           <w:noProof/>
         </w:rPr>
       </w:pPr>
-      <w:hyperlink w:anchor="_Toc242018505" w:history="1">
+      <w:hyperlink w:anchor="_Toc242020308" w:history="1">
         <w:r>
           <w:rPr>
             <w:rStyle w:val="af"/>
@@ -601,7 +601,7 @@
             <w:noProof/>
             <w:webHidden/>
           </w:rPr>
-          <w:instrText xml:space="preserve"> PAGEREF _Toc242018505 \h </w:instrText>
+          <w:instrText xml:space="preserve"> PAGEREF _Toc242020308 \h </w:instrText>
         </w:r>
         <w:r>
           <w:rPr>
@@ -642,7 +642,7 @@
           <w:noProof/>
         </w:rPr>
       </w:pPr>
-      <w:hyperlink w:anchor="_Toc242018506" w:history="1">
+      <w:hyperlink w:anchor="_Toc242020309" w:history="1">
         <w:r>
           <w:rPr>
             <w:rStyle w:val="af"/>
@@ -670,7 +670,7 @@
             <w:noProof/>
             <w:webHidden/>
           </w:rPr>
-          <w:instrText xml:space="preserve"> PAGEREF _Toc242018506 \h </w:instrText>
+          <w:instrText xml:space="preserve"> PAGEREF _Toc242020309 \h </w:instrText>
         </w:r>
         <w:r>
           <w:rPr>
@@ -711,7 +711,7 @@
           <w:noProof/>
         </w:rPr>
       </w:pPr>
-      <w:hyperlink w:anchor="_Toc242018507" w:history="1">
+      <w:hyperlink w:anchor="_Toc242020310" w:history="1">
         <w:r>
           <w:rPr>
             <w:rStyle w:val="af"/>
@@ -739,7 +739,7 @@
             <w:noProof/>
             <w:webHidden/>
           </w:rPr>
-          <w:instrText xml:space="preserve"> PAGEREF _Toc242018507 \h </w:instrText>
+          <w:instrText xml:space="preserve"> PAGEREF _Toc242020310 \h </w:instrText>
         </w:r>
         <w:r>
           <w:rPr>
@@ -780,7 +780,7 @@
           <w:noProof/>
         </w:rPr>
       </w:pPr>
-      <w:hyperlink w:anchor="_Toc242018508" w:history="1">
+      <w:hyperlink w:anchor="_Toc242020311" w:history="1">
         <w:r>
           <w:rPr>
             <w:rStyle w:val="af"/>
@@ -808,7 +808,7 @@
             <w:noProof/>
             <w:webHidden/>
           </w:rPr>
-          <w:instrText xml:space="preserve"> PAGEREF _Toc242018508 \h </w:instrText>
+          <w:instrText xml:space="preserve"> PAGEREF _Toc242020311 \h </w:instrText>
         </w:r>
         <w:r>
           <w:rPr>
@@ -849,7 +849,7 @@
           <w:noProof/>
         </w:rPr>
       </w:pPr>
-      <w:hyperlink w:anchor="_Toc242018509" w:history="1">
+      <w:hyperlink w:anchor="_Toc242020312" w:history="1">
         <w:r>
           <w:rPr>
             <w:rStyle w:val="af"/>
@@ -877,7 +877,7 @@
             <w:noProof/>
             <w:webHidden/>
           </w:rPr>
-          <w:instrText xml:space="preserve"> PAGEREF _Toc242018509 \h </w:instrText>
+          <w:instrText xml:space="preserve"> PAGEREF _Toc242020312 \h </w:instrText>
         </w:r>
         <w:r>
           <w:rPr>
@@ -918,7 +918,7 @@
           <w:noProof/>
         </w:rPr>
       </w:pPr>
-      <w:hyperlink w:anchor="_Toc242018510" w:history="1">
+      <w:hyperlink w:anchor="_Toc242020313" w:history="1">
         <w:r>
           <w:rPr>
             <w:rStyle w:val="af"/>
@@ -946,7 +946,7 @@
             <w:noProof/>
             <w:webHidden/>
           </w:rPr>
-          <w:instrText xml:space="preserve"> PAGEREF _Toc242018510 \h </w:instrText>
+          <w:instrText xml:space="preserve"> PAGEREF _Toc242020313 \h </w:instrText>
         </w:r>
         <w:r>
           <w:rPr>
@@ -987,7 +987,7 @@
           <w:noProof/>
         </w:rPr>
       </w:pPr>
-      <w:hyperlink w:anchor="_Toc242018511" w:history="1">
+      <w:hyperlink w:anchor="_Toc242020314" w:history="1">
         <w:r>
           <w:rPr>
             <w:rStyle w:val="af"/>
@@ -1015,7 +1015,7 @@
             <w:noProof/>
             <w:webHidden/>
           </w:rPr>
-          <w:instrText xml:space="preserve"> PAGEREF _Toc242018511 \h </w:instrText>
+          <w:instrText xml:space="preserve"> PAGEREF _Toc242020314 \h </w:instrText>
         </w:r>
         <w:r>
           <w:rPr>
@@ -1056,7 +1056,7 @@
           <w:noProof/>
         </w:rPr>
       </w:pPr>
-      <w:hyperlink w:anchor="_Toc242018512" w:history="1">
+      <w:hyperlink w:anchor="_Toc242020315" w:history="1">
         <w:r>
           <w:rPr>
             <w:rStyle w:val="af"/>
@@ -1084,7 +1084,7 @@
             <w:noProof/>
             <w:webHidden/>
           </w:rPr>
-          <w:instrText xml:space="preserve"> PAGEREF _Toc242018512 \h </w:instrText>
+          <w:instrText xml:space="preserve"> PAGEREF _Toc242020315 \h </w:instrText>
         </w:r>
         <w:r>
           <w:rPr>
@@ -1125,7 +1125,7 @@
           <w:noProof/>
         </w:rPr>
       </w:pPr>
-      <w:hyperlink w:anchor="_Toc242018513" w:history="1">
+      <w:hyperlink w:anchor="_Toc242020316" w:history="1">
         <w:r>
           <w:rPr>
             <w:rStyle w:val="af"/>
@@ -1153,7 +1153,7 @@
             <w:noProof/>
             <w:webHidden/>
           </w:rPr>
-          <w:instrText xml:space="preserve"> PAGEREF _Toc242018513 \h </w:instrText>
+          <w:instrText xml:space="preserve"> PAGEREF _Toc242020316 \h </w:instrText>
         </w:r>
         <w:r>
           <w:rPr>
@@ -1194,7 +1194,7 @@
           <w:noProof/>
         </w:rPr>
       </w:pPr>
-      <w:hyperlink w:anchor="_Toc242018514" w:history="1">
+      <w:hyperlink w:anchor="_Toc242020317" w:history="1">
         <w:r>
           <w:rPr>
             <w:rStyle w:val="af"/>
@@ -1222,7 +1222,7 @@
             <w:noProof/>
             <w:webHidden/>
           </w:rPr>
-          <w:instrText xml:space="preserve"> PAGEREF _Toc242018514 \h </w:instrText>
+          <w:instrText xml:space="preserve"> PAGEREF _Toc242020317 \h </w:instrText>
         </w:r>
         <w:r>
           <w:rPr>
@@ -1263,7 +1263,7 @@
           <w:noProof/>
         </w:rPr>
       </w:pPr>
-      <w:hyperlink w:anchor="_Toc242018515" w:history="1">
+      <w:hyperlink w:anchor="_Toc242020318" w:history="1">
         <w:r>
           <w:rPr>
             <w:rStyle w:val="af"/>
@@ -1291,7 +1291,7 @@
             <w:noProof/>
             <w:webHidden/>
           </w:rPr>
-          <w:instrText xml:space="preserve"> PAGEREF _Toc242018515 \h </w:instrText>
+          <w:instrText xml:space="preserve"> PAGEREF _Toc242020318 \h </w:instrText>
         </w:r>
         <w:r>
           <w:rPr>
@@ -1332,7 +1332,7 @@
           <w:noProof/>
         </w:rPr>
       </w:pPr>
-      <w:hyperlink w:anchor="_Toc242018516" w:history="1">
+      <w:hyperlink w:anchor="_Toc242020319" w:history="1">
         <w:r>
           <w:rPr>
             <w:rStyle w:val="af"/>
@@ -1360,7 +1360,7 @@
             <w:noProof/>
             <w:webHidden/>
           </w:rPr>
-          <w:instrText xml:space="preserve"> PAGEREF _Toc242018516 \h </w:instrText>
+          <w:instrText xml:space="preserve"> PAGEREF _Toc242020319 \h </w:instrText>
         </w:r>
         <w:r>
           <w:rPr>
@@ -1401,7 +1401,7 @@
           <w:noProof/>
         </w:rPr>
       </w:pPr>
-      <w:hyperlink w:anchor="_Toc242018517" w:history="1">
+      <w:hyperlink w:anchor="_Toc242020320" w:history="1">
         <w:r>
           <w:rPr>
             <w:rStyle w:val="af"/>
@@ -1429,7 +1429,7 @@
             <w:noProof/>
             <w:webHidden/>
           </w:rPr>
-          <w:instrText xml:space="preserve"> PAGEREF _Toc242018517 \h </w:instrText>
+          <w:instrText xml:space="preserve"> PAGEREF _Toc242020320 \h </w:instrText>
         </w:r>
         <w:r>
           <w:rPr>
@@ -1470,7 +1470,7 @@
           <w:noProof/>
         </w:rPr>
       </w:pPr>
-      <w:hyperlink w:anchor="_Toc242018518" w:history="1">
+      <w:hyperlink w:anchor="_Toc242020321" w:history="1">
         <w:r>
           <w:rPr>
             <w:rStyle w:val="af"/>
@@ -1498,7 +1498,7 @@
             <w:noProof/>
             <w:webHidden/>
           </w:rPr>
-          <w:instrText xml:space="preserve"> PAGEREF _Toc242018518 \h </w:instrText>
+          <w:instrText xml:space="preserve"> PAGEREF _Toc242020321 \h </w:instrText>
         </w:r>
         <w:r>
           <w:rPr>
@@ -1539,7 +1539,7 @@
           <w:noProof/>
         </w:rPr>
       </w:pPr>
-      <w:hyperlink w:anchor="_Toc242018519" w:history="1">
+      <w:hyperlink w:anchor="_Toc242020322" w:history="1">
         <w:r>
           <w:rPr>
             <w:rStyle w:val="af"/>
@@ -1567,7 +1567,7 @@
             <w:noProof/>
             <w:webHidden/>
           </w:rPr>
-          <w:instrText xml:space="preserve"> PAGEREF _Toc242018519 \h </w:instrText>
+          <w:instrText xml:space="preserve"> PAGEREF _Toc242020322 \h </w:instrText>
         </w:r>
         <w:r>
           <w:rPr>
@@ -1608,7 +1608,7 @@
           <w:noProof/>
         </w:rPr>
       </w:pPr>
-      <w:hyperlink w:anchor="_Toc242018520" w:history="1">
+      <w:hyperlink w:anchor="_Toc242020323" w:history="1">
         <w:r>
           <w:rPr>
             <w:rStyle w:val="af"/>
@@ -1636,7 +1636,7 @@
             <w:noProof/>
             <w:webHidden/>
           </w:rPr>
-          <w:instrText xml:space="preserve"> PAGEREF _Toc242018520 \h </w:instrText>
+          <w:instrText xml:space="preserve"> PAGEREF _Toc242020323 \h </w:instrText>
         </w:r>
         <w:r>
           <w:rPr>
@@ -1677,7 +1677,7 @@
           <w:noProof/>
         </w:rPr>
       </w:pPr>
-      <w:hyperlink w:anchor="_Toc242018521" w:history="1">
+      <w:hyperlink w:anchor="_Toc242020324" w:history="1">
         <w:r>
           <w:rPr>
             <w:rStyle w:val="af"/>
@@ -1705,7 +1705,7 @@
             <w:noProof/>
             <w:webHidden/>
           </w:rPr>
-          <w:instrText xml:space="preserve"> PAGEREF _Toc242018521 \h </w:instrText>
+          <w:instrText xml:space="preserve"> PAGEREF _Toc242020324 \h </w:instrText>
         </w:r>
         <w:r>
           <w:rPr>
@@ -1746,7 +1746,7 @@
           <w:noProof/>
         </w:rPr>
       </w:pPr>
-      <w:hyperlink w:anchor="_Toc242018522" w:history="1">
+      <w:hyperlink w:anchor="_Toc242020325" w:history="1">
         <w:r>
           <w:rPr>
             <w:rStyle w:val="af"/>
@@ -1774,7 +1774,7 @@
             <w:noProof/>
             <w:webHidden/>
           </w:rPr>
-          <w:instrText xml:space="preserve"> PAGEREF _Toc242018522 \h </w:instrText>
+          <w:instrText xml:space="preserve"> PAGEREF _Toc242020325 \h </w:instrText>
         </w:r>
         <w:r>
           <w:rPr>
@@ -1815,7 +1815,7 @@
           <w:noProof/>
         </w:rPr>
       </w:pPr>
-      <w:hyperlink w:anchor="_Toc242018523" w:history="1">
+      <w:hyperlink w:anchor="_Toc242020326" w:history="1">
         <w:r>
           <w:rPr>
             <w:rStyle w:val="af"/>
@@ -1843,7 +1843,7 @@
             <w:noProof/>
             <w:webHidden/>
           </w:rPr>
-          <w:instrText xml:space="preserve"> PAGEREF _Toc242018523 \h </w:instrText>
+          <w:instrText xml:space="preserve"> PAGEREF _Toc242020326 \h </w:instrText>
         </w:r>
         <w:r>
           <w:rPr>
@@ -1884,7 +1884,7 @@
           <w:noProof/>
         </w:rPr>
       </w:pPr>
-      <w:hyperlink w:anchor="_Toc242018524" w:history="1">
+      <w:hyperlink w:anchor="_Toc242020327" w:history="1">
         <w:r>
           <w:rPr>
             <w:rStyle w:val="af"/>
@@ -1912,7 +1912,7 @@
             <w:noProof/>
             <w:webHidden/>
           </w:rPr>
-          <w:instrText xml:space="preserve"> PAGEREF _Toc242018524 \h </w:instrText>
+          <w:instrText xml:space="preserve"> PAGEREF _Toc242020327 \h </w:instrText>
         </w:r>
         <w:r>
           <w:rPr>
@@ -1953,7 +1953,7 @@
           <w:noProof/>
         </w:rPr>
       </w:pPr>
-      <w:hyperlink w:anchor="_Toc242018525" w:history="1">
+      <w:hyperlink w:anchor="_Toc242020328" w:history="1">
         <w:r>
           <w:rPr>
             <w:rStyle w:val="af"/>
@@ -1981,7 +1981,7 @@
             <w:noProof/>
             <w:webHidden/>
           </w:rPr>
-          <w:instrText xml:space="preserve"> PAGEREF _Toc242018525 \h </w:instrText>
+          <w:instrText xml:space="preserve"> PAGEREF _Toc242020328 \h </w:instrText>
         </w:r>
         <w:r>
           <w:rPr>
@@ -2027,7 +2027,7 @@
         <w:spacing w:before="0" w:after="360" w:line="360" w:lineRule="exact"/>
         <w:ind w:firstLine="709"/>
       </w:pPr>
-      <w:bookmarkStart w:id="1" w:name="_Toc242018501"/>
+      <w:bookmarkStart w:id="1" w:name="_Toc242020304"/>
       <w:r>
         <w:rPr>
           <w:b/>
@@ -2769,7 +2769,7 @@
         <w:ind w:firstLine="709"/>
       </w:pPr>
       <w:bookmarkStart w:id="2" w:name="_63a3aafe38fbc036ef895346c993c1b61529618"/>
-      <w:bookmarkStart w:id="3" w:name="_Toc242018502"/>
+      <w:bookmarkStart w:id="3" w:name="_Toc242020305"/>
       <w:bookmarkEnd w:id="0"/>
       <w:r>
         <w:rPr>
@@ -3325,7 +3325,7 @@
         <w:ind w:firstLine="709"/>
       </w:pPr>
       <w:bookmarkStart w:id="4" w:name="_fe8d3efd355b4a528bffe4e412a753a8708d8a7"/>
-      <w:bookmarkStart w:id="5" w:name="_Toc242018503"/>
+      <w:bookmarkStart w:id="5" w:name="_Toc242020306"/>
       <w:bookmarkEnd w:id="2"/>
       <w:r>
         <w:rPr>
@@ -3914,7 +3914,7 @@
         <w:ind w:firstLine="709"/>
       </w:pPr>
       <w:bookmarkStart w:id="6" w:name="_85970216d61dd6d6f40a43c2142d7359aebf30e"/>
-      <w:bookmarkStart w:id="7" w:name="_Toc242018504"/>
+      <w:bookmarkStart w:id="7" w:name="_Toc242020307"/>
       <w:bookmarkEnd w:id="4"/>
       <w:r>
         <w:rPr>
@@ -4630,7 +4630,7 @@
           <w:sz w:val="28"/>
         </w:rPr>
         <w:drawing>
-          <wp:inline distT="0" distB="0" distL="0" distR="0" wp14:anchorId="0DB0E925" wp14:editId="56ECD96D">
+          <wp:inline distT="0" distB="0" distL="0" distR="0" wp14:anchorId="46CFC717" wp14:editId="2C158A3C">
             <wp:extent cx="5334000" cy="2471853"/>
             <wp:effectExtent l="0" t="0" r="0" b="0"/>
             <wp:docPr id="13" name="Picture"/>
@@ -4870,7 +4870,7 @@
         <w:ind w:firstLine="709"/>
       </w:pPr>
       <w:bookmarkStart w:id="8" w:name="_952a16116c37bc0383f5f47ccedf9607bd1472f"/>
-      <w:bookmarkStart w:id="9" w:name="_Toc242018505"/>
+      <w:bookmarkStart w:id="9" w:name="_Toc242020308"/>
       <w:bookmarkEnd w:id="6"/>
       <w:r>
         <w:rPr>
@@ -5804,7 +5804,7 @@
         <w:ind w:firstLine="709"/>
       </w:pPr>
       <w:bookmarkStart w:id="10" w:name="_550d58f707a5c37672fca98b77eb8736ae09aa2"/>
-      <w:bookmarkStart w:id="11" w:name="_Toc242018506"/>
+      <w:bookmarkStart w:id="11" w:name="_Toc242020309"/>
       <w:bookmarkEnd w:id="8"/>
       <w:r>
         <w:rPr>
@@ -6347,7 +6347,7 @@
           <w:sz w:val="28"/>
         </w:rPr>
         <w:drawing>
-          <wp:inline distT="0" distB="0" distL="0" distR="0" wp14:anchorId="575E1226" wp14:editId="4EEB16B1">
+          <wp:inline distT="0" distB="0" distL="0" distR="0" wp14:anchorId="5164E135" wp14:editId="26209E0C">
             <wp:extent cx="5334000" cy="2356883"/>
             <wp:effectExtent l="0" t="0" r="0" b="0"/>
             <wp:docPr id="18" name="Picture"/>
@@ -6457,7 +6457,7 @@
         <w:ind w:firstLine="709"/>
       </w:pPr>
       <w:bookmarkStart w:id="12" w:name="_e000447a5cb978ee53bdb6877ec2ece1121f293"/>
-      <w:bookmarkStart w:id="13" w:name="_Toc242018507"/>
+      <w:bookmarkStart w:id="13" w:name="_Toc242020310"/>
       <w:bookmarkEnd w:id="10"/>
       <w:r>
         <w:rPr>
@@ -7206,7 +7206,7 @@
         <w:ind w:firstLine="709"/>
       </w:pPr>
       <w:bookmarkStart w:id="14" w:name="_d6b1e0606ccffbfea524c7b8890d7424ae6ef8d"/>
-      <w:bookmarkStart w:id="15" w:name="_Toc242018508"/>
+      <w:bookmarkStart w:id="15" w:name="_Toc242020311"/>
       <w:bookmarkEnd w:id="12"/>
       <w:r>
         <w:rPr>
@@ -7791,7 +7791,7 @@
         <w:ind w:firstLine="709"/>
       </w:pPr>
       <w:bookmarkStart w:id="16" w:name="_d9c21b914bbc5bab06da79c3c8a3f5937408dab"/>
-      <w:bookmarkStart w:id="17" w:name="_Toc242018509"/>
+      <w:bookmarkStart w:id="17" w:name="_Toc242020312"/>
       <w:bookmarkEnd w:id="14"/>
       <w:r>
         <w:rPr>
@@ -8763,7 +8763,7 @@
         <w:ind w:firstLine="709"/>
       </w:pPr>
       <w:bookmarkStart w:id="18" w:name="_519d46f9ff7923648cbfef21e26057944381813"/>
-      <w:bookmarkStart w:id="19" w:name="_Toc242018510"/>
+      <w:bookmarkStart w:id="19" w:name="_Toc242020313"/>
       <w:bookmarkEnd w:id="16"/>
       <w:r>
         <w:rPr>
@@ -8836,7 +8836,7 @@
         <w:ind w:firstLine="709"/>
       </w:pPr>
       <w:bookmarkStart w:id="20" w:name="_753c3388bf9c3477a7d17f68c6497177eb43643"/>
-      <w:bookmarkStart w:id="21" w:name="_Toc242018511"/>
+      <w:bookmarkStart w:id="21" w:name="_Toc242020314"/>
       <w:bookmarkEnd w:id="18"/>
       <w:r>
         <w:rPr>
@@ -9980,7 +9980,7 @@
         <w:ind w:firstLine="709"/>
       </w:pPr>
       <w:bookmarkStart w:id="22" w:name="_fc51781abcc4857bf621eab6b8861ea54729fed"/>
-      <w:bookmarkStart w:id="23" w:name="_Toc242018512"/>
+      <w:bookmarkStart w:id="23" w:name="_Toc242020315"/>
       <w:bookmarkEnd w:id="20"/>
       <w:r>
         <w:rPr>
@@ -10551,7 +10551,7 @@
           <w:sz w:val="28"/>
         </w:rPr>
         <w:drawing>
-          <wp:inline distT="0" distB="0" distL="0" distR="0" wp14:anchorId="2BD26ACE" wp14:editId="425826E5">
+          <wp:inline distT="0" distB="0" distL="0" distR="0" wp14:anchorId="4C5C0C7F" wp14:editId="025851B0">
             <wp:extent cx="5334000" cy="2536902"/>
             <wp:effectExtent l="0" t="0" r="0" b="0"/>
             <wp:docPr id="27" name="Picture"/>
@@ -10635,7 +10635,7 @@
         <w:ind w:firstLine="709"/>
       </w:pPr>
       <w:bookmarkStart w:id="24" w:name="_3cbac706be9fcf271e7c81612a5c58063188b2f"/>
-      <w:bookmarkStart w:id="25" w:name="_Toc242018513"/>
+      <w:bookmarkStart w:id="25" w:name="_Toc242020316"/>
       <w:bookmarkEnd w:id="22"/>
       <w:r>
         <w:rPr>
@@ -12640,7 +12640,7 @@
               <w:rPr>
                 <w:sz w:val="24"/>
               </w:rPr>
-              <w:t>платный поиск по модельным показателям стоит около 11 460 </w:t>
+              <w:t>платный поиск по узкому ядру дает около 22 кликов в месяц, а стоимость привлечения платящего около 2 500 </w:t>
             </w:r>
             <w:r>
               <w:rPr>
@@ -12653,26 +12653,26 @@
               <w:rPr>
                 <w:sz w:val="24"/>
               </w:rPr>
-              <w:t xml:space="preserve"> в месяц и не вписывается в маркетинговый бюджет 14 500 </w:t>
-            </w:r>
-            <w:r>
-              <w:rPr>
-                <w:i/>
-                <w:sz w:val="24"/>
-              </w:rPr>
-              <w:t>BYN</w:t>
-            </w:r>
-            <w:r>
-              <w:rPr>
-                <w:sz w:val="24"/>
-              </w:rPr>
-              <w:t>, поэтом</w:t>
-            </w:r>
-            <w:r>
-              <w:rPr>
-                <w:sz w:val="24"/>
-              </w:rPr>
-              <w:t xml:space="preserve">у ставка на органику, </w:t>
+              <w:t xml:space="preserve"> при выручке первого</w:t>
+            </w:r>
+            <w:r>
+              <w:rPr>
+                <w:sz w:val="24"/>
+              </w:rPr>
+              <w:t xml:space="preserve"> года на платящего около 101 </w:t>
+            </w:r>
+            <w:r>
+              <w:rPr>
+                <w:i/>
+                <w:sz w:val="24"/>
+              </w:rPr>
+              <w:t>EUR</w:t>
+            </w:r>
+            <w:r>
+              <w:rPr>
+                <w:sz w:val="24"/>
+              </w:rPr>
+              <w:t xml:space="preserve">, поэтому ставка на органику, </w:t>
             </w:r>
             <w:r>
               <w:rPr>
@@ -12997,7 +12997,7 @@
         <w:jc w:val="center"/>
       </w:pPr>
       <w:bookmarkStart w:id="26" w:name="_выводы"/>
-      <w:bookmarkStart w:id="27" w:name="_Toc242018514"/>
+      <w:bookmarkStart w:id="27" w:name="_Toc242020317"/>
       <w:bookmarkEnd w:id="24"/>
       <w:r>
         <w:rPr>
@@ -13063,7 +13063,7 @@
         <w:jc w:val="center"/>
       </w:pPr>
       <w:bookmarkStart w:id="28" w:name="_274f6a444530ef90b0479dabf3d210f01e97699"/>
-      <w:bookmarkStart w:id="29" w:name="_Toc242018515"/>
+      <w:bookmarkStart w:id="29" w:name="_Toc242020318"/>
       <w:bookmarkEnd w:id="26"/>
       <w:r>
         <w:rPr>
@@ -13212,7 +13212,7 @@
         <w:ind w:firstLine="709"/>
       </w:pPr>
       <w:bookmarkStart w:id="30" w:name="_d0b2864b05c1a6817d4667f0f3e4b4928a2cf70"/>
-      <w:bookmarkStart w:id="31" w:name="_Toc242018516"/>
+      <w:bookmarkStart w:id="31" w:name="_Toc242020319"/>
       <w:bookmarkEnd w:id="28"/>
       <w:r>
         <w:rPr>
@@ -13979,7 +13979,7 @@
         <w:ind w:firstLine="709"/>
       </w:pPr>
       <w:bookmarkStart w:id="32" w:name="_57b6da660863974cb7f545bcaedf54a886793e9"/>
-      <w:bookmarkStart w:id="33" w:name="_Toc242018517"/>
+      <w:bookmarkStart w:id="33" w:name="_Toc242020320"/>
       <w:bookmarkEnd w:id="30"/>
       <w:r>
         <w:rPr>
@@ -15081,7 +15081,7 @@
         <w:ind w:firstLine="709"/>
       </w:pPr>
       <w:bookmarkStart w:id="34" w:name="_bab2a73b062d54d30a46b35a66541c275d60dcb"/>
-      <w:bookmarkStart w:id="35" w:name="_Toc242018518"/>
+      <w:bookmarkStart w:id="35" w:name="_Toc242020321"/>
       <w:bookmarkEnd w:id="32"/>
       <w:r>
         <w:rPr>
@@ -16247,7 +16247,7 @@
         <w:ind w:firstLine="709"/>
       </w:pPr>
       <w:bookmarkStart w:id="36" w:name="_301fb4639e999825c095dd7055019e7c013a803"/>
-      <w:bookmarkStart w:id="37" w:name="_Toc242018519"/>
+      <w:bookmarkStart w:id="37" w:name="_Toc242020322"/>
       <w:bookmarkEnd w:id="34"/>
       <w:r>
         <w:rPr>
@@ -16932,7 +16932,7 @@
         <w:ind w:firstLine="709"/>
       </w:pPr>
       <w:bookmarkStart w:id="38" w:name="_0b3889fe5487e8057dd761c90a2747437e007c1"/>
-      <w:bookmarkStart w:id="39" w:name="_Toc242018520"/>
+      <w:bookmarkStart w:id="39" w:name="_Toc242020323"/>
       <w:bookmarkEnd w:id="36"/>
       <w:r>
         <w:rPr>
@@ -17075,7 +17075,7 @@
         <w:ind w:firstLine="709"/>
       </w:pPr>
       <w:bookmarkStart w:id="40" w:name="_197b1a6e2d69941acbc82ad0996c5c640608b53"/>
-      <w:bookmarkStart w:id="41" w:name="_Toc242018521"/>
+      <w:bookmarkStart w:id="41" w:name="_Toc242020324"/>
       <w:bookmarkEnd w:id="38"/>
       <w:r>
         <w:rPr>
@@ -17151,10 +17151,10 @@
         <w:tblLook w:val="0020" w:firstRow="1" w:lastRow="0" w:firstColumn="0" w:lastColumn="0" w:noHBand="0" w:noVBand="0"/>
       </w:tblPr>
       <w:tblGrid>
-        <w:gridCol w:w="673"/>
-        <w:gridCol w:w="1440"/>
-        <w:gridCol w:w="3830"/>
-        <w:gridCol w:w="3412"/>
+        <w:gridCol w:w="675"/>
+        <w:gridCol w:w="1444"/>
+        <w:gridCol w:w="3760"/>
+        <w:gridCol w:w="3476"/>
       </w:tblGrid>
       <w:tr>
         <w:trPr>
@@ -17165,7 +17165,7 @@
         </w:trPr>
         <w:tc>
           <w:tcPr>
-            <w:tcW w:w="672" w:type="dxa"/>
+            <w:tcW w:w="674" w:type="dxa"/>
             <w:vAlign w:val="center"/>
           </w:tcPr>
           <w:p>
@@ -17185,7 +17185,7 @@
         </w:tc>
         <w:tc>
           <w:tcPr>
-            <w:tcW w:w="1440" w:type="dxa"/>
+            <w:tcW w:w="1444" w:type="dxa"/>
             <w:vAlign w:val="center"/>
           </w:tcPr>
           <w:p>
@@ -17205,7 +17205,7 @@
         </w:tc>
         <w:tc>
           <w:tcPr>
-            <w:tcW w:w="3830" w:type="dxa"/>
+            <w:tcW w:w="3760" w:type="dxa"/>
             <w:vAlign w:val="center"/>
           </w:tcPr>
           <w:p>
@@ -17225,7 +17225,7 @@
         </w:tc>
         <w:tc>
           <w:tcPr>
-            <w:tcW w:w="3412" w:type="dxa"/>
+            <w:tcW w:w="3476" w:type="dxa"/>
             <w:vAlign w:val="center"/>
           </w:tcPr>
           <w:p>
@@ -17251,7 +17251,7 @@
         </w:trPr>
         <w:tc>
           <w:tcPr>
-            <w:tcW w:w="672" w:type="dxa"/>
+            <w:tcW w:w="674" w:type="dxa"/>
             <w:vAlign w:val="center"/>
           </w:tcPr>
           <w:p>
@@ -17270,7 +17270,7 @@
         </w:tc>
         <w:tc>
           <w:tcPr>
-            <w:tcW w:w="1440" w:type="dxa"/>
+            <w:tcW w:w="1444" w:type="dxa"/>
             <w:vAlign w:val="center"/>
           </w:tcPr>
           <w:p>
@@ -17289,7 +17289,7 @@
         </w:tc>
         <w:tc>
           <w:tcPr>
-            <w:tcW w:w="3830" w:type="dxa"/>
+            <w:tcW w:w="3760" w:type="dxa"/>
             <w:vAlign w:val="center"/>
           </w:tcPr>
           <w:p>
@@ -17308,7 +17308,7 @@
         </w:tc>
         <w:tc>
           <w:tcPr>
-            <w:tcW w:w="3412" w:type="dxa"/>
+            <w:tcW w:w="3476" w:type="dxa"/>
             <w:vAlign w:val="center"/>
           </w:tcPr>
           <w:p>
@@ -17333,7 +17333,7 @@
         </w:trPr>
         <w:tc>
           <w:tcPr>
-            <w:tcW w:w="672" w:type="dxa"/>
+            <w:tcW w:w="674" w:type="dxa"/>
             <w:vAlign w:val="center"/>
           </w:tcPr>
           <w:p>
@@ -17352,7 +17352,7 @@
         </w:tc>
         <w:tc>
           <w:tcPr>
-            <w:tcW w:w="1440" w:type="dxa"/>
+            <w:tcW w:w="1444" w:type="dxa"/>
             <w:vAlign w:val="center"/>
           </w:tcPr>
           <w:p>
@@ -17371,7 +17371,7 @@
         </w:tc>
         <w:tc>
           <w:tcPr>
-            <w:tcW w:w="3830" w:type="dxa"/>
+            <w:tcW w:w="3760" w:type="dxa"/>
             <w:vAlign w:val="center"/>
           </w:tcPr>
           <w:p>
@@ -17403,7 +17403,7 @@
         </w:tc>
         <w:tc>
           <w:tcPr>
-            <w:tcW w:w="3412" w:type="dxa"/>
+            <w:tcW w:w="3476" w:type="dxa"/>
             <w:vAlign w:val="center"/>
           </w:tcPr>
           <w:p>
@@ -17428,7 +17428,7 @@
         </w:trPr>
         <w:tc>
           <w:tcPr>
-            <w:tcW w:w="672" w:type="dxa"/>
+            <w:tcW w:w="674" w:type="dxa"/>
             <w:vAlign w:val="center"/>
           </w:tcPr>
           <w:p>
@@ -17447,7 +17447,7 @@
         </w:tc>
         <w:tc>
           <w:tcPr>
-            <w:tcW w:w="1440" w:type="dxa"/>
+            <w:tcW w:w="1444" w:type="dxa"/>
             <w:vAlign w:val="center"/>
           </w:tcPr>
           <w:p>
@@ -17466,7 +17466,7 @@
         </w:tc>
         <w:tc>
           <w:tcPr>
-            <w:tcW w:w="3830" w:type="dxa"/>
+            <w:tcW w:w="3760" w:type="dxa"/>
             <w:vAlign w:val="center"/>
           </w:tcPr>
           <w:p>
@@ -17517,7 +17517,7 @@
         </w:tc>
         <w:tc>
           <w:tcPr>
-            <w:tcW w:w="3412" w:type="dxa"/>
+            <w:tcW w:w="3476" w:type="dxa"/>
             <w:vAlign w:val="center"/>
           </w:tcPr>
           <w:p>
@@ -17562,7 +17562,7 @@
         </w:trPr>
         <w:tc>
           <w:tcPr>
-            <w:tcW w:w="672" w:type="dxa"/>
+            <w:tcW w:w="674" w:type="dxa"/>
             <w:vAlign w:val="center"/>
           </w:tcPr>
           <w:p>
@@ -17581,7 +17581,7 @@
         </w:tc>
         <w:tc>
           <w:tcPr>
-            <w:tcW w:w="1440" w:type="dxa"/>
+            <w:tcW w:w="1444" w:type="dxa"/>
             <w:vAlign w:val="center"/>
           </w:tcPr>
           <w:p>
@@ -17600,7 +17600,7 @@
         </w:tc>
         <w:tc>
           <w:tcPr>
-            <w:tcW w:w="3830" w:type="dxa"/>
+            <w:tcW w:w="3760" w:type="dxa"/>
             <w:vAlign w:val="center"/>
           </w:tcPr>
           <w:p>
@@ -17645,7 +17645,7 @@
         </w:tc>
         <w:tc>
           <w:tcPr>
-            <w:tcW w:w="3412" w:type="dxa"/>
+            <w:tcW w:w="3476" w:type="dxa"/>
             <w:vAlign w:val="center"/>
           </w:tcPr>
           <w:p>
@@ -17683,7 +17683,7 @@
         </w:trPr>
         <w:tc>
           <w:tcPr>
-            <w:tcW w:w="672" w:type="dxa"/>
+            <w:tcW w:w="674" w:type="dxa"/>
             <w:vAlign w:val="center"/>
           </w:tcPr>
           <w:p>
@@ -17702,7 +17702,7 @@
         </w:tc>
         <w:tc>
           <w:tcPr>
-            <w:tcW w:w="1440" w:type="dxa"/>
+            <w:tcW w:w="1444" w:type="dxa"/>
             <w:vAlign w:val="center"/>
           </w:tcPr>
           <w:p>
@@ -17721,45 +17721,45 @@
         </w:tc>
         <w:tc>
           <w:tcPr>
-            <w:tcW w:w="3830" w:type="dxa"/>
-            <w:vAlign w:val="center"/>
-          </w:tcPr>
-          <w:p>
-            <w:pPr>
-              <w:pStyle w:val="Compact"/>
-              <w:spacing w:before="0" w:after="0" w:line="280" w:lineRule="exact"/>
-              <w:jc w:val="center"/>
-            </w:pPr>
-            <w:r>
-              <w:rPr>
-                <w:sz w:val="24"/>
-              </w:rPr>
-              <w:t>Опрос ЛР1/ЛР4/ЛР5: данные генерируются по решен</w:t>
-            </w:r>
-            <w:r>
-              <w:rPr>
-                <w:sz w:val="24"/>
-              </w:rPr>
-              <w:t>ию автора проекта и во всех отчетах явно называются модельными (сгенерированными), а не результатом опроса респондентов</w:t>
-            </w:r>
-          </w:p>
-        </w:tc>
-        <w:tc>
-          <w:tcPr>
-            <w:tcW w:w="3412" w:type="dxa"/>
-            <w:vAlign w:val="center"/>
-          </w:tcPr>
-          <w:p>
-            <w:pPr>
-              <w:pStyle w:val="Compact"/>
-              <w:spacing w:before="0" w:after="0" w:line="280" w:lineRule="exact"/>
-              <w:jc w:val="center"/>
-            </w:pPr>
-            <w:r>
-              <w:rPr>
-                <w:sz w:val="24"/>
-              </w:rPr>
-              <w:t>указание автора проекта; формулировка исключает выдачу модельных данных за реальные</w:t>
+            <w:tcW w:w="3760" w:type="dxa"/>
+            <w:vAlign w:val="center"/>
+          </w:tcPr>
+          <w:p>
+            <w:pPr>
+              <w:pStyle w:val="Compact"/>
+              <w:spacing w:before="0" w:after="0" w:line="280" w:lineRule="exact"/>
+              <w:jc w:val="center"/>
+            </w:pPr>
+            <w:r>
+              <w:rPr>
+                <w:sz w:val="24"/>
+              </w:rPr>
+              <w:t>Ценовая чувствительность и категории Кано (ЛР2-</w:t>
+            </w:r>
+            <w:r>
+              <w:rPr>
+                <w:sz w:val="24"/>
+              </w:rPr>
+              <w:t>3, ЛР5) рассчитываются по профилям клиентов с параметрами из ценового коридора; расчет описан в приложениях Г</w:t>
+            </w:r>
+          </w:p>
+        </w:tc>
+        <w:tc>
+          <w:tcPr>
+            <w:tcW w:w="3476" w:type="dxa"/>
+            <w:vAlign w:val="center"/>
+          </w:tcPr>
+          <w:p>
+            <w:pPr>
+              <w:pStyle w:val="Compact"/>
+              <w:spacing w:before="0" w:after="0" w:line="280" w:lineRule="exact"/>
+              <w:jc w:val="center"/>
+            </w:pPr>
+            <w:r>
+              <w:rPr>
+                <w:sz w:val="24"/>
+              </w:rPr>
+              <w:t>решение автора проекта</w:t>
             </w:r>
           </w:p>
         </w:tc>
@@ -17771,7 +17771,7 @@
         </w:trPr>
         <w:tc>
           <w:tcPr>
-            <w:tcW w:w="672" w:type="dxa"/>
+            <w:tcW w:w="674" w:type="dxa"/>
             <w:vAlign w:val="center"/>
           </w:tcPr>
           <w:p>
@@ -17790,7 +17790,7 @@
         </w:tc>
         <w:tc>
           <w:tcPr>
-            <w:tcW w:w="1440" w:type="dxa"/>
+            <w:tcW w:w="1444" w:type="dxa"/>
             <w:vAlign w:val="center"/>
           </w:tcPr>
           <w:p>
@@ -17809,32 +17809,26 @@
         </w:tc>
         <w:tc>
           <w:tcPr>
-            <w:tcW w:w="3830" w:type="dxa"/>
-            <w:vAlign w:val="center"/>
-          </w:tcPr>
-          <w:p>
-            <w:pPr>
-              <w:pStyle w:val="Compact"/>
-              <w:spacing w:before="0" w:after="0" w:line="280" w:lineRule="exact"/>
-              <w:jc w:val="center"/>
-            </w:pPr>
-            <w:r>
-              <w:rPr>
-                <w:sz w:val="24"/>
-              </w:rPr>
-              <w:t>Поисковая методика ЛР2-3 применяется к контрольному русскоязычному сегменту (Вордстат РФ+РБ); для основной территории поиск оценивается по органическому тр</w:t>
-            </w:r>
-            <w:r>
-              <w:rPr>
-                <w:sz w:val="24"/>
-              </w:rPr>
-              <w:t>афику сайтов конкурентов</w:t>
-            </w:r>
-          </w:p>
-        </w:tc>
-        <w:tc>
-          <w:tcPr>
-            <w:tcW w:w="3412" w:type="dxa"/>
+            <w:tcW w:w="3760" w:type="dxa"/>
+            <w:vAlign w:val="center"/>
+          </w:tcPr>
+          <w:p>
+            <w:pPr>
+              <w:pStyle w:val="Compact"/>
+              <w:spacing w:before="0" w:after="0" w:line="280" w:lineRule="exact"/>
+              <w:jc w:val="center"/>
+            </w:pPr>
+            <w:r>
+              <w:rPr>
+                <w:sz w:val="24"/>
+              </w:rPr>
+              <w:t>Поисковая методика ЛР2-3 применяется к контрольному русскоязычному сегменту (Вордстат РФ+РБ); для основной территории поиск оценивается по органическому трафику сайтов конкурентов</w:t>
+            </w:r>
+          </w:p>
+        </w:tc>
+        <w:tc>
+          <w:tcPr>
+            <w:tcW w:w="3476" w:type="dxa"/>
             <w:vAlign w:val="center"/>
           </w:tcPr>
           <w:p>
@@ -17879,7 +17873,7 @@
         </w:trPr>
         <w:tc>
           <w:tcPr>
-            <w:tcW w:w="672" w:type="dxa"/>
+            <w:tcW w:w="674" w:type="dxa"/>
             <w:vAlign w:val="center"/>
           </w:tcPr>
           <w:p>
@@ -17898,7 +17892,7 @@
         </w:tc>
         <w:tc>
           <w:tcPr>
-            <w:tcW w:w="1440" w:type="dxa"/>
+            <w:tcW w:w="1444" w:type="dxa"/>
             <w:vAlign w:val="center"/>
           </w:tcPr>
           <w:p>
@@ -17917,7 +17911,7 @@
         </w:tc>
         <w:tc>
           <w:tcPr>
-            <w:tcW w:w="3830" w:type="dxa"/>
+            <w:tcW w:w="3760" w:type="dxa"/>
             <w:vAlign w:val="center"/>
           </w:tcPr>
           <w:p>
@@ -18001,7 +17995,7 @@
         </w:tc>
         <w:tc>
           <w:tcPr>
-            <w:tcW w:w="3412" w:type="dxa"/>
+            <w:tcW w:w="3476" w:type="dxa"/>
             <w:vAlign w:val="center"/>
           </w:tcPr>
           <w:p>
@@ -18046,7 +18040,7 @@
         </w:trPr>
         <w:tc>
           <w:tcPr>
-            <w:tcW w:w="672" w:type="dxa"/>
+            <w:tcW w:w="674" w:type="dxa"/>
             <w:vAlign w:val="center"/>
           </w:tcPr>
           <w:p>
@@ -18066,7 +18060,7 @@
         </w:tc>
         <w:tc>
           <w:tcPr>
-            <w:tcW w:w="1440" w:type="dxa"/>
+            <w:tcW w:w="1444" w:type="dxa"/>
             <w:vAlign w:val="center"/>
           </w:tcPr>
           <w:p>
@@ -18085,7 +18079,7 @@
         </w:tc>
         <w:tc>
           <w:tcPr>
-            <w:tcW w:w="3830" w:type="dxa"/>
+            <w:tcW w:w="3760" w:type="dxa"/>
             <w:vAlign w:val="center"/>
           </w:tcPr>
           <w:p>
@@ -18111,7 +18105,13 @@
               <w:rPr>
                 <w:sz w:val="24"/>
               </w:rPr>
-              <w:t xml:space="preserve"> - медиана четырех потенциальных методов, </w:t>
+              <w:t xml:space="preserve"> - медиана четырех потенциальных методо</w:t>
+            </w:r>
+            <w:r>
+              <w:rPr>
+                <w:sz w:val="24"/>
+              </w:rPr>
+              <w:t xml:space="preserve">в, </w:t>
             </w:r>
             <w:r>
               <w:rPr>
@@ -18130,7 +18130,7 @@
         </w:tc>
         <w:tc>
           <w:tcPr>
-            <w:tcW w:w="3412" w:type="dxa"/>
+            <w:tcW w:w="3476" w:type="dxa"/>
             <w:vAlign w:val="center"/>
           </w:tcPr>
           <w:p>
@@ -18155,7 +18155,7 @@
         </w:trPr>
         <w:tc>
           <w:tcPr>
-            <w:tcW w:w="672" w:type="dxa"/>
+            <w:tcW w:w="674" w:type="dxa"/>
             <w:vAlign w:val="center"/>
           </w:tcPr>
           <w:p>
@@ -18174,7 +18174,7 @@
         </w:tc>
         <w:tc>
           <w:tcPr>
-            <w:tcW w:w="1440" w:type="dxa"/>
+            <w:tcW w:w="1444" w:type="dxa"/>
             <w:vAlign w:val="center"/>
           </w:tcPr>
           <w:p>
@@ -18193,7 +18193,7 @@
         </w:tc>
         <w:tc>
           <w:tcPr>
-            <w:tcW w:w="3830" w:type="dxa"/>
+            <w:tcW w:w="3760" w:type="dxa"/>
             <w:vAlign w:val="center"/>
           </w:tcPr>
           <w:p>
@@ -18219,13 +18219,19 @@
               <w:rPr>
                 <w:sz w:val="24"/>
               </w:rPr>
-              <w:t>, что в ЛР2-3 (12 доменов); дополнительные кандидаты вынесены в таблицу игроков без полного снимка</w:t>
-            </w:r>
-          </w:p>
-        </w:tc>
-        <w:tc>
-          <w:tcPr>
-            <w:tcW w:w="3412" w:type="dxa"/>
+              <w:t xml:space="preserve">, что в ЛР2-3 (12 доменов); дополнительные кандидаты вынесены в таблицу игроков без полного </w:t>
+            </w:r>
+            <w:r>
+              <w:rPr>
+                <w:sz w:val="24"/>
+              </w:rPr>
+              <w:t>снимка</w:t>
+            </w:r>
+          </w:p>
+        </w:tc>
+        <w:tc>
+          <w:tcPr>
+            <w:tcW w:w="3476" w:type="dxa"/>
             <w:vAlign w:val="center"/>
           </w:tcPr>
           <w:p>
@@ -18250,7 +18256,7 @@
         </w:trPr>
         <w:tc>
           <w:tcPr>
-            <w:tcW w:w="672" w:type="dxa"/>
+            <w:tcW w:w="674" w:type="dxa"/>
             <w:vAlign w:val="center"/>
           </w:tcPr>
           <w:p>
@@ -18269,7 +18275,7 @@
         </w:tc>
         <w:tc>
           <w:tcPr>
-            <w:tcW w:w="1440" w:type="dxa"/>
+            <w:tcW w:w="1444" w:type="dxa"/>
             <w:vAlign w:val="center"/>
           </w:tcPr>
           <w:p>
@@ -18288,7 +18294,7 @@
         </w:tc>
         <w:tc>
           <w:tcPr>
-            <w:tcW w:w="3830" w:type="dxa"/>
+            <w:tcW w:w="3760" w:type="dxa"/>
             <w:vAlign w:val="center"/>
           </w:tcPr>
           <w:p>
@@ -18327,13 +18333,7 @@
               <w:rPr>
                 <w:sz w:val="24"/>
               </w:rPr>
-              <w:t xml:space="preserve"> разнонаправ</w:t>
-            </w:r>
-            <w:r>
-              <w:rPr>
-                <w:sz w:val="24"/>
-              </w:rPr>
-              <w:t xml:space="preserve">ленных диапазонов - на </w:t>
+              <w:t xml:space="preserve"> разнонаправленных диапазонов - на </w:t>
             </w:r>
             <w:r>
               <w:rPr>
@@ -18352,7 +18352,7 @@
         </w:tc>
         <w:tc>
           <w:tcPr>
-            <w:tcW w:w="3412" w:type="dxa"/>
+            <w:tcW w:w="3476" w:type="dxa"/>
             <w:vAlign w:val="center"/>
           </w:tcPr>
           <w:p>
@@ -18384,7 +18384,7 @@
         </w:trPr>
         <w:tc>
           <w:tcPr>
-            <w:tcW w:w="672" w:type="dxa"/>
+            <w:tcW w:w="674" w:type="dxa"/>
             <w:vAlign w:val="center"/>
           </w:tcPr>
           <w:p>
@@ -18403,7 +18403,7 @@
         </w:tc>
         <w:tc>
           <w:tcPr>
-            <w:tcW w:w="1440" w:type="dxa"/>
+            <w:tcW w:w="1444" w:type="dxa"/>
             <w:vAlign w:val="center"/>
           </w:tcPr>
           <w:p>
@@ -18422,45 +18422,45 @@
         </w:tc>
         <w:tc>
           <w:tcPr>
-            <w:tcW w:w="3830" w:type="dxa"/>
-            <w:vAlign w:val="center"/>
-          </w:tcPr>
-          <w:p>
-            <w:pPr>
-              <w:pStyle w:val="Compact"/>
-              <w:spacing w:before="0" w:after="0" w:line="280" w:lineRule="exact"/>
-              <w:jc w:val="center"/>
-            </w:pPr>
-            <w:r>
-              <w:rPr>
-                <w:sz w:val="24"/>
-              </w:rPr>
-              <w:t>Решение ЛР7: полный старт проекта по плану ПЗ1 (вместо ограниченного старта)</w:t>
-            </w:r>
-          </w:p>
-        </w:tc>
-        <w:tc>
-          <w:tcPr>
-            <w:tcW w:w="3412" w:type="dxa"/>
-            <w:vAlign w:val="center"/>
-          </w:tcPr>
-          <w:p>
-            <w:pPr>
-              <w:pStyle w:val="Compact"/>
-              <w:spacing w:before="0" w:after="0" w:line="280" w:lineRule="exact"/>
-              <w:jc w:val="center"/>
-            </w:pPr>
-            <w:r>
-              <w:rPr>
-                <w:sz w:val="24"/>
-              </w:rPr>
-              <w:t>указание автора; риски цели 50 платящих остаются</w:t>
-            </w:r>
-            <w:r>
-              <w:rPr>
-                <w:sz w:val="24"/>
-              </w:rPr>
-              <w:t xml:space="preserve"> и снижаются каналами</w:t>
+            <w:tcW w:w="3760" w:type="dxa"/>
+            <w:vAlign w:val="center"/>
+          </w:tcPr>
+          <w:p>
+            <w:pPr>
+              <w:pStyle w:val="Compact"/>
+              <w:spacing w:before="0" w:after="0" w:line="280" w:lineRule="exact"/>
+              <w:jc w:val="center"/>
+            </w:pPr>
+            <w:r>
+              <w:rPr>
+                <w:sz w:val="24"/>
+              </w:rPr>
+              <w:t>Реше</w:t>
+            </w:r>
+            <w:r>
+              <w:rPr>
+                <w:sz w:val="24"/>
+              </w:rPr>
+              <w:t>ние ЛР7: полный старт проекта по плану ПЗ1 (вместо ограниченного старта)</w:t>
+            </w:r>
+          </w:p>
+        </w:tc>
+        <w:tc>
+          <w:tcPr>
+            <w:tcW w:w="3476" w:type="dxa"/>
+            <w:vAlign w:val="center"/>
+          </w:tcPr>
+          <w:p>
+            <w:pPr>
+              <w:pStyle w:val="Compact"/>
+              <w:spacing w:before="0" w:after="0" w:line="280" w:lineRule="exact"/>
+              <w:jc w:val="center"/>
+            </w:pPr>
+            <w:r>
+              <w:rPr>
+                <w:sz w:val="24"/>
+              </w:rPr>
+              <w:t>указание автора; риски цели 50 платящих остаются и снижаются каналами</w:t>
             </w:r>
           </w:p>
         </w:tc>
@@ -18472,7 +18472,7 @@
         </w:trPr>
         <w:tc>
           <w:tcPr>
-            <w:tcW w:w="672" w:type="dxa"/>
+            <w:tcW w:w="674" w:type="dxa"/>
             <w:vAlign w:val="center"/>
           </w:tcPr>
           <w:p>
@@ -18491,7 +18491,7 @@
         </w:tc>
         <w:tc>
           <w:tcPr>
-            <w:tcW w:w="1440" w:type="dxa"/>
+            <w:tcW w:w="1444" w:type="dxa"/>
             <w:vAlign w:val="center"/>
           </w:tcPr>
           <w:p>
@@ -18510,7 +18510,7 @@
         </w:tc>
         <w:tc>
           <w:tcPr>
-            <w:tcW w:w="3830" w:type="dxa"/>
+            <w:tcW w:w="3760" w:type="dxa"/>
             <w:vAlign w:val="center"/>
           </w:tcPr>
           <w:p>
@@ -18601,7 +18601,7 @@
         </w:tc>
         <w:tc>
           <w:tcPr>
-            <w:tcW w:w="3412" w:type="dxa"/>
+            <w:tcW w:w="3476" w:type="dxa"/>
             <w:vAlign w:val="center"/>
           </w:tcPr>
           <w:p>
@@ -18626,7 +18626,7 @@
         </w:trPr>
         <w:tc>
           <w:tcPr>
-            <w:tcW w:w="672" w:type="dxa"/>
+            <w:tcW w:w="674" w:type="dxa"/>
             <w:vAlign w:val="center"/>
           </w:tcPr>
           <w:p>
@@ -18645,7 +18645,7 @@
         </w:tc>
         <w:tc>
           <w:tcPr>
-            <w:tcW w:w="1440" w:type="dxa"/>
+            <w:tcW w:w="1444" w:type="dxa"/>
             <w:vAlign w:val="center"/>
           </w:tcPr>
           <w:p>
@@ -18664,7 +18664,7 @@
         </w:tc>
         <w:tc>
           <w:tcPr>
-            <w:tcW w:w="3830" w:type="dxa"/>
+            <w:tcW w:w="3760" w:type="dxa"/>
             <w:vAlign w:val="center"/>
           </w:tcPr>
           <w:p>
@@ -18697,7 +18697,13 @@
               <w:rPr>
                 <w:sz w:val="24"/>
               </w:rPr>
-              <w:t xml:space="preserve"> 27001 не входят в объем и бюджет проекта (ПЗ1, раздел 2.2 и бюджет); решение о сертификации принимается после 30.09.2027, затраты оценены справочно (ЛР6 приложение Г); </w:t>
+              <w:t xml:space="preserve"> 27001 не входят в объем и бюджет проекта (ПЗ1, раздел 2.2 и бюджет); решение о сертификации принимается пос</w:t>
+            </w:r>
+            <w:r>
+              <w:rPr>
+                <w:sz w:val="24"/>
+              </w:rPr>
+              <w:t xml:space="preserve">ле 30.09.2027, затраты оценены справочно (ЛР6 приложение Г); </w:t>
             </w:r>
             <w:r>
               <w:rPr>
@@ -18768,7 +18774,7 @@
         </w:tc>
         <w:tc>
           <w:tcPr>
-            <w:tcW w:w="3412" w:type="dxa"/>
+            <w:tcW w:w="3476" w:type="dxa"/>
             <w:vAlign w:val="center"/>
           </w:tcPr>
           <w:p>
@@ -18798,13 +18804,13 @@
         <w:rPr>
           <w:sz w:val="28"/>
         </w:rPr>
-        <w:t>Журнал показывает, что ключевые развилки закрыты явно: территория, граница рынка, обращение с недоступными данными (моделирование с пометкой «модельные»), набор методик, формулировка решения о старте. Любое решение можно п</w:t>
-      </w:r>
-      <w:r>
-        <w:rPr>
-          <w:sz w:val="28"/>
-        </w:rPr>
-        <w:t>ересмотреть, не нарушая остальных, потому что в отчетах оно указано по номеру.</w:t>
+        <w:t>Журнал показывает, что ключевые развилки закрыты явно: территория, граница рынка, обращение с недоступными данными (расчетные оценки с названными допущениями), набор методик, формулировка решения о старте. Любое решение можно пересмотреть, не нарушая остал</w:t>
+      </w:r>
+      <w:r>
+        <w:rPr>
+          <w:sz w:val="28"/>
+        </w:rPr>
+        <w:t>ьных, потому что в отчетах оно указано по номеру.</w:t>
       </w:r>
     </w:p>
     <w:p>
@@ -18815,7 +18821,7 @@
         <w:ind w:firstLine="709"/>
       </w:pPr>
       <w:bookmarkStart w:id="42" w:name="_c90111934883e04bb05bda6912628b847003e8a"/>
-      <w:bookmarkStart w:id="43" w:name="_Toc242018522"/>
+      <w:bookmarkStart w:id="43" w:name="_Toc242020325"/>
       <w:bookmarkEnd w:id="40"/>
       <w:r>
         <w:rPr>
@@ -18838,13 +18844,13 @@
         <w:rPr>
           <w:sz w:val="28"/>
         </w:rPr>
-        <w:t xml:space="preserve">Допущение - значение, которого нет в открытых данных и которое принято экспертно или смоделировано. Сводный журнал содержит </w:t>
-      </w:r>
-      <w:r>
-        <w:rPr>
-          <w:sz w:val="28"/>
-        </w:rPr>
-        <w:t>32 допущений всех работ; для каждого указаны параметр, значение, обоснование и влияние на результат.</w:t>
+        <w:t xml:space="preserve">Допущение - значение, которого нет в открытых данных и которое принято экспертно или смоделировано. Сводный журнал содержит 32 допущений всех работ; для </w:t>
+      </w:r>
+      <w:r>
+        <w:rPr>
+          <w:sz w:val="28"/>
+        </w:rPr>
+        <w:t>каждого указаны параметр, значение, обоснование и влияние на результат.</w:t>
       </w:r>
     </w:p>
     <w:p>
@@ -18891,12 +18897,12 @@
         <w:tblLook w:val="0020" w:firstRow="1" w:lastRow="0" w:firstColumn="0" w:lastColumn="0" w:noHBand="0" w:noVBand="0"/>
       </w:tblPr>
       <w:tblGrid>
-        <w:gridCol w:w="614"/>
-        <w:gridCol w:w="848"/>
-        <w:gridCol w:w="1851"/>
-        <w:gridCol w:w="2666"/>
-        <w:gridCol w:w="1783"/>
-        <w:gridCol w:w="1593"/>
+        <w:gridCol w:w="607"/>
+        <w:gridCol w:w="837"/>
+        <w:gridCol w:w="1827"/>
+        <w:gridCol w:w="2817"/>
+        <w:gridCol w:w="1760"/>
+        <w:gridCol w:w="1507"/>
       </w:tblGrid>
       <w:tr>
         <w:trPr>
@@ -18907,7 +18913,7 @@
         </w:trPr>
         <w:tc>
           <w:tcPr>
-            <w:tcW w:w="614" w:type="dxa"/>
+            <w:tcW w:w="606" w:type="dxa"/>
             <w:vAlign w:val="center"/>
           </w:tcPr>
           <w:p>
@@ -18927,7 +18933,7 @@
         </w:tc>
         <w:tc>
           <w:tcPr>
-            <w:tcW w:w="848" w:type="dxa"/>
+            <w:tcW w:w="837" w:type="dxa"/>
             <w:vAlign w:val="center"/>
           </w:tcPr>
           <w:p>
@@ -18947,7 +18953,7 @@
         </w:tc>
         <w:tc>
           <w:tcPr>
-            <w:tcW w:w="1851" w:type="dxa"/>
+            <w:tcW w:w="1827" w:type="dxa"/>
             <w:vAlign w:val="center"/>
           </w:tcPr>
           <w:p>
@@ -18967,7 +18973,7 @@
         </w:tc>
         <w:tc>
           <w:tcPr>
-            <w:tcW w:w="2666" w:type="dxa"/>
+            <w:tcW w:w="2817" w:type="dxa"/>
             <w:vAlign w:val="center"/>
           </w:tcPr>
           <w:p>
@@ -18987,7 +18993,7 @@
         </w:tc>
         <w:tc>
           <w:tcPr>
-            <w:tcW w:w="1783" w:type="dxa"/>
+            <w:tcW w:w="1760" w:type="dxa"/>
             <w:vAlign w:val="center"/>
           </w:tcPr>
           <w:p>
@@ -19007,7 +19013,7 @@
         </w:tc>
         <w:tc>
           <w:tcPr>
-            <w:tcW w:w="1593" w:type="dxa"/>
+            <w:tcW w:w="1507" w:type="dxa"/>
             <w:vAlign w:val="center"/>
           </w:tcPr>
           <w:p>
@@ -19033,7 +19039,7 @@
         </w:trPr>
         <w:tc>
           <w:tcPr>
-            <w:tcW w:w="614" w:type="dxa"/>
+            <w:tcW w:w="606" w:type="dxa"/>
             <w:vAlign w:val="center"/>
           </w:tcPr>
           <w:p>
@@ -19052,7 +19058,7 @@
         </w:tc>
         <w:tc>
           <w:tcPr>
-            <w:tcW w:w="848" w:type="dxa"/>
+            <w:tcW w:w="837" w:type="dxa"/>
             <w:vAlign w:val="center"/>
           </w:tcPr>
           <w:p>
@@ -19071,7 +19077,7 @@
         </w:tc>
         <w:tc>
           <w:tcPr>
-            <w:tcW w:w="1851" w:type="dxa"/>
+            <w:tcW w:w="1827" w:type="dxa"/>
             <w:vAlign w:val="center"/>
           </w:tcPr>
           <w:p>
@@ -19090,7 +19096,7 @@
         </w:tc>
         <w:tc>
           <w:tcPr>
-            <w:tcW w:w="2666" w:type="dxa"/>
+            <w:tcW w:w="2817" w:type="dxa"/>
             <w:vAlign w:val="center"/>
           </w:tcPr>
           <w:p>
@@ -19122,7 +19128,7 @@
         </w:tc>
         <w:tc>
           <w:tcPr>
-            <w:tcW w:w="1783" w:type="dxa"/>
+            <w:tcW w:w="1760" w:type="dxa"/>
             <w:vAlign w:val="center"/>
           </w:tcPr>
           <w:p>
@@ -19141,7 +19147,7 @@
         </w:tc>
         <w:tc>
           <w:tcPr>
-            <w:tcW w:w="1593" w:type="dxa"/>
+            <w:tcW w:w="1507" w:type="dxa"/>
             <w:vAlign w:val="center"/>
           </w:tcPr>
           <w:p>
@@ -19166,7 +19172,7 @@
         </w:trPr>
         <w:tc>
           <w:tcPr>
-            <w:tcW w:w="614" w:type="dxa"/>
+            <w:tcW w:w="606" w:type="dxa"/>
             <w:vAlign w:val="center"/>
           </w:tcPr>
           <w:p>
@@ -19185,7 +19191,7 @@
         </w:tc>
         <w:tc>
           <w:tcPr>
-            <w:tcW w:w="848" w:type="dxa"/>
+            <w:tcW w:w="837" w:type="dxa"/>
             <w:vAlign w:val="center"/>
           </w:tcPr>
           <w:p>
@@ -19204,7 +19210,7 @@
         </w:tc>
         <w:tc>
           <w:tcPr>
-            <w:tcW w:w="1851" w:type="dxa"/>
+            <w:tcW w:w="1827" w:type="dxa"/>
             <w:vAlign w:val="center"/>
           </w:tcPr>
           <w:p>
@@ -19249,7 +19255,7 @@
         </w:tc>
         <w:tc>
           <w:tcPr>
-            <w:tcW w:w="2666" w:type="dxa"/>
+            <w:tcW w:w="2817" w:type="dxa"/>
             <w:vAlign w:val="center"/>
           </w:tcPr>
           <w:p>
@@ -19314,7 +19320,7 @@
         </w:tc>
         <w:tc>
           <w:tcPr>
-            <w:tcW w:w="1783" w:type="dxa"/>
+            <w:tcW w:w="1760" w:type="dxa"/>
             <w:vAlign w:val="center"/>
           </w:tcPr>
           <w:p>
@@ -19333,7 +19339,7 @@
         </w:tc>
         <w:tc>
           <w:tcPr>
-            <w:tcW w:w="1593" w:type="dxa"/>
+            <w:tcW w:w="1507" w:type="dxa"/>
             <w:vAlign w:val="center"/>
           </w:tcPr>
           <w:p>
@@ -19358,7 +19364,7 @@
         </w:trPr>
         <w:tc>
           <w:tcPr>
-            <w:tcW w:w="614" w:type="dxa"/>
+            <w:tcW w:w="606" w:type="dxa"/>
             <w:vAlign w:val="center"/>
           </w:tcPr>
           <w:p>
@@ -19377,7 +19383,7 @@
         </w:tc>
         <w:tc>
           <w:tcPr>
-            <w:tcW w:w="848" w:type="dxa"/>
+            <w:tcW w:w="837" w:type="dxa"/>
             <w:vAlign w:val="center"/>
           </w:tcPr>
           <w:p>
@@ -19396,7 +19402,7 @@
         </w:tc>
         <w:tc>
           <w:tcPr>
-            <w:tcW w:w="1851" w:type="dxa"/>
+            <w:tcW w:w="1827" w:type="dxa"/>
             <w:vAlign w:val="center"/>
           </w:tcPr>
           <w:p>
@@ -19415,7 +19421,7 @@
         </w:tc>
         <w:tc>
           <w:tcPr>
-            <w:tcW w:w="2666" w:type="dxa"/>
+            <w:tcW w:w="2817" w:type="dxa"/>
             <w:vAlign w:val="center"/>
           </w:tcPr>
           <w:p>
@@ -19434,7 +19440,7 @@
         </w:tc>
         <w:tc>
           <w:tcPr>
-            <w:tcW w:w="1783" w:type="dxa"/>
+            <w:tcW w:w="1760" w:type="dxa"/>
             <w:vAlign w:val="center"/>
           </w:tcPr>
           <w:p>
@@ -19453,7 +19459,7 @@
         </w:tc>
         <w:tc>
           <w:tcPr>
-            <w:tcW w:w="1593" w:type="dxa"/>
+            <w:tcW w:w="1507" w:type="dxa"/>
             <w:vAlign w:val="center"/>
           </w:tcPr>
           <w:p>
@@ -19478,7 +19484,7 @@
         </w:trPr>
         <w:tc>
           <w:tcPr>
-            <w:tcW w:w="614" w:type="dxa"/>
+            <w:tcW w:w="606" w:type="dxa"/>
             <w:vAlign w:val="center"/>
           </w:tcPr>
           <w:p>
@@ -19497,7 +19503,7 @@
         </w:tc>
         <w:tc>
           <w:tcPr>
-            <w:tcW w:w="848" w:type="dxa"/>
+            <w:tcW w:w="837" w:type="dxa"/>
             <w:vAlign w:val="center"/>
           </w:tcPr>
           <w:p>
@@ -19516,7 +19522,7 @@
         </w:tc>
         <w:tc>
           <w:tcPr>
-            <w:tcW w:w="1851" w:type="dxa"/>
+            <w:tcW w:w="1827" w:type="dxa"/>
             <w:vAlign w:val="center"/>
           </w:tcPr>
           <w:p>
@@ -19535,7 +19541,7 @@
         </w:tc>
         <w:tc>
           <w:tcPr>
-            <w:tcW w:w="2666" w:type="dxa"/>
+            <w:tcW w:w="2817" w:type="dxa"/>
             <w:vAlign w:val="center"/>
           </w:tcPr>
           <w:p>
@@ -19554,7 +19560,7 @@
         </w:tc>
         <w:tc>
           <w:tcPr>
-            <w:tcW w:w="1783" w:type="dxa"/>
+            <w:tcW w:w="1760" w:type="dxa"/>
             <w:vAlign w:val="center"/>
           </w:tcPr>
           <w:p>
@@ -19573,7 +19579,7 @@
         </w:tc>
         <w:tc>
           <w:tcPr>
-            <w:tcW w:w="1593" w:type="dxa"/>
+            <w:tcW w:w="1507" w:type="dxa"/>
             <w:vAlign w:val="center"/>
           </w:tcPr>
           <w:p>
@@ -19598,7 +19604,7 @@
         </w:trPr>
         <w:tc>
           <w:tcPr>
-            <w:tcW w:w="614" w:type="dxa"/>
+            <w:tcW w:w="606" w:type="dxa"/>
             <w:vAlign w:val="center"/>
           </w:tcPr>
           <w:p>
@@ -19617,7 +19623,7 @@
         </w:tc>
         <w:tc>
           <w:tcPr>
-            <w:tcW w:w="848" w:type="dxa"/>
+            <w:tcW w:w="837" w:type="dxa"/>
             <w:vAlign w:val="center"/>
           </w:tcPr>
           <w:p>
@@ -19636,7 +19642,7 @@
         </w:tc>
         <w:tc>
           <w:tcPr>
-            <w:tcW w:w="1851" w:type="dxa"/>
+            <w:tcW w:w="1827" w:type="dxa"/>
             <w:vAlign w:val="center"/>
           </w:tcPr>
           <w:p>
@@ -19655,51 +19661,51 @@
         </w:tc>
         <w:tc>
           <w:tcPr>
-            <w:tcW w:w="2666" w:type="dxa"/>
-            <w:vAlign w:val="center"/>
-          </w:tcPr>
-          <w:p>
-            <w:pPr>
-              <w:pStyle w:val="Compact"/>
-              <w:spacing w:before="0" w:after="0" w:line="280" w:lineRule="exact"/>
-              <w:jc w:val="center"/>
-            </w:pPr>
-            <w:r>
-              <w:rPr>
-                <w:sz w:val="24"/>
-              </w:rPr>
-              <w:t>порог 5 % изменения 12-месячной средней за 6 и 12 месяцев; пик - не менее 95 % максимума</w:t>
-            </w:r>
-          </w:p>
-        </w:tc>
-        <w:tc>
-          <w:tcPr>
-            <w:tcW w:w="1783" w:type="dxa"/>
-            <w:vAlign w:val="center"/>
-          </w:tcPr>
-          <w:p>
-            <w:pPr>
-              <w:pStyle w:val="Compact"/>
-              <w:spacing w:before="0" w:after="0" w:line="280" w:lineRule="exact"/>
-              <w:jc w:val="center"/>
-            </w:pPr>
-            <w:r>
-              <w:rPr>
-                <w:sz w:val="24"/>
-              </w:rPr>
-              <w:t>методика описыва</w:t>
-            </w:r>
-            <w:r>
-              <w:rPr>
-                <w:sz w:val="24"/>
-              </w:rPr>
-              <w:t>ет фазы качественно</w:t>
-            </w:r>
-          </w:p>
-        </w:tc>
-        <w:tc>
-          <w:tcPr>
-            <w:tcW w:w="1593" w:type="dxa"/>
+            <w:tcW w:w="2817" w:type="dxa"/>
+            <w:vAlign w:val="center"/>
+          </w:tcPr>
+          <w:p>
+            <w:pPr>
+              <w:pStyle w:val="Compact"/>
+              <w:spacing w:before="0" w:after="0" w:line="280" w:lineRule="exact"/>
+              <w:jc w:val="center"/>
+            </w:pPr>
+            <w:r>
+              <w:rPr>
+                <w:sz w:val="24"/>
+              </w:rPr>
+              <w:t xml:space="preserve">порог 5 % </w:t>
+            </w:r>
+            <w:r>
+              <w:rPr>
+                <w:sz w:val="24"/>
+              </w:rPr>
+              <w:t>изменения 12-месячной средней за 6 и 12 месяцев; пик - не менее 95 % максимума</w:t>
+            </w:r>
+          </w:p>
+        </w:tc>
+        <w:tc>
+          <w:tcPr>
+            <w:tcW w:w="1760" w:type="dxa"/>
+            <w:vAlign w:val="center"/>
+          </w:tcPr>
+          <w:p>
+            <w:pPr>
+              <w:pStyle w:val="Compact"/>
+              <w:spacing w:before="0" w:after="0" w:line="280" w:lineRule="exact"/>
+              <w:jc w:val="center"/>
+            </w:pPr>
+            <w:r>
+              <w:rPr>
+                <w:sz w:val="24"/>
+              </w:rPr>
+              <w:t>методика описывает фазы качественно</w:t>
+            </w:r>
+          </w:p>
+        </w:tc>
+        <w:tc>
+          <w:tcPr>
+            <w:tcW w:w="1507" w:type="dxa"/>
             <w:vAlign w:val="center"/>
           </w:tcPr>
           <w:p>
@@ -19724,7 +19730,7 @@
         </w:trPr>
         <w:tc>
           <w:tcPr>
-            <w:tcW w:w="614" w:type="dxa"/>
+            <w:tcW w:w="606" w:type="dxa"/>
             <w:vAlign w:val="center"/>
           </w:tcPr>
           <w:p>
@@ -19743,7 +19749,7 @@
         </w:tc>
         <w:tc>
           <w:tcPr>
-            <w:tcW w:w="848" w:type="dxa"/>
+            <w:tcW w:w="837" w:type="dxa"/>
             <w:vAlign w:val="center"/>
           </w:tcPr>
           <w:p>
@@ -19762,7 +19768,7 @@
         </w:tc>
         <w:tc>
           <w:tcPr>
-            <w:tcW w:w="1851" w:type="dxa"/>
+            <w:tcW w:w="1827" w:type="dxa"/>
             <w:vAlign w:val="center"/>
           </w:tcPr>
           <w:p>
@@ -19781,7 +19787,7 @@
         </w:tc>
         <w:tc>
           <w:tcPr>
-            <w:tcW w:w="2666" w:type="dxa"/>
+            <w:tcW w:w="2817" w:type="dxa"/>
             <w:vAlign w:val="center"/>
           </w:tcPr>
           <w:p>
@@ -19800,7 +19806,7 @@
         </w:tc>
         <w:tc>
           <w:tcPr>
-            <w:tcW w:w="1783" w:type="dxa"/>
+            <w:tcW w:w="1760" w:type="dxa"/>
             <w:vAlign w:val="center"/>
           </w:tcPr>
           <w:p>
@@ -19819,7 +19825,7 @@
         </w:tc>
         <w:tc>
           <w:tcPr>
-            <w:tcW w:w="1593" w:type="dxa"/>
+            <w:tcW w:w="1507" w:type="dxa"/>
             <w:vAlign w:val="center"/>
           </w:tcPr>
           <w:p>
@@ -19844,7 +19850,7 @@
         </w:trPr>
         <w:tc>
           <w:tcPr>
-            <w:tcW w:w="614" w:type="dxa"/>
+            <w:tcW w:w="606" w:type="dxa"/>
             <w:vAlign w:val="center"/>
           </w:tcPr>
           <w:p>
@@ -19863,7 +19869,7 @@
         </w:tc>
         <w:tc>
           <w:tcPr>
-            <w:tcW w:w="848" w:type="dxa"/>
+            <w:tcW w:w="837" w:type="dxa"/>
             <w:vAlign w:val="center"/>
           </w:tcPr>
           <w:p>
@@ -19882,7 +19888,7 @@
         </w:tc>
         <w:tc>
           <w:tcPr>
-            <w:tcW w:w="1851" w:type="dxa"/>
+            <w:tcW w:w="1827" w:type="dxa"/>
             <w:vAlign w:val="center"/>
           </w:tcPr>
           <w:p>
@@ -19908,7 +19914,7 @@
         </w:tc>
         <w:tc>
           <w:tcPr>
-            <w:tcW w:w="2666" w:type="dxa"/>
+            <w:tcW w:w="2817" w:type="dxa"/>
             <w:vAlign w:val="center"/>
           </w:tcPr>
           <w:p>
@@ -19927,7 +19933,7 @@
         </w:tc>
         <w:tc>
           <w:tcPr>
-            <w:tcW w:w="1783" w:type="dxa"/>
+            <w:tcW w:w="1760" w:type="dxa"/>
             <w:vAlign w:val="center"/>
           </w:tcPr>
           <w:p>
@@ -19946,7 +19952,7 @@
         </w:tc>
         <w:tc>
           <w:tcPr>
-            <w:tcW w:w="1593" w:type="dxa"/>
+            <w:tcW w:w="1507" w:type="dxa"/>
             <w:vAlign w:val="center"/>
           </w:tcPr>
           <w:p>
@@ -19971,7 +19977,7 @@
         </w:trPr>
         <w:tc>
           <w:tcPr>
-            <w:tcW w:w="614" w:type="dxa"/>
+            <w:tcW w:w="606" w:type="dxa"/>
             <w:vAlign w:val="center"/>
           </w:tcPr>
           <w:p>
@@ -19990,7 +19996,7 @@
         </w:tc>
         <w:tc>
           <w:tcPr>
-            <w:tcW w:w="848" w:type="dxa"/>
+            <w:tcW w:w="837" w:type="dxa"/>
             <w:vAlign w:val="center"/>
           </w:tcPr>
           <w:p>
@@ -20009,7 +20015,7 @@
         </w:tc>
         <w:tc>
           <w:tcPr>
-            <w:tcW w:w="1851" w:type="dxa"/>
+            <w:tcW w:w="1827" w:type="dxa"/>
             <w:vAlign w:val="center"/>
           </w:tcPr>
           <w:p>
@@ -20028,7 +20034,7 @@
         </w:tc>
         <w:tc>
           <w:tcPr>
-            <w:tcW w:w="2666" w:type="dxa"/>
+            <w:tcW w:w="2817" w:type="dxa"/>
             <w:vAlign w:val="center"/>
           </w:tcPr>
           <w:p>
@@ -20047,7 +20053,7 @@
         </w:tc>
         <w:tc>
           <w:tcPr>
-            <w:tcW w:w="1783" w:type="dxa"/>
+            <w:tcW w:w="1760" w:type="dxa"/>
             <w:vAlign w:val="center"/>
           </w:tcPr>
           <w:p>
@@ -20066,7 +20072,7 @@
         </w:tc>
         <w:tc>
           <w:tcPr>
-            <w:tcW w:w="1593" w:type="dxa"/>
+            <w:tcW w:w="1507" w:type="dxa"/>
             <w:vAlign w:val="center"/>
           </w:tcPr>
           <w:p>
@@ -20091,7 +20097,7 @@
         </w:trPr>
         <w:tc>
           <w:tcPr>
-            <w:tcW w:w="614" w:type="dxa"/>
+            <w:tcW w:w="606" w:type="dxa"/>
             <w:vAlign w:val="center"/>
           </w:tcPr>
           <w:p>
@@ -20110,7 +20116,7 @@
         </w:tc>
         <w:tc>
           <w:tcPr>
-            <w:tcW w:w="848" w:type="dxa"/>
+            <w:tcW w:w="837" w:type="dxa"/>
             <w:vAlign w:val="center"/>
           </w:tcPr>
           <w:p>
@@ -20129,7 +20135,7 @@
         </w:tc>
         <w:tc>
           <w:tcPr>
-            <w:tcW w:w="1851" w:type="dxa"/>
+            <w:tcW w:w="1827" w:type="dxa"/>
             <w:vAlign w:val="center"/>
           </w:tcPr>
           <w:p>
@@ -20148,32 +20154,26 @@
         </w:tc>
         <w:tc>
           <w:tcPr>
-            <w:tcW w:w="2666" w:type="dxa"/>
-            <w:vAlign w:val="center"/>
-          </w:tcPr>
-          <w:p>
-            <w:pPr>
-              <w:pStyle w:val="Compact"/>
-              <w:spacing w:before="0" w:after="0" w:line="280" w:lineRule="exact"/>
-              <w:jc w:val="center"/>
-            </w:pPr>
-            <w:r>
-              <w:rPr>
-                <w:sz w:val="24"/>
-              </w:rPr>
-              <w:t xml:space="preserve">разовый/Pro/Team 60/37/3, </w:t>
-            </w:r>
-            <w:r>
-              <w:rPr>
-                <w:sz w:val="24"/>
-              </w:rPr>
-              <w:t>45/45/10, 35/50/15 %; платежей 1,2/6/6; 1,5/8/9; 2/10/11</w:t>
-            </w:r>
-          </w:p>
-        </w:tc>
-        <w:tc>
-          <w:tcPr>
-            <w:tcW w:w="1783" w:type="dxa"/>
+            <w:tcW w:w="2817" w:type="dxa"/>
+            <w:vAlign w:val="center"/>
+          </w:tcPr>
+          <w:p>
+            <w:pPr>
+              <w:pStyle w:val="Compact"/>
+              <w:spacing w:before="0" w:after="0" w:line="280" w:lineRule="exact"/>
+              <w:jc w:val="center"/>
+            </w:pPr>
+            <w:r>
+              <w:rPr>
+                <w:sz w:val="24"/>
+              </w:rPr>
+              <w:t>разовый/Pro/Team 60/37/3, 45/45/10, 35/50/15 %; платежей 1,2/6/6; 1,5/8/9; 2/10/11</w:t>
+            </w:r>
+          </w:p>
+        </w:tc>
+        <w:tc>
+          <w:tcPr>
+            <w:tcW w:w="1760" w:type="dxa"/>
             <w:vAlign w:val="center"/>
           </w:tcPr>
           <w:p>
@@ -20192,7 +20192,7 @@
         </w:tc>
         <w:tc>
           <w:tcPr>
-            <w:tcW w:w="1593" w:type="dxa"/>
+            <w:tcW w:w="1507" w:type="dxa"/>
             <w:vAlign w:val="center"/>
           </w:tcPr>
           <w:p>
@@ -20224,7 +20224,7 @@
         </w:trPr>
         <w:tc>
           <w:tcPr>
-            <w:tcW w:w="614" w:type="dxa"/>
+            <w:tcW w:w="606" w:type="dxa"/>
             <w:vAlign w:val="center"/>
           </w:tcPr>
           <w:p>
@@ -20244,7 +20244,7 @@
         </w:tc>
         <w:tc>
           <w:tcPr>
-            <w:tcW w:w="848" w:type="dxa"/>
+            <w:tcW w:w="837" w:type="dxa"/>
             <w:vAlign w:val="center"/>
           </w:tcPr>
           <w:p>
@@ -20263,26 +20263,32 @@
         </w:tc>
         <w:tc>
           <w:tcPr>
-            <w:tcW w:w="1851" w:type="dxa"/>
-            <w:vAlign w:val="center"/>
-          </w:tcPr>
-          <w:p>
-            <w:pPr>
-              <w:pStyle w:val="Compact"/>
-              <w:spacing w:before="0" w:after="0" w:line="280" w:lineRule="exact"/>
-              <w:jc w:val="center"/>
-            </w:pPr>
-            <w:r>
-              <w:rPr>
-                <w:sz w:val="24"/>
-              </w:rPr>
-              <w:t>Коэффициенты сегментов, масштаб занятости 0,45 и 1,30</w:t>
-            </w:r>
-          </w:p>
-        </w:tc>
-        <w:tc>
-          <w:tcPr>
-            <w:tcW w:w="2666" w:type="dxa"/>
+            <w:tcW w:w="1827" w:type="dxa"/>
+            <w:vAlign w:val="center"/>
+          </w:tcPr>
+          <w:p>
+            <w:pPr>
+              <w:pStyle w:val="Compact"/>
+              <w:spacing w:before="0" w:after="0" w:line="280" w:lineRule="exact"/>
+              <w:jc w:val="center"/>
+            </w:pPr>
+            <w:r>
+              <w:rPr>
+                <w:sz w:val="24"/>
+              </w:rPr>
+              <w:t>Коэффициенты</w:t>
+            </w:r>
+            <w:r>
+              <w:rPr>
+                <w:sz w:val="24"/>
+              </w:rPr>
+              <w:t xml:space="preserve"> сегментов, масштаб занятости 0,45 и 1,30</w:t>
+            </w:r>
+          </w:p>
+        </w:tc>
+        <w:tc>
+          <w:tcPr>
+            <w:tcW w:w="2817" w:type="dxa"/>
             <w:vAlign w:val="center"/>
           </w:tcPr>
           <w:p>
@@ -20301,7 +20307,7 @@
         </w:tc>
         <w:tc>
           <w:tcPr>
-            <w:tcW w:w="1783" w:type="dxa"/>
+            <w:tcW w:w="1760" w:type="dxa"/>
             <w:vAlign w:val="center"/>
           </w:tcPr>
           <w:p>
@@ -20333,7 +20339,7 @@
         </w:tc>
         <w:tc>
           <w:tcPr>
-            <w:tcW w:w="1593" w:type="dxa"/>
+            <w:tcW w:w="1507" w:type="dxa"/>
             <w:vAlign w:val="center"/>
           </w:tcPr>
           <w:p>
@@ -20359,7 +20365,7 @@
         </w:trPr>
         <w:tc>
           <w:tcPr>
-            <w:tcW w:w="614" w:type="dxa"/>
+            <w:tcW w:w="606" w:type="dxa"/>
             <w:vAlign w:val="center"/>
           </w:tcPr>
           <w:p>
@@ -20378,7 +20384,7 @@
         </w:tc>
         <w:tc>
           <w:tcPr>
-            <w:tcW w:w="848" w:type="dxa"/>
+            <w:tcW w:w="837" w:type="dxa"/>
             <w:vAlign w:val="center"/>
           </w:tcPr>
           <w:p>
@@ -20397,7 +20403,7 @@
         </w:tc>
         <w:tc>
           <w:tcPr>
-            <w:tcW w:w="1851" w:type="dxa"/>
+            <w:tcW w:w="1827" w:type="dxa"/>
             <w:vAlign w:val="center"/>
           </w:tcPr>
           <w:p>
@@ -20416,7 +20422,7 @@
         </w:tc>
         <w:tc>
           <w:tcPr>
-            <w:tcW w:w="2666" w:type="dxa"/>
+            <w:tcW w:w="2817" w:type="dxa"/>
             <w:vAlign w:val="center"/>
           </w:tcPr>
           <w:p>
@@ -20448,7 +20454,7 @@
         </w:tc>
         <w:tc>
           <w:tcPr>
-            <w:tcW w:w="1783" w:type="dxa"/>
+            <w:tcW w:w="1760" w:type="dxa"/>
             <w:vAlign w:val="center"/>
           </w:tcPr>
           <w:p>
@@ -20467,7 +20473,7 @@
         </w:tc>
         <w:tc>
           <w:tcPr>
-            <w:tcW w:w="1593" w:type="dxa"/>
+            <w:tcW w:w="1507" w:type="dxa"/>
             <w:vAlign w:val="center"/>
           </w:tcPr>
           <w:p>
@@ -20499,7 +20505,7 @@
         </w:trPr>
         <w:tc>
           <w:tcPr>
-            <w:tcW w:w="614" w:type="dxa"/>
+            <w:tcW w:w="606" w:type="dxa"/>
             <w:vAlign w:val="center"/>
           </w:tcPr>
           <w:p>
@@ -20518,7 +20524,7 @@
         </w:tc>
         <w:tc>
           <w:tcPr>
-            <w:tcW w:w="848" w:type="dxa"/>
+            <w:tcW w:w="837" w:type="dxa"/>
             <w:vAlign w:val="center"/>
           </w:tcPr>
           <w:p>
@@ -20537,7 +20543,7 @@
         </w:tc>
         <w:tc>
           <w:tcPr>
-            <w:tcW w:w="1851" w:type="dxa"/>
+            <w:tcW w:w="1827" w:type="dxa"/>
             <w:vAlign w:val="center"/>
           </w:tcPr>
           <w:p>
@@ -20556,7 +20562,7 @@
         </w:tc>
         <w:tc>
           <w:tcPr>
-            <w:tcW w:w="2666" w:type="dxa"/>
+            <w:tcW w:w="2817" w:type="dxa"/>
             <w:vAlign w:val="center"/>
           </w:tcPr>
           <w:p>
@@ -20575,7 +20581,7 @@
         </w:tc>
         <w:tc>
           <w:tcPr>
-            <w:tcW w:w="1783" w:type="dxa"/>
+            <w:tcW w:w="1760" w:type="dxa"/>
             <w:vAlign w:val="center"/>
           </w:tcPr>
           <w:p>
@@ -20614,7 +20620,7 @@
         </w:tc>
         <w:tc>
           <w:tcPr>
-            <w:tcW w:w="1593" w:type="dxa"/>
+            <w:tcW w:w="1507" w:type="dxa"/>
             <w:vAlign w:val="center"/>
           </w:tcPr>
           <w:p>
@@ -20646,7 +20652,7 @@
         </w:trPr>
         <w:tc>
           <w:tcPr>
-            <w:tcW w:w="614" w:type="dxa"/>
+            <w:tcW w:w="606" w:type="dxa"/>
             <w:vAlign w:val="center"/>
           </w:tcPr>
           <w:p>
@@ -20665,7 +20671,7 @@
         </w:tc>
         <w:tc>
           <w:tcPr>
-            <w:tcW w:w="848" w:type="dxa"/>
+            <w:tcW w:w="837" w:type="dxa"/>
             <w:vAlign w:val="center"/>
           </w:tcPr>
           <w:p>
@@ -20684,7 +20690,7 @@
         </w:tc>
         <w:tc>
           <w:tcPr>
-            <w:tcW w:w="1851" w:type="dxa"/>
+            <w:tcW w:w="1827" w:type="dxa"/>
             <w:vAlign w:val="center"/>
           </w:tcPr>
           <w:p>
@@ -20703,7 +20709,7 @@
         </w:tc>
         <w:tc>
           <w:tcPr>
-            <w:tcW w:w="2666" w:type="dxa"/>
+            <w:tcW w:w="2817" w:type="dxa"/>
             <w:vAlign w:val="center"/>
           </w:tcPr>
           <w:p>
@@ -20722,7 +20728,7 @@
         </w:tc>
         <w:tc>
           <w:tcPr>
-            <w:tcW w:w="1783" w:type="dxa"/>
+            <w:tcW w:w="1760" w:type="dxa"/>
             <w:vAlign w:val="center"/>
           </w:tcPr>
           <w:p>
@@ -20741,7 +20747,7 @@
         </w:tc>
         <w:tc>
           <w:tcPr>
-            <w:tcW w:w="1593" w:type="dxa"/>
+            <w:tcW w:w="1507" w:type="dxa"/>
             <w:vAlign w:val="center"/>
           </w:tcPr>
           <w:p>
@@ -20766,7 +20772,7 @@
         </w:trPr>
         <w:tc>
           <w:tcPr>
-            <w:tcW w:w="614" w:type="dxa"/>
+            <w:tcW w:w="606" w:type="dxa"/>
             <w:vAlign w:val="center"/>
           </w:tcPr>
           <w:p>
@@ -20785,7 +20791,7 @@
         </w:tc>
         <w:tc>
           <w:tcPr>
-            <w:tcW w:w="848" w:type="dxa"/>
+            <w:tcW w:w="837" w:type="dxa"/>
             <w:vAlign w:val="center"/>
           </w:tcPr>
           <w:p>
@@ -20804,7 +20810,7 @@
         </w:tc>
         <w:tc>
           <w:tcPr>
-            <w:tcW w:w="1851" w:type="dxa"/>
+            <w:tcW w:w="1827" w:type="dxa"/>
             <w:vAlign w:val="center"/>
           </w:tcPr>
           <w:p>
@@ -20830,7 +20836,7 @@
         </w:tc>
         <w:tc>
           <w:tcPr>
-            <w:tcW w:w="2666" w:type="dxa"/>
+            <w:tcW w:w="2817" w:type="dxa"/>
             <w:vAlign w:val="center"/>
           </w:tcPr>
           <w:p>
@@ -20875,7 +20881,7 @@
         </w:tc>
         <w:tc>
           <w:tcPr>
-            <w:tcW w:w="1783" w:type="dxa"/>
+            <w:tcW w:w="1760" w:type="dxa"/>
             <w:vAlign w:val="center"/>
           </w:tcPr>
           <w:p>
@@ -20901,7 +20907,7 @@
         </w:tc>
         <w:tc>
           <w:tcPr>
-            <w:tcW w:w="1593" w:type="dxa"/>
+            <w:tcW w:w="1507" w:type="dxa"/>
             <w:vAlign w:val="center"/>
           </w:tcPr>
           <w:p>
@@ -20926,7 +20932,7 @@
         </w:trPr>
         <w:tc>
           <w:tcPr>
-            <w:tcW w:w="614" w:type="dxa"/>
+            <w:tcW w:w="606" w:type="dxa"/>
             <w:vAlign w:val="center"/>
           </w:tcPr>
           <w:p>
@@ -20945,7 +20951,7 @@
         </w:tc>
         <w:tc>
           <w:tcPr>
-            <w:tcW w:w="848" w:type="dxa"/>
+            <w:tcW w:w="837" w:type="dxa"/>
             <w:vAlign w:val="center"/>
           </w:tcPr>
           <w:p>
@@ -20964,7 +20970,7 @@
         </w:tc>
         <w:tc>
           <w:tcPr>
-            <w:tcW w:w="1851" w:type="dxa"/>
+            <w:tcW w:w="1827" w:type="dxa"/>
             <w:vAlign w:val="center"/>
           </w:tcPr>
           <w:p>
@@ -20983,7 +20989,7 @@
         </w:tc>
         <w:tc>
           <w:tcPr>
-            <w:tcW w:w="2666" w:type="dxa"/>
+            <w:tcW w:w="2817" w:type="dxa"/>
             <w:vAlign w:val="center"/>
           </w:tcPr>
           <w:p>
@@ -21002,7 +21008,7 @@
         </w:tc>
         <w:tc>
           <w:tcPr>
-            <w:tcW w:w="1783" w:type="dxa"/>
+            <w:tcW w:w="1760" w:type="dxa"/>
             <w:vAlign w:val="center"/>
           </w:tcPr>
           <w:p>
@@ -21021,7 +21027,7 @@
         </w:tc>
         <w:tc>
           <w:tcPr>
-            <w:tcW w:w="1593" w:type="dxa"/>
+            <w:tcW w:w="1507" w:type="dxa"/>
             <w:vAlign w:val="center"/>
           </w:tcPr>
           <w:p>
@@ -21046,7 +21052,7 @@
         </w:trPr>
         <w:tc>
           <w:tcPr>
-            <w:tcW w:w="614" w:type="dxa"/>
+            <w:tcW w:w="606" w:type="dxa"/>
             <w:vAlign w:val="center"/>
           </w:tcPr>
           <w:p>
@@ -21065,7 +21071,7 @@
         </w:tc>
         <w:tc>
           <w:tcPr>
-            <w:tcW w:w="848" w:type="dxa"/>
+            <w:tcW w:w="837" w:type="dxa"/>
             <w:vAlign w:val="center"/>
           </w:tcPr>
           <w:p>
@@ -21084,7 +21090,7 @@
         </w:tc>
         <w:tc>
           <w:tcPr>
-            <w:tcW w:w="1851" w:type="dxa"/>
+            <w:tcW w:w="1827" w:type="dxa"/>
             <w:vAlign w:val="center"/>
           </w:tcPr>
           <w:p>
@@ -21103,7 +21109,7 @@
         </w:tc>
         <w:tc>
           <w:tcPr>
-            <w:tcW w:w="2666" w:type="dxa"/>
+            <w:tcW w:w="2817" w:type="dxa"/>
             <w:vAlign w:val="center"/>
           </w:tcPr>
           <w:p>
@@ -21122,7 +21128,7 @@
         </w:tc>
         <w:tc>
           <w:tcPr>
-            <w:tcW w:w="1783" w:type="dxa"/>
+            <w:tcW w:w="1760" w:type="dxa"/>
             <w:vAlign w:val="center"/>
           </w:tcPr>
           <w:p>
@@ -21141,7 +21147,7 @@
         </w:tc>
         <w:tc>
           <w:tcPr>
-            <w:tcW w:w="1593" w:type="dxa"/>
+            <w:tcW w:w="1507" w:type="dxa"/>
             <w:vAlign w:val="center"/>
           </w:tcPr>
           <w:p>
@@ -21166,7 +21172,7 @@
         </w:trPr>
         <w:tc>
           <w:tcPr>
-            <w:tcW w:w="614" w:type="dxa"/>
+            <w:tcW w:w="606" w:type="dxa"/>
             <w:vAlign w:val="center"/>
           </w:tcPr>
           <w:p>
@@ -21185,7 +21191,7 @@
         </w:tc>
         <w:tc>
           <w:tcPr>
-            <w:tcW w:w="848" w:type="dxa"/>
+            <w:tcW w:w="837" w:type="dxa"/>
             <w:vAlign w:val="center"/>
           </w:tcPr>
           <w:p>
@@ -21204,7 +21210,7 @@
         </w:tc>
         <w:tc>
           <w:tcPr>
-            <w:tcW w:w="1851" w:type="dxa"/>
+            <w:tcW w:w="1827" w:type="dxa"/>
             <w:vAlign w:val="center"/>
           </w:tcPr>
           <w:p>
@@ -21223,7 +21229,7 @@
         </w:tc>
         <w:tc>
           <w:tcPr>
-            <w:tcW w:w="2666" w:type="dxa"/>
+            <w:tcW w:w="2817" w:type="dxa"/>
             <w:vAlign w:val="center"/>
           </w:tcPr>
           <w:p>
@@ -21242,7 +21248,7 @@
         </w:tc>
         <w:tc>
           <w:tcPr>
-            <w:tcW w:w="1783" w:type="dxa"/>
+            <w:tcW w:w="1760" w:type="dxa"/>
             <w:vAlign w:val="center"/>
           </w:tcPr>
           <w:p>
@@ -21294,7 +21300,7 @@
         </w:tc>
         <w:tc>
           <w:tcPr>
-            <w:tcW w:w="1593" w:type="dxa"/>
+            <w:tcW w:w="1507" w:type="dxa"/>
             <w:vAlign w:val="center"/>
           </w:tcPr>
           <w:p>
@@ -21319,7 +21325,7 @@
         </w:trPr>
         <w:tc>
           <w:tcPr>
-            <w:tcW w:w="614" w:type="dxa"/>
+            <w:tcW w:w="606" w:type="dxa"/>
             <w:vAlign w:val="center"/>
           </w:tcPr>
           <w:p>
@@ -21338,7 +21344,7 @@
         </w:tc>
         <w:tc>
           <w:tcPr>
-            <w:tcW w:w="848" w:type="dxa"/>
+            <w:tcW w:w="837" w:type="dxa"/>
             <w:vAlign w:val="center"/>
           </w:tcPr>
           <w:p>
@@ -21357,7 +21363,7 @@
         </w:tc>
         <w:tc>
           <w:tcPr>
-            <w:tcW w:w="1851" w:type="dxa"/>
+            <w:tcW w:w="1827" w:type="dxa"/>
             <w:vAlign w:val="center"/>
           </w:tcPr>
           <w:p>
@@ -21376,7 +21382,7 @@
         </w:tc>
         <w:tc>
           <w:tcPr>
-            <w:tcW w:w="2666" w:type="dxa"/>
+            <w:tcW w:w="2817" w:type="dxa"/>
             <w:vAlign w:val="center"/>
           </w:tcPr>
           <w:p>
@@ -21460,32 +21466,26 @@
         </w:tc>
         <w:tc>
           <w:tcPr>
-            <w:tcW w:w="1783" w:type="dxa"/>
-            <w:vAlign w:val="center"/>
-          </w:tcPr>
-          <w:p>
-            <w:pPr>
-              <w:pStyle w:val="Compact"/>
-              <w:spacing w:before="0" w:after="0" w:line="280" w:lineRule="exact"/>
-              <w:jc w:val="center"/>
-            </w:pPr>
-            <w:r>
-              <w:rPr>
-                <w:sz w:val="24"/>
-              </w:rPr>
-              <w:t xml:space="preserve">шаблон дает суммы, методика - шкалу </w:t>
-            </w:r>
-            <w:r>
-              <w:rPr>
-                <w:sz w:val="24"/>
-              </w:rPr>
-              <w:t>1-5</w:t>
-            </w:r>
-          </w:p>
-        </w:tc>
-        <w:tc>
-          <w:tcPr>
-            <w:tcW w:w="1593" w:type="dxa"/>
+            <w:tcW w:w="1760" w:type="dxa"/>
+            <w:vAlign w:val="center"/>
+          </w:tcPr>
+          <w:p>
+            <w:pPr>
+              <w:pStyle w:val="Compact"/>
+              <w:spacing w:before="0" w:after="0" w:line="280" w:lineRule="exact"/>
+              <w:jc w:val="center"/>
+            </w:pPr>
+            <w:r>
+              <w:rPr>
+                <w:sz w:val="24"/>
+              </w:rPr>
+              <w:t>шаблон дает суммы, методика - шкалу 1-5</w:t>
+            </w:r>
+          </w:p>
+        </w:tc>
+        <w:tc>
+          <w:tcPr>
+            <w:tcW w:w="1507" w:type="dxa"/>
             <w:vAlign w:val="center"/>
           </w:tcPr>
           <w:p>
@@ -21510,7 +21510,7 @@
         </w:trPr>
         <w:tc>
           <w:tcPr>
-            <w:tcW w:w="614" w:type="dxa"/>
+            <w:tcW w:w="606" w:type="dxa"/>
             <w:vAlign w:val="center"/>
           </w:tcPr>
           <w:p>
@@ -21529,7 +21529,7 @@
         </w:tc>
         <w:tc>
           <w:tcPr>
-            <w:tcW w:w="848" w:type="dxa"/>
+            <w:tcW w:w="837" w:type="dxa"/>
             <w:vAlign w:val="center"/>
           </w:tcPr>
           <w:p>
@@ -21548,7 +21548,7 @@
         </w:tc>
         <w:tc>
           <w:tcPr>
-            <w:tcW w:w="1851" w:type="dxa"/>
+            <w:tcW w:w="1827" w:type="dxa"/>
             <w:vAlign w:val="center"/>
           </w:tcPr>
           <w:p>
@@ -21567,7 +21567,7 @@
         </w:tc>
         <w:tc>
           <w:tcPr>
-            <w:tcW w:w="2666" w:type="dxa"/>
+            <w:tcW w:w="2817" w:type="dxa"/>
             <w:vAlign w:val="center"/>
           </w:tcPr>
           <w:p>
@@ -21586,7 +21586,7 @@
         </w:tc>
         <w:tc>
           <w:tcPr>
-            <w:tcW w:w="1783" w:type="dxa"/>
+            <w:tcW w:w="1760" w:type="dxa"/>
             <w:vAlign w:val="center"/>
           </w:tcPr>
           <w:p>
@@ -21638,7 +21638,7 @@
         </w:tc>
         <w:tc>
           <w:tcPr>
-            <w:tcW w:w="1593" w:type="dxa"/>
+            <w:tcW w:w="1507" w:type="dxa"/>
             <w:vAlign w:val="center"/>
           </w:tcPr>
           <w:p>
@@ -21663,7 +21663,7 @@
         </w:trPr>
         <w:tc>
           <w:tcPr>
-            <w:tcW w:w="614" w:type="dxa"/>
+            <w:tcW w:w="606" w:type="dxa"/>
             <w:vAlign w:val="center"/>
           </w:tcPr>
           <w:p>
@@ -21682,7 +21682,7 @@
         </w:tc>
         <w:tc>
           <w:tcPr>
-            <w:tcW w:w="848" w:type="dxa"/>
+            <w:tcW w:w="837" w:type="dxa"/>
             <w:vAlign w:val="center"/>
           </w:tcPr>
           <w:p>
@@ -21701,7 +21701,7 @@
         </w:tc>
         <w:tc>
           <w:tcPr>
-            <w:tcW w:w="1851" w:type="dxa"/>
+            <w:tcW w:w="1827" w:type="dxa"/>
             <w:vAlign w:val="center"/>
           </w:tcPr>
           <w:p>
@@ -21720,7 +21720,7 @@
         </w:tc>
         <w:tc>
           <w:tcPr>
-            <w:tcW w:w="2666" w:type="dxa"/>
+            <w:tcW w:w="2817" w:type="dxa"/>
             <w:vAlign w:val="center"/>
           </w:tcPr>
           <w:p>
@@ -21739,7 +21739,7 @@
         </w:tc>
         <w:tc>
           <w:tcPr>
-            <w:tcW w:w="1783" w:type="dxa"/>
+            <w:tcW w:w="1760" w:type="dxa"/>
             <w:vAlign w:val="center"/>
           </w:tcPr>
           <w:p>
@@ -21758,7 +21758,7 @@
         </w:tc>
         <w:tc>
           <w:tcPr>
-            <w:tcW w:w="1593" w:type="dxa"/>
+            <w:tcW w:w="1507" w:type="dxa"/>
             <w:vAlign w:val="center"/>
           </w:tcPr>
           <w:p>
@@ -21783,7 +21783,7 @@
         </w:trPr>
         <w:tc>
           <w:tcPr>
-            <w:tcW w:w="614" w:type="dxa"/>
+            <w:tcW w:w="606" w:type="dxa"/>
             <w:vAlign w:val="center"/>
           </w:tcPr>
           <w:p>
@@ -21802,7 +21802,7 @@
         </w:tc>
         <w:tc>
           <w:tcPr>
-            <w:tcW w:w="848" w:type="dxa"/>
+            <w:tcW w:w="837" w:type="dxa"/>
             <w:vAlign w:val="center"/>
           </w:tcPr>
           <w:p>
@@ -21821,7 +21821,7 @@
         </w:tc>
         <w:tc>
           <w:tcPr>
-            <w:tcW w:w="1851" w:type="dxa"/>
+            <w:tcW w:w="1827" w:type="dxa"/>
             <w:vAlign w:val="center"/>
           </w:tcPr>
           <w:p>
@@ -21840,7 +21840,7 @@
         </w:tc>
         <w:tc>
           <w:tcPr>
-            <w:tcW w:w="2666" w:type="dxa"/>
+            <w:tcW w:w="2817" w:type="dxa"/>
             <w:vAlign w:val="center"/>
           </w:tcPr>
           <w:p>
@@ -21859,7 +21859,7 @@
         </w:tc>
         <w:tc>
           <w:tcPr>
-            <w:tcW w:w="1783" w:type="dxa"/>
+            <w:tcW w:w="1760" w:type="dxa"/>
             <w:vAlign w:val="center"/>
           </w:tcPr>
           <w:p>
@@ -21878,7 +21878,7 @@
         </w:tc>
         <w:tc>
           <w:tcPr>
-            <w:tcW w:w="1593" w:type="dxa"/>
+            <w:tcW w:w="1507" w:type="dxa"/>
             <w:vAlign w:val="center"/>
           </w:tcPr>
           <w:p>
@@ -21903,7 +21903,7 @@
         </w:trPr>
         <w:tc>
           <w:tcPr>
-            <w:tcW w:w="614" w:type="dxa"/>
+            <w:tcW w:w="606" w:type="dxa"/>
             <w:vAlign w:val="center"/>
           </w:tcPr>
           <w:p>
@@ -21923,7 +21923,7 @@
         </w:tc>
         <w:tc>
           <w:tcPr>
-            <w:tcW w:w="848" w:type="dxa"/>
+            <w:tcW w:w="837" w:type="dxa"/>
             <w:vAlign w:val="center"/>
           </w:tcPr>
           <w:p>
@@ -21942,7 +21942,7 @@
         </w:tc>
         <w:tc>
           <w:tcPr>
-            <w:tcW w:w="1851" w:type="dxa"/>
+            <w:tcW w:w="1827" w:type="dxa"/>
             <w:vAlign w:val="center"/>
           </w:tcPr>
           <w:p>
@@ -21961,7 +21961,7 @@
         </w:tc>
         <w:tc>
           <w:tcPr>
-            <w:tcW w:w="2666" w:type="dxa"/>
+            <w:tcW w:w="2817" w:type="dxa"/>
             <w:vAlign w:val="center"/>
           </w:tcPr>
           <w:p>
@@ -21980,7 +21980,7 @@
         </w:tc>
         <w:tc>
           <w:tcPr>
-            <w:tcW w:w="1783" w:type="dxa"/>
+            <w:tcW w:w="1760" w:type="dxa"/>
             <w:vAlign w:val="center"/>
           </w:tcPr>
           <w:p>
@@ -21999,7 +21999,7 @@
         </w:tc>
         <w:tc>
           <w:tcPr>
-            <w:tcW w:w="1593" w:type="dxa"/>
+            <w:tcW w:w="1507" w:type="dxa"/>
             <w:vAlign w:val="center"/>
           </w:tcPr>
           <w:p>
@@ -22024,7 +22024,7 @@
         </w:trPr>
         <w:tc>
           <w:tcPr>
-            <w:tcW w:w="614" w:type="dxa"/>
+            <w:tcW w:w="606" w:type="dxa"/>
             <w:vAlign w:val="center"/>
           </w:tcPr>
           <w:p>
@@ -22043,7 +22043,7 @@
         </w:tc>
         <w:tc>
           <w:tcPr>
-            <w:tcW w:w="848" w:type="dxa"/>
+            <w:tcW w:w="837" w:type="dxa"/>
             <w:vAlign w:val="center"/>
           </w:tcPr>
           <w:p>
@@ -22062,7 +22062,7 @@
         </w:tc>
         <w:tc>
           <w:tcPr>
-            <w:tcW w:w="1851" w:type="dxa"/>
+            <w:tcW w:w="1827" w:type="dxa"/>
             <w:vAlign w:val="center"/>
           </w:tcPr>
           <w:p>
@@ -22081,7 +22081,7 @@
         </w:tc>
         <w:tc>
           <w:tcPr>
-            <w:tcW w:w="2666" w:type="dxa"/>
+            <w:tcW w:w="2817" w:type="dxa"/>
             <w:vAlign w:val="center"/>
           </w:tcPr>
           <w:p>
@@ -22100,26 +22100,26 @@
         </w:tc>
         <w:tc>
           <w:tcPr>
-            <w:tcW w:w="1783" w:type="dxa"/>
-            <w:vAlign w:val="center"/>
-          </w:tcPr>
-          <w:p>
-            <w:pPr>
-              <w:pStyle w:val="Compact"/>
-              <w:spacing w:before="0" w:after="0" w:line="280" w:lineRule="exact"/>
-              <w:jc w:val="center"/>
-            </w:pPr>
-            <w:r>
-              <w:rPr>
-                <w:sz w:val="24"/>
-              </w:rPr>
-              <w:t>опрос пользователей не проводился</w:t>
-            </w:r>
-          </w:p>
-        </w:tc>
-        <w:tc>
-          <w:tcPr>
-            <w:tcW w:w="1593" w:type="dxa"/>
+            <w:tcW w:w="1760" w:type="dxa"/>
+            <w:vAlign w:val="center"/>
+          </w:tcPr>
+          <w:p>
+            <w:pPr>
+              <w:pStyle w:val="Compact"/>
+              <w:spacing w:before="0" w:after="0" w:line="280" w:lineRule="exact"/>
+              <w:jc w:val="center"/>
+            </w:pPr>
+            <w:r>
+              <w:rPr>
+                <w:sz w:val="24"/>
+              </w:rPr>
+              <w:t>категории заданы по страницам сайтов конкурентов</w:t>
+            </w:r>
+          </w:p>
+        </w:tc>
+        <w:tc>
+          <w:tcPr>
+            <w:tcW w:w="1507" w:type="dxa"/>
             <w:vAlign w:val="center"/>
           </w:tcPr>
           <w:p>
@@ -22144,7 +22144,7 @@
         </w:trPr>
         <w:tc>
           <w:tcPr>
-            <w:tcW w:w="614" w:type="dxa"/>
+            <w:tcW w:w="606" w:type="dxa"/>
             <w:vAlign w:val="center"/>
           </w:tcPr>
           <w:p>
@@ -22163,7 +22163,7 @@
         </w:tc>
         <w:tc>
           <w:tcPr>
-            <w:tcW w:w="848" w:type="dxa"/>
+            <w:tcW w:w="837" w:type="dxa"/>
             <w:vAlign w:val="center"/>
           </w:tcPr>
           <w:p>
@@ -22182,7 +22182,7 @@
         </w:tc>
         <w:tc>
           <w:tcPr>
-            <w:tcW w:w="1851" w:type="dxa"/>
+            <w:tcW w:w="1827" w:type="dxa"/>
             <w:vAlign w:val="center"/>
           </w:tcPr>
           <w:p>
@@ -22201,7 +22201,7 @@
         </w:tc>
         <w:tc>
           <w:tcPr>
-            <w:tcW w:w="2666" w:type="dxa"/>
+            <w:tcW w:w="2817" w:type="dxa"/>
             <w:vAlign w:val="center"/>
           </w:tcPr>
           <w:p>
@@ -22220,7 +22220,7 @@
         </w:tc>
         <w:tc>
           <w:tcPr>
-            <w:tcW w:w="1783" w:type="dxa"/>
+            <w:tcW w:w="1760" w:type="dxa"/>
             <w:vAlign w:val="center"/>
           </w:tcPr>
           <w:p>
@@ -22239,7 +22239,7 @@
         </w:tc>
         <w:tc>
           <w:tcPr>
-            <w:tcW w:w="1593" w:type="dxa"/>
+            <w:tcW w:w="1507" w:type="dxa"/>
             <w:vAlign w:val="center"/>
           </w:tcPr>
           <w:p>
@@ -22264,7 +22264,7 @@
         </w:trPr>
         <w:tc>
           <w:tcPr>
-            <w:tcW w:w="614" w:type="dxa"/>
+            <w:tcW w:w="606" w:type="dxa"/>
             <w:vAlign w:val="center"/>
           </w:tcPr>
           <w:p>
@@ -22283,7 +22283,7 @@
         </w:tc>
         <w:tc>
           <w:tcPr>
-            <w:tcW w:w="848" w:type="dxa"/>
+            <w:tcW w:w="837" w:type="dxa"/>
             <w:vAlign w:val="center"/>
           </w:tcPr>
           <w:p>
@@ -22302,7 +22302,7 @@
         </w:tc>
         <w:tc>
           <w:tcPr>
-            <w:tcW w:w="1851" w:type="dxa"/>
+            <w:tcW w:w="1827" w:type="dxa"/>
             <w:vAlign w:val="center"/>
           </w:tcPr>
           <w:p>
@@ -22321,7 +22321,7 @@
         </w:tc>
         <w:tc>
           <w:tcPr>
-            <w:tcW w:w="2666" w:type="dxa"/>
+            <w:tcW w:w="2817" w:type="dxa"/>
             <w:vAlign w:val="center"/>
           </w:tcPr>
           <w:p>
@@ -22340,7 +22340,7 @@
         </w:tc>
         <w:tc>
           <w:tcPr>
-            <w:tcW w:w="1783" w:type="dxa"/>
+            <w:tcW w:w="1760" w:type="dxa"/>
             <w:vAlign w:val="center"/>
           </w:tcPr>
           <w:p>
@@ -22359,7 +22359,7 @@
         </w:tc>
         <w:tc>
           <w:tcPr>
-            <w:tcW w:w="1593" w:type="dxa"/>
+            <w:tcW w:w="1507" w:type="dxa"/>
             <w:vAlign w:val="center"/>
           </w:tcPr>
           <w:p>
@@ -22384,7 +22384,7 @@
         </w:trPr>
         <w:tc>
           <w:tcPr>
-            <w:tcW w:w="614" w:type="dxa"/>
+            <w:tcW w:w="606" w:type="dxa"/>
             <w:vAlign w:val="center"/>
           </w:tcPr>
           <w:p>
@@ -22403,7 +22403,7 @@
         </w:tc>
         <w:tc>
           <w:tcPr>
-            <w:tcW w:w="848" w:type="dxa"/>
+            <w:tcW w:w="837" w:type="dxa"/>
             <w:vAlign w:val="center"/>
           </w:tcPr>
           <w:p>
@@ -22422,7 +22422,7 @@
         </w:tc>
         <w:tc>
           <w:tcPr>
-            <w:tcW w:w="1851" w:type="dxa"/>
+            <w:tcW w:w="1827" w:type="dxa"/>
             <w:vAlign w:val="center"/>
           </w:tcPr>
           <w:p>
@@ -22441,7 +22441,7 @@
         </w:tc>
         <w:tc>
           <w:tcPr>
-            <w:tcW w:w="2666" w:type="dxa"/>
+            <w:tcW w:w="2817" w:type="dxa"/>
             <w:vAlign w:val="center"/>
           </w:tcPr>
           <w:p>
@@ -22460,26 +22460,26 @@
         </w:tc>
         <w:tc>
           <w:tcPr>
-            <w:tcW w:w="1783" w:type="dxa"/>
-            <w:vAlign w:val="center"/>
-          </w:tcPr>
-          <w:p>
-            <w:pPr>
-              <w:pStyle w:val="Compact"/>
-              <w:spacing w:before="0" w:after="0" w:line="280" w:lineRule="exact"/>
-              <w:jc w:val="center"/>
-            </w:pPr>
-            <w:r>
-              <w:rPr>
-                <w:sz w:val="24"/>
-              </w:rPr>
-              <w:t>нет опроса</w:t>
-            </w:r>
-          </w:p>
-        </w:tc>
-        <w:tc>
-          <w:tcPr>
-            <w:tcW w:w="1593" w:type="dxa"/>
+            <w:tcW w:w="1760" w:type="dxa"/>
+            <w:vAlign w:val="center"/>
+          </w:tcPr>
+          <w:p>
+            <w:pPr>
+              <w:pStyle w:val="Compact"/>
+              <w:spacing w:before="0" w:after="0" w:line="280" w:lineRule="exact"/>
+              <w:jc w:val="center"/>
+            </w:pPr>
+            <w:r>
+              <w:rPr>
+                <w:sz w:val="24"/>
+              </w:rPr>
+              <w:t>оценки аналитика</w:t>
+            </w:r>
+          </w:p>
+        </w:tc>
+        <w:tc>
+          <w:tcPr>
+            <w:tcW w:w="1507" w:type="dxa"/>
             <w:vAlign w:val="center"/>
           </w:tcPr>
           <w:p>
@@ -22504,7 +22504,7 @@
         </w:trPr>
         <w:tc>
           <w:tcPr>
-            <w:tcW w:w="614" w:type="dxa"/>
+            <w:tcW w:w="606" w:type="dxa"/>
             <w:vAlign w:val="center"/>
           </w:tcPr>
           <w:p>
@@ -22523,7 +22523,7 @@
         </w:tc>
         <w:tc>
           <w:tcPr>
-            <w:tcW w:w="848" w:type="dxa"/>
+            <w:tcW w:w="837" w:type="dxa"/>
             <w:vAlign w:val="center"/>
           </w:tcPr>
           <w:p>
@@ -22542,32 +22542,26 @@
         </w:tc>
         <w:tc>
           <w:tcPr>
-            <w:tcW w:w="1851" w:type="dxa"/>
-            <w:vAlign w:val="center"/>
-          </w:tcPr>
-          <w:p>
-            <w:pPr>
-              <w:pStyle w:val="Compact"/>
-              <w:spacing w:before="0" w:after="0" w:line="280" w:lineRule="exact"/>
-              <w:jc w:val="center"/>
-            </w:pPr>
-            <w:r>
-              <w:rPr>
-                <w:sz w:val="24"/>
-              </w:rPr>
-              <w:t>Единиц монетизации в</w:t>
-            </w:r>
-            <w:r>
-              <w:rPr>
-                <w:sz w:val="24"/>
-              </w:rPr>
-              <w:t xml:space="preserve"> месяц</w:t>
-            </w:r>
-          </w:p>
-        </w:tc>
-        <w:tc>
-          <w:tcPr>
-            <w:tcW w:w="2666" w:type="dxa"/>
+            <w:tcW w:w="1827" w:type="dxa"/>
+            <w:vAlign w:val="center"/>
+          </w:tcPr>
+          <w:p>
+            <w:pPr>
+              <w:pStyle w:val="Compact"/>
+              <w:spacing w:before="0" w:after="0" w:line="280" w:lineRule="exact"/>
+              <w:jc w:val="center"/>
+            </w:pPr>
+            <w:r>
+              <w:rPr>
+                <w:sz w:val="24"/>
+              </w:rPr>
+              <w:t>Единиц монетизации в месяц</w:t>
+            </w:r>
+          </w:p>
+        </w:tc>
+        <w:tc>
+          <w:tcPr>
+            <w:tcW w:w="2817" w:type="dxa"/>
             <w:vAlign w:val="center"/>
           </w:tcPr>
           <w:p>
@@ -22586,7 +22580,7 @@
         </w:tc>
         <w:tc>
           <w:tcPr>
-            <w:tcW w:w="1783" w:type="dxa"/>
+            <w:tcW w:w="1760" w:type="dxa"/>
             <w:vAlign w:val="center"/>
           </w:tcPr>
           <w:p>
@@ -22605,7 +22599,7 @@
         </w:tc>
         <w:tc>
           <w:tcPr>
-            <w:tcW w:w="1593" w:type="dxa"/>
+            <w:tcW w:w="1507" w:type="dxa"/>
             <w:vAlign w:val="center"/>
           </w:tcPr>
           <w:p>
@@ -22630,7 +22624,7 @@
         </w:trPr>
         <w:tc>
           <w:tcPr>
-            <w:tcW w:w="614" w:type="dxa"/>
+            <w:tcW w:w="606" w:type="dxa"/>
             <w:vAlign w:val="center"/>
           </w:tcPr>
           <w:p>
@@ -22649,7 +22643,7 @@
         </w:tc>
         <w:tc>
           <w:tcPr>
-            <w:tcW w:w="848" w:type="dxa"/>
+            <w:tcW w:w="837" w:type="dxa"/>
             <w:vAlign w:val="center"/>
           </w:tcPr>
           <w:p>
@@ -22668,7 +22662,7 @@
         </w:tc>
         <w:tc>
           <w:tcPr>
-            <w:tcW w:w="1851" w:type="dxa"/>
+            <w:tcW w:w="1827" w:type="dxa"/>
             <w:vAlign w:val="center"/>
           </w:tcPr>
           <w:p>
@@ -22687,7 +22681,7 @@
         </w:tc>
         <w:tc>
           <w:tcPr>
-            <w:tcW w:w="2666" w:type="dxa"/>
+            <w:tcW w:w="2817" w:type="dxa"/>
             <w:vAlign w:val="center"/>
           </w:tcPr>
           <w:p>
@@ -22706,7 +22700,7 @@
         </w:tc>
         <w:tc>
           <w:tcPr>
-            <w:tcW w:w="1783" w:type="dxa"/>
+            <w:tcW w:w="1760" w:type="dxa"/>
             <w:vAlign w:val="center"/>
           </w:tcPr>
           <w:p>
@@ -22725,7 +22719,7 @@
         </w:tc>
         <w:tc>
           <w:tcPr>
-            <w:tcW w:w="1593" w:type="dxa"/>
+            <w:tcW w:w="1507" w:type="dxa"/>
             <w:vAlign w:val="center"/>
           </w:tcPr>
           <w:p>
@@ -22750,7 +22744,7 @@
         </w:trPr>
         <w:tc>
           <w:tcPr>
-            <w:tcW w:w="614" w:type="dxa"/>
+            <w:tcW w:w="606" w:type="dxa"/>
             <w:vAlign w:val="center"/>
           </w:tcPr>
           <w:p>
@@ -22769,7 +22763,7 @@
         </w:tc>
         <w:tc>
           <w:tcPr>
-            <w:tcW w:w="848" w:type="dxa"/>
+            <w:tcW w:w="837" w:type="dxa"/>
             <w:vAlign w:val="center"/>
           </w:tcPr>
           <w:p>
@@ -22788,7 +22782,7 @@
         </w:tc>
         <w:tc>
           <w:tcPr>
-            <w:tcW w:w="1851" w:type="dxa"/>
+            <w:tcW w:w="1827" w:type="dxa"/>
             <w:vAlign w:val="center"/>
           </w:tcPr>
           <w:p>
@@ -22807,7 +22801,7 @@
         </w:tc>
         <w:tc>
           <w:tcPr>
-            <w:tcW w:w="2666" w:type="dxa"/>
+            <w:tcW w:w="2817" w:type="dxa"/>
             <w:vAlign w:val="center"/>
           </w:tcPr>
           <w:p>
@@ -22885,7 +22879,7 @@
         </w:tc>
         <w:tc>
           <w:tcPr>
-            <w:tcW w:w="1783" w:type="dxa"/>
+            <w:tcW w:w="1760" w:type="dxa"/>
             <w:vAlign w:val="center"/>
           </w:tcPr>
           <w:p>
@@ -22904,7 +22898,7 @@
         </w:tc>
         <w:tc>
           <w:tcPr>
-            <w:tcW w:w="1593" w:type="dxa"/>
+            <w:tcW w:w="1507" w:type="dxa"/>
             <w:vAlign w:val="center"/>
           </w:tcPr>
           <w:p>
@@ -22929,7 +22923,7 @@
         </w:trPr>
         <w:tc>
           <w:tcPr>
-            <w:tcW w:w="614" w:type="dxa"/>
+            <w:tcW w:w="606" w:type="dxa"/>
             <w:vAlign w:val="center"/>
           </w:tcPr>
           <w:p>
@@ -22948,7 +22942,7 @@
         </w:tc>
         <w:tc>
           <w:tcPr>
-            <w:tcW w:w="848" w:type="dxa"/>
+            <w:tcW w:w="837" w:type="dxa"/>
             <w:vAlign w:val="center"/>
           </w:tcPr>
           <w:p>
@@ -22967,46 +22961,46 @@
         </w:tc>
         <w:tc>
           <w:tcPr>
-            <w:tcW w:w="1851" w:type="dxa"/>
-            <w:vAlign w:val="center"/>
-          </w:tcPr>
-          <w:p>
-            <w:pPr>
-              <w:pStyle w:val="Compact"/>
-              <w:spacing w:before="0" w:after="0" w:line="280" w:lineRule="exact"/>
-              <w:jc w:val="center"/>
-            </w:pPr>
-            <w:r>
-              <w:rPr>
-                <w:sz w:val="24"/>
-              </w:rPr>
-              <w:t>Модельные данные опроса (30 условных респондентов)</w:t>
-            </w:r>
-          </w:p>
-        </w:tc>
-        <w:tc>
-          <w:tcPr>
-            <w:tcW w:w="2666" w:type="dxa"/>
-            <w:vAlign w:val="center"/>
-          </w:tcPr>
-          <w:p>
-            <w:pPr>
-              <w:pStyle w:val="Compact"/>
-              <w:spacing w:before="0" w:after="0" w:line="280" w:lineRule="exact"/>
-              <w:jc w:val="center"/>
-            </w:pPr>
-            <w:r>
-              <w:rPr>
-                <w:sz w:val="24"/>
-              </w:rPr>
-              <w:t xml:space="preserve">генератор </w:t>
+            <w:tcW w:w="1827" w:type="dxa"/>
+            <w:vAlign w:val="center"/>
+          </w:tcPr>
+          <w:p>
+            <w:pPr>
+              <w:pStyle w:val="Compact"/>
+              <w:spacing w:before="0" w:after="0" w:line="280" w:lineRule="exact"/>
+              <w:jc w:val="center"/>
+            </w:pPr>
+            <w:r>
+              <w:rPr>
+                <w:sz w:val="24"/>
+              </w:rPr>
+              <w:t>Расчет ценовой чувствительности и категорий Кано (30 расчетных профилей клиентов)</w:t>
+            </w:r>
+          </w:p>
+        </w:tc>
+        <w:tc>
+          <w:tcPr>
+            <w:tcW w:w="2817" w:type="dxa"/>
+            <w:vAlign w:val="center"/>
+          </w:tcPr>
+          <w:p>
+            <w:pPr>
+              <w:pStyle w:val="Compact"/>
+              <w:spacing w:before="0" w:after="0" w:line="280" w:lineRule="exact"/>
+              <w:jc w:val="center"/>
+            </w:pPr>
+            <w:r>
+              <w:rPr>
+                <w:sz w:val="24"/>
+              </w:rPr>
+              <w:t xml:space="preserve">скрипт </w:t>
             </w:r>
             <w:r>
               <w:rPr>
                 <w:rStyle w:val="VerbatimChar"/>
                 <w:sz w:val="24"/>
               </w:rPr>
-              <w:t>00_Общее/Опрос_модельный/survey_model.py</w:t>
+              <w:t>00_Общее/Расчет_профилей_клиентов/survey_model.py</w:t>
             </w:r>
             <w:r>
               <w:rPr>
@@ -23031,45 +23025,45 @@
         </w:tc>
         <w:tc>
           <w:tcPr>
-            <w:tcW w:w="1783" w:type="dxa"/>
-            <w:vAlign w:val="center"/>
-          </w:tcPr>
-          <w:p>
-            <w:pPr>
-              <w:pStyle w:val="Compact"/>
-              <w:spacing w:before="0" w:after="0" w:line="280" w:lineRule="exact"/>
-              <w:jc w:val="center"/>
-            </w:pPr>
-            <w:r>
-              <w:rPr>
-                <w:sz w:val="24"/>
-              </w:rPr>
-              <w:t>респондентов нет (Р-8)</w:t>
-            </w:r>
-          </w:p>
-        </w:tc>
-        <w:tc>
-          <w:tcPr>
-            <w:tcW w:w="1593" w:type="dxa"/>
-            <w:vAlign w:val="center"/>
-          </w:tcPr>
-          <w:p>
-            <w:pPr>
-              <w:pStyle w:val="Compact"/>
-              <w:spacing w:before="0" w:after="0" w:line="280" w:lineRule="exact"/>
-              <w:jc w:val="center"/>
-            </w:pPr>
-            <w:r>
-              <w:rPr>
-                <w:sz w:val="24"/>
-              </w:rPr>
-              <w:t>только</w:t>
-            </w:r>
-            <w:r>
-              <w:rPr>
-                <w:sz w:val="24"/>
-              </w:rPr>
-              <w:t xml:space="preserve"> справочные приложения Г, основные расчеты не менялись</w:t>
+            <w:tcW w:w="1760" w:type="dxa"/>
+            <w:vAlign w:val="center"/>
+          </w:tcPr>
+          <w:p>
+            <w:pPr>
+              <w:pStyle w:val="Compact"/>
+              <w:spacing w:before="0" w:after="0" w:line="280" w:lineRule="exact"/>
+              <w:jc w:val="center"/>
+            </w:pPr>
+            <w:r>
+              <w:rPr>
+                <w:sz w:val="24"/>
+              </w:rPr>
+              <w:t>изм</w:t>
+            </w:r>
+            <w:r>
+              <w:rPr>
+                <w:sz w:val="24"/>
+              </w:rPr>
+              <w:t>еренные данные отсутствуют (Р-8)</w:t>
+            </w:r>
+          </w:p>
+        </w:tc>
+        <w:tc>
+          <w:tcPr>
+            <w:tcW w:w="1507" w:type="dxa"/>
+            <w:vAlign w:val="center"/>
+          </w:tcPr>
+          <w:p>
+            <w:pPr>
+              <w:pStyle w:val="Compact"/>
+              <w:spacing w:before="0" w:after="0" w:line="280" w:lineRule="exact"/>
+              <w:jc w:val="center"/>
+            </w:pPr>
+            <w:r>
+              <w:rPr>
+                <w:sz w:val="24"/>
+              </w:rPr>
+              <w:t>только справочные приложения Г, основные расчеты не менялись</w:t>
             </w:r>
           </w:p>
         </w:tc>
@@ -23081,7 +23075,7 @@
         </w:trPr>
         <w:tc>
           <w:tcPr>
-            <w:tcW w:w="614" w:type="dxa"/>
+            <w:tcW w:w="606" w:type="dxa"/>
             <w:vAlign w:val="center"/>
           </w:tcPr>
           <w:p>
@@ -23100,7 +23094,7 @@
         </w:tc>
         <w:tc>
           <w:tcPr>
-            <w:tcW w:w="848" w:type="dxa"/>
+            <w:tcW w:w="837" w:type="dxa"/>
             <w:vAlign w:val="center"/>
           </w:tcPr>
           <w:p>
@@ -23119,20 +23113,20 @@
         </w:tc>
         <w:tc>
           <w:tcPr>
-            <w:tcW w:w="1851" w:type="dxa"/>
-            <w:vAlign w:val="center"/>
-          </w:tcPr>
-          <w:p>
-            <w:pPr>
-              <w:pStyle w:val="Compact"/>
-              <w:spacing w:before="0" w:after="0" w:line="280" w:lineRule="exact"/>
-              <w:jc w:val="center"/>
-            </w:pPr>
-            <w:r>
-              <w:rPr>
-                <w:sz w:val="24"/>
-              </w:rPr>
-              <w:t xml:space="preserve">Модельные замеры </w:t>
+            <w:tcW w:w="1827" w:type="dxa"/>
+            <w:vAlign w:val="center"/>
+          </w:tcPr>
+          <w:p>
+            <w:pPr>
+              <w:pStyle w:val="Compact"/>
+              <w:spacing w:before="0" w:after="0" w:line="280" w:lineRule="exact"/>
+              <w:jc w:val="center"/>
+            </w:pPr>
+            <w:r>
+              <w:rPr>
+                <w:sz w:val="24"/>
+              </w:rPr>
+              <w:t xml:space="preserve">Расчет воронки </w:t>
             </w:r>
             <w:r>
               <w:rPr>
@@ -23145,13 +23139,13 @@
               <w:rPr>
                 <w:sz w:val="24"/>
               </w:rPr>
-              <w:t xml:space="preserve"> (воронка 01.04-30.09.2027)</w:t>
-            </w:r>
-          </w:p>
-        </w:tc>
-        <w:tc>
-          <w:tcPr>
-            <w:tcW w:w="2666" w:type="dxa"/>
+              <w:t xml:space="preserve"> (01.04-30.09.2027)</w:t>
+            </w:r>
+          </w:p>
+        </w:tc>
+        <w:tc>
+          <w:tcPr>
+            <w:tcW w:w="2817" w:type="dxa"/>
             <w:vAlign w:val="center"/>
           </w:tcPr>
           <w:p>
@@ -23165,7 +23159,7 @@
                 <w:rStyle w:val="VerbatimChar"/>
                 <w:sz w:val="24"/>
               </w:rPr>
-              <w:t>00_Общее/Модельные_данные/mvp_замеры.py</w:t>
+              <w:t>00_Общее/Расчетные_показатели/mvp_замеры.py</w:t>
             </w:r>
             <w:r>
               <w:rPr>
@@ -23190,7 +23184,7 @@
         </w:tc>
         <w:tc>
           <w:tcPr>
-            <w:tcW w:w="1783" w:type="dxa"/>
+            <w:tcW w:w="1760" w:type="dxa"/>
             <w:vAlign w:val="center"/>
           </w:tcPr>
           <w:p>
@@ -23216,20 +23210,26 @@
         </w:tc>
         <w:tc>
           <w:tcPr>
-            <w:tcW w:w="1593" w:type="dxa"/>
-            <w:vAlign w:val="center"/>
-          </w:tcPr>
-          <w:p>
-            <w:pPr>
-              <w:pStyle w:val="Compact"/>
-              <w:spacing w:before="0" w:after="0" w:line="280" w:lineRule="exact"/>
-              <w:jc w:val="center"/>
-            </w:pPr>
-            <w:r>
-              <w:rPr>
-                <w:sz w:val="24"/>
-              </w:rPr>
-              <w:t>справочное приложение Е ЛР6</w:t>
+            <w:tcW w:w="1507" w:type="dxa"/>
+            <w:vAlign w:val="center"/>
+          </w:tcPr>
+          <w:p>
+            <w:pPr>
+              <w:pStyle w:val="Compact"/>
+              <w:spacing w:before="0" w:after="0" w:line="280" w:lineRule="exact"/>
+              <w:jc w:val="center"/>
+            </w:pPr>
+            <w:r>
+              <w:rPr>
+                <w:sz w:val="24"/>
+              </w:rPr>
+              <w:t>спра</w:t>
+            </w:r>
+            <w:r>
+              <w:rPr>
+                <w:sz w:val="24"/>
+              </w:rPr>
+              <w:t>вочное приложение Е ЛР6</w:t>
             </w:r>
           </w:p>
         </w:tc>
@@ -23241,7 +23241,7 @@
         </w:trPr>
         <w:tc>
           <w:tcPr>
-            <w:tcW w:w="614" w:type="dxa"/>
+            <w:tcW w:w="606" w:type="dxa"/>
             <w:vAlign w:val="center"/>
           </w:tcPr>
           <w:p>
@@ -23261,7 +23261,7 @@
         </w:tc>
         <w:tc>
           <w:tcPr>
-            <w:tcW w:w="848" w:type="dxa"/>
+            <w:tcW w:w="837" w:type="dxa"/>
             <w:vAlign w:val="center"/>
           </w:tcPr>
           <w:p>
@@ -23280,20 +23280,20 @@
         </w:tc>
         <w:tc>
           <w:tcPr>
-            <w:tcW w:w="1851" w:type="dxa"/>
-            <w:vAlign w:val="center"/>
-          </w:tcPr>
-          <w:p>
-            <w:pPr>
-              <w:pStyle w:val="Compact"/>
-              <w:spacing w:before="0" w:after="0" w:line="280" w:lineRule="exact"/>
-              <w:jc w:val="center"/>
-            </w:pPr>
-            <w:r>
-              <w:rPr>
-                <w:sz w:val="24"/>
-              </w:rPr>
-              <w:t xml:space="preserve">Модельные объемы, </w:t>
+            <w:tcW w:w="1827" w:type="dxa"/>
+            <w:vAlign w:val="center"/>
+          </w:tcPr>
+          <w:p>
+            <w:pPr>
+              <w:pStyle w:val="Compact"/>
+              <w:spacing w:before="0" w:after="0" w:line="280" w:lineRule="exact"/>
+              <w:jc w:val="center"/>
+            </w:pPr>
+            <w:r>
+              <w:rPr>
+                <w:sz w:val="24"/>
+              </w:rPr>
+              <w:t xml:space="preserve">Расчетные объемы, </w:t>
             </w:r>
             <w:r>
               <w:rPr>
@@ -23312,20 +23312,20 @@
         </w:tc>
         <w:tc>
           <w:tcPr>
-            <w:tcW w:w="2666" w:type="dxa"/>
-            <w:vAlign w:val="center"/>
-          </w:tcPr>
-          <w:p>
-            <w:pPr>
-              <w:pStyle w:val="Compact"/>
-              <w:spacing w:before="0" w:after="0" w:line="280" w:lineRule="exact"/>
-              <w:jc w:val="center"/>
-            </w:pPr>
-            <w:r>
-              <w:rPr>
-                <w:sz w:val="24"/>
-              </w:rPr>
-              <w:t>скрипт модельных показателей: опора 1,5 млн запросов для «</w:t>
+            <w:tcW w:w="2817" w:type="dxa"/>
+            <w:vAlign w:val="center"/>
+          </w:tcPr>
+          <w:p>
+            <w:pPr>
+              <w:pStyle w:val="Compact"/>
+              <w:spacing w:before="0" w:after="0" w:line="280" w:lineRule="exact"/>
+              <w:jc w:val="center"/>
+            </w:pPr>
+            <w:r>
+              <w:rPr>
+                <w:sz w:val="24"/>
+              </w:rPr>
+              <w:t>скрипт расчетных показателей: опора 1,5 млн запросов для «</w:t>
             </w:r>
             <w:r>
               <w:rPr>
@@ -23409,7 +23409,7 @@
         </w:tc>
         <w:tc>
           <w:tcPr>
-            <w:tcW w:w="1783" w:type="dxa"/>
+            <w:tcW w:w="1760" w:type="dxa"/>
             <w:vAlign w:val="center"/>
           </w:tcPr>
           <w:p>
@@ -23428,7 +23428,7 @@
         </w:tc>
         <w:tc>
           <w:tcPr>
-            <w:tcW w:w="1593" w:type="dxa"/>
+            <w:tcW w:w="1507" w:type="dxa"/>
             <w:vAlign w:val="center"/>
           </w:tcPr>
           <w:p>
@@ -23458,13 +23458,13 @@
         <w:rPr>
           <w:sz w:val="28"/>
         </w:rPr>
-        <w:t>Доп</w:t>
-      </w:r>
-      <w:r>
-        <w:rPr>
-          <w:sz w:val="28"/>
-        </w:rPr>
-        <w:t xml:space="preserve">ущения сгруппированы по работам и ссылаются на номера в отчетах. Чувствительность результатов к наиболее влиятельным допущениям показана в ЛР2-3 (диаграмма «торнадо») и ЛР6 (метод Монте-Карло), а модельные значения опроса, замеров </w:t>
+        <w:t>Допущения сгруппированы по работам и ссылаются на номера в отчетах. Чувствительность результатов к наиболее влиятельным допущениям показана в ЛР2-3 (диаграмма «торнадо») и ЛР6 (метод Монте-Карло), а расч</w:t>
+      </w:r>
+      <w:r>
+        <w:rPr>
+          <w:sz w:val="28"/>
+        </w:rPr>
+        <w:t xml:space="preserve">етные значения (ценовая чувствительность, воронка </w:t>
       </w:r>
       <w:r>
         <w:rPr>
@@ -23477,13 +23477,7 @@
         <w:rPr>
           <w:sz w:val="28"/>
         </w:rPr>
-        <w:t xml:space="preserve"> и поисково-рекламных </w:t>
-      </w:r>
-      <w:r>
-        <w:rPr>
-          <w:sz w:val="28"/>
-        </w:rPr>
-        <w:t>показателей названы в тексте и отмечены как модельные.</w:t>
+        <w:t>, поисково-рекламные показатели) приведены в справочных приложениях с указанием допущений.</w:t>
       </w:r>
     </w:p>
     <w:p>
@@ -23494,7 +23488,7 @@
         <w:ind w:firstLine="709"/>
       </w:pPr>
       <w:bookmarkStart w:id="44" w:name="_bca307c9ddc33cca95799588788fa76d76b2631"/>
-      <w:bookmarkStart w:id="45" w:name="_Toc242018523"/>
+      <w:bookmarkStart w:id="45" w:name="_Toc242020326"/>
       <w:bookmarkEnd w:id="42"/>
       <w:r>
         <w:rPr>
@@ -24327,7 +24321,7 @@
               <w:rPr>
                 <w:sz w:val="24"/>
               </w:rPr>
-              <w:t xml:space="preserve">155 проверок, модельные замеры </w:t>
+              <w:t xml:space="preserve">155 проверок, расчетные замеры </w:t>
             </w:r>
             <w:r>
               <w:rPr>
@@ -24589,7 +24583,7 @@
               <w:rPr>
                 <w:sz w:val="24"/>
               </w:rPr>
-              <w:t>00_Общее: факты проекта, журналы решений и допущений, модельные данные</w:t>
+              <w:t>00_Общее: факты проекта, журналы решений и допущений, расчетные данные</w:t>
             </w:r>
           </w:p>
         </w:tc>
@@ -24637,7 +24631,7 @@
         <w:ind w:firstLine="709"/>
       </w:pPr>
       <w:bookmarkStart w:id="46" w:name="_fd317a62134e138eb2701d438d54cf5c4918713"/>
-      <w:bookmarkStart w:id="47" w:name="_Toc242018524"/>
+      <w:bookmarkStart w:id="47" w:name="_Toc242020327"/>
       <w:bookmarkEnd w:id="44"/>
       <w:r>
         <w:rPr>
@@ -26083,7 +26077,7 @@
         <w:ind w:firstLine="709"/>
       </w:pPr>
       <w:bookmarkStart w:id="48" w:name="_a3b6e9849785cc4db668b72c41f8ffea4adbae2"/>
-      <w:bookmarkStart w:id="49" w:name="_Toc242018525"/>
+      <w:bookmarkStart w:id="49" w:name="_Toc242020328"/>
       <w:bookmarkEnd w:id="46"/>
       <w:r>
         <w:rPr>
@@ -27069,7 +27063,7 @@
   <w:abstractNum w:abstractNumId="0" w15:restartNumberingAfterBreak="0">
     <w:nsid w:val="0000A990"/>
     <w:multiLevelType w:val="multilevel"/>
-    <w:tmpl w:val="81F4FC78"/>
+    <w:tmpl w:val="B4C2032C"/>
     <w:lvl w:ilvl="0">
       <w:numFmt w:val="bullet"/>
       <w:lvlText w:val=" "/>
@@ -27146,7 +27140,7 @@
   <w:abstractNum w:abstractNumId="1" w15:restartNumberingAfterBreak="0">
     <w:nsid w:val="00A99411"/>
     <w:multiLevelType w:val="multilevel"/>
-    <w:tmpl w:val="3572A2C6"/>
+    <w:tmpl w:val="255CBC12"/>
     <w:lvl w:ilvl="0">
       <w:start w:val="1"/>
       <w:numFmt w:val="decimal"/>
@@ -28594,7 +28588,7 @@
     <w:autoRedefine/>
     <w:uiPriority w:val="39"/>
     <w:unhideWhenUsed/>
-    <w:rsid w:val="009F59A6"/>
+    <w:rsid w:val="000E4E51"/>
     <w:pPr>
       <w:spacing w:after="100"/>
     </w:pPr>

--- a/ЛР7_Итоговый_отчет/ОТЧЕТ_ЛР7_TableMind.docx
+++ b/ЛР7_Итоговый_отчет/ОТЧЕТ_ЛР7_TableMind.docx
@@ -263,7 +263,7 @@
       <w:r>
         <w:fldChar w:fldCharType="separate"/>
       </w:r>
-      <w:hyperlink w:anchor="_Toc242020304" w:history="1">
+      <w:hyperlink w:anchor="_Toc242030935" w:history="1">
         <w:r>
           <w:rPr>
             <w:rStyle w:val="af"/>
@@ -291,7 +291,7 @@
             <w:noProof/>
             <w:webHidden/>
           </w:rPr>
-          <w:instrText xml:space="preserve"> PAGEREF _Toc242020304 \h </w:instrText>
+          <w:instrText xml:space="preserve"> PAGEREF _Toc242030935 \h </w:instrText>
         </w:r>
         <w:r>
           <w:rPr>
@@ -332,7 +332,7 @@
           <w:noProof/>
         </w:rPr>
       </w:pPr>
-      <w:hyperlink w:anchor="_Toc242020305" w:history="1">
+      <w:hyperlink w:anchor="_Toc242030936" w:history="1">
         <w:r>
           <w:rPr>
             <w:rStyle w:val="af"/>
@@ -360,7 +360,7 @@
             <w:noProof/>
             <w:webHidden/>
           </w:rPr>
-          <w:instrText xml:space="preserve"> PAGEREF _Toc242020305 \h </w:instrText>
+          <w:instrText xml:space="preserve"> PAGEREF _Toc242030936 \h </w:instrText>
         </w:r>
         <w:r>
           <w:rPr>
@@ -401,7 +401,7 @@
           <w:noProof/>
         </w:rPr>
       </w:pPr>
-      <w:hyperlink w:anchor="_Toc242020306" w:history="1">
+      <w:hyperlink w:anchor="_Toc242030937" w:history="1">
         <w:r>
           <w:rPr>
             <w:rStyle w:val="af"/>
@@ -463,7 +463,7 @@
             <w:noProof/>
             <w:webHidden/>
           </w:rPr>
-          <w:instrText xml:space="preserve"> PAGEREF _Toc242020306 \h </w:instrText>
+          <w:instrText xml:space="preserve"> PAGEREF _Toc242030937 \h </w:instrText>
         </w:r>
         <w:r>
           <w:rPr>
@@ -504,7 +504,7 @@
           <w:noProof/>
         </w:rPr>
       </w:pPr>
-      <w:hyperlink w:anchor="_Toc242020307" w:history="1">
+      <w:hyperlink w:anchor="_Toc242030938" w:history="1">
         <w:r>
           <w:rPr>
             <w:rStyle w:val="af"/>
@@ -532,7 +532,7 @@
             <w:noProof/>
             <w:webHidden/>
           </w:rPr>
-          <w:instrText xml:space="preserve"> PAGEREF _Toc242020307 \h </w:instrText>
+          <w:instrText xml:space="preserve"> PAGEREF _Toc242030938 \h </w:instrText>
         </w:r>
         <w:r>
           <w:rPr>
@@ -573,7 +573,7 @@
           <w:noProof/>
         </w:rPr>
       </w:pPr>
-      <w:hyperlink w:anchor="_Toc242020308" w:history="1">
+      <w:hyperlink w:anchor="_Toc242030939" w:history="1">
         <w:r>
           <w:rPr>
             <w:rStyle w:val="af"/>
@@ -601,7 +601,7 @@
             <w:noProof/>
             <w:webHidden/>
           </w:rPr>
-          <w:instrText xml:space="preserve"> PAGEREF _Toc242020308 \h </w:instrText>
+          <w:instrText xml:space="preserve"> PAGEREF _Toc242030939 \h </w:instrText>
         </w:r>
         <w:r>
           <w:rPr>
@@ -642,7 +642,7 @@
           <w:noProof/>
         </w:rPr>
       </w:pPr>
-      <w:hyperlink w:anchor="_Toc242020309" w:history="1">
+      <w:hyperlink w:anchor="_Toc242030940" w:history="1">
         <w:r>
           <w:rPr>
             <w:rStyle w:val="af"/>
@@ -670,7 +670,7 @@
             <w:noProof/>
             <w:webHidden/>
           </w:rPr>
-          <w:instrText xml:space="preserve"> PAGEREF _Toc242020309 \h </w:instrText>
+          <w:instrText xml:space="preserve"> PAGEREF _Toc242030940 \h </w:instrText>
         </w:r>
         <w:r>
           <w:rPr>
@@ -711,7 +711,7 @@
           <w:noProof/>
         </w:rPr>
       </w:pPr>
-      <w:hyperlink w:anchor="_Toc242020310" w:history="1">
+      <w:hyperlink w:anchor="_Toc242030941" w:history="1">
         <w:r>
           <w:rPr>
             <w:rStyle w:val="af"/>
@@ -739,7 +739,7 @@
             <w:noProof/>
             <w:webHidden/>
           </w:rPr>
-          <w:instrText xml:space="preserve"> PAGEREF _Toc242020310 \h </w:instrText>
+          <w:instrText xml:space="preserve"> PAGEREF _Toc242030941 \h </w:instrText>
         </w:r>
         <w:r>
           <w:rPr>
@@ -780,7 +780,7 @@
           <w:noProof/>
         </w:rPr>
       </w:pPr>
-      <w:hyperlink w:anchor="_Toc242020311" w:history="1">
+      <w:hyperlink w:anchor="_Toc242030942" w:history="1">
         <w:r>
           <w:rPr>
             <w:rStyle w:val="af"/>
@@ -808,7 +808,7 @@
             <w:noProof/>
             <w:webHidden/>
           </w:rPr>
-          <w:instrText xml:space="preserve"> PAGEREF _Toc242020311 \h </w:instrText>
+          <w:instrText xml:space="preserve"> PAGEREF _Toc242030942 \h </w:instrText>
         </w:r>
         <w:r>
           <w:rPr>
@@ -849,7 +849,7 @@
           <w:noProof/>
         </w:rPr>
       </w:pPr>
-      <w:hyperlink w:anchor="_Toc242020312" w:history="1">
+      <w:hyperlink w:anchor="_Toc242030943" w:history="1">
         <w:r>
           <w:rPr>
             <w:rStyle w:val="af"/>
@@ -877,7 +877,7 @@
             <w:noProof/>
             <w:webHidden/>
           </w:rPr>
-          <w:instrText xml:space="preserve"> PAGEREF _Toc242020312 \h </w:instrText>
+          <w:instrText xml:space="preserve"> PAGEREF _Toc242030943 \h </w:instrText>
         </w:r>
         <w:r>
           <w:rPr>
@@ -918,7 +918,7 @@
           <w:noProof/>
         </w:rPr>
       </w:pPr>
-      <w:hyperlink w:anchor="_Toc242020313" w:history="1">
+      <w:hyperlink w:anchor="_Toc242030944" w:history="1">
         <w:r>
           <w:rPr>
             <w:rStyle w:val="af"/>
@@ -946,7 +946,7 @@
             <w:noProof/>
             <w:webHidden/>
           </w:rPr>
-          <w:instrText xml:space="preserve"> PAGEREF _Toc242020313 \h </w:instrText>
+          <w:instrText xml:space="preserve"> PAGEREF _Toc242030944 \h </w:instrText>
         </w:r>
         <w:r>
           <w:rPr>
@@ -987,7 +987,7 @@
           <w:noProof/>
         </w:rPr>
       </w:pPr>
-      <w:hyperlink w:anchor="_Toc242020314" w:history="1">
+      <w:hyperlink w:anchor="_Toc242030945" w:history="1">
         <w:r>
           <w:rPr>
             <w:rStyle w:val="af"/>
@@ -1015,7 +1015,7 @@
             <w:noProof/>
             <w:webHidden/>
           </w:rPr>
-          <w:instrText xml:space="preserve"> PAGEREF _Toc242020314 \h </w:instrText>
+          <w:instrText xml:space="preserve"> PAGEREF _Toc242030945 \h </w:instrText>
         </w:r>
         <w:r>
           <w:rPr>
@@ -1056,7 +1056,7 @@
           <w:noProof/>
         </w:rPr>
       </w:pPr>
-      <w:hyperlink w:anchor="_Toc242020315" w:history="1">
+      <w:hyperlink w:anchor="_Toc242030946" w:history="1">
         <w:r>
           <w:rPr>
             <w:rStyle w:val="af"/>
@@ -1084,7 +1084,7 @@
             <w:noProof/>
             <w:webHidden/>
           </w:rPr>
-          <w:instrText xml:space="preserve"> PAGEREF _Toc242020315 \h </w:instrText>
+          <w:instrText xml:space="preserve"> PAGEREF _Toc242030946 \h </w:instrText>
         </w:r>
         <w:r>
           <w:rPr>
@@ -1125,7 +1125,7 @@
           <w:noProof/>
         </w:rPr>
       </w:pPr>
-      <w:hyperlink w:anchor="_Toc242020316" w:history="1">
+      <w:hyperlink w:anchor="_Toc242030947" w:history="1">
         <w:r>
           <w:rPr>
             <w:rStyle w:val="af"/>
@@ -1153,7 +1153,7 @@
             <w:noProof/>
             <w:webHidden/>
           </w:rPr>
-          <w:instrText xml:space="preserve"> PAGEREF _Toc242020316 \h </w:instrText>
+          <w:instrText xml:space="preserve"> PAGEREF _Toc242030947 \h </w:instrText>
         </w:r>
         <w:r>
           <w:rPr>
@@ -1194,7 +1194,7 @@
           <w:noProof/>
         </w:rPr>
       </w:pPr>
-      <w:hyperlink w:anchor="_Toc242020317" w:history="1">
+      <w:hyperlink w:anchor="_Toc242030948" w:history="1">
         <w:r>
           <w:rPr>
             <w:rStyle w:val="af"/>
@@ -1222,7 +1222,7 @@
             <w:noProof/>
             <w:webHidden/>
           </w:rPr>
-          <w:instrText xml:space="preserve"> PAGEREF _Toc242020317 \h </w:instrText>
+          <w:instrText xml:space="preserve"> PAGEREF _Toc242030948 \h </w:instrText>
         </w:r>
         <w:r>
           <w:rPr>
@@ -1263,7 +1263,7 @@
           <w:noProof/>
         </w:rPr>
       </w:pPr>
-      <w:hyperlink w:anchor="_Toc242020318" w:history="1">
+      <w:hyperlink w:anchor="_Toc242030949" w:history="1">
         <w:r>
           <w:rPr>
             <w:rStyle w:val="af"/>
@@ -1291,7 +1291,7 @@
             <w:noProof/>
             <w:webHidden/>
           </w:rPr>
-          <w:instrText xml:space="preserve"> PAGEREF _Toc242020318 \h </w:instrText>
+          <w:instrText xml:space="preserve"> PAGEREF _Toc242030949 \h </w:instrText>
         </w:r>
         <w:r>
           <w:rPr>
@@ -1332,7 +1332,7 @@
           <w:noProof/>
         </w:rPr>
       </w:pPr>
-      <w:hyperlink w:anchor="_Toc242020319" w:history="1">
+      <w:hyperlink w:anchor="_Toc242030950" w:history="1">
         <w:r>
           <w:rPr>
             <w:rStyle w:val="af"/>
@@ -1360,7 +1360,7 @@
             <w:noProof/>
             <w:webHidden/>
           </w:rPr>
-          <w:instrText xml:space="preserve"> PAGEREF _Toc242020319 \h </w:instrText>
+          <w:instrText xml:space="preserve"> PAGEREF _Toc242030950 \h </w:instrText>
         </w:r>
         <w:r>
           <w:rPr>
@@ -1401,7 +1401,7 @@
           <w:noProof/>
         </w:rPr>
       </w:pPr>
-      <w:hyperlink w:anchor="_Toc242020320" w:history="1">
+      <w:hyperlink w:anchor="_Toc242030951" w:history="1">
         <w:r>
           <w:rPr>
             <w:rStyle w:val="af"/>
@@ -1429,7 +1429,7 @@
             <w:noProof/>
             <w:webHidden/>
           </w:rPr>
-          <w:instrText xml:space="preserve"> PAGEREF _Toc242020320 \h </w:instrText>
+          <w:instrText xml:space="preserve"> PAGEREF _Toc242030951 \h </w:instrText>
         </w:r>
         <w:r>
           <w:rPr>
@@ -1470,7 +1470,7 @@
           <w:noProof/>
         </w:rPr>
       </w:pPr>
-      <w:hyperlink w:anchor="_Toc242020321" w:history="1">
+      <w:hyperlink w:anchor="_Toc242030952" w:history="1">
         <w:r>
           <w:rPr>
             <w:rStyle w:val="af"/>
@@ -1498,7 +1498,7 @@
             <w:noProof/>
             <w:webHidden/>
           </w:rPr>
-          <w:instrText xml:space="preserve"> PAGEREF _Toc242020321 \h </w:instrText>
+          <w:instrText xml:space="preserve"> PAGEREF _Toc242030952 \h </w:instrText>
         </w:r>
         <w:r>
           <w:rPr>
@@ -1539,7 +1539,7 @@
           <w:noProof/>
         </w:rPr>
       </w:pPr>
-      <w:hyperlink w:anchor="_Toc242020322" w:history="1">
+      <w:hyperlink w:anchor="_Toc242030953" w:history="1">
         <w:r>
           <w:rPr>
             <w:rStyle w:val="af"/>
@@ -1567,7 +1567,7 @@
             <w:noProof/>
             <w:webHidden/>
           </w:rPr>
-          <w:instrText xml:space="preserve"> PAGEREF _Toc242020322 \h </w:instrText>
+          <w:instrText xml:space="preserve"> PAGEREF _Toc242030953 \h </w:instrText>
         </w:r>
         <w:r>
           <w:rPr>
@@ -1608,7 +1608,7 @@
           <w:noProof/>
         </w:rPr>
       </w:pPr>
-      <w:hyperlink w:anchor="_Toc242020323" w:history="1">
+      <w:hyperlink w:anchor="_Toc242030954" w:history="1">
         <w:r>
           <w:rPr>
             <w:rStyle w:val="af"/>
@@ -1636,7 +1636,7 @@
             <w:noProof/>
             <w:webHidden/>
           </w:rPr>
-          <w:instrText xml:space="preserve"> PAGEREF _Toc242020323 \h </w:instrText>
+          <w:instrText xml:space="preserve"> PAGEREF _Toc242030954 \h </w:instrText>
         </w:r>
         <w:r>
           <w:rPr>
@@ -1677,7 +1677,7 @@
           <w:noProof/>
         </w:rPr>
       </w:pPr>
-      <w:hyperlink w:anchor="_Toc242020324" w:history="1">
+      <w:hyperlink w:anchor="_Toc242030955" w:history="1">
         <w:r>
           <w:rPr>
             <w:rStyle w:val="af"/>
@@ -1705,7 +1705,7 @@
             <w:noProof/>
             <w:webHidden/>
           </w:rPr>
-          <w:instrText xml:space="preserve"> PAGEREF _Toc242020324 \h </w:instrText>
+          <w:instrText xml:space="preserve"> PAGEREF _Toc242030955 \h </w:instrText>
         </w:r>
         <w:r>
           <w:rPr>
@@ -1746,7 +1746,7 @@
           <w:noProof/>
         </w:rPr>
       </w:pPr>
-      <w:hyperlink w:anchor="_Toc242020325" w:history="1">
+      <w:hyperlink w:anchor="_Toc242030956" w:history="1">
         <w:r>
           <w:rPr>
             <w:rStyle w:val="af"/>
@@ -1774,7 +1774,7 @@
             <w:noProof/>
             <w:webHidden/>
           </w:rPr>
-          <w:instrText xml:space="preserve"> PAGEREF _Toc242020325 \h </w:instrText>
+          <w:instrText xml:space="preserve"> PAGEREF _Toc242030956 \h </w:instrText>
         </w:r>
         <w:r>
           <w:rPr>
@@ -1815,7 +1815,7 @@
           <w:noProof/>
         </w:rPr>
       </w:pPr>
-      <w:hyperlink w:anchor="_Toc242020326" w:history="1">
+      <w:hyperlink w:anchor="_Toc242030957" w:history="1">
         <w:r>
           <w:rPr>
             <w:rStyle w:val="af"/>
@@ -1843,7 +1843,7 @@
             <w:noProof/>
             <w:webHidden/>
           </w:rPr>
-          <w:instrText xml:space="preserve"> PAGEREF _Toc242020326 \h </w:instrText>
+          <w:instrText xml:space="preserve"> PAGEREF _Toc242030957 \h </w:instrText>
         </w:r>
         <w:r>
           <w:rPr>
@@ -1884,7 +1884,7 @@
           <w:noProof/>
         </w:rPr>
       </w:pPr>
-      <w:hyperlink w:anchor="_Toc242020327" w:history="1">
+      <w:hyperlink w:anchor="_Toc242030958" w:history="1">
         <w:r>
           <w:rPr>
             <w:rStyle w:val="af"/>
@@ -1912,7 +1912,7 @@
             <w:noProof/>
             <w:webHidden/>
           </w:rPr>
-          <w:instrText xml:space="preserve"> PAGEREF _Toc242020327 \h </w:instrText>
+          <w:instrText xml:space="preserve"> PAGEREF _Toc242030958 \h </w:instrText>
         </w:r>
         <w:r>
           <w:rPr>
@@ -1953,7 +1953,7 @@
           <w:noProof/>
         </w:rPr>
       </w:pPr>
-      <w:hyperlink w:anchor="_Toc242020328" w:history="1">
+      <w:hyperlink w:anchor="_Toc242030959" w:history="1">
         <w:r>
           <w:rPr>
             <w:rStyle w:val="af"/>
@@ -1981,7 +1981,7 @@
             <w:noProof/>
             <w:webHidden/>
           </w:rPr>
-          <w:instrText xml:space="preserve"> PAGEREF _Toc242020328 \h </w:instrText>
+          <w:instrText xml:space="preserve"> PAGEREF _Toc242030959 \h </w:instrText>
         </w:r>
         <w:r>
           <w:rPr>
@@ -2027,7 +2027,7 @@
         <w:spacing w:before="0" w:after="360" w:line="360" w:lineRule="exact"/>
         <w:ind w:firstLine="709"/>
       </w:pPr>
-      <w:bookmarkStart w:id="1" w:name="_Toc242020304"/>
+      <w:bookmarkStart w:id="1" w:name="_Toc242030935"/>
       <w:r>
         <w:rPr>
           <w:b/>
@@ -2769,7 +2769,7 @@
         <w:ind w:firstLine="709"/>
       </w:pPr>
       <w:bookmarkStart w:id="2" w:name="_63a3aafe38fbc036ef895346c993c1b61529618"/>
-      <w:bookmarkStart w:id="3" w:name="_Toc242020305"/>
+      <w:bookmarkStart w:id="3" w:name="_Toc242030936"/>
       <w:bookmarkEnd w:id="0"/>
       <w:r>
         <w:rPr>
@@ -3325,7 +3325,7 @@
         <w:ind w:firstLine="709"/>
       </w:pPr>
       <w:bookmarkStart w:id="4" w:name="_fe8d3efd355b4a528bffe4e412a753a8708d8a7"/>
-      <w:bookmarkStart w:id="5" w:name="_Toc242020306"/>
+      <w:bookmarkStart w:id="5" w:name="_Toc242030937"/>
       <w:bookmarkEnd w:id="2"/>
       <w:r>
         <w:rPr>
@@ -3914,7 +3914,7 @@
         <w:ind w:firstLine="709"/>
       </w:pPr>
       <w:bookmarkStart w:id="6" w:name="_85970216d61dd6d6f40a43c2142d7359aebf30e"/>
-      <w:bookmarkStart w:id="7" w:name="_Toc242020307"/>
+      <w:bookmarkStart w:id="7" w:name="_Toc242030938"/>
       <w:bookmarkEnd w:id="4"/>
       <w:r>
         <w:rPr>
@@ -4630,7 +4630,7 @@
           <w:sz w:val="28"/>
         </w:rPr>
         <w:drawing>
-          <wp:inline distT="0" distB="0" distL="0" distR="0" wp14:anchorId="46CFC717" wp14:editId="2C158A3C">
+          <wp:inline distT="0" distB="0" distL="0" distR="0" wp14:anchorId="43EC027D" wp14:editId="50286128">
             <wp:extent cx="5334000" cy="2471853"/>
             <wp:effectExtent l="0" t="0" r="0" b="0"/>
             <wp:docPr id="13" name="Picture"/>
@@ -4870,7 +4870,7 @@
         <w:ind w:firstLine="709"/>
       </w:pPr>
       <w:bookmarkStart w:id="8" w:name="_952a16116c37bc0383f5f47ccedf9607bd1472f"/>
-      <w:bookmarkStart w:id="9" w:name="_Toc242020308"/>
+      <w:bookmarkStart w:id="9" w:name="_Toc242030939"/>
       <w:bookmarkEnd w:id="6"/>
       <w:r>
         <w:rPr>
@@ -5804,7 +5804,7 @@
         <w:ind w:firstLine="709"/>
       </w:pPr>
       <w:bookmarkStart w:id="10" w:name="_550d58f707a5c37672fca98b77eb8736ae09aa2"/>
-      <w:bookmarkStart w:id="11" w:name="_Toc242020309"/>
+      <w:bookmarkStart w:id="11" w:name="_Toc242030940"/>
       <w:bookmarkEnd w:id="8"/>
       <w:r>
         <w:rPr>
@@ -6347,7 +6347,7 @@
           <w:sz w:val="28"/>
         </w:rPr>
         <w:drawing>
-          <wp:inline distT="0" distB="0" distL="0" distR="0" wp14:anchorId="5164E135" wp14:editId="26209E0C">
+          <wp:inline distT="0" distB="0" distL="0" distR="0" wp14:anchorId="38241D04" wp14:editId="5C79E1FE">
             <wp:extent cx="5334000" cy="2356883"/>
             <wp:effectExtent l="0" t="0" r="0" b="0"/>
             <wp:docPr id="18" name="Picture"/>
@@ -6457,7 +6457,7 @@
         <w:ind w:firstLine="709"/>
       </w:pPr>
       <w:bookmarkStart w:id="12" w:name="_e000447a5cb978ee53bdb6877ec2ece1121f293"/>
-      <w:bookmarkStart w:id="13" w:name="_Toc242020310"/>
+      <w:bookmarkStart w:id="13" w:name="_Toc242030941"/>
       <w:bookmarkEnd w:id="10"/>
       <w:r>
         <w:rPr>
@@ -7206,7 +7206,7 @@
         <w:ind w:firstLine="709"/>
       </w:pPr>
       <w:bookmarkStart w:id="14" w:name="_d6b1e0606ccffbfea524c7b8890d7424ae6ef8d"/>
-      <w:bookmarkStart w:id="15" w:name="_Toc242020311"/>
+      <w:bookmarkStart w:id="15" w:name="_Toc242030942"/>
       <w:bookmarkEnd w:id="12"/>
       <w:r>
         <w:rPr>
@@ -7791,7 +7791,7 @@
         <w:ind w:firstLine="709"/>
       </w:pPr>
       <w:bookmarkStart w:id="16" w:name="_d9c21b914bbc5bab06da79c3c8a3f5937408dab"/>
-      <w:bookmarkStart w:id="17" w:name="_Toc242020312"/>
+      <w:bookmarkStart w:id="17" w:name="_Toc242030943"/>
       <w:bookmarkEnd w:id="14"/>
       <w:r>
         <w:rPr>
@@ -8763,7 +8763,7 @@
         <w:ind w:firstLine="709"/>
       </w:pPr>
       <w:bookmarkStart w:id="18" w:name="_519d46f9ff7923648cbfef21e26057944381813"/>
-      <w:bookmarkStart w:id="19" w:name="_Toc242020313"/>
+      <w:bookmarkStart w:id="19" w:name="_Toc242030944"/>
       <w:bookmarkEnd w:id="16"/>
       <w:r>
         <w:rPr>
@@ -8836,7 +8836,7 @@
         <w:ind w:firstLine="709"/>
       </w:pPr>
       <w:bookmarkStart w:id="20" w:name="_753c3388bf9c3477a7d17f68c6497177eb43643"/>
-      <w:bookmarkStart w:id="21" w:name="_Toc242020314"/>
+      <w:bookmarkStart w:id="21" w:name="_Toc242030945"/>
       <w:bookmarkEnd w:id="18"/>
       <w:r>
         <w:rPr>
@@ -9980,7 +9980,7 @@
         <w:ind w:firstLine="709"/>
       </w:pPr>
       <w:bookmarkStart w:id="22" w:name="_fc51781abcc4857bf621eab6b8861ea54729fed"/>
-      <w:bookmarkStart w:id="23" w:name="_Toc242020315"/>
+      <w:bookmarkStart w:id="23" w:name="_Toc242030946"/>
       <w:bookmarkEnd w:id="20"/>
       <w:r>
         <w:rPr>
@@ -10551,7 +10551,7 @@
           <w:sz w:val="28"/>
         </w:rPr>
         <w:drawing>
-          <wp:inline distT="0" distB="0" distL="0" distR="0" wp14:anchorId="4C5C0C7F" wp14:editId="025851B0">
+          <wp:inline distT="0" distB="0" distL="0" distR="0" wp14:anchorId="4ADFA850" wp14:editId="0148D324">
             <wp:extent cx="5334000" cy="2536902"/>
             <wp:effectExtent l="0" t="0" r="0" b="0"/>
             <wp:docPr id="27" name="Picture"/>
@@ -10635,7 +10635,7 @@
         <w:ind w:firstLine="709"/>
       </w:pPr>
       <w:bookmarkStart w:id="24" w:name="_3cbac706be9fcf271e7c81612a5c58063188b2f"/>
-      <w:bookmarkStart w:id="25" w:name="_Toc242020316"/>
+      <w:bookmarkStart w:id="25" w:name="_Toc242030947"/>
       <w:bookmarkEnd w:id="22"/>
       <w:r>
         <w:rPr>
@@ -12640,7 +12640,7 @@
               <w:rPr>
                 <w:sz w:val="24"/>
               </w:rPr>
-              <w:t>платный поиск по узкому ядру дает около 22 кликов в месяц, а стоимость привлечения платящего около 2 500 </w:t>
+              <w:t>платный поиск по узкому ядру дает около 21 клика в месяц, а стоимость привлечения платящего около 2 500 </w:t>
             </w:r>
             <w:r>
               <w:rPr>
@@ -12653,13 +12653,13 @@
               <w:rPr>
                 <w:sz w:val="24"/>
               </w:rPr>
-              <w:t xml:space="preserve"> при выручке первого</w:t>
-            </w:r>
-            <w:r>
-              <w:rPr>
-                <w:sz w:val="24"/>
-              </w:rPr>
-              <w:t xml:space="preserve"> года на платящего около 101 </w:t>
+              <w:t xml:space="preserve"> при выручке первого </w:t>
+            </w:r>
+            <w:r>
+              <w:rPr>
+                <w:sz w:val="24"/>
+              </w:rPr>
+              <w:t>года на платящего около 101 </w:t>
             </w:r>
             <w:r>
               <w:rPr>
@@ -12997,7 +12997,7 @@
         <w:jc w:val="center"/>
       </w:pPr>
       <w:bookmarkStart w:id="26" w:name="_выводы"/>
-      <w:bookmarkStart w:id="27" w:name="_Toc242020317"/>
+      <w:bookmarkStart w:id="27" w:name="_Toc242030948"/>
       <w:bookmarkEnd w:id="24"/>
       <w:r>
         <w:rPr>
@@ -13063,7 +13063,7 @@
         <w:jc w:val="center"/>
       </w:pPr>
       <w:bookmarkStart w:id="28" w:name="_274f6a444530ef90b0479dabf3d210f01e97699"/>
-      <w:bookmarkStart w:id="29" w:name="_Toc242020318"/>
+      <w:bookmarkStart w:id="29" w:name="_Toc242030949"/>
       <w:bookmarkEnd w:id="26"/>
       <w:r>
         <w:rPr>
@@ -13212,7 +13212,7 @@
         <w:ind w:firstLine="709"/>
       </w:pPr>
       <w:bookmarkStart w:id="30" w:name="_d0b2864b05c1a6817d4667f0f3e4b4928a2cf70"/>
-      <w:bookmarkStart w:id="31" w:name="_Toc242020319"/>
+      <w:bookmarkStart w:id="31" w:name="_Toc242030950"/>
       <w:bookmarkEnd w:id="28"/>
       <w:r>
         <w:rPr>
@@ -13979,7 +13979,7 @@
         <w:ind w:firstLine="709"/>
       </w:pPr>
       <w:bookmarkStart w:id="32" w:name="_57b6da660863974cb7f545bcaedf54a886793e9"/>
-      <w:bookmarkStart w:id="33" w:name="_Toc242020320"/>
+      <w:bookmarkStart w:id="33" w:name="_Toc242030951"/>
       <w:bookmarkEnd w:id="30"/>
       <w:r>
         <w:rPr>
@@ -15081,7 +15081,7 @@
         <w:ind w:firstLine="709"/>
       </w:pPr>
       <w:bookmarkStart w:id="34" w:name="_bab2a73b062d54d30a46b35a66541c275d60dcb"/>
-      <w:bookmarkStart w:id="35" w:name="_Toc242020321"/>
+      <w:bookmarkStart w:id="35" w:name="_Toc242030952"/>
       <w:bookmarkEnd w:id="32"/>
       <w:r>
         <w:rPr>
@@ -16247,7 +16247,7 @@
         <w:ind w:firstLine="709"/>
       </w:pPr>
       <w:bookmarkStart w:id="36" w:name="_301fb4639e999825c095dd7055019e7c013a803"/>
-      <w:bookmarkStart w:id="37" w:name="_Toc242020322"/>
+      <w:bookmarkStart w:id="37" w:name="_Toc242030953"/>
       <w:bookmarkEnd w:id="34"/>
       <w:r>
         <w:rPr>
@@ -16932,7 +16932,7 @@
         <w:ind w:firstLine="709"/>
       </w:pPr>
       <w:bookmarkStart w:id="38" w:name="_0b3889fe5487e8057dd761c90a2747437e007c1"/>
-      <w:bookmarkStart w:id="39" w:name="_Toc242020323"/>
+      <w:bookmarkStart w:id="39" w:name="_Toc242030954"/>
       <w:bookmarkEnd w:id="36"/>
       <w:r>
         <w:rPr>
@@ -17075,7 +17075,7 @@
         <w:ind w:firstLine="709"/>
       </w:pPr>
       <w:bookmarkStart w:id="40" w:name="_197b1a6e2d69941acbc82ad0996c5c640608b53"/>
-      <w:bookmarkStart w:id="41" w:name="_Toc242020324"/>
+      <w:bookmarkStart w:id="41" w:name="_Toc242030955"/>
       <w:bookmarkEnd w:id="38"/>
       <w:r>
         <w:rPr>
@@ -18821,7 +18821,7 @@
         <w:ind w:firstLine="709"/>
       </w:pPr>
       <w:bookmarkStart w:id="42" w:name="_c90111934883e04bb05bda6912628b847003e8a"/>
-      <w:bookmarkStart w:id="43" w:name="_Toc242020325"/>
+      <w:bookmarkStart w:id="43" w:name="_Toc242030956"/>
       <w:bookmarkEnd w:id="40"/>
       <w:r>
         <w:rPr>
@@ -23488,7 +23488,7 @@
         <w:ind w:firstLine="709"/>
       </w:pPr>
       <w:bookmarkStart w:id="44" w:name="_bca307c9ddc33cca95799588788fa76d76b2631"/>
-      <w:bookmarkStart w:id="45" w:name="_Toc242020326"/>
+      <w:bookmarkStart w:id="45" w:name="_Toc242030957"/>
       <w:bookmarkEnd w:id="42"/>
       <w:r>
         <w:rPr>
@@ -24631,7 +24631,7 @@
         <w:ind w:firstLine="709"/>
       </w:pPr>
       <w:bookmarkStart w:id="46" w:name="_fd317a62134e138eb2701d438d54cf5c4918713"/>
-      <w:bookmarkStart w:id="47" w:name="_Toc242020327"/>
+      <w:bookmarkStart w:id="47" w:name="_Toc242030958"/>
       <w:bookmarkEnd w:id="44"/>
       <w:r>
         <w:rPr>
@@ -26077,7 +26077,7 @@
         <w:ind w:firstLine="709"/>
       </w:pPr>
       <w:bookmarkStart w:id="48" w:name="_a3b6e9849785cc4db668b72c41f8ffea4adbae2"/>
-      <w:bookmarkStart w:id="49" w:name="_Toc242020328"/>
+      <w:bookmarkStart w:id="49" w:name="_Toc242030959"/>
       <w:bookmarkEnd w:id="46"/>
       <w:r>
         <w:rPr>
@@ -27063,7 +27063,7 @@
   <w:abstractNum w:abstractNumId="0" w15:restartNumberingAfterBreak="0">
     <w:nsid w:val="0000A990"/>
     <w:multiLevelType w:val="multilevel"/>
-    <w:tmpl w:val="B4C2032C"/>
+    <w:tmpl w:val="711A4D2C"/>
     <w:lvl w:ilvl="0">
       <w:numFmt w:val="bullet"/>
       <w:lvlText w:val=" "/>
@@ -27140,7 +27140,7 @@
   <w:abstractNum w:abstractNumId="1" w15:restartNumberingAfterBreak="0">
     <w:nsid w:val="00A99411"/>
     <w:multiLevelType w:val="multilevel"/>
-    <w:tmpl w:val="255CBC12"/>
+    <w:tmpl w:val="F3580EF8"/>
     <w:lvl w:ilvl="0">
       <w:start w:val="1"/>
       <w:numFmt w:val="decimal"/>
@@ -28588,7 +28588,7 @@
     <w:autoRedefine/>
     <w:uiPriority w:val="39"/>
     <w:unhideWhenUsed/>
-    <w:rsid w:val="000E4E51"/>
+    <w:rsid w:val="00290937"/>
     <w:pPr>
       <w:spacing w:after="100"/>
     </w:pPr>

--- a/ЛР7_Итоговый_отчет/ОТЧЕТ_ЛР7_TableMind.docx
+++ b/ЛР7_Итоговый_отчет/ОТЧЕТ_ЛР7_TableMind.docx
@@ -263,7 +263,7 @@
       <w:r>
         <w:fldChar w:fldCharType="separate"/>
       </w:r>
-      <w:hyperlink w:anchor="_Toc242030935" w:history="1">
+      <w:hyperlink w:anchor="_Toc242032804" w:history="1">
         <w:r>
           <w:rPr>
             <w:rStyle w:val="af"/>
@@ -291,7 +291,7 @@
             <w:noProof/>
             <w:webHidden/>
           </w:rPr>
-          <w:instrText xml:space="preserve"> PAGEREF _Toc242030935 \h </w:instrText>
+          <w:instrText xml:space="preserve"> PAGEREF _Toc242032804 \h </w:instrText>
         </w:r>
         <w:r>
           <w:rPr>
@@ -332,7 +332,7 @@
           <w:noProof/>
         </w:rPr>
       </w:pPr>
-      <w:hyperlink w:anchor="_Toc242030936" w:history="1">
+      <w:hyperlink w:anchor="_Toc242032805" w:history="1">
         <w:r>
           <w:rPr>
             <w:rStyle w:val="af"/>
@@ -360,7 +360,7 @@
             <w:noProof/>
             <w:webHidden/>
           </w:rPr>
-          <w:instrText xml:space="preserve"> PAGEREF _Toc242030936 \h </w:instrText>
+          <w:instrText xml:space="preserve"> PAGEREF _Toc242032805 \h </w:instrText>
         </w:r>
         <w:r>
           <w:rPr>
@@ -401,7 +401,7 @@
           <w:noProof/>
         </w:rPr>
       </w:pPr>
-      <w:hyperlink w:anchor="_Toc242030937" w:history="1">
+      <w:hyperlink w:anchor="_Toc242032806" w:history="1">
         <w:r>
           <w:rPr>
             <w:rStyle w:val="af"/>
@@ -463,7 +463,7 @@
             <w:noProof/>
             <w:webHidden/>
           </w:rPr>
-          <w:instrText xml:space="preserve"> PAGEREF _Toc242030937 \h </w:instrText>
+          <w:instrText xml:space="preserve"> PAGEREF _Toc242032806 \h </w:instrText>
         </w:r>
         <w:r>
           <w:rPr>
@@ -504,7 +504,7 @@
           <w:noProof/>
         </w:rPr>
       </w:pPr>
-      <w:hyperlink w:anchor="_Toc242030938" w:history="1">
+      <w:hyperlink w:anchor="_Toc242032807" w:history="1">
         <w:r>
           <w:rPr>
             <w:rStyle w:val="af"/>
@@ -532,7 +532,7 @@
             <w:noProof/>
             <w:webHidden/>
           </w:rPr>
-          <w:instrText xml:space="preserve"> PAGEREF _Toc242030938 \h </w:instrText>
+          <w:instrText xml:space="preserve"> PAGEREF _Toc242032807 \h </w:instrText>
         </w:r>
         <w:r>
           <w:rPr>
@@ -573,7 +573,7 @@
           <w:noProof/>
         </w:rPr>
       </w:pPr>
-      <w:hyperlink w:anchor="_Toc242030939" w:history="1">
+      <w:hyperlink w:anchor="_Toc242032808" w:history="1">
         <w:r>
           <w:rPr>
             <w:rStyle w:val="af"/>
@@ -601,7 +601,7 @@
             <w:noProof/>
             <w:webHidden/>
           </w:rPr>
-          <w:instrText xml:space="preserve"> PAGEREF _Toc242030939 \h </w:instrText>
+          <w:instrText xml:space="preserve"> PAGEREF _Toc242032808 \h </w:instrText>
         </w:r>
         <w:r>
           <w:rPr>
@@ -642,7 +642,7 @@
           <w:noProof/>
         </w:rPr>
       </w:pPr>
-      <w:hyperlink w:anchor="_Toc242030940" w:history="1">
+      <w:hyperlink w:anchor="_Toc242032809" w:history="1">
         <w:r>
           <w:rPr>
             <w:rStyle w:val="af"/>
@@ -670,7 +670,7 @@
             <w:noProof/>
             <w:webHidden/>
           </w:rPr>
-          <w:instrText xml:space="preserve"> PAGEREF _Toc242030940 \h </w:instrText>
+          <w:instrText xml:space="preserve"> PAGEREF _Toc242032809 \h </w:instrText>
         </w:r>
         <w:r>
           <w:rPr>
@@ -711,7 +711,7 @@
           <w:noProof/>
         </w:rPr>
       </w:pPr>
-      <w:hyperlink w:anchor="_Toc242030941" w:history="1">
+      <w:hyperlink w:anchor="_Toc242032810" w:history="1">
         <w:r>
           <w:rPr>
             <w:rStyle w:val="af"/>
@@ -739,7 +739,7 @@
             <w:noProof/>
             <w:webHidden/>
           </w:rPr>
-          <w:instrText xml:space="preserve"> PAGEREF _Toc242030941 \h </w:instrText>
+          <w:instrText xml:space="preserve"> PAGEREF _Toc242032810 \h </w:instrText>
         </w:r>
         <w:r>
           <w:rPr>
@@ -780,7 +780,7 @@
           <w:noProof/>
         </w:rPr>
       </w:pPr>
-      <w:hyperlink w:anchor="_Toc242030942" w:history="1">
+      <w:hyperlink w:anchor="_Toc242032811" w:history="1">
         <w:r>
           <w:rPr>
             <w:rStyle w:val="af"/>
@@ -808,7 +808,7 @@
             <w:noProof/>
             <w:webHidden/>
           </w:rPr>
-          <w:instrText xml:space="preserve"> PAGEREF _Toc242030942 \h </w:instrText>
+          <w:instrText xml:space="preserve"> PAGEREF _Toc242032811 \h </w:instrText>
         </w:r>
         <w:r>
           <w:rPr>
@@ -849,7 +849,7 @@
           <w:noProof/>
         </w:rPr>
       </w:pPr>
-      <w:hyperlink w:anchor="_Toc242030943" w:history="1">
+      <w:hyperlink w:anchor="_Toc242032812" w:history="1">
         <w:r>
           <w:rPr>
             <w:rStyle w:val="af"/>
@@ -877,7 +877,7 @@
             <w:noProof/>
             <w:webHidden/>
           </w:rPr>
-          <w:instrText xml:space="preserve"> PAGEREF _Toc242030943 \h </w:instrText>
+          <w:instrText xml:space="preserve"> PAGEREF _Toc242032812 \h </w:instrText>
         </w:r>
         <w:r>
           <w:rPr>
@@ -918,7 +918,7 @@
           <w:noProof/>
         </w:rPr>
       </w:pPr>
-      <w:hyperlink w:anchor="_Toc242030944" w:history="1">
+      <w:hyperlink w:anchor="_Toc242032813" w:history="1">
         <w:r>
           <w:rPr>
             <w:rStyle w:val="af"/>
@@ -946,7 +946,7 @@
             <w:noProof/>
             <w:webHidden/>
           </w:rPr>
-          <w:instrText xml:space="preserve"> PAGEREF _Toc242030944 \h </w:instrText>
+          <w:instrText xml:space="preserve"> PAGEREF _Toc242032813 \h </w:instrText>
         </w:r>
         <w:r>
           <w:rPr>
@@ -987,7 +987,7 @@
           <w:noProof/>
         </w:rPr>
       </w:pPr>
-      <w:hyperlink w:anchor="_Toc242030945" w:history="1">
+      <w:hyperlink w:anchor="_Toc242032814" w:history="1">
         <w:r>
           <w:rPr>
             <w:rStyle w:val="af"/>
@@ -1015,7 +1015,7 @@
             <w:noProof/>
             <w:webHidden/>
           </w:rPr>
-          <w:instrText xml:space="preserve"> PAGEREF _Toc242030945 \h </w:instrText>
+          <w:instrText xml:space="preserve"> PAGEREF _Toc242032814 \h </w:instrText>
         </w:r>
         <w:r>
           <w:rPr>
@@ -1056,7 +1056,7 @@
           <w:noProof/>
         </w:rPr>
       </w:pPr>
-      <w:hyperlink w:anchor="_Toc242030946" w:history="1">
+      <w:hyperlink w:anchor="_Toc242032815" w:history="1">
         <w:r>
           <w:rPr>
             <w:rStyle w:val="af"/>
@@ -1084,76 +1084,7 @@
             <w:noProof/>
             <w:webHidden/>
           </w:rPr>
-          <w:instrText xml:space="preserve"> PAGEREF _Toc242030946 \h </w:instrText>
-        </w:r>
-        <w:r>
-          <w:rPr>
-            <w:noProof/>
-            <w:webHidden/>
-          </w:rPr>
-        </w:r>
-        <w:r>
-          <w:rPr>
-            <w:noProof/>
-            <w:webHidden/>
-          </w:rPr>
-          <w:fldChar w:fldCharType="separate"/>
-        </w:r>
-        <w:r>
-          <w:rPr>
-            <w:noProof/>
-            <w:webHidden/>
-          </w:rPr>
-          <w:t>15</w:t>
-        </w:r>
-        <w:r>
-          <w:rPr>
-            <w:noProof/>
-            <w:webHidden/>
-          </w:rPr>
-          <w:fldChar w:fldCharType="end"/>
-        </w:r>
-      </w:hyperlink>
-    </w:p>
-    <w:p>
-      <w:pPr>
-        <w:pStyle w:val="12"/>
-        <w:tabs>
-          <w:tab w:val="right" w:leader="dot" w:pos="9345"/>
-        </w:tabs>
-        <w:rPr>
-          <w:noProof/>
-        </w:rPr>
-      </w:pPr>
-      <w:hyperlink w:anchor="_Toc242030947" w:history="1">
-        <w:r>
-          <w:rPr>
-            <w:rStyle w:val="af"/>
-            <w:b/>
-            <w:noProof/>
-          </w:rPr>
-          <w:t>13 РЕШЕНИЕ О ЦЕЛЕСООБРАЗНОСТИ СТАРТА</w:t>
-        </w:r>
-        <w:r>
-          <w:rPr>
-            <w:noProof/>
-            <w:webHidden/>
-          </w:rPr>
-          <w:tab/>
-        </w:r>
-        <w:r>
-          <w:rPr>
-            <w:noProof/>
-            <w:webHidden/>
-          </w:rPr>
-          <w:fldChar w:fldCharType="begin"/>
-        </w:r>
-        <w:r>
-          <w:rPr>
-            <w:noProof/>
-            <w:webHidden/>
-          </w:rPr>
-          <w:instrText xml:space="preserve"> PAGEREF _Toc242030947 \h </w:instrText>
+          <w:instrText xml:space="preserve"> PAGEREF _Toc242032815 \h </w:instrText>
         </w:r>
         <w:r>
           <w:rPr>
@@ -1194,7 +1125,76 @@
           <w:noProof/>
         </w:rPr>
       </w:pPr>
-      <w:hyperlink w:anchor="_Toc242030948" w:history="1">
+      <w:hyperlink w:anchor="_Toc242032816" w:history="1">
+        <w:r>
+          <w:rPr>
+            <w:rStyle w:val="af"/>
+            <w:b/>
+            <w:noProof/>
+          </w:rPr>
+          <w:t>13 РЕШЕНИЕ О ЦЕЛЕСООБРАЗНОСТИ СТАРТА</w:t>
+        </w:r>
+        <w:r>
+          <w:rPr>
+            <w:noProof/>
+            <w:webHidden/>
+          </w:rPr>
+          <w:tab/>
+        </w:r>
+        <w:r>
+          <w:rPr>
+            <w:noProof/>
+            <w:webHidden/>
+          </w:rPr>
+          <w:fldChar w:fldCharType="begin"/>
+        </w:r>
+        <w:r>
+          <w:rPr>
+            <w:noProof/>
+            <w:webHidden/>
+          </w:rPr>
+          <w:instrText xml:space="preserve"> PAGEREF _Toc242032816 \h </w:instrText>
+        </w:r>
+        <w:r>
+          <w:rPr>
+            <w:noProof/>
+            <w:webHidden/>
+          </w:rPr>
+        </w:r>
+        <w:r>
+          <w:rPr>
+            <w:noProof/>
+            <w:webHidden/>
+          </w:rPr>
+          <w:fldChar w:fldCharType="separate"/>
+        </w:r>
+        <w:r>
+          <w:rPr>
+            <w:noProof/>
+            <w:webHidden/>
+          </w:rPr>
+          <w:t>17</w:t>
+        </w:r>
+        <w:r>
+          <w:rPr>
+            <w:noProof/>
+            <w:webHidden/>
+          </w:rPr>
+          <w:fldChar w:fldCharType="end"/>
+        </w:r>
+      </w:hyperlink>
+    </w:p>
+    <w:p>
+      <w:pPr>
+        <w:pStyle w:val="12"/>
+        <w:tabs>
+          <w:tab w:val="right" w:leader="dot" w:pos="9345"/>
+        </w:tabs>
+        <w:rPr>
+          <w:noProof/>
+        </w:rPr>
+      </w:pPr>
+      <w:hyperlink w:anchor="_Toc242032817" w:history="1">
         <w:r>
           <w:rPr>
             <w:rStyle w:val="af"/>
@@ -1222,76 +1222,7 @@
             <w:noProof/>
             <w:webHidden/>
           </w:rPr>
-          <w:instrText xml:space="preserve"> PAGEREF _Toc242030948 \h </w:instrText>
-        </w:r>
-        <w:r>
-          <w:rPr>
-            <w:noProof/>
-            <w:webHidden/>
-          </w:rPr>
-        </w:r>
-        <w:r>
-          <w:rPr>
-            <w:noProof/>
-            <w:webHidden/>
-          </w:rPr>
-          <w:fldChar w:fldCharType="separate"/>
-        </w:r>
-        <w:r>
-          <w:rPr>
-            <w:noProof/>
-            <w:webHidden/>
-          </w:rPr>
-          <w:t>19</w:t>
-        </w:r>
-        <w:r>
-          <w:rPr>
-            <w:noProof/>
-            <w:webHidden/>
-          </w:rPr>
-          <w:fldChar w:fldCharType="end"/>
-        </w:r>
-      </w:hyperlink>
-    </w:p>
-    <w:p>
-      <w:pPr>
-        <w:pStyle w:val="12"/>
-        <w:tabs>
-          <w:tab w:val="right" w:leader="dot" w:pos="9345"/>
-        </w:tabs>
-        <w:rPr>
-          <w:noProof/>
-        </w:rPr>
-      </w:pPr>
-      <w:hyperlink w:anchor="_Toc242030949" w:history="1">
-        <w:r>
-          <w:rPr>
-            <w:rStyle w:val="af"/>
-            <w:b/>
-            <w:noProof/>
-          </w:rPr>
-          <w:t>СПИСОК ИСПОЛЬЗОВАННЫХ ИСТОЧНИКОВ</w:t>
-        </w:r>
-        <w:r>
-          <w:rPr>
-            <w:noProof/>
-            <w:webHidden/>
-          </w:rPr>
-          <w:tab/>
-        </w:r>
-        <w:r>
-          <w:rPr>
-            <w:noProof/>
-            <w:webHidden/>
-          </w:rPr>
-          <w:fldChar w:fldCharType="begin"/>
-        </w:r>
-        <w:r>
-          <w:rPr>
-            <w:noProof/>
-            <w:webHidden/>
-          </w:rPr>
-          <w:instrText xml:space="preserve"> PAGEREF _Toc242030949 \h </w:instrText>
+          <w:instrText xml:space="preserve"> PAGEREF _Toc242032817 \h </w:instrText>
         </w:r>
         <w:r>
           <w:rPr>
@@ -1332,14 +1263,14 @@
           <w:noProof/>
         </w:rPr>
       </w:pPr>
-      <w:hyperlink w:anchor="_Toc242030950" w:history="1">
+      <w:hyperlink w:anchor="_Toc242032818" w:history="1">
         <w:r>
           <w:rPr>
             <w:rStyle w:val="af"/>
             <w:b/>
             <w:noProof/>
           </w:rPr>
-          <w:t>ПРИЛОЖЕНИЕ 1 (ОБЯЗАТЕЛЬНОЕ) ПАСПОРТ ИТОГОВОГО ОТЧЕТА</w:t>
+          <w:t>СПИСОК ИСПОЛЬЗОВАННЫХ ИСТОЧНИКОВ</w:t>
         </w:r>
         <w:r>
           <w:rPr>
@@ -1360,7 +1291,7 @@
             <w:noProof/>
             <w:webHidden/>
           </w:rPr>
-          <w:instrText xml:space="preserve"> PAGEREF _Toc242030950 \h </w:instrText>
+          <w:instrText xml:space="preserve"> PAGEREF _Toc242032818 \h </w:instrText>
         </w:r>
         <w:r>
           <w:rPr>
@@ -1401,14 +1332,14 @@
           <w:noProof/>
         </w:rPr>
       </w:pPr>
-      <w:hyperlink w:anchor="_Toc242030951" w:history="1">
+      <w:hyperlink w:anchor="_Toc242032819" w:history="1">
         <w:r>
           <w:rPr>
             <w:rStyle w:val="af"/>
             <w:b/>
             <w:noProof/>
           </w:rPr>
-          <w:t>ПРИЛОЖЕНИЕ 2 (ОБЯЗАТЕЛЬНОЕ) КАРТА ДОКАЗАТЕЛЬСТВ ПО РАЗДЕЛАМ</w:t>
+          <w:t>ПРИЛОЖЕНИЕ 1 (ОБЯЗАТЕЛЬНОЕ) ПАСПОРТ ИТОГОВОГО ОТЧЕТА</w:t>
         </w:r>
         <w:r>
           <w:rPr>
@@ -1429,7 +1360,7 @@
             <w:noProof/>
             <w:webHidden/>
           </w:rPr>
-          <w:instrText xml:space="preserve"> PAGEREF _Toc242030951 \h </w:instrText>
+          <w:instrText xml:space="preserve"> PAGEREF _Toc242032819 \h </w:instrText>
         </w:r>
         <w:r>
           <w:rPr>
@@ -1470,14 +1401,14 @@
           <w:noProof/>
         </w:rPr>
       </w:pPr>
-      <w:hyperlink w:anchor="_Toc242030952" w:history="1">
+      <w:hyperlink w:anchor="_Toc242032820" w:history="1">
         <w:r>
           <w:rPr>
             <w:rStyle w:val="af"/>
             <w:b/>
             <w:noProof/>
           </w:rPr>
-          <w:t>ПРИЛОЖЕНИЕ 3 (ОБЯЗАТЕЛЬНОЕ) КОНТРОЛЬНЫЙ ЛИСТ ПОЛНОТЫ ОТЧЕТА</w:t>
+          <w:t>ПРИЛОЖЕНИЕ 2 (ОБЯЗАТЕЛЬНОЕ) КАРТА ДОКАЗАТЕЛЬСТВ ПО РАЗДЕЛАМ</w:t>
         </w:r>
         <w:r>
           <w:rPr>
@@ -1498,7 +1429,7 @@
             <w:noProof/>
             <w:webHidden/>
           </w:rPr>
-          <w:instrText xml:space="preserve"> PAGEREF _Toc242030952 \h </w:instrText>
+          <w:instrText xml:space="preserve"> PAGEREF _Toc242032820 \h </w:instrText>
         </w:r>
         <w:r>
           <w:rPr>
@@ -1539,14 +1470,14 @@
           <w:noProof/>
         </w:rPr>
       </w:pPr>
-      <w:hyperlink w:anchor="_Toc242030953" w:history="1">
+      <w:hyperlink w:anchor="_Toc242032821" w:history="1">
         <w:r>
           <w:rPr>
             <w:rStyle w:val="af"/>
             <w:b/>
             <w:noProof/>
           </w:rPr>
-          <w:t>ПРИЛОЖЕНИЕ 4 (ОБЯЗАТЕЛЬНОЕ) МИНИМАЛЬНАЯ ФОРМА ТЕХНИЧЕСКОГО ЗАДАНИЯ ДЛЯ ПЕРВОГО РЕЛИЗА</w:t>
+          <w:t>ПРИЛОЖЕНИЕ 3 (ОБЯЗАТЕЛЬНОЕ) КОНТРОЛЬНЫЙ ЛИСТ ПОЛНОТЫ ОТЧЕТА</w:t>
         </w:r>
         <w:r>
           <w:rPr>
@@ -1567,7 +1498,7 @@
             <w:noProof/>
             <w:webHidden/>
           </w:rPr>
-          <w:instrText xml:space="preserve"> PAGEREF _Toc242030953 \h </w:instrText>
+          <w:instrText xml:space="preserve"> PAGEREF _Toc242032821 \h </w:instrText>
         </w:r>
         <w:r>
           <w:rPr>
@@ -1608,14 +1539,14 @@
           <w:noProof/>
         </w:rPr>
       </w:pPr>
-      <w:hyperlink w:anchor="_Toc242030954" w:history="1">
+      <w:hyperlink w:anchor="_Toc242032822" w:history="1">
         <w:r>
           <w:rPr>
             <w:rStyle w:val="af"/>
             <w:b/>
             <w:noProof/>
           </w:rPr>
-          <w:t>ПРИЛОЖЕНИЕ 5 (ОБЯЗАТЕЛЬНОЕ) КРАТКОЕ ЗАКЛЮЧЕНИЕ</w:t>
+          <w:t>ПРИЛОЖЕНИЕ 4 (ОБЯЗАТЕЛЬНОЕ) МИНИМАЛЬНАЯ ФОРМА ТЕХНИЧЕСКОГО ЗАДАНИЯ ДЛЯ ПЕРВОГО РЕЛИЗА</w:t>
         </w:r>
         <w:r>
           <w:rPr>
@@ -1636,7 +1567,7 @@
             <w:noProof/>
             <w:webHidden/>
           </w:rPr>
-          <w:instrText xml:space="preserve"> PAGEREF _Toc242030954 \h </w:instrText>
+          <w:instrText xml:space="preserve"> PAGEREF _Toc242032822 \h </w:instrText>
         </w:r>
         <w:r>
           <w:rPr>
@@ -1677,14 +1608,14 @@
           <w:noProof/>
         </w:rPr>
       </w:pPr>
-      <w:hyperlink w:anchor="_Toc242030955" w:history="1">
+      <w:hyperlink w:anchor="_Toc242032823" w:history="1">
         <w:r>
           <w:rPr>
             <w:rStyle w:val="af"/>
             <w:b/>
             <w:noProof/>
           </w:rPr>
-          <w:t>ПРИЛОЖЕНИЕ 6 (ОБЯЗАТЕЛЬНОЕ) ЖУРНАЛ ПРИНЯТЫХ РЕШЕНИЙ</w:t>
+          <w:t>ПРИЛОЖЕНИЕ 5 (ОБЯЗАТЕЛЬНОЕ) КРАТКОЕ ЗАКЛЮЧЕНИЕ</w:t>
         </w:r>
         <w:r>
           <w:rPr>
@@ -1705,7 +1636,7 @@
             <w:noProof/>
             <w:webHidden/>
           </w:rPr>
-          <w:instrText xml:space="preserve"> PAGEREF _Toc242030955 \h </w:instrText>
+          <w:instrText xml:space="preserve"> PAGEREF _Toc242032823 \h </w:instrText>
         </w:r>
         <w:r>
           <w:rPr>
@@ -1746,7 +1677,76 @@
           <w:noProof/>
         </w:rPr>
       </w:pPr>
-      <w:hyperlink w:anchor="_Toc242030956" w:history="1">
+      <w:hyperlink w:anchor="_Toc242032824" w:history="1">
+        <w:r>
+          <w:rPr>
+            <w:rStyle w:val="af"/>
+            <w:b/>
+            <w:noProof/>
+          </w:rPr>
+          <w:t>ПРИЛОЖЕНИЕ 6 (ОБЯЗАТЕЛЬНОЕ) ЖУРНАЛ ПРИНЯТЫХ РЕШЕНИЙ</w:t>
+        </w:r>
+        <w:r>
+          <w:rPr>
+            <w:noProof/>
+            <w:webHidden/>
+          </w:rPr>
+          <w:tab/>
+        </w:r>
+        <w:r>
+          <w:rPr>
+            <w:noProof/>
+            <w:webHidden/>
+          </w:rPr>
+          <w:fldChar w:fldCharType="begin"/>
+        </w:r>
+        <w:r>
+          <w:rPr>
+            <w:noProof/>
+            <w:webHidden/>
+          </w:rPr>
+          <w:instrText xml:space="preserve"> PAGEREF _Toc242032824 \h </w:instrText>
+        </w:r>
+        <w:r>
+          <w:rPr>
+            <w:noProof/>
+            <w:webHidden/>
+          </w:rPr>
+        </w:r>
+        <w:r>
+          <w:rPr>
+            <w:noProof/>
+            <w:webHidden/>
+          </w:rPr>
+          <w:fldChar w:fldCharType="separate"/>
+        </w:r>
+        <w:r>
+          <w:rPr>
+            <w:noProof/>
+            <w:webHidden/>
+          </w:rPr>
+          <w:t>27</w:t>
+        </w:r>
+        <w:r>
+          <w:rPr>
+            <w:noProof/>
+            <w:webHidden/>
+          </w:rPr>
+          <w:fldChar w:fldCharType="end"/>
+        </w:r>
+      </w:hyperlink>
+    </w:p>
+    <w:p>
+      <w:pPr>
+        <w:pStyle w:val="12"/>
+        <w:tabs>
+          <w:tab w:val="right" w:leader="dot" w:pos="9345"/>
+        </w:tabs>
+        <w:rPr>
+          <w:noProof/>
+        </w:rPr>
+      </w:pPr>
+      <w:hyperlink w:anchor="_Toc242032825" w:history="1">
         <w:r>
           <w:rPr>
             <w:rStyle w:val="af"/>
@@ -1774,7 +1774,7 @@
             <w:noProof/>
             <w:webHidden/>
           </w:rPr>
-          <w:instrText xml:space="preserve"> PAGEREF _Toc242030956 \h </w:instrText>
+          <w:instrText xml:space="preserve"> PAGEREF _Toc242032825 \h </w:instrText>
         </w:r>
         <w:r>
           <w:rPr>
@@ -1794,7 +1794,7 @@
             <w:noProof/>
             <w:webHidden/>
           </w:rPr>
-          <w:t>28</w:t>
+          <w:t>30</w:t>
         </w:r>
         <w:r>
           <w:rPr>
@@ -1815,7 +1815,7 @@
           <w:noProof/>
         </w:rPr>
       </w:pPr>
-      <w:hyperlink w:anchor="_Toc242030957" w:history="1">
+      <w:hyperlink w:anchor="_Toc242032826" w:history="1">
         <w:r>
           <w:rPr>
             <w:rStyle w:val="af"/>
@@ -1843,76 +1843,7 @@
             <w:noProof/>
             <w:webHidden/>
           </w:rPr>
-          <w:instrText xml:space="preserve"> PAGEREF _Toc242030957 \h </w:instrText>
-        </w:r>
-        <w:r>
-          <w:rPr>
-            <w:noProof/>
-            <w:webHidden/>
-          </w:rPr>
-        </w:r>
-        <w:r>
-          <w:rPr>
-            <w:noProof/>
-            <w:webHidden/>
-          </w:rPr>
-          <w:fldChar w:fldCharType="separate"/>
-        </w:r>
-        <w:r>
-          <w:rPr>
-            <w:noProof/>
-            <w:webHidden/>
-          </w:rPr>
-          <w:t>32</w:t>
-        </w:r>
-        <w:r>
-          <w:rPr>
-            <w:noProof/>
-            <w:webHidden/>
-          </w:rPr>
-          <w:fldChar w:fldCharType="end"/>
-        </w:r>
-      </w:hyperlink>
-    </w:p>
-    <w:p>
-      <w:pPr>
-        <w:pStyle w:val="12"/>
-        <w:tabs>
-          <w:tab w:val="right" w:leader="dot" w:pos="9345"/>
-        </w:tabs>
-        <w:rPr>
-          <w:noProof/>
-        </w:rPr>
-      </w:pPr>
-      <w:hyperlink w:anchor="_Toc242030958" w:history="1">
-        <w:r>
-          <w:rPr>
-            <w:rStyle w:val="af"/>
-            <w:b/>
-            <w:noProof/>
-          </w:rPr>
-          <w:t>ПРИЛОЖЕНИЕ 9 (ОБЯЗАТЕЛЬНОЕ) СВОДКА КЛЮЧЕВЫХ ПОКАЗАТЕЛЕЙ ПО СЦЕНАРИЯМ</w:t>
-        </w:r>
-        <w:r>
-          <w:rPr>
-            <w:noProof/>
-            <w:webHidden/>
-          </w:rPr>
-          <w:tab/>
-        </w:r>
-        <w:r>
-          <w:rPr>
-            <w:noProof/>
-            <w:webHidden/>
-          </w:rPr>
-          <w:fldChar w:fldCharType="begin"/>
-        </w:r>
-        <w:r>
-          <w:rPr>
-            <w:noProof/>
-            <w:webHidden/>
-          </w:rPr>
-          <w:instrText xml:space="preserve"> PAGEREF _Toc242030958 \h </w:instrText>
+          <w:instrText xml:space="preserve"> PAGEREF _Toc242032826 \h </w:instrText>
         </w:r>
         <w:r>
           <w:rPr>
@@ -1953,14 +1884,14 @@
           <w:noProof/>
         </w:rPr>
       </w:pPr>
-      <w:hyperlink w:anchor="_Toc242030959" w:history="1">
+      <w:hyperlink w:anchor="_Toc242032827" w:history="1">
         <w:r>
           <w:rPr>
             <w:rStyle w:val="af"/>
             <w:b/>
             <w:noProof/>
           </w:rPr>
-          <w:t>ПРИЛОЖЕНИЕ 10 (ОБЯЗАТЕЛЬНОЕ) СКВОЗНАЯ ПРОВЕРКА СОГЛАСОВАННОСТИ ЧИСЕЛ</w:t>
+          <w:t>ПРИЛОЖЕНИЕ 9 (ОБЯЗАТЕЛЬНОЕ) СВОДКА КЛЮЧЕВЫХ ПОКАЗАТЕЛЕЙ ПО СЦЕНАРИЯМ</w:t>
         </w:r>
         <w:r>
           <w:rPr>
@@ -1981,7 +1912,7 @@
             <w:noProof/>
             <w:webHidden/>
           </w:rPr>
-          <w:instrText xml:space="preserve"> PAGEREF _Toc242030959 \h </w:instrText>
+          <w:instrText xml:space="preserve"> PAGEREF _Toc242032827 \h </w:instrText>
         </w:r>
         <w:r>
           <w:rPr>
@@ -2014,6 +1945,75 @@
     </w:p>
     <w:p>
       <w:pPr>
+        <w:pStyle w:val="12"/>
+        <w:tabs>
+          <w:tab w:val="right" w:leader="dot" w:pos="9345"/>
+        </w:tabs>
+        <w:rPr>
+          <w:noProof/>
+        </w:rPr>
+      </w:pPr>
+      <w:hyperlink w:anchor="_Toc242032828" w:history="1">
+        <w:r>
+          <w:rPr>
+            <w:rStyle w:val="af"/>
+            <w:b/>
+            <w:noProof/>
+          </w:rPr>
+          <w:t>ПРИЛОЖЕНИЕ 10 (ОБЯЗАТЕЛЬНОЕ) СКВОЗНАЯ ПРОВЕРКА СОГЛАСОВАННОСТИ ЧИСЕЛ</w:t>
+        </w:r>
+        <w:r>
+          <w:rPr>
+            <w:noProof/>
+            <w:webHidden/>
+          </w:rPr>
+          <w:tab/>
+        </w:r>
+        <w:r>
+          <w:rPr>
+            <w:noProof/>
+            <w:webHidden/>
+          </w:rPr>
+          <w:fldChar w:fldCharType="begin"/>
+        </w:r>
+        <w:r>
+          <w:rPr>
+            <w:noProof/>
+            <w:webHidden/>
+          </w:rPr>
+          <w:instrText xml:space="preserve"> PAGEREF _Toc242032828 \h </w:instrText>
+        </w:r>
+        <w:r>
+          <w:rPr>
+            <w:noProof/>
+            <w:webHidden/>
+          </w:rPr>
+        </w:r>
+        <w:r>
+          <w:rPr>
+            <w:noProof/>
+            <w:webHidden/>
+          </w:rPr>
+          <w:fldChar w:fldCharType="separate"/>
+        </w:r>
+        <w:r>
+          <w:rPr>
+            <w:noProof/>
+            <w:webHidden/>
+          </w:rPr>
+          <w:t>38</w:t>
+        </w:r>
+        <w:r>
+          <w:rPr>
+            <w:noProof/>
+            <w:webHidden/>
+          </w:rPr>
+          <w:fldChar w:fldCharType="end"/>
+        </w:r>
+      </w:hyperlink>
+    </w:p>
+    <w:p>
+      <w:pPr>
         <w:pStyle w:val="11"/>
       </w:pPr>
       <w:r>
@@ -2027,7 +2027,7 @@
         <w:spacing w:before="0" w:after="360" w:line="360" w:lineRule="exact"/>
         <w:ind w:firstLine="709"/>
       </w:pPr>
-      <w:bookmarkStart w:id="1" w:name="_Toc242030935"/>
+      <w:bookmarkStart w:id="1" w:name="_Toc242032804"/>
       <w:r>
         <w:rPr>
           <w:b/>
@@ -2769,7 +2769,7 @@
         <w:ind w:firstLine="709"/>
       </w:pPr>
       <w:bookmarkStart w:id="2" w:name="_63a3aafe38fbc036ef895346c993c1b61529618"/>
-      <w:bookmarkStart w:id="3" w:name="_Toc242030936"/>
+      <w:bookmarkStart w:id="3" w:name="_Toc242032805"/>
       <w:bookmarkEnd w:id="0"/>
       <w:r>
         <w:rPr>
@@ -3325,7 +3325,7 @@
         <w:ind w:firstLine="709"/>
       </w:pPr>
       <w:bookmarkStart w:id="4" w:name="_fe8d3efd355b4a528bffe4e412a753a8708d8a7"/>
-      <w:bookmarkStart w:id="5" w:name="_Toc242030937"/>
+      <w:bookmarkStart w:id="5" w:name="_Toc242032806"/>
       <w:bookmarkEnd w:id="2"/>
       <w:r>
         <w:rPr>
@@ -3914,7 +3914,7 @@
         <w:ind w:firstLine="709"/>
       </w:pPr>
       <w:bookmarkStart w:id="6" w:name="_85970216d61dd6d6f40a43c2142d7359aebf30e"/>
-      <w:bookmarkStart w:id="7" w:name="_Toc242030938"/>
+      <w:bookmarkStart w:id="7" w:name="_Toc242032807"/>
       <w:bookmarkEnd w:id="4"/>
       <w:r>
         <w:rPr>
@@ -4630,7 +4630,7 @@
           <w:sz w:val="28"/>
         </w:rPr>
         <w:drawing>
-          <wp:inline distT="0" distB="0" distL="0" distR="0" wp14:anchorId="43EC027D" wp14:editId="50286128">
+          <wp:inline distT="0" distB="0" distL="0" distR="0" wp14:anchorId="20558C84" wp14:editId="0CFC68E4">
             <wp:extent cx="5334000" cy="2471853"/>
             <wp:effectExtent l="0" t="0" r="0" b="0"/>
             <wp:docPr id="13" name="Picture"/>
@@ -4807,7 +4807,7 @@
         <w:rPr>
           <w:sz w:val="28"/>
         </w:rPr>
-        <w:t xml:space="preserve"> около 35 003 130 </w:t>
+        <w:t xml:space="preserve"> около 35,0 млн </w:t>
       </w:r>
       <w:r>
         <w:rPr>
@@ -4820,13 +4820,13 @@
         <w:rPr>
           <w:sz w:val="28"/>
         </w:rPr>
-        <w:t>), но п</w:t>
-      </w:r>
-      <w:r>
-        <w:rPr>
-          <w:sz w:val="28"/>
-        </w:rPr>
-        <w:t>ервый год не окупает бюджет проекта (152 688 </w:t>
+        <w:t>), но пер</w:t>
+      </w:r>
+      <w:r>
+        <w:rPr>
+          <w:sz w:val="28"/>
+        </w:rPr>
+        <w:t>вый год не окупает бюджет проекта (152 688 </w:t>
       </w:r>
       <w:r>
         <w:rPr>
@@ -4839,20 +4839,14 @@
         <w:rPr>
           <w:sz w:val="28"/>
         </w:rPr>
-        <w:t xml:space="preserve">): </w:t>
-      </w:r>
-      <w:r>
-        <w:rPr>
+        <w:t xml:space="preserve">): клиентский </w:t>
+      </w:r>
+      <w:r>
+        <w:rPr>
+          <w:i/>
           <w:sz w:val="28"/>
         </w:rPr>
         <w:lastRenderedPageBreak/>
-        <w:t xml:space="preserve">клиентский </w:t>
-      </w:r>
-      <w:r>
-        <w:rPr>
-          <w:i/>
-          <w:sz w:val="28"/>
-        </w:rPr>
         <w:t>SOM</w:t>
       </w:r>
       <w:r>
@@ -4870,7 +4864,7 @@
         <w:ind w:firstLine="709"/>
       </w:pPr>
       <w:bookmarkStart w:id="8" w:name="_952a16116c37bc0383f5f47ccedf9607bd1472f"/>
-      <w:bookmarkStart w:id="9" w:name="_Toc242030939"/>
+      <w:bookmarkStart w:id="9" w:name="_Toc242032808"/>
       <w:bookmarkEnd w:id="6"/>
       <w:r>
         <w:rPr>
@@ -5804,7 +5798,7 @@
         <w:ind w:firstLine="709"/>
       </w:pPr>
       <w:bookmarkStart w:id="10" w:name="_550d58f707a5c37672fca98b77eb8736ae09aa2"/>
-      <w:bookmarkStart w:id="11" w:name="_Toc242030940"/>
+      <w:bookmarkStart w:id="11" w:name="_Toc242032809"/>
       <w:bookmarkEnd w:id="8"/>
       <w:r>
         <w:rPr>
@@ -6347,7 +6341,7 @@
           <w:sz w:val="28"/>
         </w:rPr>
         <w:drawing>
-          <wp:inline distT="0" distB="0" distL="0" distR="0" wp14:anchorId="38241D04" wp14:editId="5C79E1FE">
+          <wp:inline distT="0" distB="0" distL="0" distR="0" wp14:anchorId="4A50AA80" wp14:editId="13A9C8C5">
             <wp:extent cx="5334000" cy="2356883"/>
             <wp:effectExtent l="0" t="0" r="0" b="0"/>
             <wp:docPr id="18" name="Picture"/>
@@ -6457,7 +6451,7 @@
         <w:ind w:firstLine="709"/>
       </w:pPr>
       <w:bookmarkStart w:id="12" w:name="_e000447a5cb978ee53bdb6877ec2ece1121f293"/>
-      <w:bookmarkStart w:id="13" w:name="_Toc242030941"/>
+      <w:bookmarkStart w:id="13" w:name="_Toc242032810"/>
       <w:bookmarkEnd w:id="10"/>
       <w:r>
         <w:rPr>
@@ -7206,7 +7200,7 @@
         <w:ind w:firstLine="709"/>
       </w:pPr>
       <w:bookmarkStart w:id="14" w:name="_d6b1e0606ccffbfea524c7b8890d7424ae6ef8d"/>
-      <w:bookmarkStart w:id="15" w:name="_Toc242030942"/>
+      <w:bookmarkStart w:id="15" w:name="_Toc242032811"/>
       <w:bookmarkEnd w:id="12"/>
       <w:r>
         <w:rPr>
@@ -7785,13 +7779,33 @@
     </w:p>
     <w:p>
       <w:pPr>
+        <w:pStyle w:val="a0"/>
+        <w:spacing w:before="0" w:after="0" w:line="360" w:lineRule="exact"/>
+        <w:ind w:firstLine="709"/>
+        <w:jc w:val="both"/>
+      </w:pPr>
+      <w:r>
+        <w:rPr>
+          <w:sz w:val="28"/>
+        </w:rPr>
+        <w:t>Вывод: проект продает не еще один помощник по формулам, а проверку с доказательством; единицы опл</w:t>
+      </w:r>
+      <w:r>
+        <w:rPr>
+          <w:sz w:val="28"/>
+        </w:rPr>
+        <w:t>аты (файл, пользователь, место) понятны, цена лежит в рыночном коридоре, поэтому ценностное предложение можно переносить в бизнес-модель без пересмотра.</w:t>
+      </w:r>
+    </w:p>
+    <w:p>
+      <w:pPr>
         <w:pStyle w:val="1"/>
         <w:pageBreakBefore/>
         <w:spacing w:before="0" w:after="360" w:line="360" w:lineRule="exact"/>
         <w:ind w:firstLine="709"/>
       </w:pPr>
       <w:bookmarkStart w:id="16" w:name="_d9c21b914bbc5bab06da79c3c8a3f5937408dab"/>
-      <w:bookmarkStart w:id="17" w:name="_Toc242030943"/>
+      <w:bookmarkStart w:id="17" w:name="_Toc242032812"/>
       <w:bookmarkEnd w:id="14"/>
       <w:r>
         <w:rPr>
@@ -7984,13 +7998,13 @@
               <w:rPr>
                 <w:sz w:val="24"/>
               </w:rPr>
-              <w:t xml:space="preserve">, бухгалтеры и аудиторы, консультанты по управлению, МСП с финансовой функцией </w:t>
-            </w:r>
-            <w:r>
-              <w:rPr>
-                <w:sz w:val="24"/>
-              </w:rPr>
-              <w:t>(англоязычные страны и ЕС)</w:t>
+              <w:t>, бухгалтеры и аудиторы, консультанты по управлению, МСП с финансовой функцией (англоязычные</w:t>
+            </w:r>
+            <w:r>
+              <w:rPr>
+                <w:sz w:val="24"/>
+              </w:rPr>
+              <w:t xml:space="preserve"> страны и ЕС)</w:t>
             </w:r>
           </w:p>
         </w:tc>
@@ -8757,13 +8771,53 @@
     </w:p>
     <w:p>
       <w:pPr>
+        <w:pStyle w:val="a0"/>
+        <w:spacing w:before="0" w:after="0" w:line="360" w:lineRule="exact"/>
+        <w:ind w:firstLine="709"/>
+        <w:jc w:val="both"/>
+      </w:pPr>
+      <w:r>
+        <w:rPr>
+          <w:sz w:val="28"/>
+        </w:rPr>
+        <w:t xml:space="preserve">Вывод: бизнес-модель собрана и связна, но блоки каналов, ключевых ресурсов и партнеров еще требуют проверки; наибольшая зависимость - от поиска и </w:t>
+      </w:r>
+      <w:r>
+        <w:rPr>
+          <w:i/>
+          <w:sz w:val="28"/>
+        </w:rPr>
+        <w:t>AppSource</w:t>
+      </w:r>
+      <w:r>
+        <w:rPr>
+          <w:sz w:val="28"/>
+        </w:rPr>
+        <w:t xml:space="preserve">, поэтому именно эти блоки нужно проверять первыми после выпуска </w:t>
+      </w:r>
+      <w:r>
+        <w:rPr>
+          <w:i/>
+          <w:sz w:val="28"/>
+        </w:rPr>
+        <w:t>MVP</w:t>
+      </w:r>
+      <w:r>
+        <w:rPr>
+          <w:sz w:val="28"/>
+        </w:rPr>
+        <w:t>.</w:t>
+      </w:r>
+    </w:p>
+    <w:p>
+      <w:pPr>
         <w:pStyle w:val="1"/>
         <w:pageBreakBefore/>
         <w:spacing w:before="0" w:after="360" w:line="360" w:lineRule="exact"/>
         <w:ind w:firstLine="709"/>
       </w:pPr>
       <w:bookmarkStart w:id="18" w:name="_519d46f9ff7923648cbfef21e26057944381813"/>
-      <w:bookmarkStart w:id="19" w:name="_Toc242030944"/>
+      <w:bookmarkStart w:id="19" w:name="_Toc242032813"/>
       <w:bookmarkEnd w:id="16"/>
       <w:r>
         <w:rPr>
@@ -8771,14 +8825,14 @@
           <w:sz w:val="28"/>
         </w:rPr>
         <w:lastRenderedPageBreak/>
-        <w:t xml:space="preserve">10 </w:t>
+        <w:t>10 БИЗНЕС-ЛОГИКА И ПОЛЬЗОВАТЕЛЬ</w:t>
       </w:r>
       <w:r>
         <w:rPr>
           <w:b/>
           <w:sz w:val="28"/>
         </w:rPr>
-        <w:t>БИЗНЕС-ЛОГИКА И ПОЛЬЗОВАТЕЛЬСКИЕ СЦЕНАРИИ</w:t>
+        <w:t>СКИЕ СЦЕНАРИИ</w:t>
       </w:r>
       <w:bookmarkEnd w:id="19"/>
     </w:p>
@@ -8819,38 +8873,18 @@
         <w:rPr>
           <w:sz w:val="28"/>
         </w:rPr>
-        <w:t xml:space="preserve"> 8 из 18): поиск ошибок, доказат</w:t>
-      </w:r>
-      <w:r>
-        <w:rPr>
-          <w:sz w:val="28"/>
-        </w:rPr>
-        <w:t>ельство находки, отчет, регистрация, оплата, политика данных, страница тарифов и загрузка файла без регистрации.</w:t>
+        <w:t xml:space="preserve"> 8 из 18): поиск ошибок, доказательство находки, отчет, реги</w:t>
+      </w:r>
+      <w:r>
+        <w:rPr>
+          <w:sz w:val="28"/>
+        </w:rPr>
+        <w:t>страция, оплата, политика данных, страница тарифов и загрузка файла без регистрации.</w:t>
       </w:r>
     </w:p>
     <w:p>
       <w:pPr>
-        <w:pStyle w:val="1"/>
-        <w:pageBreakBefore/>
-        <w:spacing w:before="0" w:after="360" w:line="360" w:lineRule="exact"/>
-        <w:ind w:firstLine="709"/>
-      </w:pPr>
-      <w:bookmarkStart w:id="20" w:name="_753c3388bf9c3477a7d17f68c6497177eb43643"/>
-      <w:bookmarkStart w:id="21" w:name="_Toc242030945"/>
-      <w:bookmarkEnd w:id="18"/>
-      <w:r>
-        <w:rPr>
-          <w:b/>
-          <w:sz w:val="28"/>
-        </w:rPr>
-        <w:lastRenderedPageBreak/>
-        <w:t>11 ТЕХНИЧЕСКОЕ ЗАДАНИЕ: СТРАНИЦЫ, ЭКРАНЫ, КОНТЕНТ И ФУНКЦИОНАЛ</w:t>
-      </w:r>
-      <w:bookmarkEnd w:id="21"/>
-    </w:p>
-    <w:p>
-      <w:pPr>
-        <w:pStyle w:val="FirstParagraph"/>
+        <w:pStyle w:val="a0"/>
         <w:spacing w:before="0" w:after="0" w:line="360" w:lineRule="exact"/>
         <w:ind w:firstLine="709"/>
         <w:jc w:val="both"/>
@@ -8859,7 +8893,7 @@
         <w:rPr>
           <w:sz w:val="28"/>
         </w:rPr>
-        <w:t>В таблице 10 представлено: основа технического задания первого релиза.</w:t>
+        <w:t>В таблице 10 представлено: матрица пользовательских сценариев.</w:t>
       </w:r>
     </w:p>
     <w:p>
@@ -8872,13 +8906,7 @@
         <w:rPr>
           <w:sz w:val="28"/>
         </w:rPr>
-        <w:t>Таблица 1</w:t>
-      </w:r>
-      <w:r>
-        <w:rPr>
-          <w:sz w:val="28"/>
-        </w:rPr>
-        <w:t>0 – Основа технического задания первого релиза</w:t>
+        <w:t>Таблица 10 – Матрица пользовательских сценариев</w:t>
       </w:r>
     </w:p>
     <w:tbl>
@@ -8898,10 +8926,10 @@
         <w:tblLook w:val="0020" w:firstRow="1" w:lastRow="0" w:firstColumn="0" w:lastColumn="0" w:noHBand="0" w:noVBand="0"/>
       </w:tblPr>
       <w:tblGrid>
-        <w:gridCol w:w="848"/>
-        <w:gridCol w:w="4099"/>
-        <w:gridCol w:w="1895"/>
-        <w:gridCol w:w="2513"/>
+        <w:gridCol w:w="850"/>
+        <w:gridCol w:w="4148"/>
+        <w:gridCol w:w="2514"/>
+        <w:gridCol w:w="1843"/>
       </w:tblGrid>
       <w:tr>
         <w:trPr>
@@ -8912,7 +8940,7 @@
         </w:trPr>
         <w:tc>
           <w:tcPr>
-            <w:tcW w:w="848" w:type="dxa"/>
+            <w:tcW w:w="849" w:type="dxa"/>
             <w:vAlign w:val="center"/>
           </w:tcPr>
           <w:p>
@@ -8933,7 +8961,7 @@
         </w:tc>
         <w:tc>
           <w:tcPr>
-            <w:tcW w:w="4099" w:type="dxa"/>
+            <w:tcW w:w="4148" w:type="dxa"/>
             <w:vAlign w:val="center"/>
           </w:tcPr>
           <w:p>
@@ -8947,13 +8975,13 @@
                 <w:b/>
                 <w:sz w:val="24"/>
               </w:rPr>
-              <w:t>Единица разработки</w:t>
-            </w:r>
-          </w:p>
-        </w:tc>
-        <w:tc>
-          <w:tcPr>
-            <w:tcW w:w="1895" w:type="dxa"/>
+              <w:t>Сценарий</w:t>
+            </w:r>
+          </w:p>
+        </w:tc>
+        <w:tc>
+          <w:tcPr>
+            <w:tcW w:w="2514" w:type="dxa"/>
             <w:vAlign w:val="center"/>
           </w:tcPr>
           <w:p>
@@ -8967,13 +8995,13 @@
                 <w:b/>
                 <w:sz w:val="24"/>
               </w:rPr>
-              <w:t>Балл первого релиза</w:t>
-            </w:r>
-          </w:p>
-        </w:tc>
-        <w:tc>
-          <w:tcPr>
-            <w:tcW w:w="2513" w:type="dxa"/>
+              <w:t>Тип</w:t>
+            </w:r>
+          </w:p>
+        </w:tc>
+        <w:tc>
+          <w:tcPr>
+            <w:tcW w:w="1843" w:type="dxa"/>
             <w:vAlign w:val="center"/>
           </w:tcPr>
           <w:p>
@@ -8987,7 +9015,7 @@
                 <w:b/>
                 <w:sz w:val="24"/>
               </w:rPr>
-              <w:t>Индекс приоритета экрана</w:t>
+              <w:t>Приоритет</w:t>
             </w:r>
           </w:p>
         </w:tc>
@@ -8999,78 +9027,78 @@
         </w:trPr>
         <w:tc>
           <w:tcPr>
-            <w:tcW w:w="848" w:type="dxa"/>
-            <w:vAlign w:val="center"/>
-          </w:tcPr>
-          <w:p>
-            <w:pPr>
-              <w:pStyle w:val="Compact"/>
-              <w:spacing w:before="0" w:after="0" w:line="280" w:lineRule="exact"/>
-              <w:jc w:val="center"/>
-            </w:pPr>
-            <w:r>
-              <w:rPr>
-                <w:i/>
-                <w:sz w:val="24"/>
-              </w:rPr>
-              <w:t>U-001</w:t>
-            </w:r>
-          </w:p>
-        </w:tc>
-        <w:tc>
-          <w:tcPr>
-            <w:tcW w:w="4099" w:type="dxa"/>
-            <w:vAlign w:val="center"/>
-          </w:tcPr>
-          <w:p>
-            <w:pPr>
-              <w:pStyle w:val="Compact"/>
-              <w:spacing w:before="0" w:after="0" w:line="280" w:lineRule="exact"/>
-              <w:jc w:val="center"/>
-            </w:pPr>
-            <w:r>
-              <w:rPr>
-                <w:sz w:val="24"/>
-              </w:rPr>
-              <w:t>Страница продукта с примерами найденных ошибок</w:t>
-            </w:r>
-          </w:p>
-        </w:tc>
-        <w:tc>
-          <w:tcPr>
-            <w:tcW w:w="1895" w:type="dxa"/>
-            <w:vAlign w:val="center"/>
-          </w:tcPr>
-          <w:p>
-            <w:pPr>
-              <w:pStyle w:val="Compact"/>
-              <w:spacing w:before="0" w:after="0" w:line="280" w:lineRule="exact"/>
-              <w:jc w:val="center"/>
-            </w:pPr>
-            <w:r>
-              <w:rPr>
-                <w:sz w:val="24"/>
-              </w:rPr>
-              <w:t>4,28</w:t>
-            </w:r>
-          </w:p>
-        </w:tc>
-        <w:tc>
-          <w:tcPr>
-            <w:tcW w:w="2513" w:type="dxa"/>
-            <w:vAlign w:val="center"/>
-          </w:tcPr>
-          <w:p>
-            <w:pPr>
-              <w:pStyle w:val="Compact"/>
-              <w:spacing w:before="0" w:after="0" w:line="280" w:lineRule="exact"/>
-              <w:jc w:val="center"/>
-            </w:pPr>
-            <w:r>
-              <w:rPr>
-                <w:sz w:val="24"/>
-              </w:rPr>
-              <w:t>86</w:t>
+            <w:tcW w:w="849" w:type="dxa"/>
+            <w:vAlign w:val="center"/>
+          </w:tcPr>
+          <w:p>
+            <w:pPr>
+              <w:pStyle w:val="Compact"/>
+              <w:spacing w:before="0" w:after="0" w:line="280" w:lineRule="exact"/>
+              <w:jc w:val="center"/>
+            </w:pPr>
+            <w:r>
+              <w:rPr>
+                <w:i/>
+                <w:sz w:val="24"/>
+              </w:rPr>
+              <w:t>S-001</w:t>
+            </w:r>
+          </w:p>
+        </w:tc>
+        <w:tc>
+          <w:tcPr>
+            <w:tcW w:w="4148" w:type="dxa"/>
+            <w:vAlign w:val="center"/>
+          </w:tcPr>
+          <w:p>
+            <w:pPr>
+              <w:pStyle w:val="Compact"/>
+              <w:spacing w:before="0" w:after="0" w:line="280" w:lineRule="exact"/>
+              <w:jc w:val="center"/>
+            </w:pPr>
+            <w:r>
+              <w:rPr>
+                <w:sz w:val="24"/>
+              </w:rPr>
+              <w:t>Проверить файл без регистрации</w:t>
+            </w:r>
+          </w:p>
+        </w:tc>
+        <w:tc>
+          <w:tcPr>
+            <w:tcW w:w="2514" w:type="dxa"/>
+            <w:vAlign w:val="center"/>
+          </w:tcPr>
+          <w:p>
+            <w:pPr>
+              <w:pStyle w:val="Compact"/>
+              <w:spacing w:before="0" w:after="0" w:line="280" w:lineRule="exact"/>
+              <w:jc w:val="center"/>
+            </w:pPr>
+            <w:r>
+              <w:rPr>
+                <w:sz w:val="24"/>
+              </w:rPr>
+              <w:t>Основной</w:t>
+            </w:r>
+          </w:p>
+        </w:tc>
+        <w:tc>
+          <w:tcPr>
+            <w:tcW w:w="1843" w:type="dxa"/>
+            <w:vAlign w:val="center"/>
+          </w:tcPr>
+          <w:p>
+            <w:pPr>
+              <w:pStyle w:val="Compact"/>
+              <w:spacing w:before="0" w:after="0" w:line="280" w:lineRule="exact"/>
+              <w:jc w:val="center"/>
+            </w:pPr>
+            <w:r>
+              <w:rPr>
+                <w:sz w:val="24"/>
+              </w:rPr>
+              <w:t>Критический</w:t>
             </w:r>
           </w:p>
         </w:tc>
@@ -9082,78 +9110,78 @@
         </w:trPr>
         <w:tc>
           <w:tcPr>
-            <w:tcW w:w="848" w:type="dxa"/>
-            <w:vAlign w:val="center"/>
-          </w:tcPr>
-          <w:p>
-            <w:pPr>
-              <w:pStyle w:val="Compact"/>
-              <w:spacing w:before="0" w:after="0" w:line="280" w:lineRule="exact"/>
-              <w:jc w:val="center"/>
-            </w:pPr>
-            <w:r>
-              <w:rPr>
-                <w:i/>
-                <w:sz w:val="24"/>
-              </w:rPr>
-              <w:t>U-002</w:t>
-            </w:r>
-          </w:p>
-        </w:tc>
-        <w:tc>
-          <w:tcPr>
-            <w:tcW w:w="4099" w:type="dxa"/>
-            <w:vAlign w:val="center"/>
-          </w:tcPr>
-          <w:p>
-            <w:pPr>
-              <w:pStyle w:val="Compact"/>
-              <w:spacing w:before="0" w:after="0" w:line="280" w:lineRule="exact"/>
-              <w:jc w:val="center"/>
-            </w:pPr>
-            <w:r>
-              <w:rPr>
-                <w:sz w:val="24"/>
-              </w:rPr>
-              <w:t>Загрузка файла и запуск проверки без регистрации</w:t>
-            </w:r>
-          </w:p>
-        </w:tc>
-        <w:tc>
-          <w:tcPr>
-            <w:tcW w:w="1895" w:type="dxa"/>
-            <w:vAlign w:val="center"/>
-          </w:tcPr>
-          <w:p>
-            <w:pPr>
-              <w:pStyle w:val="Compact"/>
-              <w:spacing w:before="0" w:after="0" w:line="280" w:lineRule="exact"/>
-              <w:jc w:val="center"/>
-            </w:pPr>
-            <w:r>
-              <w:rPr>
-                <w:sz w:val="24"/>
-              </w:rPr>
-              <w:t>4,72</w:t>
-            </w:r>
-          </w:p>
-        </w:tc>
-        <w:tc>
-          <w:tcPr>
-            <w:tcW w:w="2513" w:type="dxa"/>
-            <w:vAlign w:val="center"/>
-          </w:tcPr>
-          <w:p>
-            <w:pPr>
-              <w:pStyle w:val="Compact"/>
-              <w:spacing w:before="0" w:after="0" w:line="280" w:lineRule="exact"/>
-              <w:jc w:val="center"/>
-            </w:pPr>
-            <w:r>
-              <w:rPr>
-                <w:sz w:val="24"/>
-              </w:rPr>
-              <w:t>86</w:t>
+            <w:tcW w:w="849" w:type="dxa"/>
+            <w:vAlign w:val="center"/>
+          </w:tcPr>
+          <w:p>
+            <w:pPr>
+              <w:pStyle w:val="Compact"/>
+              <w:spacing w:before="0" w:after="0" w:line="280" w:lineRule="exact"/>
+              <w:jc w:val="center"/>
+            </w:pPr>
+            <w:r>
+              <w:rPr>
+                <w:i/>
+                <w:sz w:val="24"/>
+              </w:rPr>
+              <w:t>S-002</w:t>
+            </w:r>
+          </w:p>
+        </w:tc>
+        <w:tc>
+          <w:tcPr>
+            <w:tcW w:w="4148" w:type="dxa"/>
+            <w:vAlign w:val="center"/>
+          </w:tcPr>
+          <w:p>
+            <w:pPr>
+              <w:pStyle w:val="Compact"/>
+              <w:spacing w:before="0" w:after="0" w:line="280" w:lineRule="exact"/>
+              <w:jc w:val="center"/>
+            </w:pPr>
+            <w:r>
+              <w:rPr>
+                <w:sz w:val="24"/>
+              </w:rPr>
+              <w:t>Зарегистрироваться и сохранить отчет</w:t>
+            </w:r>
+          </w:p>
+        </w:tc>
+        <w:tc>
+          <w:tcPr>
+            <w:tcW w:w="2514" w:type="dxa"/>
+            <w:vAlign w:val="center"/>
+          </w:tcPr>
+          <w:p>
+            <w:pPr>
+              <w:pStyle w:val="Compact"/>
+              <w:spacing w:before="0" w:after="0" w:line="280" w:lineRule="exact"/>
+              <w:jc w:val="center"/>
+            </w:pPr>
+            <w:r>
+              <w:rPr>
+                <w:sz w:val="24"/>
+              </w:rPr>
+              <w:t>Основной</w:t>
+            </w:r>
+          </w:p>
+        </w:tc>
+        <w:tc>
+          <w:tcPr>
+            <w:tcW w:w="1843" w:type="dxa"/>
+            <w:vAlign w:val="center"/>
+          </w:tcPr>
+          <w:p>
+            <w:pPr>
+              <w:pStyle w:val="Compact"/>
+              <w:spacing w:before="0" w:after="0" w:line="280" w:lineRule="exact"/>
+              <w:jc w:val="center"/>
+            </w:pPr>
+            <w:r>
+              <w:rPr>
+                <w:sz w:val="24"/>
+              </w:rPr>
+              <w:t>Высокий</w:t>
             </w:r>
           </w:p>
         </w:tc>
@@ -9165,78 +9193,78 @@
         </w:trPr>
         <w:tc>
           <w:tcPr>
-            <w:tcW w:w="848" w:type="dxa"/>
-            <w:vAlign w:val="center"/>
-          </w:tcPr>
-          <w:p>
-            <w:pPr>
-              <w:pStyle w:val="Compact"/>
-              <w:spacing w:before="0" w:after="0" w:line="280" w:lineRule="exact"/>
-              <w:jc w:val="center"/>
-            </w:pPr>
-            <w:r>
-              <w:rPr>
-                <w:i/>
-                <w:sz w:val="24"/>
-              </w:rPr>
-              <w:t>U-003</w:t>
-            </w:r>
-          </w:p>
-        </w:tc>
-        <w:tc>
-          <w:tcPr>
-            <w:tcW w:w="4099" w:type="dxa"/>
-            <w:vAlign w:val="center"/>
-          </w:tcPr>
-          <w:p>
-            <w:pPr>
-              <w:pStyle w:val="Compact"/>
-              <w:spacing w:before="0" w:after="0" w:line="280" w:lineRule="exact"/>
-              <w:jc w:val="center"/>
-            </w:pPr>
-            <w:r>
-              <w:rPr>
-                <w:sz w:val="24"/>
-              </w:rPr>
-              <w:t>Результат проверки: список находок</w:t>
-            </w:r>
-          </w:p>
-        </w:tc>
-        <w:tc>
-          <w:tcPr>
-            <w:tcW w:w="1895" w:type="dxa"/>
-            <w:vAlign w:val="center"/>
-          </w:tcPr>
-          <w:p>
-            <w:pPr>
-              <w:pStyle w:val="Compact"/>
-              <w:spacing w:before="0" w:after="0" w:line="280" w:lineRule="exact"/>
-              <w:jc w:val="center"/>
-            </w:pPr>
-            <w:r>
-              <w:rPr>
-                <w:sz w:val="24"/>
-              </w:rPr>
-              <w:t>4,77</w:t>
-            </w:r>
-          </w:p>
-        </w:tc>
-        <w:tc>
-          <w:tcPr>
-            <w:tcW w:w="2513" w:type="dxa"/>
-            <w:vAlign w:val="center"/>
-          </w:tcPr>
-          <w:p>
-            <w:pPr>
-              <w:pStyle w:val="Compact"/>
-              <w:spacing w:before="0" w:after="0" w:line="280" w:lineRule="exact"/>
-              <w:jc w:val="center"/>
-            </w:pPr>
-            <w:r>
-              <w:rPr>
-                <w:sz w:val="24"/>
-              </w:rPr>
-              <w:t>84</w:t>
+            <w:tcW w:w="849" w:type="dxa"/>
+            <w:vAlign w:val="center"/>
+          </w:tcPr>
+          <w:p>
+            <w:pPr>
+              <w:pStyle w:val="Compact"/>
+              <w:spacing w:before="0" w:after="0" w:line="280" w:lineRule="exact"/>
+              <w:jc w:val="center"/>
+            </w:pPr>
+            <w:r>
+              <w:rPr>
+                <w:i/>
+                <w:sz w:val="24"/>
+              </w:rPr>
+              <w:t>S-003</w:t>
+            </w:r>
+          </w:p>
+        </w:tc>
+        <w:tc>
+          <w:tcPr>
+            <w:tcW w:w="4148" w:type="dxa"/>
+            <w:vAlign w:val="center"/>
+          </w:tcPr>
+          <w:p>
+            <w:pPr>
+              <w:pStyle w:val="Compact"/>
+              <w:spacing w:before="0" w:after="0" w:line="280" w:lineRule="exact"/>
+              <w:jc w:val="center"/>
+            </w:pPr>
+            <w:r>
+              <w:rPr>
+                <w:sz w:val="24"/>
+              </w:rPr>
+              <w:t>Купить разовый аудит файла</w:t>
+            </w:r>
+          </w:p>
+        </w:tc>
+        <w:tc>
+          <w:tcPr>
+            <w:tcW w:w="2514" w:type="dxa"/>
+            <w:vAlign w:val="center"/>
+          </w:tcPr>
+          <w:p>
+            <w:pPr>
+              <w:pStyle w:val="Compact"/>
+              <w:spacing w:before="0" w:after="0" w:line="280" w:lineRule="exact"/>
+              <w:jc w:val="center"/>
+            </w:pPr>
+            <w:r>
+              <w:rPr>
+                <w:sz w:val="24"/>
+              </w:rPr>
+              <w:t>Монетизационный</w:t>
+            </w:r>
+          </w:p>
+        </w:tc>
+        <w:tc>
+          <w:tcPr>
+            <w:tcW w:w="1843" w:type="dxa"/>
+            <w:vAlign w:val="center"/>
+          </w:tcPr>
+          <w:p>
+            <w:pPr>
+              <w:pStyle w:val="Compact"/>
+              <w:spacing w:before="0" w:after="0" w:line="280" w:lineRule="exact"/>
+              <w:jc w:val="center"/>
+            </w:pPr>
+            <w:r>
+              <w:rPr>
+                <w:sz w:val="24"/>
+              </w:rPr>
+              <w:t>Критический</w:t>
             </w:r>
           </w:p>
         </w:tc>
@@ -9248,78 +9276,91 @@
         </w:trPr>
         <w:tc>
           <w:tcPr>
-            <w:tcW w:w="848" w:type="dxa"/>
-            <w:vAlign w:val="center"/>
-          </w:tcPr>
-          <w:p>
-            <w:pPr>
-              <w:pStyle w:val="Compact"/>
-              <w:spacing w:before="0" w:after="0" w:line="280" w:lineRule="exact"/>
-              <w:jc w:val="center"/>
-            </w:pPr>
-            <w:r>
-              <w:rPr>
-                <w:i/>
-                <w:sz w:val="24"/>
-              </w:rPr>
-              <w:t>U-004</w:t>
-            </w:r>
-          </w:p>
-        </w:tc>
-        <w:tc>
-          <w:tcPr>
-            <w:tcW w:w="4099" w:type="dxa"/>
-            <w:vAlign w:val="center"/>
-          </w:tcPr>
-          <w:p>
-            <w:pPr>
-              <w:pStyle w:val="Compact"/>
-              <w:spacing w:before="0" w:after="0" w:line="280" w:lineRule="exact"/>
-              <w:jc w:val="center"/>
-            </w:pPr>
-            <w:r>
-              <w:rPr>
-                <w:sz w:val="24"/>
-              </w:rPr>
-              <w:t>Карточка находки с доказательством</w:t>
-            </w:r>
-          </w:p>
-        </w:tc>
-        <w:tc>
-          <w:tcPr>
-            <w:tcW w:w="1895" w:type="dxa"/>
-            <w:vAlign w:val="center"/>
-          </w:tcPr>
-          <w:p>
-            <w:pPr>
-              <w:pStyle w:val="Compact"/>
-              <w:spacing w:before="0" w:after="0" w:line="280" w:lineRule="exact"/>
-              <w:jc w:val="center"/>
-            </w:pPr>
-            <w:r>
-              <w:rPr>
-                <w:sz w:val="24"/>
-              </w:rPr>
-              <w:t>4,11</w:t>
-            </w:r>
-          </w:p>
-        </w:tc>
-        <w:tc>
-          <w:tcPr>
-            <w:tcW w:w="2513" w:type="dxa"/>
-            <w:vAlign w:val="center"/>
-          </w:tcPr>
-          <w:p>
-            <w:pPr>
-              <w:pStyle w:val="Compact"/>
-              <w:spacing w:before="0" w:after="0" w:line="280" w:lineRule="exact"/>
-              <w:jc w:val="center"/>
-            </w:pPr>
-            <w:r>
-              <w:rPr>
-                <w:sz w:val="24"/>
-              </w:rPr>
-              <w:t>72</w:t>
+            <w:tcW w:w="849" w:type="dxa"/>
+            <w:vAlign w:val="center"/>
+          </w:tcPr>
+          <w:p>
+            <w:pPr>
+              <w:pStyle w:val="Compact"/>
+              <w:spacing w:before="0" w:after="0" w:line="280" w:lineRule="exact"/>
+              <w:jc w:val="center"/>
+            </w:pPr>
+            <w:r>
+              <w:rPr>
+                <w:i/>
+                <w:sz w:val="24"/>
+              </w:rPr>
+              <w:t>S-004</w:t>
+            </w:r>
+          </w:p>
+        </w:tc>
+        <w:tc>
+          <w:tcPr>
+            <w:tcW w:w="4148" w:type="dxa"/>
+            <w:vAlign w:val="center"/>
+          </w:tcPr>
+          <w:p>
+            <w:pPr>
+              <w:pStyle w:val="Compact"/>
+              <w:spacing w:before="0" w:after="0" w:line="280" w:lineRule="exact"/>
+              <w:jc w:val="center"/>
+            </w:pPr>
+            <w:r>
+              <w:rPr>
+                <w:sz w:val="24"/>
+              </w:rPr>
+              <w:t xml:space="preserve">Оформить </w:t>
+            </w:r>
+            <w:r>
+              <w:rPr>
+                <w:i/>
+                <w:sz w:val="24"/>
+              </w:rPr>
+              <w:t>Pro</w:t>
+            </w:r>
+            <w:r>
+              <w:rPr>
+                <w:sz w:val="24"/>
+              </w:rPr>
+              <w:t xml:space="preserve"> после нескольких проверок</w:t>
+            </w:r>
+          </w:p>
+        </w:tc>
+        <w:tc>
+          <w:tcPr>
+            <w:tcW w:w="2514" w:type="dxa"/>
+            <w:vAlign w:val="center"/>
+          </w:tcPr>
+          <w:p>
+            <w:pPr>
+              <w:pStyle w:val="Compact"/>
+              <w:spacing w:before="0" w:after="0" w:line="280" w:lineRule="exact"/>
+              <w:jc w:val="center"/>
+            </w:pPr>
+            <w:r>
+              <w:rPr>
+                <w:sz w:val="24"/>
+              </w:rPr>
+              <w:t>Монетизационный</w:t>
+            </w:r>
+          </w:p>
+        </w:tc>
+        <w:tc>
+          <w:tcPr>
+            <w:tcW w:w="1843" w:type="dxa"/>
+            <w:vAlign w:val="center"/>
+          </w:tcPr>
+          <w:p>
+            <w:pPr>
+              <w:pStyle w:val="Compact"/>
+              <w:spacing w:before="0" w:after="0" w:line="280" w:lineRule="exact"/>
+              <w:jc w:val="center"/>
+            </w:pPr>
+            <w:r>
+              <w:rPr>
+                <w:sz w:val="24"/>
+              </w:rPr>
+              <w:t>Высокий</w:t>
             </w:r>
           </w:p>
         </w:tc>
@@ -9331,78 +9372,98 @@
         </w:trPr>
         <w:tc>
           <w:tcPr>
-            <w:tcW w:w="848" w:type="dxa"/>
-            <w:vAlign w:val="center"/>
-          </w:tcPr>
-          <w:p>
-            <w:pPr>
-              <w:pStyle w:val="Compact"/>
-              <w:spacing w:before="0" w:after="0" w:line="280" w:lineRule="exact"/>
-              <w:jc w:val="center"/>
-            </w:pPr>
-            <w:r>
-              <w:rPr>
-                <w:i/>
-                <w:sz w:val="24"/>
-              </w:rPr>
-              <w:t>U-005</w:t>
-            </w:r>
-          </w:p>
-        </w:tc>
-        <w:tc>
-          <w:tcPr>
-            <w:tcW w:w="4099" w:type="dxa"/>
-            <w:vAlign w:val="center"/>
-          </w:tcPr>
-          <w:p>
-            <w:pPr>
-              <w:pStyle w:val="Compact"/>
-              <w:spacing w:before="0" w:after="0" w:line="280" w:lineRule="exact"/>
-              <w:jc w:val="center"/>
-            </w:pPr>
-            <w:r>
-              <w:rPr>
-                <w:sz w:val="24"/>
-              </w:rPr>
-              <w:t>Отчет аудита</w:t>
-            </w:r>
-          </w:p>
-        </w:tc>
-        <w:tc>
-          <w:tcPr>
-            <w:tcW w:w="1895" w:type="dxa"/>
-            <w:vAlign w:val="center"/>
-          </w:tcPr>
-          <w:p>
-            <w:pPr>
-              <w:pStyle w:val="Compact"/>
-              <w:spacing w:before="0" w:after="0" w:line="280" w:lineRule="exact"/>
-              <w:jc w:val="center"/>
-            </w:pPr>
-            <w:r>
-              <w:rPr>
-                <w:sz w:val="24"/>
-              </w:rPr>
-              <w:t>4,14</w:t>
-            </w:r>
-          </w:p>
-        </w:tc>
-        <w:tc>
-          <w:tcPr>
-            <w:tcW w:w="2513" w:type="dxa"/>
-            <w:vAlign w:val="center"/>
-          </w:tcPr>
-          <w:p>
-            <w:pPr>
-              <w:pStyle w:val="Compact"/>
-              <w:spacing w:before="0" w:after="0" w:line="280" w:lineRule="exact"/>
-              <w:jc w:val="center"/>
-            </w:pPr>
-            <w:r>
-              <w:rPr>
-                <w:sz w:val="24"/>
-              </w:rPr>
-              <w:t>74</w:t>
+            <w:tcW w:w="849" w:type="dxa"/>
+            <w:vAlign w:val="center"/>
+          </w:tcPr>
+          <w:p>
+            <w:pPr>
+              <w:pStyle w:val="Compact"/>
+              <w:spacing w:before="0" w:after="0" w:line="280" w:lineRule="exact"/>
+              <w:jc w:val="center"/>
+            </w:pPr>
+            <w:r>
+              <w:rPr>
+                <w:i/>
+                <w:sz w:val="24"/>
+              </w:rPr>
+              <w:t>S-005</w:t>
+            </w:r>
+          </w:p>
+        </w:tc>
+        <w:tc>
+          <w:tcPr>
+            <w:tcW w:w="4148" w:type="dxa"/>
+            <w:vAlign w:val="center"/>
+          </w:tcPr>
+          <w:p>
+            <w:pPr>
+              <w:pStyle w:val="Compact"/>
+              <w:spacing w:before="0" w:after="0" w:line="280" w:lineRule="exact"/>
+              <w:jc w:val="center"/>
+            </w:pPr>
+            <w:r>
+              <w:rPr>
+                <w:sz w:val="24"/>
+              </w:rPr>
+              <w:t xml:space="preserve">Подтвердить результат </w:t>
+            </w:r>
+            <w:r>
+              <w:rPr>
+                <w:i/>
+                <w:sz w:val="24"/>
+              </w:rPr>
+              <w:t>AI</w:t>
+            </w:r>
+            <w:r>
+              <w:rPr>
+                <w:sz w:val="24"/>
+              </w:rPr>
+              <w:t xml:space="preserve"> в </w:t>
+            </w:r>
+            <w:r>
+              <w:rPr>
+                <w:i/>
+                <w:sz w:val="24"/>
+              </w:rPr>
+              <w:t>Excel</w:t>
+            </w:r>
+          </w:p>
+        </w:tc>
+        <w:tc>
+          <w:tcPr>
+            <w:tcW w:w="2514" w:type="dxa"/>
+            <w:vAlign w:val="center"/>
+          </w:tcPr>
+          <w:p>
+            <w:pPr>
+              <w:pStyle w:val="Compact"/>
+              <w:spacing w:before="0" w:after="0" w:line="280" w:lineRule="exact"/>
+              <w:jc w:val="center"/>
+            </w:pPr>
+            <w:r>
+              <w:rPr>
+                <w:sz w:val="24"/>
+              </w:rPr>
+              <w:t>Основной</w:t>
+            </w:r>
+          </w:p>
+        </w:tc>
+        <w:tc>
+          <w:tcPr>
+            <w:tcW w:w="1843" w:type="dxa"/>
+            <w:vAlign w:val="center"/>
+          </w:tcPr>
+          <w:p>
+            <w:pPr>
+              <w:pStyle w:val="Compact"/>
+              <w:spacing w:before="0" w:after="0" w:line="280" w:lineRule="exact"/>
+              <w:jc w:val="center"/>
+            </w:pPr>
+            <w:r>
+              <w:rPr>
+                <w:sz w:val="24"/>
+              </w:rPr>
+              <w:t>Высокий</w:t>
             </w:r>
           </w:p>
         </w:tc>
@@ -9414,78 +9475,78 @@
         </w:trPr>
         <w:tc>
           <w:tcPr>
-            <w:tcW w:w="848" w:type="dxa"/>
-            <w:vAlign w:val="center"/>
-          </w:tcPr>
-          <w:p>
-            <w:pPr>
-              <w:pStyle w:val="Compact"/>
-              <w:spacing w:before="0" w:after="0" w:line="280" w:lineRule="exact"/>
-              <w:jc w:val="center"/>
-            </w:pPr>
-            <w:r>
-              <w:rPr>
-                <w:i/>
-                <w:sz w:val="24"/>
-              </w:rPr>
-              <w:t>U-006</w:t>
-            </w:r>
-          </w:p>
-        </w:tc>
-        <w:tc>
-          <w:tcPr>
-            <w:tcW w:w="4099" w:type="dxa"/>
-            <w:vAlign w:val="center"/>
-          </w:tcPr>
-          <w:p>
-            <w:pPr>
-              <w:pStyle w:val="Compact"/>
-              <w:spacing w:before="0" w:after="0" w:line="280" w:lineRule="exact"/>
-              <w:jc w:val="center"/>
-            </w:pPr>
-            <w:r>
-              <w:rPr>
-                <w:sz w:val="24"/>
-              </w:rPr>
-              <w:t>Регистрация и вход</w:t>
-            </w:r>
-          </w:p>
-        </w:tc>
-        <w:tc>
-          <w:tcPr>
-            <w:tcW w:w="1895" w:type="dxa"/>
-            <w:vAlign w:val="center"/>
-          </w:tcPr>
-          <w:p>
-            <w:pPr>
-              <w:pStyle w:val="Compact"/>
-              <w:spacing w:before="0" w:after="0" w:line="280" w:lineRule="exact"/>
-              <w:jc w:val="center"/>
-            </w:pPr>
-            <w:r>
-              <w:rPr>
-                <w:sz w:val="24"/>
-              </w:rPr>
-              <w:t>4,31</w:t>
-            </w:r>
-          </w:p>
-        </w:tc>
-        <w:tc>
-          <w:tcPr>
-            <w:tcW w:w="2513" w:type="dxa"/>
-            <w:vAlign w:val="center"/>
-          </w:tcPr>
-          <w:p>
-            <w:pPr>
-              <w:pStyle w:val="Compact"/>
-              <w:spacing w:before="0" w:after="0" w:line="280" w:lineRule="exact"/>
-              <w:jc w:val="center"/>
-            </w:pPr>
-            <w:r>
-              <w:rPr>
-                <w:sz w:val="24"/>
-              </w:rPr>
-              <w:t>68</w:t>
+            <w:tcW w:w="849" w:type="dxa"/>
+            <w:vAlign w:val="center"/>
+          </w:tcPr>
+          <w:p>
+            <w:pPr>
+              <w:pStyle w:val="Compact"/>
+              <w:spacing w:before="0" w:after="0" w:line="280" w:lineRule="exact"/>
+              <w:jc w:val="center"/>
+            </w:pPr>
+            <w:r>
+              <w:rPr>
+                <w:i/>
+                <w:sz w:val="24"/>
+              </w:rPr>
+              <w:t>S-006</w:t>
+            </w:r>
+          </w:p>
+        </w:tc>
+        <w:tc>
+          <w:tcPr>
+            <w:tcW w:w="4148" w:type="dxa"/>
+            <w:vAlign w:val="center"/>
+          </w:tcPr>
+          <w:p>
+            <w:pPr>
+              <w:pStyle w:val="Compact"/>
+              <w:spacing w:before="0" w:after="0" w:line="280" w:lineRule="exact"/>
+              <w:jc w:val="center"/>
+            </w:pPr>
+            <w:r>
+              <w:rPr>
+                <w:sz w:val="24"/>
+              </w:rPr>
+              <w:t>Передать отчет заказчику</w:t>
+            </w:r>
+          </w:p>
+        </w:tc>
+        <w:tc>
+          <w:tcPr>
+            <w:tcW w:w="2514" w:type="dxa"/>
+            <w:vAlign w:val="center"/>
+          </w:tcPr>
+          <w:p>
+            <w:pPr>
+              <w:pStyle w:val="Compact"/>
+              <w:spacing w:before="0" w:after="0" w:line="280" w:lineRule="exact"/>
+              <w:jc w:val="center"/>
+            </w:pPr>
+            <w:r>
+              <w:rPr>
+                <w:sz w:val="24"/>
+              </w:rPr>
+              <w:t>Основной</w:t>
+            </w:r>
+          </w:p>
+        </w:tc>
+        <w:tc>
+          <w:tcPr>
+            <w:tcW w:w="1843" w:type="dxa"/>
+            <w:vAlign w:val="center"/>
+          </w:tcPr>
+          <w:p>
+            <w:pPr>
+              <w:pStyle w:val="Compact"/>
+              <w:spacing w:before="0" w:after="0" w:line="280" w:lineRule="exact"/>
+              <w:jc w:val="center"/>
+            </w:pPr>
+            <w:r>
+              <w:rPr>
+                <w:sz w:val="24"/>
+              </w:rPr>
+              <w:t>Низкий</w:t>
             </w:r>
           </w:p>
         </w:tc>
@@ -9497,78 +9558,78 @@
         </w:trPr>
         <w:tc>
           <w:tcPr>
-            <w:tcW w:w="848" w:type="dxa"/>
-            <w:vAlign w:val="center"/>
-          </w:tcPr>
-          <w:p>
-            <w:pPr>
-              <w:pStyle w:val="Compact"/>
-              <w:spacing w:before="0" w:after="0" w:line="280" w:lineRule="exact"/>
-              <w:jc w:val="center"/>
-            </w:pPr>
-            <w:r>
-              <w:rPr>
-                <w:i/>
-                <w:sz w:val="24"/>
-              </w:rPr>
-              <w:t>U-007</w:t>
-            </w:r>
-          </w:p>
-        </w:tc>
-        <w:tc>
-          <w:tcPr>
-            <w:tcW w:w="4099" w:type="dxa"/>
-            <w:vAlign w:val="center"/>
-          </w:tcPr>
-          <w:p>
-            <w:pPr>
-              <w:pStyle w:val="Compact"/>
-              <w:spacing w:before="0" w:after="0" w:line="280" w:lineRule="exact"/>
-              <w:jc w:val="center"/>
-            </w:pPr>
-            <w:r>
-              <w:rPr>
-                <w:sz w:val="24"/>
-              </w:rPr>
-              <w:t>Страница тарифов</w:t>
-            </w:r>
-          </w:p>
-        </w:tc>
-        <w:tc>
-          <w:tcPr>
-            <w:tcW w:w="1895" w:type="dxa"/>
-            <w:vAlign w:val="center"/>
-          </w:tcPr>
-          <w:p>
-            <w:pPr>
-              <w:pStyle w:val="Compact"/>
-              <w:spacing w:before="0" w:after="0" w:line="280" w:lineRule="exact"/>
-              <w:jc w:val="center"/>
-            </w:pPr>
-            <w:r>
-              <w:rPr>
-                <w:sz w:val="24"/>
-              </w:rPr>
-              <w:t>4,45</w:t>
-            </w:r>
-          </w:p>
-        </w:tc>
-        <w:tc>
-          <w:tcPr>
-            <w:tcW w:w="2513" w:type="dxa"/>
-            <w:vAlign w:val="center"/>
-          </w:tcPr>
-          <w:p>
-            <w:pPr>
-              <w:pStyle w:val="Compact"/>
-              <w:spacing w:before="0" w:after="0" w:line="280" w:lineRule="exact"/>
-              <w:jc w:val="center"/>
-            </w:pPr>
-            <w:r>
-              <w:rPr>
-                <w:sz w:val="24"/>
-              </w:rPr>
-              <w:t>79</w:t>
+            <w:tcW w:w="849" w:type="dxa"/>
+            <w:vAlign w:val="center"/>
+          </w:tcPr>
+          <w:p>
+            <w:pPr>
+              <w:pStyle w:val="Compact"/>
+              <w:spacing w:before="0" w:after="0" w:line="280" w:lineRule="exact"/>
+              <w:jc w:val="center"/>
+            </w:pPr>
+            <w:r>
+              <w:rPr>
+                <w:i/>
+                <w:sz w:val="24"/>
+              </w:rPr>
+              <w:t>S-007</w:t>
+            </w:r>
+          </w:p>
+        </w:tc>
+        <w:tc>
+          <w:tcPr>
+            <w:tcW w:w="4148" w:type="dxa"/>
+            <w:vAlign w:val="center"/>
+          </w:tcPr>
+          <w:p>
+            <w:pPr>
+              <w:pStyle w:val="Compact"/>
+              <w:spacing w:before="0" w:after="0" w:line="280" w:lineRule="exact"/>
+              <w:jc w:val="center"/>
+            </w:pPr>
+            <w:r>
+              <w:rPr>
+                <w:sz w:val="24"/>
+              </w:rPr>
+              <w:t>Проверить чужую модель клиента</w:t>
+            </w:r>
+          </w:p>
+        </w:tc>
+        <w:tc>
+          <w:tcPr>
+            <w:tcW w:w="2514" w:type="dxa"/>
+            <w:vAlign w:val="center"/>
+          </w:tcPr>
+          <w:p>
+            <w:pPr>
+              <w:pStyle w:val="Compact"/>
+              <w:spacing w:before="0" w:after="0" w:line="280" w:lineRule="exact"/>
+              <w:jc w:val="center"/>
+            </w:pPr>
+            <w:r>
+              <w:rPr>
+                <w:sz w:val="24"/>
+              </w:rPr>
+              <w:t>Основной</w:t>
+            </w:r>
+          </w:p>
+        </w:tc>
+        <w:tc>
+          <w:tcPr>
+            <w:tcW w:w="1843" w:type="dxa"/>
+            <w:vAlign w:val="center"/>
+          </w:tcPr>
+          <w:p>
+            <w:pPr>
+              <w:pStyle w:val="Compact"/>
+              <w:spacing w:before="0" w:after="0" w:line="280" w:lineRule="exact"/>
+              <w:jc w:val="center"/>
+            </w:pPr>
+            <w:r>
+              <w:rPr>
+                <w:sz w:val="24"/>
+              </w:rPr>
+              <w:t>Низкий</w:t>
             </w:r>
           </w:p>
         </w:tc>
@@ -9580,85 +9641,78 @@
         </w:trPr>
         <w:tc>
           <w:tcPr>
-            <w:tcW w:w="848" w:type="dxa"/>
-            <w:vAlign w:val="center"/>
-          </w:tcPr>
-          <w:p>
-            <w:pPr>
-              <w:pStyle w:val="Compact"/>
-              <w:spacing w:before="0" w:after="0" w:line="280" w:lineRule="exact"/>
-              <w:jc w:val="center"/>
-            </w:pPr>
-            <w:r>
-              <w:rPr>
-                <w:i/>
-                <w:sz w:val="24"/>
-              </w:rPr>
-              <w:t>U-008</w:t>
-            </w:r>
-          </w:p>
-        </w:tc>
-        <w:tc>
-          <w:tcPr>
-            <w:tcW w:w="4099" w:type="dxa"/>
-            <w:vAlign w:val="center"/>
-          </w:tcPr>
-          <w:p>
-            <w:pPr>
-              <w:pStyle w:val="Compact"/>
-              <w:spacing w:before="0" w:after="0" w:line="280" w:lineRule="exact"/>
-              <w:jc w:val="center"/>
-            </w:pPr>
-            <w:r>
-              <w:rPr>
-                <w:sz w:val="24"/>
-              </w:rPr>
-              <w:t xml:space="preserve">Оплата разового аудита и </w:t>
-            </w:r>
-            <w:r>
-              <w:rPr>
-                <w:i/>
-                <w:sz w:val="24"/>
-              </w:rPr>
-              <w:t>Pro</w:t>
-            </w:r>
-          </w:p>
-        </w:tc>
-        <w:tc>
-          <w:tcPr>
-            <w:tcW w:w="1895" w:type="dxa"/>
-            <w:vAlign w:val="center"/>
-          </w:tcPr>
-          <w:p>
-            <w:pPr>
-              <w:pStyle w:val="Compact"/>
-              <w:spacing w:before="0" w:after="0" w:line="280" w:lineRule="exact"/>
-              <w:jc w:val="center"/>
-            </w:pPr>
-            <w:r>
-              <w:rPr>
-                <w:sz w:val="24"/>
-              </w:rPr>
-              <w:t>4,02</w:t>
-            </w:r>
-          </w:p>
-        </w:tc>
-        <w:tc>
-          <w:tcPr>
-            <w:tcW w:w="2513" w:type="dxa"/>
-            <w:vAlign w:val="center"/>
-          </w:tcPr>
-          <w:p>
-            <w:pPr>
-              <w:pStyle w:val="Compact"/>
-              <w:spacing w:before="0" w:after="0" w:line="280" w:lineRule="exact"/>
-              <w:jc w:val="center"/>
-            </w:pPr>
-            <w:r>
-              <w:rPr>
-                <w:sz w:val="24"/>
-              </w:rPr>
-              <w:t>66</w:t>
+            <w:tcW w:w="849" w:type="dxa"/>
+            <w:vAlign w:val="center"/>
+          </w:tcPr>
+          <w:p>
+            <w:pPr>
+              <w:pStyle w:val="Compact"/>
+              <w:spacing w:before="0" w:after="0" w:line="280" w:lineRule="exact"/>
+              <w:jc w:val="center"/>
+            </w:pPr>
+            <w:r>
+              <w:rPr>
+                <w:i/>
+                <w:sz w:val="24"/>
+              </w:rPr>
+              <w:t>S-008</w:t>
+            </w:r>
+          </w:p>
+        </w:tc>
+        <w:tc>
+          <w:tcPr>
+            <w:tcW w:w="4148" w:type="dxa"/>
+            <w:vAlign w:val="center"/>
+          </w:tcPr>
+          <w:p>
+            <w:pPr>
+              <w:pStyle w:val="Compact"/>
+              <w:spacing w:before="0" w:after="0" w:line="280" w:lineRule="exact"/>
+              <w:jc w:val="center"/>
+            </w:pPr>
+            <w:r>
+              <w:rPr>
+                <w:sz w:val="24"/>
+              </w:rPr>
+              <w:t>Настроить правила проверки под компанию</w:t>
+            </w:r>
+          </w:p>
+        </w:tc>
+        <w:tc>
+          <w:tcPr>
+            <w:tcW w:w="2514" w:type="dxa"/>
+            <w:vAlign w:val="center"/>
+          </w:tcPr>
+          <w:p>
+            <w:pPr>
+              <w:pStyle w:val="Compact"/>
+              <w:spacing w:before="0" w:after="0" w:line="280" w:lineRule="exact"/>
+              <w:jc w:val="center"/>
+            </w:pPr>
+            <w:r>
+              <w:rPr>
+                <w:sz w:val="24"/>
+              </w:rPr>
+              <w:t>Вспомогательный</w:t>
+            </w:r>
+          </w:p>
+        </w:tc>
+        <w:tc>
+          <w:tcPr>
+            <w:tcW w:w="1843" w:type="dxa"/>
+            <w:vAlign w:val="center"/>
+          </w:tcPr>
+          <w:p>
+            <w:pPr>
+              <w:pStyle w:val="Compact"/>
+              <w:spacing w:before="0" w:after="0" w:line="280" w:lineRule="exact"/>
+              <w:jc w:val="center"/>
+            </w:pPr>
+            <w:r>
+              <w:rPr>
+                <w:sz w:val="24"/>
+              </w:rPr>
+              <w:t>Отложить</w:t>
             </w:r>
           </w:p>
         </w:tc>
@@ -9670,78 +9724,85 @@
         </w:trPr>
         <w:tc>
           <w:tcPr>
-            <w:tcW w:w="848" w:type="dxa"/>
-            <w:vAlign w:val="center"/>
-          </w:tcPr>
-          <w:p>
-            <w:pPr>
-              <w:pStyle w:val="Compact"/>
-              <w:spacing w:before="0" w:after="0" w:line="280" w:lineRule="exact"/>
-              <w:jc w:val="center"/>
-            </w:pPr>
-            <w:r>
-              <w:rPr>
-                <w:i/>
-                <w:sz w:val="24"/>
-              </w:rPr>
-              <w:t>U-009</w:t>
-            </w:r>
-          </w:p>
-        </w:tc>
-        <w:tc>
-          <w:tcPr>
-            <w:tcW w:w="4099" w:type="dxa"/>
-            <w:vAlign w:val="center"/>
-          </w:tcPr>
-          <w:p>
-            <w:pPr>
-              <w:pStyle w:val="Compact"/>
-              <w:spacing w:before="0" w:after="0" w:line="280" w:lineRule="exact"/>
-              <w:jc w:val="center"/>
-            </w:pPr>
-            <w:r>
-              <w:rPr>
-                <w:sz w:val="24"/>
-              </w:rPr>
-              <w:t>Политика данных и страница безопасности</w:t>
-            </w:r>
-          </w:p>
-        </w:tc>
-        <w:tc>
-          <w:tcPr>
-            <w:tcW w:w="1895" w:type="dxa"/>
-            <w:vAlign w:val="center"/>
-          </w:tcPr>
-          <w:p>
-            <w:pPr>
-              <w:pStyle w:val="Compact"/>
-              <w:spacing w:before="0" w:after="0" w:line="280" w:lineRule="exact"/>
-              <w:jc w:val="center"/>
-            </w:pPr>
-            <w:r>
-              <w:rPr>
-                <w:sz w:val="24"/>
-              </w:rPr>
-              <w:t>4,18</w:t>
-            </w:r>
-          </w:p>
-        </w:tc>
-        <w:tc>
-          <w:tcPr>
-            <w:tcW w:w="2513" w:type="dxa"/>
-            <w:vAlign w:val="center"/>
-          </w:tcPr>
-          <w:p>
-            <w:pPr>
-              <w:pStyle w:val="Compact"/>
-              <w:spacing w:before="0" w:after="0" w:line="280" w:lineRule="exact"/>
-              <w:jc w:val="center"/>
-            </w:pPr>
-            <w:r>
-              <w:rPr>
-                <w:sz w:val="24"/>
-              </w:rPr>
-              <w:t>70</w:t>
+            <w:tcW w:w="849" w:type="dxa"/>
+            <w:vAlign w:val="center"/>
+          </w:tcPr>
+          <w:p>
+            <w:pPr>
+              <w:pStyle w:val="Compact"/>
+              <w:spacing w:before="0" w:after="0" w:line="280" w:lineRule="exact"/>
+              <w:jc w:val="center"/>
+            </w:pPr>
+            <w:r>
+              <w:rPr>
+                <w:i/>
+                <w:sz w:val="24"/>
+              </w:rPr>
+              <w:t>S-009</w:t>
+            </w:r>
+          </w:p>
+        </w:tc>
+        <w:tc>
+          <w:tcPr>
+            <w:tcW w:w="4148" w:type="dxa"/>
+            <w:vAlign w:val="center"/>
+          </w:tcPr>
+          <w:p>
+            <w:pPr>
+              <w:pStyle w:val="Compact"/>
+              <w:spacing w:before="0" w:after="0" w:line="280" w:lineRule="exact"/>
+              <w:jc w:val="center"/>
+            </w:pPr>
+            <w:r>
+              <w:rPr>
+                <w:sz w:val="24"/>
+              </w:rPr>
+              <w:t xml:space="preserve">Пригласить коллег в </w:t>
+            </w:r>
+            <w:r>
+              <w:rPr>
+                <w:i/>
+                <w:sz w:val="24"/>
+              </w:rPr>
+              <w:t>Team</w:t>
+            </w:r>
+          </w:p>
+        </w:tc>
+        <w:tc>
+          <w:tcPr>
+            <w:tcW w:w="2514" w:type="dxa"/>
+            <w:vAlign w:val="center"/>
+          </w:tcPr>
+          <w:p>
+            <w:pPr>
+              <w:pStyle w:val="Compact"/>
+              <w:spacing w:before="0" w:after="0" w:line="280" w:lineRule="exact"/>
+              <w:jc w:val="center"/>
+            </w:pPr>
+            <w:r>
+              <w:rPr>
+                <w:sz w:val="24"/>
+              </w:rPr>
+              <w:t>Монетизационный</w:t>
+            </w:r>
+          </w:p>
+        </w:tc>
+        <w:tc>
+          <w:tcPr>
+            <w:tcW w:w="1843" w:type="dxa"/>
+            <w:vAlign w:val="center"/>
+          </w:tcPr>
+          <w:p>
+            <w:pPr>
+              <w:pStyle w:val="Compact"/>
+              <w:spacing w:before="0" w:after="0" w:line="280" w:lineRule="exact"/>
+              <w:jc w:val="center"/>
+            </w:pPr>
+            <w:r>
+              <w:rPr>
+                <w:sz w:val="24"/>
+              </w:rPr>
+              <w:t>Низкий</w:t>
             </w:r>
           </w:p>
         </w:tc>
@@ -9753,161 +9814,78 @@
         </w:trPr>
         <w:tc>
           <w:tcPr>
-            <w:tcW w:w="848" w:type="dxa"/>
-            <w:vAlign w:val="center"/>
-          </w:tcPr>
-          <w:p>
-            <w:pPr>
-              <w:pStyle w:val="Compact"/>
-              <w:spacing w:before="0" w:after="0" w:line="280" w:lineRule="exact"/>
-              <w:jc w:val="center"/>
-            </w:pPr>
-            <w:r>
-              <w:rPr>
-                <w:i/>
-                <w:sz w:val="24"/>
-              </w:rPr>
-              <w:t>U-010</w:t>
-            </w:r>
-          </w:p>
-        </w:tc>
-        <w:tc>
-          <w:tcPr>
-            <w:tcW w:w="4099" w:type="dxa"/>
-            <w:vAlign w:val="center"/>
-          </w:tcPr>
-          <w:p>
-            <w:pPr>
-              <w:pStyle w:val="Compact"/>
-              <w:spacing w:before="0" w:after="0" w:line="280" w:lineRule="exact"/>
-              <w:jc w:val="center"/>
-            </w:pPr>
-            <w:r>
-              <w:rPr>
-                <w:sz w:val="24"/>
-              </w:rPr>
-              <w:t>Удаление файла и данных пользователя</w:t>
-            </w:r>
-          </w:p>
-        </w:tc>
-        <w:tc>
-          <w:tcPr>
-            <w:tcW w:w="1895" w:type="dxa"/>
-            <w:vAlign w:val="center"/>
-          </w:tcPr>
-          <w:p>
-            <w:pPr>
-              <w:pStyle w:val="Compact"/>
-              <w:spacing w:before="0" w:after="0" w:line="280" w:lineRule="exact"/>
-              <w:jc w:val="center"/>
-            </w:pPr>
-            <w:r>
-              <w:rPr>
-                <w:sz w:val="24"/>
-              </w:rPr>
-              <w:t>3,81</w:t>
-            </w:r>
-          </w:p>
-        </w:tc>
-        <w:tc>
-          <w:tcPr>
-            <w:tcW w:w="2513" w:type="dxa"/>
-            <w:vAlign w:val="center"/>
-          </w:tcPr>
-          <w:p>
-            <w:pPr>
-              <w:pStyle w:val="Compact"/>
-              <w:spacing w:before="0" w:after="0" w:line="280" w:lineRule="exact"/>
-              <w:jc w:val="center"/>
-            </w:pPr>
-            <w:r>
-              <w:rPr>
-                <w:sz w:val="24"/>
-              </w:rPr>
-              <w:t>50</w:t>
-            </w:r>
-          </w:p>
-        </w:tc>
-      </w:tr>
-      <w:tr>
-        <w:trPr>
-          <w:cantSplit/>
-          <w:jc w:val="center"/>
-        </w:trPr>
-        <w:tc>
-          <w:tcPr>
-            <w:tcW w:w="848" w:type="dxa"/>
-            <w:vAlign w:val="center"/>
-          </w:tcPr>
-          <w:p>
-            <w:pPr>
-              <w:pStyle w:val="Compact"/>
-              <w:spacing w:before="0" w:after="0" w:line="280" w:lineRule="exact"/>
-              <w:jc w:val="center"/>
-            </w:pPr>
-            <w:r>
-              <w:rPr>
-                <w:i/>
-                <w:sz w:val="24"/>
-              </w:rPr>
-              <w:t>U-017</w:t>
-            </w:r>
-          </w:p>
-        </w:tc>
-        <w:tc>
-          <w:tcPr>
-            <w:tcW w:w="4099" w:type="dxa"/>
-            <w:vAlign w:val="center"/>
-          </w:tcPr>
-          <w:p>
-            <w:pPr>
-              <w:pStyle w:val="Compact"/>
-              <w:spacing w:before="0" w:after="0" w:line="280" w:lineRule="exact"/>
-              <w:jc w:val="center"/>
-            </w:pPr>
-            <w:r>
-              <w:rPr>
-                <w:sz w:val="24"/>
-              </w:rPr>
-              <w:t>Документация и справка</w:t>
-            </w:r>
-          </w:p>
-        </w:tc>
-        <w:tc>
-          <w:tcPr>
-            <w:tcW w:w="1895" w:type="dxa"/>
-            <w:vAlign w:val="center"/>
-          </w:tcPr>
-          <w:p>
-            <w:pPr>
-              <w:pStyle w:val="Compact"/>
-              <w:spacing w:before="0" w:after="0" w:line="280" w:lineRule="exact"/>
-              <w:jc w:val="center"/>
-            </w:pPr>
-            <w:r>
-              <w:rPr>
-                <w:sz w:val="24"/>
-              </w:rPr>
-              <w:t>3,72</w:t>
-            </w:r>
-          </w:p>
-        </w:tc>
-        <w:tc>
-          <w:tcPr>
-            <w:tcW w:w="2513" w:type="dxa"/>
-            <w:vAlign w:val="center"/>
-          </w:tcPr>
-          <w:p>
-            <w:pPr>
-              <w:pStyle w:val="Compact"/>
-              <w:spacing w:before="0" w:after="0" w:line="280" w:lineRule="exact"/>
-              <w:jc w:val="center"/>
-            </w:pPr>
-            <w:r>
-              <w:rPr>
-                <w:sz w:val="24"/>
-              </w:rPr>
-              <w:t>53</w:t>
+            <w:tcW w:w="849" w:type="dxa"/>
+            <w:vAlign w:val="center"/>
+          </w:tcPr>
+          <w:p>
+            <w:pPr>
+              <w:pStyle w:val="Compact"/>
+              <w:spacing w:before="0" w:after="0" w:line="280" w:lineRule="exact"/>
+              <w:jc w:val="center"/>
+            </w:pPr>
+            <w:r>
+              <w:rPr>
+                <w:i/>
+                <w:sz w:val="24"/>
+              </w:rPr>
+              <w:t>S-010</w:t>
+            </w:r>
+          </w:p>
+        </w:tc>
+        <w:tc>
+          <w:tcPr>
+            <w:tcW w:w="4148" w:type="dxa"/>
+            <w:vAlign w:val="center"/>
+          </w:tcPr>
+          <w:p>
+            <w:pPr>
+              <w:pStyle w:val="Compact"/>
+              <w:spacing w:before="0" w:after="0" w:line="280" w:lineRule="exact"/>
+              <w:jc w:val="center"/>
+            </w:pPr>
+            <w:r>
+              <w:rPr>
+                <w:sz w:val="24"/>
+              </w:rPr>
+              <w:t>Удалить данные по запросу</w:t>
+            </w:r>
+          </w:p>
+        </w:tc>
+        <w:tc>
+          <w:tcPr>
+            <w:tcW w:w="2514" w:type="dxa"/>
+            <w:vAlign w:val="center"/>
+          </w:tcPr>
+          <w:p>
+            <w:pPr>
+              <w:pStyle w:val="Compact"/>
+              <w:spacing w:before="0" w:after="0" w:line="280" w:lineRule="exact"/>
+              <w:jc w:val="center"/>
+            </w:pPr>
+            <w:r>
+              <w:rPr>
+                <w:sz w:val="24"/>
+              </w:rPr>
+              <w:t>Вспомогательный</w:t>
+            </w:r>
+          </w:p>
+        </w:tc>
+        <w:tc>
+          <w:tcPr>
+            <w:tcW w:w="1843" w:type="dxa"/>
+            <w:vAlign w:val="center"/>
+          </w:tcPr>
+          <w:p>
+            <w:pPr>
+              <w:pStyle w:val="Compact"/>
+              <w:spacing w:before="0" w:after="0" w:line="280" w:lineRule="exact"/>
+              <w:jc w:val="center"/>
+            </w:pPr>
+            <w:r>
+              <w:rPr>
+                <w:sz w:val="24"/>
+              </w:rPr>
+              <w:t>Низкий</w:t>
             </w:r>
           </w:p>
         </w:tc>
@@ -9924,26 +9902,1897 @@
         <w:rPr>
           <w:sz w:val="28"/>
         </w:rPr>
-        <w:t xml:space="preserve">Каждая единица имеет паспорт, состояния (нормальное, пустое, загрузка, ошибки, успех) и сообщения; покрытие сценариев экранами - 80 %. Нефункциональные требования ТЗ: проверка файла до 100 тысяч ячеек быстрее 60 с, </w:t>
+        <w:t xml:space="preserve">Матрица показывает путь клиента от проверки файла без регистрации до оплаты: критичные сценарии определяют состав </w:t>
       </w:r>
       <w:r>
         <w:rPr>
           <w:i/>
           <w:sz w:val="28"/>
         </w:rPr>
+        <w:t>MVP</w:t>
+      </w:r>
+      <w:r>
+        <w:rPr>
+          <w:sz w:val="28"/>
+        </w:rPr>
+        <w:t>, монетизационные сценарии связывают использование продукта с выручкой.</w:t>
+      </w:r>
+    </w:p>
+    <w:p>
+      <w:pPr>
+        <w:pStyle w:val="a0"/>
+        <w:spacing w:before="0" w:after="0" w:line="360" w:lineRule="exact"/>
+        <w:ind w:firstLine="709"/>
+        <w:jc w:val="both"/>
+      </w:pPr>
+      <w:r>
+        <w:rPr>
+          <w:sz w:val="28"/>
+        </w:rPr>
+        <w:t xml:space="preserve">Вывод: сценарии выведены из бизнес-логики и охватывают весь путь пользователя до оплаты; критичные и высокие сценарии определяют состав </w:t>
+      </w:r>
+      <w:r>
+        <w:rPr>
+          <w:i/>
+          <w:sz w:val="28"/>
+        </w:rPr>
+        <w:t>MVP</w:t>
+      </w:r>
+      <w:r>
+        <w:rPr>
+          <w:sz w:val="28"/>
+        </w:rPr>
+        <w:t xml:space="preserve"> из восьми требований, а остальные сценарии откладываются на следующие релизы.</w:t>
+      </w:r>
+    </w:p>
+    <w:p>
+      <w:pPr>
+        <w:pStyle w:val="1"/>
+        <w:pageBreakBefore/>
+        <w:spacing w:before="0" w:after="360" w:line="360" w:lineRule="exact"/>
+        <w:ind w:firstLine="709"/>
+      </w:pPr>
+      <w:bookmarkStart w:id="20" w:name="_753c3388bf9c3477a7d17f68c6497177eb43643"/>
+      <w:bookmarkStart w:id="21" w:name="_Toc242032814"/>
+      <w:bookmarkEnd w:id="18"/>
+      <w:r>
+        <w:rPr>
+          <w:b/>
+          <w:sz w:val="28"/>
+        </w:rPr>
+        <w:lastRenderedPageBreak/>
+        <w:t>11 ТЕХНИЧЕСКОЕ ЗАДАНИЕ: СТРАНИЦЫ, ЭКРА</w:t>
+      </w:r>
+      <w:r>
+        <w:rPr>
+          <w:b/>
+          <w:sz w:val="28"/>
+        </w:rPr>
+        <w:t>НЫ, КОНТЕНТ И ФУНКЦИОНАЛ</w:t>
+      </w:r>
+      <w:bookmarkEnd w:id="21"/>
+    </w:p>
+    <w:p>
+      <w:pPr>
+        <w:pStyle w:val="FirstParagraph"/>
+        <w:spacing w:before="0" w:after="0" w:line="360" w:lineRule="exact"/>
+        <w:ind w:firstLine="709"/>
+        <w:jc w:val="both"/>
+      </w:pPr>
+      <w:r>
+        <w:rPr>
+          <w:sz w:val="28"/>
+        </w:rPr>
+        <w:t>В таблице 11 представлено: основа технического задания первого релиза.</w:t>
+      </w:r>
+    </w:p>
+    <w:p>
+      <w:pPr>
+        <w:pStyle w:val="a0"/>
+        <w:keepNext/>
+        <w:spacing w:before="0" w:after="0" w:line="360" w:lineRule="exact"/>
+      </w:pPr>
+      <w:r>
+        <w:rPr>
+          <w:sz w:val="28"/>
+        </w:rPr>
+        <w:t>Таблица 11 – Основа технического задания первого релиза</w:t>
+      </w:r>
+    </w:p>
+    <w:tbl>
+      <w:tblPr>
+        <w:tblStyle w:val="Table"/>
+        <w:tblW w:w="9355" w:type="dxa"/>
+        <w:jc w:val="center"/>
+        <w:tblBorders>
+          <w:top w:val="single" w:sz="4" w:space="0" w:color="000000"/>
+          <w:left w:val="single" w:sz="4" w:space="0" w:color="000000"/>
+          <w:bottom w:val="single" w:sz="4" w:space="0" w:color="000000"/>
+          <w:right w:val="single" w:sz="4" w:space="0" w:color="000000"/>
+          <w:insideH w:val="single" w:sz="4" w:space="0" w:color="000000"/>
+          <w:insideV w:val="single" w:sz="4" w:space="0" w:color="000000"/>
+        </w:tblBorders>
+        <w:tblLayout w:type="fixed"/>
+        <w:tblLook w:val="0020" w:firstRow="1" w:lastRow="0" w:firstColumn="0" w:lastColumn="0" w:noHBand="0" w:noVBand="0"/>
+      </w:tblPr>
+      <w:tblGrid>
+        <w:gridCol w:w="840"/>
+        <w:gridCol w:w="3166"/>
+        <w:gridCol w:w="1413"/>
+        <w:gridCol w:w="1932"/>
+        <w:gridCol w:w="2004"/>
+      </w:tblGrid>
+      <w:tr>
+        <w:trPr>
+          <w:cnfStyle w:val="100000000000" w:firstRow="1" w:lastRow="0" w:firstColumn="0" w:lastColumn="0" w:oddVBand="0" w:evenVBand="0" w:oddHBand="0" w:evenHBand="0" w:firstRowFirstColumn="0" w:firstRowLastColumn="0" w:lastRowFirstColumn="0" w:lastRowLastColumn="0"/>
+          <w:cantSplit/>
+          <w:tblHeader/>
+          <w:jc w:val="center"/>
+        </w:trPr>
+        <w:tc>
+          <w:tcPr>
+            <w:tcW w:w="839" w:type="dxa"/>
+            <w:vAlign w:val="center"/>
+          </w:tcPr>
+          <w:p>
+            <w:pPr>
+              <w:pStyle w:val="Compact"/>
+              <w:spacing w:before="0" w:after="0" w:line="280" w:lineRule="exact"/>
+              <w:jc w:val="center"/>
+            </w:pPr>
+            <w:r>
+              <w:rPr>
+                <w:b/>
+                <w:i/>
+                <w:sz w:val="24"/>
+              </w:rPr>
+              <w:t>ID</w:t>
+            </w:r>
+          </w:p>
+        </w:tc>
+        <w:tc>
+          <w:tcPr>
+            <w:tcW w:w="3166" w:type="dxa"/>
+            <w:vAlign w:val="center"/>
+          </w:tcPr>
+          <w:p>
+            <w:pPr>
+              <w:pStyle w:val="Compact"/>
+              <w:spacing w:before="0" w:after="0" w:line="280" w:lineRule="exact"/>
+              <w:jc w:val="center"/>
+            </w:pPr>
+            <w:r>
+              <w:rPr>
+                <w:b/>
+                <w:sz w:val="24"/>
+              </w:rPr>
+              <w:t>Страница или экран</w:t>
+            </w:r>
+          </w:p>
+        </w:tc>
+        <w:tc>
+          <w:tcPr>
+            <w:tcW w:w="1413" w:type="dxa"/>
+            <w:vAlign w:val="center"/>
+          </w:tcPr>
+          <w:p>
+            <w:pPr>
+              <w:pStyle w:val="Compact"/>
+              <w:spacing w:before="0" w:after="0" w:line="280" w:lineRule="exact"/>
+              <w:jc w:val="center"/>
+            </w:pPr>
+            <w:r>
+              <w:rPr>
+                <w:b/>
+                <w:sz w:val="24"/>
+              </w:rPr>
+              <w:t>Итоговый балл</w:t>
+            </w:r>
+          </w:p>
+        </w:tc>
+        <w:tc>
+          <w:tcPr>
+            <w:tcW w:w="1932" w:type="dxa"/>
+            <w:vAlign w:val="center"/>
+          </w:tcPr>
+          <w:p>
+            <w:pPr>
+              <w:pStyle w:val="Compact"/>
+              <w:spacing w:before="0" w:after="0" w:line="280" w:lineRule="exact"/>
+              <w:jc w:val="center"/>
+            </w:pPr>
+            <w:r>
+              <w:rPr>
+                <w:b/>
+                <w:sz w:val="24"/>
+              </w:rPr>
+              <w:t>Класс</w:t>
+            </w:r>
+          </w:p>
+        </w:tc>
+        <w:tc>
+          <w:tcPr>
+            <w:tcW w:w="2004" w:type="dxa"/>
+            <w:vAlign w:val="center"/>
+          </w:tcPr>
+          <w:p>
+            <w:pPr>
+              <w:pStyle w:val="Compact"/>
+              <w:spacing w:before="0" w:after="0" w:line="280" w:lineRule="exact"/>
+              <w:jc w:val="center"/>
+            </w:pPr>
+            <w:r>
+              <w:rPr>
+                <w:b/>
+                <w:sz w:val="24"/>
+              </w:rPr>
+              <w:t>Решение</w:t>
+            </w:r>
+          </w:p>
+        </w:tc>
+      </w:tr>
+      <w:tr>
+        <w:trPr>
+          <w:cantSplit/>
+          <w:jc w:val="center"/>
+        </w:trPr>
+        <w:tc>
+          <w:tcPr>
+            <w:tcW w:w="839" w:type="dxa"/>
+            <w:vAlign w:val="center"/>
+          </w:tcPr>
+          <w:p>
+            <w:pPr>
+              <w:pStyle w:val="Compact"/>
+              <w:spacing w:before="0" w:after="0" w:line="280" w:lineRule="exact"/>
+              <w:jc w:val="center"/>
+            </w:pPr>
+            <w:r>
+              <w:rPr>
+                <w:i/>
+                <w:sz w:val="24"/>
+              </w:rPr>
+              <w:t>U-001</w:t>
+            </w:r>
+          </w:p>
+        </w:tc>
+        <w:tc>
+          <w:tcPr>
+            <w:tcW w:w="3166" w:type="dxa"/>
+            <w:vAlign w:val="center"/>
+          </w:tcPr>
+          <w:p>
+            <w:pPr>
+              <w:pStyle w:val="Compact"/>
+              <w:spacing w:before="0" w:after="0" w:line="280" w:lineRule="exact"/>
+              <w:jc w:val="center"/>
+            </w:pPr>
+            <w:r>
+              <w:rPr>
+                <w:sz w:val="24"/>
+              </w:rPr>
+              <w:t>Страница продукта с примерами ошибок</w:t>
+            </w:r>
+          </w:p>
+        </w:tc>
+        <w:tc>
+          <w:tcPr>
+            <w:tcW w:w="1413" w:type="dxa"/>
+            <w:vAlign w:val="center"/>
+          </w:tcPr>
+          <w:p>
+            <w:pPr>
+              <w:pStyle w:val="Compact"/>
+              <w:spacing w:before="0" w:after="0" w:line="280" w:lineRule="exact"/>
+              <w:jc w:val="center"/>
+            </w:pPr>
+            <w:r>
+              <w:rPr>
+                <w:sz w:val="24"/>
+              </w:rPr>
+              <w:t>86</w:t>
+            </w:r>
+          </w:p>
+        </w:tc>
+        <w:tc>
+          <w:tcPr>
+            <w:tcW w:w="1932" w:type="dxa"/>
+            <w:vAlign w:val="center"/>
+          </w:tcPr>
+          <w:p>
+            <w:pPr>
+              <w:pStyle w:val="Compact"/>
+              <w:spacing w:before="0" w:after="0" w:line="280" w:lineRule="exact"/>
+              <w:jc w:val="center"/>
+            </w:pPr>
+            <w:r>
+              <w:rPr>
+                <w:i/>
+                <w:sz w:val="24"/>
+              </w:rPr>
+              <w:t>P1</w:t>
+            </w:r>
+            <w:r>
+              <w:rPr>
+                <w:sz w:val="24"/>
+              </w:rPr>
+              <w:t xml:space="preserve"> - первая версия</w:t>
+            </w:r>
+          </w:p>
+        </w:tc>
+        <w:tc>
+          <w:tcPr>
+            <w:tcW w:w="2004" w:type="dxa"/>
+            <w:vAlign w:val="center"/>
+          </w:tcPr>
+          <w:p>
+            <w:pPr>
+              <w:pStyle w:val="Compact"/>
+              <w:spacing w:before="0" w:after="0" w:line="280" w:lineRule="exact"/>
+              <w:jc w:val="center"/>
+            </w:pPr>
+            <w:r>
+              <w:rPr>
+                <w:sz w:val="24"/>
+              </w:rPr>
+              <w:t>Включить в первую версию</w:t>
+            </w:r>
+          </w:p>
+        </w:tc>
+      </w:tr>
+      <w:tr>
+        <w:trPr>
+          <w:cantSplit/>
+          <w:jc w:val="center"/>
+        </w:trPr>
+        <w:tc>
+          <w:tcPr>
+            <w:tcW w:w="839" w:type="dxa"/>
+            <w:vAlign w:val="center"/>
+          </w:tcPr>
+          <w:p>
+            <w:pPr>
+              <w:pStyle w:val="Compact"/>
+              <w:spacing w:before="0" w:after="0" w:line="280" w:lineRule="exact"/>
+              <w:jc w:val="center"/>
+            </w:pPr>
+            <w:r>
+              <w:rPr>
+                <w:i/>
+                <w:sz w:val="24"/>
+              </w:rPr>
+              <w:t>U-002</w:t>
+            </w:r>
+          </w:p>
+        </w:tc>
+        <w:tc>
+          <w:tcPr>
+            <w:tcW w:w="3166" w:type="dxa"/>
+            <w:vAlign w:val="center"/>
+          </w:tcPr>
+          <w:p>
+            <w:pPr>
+              <w:pStyle w:val="Compact"/>
+              <w:spacing w:before="0" w:after="0" w:line="280" w:lineRule="exact"/>
+              <w:jc w:val="center"/>
+            </w:pPr>
+            <w:r>
+              <w:rPr>
+                <w:sz w:val="24"/>
+              </w:rPr>
+              <w:t>Загрузка файла и запуск проверки</w:t>
+            </w:r>
+          </w:p>
+        </w:tc>
+        <w:tc>
+          <w:tcPr>
+            <w:tcW w:w="1413" w:type="dxa"/>
+            <w:vAlign w:val="center"/>
+          </w:tcPr>
+          <w:p>
+            <w:pPr>
+              <w:pStyle w:val="Compact"/>
+              <w:spacing w:before="0" w:after="0" w:line="280" w:lineRule="exact"/>
+              <w:jc w:val="center"/>
+            </w:pPr>
+            <w:r>
+              <w:rPr>
+                <w:sz w:val="24"/>
+              </w:rPr>
+              <w:t>86</w:t>
+            </w:r>
+          </w:p>
+        </w:tc>
+        <w:tc>
+          <w:tcPr>
+            <w:tcW w:w="1932" w:type="dxa"/>
+            <w:vAlign w:val="center"/>
+          </w:tcPr>
+          <w:p>
+            <w:pPr>
+              <w:pStyle w:val="Compact"/>
+              <w:spacing w:before="0" w:after="0" w:line="280" w:lineRule="exact"/>
+              <w:jc w:val="center"/>
+            </w:pPr>
+            <w:r>
+              <w:rPr>
+                <w:i/>
+                <w:sz w:val="24"/>
+              </w:rPr>
+              <w:t>P1</w:t>
+            </w:r>
+            <w:r>
+              <w:rPr>
+                <w:sz w:val="24"/>
+              </w:rPr>
+              <w:t xml:space="preserve"> - первая версия</w:t>
+            </w:r>
+          </w:p>
+        </w:tc>
+        <w:tc>
+          <w:tcPr>
+            <w:tcW w:w="2004" w:type="dxa"/>
+            <w:vAlign w:val="center"/>
+          </w:tcPr>
+          <w:p>
+            <w:pPr>
+              <w:pStyle w:val="Compact"/>
+              <w:spacing w:before="0" w:after="0" w:line="280" w:lineRule="exact"/>
+              <w:jc w:val="center"/>
+            </w:pPr>
+            <w:r>
+              <w:rPr>
+                <w:sz w:val="24"/>
+              </w:rPr>
+              <w:t>Включить в первую версию</w:t>
+            </w:r>
+          </w:p>
+        </w:tc>
+      </w:tr>
+      <w:tr>
+        <w:trPr>
+          <w:cantSplit/>
+          <w:jc w:val="center"/>
+        </w:trPr>
+        <w:tc>
+          <w:tcPr>
+            <w:tcW w:w="839" w:type="dxa"/>
+            <w:vAlign w:val="center"/>
+          </w:tcPr>
+          <w:p>
+            <w:pPr>
+              <w:pStyle w:val="Compact"/>
+              <w:spacing w:before="0" w:after="0" w:line="280" w:lineRule="exact"/>
+              <w:jc w:val="center"/>
+            </w:pPr>
+            <w:r>
+              <w:rPr>
+                <w:i/>
+                <w:sz w:val="24"/>
+              </w:rPr>
+              <w:t>U-003</w:t>
+            </w:r>
+          </w:p>
+        </w:tc>
+        <w:tc>
+          <w:tcPr>
+            <w:tcW w:w="3166" w:type="dxa"/>
+            <w:vAlign w:val="center"/>
+          </w:tcPr>
+          <w:p>
+            <w:pPr>
+              <w:pStyle w:val="Compact"/>
+              <w:spacing w:before="0" w:after="0" w:line="280" w:lineRule="exact"/>
+              <w:jc w:val="center"/>
+            </w:pPr>
+            <w:r>
+              <w:rPr>
+                <w:sz w:val="24"/>
+              </w:rPr>
+              <w:t>Результат проверки: список находок</w:t>
+            </w:r>
+          </w:p>
+        </w:tc>
+        <w:tc>
+          <w:tcPr>
+            <w:tcW w:w="1413" w:type="dxa"/>
+            <w:vAlign w:val="center"/>
+          </w:tcPr>
+          <w:p>
+            <w:pPr>
+              <w:pStyle w:val="Compact"/>
+              <w:spacing w:before="0" w:after="0" w:line="280" w:lineRule="exact"/>
+              <w:jc w:val="center"/>
+            </w:pPr>
+            <w:r>
+              <w:rPr>
+                <w:sz w:val="24"/>
+              </w:rPr>
+              <w:t>84</w:t>
+            </w:r>
+          </w:p>
+        </w:tc>
+        <w:tc>
+          <w:tcPr>
+            <w:tcW w:w="1932" w:type="dxa"/>
+            <w:vAlign w:val="center"/>
+          </w:tcPr>
+          <w:p>
+            <w:pPr>
+              <w:pStyle w:val="Compact"/>
+              <w:spacing w:before="0" w:after="0" w:line="280" w:lineRule="exact"/>
+              <w:jc w:val="center"/>
+            </w:pPr>
+            <w:r>
+              <w:rPr>
+                <w:i/>
+                <w:sz w:val="24"/>
+              </w:rPr>
+              <w:t>P1</w:t>
+            </w:r>
+            <w:r>
+              <w:rPr>
+                <w:sz w:val="24"/>
+              </w:rPr>
+              <w:t xml:space="preserve"> - первая версия</w:t>
+            </w:r>
+          </w:p>
+        </w:tc>
+        <w:tc>
+          <w:tcPr>
+            <w:tcW w:w="2004" w:type="dxa"/>
+            <w:vAlign w:val="center"/>
+          </w:tcPr>
+          <w:p>
+            <w:pPr>
+              <w:pStyle w:val="Compact"/>
+              <w:spacing w:before="0" w:after="0" w:line="280" w:lineRule="exact"/>
+              <w:jc w:val="center"/>
+            </w:pPr>
+            <w:r>
+              <w:rPr>
+                <w:sz w:val="24"/>
+              </w:rPr>
+              <w:t>Включить в первую версию</w:t>
+            </w:r>
+          </w:p>
+        </w:tc>
+      </w:tr>
+      <w:tr>
+        <w:trPr>
+          <w:cantSplit/>
+          <w:jc w:val="center"/>
+        </w:trPr>
+        <w:tc>
+          <w:tcPr>
+            <w:tcW w:w="839" w:type="dxa"/>
+            <w:vAlign w:val="center"/>
+          </w:tcPr>
+          <w:p>
+            <w:pPr>
+              <w:pStyle w:val="Compact"/>
+              <w:spacing w:before="0" w:after="0" w:line="280" w:lineRule="exact"/>
+              <w:jc w:val="center"/>
+            </w:pPr>
+            <w:r>
+              <w:rPr>
+                <w:i/>
+                <w:sz w:val="24"/>
+              </w:rPr>
+              <w:t>U-004</w:t>
+            </w:r>
+          </w:p>
+        </w:tc>
+        <w:tc>
+          <w:tcPr>
+            <w:tcW w:w="3166" w:type="dxa"/>
+            <w:vAlign w:val="center"/>
+          </w:tcPr>
+          <w:p>
+            <w:pPr>
+              <w:pStyle w:val="Compact"/>
+              <w:spacing w:before="0" w:after="0" w:line="280" w:lineRule="exact"/>
+              <w:jc w:val="center"/>
+            </w:pPr>
+            <w:r>
+              <w:rPr>
+                <w:sz w:val="24"/>
+              </w:rPr>
+              <w:t>Карточка находки с доказательством</w:t>
+            </w:r>
+          </w:p>
+        </w:tc>
+        <w:tc>
+          <w:tcPr>
+            <w:tcW w:w="1413" w:type="dxa"/>
+            <w:vAlign w:val="center"/>
+          </w:tcPr>
+          <w:p>
+            <w:pPr>
+              <w:pStyle w:val="Compact"/>
+              <w:spacing w:before="0" w:after="0" w:line="280" w:lineRule="exact"/>
+              <w:jc w:val="center"/>
+            </w:pPr>
+            <w:r>
+              <w:rPr>
+                <w:sz w:val="24"/>
+              </w:rPr>
+              <w:t>72</w:t>
+            </w:r>
+          </w:p>
+        </w:tc>
+        <w:tc>
+          <w:tcPr>
+            <w:tcW w:w="1932" w:type="dxa"/>
+            <w:vAlign w:val="center"/>
+          </w:tcPr>
+          <w:p>
+            <w:pPr>
+              <w:pStyle w:val="Compact"/>
+              <w:spacing w:before="0" w:after="0" w:line="280" w:lineRule="exact"/>
+              <w:jc w:val="center"/>
+            </w:pPr>
+            <w:r>
+              <w:rPr>
+                <w:i/>
+                <w:sz w:val="24"/>
+              </w:rPr>
+              <w:t>P2</w:t>
+            </w:r>
+            <w:r>
+              <w:rPr>
+                <w:sz w:val="24"/>
+              </w:rPr>
+              <w:t xml:space="preserve"> - следующий выпуск</w:t>
+            </w:r>
+          </w:p>
+        </w:tc>
+        <w:tc>
+          <w:tcPr>
+            <w:tcW w:w="2004" w:type="dxa"/>
+            <w:vAlign w:val="center"/>
+          </w:tcPr>
+          <w:p>
+            <w:pPr>
+              <w:pStyle w:val="Compact"/>
+              <w:spacing w:before="0" w:after="0" w:line="280" w:lineRule="exact"/>
+              <w:jc w:val="center"/>
+            </w:pPr>
+            <w:r>
+              <w:rPr>
+                <w:sz w:val="24"/>
+              </w:rPr>
+              <w:t>Включить в первую версию</w:t>
+            </w:r>
+          </w:p>
+        </w:tc>
+      </w:tr>
+      <w:tr>
+        <w:trPr>
+          <w:cantSplit/>
+          <w:jc w:val="center"/>
+        </w:trPr>
+        <w:tc>
+          <w:tcPr>
+            <w:tcW w:w="839" w:type="dxa"/>
+            <w:vAlign w:val="center"/>
+          </w:tcPr>
+          <w:p>
+            <w:pPr>
+              <w:pStyle w:val="Compact"/>
+              <w:spacing w:before="0" w:after="0" w:line="280" w:lineRule="exact"/>
+              <w:jc w:val="center"/>
+            </w:pPr>
+            <w:r>
+              <w:rPr>
+                <w:i/>
+                <w:sz w:val="24"/>
+              </w:rPr>
+              <w:t>U-005</w:t>
+            </w:r>
+          </w:p>
+        </w:tc>
+        <w:tc>
+          <w:tcPr>
+            <w:tcW w:w="3166" w:type="dxa"/>
+            <w:vAlign w:val="center"/>
+          </w:tcPr>
+          <w:p>
+            <w:pPr>
+              <w:pStyle w:val="Compact"/>
+              <w:spacing w:before="0" w:after="0" w:line="280" w:lineRule="exact"/>
+              <w:jc w:val="center"/>
+            </w:pPr>
+            <w:r>
+              <w:rPr>
+                <w:sz w:val="24"/>
+              </w:rPr>
+              <w:t>Отчет аудита</w:t>
+            </w:r>
+          </w:p>
+        </w:tc>
+        <w:tc>
+          <w:tcPr>
+            <w:tcW w:w="1413" w:type="dxa"/>
+            <w:vAlign w:val="center"/>
+          </w:tcPr>
+          <w:p>
+            <w:pPr>
+              <w:pStyle w:val="Compact"/>
+              <w:spacing w:before="0" w:after="0" w:line="280" w:lineRule="exact"/>
+              <w:jc w:val="center"/>
+            </w:pPr>
+            <w:r>
+              <w:rPr>
+                <w:sz w:val="24"/>
+              </w:rPr>
+              <w:t>74</w:t>
+            </w:r>
+          </w:p>
+        </w:tc>
+        <w:tc>
+          <w:tcPr>
+            <w:tcW w:w="1932" w:type="dxa"/>
+            <w:vAlign w:val="center"/>
+          </w:tcPr>
+          <w:p>
+            <w:pPr>
+              <w:pStyle w:val="Compact"/>
+              <w:spacing w:before="0" w:after="0" w:line="280" w:lineRule="exact"/>
+              <w:jc w:val="center"/>
+            </w:pPr>
+            <w:r>
+              <w:rPr>
+                <w:i/>
+                <w:sz w:val="24"/>
+              </w:rPr>
+              <w:t>P2</w:t>
+            </w:r>
+            <w:r>
+              <w:rPr>
+                <w:sz w:val="24"/>
+              </w:rPr>
+              <w:t xml:space="preserve"> - следующий выпуск</w:t>
+            </w:r>
+          </w:p>
+        </w:tc>
+        <w:tc>
+          <w:tcPr>
+            <w:tcW w:w="2004" w:type="dxa"/>
+            <w:vAlign w:val="center"/>
+          </w:tcPr>
+          <w:p>
+            <w:pPr>
+              <w:pStyle w:val="Compact"/>
+              <w:spacing w:before="0" w:after="0" w:line="280" w:lineRule="exact"/>
+              <w:jc w:val="center"/>
+            </w:pPr>
+            <w:r>
+              <w:rPr>
+                <w:sz w:val="24"/>
+              </w:rPr>
+              <w:t>Включить в первую версию</w:t>
+            </w:r>
+          </w:p>
+        </w:tc>
+      </w:tr>
+      <w:tr>
+        <w:trPr>
+          <w:cantSplit/>
+          <w:jc w:val="center"/>
+        </w:trPr>
+        <w:tc>
+          <w:tcPr>
+            <w:tcW w:w="839" w:type="dxa"/>
+            <w:vAlign w:val="center"/>
+          </w:tcPr>
+          <w:p>
+            <w:pPr>
+              <w:pStyle w:val="Compact"/>
+              <w:spacing w:before="0" w:after="0" w:line="280" w:lineRule="exact"/>
+              <w:jc w:val="center"/>
+            </w:pPr>
+            <w:r>
+              <w:rPr>
+                <w:i/>
+                <w:sz w:val="24"/>
+              </w:rPr>
+              <w:t>U-006</w:t>
+            </w:r>
+          </w:p>
+        </w:tc>
+        <w:tc>
+          <w:tcPr>
+            <w:tcW w:w="3166" w:type="dxa"/>
+            <w:vAlign w:val="center"/>
+          </w:tcPr>
+          <w:p>
+            <w:pPr>
+              <w:pStyle w:val="Compact"/>
+              <w:spacing w:before="0" w:after="0" w:line="280" w:lineRule="exact"/>
+              <w:jc w:val="center"/>
+            </w:pPr>
+            <w:r>
+              <w:rPr>
+                <w:sz w:val="24"/>
+              </w:rPr>
+              <w:t>Регистрация и вход</w:t>
+            </w:r>
+          </w:p>
+        </w:tc>
+        <w:tc>
+          <w:tcPr>
+            <w:tcW w:w="1413" w:type="dxa"/>
+            <w:vAlign w:val="center"/>
+          </w:tcPr>
+          <w:p>
+            <w:pPr>
+              <w:pStyle w:val="Compact"/>
+              <w:spacing w:before="0" w:after="0" w:line="280" w:lineRule="exact"/>
+              <w:jc w:val="center"/>
+            </w:pPr>
+            <w:r>
+              <w:rPr>
+                <w:sz w:val="24"/>
+              </w:rPr>
+              <w:t>68</w:t>
+            </w:r>
+          </w:p>
+        </w:tc>
+        <w:tc>
+          <w:tcPr>
+            <w:tcW w:w="1932" w:type="dxa"/>
+            <w:vAlign w:val="center"/>
+          </w:tcPr>
+          <w:p>
+            <w:pPr>
+              <w:pStyle w:val="Compact"/>
+              <w:spacing w:before="0" w:after="0" w:line="280" w:lineRule="exact"/>
+              <w:jc w:val="center"/>
+            </w:pPr>
+            <w:r>
+              <w:rPr>
+                <w:i/>
+                <w:sz w:val="24"/>
+              </w:rPr>
+              <w:t>P2</w:t>
+            </w:r>
+            <w:r>
+              <w:rPr>
+                <w:sz w:val="24"/>
+              </w:rPr>
+              <w:t xml:space="preserve"> - следующий выпуск</w:t>
+            </w:r>
+          </w:p>
+        </w:tc>
+        <w:tc>
+          <w:tcPr>
+            <w:tcW w:w="2004" w:type="dxa"/>
+            <w:vAlign w:val="center"/>
+          </w:tcPr>
+          <w:p>
+            <w:pPr>
+              <w:pStyle w:val="Compact"/>
+              <w:spacing w:before="0" w:after="0" w:line="280" w:lineRule="exact"/>
+              <w:jc w:val="center"/>
+            </w:pPr>
+            <w:r>
+              <w:rPr>
+                <w:sz w:val="24"/>
+              </w:rPr>
+              <w:t>Включить в первую версию</w:t>
+            </w:r>
+          </w:p>
+        </w:tc>
+      </w:tr>
+      <w:tr>
+        <w:trPr>
+          <w:cantSplit/>
+          <w:jc w:val="center"/>
+        </w:trPr>
+        <w:tc>
+          <w:tcPr>
+            <w:tcW w:w="839" w:type="dxa"/>
+            <w:vAlign w:val="center"/>
+          </w:tcPr>
+          <w:p>
+            <w:pPr>
+              <w:pStyle w:val="Compact"/>
+              <w:spacing w:before="0" w:after="0" w:line="280" w:lineRule="exact"/>
+              <w:jc w:val="center"/>
+            </w:pPr>
+            <w:r>
+              <w:rPr>
+                <w:i/>
+                <w:sz w:val="24"/>
+              </w:rPr>
+              <w:t>U-007</w:t>
+            </w:r>
+          </w:p>
+        </w:tc>
+        <w:tc>
+          <w:tcPr>
+            <w:tcW w:w="3166" w:type="dxa"/>
+            <w:vAlign w:val="center"/>
+          </w:tcPr>
+          <w:p>
+            <w:pPr>
+              <w:pStyle w:val="Compact"/>
+              <w:spacing w:before="0" w:after="0" w:line="280" w:lineRule="exact"/>
+              <w:jc w:val="center"/>
+            </w:pPr>
+            <w:r>
+              <w:rPr>
+                <w:sz w:val="24"/>
+              </w:rPr>
+              <w:t>Страница тарифов</w:t>
+            </w:r>
+          </w:p>
+        </w:tc>
+        <w:tc>
+          <w:tcPr>
+            <w:tcW w:w="1413" w:type="dxa"/>
+            <w:vAlign w:val="center"/>
+          </w:tcPr>
+          <w:p>
+            <w:pPr>
+              <w:pStyle w:val="Compact"/>
+              <w:spacing w:before="0" w:after="0" w:line="280" w:lineRule="exact"/>
+              <w:jc w:val="center"/>
+            </w:pPr>
+            <w:r>
+              <w:rPr>
+                <w:sz w:val="24"/>
+              </w:rPr>
+              <w:t>79</w:t>
+            </w:r>
+          </w:p>
+        </w:tc>
+        <w:tc>
+          <w:tcPr>
+            <w:tcW w:w="1932" w:type="dxa"/>
+            <w:vAlign w:val="center"/>
+          </w:tcPr>
+          <w:p>
+            <w:pPr>
+              <w:pStyle w:val="Compact"/>
+              <w:spacing w:before="0" w:after="0" w:line="280" w:lineRule="exact"/>
+              <w:jc w:val="center"/>
+            </w:pPr>
+            <w:r>
+              <w:rPr>
+                <w:i/>
+                <w:sz w:val="24"/>
+              </w:rPr>
+              <w:t>P2</w:t>
+            </w:r>
+            <w:r>
+              <w:rPr>
+                <w:sz w:val="24"/>
+              </w:rPr>
+              <w:t xml:space="preserve"> - следующий выпуск</w:t>
+            </w:r>
+          </w:p>
+        </w:tc>
+        <w:tc>
+          <w:tcPr>
+            <w:tcW w:w="2004" w:type="dxa"/>
+            <w:vAlign w:val="center"/>
+          </w:tcPr>
+          <w:p>
+            <w:pPr>
+              <w:pStyle w:val="Compact"/>
+              <w:spacing w:before="0" w:after="0" w:line="280" w:lineRule="exact"/>
+              <w:jc w:val="center"/>
+            </w:pPr>
+            <w:r>
+              <w:rPr>
+                <w:sz w:val="24"/>
+              </w:rPr>
+              <w:t>Включить в первую версию</w:t>
+            </w:r>
+          </w:p>
+        </w:tc>
+      </w:tr>
+      <w:tr>
+        <w:trPr>
+          <w:cantSplit/>
+          <w:jc w:val="center"/>
+        </w:trPr>
+        <w:tc>
+          <w:tcPr>
+            <w:tcW w:w="839" w:type="dxa"/>
+            <w:vAlign w:val="center"/>
+          </w:tcPr>
+          <w:p>
+            <w:pPr>
+              <w:pStyle w:val="Compact"/>
+              <w:spacing w:before="0" w:after="0" w:line="280" w:lineRule="exact"/>
+              <w:jc w:val="center"/>
+            </w:pPr>
+            <w:r>
+              <w:rPr>
+                <w:i/>
+                <w:sz w:val="24"/>
+              </w:rPr>
+              <w:t>U-008</w:t>
+            </w:r>
+          </w:p>
+        </w:tc>
+        <w:tc>
+          <w:tcPr>
+            <w:tcW w:w="3166" w:type="dxa"/>
+            <w:vAlign w:val="center"/>
+          </w:tcPr>
+          <w:p>
+            <w:pPr>
+              <w:pStyle w:val="Compact"/>
+              <w:spacing w:before="0" w:after="0" w:line="280" w:lineRule="exact"/>
+              <w:jc w:val="center"/>
+            </w:pPr>
+            <w:r>
+              <w:rPr>
+                <w:sz w:val="24"/>
+              </w:rPr>
+              <w:t>Оплата</w:t>
+            </w:r>
+          </w:p>
+        </w:tc>
+        <w:tc>
+          <w:tcPr>
+            <w:tcW w:w="1413" w:type="dxa"/>
+            <w:vAlign w:val="center"/>
+          </w:tcPr>
+          <w:p>
+            <w:pPr>
+              <w:pStyle w:val="Compact"/>
+              <w:spacing w:before="0" w:after="0" w:line="280" w:lineRule="exact"/>
+              <w:jc w:val="center"/>
+            </w:pPr>
+            <w:r>
+              <w:rPr>
+                <w:sz w:val="24"/>
+              </w:rPr>
+              <w:t>66</w:t>
+            </w:r>
+          </w:p>
+        </w:tc>
+        <w:tc>
+          <w:tcPr>
+            <w:tcW w:w="1932" w:type="dxa"/>
+            <w:vAlign w:val="center"/>
+          </w:tcPr>
+          <w:p>
+            <w:pPr>
+              <w:pStyle w:val="Compact"/>
+              <w:spacing w:before="0" w:after="0" w:line="280" w:lineRule="exact"/>
+              <w:jc w:val="center"/>
+            </w:pPr>
+            <w:r>
+              <w:rPr>
+                <w:i/>
+                <w:sz w:val="24"/>
+              </w:rPr>
+              <w:t>P2</w:t>
+            </w:r>
+            <w:r>
+              <w:rPr>
+                <w:sz w:val="24"/>
+              </w:rPr>
+              <w:t xml:space="preserve"> - следующий выпуск</w:t>
+            </w:r>
+          </w:p>
+        </w:tc>
+        <w:tc>
+          <w:tcPr>
+            <w:tcW w:w="2004" w:type="dxa"/>
+            <w:vAlign w:val="center"/>
+          </w:tcPr>
+          <w:p>
+            <w:pPr>
+              <w:pStyle w:val="Compact"/>
+              <w:spacing w:before="0" w:after="0" w:line="280" w:lineRule="exact"/>
+              <w:jc w:val="center"/>
+            </w:pPr>
+            <w:r>
+              <w:rPr>
+                <w:sz w:val="24"/>
+              </w:rPr>
+              <w:t>Включить в первую версию</w:t>
+            </w:r>
+          </w:p>
+        </w:tc>
+      </w:tr>
+      <w:tr>
+        <w:trPr>
+          <w:cantSplit/>
+          <w:jc w:val="center"/>
+        </w:trPr>
+        <w:tc>
+          <w:tcPr>
+            <w:tcW w:w="839" w:type="dxa"/>
+            <w:vAlign w:val="center"/>
+          </w:tcPr>
+          <w:p>
+            <w:pPr>
+              <w:pStyle w:val="Compact"/>
+              <w:spacing w:before="0" w:after="0" w:line="280" w:lineRule="exact"/>
+              <w:jc w:val="center"/>
+            </w:pPr>
+            <w:r>
+              <w:rPr>
+                <w:i/>
+                <w:sz w:val="24"/>
+              </w:rPr>
+              <w:t>U-009</w:t>
+            </w:r>
+          </w:p>
+        </w:tc>
+        <w:tc>
+          <w:tcPr>
+            <w:tcW w:w="3166" w:type="dxa"/>
+            <w:vAlign w:val="center"/>
+          </w:tcPr>
+          <w:p>
+            <w:pPr>
+              <w:pStyle w:val="Compact"/>
+              <w:spacing w:before="0" w:after="0" w:line="280" w:lineRule="exact"/>
+              <w:jc w:val="center"/>
+            </w:pPr>
+            <w:r>
+              <w:rPr>
+                <w:sz w:val="24"/>
+              </w:rPr>
+              <w:t>Безопасность и политика данных</w:t>
+            </w:r>
+          </w:p>
+        </w:tc>
+        <w:tc>
+          <w:tcPr>
+            <w:tcW w:w="1413" w:type="dxa"/>
+            <w:vAlign w:val="center"/>
+          </w:tcPr>
+          <w:p>
+            <w:pPr>
+              <w:pStyle w:val="Compact"/>
+              <w:spacing w:before="0" w:after="0" w:line="280" w:lineRule="exact"/>
+              <w:jc w:val="center"/>
+            </w:pPr>
+            <w:r>
+              <w:rPr>
+                <w:sz w:val="24"/>
+              </w:rPr>
+              <w:t>70</w:t>
+            </w:r>
+          </w:p>
+        </w:tc>
+        <w:tc>
+          <w:tcPr>
+            <w:tcW w:w="1932" w:type="dxa"/>
+            <w:vAlign w:val="center"/>
+          </w:tcPr>
+          <w:p>
+            <w:pPr>
+              <w:pStyle w:val="Compact"/>
+              <w:spacing w:before="0" w:after="0" w:line="280" w:lineRule="exact"/>
+              <w:jc w:val="center"/>
+            </w:pPr>
+            <w:r>
+              <w:rPr>
+                <w:i/>
+                <w:sz w:val="24"/>
+              </w:rPr>
+              <w:t>P2</w:t>
+            </w:r>
+            <w:r>
+              <w:rPr>
+                <w:sz w:val="24"/>
+              </w:rPr>
+              <w:t xml:space="preserve"> - следующий выпуск</w:t>
+            </w:r>
+          </w:p>
+        </w:tc>
+        <w:tc>
+          <w:tcPr>
+            <w:tcW w:w="2004" w:type="dxa"/>
+            <w:vAlign w:val="center"/>
+          </w:tcPr>
+          <w:p>
+            <w:pPr>
+              <w:pStyle w:val="Compact"/>
+              <w:spacing w:before="0" w:after="0" w:line="280" w:lineRule="exact"/>
+              <w:jc w:val="center"/>
+            </w:pPr>
+            <w:r>
+              <w:rPr>
+                <w:sz w:val="24"/>
+              </w:rPr>
+              <w:t>Включить в первую версию</w:t>
+            </w:r>
+          </w:p>
+        </w:tc>
+      </w:tr>
+      <w:tr>
+        <w:trPr>
+          <w:cantSplit/>
+          <w:jc w:val="center"/>
+        </w:trPr>
+        <w:tc>
+          <w:tcPr>
+            <w:tcW w:w="839" w:type="dxa"/>
+            <w:vAlign w:val="center"/>
+          </w:tcPr>
+          <w:p>
+            <w:pPr>
+              <w:pStyle w:val="Compact"/>
+              <w:spacing w:before="0" w:after="0" w:line="280" w:lineRule="exact"/>
+              <w:jc w:val="center"/>
+            </w:pPr>
+            <w:r>
+              <w:rPr>
+                <w:i/>
+                <w:sz w:val="24"/>
+              </w:rPr>
+              <w:t>U-010</w:t>
+            </w:r>
+          </w:p>
+        </w:tc>
+        <w:tc>
+          <w:tcPr>
+            <w:tcW w:w="3166" w:type="dxa"/>
+            <w:vAlign w:val="center"/>
+          </w:tcPr>
+          <w:p>
+            <w:pPr>
+              <w:pStyle w:val="Compact"/>
+              <w:spacing w:before="0" w:after="0" w:line="280" w:lineRule="exact"/>
+              <w:jc w:val="center"/>
+            </w:pPr>
+            <w:r>
+              <w:rPr>
+                <w:sz w:val="24"/>
+              </w:rPr>
+              <w:t>Настройки аккаунта и удаление данных</w:t>
+            </w:r>
+          </w:p>
+        </w:tc>
+        <w:tc>
+          <w:tcPr>
+            <w:tcW w:w="1413" w:type="dxa"/>
+            <w:vAlign w:val="center"/>
+          </w:tcPr>
+          <w:p>
+            <w:pPr>
+              <w:pStyle w:val="Compact"/>
+              <w:spacing w:before="0" w:after="0" w:line="280" w:lineRule="exact"/>
+              <w:jc w:val="center"/>
+            </w:pPr>
+            <w:r>
+              <w:rPr>
+                <w:sz w:val="24"/>
+              </w:rPr>
+              <w:t>50</w:t>
+            </w:r>
+          </w:p>
+        </w:tc>
+        <w:tc>
+          <w:tcPr>
+            <w:tcW w:w="1932" w:type="dxa"/>
+            <w:vAlign w:val="center"/>
+          </w:tcPr>
+          <w:p>
+            <w:pPr>
+              <w:pStyle w:val="Compact"/>
+              <w:spacing w:before="0" w:after="0" w:line="280" w:lineRule="exact"/>
+              <w:jc w:val="center"/>
+            </w:pPr>
+            <w:r>
+              <w:rPr>
+                <w:i/>
+                <w:sz w:val="24"/>
+              </w:rPr>
+              <w:t>P3</w:t>
+            </w:r>
+            <w:r>
+              <w:rPr>
+                <w:sz w:val="24"/>
+              </w:rPr>
+              <w:t xml:space="preserve"> - можно отложить</w:t>
+            </w:r>
+          </w:p>
+        </w:tc>
+        <w:tc>
+          <w:tcPr>
+            <w:tcW w:w="2004" w:type="dxa"/>
+            <w:vAlign w:val="center"/>
+          </w:tcPr>
+          <w:p>
+            <w:pPr>
+              <w:pStyle w:val="Compact"/>
+              <w:spacing w:before="0" w:after="0" w:line="280" w:lineRule="exact"/>
+              <w:jc w:val="center"/>
+            </w:pPr>
+            <w:r>
+              <w:rPr>
+                <w:sz w:val="24"/>
+              </w:rPr>
+              <w:t>Включить в первую версию</w:t>
+            </w:r>
+          </w:p>
+        </w:tc>
+      </w:tr>
+      <w:tr>
+        <w:trPr>
+          <w:cantSplit/>
+          <w:jc w:val="center"/>
+        </w:trPr>
+        <w:tc>
+          <w:tcPr>
+            <w:tcW w:w="839" w:type="dxa"/>
+            <w:vAlign w:val="center"/>
+          </w:tcPr>
+          <w:p>
+            <w:pPr>
+              <w:pStyle w:val="Compact"/>
+              <w:spacing w:before="0" w:after="0" w:line="280" w:lineRule="exact"/>
+              <w:jc w:val="center"/>
+            </w:pPr>
+            <w:r>
+              <w:rPr>
+                <w:i/>
+                <w:sz w:val="24"/>
+              </w:rPr>
+              <w:t>U-011</w:t>
+            </w:r>
+          </w:p>
+        </w:tc>
+        <w:tc>
+          <w:tcPr>
+            <w:tcW w:w="3166" w:type="dxa"/>
+            <w:vAlign w:val="center"/>
+          </w:tcPr>
+          <w:p>
+            <w:pPr>
+              <w:pStyle w:val="Compact"/>
+              <w:spacing w:before="0" w:after="0" w:line="280" w:lineRule="exact"/>
+              <w:jc w:val="center"/>
+            </w:pPr>
+            <w:r>
+              <w:rPr>
+                <w:sz w:val="24"/>
+              </w:rPr>
+              <w:t>Личный кабинет: история проверок</w:t>
+            </w:r>
+          </w:p>
+        </w:tc>
+        <w:tc>
+          <w:tcPr>
+            <w:tcW w:w="1413" w:type="dxa"/>
+            <w:vAlign w:val="center"/>
+          </w:tcPr>
+          <w:p>
+            <w:pPr>
+              <w:pStyle w:val="Compact"/>
+              <w:spacing w:before="0" w:after="0" w:line="280" w:lineRule="exact"/>
+              <w:jc w:val="center"/>
+            </w:pPr>
+            <w:r>
+              <w:rPr>
+                <w:sz w:val="24"/>
+              </w:rPr>
+              <w:t>53</w:t>
+            </w:r>
+          </w:p>
+        </w:tc>
+        <w:tc>
+          <w:tcPr>
+            <w:tcW w:w="1932" w:type="dxa"/>
+            <w:vAlign w:val="center"/>
+          </w:tcPr>
+          <w:p>
+            <w:pPr>
+              <w:pStyle w:val="Compact"/>
+              <w:spacing w:before="0" w:after="0" w:line="280" w:lineRule="exact"/>
+              <w:jc w:val="center"/>
+            </w:pPr>
+            <w:r>
+              <w:rPr>
+                <w:i/>
+                <w:sz w:val="24"/>
+              </w:rPr>
+              <w:t>P3</w:t>
+            </w:r>
+            <w:r>
+              <w:rPr>
+                <w:sz w:val="24"/>
+              </w:rPr>
+              <w:t xml:space="preserve"> - можно отложить</w:t>
+            </w:r>
+          </w:p>
+        </w:tc>
+        <w:tc>
+          <w:tcPr>
+            <w:tcW w:w="2004" w:type="dxa"/>
+            <w:vAlign w:val="center"/>
+          </w:tcPr>
+          <w:p>
+            <w:pPr>
+              <w:pStyle w:val="Compact"/>
+              <w:spacing w:before="0" w:after="0" w:line="280" w:lineRule="exact"/>
+              <w:jc w:val="center"/>
+            </w:pPr>
+            <w:r>
+              <w:rPr>
+                <w:sz w:val="24"/>
+              </w:rPr>
+              <w:t>Отложить</w:t>
+            </w:r>
+          </w:p>
+        </w:tc>
+      </w:tr>
+      <w:tr>
+        <w:trPr>
+          <w:cantSplit/>
+          <w:jc w:val="center"/>
+        </w:trPr>
+        <w:tc>
+          <w:tcPr>
+            <w:tcW w:w="839" w:type="dxa"/>
+            <w:vAlign w:val="center"/>
+          </w:tcPr>
+          <w:p>
+            <w:pPr>
+              <w:pStyle w:val="Compact"/>
+              <w:spacing w:before="0" w:after="0" w:line="280" w:lineRule="exact"/>
+              <w:jc w:val="center"/>
+            </w:pPr>
+            <w:r>
+              <w:rPr>
+                <w:i/>
+                <w:sz w:val="24"/>
+              </w:rPr>
+              <w:t>U-012</w:t>
+            </w:r>
+          </w:p>
+        </w:tc>
+        <w:tc>
+          <w:tcPr>
+            <w:tcW w:w="3166" w:type="dxa"/>
+            <w:vAlign w:val="center"/>
+          </w:tcPr>
+          <w:p>
+            <w:pPr>
+              <w:pStyle w:val="Compact"/>
+              <w:spacing w:before="0" w:after="0" w:line="280" w:lineRule="exact"/>
+              <w:jc w:val="center"/>
+            </w:pPr>
+            <w:r>
+              <w:rPr>
+                <w:sz w:val="24"/>
+              </w:rPr>
+              <w:t xml:space="preserve">Надстройка </w:t>
+            </w:r>
+            <w:r>
+              <w:rPr>
+                <w:i/>
+                <w:sz w:val="24"/>
+              </w:rPr>
+              <w:t>Excel</w:t>
+            </w:r>
+            <w:r>
+              <w:rPr>
+                <w:sz w:val="24"/>
+              </w:rPr>
+              <w:t>: панель проверки</w:t>
+            </w:r>
+          </w:p>
+        </w:tc>
+        <w:tc>
+          <w:tcPr>
+            <w:tcW w:w="1413" w:type="dxa"/>
+            <w:vAlign w:val="center"/>
+          </w:tcPr>
+          <w:p>
+            <w:pPr>
+              <w:pStyle w:val="Compact"/>
+              <w:spacing w:before="0" w:after="0" w:line="280" w:lineRule="exact"/>
+              <w:jc w:val="center"/>
+            </w:pPr>
+            <w:r>
+              <w:rPr>
+                <w:sz w:val="24"/>
+              </w:rPr>
+              <w:t>68</w:t>
+            </w:r>
+          </w:p>
+        </w:tc>
+        <w:tc>
+          <w:tcPr>
+            <w:tcW w:w="1932" w:type="dxa"/>
+            <w:vAlign w:val="center"/>
+          </w:tcPr>
+          <w:p>
+            <w:pPr>
+              <w:pStyle w:val="Compact"/>
+              <w:spacing w:before="0" w:after="0" w:line="280" w:lineRule="exact"/>
+              <w:jc w:val="center"/>
+            </w:pPr>
+            <w:r>
+              <w:rPr>
+                <w:i/>
+                <w:sz w:val="24"/>
+              </w:rPr>
+              <w:t>P2</w:t>
+            </w:r>
+            <w:r>
+              <w:rPr>
+                <w:sz w:val="24"/>
+              </w:rPr>
+              <w:t xml:space="preserve"> - следующий выпуск</w:t>
+            </w:r>
+          </w:p>
+        </w:tc>
+        <w:tc>
+          <w:tcPr>
+            <w:tcW w:w="2004" w:type="dxa"/>
+            <w:vAlign w:val="center"/>
+          </w:tcPr>
+          <w:p>
+            <w:pPr>
+              <w:pStyle w:val="Compact"/>
+              <w:spacing w:before="0" w:after="0" w:line="280" w:lineRule="exact"/>
+              <w:jc w:val="center"/>
+            </w:pPr>
+            <w:r>
+              <w:rPr>
+                <w:sz w:val="24"/>
+              </w:rPr>
+              <w:t>Отложить</w:t>
+            </w:r>
+          </w:p>
+        </w:tc>
+      </w:tr>
+      <w:tr>
+        <w:trPr>
+          <w:cantSplit/>
+          <w:jc w:val="center"/>
+        </w:trPr>
+        <w:tc>
+          <w:tcPr>
+            <w:tcW w:w="839" w:type="dxa"/>
+            <w:vAlign w:val="center"/>
+          </w:tcPr>
+          <w:p>
+            <w:pPr>
+              <w:pStyle w:val="Compact"/>
+              <w:spacing w:before="0" w:after="0" w:line="280" w:lineRule="exact"/>
+              <w:jc w:val="center"/>
+            </w:pPr>
+            <w:r>
+              <w:rPr>
+                <w:i/>
+                <w:sz w:val="24"/>
+              </w:rPr>
+              <w:t>U-016</w:t>
+            </w:r>
+          </w:p>
+        </w:tc>
+        <w:tc>
+          <w:tcPr>
+            <w:tcW w:w="3166" w:type="dxa"/>
+            <w:vAlign w:val="center"/>
+          </w:tcPr>
+          <w:p>
+            <w:pPr>
+              <w:pStyle w:val="Compact"/>
+              <w:spacing w:before="0" w:after="0" w:line="280" w:lineRule="exact"/>
+              <w:jc w:val="center"/>
+            </w:pPr>
+            <w:r>
+              <w:rPr>
+                <w:sz w:val="24"/>
+              </w:rPr>
+              <w:t>Команда: места и роли</w:t>
+            </w:r>
+          </w:p>
+        </w:tc>
+        <w:tc>
+          <w:tcPr>
+            <w:tcW w:w="1413" w:type="dxa"/>
+            <w:vAlign w:val="center"/>
+          </w:tcPr>
+          <w:p>
+            <w:pPr>
+              <w:pStyle w:val="Compact"/>
+              <w:spacing w:before="0" w:after="0" w:line="280" w:lineRule="exact"/>
+              <w:jc w:val="center"/>
+            </w:pPr>
+            <w:r>
+              <w:rPr>
+                <w:sz w:val="24"/>
+              </w:rPr>
+              <w:t>53</w:t>
+            </w:r>
+          </w:p>
+        </w:tc>
+        <w:tc>
+          <w:tcPr>
+            <w:tcW w:w="1932" w:type="dxa"/>
+            <w:vAlign w:val="center"/>
+          </w:tcPr>
+          <w:p>
+            <w:pPr>
+              <w:pStyle w:val="Compact"/>
+              <w:spacing w:before="0" w:after="0" w:line="280" w:lineRule="exact"/>
+              <w:jc w:val="center"/>
+            </w:pPr>
+            <w:r>
+              <w:rPr>
+                <w:i/>
+                <w:sz w:val="24"/>
+              </w:rPr>
+              <w:t>P3</w:t>
+            </w:r>
+            <w:r>
+              <w:rPr>
+                <w:sz w:val="24"/>
+              </w:rPr>
+              <w:t xml:space="preserve"> - можно отложить</w:t>
+            </w:r>
+          </w:p>
+        </w:tc>
+        <w:tc>
+          <w:tcPr>
+            <w:tcW w:w="2004" w:type="dxa"/>
+            <w:vAlign w:val="center"/>
+          </w:tcPr>
+          <w:p>
+            <w:pPr>
+              <w:pStyle w:val="Compact"/>
+              <w:spacing w:before="0" w:after="0" w:line="280" w:lineRule="exact"/>
+              <w:jc w:val="center"/>
+            </w:pPr>
+            <w:r>
+              <w:rPr>
+                <w:sz w:val="24"/>
+              </w:rPr>
+              <w:t>Отложить</w:t>
+            </w:r>
+          </w:p>
+        </w:tc>
+      </w:tr>
+      <w:tr>
+        <w:trPr>
+          <w:cantSplit/>
+          <w:jc w:val="center"/>
+        </w:trPr>
+        <w:tc>
+          <w:tcPr>
+            <w:tcW w:w="839" w:type="dxa"/>
+            <w:vAlign w:val="center"/>
+          </w:tcPr>
+          <w:p>
+            <w:pPr>
+              <w:pStyle w:val="Compact"/>
+              <w:spacing w:before="0" w:after="0" w:line="280" w:lineRule="exact"/>
+              <w:jc w:val="center"/>
+            </w:pPr>
+            <w:r>
+              <w:rPr>
+                <w:i/>
+                <w:sz w:val="24"/>
+              </w:rPr>
+              <w:t>U-017</w:t>
+            </w:r>
+          </w:p>
+        </w:tc>
+        <w:tc>
+          <w:tcPr>
+            <w:tcW w:w="3166" w:type="dxa"/>
+            <w:vAlign w:val="center"/>
+          </w:tcPr>
+          <w:p>
+            <w:pPr>
+              <w:pStyle w:val="Compact"/>
+              <w:spacing w:before="0" w:after="0" w:line="280" w:lineRule="exact"/>
+              <w:jc w:val="center"/>
+            </w:pPr>
+            <w:r>
+              <w:rPr>
+                <w:sz w:val="24"/>
+              </w:rPr>
+              <w:t>Документация и справка</w:t>
+            </w:r>
+          </w:p>
+        </w:tc>
+        <w:tc>
+          <w:tcPr>
+            <w:tcW w:w="1413" w:type="dxa"/>
+            <w:vAlign w:val="center"/>
+          </w:tcPr>
+          <w:p>
+            <w:pPr>
+              <w:pStyle w:val="Compact"/>
+              <w:spacing w:before="0" w:after="0" w:line="280" w:lineRule="exact"/>
+              <w:jc w:val="center"/>
+            </w:pPr>
+            <w:r>
+              <w:rPr>
+                <w:sz w:val="24"/>
+              </w:rPr>
+              <w:t>53</w:t>
+            </w:r>
+          </w:p>
+        </w:tc>
+        <w:tc>
+          <w:tcPr>
+            <w:tcW w:w="1932" w:type="dxa"/>
+            <w:vAlign w:val="center"/>
+          </w:tcPr>
+          <w:p>
+            <w:pPr>
+              <w:pStyle w:val="Compact"/>
+              <w:spacing w:before="0" w:after="0" w:line="280" w:lineRule="exact"/>
+              <w:jc w:val="center"/>
+            </w:pPr>
+            <w:r>
+              <w:rPr>
+                <w:i/>
+                <w:sz w:val="24"/>
+              </w:rPr>
+              <w:t>P3</w:t>
+            </w:r>
+            <w:r>
+              <w:rPr>
+                <w:sz w:val="24"/>
+              </w:rPr>
+              <w:t xml:space="preserve"> - можно отложить</w:t>
+            </w:r>
+          </w:p>
+        </w:tc>
+        <w:tc>
+          <w:tcPr>
+            <w:tcW w:w="2004" w:type="dxa"/>
+            <w:vAlign w:val="center"/>
+          </w:tcPr>
+          <w:p>
+            <w:pPr>
+              <w:pStyle w:val="Compact"/>
+              <w:spacing w:before="0" w:after="0" w:line="280" w:lineRule="exact"/>
+              <w:jc w:val="center"/>
+            </w:pPr>
+            <w:r>
+              <w:rPr>
+                <w:sz w:val="24"/>
+              </w:rPr>
+              <w:t>Включить в первую версию</w:t>
+            </w:r>
+          </w:p>
+        </w:tc>
+      </w:tr>
+    </w:tbl>
+    <w:p>
+      <w:pPr>
+        <w:pStyle w:val="FirstParagraph"/>
+        <w:spacing w:before="0" w:after="0" w:line="360" w:lineRule="exact"/>
+        <w:ind w:firstLine="709"/>
+        <w:jc w:val="both"/>
+      </w:pPr>
+      <w:r>
+        <w:rPr>
+          <w:sz w:val="28"/>
+        </w:rPr>
+        <w:t xml:space="preserve">Каждая единица имеет паспорт, состояния (нормальное, пустое, загрузка, ошибки, успех) и сообщения; покрытие сценариев экранами - 80 %. Класс </w:t>
+      </w:r>
+      <w:r>
+        <w:rPr>
+          <w:i/>
+          <w:sz w:val="28"/>
+        </w:rPr>
+        <w:t>P1-P3</w:t>
+      </w:r>
+      <w:r>
+        <w:rPr>
+          <w:sz w:val="28"/>
+        </w:rPr>
+        <w:t xml:space="preserve"> задан итоговым баллом, а решение о включении принято отдельно: в первую версию входят 11 единиц (</w:t>
+      </w:r>
+      <w:r>
+        <w:rPr>
+          <w:i/>
+          <w:sz w:val="28"/>
+        </w:rPr>
+        <w:t>U-001</w:t>
+      </w:r>
+      <w:r>
+        <w:rPr>
+          <w:sz w:val="28"/>
+        </w:rPr>
+        <w:t>…</w:t>
+      </w:r>
+      <w:r>
+        <w:rPr>
+          <w:i/>
+          <w:sz w:val="28"/>
+        </w:rPr>
+        <w:t>U-010</w:t>
+      </w:r>
+      <w:r>
+        <w:rPr>
+          <w:sz w:val="28"/>
+        </w:rPr>
+        <w:t xml:space="preserve"> </w:t>
+      </w:r>
+      <w:r>
+        <w:rPr>
+          <w:sz w:val="28"/>
+        </w:rPr>
+        <w:t xml:space="preserve">и </w:t>
+      </w:r>
+      <w:r>
+        <w:rPr>
+          <w:i/>
+          <w:sz w:val="28"/>
+        </w:rPr>
+        <w:t>U-017</w:t>
+      </w:r>
+      <w:r>
+        <w:rPr>
+          <w:sz w:val="28"/>
+        </w:rPr>
+        <w:t xml:space="preserve">), отложены </w:t>
+      </w:r>
+      <w:r>
+        <w:rPr>
+          <w:i/>
+          <w:sz w:val="28"/>
+        </w:rPr>
+        <w:t>U-011</w:t>
+      </w:r>
+      <w:r>
+        <w:rPr>
+          <w:sz w:val="28"/>
+        </w:rPr>
+        <w:t xml:space="preserve">, </w:t>
+      </w:r>
+      <w:r>
+        <w:rPr>
+          <w:i/>
+          <w:sz w:val="28"/>
+        </w:rPr>
+        <w:t>U-012</w:t>
+      </w:r>
+      <w:r>
+        <w:rPr>
+          <w:sz w:val="28"/>
+        </w:rPr>
+        <w:t xml:space="preserve"> и </w:t>
+      </w:r>
+      <w:r>
+        <w:rPr>
+          <w:i/>
+          <w:sz w:val="28"/>
+        </w:rPr>
+        <w:t>U-016</w:t>
+      </w:r>
+      <w:r>
+        <w:rPr>
+          <w:sz w:val="28"/>
+        </w:rPr>
+        <w:t xml:space="preserve">. Нефункциональные требования ТЗ: проверка файла до 100 тысяч ячеек быстрее 60 с, </w:t>
+      </w:r>
+      <w:r>
+        <w:rPr>
+          <w:i/>
+          <w:sz w:val="28"/>
+        </w:rPr>
         <w:t>precision</w:t>
       </w:r>
       <w:r>
         <w:rPr>
           <w:sz w:val="28"/>
         </w:rPr>
-        <w:t xml:space="preserve"> критичных находок не ниже 90 %,</w:t>
-      </w:r>
-      <w:r>
-        <w:rPr>
-          <w:sz w:val="28"/>
-        </w:rPr>
-        <w:t xml:space="preserve"> соответствие </w:t>
+        <w:t xml:space="preserve"> критичных находок не ниже 90 %, соответствие </w:t>
       </w:r>
       <w:r>
         <w:rPr>
@@ -9970,6 +11819,33 @@
           <w:sz w:val="28"/>
         </w:rPr>
         <w:t>, адаптивность интерфейса.</w:t>
+      </w:r>
+    </w:p>
+    <w:p>
+      <w:pPr>
+        <w:pStyle w:val="a0"/>
+        <w:spacing w:before="0" w:after="0" w:line="360" w:lineRule="exact"/>
+        <w:ind w:firstLine="709"/>
+        <w:jc w:val="both"/>
+      </w:pPr>
+      <w:r>
+        <w:rPr>
+          <w:sz w:val="28"/>
+        </w:rPr>
+        <w:t>Вывод: техническое задание п</w:t>
+      </w:r>
+      <w:r>
+        <w:rPr>
+          <w:sz w:val="28"/>
+        </w:rPr>
+        <w:t xml:space="preserve">ервого релиза достаточно детально для начала разработки: у каждой единицы есть паспорт, состояния и сообщения; </w:t>
+      </w:r>
+      <w:r>
+        <w:rPr>
+          <w:sz w:val="28"/>
+        </w:rPr>
+        <w:lastRenderedPageBreak/>
+        <w:t>сценарии, не покрытые экранами (20 %), нужно либо закрыть до утверждения задания, либо перенести в следующие релизы.</w:t>
       </w:r>
     </w:p>
     <w:p>
@@ -9980,7 +11856,7 @@
         <w:ind w:firstLine="709"/>
       </w:pPr>
       <w:bookmarkStart w:id="22" w:name="_fc51781abcc4857bf621eab6b8861ea54729fed"/>
-      <w:bookmarkStart w:id="23" w:name="_Toc242030946"/>
+      <w:bookmarkStart w:id="23" w:name="_Toc242032815"/>
       <w:bookmarkEnd w:id="20"/>
       <w:r>
         <w:rPr>
@@ -9988,7 +11864,14 @@
           <w:sz w:val="28"/>
         </w:rPr>
         <w:lastRenderedPageBreak/>
-        <w:t>12 ДЕЛЕНИЕ РАЗРАБОТКИ НА РЕЛИЗЫ</w:t>
+        <w:t>12 ДЕЛЕНИЕ РАЗРАБОТКИ НА РЕЛ</w:t>
+      </w:r>
+      <w:r>
+        <w:rPr>
+          <w:b/>
+          <w:sz w:val="28"/>
+        </w:rPr>
+        <w:t>ИЗЫ</w:t>
       </w:r>
       <w:bookmarkEnd w:id="23"/>
     </w:p>
@@ -10003,7 +11886,7 @@
         <w:rPr>
           <w:sz w:val="28"/>
         </w:rPr>
-        <w:t>В таблице 11 представлено: релизный план.</w:t>
+        <w:t>В таблице 12 представлено: релизный план.</w:t>
       </w:r>
     </w:p>
     <w:p>
@@ -10016,7 +11899,7 @@
         <w:rPr>
           <w:sz w:val="28"/>
         </w:rPr>
-        <w:t>Таблица 11 – Релизный план</w:t>
+        <w:t>Таблица 12 – Релизный план</w:t>
       </w:r>
     </w:p>
     <w:tbl>
@@ -10242,20 +12125,7 @@
               <w:rPr>
                 <w:sz w:val="24"/>
               </w:rPr>
-              <w:t>запуск платных тарифов и измерение конверсий; история проверок и экспорт отчета - кандидаты по результат</w:t>
-            </w:r>
-            <w:r>
-              <w:rPr>
-                <w:sz w:val="24"/>
-              </w:rPr>
-              <w:t xml:space="preserve">ам </w:t>
-            </w:r>
-            <w:r>
-              <w:rPr>
-                <w:i/>
-                <w:sz w:val="24"/>
-              </w:rPr>
-              <w:t>MVP</w:t>
+              <w:t>открытая бета с оплатой; кандидаты после проверки спроса: история проверок, экспорт отчета</w:t>
             </w:r>
           </w:p>
         </w:tc>
@@ -10344,20 +12214,7 @@
               <w:rPr>
                 <w:sz w:val="24"/>
               </w:rPr>
-              <w:t xml:space="preserve"> (</w:t>
-            </w:r>
-            <w:r>
-              <w:rPr>
-                <w:i/>
-                <w:sz w:val="24"/>
-              </w:rPr>
-              <w:t>U-012</w:t>
-            </w:r>
-            <w:r>
-              <w:rPr>
-                <w:sz w:val="24"/>
-              </w:rPr>
-              <w:t xml:space="preserve">), листинг </w:t>
+              <w:t xml:space="preserve">, листинг </w:t>
             </w:r>
             <w:r>
               <w:rPr>
@@ -10370,20 +12227,7 @@
               <w:rPr>
                 <w:sz w:val="24"/>
               </w:rPr>
-              <w:t xml:space="preserve"> (</w:t>
-            </w:r>
-            <w:r>
-              <w:rPr>
-                <w:i/>
-                <w:sz w:val="24"/>
-              </w:rPr>
-              <w:t>U-019</w:t>
-            </w:r>
-            <w:r>
-              <w:rPr>
-                <w:sz w:val="24"/>
-              </w:rPr>
-              <w:t xml:space="preserve">); </w:t>
+              <w:t xml:space="preserve">; кандидат после проверки спроса: </w:t>
             </w:r>
             <w:r>
               <w:rPr>
@@ -10396,7 +12240,7 @@
               <w:rPr>
                 <w:sz w:val="24"/>
               </w:rPr>
-              <w:t>-пояснения - кандидат</w:t>
+              <w:t>-пояснения</w:t>
             </w:r>
           </w:p>
         </w:tc>
@@ -10457,12 +12301,6 @@
             </w:pPr>
             <w:r>
               <w:rPr>
-                <w:sz w:val="24"/>
-              </w:rPr>
-              <w:t xml:space="preserve">командное пространство </w:t>
-            </w:r>
-            <w:r>
-              <w:rPr>
                 <w:i/>
                 <w:sz w:val="24"/>
               </w:rPr>
@@ -10472,20 +12310,13 @@
               <w:rPr>
                 <w:sz w:val="24"/>
               </w:rPr>
-              <w:t xml:space="preserve"> (</w:t>
-            </w:r>
-            <w:r>
-              <w:rPr>
-                <w:i/>
-                <w:sz w:val="24"/>
-              </w:rPr>
-              <w:t>U-016</w:t>
-            </w:r>
-            <w:r>
-              <w:rPr>
-                <w:sz w:val="24"/>
-              </w:rPr>
-              <w:t>); сравнение версий и шаблоны правил - кандидаты</w:t>
+              <w:t xml:space="preserve">; сравнение версий и </w:t>
+            </w:r>
+            <w:r>
+              <w:rPr>
+                <w:sz w:val="24"/>
+              </w:rPr>
+              <w:t>шаблоны правил - после проверки спроса</w:t>
             </w:r>
           </w:p>
         </w:tc>
@@ -10516,13 +12347,7 @@
         <w:rPr>
           <w:sz w:val="28"/>
         </w:rPr>
-        <w:t>На рисунке 3 показано: дорожная карта релизов</w:t>
-      </w:r>
-      <w:r>
-        <w:rPr>
-          <w:sz w:val="28"/>
-        </w:rPr>
-        <w:t xml:space="preserve"> </w:t>
+        <w:t xml:space="preserve">На рисунке 3 показано: дорожная карта релизов </w:t>
       </w:r>
       <w:r>
         <w:rPr>
@@ -10551,7 +12376,7 @@
           <w:sz w:val="28"/>
         </w:rPr>
         <w:drawing>
-          <wp:inline distT="0" distB="0" distL="0" distR="0" wp14:anchorId="4ADFA850" wp14:editId="0148D324">
+          <wp:inline distT="0" distB="0" distL="0" distR="0" wp14:anchorId="7387DFFE" wp14:editId="3EA8F67B">
             <wp:extent cx="5334000" cy="2536902"/>
             <wp:effectExtent l="0" t="0" r="0" b="0"/>
             <wp:docPr id="27" name="Picture"/>
@@ -10629,13 +12454,39 @@
     </w:p>
     <w:p>
       <w:pPr>
+        <w:pStyle w:val="a0"/>
+        <w:spacing w:before="0" w:after="0" w:line="360" w:lineRule="exact"/>
+        <w:ind w:firstLine="709"/>
+        <w:jc w:val="both"/>
+      </w:pPr>
+      <w:r>
+        <w:rPr>
+          <w:sz w:val="28"/>
+        </w:rPr>
+        <w:t>Вывод: дел</w:t>
+      </w:r>
+      <w:r>
+        <w:rPr>
+          <w:sz w:val="28"/>
+        </w:rPr>
+        <w:t>ение на релизы позволяет выйти на рынок 31.03.2027 с 11 единицами из 24 и сохранить ценностное предложение; главное ограничение - узкое окно платной беты (01.06-30.09.2027), поэтому переход между релизами нужно связывать с контрольными метриками, а не с да</w:t>
+      </w:r>
+      <w:r>
+        <w:rPr>
+          <w:sz w:val="28"/>
+        </w:rPr>
+        <w:t>тами.</w:t>
+      </w:r>
+    </w:p>
+    <w:p>
+      <w:pPr>
         <w:pStyle w:val="1"/>
         <w:pageBreakBefore/>
         <w:spacing w:before="0" w:after="360" w:line="360" w:lineRule="exact"/>
         <w:ind w:firstLine="709"/>
       </w:pPr>
       <w:bookmarkStart w:id="24" w:name="_3cbac706be9fcf271e7c81612a5c58063188b2f"/>
-      <w:bookmarkStart w:id="25" w:name="_Toc242030947"/>
+      <w:bookmarkStart w:id="25" w:name="_Toc242032816"/>
       <w:bookmarkEnd w:id="22"/>
       <w:r>
         <w:rPr>
@@ -10658,7 +12509,7 @@
         <w:rPr>
           <w:sz w:val="28"/>
         </w:rPr>
-        <w:t>В таблице 12 представлено: критерии решения о старте.</w:t>
+        <w:t>В таблице 13 представлено: критерии решения о старте.</w:t>
       </w:r>
     </w:p>
     <w:p>
@@ -10671,13 +12522,7 @@
         <w:rPr>
           <w:sz w:val="28"/>
         </w:rPr>
-        <w:t>Таблица 12 – Критерии р</w:t>
-      </w:r>
-      <w:r>
-        <w:rPr>
-          <w:sz w:val="28"/>
-        </w:rPr>
-        <w:t>ешения о старте</w:t>
+        <w:t>Таблица 13 – Критерии решения о старте</w:t>
       </w:r>
     </w:p>
     <w:tbl>
@@ -11076,13 +12921,7 @@
               <w:rPr>
                 <w:sz w:val="24"/>
               </w:rPr>
-              <w:t>Конкурен</w:t>
-            </w:r>
-            <w:r>
-              <w:rPr>
-                <w:sz w:val="24"/>
-              </w:rPr>
-              <w:t>тный пробел найден</w:t>
+              <w:t>Конкурентный пробел найден</w:t>
             </w:r>
           </w:p>
         </w:tc>
@@ -11101,7 +12940,13 @@
               <w:rPr>
                 <w:sz w:val="24"/>
               </w:rPr>
-              <w:t>Отличие, не сводимое к копированию</w:t>
+              <w:t>Отличие, не сводимое к ко</w:t>
+            </w:r>
+            <w:r>
+              <w:rPr>
+                <w:sz w:val="24"/>
+              </w:rPr>
+              <w:t>пированию</w:t>
             </w:r>
           </w:p>
         </w:tc>
@@ -11544,7 +13389,7 @@
         <w:rPr>
           <w:sz w:val="28"/>
         </w:rPr>
-        <w:t>В таблице 13 представлено: размер и границы старта.</w:t>
+        <w:t>В таблице 14 представлено: размер и границы старта.</w:t>
       </w:r>
     </w:p>
     <w:p>
@@ -11557,7 +13402,7 @@
         <w:rPr>
           <w:sz w:val="28"/>
         </w:rPr>
-        <w:t>Таблица 13 – Размер и границы старта</w:t>
+        <w:t>Таблица 14 – Размер и границы старта</w:t>
       </w:r>
     </w:p>
     <w:tbl>
@@ -12044,7 +13889,14 @@
                 <w:i/>
                 <w:sz w:val="24"/>
               </w:rPr>
-              <w:t>ISO</w:t>
+              <w:t>I</w:t>
+            </w:r>
+            <w:r>
+              <w:rPr>
+                <w:i/>
+                <w:sz w:val="24"/>
+              </w:rPr>
+              <w:t>SO</w:t>
             </w:r>
             <w:r>
               <w:rPr>
@@ -12140,13 +13992,13 @@
               <w:rPr>
                 <w:sz w:val="24"/>
               </w:rPr>
-              <w:t xml:space="preserve"> не ниже 90 %, аудит 100 тыс. ячеек быстрее 60 с, конверсия в</w:t>
-            </w:r>
-            <w:r>
-              <w:rPr>
-                <w:sz w:val="24"/>
-              </w:rPr>
-              <w:t>изит - регистрация 4 %, регистрация - платящий 5 %, 300 регистраций и 50 платящих к 30.09.2027</w:t>
+              <w:t xml:space="preserve"> не ниже 90 %, аудит 100 тыс. ячеек быстрее 60 с, конверсия визит -</w:t>
+            </w:r>
+            <w:r>
+              <w:rPr>
+                <w:sz w:val="24"/>
+              </w:rPr>
+              <w:t xml:space="preserve"> регистрация 4 %, регистрация - платящий 5 %, 300 регистраций и 50 платящих к 30.09.2027</w:t>
             </w:r>
           </w:p>
         </w:tc>
@@ -12196,7 +14048,7 @@
         <w:rPr>
           <w:sz w:val="28"/>
         </w:rPr>
-        <w:t>В таблице 14 представлено: сверка ключевых рисков с картой рисков проекта (УП).</w:t>
+        <w:t>В таблице 15 представлено: сверка ключевых рисков с картой рисков проекта (УП).</w:t>
       </w:r>
     </w:p>
     <w:p>
@@ -12209,7 +14061,7 @@
         <w:rPr>
           <w:sz w:val="28"/>
         </w:rPr>
-        <w:t>Таблица 14 – Сверка ключевых рисков с картой рисков проекта (УП)</w:t>
+        <w:t>Таблица 15 – Сверка ключевых рисков с картой рисков проекта (УП)</w:t>
       </w:r>
     </w:p>
     <w:tbl>
@@ -12788,7 +14640,13 @@
               <w:rPr>
                 <w:sz w:val="24"/>
               </w:rPr>
-              <w:t xml:space="preserve"> не возникает; резерв времени на повторные подачи</w:t>
+              <w:t xml:space="preserve"> не возникает; резерв времен</w:t>
+            </w:r>
+            <w:r>
+              <w:rPr>
+                <w:sz w:val="24"/>
+              </w:rPr>
+              <w:t>и на повторные подачи</w:t>
             </w:r>
           </w:p>
         </w:tc>
@@ -12890,103 +14748,104 @@
         <w:rPr>
           <w:sz w:val="28"/>
         </w:rPr>
-        <w:t xml:space="preserve"> около 35 003 130</w:t>
-      </w:r>
-      <w:r>
-        <w:rPr>
-          <w:sz w:val="28"/>
-        </w:rPr>
-        <w:t> </w:t>
+        <w:t xml:space="preserve"> около 35,0 млн </w:t>
       </w:r>
       <w:r>
         <w:rPr>
           <w:i/>
           <w:sz w:val="28"/>
         </w:rPr>
+        <w:t>E</w:t>
+      </w:r>
+      <w:r>
+        <w:rPr>
+          <w:i/>
+          <w:sz w:val="28"/>
+        </w:rPr>
+        <w:t>UR</w:t>
+      </w:r>
+      <w:r>
+        <w:rPr>
+          <w:sz w:val="28"/>
+        </w:rPr>
+        <w:t xml:space="preserve"> в год) для проверки гипотезы; есть конкурентный пробел (доказательство вывода, прозрачная цена, отзывы); цена </w:t>
+      </w:r>
+      <w:r>
+        <w:rPr>
+          <w:i/>
+          <w:sz w:val="28"/>
+        </w:rPr>
+        <w:t>Pro</w:t>
+      </w:r>
+      <w:r>
+        <w:rPr>
+          <w:sz w:val="28"/>
+        </w:rPr>
+        <w:t xml:space="preserve"> 19 </w:t>
+      </w:r>
+      <w:r>
+        <w:rPr>
+          <w:i/>
+          <w:sz w:val="28"/>
+        </w:rPr>
         <w:t>EUR</w:t>
       </w:r>
       <w:r>
         <w:rPr>
           <w:sz w:val="28"/>
         </w:rPr>
-        <w:t xml:space="preserve"> в год) для проверки гипотезы; есть конкурентный пробел (доказательство вывода, прозрачная цена, отзывы); цена </w:t>
+        <w:t xml:space="preserve"> находится в рыночном коридоре. Ключевые риски: цель 50 платящих при базовых допущениях достигает около 19 за 4 месяца платной беты, </w:t>
+      </w:r>
+      <w:r>
+        <w:rPr>
+          <w:sz w:val="28"/>
+        </w:rPr>
+        <w:t xml:space="preserve">давление заменителей, зависимость от поиска и </w:t>
       </w:r>
       <w:r>
         <w:rPr>
           <w:i/>
           <w:sz w:val="28"/>
         </w:rPr>
-        <w:t>Pro</w:t>
-      </w:r>
-      <w:r>
-        <w:rPr>
-          <w:sz w:val="28"/>
-        </w:rPr>
-        <w:t xml:space="preserve"> 19 </w:t>
+        <w:t>AppSource</w:t>
+      </w:r>
+      <w:r>
+        <w:rPr>
+          <w:sz w:val="28"/>
+        </w:rPr>
+        <w:t xml:space="preserve">; способы снижения - дополнительные каналы (партнеры, </w:t>
       </w:r>
       <w:r>
         <w:rPr>
           <w:i/>
           <w:sz w:val="28"/>
         </w:rPr>
-        <w:t>EUR</w:t>
-      </w:r>
-      <w:r>
-        <w:rPr>
-          <w:sz w:val="28"/>
-        </w:rPr>
-        <w:t xml:space="preserve"> находится в рыночном коридоре. Ключевые риски: цель 50 платящих при базовых допущениях достигает около 19 за 4 месяца платной беты</w:t>
-      </w:r>
-      <w:r>
-        <w:rPr>
-          <w:sz w:val="28"/>
-        </w:rPr>
-        <w:t xml:space="preserve">, давление заменителей, зависимость от поиска и </w:t>
+        <w:t>AppSource</w:t>
+      </w:r>
+      <w:r>
+        <w:rPr>
+          <w:sz w:val="28"/>
+        </w:rPr>
+        <w:t xml:space="preserve">), ранние отзывы и кейсы, измерение конверсий на </w:t>
       </w:r>
       <w:r>
         <w:rPr>
           <w:i/>
           <w:sz w:val="28"/>
         </w:rPr>
-        <w:t>AppSource</w:t>
-      </w:r>
-      <w:r>
-        <w:rPr>
-          <w:sz w:val="28"/>
-        </w:rPr>
-        <w:t xml:space="preserve">; способы снижения - дополнительные каналы (партнеры, </w:t>
-      </w:r>
-      <w:r>
-        <w:rPr>
-          <w:i/>
-          <w:sz w:val="28"/>
-        </w:rPr>
-        <w:t>AppSource</w:t>
-      </w:r>
-      <w:r>
-        <w:rPr>
-          <w:sz w:val="28"/>
-        </w:rPr>
-        <w:t xml:space="preserve">), ранние отзывы и кейсы, измерение конверсий на </w:t>
-      </w:r>
-      <w:r>
-        <w:rPr>
-          <w:i/>
-          <w:sz w:val="28"/>
-        </w:rPr>
         <w:t>MVP</w:t>
       </w:r>
       <w:r>
         <w:rPr>
           <w:sz w:val="28"/>
         </w:rPr>
-        <w:t>. Таким образом, запуск целесообразен в полном объеме плана ПЗ1 с перечисленными мер</w:t>
-      </w:r>
-      <w:r>
-        <w:rPr>
-          <w:sz w:val="28"/>
-        </w:rPr>
-        <w:t>ами снижения рисков.</w:t>
+        <w:t>. Таким образом, запуск целесообразен в полном объеме плана ПЗ1 с перечисленными мерам</w:t>
+      </w:r>
+      <w:r>
+        <w:rPr>
+          <w:sz w:val="28"/>
+        </w:rPr>
+        <w:t>и снижения рисков.</w:t>
       </w:r>
     </w:p>
     <w:p>
@@ -12997,7 +14856,7 @@
         <w:jc w:val="center"/>
       </w:pPr>
       <w:bookmarkStart w:id="26" w:name="_выводы"/>
-      <w:bookmarkStart w:id="27" w:name="_Toc242030948"/>
+      <w:bookmarkStart w:id="27" w:name="_Toc242032817"/>
       <w:bookmarkEnd w:id="24"/>
       <w:r>
         <w:rPr>
@@ -13033,7 +14892,7 @@
         <w:rPr>
           <w:sz w:val="28"/>
         </w:rPr>
-        <w:t xml:space="preserve"> около 35 003 130 </w:t>
+        <w:t xml:space="preserve"> около 35,0 млн </w:t>
       </w:r>
       <w:r>
         <w:rPr>
@@ -13046,13 +14905,13 @@
         <w:rPr>
           <w:sz w:val="28"/>
         </w:rPr>
-        <w:t xml:space="preserve"> в год), конкурентный пробел найден, ценностное предложение и бизнес-модель сформулированы, первый р</w:t>
-      </w:r>
-      <w:r>
-        <w:rPr>
-          <w:sz w:val="28"/>
-        </w:rPr>
-        <w:t>елиз определен. Решение - полный старт с контрольными метриками. Главная управленческая задача - довести число платящих до цели 50 дополнительными каналами и ранней проверкой конверсий.</w:t>
+        <w:t xml:space="preserve"> в год), конкурентный пробел найден, ценностное предложение и бизнес-модель сформулированы, первый релиз</w:t>
+      </w:r>
+      <w:r>
+        <w:rPr>
+          <w:sz w:val="28"/>
+        </w:rPr>
+        <w:t xml:space="preserve"> определен. Решение - полный старт с контрольными метриками. Главная управленческая задача - довести число платящих до цели 50 дополнительными каналами и ранней проверкой конверсий.</w:t>
       </w:r>
     </w:p>
     <w:p>
@@ -13063,7 +14922,7 @@
         <w:jc w:val="center"/>
       </w:pPr>
       <w:bookmarkStart w:id="28" w:name="_274f6a444530ef90b0479dabf3d210f01e97699"/>
-      <w:bookmarkStart w:id="29" w:name="_Toc242030949"/>
+      <w:bookmarkStart w:id="29" w:name="_Toc242032818"/>
       <w:bookmarkEnd w:id="26"/>
       <w:r>
         <w:rPr>
@@ -13090,13 +14949,7 @@
         <w:rPr>
           <w:sz w:val="28"/>
         </w:rPr>
-        <w:t>Методика-шаблон итогового отчета по б</w:t>
-      </w:r>
-      <w:r>
-        <w:rPr>
-          <w:sz w:val="28"/>
-        </w:rPr>
-        <w:t>изнес-анализу; шаблон краткого резюме проекта. Методические материалы дисциплины «Электронный бизнес» к лабораторной работе № 7. – Минск : БГУИР, 2026.</w:t>
+        <w:t>Методика-шаблон итогового отчета по бизнес-анализу; шаблон краткого резюме проекта. Методические материалы дисциплины «Электронный бизнес» к лабораторной работе № 7. – Минск : БГУИР, 2026.</w:t>
       </w:r>
     </w:p>
     <w:p>
@@ -13140,7 +14993,13 @@
         <w:rPr>
           <w:sz w:val="28"/>
         </w:rPr>
-        <w:t xml:space="preserve">, сетевой график и диаграмма Ганта </w:t>
+        <w:t xml:space="preserve">, сетевой график и </w:t>
+      </w:r>
+      <w:r>
+        <w:rPr>
+          <w:sz w:val="28"/>
+        </w:rPr>
+        <w:t xml:space="preserve">диаграмма Ганта </w:t>
       </w:r>
       <w:r>
         <w:rPr>
@@ -13153,13 +15012,7 @@
         <w:rPr>
           <w:sz w:val="28"/>
         </w:rPr>
-        <w:t xml:space="preserve">: отчеты по </w:t>
-      </w:r>
-      <w:r>
-        <w:rPr>
-          <w:sz w:val="28"/>
-        </w:rPr>
-        <w:t>практическим занятиям по дисциплине «Управление проектами» / Р. В. Земляник. – Минск : БГУИР, 2026.</w:t>
+        <w:t>: отчеты по практическим занятиям по дисциплине «Управление проектами» / Р. В. Земляник. – Минск : БГУИР, 2026.</w:t>
       </w:r>
     </w:p>
     <w:p>
@@ -13177,7 +15030,13 @@
         <w:rPr>
           <w:sz w:val="28"/>
         </w:rPr>
-        <w:t>Земляник, Р. В. Отчет по лабораторной работе № 1 «Анализ поискового спроса и фиксация границ рынка» / Р. В. Земляник. – Минск : БГУИР, 2026.</w:t>
+        <w:t>Земляник, Р. В. Отчет по лабораторной работе № 1 «Анализ поискового спроса и фиксация границ рынка» / Р. В. Земляник. –</w:t>
+      </w:r>
+      <w:r>
+        <w:rPr>
+          <w:sz w:val="28"/>
+        </w:rPr>
+        <w:t xml:space="preserve"> Минск : БГУИР, 2026.</w:t>
       </w:r>
     </w:p>
     <w:p>
@@ -13195,13 +15054,7 @@
         <w:rPr>
           <w:sz w:val="28"/>
         </w:rPr>
-        <w:t>Земляник, Р. В.</w:t>
-      </w:r>
-      <w:r>
-        <w:rPr>
-          <w:sz w:val="28"/>
-        </w:rPr>
-        <w:t xml:space="preserve"> Отчеты по лабораторным работам № 2–3, № 4, № 5, № 6 по дисциплине «Электронный бизнес» / Р. В. Земляник. – Минск : БГУИР, 2026.</w:t>
+        <w:t>Земляник, Р. В. Отчеты по лабораторным работам № 2–3, № 4, № 5, № 6 по дисциплине «Электронный бизнес» / Р. В. Земляник. – Минск : БГУИР, 2026.</w:t>
       </w:r>
     </w:p>
     <w:p>
@@ -13212,7 +15065,7 @@
         <w:ind w:firstLine="709"/>
       </w:pPr>
       <w:bookmarkStart w:id="30" w:name="_d0b2864b05c1a6817d4667f0f3e4b4928a2cf70"/>
-      <w:bookmarkStart w:id="31" w:name="_Toc242030950"/>
+      <w:bookmarkStart w:id="31" w:name="_Toc242032819"/>
       <w:bookmarkEnd w:id="28"/>
       <w:r>
         <w:rPr>
@@ -13235,7 +15088,13 @@
         <w:rPr>
           <w:sz w:val="28"/>
         </w:rPr>
-        <w:t>В таблице 15 представлено: паспорт итогового отчета.</w:t>
+        <w:t>В таблице 16 представлено: паспорт ит</w:t>
+      </w:r>
+      <w:r>
+        <w:rPr>
+          <w:sz w:val="28"/>
+        </w:rPr>
+        <w:t>огового отчета.</w:t>
       </w:r>
     </w:p>
     <w:p>
@@ -13248,13 +15107,7 @@
         <w:rPr>
           <w:sz w:val="28"/>
         </w:rPr>
-        <w:t xml:space="preserve">Таблица 15 – Паспорт </w:t>
-      </w:r>
-      <w:r>
-        <w:rPr>
-          <w:sz w:val="28"/>
-        </w:rPr>
-        <w:t>итогового отчета</w:t>
+        <w:t>Таблица 16 – Паспорт итогового отчета</w:t>
       </w:r>
     </w:p>
     <w:tbl>
@@ -13688,21 +15541,20 @@
               <w:rPr>
                 <w:sz w:val="24"/>
               </w:rPr>
-              <w:t xml:space="preserve">веб-аудит и надстройка </w:t>
-            </w:r>
-            <w:r>
-              <w:rPr>
-                <w:i/>
-                <w:sz w:val="24"/>
-              </w:rPr>
-              <w:t>E</w:t>
-            </w:r>
-            <w:r>
-              <w:rPr>
-                <w:i/>
-                <w:sz w:val="24"/>
-              </w:rPr>
-              <w:t>xcel</w:t>
+              <w:t>веб-ауд</w:t>
+            </w:r>
+            <w:r>
+              <w:rPr>
+                <w:sz w:val="24"/>
+              </w:rPr>
+              <w:t xml:space="preserve">ит и надстройка </w:t>
+            </w:r>
+            <w:r>
+              <w:rPr>
+                <w:i/>
+                <w:sz w:val="24"/>
+              </w:rPr>
+              <w:t>Excel</w:t>
             </w:r>
           </w:p>
         </w:tc>
@@ -13979,7 +15831,7 @@
         <w:ind w:firstLine="709"/>
       </w:pPr>
       <w:bookmarkStart w:id="32" w:name="_57b6da660863974cb7f545bcaedf54a886793e9"/>
-      <w:bookmarkStart w:id="33" w:name="_Toc242030951"/>
+      <w:bookmarkStart w:id="33" w:name="_Toc242032820"/>
       <w:bookmarkEnd w:id="30"/>
       <w:r>
         <w:rPr>
@@ -14009,7 +15861,7 @@
         <w:rPr>
           <w:sz w:val="28"/>
         </w:rPr>
-        <w:t>В таблице 16 представлено: карта доказательств.</w:t>
+        <w:t>В таблице 17 представлено: карта доказательств.</w:t>
       </w:r>
     </w:p>
     <w:p>
@@ -14022,7 +15874,7 @@
         <w:rPr>
           <w:sz w:val="28"/>
         </w:rPr>
-        <w:t>Таблица 16 – Карта доказательств</w:t>
+        <w:t>Таблица 17 – Карта доказательств</w:t>
       </w:r>
     </w:p>
     <w:tbl>
@@ -15081,7 +16933,7 @@
         <w:ind w:firstLine="709"/>
       </w:pPr>
       <w:bookmarkStart w:id="34" w:name="_bab2a73b062d54d30a46b35a66541c275d60dcb"/>
-      <w:bookmarkStart w:id="35" w:name="_Toc242030952"/>
+      <w:bookmarkStart w:id="35" w:name="_Toc242032821"/>
       <w:bookmarkEnd w:id="32"/>
       <w:r>
         <w:rPr>
@@ -15104,7 +16956,7 @@
         <w:rPr>
           <w:sz w:val="28"/>
         </w:rPr>
-        <w:t>В таблице 17 представлено: контрольный лист пол</w:t>
+        <w:t>В таблице 18 представлено: контрольный лист пол</w:t>
       </w:r>
       <w:r>
         <w:rPr>
@@ -15123,7 +16975,7 @@
         <w:rPr>
           <w:sz w:val="28"/>
         </w:rPr>
-        <w:t>Таблица 17 – Контрольный лист полноты</w:t>
+        <w:t>Таблица 18 – Контрольный лист полноты</w:t>
       </w:r>
     </w:p>
     <w:tbl>
@@ -16247,7 +18099,7 @@
         <w:ind w:firstLine="709"/>
       </w:pPr>
       <w:bookmarkStart w:id="36" w:name="_301fb4639e999825c095dd7055019e7c013a803"/>
-      <w:bookmarkStart w:id="37" w:name="_Toc242030953"/>
+      <w:bookmarkStart w:id="37" w:name="_Toc242032822"/>
       <w:bookmarkEnd w:id="34"/>
       <w:r>
         <w:rPr>
@@ -16277,7 +18129,7 @@
         <w:rPr>
           <w:sz w:val="28"/>
         </w:rPr>
-        <w:t>В таблице 18 представлено: минимальное ТЗ первого релиза.</w:t>
+        <w:t>В таблице 19 представлено: минимальное ТЗ первого релиза.</w:t>
       </w:r>
     </w:p>
     <w:p>
@@ -16290,7 +18142,7 @@
         <w:rPr>
           <w:sz w:val="28"/>
         </w:rPr>
-        <w:t>Таблица 18 – Минимальное ТЗ первого релиза</w:t>
+        <w:t>Таблица 19 – Минимальное ТЗ первого релиза</w:t>
       </w:r>
     </w:p>
     <w:tbl>
@@ -16932,7 +18784,7 @@
         <w:ind w:firstLine="709"/>
       </w:pPr>
       <w:bookmarkStart w:id="38" w:name="_0b3889fe5487e8057dd761c90a2747437e007c1"/>
-      <w:bookmarkStart w:id="39" w:name="_Toc242030954"/>
+      <w:bookmarkStart w:id="39" w:name="_Toc242032823"/>
       <w:bookmarkEnd w:id="36"/>
       <w:r>
         <w:rPr>
@@ -17075,7 +18927,7 @@
         <w:ind w:firstLine="709"/>
       </w:pPr>
       <w:bookmarkStart w:id="40" w:name="_197b1a6e2d69941acbc82ad0996c5c640608b53"/>
-      <w:bookmarkStart w:id="41" w:name="_Toc242030955"/>
+      <w:bookmarkStart w:id="41" w:name="_Toc242032824"/>
       <w:bookmarkEnd w:id="38"/>
       <w:r>
         <w:rPr>
@@ -17098,7 +18950,7 @@
         <w:rPr>
           <w:sz w:val="28"/>
         </w:rPr>
-        <w:t>Журнал фиксирует 13 решений, принятых при выполнении лабораторных работ: границы рынка, территория, источники, способ закрытия недостающих данных и ито</w:t>
+        <w:t>Журнал фиксирует 14 решений, принятых при выполнении лабораторных работ: границы рынка, территория, источники, способ закрытия недостающих данных и ито</w:t>
       </w:r>
       <w:r>
         <w:rPr>
@@ -17118,7 +18970,7 @@
         <w:rPr>
           <w:sz w:val="28"/>
         </w:rPr>
-        <w:t>В таблице 19 представлено: журнал принятых решений проекта.</w:t>
+        <w:t>В таблице 20 представлено: журнал принятых решений проекта.</w:t>
       </w:r>
     </w:p>
     <w:p>
@@ -17131,7 +18983,7 @@
         <w:rPr>
           <w:sz w:val="28"/>
         </w:rPr>
-        <w:t>Таблица 19 – Журнал принятых решений проекта</w:t>
+        <w:t>Таблица 20 – Журнал принятых решений проекта</w:t>
       </w:r>
     </w:p>
     <w:tbl>
@@ -17734,13 +19586,7 @@
               <w:rPr>
                 <w:sz w:val="24"/>
               </w:rPr>
-              <w:t>Ценовая чувствительность и категории Кано (ЛР2-</w:t>
-            </w:r>
-            <w:r>
-              <w:rPr>
-                <w:sz w:val="24"/>
-              </w:rPr>
-              <w:t>3, ЛР5) рассчитываются по профилям клиентов с параметрами из ценового коридора; расчет описан в приложениях Г</w:t>
+              <w:t>Ценовая чувствительность и категории Кано (ЛР2-3, ЛР5) рассчитываются по профилям клиентов с параметрами из ценового коридора; расчет описан в приложениях Г</w:t>
             </w:r>
           </w:p>
         </w:tc>
@@ -17784,7 +19630,7 @@
               <w:rPr>
                 <w:sz w:val="24"/>
               </w:rPr>
-              <w:t>Р-12</w:t>
+              <w:t>Р-11</w:t>
             </w:r>
           </w:p>
         </w:tc>
@@ -17822,7 +19668,46 @@
               <w:rPr>
                 <w:sz w:val="24"/>
               </w:rPr>
-              <w:t>Поисковая методика ЛР2-3 применяется к контрольному русскоязычному сегменту (Вордстат РФ+РБ); для основной территории поиск оценивается по органическому трафику сайтов конкурентов</w:t>
+              <w:t xml:space="preserve">Снимок </w:t>
+            </w:r>
+            <w:r>
+              <w:rPr>
+                <w:i/>
+                <w:sz w:val="24"/>
+              </w:rPr>
+              <w:t>Similarweb</w:t>
+            </w:r>
+            <w:r>
+              <w:rPr>
+                <w:sz w:val="24"/>
+              </w:rPr>
+              <w:t xml:space="preserve"> одной датой (03.10.2026, 06-08.2026, мир) снят в </w:t>
+            </w:r>
+            <w:r>
+              <w:rPr>
+                <w:i/>
+                <w:sz w:val="24"/>
+              </w:rPr>
+              <w:t>Similarweb</w:t>
+            </w:r>
+            <w:r>
+              <w:rPr>
+                <w:sz w:val="24"/>
+              </w:rPr>
+              <w:t xml:space="preserve"> </w:t>
+            </w:r>
+            <w:r>
+              <w:rPr>
+                <w:i/>
+                <w:sz w:val="24"/>
+              </w:rPr>
+              <w:t>Pro</w:t>
+            </w:r>
+            <w:r>
+              <w:rPr>
+                <w:sz w:val="24"/>
+              </w:rPr>
+              <w:t xml:space="preserve"> (пробный доступ автора, до 09.10.2026); 12 доменов; остальные при исчерпании суточного лимита сняты на следующий день или оценены по публичным страницам</w:t>
             </w:r>
           </w:p>
         </w:tc>
@@ -17839,29 +19724,15 @@
             </w:pPr>
             <w:r>
               <w:rPr>
-                <w:i/>
-                <w:sz w:val="24"/>
-              </w:rPr>
-              <w:t>Google</w:t>
-            </w:r>
-            <w:r>
-              <w:rPr>
-                <w:sz w:val="24"/>
-              </w:rPr>
-              <w:t xml:space="preserve"> </w:t>
-            </w:r>
-            <w:r>
-              <w:rPr>
-                <w:i/>
-                <w:sz w:val="24"/>
-              </w:rPr>
-              <w:t>Trends</w:t>
-            </w:r>
-            <w:r>
-              <w:rPr>
-                <w:sz w:val="24"/>
-              </w:rPr>
-              <w:t xml:space="preserve"> дает только индекс</w:t>
+                <w:sz w:val="24"/>
+              </w:rPr>
+              <w:t>пробный доступ дает каналы и страны; с</w:t>
+            </w:r>
+            <w:r>
+              <w:rPr>
+                <w:sz w:val="24"/>
+              </w:rPr>
+              <w:t>уточный лимит</w:t>
             </w:r>
           </w:p>
         </w:tc>
@@ -17886,7 +19757,8 @@
               <w:rPr>
                 <w:sz w:val="24"/>
               </w:rPr>
-              <w:t>Р-13</w:t>
+              <w:lastRenderedPageBreak/>
+              <w:t>Р-12</w:t>
             </w:r>
           </w:p>
         </w:tc>
@@ -17924,40 +19796,27 @@
               <w:rPr>
                 <w:sz w:val="24"/>
               </w:rPr>
-              <w:t xml:space="preserve">Статистика территории: </w:t>
-            </w:r>
-            <w:r>
-              <w:rPr>
-                <w:i/>
-                <w:sz w:val="24"/>
-              </w:rPr>
-              <w:t>BLS</w:t>
-            </w:r>
-            <w:r>
-              <w:rPr>
-                <w:sz w:val="24"/>
-              </w:rPr>
-              <w:t xml:space="preserve">, </w:t>
-            </w:r>
-            <w:r>
-              <w:rPr>
-                <w:i/>
-                <w:sz w:val="24"/>
-              </w:rPr>
-              <w:t>SBA</w:t>
-            </w:r>
-            <w:r>
-              <w:rPr>
-                <w:sz w:val="24"/>
-              </w:rPr>
-              <w:t xml:space="preserve">, Европейская комиссия, </w:t>
-            </w:r>
-            <w:r>
-              <w:rPr>
-                <w:i/>
-                <w:sz w:val="24"/>
-              </w:rPr>
-              <w:t>UK</w:t>
+              <w:t>Поисковая методика ЛР2-3 применяется к контрольному русскоязычному сегменту (Вордстат РФ+РБ); для основной территории поиск оценивается по органическому трафику сайтов конкурентов</w:t>
+            </w:r>
+          </w:p>
+        </w:tc>
+        <w:tc>
+          <w:tcPr>
+            <w:tcW w:w="3476" w:type="dxa"/>
+            <w:vAlign w:val="center"/>
+          </w:tcPr>
+          <w:p>
+            <w:pPr>
+              <w:pStyle w:val="Compact"/>
+              <w:spacing w:before="0" w:after="0" w:line="280" w:lineRule="exact"/>
+              <w:jc w:val="center"/>
+            </w:pPr>
+            <w:r>
+              <w:rPr>
+                <w:i/>
+                <w:sz w:val="24"/>
+              </w:rPr>
+              <w:t>Google</w:t>
             </w:r>
             <w:r>
               <w:rPr>
@@ -17970,65 +19829,13 @@
                 <w:i/>
                 <w:sz w:val="24"/>
               </w:rPr>
-              <w:t>BPE</w:t>
-            </w:r>
-            <w:r>
-              <w:rPr>
-                <w:sz w:val="24"/>
-              </w:rPr>
-              <w:t xml:space="preserve"> вместо Белстата и </w:t>
-            </w:r>
-            <w:r>
-              <w:rPr>
-                <w:i/>
-                <w:sz w:val="24"/>
-              </w:rPr>
-              <w:t>Eurostat</w:t>
-            </w:r>
-            <w:r>
-              <w:rPr>
-                <w:sz w:val="24"/>
-              </w:rPr>
-              <w:t>; занятость вне США масштабируется по числу занятых</w:t>
-            </w:r>
-          </w:p>
-        </w:tc>
-        <w:tc>
-          <w:tcPr>
-            <w:tcW w:w="3476" w:type="dxa"/>
-            <w:vAlign w:val="center"/>
-          </w:tcPr>
-          <w:p>
-            <w:pPr>
-              <w:pStyle w:val="Compact"/>
-              <w:spacing w:before="0" w:after="0" w:line="280" w:lineRule="exact"/>
-              <w:jc w:val="center"/>
-            </w:pPr>
-            <w:r>
-              <w:rPr>
-                <w:i/>
-                <w:sz w:val="24"/>
-              </w:rPr>
-              <w:t>Eurostat</w:t>
-            </w:r>
-            <w:r>
-              <w:rPr>
-                <w:sz w:val="24"/>
-              </w:rPr>
-              <w:t xml:space="preserve"> по </w:t>
-            </w:r>
-            <w:r>
-              <w:rPr>
-                <w:i/>
-                <w:sz w:val="24"/>
-              </w:rPr>
-              <w:t>ISCO</w:t>
-            </w:r>
-            <w:r>
-              <w:rPr>
-                <w:sz w:val="24"/>
-              </w:rPr>
-              <w:t xml:space="preserve"> 241 недоступен в открытом виде</w:t>
+              <w:t>Trends</w:t>
+            </w:r>
+            <w:r>
+              <w:rPr>
+                <w:sz w:val="24"/>
+              </w:rPr>
+              <w:t xml:space="preserve"> дает только индекс</w:t>
             </w:r>
           </w:p>
         </w:tc>
@@ -18053,8 +19860,7 @@
               <w:rPr>
                 <w:sz w:val="24"/>
               </w:rPr>
-              <w:lastRenderedPageBreak/>
-              <w:t>Р-14</w:t>
+              <w:t>Р-13</w:t>
             </w:r>
           </w:p>
         </w:tc>
@@ -18073,7 +19879,13 @@
               <w:rPr>
                 <w:sz w:val="24"/>
               </w:rPr>
-              <w:t>03.10.2026</w:t>
+              <w:t>03.10.</w:t>
+            </w:r>
+            <w:r>
+              <w:rPr>
+                <w:sz w:val="24"/>
+              </w:rPr>
+              <w:t>2026</w:t>
             </w:r>
           </w:p>
         </w:tc>
@@ -18092,39 +19904,72 @@
               <w:rPr>
                 <w:sz w:val="24"/>
               </w:rPr>
-              <w:t xml:space="preserve">Итоговый </w:t>
-            </w:r>
-            <w:r>
-              <w:rPr>
-                <w:i/>
-                <w:sz w:val="24"/>
-              </w:rPr>
-              <w:t>SAM</w:t>
-            </w:r>
-            <w:r>
-              <w:rPr>
-                <w:sz w:val="24"/>
-              </w:rPr>
-              <w:t xml:space="preserve"> - медиана четырех потенциальных методо</w:t>
-            </w:r>
-            <w:r>
-              <w:rPr>
-                <w:sz w:val="24"/>
-              </w:rPr>
-              <w:t xml:space="preserve">в, </w:t>
-            </w:r>
-            <w:r>
-              <w:rPr>
-                <w:i/>
-                <w:sz w:val="24"/>
-              </w:rPr>
-              <w:t>SOM</w:t>
-            </w:r>
-            <w:r>
-              <w:rPr>
-                <w:sz w:val="24"/>
-              </w:rPr>
-              <w:t xml:space="preserve"> - отдельно по каналу; результат диапазоном</w:t>
+              <w:t xml:space="preserve">Статистика территории: </w:t>
+            </w:r>
+            <w:r>
+              <w:rPr>
+                <w:i/>
+                <w:sz w:val="24"/>
+              </w:rPr>
+              <w:t>BLS</w:t>
+            </w:r>
+            <w:r>
+              <w:rPr>
+                <w:sz w:val="24"/>
+              </w:rPr>
+              <w:t xml:space="preserve">, </w:t>
+            </w:r>
+            <w:r>
+              <w:rPr>
+                <w:i/>
+                <w:sz w:val="24"/>
+              </w:rPr>
+              <w:t>SBA</w:t>
+            </w:r>
+            <w:r>
+              <w:rPr>
+                <w:sz w:val="24"/>
+              </w:rPr>
+              <w:t xml:space="preserve">, Европейская комиссия, </w:t>
+            </w:r>
+            <w:r>
+              <w:rPr>
+                <w:i/>
+                <w:sz w:val="24"/>
+              </w:rPr>
+              <w:t>UK</w:t>
+            </w:r>
+            <w:r>
+              <w:rPr>
+                <w:sz w:val="24"/>
+              </w:rPr>
+              <w:t xml:space="preserve"> </w:t>
+            </w:r>
+            <w:r>
+              <w:rPr>
+                <w:i/>
+                <w:sz w:val="24"/>
+              </w:rPr>
+              <w:t>BPE</w:t>
+            </w:r>
+            <w:r>
+              <w:rPr>
+                <w:sz w:val="24"/>
+              </w:rPr>
+              <w:t xml:space="preserve"> вместо Белстата и </w:t>
+            </w:r>
+            <w:r>
+              <w:rPr>
+                <w:i/>
+                <w:sz w:val="24"/>
+              </w:rPr>
+              <w:t>Eurostat</w:t>
+            </w:r>
+            <w:r>
+              <w:rPr>
+                <w:sz w:val="24"/>
+              </w:rPr>
+              <w:t>; занятость вне США масштабируется по числу занятых</w:t>
             </w:r>
           </w:p>
         </w:tc>
@@ -18141,9 +19986,29 @@
             </w:pPr>
             <w:r>
               <w:rPr>
-                <w:sz w:val="24"/>
-              </w:rPr>
-              <w:t>правила согласования инструкции, раздел 11</w:t>
+                <w:i/>
+                <w:sz w:val="24"/>
+              </w:rPr>
+              <w:t>Eurostat</w:t>
+            </w:r>
+            <w:r>
+              <w:rPr>
+                <w:sz w:val="24"/>
+              </w:rPr>
+              <w:t xml:space="preserve"> по </w:t>
+            </w:r>
+            <w:r>
+              <w:rPr>
+                <w:i/>
+                <w:sz w:val="24"/>
+              </w:rPr>
+              <w:t>ISCO</w:t>
+            </w:r>
+            <w:r>
+              <w:rPr>
+                <w:sz w:val="24"/>
+              </w:rPr>
+              <w:t xml:space="preserve"> 241 недоступен в открытом виде</w:t>
             </w:r>
           </w:p>
         </w:tc>
@@ -18168,7 +20033,7 @@
               <w:rPr>
                 <w:sz w:val="24"/>
               </w:rPr>
-              <w:t>Р-16</w:t>
+              <w:t>Р-14</w:t>
             </w:r>
           </w:p>
         </w:tc>
@@ -18206,26 +20071,33 @@
               <w:rPr>
                 <w:sz w:val="24"/>
               </w:rPr>
-              <w:t xml:space="preserve">В ЛР4 используется тот же снимок </w:t>
-            </w:r>
-            <w:r>
-              <w:rPr>
-                <w:i/>
-                <w:sz w:val="24"/>
-              </w:rPr>
-              <w:t>Similarweb</w:t>
-            </w:r>
-            <w:r>
-              <w:rPr>
-                <w:sz w:val="24"/>
-              </w:rPr>
-              <w:t xml:space="preserve">, что в ЛР2-3 (12 доменов); дополнительные кандидаты вынесены в таблицу игроков без полного </w:t>
-            </w:r>
-            <w:r>
-              <w:rPr>
-                <w:sz w:val="24"/>
-              </w:rPr>
-              <w:t>снимка</w:t>
+              <w:t xml:space="preserve">Итоговый </w:t>
+            </w:r>
+            <w:r>
+              <w:rPr>
+                <w:i/>
+                <w:sz w:val="24"/>
+              </w:rPr>
+              <w:t>SAM</w:t>
+            </w:r>
+            <w:r>
+              <w:rPr>
+                <w:sz w:val="24"/>
+              </w:rPr>
+              <w:t xml:space="preserve"> - медиана четырех потенциальных методов, </w:t>
+            </w:r>
+            <w:r>
+              <w:rPr>
+                <w:i/>
+                <w:sz w:val="24"/>
+              </w:rPr>
+              <w:t>SOM</w:t>
+            </w:r>
+            <w:r>
+              <w:rPr>
+                <w:sz w:val="24"/>
+              </w:rPr>
+              <w:t xml:space="preserve"> - отдельно по каналу; результат диапазоном</w:t>
             </w:r>
           </w:p>
         </w:tc>
@@ -18244,7 +20116,7 @@
               <w:rPr>
                 <w:sz w:val="24"/>
               </w:rPr>
-              <w:t>единый снимок одной датой</w:t>
+              <w:t>правила согласования инструкции, раздел 11</w:t>
             </w:r>
           </w:p>
         </w:tc>
@@ -18269,7 +20141,7 @@
               <w:rPr>
                 <w:sz w:val="24"/>
               </w:rPr>
-              <w:t>Р-18</w:t>
+              <w:t>Р-16</w:t>
             </w:r>
           </w:p>
         </w:tc>
@@ -18307,46 +20179,26 @@
               <w:rPr>
                 <w:sz w:val="24"/>
               </w:rPr>
-              <w:t xml:space="preserve">В ЛР5 функции </w:t>
-            </w:r>
-            <w:r>
-              <w:rPr>
-                <w:i/>
-                <w:sz w:val="24"/>
-              </w:rPr>
-              <w:t>XLOOKUP</w:t>
-            </w:r>
-            <w:r>
-              <w:rPr>
-                <w:sz w:val="24"/>
-              </w:rPr>
-              <w:t xml:space="preserve"> заменяются на INDEX/MATCH, </w:t>
-            </w:r>
-            <w:r>
-              <w:rPr>
-                <w:i/>
-                <w:sz w:val="24"/>
-              </w:rPr>
-              <w:t>SUMPRODUCT</w:t>
-            </w:r>
-            <w:r>
-              <w:rPr>
-                <w:sz w:val="24"/>
-              </w:rPr>
-              <w:t xml:space="preserve"> разнонаправленных диапазонов - на </w:t>
-            </w:r>
-            <w:r>
-              <w:rPr>
-                <w:i/>
-                <w:sz w:val="24"/>
-              </w:rPr>
-              <w:t>MMULT</w:t>
-            </w:r>
-            <w:r>
-              <w:rPr>
-                <w:sz w:val="24"/>
-              </w:rPr>
-              <w:t>; исправления фиксируются в приложении В</w:t>
+              <w:t xml:space="preserve">В ЛР4 используется тот же снимок </w:t>
+            </w:r>
+            <w:r>
+              <w:rPr>
+                <w:i/>
+                <w:sz w:val="24"/>
+              </w:rPr>
+              <w:t>Similarweb</w:t>
+            </w:r>
+            <w:r>
+              <w:rPr>
+                <w:sz w:val="24"/>
+              </w:rPr>
+              <w:t xml:space="preserve">, что в ЛР2-3 (12 доменов); дополнительные кандидаты вынесены в </w:t>
+            </w:r>
+            <w:r>
+              <w:rPr>
+                <w:sz w:val="24"/>
+              </w:rPr>
+              <w:t>таблицу игроков без полного снимка</w:t>
             </w:r>
           </w:p>
         </w:tc>
@@ -18365,14 +20217,7 @@
               <w:rPr>
                 <w:sz w:val="24"/>
               </w:rPr>
-              <w:t xml:space="preserve">совместимость шаблонов с установленным </w:t>
-            </w:r>
-            <w:r>
-              <w:rPr>
-                <w:i/>
-                <w:sz w:val="24"/>
-              </w:rPr>
-              <w:t>Excel</w:t>
+              <w:t>единый снимок одной датой</w:t>
             </w:r>
           </w:p>
         </w:tc>
@@ -18397,7 +20242,7 @@
               <w:rPr>
                 <w:sz w:val="24"/>
               </w:rPr>
-              <w:t>Р-21</w:t>
+              <w:t>Р-18</w:t>
             </w:r>
           </w:p>
         </w:tc>
@@ -18435,13 +20280,46 @@
               <w:rPr>
                 <w:sz w:val="24"/>
               </w:rPr>
-              <w:t>Реше</w:t>
-            </w:r>
-            <w:r>
-              <w:rPr>
-                <w:sz w:val="24"/>
-              </w:rPr>
-              <w:t>ние ЛР7: полный старт проекта по плану ПЗ1 (вместо ограниченного старта)</w:t>
+              <w:t xml:space="preserve">В ЛР5 функции </w:t>
+            </w:r>
+            <w:r>
+              <w:rPr>
+                <w:i/>
+                <w:sz w:val="24"/>
+              </w:rPr>
+              <w:t>XLOOKUP</w:t>
+            </w:r>
+            <w:r>
+              <w:rPr>
+                <w:sz w:val="24"/>
+              </w:rPr>
+              <w:t xml:space="preserve"> заменяются на INDEX/MATCH, </w:t>
+            </w:r>
+            <w:r>
+              <w:rPr>
+                <w:i/>
+                <w:sz w:val="24"/>
+              </w:rPr>
+              <w:t>SUMPRODUCT</w:t>
+            </w:r>
+            <w:r>
+              <w:rPr>
+                <w:sz w:val="24"/>
+              </w:rPr>
+              <w:t xml:space="preserve"> разнонаправленных диапазонов - на </w:t>
+            </w:r>
+            <w:r>
+              <w:rPr>
+                <w:i/>
+                <w:sz w:val="24"/>
+              </w:rPr>
+              <w:t>MMULT</w:t>
+            </w:r>
+            <w:r>
+              <w:rPr>
+                <w:sz w:val="24"/>
+              </w:rPr>
+              <w:t>; исправления фиксируются в приложении В</w:t>
             </w:r>
           </w:p>
         </w:tc>
@@ -18460,7 +20338,14 @@
               <w:rPr>
                 <w:sz w:val="24"/>
               </w:rPr>
-              <w:t>указание автора; риски цели 50 платящих остаются и снижаются каналами</w:t>
+              <w:t xml:space="preserve">совместимость шаблонов с установленным </w:t>
+            </w:r>
+            <w:r>
+              <w:rPr>
+                <w:i/>
+                <w:sz w:val="24"/>
+              </w:rPr>
+              <w:t>Excel</w:t>
             </w:r>
           </w:p>
         </w:tc>
@@ -18485,7 +20370,7 @@
               <w:rPr>
                 <w:sz w:val="24"/>
               </w:rPr>
-              <w:t>Р-23</w:t>
+              <w:t>Р-21</w:t>
             </w:r>
           </w:p>
         </w:tc>
@@ -18523,79 +20408,7 @@
               <w:rPr>
                 <w:sz w:val="24"/>
               </w:rPr>
-              <w:t xml:space="preserve">Разрешено создать в </w:t>
-            </w:r>
-            <w:r>
-              <w:rPr>
-                <w:i/>
-                <w:sz w:val="24"/>
-              </w:rPr>
-              <w:t>Figma</w:t>
-            </w:r>
-            <w:r>
-              <w:rPr>
-                <w:sz w:val="24"/>
-              </w:rPr>
-              <w:t xml:space="preserve"> дополнительные макеты по макету автора: </w:t>
-            </w:r>
-            <w:r>
-              <w:rPr>
-                <w:i/>
-                <w:sz w:val="24"/>
-              </w:rPr>
-              <w:t>Pricing</w:t>
-            </w:r>
-            <w:r>
-              <w:rPr>
-                <w:sz w:val="24"/>
-              </w:rPr>
-              <w:t xml:space="preserve">, </w:t>
-            </w:r>
-            <w:r>
-              <w:rPr>
-                <w:i/>
-                <w:sz w:val="24"/>
-              </w:rPr>
-              <w:t>U-002</w:t>
-            </w:r>
-            <w:r>
-              <w:rPr>
-                <w:sz w:val="24"/>
-              </w:rPr>
-              <w:t>…</w:t>
-            </w:r>
-            <w:r>
-              <w:rPr>
-                <w:i/>
-                <w:sz w:val="24"/>
-              </w:rPr>
-              <w:t>U-006</w:t>
-            </w:r>
-            <w:r>
-              <w:rPr>
-                <w:sz w:val="24"/>
-              </w:rPr>
-              <w:t xml:space="preserve">, </w:t>
-            </w:r>
-            <w:r>
-              <w:rPr>
-                <w:i/>
-                <w:sz w:val="24"/>
-              </w:rPr>
-              <w:t>U-008</w:t>
-            </w:r>
-            <w:r>
-              <w:rPr>
-                <w:sz w:val="24"/>
-              </w:rPr>
-              <w:t xml:space="preserve">, </w:t>
-            </w:r>
-            <w:r>
-              <w:rPr>
-                <w:i/>
-                <w:sz w:val="24"/>
-              </w:rPr>
-              <w:t>U-009</w:t>
+              <w:t>Решение ЛР7: полный старт проекта по плану ПЗ1 (вместо ограниченного старта)</w:t>
             </w:r>
           </w:p>
         </w:tc>
@@ -18614,7 +20427,7 @@
               <w:rPr>
                 <w:sz w:val="24"/>
               </w:rPr>
-              <w:t>указание автора; исходные кадры не менялись</w:t>
+              <w:t>указание автора; риски цели 50 платящих остаются и снижаются каналами</w:t>
             </w:r>
           </w:p>
         </w:tc>
@@ -18639,6 +20452,160 @@
               <w:rPr>
                 <w:sz w:val="24"/>
               </w:rPr>
+              <w:t>Р-23</w:t>
+            </w:r>
+          </w:p>
+        </w:tc>
+        <w:tc>
+          <w:tcPr>
+            <w:tcW w:w="1444" w:type="dxa"/>
+            <w:vAlign w:val="center"/>
+          </w:tcPr>
+          <w:p>
+            <w:pPr>
+              <w:pStyle w:val="Compact"/>
+              <w:spacing w:before="0" w:after="0" w:line="280" w:lineRule="exact"/>
+              <w:jc w:val="center"/>
+            </w:pPr>
+            <w:r>
+              <w:rPr>
+                <w:sz w:val="24"/>
+              </w:rPr>
+              <w:t>03.10.2026</w:t>
+            </w:r>
+          </w:p>
+        </w:tc>
+        <w:tc>
+          <w:tcPr>
+            <w:tcW w:w="3760" w:type="dxa"/>
+            <w:vAlign w:val="center"/>
+          </w:tcPr>
+          <w:p>
+            <w:pPr>
+              <w:pStyle w:val="Compact"/>
+              <w:spacing w:before="0" w:after="0" w:line="280" w:lineRule="exact"/>
+              <w:jc w:val="center"/>
+            </w:pPr>
+            <w:r>
+              <w:rPr>
+                <w:sz w:val="24"/>
+              </w:rPr>
+              <w:t xml:space="preserve">Разрешено создать в </w:t>
+            </w:r>
+            <w:r>
+              <w:rPr>
+                <w:i/>
+                <w:sz w:val="24"/>
+              </w:rPr>
+              <w:t>Figma</w:t>
+            </w:r>
+            <w:r>
+              <w:rPr>
+                <w:sz w:val="24"/>
+              </w:rPr>
+              <w:t xml:space="preserve"> дополнительные макеты по макету автора: </w:t>
+            </w:r>
+            <w:r>
+              <w:rPr>
+                <w:i/>
+                <w:sz w:val="24"/>
+              </w:rPr>
+              <w:t>Pricing</w:t>
+            </w:r>
+            <w:r>
+              <w:rPr>
+                <w:sz w:val="24"/>
+              </w:rPr>
+              <w:t xml:space="preserve">, </w:t>
+            </w:r>
+            <w:r>
+              <w:rPr>
+                <w:i/>
+                <w:sz w:val="24"/>
+              </w:rPr>
+              <w:t>U-002</w:t>
+            </w:r>
+            <w:r>
+              <w:rPr>
+                <w:sz w:val="24"/>
+              </w:rPr>
+              <w:t>…</w:t>
+            </w:r>
+            <w:r>
+              <w:rPr>
+                <w:i/>
+                <w:sz w:val="24"/>
+              </w:rPr>
+              <w:t>U-006</w:t>
+            </w:r>
+            <w:r>
+              <w:rPr>
+                <w:sz w:val="24"/>
+              </w:rPr>
+              <w:t xml:space="preserve">, </w:t>
+            </w:r>
+            <w:r>
+              <w:rPr>
+                <w:i/>
+                <w:sz w:val="24"/>
+              </w:rPr>
+              <w:t>U-008</w:t>
+            </w:r>
+            <w:r>
+              <w:rPr>
+                <w:sz w:val="24"/>
+              </w:rPr>
+              <w:t xml:space="preserve">, </w:t>
+            </w:r>
+            <w:r>
+              <w:rPr>
+                <w:i/>
+                <w:sz w:val="24"/>
+              </w:rPr>
+              <w:t>U-009</w:t>
+            </w:r>
+          </w:p>
+        </w:tc>
+        <w:tc>
+          <w:tcPr>
+            <w:tcW w:w="3476" w:type="dxa"/>
+            <w:vAlign w:val="center"/>
+          </w:tcPr>
+          <w:p>
+            <w:pPr>
+              <w:pStyle w:val="Compact"/>
+              <w:spacing w:before="0" w:after="0" w:line="280" w:lineRule="exact"/>
+              <w:jc w:val="center"/>
+            </w:pPr>
+            <w:r>
+              <w:rPr>
+                <w:sz w:val="24"/>
+              </w:rPr>
+              <w:t>указание автора; исходные кадры не менялись</w:t>
+            </w:r>
+          </w:p>
+        </w:tc>
+      </w:tr>
+      <w:tr>
+        <w:trPr>
+          <w:cantSplit/>
+          <w:jc w:val="center"/>
+        </w:trPr>
+        <w:tc>
+          <w:tcPr>
+            <w:tcW w:w="674" w:type="dxa"/>
+            <w:vAlign w:val="center"/>
+          </w:tcPr>
+          <w:p>
+            <w:pPr>
+              <w:pStyle w:val="Compact"/>
+              <w:spacing w:before="0" w:after="0" w:line="280" w:lineRule="exact"/>
+              <w:jc w:val="center"/>
+            </w:pPr>
+            <w:r>
+              <w:rPr>
+                <w:sz w:val="24"/>
+              </w:rPr>
               <w:t>Р-24</w:t>
             </w:r>
           </w:p>
@@ -18684,7 +20651,13 @@
               <w:rPr>
                 <w:sz w:val="24"/>
               </w:rPr>
-              <w:t xml:space="preserve"> 2 и </w:t>
+              <w:t xml:space="preserve"> 2 и</w:t>
+            </w:r>
+            <w:r>
+              <w:rPr>
+                <w:sz w:val="24"/>
+              </w:rPr>
+              <w:t xml:space="preserve"> </w:t>
             </w:r>
             <w:r>
               <w:rPr>
@@ -18697,13 +20670,7 @@
               <w:rPr>
                 <w:sz w:val="24"/>
               </w:rPr>
-              <w:t xml:space="preserve"> 27001 не входят в объем и бюджет проекта (ПЗ1, раздел 2.2 и бюджет); решение о сертификации принимается пос</w:t>
-            </w:r>
-            <w:r>
-              <w:rPr>
-                <w:sz w:val="24"/>
-              </w:rPr>
-              <w:t xml:space="preserve">ле 30.09.2027, затраты оценены справочно (ЛР6 приложение Г); </w:t>
+              <w:t xml:space="preserve"> 27001 не входят в объем и бюджет проекта (ПЗ1, раздел 2.2 и бюджет); решение о сертификации принимается после 30.09.2027, затраты оценены справочно (ЛР6 приложение Г); </w:t>
             </w:r>
             <w:r>
               <w:rPr>
@@ -18804,13 +20771,20 @@
         <w:rPr>
           <w:sz w:val="28"/>
         </w:rPr>
-        <w:t>Журнал показывает, что ключевые развилки закрыты явно: территория, граница рынка, обращение с недоступными данными (расчетные оценки с названными допущениями), набор методик, формулировка решения о старте. Любое решение можно пересмотреть, не нарушая остал</w:t>
-      </w:r>
-      <w:r>
-        <w:rPr>
-          <w:sz w:val="28"/>
-        </w:rPr>
-        <w:t>ьных, потому что в отчетах оно указано по номеру.</w:t>
+        <w:t xml:space="preserve">Журнал показывает, что ключевые развилки закрыты явно: территория, граница рынка, обращение с недоступными данными (расчетные оценки с названными допущениями), набор методик, формулировка решения о старте. </w:t>
+      </w:r>
+      <w:r>
+        <w:rPr>
+          <w:sz w:val="28"/>
+        </w:rPr>
+        <w:lastRenderedPageBreak/>
+        <w:t>Любое решение м</w:t>
+      </w:r>
+      <w:r>
+        <w:rPr>
+          <w:sz w:val="28"/>
+        </w:rPr>
+        <w:t>ожно пересмотреть, не нарушая остальных, потому что в отчетах оно указано по номеру.</w:t>
       </w:r>
     </w:p>
     <w:p>
@@ -18821,7 +20795,7 @@
         <w:ind w:firstLine="709"/>
       </w:pPr>
       <w:bookmarkStart w:id="42" w:name="_c90111934883e04bb05bda6912628b847003e8a"/>
-      <w:bookmarkStart w:id="43" w:name="_Toc242030956"/>
+      <w:bookmarkStart w:id="43" w:name="_Toc242032825"/>
       <w:bookmarkEnd w:id="40"/>
       <w:r>
         <w:rPr>
@@ -18844,13 +20818,7 @@
         <w:rPr>
           <w:sz w:val="28"/>
         </w:rPr>
-        <w:t xml:space="preserve">Допущение - значение, которого нет в открытых данных и которое принято экспертно или смоделировано. Сводный журнал содержит 32 допущений всех работ; для </w:t>
-      </w:r>
-      <w:r>
-        <w:rPr>
-          <w:sz w:val="28"/>
-        </w:rPr>
-        <w:t>каждого указаны параметр, значение, обоснование и влияние на результат.</w:t>
+        <w:t>Допущение - значение, которого нет в открытых данных и которое принято экспертно или смоделировано. Сводный журнал содержит 32 допущений всех работ; для каждого указаны параметр, значение, обоснование и влияние на результат.</w:t>
       </w:r>
     </w:p>
     <w:p>
@@ -18864,7 +20832,13 @@
         <w:rPr>
           <w:sz w:val="28"/>
         </w:rPr>
-        <w:t>В таблице 20 представлено: сводный журнал допущений проекта.</w:t>
+        <w:t>В таблице 21 представлено: свод</w:t>
+      </w:r>
+      <w:r>
+        <w:rPr>
+          <w:sz w:val="28"/>
+        </w:rPr>
+        <w:t>ный журнал допущений проекта.</w:t>
       </w:r>
     </w:p>
     <w:p>
@@ -18877,7 +20851,7 @@
         <w:rPr>
           <w:sz w:val="28"/>
         </w:rPr>
-        <w:t>Таблица 20 – Сводный журнал допущений проекта</w:t>
+        <w:t>Таблица 21 – Сводный журнал допущений проекта</w:t>
       </w:r>
     </w:p>
     <w:tbl>
@@ -19674,13 +21648,13 @@
               <w:rPr>
                 <w:sz w:val="24"/>
               </w:rPr>
-              <w:t xml:space="preserve">порог 5 % </w:t>
-            </w:r>
-            <w:r>
-              <w:rPr>
-                <w:sz w:val="24"/>
-              </w:rPr>
-              <w:t>изменения 12-месячной средней за 6 и 12 месяцев; пик - не менее 95 % максимума</w:t>
+              <w:t>порог 5 % изменения 12-месячной средней за 6 и 12 месяцев; пи</w:t>
+            </w:r>
+            <w:r>
+              <w:rPr>
+                <w:sz w:val="24"/>
+              </w:rPr>
+              <w:t>к - не менее 95 % максимума</w:t>
             </w:r>
           </w:p>
         </w:tc>
@@ -22012,7 +23986,13 @@
               <w:rPr>
                 <w:sz w:val="24"/>
               </w:rPr>
-              <w:t>уровни конкуренции и рейтинги</w:t>
+              <w:t>уровни конку</w:t>
+            </w:r>
+            <w:r>
+              <w:rPr>
+                <w:sz w:val="24"/>
+              </w:rPr>
+              <w:t>ренции и рейтинги</w:t>
             </w:r>
           </w:p>
         </w:tc>
@@ -23223,13 +25203,7 @@
               <w:rPr>
                 <w:sz w:val="24"/>
               </w:rPr>
-              <w:t>спра</w:t>
-            </w:r>
-            <w:r>
-              <w:rPr>
-                <w:sz w:val="24"/>
-              </w:rPr>
-              <w:t>вочное приложение Е ЛР6</w:t>
+              <w:t>справочное приложение Е ЛР6</w:t>
             </w:r>
           </w:p>
         </w:tc>
@@ -23458,13 +25432,13 @@
         <w:rPr>
           <w:sz w:val="28"/>
         </w:rPr>
-        <w:t>Допущения сгруппированы по работам и ссылаются на номера в отчетах. Чувствительность результатов к наиболее влиятельным допущениям показана в ЛР2-3 (диаграмма «торнадо») и ЛР6 (метод Монте-Карло), а расч</w:t>
-      </w:r>
-      <w:r>
-        <w:rPr>
-          <w:sz w:val="28"/>
-        </w:rPr>
-        <w:t xml:space="preserve">етные значения (ценовая чувствительность, воронка </w:t>
+        <w:t>Допущения сгруппированы по работам и ссылаются на номера в отчетах. Чувствительность результатов к наиболее влиятельным допущениям показана в ЛР2-3 (диагра</w:t>
+      </w:r>
+      <w:r>
+        <w:rPr>
+          <w:sz w:val="28"/>
+        </w:rPr>
+        <w:t xml:space="preserve">мма «торнадо») и ЛР6 (метод Монте-Карло), а расчетные значения (ценовая чувствительность, воронка </w:t>
       </w:r>
       <w:r>
         <w:rPr>
@@ -23488,7 +25462,7 @@
         <w:ind w:firstLine="709"/>
       </w:pPr>
       <w:bookmarkStart w:id="44" w:name="_bca307c9ddc33cca95799588788fa76d76b2631"/>
-      <w:bookmarkStart w:id="45" w:name="_Toc242030957"/>
+      <w:bookmarkStart w:id="45" w:name="_Toc242032826"/>
       <w:bookmarkEnd w:id="42"/>
       <w:r>
         <w:rPr>
@@ -23511,7 +25485,13 @@
         <w:rPr>
           <w:sz w:val="28"/>
         </w:rPr>
-        <w:t>Перечень показывает, из каких материалов складывается итоговый отчет и где хранятся числа и данные, на которые он опирается.</w:t>
+        <w:t>Перечень</w:t>
+      </w:r>
+      <w:r>
+        <w:rPr>
+          <w:sz w:val="28"/>
+        </w:rPr>
+        <w:t xml:space="preserve"> показывает, из каких материалов складывается итоговый отчет и где хранятся числа и данные, на которые он опирается.</w:t>
       </w:r>
     </w:p>
     <w:p>
@@ -23525,7 +25505,7 @@
         <w:rPr>
           <w:sz w:val="28"/>
         </w:rPr>
-        <w:t>В таблице 21 представлено: перечень материалов проекта по лабораторным работам.</w:t>
+        <w:t>В таблице 22 представлено: перечень материалов проекта по лабораторным работам.</w:t>
       </w:r>
     </w:p>
     <w:p>
@@ -23538,7 +25518,7 @@
         <w:rPr>
           <w:sz w:val="28"/>
         </w:rPr>
-        <w:t>Таблица 21 – Перечень материалов проекта по лабораторным работам</w:t>
+        <w:t>Таблица 22 – Перечень материалов проекта по лабораторным работам</w:t>
       </w:r>
     </w:p>
     <w:tbl>
@@ -23726,14 +25706,7 @@
                 <w:i/>
                 <w:sz w:val="24"/>
               </w:rPr>
-              <w:t>TableMind.do</w:t>
-            </w:r>
-            <w:r>
-              <w:rPr>
-                <w:i/>
-                <w:sz w:val="24"/>
-              </w:rPr>
-              <w:t>cx</w:t>
+              <w:t>TableMind.docx</w:t>
             </w:r>
             <w:r>
               <w:rPr>
@@ -24631,7 +26604,7 @@
         <w:ind w:firstLine="709"/>
       </w:pPr>
       <w:bookmarkStart w:id="46" w:name="_fd317a62134e138eb2701d438d54cf5c4918713"/>
-      <w:bookmarkStart w:id="47" w:name="_Toc242030958"/>
+      <w:bookmarkStart w:id="47" w:name="_Toc242032827"/>
       <w:bookmarkEnd w:id="44"/>
       <w:r>
         <w:rPr>
@@ -24681,7 +26654,7 @@
         <w:rPr>
           <w:sz w:val="28"/>
         </w:rPr>
-        <w:t>В таблице 22 представлено: сводка показателей рынка и воронки по сценариям.</w:t>
+        <w:t>В таблице 23 представлено: сводка показателей рынка и воронки по сценариям.</w:t>
       </w:r>
     </w:p>
     <w:p>
@@ -24694,7 +26667,7 @@
         <w:rPr>
           <w:sz w:val="28"/>
         </w:rPr>
-        <w:t>Таблица 22 – Сводка показателей рынка и воронки по сценариям</w:t>
+        <w:t>Таблица 23 – Сводка показателей рынка и воронки по сценариям</w:t>
       </w:r>
     </w:p>
     <w:tbl>
@@ -25422,7 +27395,7 @@
         <w:rPr>
           <w:sz w:val="28"/>
         </w:rPr>
-        <w:t>В таблице 23 представлено: ключевые показатели итогового отчета и их источники.</w:t>
+        <w:t>В таблице 24 представлено: ключевые показатели итогового отчета и их источники.</w:t>
       </w:r>
     </w:p>
     <w:p>
@@ -25435,7 +27408,7 @@
         <w:rPr>
           <w:sz w:val="28"/>
         </w:rPr>
-        <w:t>Таблица 23 – Ключевые показатели итогового отчета и их источники</w:t>
+        <w:t>Таблица 24 – Ключевые показатели итогового отчета и их источники</w:t>
       </w:r>
     </w:p>
     <w:tbl>
@@ -26077,7 +28050,7 @@
         <w:ind w:firstLine="709"/>
       </w:pPr>
       <w:bookmarkStart w:id="48" w:name="_a3b6e9849785cc4db668b72c41f8ffea4adbae2"/>
-      <w:bookmarkStart w:id="49" w:name="_Toc242030959"/>
+      <w:bookmarkStart w:id="49" w:name="_Toc242032828"/>
       <w:bookmarkEnd w:id="46"/>
       <w:r>
         <w:rPr>
@@ -26107,7 +28080,7 @@
         <w:rPr>
           <w:sz w:val="28"/>
         </w:rPr>
-        <w:t>В таблице 24 представлено: сверка ключевых чисел по отчетам.</w:t>
+        <w:t>В таблице 25 представлено: сверка ключевых чисел по отчетам.</w:t>
       </w:r>
     </w:p>
     <w:p>
@@ -26120,7 +28093,7 @@
         <w:rPr>
           <w:sz w:val="28"/>
         </w:rPr>
-        <w:t>Таблица 24 – Сверка ключевых чисел по отчетам</w:t>
+        <w:t>Таблица 25 – Сверка ключевых чисел по отчетам</w:t>
       </w:r>
     </w:p>
     <w:tbl>
@@ -27063,7 +29036,7 @@
   <w:abstractNum w:abstractNumId="0" w15:restartNumberingAfterBreak="0">
     <w:nsid w:val="0000A990"/>
     <w:multiLevelType w:val="multilevel"/>
-    <w:tmpl w:val="711A4D2C"/>
+    <w:tmpl w:val="7B9209C0"/>
     <w:lvl w:ilvl="0">
       <w:numFmt w:val="bullet"/>
       <w:lvlText w:val=" "/>
@@ -27140,7 +29113,7 @@
   <w:abstractNum w:abstractNumId="1" w15:restartNumberingAfterBreak="0">
     <w:nsid w:val="00A99411"/>
     <w:multiLevelType w:val="multilevel"/>
-    <w:tmpl w:val="F3580EF8"/>
+    <w:tmpl w:val="66BCBCE4"/>
     <w:lvl w:ilvl="0">
       <w:start w:val="1"/>
       <w:numFmt w:val="decimal"/>
@@ -28588,7 +30561,7 @@
     <w:autoRedefine/>
     <w:uiPriority w:val="39"/>
     <w:unhideWhenUsed/>
-    <w:rsid w:val="00290937"/>
+    <w:rsid w:val="00D96FA8"/>
     <w:pPr>
       <w:spacing w:after="100"/>
     </w:pPr>

--- a/ЛР7_Итоговый_отчет/ОТЧЕТ_ЛР7_TableMind.docx
+++ b/ЛР7_Итоговый_отчет/ОТЧЕТ_ЛР7_TableMind.docx
@@ -263,7 +263,7 @@
       <w:r>
         <w:fldChar w:fldCharType="separate"/>
       </w:r>
-      <w:hyperlink w:anchor="_Toc242032804" w:history="1">
+      <w:hyperlink w:anchor="_Toc242035292" w:history="1">
         <w:r>
           <w:rPr>
             <w:rStyle w:val="af"/>
@@ -291,7 +291,7 @@
             <w:noProof/>
             <w:webHidden/>
           </w:rPr>
-          <w:instrText xml:space="preserve"> PAGEREF _Toc242032804 \h </w:instrText>
+          <w:instrText xml:space="preserve"> PAGEREF _Toc242035292 \h </w:instrText>
         </w:r>
         <w:r>
           <w:rPr>
@@ -332,7 +332,7 @@
           <w:noProof/>
         </w:rPr>
       </w:pPr>
-      <w:hyperlink w:anchor="_Toc242032805" w:history="1">
+      <w:hyperlink w:anchor="_Toc242035293" w:history="1">
         <w:r>
           <w:rPr>
             <w:rStyle w:val="af"/>
@@ -360,7 +360,7 @@
             <w:noProof/>
             <w:webHidden/>
           </w:rPr>
-          <w:instrText xml:space="preserve"> PAGEREF _Toc242032805 \h </w:instrText>
+          <w:instrText xml:space="preserve"> PAGEREF _Toc242035293 \h </w:instrText>
         </w:r>
         <w:r>
           <w:rPr>
@@ -401,7 +401,7 @@
           <w:noProof/>
         </w:rPr>
       </w:pPr>
-      <w:hyperlink w:anchor="_Toc242032806" w:history="1">
+      <w:hyperlink w:anchor="_Toc242035294" w:history="1">
         <w:r>
           <w:rPr>
             <w:rStyle w:val="af"/>
@@ -463,7 +463,7 @@
             <w:noProof/>
             <w:webHidden/>
           </w:rPr>
-          <w:instrText xml:space="preserve"> PAGEREF _Toc242032806 \h </w:instrText>
+          <w:instrText xml:space="preserve"> PAGEREF _Toc242035294 \h </w:instrText>
         </w:r>
         <w:r>
           <w:rPr>
@@ -504,7 +504,7 @@
           <w:noProof/>
         </w:rPr>
       </w:pPr>
-      <w:hyperlink w:anchor="_Toc242032807" w:history="1">
+      <w:hyperlink w:anchor="_Toc242035295" w:history="1">
         <w:r>
           <w:rPr>
             <w:rStyle w:val="af"/>
@@ -532,7 +532,7 @@
             <w:noProof/>
             <w:webHidden/>
           </w:rPr>
-          <w:instrText xml:space="preserve"> PAGEREF _Toc242032807 \h </w:instrText>
+          <w:instrText xml:space="preserve"> PAGEREF _Toc242035295 \h </w:instrText>
         </w:r>
         <w:r>
           <w:rPr>
@@ -573,7 +573,7 @@
           <w:noProof/>
         </w:rPr>
       </w:pPr>
-      <w:hyperlink w:anchor="_Toc242032808" w:history="1">
+      <w:hyperlink w:anchor="_Toc242035296" w:history="1">
         <w:r>
           <w:rPr>
             <w:rStyle w:val="af"/>
@@ -601,7 +601,7 @@
             <w:noProof/>
             <w:webHidden/>
           </w:rPr>
-          <w:instrText xml:space="preserve"> PAGEREF _Toc242032808 \h </w:instrText>
+          <w:instrText xml:space="preserve"> PAGEREF _Toc242035296 \h </w:instrText>
         </w:r>
         <w:r>
           <w:rPr>
@@ -642,7 +642,7 @@
           <w:noProof/>
         </w:rPr>
       </w:pPr>
-      <w:hyperlink w:anchor="_Toc242032809" w:history="1">
+      <w:hyperlink w:anchor="_Toc242035297" w:history="1">
         <w:r>
           <w:rPr>
             <w:rStyle w:val="af"/>
@@ -670,7 +670,7 @@
             <w:noProof/>
             <w:webHidden/>
           </w:rPr>
-          <w:instrText xml:space="preserve"> PAGEREF _Toc242032809 \h </w:instrText>
+          <w:instrText xml:space="preserve"> PAGEREF _Toc242035297 \h </w:instrText>
         </w:r>
         <w:r>
           <w:rPr>
@@ -711,7 +711,7 @@
           <w:noProof/>
         </w:rPr>
       </w:pPr>
-      <w:hyperlink w:anchor="_Toc242032810" w:history="1">
+      <w:hyperlink w:anchor="_Toc242035298" w:history="1">
         <w:r>
           <w:rPr>
             <w:rStyle w:val="af"/>
@@ -739,7 +739,7 @@
             <w:noProof/>
             <w:webHidden/>
           </w:rPr>
-          <w:instrText xml:space="preserve"> PAGEREF _Toc242032810 \h </w:instrText>
+          <w:instrText xml:space="preserve"> PAGEREF _Toc242035298 \h </w:instrText>
         </w:r>
         <w:r>
           <w:rPr>
@@ -780,7 +780,7 @@
           <w:noProof/>
         </w:rPr>
       </w:pPr>
-      <w:hyperlink w:anchor="_Toc242032811" w:history="1">
+      <w:hyperlink w:anchor="_Toc242035299" w:history="1">
         <w:r>
           <w:rPr>
             <w:rStyle w:val="af"/>
@@ -808,7 +808,7 @@
             <w:noProof/>
             <w:webHidden/>
           </w:rPr>
-          <w:instrText xml:space="preserve"> PAGEREF _Toc242032811 \h </w:instrText>
+          <w:instrText xml:space="preserve"> PAGEREF _Toc242035299 \h </w:instrText>
         </w:r>
         <w:r>
           <w:rPr>
@@ -849,7 +849,7 @@
           <w:noProof/>
         </w:rPr>
       </w:pPr>
-      <w:hyperlink w:anchor="_Toc242032812" w:history="1">
+      <w:hyperlink w:anchor="_Toc242035300" w:history="1">
         <w:r>
           <w:rPr>
             <w:rStyle w:val="af"/>
@@ -877,7 +877,7 @@
             <w:noProof/>
             <w:webHidden/>
           </w:rPr>
-          <w:instrText xml:space="preserve"> PAGEREF _Toc242032812 \h </w:instrText>
+          <w:instrText xml:space="preserve"> PAGEREF _Toc242035300 \h </w:instrText>
         </w:r>
         <w:r>
           <w:rPr>
@@ -918,7 +918,7 @@
           <w:noProof/>
         </w:rPr>
       </w:pPr>
-      <w:hyperlink w:anchor="_Toc242032813" w:history="1">
+      <w:hyperlink w:anchor="_Toc242035301" w:history="1">
         <w:r>
           <w:rPr>
             <w:rStyle w:val="af"/>
@@ -946,7 +946,7 @@
             <w:noProof/>
             <w:webHidden/>
           </w:rPr>
-          <w:instrText xml:space="preserve"> PAGEREF _Toc242032813 \h </w:instrText>
+          <w:instrText xml:space="preserve"> PAGEREF _Toc242035301 \h </w:instrText>
         </w:r>
         <w:r>
           <w:rPr>
@@ -987,7 +987,7 @@
           <w:noProof/>
         </w:rPr>
       </w:pPr>
-      <w:hyperlink w:anchor="_Toc242032814" w:history="1">
+      <w:hyperlink w:anchor="_Toc242035302" w:history="1">
         <w:r>
           <w:rPr>
             <w:rStyle w:val="af"/>
@@ -1015,7 +1015,7 @@
             <w:noProof/>
             <w:webHidden/>
           </w:rPr>
-          <w:instrText xml:space="preserve"> PAGEREF _Toc242032814 \h </w:instrText>
+          <w:instrText xml:space="preserve"> PAGEREF _Toc242035302 \h </w:instrText>
         </w:r>
         <w:r>
           <w:rPr>
@@ -1056,7 +1056,7 @@
           <w:noProof/>
         </w:rPr>
       </w:pPr>
-      <w:hyperlink w:anchor="_Toc242032815" w:history="1">
+      <w:hyperlink w:anchor="_Toc242035303" w:history="1">
         <w:r>
           <w:rPr>
             <w:rStyle w:val="af"/>
@@ -1084,7 +1084,7 @@
             <w:noProof/>
             <w:webHidden/>
           </w:rPr>
-          <w:instrText xml:space="preserve"> PAGEREF _Toc242032815 \h </w:instrText>
+          <w:instrText xml:space="preserve"> PAGEREF _Toc242035303 \h </w:instrText>
         </w:r>
         <w:r>
           <w:rPr>
@@ -1125,7 +1125,7 @@
           <w:noProof/>
         </w:rPr>
       </w:pPr>
-      <w:hyperlink w:anchor="_Toc242032816" w:history="1">
+      <w:hyperlink w:anchor="_Toc242035304" w:history="1">
         <w:r>
           <w:rPr>
             <w:rStyle w:val="af"/>
@@ -1153,7 +1153,7 @@
             <w:noProof/>
             <w:webHidden/>
           </w:rPr>
-          <w:instrText xml:space="preserve"> PAGEREF _Toc242032816 \h </w:instrText>
+          <w:instrText xml:space="preserve"> PAGEREF _Toc242035304 \h </w:instrText>
         </w:r>
         <w:r>
           <w:rPr>
@@ -1194,7 +1194,7 @@
           <w:noProof/>
         </w:rPr>
       </w:pPr>
-      <w:hyperlink w:anchor="_Toc242032817" w:history="1">
+      <w:hyperlink w:anchor="_Toc242035305" w:history="1">
         <w:r>
           <w:rPr>
             <w:rStyle w:val="af"/>
@@ -1222,7 +1222,7 @@
             <w:noProof/>
             <w:webHidden/>
           </w:rPr>
-          <w:instrText xml:space="preserve"> PAGEREF _Toc242032817 \h </w:instrText>
+          <w:instrText xml:space="preserve"> PAGEREF _Toc242035305 \h </w:instrText>
         </w:r>
         <w:r>
           <w:rPr>
@@ -1263,7 +1263,7 @@
           <w:noProof/>
         </w:rPr>
       </w:pPr>
-      <w:hyperlink w:anchor="_Toc242032818" w:history="1">
+      <w:hyperlink w:anchor="_Toc242035306" w:history="1">
         <w:r>
           <w:rPr>
             <w:rStyle w:val="af"/>
@@ -1291,7 +1291,7 @@
             <w:noProof/>
             <w:webHidden/>
           </w:rPr>
-          <w:instrText xml:space="preserve"> PAGEREF _Toc242032818 \h </w:instrText>
+          <w:instrText xml:space="preserve"> PAGEREF _Toc242035306 \h </w:instrText>
         </w:r>
         <w:r>
           <w:rPr>
@@ -1332,7 +1332,7 @@
           <w:noProof/>
         </w:rPr>
       </w:pPr>
-      <w:hyperlink w:anchor="_Toc242032819" w:history="1">
+      <w:hyperlink w:anchor="_Toc242035307" w:history="1">
         <w:r>
           <w:rPr>
             <w:rStyle w:val="af"/>
@@ -1360,7 +1360,7 @@
             <w:noProof/>
             <w:webHidden/>
           </w:rPr>
-          <w:instrText xml:space="preserve"> PAGEREF _Toc242032819 \h </w:instrText>
+          <w:instrText xml:space="preserve"> PAGEREF _Toc242035307 \h </w:instrText>
         </w:r>
         <w:r>
           <w:rPr>
@@ -1401,7 +1401,7 @@
           <w:noProof/>
         </w:rPr>
       </w:pPr>
-      <w:hyperlink w:anchor="_Toc242032820" w:history="1">
+      <w:hyperlink w:anchor="_Toc242035308" w:history="1">
         <w:r>
           <w:rPr>
             <w:rStyle w:val="af"/>
@@ -1429,7 +1429,7 @@
             <w:noProof/>
             <w:webHidden/>
           </w:rPr>
-          <w:instrText xml:space="preserve"> PAGEREF _Toc242032820 \h </w:instrText>
+          <w:instrText xml:space="preserve"> PAGEREF _Toc242035308 \h </w:instrText>
         </w:r>
         <w:r>
           <w:rPr>
@@ -1470,7 +1470,7 @@
           <w:noProof/>
         </w:rPr>
       </w:pPr>
-      <w:hyperlink w:anchor="_Toc242032821" w:history="1">
+      <w:hyperlink w:anchor="_Toc242035309" w:history="1">
         <w:r>
           <w:rPr>
             <w:rStyle w:val="af"/>
@@ -1498,7 +1498,7 @@
             <w:noProof/>
             <w:webHidden/>
           </w:rPr>
-          <w:instrText xml:space="preserve"> PAGEREF _Toc242032821 \h </w:instrText>
+          <w:instrText xml:space="preserve"> PAGEREF _Toc242035309 \h </w:instrText>
         </w:r>
         <w:r>
           <w:rPr>
@@ -1539,7 +1539,7 @@
           <w:noProof/>
         </w:rPr>
       </w:pPr>
-      <w:hyperlink w:anchor="_Toc242032822" w:history="1">
+      <w:hyperlink w:anchor="_Toc242035310" w:history="1">
         <w:r>
           <w:rPr>
             <w:rStyle w:val="af"/>
@@ -1567,7 +1567,7 @@
             <w:noProof/>
             <w:webHidden/>
           </w:rPr>
-          <w:instrText xml:space="preserve"> PAGEREF _Toc242032822 \h </w:instrText>
+          <w:instrText xml:space="preserve"> PAGEREF _Toc242035310 \h </w:instrText>
         </w:r>
         <w:r>
           <w:rPr>
@@ -1608,7 +1608,7 @@
           <w:noProof/>
         </w:rPr>
       </w:pPr>
-      <w:hyperlink w:anchor="_Toc242032823" w:history="1">
+      <w:hyperlink w:anchor="_Toc242035311" w:history="1">
         <w:r>
           <w:rPr>
             <w:rStyle w:val="af"/>
@@ -1636,7 +1636,7 @@
             <w:noProof/>
             <w:webHidden/>
           </w:rPr>
-          <w:instrText xml:space="preserve"> PAGEREF _Toc242032823 \h </w:instrText>
+          <w:instrText xml:space="preserve"> PAGEREF _Toc242035311 \h </w:instrText>
         </w:r>
         <w:r>
           <w:rPr>
@@ -1677,7 +1677,7 @@
           <w:noProof/>
         </w:rPr>
       </w:pPr>
-      <w:hyperlink w:anchor="_Toc242032824" w:history="1">
+      <w:hyperlink w:anchor="_Toc242035312" w:history="1">
         <w:r>
           <w:rPr>
             <w:rStyle w:val="af"/>
@@ -1705,7 +1705,7 @@
             <w:noProof/>
             <w:webHidden/>
           </w:rPr>
-          <w:instrText xml:space="preserve"> PAGEREF _Toc242032824 \h </w:instrText>
+          <w:instrText xml:space="preserve"> PAGEREF _Toc242035312 \h </w:instrText>
         </w:r>
         <w:r>
           <w:rPr>
@@ -1746,7 +1746,7 @@
           <w:noProof/>
         </w:rPr>
       </w:pPr>
-      <w:hyperlink w:anchor="_Toc242032825" w:history="1">
+      <w:hyperlink w:anchor="_Toc242035313" w:history="1">
         <w:r>
           <w:rPr>
             <w:rStyle w:val="af"/>
@@ -1774,7 +1774,7 @@
             <w:noProof/>
             <w:webHidden/>
           </w:rPr>
-          <w:instrText xml:space="preserve"> PAGEREF _Toc242032825 \h </w:instrText>
+          <w:instrText xml:space="preserve"> PAGEREF _Toc242035313 \h </w:instrText>
         </w:r>
         <w:r>
           <w:rPr>
@@ -1815,7 +1815,7 @@
           <w:noProof/>
         </w:rPr>
       </w:pPr>
-      <w:hyperlink w:anchor="_Toc242032826" w:history="1">
+      <w:hyperlink w:anchor="_Toc242035314" w:history="1">
         <w:r>
           <w:rPr>
             <w:rStyle w:val="af"/>
@@ -1843,7 +1843,7 @@
             <w:noProof/>
             <w:webHidden/>
           </w:rPr>
-          <w:instrText xml:space="preserve"> PAGEREF _Toc242032826 \h </w:instrText>
+          <w:instrText xml:space="preserve"> PAGEREF _Toc242035314 \h </w:instrText>
         </w:r>
         <w:r>
           <w:rPr>
@@ -1884,7 +1884,7 @@
           <w:noProof/>
         </w:rPr>
       </w:pPr>
-      <w:hyperlink w:anchor="_Toc242032827" w:history="1">
+      <w:hyperlink w:anchor="_Toc242035315" w:history="1">
         <w:r>
           <w:rPr>
             <w:rStyle w:val="af"/>
@@ -1912,7 +1912,7 @@
             <w:noProof/>
             <w:webHidden/>
           </w:rPr>
-          <w:instrText xml:space="preserve"> PAGEREF _Toc242032827 \h </w:instrText>
+          <w:instrText xml:space="preserve"> PAGEREF _Toc242035315 \h </w:instrText>
         </w:r>
         <w:r>
           <w:rPr>
@@ -1953,7 +1953,7 @@
           <w:noProof/>
         </w:rPr>
       </w:pPr>
-      <w:hyperlink w:anchor="_Toc242032828" w:history="1">
+      <w:hyperlink w:anchor="_Toc242035316" w:history="1">
         <w:r>
           <w:rPr>
             <w:rStyle w:val="af"/>
@@ -1981,7 +1981,7 @@
             <w:noProof/>
             <w:webHidden/>
           </w:rPr>
-          <w:instrText xml:space="preserve"> PAGEREF _Toc242032828 \h </w:instrText>
+          <w:instrText xml:space="preserve"> PAGEREF _Toc242035316 \h </w:instrText>
         </w:r>
         <w:r>
           <w:rPr>
@@ -2027,7 +2027,7 @@
         <w:spacing w:before="0" w:after="360" w:line="360" w:lineRule="exact"/>
         <w:ind w:firstLine="709"/>
       </w:pPr>
-      <w:bookmarkStart w:id="1" w:name="_Toc242032804"/>
+      <w:bookmarkStart w:id="1" w:name="_Toc242035292"/>
       <w:r>
         <w:rPr>
           <w:b/>
@@ -2769,7 +2769,7 @@
         <w:ind w:firstLine="709"/>
       </w:pPr>
       <w:bookmarkStart w:id="2" w:name="_63a3aafe38fbc036ef895346c993c1b61529618"/>
-      <w:bookmarkStart w:id="3" w:name="_Toc242032805"/>
+      <w:bookmarkStart w:id="3" w:name="_Toc242035293"/>
       <w:bookmarkEnd w:id="0"/>
       <w:r>
         <w:rPr>
@@ -3325,7 +3325,7 @@
         <w:ind w:firstLine="709"/>
       </w:pPr>
       <w:bookmarkStart w:id="4" w:name="_fe8d3efd355b4a528bffe4e412a753a8708d8a7"/>
-      <w:bookmarkStart w:id="5" w:name="_Toc242032806"/>
+      <w:bookmarkStart w:id="5" w:name="_Toc242035294"/>
       <w:bookmarkEnd w:id="2"/>
       <w:r>
         <w:rPr>
@@ -3470,10 +3470,10 @@
         <w:tblLook w:val="0020" w:firstRow="1" w:lastRow="0" w:firstColumn="0" w:lastColumn="0" w:noHBand="0" w:noVBand="0"/>
       </w:tblPr>
       <w:tblGrid>
-        <w:gridCol w:w="2010"/>
-        <w:gridCol w:w="2316"/>
-        <w:gridCol w:w="2248"/>
-        <w:gridCol w:w="2781"/>
+        <w:gridCol w:w="2222"/>
+        <w:gridCol w:w="2249"/>
+        <w:gridCol w:w="2183"/>
+        <w:gridCol w:w="2701"/>
       </w:tblGrid>
       <w:tr>
         <w:trPr>
@@ -3484,7 +3484,7 @@
         </w:trPr>
         <w:tc>
           <w:tcPr>
-            <w:tcW w:w="2009" w:type="dxa"/>
+            <w:tcW w:w="2222" w:type="dxa"/>
             <w:vAlign w:val="center"/>
           </w:tcPr>
           <w:p>
@@ -3504,7 +3504,7 @@
         </w:tc>
         <w:tc>
           <w:tcPr>
-            <w:tcW w:w="2316" w:type="dxa"/>
+            <w:tcW w:w="2249" w:type="dxa"/>
             <w:vAlign w:val="center"/>
           </w:tcPr>
           <w:p>
@@ -3547,7 +3547,7 @@
         </w:tc>
         <w:tc>
           <w:tcPr>
-            <w:tcW w:w="2248" w:type="dxa"/>
+            <w:tcW w:w="2183" w:type="dxa"/>
             <w:vAlign w:val="center"/>
           </w:tcPr>
           <w:p>
@@ -3567,7 +3567,7 @@
         </w:tc>
         <w:tc>
           <w:tcPr>
-            <w:tcW w:w="2781" w:type="dxa"/>
+            <w:tcW w:w="2701" w:type="dxa"/>
             <w:vAlign w:val="center"/>
           </w:tcPr>
           <w:p>
@@ -3593,7 +3593,7 @@
         </w:trPr>
         <w:tc>
           <w:tcPr>
-            <w:tcW w:w="2009" w:type="dxa"/>
+            <w:tcW w:w="2222" w:type="dxa"/>
             <w:vAlign w:val="center"/>
           </w:tcPr>
           <w:p>
@@ -3612,7 +3612,7 @@
         </w:tc>
         <w:tc>
           <w:tcPr>
-            <w:tcW w:w="2316" w:type="dxa"/>
+            <w:tcW w:w="2249" w:type="dxa"/>
             <w:vAlign w:val="center"/>
           </w:tcPr>
           <w:p>
@@ -3631,7 +3631,7 @@
         </w:tc>
         <w:tc>
           <w:tcPr>
-            <w:tcW w:w="2248" w:type="dxa"/>
+            <w:tcW w:w="2183" w:type="dxa"/>
             <w:vAlign w:val="center"/>
           </w:tcPr>
           <w:p>
@@ -3650,7 +3650,7 @@
         </w:tc>
         <w:tc>
           <w:tcPr>
-            <w:tcW w:w="2781" w:type="dxa"/>
+            <w:tcW w:w="2701" w:type="dxa"/>
             <w:vAlign w:val="center"/>
           </w:tcPr>
           <w:p>
@@ -3675,7 +3675,7 @@
         </w:trPr>
         <w:tc>
           <w:tcPr>
-            <w:tcW w:w="2009" w:type="dxa"/>
+            <w:tcW w:w="2222" w:type="dxa"/>
             <w:vAlign w:val="center"/>
           </w:tcPr>
           <w:p>
@@ -3714,7 +3714,7 @@
         </w:tc>
         <w:tc>
           <w:tcPr>
-            <w:tcW w:w="2316" w:type="dxa"/>
+            <w:tcW w:w="2249" w:type="dxa"/>
             <w:vAlign w:val="center"/>
           </w:tcPr>
           <w:p>
@@ -3733,7 +3733,7 @@
         </w:tc>
         <w:tc>
           <w:tcPr>
-            <w:tcW w:w="2248" w:type="dxa"/>
+            <w:tcW w:w="2183" w:type="dxa"/>
             <w:vAlign w:val="center"/>
           </w:tcPr>
           <w:p>
@@ -3752,7 +3752,7 @@
         </w:tc>
         <w:tc>
           <w:tcPr>
-            <w:tcW w:w="2781" w:type="dxa"/>
+            <w:tcW w:w="2701" w:type="dxa"/>
             <w:vAlign w:val="center"/>
           </w:tcPr>
           <w:p>
@@ -3777,7 +3777,7 @@
         </w:trPr>
         <w:tc>
           <w:tcPr>
-            <w:tcW w:w="2009" w:type="dxa"/>
+            <w:tcW w:w="2222" w:type="dxa"/>
             <w:vAlign w:val="center"/>
           </w:tcPr>
           <w:p>
@@ -3796,7 +3796,7 @@
         </w:tc>
         <w:tc>
           <w:tcPr>
-            <w:tcW w:w="2316" w:type="dxa"/>
+            <w:tcW w:w="2249" w:type="dxa"/>
             <w:vAlign w:val="center"/>
           </w:tcPr>
           <w:p>
@@ -3815,7 +3815,7 @@
         </w:tc>
         <w:tc>
           <w:tcPr>
-            <w:tcW w:w="2248" w:type="dxa"/>
+            <w:tcW w:w="2183" w:type="dxa"/>
             <w:vAlign w:val="center"/>
           </w:tcPr>
           <w:p>
@@ -3834,7 +3834,7 @@
         </w:tc>
         <w:tc>
           <w:tcPr>
-            <w:tcW w:w="2781" w:type="dxa"/>
+            <w:tcW w:w="2701" w:type="dxa"/>
             <w:vAlign w:val="center"/>
           </w:tcPr>
           <w:p>
@@ -3914,7 +3914,7 @@
         <w:ind w:firstLine="709"/>
       </w:pPr>
       <w:bookmarkStart w:id="6" w:name="_85970216d61dd6d6f40a43c2142d7359aebf30e"/>
-      <w:bookmarkStart w:id="7" w:name="_Toc242032807"/>
+      <w:bookmarkStart w:id="7" w:name="_Toc242035295"/>
       <w:bookmarkEnd w:id="4"/>
       <w:r>
         <w:rPr>
@@ -4630,7 +4630,7 @@
           <w:sz w:val="28"/>
         </w:rPr>
         <w:drawing>
-          <wp:inline distT="0" distB="0" distL="0" distR="0" wp14:anchorId="20558C84" wp14:editId="0CFC68E4">
+          <wp:inline distT="0" distB="0" distL="0" distR="0" wp14:anchorId="7182C977" wp14:editId="4177CF6B">
             <wp:extent cx="5334000" cy="2471853"/>
             <wp:effectExtent l="0" t="0" r="0" b="0"/>
             <wp:docPr id="13" name="Picture"/>
@@ -4864,7 +4864,7 @@
         <w:ind w:firstLine="709"/>
       </w:pPr>
       <w:bookmarkStart w:id="8" w:name="_952a16116c37bc0383f5f47ccedf9607bd1472f"/>
-      <w:bookmarkStart w:id="9" w:name="_Toc242032808"/>
+      <w:bookmarkStart w:id="9" w:name="_Toc242035296"/>
       <w:bookmarkEnd w:id="6"/>
       <w:r>
         <w:rPr>
@@ -5798,7 +5798,7 @@
         <w:ind w:firstLine="709"/>
       </w:pPr>
       <w:bookmarkStart w:id="10" w:name="_550d58f707a5c37672fca98b77eb8736ae09aa2"/>
-      <w:bookmarkStart w:id="11" w:name="_Toc242032809"/>
+      <w:bookmarkStart w:id="11" w:name="_Toc242035297"/>
       <w:bookmarkEnd w:id="8"/>
       <w:r>
         <w:rPr>
@@ -6341,7 +6341,7 @@
           <w:sz w:val="28"/>
         </w:rPr>
         <w:drawing>
-          <wp:inline distT="0" distB="0" distL="0" distR="0" wp14:anchorId="4A50AA80" wp14:editId="13A9C8C5">
+          <wp:inline distT="0" distB="0" distL="0" distR="0" wp14:anchorId="2C5D1902" wp14:editId="0A95331A">
             <wp:extent cx="5334000" cy="2356883"/>
             <wp:effectExtent l="0" t="0" r="0" b="0"/>
             <wp:docPr id="18" name="Picture"/>
@@ -6451,7 +6451,7 @@
         <w:ind w:firstLine="709"/>
       </w:pPr>
       <w:bookmarkStart w:id="12" w:name="_e000447a5cb978ee53bdb6877ec2ece1121f293"/>
-      <w:bookmarkStart w:id="13" w:name="_Toc242032810"/>
+      <w:bookmarkStart w:id="13" w:name="_Toc242035298"/>
       <w:bookmarkEnd w:id="10"/>
       <w:r>
         <w:rPr>
@@ -6507,10 +6507,10 @@
         <w:tblLook w:val="0020" w:firstRow="1" w:lastRow="0" w:firstColumn="0" w:lastColumn="0" w:noHBand="0" w:noVBand="0"/>
       </w:tblPr>
       <w:tblGrid>
-        <w:gridCol w:w="849"/>
-        <w:gridCol w:w="5657"/>
-        <w:gridCol w:w="1006"/>
-        <w:gridCol w:w="1843"/>
+        <w:gridCol w:w="947"/>
+        <w:gridCol w:w="5520"/>
+        <w:gridCol w:w="1089"/>
+        <w:gridCol w:w="1799"/>
       </w:tblGrid>
       <w:tr>
         <w:trPr>
@@ -6521,7 +6521,7 @@
         </w:trPr>
         <w:tc>
           <w:tcPr>
-            <w:tcW w:w="849" w:type="dxa"/>
+            <w:tcW w:w="947" w:type="dxa"/>
             <w:vAlign w:val="center"/>
           </w:tcPr>
           <w:p>
@@ -6542,7 +6542,7 @@
         </w:tc>
         <w:tc>
           <w:tcPr>
-            <w:tcW w:w="5656" w:type="dxa"/>
+            <w:tcW w:w="5520" w:type="dxa"/>
             <w:vAlign w:val="center"/>
           </w:tcPr>
           <w:p>
@@ -6562,7 +6562,7 @@
         </w:tc>
         <w:tc>
           <w:tcPr>
-            <w:tcW w:w="1006" w:type="dxa"/>
+            <w:tcW w:w="1089" w:type="dxa"/>
             <w:vAlign w:val="center"/>
           </w:tcPr>
           <w:p>
@@ -6582,7 +6582,7 @@
         </w:tc>
         <w:tc>
           <w:tcPr>
-            <w:tcW w:w="1843" w:type="dxa"/>
+            <w:tcW w:w="1799" w:type="dxa"/>
             <w:vAlign w:val="center"/>
           </w:tcPr>
           <w:p>
@@ -6608,7 +6608,7 @@
         </w:trPr>
         <w:tc>
           <w:tcPr>
-            <w:tcW w:w="849" w:type="dxa"/>
+            <w:tcW w:w="947" w:type="dxa"/>
             <w:vAlign w:val="center"/>
           </w:tcPr>
           <w:p>
@@ -6628,7 +6628,7 @@
         </w:tc>
         <w:tc>
           <w:tcPr>
-            <w:tcW w:w="5656" w:type="dxa"/>
+            <w:tcW w:w="5520" w:type="dxa"/>
             <w:vAlign w:val="center"/>
           </w:tcPr>
           <w:p>
@@ -6647,7 +6647,7 @@
         </w:tc>
         <w:tc>
           <w:tcPr>
-            <w:tcW w:w="1006" w:type="dxa"/>
+            <w:tcW w:w="1089" w:type="dxa"/>
             <w:vAlign w:val="center"/>
           </w:tcPr>
           <w:p>
@@ -6666,7 +6666,7 @@
         </w:tc>
         <w:tc>
           <w:tcPr>
-            <w:tcW w:w="1843" w:type="dxa"/>
+            <w:tcW w:w="1799" w:type="dxa"/>
             <w:vAlign w:val="center"/>
           </w:tcPr>
           <w:p>
@@ -6691,7 +6691,7 @@
         </w:trPr>
         <w:tc>
           <w:tcPr>
-            <w:tcW w:w="849" w:type="dxa"/>
+            <w:tcW w:w="947" w:type="dxa"/>
             <w:vAlign w:val="center"/>
           </w:tcPr>
           <w:p>
@@ -6711,7 +6711,7 @@
         </w:tc>
         <w:tc>
           <w:tcPr>
-            <w:tcW w:w="5656" w:type="dxa"/>
+            <w:tcW w:w="5520" w:type="dxa"/>
             <w:vAlign w:val="center"/>
           </w:tcPr>
           <w:p>
@@ -6756,7 +6756,7 @@
         </w:tc>
         <w:tc>
           <w:tcPr>
-            <w:tcW w:w="1006" w:type="dxa"/>
+            <w:tcW w:w="1089" w:type="dxa"/>
             <w:vAlign w:val="center"/>
           </w:tcPr>
           <w:p>
@@ -6775,7 +6775,7 @@
         </w:tc>
         <w:tc>
           <w:tcPr>
-            <w:tcW w:w="1843" w:type="dxa"/>
+            <w:tcW w:w="1799" w:type="dxa"/>
             <w:vAlign w:val="center"/>
           </w:tcPr>
           <w:p>
@@ -6800,7 +6800,7 @@
         </w:trPr>
         <w:tc>
           <w:tcPr>
-            <w:tcW w:w="849" w:type="dxa"/>
+            <w:tcW w:w="947" w:type="dxa"/>
             <w:vAlign w:val="center"/>
           </w:tcPr>
           <w:p>
@@ -6820,7 +6820,7 @@
         </w:tc>
         <w:tc>
           <w:tcPr>
-            <w:tcW w:w="5656" w:type="dxa"/>
+            <w:tcW w:w="5520" w:type="dxa"/>
             <w:vAlign w:val="center"/>
           </w:tcPr>
           <w:p>
@@ -6839,7 +6839,7 @@
         </w:tc>
         <w:tc>
           <w:tcPr>
-            <w:tcW w:w="1006" w:type="dxa"/>
+            <w:tcW w:w="1089" w:type="dxa"/>
             <w:vAlign w:val="center"/>
           </w:tcPr>
           <w:p>
@@ -6858,7 +6858,7 @@
         </w:tc>
         <w:tc>
           <w:tcPr>
-            <w:tcW w:w="1843" w:type="dxa"/>
+            <w:tcW w:w="1799" w:type="dxa"/>
             <w:vAlign w:val="center"/>
           </w:tcPr>
           <w:p>
@@ -6883,7 +6883,7 @@
         </w:trPr>
         <w:tc>
           <w:tcPr>
-            <w:tcW w:w="849" w:type="dxa"/>
+            <w:tcW w:w="947" w:type="dxa"/>
             <w:vAlign w:val="center"/>
           </w:tcPr>
           <w:p>
@@ -6903,7 +6903,7 @@
         </w:tc>
         <w:tc>
           <w:tcPr>
-            <w:tcW w:w="5656" w:type="dxa"/>
+            <w:tcW w:w="5520" w:type="dxa"/>
             <w:vAlign w:val="center"/>
           </w:tcPr>
           <w:p>
@@ -6922,7 +6922,7 @@
         </w:tc>
         <w:tc>
           <w:tcPr>
-            <w:tcW w:w="1006" w:type="dxa"/>
+            <w:tcW w:w="1089" w:type="dxa"/>
             <w:vAlign w:val="center"/>
           </w:tcPr>
           <w:p>
@@ -6941,7 +6941,7 @@
         </w:tc>
         <w:tc>
           <w:tcPr>
-            <w:tcW w:w="1843" w:type="dxa"/>
+            <w:tcW w:w="1799" w:type="dxa"/>
             <w:vAlign w:val="center"/>
           </w:tcPr>
           <w:p>
@@ -6966,7 +6966,7 @@
         </w:trPr>
         <w:tc>
           <w:tcPr>
-            <w:tcW w:w="849" w:type="dxa"/>
+            <w:tcW w:w="947" w:type="dxa"/>
             <w:vAlign w:val="center"/>
           </w:tcPr>
           <w:p>
@@ -6986,7 +6986,7 @@
         </w:tc>
         <w:tc>
           <w:tcPr>
-            <w:tcW w:w="5656" w:type="dxa"/>
+            <w:tcW w:w="5520" w:type="dxa"/>
             <w:vAlign w:val="center"/>
           </w:tcPr>
           <w:p>
@@ -7011,7 +7011,7 @@
         </w:tc>
         <w:tc>
           <w:tcPr>
-            <w:tcW w:w="1006" w:type="dxa"/>
+            <w:tcW w:w="1089" w:type="dxa"/>
             <w:vAlign w:val="center"/>
           </w:tcPr>
           <w:p>
@@ -7030,7 +7030,7 @@
         </w:tc>
         <w:tc>
           <w:tcPr>
-            <w:tcW w:w="1843" w:type="dxa"/>
+            <w:tcW w:w="1799" w:type="dxa"/>
             <w:vAlign w:val="center"/>
           </w:tcPr>
           <w:p>
@@ -7055,7 +7055,7 @@
         </w:trPr>
         <w:tc>
           <w:tcPr>
-            <w:tcW w:w="849" w:type="dxa"/>
+            <w:tcW w:w="947" w:type="dxa"/>
             <w:vAlign w:val="center"/>
           </w:tcPr>
           <w:p>
@@ -7075,7 +7075,7 @@
         </w:tc>
         <w:tc>
           <w:tcPr>
-            <w:tcW w:w="5656" w:type="dxa"/>
+            <w:tcW w:w="5520" w:type="dxa"/>
             <w:vAlign w:val="center"/>
           </w:tcPr>
           <w:p>
@@ -7094,7 +7094,7 @@
         </w:tc>
         <w:tc>
           <w:tcPr>
-            <w:tcW w:w="1006" w:type="dxa"/>
+            <w:tcW w:w="1089" w:type="dxa"/>
             <w:vAlign w:val="center"/>
           </w:tcPr>
           <w:p>
@@ -7113,7 +7113,7 @@
         </w:tc>
         <w:tc>
           <w:tcPr>
-            <w:tcW w:w="1843" w:type="dxa"/>
+            <w:tcW w:w="1799" w:type="dxa"/>
             <w:vAlign w:val="center"/>
           </w:tcPr>
           <w:p>
@@ -7200,7 +7200,7 @@
         <w:ind w:firstLine="709"/>
       </w:pPr>
       <w:bookmarkStart w:id="14" w:name="_d6b1e0606ccffbfea524c7b8890d7424ae6ef8d"/>
-      <w:bookmarkStart w:id="15" w:name="_Toc242032811"/>
+      <w:bookmarkStart w:id="15" w:name="_Toc242035299"/>
       <w:bookmarkEnd w:id="12"/>
       <w:r>
         <w:rPr>
@@ -7805,7 +7805,7 @@
         <w:ind w:firstLine="709"/>
       </w:pPr>
       <w:bookmarkStart w:id="16" w:name="_d9c21b914bbc5bab06da79c3c8a3f5937408dab"/>
-      <w:bookmarkStart w:id="17" w:name="_Toc242032812"/>
+      <w:bookmarkStart w:id="17" w:name="_Toc242035300"/>
       <w:bookmarkEnd w:id="14"/>
       <w:r>
         <w:rPr>
@@ -7861,9 +7861,9 @@
         <w:tblLook w:val="0020" w:firstRow="1" w:lastRow="0" w:firstColumn="0" w:lastColumn="0" w:noHBand="0" w:noVBand="0"/>
       </w:tblPr>
       <w:tblGrid>
-        <w:gridCol w:w="2718"/>
-        <w:gridCol w:w="5219"/>
-        <w:gridCol w:w="1418"/>
+        <w:gridCol w:w="2685"/>
+        <w:gridCol w:w="5156"/>
+        <w:gridCol w:w="1514"/>
       </w:tblGrid>
       <w:tr>
         <w:trPr>
@@ -7874,7 +7874,7 @@
         </w:trPr>
         <w:tc>
           <w:tcPr>
-            <w:tcW w:w="2718" w:type="dxa"/>
+            <w:tcW w:w="2685" w:type="dxa"/>
             <w:vAlign w:val="center"/>
           </w:tcPr>
           <w:p>
@@ -7894,7 +7894,7 @@
         </w:tc>
         <w:tc>
           <w:tcPr>
-            <w:tcW w:w="5219" w:type="dxa"/>
+            <w:tcW w:w="5156" w:type="dxa"/>
             <w:vAlign w:val="center"/>
           </w:tcPr>
           <w:p>
@@ -7914,7 +7914,7 @@
         </w:tc>
         <w:tc>
           <w:tcPr>
-            <w:tcW w:w="1418" w:type="dxa"/>
+            <w:tcW w:w="1514" w:type="dxa"/>
             <w:vAlign w:val="center"/>
           </w:tcPr>
           <w:p>
@@ -7940,7 +7940,7 @@
         </w:trPr>
         <w:tc>
           <w:tcPr>
-            <w:tcW w:w="2718" w:type="dxa"/>
+            <w:tcW w:w="2685" w:type="dxa"/>
             <w:vAlign w:val="center"/>
           </w:tcPr>
           <w:p>
@@ -7959,7 +7959,7 @@
         </w:tc>
         <w:tc>
           <w:tcPr>
-            <w:tcW w:w="5219" w:type="dxa"/>
+            <w:tcW w:w="5156" w:type="dxa"/>
             <w:vAlign w:val="center"/>
           </w:tcPr>
           <w:p>
@@ -8010,7 +8010,7 @@
         </w:tc>
         <w:tc>
           <w:tcPr>
-            <w:tcW w:w="1418" w:type="dxa"/>
+            <w:tcW w:w="1514" w:type="dxa"/>
             <w:vAlign w:val="center"/>
           </w:tcPr>
           <w:p>
@@ -8035,7 +8035,7 @@
         </w:trPr>
         <w:tc>
           <w:tcPr>
-            <w:tcW w:w="2718" w:type="dxa"/>
+            <w:tcW w:w="2685" w:type="dxa"/>
             <w:vAlign w:val="center"/>
           </w:tcPr>
           <w:p>
@@ -8054,7 +8054,7 @@
         </w:tc>
         <w:tc>
           <w:tcPr>
-            <w:tcW w:w="5219" w:type="dxa"/>
+            <w:tcW w:w="5156" w:type="dxa"/>
             <w:vAlign w:val="center"/>
           </w:tcPr>
           <w:p>
@@ -8086,7 +8086,7 @@
         </w:tc>
         <w:tc>
           <w:tcPr>
-            <w:tcW w:w="1418" w:type="dxa"/>
+            <w:tcW w:w="1514" w:type="dxa"/>
             <w:vAlign w:val="center"/>
           </w:tcPr>
           <w:p>
@@ -8111,7 +8111,7 @@
         </w:trPr>
         <w:tc>
           <w:tcPr>
-            <w:tcW w:w="2718" w:type="dxa"/>
+            <w:tcW w:w="2685" w:type="dxa"/>
             <w:vAlign w:val="center"/>
           </w:tcPr>
           <w:p>
@@ -8130,7 +8130,7 @@
         </w:tc>
         <w:tc>
           <w:tcPr>
-            <w:tcW w:w="5219" w:type="dxa"/>
+            <w:tcW w:w="5156" w:type="dxa"/>
             <w:vAlign w:val="center"/>
           </w:tcPr>
           <w:p>
@@ -8195,7 +8195,7 @@
         </w:tc>
         <w:tc>
           <w:tcPr>
-            <w:tcW w:w="1418" w:type="dxa"/>
+            <w:tcW w:w="1514" w:type="dxa"/>
             <w:vAlign w:val="center"/>
           </w:tcPr>
           <w:p>
@@ -8220,7 +8220,7 @@
         </w:trPr>
         <w:tc>
           <w:tcPr>
-            <w:tcW w:w="2718" w:type="dxa"/>
+            <w:tcW w:w="2685" w:type="dxa"/>
             <w:vAlign w:val="center"/>
           </w:tcPr>
           <w:p>
@@ -8239,7 +8239,7 @@
         </w:tc>
         <w:tc>
           <w:tcPr>
-            <w:tcW w:w="5219" w:type="dxa"/>
+            <w:tcW w:w="5156" w:type="dxa"/>
             <w:vAlign w:val="center"/>
           </w:tcPr>
           <w:p>
@@ -8258,7 +8258,7 @@
         </w:tc>
         <w:tc>
           <w:tcPr>
-            <w:tcW w:w="1418" w:type="dxa"/>
+            <w:tcW w:w="1514" w:type="dxa"/>
             <w:vAlign w:val="center"/>
           </w:tcPr>
           <w:p>
@@ -8283,7 +8283,7 @@
         </w:trPr>
         <w:tc>
           <w:tcPr>
-            <w:tcW w:w="2718" w:type="dxa"/>
+            <w:tcW w:w="2685" w:type="dxa"/>
             <w:vAlign w:val="center"/>
           </w:tcPr>
           <w:p>
@@ -8302,7 +8302,7 @@
         </w:tc>
         <w:tc>
           <w:tcPr>
-            <w:tcW w:w="5219" w:type="dxa"/>
+            <w:tcW w:w="5156" w:type="dxa"/>
             <w:vAlign w:val="center"/>
           </w:tcPr>
           <w:p>
@@ -8392,7 +8392,7 @@
         </w:tc>
         <w:tc>
           <w:tcPr>
-            <w:tcW w:w="1418" w:type="dxa"/>
+            <w:tcW w:w="1514" w:type="dxa"/>
             <w:vAlign w:val="center"/>
           </w:tcPr>
           <w:p>
@@ -8417,7 +8417,7 @@
         </w:trPr>
         <w:tc>
           <w:tcPr>
-            <w:tcW w:w="2718" w:type="dxa"/>
+            <w:tcW w:w="2685" w:type="dxa"/>
             <w:vAlign w:val="center"/>
           </w:tcPr>
           <w:p>
@@ -8436,7 +8436,7 @@
         </w:tc>
         <w:tc>
           <w:tcPr>
-            <w:tcW w:w="5219" w:type="dxa"/>
+            <w:tcW w:w="5156" w:type="dxa"/>
             <w:vAlign w:val="center"/>
           </w:tcPr>
           <w:p>
@@ -8475,7 +8475,7 @@
         </w:tc>
         <w:tc>
           <w:tcPr>
-            <w:tcW w:w="1418" w:type="dxa"/>
+            <w:tcW w:w="1514" w:type="dxa"/>
             <w:vAlign w:val="center"/>
           </w:tcPr>
           <w:p>
@@ -8500,7 +8500,7 @@
         </w:trPr>
         <w:tc>
           <w:tcPr>
-            <w:tcW w:w="2718" w:type="dxa"/>
+            <w:tcW w:w="2685" w:type="dxa"/>
             <w:vAlign w:val="center"/>
           </w:tcPr>
           <w:p>
@@ -8519,7 +8519,7 @@
         </w:tc>
         <w:tc>
           <w:tcPr>
-            <w:tcW w:w="5219" w:type="dxa"/>
+            <w:tcW w:w="5156" w:type="dxa"/>
             <w:vAlign w:val="center"/>
           </w:tcPr>
           <w:p>
@@ -8538,7 +8538,7 @@
         </w:tc>
         <w:tc>
           <w:tcPr>
-            <w:tcW w:w="1418" w:type="dxa"/>
+            <w:tcW w:w="1514" w:type="dxa"/>
             <w:vAlign w:val="center"/>
           </w:tcPr>
           <w:p>
@@ -8563,7 +8563,7 @@
         </w:trPr>
         <w:tc>
           <w:tcPr>
-            <w:tcW w:w="2718" w:type="dxa"/>
+            <w:tcW w:w="2685" w:type="dxa"/>
             <w:vAlign w:val="center"/>
           </w:tcPr>
           <w:p>
@@ -8582,7 +8582,7 @@
         </w:tc>
         <w:tc>
           <w:tcPr>
-            <w:tcW w:w="5219" w:type="dxa"/>
+            <w:tcW w:w="5156" w:type="dxa"/>
             <w:vAlign w:val="center"/>
           </w:tcPr>
           <w:p>
@@ -8634,7 +8634,7 @@
         </w:tc>
         <w:tc>
           <w:tcPr>
-            <w:tcW w:w="1418" w:type="dxa"/>
+            <w:tcW w:w="1514" w:type="dxa"/>
             <w:vAlign w:val="center"/>
           </w:tcPr>
           <w:p>
@@ -8659,7 +8659,7 @@
         </w:trPr>
         <w:tc>
           <w:tcPr>
-            <w:tcW w:w="2718" w:type="dxa"/>
+            <w:tcW w:w="2685" w:type="dxa"/>
             <w:vAlign w:val="center"/>
           </w:tcPr>
           <w:p>
@@ -8678,7 +8678,7 @@
         </w:tc>
         <w:tc>
           <w:tcPr>
-            <w:tcW w:w="5219" w:type="dxa"/>
+            <w:tcW w:w="5156" w:type="dxa"/>
             <w:vAlign w:val="center"/>
           </w:tcPr>
           <w:p>
@@ -8723,7 +8723,7 @@
         </w:tc>
         <w:tc>
           <w:tcPr>
-            <w:tcW w:w="1418" w:type="dxa"/>
+            <w:tcW w:w="1514" w:type="dxa"/>
             <w:vAlign w:val="center"/>
           </w:tcPr>
           <w:p>
@@ -8817,7 +8817,7 @@
         <w:ind w:firstLine="709"/>
       </w:pPr>
       <w:bookmarkStart w:id="18" w:name="_519d46f9ff7923648cbfef21e26057944381813"/>
-      <w:bookmarkStart w:id="19" w:name="_Toc242032813"/>
+      <w:bookmarkStart w:id="19" w:name="_Toc242035301"/>
       <w:bookmarkEnd w:id="16"/>
       <w:r>
         <w:rPr>
@@ -8926,10 +8926,10 @@
         <w:tblLook w:val="0020" w:firstRow="1" w:lastRow="0" w:firstColumn="0" w:lastColumn="0" w:noHBand="0" w:noVBand="0"/>
       </w:tblPr>
       <w:tblGrid>
-        <w:gridCol w:w="850"/>
-        <w:gridCol w:w="4148"/>
-        <w:gridCol w:w="2514"/>
-        <w:gridCol w:w="1843"/>
+        <w:gridCol w:w="948"/>
+        <w:gridCol w:w="4100"/>
+        <w:gridCol w:w="2485"/>
+        <w:gridCol w:w="1822"/>
       </w:tblGrid>
       <w:tr>
         <w:trPr>
@@ -8940,7 +8940,7 @@
         </w:trPr>
         <w:tc>
           <w:tcPr>
-            <w:tcW w:w="849" w:type="dxa"/>
+            <w:tcW w:w="947" w:type="dxa"/>
             <w:vAlign w:val="center"/>
           </w:tcPr>
           <w:p>
@@ -8961,7 +8961,7 @@
         </w:tc>
         <w:tc>
           <w:tcPr>
-            <w:tcW w:w="4148" w:type="dxa"/>
+            <w:tcW w:w="4100" w:type="dxa"/>
             <w:vAlign w:val="center"/>
           </w:tcPr>
           <w:p>
@@ -8981,7 +8981,7 @@
         </w:tc>
         <w:tc>
           <w:tcPr>
-            <w:tcW w:w="2514" w:type="dxa"/>
+            <w:tcW w:w="2485" w:type="dxa"/>
             <w:vAlign w:val="center"/>
           </w:tcPr>
           <w:p>
@@ -9001,7 +9001,7 @@
         </w:tc>
         <w:tc>
           <w:tcPr>
-            <w:tcW w:w="1843" w:type="dxa"/>
+            <w:tcW w:w="1822" w:type="dxa"/>
             <w:vAlign w:val="center"/>
           </w:tcPr>
           <w:p>
@@ -9027,7 +9027,7 @@
         </w:trPr>
         <w:tc>
           <w:tcPr>
-            <w:tcW w:w="849" w:type="dxa"/>
+            <w:tcW w:w="947" w:type="dxa"/>
             <w:vAlign w:val="center"/>
           </w:tcPr>
           <w:p>
@@ -9047,7 +9047,7 @@
         </w:tc>
         <w:tc>
           <w:tcPr>
-            <w:tcW w:w="4148" w:type="dxa"/>
+            <w:tcW w:w="4100" w:type="dxa"/>
             <w:vAlign w:val="center"/>
           </w:tcPr>
           <w:p>
@@ -9066,7 +9066,7 @@
         </w:tc>
         <w:tc>
           <w:tcPr>
-            <w:tcW w:w="2514" w:type="dxa"/>
+            <w:tcW w:w="2485" w:type="dxa"/>
             <w:vAlign w:val="center"/>
           </w:tcPr>
           <w:p>
@@ -9085,7 +9085,7 @@
         </w:tc>
         <w:tc>
           <w:tcPr>
-            <w:tcW w:w="1843" w:type="dxa"/>
+            <w:tcW w:w="1822" w:type="dxa"/>
             <w:vAlign w:val="center"/>
           </w:tcPr>
           <w:p>
@@ -9110,7 +9110,7 @@
         </w:trPr>
         <w:tc>
           <w:tcPr>
-            <w:tcW w:w="849" w:type="dxa"/>
+            <w:tcW w:w="947" w:type="dxa"/>
             <w:vAlign w:val="center"/>
           </w:tcPr>
           <w:p>
@@ -9130,7 +9130,7 @@
         </w:tc>
         <w:tc>
           <w:tcPr>
-            <w:tcW w:w="4148" w:type="dxa"/>
+            <w:tcW w:w="4100" w:type="dxa"/>
             <w:vAlign w:val="center"/>
           </w:tcPr>
           <w:p>
@@ -9149,7 +9149,7 @@
         </w:tc>
         <w:tc>
           <w:tcPr>
-            <w:tcW w:w="2514" w:type="dxa"/>
+            <w:tcW w:w="2485" w:type="dxa"/>
             <w:vAlign w:val="center"/>
           </w:tcPr>
           <w:p>
@@ -9168,7 +9168,7 @@
         </w:tc>
         <w:tc>
           <w:tcPr>
-            <w:tcW w:w="1843" w:type="dxa"/>
+            <w:tcW w:w="1822" w:type="dxa"/>
             <w:vAlign w:val="center"/>
           </w:tcPr>
           <w:p>
@@ -9193,7 +9193,7 @@
         </w:trPr>
         <w:tc>
           <w:tcPr>
-            <w:tcW w:w="849" w:type="dxa"/>
+            <w:tcW w:w="947" w:type="dxa"/>
             <w:vAlign w:val="center"/>
           </w:tcPr>
           <w:p>
@@ -9213,7 +9213,7 @@
         </w:tc>
         <w:tc>
           <w:tcPr>
-            <w:tcW w:w="4148" w:type="dxa"/>
+            <w:tcW w:w="4100" w:type="dxa"/>
             <w:vAlign w:val="center"/>
           </w:tcPr>
           <w:p>
@@ -9232,7 +9232,7 @@
         </w:tc>
         <w:tc>
           <w:tcPr>
-            <w:tcW w:w="2514" w:type="dxa"/>
+            <w:tcW w:w="2485" w:type="dxa"/>
             <w:vAlign w:val="center"/>
           </w:tcPr>
           <w:p>
@@ -9251,7 +9251,7 @@
         </w:tc>
         <w:tc>
           <w:tcPr>
-            <w:tcW w:w="1843" w:type="dxa"/>
+            <w:tcW w:w="1822" w:type="dxa"/>
             <w:vAlign w:val="center"/>
           </w:tcPr>
           <w:p>
@@ -9276,7 +9276,7 @@
         </w:trPr>
         <w:tc>
           <w:tcPr>
-            <w:tcW w:w="849" w:type="dxa"/>
+            <w:tcW w:w="947" w:type="dxa"/>
             <w:vAlign w:val="center"/>
           </w:tcPr>
           <w:p>
@@ -9296,7 +9296,7 @@
         </w:tc>
         <w:tc>
           <w:tcPr>
-            <w:tcW w:w="4148" w:type="dxa"/>
+            <w:tcW w:w="4100" w:type="dxa"/>
             <w:vAlign w:val="center"/>
           </w:tcPr>
           <w:p>
@@ -9328,7 +9328,7 @@
         </w:tc>
         <w:tc>
           <w:tcPr>
-            <w:tcW w:w="2514" w:type="dxa"/>
+            <w:tcW w:w="2485" w:type="dxa"/>
             <w:vAlign w:val="center"/>
           </w:tcPr>
           <w:p>
@@ -9347,7 +9347,7 @@
         </w:tc>
         <w:tc>
           <w:tcPr>
-            <w:tcW w:w="1843" w:type="dxa"/>
+            <w:tcW w:w="1822" w:type="dxa"/>
             <w:vAlign w:val="center"/>
           </w:tcPr>
           <w:p>
@@ -9372,7 +9372,7 @@
         </w:trPr>
         <w:tc>
           <w:tcPr>
-            <w:tcW w:w="849" w:type="dxa"/>
+            <w:tcW w:w="947" w:type="dxa"/>
             <w:vAlign w:val="center"/>
           </w:tcPr>
           <w:p>
@@ -9392,7 +9392,7 @@
         </w:tc>
         <w:tc>
           <w:tcPr>
-            <w:tcW w:w="4148" w:type="dxa"/>
+            <w:tcW w:w="4100" w:type="dxa"/>
             <w:vAlign w:val="center"/>
           </w:tcPr>
           <w:p>
@@ -9431,7 +9431,7 @@
         </w:tc>
         <w:tc>
           <w:tcPr>
-            <w:tcW w:w="2514" w:type="dxa"/>
+            <w:tcW w:w="2485" w:type="dxa"/>
             <w:vAlign w:val="center"/>
           </w:tcPr>
           <w:p>
@@ -9450,7 +9450,7 @@
         </w:tc>
         <w:tc>
           <w:tcPr>
-            <w:tcW w:w="1843" w:type="dxa"/>
+            <w:tcW w:w="1822" w:type="dxa"/>
             <w:vAlign w:val="center"/>
           </w:tcPr>
           <w:p>
@@ -9475,7 +9475,7 @@
         </w:trPr>
         <w:tc>
           <w:tcPr>
-            <w:tcW w:w="849" w:type="dxa"/>
+            <w:tcW w:w="947" w:type="dxa"/>
             <w:vAlign w:val="center"/>
           </w:tcPr>
           <w:p>
@@ -9495,7 +9495,7 @@
         </w:tc>
         <w:tc>
           <w:tcPr>
-            <w:tcW w:w="4148" w:type="dxa"/>
+            <w:tcW w:w="4100" w:type="dxa"/>
             <w:vAlign w:val="center"/>
           </w:tcPr>
           <w:p>
@@ -9514,7 +9514,7 @@
         </w:tc>
         <w:tc>
           <w:tcPr>
-            <w:tcW w:w="2514" w:type="dxa"/>
+            <w:tcW w:w="2485" w:type="dxa"/>
             <w:vAlign w:val="center"/>
           </w:tcPr>
           <w:p>
@@ -9533,7 +9533,7 @@
         </w:tc>
         <w:tc>
           <w:tcPr>
-            <w:tcW w:w="1843" w:type="dxa"/>
+            <w:tcW w:w="1822" w:type="dxa"/>
             <w:vAlign w:val="center"/>
           </w:tcPr>
           <w:p>
@@ -9558,7 +9558,7 @@
         </w:trPr>
         <w:tc>
           <w:tcPr>
-            <w:tcW w:w="849" w:type="dxa"/>
+            <w:tcW w:w="947" w:type="dxa"/>
             <w:vAlign w:val="center"/>
           </w:tcPr>
           <w:p>
@@ -9578,7 +9578,7 @@
         </w:tc>
         <w:tc>
           <w:tcPr>
-            <w:tcW w:w="4148" w:type="dxa"/>
+            <w:tcW w:w="4100" w:type="dxa"/>
             <w:vAlign w:val="center"/>
           </w:tcPr>
           <w:p>
@@ -9597,7 +9597,7 @@
         </w:tc>
         <w:tc>
           <w:tcPr>
-            <w:tcW w:w="2514" w:type="dxa"/>
+            <w:tcW w:w="2485" w:type="dxa"/>
             <w:vAlign w:val="center"/>
           </w:tcPr>
           <w:p>
@@ -9616,7 +9616,7 @@
         </w:tc>
         <w:tc>
           <w:tcPr>
-            <w:tcW w:w="1843" w:type="dxa"/>
+            <w:tcW w:w="1822" w:type="dxa"/>
             <w:vAlign w:val="center"/>
           </w:tcPr>
           <w:p>
@@ -9641,7 +9641,7 @@
         </w:trPr>
         <w:tc>
           <w:tcPr>
-            <w:tcW w:w="849" w:type="dxa"/>
+            <w:tcW w:w="947" w:type="dxa"/>
             <w:vAlign w:val="center"/>
           </w:tcPr>
           <w:p>
@@ -9661,7 +9661,7 @@
         </w:tc>
         <w:tc>
           <w:tcPr>
-            <w:tcW w:w="4148" w:type="dxa"/>
+            <w:tcW w:w="4100" w:type="dxa"/>
             <w:vAlign w:val="center"/>
           </w:tcPr>
           <w:p>
@@ -9680,7 +9680,7 @@
         </w:tc>
         <w:tc>
           <w:tcPr>
-            <w:tcW w:w="2514" w:type="dxa"/>
+            <w:tcW w:w="2485" w:type="dxa"/>
             <w:vAlign w:val="center"/>
           </w:tcPr>
           <w:p>
@@ -9699,7 +9699,7 @@
         </w:tc>
         <w:tc>
           <w:tcPr>
-            <w:tcW w:w="1843" w:type="dxa"/>
+            <w:tcW w:w="1822" w:type="dxa"/>
             <w:vAlign w:val="center"/>
           </w:tcPr>
           <w:p>
@@ -9724,7 +9724,7 @@
         </w:trPr>
         <w:tc>
           <w:tcPr>
-            <w:tcW w:w="849" w:type="dxa"/>
+            <w:tcW w:w="947" w:type="dxa"/>
             <w:vAlign w:val="center"/>
           </w:tcPr>
           <w:p>
@@ -9744,7 +9744,7 @@
         </w:tc>
         <w:tc>
           <w:tcPr>
-            <w:tcW w:w="4148" w:type="dxa"/>
+            <w:tcW w:w="4100" w:type="dxa"/>
             <w:vAlign w:val="center"/>
           </w:tcPr>
           <w:p>
@@ -9770,7 +9770,7 @@
         </w:tc>
         <w:tc>
           <w:tcPr>
-            <w:tcW w:w="2514" w:type="dxa"/>
+            <w:tcW w:w="2485" w:type="dxa"/>
             <w:vAlign w:val="center"/>
           </w:tcPr>
           <w:p>
@@ -9789,7 +9789,7 @@
         </w:tc>
         <w:tc>
           <w:tcPr>
-            <w:tcW w:w="1843" w:type="dxa"/>
+            <w:tcW w:w="1822" w:type="dxa"/>
             <w:vAlign w:val="center"/>
           </w:tcPr>
           <w:p>
@@ -9814,7 +9814,7 @@
         </w:trPr>
         <w:tc>
           <w:tcPr>
-            <w:tcW w:w="849" w:type="dxa"/>
+            <w:tcW w:w="947" w:type="dxa"/>
             <w:vAlign w:val="center"/>
           </w:tcPr>
           <w:p>
@@ -9834,7 +9834,7 @@
         </w:tc>
         <w:tc>
           <w:tcPr>
-            <w:tcW w:w="4148" w:type="dxa"/>
+            <w:tcW w:w="4100" w:type="dxa"/>
             <w:vAlign w:val="center"/>
           </w:tcPr>
           <w:p>
@@ -9853,7 +9853,7 @@
         </w:tc>
         <w:tc>
           <w:tcPr>
-            <w:tcW w:w="2514" w:type="dxa"/>
+            <w:tcW w:w="2485" w:type="dxa"/>
             <w:vAlign w:val="center"/>
           </w:tcPr>
           <w:p>
@@ -9872,7 +9872,7 @@
         </w:tc>
         <w:tc>
           <w:tcPr>
-            <w:tcW w:w="1843" w:type="dxa"/>
+            <w:tcW w:w="1822" w:type="dxa"/>
             <w:vAlign w:val="center"/>
           </w:tcPr>
           <w:p>
@@ -9953,7 +9953,7 @@
         <w:ind w:firstLine="709"/>
       </w:pPr>
       <w:bookmarkStart w:id="20" w:name="_753c3388bf9c3477a7d17f68c6497177eb43643"/>
-      <w:bookmarkStart w:id="21" w:name="_Toc242032814"/>
+      <w:bookmarkStart w:id="21" w:name="_Toc242035302"/>
       <w:bookmarkEnd w:id="18"/>
       <w:r>
         <w:rPr>
@@ -10016,11 +10016,11 @@
         <w:tblLook w:val="0020" w:firstRow="1" w:lastRow="0" w:firstColumn="0" w:lastColumn="0" w:noHBand="0" w:noVBand="0"/>
       </w:tblPr>
       <w:tblGrid>
-        <w:gridCol w:w="840"/>
-        <w:gridCol w:w="3166"/>
-        <w:gridCol w:w="1413"/>
-        <w:gridCol w:w="1932"/>
-        <w:gridCol w:w="2004"/>
+        <w:gridCol w:w="948"/>
+        <w:gridCol w:w="3126"/>
+        <w:gridCol w:w="1395"/>
+        <w:gridCol w:w="1908"/>
+        <w:gridCol w:w="1978"/>
       </w:tblGrid>
       <w:tr>
         <w:trPr>
@@ -10031,7 +10031,7 @@
         </w:trPr>
         <w:tc>
           <w:tcPr>
-            <w:tcW w:w="839" w:type="dxa"/>
+            <w:tcW w:w="947" w:type="dxa"/>
             <w:vAlign w:val="center"/>
           </w:tcPr>
           <w:p>
@@ -10052,7 +10052,7 @@
         </w:tc>
         <w:tc>
           <w:tcPr>
-            <w:tcW w:w="3166" w:type="dxa"/>
+            <w:tcW w:w="3126" w:type="dxa"/>
             <w:vAlign w:val="center"/>
           </w:tcPr>
           <w:p>
@@ -10072,7 +10072,7 @@
         </w:tc>
         <w:tc>
           <w:tcPr>
-            <w:tcW w:w="1413" w:type="dxa"/>
+            <w:tcW w:w="1395" w:type="dxa"/>
             <w:vAlign w:val="center"/>
           </w:tcPr>
           <w:p>
@@ -10092,7 +10092,7 @@
         </w:tc>
         <w:tc>
           <w:tcPr>
-            <w:tcW w:w="1932" w:type="dxa"/>
+            <w:tcW w:w="1908" w:type="dxa"/>
             <w:vAlign w:val="center"/>
           </w:tcPr>
           <w:p>
@@ -10112,7 +10112,7 @@
         </w:tc>
         <w:tc>
           <w:tcPr>
-            <w:tcW w:w="2004" w:type="dxa"/>
+            <w:tcW w:w="1978" w:type="dxa"/>
             <w:vAlign w:val="center"/>
           </w:tcPr>
           <w:p>
@@ -10138,7 +10138,7 @@
         </w:trPr>
         <w:tc>
           <w:tcPr>
-            <w:tcW w:w="839" w:type="dxa"/>
+            <w:tcW w:w="947" w:type="dxa"/>
             <w:vAlign w:val="center"/>
           </w:tcPr>
           <w:p>
@@ -10158,7 +10158,7 @@
         </w:tc>
         <w:tc>
           <w:tcPr>
-            <w:tcW w:w="3166" w:type="dxa"/>
+            <w:tcW w:w="3126" w:type="dxa"/>
             <w:vAlign w:val="center"/>
           </w:tcPr>
           <w:p>
@@ -10177,7 +10177,7 @@
         </w:tc>
         <w:tc>
           <w:tcPr>
-            <w:tcW w:w="1413" w:type="dxa"/>
+            <w:tcW w:w="1395" w:type="dxa"/>
             <w:vAlign w:val="center"/>
           </w:tcPr>
           <w:p>
@@ -10196,7 +10196,7 @@
         </w:tc>
         <w:tc>
           <w:tcPr>
-            <w:tcW w:w="1932" w:type="dxa"/>
+            <w:tcW w:w="1908" w:type="dxa"/>
             <w:vAlign w:val="center"/>
           </w:tcPr>
           <w:p>
@@ -10222,7 +10222,7 @@
         </w:tc>
         <w:tc>
           <w:tcPr>
-            <w:tcW w:w="2004" w:type="dxa"/>
+            <w:tcW w:w="1978" w:type="dxa"/>
             <w:vAlign w:val="center"/>
           </w:tcPr>
           <w:p>
@@ -10247,7 +10247,7 @@
         </w:trPr>
         <w:tc>
           <w:tcPr>
-            <w:tcW w:w="839" w:type="dxa"/>
+            <w:tcW w:w="947" w:type="dxa"/>
             <w:vAlign w:val="center"/>
           </w:tcPr>
           <w:p>
@@ -10267,7 +10267,7 @@
         </w:tc>
         <w:tc>
           <w:tcPr>
-            <w:tcW w:w="3166" w:type="dxa"/>
+            <w:tcW w:w="3126" w:type="dxa"/>
             <w:vAlign w:val="center"/>
           </w:tcPr>
           <w:p>
@@ -10286,7 +10286,7 @@
         </w:tc>
         <w:tc>
           <w:tcPr>
-            <w:tcW w:w="1413" w:type="dxa"/>
+            <w:tcW w:w="1395" w:type="dxa"/>
             <w:vAlign w:val="center"/>
           </w:tcPr>
           <w:p>
@@ -10305,7 +10305,7 @@
         </w:tc>
         <w:tc>
           <w:tcPr>
-            <w:tcW w:w="1932" w:type="dxa"/>
+            <w:tcW w:w="1908" w:type="dxa"/>
             <w:vAlign w:val="center"/>
           </w:tcPr>
           <w:p>
@@ -10331,7 +10331,7 @@
         </w:tc>
         <w:tc>
           <w:tcPr>
-            <w:tcW w:w="2004" w:type="dxa"/>
+            <w:tcW w:w="1978" w:type="dxa"/>
             <w:vAlign w:val="center"/>
           </w:tcPr>
           <w:p>
@@ -10356,7 +10356,7 @@
         </w:trPr>
         <w:tc>
           <w:tcPr>
-            <w:tcW w:w="839" w:type="dxa"/>
+            <w:tcW w:w="947" w:type="dxa"/>
             <w:vAlign w:val="center"/>
           </w:tcPr>
           <w:p>
@@ -10376,7 +10376,7 @@
         </w:tc>
         <w:tc>
           <w:tcPr>
-            <w:tcW w:w="3166" w:type="dxa"/>
+            <w:tcW w:w="3126" w:type="dxa"/>
             <w:vAlign w:val="center"/>
           </w:tcPr>
           <w:p>
@@ -10395,7 +10395,7 @@
         </w:tc>
         <w:tc>
           <w:tcPr>
-            <w:tcW w:w="1413" w:type="dxa"/>
+            <w:tcW w:w="1395" w:type="dxa"/>
             <w:vAlign w:val="center"/>
           </w:tcPr>
           <w:p>
@@ -10414,7 +10414,7 @@
         </w:tc>
         <w:tc>
           <w:tcPr>
-            <w:tcW w:w="1932" w:type="dxa"/>
+            <w:tcW w:w="1908" w:type="dxa"/>
             <w:vAlign w:val="center"/>
           </w:tcPr>
           <w:p>
@@ -10440,7 +10440,7 @@
         </w:tc>
         <w:tc>
           <w:tcPr>
-            <w:tcW w:w="2004" w:type="dxa"/>
+            <w:tcW w:w="1978" w:type="dxa"/>
             <w:vAlign w:val="center"/>
           </w:tcPr>
           <w:p>
@@ -10465,7 +10465,7 @@
         </w:trPr>
         <w:tc>
           <w:tcPr>
-            <w:tcW w:w="839" w:type="dxa"/>
+            <w:tcW w:w="947" w:type="dxa"/>
             <w:vAlign w:val="center"/>
           </w:tcPr>
           <w:p>
@@ -10485,7 +10485,7 @@
         </w:tc>
         <w:tc>
           <w:tcPr>
-            <w:tcW w:w="3166" w:type="dxa"/>
+            <w:tcW w:w="3126" w:type="dxa"/>
             <w:vAlign w:val="center"/>
           </w:tcPr>
           <w:p>
@@ -10504,7 +10504,7 @@
         </w:tc>
         <w:tc>
           <w:tcPr>
-            <w:tcW w:w="1413" w:type="dxa"/>
+            <w:tcW w:w="1395" w:type="dxa"/>
             <w:vAlign w:val="center"/>
           </w:tcPr>
           <w:p>
@@ -10523,7 +10523,7 @@
         </w:tc>
         <w:tc>
           <w:tcPr>
-            <w:tcW w:w="1932" w:type="dxa"/>
+            <w:tcW w:w="1908" w:type="dxa"/>
             <w:vAlign w:val="center"/>
           </w:tcPr>
           <w:p>
@@ -10549,7 +10549,7 @@
         </w:tc>
         <w:tc>
           <w:tcPr>
-            <w:tcW w:w="2004" w:type="dxa"/>
+            <w:tcW w:w="1978" w:type="dxa"/>
             <w:vAlign w:val="center"/>
           </w:tcPr>
           <w:p>
@@ -10574,7 +10574,7 @@
         </w:trPr>
         <w:tc>
           <w:tcPr>
-            <w:tcW w:w="839" w:type="dxa"/>
+            <w:tcW w:w="947" w:type="dxa"/>
             <w:vAlign w:val="center"/>
           </w:tcPr>
           <w:p>
@@ -10594,7 +10594,7 @@
         </w:tc>
         <w:tc>
           <w:tcPr>
-            <w:tcW w:w="3166" w:type="dxa"/>
+            <w:tcW w:w="3126" w:type="dxa"/>
             <w:vAlign w:val="center"/>
           </w:tcPr>
           <w:p>
@@ -10613,7 +10613,7 @@
         </w:tc>
         <w:tc>
           <w:tcPr>
-            <w:tcW w:w="1413" w:type="dxa"/>
+            <w:tcW w:w="1395" w:type="dxa"/>
             <w:vAlign w:val="center"/>
           </w:tcPr>
           <w:p>
@@ -10632,7 +10632,7 @@
         </w:tc>
         <w:tc>
           <w:tcPr>
-            <w:tcW w:w="1932" w:type="dxa"/>
+            <w:tcW w:w="1908" w:type="dxa"/>
             <w:vAlign w:val="center"/>
           </w:tcPr>
           <w:p>
@@ -10658,7 +10658,7 @@
         </w:tc>
         <w:tc>
           <w:tcPr>
-            <w:tcW w:w="2004" w:type="dxa"/>
+            <w:tcW w:w="1978" w:type="dxa"/>
             <w:vAlign w:val="center"/>
           </w:tcPr>
           <w:p>
@@ -10683,7 +10683,7 @@
         </w:trPr>
         <w:tc>
           <w:tcPr>
-            <w:tcW w:w="839" w:type="dxa"/>
+            <w:tcW w:w="947" w:type="dxa"/>
             <w:vAlign w:val="center"/>
           </w:tcPr>
           <w:p>
@@ -10703,7 +10703,7 @@
         </w:tc>
         <w:tc>
           <w:tcPr>
-            <w:tcW w:w="3166" w:type="dxa"/>
+            <w:tcW w:w="3126" w:type="dxa"/>
             <w:vAlign w:val="center"/>
           </w:tcPr>
           <w:p>
@@ -10722,7 +10722,7 @@
         </w:tc>
         <w:tc>
           <w:tcPr>
-            <w:tcW w:w="1413" w:type="dxa"/>
+            <w:tcW w:w="1395" w:type="dxa"/>
             <w:vAlign w:val="center"/>
           </w:tcPr>
           <w:p>
@@ -10741,7 +10741,7 @@
         </w:tc>
         <w:tc>
           <w:tcPr>
-            <w:tcW w:w="1932" w:type="dxa"/>
+            <w:tcW w:w="1908" w:type="dxa"/>
             <w:vAlign w:val="center"/>
           </w:tcPr>
           <w:p>
@@ -10767,7 +10767,7 @@
         </w:tc>
         <w:tc>
           <w:tcPr>
-            <w:tcW w:w="2004" w:type="dxa"/>
+            <w:tcW w:w="1978" w:type="dxa"/>
             <w:vAlign w:val="center"/>
           </w:tcPr>
           <w:p>
@@ -10792,7 +10792,7 @@
         </w:trPr>
         <w:tc>
           <w:tcPr>
-            <w:tcW w:w="839" w:type="dxa"/>
+            <w:tcW w:w="947" w:type="dxa"/>
             <w:vAlign w:val="center"/>
           </w:tcPr>
           <w:p>
@@ -10812,7 +10812,7 @@
         </w:tc>
         <w:tc>
           <w:tcPr>
-            <w:tcW w:w="3166" w:type="dxa"/>
+            <w:tcW w:w="3126" w:type="dxa"/>
             <w:vAlign w:val="center"/>
           </w:tcPr>
           <w:p>
@@ -10831,7 +10831,7 @@
         </w:tc>
         <w:tc>
           <w:tcPr>
-            <w:tcW w:w="1413" w:type="dxa"/>
+            <w:tcW w:w="1395" w:type="dxa"/>
             <w:vAlign w:val="center"/>
           </w:tcPr>
           <w:p>
@@ -10850,7 +10850,7 @@
         </w:tc>
         <w:tc>
           <w:tcPr>
-            <w:tcW w:w="1932" w:type="dxa"/>
+            <w:tcW w:w="1908" w:type="dxa"/>
             <w:vAlign w:val="center"/>
           </w:tcPr>
           <w:p>
@@ -10876,7 +10876,7 @@
         </w:tc>
         <w:tc>
           <w:tcPr>
-            <w:tcW w:w="2004" w:type="dxa"/>
+            <w:tcW w:w="1978" w:type="dxa"/>
             <w:vAlign w:val="center"/>
           </w:tcPr>
           <w:p>
@@ -10901,7 +10901,7 @@
         </w:trPr>
         <w:tc>
           <w:tcPr>
-            <w:tcW w:w="839" w:type="dxa"/>
+            <w:tcW w:w="947" w:type="dxa"/>
             <w:vAlign w:val="center"/>
           </w:tcPr>
           <w:p>
@@ -10921,7 +10921,7 @@
         </w:tc>
         <w:tc>
           <w:tcPr>
-            <w:tcW w:w="3166" w:type="dxa"/>
+            <w:tcW w:w="3126" w:type="dxa"/>
             <w:vAlign w:val="center"/>
           </w:tcPr>
           <w:p>
@@ -10940,7 +10940,7 @@
         </w:tc>
         <w:tc>
           <w:tcPr>
-            <w:tcW w:w="1413" w:type="dxa"/>
+            <w:tcW w:w="1395" w:type="dxa"/>
             <w:vAlign w:val="center"/>
           </w:tcPr>
           <w:p>
@@ -10959,7 +10959,7 @@
         </w:tc>
         <w:tc>
           <w:tcPr>
-            <w:tcW w:w="1932" w:type="dxa"/>
+            <w:tcW w:w="1908" w:type="dxa"/>
             <w:vAlign w:val="center"/>
           </w:tcPr>
           <w:p>
@@ -10985,7 +10985,7 @@
         </w:tc>
         <w:tc>
           <w:tcPr>
-            <w:tcW w:w="2004" w:type="dxa"/>
+            <w:tcW w:w="1978" w:type="dxa"/>
             <w:vAlign w:val="center"/>
           </w:tcPr>
           <w:p>
@@ -11010,7 +11010,7 @@
         </w:trPr>
         <w:tc>
           <w:tcPr>
-            <w:tcW w:w="839" w:type="dxa"/>
+            <w:tcW w:w="947" w:type="dxa"/>
             <w:vAlign w:val="center"/>
           </w:tcPr>
           <w:p>
@@ -11030,7 +11030,7 @@
         </w:tc>
         <w:tc>
           <w:tcPr>
-            <w:tcW w:w="3166" w:type="dxa"/>
+            <w:tcW w:w="3126" w:type="dxa"/>
             <w:vAlign w:val="center"/>
           </w:tcPr>
           <w:p>
@@ -11049,7 +11049,7 @@
         </w:tc>
         <w:tc>
           <w:tcPr>
-            <w:tcW w:w="1413" w:type="dxa"/>
+            <w:tcW w:w="1395" w:type="dxa"/>
             <w:vAlign w:val="center"/>
           </w:tcPr>
           <w:p>
@@ -11068,7 +11068,7 @@
         </w:tc>
         <w:tc>
           <w:tcPr>
-            <w:tcW w:w="1932" w:type="dxa"/>
+            <w:tcW w:w="1908" w:type="dxa"/>
             <w:vAlign w:val="center"/>
           </w:tcPr>
           <w:p>
@@ -11094,7 +11094,7 @@
         </w:tc>
         <w:tc>
           <w:tcPr>
-            <w:tcW w:w="2004" w:type="dxa"/>
+            <w:tcW w:w="1978" w:type="dxa"/>
             <w:vAlign w:val="center"/>
           </w:tcPr>
           <w:p>
@@ -11119,7 +11119,7 @@
         </w:trPr>
         <w:tc>
           <w:tcPr>
-            <w:tcW w:w="839" w:type="dxa"/>
+            <w:tcW w:w="947" w:type="dxa"/>
             <w:vAlign w:val="center"/>
           </w:tcPr>
           <w:p>
@@ -11139,7 +11139,7 @@
         </w:tc>
         <w:tc>
           <w:tcPr>
-            <w:tcW w:w="3166" w:type="dxa"/>
+            <w:tcW w:w="3126" w:type="dxa"/>
             <w:vAlign w:val="center"/>
           </w:tcPr>
           <w:p>
@@ -11158,7 +11158,7 @@
         </w:tc>
         <w:tc>
           <w:tcPr>
-            <w:tcW w:w="1413" w:type="dxa"/>
+            <w:tcW w:w="1395" w:type="dxa"/>
             <w:vAlign w:val="center"/>
           </w:tcPr>
           <w:p>
@@ -11177,7 +11177,7 @@
         </w:tc>
         <w:tc>
           <w:tcPr>
-            <w:tcW w:w="1932" w:type="dxa"/>
+            <w:tcW w:w="1908" w:type="dxa"/>
             <w:vAlign w:val="center"/>
           </w:tcPr>
           <w:p>
@@ -11203,7 +11203,7 @@
         </w:tc>
         <w:tc>
           <w:tcPr>
-            <w:tcW w:w="2004" w:type="dxa"/>
+            <w:tcW w:w="1978" w:type="dxa"/>
             <w:vAlign w:val="center"/>
           </w:tcPr>
           <w:p>
@@ -11228,7 +11228,7 @@
         </w:trPr>
         <w:tc>
           <w:tcPr>
-            <w:tcW w:w="839" w:type="dxa"/>
+            <w:tcW w:w="947" w:type="dxa"/>
             <w:vAlign w:val="center"/>
           </w:tcPr>
           <w:p>
@@ -11248,7 +11248,7 @@
         </w:tc>
         <w:tc>
           <w:tcPr>
-            <w:tcW w:w="3166" w:type="dxa"/>
+            <w:tcW w:w="3126" w:type="dxa"/>
             <w:vAlign w:val="center"/>
           </w:tcPr>
           <w:p>
@@ -11267,7 +11267,7 @@
         </w:tc>
         <w:tc>
           <w:tcPr>
-            <w:tcW w:w="1413" w:type="dxa"/>
+            <w:tcW w:w="1395" w:type="dxa"/>
             <w:vAlign w:val="center"/>
           </w:tcPr>
           <w:p>
@@ -11286,7 +11286,7 @@
         </w:tc>
         <w:tc>
           <w:tcPr>
-            <w:tcW w:w="1932" w:type="dxa"/>
+            <w:tcW w:w="1908" w:type="dxa"/>
             <w:vAlign w:val="center"/>
           </w:tcPr>
           <w:p>
@@ -11312,7 +11312,7 @@
         </w:tc>
         <w:tc>
           <w:tcPr>
-            <w:tcW w:w="2004" w:type="dxa"/>
+            <w:tcW w:w="1978" w:type="dxa"/>
             <w:vAlign w:val="center"/>
           </w:tcPr>
           <w:p>
@@ -11337,7 +11337,7 @@
         </w:trPr>
         <w:tc>
           <w:tcPr>
-            <w:tcW w:w="839" w:type="dxa"/>
+            <w:tcW w:w="947" w:type="dxa"/>
             <w:vAlign w:val="center"/>
           </w:tcPr>
           <w:p>
@@ -11357,7 +11357,7 @@
         </w:tc>
         <w:tc>
           <w:tcPr>
-            <w:tcW w:w="3166" w:type="dxa"/>
+            <w:tcW w:w="3126" w:type="dxa"/>
             <w:vAlign w:val="center"/>
           </w:tcPr>
           <w:p>
@@ -11389,7 +11389,7 @@
         </w:tc>
         <w:tc>
           <w:tcPr>
-            <w:tcW w:w="1413" w:type="dxa"/>
+            <w:tcW w:w="1395" w:type="dxa"/>
             <w:vAlign w:val="center"/>
           </w:tcPr>
           <w:p>
@@ -11408,7 +11408,7 @@
         </w:tc>
         <w:tc>
           <w:tcPr>
-            <w:tcW w:w="1932" w:type="dxa"/>
+            <w:tcW w:w="1908" w:type="dxa"/>
             <w:vAlign w:val="center"/>
           </w:tcPr>
           <w:p>
@@ -11434,7 +11434,7 @@
         </w:tc>
         <w:tc>
           <w:tcPr>
-            <w:tcW w:w="2004" w:type="dxa"/>
+            <w:tcW w:w="1978" w:type="dxa"/>
             <w:vAlign w:val="center"/>
           </w:tcPr>
           <w:p>
@@ -11459,7 +11459,7 @@
         </w:trPr>
         <w:tc>
           <w:tcPr>
-            <w:tcW w:w="839" w:type="dxa"/>
+            <w:tcW w:w="947" w:type="dxa"/>
             <w:vAlign w:val="center"/>
           </w:tcPr>
           <w:p>
@@ -11479,7 +11479,7 @@
         </w:tc>
         <w:tc>
           <w:tcPr>
-            <w:tcW w:w="3166" w:type="dxa"/>
+            <w:tcW w:w="3126" w:type="dxa"/>
             <w:vAlign w:val="center"/>
           </w:tcPr>
           <w:p>
@@ -11498,7 +11498,7 @@
         </w:tc>
         <w:tc>
           <w:tcPr>
-            <w:tcW w:w="1413" w:type="dxa"/>
+            <w:tcW w:w="1395" w:type="dxa"/>
             <w:vAlign w:val="center"/>
           </w:tcPr>
           <w:p>
@@ -11517,7 +11517,7 @@
         </w:tc>
         <w:tc>
           <w:tcPr>
-            <w:tcW w:w="1932" w:type="dxa"/>
+            <w:tcW w:w="1908" w:type="dxa"/>
             <w:vAlign w:val="center"/>
           </w:tcPr>
           <w:p>
@@ -11543,7 +11543,7 @@
         </w:tc>
         <w:tc>
           <w:tcPr>
-            <w:tcW w:w="2004" w:type="dxa"/>
+            <w:tcW w:w="1978" w:type="dxa"/>
             <w:vAlign w:val="center"/>
           </w:tcPr>
           <w:p>
@@ -11568,7 +11568,7 @@
         </w:trPr>
         <w:tc>
           <w:tcPr>
-            <w:tcW w:w="839" w:type="dxa"/>
+            <w:tcW w:w="947" w:type="dxa"/>
             <w:vAlign w:val="center"/>
           </w:tcPr>
           <w:p>
@@ -11588,7 +11588,7 @@
         </w:tc>
         <w:tc>
           <w:tcPr>
-            <w:tcW w:w="3166" w:type="dxa"/>
+            <w:tcW w:w="3126" w:type="dxa"/>
             <w:vAlign w:val="center"/>
           </w:tcPr>
           <w:p>
@@ -11607,7 +11607,7 @@
         </w:tc>
         <w:tc>
           <w:tcPr>
-            <w:tcW w:w="1413" w:type="dxa"/>
+            <w:tcW w:w="1395" w:type="dxa"/>
             <w:vAlign w:val="center"/>
           </w:tcPr>
           <w:p>
@@ -11626,7 +11626,7 @@
         </w:tc>
         <w:tc>
           <w:tcPr>
-            <w:tcW w:w="1932" w:type="dxa"/>
+            <w:tcW w:w="1908" w:type="dxa"/>
             <w:vAlign w:val="center"/>
           </w:tcPr>
           <w:p>
@@ -11652,7 +11652,7 @@
         </w:tc>
         <w:tc>
           <w:tcPr>
-            <w:tcW w:w="2004" w:type="dxa"/>
+            <w:tcW w:w="1978" w:type="dxa"/>
             <w:vAlign w:val="center"/>
           </w:tcPr>
           <w:p>
@@ -11856,7 +11856,7 @@
         <w:ind w:firstLine="709"/>
       </w:pPr>
       <w:bookmarkStart w:id="22" w:name="_fc51781abcc4857bf621eab6b8861ea54729fed"/>
-      <w:bookmarkStart w:id="23" w:name="_Toc242032815"/>
+      <w:bookmarkStart w:id="23" w:name="_Toc242035303"/>
       <w:bookmarkEnd w:id="20"/>
       <w:r>
         <w:rPr>
@@ -11919,9 +11919,9 @@
         <w:tblLook w:val="0020" w:firstRow="1" w:lastRow="0" w:firstColumn="0" w:lastColumn="0" w:noHBand="0" w:noVBand="0"/>
       </w:tblPr>
       <w:tblGrid>
-        <w:gridCol w:w="2903"/>
-        <w:gridCol w:w="1613"/>
-        <w:gridCol w:w="4839"/>
+        <w:gridCol w:w="2887"/>
+        <w:gridCol w:w="1655"/>
+        <w:gridCol w:w="4813"/>
       </w:tblGrid>
       <w:tr>
         <w:trPr>
@@ -11932,7 +11932,7 @@
         </w:trPr>
         <w:tc>
           <w:tcPr>
-            <w:tcW w:w="2903" w:type="dxa"/>
+            <w:tcW w:w="2887" w:type="dxa"/>
             <w:vAlign w:val="center"/>
           </w:tcPr>
           <w:p>
@@ -11952,7 +11952,7 @@
         </w:tc>
         <w:tc>
           <w:tcPr>
-            <w:tcW w:w="1613" w:type="dxa"/>
+            <w:tcW w:w="1655" w:type="dxa"/>
             <w:vAlign w:val="center"/>
           </w:tcPr>
           <w:p>
@@ -11972,7 +11972,7 @@
         </w:tc>
         <w:tc>
           <w:tcPr>
-            <w:tcW w:w="4838" w:type="dxa"/>
+            <w:tcW w:w="4812" w:type="dxa"/>
             <w:vAlign w:val="center"/>
           </w:tcPr>
           <w:p>
@@ -11998,7 +11998,7 @@
         </w:trPr>
         <w:tc>
           <w:tcPr>
-            <w:tcW w:w="2903" w:type="dxa"/>
+            <w:tcW w:w="2887" w:type="dxa"/>
             <w:vAlign w:val="center"/>
           </w:tcPr>
           <w:p>
@@ -12030,7 +12030,7 @@
         </w:tc>
         <w:tc>
           <w:tcPr>
-            <w:tcW w:w="1613" w:type="dxa"/>
+            <w:tcW w:w="1655" w:type="dxa"/>
             <w:vAlign w:val="center"/>
           </w:tcPr>
           <w:p>
@@ -12049,7 +12049,7 @@
         </w:tc>
         <w:tc>
           <w:tcPr>
-            <w:tcW w:w="4838" w:type="dxa"/>
+            <w:tcW w:w="4812" w:type="dxa"/>
             <w:vAlign w:val="center"/>
           </w:tcPr>
           <w:p>
@@ -12074,7 +12074,7 @@
         </w:trPr>
         <w:tc>
           <w:tcPr>
-            <w:tcW w:w="2903" w:type="dxa"/>
+            <w:tcW w:w="2887" w:type="dxa"/>
             <w:vAlign w:val="center"/>
           </w:tcPr>
           <w:p>
@@ -12093,7 +12093,7 @@
         </w:tc>
         <w:tc>
           <w:tcPr>
-            <w:tcW w:w="1613" w:type="dxa"/>
+            <w:tcW w:w="1655" w:type="dxa"/>
             <w:vAlign w:val="center"/>
           </w:tcPr>
           <w:p>
@@ -12112,7 +12112,7 @@
         </w:tc>
         <w:tc>
           <w:tcPr>
-            <w:tcW w:w="4838" w:type="dxa"/>
+            <w:tcW w:w="4812" w:type="dxa"/>
             <w:vAlign w:val="center"/>
           </w:tcPr>
           <w:p>
@@ -12137,7 +12137,7 @@
         </w:trPr>
         <w:tc>
           <w:tcPr>
-            <w:tcW w:w="2903" w:type="dxa"/>
+            <w:tcW w:w="2887" w:type="dxa"/>
             <w:vAlign w:val="center"/>
           </w:tcPr>
           <w:p>
@@ -12169,7 +12169,7 @@
         </w:tc>
         <w:tc>
           <w:tcPr>
-            <w:tcW w:w="1613" w:type="dxa"/>
+            <w:tcW w:w="1655" w:type="dxa"/>
             <w:vAlign w:val="center"/>
           </w:tcPr>
           <w:p>
@@ -12188,7 +12188,7 @@
         </w:tc>
         <w:tc>
           <w:tcPr>
-            <w:tcW w:w="4838" w:type="dxa"/>
+            <w:tcW w:w="4812" w:type="dxa"/>
             <w:vAlign w:val="center"/>
           </w:tcPr>
           <w:p>
@@ -12252,7 +12252,7 @@
         </w:trPr>
         <w:tc>
           <w:tcPr>
-            <w:tcW w:w="2903" w:type="dxa"/>
+            <w:tcW w:w="2887" w:type="dxa"/>
             <w:vAlign w:val="center"/>
           </w:tcPr>
           <w:p>
@@ -12271,7 +12271,7 @@
         </w:tc>
         <w:tc>
           <w:tcPr>
-            <w:tcW w:w="1613" w:type="dxa"/>
+            <w:tcW w:w="1655" w:type="dxa"/>
             <w:vAlign w:val="center"/>
           </w:tcPr>
           <w:p>
@@ -12290,7 +12290,7 @@
         </w:tc>
         <w:tc>
           <w:tcPr>
-            <w:tcW w:w="4838" w:type="dxa"/>
+            <w:tcW w:w="4812" w:type="dxa"/>
             <w:vAlign w:val="center"/>
           </w:tcPr>
           <w:p>
@@ -12376,7 +12376,7 @@
           <w:sz w:val="28"/>
         </w:rPr>
         <w:drawing>
-          <wp:inline distT="0" distB="0" distL="0" distR="0" wp14:anchorId="7387DFFE" wp14:editId="3EA8F67B">
+          <wp:inline distT="0" distB="0" distL="0" distR="0" wp14:anchorId="18D629F7" wp14:editId="6B14A113">
             <wp:extent cx="5334000" cy="2536902"/>
             <wp:effectExtent l="0" t="0" r="0" b="0"/>
             <wp:docPr id="27" name="Picture"/>
@@ -12486,7 +12486,7 @@
         <w:ind w:firstLine="709"/>
       </w:pPr>
       <w:bookmarkStart w:id="24" w:name="_3cbac706be9fcf271e7c81612a5c58063188b2f"/>
-      <w:bookmarkStart w:id="25" w:name="_Toc242032816"/>
+      <w:bookmarkStart w:id="25" w:name="_Toc242035304"/>
       <w:bookmarkEnd w:id="22"/>
       <w:r>
         <w:rPr>
@@ -12542,10 +12542,10 @@
         <w:tblLook w:val="0020" w:firstRow="1" w:lastRow="0" w:firstColumn="0" w:lastColumn="0" w:noHBand="0" w:noVBand="0"/>
       </w:tblPr>
       <w:tblGrid>
-        <w:gridCol w:w="1992"/>
-        <w:gridCol w:w="3138"/>
-        <w:gridCol w:w="2887"/>
-        <w:gridCol w:w="1338"/>
+        <w:gridCol w:w="2223"/>
+        <w:gridCol w:w="2926"/>
+        <w:gridCol w:w="2692"/>
+        <w:gridCol w:w="1514"/>
       </w:tblGrid>
       <w:tr>
         <w:trPr>
@@ -12556,7 +12556,7 @@
         </w:trPr>
         <w:tc>
           <w:tcPr>
-            <w:tcW w:w="1991" w:type="dxa"/>
+            <w:tcW w:w="2222" w:type="dxa"/>
             <w:vAlign w:val="center"/>
           </w:tcPr>
           <w:p>
@@ -12576,7 +12576,7 @@
         </w:tc>
         <w:tc>
           <w:tcPr>
-            <w:tcW w:w="3138" w:type="dxa"/>
+            <w:tcW w:w="2926" w:type="dxa"/>
             <w:vAlign w:val="center"/>
           </w:tcPr>
           <w:p>
@@ -12596,7 +12596,7 @@
         </w:tc>
         <w:tc>
           <w:tcPr>
-            <w:tcW w:w="2887" w:type="dxa"/>
+            <w:tcW w:w="2692" w:type="dxa"/>
             <w:vAlign w:val="center"/>
           </w:tcPr>
           <w:p>
@@ -12616,7 +12616,7 @@
         </w:tc>
         <w:tc>
           <w:tcPr>
-            <w:tcW w:w="1338" w:type="dxa"/>
+            <w:tcW w:w="1514" w:type="dxa"/>
             <w:vAlign w:val="center"/>
           </w:tcPr>
           <w:p>
@@ -12642,7 +12642,7 @@
         </w:trPr>
         <w:tc>
           <w:tcPr>
-            <w:tcW w:w="1991" w:type="dxa"/>
+            <w:tcW w:w="2222" w:type="dxa"/>
             <w:vAlign w:val="center"/>
           </w:tcPr>
           <w:p>
@@ -12661,7 +12661,7 @@
         </w:tc>
         <w:tc>
           <w:tcPr>
-            <w:tcW w:w="3138" w:type="dxa"/>
+            <w:tcW w:w="2926" w:type="dxa"/>
             <w:vAlign w:val="center"/>
           </w:tcPr>
           <w:p>
@@ -12680,7 +12680,7 @@
         </w:tc>
         <w:tc>
           <w:tcPr>
-            <w:tcW w:w="2887" w:type="dxa"/>
+            <w:tcW w:w="2692" w:type="dxa"/>
             <w:vAlign w:val="center"/>
           </w:tcPr>
           <w:p>
@@ -12699,7 +12699,7 @@
         </w:tc>
         <w:tc>
           <w:tcPr>
-            <w:tcW w:w="1338" w:type="dxa"/>
+            <w:tcW w:w="1514" w:type="dxa"/>
             <w:vAlign w:val="center"/>
           </w:tcPr>
           <w:p>
@@ -12724,7 +12724,7 @@
         </w:trPr>
         <w:tc>
           <w:tcPr>
-            <w:tcW w:w="1991" w:type="dxa"/>
+            <w:tcW w:w="2222" w:type="dxa"/>
             <w:vAlign w:val="center"/>
           </w:tcPr>
           <w:p>
@@ -12743,7 +12743,7 @@
         </w:tc>
         <w:tc>
           <w:tcPr>
-            <w:tcW w:w="3138" w:type="dxa"/>
+            <w:tcW w:w="2926" w:type="dxa"/>
             <w:vAlign w:val="center"/>
           </w:tcPr>
           <w:p>
@@ -12762,7 +12762,7 @@
         </w:tc>
         <w:tc>
           <w:tcPr>
-            <w:tcW w:w="2887" w:type="dxa"/>
+            <w:tcW w:w="2692" w:type="dxa"/>
             <w:vAlign w:val="center"/>
           </w:tcPr>
           <w:p>
@@ -12781,7 +12781,7 @@
         </w:tc>
         <w:tc>
           <w:tcPr>
-            <w:tcW w:w="1338" w:type="dxa"/>
+            <w:tcW w:w="1514" w:type="dxa"/>
             <w:vAlign w:val="center"/>
           </w:tcPr>
           <w:p>
@@ -12806,7 +12806,7 @@
         </w:trPr>
         <w:tc>
           <w:tcPr>
-            <w:tcW w:w="1991" w:type="dxa"/>
+            <w:tcW w:w="2222" w:type="dxa"/>
             <w:vAlign w:val="center"/>
           </w:tcPr>
           <w:p>
@@ -12825,7 +12825,7 @@
         </w:tc>
         <w:tc>
           <w:tcPr>
-            <w:tcW w:w="3138" w:type="dxa"/>
+            <w:tcW w:w="2926" w:type="dxa"/>
             <w:vAlign w:val="center"/>
           </w:tcPr>
           <w:p>
@@ -12844,7 +12844,7 @@
         </w:tc>
         <w:tc>
           <w:tcPr>
-            <w:tcW w:w="2887" w:type="dxa"/>
+            <w:tcW w:w="2692" w:type="dxa"/>
             <w:vAlign w:val="center"/>
           </w:tcPr>
           <w:p>
@@ -12883,7 +12883,7 @@
         </w:tc>
         <w:tc>
           <w:tcPr>
-            <w:tcW w:w="1338" w:type="dxa"/>
+            <w:tcW w:w="1514" w:type="dxa"/>
             <w:vAlign w:val="center"/>
           </w:tcPr>
           <w:p>
@@ -12908,7 +12908,7 @@
         </w:trPr>
         <w:tc>
           <w:tcPr>
-            <w:tcW w:w="1991" w:type="dxa"/>
+            <w:tcW w:w="2222" w:type="dxa"/>
             <w:vAlign w:val="center"/>
           </w:tcPr>
           <w:p>
@@ -12927,7 +12927,7 @@
         </w:tc>
         <w:tc>
           <w:tcPr>
-            <w:tcW w:w="3138" w:type="dxa"/>
+            <w:tcW w:w="2926" w:type="dxa"/>
             <w:vAlign w:val="center"/>
           </w:tcPr>
           <w:p>
@@ -12952,7 +12952,7 @@
         </w:tc>
         <w:tc>
           <w:tcPr>
-            <w:tcW w:w="2887" w:type="dxa"/>
+            <w:tcW w:w="2692" w:type="dxa"/>
             <w:vAlign w:val="center"/>
           </w:tcPr>
           <w:p>
@@ -12971,7 +12971,7 @@
         </w:tc>
         <w:tc>
           <w:tcPr>
-            <w:tcW w:w="1338" w:type="dxa"/>
+            <w:tcW w:w="1514" w:type="dxa"/>
             <w:vAlign w:val="center"/>
           </w:tcPr>
           <w:p>
@@ -12996,7 +12996,7 @@
         </w:trPr>
         <w:tc>
           <w:tcPr>
-            <w:tcW w:w="1991" w:type="dxa"/>
+            <w:tcW w:w="2222" w:type="dxa"/>
             <w:vAlign w:val="center"/>
           </w:tcPr>
           <w:p>
@@ -13015,7 +13015,7 @@
         </w:tc>
         <w:tc>
           <w:tcPr>
-            <w:tcW w:w="3138" w:type="dxa"/>
+            <w:tcW w:w="2926" w:type="dxa"/>
             <w:vAlign w:val="center"/>
           </w:tcPr>
           <w:p>
@@ -13034,7 +13034,7 @@
         </w:tc>
         <w:tc>
           <w:tcPr>
-            <w:tcW w:w="2887" w:type="dxa"/>
+            <w:tcW w:w="2692" w:type="dxa"/>
             <w:vAlign w:val="center"/>
           </w:tcPr>
           <w:p>
@@ -13060,7 +13060,7 @@
         </w:tc>
         <w:tc>
           <w:tcPr>
-            <w:tcW w:w="1338" w:type="dxa"/>
+            <w:tcW w:w="1514" w:type="dxa"/>
             <w:vAlign w:val="center"/>
           </w:tcPr>
           <w:p>
@@ -13085,7 +13085,7 @@
         </w:trPr>
         <w:tc>
           <w:tcPr>
-            <w:tcW w:w="1991" w:type="dxa"/>
+            <w:tcW w:w="2222" w:type="dxa"/>
             <w:vAlign w:val="center"/>
           </w:tcPr>
           <w:p>
@@ -13104,7 +13104,7 @@
         </w:tc>
         <w:tc>
           <w:tcPr>
-            <w:tcW w:w="3138" w:type="dxa"/>
+            <w:tcW w:w="2926" w:type="dxa"/>
             <w:vAlign w:val="center"/>
           </w:tcPr>
           <w:p>
@@ -13123,7 +13123,7 @@
         </w:tc>
         <w:tc>
           <w:tcPr>
-            <w:tcW w:w="2887" w:type="dxa"/>
+            <w:tcW w:w="2692" w:type="dxa"/>
             <w:vAlign w:val="center"/>
           </w:tcPr>
           <w:p>
@@ -13162,7 +13162,7 @@
         </w:tc>
         <w:tc>
           <w:tcPr>
-            <w:tcW w:w="1338" w:type="dxa"/>
+            <w:tcW w:w="1514" w:type="dxa"/>
             <w:vAlign w:val="center"/>
           </w:tcPr>
           <w:p>
@@ -13187,7 +13187,7 @@
         </w:trPr>
         <w:tc>
           <w:tcPr>
-            <w:tcW w:w="1991" w:type="dxa"/>
+            <w:tcW w:w="2222" w:type="dxa"/>
             <w:vAlign w:val="center"/>
           </w:tcPr>
           <w:p>
@@ -13206,7 +13206,7 @@
         </w:tc>
         <w:tc>
           <w:tcPr>
-            <w:tcW w:w="3138" w:type="dxa"/>
+            <w:tcW w:w="2926" w:type="dxa"/>
             <w:vAlign w:val="center"/>
           </w:tcPr>
           <w:p>
@@ -13225,7 +13225,7 @@
         </w:tc>
         <w:tc>
           <w:tcPr>
-            <w:tcW w:w="2887" w:type="dxa"/>
+            <w:tcW w:w="2692" w:type="dxa"/>
             <w:vAlign w:val="center"/>
           </w:tcPr>
           <w:p>
@@ -13257,7 +13257,7 @@
         </w:tc>
         <w:tc>
           <w:tcPr>
-            <w:tcW w:w="1338" w:type="dxa"/>
+            <w:tcW w:w="1514" w:type="dxa"/>
             <w:vAlign w:val="center"/>
           </w:tcPr>
           <w:p>
@@ -13282,7 +13282,7 @@
         </w:trPr>
         <w:tc>
           <w:tcPr>
-            <w:tcW w:w="1991" w:type="dxa"/>
+            <w:tcW w:w="2222" w:type="dxa"/>
             <w:vAlign w:val="center"/>
           </w:tcPr>
           <w:p>
@@ -13301,7 +13301,7 @@
         </w:tc>
         <w:tc>
           <w:tcPr>
-            <w:tcW w:w="3138" w:type="dxa"/>
+            <w:tcW w:w="2926" w:type="dxa"/>
             <w:vAlign w:val="center"/>
           </w:tcPr>
           <w:p>
@@ -13320,7 +13320,7 @@
         </w:tc>
         <w:tc>
           <w:tcPr>
-            <w:tcW w:w="2887" w:type="dxa"/>
+            <w:tcW w:w="2692" w:type="dxa"/>
             <w:vAlign w:val="center"/>
           </w:tcPr>
           <w:p>
@@ -13339,7 +13339,7 @@
         </w:tc>
         <w:tc>
           <w:tcPr>
-            <w:tcW w:w="1338" w:type="dxa"/>
+            <w:tcW w:w="1514" w:type="dxa"/>
             <w:vAlign w:val="center"/>
           </w:tcPr>
           <w:p>
@@ -14856,7 +14856,7 @@
         <w:jc w:val="center"/>
       </w:pPr>
       <w:bookmarkStart w:id="26" w:name="_выводы"/>
-      <w:bookmarkStart w:id="27" w:name="_Toc242032817"/>
+      <w:bookmarkStart w:id="27" w:name="_Toc242035305"/>
       <w:bookmarkEnd w:id="24"/>
       <w:r>
         <w:rPr>
@@ -14922,7 +14922,7 @@
         <w:jc w:val="center"/>
       </w:pPr>
       <w:bookmarkStart w:id="28" w:name="_274f6a444530ef90b0479dabf3d210f01e97699"/>
-      <w:bookmarkStart w:id="29" w:name="_Toc242032818"/>
+      <w:bookmarkStart w:id="29" w:name="_Toc242035306"/>
       <w:bookmarkEnd w:id="26"/>
       <w:r>
         <w:rPr>
@@ -15065,7 +15065,7 @@
         <w:ind w:firstLine="709"/>
       </w:pPr>
       <w:bookmarkStart w:id="30" w:name="_d0b2864b05c1a6817d4667f0f3e4b4928a2cf70"/>
-      <w:bookmarkStart w:id="31" w:name="_Toc242032819"/>
+      <w:bookmarkStart w:id="31" w:name="_Toc242035307"/>
       <w:bookmarkEnd w:id="28"/>
       <w:r>
         <w:rPr>
@@ -15831,7 +15831,7 @@
         <w:ind w:firstLine="709"/>
       </w:pPr>
       <w:bookmarkStart w:id="32" w:name="_57b6da660863974cb7f545bcaedf54a886793e9"/>
-      <w:bookmarkStart w:id="33" w:name="_Toc242032820"/>
+      <w:bookmarkStart w:id="33" w:name="_Toc242035308"/>
       <w:bookmarkEnd w:id="30"/>
       <w:r>
         <w:rPr>
@@ -15894,12 +15894,12 @@
         <w:tblLook w:val="0020" w:firstRow="1" w:lastRow="0" w:firstColumn="0" w:lastColumn="0" w:noHBand="0" w:noVBand="0"/>
       </w:tblPr>
       <w:tblGrid>
-        <w:gridCol w:w="1896"/>
-        <w:gridCol w:w="945"/>
-        <w:gridCol w:w="2725"/>
-        <w:gridCol w:w="1205"/>
-        <w:gridCol w:w="861"/>
-        <w:gridCol w:w="1723"/>
+        <w:gridCol w:w="1798"/>
+        <w:gridCol w:w="811"/>
+        <w:gridCol w:w="2939"/>
+        <w:gridCol w:w="1081"/>
+        <w:gridCol w:w="929"/>
+        <w:gridCol w:w="1797"/>
       </w:tblGrid>
       <w:tr>
         <w:trPr>
@@ -15910,7 +15910,7 @@
         </w:trPr>
         <w:tc>
           <w:tcPr>
-            <w:tcW w:w="1895" w:type="dxa"/>
+            <w:tcW w:w="1797" w:type="dxa"/>
             <w:vAlign w:val="center"/>
           </w:tcPr>
           <w:p>
@@ -15930,7 +15930,7 @@
         </w:tc>
         <w:tc>
           <w:tcPr>
-            <w:tcW w:w="945" w:type="dxa"/>
+            <w:tcW w:w="811" w:type="dxa"/>
             <w:vAlign w:val="center"/>
           </w:tcPr>
           <w:p>
@@ -15950,7 +15950,7 @@
         </w:tc>
         <w:tc>
           <w:tcPr>
-            <w:tcW w:w="2725" w:type="dxa"/>
+            <w:tcW w:w="2939" w:type="dxa"/>
             <w:vAlign w:val="center"/>
           </w:tcPr>
           <w:p>
@@ -15970,7 +15970,7 @@
         </w:tc>
         <w:tc>
           <w:tcPr>
-            <w:tcW w:w="1205" w:type="dxa"/>
+            <w:tcW w:w="1081" w:type="dxa"/>
             <w:vAlign w:val="center"/>
           </w:tcPr>
           <w:p>
@@ -15990,7 +15990,7 @@
         </w:tc>
         <w:tc>
           <w:tcPr>
-            <w:tcW w:w="861" w:type="dxa"/>
+            <w:tcW w:w="929" w:type="dxa"/>
             <w:vAlign w:val="center"/>
           </w:tcPr>
           <w:p>
@@ -16010,7 +16010,7 @@
         </w:tc>
         <w:tc>
           <w:tcPr>
-            <w:tcW w:w="1723" w:type="dxa"/>
+            <w:tcW w:w="1797" w:type="dxa"/>
             <w:vAlign w:val="center"/>
           </w:tcPr>
           <w:p>
@@ -16036,7 +16036,7 @@
         </w:trPr>
         <w:tc>
           <w:tcPr>
-            <w:tcW w:w="1895" w:type="dxa"/>
+            <w:tcW w:w="1797" w:type="dxa"/>
             <w:vAlign w:val="center"/>
           </w:tcPr>
           <w:p>
@@ -16055,7 +16055,7 @@
         </w:tc>
         <w:tc>
           <w:tcPr>
-            <w:tcW w:w="945" w:type="dxa"/>
+            <w:tcW w:w="811" w:type="dxa"/>
             <w:vAlign w:val="center"/>
           </w:tcPr>
           <w:p>
@@ -16074,7 +16074,7 @@
         </w:tc>
         <w:tc>
           <w:tcPr>
-            <w:tcW w:w="2725" w:type="dxa"/>
+            <w:tcW w:w="2939" w:type="dxa"/>
             <w:vAlign w:val="center"/>
           </w:tcPr>
           <w:p>
@@ -16093,7 +16093,7 @@
         </w:tc>
         <w:tc>
           <w:tcPr>
-            <w:tcW w:w="1205" w:type="dxa"/>
+            <w:tcW w:w="1081" w:type="dxa"/>
             <w:vAlign w:val="center"/>
           </w:tcPr>
           <w:p>
@@ -16112,7 +16112,7 @@
         </w:tc>
         <w:tc>
           <w:tcPr>
-            <w:tcW w:w="861" w:type="dxa"/>
+            <w:tcW w:w="929" w:type="dxa"/>
             <w:vAlign w:val="center"/>
           </w:tcPr>
           <w:p>
@@ -16131,7 +16131,7 @@
         </w:tc>
         <w:tc>
           <w:tcPr>
-            <w:tcW w:w="1723" w:type="dxa"/>
+            <w:tcW w:w="1797" w:type="dxa"/>
             <w:vAlign w:val="center"/>
           </w:tcPr>
           <w:p>
@@ -16156,7 +16156,7 @@
         </w:trPr>
         <w:tc>
           <w:tcPr>
-            <w:tcW w:w="1895" w:type="dxa"/>
+            <w:tcW w:w="1797" w:type="dxa"/>
             <w:vAlign w:val="center"/>
           </w:tcPr>
           <w:p>
@@ -16175,7 +16175,7 @@
         </w:tc>
         <w:tc>
           <w:tcPr>
-            <w:tcW w:w="945" w:type="dxa"/>
+            <w:tcW w:w="811" w:type="dxa"/>
             <w:vAlign w:val="center"/>
           </w:tcPr>
           <w:p>
@@ -16194,7 +16194,7 @@
         </w:tc>
         <w:tc>
           <w:tcPr>
-            <w:tcW w:w="2725" w:type="dxa"/>
+            <w:tcW w:w="2939" w:type="dxa"/>
             <w:vAlign w:val="center"/>
           </w:tcPr>
           <w:p>
@@ -16226,7 +16226,7 @@
         </w:tc>
         <w:tc>
           <w:tcPr>
-            <w:tcW w:w="1205" w:type="dxa"/>
+            <w:tcW w:w="1081" w:type="dxa"/>
             <w:vAlign w:val="center"/>
           </w:tcPr>
           <w:p>
@@ -16245,7 +16245,7 @@
         </w:tc>
         <w:tc>
           <w:tcPr>
-            <w:tcW w:w="861" w:type="dxa"/>
+            <w:tcW w:w="929" w:type="dxa"/>
             <w:vAlign w:val="center"/>
           </w:tcPr>
           <w:p>
@@ -16264,7 +16264,7 @@
         </w:tc>
         <w:tc>
           <w:tcPr>
-            <w:tcW w:w="1723" w:type="dxa"/>
+            <w:tcW w:w="1797" w:type="dxa"/>
             <w:vAlign w:val="center"/>
           </w:tcPr>
           <w:p>
@@ -16289,7 +16289,7 @@
         </w:trPr>
         <w:tc>
           <w:tcPr>
-            <w:tcW w:w="1895" w:type="dxa"/>
+            <w:tcW w:w="1797" w:type="dxa"/>
             <w:vAlign w:val="center"/>
           </w:tcPr>
           <w:p>
@@ -16308,7 +16308,7 @@
         </w:tc>
         <w:tc>
           <w:tcPr>
-            <w:tcW w:w="945" w:type="dxa"/>
+            <w:tcW w:w="811" w:type="dxa"/>
             <w:vAlign w:val="center"/>
           </w:tcPr>
           <w:p>
@@ -16327,7 +16327,7 @@
         </w:tc>
         <w:tc>
           <w:tcPr>
-            <w:tcW w:w="2725" w:type="dxa"/>
+            <w:tcW w:w="2939" w:type="dxa"/>
             <w:vAlign w:val="center"/>
           </w:tcPr>
           <w:p>
@@ -16360,7 +16360,7 @@
         </w:tc>
         <w:tc>
           <w:tcPr>
-            <w:tcW w:w="1205" w:type="dxa"/>
+            <w:tcW w:w="1081" w:type="dxa"/>
             <w:vAlign w:val="center"/>
           </w:tcPr>
           <w:p>
@@ -16379,7 +16379,7 @@
         </w:tc>
         <w:tc>
           <w:tcPr>
-            <w:tcW w:w="861" w:type="dxa"/>
+            <w:tcW w:w="929" w:type="dxa"/>
             <w:vAlign w:val="center"/>
           </w:tcPr>
           <w:p>
@@ -16398,7 +16398,7 @@
         </w:tc>
         <w:tc>
           <w:tcPr>
-            <w:tcW w:w="1723" w:type="dxa"/>
+            <w:tcW w:w="1797" w:type="dxa"/>
             <w:vAlign w:val="center"/>
           </w:tcPr>
           <w:p>
@@ -16423,7 +16423,7 @@
         </w:trPr>
         <w:tc>
           <w:tcPr>
-            <w:tcW w:w="1895" w:type="dxa"/>
+            <w:tcW w:w="1797" w:type="dxa"/>
             <w:vAlign w:val="center"/>
           </w:tcPr>
           <w:p>
@@ -16442,7 +16442,7 @@
         </w:tc>
         <w:tc>
           <w:tcPr>
-            <w:tcW w:w="945" w:type="dxa"/>
+            <w:tcW w:w="811" w:type="dxa"/>
             <w:vAlign w:val="center"/>
           </w:tcPr>
           <w:p>
@@ -16461,7 +16461,7 @@
         </w:tc>
         <w:tc>
           <w:tcPr>
-            <w:tcW w:w="2725" w:type="dxa"/>
+            <w:tcW w:w="2939" w:type="dxa"/>
             <w:vAlign w:val="center"/>
           </w:tcPr>
           <w:p>
@@ -16480,7 +16480,7 @@
         </w:tc>
         <w:tc>
           <w:tcPr>
-            <w:tcW w:w="1205" w:type="dxa"/>
+            <w:tcW w:w="1081" w:type="dxa"/>
             <w:vAlign w:val="center"/>
           </w:tcPr>
           <w:p>
@@ -16499,7 +16499,7 @@
         </w:tc>
         <w:tc>
           <w:tcPr>
-            <w:tcW w:w="861" w:type="dxa"/>
+            <w:tcW w:w="929" w:type="dxa"/>
             <w:vAlign w:val="center"/>
           </w:tcPr>
           <w:p>
@@ -16518,7 +16518,7 @@
         </w:tc>
         <w:tc>
           <w:tcPr>
-            <w:tcW w:w="1723" w:type="dxa"/>
+            <w:tcW w:w="1797" w:type="dxa"/>
             <w:vAlign w:val="center"/>
           </w:tcPr>
           <w:p>
@@ -16543,7 +16543,7 @@
         </w:trPr>
         <w:tc>
           <w:tcPr>
-            <w:tcW w:w="1895" w:type="dxa"/>
+            <w:tcW w:w="1797" w:type="dxa"/>
             <w:vAlign w:val="center"/>
           </w:tcPr>
           <w:p>
@@ -16562,7 +16562,7 @@
         </w:tc>
         <w:tc>
           <w:tcPr>
-            <w:tcW w:w="945" w:type="dxa"/>
+            <w:tcW w:w="811" w:type="dxa"/>
             <w:vAlign w:val="center"/>
           </w:tcPr>
           <w:p>
@@ -16581,7 +16581,7 @@
         </w:tc>
         <w:tc>
           <w:tcPr>
-            <w:tcW w:w="2725" w:type="dxa"/>
+            <w:tcW w:w="2939" w:type="dxa"/>
             <w:vAlign w:val="center"/>
           </w:tcPr>
           <w:p>
@@ -16600,7 +16600,7 @@
         </w:tc>
         <w:tc>
           <w:tcPr>
-            <w:tcW w:w="1205" w:type="dxa"/>
+            <w:tcW w:w="1081" w:type="dxa"/>
             <w:vAlign w:val="center"/>
           </w:tcPr>
           <w:p>
@@ -16619,7 +16619,7 @@
         </w:tc>
         <w:tc>
           <w:tcPr>
-            <w:tcW w:w="861" w:type="dxa"/>
+            <w:tcW w:w="929" w:type="dxa"/>
             <w:vAlign w:val="center"/>
           </w:tcPr>
           <w:p>
@@ -16638,7 +16638,7 @@
         </w:tc>
         <w:tc>
           <w:tcPr>
-            <w:tcW w:w="1723" w:type="dxa"/>
+            <w:tcW w:w="1797" w:type="dxa"/>
             <w:vAlign w:val="center"/>
           </w:tcPr>
           <w:p>
@@ -16670,7 +16670,7 @@
         </w:trPr>
         <w:tc>
           <w:tcPr>
-            <w:tcW w:w="1895" w:type="dxa"/>
+            <w:tcW w:w="1797" w:type="dxa"/>
             <w:vAlign w:val="center"/>
           </w:tcPr>
           <w:p>
@@ -16689,7 +16689,7 @@
         </w:tc>
         <w:tc>
           <w:tcPr>
-            <w:tcW w:w="945" w:type="dxa"/>
+            <w:tcW w:w="811" w:type="dxa"/>
             <w:vAlign w:val="center"/>
           </w:tcPr>
           <w:p>
@@ -16708,7 +16708,7 @@
         </w:tc>
         <w:tc>
           <w:tcPr>
-            <w:tcW w:w="2725" w:type="dxa"/>
+            <w:tcW w:w="2939" w:type="dxa"/>
             <w:vAlign w:val="center"/>
           </w:tcPr>
           <w:p>
@@ -16727,7 +16727,7 @@
         </w:tc>
         <w:tc>
           <w:tcPr>
-            <w:tcW w:w="1205" w:type="dxa"/>
+            <w:tcW w:w="1081" w:type="dxa"/>
             <w:vAlign w:val="center"/>
           </w:tcPr>
           <w:p>
@@ -16746,7 +16746,7 @@
         </w:tc>
         <w:tc>
           <w:tcPr>
-            <w:tcW w:w="861" w:type="dxa"/>
+            <w:tcW w:w="929" w:type="dxa"/>
             <w:vAlign w:val="center"/>
           </w:tcPr>
           <w:p>
@@ -16765,7 +16765,7 @@
         </w:tc>
         <w:tc>
           <w:tcPr>
-            <w:tcW w:w="1723" w:type="dxa"/>
+            <w:tcW w:w="1797" w:type="dxa"/>
             <w:vAlign w:val="center"/>
           </w:tcPr>
           <w:p>
@@ -16790,7 +16790,7 @@
         </w:trPr>
         <w:tc>
           <w:tcPr>
-            <w:tcW w:w="1895" w:type="dxa"/>
+            <w:tcW w:w="1797" w:type="dxa"/>
             <w:vAlign w:val="center"/>
           </w:tcPr>
           <w:p>
@@ -16816,7 +16816,7 @@
         </w:tc>
         <w:tc>
           <w:tcPr>
-            <w:tcW w:w="945" w:type="dxa"/>
+            <w:tcW w:w="811" w:type="dxa"/>
             <w:vAlign w:val="center"/>
           </w:tcPr>
           <w:p>
@@ -16835,7 +16835,7 @@
         </w:tc>
         <w:tc>
           <w:tcPr>
-            <w:tcW w:w="2725" w:type="dxa"/>
+            <w:tcW w:w="2939" w:type="dxa"/>
             <w:vAlign w:val="center"/>
           </w:tcPr>
           <w:p>
@@ -16854,7 +16854,7 @@
         </w:tc>
         <w:tc>
           <w:tcPr>
-            <w:tcW w:w="1205" w:type="dxa"/>
+            <w:tcW w:w="1081" w:type="dxa"/>
             <w:vAlign w:val="center"/>
           </w:tcPr>
           <w:p>
@@ -16873,7 +16873,7 @@
         </w:tc>
         <w:tc>
           <w:tcPr>
-            <w:tcW w:w="861" w:type="dxa"/>
+            <w:tcW w:w="929" w:type="dxa"/>
             <w:vAlign w:val="center"/>
           </w:tcPr>
           <w:p>
@@ -16892,7 +16892,7 @@
         </w:tc>
         <w:tc>
           <w:tcPr>
-            <w:tcW w:w="1723" w:type="dxa"/>
+            <w:tcW w:w="1797" w:type="dxa"/>
             <w:vAlign w:val="center"/>
           </w:tcPr>
           <w:p>
@@ -16933,7 +16933,7 @@
         <w:ind w:firstLine="709"/>
       </w:pPr>
       <w:bookmarkStart w:id="34" w:name="_bab2a73b062d54d30a46b35a66541c275d60dcb"/>
-      <w:bookmarkStart w:id="35" w:name="_Toc242032821"/>
+      <w:bookmarkStart w:id="35" w:name="_Toc242035309"/>
       <w:bookmarkEnd w:id="32"/>
       <w:r>
         <w:rPr>
@@ -16995,9 +16995,9 @@
         <w:tblLook w:val="0020" w:firstRow="1" w:lastRow="0" w:firstColumn="0" w:lastColumn="0" w:noHBand="0" w:noVBand="0"/>
       </w:tblPr>
       <w:tblGrid>
-        <w:gridCol w:w="3817"/>
-        <w:gridCol w:w="1233"/>
-        <w:gridCol w:w="4305"/>
+        <w:gridCol w:w="3752"/>
+        <w:gridCol w:w="1372"/>
+        <w:gridCol w:w="4231"/>
       </w:tblGrid>
       <w:tr>
         <w:trPr>
@@ -17008,7 +17008,7 @@
         </w:trPr>
         <w:tc>
           <w:tcPr>
-            <w:tcW w:w="3817" w:type="dxa"/>
+            <w:tcW w:w="3752" w:type="dxa"/>
             <w:vAlign w:val="center"/>
           </w:tcPr>
           <w:p>
@@ -17028,7 +17028,7 @@
         </w:tc>
         <w:tc>
           <w:tcPr>
-            <w:tcW w:w="1233" w:type="dxa"/>
+            <w:tcW w:w="1372" w:type="dxa"/>
             <w:vAlign w:val="center"/>
           </w:tcPr>
           <w:p>
@@ -17048,7 +17048,7 @@
         </w:tc>
         <w:tc>
           <w:tcPr>
-            <w:tcW w:w="4305" w:type="dxa"/>
+            <w:tcW w:w="4231" w:type="dxa"/>
             <w:vAlign w:val="center"/>
           </w:tcPr>
           <w:p>
@@ -17074,7 +17074,7 @@
         </w:trPr>
         <w:tc>
           <w:tcPr>
-            <w:tcW w:w="3817" w:type="dxa"/>
+            <w:tcW w:w="3752" w:type="dxa"/>
             <w:vAlign w:val="center"/>
           </w:tcPr>
           <w:p>
@@ -17093,7 +17093,7 @@
         </w:tc>
         <w:tc>
           <w:tcPr>
-            <w:tcW w:w="1233" w:type="dxa"/>
+            <w:tcW w:w="1372" w:type="dxa"/>
             <w:vAlign w:val="center"/>
           </w:tcPr>
           <w:p>
@@ -17112,7 +17112,7 @@
         </w:tc>
         <w:tc>
           <w:tcPr>
-            <w:tcW w:w="4305" w:type="dxa"/>
+            <w:tcW w:w="4231" w:type="dxa"/>
             <w:vAlign w:val="center"/>
           </w:tcPr>
           <w:p>
@@ -17137,7 +17137,7 @@
         </w:trPr>
         <w:tc>
           <w:tcPr>
-            <w:tcW w:w="3817" w:type="dxa"/>
+            <w:tcW w:w="3752" w:type="dxa"/>
             <w:vAlign w:val="center"/>
           </w:tcPr>
           <w:p>
@@ -17156,7 +17156,7 @@
         </w:tc>
         <w:tc>
           <w:tcPr>
-            <w:tcW w:w="1233" w:type="dxa"/>
+            <w:tcW w:w="1372" w:type="dxa"/>
             <w:vAlign w:val="center"/>
           </w:tcPr>
           <w:p>
@@ -17175,7 +17175,7 @@
         </w:tc>
         <w:tc>
           <w:tcPr>
-            <w:tcW w:w="4305" w:type="dxa"/>
+            <w:tcW w:w="4231" w:type="dxa"/>
             <w:vAlign w:val="center"/>
           </w:tcPr>
           <w:p>
@@ -17200,7 +17200,7 @@
         </w:trPr>
         <w:tc>
           <w:tcPr>
-            <w:tcW w:w="3817" w:type="dxa"/>
+            <w:tcW w:w="3752" w:type="dxa"/>
             <w:vAlign w:val="center"/>
           </w:tcPr>
           <w:p>
@@ -17219,7 +17219,7 @@
         </w:tc>
         <w:tc>
           <w:tcPr>
-            <w:tcW w:w="1233" w:type="dxa"/>
+            <w:tcW w:w="1372" w:type="dxa"/>
             <w:vAlign w:val="center"/>
           </w:tcPr>
           <w:p>
@@ -17238,7 +17238,7 @@
         </w:tc>
         <w:tc>
           <w:tcPr>
-            <w:tcW w:w="4305" w:type="dxa"/>
+            <w:tcW w:w="4231" w:type="dxa"/>
             <w:vAlign w:val="center"/>
           </w:tcPr>
           <w:p>
@@ -17263,7 +17263,7 @@
         </w:trPr>
         <w:tc>
           <w:tcPr>
-            <w:tcW w:w="3817" w:type="dxa"/>
+            <w:tcW w:w="3752" w:type="dxa"/>
             <w:vAlign w:val="center"/>
           </w:tcPr>
           <w:p>
@@ -17282,7 +17282,7 @@
         </w:tc>
         <w:tc>
           <w:tcPr>
-            <w:tcW w:w="1233" w:type="dxa"/>
+            <w:tcW w:w="1372" w:type="dxa"/>
             <w:vAlign w:val="center"/>
           </w:tcPr>
           <w:p>
@@ -17301,7 +17301,7 @@
         </w:tc>
         <w:tc>
           <w:tcPr>
-            <w:tcW w:w="4305" w:type="dxa"/>
+            <w:tcW w:w="4231" w:type="dxa"/>
             <w:vAlign w:val="center"/>
           </w:tcPr>
           <w:p>
@@ -17326,7 +17326,7 @@
         </w:trPr>
         <w:tc>
           <w:tcPr>
-            <w:tcW w:w="3817" w:type="dxa"/>
+            <w:tcW w:w="3752" w:type="dxa"/>
             <w:vAlign w:val="center"/>
           </w:tcPr>
           <w:p>
@@ -17345,7 +17345,7 @@
         </w:tc>
         <w:tc>
           <w:tcPr>
-            <w:tcW w:w="1233" w:type="dxa"/>
+            <w:tcW w:w="1372" w:type="dxa"/>
             <w:vAlign w:val="center"/>
           </w:tcPr>
           <w:p>
@@ -17364,7 +17364,7 @@
         </w:tc>
         <w:tc>
           <w:tcPr>
-            <w:tcW w:w="4305" w:type="dxa"/>
+            <w:tcW w:w="4231" w:type="dxa"/>
             <w:vAlign w:val="center"/>
           </w:tcPr>
           <w:p>
@@ -17389,7 +17389,7 @@
         </w:trPr>
         <w:tc>
           <w:tcPr>
-            <w:tcW w:w="3817" w:type="dxa"/>
+            <w:tcW w:w="3752" w:type="dxa"/>
             <w:vAlign w:val="center"/>
           </w:tcPr>
           <w:p>
@@ -17414,7 +17414,7 @@
         </w:tc>
         <w:tc>
           <w:tcPr>
-            <w:tcW w:w="1233" w:type="dxa"/>
+            <w:tcW w:w="1372" w:type="dxa"/>
             <w:vAlign w:val="center"/>
           </w:tcPr>
           <w:p>
@@ -17433,7 +17433,7 @@
         </w:tc>
         <w:tc>
           <w:tcPr>
-            <w:tcW w:w="4305" w:type="dxa"/>
+            <w:tcW w:w="4231" w:type="dxa"/>
             <w:vAlign w:val="center"/>
           </w:tcPr>
           <w:p>
@@ -17458,7 +17458,7 @@
         </w:trPr>
         <w:tc>
           <w:tcPr>
-            <w:tcW w:w="3817" w:type="dxa"/>
+            <w:tcW w:w="3752" w:type="dxa"/>
             <w:vAlign w:val="center"/>
           </w:tcPr>
           <w:p>
@@ -17477,7 +17477,7 @@
         </w:tc>
         <w:tc>
           <w:tcPr>
-            <w:tcW w:w="1233" w:type="dxa"/>
+            <w:tcW w:w="1372" w:type="dxa"/>
             <w:vAlign w:val="center"/>
           </w:tcPr>
           <w:p>
@@ -17496,7 +17496,7 @@
         </w:tc>
         <w:tc>
           <w:tcPr>
-            <w:tcW w:w="4305" w:type="dxa"/>
+            <w:tcW w:w="4231" w:type="dxa"/>
             <w:vAlign w:val="center"/>
           </w:tcPr>
           <w:p>
@@ -17521,7 +17521,7 @@
         </w:trPr>
         <w:tc>
           <w:tcPr>
-            <w:tcW w:w="3817" w:type="dxa"/>
+            <w:tcW w:w="3752" w:type="dxa"/>
             <w:vAlign w:val="center"/>
           </w:tcPr>
           <w:p>
@@ -17540,7 +17540,7 @@
         </w:tc>
         <w:tc>
           <w:tcPr>
-            <w:tcW w:w="1233" w:type="dxa"/>
+            <w:tcW w:w="1372" w:type="dxa"/>
             <w:vAlign w:val="center"/>
           </w:tcPr>
           <w:p>
@@ -17559,7 +17559,7 @@
         </w:tc>
         <w:tc>
           <w:tcPr>
-            <w:tcW w:w="4305" w:type="dxa"/>
+            <w:tcW w:w="4231" w:type="dxa"/>
             <w:vAlign w:val="center"/>
           </w:tcPr>
           <w:p>
@@ -17584,7 +17584,7 @@
         </w:trPr>
         <w:tc>
           <w:tcPr>
-            <w:tcW w:w="3817" w:type="dxa"/>
+            <w:tcW w:w="3752" w:type="dxa"/>
             <w:vAlign w:val="center"/>
           </w:tcPr>
           <w:p>
@@ -17603,7 +17603,7 @@
         </w:tc>
         <w:tc>
           <w:tcPr>
-            <w:tcW w:w="1233" w:type="dxa"/>
+            <w:tcW w:w="1372" w:type="dxa"/>
             <w:vAlign w:val="center"/>
           </w:tcPr>
           <w:p>
@@ -17622,7 +17622,7 @@
         </w:tc>
         <w:tc>
           <w:tcPr>
-            <w:tcW w:w="4305" w:type="dxa"/>
+            <w:tcW w:w="4231" w:type="dxa"/>
             <w:vAlign w:val="center"/>
           </w:tcPr>
           <w:p>
@@ -17647,7 +17647,7 @@
         </w:trPr>
         <w:tc>
           <w:tcPr>
-            <w:tcW w:w="3817" w:type="dxa"/>
+            <w:tcW w:w="3752" w:type="dxa"/>
             <w:vAlign w:val="center"/>
           </w:tcPr>
           <w:p>
@@ -17666,7 +17666,7 @@
         </w:tc>
         <w:tc>
           <w:tcPr>
-            <w:tcW w:w="1233" w:type="dxa"/>
+            <w:tcW w:w="1372" w:type="dxa"/>
             <w:vAlign w:val="center"/>
           </w:tcPr>
           <w:p>
@@ -17685,7 +17685,7 @@
         </w:tc>
         <w:tc>
           <w:tcPr>
-            <w:tcW w:w="4305" w:type="dxa"/>
+            <w:tcW w:w="4231" w:type="dxa"/>
             <w:vAlign w:val="center"/>
           </w:tcPr>
           <w:p>
@@ -17710,7 +17710,7 @@
         </w:trPr>
         <w:tc>
           <w:tcPr>
-            <w:tcW w:w="3817" w:type="dxa"/>
+            <w:tcW w:w="3752" w:type="dxa"/>
             <w:vAlign w:val="center"/>
           </w:tcPr>
           <w:p>
@@ -17729,7 +17729,7 @@
         </w:tc>
         <w:tc>
           <w:tcPr>
-            <w:tcW w:w="1233" w:type="dxa"/>
+            <w:tcW w:w="1372" w:type="dxa"/>
             <w:vAlign w:val="center"/>
           </w:tcPr>
           <w:p>
@@ -17748,7 +17748,7 @@
         </w:tc>
         <w:tc>
           <w:tcPr>
-            <w:tcW w:w="4305" w:type="dxa"/>
+            <w:tcW w:w="4231" w:type="dxa"/>
             <w:vAlign w:val="center"/>
           </w:tcPr>
           <w:p>
@@ -17773,7 +17773,7 @@
         </w:trPr>
         <w:tc>
           <w:tcPr>
-            <w:tcW w:w="3817" w:type="dxa"/>
+            <w:tcW w:w="3752" w:type="dxa"/>
             <w:vAlign w:val="center"/>
           </w:tcPr>
           <w:p>
@@ -17792,7 +17792,7 @@
         </w:tc>
         <w:tc>
           <w:tcPr>
-            <w:tcW w:w="1233" w:type="dxa"/>
+            <w:tcW w:w="1372" w:type="dxa"/>
             <w:vAlign w:val="center"/>
           </w:tcPr>
           <w:p>
@@ -17811,7 +17811,7 @@
         </w:tc>
         <w:tc>
           <w:tcPr>
-            <w:tcW w:w="4305" w:type="dxa"/>
+            <w:tcW w:w="4231" w:type="dxa"/>
             <w:vAlign w:val="center"/>
           </w:tcPr>
           <w:p>
@@ -17836,7 +17836,7 @@
         </w:trPr>
         <w:tc>
           <w:tcPr>
-            <w:tcW w:w="3817" w:type="dxa"/>
+            <w:tcW w:w="3752" w:type="dxa"/>
             <w:vAlign w:val="center"/>
           </w:tcPr>
           <w:p>
@@ -17855,7 +17855,7 @@
         </w:tc>
         <w:tc>
           <w:tcPr>
-            <w:tcW w:w="1233" w:type="dxa"/>
+            <w:tcW w:w="1372" w:type="dxa"/>
             <w:vAlign w:val="center"/>
           </w:tcPr>
           <w:p>
@@ -17874,7 +17874,7 @@
         </w:tc>
         <w:tc>
           <w:tcPr>
-            <w:tcW w:w="4305" w:type="dxa"/>
+            <w:tcW w:w="4231" w:type="dxa"/>
             <w:vAlign w:val="center"/>
           </w:tcPr>
           <w:p>
@@ -17938,7 +17938,7 @@
         </w:trPr>
         <w:tc>
           <w:tcPr>
-            <w:tcW w:w="3817" w:type="dxa"/>
+            <w:tcW w:w="3752" w:type="dxa"/>
             <w:vAlign w:val="center"/>
           </w:tcPr>
           <w:p>
@@ -17963,7 +17963,7 @@
         </w:tc>
         <w:tc>
           <w:tcPr>
-            <w:tcW w:w="1233" w:type="dxa"/>
+            <w:tcW w:w="1372" w:type="dxa"/>
             <w:vAlign w:val="center"/>
           </w:tcPr>
           <w:p>
@@ -17982,7 +17982,7 @@
         </w:tc>
         <w:tc>
           <w:tcPr>
-            <w:tcW w:w="4305" w:type="dxa"/>
+            <w:tcW w:w="4231" w:type="dxa"/>
             <w:vAlign w:val="center"/>
           </w:tcPr>
           <w:p>
@@ -18007,7 +18007,7 @@
         </w:trPr>
         <w:tc>
           <w:tcPr>
-            <w:tcW w:w="3817" w:type="dxa"/>
+            <w:tcW w:w="3752" w:type="dxa"/>
             <w:vAlign w:val="center"/>
           </w:tcPr>
           <w:p>
@@ -18026,7 +18026,7 @@
         </w:tc>
         <w:tc>
           <w:tcPr>
-            <w:tcW w:w="1233" w:type="dxa"/>
+            <w:tcW w:w="1372" w:type="dxa"/>
             <w:vAlign w:val="center"/>
           </w:tcPr>
           <w:p>
@@ -18045,7 +18045,7 @@
         </w:tc>
         <w:tc>
           <w:tcPr>
-            <w:tcW w:w="4305" w:type="dxa"/>
+            <w:tcW w:w="4231" w:type="dxa"/>
             <w:vAlign w:val="center"/>
           </w:tcPr>
           <w:p>
@@ -18099,7 +18099,7 @@
         <w:ind w:firstLine="709"/>
       </w:pPr>
       <w:bookmarkStart w:id="36" w:name="_301fb4639e999825c095dd7055019e7c013a803"/>
-      <w:bookmarkStart w:id="37" w:name="_Toc242032822"/>
+      <w:bookmarkStart w:id="37" w:name="_Toc242035310"/>
       <w:bookmarkEnd w:id="34"/>
       <w:r>
         <w:rPr>
@@ -18162,9 +18162,9 @@
         <w:tblLook w:val="0020" w:firstRow="1" w:lastRow="0" w:firstColumn="0" w:lastColumn="0" w:noHBand="0" w:noVBand="0"/>
       </w:tblPr>
       <w:tblGrid>
-        <w:gridCol w:w="3097"/>
-        <w:gridCol w:w="5003"/>
-        <w:gridCol w:w="1255"/>
+        <w:gridCol w:w="3053"/>
+        <w:gridCol w:w="4930"/>
+        <w:gridCol w:w="1372"/>
       </w:tblGrid>
       <w:tr>
         <w:trPr>
@@ -18175,7 +18175,7 @@
         </w:trPr>
         <w:tc>
           <w:tcPr>
-            <w:tcW w:w="3097" w:type="dxa"/>
+            <w:tcW w:w="3053" w:type="dxa"/>
             <w:vAlign w:val="center"/>
           </w:tcPr>
           <w:p>
@@ -18195,7 +18195,7 @@
         </w:tc>
         <w:tc>
           <w:tcPr>
-            <w:tcW w:w="5002" w:type="dxa"/>
+            <w:tcW w:w="4930" w:type="dxa"/>
             <w:vAlign w:val="center"/>
           </w:tcPr>
           <w:p>
@@ -18215,7 +18215,7 @@
         </w:tc>
         <w:tc>
           <w:tcPr>
-            <w:tcW w:w="1255" w:type="dxa"/>
+            <w:tcW w:w="1372" w:type="dxa"/>
             <w:vAlign w:val="center"/>
           </w:tcPr>
           <w:p>
@@ -18241,7 +18241,7 @@
         </w:trPr>
         <w:tc>
           <w:tcPr>
-            <w:tcW w:w="3097" w:type="dxa"/>
+            <w:tcW w:w="3053" w:type="dxa"/>
             <w:vAlign w:val="center"/>
           </w:tcPr>
           <w:p>
@@ -18260,7 +18260,7 @@
         </w:tc>
         <w:tc>
           <w:tcPr>
-            <w:tcW w:w="5002" w:type="dxa"/>
+            <w:tcW w:w="4930" w:type="dxa"/>
             <w:vAlign w:val="center"/>
           </w:tcPr>
           <w:p>
@@ -18298,7 +18298,7 @@
         </w:tc>
         <w:tc>
           <w:tcPr>
-            <w:tcW w:w="1255" w:type="dxa"/>
+            <w:tcW w:w="1372" w:type="dxa"/>
             <w:vAlign w:val="center"/>
           </w:tcPr>
           <w:p>
@@ -18323,7 +18323,7 @@
         </w:trPr>
         <w:tc>
           <w:tcPr>
-            <w:tcW w:w="3097" w:type="dxa"/>
+            <w:tcW w:w="3053" w:type="dxa"/>
             <w:vAlign w:val="center"/>
           </w:tcPr>
           <w:p>
@@ -18342,7 +18342,7 @@
         </w:tc>
         <w:tc>
           <w:tcPr>
-            <w:tcW w:w="5002" w:type="dxa"/>
+            <w:tcW w:w="4930" w:type="dxa"/>
             <w:vAlign w:val="center"/>
           </w:tcPr>
           <w:p>
@@ -18361,7 +18361,7 @@
         </w:tc>
         <w:tc>
           <w:tcPr>
-            <w:tcW w:w="1255" w:type="dxa"/>
+            <w:tcW w:w="1372" w:type="dxa"/>
             <w:vAlign w:val="center"/>
           </w:tcPr>
           <w:p>
@@ -18386,7 +18386,7 @@
         </w:trPr>
         <w:tc>
           <w:tcPr>
-            <w:tcW w:w="3097" w:type="dxa"/>
+            <w:tcW w:w="3053" w:type="dxa"/>
             <w:vAlign w:val="center"/>
           </w:tcPr>
           <w:p>
@@ -18405,7 +18405,7 @@
         </w:tc>
         <w:tc>
           <w:tcPr>
-            <w:tcW w:w="5002" w:type="dxa"/>
+            <w:tcW w:w="4930" w:type="dxa"/>
             <w:vAlign w:val="center"/>
           </w:tcPr>
           <w:p>
@@ -18424,7 +18424,7 @@
         </w:tc>
         <w:tc>
           <w:tcPr>
-            <w:tcW w:w="1255" w:type="dxa"/>
+            <w:tcW w:w="1372" w:type="dxa"/>
             <w:vAlign w:val="center"/>
           </w:tcPr>
           <w:p>
@@ -18449,7 +18449,7 @@
         </w:trPr>
         <w:tc>
           <w:tcPr>
-            <w:tcW w:w="3097" w:type="dxa"/>
+            <w:tcW w:w="3053" w:type="dxa"/>
             <w:vAlign w:val="center"/>
           </w:tcPr>
           <w:p>
@@ -18468,7 +18468,7 @@
         </w:tc>
         <w:tc>
           <w:tcPr>
-            <w:tcW w:w="5002" w:type="dxa"/>
+            <w:tcW w:w="4930" w:type="dxa"/>
             <w:vAlign w:val="center"/>
           </w:tcPr>
           <w:p>
@@ -18572,7 +18572,7 @@
         </w:tc>
         <w:tc>
           <w:tcPr>
-            <w:tcW w:w="1255" w:type="dxa"/>
+            <w:tcW w:w="1372" w:type="dxa"/>
             <w:vAlign w:val="center"/>
           </w:tcPr>
           <w:p>
@@ -18597,7 +18597,7 @@
         </w:trPr>
         <w:tc>
           <w:tcPr>
-            <w:tcW w:w="3097" w:type="dxa"/>
+            <w:tcW w:w="3053" w:type="dxa"/>
             <w:vAlign w:val="center"/>
           </w:tcPr>
           <w:p>
@@ -18622,7 +18622,7 @@
         </w:tc>
         <w:tc>
           <w:tcPr>
-            <w:tcW w:w="5002" w:type="dxa"/>
+            <w:tcW w:w="4930" w:type="dxa"/>
             <w:vAlign w:val="center"/>
           </w:tcPr>
           <w:p>
@@ -18667,7 +18667,7 @@
         </w:tc>
         <w:tc>
           <w:tcPr>
-            <w:tcW w:w="1255" w:type="dxa"/>
+            <w:tcW w:w="1372" w:type="dxa"/>
             <w:vAlign w:val="center"/>
           </w:tcPr>
           <w:p>
@@ -18692,7 +18692,7 @@
         </w:trPr>
         <w:tc>
           <w:tcPr>
-            <w:tcW w:w="3097" w:type="dxa"/>
+            <w:tcW w:w="3053" w:type="dxa"/>
             <w:vAlign w:val="center"/>
           </w:tcPr>
           <w:p>
@@ -18711,7 +18711,7 @@
         </w:tc>
         <w:tc>
           <w:tcPr>
-            <w:tcW w:w="5002" w:type="dxa"/>
+            <w:tcW w:w="4930" w:type="dxa"/>
             <w:vAlign w:val="center"/>
           </w:tcPr>
           <w:p>
@@ -18743,7 +18743,7 @@
         </w:tc>
         <w:tc>
           <w:tcPr>
-            <w:tcW w:w="1255" w:type="dxa"/>
+            <w:tcW w:w="1372" w:type="dxa"/>
             <w:vAlign w:val="center"/>
           </w:tcPr>
           <w:p>
@@ -18784,7 +18784,7 @@
         <w:ind w:firstLine="709"/>
       </w:pPr>
       <w:bookmarkStart w:id="38" w:name="_0b3889fe5487e8057dd761c90a2747437e007c1"/>
-      <w:bookmarkStart w:id="39" w:name="_Toc242032823"/>
+      <w:bookmarkStart w:id="39" w:name="_Toc242035311"/>
       <w:bookmarkEnd w:id="36"/>
       <w:r>
         <w:rPr>
@@ -18927,7 +18927,7 @@
         <w:ind w:firstLine="709"/>
       </w:pPr>
       <w:bookmarkStart w:id="40" w:name="_197b1a6e2d69941acbc82ad0996c5c640608b53"/>
-      <w:bookmarkStart w:id="41" w:name="_Toc242032824"/>
+      <w:bookmarkStart w:id="41" w:name="_Toc242035312"/>
       <w:bookmarkEnd w:id="38"/>
       <w:r>
         <w:rPr>
@@ -19003,10 +19003,10 @@
         <w:tblLook w:val="0020" w:firstRow="1" w:lastRow="0" w:firstColumn="0" w:lastColumn="0" w:noHBand="0" w:noVBand="0"/>
       </w:tblPr>
       <w:tblGrid>
-        <w:gridCol w:w="675"/>
-        <w:gridCol w:w="1444"/>
-        <w:gridCol w:w="3760"/>
-        <w:gridCol w:w="3476"/>
+        <w:gridCol w:w="806"/>
+        <w:gridCol w:w="1655"/>
+        <w:gridCol w:w="3582"/>
+        <w:gridCol w:w="3312"/>
       </w:tblGrid>
       <w:tr>
         <w:trPr>
@@ -19017,7 +19017,7 @@
         </w:trPr>
         <w:tc>
           <w:tcPr>
-            <w:tcW w:w="674" w:type="dxa"/>
+            <w:tcW w:w="805" w:type="dxa"/>
             <w:vAlign w:val="center"/>
           </w:tcPr>
           <w:p>
@@ -19037,7 +19037,7 @@
         </w:tc>
         <w:tc>
           <w:tcPr>
-            <w:tcW w:w="1444" w:type="dxa"/>
+            <w:tcW w:w="1655" w:type="dxa"/>
             <w:vAlign w:val="center"/>
           </w:tcPr>
           <w:p>
@@ -19057,7 +19057,7 @@
         </w:tc>
         <w:tc>
           <w:tcPr>
-            <w:tcW w:w="3760" w:type="dxa"/>
+            <w:tcW w:w="3582" w:type="dxa"/>
             <w:vAlign w:val="center"/>
           </w:tcPr>
           <w:p>
@@ -19077,7 +19077,7 @@
         </w:tc>
         <w:tc>
           <w:tcPr>
-            <w:tcW w:w="3476" w:type="dxa"/>
+            <w:tcW w:w="3312" w:type="dxa"/>
             <w:vAlign w:val="center"/>
           </w:tcPr>
           <w:p>
@@ -19103,7 +19103,7 @@
         </w:trPr>
         <w:tc>
           <w:tcPr>
-            <w:tcW w:w="674" w:type="dxa"/>
+            <w:tcW w:w="805" w:type="dxa"/>
             <w:vAlign w:val="center"/>
           </w:tcPr>
           <w:p>
@@ -19122,7 +19122,7 @@
         </w:tc>
         <w:tc>
           <w:tcPr>
-            <w:tcW w:w="1444" w:type="dxa"/>
+            <w:tcW w:w="1655" w:type="dxa"/>
             <w:vAlign w:val="center"/>
           </w:tcPr>
           <w:p>
@@ -19141,7 +19141,7 @@
         </w:tc>
         <w:tc>
           <w:tcPr>
-            <w:tcW w:w="3760" w:type="dxa"/>
+            <w:tcW w:w="3582" w:type="dxa"/>
             <w:vAlign w:val="center"/>
           </w:tcPr>
           <w:p>
@@ -19160,7 +19160,7 @@
         </w:tc>
         <w:tc>
           <w:tcPr>
-            <w:tcW w:w="3476" w:type="dxa"/>
+            <w:tcW w:w="3312" w:type="dxa"/>
             <w:vAlign w:val="center"/>
           </w:tcPr>
           <w:p>
@@ -19185,7 +19185,7 @@
         </w:trPr>
         <w:tc>
           <w:tcPr>
-            <w:tcW w:w="674" w:type="dxa"/>
+            <w:tcW w:w="805" w:type="dxa"/>
             <w:vAlign w:val="center"/>
           </w:tcPr>
           <w:p>
@@ -19204,7 +19204,7 @@
         </w:tc>
         <w:tc>
           <w:tcPr>
-            <w:tcW w:w="1444" w:type="dxa"/>
+            <w:tcW w:w="1655" w:type="dxa"/>
             <w:vAlign w:val="center"/>
           </w:tcPr>
           <w:p>
@@ -19223,7 +19223,7 @@
         </w:tc>
         <w:tc>
           <w:tcPr>
-            <w:tcW w:w="3760" w:type="dxa"/>
+            <w:tcW w:w="3582" w:type="dxa"/>
             <w:vAlign w:val="center"/>
           </w:tcPr>
           <w:p>
@@ -19255,7 +19255,7 @@
         </w:tc>
         <w:tc>
           <w:tcPr>
-            <w:tcW w:w="3476" w:type="dxa"/>
+            <w:tcW w:w="3312" w:type="dxa"/>
             <w:vAlign w:val="center"/>
           </w:tcPr>
           <w:p>
@@ -19280,7 +19280,7 @@
         </w:trPr>
         <w:tc>
           <w:tcPr>
-            <w:tcW w:w="674" w:type="dxa"/>
+            <w:tcW w:w="805" w:type="dxa"/>
             <w:vAlign w:val="center"/>
           </w:tcPr>
           <w:p>
@@ -19299,7 +19299,7 @@
         </w:tc>
         <w:tc>
           <w:tcPr>
-            <w:tcW w:w="1444" w:type="dxa"/>
+            <w:tcW w:w="1655" w:type="dxa"/>
             <w:vAlign w:val="center"/>
           </w:tcPr>
           <w:p>
@@ -19318,7 +19318,7 @@
         </w:tc>
         <w:tc>
           <w:tcPr>
-            <w:tcW w:w="3760" w:type="dxa"/>
+            <w:tcW w:w="3582" w:type="dxa"/>
             <w:vAlign w:val="center"/>
           </w:tcPr>
           <w:p>
@@ -19369,7 +19369,7 @@
         </w:tc>
         <w:tc>
           <w:tcPr>
-            <w:tcW w:w="3476" w:type="dxa"/>
+            <w:tcW w:w="3312" w:type="dxa"/>
             <w:vAlign w:val="center"/>
           </w:tcPr>
           <w:p>
@@ -19414,7 +19414,7 @@
         </w:trPr>
         <w:tc>
           <w:tcPr>
-            <w:tcW w:w="674" w:type="dxa"/>
+            <w:tcW w:w="805" w:type="dxa"/>
             <w:vAlign w:val="center"/>
           </w:tcPr>
           <w:p>
@@ -19433,7 +19433,7 @@
         </w:tc>
         <w:tc>
           <w:tcPr>
-            <w:tcW w:w="1444" w:type="dxa"/>
+            <w:tcW w:w="1655" w:type="dxa"/>
             <w:vAlign w:val="center"/>
           </w:tcPr>
           <w:p>
@@ -19452,7 +19452,7 @@
         </w:tc>
         <w:tc>
           <w:tcPr>
-            <w:tcW w:w="3760" w:type="dxa"/>
+            <w:tcW w:w="3582" w:type="dxa"/>
             <w:vAlign w:val="center"/>
           </w:tcPr>
           <w:p>
@@ -19497,7 +19497,7 @@
         </w:tc>
         <w:tc>
           <w:tcPr>
-            <w:tcW w:w="3476" w:type="dxa"/>
+            <w:tcW w:w="3312" w:type="dxa"/>
             <w:vAlign w:val="center"/>
           </w:tcPr>
           <w:p>
@@ -19535,7 +19535,7 @@
         </w:trPr>
         <w:tc>
           <w:tcPr>
-            <w:tcW w:w="674" w:type="dxa"/>
+            <w:tcW w:w="805" w:type="dxa"/>
             <w:vAlign w:val="center"/>
           </w:tcPr>
           <w:p>
@@ -19554,7 +19554,7 @@
         </w:tc>
         <w:tc>
           <w:tcPr>
-            <w:tcW w:w="1444" w:type="dxa"/>
+            <w:tcW w:w="1655" w:type="dxa"/>
             <w:vAlign w:val="center"/>
           </w:tcPr>
           <w:p>
@@ -19573,7 +19573,7 @@
         </w:tc>
         <w:tc>
           <w:tcPr>
-            <w:tcW w:w="3760" w:type="dxa"/>
+            <w:tcW w:w="3582" w:type="dxa"/>
             <w:vAlign w:val="center"/>
           </w:tcPr>
           <w:p>
@@ -19592,7 +19592,7 @@
         </w:tc>
         <w:tc>
           <w:tcPr>
-            <w:tcW w:w="3476" w:type="dxa"/>
+            <w:tcW w:w="3312" w:type="dxa"/>
             <w:vAlign w:val="center"/>
           </w:tcPr>
           <w:p>
@@ -19617,7 +19617,7 @@
         </w:trPr>
         <w:tc>
           <w:tcPr>
-            <w:tcW w:w="674" w:type="dxa"/>
+            <w:tcW w:w="805" w:type="dxa"/>
             <w:vAlign w:val="center"/>
           </w:tcPr>
           <w:p>
@@ -19636,7 +19636,7 @@
         </w:tc>
         <w:tc>
           <w:tcPr>
-            <w:tcW w:w="1444" w:type="dxa"/>
+            <w:tcW w:w="1655" w:type="dxa"/>
             <w:vAlign w:val="center"/>
           </w:tcPr>
           <w:p>
@@ -19655,7 +19655,7 @@
         </w:tc>
         <w:tc>
           <w:tcPr>
-            <w:tcW w:w="3760" w:type="dxa"/>
+            <w:tcW w:w="3582" w:type="dxa"/>
             <w:vAlign w:val="center"/>
           </w:tcPr>
           <w:p>
@@ -19713,7 +19713,7 @@
         </w:tc>
         <w:tc>
           <w:tcPr>
-            <w:tcW w:w="3476" w:type="dxa"/>
+            <w:tcW w:w="3312" w:type="dxa"/>
             <w:vAlign w:val="center"/>
           </w:tcPr>
           <w:p>
@@ -19744,7 +19744,7 @@
         </w:trPr>
         <w:tc>
           <w:tcPr>
-            <w:tcW w:w="674" w:type="dxa"/>
+            <w:tcW w:w="805" w:type="dxa"/>
             <w:vAlign w:val="center"/>
           </w:tcPr>
           <w:p>
@@ -19764,7 +19764,7 @@
         </w:tc>
         <w:tc>
           <w:tcPr>
-            <w:tcW w:w="1444" w:type="dxa"/>
+            <w:tcW w:w="1655" w:type="dxa"/>
             <w:vAlign w:val="center"/>
           </w:tcPr>
           <w:p>
@@ -19783,7 +19783,7 @@
         </w:tc>
         <w:tc>
           <w:tcPr>
-            <w:tcW w:w="3760" w:type="dxa"/>
+            <w:tcW w:w="3582" w:type="dxa"/>
             <w:vAlign w:val="center"/>
           </w:tcPr>
           <w:p>
@@ -19802,7 +19802,7 @@
         </w:tc>
         <w:tc>
           <w:tcPr>
-            <w:tcW w:w="3476" w:type="dxa"/>
+            <w:tcW w:w="3312" w:type="dxa"/>
             <w:vAlign w:val="center"/>
           </w:tcPr>
           <w:p>
@@ -19847,7 +19847,7 @@
         </w:trPr>
         <w:tc>
           <w:tcPr>
-            <w:tcW w:w="674" w:type="dxa"/>
+            <w:tcW w:w="805" w:type="dxa"/>
             <w:vAlign w:val="center"/>
           </w:tcPr>
           <w:p>
@@ -19866,7 +19866,7 @@
         </w:tc>
         <w:tc>
           <w:tcPr>
-            <w:tcW w:w="1444" w:type="dxa"/>
+            <w:tcW w:w="1655" w:type="dxa"/>
             <w:vAlign w:val="center"/>
           </w:tcPr>
           <w:p>
@@ -19891,7 +19891,7 @@
         </w:tc>
         <w:tc>
           <w:tcPr>
-            <w:tcW w:w="3760" w:type="dxa"/>
+            <w:tcW w:w="3582" w:type="dxa"/>
             <w:vAlign w:val="center"/>
           </w:tcPr>
           <w:p>
@@ -19975,7 +19975,7 @@
         </w:tc>
         <w:tc>
           <w:tcPr>
-            <w:tcW w:w="3476" w:type="dxa"/>
+            <w:tcW w:w="3312" w:type="dxa"/>
             <w:vAlign w:val="center"/>
           </w:tcPr>
           <w:p>
@@ -20020,7 +20020,7 @@
         </w:trPr>
         <w:tc>
           <w:tcPr>
-            <w:tcW w:w="674" w:type="dxa"/>
+            <w:tcW w:w="805" w:type="dxa"/>
             <w:vAlign w:val="center"/>
           </w:tcPr>
           <w:p>
@@ -20039,7 +20039,7 @@
         </w:tc>
         <w:tc>
           <w:tcPr>
-            <w:tcW w:w="1444" w:type="dxa"/>
+            <w:tcW w:w="1655" w:type="dxa"/>
             <w:vAlign w:val="center"/>
           </w:tcPr>
           <w:p>
@@ -20058,7 +20058,7 @@
         </w:tc>
         <w:tc>
           <w:tcPr>
-            <w:tcW w:w="3760" w:type="dxa"/>
+            <w:tcW w:w="3582" w:type="dxa"/>
             <w:vAlign w:val="center"/>
           </w:tcPr>
           <w:p>
@@ -20103,7 +20103,7 @@
         </w:tc>
         <w:tc>
           <w:tcPr>
-            <w:tcW w:w="3476" w:type="dxa"/>
+            <w:tcW w:w="3312" w:type="dxa"/>
             <w:vAlign w:val="center"/>
           </w:tcPr>
           <w:p>
@@ -20128,7 +20128,7 @@
         </w:trPr>
         <w:tc>
           <w:tcPr>
-            <w:tcW w:w="674" w:type="dxa"/>
+            <w:tcW w:w="805" w:type="dxa"/>
             <w:vAlign w:val="center"/>
           </w:tcPr>
           <w:p>
@@ -20147,7 +20147,7 @@
         </w:tc>
         <w:tc>
           <w:tcPr>
-            <w:tcW w:w="1444" w:type="dxa"/>
+            <w:tcW w:w="1655" w:type="dxa"/>
             <w:vAlign w:val="center"/>
           </w:tcPr>
           <w:p>
@@ -20166,7 +20166,7 @@
         </w:tc>
         <w:tc>
           <w:tcPr>
-            <w:tcW w:w="3760" w:type="dxa"/>
+            <w:tcW w:w="3582" w:type="dxa"/>
             <w:vAlign w:val="center"/>
           </w:tcPr>
           <w:p>
@@ -20204,7 +20204,7 @@
         </w:tc>
         <w:tc>
           <w:tcPr>
-            <w:tcW w:w="3476" w:type="dxa"/>
+            <w:tcW w:w="3312" w:type="dxa"/>
             <w:vAlign w:val="center"/>
           </w:tcPr>
           <w:p>
@@ -20229,7 +20229,7 @@
         </w:trPr>
         <w:tc>
           <w:tcPr>
-            <w:tcW w:w="674" w:type="dxa"/>
+            <w:tcW w:w="805" w:type="dxa"/>
             <w:vAlign w:val="center"/>
           </w:tcPr>
           <w:p>
@@ -20248,7 +20248,7 @@
         </w:tc>
         <w:tc>
           <w:tcPr>
-            <w:tcW w:w="1444" w:type="dxa"/>
+            <w:tcW w:w="1655" w:type="dxa"/>
             <w:vAlign w:val="center"/>
           </w:tcPr>
           <w:p>
@@ -20267,7 +20267,7 @@
         </w:tc>
         <w:tc>
           <w:tcPr>
-            <w:tcW w:w="3760" w:type="dxa"/>
+            <w:tcW w:w="3582" w:type="dxa"/>
             <w:vAlign w:val="center"/>
           </w:tcPr>
           <w:p>
@@ -20325,7 +20325,7 @@
         </w:tc>
         <w:tc>
           <w:tcPr>
-            <w:tcW w:w="3476" w:type="dxa"/>
+            <w:tcW w:w="3312" w:type="dxa"/>
             <w:vAlign w:val="center"/>
           </w:tcPr>
           <w:p>
@@ -20357,7 +20357,7 @@
         </w:trPr>
         <w:tc>
           <w:tcPr>
-            <w:tcW w:w="674" w:type="dxa"/>
+            <w:tcW w:w="805" w:type="dxa"/>
             <w:vAlign w:val="center"/>
           </w:tcPr>
           <w:p>
@@ -20376,7 +20376,7 @@
         </w:tc>
         <w:tc>
           <w:tcPr>
-            <w:tcW w:w="1444" w:type="dxa"/>
+            <w:tcW w:w="1655" w:type="dxa"/>
             <w:vAlign w:val="center"/>
           </w:tcPr>
           <w:p>
@@ -20395,7 +20395,7 @@
         </w:tc>
         <w:tc>
           <w:tcPr>
-            <w:tcW w:w="3760" w:type="dxa"/>
+            <w:tcW w:w="3582" w:type="dxa"/>
             <w:vAlign w:val="center"/>
           </w:tcPr>
           <w:p>
@@ -20414,7 +20414,7 @@
         </w:tc>
         <w:tc>
           <w:tcPr>
-            <w:tcW w:w="3476" w:type="dxa"/>
+            <w:tcW w:w="3312" w:type="dxa"/>
             <w:vAlign w:val="center"/>
           </w:tcPr>
           <w:p>
@@ -20439,7 +20439,7 @@
         </w:trPr>
         <w:tc>
           <w:tcPr>
-            <w:tcW w:w="674" w:type="dxa"/>
+            <w:tcW w:w="805" w:type="dxa"/>
             <w:vAlign w:val="center"/>
           </w:tcPr>
           <w:p>
@@ -20458,7 +20458,7 @@
         </w:tc>
         <w:tc>
           <w:tcPr>
-            <w:tcW w:w="1444" w:type="dxa"/>
+            <w:tcW w:w="1655" w:type="dxa"/>
             <w:vAlign w:val="center"/>
           </w:tcPr>
           <w:p>
@@ -20477,7 +20477,7 @@
         </w:tc>
         <w:tc>
           <w:tcPr>
-            <w:tcW w:w="3760" w:type="dxa"/>
+            <w:tcW w:w="3582" w:type="dxa"/>
             <w:vAlign w:val="center"/>
           </w:tcPr>
           <w:p>
@@ -20568,7 +20568,7 @@
         </w:tc>
         <w:tc>
           <w:tcPr>
-            <w:tcW w:w="3476" w:type="dxa"/>
+            <w:tcW w:w="3312" w:type="dxa"/>
             <w:vAlign w:val="center"/>
           </w:tcPr>
           <w:p>
@@ -20593,7 +20593,7 @@
         </w:trPr>
         <w:tc>
           <w:tcPr>
-            <w:tcW w:w="674" w:type="dxa"/>
+            <w:tcW w:w="805" w:type="dxa"/>
             <w:vAlign w:val="center"/>
           </w:tcPr>
           <w:p>
@@ -20612,7 +20612,7 @@
         </w:tc>
         <w:tc>
           <w:tcPr>
-            <w:tcW w:w="1444" w:type="dxa"/>
+            <w:tcW w:w="1655" w:type="dxa"/>
             <w:vAlign w:val="center"/>
           </w:tcPr>
           <w:p>
@@ -20631,7 +20631,7 @@
         </w:tc>
         <w:tc>
           <w:tcPr>
-            <w:tcW w:w="3760" w:type="dxa"/>
+            <w:tcW w:w="3582" w:type="dxa"/>
             <w:vAlign w:val="center"/>
           </w:tcPr>
           <w:p>
@@ -20741,7 +20741,7 @@
         </w:tc>
         <w:tc>
           <w:tcPr>
-            <w:tcW w:w="3476" w:type="dxa"/>
+            <w:tcW w:w="3312" w:type="dxa"/>
             <w:vAlign w:val="center"/>
           </w:tcPr>
           <w:p>
@@ -20795,7 +20795,7 @@
         <w:ind w:firstLine="709"/>
       </w:pPr>
       <w:bookmarkStart w:id="42" w:name="_c90111934883e04bb05bda6912628b847003e8a"/>
-      <w:bookmarkStart w:id="43" w:name="_Toc242032825"/>
+      <w:bookmarkStart w:id="43" w:name="_Toc242035313"/>
       <w:bookmarkEnd w:id="40"/>
       <w:r>
         <w:rPr>
@@ -20871,12 +20871,12 @@
         <w:tblLook w:val="0020" w:firstRow="1" w:lastRow="0" w:firstColumn="0" w:lastColumn="0" w:noHBand="0" w:noVBand="0"/>
       </w:tblPr>
       <w:tblGrid>
-        <w:gridCol w:w="607"/>
-        <w:gridCol w:w="837"/>
-        <w:gridCol w:w="1827"/>
-        <w:gridCol w:w="2817"/>
-        <w:gridCol w:w="1760"/>
-        <w:gridCol w:w="1507"/>
+        <w:gridCol w:w="256"/>
+        <w:gridCol w:w="480"/>
+        <w:gridCol w:w="2079"/>
+        <w:gridCol w:w="3438"/>
+        <w:gridCol w:w="1591"/>
+        <w:gridCol w:w="1511"/>
       </w:tblGrid>
       <w:tr>
         <w:trPr>
@@ -20887,7 +20887,7 @@
         </w:trPr>
         <w:tc>
           <w:tcPr>
-            <w:tcW w:w="606" w:type="dxa"/>
+            <w:tcW w:w="256" w:type="dxa"/>
             <w:vAlign w:val="center"/>
           </w:tcPr>
           <w:p>
@@ -20907,7 +20907,7 @@
         </w:tc>
         <w:tc>
           <w:tcPr>
-            <w:tcW w:w="837" w:type="dxa"/>
+            <w:tcW w:w="480" w:type="dxa"/>
             <w:vAlign w:val="center"/>
           </w:tcPr>
           <w:p>
@@ -20927,7 +20927,7 @@
         </w:tc>
         <w:tc>
           <w:tcPr>
-            <w:tcW w:w="1827" w:type="dxa"/>
+            <w:tcW w:w="2079" w:type="dxa"/>
             <w:vAlign w:val="center"/>
           </w:tcPr>
           <w:p>
@@ -20947,7 +20947,7 @@
         </w:tc>
         <w:tc>
           <w:tcPr>
-            <w:tcW w:w="2817" w:type="dxa"/>
+            <w:tcW w:w="3438" w:type="dxa"/>
             <w:vAlign w:val="center"/>
           </w:tcPr>
           <w:p>
@@ -20967,7 +20967,7 @@
         </w:tc>
         <w:tc>
           <w:tcPr>
-            <w:tcW w:w="1760" w:type="dxa"/>
+            <w:tcW w:w="1591" w:type="dxa"/>
             <w:vAlign w:val="center"/>
           </w:tcPr>
           <w:p>
@@ -20987,7 +20987,7 @@
         </w:tc>
         <w:tc>
           <w:tcPr>
-            <w:tcW w:w="1507" w:type="dxa"/>
+            <w:tcW w:w="1511" w:type="dxa"/>
             <w:vAlign w:val="center"/>
           </w:tcPr>
           <w:p>
@@ -21013,7 +21013,7 @@
         </w:trPr>
         <w:tc>
           <w:tcPr>
-            <w:tcW w:w="606" w:type="dxa"/>
+            <w:tcW w:w="256" w:type="dxa"/>
             <w:vAlign w:val="center"/>
           </w:tcPr>
           <w:p>
@@ -21032,7 +21032,7 @@
         </w:tc>
         <w:tc>
           <w:tcPr>
-            <w:tcW w:w="837" w:type="dxa"/>
+            <w:tcW w:w="480" w:type="dxa"/>
             <w:vAlign w:val="center"/>
           </w:tcPr>
           <w:p>
@@ -21051,7 +21051,7 @@
         </w:tc>
         <w:tc>
           <w:tcPr>
-            <w:tcW w:w="1827" w:type="dxa"/>
+            <w:tcW w:w="2079" w:type="dxa"/>
             <w:vAlign w:val="center"/>
           </w:tcPr>
           <w:p>
@@ -21070,7 +21070,7 @@
         </w:tc>
         <w:tc>
           <w:tcPr>
-            <w:tcW w:w="2817" w:type="dxa"/>
+            <w:tcW w:w="3438" w:type="dxa"/>
             <w:vAlign w:val="center"/>
           </w:tcPr>
           <w:p>
@@ -21102,7 +21102,7 @@
         </w:tc>
         <w:tc>
           <w:tcPr>
-            <w:tcW w:w="1760" w:type="dxa"/>
+            <w:tcW w:w="1591" w:type="dxa"/>
             <w:vAlign w:val="center"/>
           </w:tcPr>
           <w:p>
@@ -21121,7 +21121,7 @@
         </w:tc>
         <w:tc>
           <w:tcPr>
-            <w:tcW w:w="1507" w:type="dxa"/>
+            <w:tcW w:w="1511" w:type="dxa"/>
             <w:vAlign w:val="center"/>
           </w:tcPr>
           <w:p>
@@ -21146,7 +21146,7 @@
         </w:trPr>
         <w:tc>
           <w:tcPr>
-            <w:tcW w:w="606" w:type="dxa"/>
+            <w:tcW w:w="256" w:type="dxa"/>
             <w:vAlign w:val="center"/>
           </w:tcPr>
           <w:p>
@@ -21165,7 +21165,7 @@
         </w:tc>
         <w:tc>
           <w:tcPr>
-            <w:tcW w:w="837" w:type="dxa"/>
+            <w:tcW w:w="480" w:type="dxa"/>
             <w:vAlign w:val="center"/>
           </w:tcPr>
           <w:p>
@@ -21184,7 +21184,7 @@
         </w:tc>
         <w:tc>
           <w:tcPr>
-            <w:tcW w:w="1827" w:type="dxa"/>
+            <w:tcW w:w="2079" w:type="dxa"/>
             <w:vAlign w:val="center"/>
           </w:tcPr>
           <w:p>
@@ -21229,7 +21229,7 @@
         </w:tc>
         <w:tc>
           <w:tcPr>
-            <w:tcW w:w="2817" w:type="dxa"/>
+            <w:tcW w:w="3438" w:type="dxa"/>
             <w:vAlign w:val="center"/>
           </w:tcPr>
           <w:p>
@@ -21294,7 +21294,7 @@
         </w:tc>
         <w:tc>
           <w:tcPr>
-            <w:tcW w:w="1760" w:type="dxa"/>
+            <w:tcW w:w="1591" w:type="dxa"/>
             <w:vAlign w:val="center"/>
           </w:tcPr>
           <w:p>
@@ -21313,7 +21313,7 @@
         </w:tc>
         <w:tc>
           <w:tcPr>
-            <w:tcW w:w="1507" w:type="dxa"/>
+            <w:tcW w:w="1511" w:type="dxa"/>
             <w:vAlign w:val="center"/>
           </w:tcPr>
           <w:p>
@@ -21338,7 +21338,7 @@
         </w:trPr>
         <w:tc>
           <w:tcPr>
-            <w:tcW w:w="606" w:type="dxa"/>
+            <w:tcW w:w="256" w:type="dxa"/>
             <w:vAlign w:val="center"/>
           </w:tcPr>
           <w:p>
@@ -21357,7 +21357,7 @@
         </w:tc>
         <w:tc>
           <w:tcPr>
-            <w:tcW w:w="837" w:type="dxa"/>
+            <w:tcW w:w="480" w:type="dxa"/>
             <w:vAlign w:val="center"/>
           </w:tcPr>
           <w:p>
@@ -21376,7 +21376,7 @@
         </w:tc>
         <w:tc>
           <w:tcPr>
-            <w:tcW w:w="1827" w:type="dxa"/>
+            <w:tcW w:w="2079" w:type="dxa"/>
             <w:vAlign w:val="center"/>
           </w:tcPr>
           <w:p>
@@ -21395,7 +21395,7 @@
         </w:tc>
         <w:tc>
           <w:tcPr>
-            <w:tcW w:w="2817" w:type="dxa"/>
+            <w:tcW w:w="3438" w:type="dxa"/>
             <w:vAlign w:val="center"/>
           </w:tcPr>
           <w:p>
@@ -21414,7 +21414,7 @@
         </w:tc>
         <w:tc>
           <w:tcPr>
-            <w:tcW w:w="1760" w:type="dxa"/>
+            <w:tcW w:w="1591" w:type="dxa"/>
             <w:vAlign w:val="center"/>
           </w:tcPr>
           <w:p>
@@ -21433,7 +21433,7 @@
         </w:tc>
         <w:tc>
           <w:tcPr>
-            <w:tcW w:w="1507" w:type="dxa"/>
+            <w:tcW w:w="1511" w:type="dxa"/>
             <w:vAlign w:val="center"/>
           </w:tcPr>
           <w:p>
@@ -21458,7 +21458,7 @@
         </w:trPr>
         <w:tc>
           <w:tcPr>
-            <w:tcW w:w="606" w:type="dxa"/>
+            <w:tcW w:w="256" w:type="dxa"/>
             <w:vAlign w:val="center"/>
           </w:tcPr>
           <w:p>
@@ -21477,7 +21477,7 @@
         </w:tc>
         <w:tc>
           <w:tcPr>
-            <w:tcW w:w="837" w:type="dxa"/>
+            <w:tcW w:w="480" w:type="dxa"/>
             <w:vAlign w:val="center"/>
           </w:tcPr>
           <w:p>
@@ -21496,7 +21496,7 @@
         </w:tc>
         <w:tc>
           <w:tcPr>
-            <w:tcW w:w="1827" w:type="dxa"/>
+            <w:tcW w:w="2079" w:type="dxa"/>
             <w:vAlign w:val="center"/>
           </w:tcPr>
           <w:p>
@@ -21515,7 +21515,7 @@
         </w:tc>
         <w:tc>
           <w:tcPr>
-            <w:tcW w:w="2817" w:type="dxa"/>
+            <w:tcW w:w="3438" w:type="dxa"/>
             <w:vAlign w:val="center"/>
           </w:tcPr>
           <w:p>
@@ -21534,7 +21534,7 @@
         </w:tc>
         <w:tc>
           <w:tcPr>
-            <w:tcW w:w="1760" w:type="dxa"/>
+            <w:tcW w:w="1591" w:type="dxa"/>
             <w:vAlign w:val="center"/>
           </w:tcPr>
           <w:p>
@@ -21553,7 +21553,7 @@
         </w:tc>
         <w:tc>
           <w:tcPr>
-            <w:tcW w:w="1507" w:type="dxa"/>
+            <w:tcW w:w="1511" w:type="dxa"/>
             <w:vAlign w:val="center"/>
           </w:tcPr>
           <w:p>
@@ -21578,7 +21578,7 @@
         </w:trPr>
         <w:tc>
           <w:tcPr>
-            <w:tcW w:w="606" w:type="dxa"/>
+            <w:tcW w:w="256" w:type="dxa"/>
             <w:vAlign w:val="center"/>
           </w:tcPr>
           <w:p>
@@ -21597,7 +21597,7 @@
         </w:tc>
         <w:tc>
           <w:tcPr>
-            <w:tcW w:w="837" w:type="dxa"/>
+            <w:tcW w:w="480" w:type="dxa"/>
             <w:vAlign w:val="center"/>
           </w:tcPr>
           <w:p>
@@ -21616,7 +21616,7 @@
         </w:tc>
         <w:tc>
           <w:tcPr>
-            <w:tcW w:w="1827" w:type="dxa"/>
+            <w:tcW w:w="2079" w:type="dxa"/>
             <w:vAlign w:val="center"/>
           </w:tcPr>
           <w:p>
@@ -21635,7 +21635,7 @@
         </w:tc>
         <w:tc>
           <w:tcPr>
-            <w:tcW w:w="2817" w:type="dxa"/>
+            <w:tcW w:w="3438" w:type="dxa"/>
             <w:vAlign w:val="center"/>
           </w:tcPr>
           <w:p>
@@ -21660,7 +21660,7 @@
         </w:tc>
         <w:tc>
           <w:tcPr>
-            <w:tcW w:w="1760" w:type="dxa"/>
+            <w:tcW w:w="1591" w:type="dxa"/>
             <w:vAlign w:val="center"/>
           </w:tcPr>
           <w:p>
@@ -21679,7 +21679,7 @@
         </w:tc>
         <w:tc>
           <w:tcPr>
-            <w:tcW w:w="1507" w:type="dxa"/>
+            <w:tcW w:w="1511" w:type="dxa"/>
             <w:vAlign w:val="center"/>
           </w:tcPr>
           <w:p>
@@ -21704,7 +21704,7 @@
         </w:trPr>
         <w:tc>
           <w:tcPr>
-            <w:tcW w:w="606" w:type="dxa"/>
+            <w:tcW w:w="256" w:type="dxa"/>
             <w:vAlign w:val="center"/>
           </w:tcPr>
           <w:p>
@@ -21723,7 +21723,7 @@
         </w:tc>
         <w:tc>
           <w:tcPr>
-            <w:tcW w:w="837" w:type="dxa"/>
+            <w:tcW w:w="480" w:type="dxa"/>
             <w:vAlign w:val="center"/>
           </w:tcPr>
           <w:p>
@@ -21742,7 +21742,7 @@
         </w:tc>
         <w:tc>
           <w:tcPr>
-            <w:tcW w:w="1827" w:type="dxa"/>
+            <w:tcW w:w="2079" w:type="dxa"/>
             <w:vAlign w:val="center"/>
           </w:tcPr>
           <w:p>
@@ -21761,7 +21761,7 @@
         </w:tc>
         <w:tc>
           <w:tcPr>
-            <w:tcW w:w="2817" w:type="dxa"/>
+            <w:tcW w:w="3438" w:type="dxa"/>
             <w:vAlign w:val="center"/>
           </w:tcPr>
           <w:p>
@@ -21780,7 +21780,7 @@
         </w:tc>
         <w:tc>
           <w:tcPr>
-            <w:tcW w:w="1760" w:type="dxa"/>
+            <w:tcW w:w="1591" w:type="dxa"/>
             <w:vAlign w:val="center"/>
           </w:tcPr>
           <w:p>
@@ -21799,7 +21799,7 @@
         </w:tc>
         <w:tc>
           <w:tcPr>
-            <w:tcW w:w="1507" w:type="dxa"/>
+            <w:tcW w:w="1511" w:type="dxa"/>
             <w:vAlign w:val="center"/>
           </w:tcPr>
           <w:p>
@@ -21824,7 +21824,7 @@
         </w:trPr>
         <w:tc>
           <w:tcPr>
-            <w:tcW w:w="606" w:type="dxa"/>
+            <w:tcW w:w="256" w:type="dxa"/>
             <w:vAlign w:val="center"/>
           </w:tcPr>
           <w:p>
@@ -21843,7 +21843,7 @@
         </w:tc>
         <w:tc>
           <w:tcPr>
-            <w:tcW w:w="837" w:type="dxa"/>
+            <w:tcW w:w="480" w:type="dxa"/>
             <w:vAlign w:val="center"/>
           </w:tcPr>
           <w:p>
@@ -21862,7 +21862,7 @@
         </w:tc>
         <w:tc>
           <w:tcPr>
-            <w:tcW w:w="1827" w:type="dxa"/>
+            <w:tcW w:w="2079" w:type="dxa"/>
             <w:vAlign w:val="center"/>
           </w:tcPr>
           <w:p>
@@ -21888,7 +21888,7 @@
         </w:tc>
         <w:tc>
           <w:tcPr>
-            <w:tcW w:w="2817" w:type="dxa"/>
+            <w:tcW w:w="3438" w:type="dxa"/>
             <w:vAlign w:val="center"/>
           </w:tcPr>
           <w:p>
@@ -21907,7 +21907,7 @@
         </w:tc>
         <w:tc>
           <w:tcPr>
-            <w:tcW w:w="1760" w:type="dxa"/>
+            <w:tcW w:w="1591" w:type="dxa"/>
             <w:vAlign w:val="center"/>
           </w:tcPr>
           <w:p>
@@ -21926,7 +21926,7 @@
         </w:tc>
         <w:tc>
           <w:tcPr>
-            <w:tcW w:w="1507" w:type="dxa"/>
+            <w:tcW w:w="1511" w:type="dxa"/>
             <w:vAlign w:val="center"/>
           </w:tcPr>
           <w:p>
@@ -21951,7 +21951,7 @@
         </w:trPr>
         <w:tc>
           <w:tcPr>
-            <w:tcW w:w="606" w:type="dxa"/>
+            <w:tcW w:w="256" w:type="dxa"/>
             <w:vAlign w:val="center"/>
           </w:tcPr>
           <w:p>
@@ -21970,7 +21970,7 @@
         </w:tc>
         <w:tc>
           <w:tcPr>
-            <w:tcW w:w="837" w:type="dxa"/>
+            <w:tcW w:w="480" w:type="dxa"/>
             <w:vAlign w:val="center"/>
           </w:tcPr>
           <w:p>
@@ -21989,7 +21989,7 @@
         </w:tc>
         <w:tc>
           <w:tcPr>
-            <w:tcW w:w="1827" w:type="dxa"/>
+            <w:tcW w:w="2079" w:type="dxa"/>
             <w:vAlign w:val="center"/>
           </w:tcPr>
           <w:p>
@@ -22008,7 +22008,7 @@
         </w:tc>
         <w:tc>
           <w:tcPr>
-            <w:tcW w:w="2817" w:type="dxa"/>
+            <w:tcW w:w="3438" w:type="dxa"/>
             <w:vAlign w:val="center"/>
           </w:tcPr>
           <w:p>
@@ -22027,7 +22027,7 @@
         </w:tc>
         <w:tc>
           <w:tcPr>
-            <w:tcW w:w="1760" w:type="dxa"/>
+            <w:tcW w:w="1591" w:type="dxa"/>
             <w:vAlign w:val="center"/>
           </w:tcPr>
           <w:p>
@@ -22046,7 +22046,7 @@
         </w:tc>
         <w:tc>
           <w:tcPr>
-            <w:tcW w:w="1507" w:type="dxa"/>
+            <w:tcW w:w="1511" w:type="dxa"/>
             <w:vAlign w:val="center"/>
           </w:tcPr>
           <w:p>
@@ -22071,26 +22071,27 @@
         </w:trPr>
         <w:tc>
           <w:tcPr>
-            <w:tcW w:w="606" w:type="dxa"/>
-            <w:vAlign w:val="center"/>
-          </w:tcPr>
-          <w:p>
-            <w:pPr>
-              <w:pStyle w:val="Compact"/>
-              <w:spacing w:before="0" w:after="0" w:line="280" w:lineRule="exact"/>
-              <w:jc w:val="center"/>
-            </w:pPr>
-            <w:r>
-              <w:rPr>
-                <w:sz w:val="24"/>
-              </w:rPr>
+            <w:tcW w:w="256" w:type="dxa"/>
+            <w:vAlign w:val="center"/>
+          </w:tcPr>
+          <w:p>
+            <w:pPr>
+              <w:pStyle w:val="Compact"/>
+              <w:spacing w:before="0" w:after="0" w:line="280" w:lineRule="exact"/>
+              <w:jc w:val="center"/>
+            </w:pPr>
+            <w:r>
+              <w:rPr>
+                <w:sz w:val="24"/>
+              </w:rPr>
+              <w:lastRenderedPageBreak/>
               <w:t>Д-09</w:t>
             </w:r>
           </w:p>
         </w:tc>
         <w:tc>
           <w:tcPr>
-            <w:tcW w:w="837" w:type="dxa"/>
+            <w:tcW w:w="480" w:type="dxa"/>
             <w:vAlign w:val="center"/>
           </w:tcPr>
           <w:p>
@@ -22109,7 +22110,7 @@
         </w:tc>
         <w:tc>
           <w:tcPr>
-            <w:tcW w:w="1827" w:type="dxa"/>
+            <w:tcW w:w="2079" w:type="dxa"/>
             <w:vAlign w:val="center"/>
           </w:tcPr>
           <w:p>
@@ -22128,7 +22129,7 @@
         </w:tc>
         <w:tc>
           <w:tcPr>
-            <w:tcW w:w="2817" w:type="dxa"/>
+            <w:tcW w:w="3438" w:type="dxa"/>
             <w:vAlign w:val="center"/>
           </w:tcPr>
           <w:p>
@@ -22147,7 +22148,7 @@
         </w:tc>
         <w:tc>
           <w:tcPr>
-            <w:tcW w:w="1760" w:type="dxa"/>
+            <w:tcW w:w="1591" w:type="dxa"/>
             <w:vAlign w:val="center"/>
           </w:tcPr>
           <w:p>
@@ -22166,7 +22167,7 @@
         </w:tc>
         <w:tc>
           <w:tcPr>
-            <w:tcW w:w="1507" w:type="dxa"/>
+            <w:tcW w:w="1511" w:type="dxa"/>
             <w:vAlign w:val="center"/>
           </w:tcPr>
           <w:p>
@@ -22198,27 +22199,26 @@
         </w:trPr>
         <w:tc>
           <w:tcPr>
-            <w:tcW w:w="606" w:type="dxa"/>
-            <w:vAlign w:val="center"/>
-          </w:tcPr>
-          <w:p>
-            <w:pPr>
-              <w:pStyle w:val="Compact"/>
-              <w:spacing w:before="0" w:after="0" w:line="280" w:lineRule="exact"/>
-              <w:jc w:val="center"/>
-            </w:pPr>
-            <w:r>
-              <w:rPr>
-                <w:sz w:val="24"/>
-              </w:rPr>
-              <w:lastRenderedPageBreak/>
+            <w:tcW w:w="256" w:type="dxa"/>
+            <w:vAlign w:val="center"/>
+          </w:tcPr>
+          <w:p>
+            <w:pPr>
+              <w:pStyle w:val="Compact"/>
+              <w:spacing w:before="0" w:after="0" w:line="280" w:lineRule="exact"/>
+              <w:jc w:val="center"/>
+            </w:pPr>
+            <w:r>
+              <w:rPr>
+                <w:sz w:val="24"/>
+              </w:rPr>
               <w:t>Д-10</w:t>
             </w:r>
           </w:p>
         </w:tc>
         <w:tc>
           <w:tcPr>
-            <w:tcW w:w="837" w:type="dxa"/>
+            <w:tcW w:w="480" w:type="dxa"/>
             <w:vAlign w:val="center"/>
           </w:tcPr>
           <w:p>
@@ -22237,7 +22237,7 @@
         </w:tc>
         <w:tc>
           <w:tcPr>
-            <w:tcW w:w="1827" w:type="dxa"/>
+            <w:tcW w:w="2079" w:type="dxa"/>
             <w:vAlign w:val="center"/>
           </w:tcPr>
           <w:p>
@@ -22262,7 +22262,7 @@
         </w:tc>
         <w:tc>
           <w:tcPr>
-            <w:tcW w:w="2817" w:type="dxa"/>
+            <w:tcW w:w="3438" w:type="dxa"/>
             <w:vAlign w:val="center"/>
           </w:tcPr>
           <w:p>
@@ -22281,7 +22281,7 @@
         </w:tc>
         <w:tc>
           <w:tcPr>
-            <w:tcW w:w="1760" w:type="dxa"/>
+            <w:tcW w:w="1591" w:type="dxa"/>
             <w:vAlign w:val="center"/>
           </w:tcPr>
           <w:p>
@@ -22313,7 +22313,7 @@
         </w:tc>
         <w:tc>
           <w:tcPr>
-            <w:tcW w:w="1507" w:type="dxa"/>
+            <w:tcW w:w="1511" w:type="dxa"/>
             <w:vAlign w:val="center"/>
           </w:tcPr>
           <w:p>
@@ -22339,7 +22339,7 @@
         </w:trPr>
         <w:tc>
           <w:tcPr>
-            <w:tcW w:w="606" w:type="dxa"/>
+            <w:tcW w:w="256" w:type="dxa"/>
             <w:vAlign w:val="center"/>
           </w:tcPr>
           <w:p>
@@ -22358,7 +22358,7 @@
         </w:tc>
         <w:tc>
           <w:tcPr>
-            <w:tcW w:w="837" w:type="dxa"/>
+            <w:tcW w:w="480" w:type="dxa"/>
             <w:vAlign w:val="center"/>
           </w:tcPr>
           <w:p>
@@ -22377,7 +22377,7 @@
         </w:tc>
         <w:tc>
           <w:tcPr>
-            <w:tcW w:w="1827" w:type="dxa"/>
+            <w:tcW w:w="2079" w:type="dxa"/>
             <w:vAlign w:val="center"/>
           </w:tcPr>
           <w:p>
@@ -22396,7 +22396,7 @@
         </w:tc>
         <w:tc>
           <w:tcPr>
-            <w:tcW w:w="2817" w:type="dxa"/>
+            <w:tcW w:w="3438" w:type="dxa"/>
             <w:vAlign w:val="center"/>
           </w:tcPr>
           <w:p>
@@ -22428,7 +22428,7 @@
         </w:tc>
         <w:tc>
           <w:tcPr>
-            <w:tcW w:w="1760" w:type="dxa"/>
+            <w:tcW w:w="1591" w:type="dxa"/>
             <w:vAlign w:val="center"/>
           </w:tcPr>
           <w:p>
@@ -22447,7 +22447,7 @@
         </w:tc>
         <w:tc>
           <w:tcPr>
-            <w:tcW w:w="1507" w:type="dxa"/>
+            <w:tcW w:w="1511" w:type="dxa"/>
             <w:vAlign w:val="center"/>
           </w:tcPr>
           <w:p>
@@ -22479,7 +22479,7 @@
         </w:trPr>
         <w:tc>
           <w:tcPr>
-            <w:tcW w:w="606" w:type="dxa"/>
+            <w:tcW w:w="256" w:type="dxa"/>
             <w:vAlign w:val="center"/>
           </w:tcPr>
           <w:p>
@@ -22498,7 +22498,7 @@
         </w:tc>
         <w:tc>
           <w:tcPr>
-            <w:tcW w:w="837" w:type="dxa"/>
+            <w:tcW w:w="480" w:type="dxa"/>
             <w:vAlign w:val="center"/>
           </w:tcPr>
           <w:p>
@@ -22517,7 +22517,7 @@
         </w:tc>
         <w:tc>
           <w:tcPr>
-            <w:tcW w:w="1827" w:type="dxa"/>
+            <w:tcW w:w="2079" w:type="dxa"/>
             <w:vAlign w:val="center"/>
           </w:tcPr>
           <w:p>
@@ -22536,7 +22536,7 @@
         </w:tc>
         <w:tc>
           <w:tcPr>
-            <w:tcW w:w="2817" w:type="dxa"/>
+            <w:tcW w:w="3438" w:type="dxa"/>
             <w:vAlign w:val="center"/>
           </w:tcPr>
           <w:p>
@@ -22555,7 +22555,7 @@
         </w:tc>
         <w:tc>
           <w:tcPr>
-            <w:tcW w:w="1760" w:type="dxa"/>
+            <w:tcW w:w="1591" w:type="dxa"/>
             <w:vAlign w:val="center"/>
           </w:tcPr>
           <w:p>
@@ -22594,7 +22594,7 @@
         </w:tc>
         <w:tc>
           <w:tcPr>
-            <w:tcW w:w="1507" w:type="dxa"/>
+            <w:tcW w:w="1511" w:type="dxa"/>
             <w:vAlign w:val="center"/>
           </w:tcPr>
           <w:p>
@@ -22626,7 +22626,7 @@
         </w:trPr>
         <w:tc>
           <w:tcPr>
-            <w:tcW w:w="606" w:type="dxa"/>
+            <w:tcW w:w="256" w:type="dxa"/>
             <w:vAlign w:val="center"/>
           </w:tcPr>
           <w:p>
@@ -22645,7 +22645,7 @@
         </w:tc>
         <w:tc>
           <w:tcPr>
-            <w:tcW w:w="837" w:type="dxa"/>
+            <w:tcW w:w="480" w:type="dxa"/>
             <w:vAlign w:val="center"/>
           </w:tcPr>
           <w:p>
@@ -22664,7 +22664,7 @@
         </w:tc>
         <w:tc>
           <w:tcPr>
-            <w:tcW w:w="1827" w:type="dxa"/>
+            <w:tcW w:w="2079" w:type="dxa"/>
             <w:vAlign w:val="center"/>
           </w:tcPr>
           <w:p>
@@ -22683,7 +22683,7 @@
         </w:tc>
         <w:tc>
           <w:tcPr>
-            <w:tcW w:w="2817" w:type="dxa"/>
+            <w:tcW w:w="3438" w:type="dxa"/>
             <w:vAlign w:val="center"/>
           </w:tcPr>
           <w:p>
@@ -22702,7 +22702,7 @@
         </w:tc>
         <w:tc>
           <w:tcPr>
-            <w:tcW w:w="1760" w:type="dxa"/>
+            <w:tcW w:w="1591" w:type="dxa"/>
             <w:vAlign w:val="center"/>
           </w:tcPr>
           <w:p>
@@ -22721,7 +22721,7 @@
         </w:tc>
         <w:tc>
           <w:tcPr>
-            <w:tcW w:w="1507" w:type="dxa"/>
+            <w:tcW w:w="1511" w:type="dxa"/>
             <w:vAlign w:val="center"/>
           </w:tcPr>
           <w:p>
@@ -22746,7 +22746,7 @@
         </w:trPr>
         <w:tc>
           <w:tcPr>
-            <w:tcW w:w="606" w:type="dxa"/>
+            <w:tcW w:w="256" w:type="dxa"/>
             <w:vAlign w:val="center"/>
           </w:tcPr>
           <w:p>
@@ -22765,7 +22765,7 @@
         </w:tc>
         <w:tc>
           <w:tcPr>
-            <w:tcW w:w="837" w:type="dxa"/>
+            <w:tcW w:w="480" w:type="dxa"/>
             <w:vAlign w:val="center"/>
           </w:tcPr>
           <w:p>
@@ -22784,7 +22784,7 @@
         </w:tc>
         <w:tc>
           <w:tcPr>
-            <w:tcW w:w="1827" w:type="dxa"/>
+            <w:tcW w:w="2079" w:type="dxa"/>
             <w:vAlign w:val="center"/>
           </w:tcPr>
           <w:p>
@@ -22810,7 +22810,7 @@
         </w:tc>
         <w:tc>
           <w:tcPr>
-            <w:tcW w:w="2817" w:type="dxa"/>
+            <w:tcW w:w="3438" w:type="dxa"/>
             <w:vAlign w:val="center"/>
           </w:tcPr>
           <w:p>
@@ -22855,7 +22855,7 @@
         </w:tc>
         <w:tc>
           <w:tcPr>
-            <w:tcW w:w="1760" w:type="dxa"/>
+            <w:tcW w:w="1591" w:type="dxa"/>
             <w:vAlign w:val="center"/>
           </w:tcPr>
           <w:p>
@@ -22881,7 +22881,7 @@
         </w:tc>
         <w:tc>
           <w:tcPr>
-            <w:tcW w:w="1507" w:type="dxa"/>
+            <w:tcW w:w="1511" w:type="dxa"/>
             <w:vAlign w:val="center"/>
           </w:tcPr>
           <w:p>
@@ -22906,7 +22906,7 @@
         </w:trPr>
         <w:tc>
           <w:tcPr>
-            <w:tcW w:w="606" w:type="dxa"/>
+            <w:tcW w:w="256" w:type="dxa"/>
             <w:vAlign w:val="center"/>
           </w:tcPr>
           <w:p>
@@ -22925,7 +22925,7 @@
         </w:tc>
         <w:tc>
           <w:tcPr>
-            <w:tcW w:w="837" w:type="dxa"/>
+            <w:tcW w:w="480" w:type="dxa"/>
             <w:vAlign w:val="center"/>
           </w:tcPr>
           <w:p>
@@ -22944,7 +22944,7 @@
         </w:tc>
         <w:tc>
           <w:tcPr>
-            <w:tcW w:w="1827" w:type="dxa"/>
+            <w:tcW w:w="2079" w:type="dxa"/>
             <w:vAlign w:val="center"/>
           </w:tcPr>
           <w:p>
@@ -22963,7 +22963,7 @@
         </w:tc>
         <w:tc>
           <w:tcPr>
-            <w:tcW w:w="2817" w:type="dxa"/>
+            <w:tcW w:w="3438" w:type="dxa"/>
             <w:vAlign w:val="center"/>
           </w:tcPr>
           <w:p>
@@ -22982,7 +22982,7 @@
         </w:tc>
         <w:tc>
           <w:tcPr>
-            <w:tcW w:w="1760" w:type="dxa"/>
+            <w:tcW w:w="1591" w:type="dxa"/>
             <w:vAlign w:val="center"/>
           </w:tcPr>
           <w:p>
@@ -23001,7 +23001,7 @@
         </w:tc>
         <w:tc>
           <w:tcPr>
-            <w:tcW w:w="1507" w:type="dxa"/>
+            <w:tcW w:w="1511" w:type="dxa"/>
             <w:vAlign w:val="center"/>
           </w:tcPr>
           <w:p>
@@ -23026,7 +23026,7 @@
         </w:trPr>
         <w:tc>
           <w:tcPr>
-            <w:tcW w:w="606" w:type="dxa"/>
+            <w:tcW w:w="256" w:type="dxa"/>
             <w:vAlign w:val="center"/>
           </w:tcPr>
           <w:p>
@@ -23045,7 +23045,7 @@
         </w:tc>
         <w:tc>
           <w:tcPr>
-            <w:tcW w:w="837" w:type="dxa"/>
+            <w:tcW w:w="480" w:type="dxa"/>
             <w:vAlign w:val="center"/>
           </w:tcPr>
           <w:p>
@@ -23064,7 +23064,7 @@
         </w:tc>
         <w:tc>
           <w:tcPr>
-            <w:tcW w:w="1827" w:type="dxa"/>
+            <w:tcW w:w="2079" w:type="dxa"/>
             <w:vAlign w:val="center"/>
           </w:tcPr>
           <w:p>
@@ -23083,7 +23083,7 @@
         </w:tc>
         <w:tc>
           <w:tcPr>
-            <w:tcW w:w="2817" w:type="dxa"/>
+            <w:tcW w:w="3438" w:type="dxa"/>
             <w:vAlign w:val="center"/>
           </w:tcPr>
           <w:p>
@@ -23102,7 +23102,7 @@
         </w:tc>
         <w:tc>
           <w:tcPr>
-            <w:tcW w:w="1760" w:type="dxa"/>
+            <w:tcW w:w="1591" w:type="dxa"/>
             <w:vAlign w:val="center"/>
           </w:tcPr>
           <w:p>
@@ -23121,7 +23121,7 @@
         </w:tc>
         <w:tc>
           <w:tcPr>
-            <w:tcW w:w="1507" w:type="dxa"/>
+            <w:tcW w:w="1511" w:type="dxa"/>
             <w:vAlign w:val="center"/>
           </w:tcPr>
           <w:p>
@@ -23146,7 +23146,7 @@
         </w:trPr>
         <w:tc>
           <w:tcPr>
-            <w:tcW w:w="606" w:type="dxa"/>
+            <w:tcW w:w="256" w:type="dxa"/>
             <w:vAlign w:val="center"/>
           </w:tcPr>
           <w:p>
@@ -23165,7 +23165,7 @@
         </w:tc>
         <w:tc>
           <w:tcPr>
-            <w:tcW w:w="837" w:type="dxa"/>
+            <w:tcW w:w="480" w:type="dxa"/>
             <w:vAlign w:val="center"/>
           </w:tcPr>
           <w:p>
@@ -23184,7 +23184,7 @@
         </w:tc>
         <w:tc>
           <w:tcPr>
-            <w:tcW w:w="1827" w:type="dxa"/>
+            <w:tcW w:w="2079" w:type="dxa"/>
             <w:vAlign w:val="center"/>
           </w:tcPr>
           <w:p>
@@ -23203,7 +23203,7 @@
         </w:tc>
         <w:tc>
           <w:tcPr>
-            <w:tcW w:w="2817" w:type="dxa"/>
+            <w:tcW w:w="3438" w:type="dxa"/>
             <w:vAlign w:val="center"/>
           </w:tcPr>
           <w:p>
@@ -23222,7 +23222,7 @@
         </w:tc>
         <w:tc>
           <w:tcPr>
-            <w:tcW w:w="1760" w:type="dxa"/>
+            <w:tcW w:w="1591" w:type="dxa"/>
             <w:vAlign w:val="center"/>
           </w:tcPr>
           <w:p>
@@ -23274,7 +23274,7 @@
         </w:tc>
         <w:tc>
           <w:tcPr>
-            <w:tcW w:w="1507" w:type="dxa"/>
+            <w:tcW w:w="1511" w:type="dxa"/>
             <w:vAlign w:val="center"/>
           </w:tcPr>
           <w:p>
@@ -23299,7 +23299,7 @@
         </w:trPr>
         <w:tc>
           <w:tcPr>
-            <w:tcW w:w="606" w:type="dxa"/>
+            <w:tcW w:w="256" w:type="dxa"/>
             <w:vAlign w:val="center"/>
           </w:tcPr>
           <w:p>
@@ -23318,7 +23318,7 @@
         </w:tc>
         <w:tc>
           <w:tcPr>
-            <w:tcW w:w="837" w:type="dxa"/>
+            <w:tcW w:w="480" w:type="dxa"/>
             <w:vAlign w:val="center"/>
           </w:tcPr>
           <w:p>
@@ -23337,7 +23337,7 @@
         </w:tc>
         <w:tc>
           <w:tcPr>
-            <w:tcW w:w="1827" w:type="dxa"/>
+            <w:tcW w:w="2079" w:type="dxa"/>
             <w:vAlign w:val="center"/>
           </w:tcPr>
           <w:p>
@@ -23356,7 +23356,7 @@
         </w:tc>
         <w:tc>
           <w:tcPr>
-            <w:tcW w:w="2817" w:type="dxa"/>
+            <w:tcW w:w="3438" w:type="dxa"/>
             <w:vAlign w:val="center"/>
           </w:tcPr>
           <w:p>
@@ -23440,7 +23440,7 @@
         </w:tc>
         <w:tc>
           <w:tcPr>
-            <w:tcW w:w="1760" w:type="dxa"/>
+            <w:tcW w:w="1591" w:type="dxa"/>
             <w:vAlign w:val="center"/>
           </w:tcPr>
           <w:p>
@@ -23459,7 +23459,7 @@
         </w:tc>
         <w:tc>
           <w:tcPr>
-            <w:tcW w:w="1507" w:type="dxa"/>
+            <w:tcW w:w="1511" w:type="dxa"/>
             <w:vAlign w:val="center"/>
           </w:tcPr>
           <w:p>
@@ -23484,7 +23484,7 @@
         </w:trPr>
         <w:tc>
           <w:tcPr>
-            <w:tcW w:w="606" w:type="dxa"/>
+            <w:tcW w:w="256" w:type="dxa"/>
             <w:vAlign w:val="center"/>
           </w:tcPr>
           <w:p>
@@ -23503,7 +23503,7 @@
         </w:tc>
         <w:tc>
           <w:tcPr>
-            <w:tcW w:w="837" w:type="dxa"/>
+            <w:tcW w:w="480" w:type="dxa"/>
             <w:vAlign w:val="center"/>
           </w:tcPr>
           <w:p>
@@ -23522,7 +23522,7 @@
         </w:tc>
         <w:tc>
           <w:tcPr>
-            <w:tcW w:w="1827" w:type="dxa"/>
+            <w:tcW w:w="2079" w:type="dxa"/>
             <w:vAlign w:val="center"/>
           </w:tcPr>
           <w:p>
@@ -23541,7 +23541,7 @@
         </w:tc>
         <w:tc>
           <w:tcPr>
-            <w:tcW w:w="2817" w:type="dxa"/>
+            <w:tcW w:w="3438" w:type="dxa"/>
             <w:vAlign w:val="center"/>
           </w:tcPr>
           <w:p>
@@ -23560,7 +23560,7 @@
         </w:tc>
         <w:tc>
           <w:tcPr>
-            <w:tcW w:w="1760" w:type="dxa"/>
+            <w:tcW w:w="1591" w:type="dxa"/>
             <w:vAlign w:val="center"/>
           </w:tcPr>
           <w:p>
@@ -23612,7 +23612,7 @@
         </w:tc>
         <w:tc>
           <w:tcPr>
-            <w:tcW w:w="1507" w:type="dxa"/>
+            <w:tcW w:w="1511" w:type="dxa"/>
             <w:vAlign w:val="center"/>
           </w:tcPr>
           <w:p>
@@ -23637,26 +23637,27 @@
         </w:trPr>
         <w:tc>
           <w:tcPr>
-            <w:tcW w:w="606" w:type="dxa"/>
-            <w:vAlign w:val="center"/>
-          </w:tcPr>
-          <w:p>
-            <w:pPr>
-              <w:pStyle w:val="Compact"/>
-              <w:spacing w:before="0" w:after="0" w:line="280" w:lineRule="exact"/>
-              <w:jc w:val="center"/>
-            </w:pPr>
-            <w:r>
-              <w:rPr>
-                <w:sz w:val="24"/>
-              </w:rPr>
+            <w:tcW w:w="256" w:type="dxa"/>
+            <w:vAlign w:val="center"/>
+          </w:tcPr>
+          <w:p>
+            <w:pPr>
+              <w:pStyle w:val="Compact"/>
+              <w:spacing w:before="0" w:after="0" w:line="280" w:lineRule="exact"/>
+              <w:jc w:val="center"/>
+            </w:pPr>
+            <w:r>
+              <w:rPr>
+                <w:sz w:val="24"/>
+              </w:rPr>
+              <w:lastRenderedPageBreak/>
               <w:t>Д-20</w:t>
             </w:r>
           </w:p>
         </w:tc>
         <w:tc>
           <w:tcPr>
-            <w:tcW w:w="837" w:type="dxa"/>
+            <w:tcW w:w="480" w:type="dxa"/>
             <w:vAlign w:val="center"/>
           </w:tcPr>
           <w:p>
@@ -23675,7 +23676,7 @@
         </w:tc>
         <w:tc>
           <w:tcPr>
-            <w:tcW w:w="1827" w:type="dxa"/>
+            <w:tcW w:w="2079" w:type="dxa"/>
             <w:vAlign w:val="center"/>
           </w:tcPr>
           <w:p>
@@ -23694,7 +23695,7 @@
         </w:tc>
         <w:tc>
           <w:tcPr>
-            <w:tcW w:w="2817" w:type="dxa"/>
+            <w:tcW w:w="3438" w:type="dxa"/>
             <w:vAlign w:val="center"/>
           </w:tcPr>
           <w:p>
@@ -23713,7 +23714,7 @@
         </w:tc>
         <w:tc>
           <w:tcPr>
-            <w:tcW w:w="1760" w:type="dxa"/>
+            <w:tcW w:w="1591" w:type="dxa"/>
             <w:vAlign w:val="center"/>
           </w:tcPr>
           <w:p>
@@ -23732,7 +23733,7 @@
         </w:tc>
         <w:tc>
           <w:tcPr>
-            <w:tcW w:w="1507" w:type="dxa"/>
+            <w:tcW w:w="1511" w:type="dxa"/>
             <w:vAlign w:val="center"/>
           </w:tcPr>
           <w:p>
@@ -23757,7 +23758,7 @@
         </w:trPr>
         <w:tc>
           <w:tcPr>
-            <w:tcW w:w="606" w:type="dxa"/>
+            <w:tcW w:w="256" w:type="dxa"/>
             <w:vAlign w:val="center"/>
           </w:tcPr>
           <w:p>
@@ -23776,7 +23777,7 @@
         </w:tc>
         <w:tc>
           <w:tcPr>
-            <w:tcW w:w="837" w:type="dxa"/>
+            <w:tcW w:w="480" w:type="dxa"/>
             <w:vAlign w:val="center"/>
           </w:tcPr>
           <w:p>
@@ -23795,7 +23796,7 @@
         </w:tc>
         <w:tc>
           <w:tcPr>
-            <w:tcW w:w="1827" w:type="dxa"/>
+            <w:tcW w:w="2079" w:type="dxa"/>
             <w:vAlign w:val="center"/>
           </w:tcPr>
           <w:p>
@@ -23814,7 +23815,7 @@
         </w:tc>
         <w:tc>
           <w:tcPr>
-            <w:tcW w:w="2817" w:type="dxa"/>
+            <w:tcW w:w="3438" w:type="dxa"/>
             <w:vAlign w:val="center"/>
           </w:tcPr>
           <w:p>
@@ -23833,7 +23834,7 @@
         </w:tc>
         <w:tc>
           <w:tcPr>
-            <w:tcW w:w="1760" w:type="dxa"/>
+            <w:tcW w:w="1591" w:type="dxa"/>
             <w:vAlign w:val="center"/>
           </w:tcPr>
           <w:p>
@@ -23852,7 +23853,7 @@
         </w:tc>
         <w:tc>
           <w:tcPr>
-            <w:tcW w:w="1507" w:type="dxa"/>
+            <w:tcW w:w="1511" w:type="dxa"/>
             <w:vAlign w:val="center"/>
           </w:tcPr>
           <w:p>
@@ -23877,27 +23878,26 @@
         </w:trPr>
         <w:tc>
           <w:tcPr>
-            <w:tcW w:w="606" w:type="dxa"/>
-            <w:vAlign w:val="center"/>
-          </w:tcPr>
-          <w:p>
-            <w:pPr>
-              <w:pStyle w:val="Compact"/>
-              <w:spacing w:before="0" w:after="0" w:line="280" w:lineRule="exact"/>
-              <w:jc w:val="center"/>
-            </w:pPr>
-            <w:r>
-              <w:rPr>
-                <w:sz w:val="24"/>
-              </w:rPr>
-              <w:lastRenderedPageBreak/>
+            <w:tcW w:w="256" w:type="dxa"/>
+            <w:vAlign w:val="center"/>
+          </w:tcPr>
+          <w:p>
+            <w:pPr>
+              <w:pStyle w:val="Compact"/>
+              <w:spacing w:before="0" w:after="0" w:line="280" w:lineRule="exact"/>
+              <w:jc w:val="center"/>
+            </w:pPr>
+            <w:r>
+              <w:rPr>
+                <w:sz w:val="24"/>
+              </w:rPr>
               <w:t>Д-22</w:t>
             </w:r>
           </w:p>
         </w:tc>
         <w:tc>
           <w:tcPr>
-            <w:tcW w:w="837" w:type="dxa"/>
+            <w:tcW w:w="480" w:type="dxa"/>
             <w:vAlign w:val="center"/>
           </w:tcPr>
           <w:p>
@@ -23916,7 +23916,7 @@
         </w:tc>
         <w:tc>
           <w:tcPr>
-            <w:tcW w:w="1827" w:type="dxa"/>
+            <w:tcW w:w="2079" w:type="dxa"/>
             <w:vAlign w:val="center"/>
           </w:tcPr>
           <w:p>
@@ -23935,7 +23935,7 @@
         </w:tc>
         <w:tc>
           <w:tcPr>
-            <w:tcW w:w="2817" w:type="dxa"/>
+            <w:tcW w:w="3438" w:type="dxa"/>
             <w:vAlign w:val="center"/>
           </w:tcPr>
           <w:p>
@@ -23954,7 +23954,7 @@
         </w:tc>
         <w:tc>
           <w:tcPr>
-            <w:tcW w:w="1760" w:type="dxa"/>
+            <w:tcW w:w="1591" w:type="dxa"/>
             <w:vAlign w:val="center"/>
           </w:tcPr>
           <w:p>
@@ -23973,7 +23973,7 @@
         </w:tc>
         <w:tc>
           <w:tcPr>
-            <w:tcW w:w="1507" w:type="dxa"/>
+            <w:tcW w:w="1511" w:type="dxa"/>
             <w:vAlign w:val="center"/>
           </w:tcPr>
           <w:p>
@@ -24004,7 +24004,7 @@
         </w:trPr>
         <w:tc>
           <w:tcPr>
-            <w:tcW w:w="606" w:type="dxa"/>
+            <w:tcW w:w="256" w:type="dxa"/>
             <w:vAlign w:val="center"/>
           </w:tcPr>
           <w:p>
@@ -24023,7 +24023,7 @@
         </w:tc>
         <w:tc>
           <w:tcPr>
-            <w:tcW w:w="837" w:type="dxa"/>
+            <w:tcW w:w="480" w:type="dxa"/>
             <w:vAlign w:val="center"/>
           </w:tcPr>
           <w:p>
@@ -24042,7 +24042,7 @@
         </w:tc>
         <w:tc>
           <w:tcPr>
-            <w:tcW w:w="1827" w:type="dxa"/>
+            <w:tcW w:w="2079" w:type="dxa"/>
             <w:vAlign w:val="center"/>
           </w:tcPr>
           <w:p>
@@ -24061,7 +24061,7 @@
         </w:tc>
         <w:tc>
           <w:tcPr>
-            <w:tcW w:w="2817" w:type="dxa"/>
+            <w:tcW w:w="3438" w:type="dxa"/>
             <w:vAlign w:val="center"/>
           </w:tcPr>
           <w:p>
@@ -24080,7 +24080,7 @@
         </w:tc>
         <w:tc>
           <w:tcPr>
-            <w:tcW w:w="1760" w:type="dxa"/>
+            <w:tcW w:w="1591" w:type="dxa"/>
             <w:vAlign w:val="center"/>
           </w:tcPr>
           <w:p>
@@ -24099,7 +24099,7 @@
         </w:tc>
         <w:tc>
           <w:tcPr>
-            <w:tcW w:w="1507" w:type="dxa"/>
+            <w:tcW w:w="1511" w:type="dxa"/>
             <w:vAlign w:val="center"/>
           </w:tcPr>
           <w:p>
@@ -24124,7 +24124,7 @@
         </w:trPr>
         <w:tc>
           <w:tcPr>
-            <w:tcW w:w="606" w:type="dxa"/>
+            <w:tcW w:w="256" w:type="dxa"/>
             <w:vAlign w:val="center"/>
           </w:tcPr>
           <w:p>
@@ -24143,7 +24143,7 @@
         </w:tc>
         <w:tc>
           <w:tcPr>
-            <w:tcW w:w="837" w:type="dxa"/>
+            <w:tcW w:w="480" w:type="dxa"/>
             <w:vAlign w:val="center"/>
           </w:tcPr>
           <w:p>
@@ -24162,7 +24162,7 @@
         </w:tc>
         <w:tc>
           <w:tcPr>
-            <w:tcW w:w="1827" w:type="dxa"/>
+            <w:tcW w:w="2079" w:type="dxa"/>
             <w:vAlign w:val="center"/>
           </w:tcPr>
           <w:p>
@@ -24181,7 +24181,7 @@
         </w:tc>
         <w:tc>
           <w:tcPr>
-            <w:tcW w:w="2817" w:type="dxa"/>
+            <w:tcW w:w="3438" w:type="dxa"/>
             <w:vAlign w:val="center"/>
           </w:tcPr>
           <w:p>
@@ -24200,7 +24200,7 @@
         </w:tc>
         <w:tc>
           <w:tcPr>
-            <w:tcW w:w="1760" w:type="dxa"/>
+            <w:tcW w:w="1591" w:type="dxa"/>
             <w:vAlign w:val="center"/>
           </w:tcPr>
           <w:p>
@@ -24219,7 +24219,7 @@
         </w:tc>
         <w:tc>
           <w:tcPr>
-            <w:tcW w:w="1507" w:type="dxa"/>
+            <w:tcW w:w="1511" w:type="dxa"/>
             <w:vAlign w:val="center"/>
           </w:tcPr>
           <w:p>
@@ -24244,7 +24244,7 @@
         </w:trPr>
         <w:tc>
           <w:tcPr>
-            <w:tcW w:w="606" w:type="dxa"/>
+            <w:tcW w:w="256" w:type="dxa"/>
             <w:vAlign w:val="center"/>
           </w:tcPr>
           <w:p>
@@ -24263,7 +24263,7 @@
         </w:tc>
         <w:tc>
           <w:tcPr>
-            <w:tcW w:w="837" w:type="dxa"/>
+            <w:tcW w:w="480" w:type="dxa"/>
             <w:vAlign w:val="center"/>
           </w:tcPr>
           <w:p>
@@ -24282,7 +24282,7 @@
         </w:tc>
         <w:tc>
           <w:tcPr>
-            <w:tcW w:w="1827" w:type="dxa"/>
+            <w:tcW w:w="2079" w:type="dxa"/>
             <w:vAlign w:val="center"/>
           </w:tcPr>
           <w:p>
@@ -24301,7 +24301,7 @@
         </w:tc>
         <w:tc>
           <w:tcPr>
-            <w:tcW w:w="2817" w:type="dxa"/>
+            <w:tcW w:w="3438" w:type="dxa"/>
             <w:vAlign w:val="center"/>
           </w:tcPr>
           <w:p>
@@ -24320,7 +24320,7 @@
         </w:tc>
         <w:tc>
           <w:tcPr>
-            <w:tcW w:w="1760" w:type="dxa"/>
+            <w:tcW w:w="1591" w:type="dxa"/>
             <w:vAlign w:val="center"/>
           </w:tcPr>
           <w:p>
@@ -24339,7 +24339,7 @@
         </w:tc>
         <w:tc>
           <w:tcPr>
-            <w:tcW w:w="1507" w:type="dxa"/>
+            <w:tcW w:w="1511" w:type="dxa"/>
             <w:vAlign w:val="center"/>
           </w:tcPr>
           <w:p>
@@ -24364,7 +24364,7 @@
         </w:trPr>
         <w:tc>
           <w:tcPr>
-            <w:tcW w:w="606" w:type="dxa"/>
+            <w:tcW w:w="256" w:type="dxa"/>
             <w:vAlign w:val="center"/>
           </w:tcPr>
           <w:p>
@@ -24383,7 +24383,7 @@
         </w:tc>
         <w:tc>
           <w:tcPr>
-            <w:tcW w:w="837" w:type="dxa"/>
+            <w:tcW w:w="480" w:type="dxa"/>
             <w:vAlign w:val="center"/>
           </w:tcPr>
           <w:p>
@@ -24402,7 +24402,7 @@
         </w:tc>
         <w:tc>
           <w:tcPr>
-            <w:tcW w:w="1827" w:type="dxa"/>
+            <w:tcW w:w="2079" w:type="dxa"/>
             <w:vAlign w:val="center"/>
           </w:tcPr>
           <w:p>
@@ -24421,7 +24421,7 @@
         </w:tc>
         <w:tc>
           <w:tcPr>
-            <w:tcW w:w="2817" w:type="dxa"/>
+            <w:tcW w:w="3438" w:type="dxa"/>
             <w:vAlign w:val="center"/>
           </w:tcPr>
           <w:p>
@@ -24440,7 +24440,7 @@
         </w:tc>
         <w:tc>
           <w:tcPr>
-            <w:tcW w:w="1760" w:type="dxa"/>
+            <w:tcW w:w="1591" w:type="dxa"/>
             <w:vAlign w:val="center"/>
           </w:tcPr>
           <w:p>
@@ -24459,7 +24459,7 @@
         </w:tc>
         <w:tc>
           <w:tcPr>
-            <w:tcW w:w="1507" w:type="dxa"/>
+            <w:tcW w:w="1511" w:type="dxa"/>
             <w:vAlign w:val="center"/>
           </w:tcPr>
           <w:p>
@@ -24484,7 +24484,7 @@
         </w:trPr>
         <w:tc>
           <w:tcPr>
-            <w:tcW w:w="606" w:type="dxa"/>
+            <w:tcW w:w="256" w:type="dxa"/>
             <w:vAlign w:val="center"/>
           </w:tcPr>
           <w:p>
@@ -24503,7 +24503,7 @@
         </w:tc>
         <w:tc>
           <w:tcPr>
-            <w:tcW w:w="837" w:type="dxa"/>
+            <w:tcW w:w="480" w:type="dxa"/>
             <w:vAlign w:val="center"/>
           </w:tcPr>
           <w:p>
@@ -24522,7 +24522,7 @@
         </w:tc>
         <w:tc>
           <w:tcPr>
-            <w:tcW w:w="1827" w:type="dxa"/>
+            <w:tcW w:w="2079" w:type="dxa"/>
             <w:vAlign w:val="center"/>
           </w:tcPr>
           <w:p>
@@ -24541,7 +24541,7 @@
         </w:tc>
         <w:tc>
           <w:tcPr>
-            <w:tcW w:w="2817" w:type="dxa"/>
+            <w:tcW w:w="3438" w:type="dxa"/>
             <w:vAlign w:val="center"/>
           </w:tcPr>
           <w:p>
@@ -24560,7 +24560,7 @@
         </w:tc>
         <w:tc>
           <w:tcPr>
-            <w:tcW w:w="1760" w:type="dxa"/>
+            <w:tcW w:w="1591" w:type="dxa"/>
             <w:vAlign w:val="center"/>
           </w:tcPr>
           <w:p>
@@ -24579,7 +24579,7 @@
         </w:tc>
         <w:tc>
           <w:tcPr>
-            <w:tcW w:w="1507" w:type="dxa"/>
+            <w:tcW w:w="1511" w:type="dxa"/>
             <w:vAlign w:val="center"/>
           </w:tcPr>
           <w:p>
@@ -24604,7 +24604,7 @@
         </w:trPr>
         <w:tc>
           <w:tcPr>
-            <w:tcW w:w="606" w:type="dxa"/>
+            <w:tcW w:w="256" w:type="dxa"/>
             <w:vAlign w:val="center"/>
           </w:tcPr>
           <w:p>
@@ -24623,7 +24623,7 @@
         </w:tc>
         <w:tc>
           <w:tcPr>
-            <w:tcW w:w="837" w:type="dxa"/>
+            <w:tcW w:w="480" w:type="dxa"/>
             <w:vAlign w:val="center"/>
           </w:tcPr>
           <w:p>
@@ -24642,7 +24642,7 @@
         </w:tc>
         <w:tc>
           <w:tcPr>
-            <w:tcW w:w="1827" w:type="dxa"/>
+            <w:tcW w:w="2079" w:type="dxa"/>
             <w:vAlign w:val="center"/>
           </w:tcPr>
           <w:p>
@@ -24661,7 +24661,7 @@
         </w:tc>
         <w:tc>
           <w:tcPr>
-            <w:tcW w:w="2817" w:type="dxa"/>
+            <w:tcW w:w="3438" w:type="dxa"/>
             <w:vAlign w:val="center"/>
           </w:tcPr>
           <w:p>
@@ -24680,7 +24680,7 @@
         </w:tc>
         <w:tc>
           <w:tcPr>
-            <w:tcW w:w="1760" w:type="dxa"/>
+            <w:tcW w:w="1591" w:type="dxa"/>
             <w:vAlign w:val="center"/>
           </w:tcPr>
           <w:p>
@@ -24699,7 +24699,7 @@
         </w:tc>
         <w:tc>
           <w:tcPr>
-            <w:tcW w:w="1507" w:type="dxa"/>
+            <w:tcW w:w="1511" w:type="dxa"/>
             <w:vAlign w:val="center"/>
           </w:tcPr>
           <w:p>
@@ -24724,7 +24724,7 @@
         </w:trPr>
         <w:tc>
           <w:tcPr>
-            <w:tcW w:w="606" w:type="dxa"/>
+            <w:tcW w:w="256" w:type="dxa"/>
             <w:vAlign w:val="center"/>
           </w:tcPr>
           <w:p>
@@ -24743,7 +24743,7 @@
         </w:tc>
         <w:tc>
           <w:tcPr>
-            <w:tcW w:w="837" w:type="dxa"/>
+            <w:tcW w:w="480" w:type="dxa"/>
             <w:vAlign w:val="center"/>
           </w:tcPr>
           <w:p>
@@ -24762,7 +24762,7 @@
         </w:tc>
         <w:tc>
           <w:tcPr>
-            <w:tcW w:w="1827" w:type="dxa"/>
+            <w:tcW w:w="2079" w:type="dxa"/>
             <w:vAlign w:val="center"/>
           </w:tcPr>
           <w:p>
@@ -24781,7 +24781,7 @@
         </w:tc>
         <w:tc>
           <w:tcPr>
-            <w:tcW w:w="2817" w:type="dxa"/>
+            <w:tcW w:w="3438" w:type="dxa"/>
             <w:vAlign w:val="center"/>
           </w:tcPr>
           <w:p>
@@ -24859,7 +24859,7 @@
         </w:tc>
         <w:tc>
           <w:tcPr>
-            <w:tcW w:w="1760" w:type="dxa"/>
+            <w:tcW w:w="1591" w:type="dxa"/>
             <w:vAlign w:val="center"/>
           </w:tcPr>
           <w:p>
@@ -24878,7 +24878,7 @@
         </w:tc>
         <w:tc>
           <w:tcPr>
-            <w:tcW w:w="1507" w:type="dxa"/>
+            <w:tcW w:w="1511" w:type="dxa"/>
             <w:vAlign w:val="center"/>
           </w:tcPr>
           <w:p>
@@ -24903,26 +24903,27 @@
         </w:trPr>
         <w:tc>
           <w:tcPr>
-            <w:tcW w:w="606" w:type="dxa"/>
-            <w:vAlign w:val="center"/>
-          </w:tcPr>
-          <w:p>
-            <w:pPr>
-              <w:pStyle w:val="Compact"/>
-              <w:spacing w:before="0" w:after="0" w:line="280" w:lineRule="exact"/>
-              <w:jc w:val="center"/>
-            </w:pPr>
-            <w:r>
-              <w:rPr>
-                <w:sz w:val="24"/>
-              </w:rPr>
+            <w:tcW w:w="256" w:type="dxa"/>
+            <w:vAlign w:val="center"/>
+          </w:tcPr>
+          <w:p>
+            <w:pPr>
+              <w:pStyle w:val="Compact"/>
+              <w:spacing w:before="0" w:after="0" w:line="280" w:lineRule="exact"/>
+              <w:jc w:val="center"/>
+            </w:pPr>
+            <w:r>
+              <w:rPr>
+                <w:sz w:val="24"/>
+              </w:rPr>
+              <w:lastRenderedPageBreak/>
               <w:t>Д-30</w:t>
             </w:r>
           </w:p>
         </w:tc>
         <w:tc>
           <w:tcPr>
-            <w:tcW w:w="837" w:type="dxa"/>
+            <w:tcW w:w="480" w:type="dxa"/>
             <w:vAlign w:val="center"/>
           </w:tcPr>
           <w:p>
@@ -24941,7 +24942,7 @@
         </w:tc>
         <w:tc>
           <w:tcPr>
-            <w:tcW w:w="1827" w:type="dxa"/>
+            <w:tcW w:w="2079" w:type="dxa"/>
             <w:vAlign w:val="center"/>
           </w:tcPr>
           <w:p>
@@ -24960,7 +24961,7 @@
         </w:tc>
         <w:tc>
           <w:tcPr>
-            <w:tcW w:w="2817" w:type="dxa"/>
+            <w:tcW w:w="3438" w:type="dxa"/>
             <w:vAlign w:val="center"/>
           </w:tcPr>
           <w:p>
@@ -25005,7 +25006,7 @@
         </w:tc>
         <w:tc>
           <w:tcPr>
-            <w:tcW w:w="1760" w:type="dxa"/>
+            <w:tcW w:w="1591" w:type="dxa"/>
             <w:vAlign w:val="center"/>
           </w:tcPr>
           <w:p>
@@ -25030,7 +25031,7 @@
         </w:tc>
         <w:tc>
           <w:tcPr>
-            <w:tcW w:w="1507" w:type="dxa"/>
+            <w:tcW w:w="1511" w:type="dxa"/>
             <w:vAlign w:val="center"/>
           </w:tcPr>
           <w:p>
@@ -25055,7 +25056,7 @@
         </w:trPr>
         <w:tc>
           <w:tcPr>
-            <w:tcW w:w="606" w:type="dxa"/>
+            <w:tcW w:w="256" w:type="dxa"/>
             <w:vAlign w:val="center"/>
           </w:tcPr>
           <w:p>
@@ -25074,7 +25075,7 @@
         </w:tc>
         <w:tc>
           <w:tcPr>
-            <w:tcW w:w="837" w:type="dxa"/>
+            <w:tcW w:w="480" w:type="dxa"/>
             <w:vAlign w:val="center"/>
           </w:tcPr>
           <w:p>
@@ -25093,7 +25094,7 @@
         </w:tc>
         <w:tc>
           <w:tcPr>
-            <w:tcW w:w="1827" w:type="dxa"/>
+            <w:tcW w:w="2079" w:type="dxa"/>
             <w:vAlign w:val="center"/>
           </w:tcPr>
           <w:p>
@@ -25125,7 +25126,7 @@
         </w:tc>
         <w:tc>
           <w:tcPr>
-            <w:tcW w:w="2817" w:type="dxa"/>
+            <w:tcW w:w="3438" w:type="dxa"/>
             <w:vAlign w:val="center"/>
           </w:tcPr>
           <w:p>
@@ -25164,7 +25165,7 @@
         </w:tc>
         <w:tc>
           <w:tcPr>
-            <w:tcW w:w="1760" w:type="dxa"/>
+            <w:tcW w:w="1591" w:type="dxa"/>
             <w:vAlign w:val="center"/>
           </w:tcPr>
           <w:p>
@@ -25190,7 +25191,7 @@
         </w:tc>
         <w:tc>
           <w:tcPr>
-            <w:tcW w:w="1507" w:type="dxa"/>
+            <w:tcW w:w="1511" w:type="dxa"/>
             <w:vAlign w:val="center"/>
           </w:tcPr>
           <w:p>
@@ -25215,27 +25216,26 @@
         </w:trPr>
         <w:tc>
           <w:tcPr>
-            <w:tcW w:w="606" w:type="dxa"/>
-            <w:vAlign w:val="center"/>
-          </w:tcPr>
-          <w:p>
-            <w:pPr>
-              <w:pStyle w:val="Compact"/>
-              <w:spacing w:before="0" w:after="0" w:line="280" w:lineRule="exact"/>
-              <w:jc w:val="center"/>
-            </w:pPr>
-            <w:r>
-              <w:rPr>
-                <w:sz w:val="24"/>
-              </w:rPr>
-              <w:lastRenderedPageBreak/>
+            <w:tcW w:w="256" w:type="dxa"/>
+            <w:vAlign w:val="center"/>
+          </w:tcPr>
+          <w:p>
+            <w:pPr>
+              <w:pStyle w:val="Compact"/>
+              <w:spacing w:before="0" w:after="0" w:line="280" w:lineRule="exact"/>
+              <w:jc w:val="center"/>
+            </w:pPr>
+            <w:r>
+              <w:rPr>
+                <w:sz w:val="24"/>
+              </w:rPr>
               <w:t>Д-33</w:t>
             </w:r>
           </w:p>
         </w:tc>
         <w:tc>
           <w:tcPr>
-            <w:tcW w:w="837" w:type="dxa"/>
+            <w:tcW w:w="480" w:type="dxa"/>
             <w:vAlign w:val="center"/>
           </w:tcPr>
           <w:p>
@@ -25254,7 +25254,7 @@
         </w:tc>
         <w:tc>
           <w:tcPr>
-            <w:tcW w:w="1827" w:type="dxa"/>
+            <w:tcW w:w="2079" w:type="dxa"/>
             <w:vAlign w:val="center"/>
           </w:tcPr>
           <w:p>
@@ -25286,7 +25286,7 @@
         </w:tc>
         <w:tc>
           <w:tcPr>
-            <w:tcW w:w="2817" w:type="dxa"/>
+            <w:tcW w:w="3438" w:type="dxa"/>
             <w:vAlign w:val="center"/>
           </w:tcPr>
           <w:p>
@@ -25383,7 +25383,7 @@
         </w:tc>
         <w:tc>
           <w:tcPr>
-            <w:tcW w:w="1760" w:type="dxa"/>
+            <w:tcW w:w="1591" w:type="dxa"/>
             <w:vAlign w:val="center"/>
           </w:tcPr>
           <w:p>
@@ -25402,7 +25402,7 @@
         </w:tc>
         <w:tc>
           <w:tcPr>
-            <w:tcW w:w="1507" w:type="dxa"/>
+            <w:tcW w:w="1511" w:type="dxa"/>
             <w:vAlign w:val="center"/>
           </w:tcPr>
           <w:p>
@@ -25462,7 +25462,7 @@
         <w:ind w:firstLine="709"/>
       </w:pPr>
       <w:bookmarkStart w:id="44" w:name="_bca307c9ddc33cca95799588788fa76d76b2631"/>
-      <w:bookmarkStart w:id="45" w:name="_Toc242032826"/>
+      <w:bookmarkStart w:id="45" w:name="_Toc242035314"/>
       <w:bookmarkEnd w:id="42"/>
       <w:r>
         <w:rPr>
@@ -25538,11 +25538,11 @@
         <w:tblLook w:val="0020" w:firstRow="1" w:lastRow="0" w:firstColumn="0" w:lastColumn="0" w:noHBand="0" w:noVBand="0"/>
       </w:tblPr>
       <w:tblGrid>
-        <w:gridCol w:w="1553"/>
-        <w:gridCol w:w="3083"/>
-        <w:gridCol w:w="1425"/>
-        <w:gridCol w:w="1742"/>
-        <w:gridCol w:w="1552"/>
+        <w:gridCol w:w="1716"/>
+        <w:gridCol w:w="2774"/>
+        <w:gridCol w:w="1581"/>
+        <w:gridCol w:w="1568"/>
+        <w:gridCol w:w="1716"/>
       </w:tblGrid>
       <w:tr>
         <w:trPr>
@@ -25553,7 +25553,7 @@
         </w:trPr>
         <w:tc>
           <w:tcPr>
-            <w:tcW w:w="1552" w:type="dxa"/>
+            <w:tcW w:w="1716" w:type="dxa"/>
             <w:vAlign w:val="center"/>
           </w:tcPr>
           <w:p>
@@ -25573,7 +25573,7 @@
         </w:tc>
         <w:tc>
           <w:tcPr>
-            <w:tcW w:w="3083" w:type="dxa"/>
+            <w:tcW w:w="2774" w:type="dxa"/>
             <w:vAlign w:val="center"/>
           </w:tcPr>
           <w:p>
@@ -25593,7 +25593,7 @@
         </w:tc>
         <w:tc>
           <w:tcPr>
-            <w:tcW w:w="1425" w:type="dxa"/>
+            <w:tcW w:w="1581" w:type="dxa"/>
             <w:vAlign w:val="center"/>
           </w:tcPr>
           <w:p>
@@ -25621,7 +25621,7 @@
         </w:tc>
         <w:tc>
           <w:tcPr>
-            <w:tcW w:w="1742" w:type="dxa"/>
+            <w:tcW w:w="1568" w:type="dxa"/>
             <w:vAlign w:val="center"/>
           </w:tcPr>
           <w:p>
@@ -25641,7 +25641,7 @@
         </w:tc>
         <w:tc>
           <w:tcPr>
-            <w:tcW w:w="1552" w:type="dxa"/>
+            <w:tcW w:w="1716" w:type="dxa"/>
             <w:vAlign w:val="center"/>
           </w:tcPr>
           <w:p>
@@ -25667,7 +25667,7 @@
         </w:trPr>
         <w:tc>
           <w:tcPr>
-            <w:tcW w:w="1552" w:type="dxa"/>
+            <w:tcW w:w="1716" w:type="dxa"/>
             <w:vAlign w:val="center"/>
           </w:tcPr>
           <w:p>
@@ -25686,7 +25686,7 @@
         </w:tc>
         <w:tc>
           <w:tcPr>
-            <w:tcW w:w="3083" w:type="dxa"/>
+            <w:tcW w:w="2774" w:type="dxa"/>
             <w:vAlign w:val="center"/>
           </w:tcPr>
           <w:p>
@@ -25725,7 +25725,7 @@
         </w:tc>
         <w:tc>
           <w:tcPr>
-            <w:tcW w:w="1425" w:type="dxa"/>
+            <w:tcW w:w="1581" w:type="dxa"/>
             <w:vAlign w:val="center"/>
           </w:tcPr>
           <w:p>
@@ -25744,7 +25744,7 @@
         </w:tc>
         <w:tc>
           <w:tcPr>
-            <w:tcW w:w="1742" w:type="dxa"/>
+            <w:tcW w:w="1568" w:type="dxa"/>
             <w:vAlign w:val="center"/>
           </w:tcPr>
           <w:p>
@@ -25796,7 +25796,7 @@
         </w:tc>
         <w:tc>
           <w:tcPr>
-            <w:tcW w:w="1552" w:type="dxa"/>
+            <w:tcW w:w="1716" w:type="dxa"/>
             <w:vAlign w:val="center"/>
           </w:tcPr>
           <w:p>
@@ -25821,7 +25821,7 @@
         </w:trPr>
         <w:tc>
           <w:tcPr>
-            <w:tcW w:w="1552" w:type="dxa"/>
+            <w:tcW w:w="1716" w:type="dxa"/>
             <w:vAlign w:val="center"/>
           </w:tcPr>
           <w:p>
@@ -25840,7 +25840,7 @@
         </w:tc>
         <w:tc>
           <w:tcPr>
-            <w:tcW w:w="3083" w:type="dxa"/>
+            <w:tcW w:w="2774" w:type="dxa"/>
             <w:vAlign w:val="center"/>
           </w:tcPr>
           <w:p>
@@ -25879,7 +25879,7 @@
         </w:tc>
         <w:tc>
           <w:tcPr>
-            <w:tcW w:w="1425" w:type="dxa"/>
+            <w:tcW w:w="1581" w:type="dxa"/>
             <w:vAlign w:val="center"/>
           </w:tcPr>
           <w:p>
@@ -25898,7 +25898,7 @@
         </w:tc>
         <w:tc>
           <w:tcPr>
-            <w:tcW w:w="1742" w:type="dxa"/>
+            <w:tcW w:w="1568" w:type="dxa"/>
             <w:vAlign w:val="center"/>
           </w:tcPr>
           <w:p>
@@ -25937,7 +25937,7 @@
         </w:tc>
         <w:tc>
           <w:tcPr>
-            <w:tcW w:w="1552" w:type="dxa"/>
+            <w:tcW w:w="1716" w:type="dxa"/>
             <w:vAlign w:val="center"/>
           </w:tcPr>
           <w:p>
@@ -25962,7 +25962,7 @@
         </w:trPr>
         <w:tc>
           <w:tcPr>
-            <w:tcW w:w="1552" w:type="dxa"/>
+            <w:tcW w:w="1716" w:type="dxa"/>
             <w:vAlign w:val="center"/>
           </w:tcPr>
           <w:p>
@@ -25981,7 +25981,7 @@
         </w:tc>
         <w:tc>
           <w:tcPr>
-            <w:tcW w:w="3083" w:type="dxa"/>
+            <w:tcW w:w="2774" w:type="dxa"/>
             <w:vAlign w:val="center"/>
           </w:tcPr>
           <w:p>
@@ -26020,7 +26020,7 @@
         </w:tc>
         <w:tc>
           <w:tcPr>
-            <w:tcW w:w="1425" w:type="dxa"/>
+            <w:tcW w:w="1581" w:type="dxa"/>
             <w:vAlign w:val="center"/>
           </w:tcPr>
           <w:p>
@@ -26039,7 +26039,7 @@
         </w:tc>
         <w:tc>
           <w:tcPr>
-            <w:tcW w:w="1742" w:type="dxa"/>
+            <w:tcW w:w="1568" w:type="dxa"/>
             <w:vAlign w:val="center"/>
           </w:tcPr>
           <w:p>
@@ -26058,7 +26058,7 @@
         </w:tc>
         <w:tc>
           <w:tcPr>
-            <w:tcW w:w="1552" w:type="dxa"/>
+            <w:tcW w:w="1716" w:type="dxa"/>
             <w:vAlign w:val="center"/>
           </w:tcPr>
           <w:p>
@@ -26083,7 +26083,7 @@
         </w:trPr>
         <w:tc>
           <w:tcPr>
-            <w:tcW w:w="1552" w:type="dxa"/>
+            <w:tcW w:w="1716" w:type="dxa"/>
             <w:vAlign w:val="center"/>
           </w:tcPr>
           <w:p>
@@ -26102,7 +26102,7 @@
         </w:tc>
         <w:tc>
           <w:tcPr>
-            <w:tcW w:w="3083" w:type="dxa"/>
+            <w:tcW w:w="2774" w:type="dxa"/>
             <w:vAlign w:val="center"/>
           </w:tcPr>
           <w:p>
@@ -26141,7 +26141,7 @@
         </w:tc>
         <w:tc>
           <w:tcPr>
-            <w:tcW w:w="1425" w:type="dxa"/>
+            <w:tcW w:w="1581" w:type="dxa"/>
             <w:vAlign w:val="center"/>
           </w:tcPr>
           <w:p>
@@ -26160,7 +26160,7 @@
         </w:tc>
         <w:tc>
           <w:tcPr>
-            <w:tcW w:w="1742" w:type="dxa"/>
+            <w:tcW w:w="1568" w:type="dxa"/>
             <w:vAlign w:val="center"/>
           </w:tcPr>
           <w:p>
@@ -26179,7 +26179,7 @@
         </w:tc>
         <w:tc>
           <w:tcPr>
-            <w:tcW w:w="1552" w:type="dxa"/>
+            <w:tcW w:w="1716" w:type="dxa"/>
             <w:vAlign w:val="center"/>
           </w:tcPr>
           <w:p>
@@ -26204,7 +26204,7 @@
         </w:trPr>
         <w:tc>
           <w:tcPr>
-            <w:tcW w:w="1552" w:type="dxa"/>
+            <w:tcW w:w="1716" w:type="dxa"/>
             <w:vAlign w:val="center"/>
           </w:tcPr>
           <w:p>
@@ -26223,7 +26223,7 @@
         </w:tc>
         <w:tc>
           <w:tcPr>
-            <w:tcW w:w="3083" w:type="dxa"/>
+            <w:tcW w:w="2774" w:type="dxa"/>
             <w:vAlign w:val="center"/>
           </w:tcPr>
           <w:p>
@@ -26262,7 +26262,7 @@
         </w:tc>
         <w:tc>
           <w:tcPr>
-            <w:tcW w:w="1425" w:type="dxa"/>
+            <w:tcW w:w="1581" w:type="dxa"/>
             <w:vAlign w:val="center"/>
           </w:tcPr>
           <w:p>
@@ -26281,7 +26281,7 @@
         </w:tc>
         <w:tc>
           <w:tcPr>
-            <w:tcW w:w="1742" w:type="dxa"/>
+            <w:tcW w:w="1568" w:type="dxa"/>
             <w:vAlign w:val="center"/>
           </w:tcPr>
           <w:p>
@@ -26307,7 +26307,7 @@
         </w:tc>
         <w:tc>
           <w:tcPr>
-            <w:tcW w:w="1552" w:type="dxa"/>
+            <w:tcW w:w="1716" w:type="dxa"/>
             <w:vAlign w:val="center"/>
           </w:tcPr>
           <w:p>
@@ -26332,7 +26332,7 @@
         </w:trPr>
         <w:tc>
           <w:tcPr>
-            <w:tcW w:w="1552" w:type="dxa"/>
+            <w:tcW w:w="1716" w:type="dxa"/>
             <w:vAlign w:val="center"/>
           </w:tcPr>
           <w:p>
@@ -26351,7 +26351,7 @@
         </w:tc>
         <w:tc>
           <w:tcPr>
-            <w:tcW w:w="3083" w:type="dxa"/>
+            <w:tcW w:w="2774" w:type="dxa"/>
             <w:vAlign w:val="center"/>
           </w:tcPr>
           <w:p>
@@ -26403,7 +26403,7 @@
         </w:tc>
         <w:tc>
           <w:tcPr>
-            <w:tcW w:w="1425" w:type="dxa"/>
+            <w:tcW w:w="1581" w:type="dxa"/>
             <w:vAlign w:val="center"/>
           </w:tcPr>
           <w:p>
@@ -26422,7 +26422,7 @@
         </w:tc>
         <w:tc>
           <w:tcPr>
-            <w:tcW w:w="1742" w:type="dxa"/>
+            <w:tcW w:w="1568" w:type="dxa"/>
             <w:vAlign w:val="center"/>
           </w:tcPr>
           <w:p>
@@ -26441,7 +26441,7 @@
         </w:tc>
         <w:tc>
           <w:tcPr>
-            <w:tcW w:w="1552" w:type="dxa"/>
+            <w:tcW w:w="1716" w:type="dxa"/>
             <w:vAlign w:val="center"/>
           </w:tcPr>
           <w:p>
@@ -26466,26 +26466,27 @@
         </w:trPr>
         <w:tc>
           <w:tcPr>
-            <w:tcW w:w="1552" w:type="dxa"/>
-            <w:vAlign w:val="center"/>
-          </w:tcPr>
-          <w:p>
-            <w:pPr>
-              <w:pStyle w:val="Compact"/>
-              <w:spacing w:before="0" w:after="0" w:line="280" w:lineRule="exact"/>
-              <w:jc w:val="center"/>
-            </w:pPr>
-            <w:r>
-              <w:rPr>
-                <w:sz w:val="24"/>
-              </w:rPr>
+            <w:tcW w:w="1716" w:type="dxa"/>
+            <w:vAlign w:val="center"/>
+          </w:tcPr>
+          <w:p>
+            <w:pPr>
+              <w:pStyle w:val="Compact"/>
+              <w:spacing w:before="0" w:after="0" w:line="280" w:lineRule="exact"/>
+              <w:jc w:val="center"/>
+            </w:pPr>
+            <w:r>
+              <w:rPr>
+                <w:sz w:val="24"/>
+              </w:rPr>
+              <w:lastRenderedPageBreak/>
               <w:t>Общее</w:t>
             </w:r>
           </w:p>
         </w:tc>
         <w:tc>
           <w:tcPr>
-            <w:tcW w:w="3083" w:type="dxa"/>
+            <w:tcW w:w="2774" w:type="dxa"/>
             <w:vAlign w:val="center"/>
           </w:tcPr>
           <w:p>
@@ -26524,7 +26525,7 @@
         </w:tc>
         <w:tc>
           <w:tcPr>
-            <w:tcW w:w="1425" w:type="dxa"/>
+            <w:tcW w:w="1581" w:type="dxa"/>
             <w:vAlign w:val="center"/>
           </w:tcPr>
           <w:p>
@@ -26543,7 +26544,7 @@
         </w:tc>
         <w:tc>
           <w:tcPr>
-            <w:tcW w:w="1742" w:type="dxa"/>
+            <w:tcW w:w="1568" w:type="dxa"/>
             <w:vAlign w:val="center"/>
           </w:tcPr>
           <w:p>
@@ -26562,7 +26563,7 @@
         </w:tc>
         <w:tc>
           <w:tcPr>
-            <w:tcW w:w="1552" w:type="dxa"/>
+            <w:tcW w:w="1716" w:type="dxa"/>
             <w:vAlign w:val="center"/>
           </w:tcPr>
           <w:p>
@@ -26592,7 +26593,6 @@
         <w:rPr>
           <w:sz w:val="28"/>
         </w:rPr>
-        <w:lastRenderedPageBreak/>
         <w:t>Все числа итогового отчета берутся из результатов расчетов предыдущих работ, а не вводятся вручную; проверка согласованности этих чисел выполнена в приложении 10.</w:t>
       </w:r>
     </w:p>
@@ -26604,7 +26604,7 @@
         <w:ind w:firstLine="709"/>
       </w:pPr>
       <w:bookmarkStart w:id="46" w:name="_fd317a62134e138eb2701d438d54cf5c4918713"/>
-      <w:bookmarkStart w:id="47" w:name="_Toc242032827"/>
+      <w:bookmarkStart w:id="47" w:name="_Toc242035315"/>
       <w:bookmarkEnd w:id="44"/>
       <w:r>
         <w:rPr>
@@ -26687,10 +26687,10 @@
         <w:tblLook w:val="0020" w:firstRow="1" w:lastRow="0" w:firstColumn="0" w:lastColumn="0" w:noHBand="0" w:noVBand="0"/>
       </w:tblPr>
       <w:tblGrid>
-        <w:gridCol w:w="4182"/>
-        <w:gridCol w:w="1724"/>
-        <w:gridCol w:w="1207"/>
-        <w:gridCol w:w="2242"/>
+        <w:gridCol w:w="4171"/>
+        <w:gridCol w:w="1719"/>
+        <w:gridCol w:w="1230"/>
+        <w:gridCol w:w="2235"/>
       </w:tblGrid>
       <w:tr>
         <w:trPr>
@@ -26701,7 +26701,7 @@
         </w:trPr>
         <w:tc>
           <w:tcPr>
-            <w:tcW w:w="4181" w:type="dxa"/>
+            <w:tcW w:w="4170" w:type="dxa"/>
             <w:vAlign w:val="center"/>
           </w:tcPr>
           <w:p>
@@ -26721,7 +26721,7 @@
         </w:tc>
         <w:tc>
           <w:tcPr>
-            <w:tcW w:w="1724" w:type="dxa"/>
+            <w:tcW w:w="1719" w:type="dxa"/>
             <w:vAlign w:val="center"/>
           </w:tcPr>
           <w:p>
@@ -26741,7 +26741,7 @@
         </w:tc>
         <w:tc>
           <w:tcPr>
-            <w:tcW w:w="1207" w:type="dxa"/>
+            <w:tcW w:w="1230" w:type="dxa"/>
             <w:vAlign w:val="center"/>
           </w:tcPr>
           <w:p>
@@ -26761,7 +26761,7 @@
         </w:tc>
         <w:tc>
           <w:tcPr>
-            <w:tcW w:w="2242" w:type="dxa"/>
+            <w:tcW w:w="2235" w:type="dxa"/>
             <w:vAlign w:val="center"/>
           </w:tcPr>
           <w:p>
@@ -26787,7 +26787,7 @@
         </w:trPr>
         <w:tc>
           <w:tcPr>
-            <w:tcW w:w="4181" w:type="dxa"/>
+            <w:tcW w:w="4170" w:type="dxa"/>
             <w:vAlign w:val="center"/>
           </w:tcPr>
           <w:p>
@@ -26832,7 +26832,7 @@
         </w:tc>
         <w:tc>
           <w:tcPr>
-            <w:tcW w:w="1724" w:type="dxa"/>
+            <w:tcW w:w="1719" w:type="dxa"/>
             <w:vAlign w:val="center"/>
           </w:tcPr>
           <w:p>
@@ -26851,7 +26851,7 @@
         </w:tc>
         <w:tc>
           <w:tcPr>
-            <w:tcW w:w="1207" w:type="dxa"/>
+            <w:tcW w:w="1230" w:type="dxa"/>
             <w:vAlign w:val="center"/>
           </w:tcPr>
           <w:p>
@@ -26870,7 +26870,7 @@
         </w:tc>
         <w:tc>
           <w:tcPr>
-            <w:tcW w:w="2242" w:type="dxa"/>
+            <w:tcW w:w="2235" w:type="dxa"/>
             <w:vAlign w:val="center"/>
           </w:tcPr>
           <w:p>
@@ -26895,7 +26895,7 @@
         </w:trPr>
         <w:tc>
           <w:tcPr>
-            <w:tcW w:w="4181" w:type="dxa"/>
+            <w:tcW w:w="4170" w:type="dxa"/>
             <w:vAlign w:val="center"/>
           </w:tcPr>
           <w:p>
@@ -26940,7 +26940,7 @@
         </w:tc>
         <w:tc>
           <w:tcPr>
-            <w:tcW w:w="1724" w:type="dxa"/>
+            <w:tcW w:w="1719" w:type="dxa"/>
             <w:vAlign w:val="center"/>
           </w:tcPr>
           <w:p>
@@ -26959,7 +26959,7 @@
         </w:tc>
         <w:tc>
           <w:tcPr>
-            <w:tcW w:w="1207" w:type="dxa"/>
+            <w:tcW w:w="1230" w:type="dxa"/>
             <w:vAlign w:val="center"/>
           </w:tcPr>
           <w:p>
@@ -26978,7 +26978,7 @@
         </w:tc>
         <w:tc>
           <w:tcPr>
-            <w:tcW w:w="2242" w:type="dxa"/>
+            <w:tcW w:w="2235" w:type="dxa"/>
             <w:vAlign w:val="center"/>
           </w:tcPr>
           <w:p>
@@ -27003,7 +27003,7 @@
         </w:trPr>
         <w:tc>
           <w:tcPr>
-            <w:tcW w:w="4181" w:type="dxa"/>
+            <w:tcW w:w="4170" w:type="dxa"/>
             <w:vAlign w:val="center"/>
           </w:tcPr>
           <w:p>
@@ -27022,7 +27022,7 @@
         </w:tc>
         <w:tc>
           <w:tcPr>
-            <w:tcW w:w="1724" w:type="dxa"/>
+            <w:tcW w:w="1719" w:type="dxa"/>
             <w:vAlign w:val="center"/>
           </w:tcPr>
           <w:p>
@@ -27041,7 +27041,7 @@
         </w:tc>
         <w:tc>
           <w:tcPr>
-            <w:tcW w:w="1207" w:type="dxa"/>
+            <w:tcW w:w="1230" w:type="dxa"/>
             <w:vAlign w:val="center"/>
           </w:tcPr>
           <w:p>
@@ -27060,7 +27060,7 @@
         </w:tc>
         <w:tc>
           <w:tcPr>
-            <w:tcW w:w="2242" w:type="dxa"/>
+            <w:tcW w:w="2235" w:type="dxa"/>
             <w:vAlign w:val="center"/>
           </w:tcPr>
           <w:p>
@@ -27085,7 +27085,7 @@
         </w:trPr>
         <w:tc>
           <w:tcPr>
-            <w:tcW w:w="4181" w:type="dxa"/>
+            <w:tcW w:w="4170" w:type="dxa"/>
             <w:vAlign w:val="center"/>
           </w:tcPr>
           <w:p>
@@ -27104,7 +27104,7 @@
         </w:tc>
         <w:tc>
           <w:tcPr>
-            <w:tcW w:w="1724" w:type="dxa"/>
+            <w:tcW w:w="1719" w:type="dxa"/>
             <w:vAlign w:val="center"/>
           </w:tcPr>
           <w:p>
@@ -27123,7 +27123,7 @@
         </w:tc>
         <w:tc>
           <w:tcPr>
-            <w:tcW w:w="1207" w:type="dxa"/>
+            <w:tcW w:w="1230" w:type="dxa"/>
             <w:vAlign w:val="center"/>
           </w:tcPr>
           <w:p>
@@ -27142,7 +27142,7 @@
         </w:tc>
         <w:tc>
           <w:tcPr>
-            <w:tcW w:w="2242" w:type="dxa"/>
+            <w:tcW w:w="2235" w:type="dxa"/>
             <w:vAlign w:val="center"/>
           </w:tcPr>
           <w:p>
@@ -27167,7 +27167,7 @@
         </w:trPr>
         <w:tc>
           <w:tcPr>
-            <w:tcW w:w="4181" w:type="dxa"/>
+            <w:tcW w:w="4170" w:type="dxa"/>
             <w:vAlign w:val="center"/>
           </w:tcPr>
           <w:p>
@@ -27186,7 +27186,7 @@
         </w:tc>
         <w:tc>
           <w:tcPr>
-            <w:tcW w:w="1724" w:type="dxa"/>
+            <w:tcW w:w="1719" w:type="dxa"/>
             <w:vAlign w:val="center"/>
           </w:tcPr>
           <w:p>
@@ -27205,7 +27205,7 @@
         </w:tc>
         <w:tc>
           <w:tcPr>
-            <w:tcW w:w="1207" w:type="dxa"/>
+            <w:tcW w:w="1230" w:type="dxa"/>
             <w:vAlign w:val="center"/>
           </w:tcPr>
           <w:p>
@@ -27224,7 +27224,7 @@
         </w:tc>
         <w:tc>
           <w:tcPr>
-            <w:tcW w:w="2242" w:type="dxa"/>
+            <w:tcW w:w="2235" w:type="dxa"/>
             <w:vAlign w:val="center"/>
           </w:tcPr>
           <w:p>
@@ -27249,7 +27249,7 @@
         </w:trPr>
         <w:tc>
           <w:tcPr>
-            <w:tcW w:w="4181" w:type="dxa"/>
+            <w:tcW w:w="4170" w:type="dxa"/>
             <w:vAlign w:val="center"/>
           </w:tcPr>
           <w:p>
@@ -27275,7 +27275,7 @@
         </w:tc>
         <w:tc>
           <w:tcPr>
-            <w:tcW w:w="1724" w:type="dxa"/>
+            <w:tcW w:w="1719" w:type="dxa"/>
             <w:vAlign w:val="center"/>
           </w:tcPr>
           <w:p>
@@ -27294,7 +27294,7 @@
         </w:tc>
         <w:tc>
           <w:tcPr>
-            <w:tcW w:w="1207" w:type="dxa"/>
+            <w:tcW w:w="1230" w:type="dxa"/>
             <w:vAlign w:val="center"/>
           </w:tcPr>
           <w:p>
@@ -27313,7 +27313,7 @@
         </w:tc>
         <w:tc>
           <w:tcPr>
-            <w:tcW w:w="2242" w:type="dxa"/>
+            <w:tcW w:w="2235" w:type="dxa"/>
             <w:vAlign w:val="center"/>
           </w:tcPr>
           <w:p>
@@ -27428,9 +27428,9 @@
         <w:tblLook w:val="0020" w:firstRow="1" w:lastRow="0" w:firstColumn="0" w:lastColumn="0" w:noHBand="0" w:noVBand="0"/>
       </w:tblPr>
       <w:tblGrid>
-        <w:gridCol w:w="4728"/>
-        <w:gridCol w:w="1293"/>
-        <w:gridCol w:w="3334"/>
+        <w:gridCol w:w="4682"/>
+        <w:gridCol w:w="1372"/>
+        <w:gridCol w:w="3301"/>
       </w:tblGrid>
       <w:tr>
         <w:trPr>
@@ -27441,7 +27441,7 @@
         </w:trPr>
         <w:tc>
           <w:tcPr>
-            <w:tcW w:w="4728" w:type="dxa"/>
+            <w:tcW w:w="4681" w:type="dxa"/>
             <w:vAlign w:val="center"/>
           </w:tcPr>
           <w:p>
@@ -27461,7 +27461,7 @@
         </w:tc>
         <w:tc>
           <w:tcPr>
-            <w:tcW w:w="1293" w:type="dxa"/>
+            <w:tcW w:w="1372" w:type="dxa"/>
             <w:vAlign w:val="center"/>
           </w:tcPr>
           <w:p>
@@ -27481,7 +27481,7 @@
         </w:tc>
         <w:tc>
           <w:tcPr>
-            <w:tcW w:w="3334" w:type="dxa"/>
+            <w:tcW w:w="3301" w:type="dxa"/>
             <w:vAlign w:val="center"/>
           </w:tcPr>
           <w:p>
@@ -27507,7 +27507,7 @@
         </w:trPr>
         <w:tc>
           <w:tcPr>
-            <w:tcW w:w="4728" w:type="dxa"/>
+            <w:tcW w:w="4681" w:type="dxa"/>
             <w:vAlign w:val="center"/>
           </w:tcPr>
           <w:p>
@@ -27545,7 +27545,7 @@
         </w:tc>
         <w:tc>
           <w:tcPr>
-            <w:tcW w:w="1293" w:type="dxa"/>
+            <w:tcW w:w="1372" w:type="dxa"/>
             <w:vAlign w:val="center"/>
           </w:tcPr>
           <w:p>
@@ -27564,7 +27564,7 @@
         </w:tc>
         <w:tc>
           <w:tcPr>
-            <w:tcW w:w="3334" w:type="dxa"/>
+            <w:tcW w:w="3301" w:type="dxa"/>
             <w:vAlign w:val="center"/>
           </w:tcPr>
           <w:p>
@@ -27589,7 +27589,7 @@
         </w:trPr>
         <w:tc>
           <w:tcPr>
-            <w:tcW w:w="4728" w:type="dxa"/>
+            <w:tcW w:w="4681" w:type="dxa"/>
             <w:vAlign w:val="center"/>
           </w:tcPr>
           <w:p>
@@ -27621,7 +27621,7 @@
         </w:tc>
         <w:tc>
           <w:tcPr>
-            <w:tcW w:w="1293" w:type="dxa"/>
+            <w:tcW w:w="1372" w:type="dxa"/>
             <w:vAlign w:val="center"/>
           </w:tcPr>
           <w:p>
@@ -27640,7 +27640,7 @@
         </w:tc>
         <w:tc>
           <w:tcPr>
-            <w:tcW w:w="3334" w:type="dxa"/>
+            <w:tcW w:w="3301" w:type="dxa"/>
             <w:vAlign w:val="center"/>
           </w:tcPr>
           <w:p>
@@ -27665,7 +27665,7 @@
         </w:trPr>
         <w:tc>
           <w:tcPr>
-            <w:tcW w:w="4728" w:type="dxa"/>
+            <w:tcW w:w="4681" w:type="dxa"/>
             <w:vAlign w:val="center"/>
           </w:tcPr>
           <w:p>
@@ -27697,7 +27697,7 @@
         </w:tc>
         <w:tc>
           <w:tcPr>
-            <w:tcW w:w="1293" w:type="dxa"/>
+            <w:tcW w:w="1372" w:type="dxa"/>
             <w:vAlign w:val="center"/>
           </w:tcPr>
           <w:p>
@@ -27716,7 +27716,7 @@
         </w:tc>
         <w:tc>
           <w:tcPr>
-            <w:tcW w:w="3334" w:type="dxa"/>
+            <w:tcW w:w="3301" w:type="dxa"/>
             <w:vAlign w:val="center"/>
           </w:tcPr>
           <w:p>
@@ -27741,7 +27741,7 @@
         </w:trPr>
         <w:tc>
           <w:tcPr>
-            <w:tcW w:w="4728" w:type="dxa"/>
+            <w:tcW w:w="4681" w:type="dxa"/>
             <w:vAlign w:val="center"/>
           </w:tcPr>
           <w:p>
@@ -27773,7 +27773,7 @@
         </w:tc>
         <w:tc>
           <w:tcPr>
-            <w:tcW w:w="1293" w:type="dxa"/>
+            <w:tcW w:w="1372" w:type="dxa"/>
             <w:vAlign w:val="center"/>
           </w:tcPr>
           <w:p>
@@ -27792,7 +27792,7 @@
         </w:tc>
         <w:tc>
           <w:tcPr>
-            <w:tcW w:w="3334" w:type="dxa"/>
+            <w:tcW w:w="3301" w:type="dxa"/>
             <w:vAlign w:val="center"/>
           </w:tcPr>
           <w:p>
@@ -27817,7 +27817,7 @@
         </w:trPr>
         <w:tc>
           <w:tcPr>
-            <w:tcW w:w="4728" w:type="dxa"/>
+            <w:tcW w:w="4681" w:type="dxa"/>
             <w:vAlign w:val="center"/>
           </w:tcPr>
           <w:p>
@@ -27836,7 +27836,7 @@
         </w:tc>
         <w:tc>
           <w:tcPr>
-            <w:tcW w:w="1293" w:type="dxa"/>
+            <w:tcW w:w="1372" w:type="dxa"/>
             <w:vAlign w:val="center"/>
           </w:tcPr>
           <w:p>
@@ -27855,7 +27855,7 @@
         </w:tc>
         <w:tc>
           <w:tcPr>
-            <w:tcW w:w="3334" w:type="dxa"/>
+            <w:tcW w:w="3301" w:type="dxa"/>
             <w:vAlign w:val="center"/>
           </w:tcPr>
           <w:p>
@@ -27880,7 +27880,7 @@
         </w:trPr>
         <w:tc>
           <w:tcPr>
-            <w:tcW w:w="4728" w:type="dxa"/>
+            <w:tcW w:w="4681" w:type="dxa"/>
             <w:vAlign w:val="center"/>
           </w:tcPr>
           <w:p>
@@ -27899,7 +27899,7 @@
         </w:tc>
         <w:tc>
           <w:tcPr>
-            <w:tcW w:w="1293" w:type="dxa"/>
+            <w:tcW w:w="1372" w:type="dxa"/>
             <w:vAlign w:val="center"/>
           </w:tcPr>
           <w:p>
@@ -27918,7 +27918,7 @@
         </w:tc>
         <w:tc>
           <w:tcPr>
-            <w:tcW w:w="3334" w:type="dxa"/>
+            <w:tcW w:w="3301" w:type="dxa"/>
             <w:vAlign w:val="center"/>
           </w:tcPr>
           <w:p>
@@ -27950,7 +27950,7 @@
         </w:trPr>
         <w:tc>
           <w:tcPr>
-            <w:tcW w:w="4728" w:type="dxa"/>
+            <w:tcW w:w="4681" w:type="dxa"/>
             <w:vAlign w:val="center"/>
           </w:tcPr>
           <w:p>
@@ -27989,7 +27989,7 @@
         </w:tc>
         <w:tc>
           <w:tcPr>
-            <w:tcW w:w="1293" w:type="dxa"/>
+            <w:tcW w:w="1372" w:type="dxa"/>
             <w:vAlign w:val="center"/>
           </w:tcPr>
           <w:p>
@@ -28008,7 +28008,7 @@
         </w:tc>
         <w:tc>
           <w:tcPr>
-            <w:tcW w:w="3334" w:type="dxa"/>
+            <w:tcW w:w="3301" w:type="dxa"/>
             <w:vAlign w:val="center"/>
           </w:tcPr>
           <w:p>
@@ -28050,7 +28050,7 @@
         <w:ind w:firstLine="709"/>
       </w:pPr>
       <w:bookmarkStart w:id="48" w:name="_a3b6e9849785cc4db668b72c41f8ffea4adbae2"/>
-      <w:bookmarkStart w:id="49" w:name="_Toc242032828"/>
+      <w:bookmarkStart w:id="49" w:name="_Toc242035316"/>
       <w:bookmarkEnd w:id="46"/>
       <w:r>
         <w:rPr>
@@ -29036,7 +29036,7 @@
   <w:abstractNum w:abstractNumId="0" w15:restartNumberingAfterBreak="0">
     <w:nsid w:val="0000A990"/>
     <w:multiLevelType w:val="multilevel"/>
-    <w:tmpl w:val="7B9209C0"/>
+    <w:tmpl w:val="C694B56E"/>
     <w:lvl w:ilvl="0">
       <w:numFmt w:val="bullet"/>
       <w:lvlText w:val=" "/>
@@ -29113,7 +29113,7 @@
   <w:abstractNum w:abstractNumId="1" w15:restartNumberingAfterBreak="0">
     <w:nsid w:val="00A99411"/>
     <w:multiLevelType w:val="multilevel"/>
-    <w:tmpl w:val="66BCBCE4"/>
+    <w:tmpl w:val="BD96A48C"/>
     <w:lvl w:ilvl="0">
       <w:start w:val="1"/>
       <w:numFmt w:val="decimal"/>
@@ -30561,7 +30561,7 @@
     <w:autoRedefine/>
     <w:uiPriority w:val="39"/>
     <w:unhideWhenUsed/>
-    <w:rsid w:val="00D96FA8"/>
+    <w:rsid w:val="00721454"/>
     <w:pPr>
       <w:spacing w:after="100"/>
     </w:pPr>

--- a/ЛР7_Итоговый_отчет/ОТЧЕТ_ЛР7_TableMind.docx
+++ b/ЛР7_Итоговый_отчет/ОТЧЕТ_ЛР7_TableMind.docx
@@ -204,7 +204,7 @@
       <w:r>
         <w:fldChar w:fldCharType="separate"/>
       </w:r>
-      <w:hyperlink w:anchor="_Toc242313952" w:history="1">
+      <w:hyperlink w:anchor="_Toc242338617" w:history="1">
         <w:r>
           <w:rPr>
             <w:rStyle w:val="af"/>
@@ -232,7 +232,7 @@
             <w:noProof/>
             <w:webHidden/>
           </w:rPr>
-          <w:instrText xml:space="preserve"> PAGEREF _Toc242313952 \h </w:instrText>
+          <w:instrText xml:space="preserve"> PAGEREF _Toc242338617 \h </w:instrText>
         </w:r>
         <w:r>
           <w:rPr>
@@ -279,7 +279,7 @@
           <w14:ligatures w14:val="standardContextual"/>
         </w:rPr>
       </w:pPr>
-      <w:hyperlink w:anchor="_Toc242313953" w:history="1">
+      <w:hyperlink w:anchor="_Toc242338618" w:history="1">
         <w:r>
           <w:rPr>
             <w:rStyle w:val="af"/>
@@ -307,7 +307,7 @@
             <w:noProof/>
             <w:webHidden/>
           </w:rPr>
-          <w:instrText xml:space="preserve"> PAGEREF _Toc242313953 \h </w:instrText>
+          <w:instrText xml:space="preserve"> PAGEREF _Toc242338618 \h </w:instrText>
         </w:r>
         <w:r>
           <w:rPr>
@@ -354,7 +354,7 @@
           <w14:ligatures w14:val="standardContextual"/>
         </w:rPr>
       </w:pPr>
-      <w:hyperlink w:anchor="_Toc242313954" w:history="1">
+      <w:hyperlink w:anchor="_Toc242338619" w:history="1">
         <w:r>
           <w:rPr>
             <w:rStyle w:val="af"/>
@@ -416,7 +416,7 @@
             <w:noProof/>
             <w:webHidden/>
           </w:rPr>
-          <w:instrText xml:space="preserve"> PAGEREF _Toc242313954 \h </w:instrText>
+          <w:instrText xml:space="preserve"> PAGEREF _Toc242338619 \h </w:instrText>
         </w:r>
         <w:r>
           <w:rPr>
@@ -463,7 +463,7 @@
           <w14:ligatures w14:val="standardContextual"/>
         </w:rPr>
       </w:pPr>
-      <w:hyperlink w:anchor="_Toc242313955" w:history="1">
+      <w:hyperlink w:anchor="_Toc242338620" w:history="1">
         <w:r>
           <w:rPr>
             <w:rStyle w:val="af"/>
@@ -491,7 +491,7 @@
             <w:noProof/>
             <w:webHidden/>
           </w:rPr>
-          <w:instrText xml:space="preserve"> PAGEREF _Toc242313955 \h </w:instrText>
+          <w:instrText xml:space="preserve"> PAGEREF _Toc242338620 \h </w:instrText>
         </w:r>
         <w:r>
           <w:rPr>
@@ -538,7 +538,7 @@
           <w14:ligatures w14:val="standardContextual"/>
         </w:rPr>
       </w:pPr>
-      <w:hyperlink w:anchor="_Toc242313956" w:history="1">
+      <w:hyperlink w:anchor="_Toc242338621" w:history="1">
         <w:r>
           <w:rPr>
             <w:rStyle w:val="af"/>
@@ -566,7 +566,7 @@
             <w:noProof/>
             <w:webHidden/>
           </w:rPr>
-          <w:instrText xml:space="preserve"> PAGEREF _Toc242313956 \h </w:instrText>
+          <w:instrText xml:space="preserve"> PAGEREF _Toc242338621 \h </w:instrText>
         </w:r>
         <w:r>
           <w:rPr>
@@ -613,7 +613,7 @@
           <w14:ligatures w14:val="standardContextual"/>
         </w:rPr>
       </w:pPr>
-      <w:hyperlink w:anchor="_Toc242313957" w:history="1">
+      <w:hyperlink w:anchor="_Toc242338622" w:history="1">
         <w:r>
           <w:rPr>
             <w:rStyle w:val="af"/>
@@ -641,7 +641,7 @@
             <w:noProof/>
             <w:webHidden/>
           </w:rPr>
-          <w:instrText xml:space="preserve"> PAGEREF _Toc242313957 \h </w:instrText>
+          <w:instrText xml:space="preserve"> PAGEREF _Toc242338622 \h </w:instrText>
         </w:r>
         <w:r>
           <w:rPr>
@@ -688,7 +688,7 @@
           <w14:ligatures w14:val="standardContextual"/>
         </w:rPr>
       </w:pPr>
-      <w:hyperlink w:anchor="_Toc242313958" w:history="1">
+      <w:hyperlink w:anchor="_Toc242338623" w:history="1">
         <w:r>
           <w:rPr>
             <w:rStyle w:val="af"/>
@@ -716,7 +716,7 @@
             <w:noProof/>
             <w:webHidden/>
           </w:rPr>
-          <w:instrText xml:space="preserve"> PAGEREF _Toc242313958 \h </w:instrText>
+          <w:instrText xml:space="preserve"> PAGEREF _Toc242338623 \h </w:instrText>
         </w:r>
         <w:r>
           <w:rPr>
@@ -763,7 +763,7 @@
           <w14:ligatures w14:val="standardContextual"/>
         </w:rPr>
       </w:pPr>
-      <w:hyperlink w:anchor="_Toc242313959" w:history="1">
+      <w:hyperlink w:anchor="_Toc242338624" w:history="1">
         <w:r>
           <w:rPr>
             <w:rStyle w:val="af"/>
@@ -791,7 +791,7 @@
             <w:noProof/>
             <w:webHidden/>
           </w:rPr>
-          <w:instrText xml:space="preserve"> PAGEREF _Toc242313959 \h </w:instrText>
+          <w:instrText xml:space="preserve"> PAGEREF _Toc242338624 \h </w:instrText>
         </w:r>
         <w:r>
           <w:rPr>
@@ -838,7 +838,7 @@
           <w14:ligatures w14:val="standardContextual"/>
         </w:rPr>
       </w:pPr>
-      <w:hyperlink w:anchor="_Toc242313960" w:history="1">
+      <w:hyperlink w:anchor="_Toc242338625" w:history="1">
         <w:r>
           <w:rPr>
             <w:rStyle w:val="af"/>
@@ -866,7 +866,7 @@
             <w:noProof/>
             <w:webHidden/>
           </w:rPr>
-          <w:instrText xml:space="preserve"> PAGEREF _Toc242313960 \h </w:instrText>
+          <w:instrText xml:space="preserve"> PAGEREF _Toc242338625 \h </w:instrText>
         </w:r>
         <w:r>
           <w:rPr>
@@ -913,7 +913,7 @@
           <w14:ligatures w14:val="standardContextual"/>
         </w:rPr>
       </w:pPr>
-      <w:hyperlink w:anchor="_Toc242313961" w:history="1">
+      <w:hyperlink w:anchor="_Toc242338626" w:history="1">
         <w:r>
           <w:rPr>
             <w:rStyle w:val="af"/>
@@ -941,7 +941,7 @@
             <w:noProof/>
             <w:webHidden/>
           </w:rPr>
-          <w:instrText xml:space="preserve"> PAGEREF _Toc242313961 \h </w:instrText>
+          <w:instrText xml:space="preserve"> PAGEREF _Toc242338626 \h </w:instrText>
         </w:r>
         <w:r>
           <w:rPr>
@@ -988,7 +988,7 @@
           <w14:ligatures w14:val="standardContextual"/>
         </w:rPr>
       </w:pPr>
-      <w:hyperlink w:anchor="_Toc242313962" w:history="1">
+      <w:hyperlink w:anchor="_Toc242338627" w:history="1">
         <w:r>
           <w:rPr>
             <w:rStyle w:val="af"/>
@@ -1016,7 +1016,7 @@
             <w:noProof/>
             <w:webHidden/>
           </w:rPr>
-          <w:instrText xml:space="preserve"> PAGEREF _Toc242313962 \h </w:instrText>
+          <w:instrText xml:space="preserve"> PAGEREF _Toc242338627 \h </w:instrText>
         </w:r>
         <w:r>
           <w:rPr>
@@ -1063,7 +1063,7 @@
           <w14:ligatures w14:val="standardContextual"/>
         </w:rPr>
       </w:pPr>
-      <w:hyperlink w:anchor="_Toc242313963" w:history="1">
+      <w:hyperlink w:anchor="_Toc242338628" w:history="1">
         <w:r>
           <w:rPr>
             <w:rStyle w:val="af"/>
@@ -1091,7 +1091,7 @@
             <w:noProof/>
             <w:webHidden/>
           </w:rPr>
-          <w:instrText xml:space="preserve"> PAGEREF _Toc242313963 \h </w:instrText>
+          <w:instrText xml:space="preserve"> PAGEREF _Toc242338628 \h </w:instrText>
         </w:r>
         <w:r>
           <w:rPr>
@@ -1138,7 +1138,7 @@
           <w14:ligatures w14:val="standardContextual"/>
         </w:rPr>
       </w:pPr>
-      <w:hyperlink w:anchor="_Toc242313964" w:history="1">
+      <w:hyperlink w:anchor="_Toc242338629" w:history="1">
         <w:r>
           <w:rPr>
             <w:rStyle w:val="af"/>
@@ -1166,7 +1166,7 @@
             <w:noProof/>
             <w:webHidden/>
           </w:rPr>
-          <w:instrText xml:space="preserve"> PAGEREF _Toc242313964 \h </w:instrText>
+          <w:instrText xml:space="preserve"> PAGEREF _Toc242338629 \h </w:instrText>
         </w:r>
         <w:r>
           <w:rPr>
@@ -1213,7 +1213,7 @@
           <w14:ligatures w14:val="standardContextual"/>
         </w:rPr>
       </w:pPr>
-      <w:hyperlink w:anchor="_Toc242313965" w:history="1">
+      <w:hyperlink w:anchor="_Toc242338630" w:history="1">
         <w:r>
           <w:rPr>
             <w:rStyle w:val="af"/>
@@ -1241,7 +1241,7 @@
             <w:noProof/>
             <w:webHidden/>
           </w:rPr>
-          <w:instrText xml:space="preserve"> PAGEREF _Toc242313965 \h </w:instrText>
+          <w:instrText xml:space="preserve"> PAGEREF _Toc242338630 \h </w:instrText>
         </w:r>
         <w:r>
           <w:rPr>
@@ -1288,7 +1288,7 @@
           <w14:ligatures w14:val="standardContextual"/>
         </w:rPr>
       </w:pPr>
-      <w:hyperlink w:anchor="_Toc242313966" w:history="1">
+      <w:hyperlink w:anchor="_Toc242338631" w:history="1">
         <w:r>
           <w:rPr>
             <w:rStyle w:val="af"/>
@@ -1316,7 +1316,7 @@
             <w:noProof/>
             <w:webHidden/>
           </w:rPr>
-          <w:instrText xml:space="preserve"> PAGEREF _Toc242313966 \h </w:instrText>
+          <w:instrText xml:space="preserve"> PAGEREF _Toc242338631 \h </w:instrText>
         </w:r>
         <w:r>
           <w:rPr>
@@ -1363,7 +1363,7 @@
           <w14:ligatures w14:val="standardContextual"/>
         </w:rPr>
       </w:pPr>
-      <w:hyperlink w:anchor="_Toc242313967" w:history="1">
+      <w:hyperlink w:anchor="_Toc242338632" w:history="1">
         <w:r>
           <w:rPr>
             <w:rStyle w:val="af"/>
@@ -1391,7 +1391,7 @@
             <w:noProof/>
             <w:webHidden/>
           </w:rPr>
-          <w:instrText xml:space="preserve"> PAGEREF _Toc242313967 \h </w:instrText>
+          <w:instrText xml:space="preserve"> PAGEREF _Toc242338632 \h </w:instrText>
         </w:r>
         <w:r>
           <w:rPr>
@@ -1438,7 +1438,7 @@
           <w14:ligatures w14:val="standardContextual"/>
         </w:rPr>
       </w:pPr>
-      <w:hyperlink w:anchor="_Toc242313968" w:history="1">
+      <w:hyperlink w:anchor="_Toc242338633" w:history="1">
         <w:r>
           <w:rPr>
             <w:rStyle w:val="af"/>
@@ -1466,7 +1466,7 @@
             <w:noProof/>
             <w:webHidden/>
           </w:rPr>
-          <w:instrText xml:space="preserve"> PAGEREF _Toc242313968 \h </w:instrText>
+          <w:instrText xml:space="preserve"> PAGEREF _Toc242338633 \h </w:instrText>
         </w:r>
         <w:r>
           <w:rPr>
@@ -1513,7 +1513,7 @@
           <w14:ligatures w14:val="standardContextual"/>
         </w:rPr>
       </w:pPr>
-      <w:hyperlink w:anchor="_Toc242313969" w:history="1">
+      <w:hyperlink w:anchor="_Toc242338634" w:history="1">
         <w:r>
           <w:rPr>
             <w:rStyle w:val="af"/>
@@ -1541,7 +1541,7 @@
             <w:noProof/>
             <w:webHidden/>
           </w:rPr>
-          <w:instrText xml:space="preserve"> PAGEREF _Toc242313969 \h </w:instrText>
+          <w:instrText xml:space="preserve"> PAGEREF _Toc242338634 \h </w:instrText>
         </w:r>
         <w:r>
           <w:rPr>
@@ -1588,7 +1588,7 @@
           <w14:ligatures w14:val="standardContextual"/>
         </w:rPr>
       </w:pPr>
-      <w:hyperlink w:anchor="_Toc242313970" w:history="1">
+      <w:hyperlink w:anchor="_Toc242338635" w:history="1">
         <w:r>
           <w:rPr>
             <w:rStyle w:val="af"/>
@@ -1616,7 +1616,7 @@
             <w:noProof/>
             <w:webHidden/>
           </w:rPr>
-          <w:instrText xml:space="preserve"> PAGEREF _Toc242313970 \h </w:instrText>
+          <w:instrText xml:space="preserve"> PAGEREF _Toc242338635 \h </w:instrText>
         </w:r>
         <w:r>
           <w:rPr>
@@ -1663,7 +1663,7 @@
           <w14:ligatures w14:val="standardContextual"/>
         </w:rPr>
       </w:pPr>
-      <w:hyperlink w:anchor="_Toc242313971" w:history="1">
+      <w:hyperlink w:anchor="_Toc242338636" w:history="1">
         <w:r>
           <w:rPr>
             <w:rStyle w:val="af"/>
@@ -1691,7 +1691,7 @@
             <w:noProof/>
             <w:webHidden/>
           </w:rPr>
-          <w:instrText xml:space="preserve"> PAGEREF _Toc242313971 \h </w:instrText>
+          <w:instrText xml:space="preserve"> PAGEREF _Toc242338636 \h </w:instrText>
         </w:r>
         <w:r>
           <w:rPr>
@@ -1738,7 +1738,7 @@
           <w14:ligatures w14:val="standardContextual"/>
         </w:rPr>
       </w:pPr>
-      <w:hyperlink w:anchor="_Toc242313972" w:history="1">
+      <w:hyperlink w:anchor="_Toc242338637" w:history="1">
         <w:r>
           <w:rPr>
             <w:rStyle w:val="af"/>
@@ -1766,7 +1766,7 @@
             <w:noProof/>
             <w:webHidden/>
           </w:rPr>
-          <w:instrText xml:space="preserve"> PAGEREF _Toc242313972 \h </w:instrText>
+          <w:instrText xml:space="preserve"> PAGEREF _Toc242338637 \h </w:instrText>
         </w:r>
         <w:r>
           <w:rPr>
@@ -1813,7 +1813,7 @@
           <w14:ligatures w14:val="standardContextual"/>
         </w:rPr>
       </w:pPr>
-      <w:hyperlink w:anchor="_Toc242313973" w:history="1">
+      <w:hyperlink w:anchor="_Toc242338638" w:history="1">
         <w:r>
           <w:rPr>
             <w:rStyle w:val="af"/>
@@ -1841,7 +1841,7 @@
             <w:noProof/>
             <w:webHidden/>
           </w:rPr>
-          <w:instrText xml:space="preserve"> PAGEREF _Toc242313973 \h </w:instrText>
+          <w:instrText xml:space="preserve"> PAGEREF _Toc242338638 \h </w:instrText>
         </w:r>
         <w:r>
           <w:rPr>
@@ -1888,7 +1888,7 @@
           <w14:ligatures w14:val="standardContextual"/>
         </w:rPr>
       </w:pPr>
-      <w:hyperlink w:anchor="_Toc242313974" w:history="1">
+      <w:hyperlink w:anchor="_Toc242338639" w:history="1">
         <w:r>
           <w:rPr>
             <w:rStyle w:val="af"/>
@@ -1916,7 +1916,7 @@
             <w:noProof/>
             <w:webHidden/>
           </w:rPr>
-          <w:instrText xml:space="preserve"> PAGEREF _Toc242313974 \h </w:instrText>
+          <w:instrText xml:space="preserve"> PAGEREF _Toc242338639 \h </w:instrText>
         </w:r>
         <w:r>
           <w:rPr>
@@ -1963,7 +1963,7 @@
           <w14:ligatures w14:val="standardContextual"/>
         </w:rPr>
       </w:pPr>
-      <w:hyperlink w:anchor="_Toc242313975" w:history="1">
+      <w:hyperlink w:anchor="_Toc242338640" w:history="1">
         <w:r>
           <w:rPr>
             <w:rStyle w:val="af"/>
@@ -1991,7 +1991,7 @@
             <w:noProof/>
             <w:webHidden/>
           </w:rPr>
-          <w:instrText xml:space="preserve"> PAGEREF _Toc242313975 \h </w:instrText>
+          <w:instrText xml:space="preserve"> PAGEREF _Toc242338640 \h </w:instrText>
         </w:r>
         <w:r>
           <w:rPr>
@@ -2038,7 +2038,7 @@
           <w14:ligatures w14:val="standardContextual"/>
         </w:rPr>
       </w:pPr>
-      <w:hyperlink w:anchor="_Toc242313976" w:history="1">
+      <w:hyperlink w:anchor="_Toc242338641" w:history="1">
         <w:r>
           <w:rPr>
             <w:rStyle w:val="af"/>
@@ -2066,7 +2066,7 @@
             <w:noProof/>
             <w:webHidden/>
           </w:rPr>
-          <w:instrText xml:space="preserve"> PAGEREF _Toc242313976 \h </w:instrText>
+          <w:instrText xml:space="preserve"> PAGEREF _Toc242338641 \h </w:instrText>
         </w:r>
         <w:r>
           <w:rPr>
@@ -2112,7 +2112,7 @@
         <w:spacing w:before="0" w:after="360" w:line="360" w:lineRule="exact"/>
         <w:ind w:firstLine="709"/>
       </w:pPr>
-      <w:bookmarkStart w:id="1" w:name="_Toc242313952"/>
+      <w:bookmarkStart w:id="1" w:name="_Toc242338617"/>
       <w:r>
         <w:rPr>
           <w:b/>
@@ -2223,7 +2223,6 @@
             </w:pPr>
             <w:r>
               <w:rPr>
-                <w:b/>
                 <w:sz w:val="24"/>
               </w:rPr>
               <w:t>Показатель</w:t>
@@ -2244,7 +2243,6 @@
             </w:pPr>
             <w:r>
               <w:rPr>
-                <w:b/>
                 <w:sz w:val="24"/>
               </w:rPr>
               <w:t>Содержание</w:t>
@@ -2816,7 +2814,7 @@
         <w:ind w:firstLine="709"/>
       </w:pPr>
       <w:bookmarkStart w:id="2" w:name="_63a3aafe38fbc036ef895346c993c1b61529618"/>
-      <w:bookmarkStart w:id="3" w:name="_Toc242313953"/>
+      <w:bookmarkStart w:id="3" w:name="_Toc242338618"/>
       <w:bookmarkEnd w:id="0"/>
       <w:r>
         <w:rPr>
@@ -2919,7 +2917,6 @@
             </w:pPr>
             <w:r>
               <w:rPr>
-                <w:b/>
                 <w:sz w:val="24"/>
               </w:rPr>
               <w:t>Поле</w:t>
@@ -2940,7 +2937,6 @@
             </w:pPr>
             <w:r>
               <w:rPr>
-                <w:b/>
                 <w:sz w:val="24"/>
               </w:rPr>
               <w:t>Содержание</w:t>
@@ -3328,7 +3324,7 @@
         <w:ind w:firstLine="709"/>
       </w:pPr>
       <w:bookmarkStart w:id="4" w:name="_fe8d3efd355b4a528bffe4e412a753a8708d8a7"/>
-      <w:bookmarkStart w:id="5" w:name="_Toc242313954"/>
+      <w:bookmarkStart w:id="5" w:name="_Toc242338619"/>
       <w:bookmarkEnd w:id="2"/>
       <w:r>
         <w:rPr>
@@ -3472,7 +3468,6 @@
             </w:pPr>
             <w:r>
               <w:rPr>
-                <w:b/>
                 <w:sz w:val="24"/>
               </w:rPr>
               <w:t>Кластер</w:t>
@@ -3493,7 +3488,6 @@
             </w:pPr>
             <w:r>
               <w:rPr>
-                <w:b/>
                 <w:i/>
                 <w:sz w:val="24"/>
               </w:rPr>
@@ -3501,14 +3495,12 @@
             </w:r>
             <w:r>
               <w:rPr>
-                <w:b/>
                 <w:sz w:val="24"/>
               </w:rPr>
               <w:t xml:space="preserve"> </w:t>
             </w:r>
             <w:r>
               <w:rPr>
-                <w:b/>
                 <w:i/>
                 <w:sz w:val="24"/>
               </w:rPr>
@@ -3516,7 +3508,6 @@
             </w:r>
             <w:r>
               <w:rPr>
-                <w:b/>
                 <w:sz w:val="24"/>
               </w:rPr>
               <w:t>, мир (последний год к предыдущему)</w:t>
@@ -3537,7 +3528,6 @@
             </w:pPr>
             <w:r>
               <w:rPr>
-                <w:b/>
                 <w:sz w:val="24"/>
               </w:rPr>
               <w:t>Вордстат, Россия (последний год к предыдущему)</w:t>
@@ -3558,7 +3548,6 @@
             </w:pPr>
             <w:r>
               <w:rPr>
-                <w:b/>
                 <w:sz w:val="24"/>
               </w:rPr>
               <w:t>Вывод</w:t>
@@ -3880,7 +3869,7 @@
         <w:ind w:firstLine="709"/>
       </w:pPr>
       <w:bookmarkStart w:id="6" w:name="_85970216d61dd6d6f40a43c2142d7359aebf30e"/>
-      <w:bookmarkStart w:id="7" w:name="_Toc242313955"/>
+      <w:bookmarkStart w:id="7" w:name="_Toc242338620"/>
       <w:bookmarkEnd w:id="4"/>
       <w:r>
         <w:rPr>
@@ -4003,7 +3992,6 @@
             </w:pPr>
             <w:r>
               <w:rPr>
-                <w:b/>
                 <w:sz w:val="24"/>
               </w:rPr>
               <w:t>Показатель</w:t>
@@ -4024,7 +4012,6 @@
             </w:pPr>
             <w:r>
               <w:rPr>
-                <w:b/>
                 <w:sz w:val="24"/>
               </w:rPr>
               <w:t>Осторожный</w:t>
@@ -4045,7 +4032,6 @@
             </w:pPr>
             <w:r>
               <w:rPr>
-                <w:b/>
                 <w:sz w:val="24"/>
               </w:rPr>
               <w:t>Базовый</w:t>
@@ -4066,7 +4052,6 @@
             </w:pPr>
             <w:r>
               <w:rPr>
-                <w:b/>
                 <w:sz w:val="24"/>
               </w:rPr>
               <w:t>Оптимистичный</w:t>
@@ -4712,7 +4697,7 @@
         <w:ind w:firstLine="709"/>
       </w:pPr>
       <w:bookmarkStart w:id="8" w:name="_952a16116c37bc0383f5f47ccedf9607bd1472f"/>
-      <w:bookmarkStart w:id="9" w:name="_Toc242313956"/>
+      <w:bookmarkStart w:id="9" w:name="_Toc242338621"/>
       <w:bookmarkEnd w:id="6"/>
       <w:r>
         <w:rPr>
@@ -4787,7 +4772,6 @@
             </w:pPr>
             <w:r>
               <w:rPr>
-                <w:b/>
                 <w:sz w:val="24"/>
               </w:rPr>
               <w:t>Компания</w:t>
@@ -4808,7 +4792,6 @@
             </w:pPr>
             <w:r>
               <w:rPr>
-                <w:b/>
                 <w:sz w:val="24"/>
               </w:rPr>
               <w:t>Взвешенный балл</w:t>
@@ -4829,7 +4812,6 @@
             </w:pPr>
             <w:r>
               <w:rPr>
-                <w:b/>
                 <w:sz w:val="24"/>
               </w:rPr>
               <w:t>Уровень</w:t>
@@ -5600,7 +5582,7 @@
         <w:ind w:firstLine="709"/>
       </w:pPr>
       <w:bookmarkStart w:id="10" w:name="_550d58f707a5c37672fca98b77eb8736ae09aa2"/>
-      <w:bookmarkStart w:id="11" w:name="_Toc242313957"/>
+      <w:bookmarkStart w:id="11" w:name="_Toc242338622"/>
       <w:bookmarkEnd w:id="8"/>
       <w:r>
         <w:rPr>
@@ -5675,7 +5657,6 @@
             </w:pPr>
             <w:r>
               <w:rPr>
-                <w:b/>
                 <w:sz w:val="24"/>
               </w:rPr>
               <w:t>Показатель</w:t>
@@ -5696,7 +5677,6 @@
             </w:pPr>
             <w:r>
               <w:rPr>
-                <w:b/>
                 <w:sz w:val="24"/>
               </w:rPr>
               <w:t>Значение</w:t>
@@ -5717,7 +5697,6 @@
             </w:pPr>
             <w:r>
               <w:rPr>
-                <w:b/>
                 <w:sz w:val="24"/>
               </w:rPr>
               <w:t>Оценка</w:t>
@@ -5825,7 +5804,7 @@
               <w:rPr>
                 <w:sz w:val="24"/>
               </w:rPr>
-              <w:t>умеренная</w:t>
+              <w:t>Умеренная</w:t>
             </w:r>
           </w:p>
         </w:tc>
@@ -5888,7 +5867,7 @@
               <w:rPr>
                 <w:sz w:val="24"/>
               </w:rPr>
-              <w:t>средние барьеры</w:t>
+              <w:t>Средние барьеры</w:t>
             </w:r>
           </w:p>
         </w:tc>
@@ -5951,7 +5930,7 @@
               <w:rPr>
                 <w:sz w:val="24"/>
               </w:rPr>
-              <w:t>умеренное, верхняя граница</w:t>
+              <w:t>Умеренное, верхняя граница</w:t>
             </w:r>
           </w:p>
         </w:tc>
@@ -5995,7 +5974,7 @@
               <w:rPr>
                 <w:sz w:val="24"/>
               </w:rPr>
-              <w:t>заменители (5,0)</w:t>
+              <w:t>Заменители (5,0)</w:t>
             </w:r>
           </w:p>
         </w:tc>
@@ -6014,7 +5993,7 @@
               <w:rPr>
                 <w:sz w:val="24"/>
               </w:rPr>
-              <w:t>высокая</w:t>
+              <w:t>Высокая</w:t>
             </w:r>
           </w:p>
         </w:tc>
@@ -6058,7 +6037,7 @@
               <w:rPr>
                 <w:sz w:val="24"/>
               </w:rPr>
-              <w:t>около 4 % трафика конкурентов</w:t>
+              <w:t>Около 4 % трафика конкурентов</w:t>
             </w:r>
           </w:p>
         </w:tc>
@@ -6077,7 +6056,7 @@
               <w:rPr>
                 <w:sz w:val="24"/>
               </w:rPr>
-              <w:t>низкое</w:t>
+              <w:t>Низкое</w:t>
             </w:r>
           </w:p>
         </w:tc>
@@ -6217,7 +6196,7 @@
         <w:ind w:firstLine="709"/>
       </w:pPr>
       <w:bookmarkStart w:id="12" w:name="_e000447a5cb978ee53bdb6877ec2ece1121f293"/>
-      <w:bookmarkStart w:id="13" w:name="_Toc242313958"/>
+      <w:bookmarkStart w:id="13" w:name="_Toc242338623"/>
       <w:bookmarkEnd w:id="10"/>
       <w:r>
         <w:rPr>
@@ -6293,7 +6272,6 @@
             </w:pPr>
             <w:r>
               <w:rPr>
-                <w:b/>
                 <w:i/>
                 <w:sz w:val="24"/>
               </w:rPr>
@@ -6315,7 +6293,6 @@
             </w:pPr>
             <w:r>
               <w:rPr>
-                <w:b/>
                 <w:sz w:val="24"/>
               </w:rPr>
               <w:t>Проблема</w:t>
@@ -6336,7 +6313,6 @@
             </w:pPr>
             <w:r>
               <w:rPr>
-                <w:b/>
                 <w:sz w:val="24"/>
               </w:rPr>
               <w:t>Индекс</w:t>
@@ -6357,7 +6333,6 @@
             </w:pPr>
             <w:r>
               <w:rPr>
-                <w:b/>
                 <w:sz w:val="24"/>
               </w:rPr>
               <w:t>Приоритет</w:t>
@@ -6942,7 +6917,7 @@
         <w:ind w:firstLine="709"/>
       </w:pPr>
       <w:bookmarkStart w:id="14" w:name="_d6b1e0606ccffbfea524c7b8890d7424ae6ef8d"/>
-      <w:bookmarkStart w:id="15" w:name="_Toc242313959"/>
+      <w:bookmarkStart w:id="15" w:name="_Toc242338624"/>
       <w:bookmarkEnd w:id="12"/>
       <w:r>
         <w:rPr>
@@ -7016,7 +6991,6 @@
             </w:pPr>
             <w:r>
               <w:rPr>
-                <w:b/>
                 <w:sz w:val="24"/>
               </w:rPr>
               <w:t>Элемент</w:t>
@@ -7037,7 +7011,6 @@
             </w:pPr>
             <w:r>
               <w:rPr>
-                <w:b/>
                 <w:sz w:val="24"/>
               </w:rPr>
               <w:t>Содержание</w:t>
@@ -7298,7 +7271,7 @@
               <w:rPr>
                 <w:sz w:val="24"/>
               </w:rPr>
-              <w:t>файл 9 </w:t>
+              <w:t>Файл 9 </w:t>
             </w:r>
             <w:r>
               <w:rPr>
@@ -7491,7 +7464,7 @@
               <w:rPr>
                 <w:sz w:val="24"/>
               </w:rPr>
-              <w:t>средний индекс 88 из 100, все четыре цепочки проходят проверку</w:t>
+              <w:t>Средний индекс 88 из 100, все четыре цепочки проходят проверку</w:t>
             </w:r>
           </w:p>
         </w:tc>
@@ -7527,7 +7500,7 @@
         <w:ind w:firstLine="709"/>
       </w:pPr>
       <w:bookmarkStart w:id="16" w:name="_d9c21b914bbc5bab06da79c3c8a3f5937408dab"/>
-      <w:bookmarkStart w:id="17" w:name="_Toc242313960"/>
+      <w:bookmarkStart w:id="17" w:name="_Toc242338625"/>
       <w:bookmarkEnd w:id="14"/>
       <w:r>
         <w:rPr>
@@ -7602,7 +7575,6 @@
             </w:pPr>
             <w:r>
               <w:rPr>
-                <w:b/>
                 <w:sz w:val="24"/>
               </w:rPr>
               <w:t>Блок</w:t>
@@ -7623,7 +7595,6 @@
             </w:pPr>
             <w:r>
               <w:rPr>
-                <w:b/>
                 <w:sz w:val="24"/>
               </w:rPr>
               <w:t>Формулировка</w:t>
@@ -7644,7 +7615,6 @@
             </w:pPr>
             <w:r>
               <w:rPr>
-                <w:b/>
                 <w:sz w:val="24"/>
               </w:rPr>
               <w:t>Статус</w:t>
@@ -8503,7 +8473,7 @@
         <w:ind w:firstLine="709"/>
       </w:pPr>
       <w:bookmarkStart w:id="18" w:name="_519d46f9ff7923648cbfef21e26057944381813"/>
-      <w:bookmarkStart w:id="19" w:name="_Toc242313961"/>
+      <w:bookmarkStart w:id="19" w:name="_Toc242338626"/>
       <w:bookmarkEnd w:id="16"/>
       <w:r>
         <w:rPr>
@@ -8608,7 +8578,6 @@
             </w:pPr>
             <w:r>
               <w:rPr>
-                <w:b/>
                 <w:i/>
                 <w:sz w:val="24"/>
               </w:rPr>
@@ -8630,7 +8599,6 @@
             </w:pPr>
             <w:r>
               <w:rPr>
-                <w:b/>
                 <w:sz w:val="24"/>
               </w:rPr>
               <w:t>Сценарий</w:t>
@@ -8651,7 +8619,6 @@
             </w:pPr>
             <w:r>
               <w:rPr>
-                <w:b/>
                 <w:sz w:val="24"/>
               </w:rPr>
               <w:t>Тип</w:t>
@@ -8672,7 +8639,6 @@
             </w:pPr>
             <w:r>
               <w:rPr>
-                <w:b/>
                 <w:sz w:val="24"/>
               </w:rPr>
               <w:t>Приоритет</w:t>
@@ -9603,7 +9569,7 @@
         <w:ind w:firstLine="709"/>
       </w:pPr>
       <w:bookmarkStart w:id="20" w:name="_753c3388bf9c3477a7d17f68c6497177eb43643"/>
-      <w:bookmarkStart w:id="21" w:name="_Toc242313962"/>
+      <w:bookmarkStart w:id="21" w:name="_Toc242338627"/>
       <w:bookmarkEnd w:id="18"/>
       <w:r>
         <w:rPr>
@@ -9680,7 +9646,6 @@
             </w:pPr>
             <w:r>
               <w:rPr>
-                <w:b/>
                 <w:i/>
                 <w:sz w:val="24"/>
               </w:rPr>
@@ -9702,7 +9667,6 @@
             </w:pPr>
             <w:r>
               <w:rPr>
-                <w:b/>
                 <w:sz w:val="24"/>
               </w:rPr>
               <w:t>Страница или экран</w:t>
@@ -9723,7 +9687,6 @@
             </w:pPr>
             <w:r>
               <w:rPr>
-                <w:b/>
                 <w:sz w:val="24"/>
               </w:rPr>
               <w:t>Итоговый балл</w:t>
@@ -9744,7 +9707,6 @@
             </w:pPr>
             <w:r>
               <w:rPr>
-                <w:b/>
                 <w:sz w:val="24"/>
               </w:rPr>
               <w:t>Класс</w:t>
@@ -9765,7 +9727,6 @@
             </w:pPr>
             <w:r>
               <w:rPr>
-                <w:b/>
                 <w:sz w:val="24"/>
               </w:rPr>
               <w:t>Решение</w:t>
@@ -11439,7 +11400,7 @@
         <w:ind w:firstLine="709"/>
       </w:pPr>
       <w:bookmarkStart w:id="22" w:name="_fc51781abcc4857bf621eab6b8861ea54729fed"/>
-      <w:bookmarkStart w:id="23" w:name="_Toc242313963"/>
+      <w:bookmarkStart w:id="23" w:name="_Toc242338628"/>
       <w:bookmarkEnd w:id="20"/>
       <w:r>
         <w:rPr>
@@ -11514,7 +11475,6 @@
             </w:pPr>
             <w:r>
               <w:rPr>
-                <w:b/>
                 <w:sz w:val="24"/>
               </w:rPr>
               <w:t>Релиз</w:t>
@@ -11535,7 +11495,6 @@
             </w:pPr>
             <w:r>
               <w:rPr>
-                <w:b/>
                 <w:sz w:val="24"/>
               </w:rPr>
               <w:t>Срок</w:t>
@@ -11556,7 +11515,6 @@
             </w:pPr>
             <w:r>
               <w:rPr>
-                <w:b/>
                 <w:sz w:val="24"/>
               </w:rPr>
               <w:t>Состав</w:t>
@@ -11701,7 +11659,7 @@
               <w:rPr>
                 <w:sz w:val="24"/>
               </w:rPr>
-              <w:t>открытая бета с оплатой; кандидаты после проверки спроса: история проверок, экспорт отчета</w:t>
+              <w:t>Открытая бета с оплатой; кандидаты после проверки спроса: история проверок, экспорт отчета</w:t>
             </w:r>
           </w:p>
         </w:tc>
@@ -11777,7 +11735,7 @@
               <w:rPr>
                 <w:sz w:val="24"/>
               </w:rPr>
-              <w:t xml:space="preserve">надстройка </w:t>
+              <w:t xml:space="preserve">Надстройка </w:t>
             </w:r>
             <w:r>
               <w:rPr>
@@ -12023,7 +11981,7 @@
         <w:ind w:firstLine="709"/>
       </w:pPr>
       <w:bookmarkStart w:id="24" w:name="_3cbac706be9fcf271e7c81612a5c58063188b2f"/>
-      <w:bookmarkStart w:id="25" w:name="_Toc242313964"/>
+      <w:bookmarkStart w:id="25" w:name="_Toc242338629"/>
       <w:bookmarkEnd w:id="22"/>
       <w:r>
         <w:rPr>
@@ -12099,7 +12057,6 @@
             </w:pPr>
             <w:r>
               <w:rPr>
-                <w:b/>
                 <w:sz w:val="24"/>
               </w:rPr>
               <w:t>Критерий</w:t>
@@ -12120,7 +12077,6 @@
             </w:pPr>
             <w:r>
               <w:rPr>
-                <w:b/>
                 <w:sz w:val="24"/>
               </w:rPr>
               <w:t>Порог</w:t>
@@ -12141,7 +12097,6 @@
             </w:pPr>
             <w:r>
               <w:rPr>
-                <w:b/>
                 <w:sz w:val="24"/>
               </w:rPr>
               <w:t>Факт по проекту</w:t>
@@ -12162,7 +12117,6 @@
             </w:pPr>
             <w:r>
               <w:rPr>
-                <w:b/>
                 <w:sz w:val="24"/>
               </w:rPr>
               <w:t>Вывод</w:t>
@@ -12251,7 +12205,7 @@
               <w:rPr>
                 <w:sz w:val="24"/>
               </w:rPr>
-              <w:t>да</w:t>
+              <w:t>Да</w:t>
             </w:r>
           </w:p>
         </w:tc>
@@ -12314,7 +12268,7 @@
               <w:rPr>
                 <w:sz w:val="24"/>
               </w:rPr>
-              <w:t>проблемные запросы массовые, прямой запрос мал, источники расходятся</w:t>
+              <w:t>Проблемные запросы массовые, прямой запрос мал, источники расходятся</w:t>
             </w:r>
           </w:p>
         </w:tc>
@@ -12333,7 +12287,7 @@
               <w:rPr>
                 <w:sz w:val="24"/>
               </w:rPr>
-              <w:t>частично</w:t>
+              <w:t>Частично</w:t>
             </w:r>
           </w:p>
         </w:tc>
@@ -12435,7 +12389,7 @@
               <w:rPr>
                 <w:sz w:val="24"/>
               </w:rPr>
-              <w:t>да, с оговоркой</w:t>
+              <w:t>Да, с оговоркой</w:t>
             </w:r>
           </w:p>
         </w:tc>
@@ -12498,7 +12452,7 @@
               <w:rPr>
                 <w:sz w:val="24"/>
               </w:rPr>
-              <w:t>доказательство вывода, прозрачная цена, отзывы</w:t>
+              <w:t>Доказательство вывода, прозрачная цена, отзывы</w:t>
             </w:r>
           </w:p>
         </w:tc>
@@ -12517,7 +12471,7 @@
               <w:rPr>
                 <w:sz w:val="24"/>
               </w:rPr>
-              <w:t>да</w:t>
+              <w:t>Да</w:t>
             </w:r>
           </w:p>
         </w:tc>
@@ -12606,7 +12560,7 @@
               <w:rPr>
                 <w:sz w:val="24"/>
               </w:rPr>
-              <w:t>да</w:t>
+              <w:t>Да</w:t>
             </w:r>
           </w:p>
         </w:tc>
@@ -12669,7 +12623,7 @@
               <w:rPr>
                 <w:sz w:val="24"/>
               </w:rPr>
-              <w:t xml:space="preserve">файл, </w:t>
+              <w:t xml:space="preserve">Файл, </w:t>
             </w:r>
             <w:r>
               <w:rPr>
@@ -12708,7 +12662,7 @@
               <w:rPr>
                 <w:sz w:val="24"/>
               </w:rPr>
-              <w:t>да</w:t>
+              <w:t>Да</w:t>
             </w:r>
           </w:p>
         </w:tc>
@@ -12803,7 +12757,7 @@
               <w:rPr>
                 <w:sz w:val="24"/>
               </w:rPr>
-              <w:t>да</w:t>
+              <w:t>Да</w:t>
             </w:r>
           </w:p>
         </w:tc>
@@ -12866,7 +12820,7 @@
               <w:rPr>
                 <w:sz w:val="24"/>
               </w:rPr>
-              <w:t>индекс 3,15; заменители критичны</w:t>
+              <w:t>Индекс 3,15; заменители критичны</w:t>
             </w:r>
           </w:p>
         </w:tc>
@@ -12885,7 +12839,7 @@
               <w:rPr>
                 <w:sz w:val="24"/>
               </w:rPr>
-              <w:t>да, с оговоркой</w:t>
+              <w:t>Да, с оговоркой</w:t>
             </w:r>
           </w:p>
         </w:tc>
@@ -12964,7 +12918,6 @@
             </w:pPr>
             <w:r>
               <w:rPr>
-                <w:b/>
                 <w:sz w:val="24"/>
               </w:rPr>
               <w:t>Параметр</w:t>
@@ -12985,7 +12938,6 @@
             </w:pPr>
             <w:r>
               <w:rPr>
-                <w:b/>
                 <w:sz w:val="24"/>
               </w:rPr>
               <w:t>Значение</w:t>
@@ -13034,7 +12986,7 @@
               <w:rPr>
                 <w:sz w:val="24"/>
               </w:rPr>
-              <w:t xml:space="preserve">полный старт по плану ПЗ1: </w:t>
+              <w:t xml:space="preserve">Полный старт по плану ПЗ1: </w:t>
             </w:r>
             <w:r>
               <w:rPr>
@@ -13091,7 +13043,7 @@
               <w:rPr>
                 <w:sz w:val="24"/>
               </w:rPr>
-              <w:t>англоязычные страны и ЕС; контрольный русскоязычный сегмент не используется как источник выручки</w:t>
+              <w:t>Англоязычные страны и ЕС; контрольный русскоязычный сегмент не используется как источник выручки</w:t>
             </w:r>
           </w:p>
         </w:tc>
@@ -13136,7 +13088,7 @@
               <w:rPr>
                 <w:sz w:val="24"/>
               </w:rPr>
-              <w:t>финансовые аналитики и консультанты (приоритетные сегменты), затем бухгалтеры и МСП</w:t>
+              <w:t>Финансовые аналитики и консультанты (приоритетные сегменты), затем бухгалтеры и МСП</w:t>
             </w:r>
           </w:p>
         </w:tc>
@@ -13180,7 +13132,7 @@
               <w:rPr>
                 <w:sz w:val="24"/>
               </w:rPr>
-              <w:t xml:space="preserve">веб-аудит файла </w:t>
+              <w:t xml:space="preserve">Веб-аудит файла </w:t>
             </w:r>
             <w:r>
               <w:rPr>
@@ -13250,7 +13202,7 @@
               <w:rPr>
                 <w:sz w:val="24"/>
               </w:rPr>
-              <w:t xml:space="preserve">поиск по проблемным запросам, </w:t>
+              <w:t xml:space="preserve">Поиск по проблемным запросам, </w:t>
             </w:r>
             <w:r>
               <w:rPr>
@@ -13327,7 +13279,7 @@
               <w:rPr>
                 <w:sz w:val="24"/>
               </w:rPr>
-              <w:t>бюджет проекта 517 000 </w:t>
+              <w:t>Бюджет проекта 517 000 </w:t>
             </w:r>
             <w:r>
               <w:rPr>
@@ -13489,7 +13441,7 @@
                 <w:i/>
                 <w:sz w:val="24"/>
               </w:rPr>
-              <w:t>precision</w:t>
+              <w:t>Precision</w:t>
             </w:r>
             <w:r>
               <w:rPr>
@@ -13584,7 +13536,6 @@
             </w:pPr>
             <w:r>
               <w:rPr>
-                <w:b/>
                 <w:sz w:val="24"/>
               </w:rPr>
               <w:t>Риск карты УП</w:t>
@@ -13605,7 +13556,6 @@
             </w:pPr>
             <w:r>
               <w:rPr>
-                <w:b/>
                 <w:sz w:val="24"/>
               </w:rPr>
               <w:t>Что показал бизнес-анализ</w:t>
@@ -13626,7 +13576,6 @@
             </w:pPr>
             <w:r>
               <w:rPr>
-                <w:b/>
                 <w:sz w:val="24"/>
               </w:rPr>
               <w:t>Где в отчетах</w:t>
@@ -13682,7 +13631,7 @@
               <w:rPr>
                 <w:sz w:val="24"/>
               </w:rPr>
-              <w:t>заменители дают 73 % релевантного трафика, сила заменителей 5,0 из 5; отличие - доказательство вывода движком</w:t>
+              <w:t>Заменители дают 73 % релевантного трафика, сила заменителей 5,0 из 5; отличие - доказательство вывода движком</w:t>
             </w:r>
           </w:p>
         </w:tc>
@@ -13779,7 +13728,7 @@
               <w:rPr>
                 <w:sz w:val="24"/>
               </w:rPr>
-              <w:t>базовая конверсия регистрация - платящий 5 %, порог пересмотра 3 %; цель 50 платящих достигается в основном при дополнительных каналах</w:t>
+              <w:t>Базовая конверсия регистрация - платящий 5 %, порог пересмотра 3 %; цель 50 платящих достигается в основном при дополнительных каналах</w:t>
             </w:r>
           </w:p>
         </w:tc>
@@ -13862,7 +13811,7 @@
               <w:rPr>
                 <w:sz w:val="24"/>
               </w:rPr>
-              <w:t xml:space="preserve">барьер доверия: у конкурентов раскрыты </w:t>
+              <w:t xml:space="preserve">Барьер доверия: у конкурентов раскрыты </w:t>
             </w:r>
             <w:r>
               <w:rPr>
@@ -13958,7 +13907,7 @@
               <w:rPr>
                 <w:sz w:val="24"/>
               </w:rPr>
-              <w:t>платный поиск по узкому ядру дает около 21 клика в месяц, а стоимость привлечения платящего около 2 500 </w:t>
+              <w:t>Платный поиск по узкому ядру дает около 21 клика в месяц, а стоимость привлечения платящего около 2 500 </w:t>
             </w:r>
             <w:r>
               <w:rPr>
@@ -14074,7 +14023,7 @@
               <w:rPr>
                 <w:sz w:val="24"/>
               </w:rPr>
-              <w:t xml:space="preserve">допущение ПЗ1 (до четырех недель) приемлемо, оплата идет через </w:t>
+              <w:t xml:space="preserve">Допущение ПЗ1 (до четырех недель) приемлемо, оплата идет через </w:t>
             </w:r>
             <w:r>
               <w:rPr>
@@ -14237,7 +14186,7 @@
         <w:jc w:val="center"/>
       </w:pPr>
       <w:bookmarkStart w:id="26" w:name="_выводы"/>
-      <w:bookmarkStart w:id="27" w:name="_Toc242313965"/>
+      <w:bookmarkStart w:id="27" w:name="_Toc242338630"/>
       <w:bookmarkEnd w:id="24"/>
       <w:r>
         <w:rPr>
@@ -14286,7 +14235,7 @@
         <w:jc w:val="center"/>
       </w:pPr>
       <w:bookmarkStart w:id="28" w:name="_274f6a444530ef90b0479dabf3d210f01e97699"/>
-      <w:bookmarkStart w:id="29" w:name="_Toc242313966"/>
+      <w:bookmarkStart w:id="29" w:name="_Toc242338631"/>
       <w:bookmarkEnd w:id="26"/>
       <w:r>
         <w:rPr>
@@ -14309,7 +14258,7 @@
         <w:ind w:left="0" w:firstLine="709"/>
       </w:pPr>
       <w:r>
-        <w:t>[1] Методика-шаблон итогового отчета по бизнес-анализу; шаблон краткого резюме проекта. Методические материалы дисциплины «Электронный бизнес» к лабораторной работе № 7. – Минск : БГУИР, 2026.</w:t>
+        <w:t>[1] [1] Методика-шаблон итогового отчета по бизнес-анализу; шаблон краткого резюме проекта. Методические материалы дисциплины «Электронный бизнес» к лабораторной работе № 7. – Минск : БГУИР, 2026.</w:t>
       </w:r>
     </w:p>
     <w:p>
@@ -14323,7 +14272,7 @@
         <w:ind w:left="0" w:firstLine="709"/>
       </w:pPr>
       <w:r>
-        <w:t xml:space="preserve">[2] Земляник, Р. В. Концепция проекта </w:t>
+        <w:t xml:space="preserve">[2] [2] Земляник, Р. В. Концепция проекта </w:t>
       </w:r>
       <w:r>
         <w:rPr>
@@ -14364,7 +14313,7 @@
         <w:ind w:left="0" w:firstLine="709"/>
       </w:pPr>
       <w:r>
-        <w:t>[3] Земляник, Р. В. Отчет по лабораторной работе № 1 «Анализ поискового спроса и фиксация границ рынка» / Р. В. Земляник. – Минск : БГУИР, 2026.</w:t>
+        <w:t>[3] [3] Земляник, Р. В. Отчет по лабораторной работе № 1 «Анализ поискового спроса и фиксация границ рынка» / Р. В. Земляник. – Минск : БГУИР, 2026.</w:t>
       </w:r>
     </w:p>
     <w:p>
@@ -14378,7 +14327,7 @@
         <w:ind w:left="0" w:firstLine="709"/>
       </w:pPr>
       <w:r>
-        <w:t>[4] Земляник, Р. В. Отчеты по лабораторным работам № 2–3, № 4, № 5, № 6 по дисциплине «Электронный бизнес» / Р. В. Земляник. – Минск : БГУИР, 2026.</w:t>
+        <w:t>[4] [4] Земляник, Р. В. Отчеты по лабораторным работам № 2–3, № 4, № 5, № 6 по дисциплине «Электронный бизнес» / Р. В. Земляник. – Минск : БГУИР, 2026.</w:t>
       </w:r>
     </w:p>
     <w:p>
@@ -14389,7 +14338,7 @@
         <w:jc w:val="center"/>
       </w:pPr>
       <w:bookmarkStart w:id="30" w:name="_d0b2864b05c1a6817d4667f0f3e4b4928a2cf70"/>
-      <w:bookmarkStart w:id="31" w:name="_Toc242313967"/>
+      <w:bookmarkStart w:id="31" w:name="_Toc242338632"/>
       <w:bookmarkEnd w:id="28"/>
       <w:r>
         <w:rPr>
@@ -14463,7 +14412,6 @@
             </w:pPr>
             <w:r>
               <w:rPr>
-                <w:b/>
                 <w:sz w:val="24"/>
               </w:rPr>
               <w:t>Параметр</w:t>
@@ -14484,7 +14432,6 @@
             </w:pPr>
             <w:r>
               <w:rPr>
-                <w:b/>
                 <w:sz w:val="24"/>
               </w:rPr>
               <w:t>Значение</w:t>
@@ -14578,7 +14525,7 @@
               <w:rPr>
                 <w:sz w:val="24"/>
               </w:rPr>
-              <w:t xml:space="preserve">облачный </w:t>
+              <w:t xml:space="preserve">Облачный </w:t>
             </w:r>
             <w:r>
               <w:rPr>
@@ -14648,7 +14595,7 @@
               <w:rPr>
                 <w:sz w:val="24"/>
               </w:rPr>
-              <w:t xml:space="preserve">финансовые аналитики и </w:t>
+              <w:t xml:space="preserve">Финансовые аналитики и </w:t>
             </w:r>
             <w:r>
               <w:rPr>
@@ -14718,7 +14665,7 @@
               <w:rPr>
                 <w:sz w:val="24"/>
               </w:rPr>
-              <w:t>англоязычные страны и ЕС</w:t>
+              <w:t>Англоязычные страны и ЕС</w:t>
             </w:r>
           </w:p>
         </w:tc>
@@ -14762,7 +14709,7 @@
               <w:rPr>
                 <w:sz w:val="24"/>
               </w:rPr>
-              <w:t xml:space="preserve">скрытые ошибки в формулах и невозможность подтвердить результат </w:t>
+              <w:t xml:space="preserve">Скрытые ошибки в формулах и невозможность подтвердить результат </w:t>
             </w:r>
             <w:r>
               <w:rPr>
@@ -14813,7 +14760,7 @@
               <w:rPr>
                 <w:sz w:val="24"/>
               </w:rPr>
-              <w:t>находит скрытые ошибки до отправки файла и доказывает каждую находку вычислением</w:t>
+              <w:t>Находит скрытые ошибки до отправки файла и доказывает каждую находку вычислением</w:t>
             </w:r>
           </w:p>
         </w:tc>
@@ -14857,7 +14804,7 @@
               <w:rPr>
                 <w:sz w:val="24"/>
               </w:rPr>
-              <w:t xml:space="preserve">веб-аудит и надстройка </w:t>
+              <w:t xml:space="preserve">Веб-аудит и надстройка </w:t>
             </w:r>
             <w:r>
               <w:rPr>
@@ -14908,7 +14855,7 @@
               <w:rPr>
                 <w:sz w:val="24"/>
               </w:rPr>
-              <w:t>файл 9 </w:t>
+              <w:t>Файл 9 </w:t>
             </w:r>
             <w:r>
               <w:rPr>
@@ -15063,7 +15010,7 @@
                 <w:i/>
                 <w:sz w:val="24"/>
               </w:rPr>
-              <w:t>precision</w:t>
+              <w:t>Precision</w:t>
             </w:r>
             <w:r>
               <w:rPr>
@@ -15113,7 +15060,7 @@
               <w:rPr>
                 <w:sz w:val="24"/>
               </w:rPr>
-              <w:t>полный старт</w:t>
+              <w:t>Полный старт</w:t>
             </w:r>
           </w:p>
         </w:tc>
@@ -15138,7 +15085,7 @@
         <w:jc w:val="center"/>
       </w:pPr>
       <w:bookmarkStart w:id="32" w:name="_57b6da660863974cb7f545bcaedf54a886793e9"/>
-      <w:bookmarkStart w:id="33" w:name="_Toc242313968"/>
+      <w:bookmarkStart w:id="33" w:name="_Toc242338633"/>
       <w:bookmarkEnd w:id="30"/>
       <w:r>
         <w:rPr>
@@ -15216,7 +15163,6 @@
             </w:pPr>
             <w:r>
               <w:rPr>
-                <w:b/>
                 <w:sz w:val="24"/>
               </w:rPr>
               <w:t>Утверждение</w:t>
@@ -15237,7 +15183,6 @@
             </w:pPr>
             <w:r>
               <w:rPr>
-                <w:b/>
                 <w:sz w:val="24"/>
               </w:rPr>
               <w:t>Раздел</w:t>
@@ -15258,7 +15203,6 @@
             </w:pPr>
             <w:r>
               <w:rPr>
-                <w:b/>
                 <w:sz w:val="24"/>
               </w:rPr>
               <w:t>Доказательство</w:t>
@@ -15279,7 +15223,6 @@
             </w:pPr>
             <w:r>
               <w:rPr>
-                <w:b/>
                 <w:sz w:val="24"/>
               </w:rPr>
               <w:t>Источник</w:t>
@@ -15300,7 +15243,6 @@
             </w:pPr>
             <w:r>
               <w:rPr>
-                <w:b/>
                 <w:sz w:val="24"/>
               </w:rPr>
               <w:t>Сила (1-5)</w:t>
@@ -15321,7 +15263,6 @@
             </w:pPr>
             <w:r>
               <w:rPr>
-                <w:b/>
                 <w:sz w:val="24"/>
               </w:rPr>
               <w:t>Ограничение</w:t>
@@ -15390,7 +15331,7 @@
               <w:rPr>
                 <w:sz w:val="24"/>
               </w:rPr>
-              <w:t>ошибки в 86-94 % таблиц; индекс 86</w:t>
+              <w:t>Ошибки в 86-94 % таблиц; индекс 86</w:t>
             </w:r>
           </w:p>
         </w:tc>
@@ -15450,7 +15391,7 @@
               <w:rPr>
                 <w:sz w:val="24"/>
               </w:rPr>
-              <w:t>оценка ПЗ1</w:t>
+              <w:t>Оценка ПЗ1</w:t>
             </w:r>
           </w:p>
         </w:tc>
@@ -15513,7 +15454,7 @@
               <w:rPr>
                 <w:sz w:val="24"/>
               </w:rPr>
-              <w:t xml:space="preserve">структура запросов, динамика </w:t>
+              <w:t xml:space="preserve">Структура запросов, динамика </w:t>
             </w:r>
             <w:r>
               <w:rPr>
@@ -15583,7 +15524,7 @@
               <w:rPr>
                 <w:sz w:val="24"/>
               </w:rPr>
-              <w:t>источники расходятся</w:t>
+              <w:t>Источники расходятся</w:t>
             </w:r>
           </w:p>
         </w:tc>
@@ -15717,7 +15658,7 @@
               <w:rPr>
                 <w:sz w:val="24"/>
               </w:rPr>
-              <w:t>допущения сегментов</w:t>
+              <w:t>Допущения сегментов</w:t>
             </w:r>
           </w:p>
         </w:tc>
@@ -15780,7 +15721,7 @@
               <w:rPr>
                 <w:sz w:val="24"/>
               </w:rPr>
-              <w:t>баллы классификации до 4,11</w:t>
+              <w:t>Баллы классификации до 4,11</w:t>
             </w:r>
           </w:p>
         </w:tc>
@@ -15837,7 +15778,7 @@
               <w:rPr>
                 <w:sz w:val="24"/>
               </w:rPr>
-              <w:t>оценки по сайтам</w:t>
+              <w:t>Оценки по сайтам</w:t>
             </w:r>
           </w:p>
         </w:tc>
@@ -15900,7 +15841,7 @@
               <w:rPr>
                 <w:sz w:val="24"/>
               </w:rPr>
-              <w:t>индекс 3,15</w:t>
+              <w:t>Индекс 3,15</w:t>
             </w:r>
           </w:p>
         </w:tc>
@@ -15957,7 +15898,7 @@
               <w:rPr>
                 <w:sz w:val="24"/>
               </w:rPr>
-              <w:t xml:space="preserve">нет данных </w:t>
+              <w:t xml:space="preserve">Нет данных </w:t>
             </w:r>
             <w:r>
               <w:rPr>
@@ -16027,7 +15968,7 @@
               <w:rPr>
                 <w:sz w:val="24"/>
               </w:rPr>
-              <w:t>индекс 0,99 к медиане</w:t>
+              <w:t>Индекс 0,99 к медиане</w:t>
             </w:r>
           </w:p>
         </w:tc>
@@ -16084,7 +16025,7 @@
               <w:rPr>
                 <w:sz w:val="24"/>
               </w:rPr>
-              <w:t>цены на 03.10.2026</w:t>
+              <w:t>Цены на 03.10.2026</w:t>
             </w:r>
           </w:p>
         </w:tc>
@@ -16211,7 +16152,7 @@
               <w:rPr>
                 <w:sz w:val="24"/>
               </w:rPr>
-              <w:t>оценки аналитика</w:t>
+              <w:t>Оценки аналитика</w:t>
             </w:r>
           </w:p>
         </w:tc>
@@ -16236,7 +16177,7 @@
         <w:jc w:val="center"/>
       </w:pPr>
       <w:bookmarkStart w:id="34" w:name="_bab2a73b062d54d30a46b35a66541c275d60dcb"/>
-      <w:bookmarkStart w:id="35" w:name="_Toc242313969"/>
+      <w:bookmarkStart w:id="35" w:name="_Toc242338634"/>
       <w:bookmarkEnd w:id="32"/>
       <w:r>
         <w:rPr>
@@ -16311,7 +16252,6 @@
             </w:pPr>
             <w:r>
               <w:rPr>
-                <w:b/>
                 <w:sz w:val="24"/>
               </w:rPr>
               <w:t>Контрольный вопрос</w:t>
@@ -16332,7 +16272,6 @@
             </w:pPr>
             <w:r>
               <w:rPr>
-                <w:b/>
                 <w:sz w:val="24"/>
               </w:rPr>
               <w:t>Оценка</w:t>
@@ -16353,7 +16292,6 @@
             </w:pPr>
             <w:r>
               <w:rPr>
-                <w:b/>
                 <w:sz w:val="24"/>
               </w:rPr>
               <w:t>Комментарий</w:t>
@@ -16402,7 +16340,7 @@
               <w:rPr>
                 <w:sz w:val="24"/>
               </w:rPr>
-              <w:t>да</w:t>
+              <w:t>Да</w:t>
             </w:r>
           </w:p>
         </w:tc>
@@ -16422,7 +16360,7 @@
               <w:rPr>
                 <w:sz w:val="24"/>
               </w:rPr>
-              <w:t>см. разделы отчета</w:t>
+              <w:t>См. разделы отчета</w:t>
             </w:r>
           </w:p>
         </w:tc>
@@ -16466,7 +16404,7 @@
               <w:rPr>
                 <w:sz w:val="24"/>
               </w:rPr>
-              <w:t>частично</w:t>
+              <w:t>Частично</w:t>
             </w:r>
           </w:p>
         </w:tc>
@@ -16485,7 +16423,7 @@
               <w:rPr>
                 <w:sz w:val="24"/>
               </w:rPr>
-              <w:t>источники расходятся, прямой запрос мал</w:t>
+              <w:t>Источники расходятся, прямой запрос мал</w:t>
             </w:r>
           </w:p>
         </w:tc>
@@ -16529,7 +16467,7 @@
               <w:rPr>
                 <w:sz w:val="24"/>
               </w:rPr>
-              <w:t>да</w:t>
+              <w:t>Да</w:t>
             </w:r>
           </w:p>
         </w:tc>
@@ -16548,7 +16486,7 @@
               <w:rPr>
                 <w:sz w:val="24"/>
               </w:rPr>
-              <w:t>см. разделы отчета</w:t>
+              <w:t>См. разделы отчета</w:t>
             </w:r>
           </w:p>
         </w:tc>
@@ -16592,7 +16530,7 @@
               <w:rPr>
                 <w:sz w:val="24"/>
               </w:rPr>
-              <w:t>да</w:t>
+              <w:t>Да</w:t>
             </w:r>
           </w:p>
         </w:tc>
@@ -16611,7 +16549,7 @@
               <w:rPr>
                 <w:sz w:val="24"/>
               </w:rPr>
-              <w:t>см. разделы отчета</w:t>
+              <w:t>См. разделы отчета</w:t>
             </w:r>
           </w:p>
         </w:tc>
@@ -16655,7 +16593,7 @@
               <w:rPr>
                 <w:sz w:val="24"/>
               </w:rPr>
-              <w:t>да</w:t>
+              <w:t>Да</w:t>
             </w:r>
           </w:p>
         </w:tc>
@@ -16674,7 +16612,7 @@
               <w:rPr>
                 <w:sz w:val="24"/>
               </w:rPr>
-              <w:t>см. разделы отчета</w:t>
+              <w:t>См. разделы отчета</w:t>
             </w:r>
           </w:p>
         </w:tc>
@@ -16718,7 +16656,7 @@
               <w:rPr>
                 <w:sz w:val="24"/>
               </w:rPr>
-              <w:t>да</w:t>
+              <w:t>Да</w:t>
             </w:r>
           </w:p>
         </w:tc>
@@ -16737,7 +16675,7 @@
               <w:rPr>
                 <w:sz w:val="24"/>
               </w:rPr>
-              <w:t>см. разделы отчета</w:t>
+              <w:t>См. разделы отчета</w:t>
             </w:r>
           </w:p>
         </w:tc>
@@ -16781,7 +16719,7 @@
               <w:rPr>
                 <w:sz w:val="24"/>
               </w:rPr>
-              <w:t>да</w:t>
+              <w:t>Да</w:t>
             </w:r>
           </w:p>
         </w:tc>
@@ -16800,7 +16738,7 @@
               <w:rPr>
                 <w:sz w:val="24"/>
               </w:rPr>
-              <w:t>см. разделы отчета</w:t>
+              <w:t>См. разделы отчета</w:t>
             </w:r>
           </w:p>
         </w:tc>
@@ -16844,7 +16782,7 @@
               <w:rPr>
                 <w:sz w:val="24"/>
               </w:rPr>
-              <w:t>да</w:t>
+              <w:t>Да</w:t>
             </w:r>
           </w:p>
         </w:tc>
@@ -16863,7 +16801,7 @@
               <w:rPr>
                 <w:sz w:val="24"/>
               </w:rPr>
-              <w:t>см. разделы отчета</w:t>
+              <w:t>См. разделы отчета</w:t>
             </w:r>
           </w:p>
         </w:tc>
@@ -16907,7 +16845,7 @@
               <w:rPr>
                 <w:sz w:val="24"/>
               </w:rPr>
-              <w:t>да</w:t>
+              <w:t>Да</w:t>
             </w:r>
           </w:p>
         </w:tc>
@@ -16926,7 +16864,7 @@
               <w:rPr>
                 <w:sz w:val="24"/>
               </w:rPr>
-              <w:t>см. разделы отчета</w:t>
+              <w:t>См. разделы отчета</w:t>
             </w:r>
           </w:p>
         </w:tc>
@@ -16970,7 +16908,7 @@
               <w:rPr>
                 <w:sz w:val="24"/>
               </w:rPr>
-              <w:t>да</w:t>
+              <w:t>Да</w:t>
             </w:r>
           </w:p>
         </w:tc>
@@ -16989,7 +16927,7 @@
               <w:rPr>
                 <w:sz w:val="24"/>
               </w:rPr>
-              <w:t>см. разделы отчета</w:t>
+              <w:t>См. разделы отчета</w:t>
             </w:r>
           </w:p>
         </w:tc>
@@ -17033,7 +16971,7 @@
               <w:rPr>
                 <w:sz w:val="24"/>
               </w:rPr>
-              <w:t>да</w:t>
+              <w:t>Да</w:t>
             </w:r>
           </w:p>
         </w:tc>
@@ -17052,7 +16990,7 @@
               <w:rPr>
                 <w:sz w:val="24"/>
               </w:rPr>
-              <w:t>см. разделы отчета</w:t>
+              <w:t>См. разделы отчета</w:t>
             </w:r>
           </w:p>
         </w:tc>
@@ -17096,7 +17034,7 @@
               <w:rPr>
                 <w:sz w:val="24"/>
               </w:rPr>
-              <w:t>да</w:t>
+              <w:t>Да</w:t>
             </w:r>
           </w:p>
         </w:tc>
@@ -17115,7 +17053,7 @@
               <w:rPr>
                 <w:sz w:val="24"/>
               </w:rPr>
-              <w:t>см. разделы отчета</w:t>
+              <w:t>См. разделы отчета</w:t>
             </w:r>
           </w:p>
         </w:tc>
@@ -17159,7 +17097,7 @@
               <w:rPr>
                 <w:sz w:val="24"/>
               </w:rPr>
-              <w:t>частично</w:t>
+              <w:t>Частично</w:t>
             </w:r>
           </w:p>
         </w:tc>
@@ -17178,7 +17116,7 @@
               <w:rPr>
                 <w:sz w:val="24"/>
               </w:rPr>
-              <w:t xml:space="preserve">покрытие 80 % по схемам; прототип в </w:t>
+              <w:t xml:space="preserve">Покрытие 80 % по схемам; прототип в </w:t>
             </w:r>
             <w:r>
               <w:rPr>
@@ -17261,7 +17199,7 @@
               <w:rPr>
                 <w:sz w:val="24"/>
               </w:rPr>
-              <w:t>да</w:t>
+              <w:t>Да</w:t>
             </w:r>
           </w:p>
         </w:tc>
@@ -17280,7 +17218,7 @@
               <w:rPr>
                 <w:sz w:val="24"/>
               </w:rPr>
-              <w:t>см. разделы отчета</w:t>
+              <w:t>См. разделы отчета</w:t>
             </w:r>
           </w:p>
         </w:tc>
@@ -17324,7 +17262,7 @@
               <w:rPr>
                 <w:sz w:val="24"/>
               </w:rPr>
-              <w:t>да</w:t>
+              <w:t>Да</w:t>
             </w:r>
           </w:p>
         </w:tc>
@@ -17343,7 +17281,7 @@
               <w:rPr>
                 <w:sz w:val="24"/>
               </w:rPr>
-              <w:t>см. разделы отчета</w:t>
+              <w:t>См. разделы отчета</w:t>
             </w:r>
           </w:p>
         </w:tc>
@@ -17377,7 +17315,7 @@
         <w:jc w:val="center"/>
       </w:pPr>
       <w:bookmarkStart w:id="36" w:name="_301fb4639e999825c095dd7055019e7c013a803"/>
-      <w:bookmarkStart w:id="37" w:name="_Toc242313970"/>
+      <w:bookmarkStart w:id="37" w:name="_Toc242338635"/>
       <w:bookmarkEnd w:id="34"/>
       <w:r>
         <w:rPr>
@@ -17452,7 +17390,6 @@
             </w:pPr>
             <w:r>
               <w:rPr>
-                <w:b/>
                 <w:sz w:val="24"/>
               </w:rPr>
               <w:t>Раздел ТЗ</w:t>
@@ -17473,7 +17410,6 @@
             </w:pPr>
             <w:r>
               <w:rPr>
-                <w:b/>
                 <w:sz w:val="24"/>
               </w:rPr>
               <w:t>Описание</w:t>
@@ -17494,7 +17430,6 @@
             </w:pPr>
             <w:r>
               <w:rPr>
-                <w:b/>
                 <w:sz w:val="24"/>
               </w:rPr>
               <w:t>Источник</w:t>
@@ -17620,7 +17555,7 @@
               <w:rPr>
                 <w:sz w:val="24"/>
               </w:rPr>
-              <w:t>страница продукта, загрузка и проверка файла, список находок, карточка с доказательством, отчет, регистрация, тарифы, оплата, политика данных, удаление данных, справка</w:t>
+              <w:t>Страница продукта, загрузка и проверка файла, список находок, карточка с доказательством, отчет, регистрация, тарифы, оплата, политика данных, удаление данных, справка</w:t>
             </w:r>
           </w:p>
         </w:tc>
@@ -17683,7 +17618,7 @@
               <w:rPr>
                 <w:sz w:val="24"/>
               </w:rPr>
-              <w:t>финансовый аналитик, консультант, бухгалтер и аудитор, основатель МСП, администратор команды</w:t>
+              <w:t>Финансовый аналитик, консультант, бухгалтер и аудитор, основатель МСП, администратор команды</w:t>
             </w:r>
           </w:p>
         </w:tc>
@@ -17894,7 +17829,7 @@
               <w:rPr>
                 <w:sz w:val="24"/>
               </w:rPr>
-              <w:t xml:space="preserve">до 100 тыс. ячеек быстрее 60 с; </w:t>
+              <w:t xml:space="preserve">До 100 тыс. ячеек быстрее 60 с; </w:t>
             </w:r>
             <w:r>
               <w:rPr>
@@ -17983,7 +17918,7 @@
               <w:rPr>
                 <w:sz w:val="24"/>
               </w:rPr>
-              <w:t xml:space="preserve">активация, регистрация, оплата, </w:t>
+              <w:t xml:space="preserve">Активация, регистрация, оплата, </w:t>
             </w:r>
             <w:r>
               <w:rPr>
@@ -18015,7 +17950,7 @@
               <w:rPr>
                 <w:sz w:val="24"/>
               </w:rPr>
-              <w:t>раздел 13</w:t>
+              <w:t>Раздел 13</w:t>
             </w:r>
           </w:p>
         </w:tc>
@@ -18040,7 +17975,7 @@
         <w:jc w:val="center"/>
       </w:pPr>
       <w:bookmarkStart w:id="38" w:name="_0b3889fe5487e8057dd761c90a2747437e007c1"/>
-      <w:bookmarkStart w:id="39" w:name="_Toc242313971"/>
+      <w:bookmarkStart w:id="39" w:name="_Toc242338636"/>
       <w:bookmarkEnd w:id="36"/>
       <w:r>
         <w:rPr>
@@ -18134,7 +18069,7 @@
         <w:jc w:val="center"/>
       </w:pPr>
       <w:bookmarkStart w:id="40" w:name="_197b1a6e2d69941acbc82ad0996c5c640608b53"/>
-      <w:bookmarkStart w:id="41" w:name="_Toc242313972"/>
+      <w:bookmarkStart w:id="41" w:name="_Toc242338637"/>
       <w:bookmarkEnd w:id="38"/>
       <w:r>
         <w:rPr>
@@ -18221,7 +18156,6 @@
             </w:pPr>
             <w:r>
               <w:rPr>
-                <w:b/>
                 <w:sz w:val="24"/>
               </w:rPr>
               <w:t>№</w:t>
@@ -18242,7 +18176,6 @@
             </w:pPr>
             <w:r>
               <w:rPr>
-                <w:b/>
                 <w:sz w:val="24"/>
               </w:rPr>
               <w:t>Дата</w:t>
@@ -18263,7 +18196,6 @@
             </w:pPr>
             <w:r>
               <w:rPr>
-                <w:b/>
                 <w:sz w:val="24"/>
               </w:rPr>
               <w:t>Решение</w:t>
@@ -18284,7 +18216,6 @@
             </w:pPr>
             <w:r>
               <w:rPr>
-                <w:b/>
                 <w:sz w:val="24"/>
               </w:rPr>
               <w:t>Основание</w:t>
@@ -18373,7 +18304,7 @@
               <w:rPr>
                 <w:sz w:val="24"/>
               </w:rPr>
-              <w:t>подтверждено автором проекта; ПЗ1 задает стартовую географию «англоязычный онлайн и ЕС»</w:t>
+              <w:t>Подтверждено автором проекта; ПЗ1 задает стартовую географию «англоязычный онлайн и ЕС»</w:t>
             </w:r>
           </w:p>
         </w:tc>
@@ -18468,7 +18399,7 @@
               <w:rPr>
                 <w:sz w:val="24"/>
               </w:rPr>
-              <w:t>предложено в плане, уточняется в ЛР1</w:t>
+              <w:t>Предложено в плане, уточняется в ЛР1</w:t>
             </w:r>
           </w:p>
         </w:tc>
@@ -18576,7 +18507,7 @@
               <w:rPr>
                 <w:sz w:val="24"/>
               </w:rPr>
-              <w:t xml:space="preserve">тарифы в </w:t>
+              <w:t xml:space="preserve">Тарифы в </w:t>
             </w:r>
             <w:r>
               <w:rPr>
@@ -18704,7 +18635,7 @@
               <w:rPr>
                 <w:sz w:val="24"/>
               </w:rPr>
-              <w:t xml:space="preserve">канал </w:t>
+              <w:t xml:space="preserve">Канал </w:t>
             </w:r>
             <w:r>
               <w:rPr>
@@ -18799,7 +18730,7 @@
               <w:rPr>
                 <w:sz w:val="24"/>
               </w:rPr>
-              <w:t>решение автора проекта</w:t>
+              <w:t>Решение автора проекта</w:t>
             </w:r>
           </w:p>
         </w:tc>
@@ -18920,7 +18851,7 @@
               <w:rPr>
                 <w:sz w:val="24"/>
               </w:rPr>
-              <w:t>пробный доступ дает каналы и страны; суточный лимит</w:t>
+              <w:t>Пробный доступ дает каналы и страны; суточный лимит</w:t>
             </w:r>
           </w:p>
         </w:tc>
@@ -19298,7 +19229,7 @@
               <w:rPr>
                 <w:sz w:val="24"/>
               </w:rPr>
-              <w:t>правила согласования инструкции, раздел 11</w:t>
+              <w:t>Правила согласования инструкции, раздел 11</w:t>
             </w:r>
           </w:p>
         </w:tc>
@@ -19393,7 +19324,7 @@
               <w:rPr>
                 <w:sz w:val="24"/>
               </w:rPr>
-              <w:t>единый снимок одной датой</w:t>
+              <w:t>Единый снимок одной датой</w:t>
             </w:r>
           </w:p>
         </w:tc>
@@ -19527,7 +19458,7 @@
               <w:rPr>
                 <w:sz w:val="24"/>
               </w:rPr>
-              <w:t xml:space="preserve">совместимость шаблонов с установленным </w:t>
+              <w:t xml:space="preserve">Совместимость шаблонов с установленным </w:t>
             </w:r>
             <w:r>
               <w:rPr>
@@ -19616,7 +19547,7 @@
               <w:rPr>
                 <w:sz w:val="24"/>
               </w:rPr>
-              <w:t>указание автора; риски цели 50 платящих остаются и снижаются каналами</w:t>
+              <w:t>Указание автора; риски цели 50 платящих остаются и снижаются каналами</w:t>
             </w:r>
           </w:p>
         </w:tc>
@@ -19770,7 +19701,7 @@
               <w:rPr>
                 <w:sz w:val="24"/>
               </w:rPr>
-              <w:t>указание автора; исходные кадры не менялись</w:t>
+              <w:t>Указание автора; исходные кадры не менялись</w:t>
             </w:r>
           </w:p>
         </w:tc>
@@ -19937,7 +19868,7 @@
               <w:rPr>
                 <w:sz w:val="24"/>
               </w:rPr>
-              <w:t>сверка с ПЗ1 по УП</w:t>
+              <w:t>Сверка с ПЗ1 по УП</w:t>
             </w:r>
           </w:p>
         </w:tc>
@@ -19962,7 +19893,7 @@
         <w:jc w:val="center"/>
       </w:pPr>
       <w:bookmarkStart w:id="42" w:name="_c90111934883e04bb05bda6912628b847003e8a"/>
-      <w:bookmarkStart w:id="43" w:name="_Toc242313973"/>
+      <w:bookmarkStart w:id="43" w:name="_Toc242338638"/>
       <w:bookmarkEnd w:id="40"/>
       <w:r>
         <w:rPr>
@@ -20051,7 +19982,6 @@
             </w:pPr>
             <w:r>
               <w:rPr>
-                <w:b/>
                 <w:sz w:val="24"/>
               </w:rPr>
               <w:t>№</w:t>
@@ -20072,7 +20002,6 @@
             </w:pPr>
             <w:r>
               <w:rPr>
-                <w:b/>
                 <w:sz w:val="24"/>
               </w:rPr>
               <w:t>Работа</w:t>
@@ -20093,7 +20022,6 @@
             </w:pPr>
             <w:r>
               <w:rPr>
-                <w:b/>
                 <w:sz w:val="24"/>
               </w:rPr>
               <w:t>Параметр</w:t>
@@ -20114,7 +20042,6 @@
             </w:pPr>
             <w:r>
               <w:rPr>
-                <w:b/>
                 <w:sz w:val="24"/>
               </w:rPr>
               <w:t>Значение</w:t>
@@ -20135,7 +20062,6 @@
             </w:pPr>
             <w:r>
               <w:rPr>
-                <w:b/>
                 <w:sz w:val="24"/>
               </w:rPr>
               <w:t>Обоснование</w:t>
@@ -20156,7 +20082,6 @@
             </w:pPr>
             <w:r>
               <w:rPr>
-                <w:b/>
                 <w:sz w:val="24"/>
               </w:rPr>
               <w:t>Влияние</w:t>
@@ -20245,7 +20170,7 @@
               <w:rPr>
                 <w:sz w:val="24"/>
               </w:rPr>
-              <w:t xml:space="preserve">значение &gt; 3 </w:t>
+              <w:t xml:space="preserve">Значение &gt; 3 </w:t>
             </w:r>
             <w:r>
               <w:rPr>
@@ -20278,7 +20203,7 @@
               <w:rPr>
                 <w:sz w:val="24"/>
               </w:rPr>
-              <w:t>методика требует маркировать разовые события</w:t>
+              <w:t>Методика требует маркировать разовые события</w:t>
             </w:r>
           </w:p>
         </w:tc>
@@ -20298,7 +20223,7 @@
               <w:rPr>
                 <w:sz w:val="24"/>
               </w:rPr>
-              <w:t>кластер В, 09.2026: 1 069 заменено на 56</w:t>
+              <w:t>Кластер В, 09.2026: 1 069 заменено на 56</w:t>
             </w:r>
           </w:p>
         </w:tc>
@@ -20406,7 +20331,7 @@
               <w:rPr>
                 <w:sz w:val="24"/>
               </w:rPr>
-              <w:t xml:space="preserve">среднее индексов </w:t>
+              <w:t xml:space="preserve">Среднее индексов </w:t>
             </w:r>
             <w:r>
               <w:rPr>
@@ -20471,7 +20396,7 @@
               <w:rPr>
                 <w:sz w:val="24"/>
               </w:rPr>
-              <w:t>кластер объединяет два близких запроса</w:t>
+              <w:t>Кластер объединяет два близких запроса</w:t>
             </w:r>
           </w:p>
         </w:tc>
@@ -20490,7 +20415,7 @@
               <w:rPr>
                 <w:sz w:val="24"/>
               </w:rPr>
-              <w:t>ряд кластера А</w:t>
+              <w:t>Ряд кластера А</w:t>
             </w:r>
           </w:p>
         </w:tc>
@@ -20572,7 +20497,7 @@
               <w:rPr>
                 <w:sz w:val="24"/>
               </w:rPr>
-              <w:t>простая сумма запросов кластера</w:t>
+              <w:t>Простая сумма запросов кластера</w:t>
             </w:r>
           </w:p>
         </w:tc>
@@ -20591,7 +20516,7 @@
               <w:rPr>
                 <w:sz w:val="24"/>
               </w:rPr>
-              <w:t>кластер - совокупность формулировок</w:t>
+              <w:t>Кластер - совокупность формулировок</w:t>
             </w:r>
           </w:p>
         </w:tc>
@@ -20610,7 +20535,7 @@
               <w:rPr>
                 <w:sz w:val="24"/>
               </w:rPr>
-              <w:t>возможное небольшое двойное счета</w:t>
+              <w:t>Возможное небольшое двойное счета</w:t>
             </w:r>
           </w:p>
         </w:tc>
@@ -20711,7 +20636,7 @@
               <w:rPr>
                 <w:sz w:val="24"/>
               </w:rPr>
-              <w:t>методика не задает числовых порогов</w:t>
+              <w:t>Методика не задает числовых порогов</w:t>
             </w:r>
           </w:p>
         </w:tc>
@@ -20730,7 +20655,7 @@
               <w:rPr>
                 <w:sz w:val="24"/>
               </w:rPr>
-              <w:t>балл объема</w:t>
+              <w:t>Балл объема</w:t>
             </w:r>
           </w:p>
         </w:tc>
@@ -20812,7 +20737,7 @@
               <w:rPr>
                 <w:sz w:val="24"/>
               </w:rPr>
-              <w:t>порог 5 % изменения 12-месячной средней за 6 и 12 месяцев; пик - не менее 95 % максимума</w:t>
+              <w:t>Порог 5 % изменения 12-месячной средней за 6 и 12 месяцев; пик - не менее 95 % максимума</w:t>
             </w:r>
           </w:p>
         </w:tc>
@@ -20831,7 +20756,7 @@
               <w:rPr>
                 <w:sz w:val="24"/>
               </w:rPr>
-              <w:t>методика описывает фазы качественно</w:t>
+              <w:t>Методика описывает фазы качественно</w:t>
             </w:r>
           </w:p>
         </w:tc>
@@ -20850,7 +20775,7 @@
               <w:rPr>
                 <w:sz w:val="24"/>
               </w:rPr>
-              <w:t>фаза кластера</w:t>
+              <w:t>Фаза кластера</w:t>
             </w:r>
           </w:p>
         </w:tc>
@@ -20951,7 +20876,7 @@
               <w:rPr>
                 <w:sz w:val="24"/>
               </w:rPr>
-              <w:t>значение шаблона по умолчанию</w:t>
+              <w:t>Значение шаблона по умолчанию</w:t>
             </w:r>
           </w:p>
         </w:tc>
@@ -20970,7 +20895,7 @@
               <w:rPr>
                 <w:sz w:val="24"/>
               </w:rPr>
-              <w:t>сводный индекс</w:t>
+              <w:t>Сводный индекс</w:t>
             </w:r>
           </w:p>
         </w:tc>
@@ -21059,7 +20984,7 @@
               <w:rPr>
                 <w:sz w:val="24"/>
               </w:rPr>
-              <w:t>экспертная оценка</w:t>
+              <w:t>Экспертная оценка</w:t>
             </w:r>
           </w:p>
         </w:tc>
@@ -21078,7 +21003,7 @@
               <w:rPr>
                 <w:sz w:val="24"/>
               </w:rPr>
-              <w:t>данных о конкурентах в ЛР1 нет</w:t>
+              <w:t>Данных о конкурентах в ЛР1 нет</w:t>
             </w:r>
           </w:p>
         </w:tc>
@@ -21097,7 +21022,7 @@
               <w:rPr>
                 <w:sz w:val="24"/>
               </w:rPr>
-              <w:t>сумма баллов</w:t>
+              <w:t>Сумма баллов</w:t>
             </w:r>
           </w:p>
         </w:tc>
@@ -21180,7 +21105,7 @@
               <w:rPr>
                 <w:sz w:val="24"/>
               </w:rPr>
-              <w:t>англоязычные страны и ЕС как рабочая гипотеза</w:t>
+              <w:t>Англоязычные страны и ЕС как рабочая гипотеза</w:t>
             </w:r>
           </w:p>
         </w:tc>
@@ -21199,7 +21124,7 @@
               <w:rPr>
                 <w:sz w:val="24"/>
               </w:rPr>
-              <w:t>стартовая география ПЗ1; данные по странам тонкие</w:t>
+              <w:t>Стартовая география ПЗ1; данные по странам тонкие</w:t>
             </w:r>
           </w:p>
         </w:tc>
@@ -21218,7 +21143,7 @@
               <w:rPr>
                 <w:sz w:val="24"/>
               </w:rPr>
-              <w:t>границы ЛР2-3</w:t>
+              <w:t>Границы ЛР2-3</w:t>
             </w:r>
           </w:p>
         </w:tc>
@@ -21300,7 +21225,7 @@
               <w:rPr>
                 <w:sz w:val="24"/>
               </w:rPr>
-              <w:t>разовый/</w:t>
+              <w:t>Разовый/</w:t>
             </w:r>
             <w:r>
               <w:rPr>
@@ -21332,7 +21257,7 @@
               <w:rPr>
                 <w:sz w:val="24"/>
               </w:rPr>
-              <w:t>тарифы ПЗ1</w:t>
+              <w:t>Тарифы ПЗ1</w:t>
             </w:r>
           </w:p>
         </w:tc>
@@ -21351,7 +21276,7 @@
               <w:rPr>
                 <w:sz w:val="24"/>
               </w:rPr>
-              <w:t>чек первого года 54/101/149 </w:t>
+              <w:t>Чек первого года 54/101/149 </w:t>
             </w:r>
             <w:r>
               <w:rPr>
@@ -21440,7 +21365,7 @@
               <w:rPr>
                 <w:sz w:val="24"/>
               </w:rPr>
-              <w:t>граница 3-70 %, потребность 20-30 %, онлайн 60-70 %, платежеспособность 30-40 %</w:t>
+              <w:t>Граница 3-70 %, потребность 20-30 %, онлайн 60-70 %, платежеспособность 30-40 %</w:t>
             </w:r>
           </w:p>
         </w:tc>
@@ -21606,7 +21531,7 @@
               <w:rPr>
                 <w:sz w:val="24"/>
               </w:rPr>
-              <w:t>оценка</w:t>
+              <w:t>Оценка</w:t>
             </w:r>
           </w:p>
         </w:tc>
@@ -21733,7 +21658,7 @@
               <w:rPr>
                 <w:sz w:val="24"/>
               </w:rPr>
-              <w:t xml:space="preserve">практика </w:t>
+              <w:t xml:space="preserve">Практика </w:t>
             </w:r>
             <w:r>
               <w:rPr>
@@ -21772,7 +21697,7 @@
               <w:rPr>
                 <w:sz w:val="24"/>
               </w:rPr>
-              <w:t xml:space="preserve">драйвер </w:t>
+              <w:t xml:space="preserve">Драйвер </w:t>
             </w:r>
             <w:r>
               <w:rPr>
@@ -21899,7 +21824,7 @@
               <w:rPr>
                 <w:sz w:val="24"/>
               </w:rPr>
-              <w:t>множитель трафика</w:t>
+              <w:t>Множитель трафика</w:t>
             </w:r>
           </w:p>
         </w:tc>
@@ -22033,7 +21958,7 @@
               <w:rPr>
                 <w:sz w:val="24"/>
               </w:rPr>
-              <w:t xml:space="preserve">условия </w:t>
+              <w:t xml:space="preserve">Условия </w:t>
             </w:r>
             <w:r>
               <w:rPr>
@@ -22059,7 +21984,7 @@
               <w:rPr>
                 <w:sz w:val="24"/>
               </w:rPr>
-              <w:t>оборот канала</w:t>
+              <w:t>Оборот канала</w:t>
             </w:r>
           </w:p>
         </w:tc>
@@ -22160,7 +22085,7 @@
               <w:rPr>
                 <w:sz w:val="24"/>
               </w:rPr>
-              <w:t>профиль сайта</w:t>
+              <w:t>Профиль сайта</w:t>
             </w:r>
           </w:p>
         </w:tc>
@@ -22179,7 +22104,7 @@
               <w:rPr>
                 <w:sz w:val="24"/>
               </w:rPr>
-              <w:t>релевантный трафик</w:t>
+              <w:t>Релевантный трафик</w:t>
             </w:r>
           </w:p>
         </w:tc>
@@ -22261,7 +22186,7 @@
               <w:rPr>
                 <w:sz w:val="24"/>
               </w:rPr>
-              <w:t>только пять стран</w:t>
+              <w:t>Только пять стран</w:t>
             </w:r>
           </w:p>
         </w:tc>
@@ -22280,7 +22205,7 @@
               <w:rPr>
                 <w:sz w:val="24"/>
               </w:rPr>
-              <w:t>ограничение режима</w:t>
+              <w:t>Ограничение режима</w:t>
             </w:r>
           </w:p>
         </w:tc>
@@ -22299,7 +22224,7 @@
               <w:rPr>
                 <w:sz w:val="24"/>
               </w:rPr>
-              <w:t>доля целевых стран занижена</w:t>
+              <w:t>Доля целевых стран занижена</w:t>
             </w:r>
           </w:p>
         </w:tc>
@@ -22381,7 +22306,7 @@
               <w:rPr>
                 <w:sz w:val="24"/>
               </w:rPr>
-              <w:t>по 12 сайтам</w:t>
+              <w:t>По 12 сайтам</w:t>
             </w:r>
           </w:p>
         </w:tc>
@@ -22400,7 +22325,7 @@
               <w:rPr>
                 <w:sz w:val="24"/>
               </w:rPr>
-              <w:t xml:space="preserve">нет данных </w:t>
+              <w:t xml:space="preserve">Нет данных </w:t>
             </w:r>
             <w:r>
               <w:rPr>
@@ -22452,7 +22377,7 @@
               <w:rPr>
                 <w:sz w:val="24"/>
               </w:rPr>
-              <w:t>индекс ресурсной силы 0,70</w:t>
+              <w:t>Индекс ресурсной силы 0,70</w:t>
             </w:r>
           </w:p>
         </w:tc>
@@ -22618,7 +22543,7 @@
               <w:rPr>
                 <w:sz w:val="24"/>
               </w:rPr>
-              <w:t>шаблон дает суммы, методика - шкалу 1-5</w:t>
+              <w:t>Шаблон дает суммы, методика - шкалу 1-5</w:t>
             </w:r>
           </w:p>
         </w:tc>
@@ -22637,7 +22562,7 @@
               <w:rPr>
                 <w:sz w:val="24"/>
               </w:rPr>
-              <w:t>матрица и среднее 3,55</w:t>
+              <w:t>Матрица и среднее 3,55</w:t>
             </w:r>
           </w:p>
         </w:tc>
@@ -22720,7 +22645,7 @@
               <w:rPr>
                 <w:sz w:val="24"/>
               </w:rPr>
-              <w:t>среднее отношение органики и платного поиска к порогам</w:t>
+              <w:t>Среднее отношение органики и платного поиска к порогам</w:t>
             </w:r>
           </w:p>
         </w:tc>
@@ -22739,7 +22664,7 @@
               <w:rPr>
                 <w:sz w:val="24"/>
               </w:rPr>
-              <w:t xml:space="preserve">нет данных </w:t>
+              <w:t xml:space="preserve">Нет данных </w:t>
             </w:r>
             <w:r>
               <w:rPr>
@@ -22791,7 +22716,7 @@
               <w:rPr>
                 <w:sz w:val="24"/>
               </w:rPr>
-              <w:t>балл 3</w:t>
+              <w:t>Балл 3</w:t>
             </w:r>
           </w:p>
         </w:tc>
@@ -22911,7 +22836,7 @@
               <w:rPr>
                 <w:sz w:val="24"/>
               </w:rPr>
-              <w:t>балл 3</w:t>
+              <w:t>Балл 3</w:t>
             </w:r>
           </w:p>
         </w:tc>
@@ -22993,7 +22918,7 @@
               <w:rPr>
                 <w:sz w:val="24"/>
               </w:rPr>
-              <w:t>деление на 1,04</w:t>
+              <w:t>Деление на 1,04</w:t>
             </w:r>
           </w:p>
         </w:tc>
@@ -23012,7 +22937,7 @@
               <w:rPr>
                 <w:sz w:val="24"/>
               </w:rPr>
-              <w:t>сумма весов не равна 1</w:t>
+              <w:t>Сумма весов не равна 1</w:t>
             </w:r>
           </w:p>
         </w:tc>
@@ -23031,7 +22956,7 @@
               <w:rPr>
                 <w:sz w:val="24"/>
               </w:rPr>
-              <w:t>индекс 3,15 вместо 3,28</w:t>
+              <w:t>Индекс 3,15 вместо 3,28</w:t>
             </w:r>
           </w:p>
         </w:tc>
@@ -23132,7 +23057,7 @@
               <w:rPr>
                 <w:sz w:val="24"/>
               </w:rPr>
-              <w:t>нет количественных данных о качестве товара</w:t>
+              <w:t>Нет количественных данных о качестве товара</w:t>
             </w:r>
           </w:p>
         </w:tc>
@@ -23151,7 +23076,7 @@
               <w:rPr>
                 <w:sz w:val="24"/>
               </w:rPr>
-              <w:t>уровни конкуренции и рейтинги</w:t>
+              <w:t>Уровни конкуренции и рейтинги</w:t>
             </w:r>
           </w:p>
         </w:tc>
@@ -23233,7 +23158,7 @@
               <w:rPr>
                 <w:sz w:val="24"/>
               </w:rPr>
-              <w:t>назначены аналитиком</w:t>
+              <w:t>Назначены аналитиком</w:t>
             </w:r>
           </w:p>
         </w:tc>
@@ -23252,7 +23177,7 @@
               <w:rPr>
                 <w:sz w:val="24"/>
               </w:rPr>
-              <w:t>категории заданы по страницам сайтов конкурентов</w:t>
+              <w:t>Категории заданы по страницам сайтов конкурентов</w:t>
             </w:r>
           </w:p>
         </w:tc>
@@ -23271,7 +23196,7 @@
               <w:rPr>
                 <w:sz w:val="24"/>
               </w:rPr>
-              <w:t>статусы признаков</w:t>
+              <w:t>Статусы признаков</w:t>
             </w:r>
           </w:p>
         </w:tc>
@@ -23372,7 +23297,7 @@
               <w:rPr>
                 <w:sz w:val="24"/>
               </w:rPr>
-              <w:t>значения шаблонов</w:t>
+              <w:t>Значения шаблонов</w:t>
             </w:r>
           </w:p>
         </w:tc>
@@ -23391,7 +23316,7 @@
               <w:rPr>
                 <w:sz w:val="24"/>
               </w:rPr>
-              <w:t>список стандартов</w:t>
+              <w:t>Список стандартов</w:t>
             </w:r>
           </w:p>
         </w:tc>
@@ -23492,7 +23417,7 @@
               <w:rPr>
                 <w:sz w:val="24"/>
               </w:rPr>
-              <w:t>достаточность открытых данных</w:t>
+              <w:t>Достаточность открытых данных</w:t>
             </w:r>
           </w:p>
         </w:tc>
@@ -23511,7 +23436,7 @@
               <w:rPr>
                 <w:sz w:val="24"/>
               </w:rPr>
-              <w:t>доли признаков</w:t>
+              <w:t>Доли признаков</w:t>
             </w:r>
           </w:p>
         </w:tc>
@@ -23593,7 +23518,7 @@
               <w:rPr>
                 <w:sz w:val="24"/>
               </w:rPr>
-              <w:t>по ЛР1-ЛР5 и просмотренным страницам</w:t>
+              <w:t>По ЛР1-ЛР5 и просмотренным страницам</w:t>
             </w:r>
           </w:p>
         </w:tc>
@@ -23612,7 +23537,7 @@
               <w:rPr>
                 <w:sz w:val="24"/>
               </w:rPr>
-              <w:t>оценки аналитика</w:t>
+              <w:t>Оценки аналитика</w:t>
             </w:r>
           </w:p>
         </w:tc>
@@ -23631,7 +23556,7 @@
               <w:rPr>
                 <w:sz w:val="24"/>
               </w:rPr>
-              <w:t>индексы и статусы</w:t>
+              <w:t>Индексы и статусы</w:t>
             </w:r>
           </w:p>
         </w:tc>
@@ -23732,7 +23657,7 @@
               <w:rPr>
                 <w:sz w:val="24"/>
               </w:rPr>
-              <w:t>базовая воронка ЛР2-3</w:t>
+              <w:t>Базовая воронка ЛР2-3</w:t>
             </w:r>
           </w:p>
         </w:tc>
@@ -23751,7 +23676,7 @@
               <w:rPr>
                 <w:sz w:val="24"/>
               </w:rPr>
-              <w:t>расчетная выручка</w:t>
+              <w:t>Расчетная выручка</w:t>
             </w:r>
           </w:p>
         </w:tc>
@@ -23852,7 +23777,7 @@
               <w:rPr>
                 <w:sz w:val="24"/>
               </w:rPr>
-              <w:t>сложность и ценность</w:t>
+              <w:t>Сложность и ценность</w:t>
             </w:r>
           </w:p>
         </w:tc>
@@ -23871,7 +23796,7 @@
               <w:rPr>
                 <w:sz w:val="24"/>
               </w:rPr>
-              <w:t>состав первого релиза</w:t>
+              <w:t>Состав первого релиза</w:t>
             </w:r>
           </w:p>
         </w:tc>
@@ -24031,7 +23956,7 @@
               <w:rPr>
                 <w:sz w:val="24"/>
               </w:rPr>
-              <w:t>связность книг</w:t>
+              <w:t>Связность книг</w:t>
             </w:r>
           </w:p>
         </w:tc>
@@ -24133,7 +24058,7 @@
               <w:rPr>
                 <w:sz w:val="24"/>
               </w:rPr>
-              <w:t xml:space="preserve">скрипт </w:t>
+              <w:t xml:space="preserve">Скрипт </w:t>
             </w:r>
             <w:r>
               <w:rPr>
@@ -24186,7 +24111,7 @@
               <w:rPr>
                 <w:sz w:val="24"/>
               </w:rPr>
-              <w:t>измеренные данные отсутствуют (Р-8)</w:t>
+              <w:t>Измеренные данные отсутствуют (Р-8)</w:t>
             </w:r>
           </w:p>
         </w:tc>
@@ -24205,7 +24130,7 @@
               <w:rPr>
                 <w:sz w:val="24"/>
               </w:rPr>
-              <w:t>только справочные приложения Г, основные расчеты не менялись</w:t>
+              <w:t>Только справочные приложения Г, основные расчеты не менялись</w:t>
             </w:r>
           </w:p>
         </w:tc>
@@ -24388,7 +24313,7 @@
               <w:rPr>
                 <w:sz w:val="24"/>
               </w:rPr>
-              <w:t>справочное приложение Е ЛР6</w:t>
+              <w:t>Справочное приложение Е ЛР6</w:t>
             </w:r>
           </w:p>
         </w:tc>
@@ -24483,7 +24408,7 @@
               <w:rPr>
                 <w:sz w:val="24"/>
               </w:rPr>
-              <w:t>скрипт расчетных показателей: опора 1,5 млн запросов для «</w:t>
+              <w:t>Скрипт расчетных показателей: опора 1,5 млн запросов для «</w:t>
             </w:r>
             <w:r>
               <w:rPr>
@@ -24580,7 +24505,7 @@
               <w:rPr>
                 <w:sz w:val="24"/>
               </w:rPr>
-              <w:t>платные сервисы недоступны</w:t>
+              <w:t>Платные сервисы недоступны</w:t>
             </w:r>
           </w:p>
         </w:tc>
@@ -24599,7 +24524,7 @@
               <w:rPr>
                 <w:sz w:val="24"/>
               </w:rPr>
-              <w:t>справочное приложение Д ЛР4, вывод о платном поиске</w:t>
+              <w:t>Справочное приложение Д ЛР4, вывод о платном поиске</w:t>
             </w:r>
           </w:p>
         </w:tc>
@@ -24633,7 +24558,7 @@
         <w:jc w:val="center"/>
       </w:pPr>
       <w:bookmarkStart w:id="44" w:name="_bca307c9ddc33cca95799588788fa76d76b2631"/>
-      <w:bookmarkStart w:id="45" w:name="_Toc242313974"/>
+      <w:bookmarkStart w:id="45" w:name="_Toc242338639"/>
       <w:bookmarkEnd w:id="42"/>
       <w:r>
         <w:rPr>
@@ -24721,7 +24646,6 @@
             </w:pPr>
             <w:r>
               <w:rPr>
-                <w:b/>
                 <w:sz w:val="24"/>
               </w:rPr>
               <w:t>Работа</w:t>
@@ -24742,7 +24666,6 @@
             </w:pPr>
             <w:r>
               <w:rPr>
-                <w:b/>
                 <w:sz w:val="24"/>
               </w:rPr>
               <w:t>Отчет</w:t>
@@ -24763,14 +24686,12 @@
             </w:pPr>
             <w:r>
               <w:rPr>
-                <w:b/>
                 <w:sz w:val="24"/>
               </w:rPr>
               <w:t xml:space="preserve">Книги </w:t>
             </w:r>
             <w:r>
               <w:rPr>
-                <w:b/>
                 <w:i/>
                 <w:sz w:val="24"/>
               </w:rPr>
@@ -24792,7 +24713,6 @@
             </w:pPr>
             <w:r>
               <w:rPr>
-                <w:b/>
                 <w:sz w:val="24"/>
               </w:rPr>
               <w:t>Данные и расчеты</w:t>
@@ -24813,7 +24733,6 @@
             </w:pPr>
             <w:r>
               <w:rPr>
-                <w:b/>
                 <w:sz w:val="24"/>
               </w:rPr>
               <w:t>Рисунки и скриншоты</w:t>
@@ -25077,7 +24996,7 @@
               <w:rPr>
                 <w:sz w:val="24"/>
               </w:rPr>
-              <w:t xml:space="preserve">снимок </w:t>
+              <w:t xml:space="preserve">Снимок </w:t>
             </w:r>
             <w:r>
               <w:rPr>
@@ -25218,7 +25137,7 @@
               <w:rPr>
                 <w:sz w:val="24"/>
               </w:rPr>
-              <w:t>расчеты концентрации и барьеров, 19 проверок</w:t>
+              <w:t>Расчеты концентрации и барьеров, 19 проверок</w:t>
             </w:r>
           </w:p>
         </w:tc>
@@ -25594,7 +25513,7 @@
               <w:rPr>
                 <w:sz w:val="24"/>
               </w:rPr>
-              <w:t>сводка чисел из результатов ЛР2-ЛР6</w:t>
+              <w:t>Сводка чисел из результатов ЛР2-ЛР6</w:t>
             </w:r>
           </w:p>
         </w:tc>
@@ -25760,7 +25679,7 @@
         <w:jc w:val="center"/>
       </w:pPr>
       <w:bookmarkStart w:id="46" w:name="_fd317a62134e138eb2701d438d54cf5c4918713"/>
-      <w:bookmarkStart w:id="47" w:name="_Toc242313975"/>
+      <w:bookmarkStart w:id="47" w:name="_Toc242338640"/>
       <w:bookmarkEnd w:id="44"/>
       <w:r>
         <w:rPr>
@@ -25847,7 +25766,6 @@
             </w:pPr>
             <w:r>
               <w:rPr>
-                <w:b/>
                 <w:sz w:val="24"/>
               </w:rPr>
               <w:t>Показатель</w:t>
@@ -25868,7 +25786,6 @@
             </w:pPr>
             <w:r>
               <w:rPr>
-                <w:b/>
                 <w:sz w:val="24"/>
               </w:rPr>
               <w:t>Осторожный</w:t>
@@ -25889,7 +25806,6 @@
             </w:pPr>
             <w:r>
               <w:rPr>
-                <w:b/>
                 <w:sz w:val="24"/>
               </w:rPr>
               <w:t>Базовый</w:t>
@@ -25910,7 +25826,6 @@
             </w:pPr>
             <w:r>
               <w:rPr>
-                <w:b/>
                 <w:sz w:val="24"/>
               </w:rPr>
               <w:t>Оптимистичный</w:t>
@@ -26566,7 +26481,6 @@
             </w:pPr>
             <w:r>
               <w:rPr>
-                <w:b/>
                 <w:sz w:val="24"/>
               </w:rPr>
               <w:t>Показатель</w:t>
@@ -26587,7 +26501,6 @@
             </w:pPr>
             <w:r>
               <w:rPr>
-                <w:b/>
                 <w:sz w:val="24"/>
               </w:rPr>
               <w:t>Значение</w:t>
@@ -26608,7 +26521,6 @@
             </w:pPr>
             <w:r>
               <w:rPr>
-                <w:b/>
                 <w:sz w:val="24"/>
               </w:rPr>
               <w:t>Источник</w:t>
@@ -27160,7 +27072,7 @@
         <w:jc w:val="center"/>
       </w:pPr>
       <w:bookmarkStart w:id="48" w:name="_a3b6e9849785cc4db668b72c41f8ffea4adbae2"/>
-      <w:bookmarkStart w:id="49" w:name="_Toc242313976"/>
+      <w:bookmarkStart w:id="49" w:name="_Toc242338641"/>
       <w:bookmarkEnd w:id="46"/>
       <w:r>
         <w:rPr>
@@ -27236,7 +27148,6 @@
             </w:pPr>
             <w:r>
               <w:rPr>
-                <w:b/>
                 <w:sz w:val="24"/>
               </w:rPr>
               <w:t>Показатель</w:t>
@@ -27257,7 +27168,6 @@
             </w:pPr>
             <w:r>
               <w:rPr>
-                <w:b/>
                 <w:sz w:val="24"/>
               </w:rPr>
               <w:t>Источник</w:t>
@@ -27278,7 +27188,6 @@
             </w:pPr>
             <w:r>
               <w:rPr>
-                <w:b/>
                 <w:sz w:val="24"/>
               </w:rPr>
               <w:t>Результат поиска в отчете</w:t>
@@ -27299,7 +27208,6 @@
             </w:pPr>
             <w:r>
               <w:rPr>
-                <w:b/>
                 <w:sz w:val="24"/>
               </w:rPr>
               <w:t>Вывод</w:t>
@@ -27375,7 +27283,7 @@
               <w:rPr>
                 <w:sz w:val="24"/>
               </w:rPr>
-              <w:t>найдено</w:t>
+              <w:t>Найдено</w:t>
             </w:r>
           </w:p>
         </w:tc>
@@ -27395,7 +27303,7 @@
               <w:rPr>
                 <w:sz w:val="24"/>
               </w:rPr>
-              <w:t>согласовано</w:t>
+              <w:t>Согласовано</w:t>
             </w:r>
           </w:p>
         </w:tc>
@@ -27465,7 +27373,7 @@
               <w:rPr>
                 <w:sz w:val="24"/>
               </w:rPr>
-              <w:t>найдено</w:t>
+              <w:t>Найдено</w:t>
             </w:r>
           </w:p>
         </w:tc>
@@ -27484,7 +27392,7 @@
               <w:rPr>
                 <w:sz w:val="24"/>
               </w:rPr>
-              <w:t>согласовано</w:t>
+              <w:t>Согласовано</w:t>
             </w:r>
           </w:p>
         </w:tc>
@@ -27547,7 +27455,7 @@
               <w:rPr>
                 <w:sz w:val="24"/>
               </w:rPr>
-              <w:t>найдено</w:t>
+              <w:t>Найдено</w:t>
             </w:r>
           </w:p>
         </w:tc>
@@ -27566,7 +27474,7 @@
               <w:rPr>
                 <w:sz w:val="24"/>
               </w:rPr>
-              <w:t>согласовано</w:t>
+              <w:t>Согласовано</w:t>
             </w:r>
           </w:p>
         </w:tc>
@@ -27642,7 +27550,7 @@
               <w:rPr>
                 <w:sz w:val="24"/>
               </w:rPr>
-              <w:t>найдено</w:t>
+              <w:t>Найдено</w:t>
             </w:r>
           </w:p>
         </w:tc>
@@ -27661,7 +27569,7 @@
               <w:rPr>
                 <w:sz w:val="24"/>
               </w:rPr>
-              <w:t>согласовано</w:t>
+              <w:t>Согласовано</w:t>
             </w:r>
           </w:p>
         </w:tc>
@@ -27724,7 +27632,7 @@
               <w:rPr>
                 <w:sz w:val="24"/>
               </w:rPr>
-              <w:t>найдено</w:t>
+              <w:t>Найдено</w:t>
             </w:r>
           </w:p>
         </w:tc>
@@ -27743,7 +27651,7 @@
               <w:rPr>
                 <w:sz w:val="24"/>
               </w:rPr>
-              <w:t>согласовано</w:t>
+              <w:t>Согласовано</w:t>
             </w:r>
           </w:p>
         </w:tc>
@@ -27806,7 +27714,7 @@
               <w:rPr>
                 <w:sz w:val="24"/>
               </w:rPr>
-              <w:t>найдено</w:t>
+              <w:t>Найдено</w:t>
             </w:r>
           </w:p>
         </w:tc>
@@ -27825,7 +27733,7 @@
               <w:rPr>
                 <w:sz w:val="24"/>
               </w:rPr>
-              <w:t>согласовано</w:t>
+              <w:t>Согласовано</w:t>
             </w:r>
           </w:p>
         </w:tc>
@@ -27902,7 +27810,7 @@
               <w:rPr>
                 <w:sz w:val="24"/>
               </w:rPr>
-              <w:t>найдено</w:t>
+              <w:t>Найдено</w:t>
             </w:r>
           </w:p>
         </w:tc>
@@ -27921,7 +27829,7 @@
               <w:rPr>
                 <w:sz w:val="24"/>
               </w:rPr>
-              <w:t>согласовано</w:t>
+              <w:t>Согласовано</w:t>
             </w:r>
           </w:p>
         </w:tc>
@@ -27991,7 +27899,7 @@
               <w:rPr>
                 <w:sz w:val="24"/>
               </w:rPr>
-              <w:t>найдено</w:t>
+              <w:t>Найдено</w:t>
             </w:r>
           </w:p>
         </w:tc>
@@ -28010,7 +27918,7 @@
               <w:rPr>
                 <w:sz w:val="24"/>
               </w:rPr>
-              <w:t>согласовано</w:t>
+              <w:t>Согласовано</w:t>
             </w:r>
           </w:p>
         </w:tc>
